--- a/基于微信小程序的校园活动报名系统设计与实现.docx
+++ b/基于微信小程序的校园活动报名系统设计与实现.docx
@@ -110,9 +110,9 @@
         <w:rPr>
           <w:rFonts w:hint="eastAsia" w:ascii="宋体" w:hAnsi="宋体"/>
           <w:b/>
+          <w:bCs w:val="0"/>
           <w:sz w:val="36"/>
           <w:szCs w:val="36"/>
-          <w:u w:val="single"/>
         </w:rPr>
       </w:pPr>
       <w:r>
@@ -131,20 +131,18 @@
           <w:szCs w:val="36"/>
           <w:u w:val="single"/>
         </w:rPr>
-        <w:t xml:space="preserve"> 基于微信小程序的校园活动报</w:t>
-      </w:r>
-    </w:p>
-    <w:p>
-      <w:pPr>
+        <w:t xml:space="preserve"> </w:t>
+      </w:r>
+      <w:r>
         <w:rPr>
           <w:rFonts w:hint="eastAsia" w:ascii="宋体" w:hAnsi="宋体"/>
-        </w:rPr>
-      </w:pPr>
-      <w:r>
-        <w:rPr>
-          <w:rFonts w:hint="eastAsia" w:ascii="宋体" w:hAnsi="宋体"/>
-        </w:rPr>
-        <w:t xml:space="preserve">                             </w:t>
+          <w:b/>
+          <w:bCs w:val="0"/>
+          <w:sz w:val="36"/>
+          <w:szCs w:val="36"/>
+          <w:u w:val="single"/>
+        </w:rPr>
+        <w:t>基于微信小程序的校园活动报</w:t>
       </w:r>
     </w:p>
     <w:p>
@@ -158,10 +156,23 @@
       <w:r>
         <w:rPr>
           <w:rFonts w:hint="eastAsia" w:ascii="宋体" w:hAnsi="宋体"/>
+          <w:b/>
+          <w:bCs w:val="0"/>
           <w:sz w:val="36"/>
           <w:szCs w:val="36"/>
         </w:rPr>
         <w:t xml:space="preserve">              </w:t>
+      </w:r>
+      <w:r>
+        <w:rPr>
+          <w:rFonts w:hint="eastAsia" w:ascii="宋体" w:hAnsi="宋体"/>
+          <w:b/>
+          <w:bCs w:val="0"/>
+          <w:sz w:val="36"/>
+          <w:szCs w:val="36"/>
+          <w:u w:val="single"/>
+        </w:rPr>
+        <w:t xml:space="preserve"> 名系统设计与实现</w:t>
       </w:r>
       <w:r>
         <w:rPr>
@@ -171,7 +182,7 @@
           <w:szCs w:val="36"/>
           <w:u w:val="single"/>
         </w:rPr>
-        <w:t xml:space="preserve"> 名系统设计与实现          </w:t>
+        <w:t xml:space="preserve">          </w:t>
       </w:r>
     </w:p>
     <w:p>
@@ -197,9 +208,10 @@
         <w:spacing w:line="540" w:lineRule="exact"/>
         <w:ind w:firstLine="563" w:firstLineChars="128"/>
         <w:rPr>
-          <w:rFonts w:hint="eastAsia" w:ascii="宋体" w:hAnsi="宋体"/>
+          <w:rFonts w:hint="eastAsia" w:ascii="宋体" w:hAnsi="宋体" w:eastAsia="宋体"/>
           <w:sz w:val="36"/>
           <w:szCs w:val="36"/>
+          <w:lang w:val="en-US" w:eastAsia="zh-CN"/>
         </w:rPr>
       </w:pPr>
       <w:r>
@@ -218,44 +230,17 @@
           <w:szCs w:val="36"/>
           <w:u w:val="single"/>
         </w:rPr>
-        <w:t xml:space="preserve"> 人工智能学院              </w:t>
-      </w:r>
-    </w:p>
-    <w:p>
-      <w:pPr>
-        <w:spacing w:line="540" w:lineRule="exact"/>
+        <w:t xml:space="preserve"> </w:t>
+      </w:r>
+      <w:r>
         <w:rPr>
           <w:rFonts w:hint="eastAsia" w:ascii="宋体" w:hAnsi="宋体"/>
-          <w:sz w:val="36"/>
-          <w:szCs w:val="36"/>
-        </w:rPr>
-      </w:pPr>
-    </w:p>
-    <w:p>
-      <w:pPr>
-        <w:spacing w:line="540" w:lineRule="exact"/>
-        <w:ind w:firstLine="563" w:firstLineChars="128"/>
-        <w:rPr>
-          <w:rFonts w:hint="eastAsia" w:ascii="宋体" w:hAnsi="宋体"/>
-          <w:sz w:val="36"/>
-          <w:szCs w:val="36"/>
-        </w:rPr>
-      </w:pPr>
-      <w:r>
-        <w:rPr>
-          <w:rFonts w:hint="eastAsia" w:ascii="宋体" w:hAnsi="宋体"/>
-          <w:sz w:val="44"/>
-          <w:szCs w:val="44"/>
-        </w:rPr>
-        <w:t>专    业</w:t>
-      </w:r>
-      <w:r>
-        <w:rPr>
-          <w:rFonts w:hint="eastAsia" w:ascii="宋体" w:hAnsi="宋体"/>
-          <w:sz w:val="36"/>
-          <w:szCs w:val="36"/>
-        </w:rPr>
-        <w:t xml:space="preserve"> </w:t>
+          <w:b/>
+          <w:sz w:val="32"/>
+          <w:szCs w:val="32"/>
+          <w:u w:val="single"/>
+        </w:rPr>
+        <w:t>人工智能学院</w:t>
       </w:r>
       <w:r>
         <w:rPr>
@@ -265,45 +250,56 @@
           <w:szCs w:val="36"/>
           <w:u w:val="single"/>
         </w:rPr>
-        <w:t xml:space="preserve"> 计算机科学与技术（专升本）</w:t>
-      </w:r>
-    </w:p>
-    <w:p>
-      <w:pPr>
-        <w:spacing w:line="540" w:lineRule="exact"/>
-        <w:rPr>
-          <w:rFonts w:hint="eastAsia" w:ascii="宋体" w:hAnsi="宋体"/>
-          <w:sz w:val="36"/>
-          <w:szCs w:val="36"/>
-        </w:rPr>
-      </w:pPr>
-    </w:p>
-    <w:p>
-      <w:pPr>
-        <w:spacing w:line="540" w:lineRule="exact"/>
+        <w:t xml:space="preserve">              </w:t>
+      </w:r>
+      <w:r>
         <w:rPr>
           <w:rFonts w:hint="eastAsia" w:ascii="宋体" w:hAnsi="宋体"/>
           <w:b/>
           <w:sz w:val="36"/>
           <w:szCs w:val="36"/>
           <w:u w:val="single"/>
-        </w:rPr>
-      </w:pPr>
-      <w:r>
+          <w:lang w:val="en-US" w:eastAsia="zh-CN"/>
+        </w:rPr>
+        <w:t xml:space="preserve"> </w:t>
+      </w:r>
+    </w:p>
+    <w:p>
+      <w:pPr>
+        <w:spacing w:line="540" w:lineRule="exact"/>
         <w:rPr>
           <w:rFonts w:hint="eastAsia" w:ascii="宋体" w:hAnsi="宋体"/>
           <w:sz w:val="36"/>
           <w:szCs w:val="36"/>
         </w:rPr>
-        <w:t xml:space="preserve">   </w:t>
-      </w:r>
+      </w:pPr>
+    </w:p>
+    <w:p>
+      <w:pPr>
+        <w:spacing w:line="540" w:lineRule="exact"/>
+        <w:ind w:firstLine="563" w:firstLineChars="128"/>
+        <w:rPr>
+          <w:rFonts w:hint="default" w:ascii="宋体" w:hAnsi="宋体" w:eastAsia="宋体"/>
+          <w:sz w:val="36"/>
+          <w:szCs w:val="36"/>
+          <w:lang w:val="en-US" w:eastAsia="zh-CN"/>
+        </w:rPr>
+      </w:pPr>
       <w:r>
         <w:rPr>
           <w:rFonts w:hint="eastAsia" w:ascii="宋体" w:hAnsi="宋体"/>
           <w:sz w:val="44"/>
           <w:szCs w:val="44"/>
         </w:rPr>
-        <w:t xml:space="preserve">年级班级 </w:t>
+        <w:t>专    业</w:t>
+      </w:r>
+      <w:r>
+        <w:rPr>
+          <w:rFonts w:hint="eastAsia" w:ascii="宋体" w:hAnsi="宋体"/>
+          <w:sz w:val="36"/>
+          <w:szCs w:val="36"/>
+        </w:rPr>
+        <w:t xml:space="preserve"> </w:t>
       </w:r>
       <w:r>
         <w:rPr>
@@ -313,13 +309,68 @@
           <w:szCs w:val="36"/>
           <w:u w:val="single"/>
         </w:rPr>
-        <w:t xml:space="preserve"> 2024 级计算机科学与技术   </w:t>
+        <w:t xml:space="preserve"> </w:t>
+      </w:r>
+      <w:r>
+        <w:rPr>
+          <w:rFonts w:hint="eastAsia" w:ascii="宋体" w:hAnsi="宋体"/>
+          <w:b/>
+          <w:sz w:val="32"/>
+          <w:szCs w:val="32"/>
+          <w:u w:val="single"/>
+        </w:rPr>
+        <w:t>计算机科学与技术（专升本）</w:t>
+      </w:r>
+      <w:r>
+        <w:rPr>
+          <w:rFonts w:hint="eastAsia" w:ascii="宋体" w:hAnsi="宋体"/>
+          <w:b/>
+          <w:sz w:val="32"/>
+          <w:szCs w:val="32"/>
+          <w:u w:val="single"/>
+          <w:lang w:val="en-US" w:eastAsia="zh-CN"/>
+        </w:rPr>
+        <w:t xml:space="preserve">   </w:t>
       </w:r>
     </w:p>
     <w:p>
       <w:pPr>
         <w:spacing w:line="540" w:lineRule="exact"/>
-        <w:ind w:left="2100" w:firstLine="420"/>
+        <w:rPr>
+          <w:rFonts w:hint="eastAsia" w:ascii="宋体" w:hAnsi="宋体"/>
+          <w:sz w:val="36"/>
+          <w:szCs w:val="36"/>
+        </w:rPr>
+      </w:pPr>
+    </w:p>
+    <w:p>
+      <w:pPr>
+        <w:spacing w:line="540" w:lineRule="exact"/>
+        <w:rPr>
+          <w:rFonts w:hint="eastAsia" w:ascii="宋体" w:hAnsi="宋体"/>
+          <w:b/>
+          <w:sz w:val="32"/>
+          <w:szCs w:val="32"/>
+          <w:u w:val="single"/>
+        </w:rPr>
+      </w:pPr>
+      <w:r>
+        <w:rPr>
+          <w:rFonts w:hint="eastAsia" w:ascii="宋体" w:hAnsi="宋体"/>
+          <w:sz w:val="36"/>
+          <w:szCs w:val="36"/>
+        </w:rPr>
+        <w:t xml:space="preserve">   </w:t>
+      </w:r>
+      <w:r>
+        <w:rPr>
+          <w:rFonts w:hint="eastAsia" w:ascii="宋体" w:hAnsi="宋体"/>
+          <w:sz w:val="44"/>
+          <w:szCs w:val="44"/>
+        </w:rPr>
+        <w:t xml:space="preserve">年级班级 </w:t>
+      </w:r>
+      <w:r>
         <w:rPr>
           <w:rFonts w:hint="eastAsia" w:ascii="宋体" w:hAnsi="宋体"/>
           <w:b/>
@@ -327,8 +378,44 @@
           <w:szCs w:val="36"/>
           <w:u w:val="single"/>
         </w:rPr>
-      </w:pPr>
-      <w:r>
+        <w:t xml:space="preserve"> </w:t>
+      </w:r>
+      <w:r>
+        <w:rPr>
+          <w:rFonts w:hint="eastAsia" w:ascii="宋体" w:hAnsi="宋体"/>
+          <w:b/>
+          <w:sz w:val="32"/>
+          <w:szCs w:val="32"/>
+          <w:u w:val="single"/>
+        </w:rPr>
+        <w:t xml:space="preserve">2024 级计算机科学与技术 </w:t>
+      </w:r>
+      <w:r>
+        <w:rPr>
+          <w:rFonts w:hint="eastAsia" w:ascii="宋体" w:hAnsi="宋体"/>
+          <w:b/>
+          <w:sz w:val="32"/>
+          <w:szCs w:val="32"/>
+          <w:u w:val="single"/>
+          <w:lang w:val="en-US" w:eastAsia="zh-CN"/>
+        </w:rPr>
+        <w:t xml:space="preserve">   </w:t>
+      </w:r>
+      <w:r>
+        <w:rPr>
+          <w:rFonts w:hint="eastAsia" w:ascii="宋体" w:hAnsi="宋体"/>
+          <w:b/>
+          <w:sz w:val="32"/>
+          <w:szCs w:val="32"/>
+          <w:u w:val="single"/>
+        </w:rPr>
+        <w:t xml:space="preserve">  </w:t>
+      </w:r>
+    </w:p>
+    <w:p>
+      <w:pPr>
+        <w:spacing w:line="540" w:lineRule="exact"/>
+        <w:ind w:left="2100" w:firstLine="420"/>
         <w:rPr>
           <w:rFonts w:hint="eastAsia" w:ascii="宋体" w:hAnsi="宋体"/>
           <w:b/>
@@ -336,43 +423,16 @@
           <w:szCs w:val="36"/>
           <w:u w:val="single"/>
         </w:rPr>
-        <w:t xml:space="preserve">（专升本）04 班            </w:t>
-      </w:r>
-    </w:p>
-    <w:p>
-      <w:pPr>
-        <w:spacing w:line="540" w:lineRule="exact"/>
+      </w:pPr>
+      <w:r>
         <w:rPr>
           <w:rFonts w:hint="eastAsia" w:ascii="宋体" w:hAnsi="宋体"/>
-          <w:sz w:val="36"/>
-          <w:szCs w:val="36"/>
-        </w:rPr>
-      </w:pPr>
-    </w:p>
-    <w:p>
-      <w:pPr>
-        <w:spacing w:line="540" w:lineRule="exact"/>
-        <w:rPr>
-          <w:rFonts w:hint="eastAsia" w:ascii="宋体" w:hAnsi="宋体"/>
-          <w:sz w:val="36"/>
-          <w:szCs w:val="36"/>
-        </w:rPr>
-      </w:pPr>
-      <w:r>
-        <w:rPr>
-          <w:rFonts w:hint="eastAsia" w:ascii="宋体" w:hAnsi="宋体"/>
-          <w:sz w:val="36"/>
-          <w:szCs w:val="36"/>
-        </w:rPr>
-        <w:t xml:space="preserve">   </w:t>
-      </w:r>
-      <w:r>
-        <w:rPr>
-          <w:rFonts w:hint="eastAsia" w:ascii="宋体" w:hAnsi="宋体"/>
-          <w:sz w:val="44"/>
-          <w:szCs w:val="44"/>
-        </w:rPr>
-        <w:t xml:space="preserve">学    号 </w:t>
+          <w:b/>
+          <w:sz w:val="32"/>
+          <w:szCs w:val="32"/>
+          <w:u w:val="single"/>
+        </w:rPr>
+        <w:t>（专升本）04 班</w:t>
       </w:r>
       <w:r>
         <w:rPr>
@@ -382,43 +442,7 @@
           <w:szCs w:val="36"/>
           <w:u w:val="single"/>
         </w:rPr>
-        <w:t xml:space="preserve"> 202413143500187           </w:t>
-      </w:r>
-    </w:p>
-    <w:p>
-      <w:pPr>
-        <w:spacing w:line="540" w:lineRule="exact"/>
-        <w:rPr>
-          <w:rFonts w:hint="eastAsia" w:ascii="宋体" w:hAnsi="宋体"/>
-          <w:sz w:val="36"/>
-          <w:szCs w:val="36"/>
-        </w:rPr>
-      </w:pPr>
-    </w:p>
-    <w:p>
-      <w:pPr>
-        <w:spacing w:line="540" w:lineRule="exact"/>
-        <w:rPr>
-          <w:rFonts w:hint="eastAsia" w:ascii="宋体" w:hAnsi="宋体"/>
-          <w:sz w:val="36"/>
-          <w:szCs w:val="36"/>
-        </w:rPr>
-      </w:pPr>
-      <w:r>
-        <w:rPr>
-          <w:rFonts w:hint="eastAsia" w:ascii="宋体" w:hAnsi="宋体"/>
-          <w:sz w:val="36"/>
-          <w:szCs w:val="36"/>
-        </w:rPr>
-        <w:t xml:space="preserve">   </w:t>
-      </w:r>
-      <w:r>
-        <w:rPr>
-          <w:rFonts w:hint="eastAsia" w:ascii="宋体" w:hAnsi="宋体"/>
-          <w:sz w:val="44"/>
-          <w:szCs w:val="44"/>
-        </w:rPr>
-        <w:t xml:space="preserve">学生姓名 </w:t>
+        <w:t xml:space="preserve">         </w:t>
       </w:r>
       <w:r>
         <w:rPr>
@@ -427,44 +451,9 @@
           <w:sz w:val="36"/>
           <w:szCs w:val="36"/>
           <w:u w:val="single"/>
-        </w:rPr>
-        <w:t xml:space="preserve"> 林嘉宇                    </w:t>
-      </w:r>
-    </w:p>
-    <w:p>
-      <w:pPr>
-        <w:spacing w:line="540" w:lineRule="exact"/>
-        <w:rPr>
-          <w:rFonts w:hint="eastAsia" w:ascii="宋体" w:hAnsi="宋体"/>
-          <w:sz w:val="36"/>
-          <w:szCs w:val="36"/>
-        </w:rPr>
-      </w:pPr>
-    </w:p>
-    <w:p>
-      <w:pPr>
-        <w:spacing w:line="540" w:lineRule="exact"/>
-        <w:ind w:firstLine="563" w:firstLineChars="128"/>
-        <w:rPr>
-          <w:rFonts w:ascii="Times New Roman" w:hAnsi="Times New Roman"/>
-          <w:sz w:val="24"/>
-        </w:rPr>
-      </w:pPr>
-      <w:r>
-        <w:rPr>
-          <w:rFonts w:hint="eastAsia" w:ascii="宋体" w:hAnsi="宋体"/>
-          <w:sz w:val="44"/>
-          <w:szCs w:val="44"/>
-        </w:rPr>
-        <w:t>指导教师</w:t>
-      </w:r>
-      <w:r>
-        <w:rPr>
-          <w:rFonts w:hint="eastAsia" w:ascii="宋体" w:hAnsi="宋体"/>
-          <w:sz w:val="36"/>
-          <w:szCs w:val="36"/>
-        </w:rPr>
-        <w:t xml:space="preserve"> </w:t>
+          <w:lang w:val="en-US" w:eastAsia="zh-CN"/>
+        </w:rPr>
+        <w:t xml:space="preserve">  </w:t>
       </w:r>
       <w:r>
         <w:rPr>
@@ -474,7 +463,35 @@
           <w:szCs w:val="36"/>
           <w:u w:val="single"/>
         </w:rPr>
-        <w:t xml:space="preserve"> 覃静洁   </w:t>
+        <w:t xml:space="preserve">   </w:t>
+      </w:r>
+    </w:p>
+    <w:p>
+      <w:pPr>
+        <w:spacing w:line="540" w:lineRule="exact"/>
+        <w:rPr>
+          <w:rFonts w:hint="eastAsia" w:ascii="宋体" w:hAnsi="宋体"/>
+          <w:sz w:val="36"/>
+          <w:szCs w:val="36"/>
+        </w:rPr>
+      </w:pPr>
+    </w:p>
+    <w:p>
+      <w:pPr>
+        <w:spacing w:line="540" w:lineRule="exact"/>
+        <w:rPr>
+          <w:rFonts w:hint="eastAsia" w:ascii="宋体" w:hAnsi="宋体"/>
+          <w:sz w:val="36"/>
+          <w:szCs w:val="36"/>
+        </w:rPr>
+      </w:pPr>
+      <w:r>
+        <w:rPr>
+          <w:rFonts w:hint="eastAsia" w:ascii="宋体" w:hAnsi="宋体"/>
+          <w:sz w:val="36"/>
+          <w:szCs w:val="36"/>
+        </w:rPr>
+        <w:t xml:space="preserve">   </w:t>
       </w:r>
       <w:r>
         <w:rPr>
@@ -482,15 +499,7 @@
           <w:sz w:val="44"/>
           <w:szCs w:val="44"/>
         </w:rPr>
-        <w:t>职称</w:t>
-      </w:r>
-      <w:r>
-        <w:rPr>
-          <w:rFonts w:hint="eastAsia" w:ascii="宋体" w:hAnsi="宋体"/>
-          <w:sz w:val="36"/>
-          <w:szCs w:val="36"/>
-        </w:rPr>
-        <w:t xml:space="preserve"> </w:t>
+        <w:t xml:space="preserve">学    号 </w:t>
       </w:r>
       <w:r>
         <w:rPr>
@@ -500,8 +509,244 @@
           <w:szCs w:val="36"/>
           <w:u w:val="single"/>
         </w:rPr>
-        <w:t xml:space="preserve">           </w:t>
-      </w:r>
+        <w:t xml:space="preserve"> </w:t>
+      </w:r>
+      <w:r>
+        <w:rPr>
+          <w:rFonts w:hint="eastAsia" w:ascii="宋体" w:hAnsi="宋体"/>
+          <w:b/>
+          <w:sz w:val="32"/>
+          <w:szCs w:val="32"/>
+          <w:u w:val="single"/>
+        </w:rPr>
+        <w:t xml:space="preserve">202413143500187 </w:t>
+      </w:r>
+      <w:r>
+        <w:rPr>
+          <w:rFonts w:hint="eastAsia" w:ascii="宋体" w:hAnsi="宋体"/>
+          <w:b/>
+          <w:sz w:val="36"/>
+          <w:szCs w:val="36"/>
+          <w:u w:val="single"/>
+        </w:rPr>
+        <w:t xml:space="preserve">    </w:t>
+      </w:r>
+      <w:r>
+        <w:rPr>
+          <w:rFonts w:hint="eastAsia" w:ascii="宋体" w:hAnsi="宋体"/>
+          <w:b/>
+          <w:sz w:val="36"/>
+          <w:szCs w:val="36"/>
+          <w:u w:val="single"/>
+          <w:lang w:val="en-US" w:eastAsia="zh-CN"/>
+        </w:rPr>
+        <w:t xml:space="preserve">  </w:t>
+      </w:r>
+      <w:r>
+        <w:rPr>
+          <w:rFonts w:hint="eastAsia" w:ascii="宋体" w:hAnsi="宋体"/>
+          <w:b/>
+          <w:sz w:val="36"/>
+          <w:szCs w:val="36"/>
+          <w:u w:val="single"/>
+        </w:rPr>
+        <w:t xml:space="preserve">     </w:t>
+      </w:r>
+    </w:p>
+    <w:p>
+      <w:pPr>
+        <w:spacing w:line="540" w:lineRule="exact"/>
+        <w:rPr>
+          <w:rFonts w:hint="eastAsia" w:ascii="宋体" w:hAnsi="宋体"/>
+          <w:sz w:val="36"/>
+          <w:szCs w:val="36"/>
+        </w:rPr>
+      </w:pPr>
+    </w:p>
+    <w:p>
+      <w:pPr>
+        <w:spacing w:line="540" w:lineRule="exact"/>
+        <w:rPr>
+          <w:rFonts w:hint="eastAsia" w:ascii="宋体" w:hAnsi="宋体"/>
+          <w:sz w:val="36"/>
+          <w:szCs w:val="36"/>
+        </w:rPr>
+      </w:pPr>
+      <w:r>
+        <w:rPr>
+          <w:rFonts w:hint="eastAsia" w:ascii="宋体" w:hAnsi="宋体"/>
+          <w:sz w:val="36"/>
+          <w:szCs w:val="36"/>
+        </w:rPr>
+        <w:t xml:space="preserve">   </w:t>
+      </w:r>
+      <w:r>
+        <w:rPr>
+          <w:rFonts w:hint="eastAsia" w:ascii="宋体" w:hAnsi="宋体"/>
+          <w:sz w:val="44"/>
+          <w:szCs w:val="44"/>
+        </w:rPr>
+        <w:t xml:space="preserve">学生姓名 </w:t>
+      </w:r>
+      <w:r>
+        <w:rPr>
+          <w:rFonts w:hint="eastAsia" w:ascii="宋体" w:hAnsi="宋体"/>
+          <w:b/>
+          <w:sz w:val="36"/>
+          <w:szCs w:val="36"/>
+          <w:u w:val="single"/>
+        </w:rPr>
+        <w:t xml:space="preserve"> </w:t>
+      </w:r>
+      <w:r>
+        <w:rPr>
+          <w:rFonts w:hint="eastAsia" w:ascii="宋体" w:hAnsi="宋体"/>
+          <w:b/>
+          <w:sz w:val="32"/>
+          <w:szCs w:val="32"/>
+          <w:u w:val="single"/>
+        </w:rPr>
+        <w:t>林嘉宇</w:t>
+      </w:r>
+      <w:r>
+        <w:rPr>
+          <w:rFonts w:hint="eastAsia" w:ascii="宋体" w:hAnsi="宋体"/>
+          <w:b/>
+          <w:sz w:val="36"/>
+          <w:szCs w:val="36"/>
+          <w:u w:val="single"/>
+        </w:rPr>
+        <w:t xml:space="preserve">                    </w:t>
+      </w:r>
+    </w:p>
+    <w:p>
+      <w:pPr>
+        <w:spacing w:line="540" w:lineRule="exact"/>
+        <w:rPr>
+          <w:rFonts w:hint="eastAsia" w:ascii="宋体" w:hAnsi="宋体"/>
+          <w:sz w:val="36"/>
+          <w:szCs w:val="36"/>
+        </w:rPr>
+      </w:pPr>
+    </w:p>
+    <w:p>
+      <w:pPr>
+        <w:spacing w:line="540" w:lineRule="exact"/>
+        <w:ind w:firstLine="563" w:firstLineChars="128"/>
+        <w:rPr>
+          <w:rFonts w:hint="eastAsia" w:ascii="宋体" w:hAnsi="宋体"/>
+          <w:b/>
+          <w:sz w:val="36"/>
+          <w:szCs w:val="36"/>
+          <w:u w:val="single"/>
+        </w:rPr>
+      </w:pPr>
+      <w:r>
+        <w:rPr>
+          <w:rFonts w:hint="eastAsia" w:ascii="宋体" w:hAnsi="宋体"/>
+          <w:sz w:val="44"/>
+          <w:szCs w:val="44"/>
+        </w:rPr>
+        <w:t>指导教师</w:t>
+      </w:r>
+      <w:r>
+        <w:rPr>
+          <w:rFonts w:hint="eastAsia" w:ascii="宋体" w:hAnsi="宋体"/>
+          <w:sz w:val="36"/>
+          <w:szCs w:val="36"/>
+        </w:rPr>
+        <w:t xml:space="preserve"> </w:t>
+      </w:r>
+      <w:r>
+        <w:rPr>
+          <w:rFonts w:hint="eastAsia" w:ascii="宋体" w:hAnsi="宋体"/>
+          <w:b/>
+          <w:sz w:val="36"/>
+          <w:szCs w:val="36"/>
+          <w:u w:val="single"/>
+        </w:rPr>
+        <w:t xml:space="preserve"> </w:t>
+      </w:r>
+      <w:r>
+        <w:rPr>
+          <w:rFonts w:hint="eastAsia" w:ascii="宋体" w:hAnsi="宋体"/>
+          <w:b/>
+          <w:sz w:val="32"/>
+          <w:szCs w:val="32"/>
+          <w:u w:val="single"/>
+        </w:rPr>
+        <w:t>覃静洁</w:t>
+      </w:r>
+      <w:r>
+        <w:rPr>
+          <w:rFonts w:hint="eastAsia" w:ascii="宋体" w:hAnsi="宋体"/>
+          <w:b/>
+          <w:sz w:val="36"/>
+          <w:szCs w:val="36"/>
+          <w:u w:val="single"/>
+        </w:rPr>
+        <w:t xml:space="preserve">   </w:t>
+      </w:r>
+      <w:r>
+        <w:rPr>
+          <w:rFonts w:hint="eastAsia" w:ascii="宋体" w:hAnsi="宋体"/>
+          <w:sz w:val="44"/>
+          <w:szCs w:val="44"/>
+        </w:rPr>
+        <w:t>职称</w:t>
+      </w:r>
+      <w:r>
+        <w:rPr>
+          <w:rFonts w:hint="eastAsia" w:ascii="宋体" w:hAnsi="宋体"/>
+          <w:sz w:val="36"/>
+          <w:szCs w:val="36"/>
+        </w:rPr>
+        <w:t xml:space="preserve"> </w:t>
+      </w:r>
+      <w:r>
+        <w:rPr>
+          <w:rFonts w:hint="eastAsia" w:ascii="宋体" w:hAnsi="宋体"/>
+          <w:b/>
+          <w:sz w:val="36"/>
+          <w:szCs w:val="36"/>
+          <w:u w:val="single"/>
+        </w:rPr>
+        <w:t xml:space="preserve">    </w:t>
+      </w:r>
+      <w:r>
+        <w:rPr>
+          <w:rFonts w:hint="eastAsia" w:ascii="宋体" w:hAnsi="宋体"/>
+          <w:b/>
+          <w:sz w:val="32"/>
+          <w:szCs w:val="32"/>
+          <w:u w:val="single"/>
+          <w:lang w:val="en-US" w:eastAsia="zh-CN"/>
+        </w:rPr>
+        <w:t>无</w:t>
+      </w:r>
+      <w:r>
+        <w:rPr>
+          <w:rFonts w:hint="eastAsia" w:ascii="宋体" w:hAnsi="宋体"/>
+          <w:b/>
+          <w:sz w:val="36"/>
+          <w:szCs w:val="36"/>
+          <w:u w:val="single"/>
+        </w:rPr>
+        <w:t xml:space="preserve">      </w:t>
+      </w:r>
+    </w:p>
+    <w:p>
+      <w:pPr>
+        <w:spacing w:line="540" w:lineRule="exact"/>
+        <w:ind w:firstLine="463" w:firstLineChars="128"/>
+        <w:rPr>
+          <w:rFonts w:hint="eastAsia" w:ascii="宋体" w:hAnsi="宋体"/>
+          <w:b/>
+          <w:sz w:val="36"/>
+          <w:szCs w:val="36"/>
+          <w:u w:val="single"/>
+        </w:rPr>
+      </w:pPr>
     </w:p>
     <w:sdt>
       <w:sdtPr>
@@ -549,10 +794,31 @@
               <w:rFonts w:hint="eastAsia" w:ascii="黑体" w:hAnsi="黑体" w:eastAsia="黑体" w:cs="黑体"/>
               <w:b/>
               <w:bCs/>
-              <w:sz w:val="24"/>
-              <w:szCs w:val="24"/>
+              <w:sz w:val="32"/>
+              <w:szCs w:val="32"/>
             </w:rPr>
-            <w:t>目录</w:t>
+            <w:t>目</w:t>
+          </w:r>
+          <w:r>
+            <w:rPr>
+              <w:rFonts w:hint="eastAsia" w:ascii="黑体" w:hAnsi="黑体" w:eastAsia="黑体" w:cs="黑体"/>
+              <w:b/>
+              <w:bCs/>
+              <w:sz w:val="32"/>
+              <w:szCs w:val="32"/>
+              <w:lang w:val="en-US" w:eastAsia="zh-CN"/>
+            </w:rPr>
+            <w:t xml:space="preserve">  </w:t>
+          </w:r>
+          <w:r>
+            <w:rPr>
+              <w:rFonts w:hint="eastAsia" w:ascii="黑体" w:hAnsi="黑体" w:eastAsia="黑体" w:cs="黑体"/>
+              <w:b/>
+              <w:bCs/>
+              <w:sz w:val="32"/>
+              <w:szCs w:val="32"/>
+            </w:rPr>
+            <w:t>录</w:t>
           </w:r>
         </w:p>
         <w:p>
@@ -815,13 +1081,13 @@
               <w:bCs/>
               <w:szCs w:val="28"/>
             </w:rPr>
-            <w:t xml:space="preserve">1.1 </w:t>
+            <w:t>1.1</w:t>
           </w:r>
           <w:r>
             <w:rPr>
-              <w:rFonts w:hint="eastAsia" w:ascii="宋体" w:hAnsi="宋体" w:eastAsia="宋体" w:cs="宋体"/>
-              <w:b w:val="0"/>
-              <w:bCs/>
+              <w:rFonts w:hint="eastAsia" w:ascii="黑体" w:hAnsi="黑体" w:eastAsia="黑体" w:cs="黑体"/>
+              <w:b/>
+              <w:bCs w:val="0"/>
               <w:szCs w:val="28"/>
             </w:rPr>
             <w:t>研究背景及意义</w:t>
@@ -2404,8 +2670,6 @@
             </w:rPr>
             <w:fldChar w:fldCharType="end"/>
           </w:r>
-          <w:bookmarkStart w:id="60" w:name="_GoBack"/>
-          <w:bookmarkEnd w:id="60"/>
         </w:p>
         <w:p>
           <w:pPr>
@@ -4056,9 +4320,23 @@
     </w:p>
     <w:p>
       <w:pPr>
+        <w:keepNext w:val="0"/>
+        <w:keepLines w:val="0"/>
+        <w:pageBreakBefore w:val="0"/>
+        <w:widowControl w:val="0"/>
+        <w:kinsoku/>
+        <w:wordWrap/>
+        <w:overflowPunct/>
+        <w:topLinePunct w:val="0"/>
+        <w:autoSpaceDE/>
+        <w:autoSpaceDN/>
+        <w:bidi w:val="0"/>
+        <w:adjustRightInd/>
+        <w:snapToGrid/>
         <w:spacing w:line="360" w:lineRule="exact"/>
-        <w:ind w:right="-766"/>
+        <w:ind w:right="0"/>
         <w:jc w:val="center"/>
+        <w:textAlignment w:val="auto"/>
         <w:rPr>
           <w:rFonts w:hint="eastAsia" w:ascii="黑体" w:hAnsi="黑体" w:eastAsia="黑体" w:cs="黑体"/>
           <w:b/>
@@ -4094,9 +4372,23 @@
     </w:p>
     <w:p>
       <w:pPr>
+        <w:keepNext w:val="0"/>
+        <w:keepLines w:val="0"/>
+        <w:pageBreakBefore w:val="0"/>
+        <w:widowControl w:val="0"/>
+        <w:kinsoku/>
+        <w:wordWrap/>
+        <w:overflowPunct/>
+        <w:topLinePunct w:val="0"/>
+        <w:autoSpaceDE/>
+        <w:autoSpaceDN/>
+        <w:bidi w:val="0"/>
+        <w:adjustRightInd/>
+        <w:snapToGrid/>
         <w:spacing w:line="360" w:lineRule="exact"/>
-        <w:ind w:right="-766"/>
+        <w:ind w:right="-567"/>
         <w:jc w:val="center"/>
+        <w:textAlignment w:val="auto"/>
         <w:outlineLvl w:val="0"/>
         <w:rPr>
           <w:rFonts w:hint="eastAsia" w:ascii="黑体" w:hAnsi="黑体" w:eastAsia="黑体" w:cs="黑体"/>
@@ -4121,9 +4413,23 @@
     </w:p>
     <w:p>
       <w:pPr>
+        <w:keepNext w:val="0"/>
+        <w:keepLines w:val="0"/>
+        <w:pageBreakBefore w:val="0"/>
+        <w:widowControl w:val="0"/>
+        <w:kinsoku/>
+        <w:wordWrap/>
+        <w:overflowPunct/>
+        <w:topLinePunct w:val="0"/>
+        <w:autoSpaceDE/>
+        <w:autoSpaceDN/>
+        <w:bidi w:val="0"/>
+        <w:adjustRightInd/>
+        <w:snapToGrid/>
         <w:spacing w:line="400" w:lineRule="exact"/>
-        <w:ind w:right="-765" w:firstLine="560" w:firstLineChars="200"/>
+        <w:ind w:right="0" w:firstLine="560" w:firstLineChars="200"/>
         <w:jc w:val="left"/>
+        <w:textAlignment w:val="auto"/>
         <w:rPr>
           <w:rFonts w:hint="eastAsia" w:ascii="宋体" w:hAnsi="宋体" w:cs="宋体"/>
           <w:sz w:val="28"/>
@@ -4136,14 +4442,62 @@
           <w:sz w:val="28"/>
           <w:szCs w:val="28"/>
         </w:rPr>
-        <w:t>本文旨在设计和实现一个基于微信小程序的校园活动报名系统，通过集成活动发布、在线报名、扫码签到、活动评分及数据统计等功能，提升学生参与体验和组织者管理效率。项目分为需求分析、系统设计、编码实现四个阶段。在需求分析阶段，重点分析了高校校园活动管理的现状及需求；在系统设计阶段，确定了系统的整体架构和各模块功能；在编码实现阶段，利用微信小程序开发技术完成各功能模块的编写；最终，该系统不仅能够提高活动管理的效率，还能为学校优化资源配置提供有力的决策支持。这一研究为高校信息化建设提供了新的思路和实践经验，对推动高校数字化管理具有重要意义。</w:t>
-      </w:r>
-    </w:p>
-    <w:p>
-      <w:pPr>
+        <w:t>当前高校校园活动管理普遍存在信息发布渠道分散、手工统计报名效率低下、现场签到难以监管以及活动效果缺乏数字化评估等问题。针对上述痛点，本文设计并实现了一套基于微信小程序的校园活动报名管理系统。系统后端采用 Spring Boot 与 MyBatis-Plus 框架构建，前端基于 Vue3 与 Uni-app 跨平台技术开发</w:t>
+      </w:r>
+      <w:r>
+        <w:rPr>
+          <w:rFonts w:hint="eastAsia" w:ascii="宋体" w:hAnsi="宋体" w:cs="宋体"/>
+          <w:sz w:val="28"/>
+          <w:szCs w:val="28"/>
+          <w:lang w:eastAsia="zh-CN"/>
+        </w:rPr>
+        <w:t>。</w:t>
+      </w:r>
+      <w:r>
+        <w:rPr>
+          <w:rFonts w:hint="eastAsia" w:ascii="宋体" w:hAnsi="宋体" w:cs="宋体"/>
+          <w:sz w:val="28"/>
+          <w:szCs w:val="28"/>
+        </w:rPr>
+        <w:t>项目通过需求分析、系统架构设计、核心功能编码及多维系统测试四个阶段展开，实现了活动全生命周期的数字化管理。系统上线运行后，显著缩短了活动发布与审核的响应周期</w:t>
+      </w:r>
+      <w:r>
+        <w:rPr>
+          <w:rFonts w:hint="eastAsia" w:ascii="宋体" w:hAnsi="宋体" w:cs="宋体"/>
+          <w:sz w:val="28"/>
+          <w:szCs w:val="28"/>
+          <w:lang w:eastAsia="zh-CN"/>
+        </w:rPr>
+        <w:t>，</w:t>
+      </w:r>
+      <w:r>
+        <w:rPr>
+          <w:rFonts w:hint="eastAsia" w:ascii="宋体" w:hAnsi="宋体" w:cs="宋体"/>
+          <w:sz w:val="28"/>
+          <w:szCs w:val="28"/>
+        </w:rPr>
+        <w:t>利用 ECharts 可视化技术为社团管理者提供了精准的参与度分析报表。通过沉淀的活动大数据为学校优化第二课堂资源配置，对推动高校校园治理的数字化转型具有重要的实践参考价值</w:t>
+      </w:r>
+    </w:p>
+    <w:p>
+      <w:pPr>
+        <w:keepNext w:val="0"/>
+        <w:keepLines w:val="0"/>
+        <w:pageBreakBefore w:val="0"/>
+        <w:widowControl w:val="0"/>
+        <w:kinsoku/>
+        <w:wordWrap/>
+        <w:overflowPunct/>
+        <w:topLinePunct w:val="0"/>
+        <w:autoSpaceDE/>
+        <w:autoSpaceDN/>
+        <w:bidi w:val="0"/>
+        <w:adjustRightInd/>
+        <w:snapToGrid/>
         <w:spacing w:line="400" w:lineRule="exact"/>
-        <w:ind w:right="-765" w:firstLine="560" w:firstLineChars="200"/>
+        <w:ind w:right="0"/>
         <w:jc w:val="left"/>
+        <w:textAlignment w:val="auto"/>
         <w:rPr>
           <w:rFonts w:hint="eastAsia" w:ascii="宋体" w:hAnsi="宋体" w:cs="宋体"/>
           <w:sz w:val="28"/>
@@ -4403,19 +4757,23 @@
     </w:p>
     <w:p>
       <w:pPr>
+        <w:keepNext w:val="0"/>
+        <w:keepLines w:val="0"/>
+        <w:pageBreakBefore w:val="0"/>
+        <w:widowControl w:val="0"/>
+        <w:kinsoku/>
+        <w:wordWrap/>
+        <w:overflowPunct/>
+        <w:topLinePunct w:val="0"/>
+        <w:autoSpaceDE/>
+        <w:autoSpaceDN/>
+        <w:bidi w:val="0"/>
+        <w:adjustRightInd/>
+        <w:snapToGrid/>
         <w:spacing w:line="360" w:lineRule="exact"/>
-        <w:ind w:right="-766"/>
-        <w:rPr>
-          <w:rFonts w:ascii="Times New Roman" w:hAnsi="Times New Roman"/>
-          <w:sz w:val="24"/>
-        </w:rPr>
-      </w:pPr>
-    </w:p>
-    <w:p>
-      <w:pPr>
-        <w:spacing w:line="360" w:lineRule="exact"/>
-        <w:ind w:right="-766"/>
+        <w:ind w:right="0"/>
         <w:jc w:val="center"/>
+        <w:textAlignment w:val="auto"/>
         <w:rPr>
           <w:rFonts w:ascii="Times New Roman" w:hAnsi="Times New Roman"/>
           <w:b/>
@@ -4679,9 +5037,23 @@
     </w:p>
     <w:p>
       <w:pPr>
+        <w:keepNext w:val="0"/>
+        <w:keepLines w:val="0"/>
+        <w:pageBreakBefore w:val="0"/>
+        <w:widowControl w:val="0"/>
+        <w:kinsoku/>
+        <w:wordWrap/>
+        <w:overflowPunct/>
+        <w:topLinePunct w:val="0"/>
+        <w:autoSpaceDE/>
+        <w:autoSpaceDN/>
+        <w:bidi w:val="0"/>
+        <w:adjustRightInd/>
+        <w:snapToGrid/>
         <w:spacing w:line="360" w:lineRule="exact"/>
-        <w:ind w:right="-766"/>
+        <w:ind w:right="-567"/>
         <w:jc w:val="center"/>
+        <w:textAlignment w:val="auto"/>
         <w:outlineLvl w:val="0"/>
         <w:rPr>
           <w:rFonts w:ascii="Times New Roman" w:hAnsi="Times New Roman"/>
@@ -4706,8 +5078,22 @@
     </w:p>
     <w:p>
       <w:pPr>
+        <w:keepNext w:val="0"/>
+        <w:keepLines w:val="0"/>
+        <w:pageBreakBefore w:val="0"/>
+        <w:widowControl w:val="0"/>
+        <w:kinsoku/>
+        <w:wordWrap/>
+        <w:overflowPunct/>
+        <w:topLinePunct w:val="0"/>
+        <w:autoSpaceDE/>
+        <w:autoSpaceDN/>
+        <w:bidi w:val="0"/>
+        <w:adjustRightInd/>
+        <w:snapToGrid/>
         <w:spacing w:line="400" w:lineRule="exact"/>
-        <w:ind w:right="-765" w:firstLine="560" w:firstLineChars="200"/>
+        <w:ind w:right="-567" w:firstLine="560" w:firstLineChars="200"/>
+        <w:textAlignment w:val="auto"/>
         <w:rPr>
           <w:rFonts w:ascii="Times New Roman" w:hAnsi="Times New Roman"/>
           <w:sz w:val="28"/>
@@ -4716,2627 +5102,11 @@
       </w:pPr>
       <w:r>
         <w:rPr>
-          <w:rFonts w:hint="eastAsia" w:ascii="Times New Roman" w:hAnsi="Times New Roman"/>
+          <w:rFonts w:ascii="Times New Roman" w:hAnsi="Times New Roman"/>
           <w:sz w:val="28"/>
           <w:szCs w:val="28"/>
         </w:rPr>
-        <w:t>This</w:t>
-      </w:r>
-      <w:r>
-        <w:rPr>
-          <w:rFonts w:hint="eastAsia"/>
-          <w:sz w:val="28"/>
-          <w:szCs w:val="28"/>
-        </w:rPr>
-        <w:t xml:space="preserve"> </w:t>
-      </w:r>
-      <w:r>
-        <w:rPr>
-          <w:rFonts w:hint="eastAsia" w:ascii="Times New Roman" w:hAnsi="Times New Roman"/>
-          <w:sz w:val="28"/>
-          <w:szCs w:val="28"/>
-        </w:rPr>
-        <w:t>paper</w:t>
-      </w:r>
-      <w:r>
-        <w:rPr>
-          <w:rFonts w:hint="eastAsia"/>
-          <w:sz w:val="28"/>
-          <w:szCs w:val="28"/>
-        </w:rPr>
-        <w:t xml:space="preserve"> </w:t>
-      </w:r>
-      <w:r>
-        <w:rPr>
-          <w:rFonts w:hint="eastAsia" w:ascii="Times New Roman" w:hAnsi="Times New Roman"/>
-          <w:sz w:val="28"/>
-          <w:szCs w:val="28"/>
-        </w:rPr>
-        <w:t>aims</w:t>
-      </w:r>
-      <w:r>
-        <w:rPr>
-          <w:rFonts w:hint="eastAsia"/>
-          <w:sz w:val="28"/>
-          <w:szCs w:val="28"/>
-        </w:rPr>
-        <w:t xml:space="preserve"> </w:t>
-      </w:r>
-      <w:r>
-        <w:rPr>
-          <w:rFonts w:hint="eastAsia" w:ascii="Times New Roman" w:hAnsi="Times New Roman"/>
-          <w:sz w:val="28"/>
-          <w:szCs w:val="28"/>
-        </w:rPr>
-        <w:t>to</w:t>
-      </w:r>
-      <w:r>
-        <w:rPr>
-          <w:rFonts w:hint="eastAsia"/>
-          <w:sz w:val="28"/>
-          <w:szCs w:val="28"/>
-        </w:rPr>
-        <w:t xml:space="preserve"> </w:t>
-      </w:r>
-      <w:r>
-        <w:rPr>
-          <w:rFonts w:hint="eastAsia" w:ascii="Times New Roman" w:hAnsi="Times New Roman"/>
-          <w:sz w:val="28"/>
-          <w:szCs w:val="28"/>
-        </w:rPr>
-        <w:t>design</w:t>
-      </w:r>
-      <w:r>
-        <w:rPr>
-          <w:rFonts w:hint="eastAsia"/>
-          <w:sz w:val="28"/>
-          <w:szCs w:val="28"/>
-        </w:rPr>
-        <w:t xml:space="preserve"> </w:t>
-      </w:r>
-      <w:r>
-        <w:rPr>
-          <w:rFonts w:hint="eastAsia" w:ascii="Times New Roman" w:hAnsi="Times New Roman"/>
-          <w:sz w:val="28"/>
-          <w:szCs w:val="28"/>
-        </w:rPr>
-        <w:t>and</w:t>
-      </w:r>
-      <w:r>
-        <w:rPr>
-          <w:rFonts w:hint="eastAsia"/>
-          <w:sz w:val="28"/>
-          <w:szCs w:val="28"/>
-        </w:rPr>
-        <w:t xml:space="preserve"> </w:t>
-      </w:r>
-      <w:r>
-        <w:rPr>
-          <w:rFonts w:hint="eastAsia" w:ascii="Times New Roman" w:hAnsi="Times New Roman"/>
-          <w:sz w:val="28"/>
-          <w:szCs w:val="28"/>
-        </w:rPr>
-        <w:t>implement</w:t>
-      </w:r>
-      <w:r>
-        <w:rPr>
-          <w:rFonts w:hint="eastAsia"/>
-          <w:sz w:val="28"/>
-          <w:szCs w:val="28"/>
-        </w:rPr>
-        <w:t xml:space="preserve"> </w:t>
-      </w:r>
-      <w:r>
-        <w:rPr>
-          <w:rFonts w:hint="eastAsia" w:ascii="Times New Roman" w:hAnsi="Times New Roman"/>
-          <w:sz w:val="28"/>
-          <w:szCs w:val="28"/>
-        </w:rPr>
-        <w:t>a</w:t>
-      </w:r>
-      <w:r>
-        <w:rPr>
-          <w:rFonts w:hint="eastAsia"/>
-          <w:sz w:val="28"/>
-          <w:szCs w:val="28"/>
-        </w:rPr>
-        <w:t xml:space="preserve"> </w:t>
-      </w:r>
-      <w:r>
-        <w:rPr>
-          <w:rFonts w:hint="eastAsia" w:ascii="Times New Roman" w:hAnsi="Times New Roman"/>
-          <w:sz w:val="28"/>
-          <w:szCs w:val="28"/>
-        </w:rPr>
-        <w:t>campus</w:t>
-      </w:r>
-      <w:r>
-        <w:rPr>
-          <w:rFonts w:hint="eastAsia"/>
-          <w:sz w:val="28"/>
-          <w:szCs w:val="28"/>
-        </w:rPr>
-        <w:t xml:space="preserve"> </w:t>
-      </w:r>
-      <w:r>
-        <w:rPr>
-          <w:rFonts w:hint="eastAsia" w:ascii="Times New Roman" w:hAnsi="Times New Roman"/>
-          <w:sz w:val="28"/>
-          <w:szCs w:val="28"/>
-        </w:rPr>
-        <w:t>activity</w:t>
-      </w:r>
-      <w:r>
-        <w:rPr>
-          <w:rFonts w:hint="eastAsia"/>
-          <w:sz w:val="28"/>
-          <w:szCs w:val="28"/>
-        </w:rPr>
-        <w:t xml:space="preserve"> </w:t>
-      </w:r>
-      <w:r>
-        <w:rPr>
-          <w:rFonts w:hint="eastAsia" w:ascii="Times New Roman" w:hAnsi="Times New Roman"/>
-          <w:sz w:val="28"/>
-          <w:szCs w:val="28"/>
-        </w:rPr>
-        <w:t>registration</w:t>
-      </w:r>
-      <w:r>
-        <w:rPr>
-          <w:rFonts w:hint="eastAsia"/>
-          <w:sz w:val="28"/>
-          <w:szCs w:val="28"/>
-        </w:rPr>
-        <w:t xml:space="preserve"> </w:t>
-      </w:r>
-      <w:r>
-        <w:rPr>
-          <w:rFonts w:hint="eastAsia" w:ascii="Times New Roman" w:hAnsi="Times New Roman"/>
-          <w:sz w:val="28"/>
-          <w:szCs w:val="28"/>
-        </w:rPr>
-        <w:t>system</w:t>
-      </w:r>
-      <w:r>
-        <w:rPr>
-          <w:rFonts w:hint="eastAsia"/>
-          <w:sz w:val="28"/>
-          <w:szCs w:val="28"/>
-        </w:rPr>
-        <w:t xml:space="preserve"> </w:t>
-      </w:r>
-      <w:r>
-        <w:rPr>
-          <w:rFonts w:hint="eastAsia" w:ascii="Times New Roman" w:hAnsi="Times New Roman"/>
-          <w:sz w:val="28"/>
-          <w:szCs w:val="28"/>
-        </w:rPr>
-        <w:t>based</w:t>
-      </w:r>
-      <w:r>
-        <w:rPr>
-          <w:rFonts w:hint="eastAsia"/>
-          <w:sz w:val="28"/>
-          <w:szCs w:val="28"/>
-        </w:rPr>
-        <w:t xml:space="preserve"> </w:t>
-      </w:r>
-      <w:r>
-        <w:rPr>
-          <w:rFonts w:hint="eastAsia" w:ascii="Times New Roman" w:hAnsi="Times New Roman"/>
-          <w:sz w:val="28"/>
-          <w:szCs w:val="28"/>
-        </w:rPr>
-        <w:t>on</w:t>
-      </w:r>
-      <w:r>
-        <w:rPr>
-          <w:rFonts w:hint="eastAsia"/>
-          <w:sz w:val="28"/>
-          <w:szCs w:val="28"/>
-        </w:rPr>
-        <w:t xml:space="preserve"> </w:t>
-      </w:r>
-      <w:r>
-        <w:rPr>
-          <w:rFonts w:hint="eastAsia" w:ascii="Times New Roman" w:hAnsi="Times New Roman"/>
-          <w:sz w:val="28"/>
-          <w:szCs w:val="28"/>
-        </w:rPr>
-        <w:t>wechat</w:t>
-      </w:r>
-      <w:r>
-        <w:rPr>
-          <w:rFonts w:hint="eastAsia"/>
-          <w:sz w:val="28"/>
-          <w:szCs w:val="28"/>
-        </w:rPr>
-        <w:t xml:space="preserve"> </w:t>
-      </w:r>
-      <w:r>
-        <w:rPr>
-          <w:rFonts w:hint="eastAsia" w:ascii="Times New Roman" w:hAnsi="Times New Roman"/>
-          <w:sz w:val="28"/>
-          <w:szCs w:val="28"/>
-        </w:rPr>
-        <w:t>mini</w:t>
-      </w:r>
-      <w:r>
-        <w:rPr>
-          <w:rFonts w:hint="eastAsia"/>
-          <w:sz w:val="28"/>
-          <w:szCs w:val="28"/>
-        </w:rPr>
-        <w:t xml:space="preserve"> </w:t>
-      </w:r>
-      <w:r>
-        <w:rPr>
-          <w:rFonts w:hint="eastAsia" w:ascii="Times New Roman" w:hAnsi="Times New Roman"/>
-          <w:sz w:val="28"/>
-          <w:szCs w:val="28"/>
-        </w:rPr>
-        <w:t>program</w:t>
-      </w:r>
-      <w:r>
-        <w:rPr>
-          <w:rFonts w:hint="eastAsia"/>
-          <w:sz w:val="28"/>
-          <w:szCs w:val="28"/>
-        </w:rPr>
-        <w:t xml:space="preserve">, </w:t>
-      </w:r>
-      <w:r>
-        <w:rPr>
-          <w:rFonts w:hint="eastAsia" w:ascii="Times New Roman" w:hAnsi="Times New Roman"/>
-          <w:sz w:val="28"/>
-          <w:szCs w:val="28"/>
-        </w:rPr>
-        <w:t>which</w:t>
-      </w:r>
-      <w:r>
-        <w:rPr>
-          <w:rFonts w:hint="eastAsia"/>
-          <w:sz w:val="28"/>
-          <w:szCs w:val="28"/>
-        </w:rPr>
-        <w:t xml:space="preserve"> </w:t>
-      </w:r>
-      <w:r>
-        <w:rPr>
-          <w:rFonts w:hint="eastAsia" w:ascii="Times New Roman" w:hAnsi="Times New Roman"/>
-          <w:sz w:val="28"/>
-          <w:szCs w:val="28"/>
-        </w:rPr>
-        <w:t>improves</w:t>
-      </w:r>
-      <w:r>
-        <w:rPr>
-          <w:rFonts w:hint="eastAsia"/>
-          <w:sz w:val="28"/>
-          <w:szCs w:val="28"/>
-        </w:rPr>
-        <w:t xml:space="preserve"> </w:t>
-      </w:r>
-      <w:r>
-        <w:rPr>
-          <w:rFonts w:hint="eastAsia" w:ascii="Times New Roman" w:hAnsi="Times New Roman"/>
-          <w:sz w:val="28"/>
-          <w:szCs w:val="28"/>
-        </w:rPr>
-        <w:t>students</w:t>
-      </w:r>
-      <w:r>
-        <w:rPr>
-          <w:rFonts w:hint="eastAsia"/>
-          <w:sz w:val="28"/>
-          <w:szCs w:val="28"/>
-        </w:rPr>
-        <w:t xml:space="preserve"> '</w:t>
-      </w:r>
-      <w:r>
-        <w:rPr>
-          <w:rFonts w:hint="eastAsia" w:ascii="Times New Roman" w:hAnsi="Times New Roman"/>
-          <w:sz w:val="28"/>
-          <w:szCs w:val="28"/>
-        </w:rPr>
-        <w:t>participation</w:t>
-      </w:r>
-      <w:r>
-        <w:rPr>
-          <w:rFonts w:hint="eastAsia"/>
-          <w:sz w:val="28"/>
-          <w:szCs w:val="28"/>
-        </w:rPr>
-        <w:t xml:space="preserve"> </w:t>
-      </w:r>
-      <w:r>
-        <w:rPr>
-          <w:rFonts w:hint="eastAsia" w:ascii="Times New Roman" w:hAnsi="Times New Roman"/>
-          <w:sz w:val="28"/>
-          <w:szCs w:val="28"/>
-        </w:rPr>
-        <w:t>experience</w:t>
-      </w:r>
-      <w:r>
-        <w:rPr>
-          <w:rFonts w:hint="eastAsia"/>
-          <w:sz w:val="28"/>
-          <w:szCs w:val="28"/>
-        </w:rPr>
-        <w:t xml:space="preserve"> </w:t>
-      </w:r>
-      <w:r>
-        <w:rPr>
-          <w:rFonts w:hint="eastAsia" w:ascii="Times New Roman" w:hAnsi="Times New Roman"/>
-          <w:sz w:val="28"/>
-          <w:szCs w:val="28"/>
-        </w:rPr>
-        <w:t>and</w:t>
-      </w:r>
-      <w:r>
-        <w:rPr>
-          <w:rFonts w:hint="eastAsia"/>
-          <w:sz w:val="28"/>
-          <w:szCs w:val="28"/>
-        </w:rPr>
-        <w:t xml:space="preserve"> </w:t>
-      </w:r>
-      <w:r>
-        <w:rPr>
-          <w:rFonts w:hint="eastAsia" w:ascii="Times New Roman" w:hAnsi="Times New Roman"/>
-          <w:sz w:val="28"/>
-          <w:szCs w:val="28"/>
-        </w:rPr>
-        <w:t>organizers</w:t>
-      </w:r>
-      <w:r>
-        <w:rPr>
-          <w:rFonts w:hint="eastAsia"/>
-          <w:sz w:val="28"/>
-          <w:szCs w:val="28"/>
-        </w:rPr>
-        <w:t xml:space="preserve"> '</w:t>
-      </w:r>
-      <w:r>
-        <w:rPr>
-          <w:rFonts w:hint="eastAsia" w:ascii="Times New Roman" w:hAnsi="Times New Roman"/>
-          <w:sz w:val="28"/>
-          <w:szCs w:val="28"/>
-        </w:rPr>
-        <w:t>management</w:t>
-      </w:r>
-      <w:r>
-        <w:rPr>
-          <w:rFonts w:hint="eastAsia"/>
-          <w:sz w:val="28"/>
-          <w:szCs w:val="28"/>
-        </w:rPr>
-        <w:t xml:space="preserve"> </w:t>
-      </w:r>
-      <w:r>
-        <w:rPr>
-          <w:rFonts w:hint="eastAsia" w:ascii="Times New Roman" w:hAnsi="Times New Roman"/>
-          <w:sz w:val="28"/>
-          <w:szCs w:val="28"/>
-        </w:rPr>
-        <w:t>efficiency</w:t>
-      </w:r>
-      <w:r>
-        <w:rPr>
-          <w:rFonts w:hint="eastAsia"/>
-          <w:sz w:val="28"/>
-          <w:szCs w:val="28"/>
-        </w:rPr>
-        <w:t xml:space="preserve"> </w:t>
-      </w:r>
-      <w:r>
-        <w:rPr>
-          <w:rFonts w:hint="eastAsia" w:ascii="Times New Roman" w:hAnsi="Times New Roman"/>
-          <w:sz w:val="28"/>
-          <w:szCs w:val="28"/>
-        </w:rPr>
-        <w:t>by</w:t>
-      </w:r>
-      <w:r>
-        <w:rPr>
-          <w:rFonts w:hint="eastAsia"/>
-          <w:sz w:val="28"/>
-          <w:szCs w:val="28"/>
-        </w:rPr>
-        <w:t xml:space="preserve"> </w:t>
-      </w:r>
-      <w:r>
-        <w:rPr>
-          <w:rFonts w:hint="eastAsia" w:ascii="Times New Roman" w:hAnsi="Times New Roman"/>
-          <w:sz w:val="28"/>
-          <w:szCs w:val="28"/>
-        </w:rPr>
-        <w:t>integrating</w:t>
-      </w:r>
-      <w:r>
-        <w:rPr>
-          <w:rFonts w:hint="eastAsia"/>
-          <w:sz w:val="28"/>
-          <w:szCs w:val="28"/>
-        </w:rPr>
-        <w:t xml:space="preserve"> </w:t>
-      </w:r>
-      <w:r>
-        <w:rPr>
-          <w:rFonts w:hint="eastAsia" w:ascii="Times New Roman" w:hAnsi="Times New Roman"/>
-          <w:sz w:val="28"/>
-          <w:szCs w:val="28"/>
-        </w:rPr>
-        <w:t>functions</w:t>
-      </w:r>
-      <w:r>
-        <w:rPr>
-          <w:rFonts w:hint="eastAsia"/>
-          <w:sz w:val="28"/>
-          <w:szCs w:val="28"/>
-        </w:rPr>
-        <w:t xml:space="preserve"> </w:t>
-      </w:r>
-      <w:r>
-        <w:rPr>
-          <w:rFonts w:hint="eastAsia" w:ascii="Times New Roman" w:hAnsi="Times New Roman"/>
-          <w:sz w:val="28"/>
-          <w:szCs w:val="28"/>
-        </w:rPr>
-        <w:t>such</w:t>
-      </w:r>
-      <w:r>
-        <w:rPr>
-          <w:rFonts w:hint="eastAsia"/>
-          <w:sz w:val="28"/>
-          <w:szCs w:val="28"/>
-        </w:rPr>
-        <w:t xml:space="preserve"> </w:t>
-      </w:r>
-      <w:r>
-        <w:rPr>
-          <w:rFonts w:hint="eastAsia" w:ascii="Times New Roman" w:hAnsi="Times New Roman"/>
-          <w:sz w:val="28"/>
-          <w:szCs w:val="28"/>
-        </w:rPr>
-        <w:t>as</w:t>
-      </w:r>
-      <w:r>
-        <w:rPr>
-          <w:rFonts w:hint="eastAsia"/>
-          <w:sz w:val="28"/>
-          <w:szCs w:val="28"/>
-        </w:rPr>
-        <w:t xml:space="preserve"> </w:t>
-      </w:r>
-      <w:r>
-        <w:rPr>
-          <w:rFonts w:hint="eastAsia" w:ascii="Times New Roman" w:hAnsi="Times New Roman"/>
-          <w:sz w:val="28"/>
-          <w:szCs w:val="28"/>
-        </w:rPr>
-        <w:t>activity</w:t>
-      </w:r>
-      <w:r>
-        <w:rPr>
-          <w:rFonts w:hint="eastAsia"/>
-          <w:sz w:val="28"/>
-          <w:szCs w:val="28"/>
-        </w:rPr>
-        <w:t xml:space="preserve"> </w:t>
-      </w:r>
-      <w:r>
-        <w:rPr>
-          <w:rFonts w:hint="eastAsia" w:ascii="Times New Roman" w:hAnsi="Times New Roman"/>
-          <w:sz w:val="28"/>
-          <w:szCs w:val="28"/>
-        </w:rPr>
-        <w:t>release</w:t>
-      </w:r>
-      <w:r>
-        <w:rPr>
-          <w:rFonts w:hint="eastAsia"/>
-          <w:sz w:val="28"/>
-          <w:szCs w:val="28"/>
-        </w:rPr>
-        <w:t xml:space="preserve">, </w:t>
-      </w:r>
-      <w:r>
-        <w:rPr>
-          <w:rFonts w:hint="eastAsia" w:ascii="Times New Roman" w:hAnsi="Times New Roman"/>
-          <w:sz w:val="28"/>
-          <w:szCs w:val="28"/>
-        </w:rPr>
-        <w:t>online</w:t>
-      </w:r>
-      <w:r>
-        <w:rPr>
-          <w:rFonts w:hint="eastAsia"/>
-          <w:sz w:val="28"/>
-          <w:szCs w:val="28"/>
-        </w:rPr>
-        <w:t xml:space="preserve"> </w:t>
-      </w:r>
-      <w:r>
-        <w:rPr>
-          <w:rFonts w:hint="eastAsia" w:ascii="Times New Roman" w:hAnsi="Times New Roman"/>
-          <w:sz w:val="28"/>
-          <w:szCs w:val="28"/>
-        </w:rPr>
-        <w:t>registration</w:t>
-      </w:r>
-      <w:r>
-        <w:rPr>
-          <w:rFonts w:hint="eastAsia"/>
-          <w:sz w:val="28"/>
-          <w:szCs w:val="28"/>
-        </w:rPr>
-        <w:t xml:space="preserve">, </w:t>
-      </w:r>
-      <w:r>
-        <w:rPr>
-          <w:rFonts w:hint="eastAsia" w:ascii="Times New Roman" w:hAnsi="Times New Roman"/>
-          <w:sz w:val="28"/>
-          <w:szCs w:val="28"/>
-        </w:rPr>
-        <w:t>scanning</w:t>
-      </w:r>
-      <w:r>
-        <w:rPr>
-          <w:rFonts w:hint="eastAsia"/>
-          <w:sz w:val="28"/>
-          <w:szCs w:val="28"/>
-        </w:rPr>
-        <w:t xml:space="preserve"> </w:t>
-      </w:r>
-      <w:r>
-        <w:rPr>
-          <w:rFonts w:hint="eastAsia" w:ascii="Times New Roman" w:hAnsi="Times New Roman"/>
-          <w:sz w:val="28"/>
-          <w:szCs w:val="28"/>
-        </w:rPr>
-        <w:t>code</w:t>
-      </w:r>
-      <w:r>
-        <w:rPr>
-          <w:rFonts w:hint="eastAsia"/>
-          <w:sz w:val="28"/>
-          <w:szCs w:val="28"/>
-        </w:rPr>
-        <w:t xml:space="preserve"> </w:t>
-      </w:r>
-      <w:r>
-        <w:rPr>
-          <w:rFonts w:hint="eastAsia" w:ascii="Times New Roman" w:hAnsi="Times New Roman"/>
-          <w:sz w:val="28"/>
-          <w:szCs w:val="28"/>
-        </w:rPr>
-        <w:t>check</w:t>
-      </w:r>
-      <w:r>
-        <w:rPr>
-          <w:rFonts w:hint="eastAsia"/>
-          <w:sz w:val="28"/>
-          <w:szCs w:val="28"/>
-        </w:rPr>
-        <w:t>-</w:t>
-      </w:r>
-      <w:r>
-        <w:rPr>
-          <w:rFonts w:hint="eastAsia" w:ascii="Times New Roman" w:hAnsi="Times New Roman"/>
-          <w:sz w:val="28"/>
-          <w:szCs w:val="28"/>
-        </w:rPr>
-        <w:t>in</w:t>
-      </w:r>
-      <w:r>
-        <w:rPr>
-          <w:rFonts w:hint="eastAsia"/>
-          <w:sz w:val="28"/>
-          <w:szCs w:val="28"/>
-        </w:rPr>
-        <w:t xml:space="preserve">, </w:t>
-      </w:r>
-      <w:r>
-        <w:rPr>
-          <w:rFonts w:hint="eastAsia" w:ascii="Times New Roman" w:hAnsi="Times New Roman"/>
-          <w:sz w:val="28"/>
-          <w:szCs w:val="28"/>
-        </w:rPr>
-        <w:t>activity</w:t>
-      </w:r>
-      <w:r>
-        <w:rPr>
-          <w:rFonts w:hint="eastAsia"/>
-          <w:sz w:val="28"/>
-          <w:szCs w:val="28"/>
-        </w:rPr>
-        <w:t xml:space="preserve"> </w:t>
-      </w:r>
-      <w:r>
-        <w:rPr>
-          <w:rFonts w:hint="eastAsia" w:ascii="Times New Roman" w:hAnsi="Times New Roman"/>
-          <w:sz w:val="28"/>
-          <w:szCs w:val="28"/>
-        </w:rPr>
-        <w:t>scoring</w:t>
-      </w:r>
-      <w:r>
-        <w:rPr>
-          <w:rFonts w:hint="eastAsia"/>
-          <w:sz w:val="28"/>
-          <w:szCs w:val="28"/>
-        </w:rPr>
-        <w:t xml:space="preserve"> </w:t>
-      </w:r>
-      <w:r>
-        <w:rPr>
-          <w:rFonts w:hint="eastAsia" w:ascii="Times New Roman" w:hAnsi="Times New Roman"/>
-          <w:sz w:val="28"/>
-          <w:szCs w:val="28"/>
-        </w:rPr>
-        <w:t>and</w:t>
-      </w:r>
-      <w:r>
-        <w:rPr>
-          <w:rFonts w:hint="eastAsia"/>
-          <w:sz w:val="28"/>
-          <w:szCs w:val="28"/>
-        </w:rPr>
-        <w:t xml:space="preserve"> </w:t>
-      </w:r>
-      <w:r>
-        <w:rPr>
-          <w:rFonts w:hint="eastAsia" w:ascii="Times New Roman" w:hAnsi="Times New Roman"/>
-          <w:sz w:val="28"/>
-          <w:szCs w:val="28"/>
-        </w:rPr>
-        <w:t>data</w:t>
-      </w:r>
-      <w:r>
-        <w:rPr>
-          <w:rFonts w:hint="eastAsia"/>
-          <w:sz w:val="28"/>
-          <w:szCs w:val="28"/>
-        </w:rPr>
-        <w:t xml:space="preserve"> </w:t>
-      </w:r>
-      <w:r>
-        <w:rPr>
-          <w:rFonts w:hint="eastAsia" w:ascii="Times New Roman" w:hAnsi="Times New Roman"/>
-          <w:sz w:val="28"/>
-          <w:szCs w:val="28"/>
-        </w:rPr>
-        <w:t>statistics</w:t>
-      </w:r>
-      <w:r>
-        <w:rPr>
-          <w:rFonts w:hint="eastAsia"/>
-          <w:sz w:val="28"/>
-          <w:szCs w:val="28"/>
-        </w:rPr>
-        <w:t xml:space="preserve">. </w:t>
-      </w:r>
-      <w:r>
-        <w:rPr>
-          <w:rFonts w:hint="eastAsia" w:ascii="Times New Roman" w:hAnsi="Times New Roman"/>
-          <w:sz w:val="28"/>
-          <w:szCs w:val="28"/>
-        </w:rPr>
-        <w:t>The</w:t>
-      </w:r>
-      <w:r>
-        <w:rPr>
-          <w:rFonts w:hint="eastAsia"/>
-          <w:sz w:val="28"/>
-          <w:szCs w:val="28"/>
-        </w:rPr>
-        <w:t xml:space="preserve"> </w:t>
-      </w:r>
-      <w:r>
-        <w:rPr>
-          <w:rFonts w:hint="eastAsia" w:ascii="Times New Roman" w:hAnsi="Times New Roman"/>
-          <w:sz w:val="28"/>
-          <w:szCs w:val="28"/>
-        </w:rPr>
-        <w:t>project</w:t>
-      </w:r>
-      <w:r>
-        <w:rPr>
-          <w:rFonts w:hint="eastAsia"/>
-          <w:sz w:val="28"/>
-          <w:szCs w:val="28"/>
-        </w:rPr>
-        <w:t xml:space="preserve"> </w:t>
-      </w:r>
-      <w:r>
-        <w:rPr>
-          <w:rFonts w:hint="eastAsia" w:ascii="Times New Roman" w:hAnsi="Times New Roman"/>
-          <w:sz w:val="28"/>
-          <w:szCs w:val="28"/>
-        </w:rPr>
-        <w:t>is</w:t>
-      </w:r>
-      <w:r>
-        <w:rPr>
-          <w:rFonts w:hint="eastAsia"/>
-          <w:sz w:val="28"/>
-          <w:szCs w:val="28"/>
-        </w:rPr>
-        <w:t xml:space="preserve"> </w:t>
-      </w:r>
-      <w:r>
-        <w:rPr>
-          <w:rFonts w:hint="eastAsia" w:ascii="Times New Roman" w:hAnsi="Times New Roman"/>
-          <w:sz w:val="28"/>
-          <w:szCs w:val="28"/>
-        </w:rPr>
-        <w:t>divided</w:t>
-      </w:r>
-      <w:r>
-        <w:rPr>
-          <w:rFonts w:hint="eastAsia"/>
-          <w:sz w:val="28"/>
-          <w:szCs w:val="28"/>
-        </w:rPr>
-        <w:t xml:space="preserve"> </w:t>
-      </w:r>
-      <w:r>
-        <w:rPr>
-          <w:rFonts w:hint="eastAsia" w:ascii="Times New Roman" w:hAnsi="Times New Roman"/>
-          <w:sz w:val="28"/>
-          <w:szCs w:val="28"/>
-        </w:rPr>
-        <w:t>into</w:t>
-      </w:r>
-      <w:r>
-        <w:rPr>
-          <w:rFonts w:hint="eastAsia"/>
-          <w:sz w:val="28"/>
-          <w:szCs w:val="28"/>
-        </w:rPr>
-        <w:t xml:space="preserve"> </w:t>
-      </w:r>
-      <w:r>
-        <w:rPr>
-          <w:rFonts w:hint="eastAsia" w:ascii="Times New Roman" w:hAnsi="Times New Roman"/>
-          <w:sz w:val="28"/>
-          <w:szCs w:val="28"/>
-        </w:rPr>
-        <w:t>four</w:t>
-      </w:r>
-      <w:r>
-        <w:rPr>
-          <w:rFonts w:hint="eastAsia"/>
-          <w:sz w:val="28"/>
-          <w:szCs w:val="28"/>
-        </w:rPr>
-        <w:t xml:space="preserve"> </w:t>
-      </w:r>
-      <w:r>
-        <w:rPr>
-          <w:rFonts w:hint="eastAsia" w:ascii="Times New Roman" w:hAnsi="Times New Roman"/>
-          <w:sz w:val="28"/>
-          <w:szCs w:val="28"/>
-        </w:rPr>
-        <w:t>stages</w:t>
-      </w:r>
-      <w:r>
-        <w:rPr>
-          <w:rFonts w:hint="eastAsia"/>
-          <w:sz w:val="28"/>
-          <w:szCs w:val="28"/>
-        </w:rPr>
-        <w:t xml:space="preserve">: </w:t>
-      </w:r>
-      <w:r>
-        <w:rPr>
-          <w:rFonts w:hint="eastAsia" w:ascii="Times New Roman" w:hAnsi="Times New Roman"/>
-          <w:sz w:val="28"/>
-          <w:szCs w:val="28"/>
-        </w:rPr>
-        <w:t>requirement</w:t>
-      </w:r>
-      <w:r>
-        <w:rPr>
-          <w:rFonts w:hint="eastAsia"/>
-          <w:sz w:val="28"/>
-          <w:szCs w:val="28"/>
-        </w:rPr>
-        <w:t xml:space="preserve"> </w:t>
-      </w:r>
-      <w:r>
-        <w:rPr>
-          <w:rFonts w:hint="eastAsia" w:ascii="Times New Roman" w:hAnsi="Times New Roman"/>
-          <w:sz w:val="28"/>
-          <w:szCs w:val="28"/>
-        </w:rPr>
-        <w:t>analysis</w:t>
-      </w:r>
-      <w:r>
-        <w:rPr>
-          <w:rFonts w:hint="eastAsia"/>
-          <w:sz w:val="28"/>
-          <w:szCs w:val="28"/>
-        </w:rPr>
-        <w:t xml:space="preserve">, </w:t>
-      </w:r>
-      <w:r>
-        <w:rPr>
-          <w:rFonts w:hint="eastAsia" w:ascii="Times New Roman" w:hAnsi="Times New Roman"/>
-          <w:sz w:val="28"/>
-          <w:szCs w:val="28"/>
-        </w:rPr>
-        <w:t>system</w:t>
-      </w:r>
-      <w:r>
-        <w:rPr>
-          <w:rFonts w:hint="eastAsia"/>
-          <w:sz w:val="28"/>
-          <w:szCs w:val="28"/>
-        </w:rPr>
-        <w:t xml:space="preserve"> </w:t>
-      </w:r>
-      <w:r>
-        <w:rPr>
-          <w:rFonts w:hint="eastAsia" w:ascii="Times New Roman" w:hAnsi="Times New Roman"/>
-          <w:sz w:val="28"/>
-          <w:szCs w:val="28"/>
-        </w:rPr>
-        <w:t>design</w:t>
-      </w:r>
-      <w:r>
-        <w:rPr>
-          <w:rFonts w:hint="eastAsia"/>
-          <w:sz w:val="28"/>
-          <w:szCs w:val="28"/>
-        </w:rPr>
-        <w:t xml:space="preserve">, </w:t>
-      </w:r>
-      <w:r>
-        <w:rPr>
-          <w:rFonts w:hint="eastAsia" w:ascii="Times New Roman" w:hAnsi="Times New Roman"/>
-          <w:sz w:val="28"/>
-          <w:szCs w:val="28"/>
-        </w:rPr>
-        <w:t>and</w:t>
-      </w:r>
-      <w:r>
-        <w:rPr>
-          <w:rFonts w:hint="eastAsia"/>
-          <w:sz w:val="28"/>
-          <w:szCs w:val="28"/>
-        </w:rPr>
-        <w:t xml:space="preserve"> </w:t>
-      </w:r>
-      <w:r>
-        <w:rPr>
-          <w:rFonts w:hint="eastAsia" w:ascii="Times New Roman" w:hAnsi="Times New Roman"/>
-          <w:sz w:val="28"/>
-          <w:szCs w:val="28"/>
-        </w:rPr>
-        <w:t>coding</w:t>
-      </w:r>
-      <w:r>
-        <w:rPr>
-          <w:rFonts w:hint="eastAsia"/>
-          <w:sz w:val="28"/>
-          <w:szCs w:val="28"/>
-        </w:rPr>
-        <w:t xml:space="preserve"> </w:t>
-      </w:r>
-      <w:r>
-        <w:rPr>
-          <w:rFonts w:hint="eastAsia" w:ascii="Times New Roman" w:hAnsi="Times New Roman"/>
-          <w:sz w:val="28"/>
-          <w:szCs w:val="28"/>
-        </w:rPr>
-        <w:t>implementation</w:t>
-      </w:r>
-      <w:r>
-        <w:rPr>
-          <w:rFonts w:hint="eastAsia"/>
-          <w:sz w:val="28"/>
-          <w:szCs w:val="28"/>
-        </w:rPr>
-        <w:t xml:space="preserve">. </w:t>
-      </w:r>
-      <w:r>
-        <w:rPr>
-          <w:rFonts w:hint="eastAsia" w:ascii="Times New Roman" w:hAnsi="Times New Roman"/>
-          <w:sz w:val="28"/>
-          <w:szCs w:val="28"/>
-        </w:rPr>
-        <w:t>In</w:t>
-      </w:r>
-      <w:r>
-        <w:rPr>
-          <w:rFonts w:hint="eastAsia"/>
-          <w:sz w:val="28"/>
-          <w:szCs w:val="28"/>
-        </w:rPr>
-        <w:t xml:space="preserve"> </w:t>
-      </w:r>
-      <w:r>
-        <w:rPr>
-          <w:rFonts w:hint="eastAsia" w:ascii="Times New Roman" w:hAnsi="Times New Roman"/>
-          <w:sz w:val="28"/>
-          <w:szCs w:val="28"/>
-        </w:rPr>
-        <w:t>the</w:t>
-      </w:r>
-      <w:r>
-        <w:rPr>
-          <w:rFonts w:hint="eastAsia"/>
-          <w:sz w:val="28"/>
-          <w:szCs w:val="28"/>
-        </w:rPr>
-        <w:t xml:space="preserve"> </w:t>
-      </w:r>
-      <w:r>
-        <w:rPr>
-          <w:rFonts w:hint="eastAsia" w:ascii="Times New Roman" w:hAnsi="Times New Roman"/>
-          <w:sz w:val="28"/>
-          <w:szCs w:val="28"/>
-        </w:rPr>
-        <w:t>demand</w:t>
-      </w:r>
-      <w:r>
-        <w:rPr>
-          <w:rFonts w:hint="eastAsia"/>
-          <w:sz w:val="28"/>
-          <w:szCs w:val="28"/>
-        </w:rPr>
-        <w:t xml:space="preserve"> </w:t>
-      </w:r>
-      <w:r>
-        <w:rPr>
-          <w:rFonts w:hint="eastAsia" w:ascii="Times New Roman" w:hAnsi="Times New Roman"/>
-          <w:sz w:val="28"/>
-          <w:szCs w:val="28"/>
-        </w:rPr>
-        <w:t>analysis</w:t>
-      </w:r>
-      <w:r>
-        <w:rPr>
-          <w:rFonts w:hint="eastAsia"/>
-          <w:sz w:val="28"/>
-          <w:szCs w:val="28"/>
-        </w:rPr>
-        <w:t xml:space="preserve"> </w:t>
-      </w:r>
-      <w:r>
-        <w:rPr>
-          <w:rFonts w:hint="eastAsia" w:ascii="Times New Roman" w:hAnsi="Times New Roman"/>
-          <w:sz w:val="28"/>
-          <w:szCs w:val="28"/>
-        </w:rPr>
-        <w:t>stage</w:t>
-      </w:r>
-      <w:r>
-        <w:rPr>
-          <w:rFonts w:hint="eastAsia"/>
-          <w:sz w:val="28"/>
-          <w:szCs w:val="28"/>
-        </w:rPr>
-        <w:t xml:space="preserve">, </w:t>
-      </w:r>
-      <w:r>
-        <w:rPr>
-          <w:rFonts w:hint="eastAsia" w:ascii="Times New Roman" w:hAnsi="Times New Roman"/>
-          <w:sz w:val="28"/>
-          <w:szCs w:val="28"/>
-        </w:rPr>
-        <w:t>the</w:t>
-      </w:r>
-      <w:r>
-        <w:rPr>
-          <w:rFonts w:hint="eastAsia"/>
-          <w:sz w:val="28"/>
-          <w:szCs w:val="28"/>
-        </w:rPr>
-        <w:t xml:space="preserve"> </w:t>
-      </w:r>
-      <w:r>
-        <w:rPr>
-          <w:rFonts w:hint="eastAsia" w:ascii="Times New Roman" w:hAnsi="Times New Roman"/>
-          <w:sz w:val="28"/>
-          <w:szCs w:val="28"/>
-        </w:rPr>
-        <w:t>status</w:t>
-      </w:r>
-      <w:r>
-        <w:rPr>
-          <w:rFonts w:hint="eastAsia"/>
-          <w:sz w:val="28"/>
-          <w:szCs w:val="28"/>
-        </w:rPr>
-        <w:t xml:space="preserve"> </w:t>
-      </w:r>
-      <w:r>
-        <w:rPr>
-          <w:rFonts w:hint="eastAsia" w:ascii="Times New Roman" w:hAnsi="Times New Roman"/>
-          <w:sz w:val="28"/>
-          <w:szCs w:val="28"/>
-        </w:rPr>
-        <w:t>quo</w:t>
-      </w:r>
-      <w:r>
-        <w:rPr>
-          <w:rFonts w:hint="eastAsia"/>
-          <w:sz w:val="28"/>
-          <w:szCs w:val="28"/>
-        </w:rPr>
-        <w:t xml:space="preserve"> </w:t>
-      </w:r>
-      <w:r>
-        <w:rPr>
-          <w:rFonts w:hint="eastAsia" w:ascii="Times New Roman" w:hAnsi="Times New Roman"/>
-          <w:sz w:val="28"/>
-          <w:szCs w:val="28"/>
-        </w:rPr>
-        <w:t>and</w:t>
-      </w:r>
-      <w:r>
-        <w:rPr>
-          <w:rFonts w:hint="eastAsia"/>
-          <w:sz w:val="28"/>
-          <w:szCs w:val="28"/>
-        </w:rPr>
-        <w:t xml:space="preserve"> </w:t>
-      </w:r>
-      <w:r>
-        <w:rPr>
-          <w:rFonts w:hint="eastAsia" w:ascii="Times New Roman" w:hAnsi="Times New Roman"/>
-          <w:sz w:val="28"/>
-          <w:szCs w:val="28"/>
-        </w:rPr>
-        <w:t>demand</w:t>
-      </w:r>
-      <w:r>
-        <w:rPr>
-          <w:rFonts w:hint="eastAsia"/>
-          <w:sz w:val="28"/>
-          <w:szCs w:val="28"/>
-        </w:rPr>
-        <w:t xml:space="preserve"> </w:t>
-      </w:r>
-      <w:r>
-        <w:rPr>
-          <w:rFonts w:hint="eastAsia" w:ascii="Times New Roman" w:hAnsi="Times New Roman"/>
-          <w:sz w:val="28"/>
-          <w:szCs w:val="28"/>
-        </w:rPr>
-        <w:t>of</w:t>
-      </w:r>
-      <w:r>
-        <w:rPr>
-          <w:rFonts w:hint="eastAsia"/>
-          <w:sz w:val="28"/>
-          <w:szCs w:val="28"/>
-        </w:rPr>
-        <w:t xml:space="preserve"> </w:t>
-      </w:r>
-      <w:r>
-        <w:rPr>
-          <w:rFonts w:hint="eastAsia" w:ascii="Times New Roman" w:hAnsi="Times New Roman"/>
-          <w:sz w:val="28"/>
-          <w:szCs w:val="28"/>
-        </w:rPr>
-        <w:t>campus</w:t>
-      </w:r>
-      <w:r>
-        <w:rPr>
-          <w:rFonts w:hint="eastAsia"/>
-          <w:sz w:val="28"/>
-          <w:szCs w:val="28"/>
-        </w:rPr>
-        <w:t xml:space="preserve"> </w:t>
-      </w:r>
-      <w:r>
-        <w:rPr>
-          <w:rFonts w:hint="eastAsia" w:ascii="Times New Roman" w:hAnsi="Times New Roman"/>
-          <w:sz w:val="28"/>
-          <w:szCs w:val="28"/>
-        </w:rPr>
-        <w:t>activity</w:t>
-      </w:r>
-      <w:r>
-        <w:rPr>
-          <w:rFonts w:hint="eastAsia"/>
-          <w:sz w:val="28"/>
-          <w:szCs w:val="28"/>
-        </w:rPr>
-        <w:t xml:space="preserve"> </w:t>
-      </w:r>
-      <w:r>
-        <w:rPr>
-          <w:rFonts w:hint="eastAsia" w:ascii="Times New Roman" w:hAnsi="Times New Roman"/>
-          <w:sz w:val="28"/>
-          <w:szCs w:val="28"/>
-        </w:rPr>
-        <w:t>management</w:t>
-      </w:r>
-      <w:r>
-        <w:rPr>
-          <w:rFonts w:hint="eastAsia"/>
-          <w:sz w:val="28"/>
-          <w:szCs w:val="28"/>
-        </w:rPr>
-        <w:t xml:space="preserve"> </w:t>
-      </w:r>
-      <w:r>
-        <w:rPr>
-          <w:rFonts w:hint="eastAsia" w:ascii="Times New Roman" w:hAnsi="Times New Roman"/>
-          <w:sz w:val="28"/>
-          <w:szCs w:val="28"/>
-        </w:rPr>
-        <w:t>in</w:t>
-      </w:r>
-      <w:r>
-        <w:rPr>
-          <w:rFonts w:hint="eastAsia"/>
-          <w:sz w:val="28"/>
-          <w:szCs w:val="28"/>
-        </w:rPr>
-        <w:t xml:space="preserve"> </w:t>
-      </w:r>
-      <w:r>
-        <w:rPr>
-          <w:rFonts w:hint="eastAsia" w:ascii="Times New Roman" w:hAnsi="Times New Roman"/>
-          <w:sz w:val="28"/>
-          <w:szCs w:val="28"/>
-        </w:rPr>
-        <w:t>colleges</w:t>
-      </w:r>
-      <w:r>
-        <w:rPr>
-          <w:rFonts w:hint="eastAsia"/>
-          <w:sz w:val="28"/>
-          <w:szCs w:val="28"/>
-        </w:rPr>
-        <w:t xml:space="preserve"> </w:t>
-      </w:r>
-      <w:r>
-        <w:rPr>
-          <w:rFonts w:hint="eastAsia" w:ascii="Times New Roman" w:hAnsi="Times New Roman"/>
-          <w:sz w:val="28"/>
-          <w:szCs w:val="28"/>
-        </w:rPr>
-        <w:t>and</w:t>
-      </w:r>
-      <w:r>
-        <w:rPr>
-          <w:rFonts w:hint="eastAsia"/>
-          <w:sz w:val="28"/>
-          <w:szCs w:val="28"/>
-        </w:rPr>
-        <w:t xml:space="preserve"> </w:t>
-      </w:r>
-      <w:r>
-        <w:rPr>
-          <w:rFonts w:hint="eastAsia" w:ascii="Times New Roman" w:hAnsi="Times New Roman"/>
-          <w:sz w:val="28"/>
-          <w:szCs w:val="28"/>
-        </w:rPr>
-        <w:t>universities</w:t>
-      </w:r>
-      <w:r>
-        <w:rPr>
-          <w:rFonts w:hint="eastAsia"/>
-          <w:sz w:val="28"/>
-          <w:szCs w:val="28"/>
-        </w:rPr>
-        <w:t xml:space="preserve"> </w:t>
-      </w:r>
-      <w:r>
-        <w:rPr>
-          <w:rFonts w:hint="eastAsia" w:ascii="Times New Roman" w:hAnsi="Times New Roman"/>
-          <w:sz w:val="28"/>
-          <w:szCs w:val="28"/>
-        </w:rPr>
-        <w:t>are</w:t>
-      </w:r>
-      <w:r>
-        <w:rPr>
-          <w:rFonts w:hint="eastAsia"/>
-          <w:sz w:val="28"/>
-          <w:szCs w:val="28"/>
-        </w:rPr>
-        <w:t xml:space="preserve"> </w:t>
-      </w:r>
-      <w:r>
-        <w:rPr>
-          <w:rFonts w:hint="eastAsia" w:ascii="Times New Roman" w:hAnsi="Times New Roman"/>
-          <w:sz w:val="28"/>
-          <w:szCs w:val="28"/>
-        </w:rPr>
-        <w:t>analyzed</w:t>
-      </w:r>
-      <w:r>
-        <w:rPr>
-          <w:rFonts w:hint="eastAsia"/>
-          <w:sz w:val="28"/>
-          <w:szCs w:val="28"/>
-        </w:rPr>
-        <w:t xml:space="preserve">. </w:t>
-      </w:r>
-      <w:r>
-        <w:rPr>
-          <w:rFonts w:hint="eastAsia" w:ascii="Times New Roman" w:hAnsi="Times New Roman"/>
-          <w:sz w:val="28"/>
-          <w:szCs w:val="28"/>
-        </w:rPr>
-        <w:t>In</w:t>
-      </w:r>
-      <w:r>
-        <w:rPr>
-          <w:rFonts w:hint="eastAsia"/>
-          <w:sz w:val="28"/>
-          <w:szCs w:val="28"/>
-        </w:rPr>
-        <w:t xml:space="preserve"> </w:t>
-      </w:r>
-      <w:r>
-        <w:rPr>
-          <w:rFonts w:hint="eastAsia" w:ascii="Times New Roman" w:hAnsi="Times New Roman"/>
-          <w:sz w:val="28"/>
-          <w:szCs w:val="28"/>
-        </w:rPr>
-        <w:t>the</w:t>
-      </w:r>
-      <w:r>
-        <w:rPr>
-          <w:rFonts w:hint="eastAsia"/>
-          <w:sz w:val="28"/>
-          <w:szCs w:val="28"/>
-        </w:rPr>
-        <w:t xml:space="preserve"> </w:t>
-      </w:r>
-      <w:r>
-        <w:rPr>
-          <w:rFonts w:hint="eastAsia" w:ascii="Times New Roman" w:hAnsi="Times New Roman"/>
-          <w:sz w:val="28"/>
-          <w:szCs w:val="28"/>
-        </w:rPr>
-        <w:t>system</w:t>
-      </w:r>
-      <w:r>
-        <w:rPr>
-          <w:rFonts w:hint="eastAsia"/>
-          <w:sz w:val="28"/>
-          <w:szCs w:val="28"/>
-        </w:rPr>
-        <w:t xml:space="preserve"> </w:t>
-      </w:r>
-      <w:r>
-        <w:rPr>
-          <w:rFonts w:hint="eastAsia" w:ascii="Times New Roman" w:hAnsi="Times New Roman"/>
-          <w:sz w:val="28"/>
-          <w:szCs w:val="28"/>
-        </w:rPr>
-        <w:t>design</w:t>
-      </w:r>
-      <w:r>
-        <w:rPr>
-          <w:rFonts w:hint="eastAsia"/>
-          <w:sz w:val="28"/>
-          <w:szCs w:val="28"/>
-        </w:rPr>
-        <w:t xml:space="preserve"> </w:t>
-      </w:r>
-      <w:r>
-        <w:rPr>
-          <w:rFonts w:hint="eastAsia" w:ascii="Times New Roman" w:hAnsi="Times New Roman"/>
-          <w:sz w:val="28"/>
-          <w:szCs w:val="28"/>
-        </w:rPr>
-        <w:t>phase</w:t>
-      </w:r>
-      <w:r>
-        <w:rPr>
-          <w:rFonts w:hint="eastAsia"/>
-          <w:sz w:val="28"/>
-          <w:szCs w:val="28"/>
-        </w:rPr>
-        <w:t xml:space="preserve">, </w:t>
-      </w:r>
-      <w:r>
-        <w:rPr>
-          <w:rFonts w:hint="eastAsia" w:ascii="Times New Roman" w:hAnsi="Times New Roman"/>
-          <w:sz w:val="28"/>
-          <w:szCs w:val="28"/>
-        </w:rPr>
-        <w:t>the</w:t>
-      </w:r>
-      <w:r>
-        <w:rPr>
-          <w:rFonts w:hint="eastAsia"/>
-          <w:sz w:val="28"/>
-          <w:szCs w:val="28"/>
-        </w:rPr>
-        <w:t xml:space="preserve"> </w:t>
-      </w:r>
-      <w:r>
-        <w:rPr>
-          <w:rFonts w:hint="eastAsia" w:ascii="Times New Roman" w:hAnsi="Times New Roman"/>
-          <w:sz w:val="28"/>
-          <w:szCs w:val="28"/>
-        </w:rPr>
-        <w:t>overall</w:t>
-      </w:r>
-      <w:r>
-        <w:rPr>
-          <w:rFonts w:hint="eastAsia"/>
-          <w:sz w:val="28"/>
-          <w:szCs w:val="28"/>
-        </w:rPr>
-        <w:t xml:space="preserve"> </w:t>
-      </w:r>
-      <w:r>
-        <w:rPr>
-          <w:rFonts w:hint="eastAsia" w:ascii="Times New Roman" w:hAnsi="Times New Roman"/>
-          <w:sz w:val="28"/>
-          <w:szCs w:val="28"/>
-        </w:rPr>
-        <w:t>architecture</w:t>
-      </w:r>
-      <w:r>
-        <w:rPr>
-          <w:rFonts w:hint="eastAsia"/>
-          <w:sz w:val="28"/>
-          <w:szCs w:val="28"/>
-        </w:rPr>
-        <w:t xml:space="preserve"> </w:t>
-      </w:r>
-      <w:r>
-        <w:rPr>
-          <w:rFonts w:hint="eastAsia" w:ascii="Times New Roman" w:hAnsi="Times New Roman"/>
-          <w:sz w:val="28"/>
-          <w:szCs w:val="28"/>
-        </w:rPr>
-        <w:t>of</w:t>
-      </w:r>
-      <w:r>
-        <w:rPr>
-          <w:rFonts w:hint="eastAsia"/>
-          <w:sz w:val="28"/>
-          <w:szCs w:val="28"/>
-        </w:rPr>
-        <w:t xml:space="preserve"> </w:t>
-      </w:r>
-      <w:r>
-        <w:rPr>
-          <w:rFonts w:hint="eastAsia" w:ascii="Times New Roman" w:hAnsi="Times New Roman"/>
-          <w:sz w:val="28"/>
-          <w:szCs w:val="28"/>
-        </w:rPr>
-        <w:t>the</w:t>
-      </w:r>
-      <w:r>
-        <w:rPr>
-          <w:rFonts w:hint="eastAsia"/>
-          <w:sz w:val="28"/>
-          <w:szCs w:val="28"/>
-        </w:rPr>
-        <w:t xml:space="preserve"> </w:t>
-      </w:r>
-      <w:r>
-        <w:rPr>
-          <w:rFonts w:hint="eastAsia" w:ascii="Times New Roman" w:hAnsi="Times New Roman"/>
-          <w:sz w:val="28"/>
-          <w:szCs w:val="28"/>
-        </w:rPr>
-        <w:t>system</w:t>
-      </w:r>
-      <w:r>
-        <w:rPr>
-          <w:rFonts w:hint="eastAsia"/>
-          <w:sz w:val="28"/>
-          <w:szCs w:val="28"/>
-        </w:rPr>
-        <w:t xml:space="preserve"> </w:t>
-      </w:r>
-      <w:r>
-        <w:rPr>
-          <w:rFonts w:hint="eastAsia" w:ascii="Times New Roman" w:hAnsi="Times New Roman"/>
-          <w:sz w:val="28"/>
-          <w:szCs w:val="28"/>
-        </w:rPr>
-        <w:t>and</w:t>
-      </w:r>
-      <w:r>
-        <w:rPr>
-          <w:rFonts w:hint="eastAsia"/>
-          <w:sz w:val="28"/>
-          <w:szCs w:val="28"/>
-        </w:rPr>
-        <w:t xml:space="preserve"> </w:t>
-      </w:r>
-      <w:r>
-        <w:rPr>
-          <w:rFonts w:hint="eastAsia" w:ascii="Times New Roman" w:hAnsi="Times New Roman"/>
-          <w:sz w:val="28"/>
-          <w:szCs w:val="28"/>
-        </w:rPr>
-        <w:t>the</w:t>
-      </w:r>
-      <w:r>
-        <w:rPr>
-          <w:rFonts w:hint="eastAsia"/>
-          <w:sz w:val="28"/>
-          <w:szCs w:val="28"/>
-        </w:rPr>
-        <w:t xml:space="preserve"> </w:t>
-      </w:r>
-      <w:r>
-        <w:rPr>
-          <w:rFonts w:hint="eastAsia" w:ascii="Times New Roman" w:hAnsi="Times New Roman"/>
-          <w:sz w:val="28"/>
-          <w:szCs w:val="28"/>
-        </w:rPr>
-        <w:t>function</w:t>
-      </w:r>
-      <w:r>
-        <w:rPr>
-          <w:rFonts w:hint="eastAsia"/>
-          <w:sz w:val="28"/>
-          <w:szCs w:val="28"/>
-        </w:rPr>
-        <w:t xml:space="preserve"> </w:t>
-      </w:r>
-      <w:r>
-        <w:rPr>
-          <w:rFonts w:hint="eastAsia" w:ascii="Times New Roman" w:hAnsi="Times New Roman"/>
-          <w:sz w:val="28"/>
-          <w:szCs w:val="28"/>
-        </w:rPr>
-        <w:t>of</w:t>
-      </w:r>
-      <w:r>
-        <w:rPr>
-          <w:rFonts w:hint="eastAsia"/>
-          <w:sz w:val="28"/>
-          <w:szCs w:val="28"/>
-        </w:rPr>
-        <w:t xml:space="preserve"> </w:t>
-      </w:r>
-      <w:r>
-        <w:rPr>
-          <w:rFonts w:hint="eastAsia" w:ascii="Times New Roman" w:hAnsi="Times New Roman"/>
-          <w:sz w:val="28"/>
-          <w:szCs w:val="28"/>
-        </w:rPr>
-        <w:t>each</w:t>
-      </w:r>
-      <w:r>
-        <w:rPr>
-          <w:rFonts w:hint="eastAsia"/>
-          <w:sz w:val="28"/>
-          <w:szCs w:val="28"/>
-        </w:rPr>
-        <w:t xml:space="preserve"> </w:t>
-      </w:r>
-      <w:r>
-        <w:rPr>
-          <w:rFonts w:hint="eastAsia" w:ascii="Times New Roman" w:hAnsi="Times New Roman"/>
-          <w:sz w:val="28"/>
-          <w:szCs w:val="28"/>
-        </w:rPr>
-        <w:t>module</w:t>
-      </w:r>
-      <w:r>
-        <w:rPr>
-          <w:rFonts w:hint="eastAsia"/>
-          <w:sz w:val="28"/>
-          <w:szCs w:val="28"/>
-        </w:rPr>
-        <w:t xml:space="preserve"> </w:t>
-      </w:r>
-      <w:r>
-        <w:rPr>
-          <w:rFonts w:hint="eastAsia" w:ascii="Times New Roman" w:hAnsi="Times New Roman"/>
-          <w:sz w:val="28"/>
-          <w:szCs w:val="28"/>
-        </w:rPr>
-        <w:t>are</w:t>
-      </w:r>
-      <w:r>
-        <w:rPr>
-          <w:rFonts w:hint="eastAsia"/>
-          <w:sz w:val="28"/>
-          <w:szCs w:val="28"/>
-        </w:rPr>
-        <w:t xml:space="preserve"> </w:t>
-      </w:r>
-      <w:r>
-        <w:rPr>
-          <w:rFonts w:hint="eastAsia" w:ascii="Times New Roman" w:hAnsi="Times New Roman"/>
-          <w:sz w:val="28"/>
-          <w:szCs w:val="28"/>
-        </w:rPr>
-        <w:t>determined</w:t>
-      </w:r>
-      <w:r>
-        <w:rPr>
-          <w:rFonts w:hint="eastAsia"/>
-          <w:sz w:val="28"/>
-          <w:szCs w:val="28"/>
-        </w:rPr>
-        <w:t xml:space="preserve">. </w:t>
-      </w:r>
-      <w:r>
-        <w:rPr>
-          <w:rFonts w:hint="eastAsia" w:ascii="Times New Roman" w:hAnsi="Times New Roman"/>
-          <w:sz w:val="28"/>
-          <w:szCs w:val="28"/>
-        </w:rPr>
-        <w:t>In</w:t>
-      </w:r>
-      <w:r>
-        <w:rPr>
-          <w:rFonts w:hint="eastAsia"/>
-          <w:sz w:val="28"/>
-          <w:szCs w:val="28"/>
-        </w:rPr>
-        <w:t xml:space="preserve"> </w:t>
-      </w:r>
-      <w:r>
-        <w:rPr>
-          <w:rFonts w:hint="eastAsia" w:ascii="Times New Roman" w:hAnsi="Times New Roman"/>
-          <w:sz w:val="28"/>
-          <w:szCs w:val="28"/>
-        </w:rPr>
-        <w:t>the</w:t>
-      </w:r>
-      <w:r>
-        <w:rPr>
-          <w:rFonts w:hint="eastAsia"/>
-          <w:sz w:val="28"/>
-          <w:szCs w:val="28"/>
-        </w:rPr>
-        <w:t xml:space="preserve"> </w:t>
-      </w:r>
-      <w:r>
-        <w:rPr>
-          <w:rFonts w:hint="eastAsia" w:ascii="Times New Roman" w:hAnsi="Times New Roman"/>
-          <w:sz w:val="28"/>
-          <w:szCs w:val="28"/>
-        </w:rPr>
-        <w:t>coding</w:t>
-      </w:r>
-      <w:r>
-        <w:rPr>
-          <w:rFonts w:hint="eastAsia"/>
-          <w:sz w:val="28"/>
-          <w:szCs w:val="28"/>
-        </w:rPr>
-        <w:t xml:space="preserve"> </w:t>
-      </w:r>
-      <w:r>
-        <w:rPr>
-          <w:rFonts w:hint="eastAsia" w:ascii="Times New Roman" w:hAnsi="Times New Roman"/>
-          <w:sz w:val="28"/>
-          <w:szCs w:val="28"/>
-        </w:rPr>
-        <w:t>implementation</w:t>
-      </w:r>
-      <w:r>
-        <w:rPr>
-          <w:rFonts w:hint="eastAsia"/>
-          <w:sz w:val="28"/>
-          <w:szCs w:val="28"/>
-        </w:rPr>
-        <w:t xml:space="preserve"> </w:t>
-      </w:r>
-      <w:r>
-        <w:rPr>
-          <w:rFonts w:hint="eastAsia" w:ascii="Times New Roman" w:hAnsi="Times New Roman"/>
-          <w:sz w:val="28"/>
-          <w:szCs w:val="28"/>
-        </w:rPr>
-        <w:t>stage</w:t>
-      </w:r>
-      <w:r>
-        <w:rPr>
-          <w:rFonts w:hint="eastAsia"/>
-          <w:sz w:val="28"/>
-          <w:szCs w:val="28"/>
-        </w:rPr>
-        <w:t xml:space="preserve">, </w:t>
-      </w:r>
-      <w:r>
-        <w:rPr>
-          <w:rFonts w:hint="eastAsia" w:ascii="Times New Roman" w:hAnsi="Times New Roman"/>
-          <w:sz w:val="28"/>
-          <w:szCs w:val="28"/>
-        </w:rPr>
-        <w:t>the</w:t>
-      </w:r>
-      <w:r>
-        <w:rPr>
-          <w:rFonts w:hint="eastAsia"/>
-          <w:sz w:val="28"/>
-          <w:szCs w:val="28"/>
-        </w:rPr>
-        <w:t xml:space="preserve"> </w:t>
-      </w:r>
-      <w:r>
-        <w:rPr>
-          <w:rFonts w:hint="eastAsia" w:ascii="Times New Roman" w:hAnsi="Times New Roman"/>
-          <w:sz w:val="28"/>
-          <w:szCs w:val="28"/>
-        </w:rPr>
-        <w:t>wechat</w:t>
-      </w:r>
-      <w:r>
-        <w:rPr>
-          <w:rFonts w:hint="eastAsia"/>
-          <w:sz w:val="28"/>
-          <w:szCs w:val="28"/>
-        </w:rPr>
-        <w:t xml:space="preserve"> </w:t>
-      </w:r>
-      <w:r>
-        <w:rPr>
-          <w:rFonts w:hint="eastAsia" w:ascii="Times New Roman" w:hAnsi="Times New Roman"/>
-          <w:sz w:val="28"/>
-          <w:szCs w:val="28"/>
-        </w:rPr>
-        <w:t>small</w:t>
-      </w:r>
-      <w:r>
-        <w:rPr>
-          <w:rFonts w:hint="eastAsia"/>
-          <w:sz w:val="28"/>
-          <w:szCs w:val="28"/>
-        </w:rPr>
-        <w:t xml:space="preserve"> </w:t>
-      </w:r>
-      <w:r>
-        <w:rPr>
-          <w:rFonts w:hint="eastAsia" w:ascii="Times New Roman" w:hAnsi="Times New Roman"/>
-          <w:sz w:val="28"/>
-          <w:szCs w:val="28"/>
-        </w:rPr>
-        <w:t>program</w:t>
-      </w:r>
-      <w:r>
-        <w:rPr>
-          <w:rFonts w:hint="eastAsia"/>
-          <w:sz w:val="28"/>
-          <w:szCs w:val="28"/>
-        </w:rPr>
-        <w:t xml:space="preserve"> </w:t>
-      </w:r>
-      <w:r>
-        <w:rPr>
-          <w:rFonts w:hint="eastAsia" w:ascii="Times New Roman" w:hAnsi="Times New Roman"/>
-          <w:sz w:val="28"/>
-          <w:szCs w:val="28"/>
-        </w:rPr>
-        <w:t>development</w:t>
-      </w:r>
-      <w:r>
-        <w:rPr>
-          <w:rFonts w:hint="eastAsia"/>
-          <w:sz w:val="28"/>
-          <w:szCs w:val="28"/>
-        </w:rPr>
-        <w:t xml:space="preserve"> </w:t>
-      </w:r>
-      <w:r>
-        <w:rPr>
-          <w:rFonts w:hint="eastAsia" w:ascii="Times New Roman" w:hAnsi="Times New Roman"/>
-          <w:sz w:val="28"/>
-          <w:szCs w:val="28"/>
-        </w:rPr>
-        <w:t>technology</w:t>
-      </w:r>
-      <w:r>
-        <w:rPr>
-          <w:rFonts w:hint="eastAsia"/>
-          <w:sz w:val="28"/>
-          <w:szCs w:val="28"/>
-        </w:rPr>
-        <w:t xml:space="preserve"> </w:t>
-      </w:r>
-      <w:r>
-        <w:rPr>
-          <w:rFonts w:hint="eastAsia" w:ascii="Times New Roman" w:hAnsi="Times New Roman"/>
-          <w:sz w:val="28"/>
-          <w:szCs w:val="28"/>
-        </w:rPr>
-        <w:t>was</w:t>
-      </w:r>
-      <w:r>
-        <w:rPr>
-          <w:rFonts w:hint="eastAsia"/>
-          <w:sz w:val="28"/>
-          <w:szCs w:val="28"/>
-        </w:rPr>
-        <w:t xml:space="preserve"> </w:t>
-      </w:r>
-      <w:r>
-        <w:rPr>
-          <w:rFonts w:hint="eastAsia" w:ascii="Times New Roman" w:hAnsi="Times New Roman"/>
-          <w:sz w:val="28"/>
-          <w:szCs w:val="28"/>
-        </w:rPr>
-        <w:t>used</w:t>
-      </w:r>
-      <w:r>
-        <w:rPr>
-          <w:rFonts w:hint="eastAsia"/>
-          <w:sz w:val="28"/>
-          <w:szCs w:val="28"/>
-        </w:rPr>
-        <w:t xml:space="preserve"> </w:t>
-      </w:r>
-      <w:r>
-        <w:rPr>
-          <w:rFonts w:hint="eastAsia" w:ascii="Times New Roman" w:hAnsi="Times New Roman"/>
-          <w:sz w:val="28"/>
-          <w:szCs w:val="28"/>
-        </w:rPr>
-        <w:t>to</w:t>
-      </w:r>
-      <w:r>
-        <w:rPr>
-          <w:rFonts w:hint="eastAsia"/>
-          <w:sz w:val="28"/>
-          <w:szCs w:val="28"/>
-        </w:rPr>
-        <w:t xml:space="preserve"> </w:t>
-      </w:r>
-      <w:r>
-        <w:rPr>
-          <w:rFonts w:hint="eastAsia" w:ascii="Times New Roman" w:hAnsi="Times New Roman"/>
-          <w:sz w:val="28"/>
-          <w:szCs w:val="28"/>
-        </w:rPr>
-        <w:t>complete</w:t>
-      </w:r>
-      <w:r>
-        <w:rPr>
-          <w:rFonts w:hint="eastAsia"/>
-          <w:sz w:val="28"/>
-          <w:szCs w:val="28"/>
-        </w:rPr>
-        <w:t xml:space="preserve"> </w:t>
-      </w:r>
-      <w:r>
-        <w:rPr>
-          <w:rFonts w:hint="eastAsia" w:ascii="Times New Roman" w:hAnsi="Times New Roman"/>
-          <w:sz w:val="28"/>
-          <w:szCs w:val="28"/>
-        </w:rPr>
-        <w:t>the</w:t>
-      </w:r>
-      <w:r>
-        <w:rPr>
-          <w:rFonts w:hint="eastAsia"/>
-          <w:sz w:val="28"/>
-          <w:szCs w:val="28"/>
-        </w:rPr>
-        <w:t xml:space="preserve"> </w:t>
-      </w:r>
-      <w:r>
-        <w:rPr>
-          <w:rFonts w:hint="eastAsia" w:ascii="Times New Roman" w:hAnsi="Times New Roman"/>
-          <w:sz w:val="28"/>
-          <w:szCs w:val="28"/>
-        </w:rPr>
-        <w:t>preparation</w:t>
-      </w:r>
-      <w:r>
-        <w:rPr>
-          <w:rFonts w:hint="eastAsia"/>
-          <w:sz w:val="28"/>
-          <w:szCs w:val="28"/>
-        </w:rPr>
-        <w:t xml:space="preserve"> </w:t>
-      </w:r>
-      <w:r>
-        <w:rPr>
-          <w:rFonts w:hint="eastAsia" w:ascii="Times New Roman" w:hAnsi="Times New Roman"/>
-          <w:sz w:val="28"/>
-          <w:szCs w:val="28"/>
-        </w:rPr>
-        <w:t>of</w:t>
-      </w:r>
-      <w:r>
-        <w:rPr>
-          <w:rFonts w:hint="eastAsia"/>
-          <w:sz w:val="28"/>
-          <w:szCs w:val="28"/>
-        </w:rPr>
-        <w:t xml:space="preserve"> </w:t>
-      </w:r>
-      <w:r>
-        <w:rPr>
-          <w:rFonts w:hint="eastAsia" w:ascii="Times New Roman" w:hAnsi="Times New Roman"/>
-          <w:sz w:val="28"/>
-          <w:szCs w:val="28"/>
-        </w:rPr>
-        <w:t>each</w:t>
-      </w:r>
-      <w:r>
-        <w:rPr>
-          <w:rFonts w:hint="eastAsia"/>
-          <w:sz w:val="28"/>
-          <w:szCs w:val="28"/>
-        </w:rPr>
-        <w:t xml:space="preserve"> </w:t>
-      </w:r>
-      <w:r>
-        <w:rPr>
-          <w:rFonts w:hint="eastAsia" w:ascii="Times New Roman" w:hAnsi="Times New Roman"/>
-          <w:sz w:val="28"/>
-          <w:szCs w:val="28"/>
-        </w:rPr>
-        <w:t>functional</w:t>
-      </w:r>
-      <w:r>
-        <w:rPr>
-          <w:rFonts w:hint="eastAsia"/>
-          <w:sz w:val="28"/>
-          <w:szCs w:val="28"/>
-        </w:rPr>
-        <w:t xml:space="preserve"> </w:t>
-      </w:r>
-      <w:r>
-        <w:rPr>
-          <w:rFonts w:hint="eastAsia" w:ascii="Times New Roman" w:hAnsi="Times New Roman"/>
-          <w:sz w:val="28"/>
-          <w:szCs w:val="28"/>
-        </w:rPr>
-        <w:t>module</w:t>
-      </w:r>
-      <w:r>
-        <w:rPr>
-          <w:rFonts w:hint="eastAsia"/>
-          <w:sz w:val="28"/>
-          <w:szCs w:val="28"/>
-        </w:rPr>
-        <w:t xml:space="preserve">. </w:t>
-      </w:r>
-      <w:r>
-        <w:rPr>
-          <w:rFonts w:hint="eastAsia" w:ascii="Times New Roman" w:hAnsi="Times New Roman"/>
-          <w:sz w:val="28"/>
-          <w:szCs w:val="28"/>
-        </w:rPr>
-        <w:t>Finally</w:t>
-      </w:r>
-      <w:r>
-        <w:rPr>
-          <w:rFonts w:hint="eastAsia"/>
-          <w:sz w:val="28"/>
-          <w:szCs w:val="28"/>
-        </w:rPr>
-        <w:t xml:space="preserve">, </w:t>
-      </w:r>
-      <w:r>
-        <w:rPr>
-          <w:rFonts w:hint="eastAsia" w:ascii="Times New Roman" w:hAnsi="Times New Roman"/>
-          <w:sz w:val="28"/>
-          <w:szCs w:val="28"/>
-        </w:rPr>
-        <w:t>the</w:t>
-      </w:r>
-      <w:r>
-        <w:rPr>
-          <w:rFonts w:hint="eastAsia"/>
-          <w:sz w:val="28"/>
-          <w:szCs w:val="28"/>
-        </w:rPr>
-        <w:t xml:space="preserve"> </w:t>
-      </w:r>
-      <w:r>
-        <w:rPr>
-          <w:rFonts w:hint="eastAsia" w:ascii="Times New Roman" w:hAnsi="Times New Roman"/>
-          <w:sz w:val="28"/>
-          <w:szCs w:val="28"/>
-        </w:rPr>
-        <w:t>system</w:t>
-      </w:r>
-      <w:r>
-        <w:rPr>
-          <w:rFonts w:hint="eastAsia"/>
-          <w:sz w:val="28"/>
-          <w:szCs w:val="28"/>
-        </w:rPr>
-        <w:t xml:space="preserve"> </w:t>
-      </w:r>
-      <w:r>
-        <w:rPr>
-          <w:rFonts w:hint="eastAsia" w:ascii="Times New Roman" w:hAnsi="Times New Roman"/>
-          <w:sz w:val="28"/>
-          <w:szCs w:val="28"/>
-        </w:rPr>
-        <w:t>can</w:t>
-      </w:r>
-      <w:r>
-        <w:rPr>
-          <w:rFonts w:hint="eastAsia"/>
-          <w:sz w:val="28"/>
-          <w:szCs w:val="28"/>
-        </w:rPr>
-        <w:t xml:space="preserve"> </w:t>
-      </w:r>
-      <w:r>
-        <w:rPr>
-          <w:rFonts w:hint="eastAsia" w:ascii="Times New Roman" w:hAnsi="Times New Roman"/>
-          <w:sz w:val="28"/>
-          <w:szCs w:val="28"/>
-        </w:rPr>
-        <w:t>not</w:t>
-      </w:r>
-      <w:r>
-        <w:rPr>
-          <w:rFonts w:hint="eastAsia"/>
-          <w:sz w:val="28"/>
-          <w:szCs w:val="28"/>
-        </w:rPr>
-        <w:t xml:space="preserve"> </w:t>
-      </w:r>
-      <w:r>
-        <w:rPr>
-          <w:rFonts w:hint="eastAsia" w:ascii="Times New Roman" w:hAnsi="Times New Roman"/>
-          <w:sz w:val="28"/>
-          <w:szCs w:val="28"/>
-        </w:rPr>
-        <w:t>only</w:t>
-      </w:r>
-      <w:r>
-        <w:rPr>
-          <w:rFonts w:hint="eastAsia"/>
-          <w:sz w:val="28"/>
-          <w:szCs w:val="28"/>
-        </w:rPr>
-        <w:t xml:space="preserve"> </w:t>
-      </w:r>
-      <w:r>
-        <w:rPr>
-          <w:rFonts w:hint="eastAsia" w:ascii="Times New Roman" w:hAnsi="Times New Roman"/>
-          <w:sz w:val="28"/>
-          <w:szCs w:val="28"/>
-        </w:rPr>
-        <w:t>improve</w:t>
-      </w:r>
-      <w:r>
-        <w:rPr>
-          <w:rFonts w:hint="eastAsia"/>
-          <w:sz w:val="28"/>
-          <w:szCs w:val="28"/>
-        </w:rPr>
-        <w:t xml:space="preserve"> </w:t>
-      </w:r>
-      <w:r>
-        <w:rPr>
-          <w:rFonts w:hint="eastAsia" w:ascii="Times New Roman" w:hAnsi="Times New Roman"/>
-          <w:sz w:val="28"/>
-          <w:szCs w:val="28"/>
-        </w:rPr>
-        <w:t>the</w:t>
-      </w:r>
-      <w:r>
-        <w:rPr>
-          <w:rFonts w:hint="eastAsia"/>
-          <w:sz w:val="28"/>
-          <w:szCs w:val="28"/>
-        </w:rPr>
-        <w:t xml:space="preserve"> </w:t>
-      </w:r>
-      <w:r>
-        <w:rPr>
-          <w:rFonts w:hint="eastAsia" w:ascii="Times New Roman" w:hAnsi="Times New Roman"/>
-          <w:sz w:val="28"/>
-          <w:szCs w:val="28"/>
-        </w:rPr>
-        <w:t>efficiency</w:t>
-      </w:r>
-      <w:r>
-        <w:rPr>
-          <w:rFonts w:hint="eastAsia"/>
-          <w:sz w:val="28"/>
-          <w:szCs w:val="28"/>
-        </w:rPr>
-        <w:t xml:space="preserve"> </w:t>
-      </w:r>
-      <w:r>
-        <w:rPr>
-          <w:rFonts w:hint="eastAsia" w:ascii="Times New Roman" w:hAnsi="Times New Roman"/>
-          <w:sz w:val="28"/>
-          <w:szCs w:val="28"/>
-        </w:rPr>
-        <w:t>of</w:t>
-      </w:r>
-      <w:r>
-        <w:rPr>
-          <w:rFonts w:hint="eastAsia"/>
-          <w:sz w:val="28"/>
-          <w:szCs w:val="28"/>
-        </w:rPr>
-        <w:t xml:space="preserve"> </w:t>
-      </w:r>
-      <w:r>
-        <w:rPr>
-          <w:rFonts w:hint="eastAsia" w:ascii="Times New Roman" w:hAnsi="Times New Roman"/>
-          <w:sz w:val="28"/>
-          <w:szCs w:val="28"/>
-        </w:rPr>
-        <w:t>activity</w:t>
-      </w:r>
-      <w:r>
-        <w:rPr>
-          <w:rFonts w:hint="eastAsia"/>
-          <w:sz w:val="28"/>
-          <w:szCs w:val="28"/>
-        </w:rPr>
-        <w:t xml:space="preserve"> </w:t>
-      </w:r>
-      <w:r>
-        <w:rPr>
-          <w:rFonts w:hint="eastAsia" w:ascii="Times New Roman" w:hAnsi="Times New Roman"/>
-          <w:sz w:val="28"/>
-          <w:szCs w:val="28"/>
-        </w:rPr>
-        <w:t>management</w:t>
-      </w:r>
-      <w:r>
-        <w:rPr>
-          <w:rFonts w:hint="eastAsia"/>
-          <w:sz w:val="28"/>
-          <w:szCs w:val="28"/>
-        </w:rPr>
-        <w:t xml:space="preserve">, </w:t>
-      </w:r>
-      <w:r>
-        <w:rPr>
-          <w:rFonts w:hint="eastAsia" w:ascii="Times New Roman" w:hAnsi="Times New Roman"/>
-          <w:sz w:val="28"/>
-          <w:szCs w:val="28"/>
-        </w:rPr>
-        <w:t>but</w:t>
-      </w:r>
-      <w:r>
-        <w:rPr>
-          <w:rFonts w:hint="eastAsia"/>
-          <w:sz w:val="28"/>
-          <w:szCs w:val="28"/>
-        </w:rPr>
-        <w:t xml:space="preserve"> </w:t>
-      </w:r>
-      <w:r>
-        <w:rPr>
-          <w:rFonts w:hint="eastAsia" w:ascii="Times New Roman" w:hAnsi="Times New Roman"/>
-          <w:sz w:val="28"/>
-          <w:szCs w:val="28"/>
-        </w:rPr>
-        <w:t>also</w:t>
-      </w:r>
-      <w:r>
-        <w:rPr>
-          <w:rFonts w:hint="eastAsia"/>
-          <w:sz w:val="28"/>
-          <w:szCs w:val="28"/>
-        </w:rPr>
-        <w:t xml:space="preserve"> </w:t>
-      </w:r>
-      <w:r>
-        <w:rPr>
-          <w:rFonts w:hint="eastAsia" w:ascii="Times New Roman" w:hAnsi="Times New Roman"/>
-          <w:sz w:val="28"/>
-          <w:szCs w:val="28"/>
-        </w:rPr>
-        <w:t>provide</w:t>
-      </w:r>
-      <w:r>
-        <w:rPr>
-          <w:rFonts w:hint="eastAsia"/>
-          <w:sz w:val="28"/>
-          <w:szCs w:val="28"/>
-        </w:rPr>
-        <w:t xml:space="preserve"> </w:t>
-      </w:r>
-      <w:r>
-        <w:rPr>
-          <w:rFonts w:hint="eastAsia" w:ascii="Times New Roman" w:hAnsi="Times New Roman"/>
-          <w:sz w:val="28"/>
-          <w:szCs w:val="28"/>
-        </w:rPr>
-        <w:t>strong</w:t>
-      </w:r>
-      <w:r>
-        <w:rPr>
-          <w:rFonts w:hint="eastAsia"/>
-          <w:sz w:val="28"/>
-          <w:szCs w:val="28"/>
-        </w:rPr>
-        <w:t xml:space="preserve"> </w:t>
-      </w:r>
-      <w:r>
-        <w:rPr>
-          <w:rFonts w:hint="eastAsia" w:ascii="Times New Roman" w:hAnsi="Times New Roman"/>
-          <w:sz w:val="28"/>
-          <w:szCs w:val="28"/>
-        </w:rPr>
-        <w:t>decision</w:t>
-      </w:r>
-      <w:r>
-        <w:rPr>
-          <w:rFonts w:hint="eastAsia"/>
-          <w:sz w:val="28"/>
-          <w:szCs w:val="28"/>
-        </w:rPr>
-        <w:t xml:space="preserve"> </w:t>
-      </w:r>
-      <w:r>
-        <w:rPr>
-          <w:rFonts w:hint="eastAsia" w:ascii="Times New Roman" w:hAnsi="Times New Roman"/>
-          <w:sz w:val="28"/>
-          <w:szCs w:val="28"/>
-        </w:rPr>
-        <w:t>support</w:t>
-      </w:r>
-      <w:r>
-        <w:rPr>
-          <w:rFonts w:hint="eastAsia"/>
-          <w:sz w:val="28"/>
-          <w:szCs w:val="28"/>
-        </w:rPr>
-        <w:t xml:space="preserve"> </w:t>
-      </w:r>
-      <w:r>
-        <w:rPr>
-          <w:rFonts w:hint="eastAsia" w:ascii="Times New Roman" w:hAnsi="Times New Roman"/>
-          <w:sz w:val="28"/>
-          <w:szCs w:val="28"/>
-        </w:rPr>
-        <w:t>for</w:t>
-      </w:r>
-      <w:r>
-        <w:rPr>
-          <w:rFonts w:hint="eastAsia"/>
-          <w:sz w:val="28"/>
-          <w:szCs w:val="28"/>
-        </w:rPr>
-        <w:t xml:space="preserve"> </w:t>
-      </w:r>
-      <w:r>
-        <w:rPr>
-          <w:rFonts w:hint="eastAsia" w:ascii="Times New Roman" w:hAnsi="Times New Roman"/>
-          <w:sz w:val="28"/>
-          <w:szCs w:val="28"/>
-        </w:rPr>
-        <w:t>school</w:t>
-      </w:r>
-      <w:r>
-        <w:rPr>
-          <w:rFonts w:hint="eastAsia"/>
-          <w:sz w:val="28"/>
-          <w:szCs w:val="28"/>
-        </w:rPr>
-        <w:t xml:space="preserve"> </w:t>
-      </w:r>
-      <w:r>
-        <w:rPr>
-          <w:rFonts w:hint="eastAsia" w:ascii="Times New Roman" w:hAnsi="Times New Roman"/>
-          <w:sz w:val="28"/>
-          <w:szCs w:val="28"/>
-        </w:rPr>
-        <w:t>to</w:t>
-      </w:r>
-      <w:r>
-        <w:rPr>
-          <w:rFonts w:hint="eastAsia"/>
-          <w:sz w:val="28"/>
-          <w:szCs w:val="28"/>
-        </w:rPr>
-        <w:t xml:space="preserve"> </w:t>
-      </w:r>
-      <w:r>
-        <w:rPr>
-          <w:rFonts w:hint="eastAsia" w:ascii="Times New Roman" w:hAnsi="Times New Roman"/>
-          <w:sz w:val="28"/>
-          <w:szCs w:val="28"/>
-        </w:rPr>
-        <w:t>optimize</w:t>
-      </w:r>
-      <w:r>
-        <w:rPr>
-          <w:rFonts w:hint="eastAsia"/>
-          <w:sz w:val="28"/>
-          <w:szCs w:val="28"/>
-        </w:rPr>
-        <w:t xml:space="preserve"> </w:t>
-      </w:r>
-      <w:r>
-        <w:rPr>
-          <w:rFonts w:hint="eastAsia" w:ascii="Times New Roman" w:hAnsi="Times New Roman"/>
-          <w:sz w:val="28"/>
-          <w:szCs w:val="28"/>
-        </w:rPr>
-        <w:t>resource</w:t>
-      </w:r>
-      <w:r>
-        <w:rPr>
-          <w:rFonts w:hint="eastAsia"/>
-          <w:sz w:val="28"/>
-          <w:szCs w:val="28"/>
-        </w:rPr>
-        <w:t xml:space="preserve"> </w:t>
-      </w:r>
-      <w:r>
-        <w:rPr>
-          <w:rFonts w:hint="eastAsia" w:ascii="Times New Roman" w:hAnsi="Times New Roman"/>
-          <w:sz w:val="28"/>
-          <w:szCs w:val="28"/>
-        </w:rPr>
-        <w:t>allocation</w:t>
-      </w:r>
-      <w:r>
-        <w:rPr>
-          <w:rFonts w:hint="eastAsia"/>
-          <w:sz w:val="28"/>
-          <w:szCs w:val="28"/>
-        </w:rPr>
-        <w:t xml:space="preserve">. </w:t>
-      </w:r>
-      <w:r>
-        <w:rPr>
-          <w:rFonts w:hint="eastAsia" w:ascii="Times New Roman" w:hAnsi="Times New Roman"/>
-          <w:sz w:val="28"/>
-          <w:szCs w:val="28"/>
-        </w:rPr>
-        <w:t>This</w:t>
-      </w:r>
-      <w:r>
-        <w:rPr>
-          <w:rFonts w:hint="eastAsia"/>
-          <w:sz w:val="28"/>
-          <w:szCs w:val="28"/>
-        </w:rPr>
-        <w:t xml:space="preserve"> </w:t>
-      </w:r>
-      <w:r>
-        <w:rPr>
-          <w:rFonts w:hint="eastAsia" w:ascii="Times New Roman" w:hAnsi="Times New Roman"/>
-          <w:sz w:val="28"/>
-          <w:szCs w:val="28"/>
-        </w:rPr>
-        <w:t>research</w:t>
-      </w:r>
-      <w:r>
-        <w:rPr>
-          <w:rFonts w:hint="eastAsia"/>
-          <w:sz w:val="28"/>
-          <w:szCs w:val="28"/>
-        </w:rPr>
-        <w:t xml:space="preserve"> </w:t>
-      </w:r>
-      <w:r>
-        <w:rPr>
-          <w:rFonts w:hint="eastAsia" w:ascii="Times New Roman" w:hAnsi="Times New Roman"/>
-          <w:sz w:val="28"/>
-          <w:szCs w:val="28"/>
-        </w:rPr>
-        <w:t>provides</w:t>
-      </w:r>
-      <w:r>
-        <w:rPr>
-          <w:rFonts w:hint="eastAsia"/>
-          <w:sz w:val="28"/>
-          <w:szCs w:val="28"/>
-        </w:rPr>
-        <w:t xml:space="preserve"> </w:t>
-      </w:r>
-      <w:r>
-        <w:rPr>
-          <w:rFonts w:hint="eastAsia" w:ascii="Times New Roman" w:hAnsi="Times New Roman"/>
-          <w:sz w:val="28"/>
-          <w:szCs w:val="28"/>
-        </w:rPr>
-        <w:t>new</w:t>
-      </w:r>
-      <w:r>
-        <w:rPr>
-          <w:rFonts w:hint="eastAsia"/>
-          <w:sz w:val="28"/>
-          <w:szCs w:val="28"/>
-        </w:rPr>
-        <w:t xml:space="preserve"> </w:t>
-      </w:r>
-      <w:r>
-        <w:rPr>
-          <w:rFonts w:hint="eastAsia" w:ascii="Times New Roman" w:hAnsi="Times New Roman"/>
-          <w:sz w:val="28"/>
-          <w:szCs w:val="28"/>
-        </w:rPr>
-        <w:t>ideas</w:t>
-      </w:r>
-      <w:r>
-        <w:rPr>
-          <w:rFonts w:hint="eastAsia"/>
-          <w:sz w:val="28"/>
-          <w:szCs w:val="28"/>
-        </w:rPr>
-        <w:t xml:space="preserve"> </w:t>
-      </w:r>
-      <w:r>
-        <w:rPr>
-          <w:rFonts w:hint="eastAsia" w:ascii="Times New Roman" w:hAnsi="Times New Roman"/>
-          <w:sz w:val="28"/>
-          <w:szCs w:val="28"/>
-        </w:rPr>
-        <w:t>and</w:t>
-      </w:r>
-      <w:r>
-        <w:rPr>
-          <w:rFonts w:hint="eastAsia"/>
-          <w:sz w:val="28"/>
-          <w:szCs w:val="28"/>
-        </w:rPr>
-        <w:t xml:space="preserve"> </w:t>
-      </w:r>
-      <w:r>
-        <w:rPr>
-          <w:rFonts w:hint="eastAsia" w:ascii="Times New Roman" w:hAnsi="Times New Roman"/>
-          <w:sz w:val="28"/>
-          <w:szCs w:val="28"/>
-        </w:rPr>
-        <w:t>practical</w:t>
-      </w:r>
-      <w:r>
-        <w:rPr>
-          <w:rFonts w:hint="eastAsia"/>
-          <w:sz w:val="28"/>
-          <w:szCs w:val="28"/>
-        </w:rPr>
-        <w:t xml:space="preserve"> </w:t>
-      </w:r>
-      <w:r>
-        <w:rPr>
-          <w:rFonts w:hint="eastAsia" w:ascii="Times New Roman" w:hAnsi="Times New Roman"/>
-          <w:sz w:val="28"/>
-          <w:szCs w:val="28"/>
-        </w:rPr>
-        <w:t>experience</w:t>
-      </w:r>
-      <w:r>
-        <w:rPr>
-          <w:rFonts w:hint="eastAsia"/>
-          <w:sz w:val="28"/>
-          <w:szCs w:val="28"/>
-        </w:rPr>
-        <w:t xml:space="preserve"> </w:t>
-      </w:r>
-      <w:r>
-        <w:rPr>
-          <w:rFonts w:hint="eastAsia" w:ascii="Times New Roman" w:hAnsi="Times New Roman"/>
-          <w:sz w:val="28"/>
-          <w:szCs w:val="28"/>
-        </w:rPr>
-        <w:t>for</w:t>
-      </w:r>
-      <w:r>
-        <w:rPr>
-          <w:rFonts w:hint="eastAsia"/>
-          <w:sz w:val="28"/>
-          <w:szCs w:val="28"/>
-        </w:rPr>
-        <w:t xml:space="preserve"> </w:t>
-      </w:r>
-      <w:r>
-        <w:rPr>
-          <w:rFonts w:hint="eastAsia" w:ascii="Times New Roman" w:hAnsi="Times New Roman"/>
-          <w:sz w:val="28"/>
-          <w:szCs w:val="28"/>
-        </w:rPr>
-        <w:t>university</w:t>
-      </w:r>
-      <w:r>
-        <w:rPr>
-          <w:rFonts w:hint="eastAsia"/>
-          <w:sz w:val="28"/>
-          <w:szCs w:val="28"/>
-        </w:rPr>
-        <w:t xml:space="preserve"> </w:t>
-      </w:r>
-      <w:r>
-        <w:rPr>
-          <w:rFonts w:hint="eastAsia" w:ascii="Times New Roman" w:hAnsi="Times New Roman"/>
-          <w:sz w:val="28"/>
-          <w:szCs w:val="28"/>
-        </w:rPr>
-        <w:t>information</w:t>
-      </w:r>
-      <w:r>
-        <w:rPr>
-          <w:rFonts w:hint="eastAsia"/>
-          <w:sz w:val="28"/>
-          <w:szCs w:val="28"/>
-        </w:rPr>
-        <w:t xml:space="preserve"> </w:t>
-      </w:r>
-      <w:r>
-        <w:rPr>
-          <w:rFonts w:hint="eastAsia" w:ascii="Times New Roman" w:hAnsi="Times New Roman"/>
-          <w:sz w:val="28"/>
-          <w:szCs w:val="28"/>
-        </w:rPr>
-        <w:t>construction</w:t>
-      </w:r>
-      <w:r>
-        <w:rPr>
-          <w:rFonts w:hint="eastAsia"/>
-          <w:sz w:val="28"/>
-          <w:szCs w:val="28"/>
-        </w:rPr>
-        <w:t xml:space="preserve">, </w:t>
-      </w:r>
-      <w:r>
-        <w:rPr>
-          <w:rFonts w:hint="eastAsia" w:ascii="Times New Roman" w:hAnsi="Times New Roman"/>
-          <w:sz w:val="28"/>
-          <w:szCs w:val="28"/>
-        </w:rPr>
-        <w:t>and</w:t>
-      </w:r>
-      <w:r>
-        <w:rPr>
-          <w:rFonts w:hint="eastAsia"/>
-          <w:sz w:val="28"/>
-          <w:szCs w:val="28"/>
-        </w:rPr>
-        <w:t xml:space="preserve"> </w:t>
-      </w:r>
-      <w:r>
-        <w:rPr>
-          <w:rFonts w:hint="eastAsia" w:ascii="Times New Roman" w:hAnsi="Times New Roman"/>
-          <w:sz w:val="28"/>
-          <w:szCs w:val="28"/>
-        </w:rPr>
-        <w:t>is</w:t>
-      </w:r>
-      <w:r>
-        <w:rPr>
-          <w:rFonts w:hint="eastAsia"/>
-          <w:sz w:val="28"/>
-          <w:szCs w:val="28"/>
-        </w:rPr>
-        <w:t xml:space="preserve"> </w:t>
-      </w:r>
-      <w:r>
-        <w:rPr>
-          <w:rFonts w:hint="eastAsia" w:ascii="Times New Roman" w:hAnsi="Times New Roman"/>
-          <w:sz w:val="28"/>
-          <w:szCs w:val="28"/>
-        </w:rPr>
-        <w:t>of</w:t>
-      </w:r>
-      <w:r>
-        <w:rPr>
-          <w:rFonts w:hint="eastAsia"/>
-          <w:sz w:val="28"/>
-          <w:szCs w:val="28"/>
-        </w:rPr>
-        <w:t xml:space="preserve"> </w:t>
-      </w:r>
-      <w:r>
-        <w:rPr>
-          <w:rFonts w:hint="eastAsia" w:ascii="Times New Roman" w:hAnsi="Times New Roman"/>
-          <w:sz w:val="28"/>
-          <w:szCs w:val="28"/>
-        </w:rPr>
-        <w:t>great</w:t>
-      </w:r>
-      <w:r>
-        <w:rPr>
-          <w:rFonts w:hint="eastAsia"/>
-          <w:sz w:val="28"/>
-          <w:szCs w:val="28"/>
-        </w:rPr>
-        <w:t xml:space="preserve"> </w:t>
-      </w:r>
-      <w:r>
-        <w:rPr>
-          <w:rFonts w:hint="eastAsia" w:ascii="Times New Roman" w:hAnsi="Times New Roman"/>
-          <w:sz w:val="28"/>
-          <w:szCs w:val="28"/>
-        </w:rPr>
-        <w:t>significance</w:t>
-      </w:r>
-      <w:r>
-        <w:rPr>
-          <w:rFonts w:hint="eastAsia"/>
-          <w:sz w:val="28"/>
-          <w:szCs w:val="28"/>
-        </w:rPr>
-        <w:t xml:space="preserve"> </w:t>
-      </w:r>
-      <w:r>
-        <w:rPr>
-          <w:rFonts w:hint="eastAsia" w:ascii="Times New Roman" w:hAnsi="Times New Roman"/>
-          <w:sz w:val="28"/>
-          <w:szCs w:val="28"/>
-        </w:rPr>
-        <w:t>for</w:t>
-      </w:r>
-      <w:r>
-        <w:rPr>
-          <w:rFonts w:hint="eastAsia"/>
-          <w:sz w:val="28"/>
-          <w:szCs w:val="28"/>
-        </w:rPr>
-        <w:t xml:space="preserve"> </w:t>
-      </w:r>
-      <w:r>
-        <w:rPr>
-          <w:rFonts w:hint="eastAsia" w:ascii="Times New Roman" w:hAnsi="Times New Roman"/>
-          <w:sz w:val="28"/>
-          <w:szCs w:val="28"/>
-        </w:rPr>
-        <w:t>promoting</w:t>
-      </w:r>
-      <w:r>
-        <w:rPr>
-          <w:rFonts w:hint="eastAsia"/>
-          <w:sz w:val="28"/>
-          <w:szCs w:val="28"/>
-        </w:rPr>
-        <w:t xml:space="preserve"> </w:t>
-      </w:r>
-      <w:r>
-        <w:rPr>
-          <w:rFonts w:hint="eastAsia" w:ascii="Times New Roman" w:hAnsi="Times New Roman"/>
-          <w:sz w:val="28"/>
-          <w:szCs w:val="28"/>
-        </w:rPr>
-        <w:t>university</w:t>
-      </w:r>
-      <w:r>
-        <w:rPr>
-          <w:rFonts w:hint="eastAsia"/>
-          <w:sz w:val="28"/>
-          <w:szCs w:val="28"/>
-        </w:rPr>
-        <w:t xml:space="preserve"> </w:t>
-      </w:r>
-      <w:r>
-        <w:rPr>
-          <w:rFonts w:hint="eastAsia" w:ascii="Times New Roman" w:hAnsi="Times New Roman"/>
-          <w:sz w:val="28"/>
-          <w:szCs w:val="28"/>
-        </w:rPr>
-        <w:t>digital</w:t>
-      </w:r>
-      <w:r>
-        <w:rPr>
-          <w:rFonts w:hint="eastAsia"/>
-          <w:sz w:val="28"/>
-          <w:szCs w:val="28"/>
-        </w:rPr>
-        <w:t xml:space="preserve"> </w:t>
-      </w:r>
-      <w:r>
-        <w:rPr>
-          <w:rFonts w:hint="eastAsia" w:ascii="Times New Roman" w:hAnsi="Times New Roman"/>
-          <w:sz w:val="28"/>
-          <w:szCs w:val="28"/>
-        </w:rPr>
-        <w:t>management</w:t>
-      </w:r>
-      <w:r>
-        <w:rPr>
-          <w:rFonts w:hint="eastAsia"/>
-          <w:sz w:val="28"/>
-          <w:szCs w:val="28"/>
-        </w:rPr>
-        <w:t>.</w:t>
+        <w:t>Currently, the management of campus activities in universities generally faces issues such as fragmented information release channels, low efficiency in manual registration statistics, difficulties in on-site attendance supervision, and a lack of digital evaluation of activity effectiveness. To address these pain points, this paper designs and implements a campus activity registration management system based on WeChat Mini Programs. The system backend is built using the Spring Boot and MyBatis-Plus frameworks, while the frontend is developed based on Vue3 and Uni-app cross-platform technology. The project is carried out in four stages: requirement analysis, system architecture design, core function coding, and multidimensional system testing, achieving digital management of the entire activity lifecycle. After the system went online, it significantly shortened the response cycle for activity release and approval. Using ECharts visualization technology, it provides student organization managers with accurate participation analysis reports. The accumulated activity big data helps the school optimize the allocation of extracurricular resources and provides important practical reference value for promoting the digital transformation of university campus governance.</w:t>
       </w:r>
     </w:p>
     <w:p>
@@ -7351,8 +5121,22 @@
     </w:p>
     <w:p>
       <w:pPr>
+        <w:keepNext w:val="0"/>
+        <w:keepLines w:val="0"/>
+        <w:pageBreakBefore w:val="0"/>
+        <w:widowControl w:val="0"/>
+        <w:kinsoku/>
+        <w:wordWrap/>
+        <w:overflowPunct/>
+        <w:topLinePunct w:val="0"/>
+        <w:autoSpaceDE/>
+        <w:autoSpaceDN/>
+        <w:bidi w:val="0"/>
+        <w:adjustRightInd/>
+        <w:snapToGrid/>
         <w:spacing w:line="360" w:lineRule="exact"/>
-        <w:ind w:right="-766"/>
+        <w:ind w:right="-567"/>
+        <w:textAlignment w:val="auto"/>
         <w:rPr>
           <w:rFonts w:ascii="Times New Roman" w:hAnsi="Times New Roman"/>
           <w:sz w:val="28"/>
@@ -7659,36 +5443,6 @@
       <w:pPr>
         <w:spacing w:line="360" w:lineRule="exact"/>
         <w:ind w:right="-766"/>
-        <w:rPr>
-          <w:rFonts w:ascii="Times New Roman" w:hAnsi="Times New Roman"/>
-          <w:sz w:val="24"/>
-        </w:rPr>
-      </w:pPr>
-    </w:p>
-    <w:p>
-      <w:pPr>
-        <w:spacing w:line="360" w:lineRule="exact"/>
-        <w:ind w:right="-766"/>
-        <w:rPr>
-          <w:rFonts w:ascii="Times New Roman" w:hAnsi="Times New Roman"/>
-          <w:sz w:val="24"/>
-        </w:rPr>
-      </w:pPr>
-    </w:p>
-    <w:p>
-      <w:pPr>
-        <w:spacing w:line="360" w:lineRule="exact"/>
-        <w:ind w:right="-766"/>
-        <w:rPr>
-          <w:rFonts w:ascii="Times New Roman" w:hAnsi="Times New Roman"/>
-          <w:sz w:val="24"/>
-        </w:rPr>
-      </w:pPr>
-    </w:p>
-    <w:p>
-      <w:pPr>
-        <w:widowControl/>
-        <w:jc w:val="left"/>
         <w:rPr>
           <w:rFonts w:ascii="Times New Roman" w:hAnsi="Times New Roman"/>
           <w:sz w:val="24"/>
@@ -7988,16 +5742,39 @@
         <w:spacing w:before="312" w:after="312"/>
       </w:pPr>
       <w:r>
-        <w:t>Spring Boot 3作为本系统后端的核心框架，基于</w:t>
-      </w:r>
-      <w:r>
-        <w:rPr>
-          <w:rFonts w:hint="default" w:ascii="Times New Roman" w:hAnsi="Times New Roman" w:cs="Times New Roman"/>
-        </w:rPr>
-        <w:t>Spring Framework</w:t>
-      </w:r>
-      <w:r>
-        <w:t>构建了一个轻量级的企业级应用开发环境。它通过自动配置和起步依赖简化了项目初始化和配置流程，极大地提高了开发效率。在本系统中，Spring Boot 3主要用于构建RESTful风格的Web API、管理依赖关系以及操作数据库。其灵活的配置选项和强大的社区支持使得快速迭代与维护变得可能。</w:t>
+        <w:rPr>
+          <w:rFonts w:hint="eastAsia"/>
+        </w:rPr>
+        <w:t>Spring Boot 3 作为后端核心架构，其自动配置机制极大地缩短了系统的搭建周期。在本项目中，它负责集成 JWT 安全认证</w:t>
+      </w:r>
+      <w:r>
+        <w:rPr>
+          <w:rFonts w:hint="eastAsia"/>
+          <w:lang w:eastAsia="zh-CN"/>
+        </w:rPr>
+        <w:t>、</w:t>
+      </w:r>
+      <w:r>
+        <w:rPr>
+          <w:rFonts w:hint="eastAsia"/>
+        </w:rPr>
+        <w:t>统一异常处理 及 RESTful 接口路由</w:t>
+      </w:r>
+      <w:r>
+        <w:rPr>
+          <w:rFonts w:hint="eastAsia"/>
+          <w:lang w:eastAsia="zh-CN"/>
+        </w:rPr>
+        <w:t>。</w:t>
+      </w:r>
+      <w:r>
+        <w:rPr>
+          <w:rFonts w:hint="eastAsia"/>
+        </w:rPr>
+        <w:t>选择 Spring Boot 3 是为了利用其原生支持的 Java 17 特性，为活动报名时的高并发请求提供更稳定的线程调度与内存管理能力</w:t>
+      </w:r>
+      <w:r>
+        <w:t>。</w:t>
       </w:r>
     </w:p>
     <w:p>
@@ -8024,7 +5801,23 @@
         <w:spacing w:before="312" w:after="312"/>
       </w:pPr>
       <w:r>
-        <w:t>MyBatis-Plus是一个基于MyBatis的增强工具，旨在简化CRUD操作并提升开发效率。在本系统中，MyBatis-Plus用于数据持久层的操作，提供了一系列便捷的方法来处理数据库交互，减少了大量样板代码的编写工作，同时保证了数据访问层的稳定性和高效性。</w:t>
+        <w:rPr>
+          <w:rFonts w:hint="eastAsia"/>
+        </w:rPr>
+        <w:t>MyBatis-Plus 在本项目中承担了数据持久层的重任。通过其内置的 BaseMapper</w:t>
+      </w:r>
+      <w:r>
+        <w:rPr>
+          <w:rFonts w:hint="eastAsia"/>
+          <w:lang w:eastAsia="zh-CN"/>
+        </w:rPr>
+        <w:t>，</w:t>
+      </w:r>
+      <w:r>
+        <w:rPr>
+          <w:rFonts w:hint="eastAsia"/>
+        </w:rPr>
+        <w:t>系统实现了对“活动信息”、“社团成员”等核心表的快速 CRUD 操作。特别是在处理“多条件模糊搜索社团”及“分页查询活动记录”时，利用其 LambdaQueryWrapper 极大地减少了 SQL 硬编码，降低了数据库层面的维护成本。</w:t>
       </w:r>
     </w:p>
     <w:p>
@@ -8054,7 +5847,7 @@
         <w:rPr>
           <w:rFonts w:hint="default"/>
         </w:rPr>
-        <w:t>MySQL作为一个开源的关系型数据库管理系统，被选为本系统的数据存储解决方案。它以其稳定性、可靠性和高性能而闻名，适用于处理系统核心结构化数据的需求。通过与MyBatis-Plus的良好集成，确保了数据的高效存取与安全保护。</w:t>
+        <w:t>MySQL 8.0 被选为数据存储中心，主要存储系统内具有强关联性的结构化数据。针对“活动报名表”与“用户表”之间的高频关联查询，系统通过建立复合索引来优化查询性能，确保在数千名学生同时在线筛选活动时，数据库依然能保持毫秒级的响应速度。</w:t>
       </w:r>
     </w:p>
     <w:p>
@@ -8081,7 +5874,20 @@
         <w:rPr>
           <w:rFonts w:hint="default"/>
         </w:rPr>
-        <w:t>ZXing库被用于生成活动签到所需的二维码。该库支持多种格式的条码和二维码生成及解析，能够将活动ID等信息编码成Base64图片流，供前端调用微信小程序的扫码功能使用，实现了从签到二维码生成到验证的完整闭环流程。</w:t>
+        <w:t>ZXing 库在本项目中专门用于构建 签到防伪体系。它不仅将活动 ID进行编码，还结合了时间戳与自定义值生成动态二维码。后端通过 ZXing 生成 Base64 图片流传输至小程序，实现了从签到二维码生成到验证的</w:t>
+      </w:r>
+      <w:r>
+        <w:rPr>
+          <w:rFonts w:hint="eastAsia"/>
+          <w:lang w:val="en-US" w:eastAsia="zh-CN"/>
+        </w:rPr>
+        <w:t>完整</w:t>
+      </w:r>
+      <w:r>
+        <w:rPr>
+          <w:rFonts w:hint="default"/>
+        </w:rPr>
+        <w:t>流程。</w:t>
       </w:r>
     </w:p>
     <w:p>
@@ -8108,7 +5914,20 @@
         <w:rPr>
           <w:rFonts w:hint="default"/>
         </w:rPr>
-        <w:t>RestTemplate是Spring提供的一个HTTP客户端工具，用于调用微信服务端接口实现用户登录认证等功能。它简化了HTTP请求的发送过程，并且可以方便地处理JSON响应数据，提高了前后端交互的效率。</w:t>
+        <w:t>RestTemplate 主要应用于微信生态对接场景。在用户登录时，后端需通过该工具向微信服务器发起 HTTPS 请求，以交换 code 并获取唯一的 OpenID。其稳定的连接池管理机制</w:t>
+      </w:r>
+      <w:r>
+        <w:rPr>
+          <w:rFonts w:hint="eastAsia"/>
+          <w:lang w:eastAsia="zh-CN"/>
+        </w:rPr>
+        <w:t>，</w:t>
+      </w:r>
+      <w:r>
+        <w:rPr>
+          <w:rFonts w:hint="default"/>
+        </w:rPr>
+        <w:t>系统与微信服务端的数据交互依然高效且可靠。</w:t>
       </w:r>
     </w:p>
     <w:p>
@@ -8141,7 +5960,17 @@
         <w:spacing w:before="312" w:after="312"/>
       </w:pPr>
       <w:r>
-        <w:t>uni-app是一个基于Vue.js的跨平台开发框架，允许开发者通过一套代码同时编译为多个平台的应用程序，当前主要适配微信小程序。本系统采用uni-app进行前端开发，利用其丰富的组件库和插件生态，显著提升了开发效率，同时也确保了良好的用户体验。</w:t>
+        <w:t>本项目选择 uni-app 而非原生微信小程序开发，核心在于其跨平台扩展性与 Vue 生态兼容性：一方面，uni-app 支持一套代码多端发布，未来若需</w:t>
+      </w:r>
+      <w:r>
+        <w:rPr>
+          <w:rFonts w:hint="eastAsia"/>
+          <w:lang w:val="en-US" w:eastAsia="zh-CN"/>
+        </w:rPr>
+        <w:t>向安卓app、苹果app</w:t>
+      </w:r>
+      <w:r>
+        <w:t>或 H5 校园官网迁移，可节省 60% 以上的二次开发成本；另一方面，其完美兼容 Vue 3 语法，使开发者能借助成熟的 Web 开发经验，以更强的逻辑处理能力和更高的组件复用率替代原生 WXML 进行高效开发。</w:t>
       </w:r>
     </w:p>
     <w:p>
@@ -8162,17 +5991,26 @@
         <w:spacing w:before="312" w:after="312"/>
       </w:pPr>
       <w:r>
-        <w:t>Vue 3作为前端的核心框架，提供了</w:t>
+        <w:rPr>
+          <w:rFonts w:hint="eastAsia"/>
+        </w:rPr>
+        <w:t>Vue</w:t>
       </w:r>
       <w:r>
         <w:rPr>
           <w:rFonts w:hint="eastAsia"/>
           <w:lang w:val="en-US" w:eastAsia="zh-CN"/>
         </w:rPr>
-        <w:t>组合式API</w:t>
-      </w:r>
-      <w:r>
-        <w:t>，增强了代码的复用性和可维护性。使用Vue 3结合语法糖，使得组件逻辑更加清晰简洁，便于维护和扩展。</w:t>
+        <w:t xml:space="preserve"> </w:t>
+      </w:r>
+      <w:r>
+        <w:rPr>
+          <w:rFonts w:hint="eastAsia"/>
+        </w:rPr>
+        <w:t>3 提供的 Composition API 是前端逻辑的核心。在“完善个人信息”和“发布活动”等复杂表单页面，通过 ref 和 reactive 实现了响应式数据双向绑定。其轻量级的虚拟 DOM 渲染机制，确保了小程序在低端机型上依然能流畅展示复杂的活动列表</w:t>
+      </w:r>
+      <w:r>
+        <w:t>。</w:t>
       </w:r>
     </w:p>
     <w:p>
@@ -8193,7 +6031,26 @@
         <w:spacing w:before="312" w:after="312"/>
       </w:pPr>
       <w:r>
-        <w:t>uni-ui是uni-app官方提供的UI组件库，包含了大量的基础组件如表单、列表、弹出框等，极大地方便了界面设计和交互开发，有助于快速搭建美观实用的应用界面。</w:t>
+        <w:rPr>
+          <w:rFonts w:hint="eastAsia"/>
+        </w:rPr>
+        <w:t>uni-ui 组件库为系统提供了标准化的视觉交互。在“校园信息三级联动选择器”和“活动状态标签”中，直接调用其高性能组件，不仅统一了 UI风格</w:t>
+      </w:r>
+      <w:r>
+        <w:rPr>
+          <w:rFonts w:hint="eastAsia"/>
+          <w:lang w:eastAsia="zh-CN"/>
+        </w:rPr>
+        <w:t>，</w:t>
+      </w:r>
+      <w:r>
+        <w:rPr>
+          <w:rFonts w:hint="eastAsia"/>
+        </w:rPr>
+        <w:t>还解决了原生组件在不同手机系统上的兼容性差异，缩短了界面适配的时间</w:t>
+      </w:r>
+      <w:r>
+        <w:t>。</w:t>
       </w:r>
     </w:p>
     <w:p>
@@ -8226,14 +6083,10 @@
         <w:spacing w:before="312" w:after="312"/>
       </w:pPr>
       <w:r>
-        <w:t>本系统集成了微信一键登录功能，通过前端uni.login获取code并与后端调用微信auth.code2Session接口交换OpenID，实现了用户的无感注册/登录体验。此外，还利用微信用户信息接口同步用户的头像和昵称，完善用户</w:t>
-      </w:r>
-      <w:r>
         <w:rPr>
           <w:rFonts w:hint="eastAsia"/>
-          <w:lang w:val="en-US" w:eastAsia="zh-CN"/>
-        </w:rPr>
-        <w:t>头像</w:t>
+        </w:rPr>
+        <w:t>系统实现了无感登录技术。前端调用 uni.login 获取临时凭证，后端结合 auth.code2Session 完成身份绑定。此外，系统通过微信提供的头像昵称填写能力，在用户首次登录时引导其同步微信资料，极大地简化了账号创建流程，提升了新用户的转化率</w:t>
       </w:r>
       <w:r>
         <w:t>。</w:t>
@@ -8247,7 +6100,7 @@
       </w:pPr>
       <w:bookmarkStart w:id="19" w:name="_Toc5272"/>
       <w:r>
-        <w:t>2.3.2 二维码签到闭环</w:t>
+        <w:t>2.3.2 二维码签到</w:t>
       </w:r>
       <w:bookmarkEnd w:id="19"/>
     </w:p>
@@ -8257,17 +6110,27 @@
         <w:spacing w:before="312" w:after="312"/>
       </w:pPr>
       <w:r>
-        <w:t>为了实现高效的活动现场管理，系统采用了二维码签到机制。后端使用ZXing库将</w:t>
+        <w:t>为确保签到的严谨性，系统设计了时效性校验机制：二维码内容采用活动ID</w:t>
       </w:r>
       <w:r>
         <w:rPr>
           <w:rFonts w:hint="eastAsia"/>
           <w:lang w:val="en-US" w:eastAsia="zh-CN"/>
         </w:rPr>
-        <w:t>活动</w:t>
-      </w:r>
-      <w:r>
-        <w:t>Id等信息编码为二维码，前端则通过微信小程序的camera组件或scanCode API识别二维码内容，完成签到验证过程。</w:t>
+        <w:t>加</w:t>
+      </w:r>
+      <w:r>
+        <w:t>生成时间戳的动态编码方式，后端在扫码回调中对比服务器时间，若签到时间不在活动有效期内则自动判定无效；同时通过数据库唯一索引实现身份锁定，确保一个用户在一个活动中仅能成功签到一次，</w:t>
+      </w:r>
+      <w:r>
+        <w:rPr>
+          <w:rFonts w:hint="eastAsia"/>
+          <w:lang w:val="en-US" w:eastAsia="zh-CN"/>
+        </w:rPr>
+        <w:t>防止</w:t>
+      </w:r>
+      <w:r>
+        <w:t>重复签到问题。</w:t>
       </w:r>
     </w:p>
     <w:p>
@@ -8288,7 +6151,7 @@
         <w:spacing w:before="312" w:after="312"/>
       </w:pPr>
       <w:r>
-        <w:t>系统实施了基于角色的访问控制模型（RBAC），直接在User表中定义了isBoss（超级管理员）、isManager（普通管理员）字段，通过前端路由拦截器结合本地存储的Token和用户信息对页面访问进行控制，而后端则在业务逻辑层根据用户ID判断具体操作权限。</w:t>
+        <w:t>为实现精细化的权限控制，系统采用前后端双重防护机制：前端视图根据用户角色动态渲染底部导航栏和操作按钮，使普通学生完全无法感知管理端入口；后端对所有敏感操作在 Service 层进行严格的身份核验，即使攻击者绕过前端直接调用接口，系统也会通过 Token 解析出的用户 ID 校验其管理权限，从而确保核心业务数据的安全性。</w:t>
       </w:r>
     </w:p>
     <w:p>
@@ -8371,27 +6234,9 @@
     </w:p>
     <w:p>
       <w:pPr>
-        <w:pStyle w:val="24"/>
-        <w:spacing w:before="312" w:after="312"/>
-      </w:pPr>
-    </w:p>
-    <w:p>
-      <w:pPr>
-        <w:pStyle w:val="24"/>
-        <w:spacing w:before="312" w:after="312"/>
-      </w:pPr>
-    </w:p>
-    <w:p>
-      <w:pPr>
-        <w:pStyle w:val="24"/>
-        <w:spacing w:before="312" w:after="312"/>
-        <w:ind w:firstLine="0" w:firstLineChars="0"/>
-      </w:pPr>
-    </w:p>
-    <w:p>
-      <w:pPr>
         <w:pStyle w:val="22"/>
         <w:spacing w:before="312" w:after="312"/>
+        <w:jc w:val="both"/>
         <w:outlineLvl w:val="9"/>
       </w:pPr>
     </w:p>
@@ -8513,7 +6358,7 @@
           <w:rFonts w:hint="eastAsia" w:ascii="宋体" w:hAnsi="宋体" w:cs="宋体"/>
           <w:sz w:val="24"/>
         </w:rPr>
-        <w:t>：用户可在首页或活动专区浏览已上架的活动。系统支持按关键字模糊搜索，并提供按活动状态、类型、级别等多维度筛选，结果以分页形式展示。</w:t>
+        <w:t>：用户可在首页或活动专区浏览已上架的活动。系统支持按关键字模糊搜索，并提供按活动状态、类型、级别等多维度筛选。</w:t>
       </w:r>
     </w:p>
     <w:p>
@@ -8540,7 +6385,7 @@
           <w:rFonts w:hint="eastAsia" w:ascii="宋体" w:hAnsi="宋体" w:cs="宋体"/>
           <w:sz w:val="24"/>
         </w:rPr>
-        <w:t>：用户可对符合条件的活动进行报名。若活动设置为需审核，则报名后状态为“待审核”；否则直接通过。用户可在个人中心查看所报活动的当前状态及审核结果。</w:t>
+        <w:t>：用户可在线提交报名申请。系统需实时反馈名额状态，若名额已满则禁止操作。用户可在个人中心实时跟踪审核进度及录取结果。用户在报名截止前可自主取消报名。取消后，系统自动释放占用的名额，确保名额分配的动态平衡</w:t>
       </w:r>
     </w:p>
     <w:p>
@@ -8567,7 +6412,60 @@
           <w:rFonts w:hint="eastAsia" w:ascii="宋体" w:hAnsi="宋体" w:cs="宋体"/>
           <w:sz w:val="24"/>
         </w:rPr>
-        <w:t>：活动开始后，用户可通过扫描由系统生成的专属签到二维码完成签到操作。签到成功后，在活动结束且本人已签到的前提下，用户可对活动进行评分和文字评价，系统将自动更新该活动的平均得分。</w:t>
+        <w:t>：活动进行期间，用户扫描专属二维码完成签到。系统需校验扫码时的</w:t>
+      </w:r>
+      <w:r>
+        <w:rPr>
+          <w:rFonts w:hint="eastAsia" w:ascii="宋体" w:hAnsi="宋体" w:cs="宋体"/>
+          <w:sz w:val="24"/>
+          <w:lang w:val="en-US" w:eastAsia="zh-CN"/>
+        </w:rPr>
+        <w:t>时间</w:t>
+      </w:r>
+      <w:r>
+        <w:rPr>
+          <w:rFonts w:hint="eastAsia" w:ascii="宋体" w:hAnsi="宋体" w:cs="宋体"/>
+          <w:sz w:val="24"/>
+        </w:rPr>
+        <w:t>有效性</w:t>
+      </w:r>
+      <w:r>
+        <w:rPr>
+          <w:rFonts w:hint="eastAsia" w:ascii="宋体" w:hAnsi="宋体" w:cs="宋体"/>
+          <w:sz w:val="24"/>
+          <w:lang w:eastAsia="zh-CN"/>
+        </w:rPr>
+        <w:t>，</w:t>
+      </w:r>
+      <w:r>
+        <w:rPr>
+          <w:rFonts w:hint="eastAsia" w:ascii="宋体" w:hAnsi="宋体" w:cs="宋体"/>
+          <w:sz w:val="24"/>
+          <w:lang w:val="en-US" w:eastAsia="zh-CN"/>
+        </w:rPr>
+        <w:t>若签到二维码过期，则显示签到失败</w:t>
+      </w:r>
+      <w:r>
+        <w:rPr>
+          <w:rFonts w:hint="eastAsia" w:ascii="宋体" w:hAnsi="宋体" w:cs="宋体"/>
+          <w:sz w:val="24"/>
+        </w:rPr>
+        <w:t>。签到后</w:t>
+      </w:r>
+      <w:r>
+        <w:rPr>
+          <w:rFonts w:hint="eastAsia" w:ascii="宋体" w:hAnsi="宋体" w:cs="宋体"/>
+          <w:sz w:val="24"/>
+          <w:lang w:eastAsia="zh-CN"/>
+        </w:rPr>
+        <w:t>，</w:t>
+      </w:r>
+      <w:r>
+        <w:rPr>
+          <w:rFonts w:hint="eastAsia" w:ascii="宋体" w:hAnsi="宋体" w:cs="宋体"/>
+          <w:sz w:val="24"/>
+        </w:rPr>
+        <w:t>用户可对活动进行评分和评价。</w:t>
       </w:r>
     </w:p>
     <w:p>
@@ -8675,7 +6573,22 @@
           <w:rFonts w:hint="eastAsia" w:ascii="宋体" w:hAnsi="宋体" w:cs="宋体"/>
           <w:sz w:val="24"/>
         </w:rPr>
-        <w:t>：社团管理员可创建、编辑活动，填写活动名称、时间、地点、人数上限、是否需要审核等关键信息。所有新建活动默认处于“审核中”状态。超级管理员负责审核活动内容，审核通过后方可由管理员执行上架操作。活动一旦编辑，将自动退回审核状态，确保内容变更受控。</w:t>
+        <w:t>：社团管理员可创建、编辑活动，填写活动名称、时间、地点、人数上限、是否需要审核等关键信息。所有新建活动默认处于“审核中”状态。超级管理员负责审核活动内容，审核通过后方可由</w:t>
+      </w:r>
+      <w:r>
+        <w:rPr>
+          <w:rFonts w:hint="eastAsia" w:ascii="宋体" w:hAnsi="宋体" w:cs="宋体"/>
+          <w:sz w:val="24"/>
+          <w:lang w:val="en-US" w:eastAsia="zh-CN"/>
+        </w:rPr>
+        <w:t>活动</w:t>
+      </w:r>
+      <w:r>
+        <w:rPr>
+          <w:rFonts w:hint="eastAsia" w:ascii="宋体" w:hAnsi="宋体" w:cs="宋体"/>
+          <w:sz w:val="24"/>
+        </w:rPr>
+        <w:t>管理员执行上架操作。活动一旦编辑，将自动退回审核状态，确保内容变更受控。</w:t>
       </w:r>
     </w:p>
     <w:p>
@@ -8749,15 +6662,27 @@
           <w:bCs/>
           <w:sz w:val="24"/>
         </w:rPr>
-        <w:t>校园组织架构维护</w:t>
+        <w:t>社团管理支持</w:t>
       </w:r>
       <w:r>
         <w:rPr>
           <w:rFonts w:hint="eastAsia" w:ascii="宋体" w:hAnsi="宋体" w:cs="宋体"/>
           <w:sz w:val="24"/>
         </w:rPr>
-        <w:t>：系统维护学校—学院—班级三级树形结构，用于用户信息归属校验及后续按院系维度进行数据统计。</w:t>
-      </w:r>
+        <w:t>：支持社团的创建、查询、成员管理及管理员设置。社团创建者默认为管理员，可指定其他成员协同管理。</w:t>
+      </w:r>
+    </w:p>
+    <w:p>
+      <w:pPr>
+        <w:pStyle w:val="23"/>
+        <w:spacing w:before="312" w:after="312"/>
+        <w:outlineLvl w:val="1"/>
+      </w:pPr>
+      <w:bookmarkStart w:id="25" w:name="_Toc12886"/>
+      <w:r>
+        <w:t>3.2 非功能需求分析</w:t>
+      </w:r>
+      <w:bookmarkEnd w:id="25"/>
     </w:p>
     <w:p>
       <w:pPr>
@@ -8776,27 +6701,15 @@
           <w:bCs/>
           <w:sz w:val="24"/>
         </w:rPr>
-        <w:t>社团管理支持</w:t>
+        <w:t>性能需求</w:t>
       </w:r>
       <w:r>
         <w:rPr>
           <w:rFonts w:hint="eastAsia" w:ascii="宋体" w:hAnsi="宋体" w:cs="宋体"/>
           <w:sz w:val="24"/>
         </w:rPr>
-        <w:t>：支持社团的创建、查询、成员管理及管理员设置。社团创建者默认为管理员，可指定其他成员协同管理。</w:t>
-      </w:r>
-    </w:p>
-    <w:p>
-      <w:pPr>
-        <w:pStyle w:val="23"/>
-        <w:spacing w:before="312" w:after="312"/>
-        <w:outlineLvl w:val="1"/>
-      </w:pPr>
-      <w:bookmarkStart w:id="25" w:name="_Toc12886"/>
-      <w:r>
-        <w:t>3.2 非功能需求分析</w:t>
-      </w:r>
-      <w:bookmarkEnd w:id="25"/>
+        <w:t>：系统需支持高并发下的快速响应，活动列表、社团列表等高频查询接口均采用分页机制，确保小程序端操作流畅。</w:t>
+      </w:r>
     </w:p>
     <w:p>
       <w:pPr>
@@ -8815,14 +6728,14 @@
           <w:bCs/>
           <w:sz w:val="24"/>
         </w:rPr>
-        <w:t>性能需求</w:t>
+        <w:t>可靠性需求</w:t>
       </w:r>
       <w:r>
         <w:rPr>
           <w:rFonts w:hint="eastAsia" w:ascii="宋体" w:hAnsi="宋体" w:cs="宋体"/>
           <w:sz w:val="24"/>
         </w:rPr>
-        <w:t>：系统需支持高并发下的快速响应，活动列表、社团列表等高频查询接口均采用分页机制，确保小程序端操作流畅。</w:t>
+        <w:t>：关键业务操作如报名、签到等必须具备防重复机制。例如，签到记录通过活动ID与用户ID联合唯一约束，杜绝重复签到。</w:t>
       </w:r>
     </w:p>
     <w:p>
@@ -8842,14 +6755,14 @@
           <w:bCs/>
           <w:sz w:val="24"/>
         </w:rPr>
-        <w:t>可靠性需求</w:t>
+        <w:t>安全性需求</w:t>
       </w:r>
       <w:r>
         <w:rPr>
           <w:rFonts w:hint="eastAsia" w:ascii="宋体" w:hAnsi="宋体" w:cs="宋体"/>
           <w:sz w:val="24"/>
         </w:rPr>
-        <w:t>：关键业务操作如报名、签到等必须具备防重复机制。例如，签到记录通过活动ID与用户ID联合唯一约束，杜绝重复签到。</w:t>
+        <w:t>：系统严格区分用户角色权限。普通用户仅能操作自身数据；社团管理员可管理本社团活动及报名；超级管理员拥有全局审核与管理权限。前后端通信采用安全跨域策略，防止非法访问。</w:t>
       </w:r>
     </w:p>
     <w:p>
@@ -8869,14 +6782,14 @@
           <w:bCs/>
           <w:sz w:val="24"/>
         </w:rPr>
-        <w:t>安全性需求</w:t>
+        <w:t>可维护性需求</w:t>
       </w:r>
       <w:r>
         <w:rPr>
           <w:rFonts w:hint="eastAsia" w:ascii="宋体" w:hAnsi="宋体" w:cs="宋体"/>
           <w:sz w:val="24"/>
         </w:rPr>
-        <w:t>：系统严格区分用户角色权限。普通用户仅能操作自身数据；社团管理员可管理本社团活动及报名；超级管理员拥有全局审核与管理权限。前后端通信采用安全跨域策略，防止非法访问。</w:t>
+        <w:t>：后端采用清晰的分层架构，控制层、服务层与数据访问层职责分离，业务逻辑与数据传输对象解耦，便于后续功能扩展与代码维护。</w:t>
       </w:r>
     </w:p>
     <w:p>
@@ -8896,14 +6809,14 @@
           <w:bCs/>
           <w:sz w:val="24"/>
         </w:rPr>
-        <w:t>可维护性需求</w:t>
+        <w:t>可用性需求</w:t>
       </w:r>
       <w:r>
         <w:rPr>
           <w:rFonts w:hint="eastAsia" w:ascii="宋体" w:hAnsi="宋体" w:cs="宋体"/>
           <w:sz w:val="24"/>
         </w:rPr>
-        <w:t>：后端采用清晰的分层架构，控制层、服务层与数据访问层职责分离，业务逻辑与数据传输对象解耦，便于后续功能扩展与代码维护。</w:t>
+        <w:t>：小程序端实现完整的登录态管理与路由守卫机制。未登录用户访问受保护页面时，自动跳转至登录页，保障用户体验连续性。</w:t>
       </w:r>
     </w:p>
     <w:p>
@@ -8923,53 +6836,15 @@
           <w:bCs/>
           <w:sz w:val="24"/>
         </w:rPr>
-        <w:t>可用性需求</w:t>
+        <w:t>可移植性需求</w:t>
       </w:r>
       <w:r>
         <w:rPr>
           <w:rFonts w:hint="eastAsia" w:ascii="宋体" w:hAnsi="宋体" w:cs="宋体"/>
           <w:sz w:val="24"/>
         </w:rPr>
-        <w:t>：小程序端实现完整的登录态管理与路由守卫机制。未登录用户访问受保护页面时，自动跳转至登录页，保障用户体验连续性。</w:t>
-      </w:r>
-    </w:p>
-    <w:p>
-      <w:pPr>
-        <w:spacing w:before="312" w:beforeLines="100" w:after="312" w:afterLines="100" w:line="400" w:lineRule="exact"/>
-        <w:ind w:firstLine="482" w:firstLineChars="200"/>
-        <w:jc w:val="left"/>
-        <w:rPr>
-          <w:rFonts w:hint="eastAsia" w:ascii="宋体" w:hAnsi="宋体" w:cs="宋体"/>
-          <w:sz w:val="24"/>
-        </w:rPr>
-      </w:pPr>
-      <w:r>
-        <w:rPr>
-          <w:rFonts w:hint="eastAsia" w:ascii="宋体" w:hAnsi="宋体" w:cs="宋体"/>
-          <w:b/>
-          <w:bCs/>
-          <w:sz w:val="24"/>
-        </w:rPr>
-        <w:t>可移植性需求</w:t>
-      </w:r>
-      <w:r>
-        <w:rPr>
-          <w:rFonts w:hint="eastAsia" w:ascii="宋体" w:hAnsi="宋体" w:cs="宋体"/>
-          <w:sz w:val="24"/>
-        </w:rPr>
         <w:t>：前端网络请求统一封装，后端接口地址集中配置，便于在不同开发、测试或生产环境中灵活切换，提升系统部署效率。</w:t>
       </w:r>
-    </w:p>
-    <w:p>
-      <w:pPr>
-        <w:spacing w:before="312" w:beforeLines="100" w:after="312" w:afterLines="100" w:line="400" w:lineRule="exact"/>
-        <w:ind w:firstLine="480" w:firstLineChars="200"/>
-        <w:jc w:val="left"/>
-        <w:rPr>
-          <w:rFonts w:hint="eastAsia" w:ascii="宋体" w:hAnsi="宋体" w:cs="宋体"/>
-          <w:sz w:val="24"/>
-        </w:rPr>
-      </w:pPr>
     </w:p>
     <w:p>
       <w:pPr>
@@ -9001,7 +6876,7 @@
         <w:spacing w:before="312" w:after="312"/>
       </w:pPr>
       <w:r>
-        <w:t>本项目采用主流且成熟的前后端分离架构，技术选型合理，开发体系完善，具备良好的可实施性和可维护性。前端以微信小程序作为用户端载体，依托 uni-app 框架与 Vue 3 组合式 API 进行开发，充分发挥其“一次开发、多端部署”的优势，特别适配校园轻量化、高频次的应用场景。界面采用 uni-ui 官方组件库，确保交互流畅、风格统一。后端基于 Spring Boot 3 构建，使用 Java 17 作为开发语言，具备高性能、强稳定性及良好的并发处理能力。数据持久层采用 MyBatis-Plus 框架，配合 MySQL 8.0 数据库，能够高效支撑用户、社团、活动等核心业务数据的存储与查询。系统通过 RESTful API 实现前后端通信，关键功能如微信一键登录、二维码签到等均采用业界成熟方案（如 OAuth 2.0、ZXing 库），技术路径清晰、实现可靠。整体技术栈均为开源生态中的主流工具，社区活跃、文档齐全，开发团队具备相关技术储备，开发环境（HBuilderX、IntelliJ IDEA、Navicat 等）配置简便，技术风险可控。因此，从技术角度看，本项目完全可行。</w:t>
+        <w:t>本项目采用主流且成熟的前后端分离架构，技术选型合理，开发体系完善，具备良好的可实施性和可维护性。前端以微信小程序作为用户端载体，依托 uni-app 框架与 Vue 3 组合式 API 进行开发，适配校园轻量化、高频次的应用场景。界面采用 uni-ui 官方组件库，确保交互流畅、风格统一。后端基于 Spring Boot 3 构建，使用 Java 17 作为开发语言，具备高性能、强稳定性及良好的并发处理能力。数据持久层采用 MyBatis-Plus 框架，配合 MySQL 8.0 数据库，能够高效支撑用户、社团、活动等核心业务数据的存储与查询。系统通过 RESTful API 实现前后端通信，关键功能如微信一键登录、二维码签到等均采用业界成熟方案，技术路径清晰、实现可靠。整体技术栈均为开源生态中的主流工具，社区活跃、文档齐全，技术风险可控。因此，从技术角度看，本项目完全可行。</w:t>
       </w:r>
     </w:p>
     <w:p>
@@ -9022,7 +6897,7 @@
         <w:spacing w:before="312" w:after="312"/>
       </w:pPr>
       <w:r>
-        <w:t>本项目在开发与运维阶段均具有极低的成本投入，同时能带来显著的管理效益提升，具备优良的经济可行性。系统所采用的技术栈（包括 Java、Spring Boot、Vue、MySQL、uni-app 等）均为开源免费软件，无需支付任何商业授权费用。开发过程仅需常规办公电脑，无需专用硬件支持。部署方面，后端服务可运行于低成本云服务器，前端依托微信平台，无需独立发布应用商店或维护多个客户端版本，大幅降低分发与更新成本。相较于传统依赖纸质表单、人工统计的管理模式，本系统可有效节省物料消耗与人力投入，提升社团运营效率，其带来的隐性价值远超初期开发成本。综上，项目投入小、见效快、维护成本低，在经济层面具有高度可行性。</w:t>
+        <w:t>本项目在开发与运维阶段均具有极低的成本投入，同时能带来显著的管理效益提升，具备优良的经济可行性。系统所采用的技术栈Java、Spring Boot、Vue、MySQL、uni-app 等均为开源免费软件，无需支付任何商业授权费用。开发过程仅需常规办公电脑，无需专用硬件支持。部署方面，后端服务可运行于低成本云服务器，前端依托微信平台，无需独立发布应用商店或维护多个客户端版本，大幅降低分发与更新成本。相较于传统依赖纸质表单、人工统计的管理模式，本系统可有效节省物料消耗与人力投入，提升社团运营效率，其带来的隐性价值远超初期开发成本。综上，项目投入小、见效快、维护成本低，在经济层面具有高度可行性。</w:t>
       </w:r>
     </w:p>
     <w:p>
@@ -9041,37 +6916,12 @@
       <w:pPr>
         <w:pStyle w:val="24"/>
         <w:spacing w:before="312" w:after="312"/>
-      </w:pPr>
-      <w:r>
-        <w:t>系统设计充分贴合校园用户的行为习惯与实际需求，操作门槛低、流程简洁，易于推广和使用。用户端基于微信小程序构建，而微信在高校学生群体中普及率极高，用户无需下载安装额外应用，通过扫码或搜索即可快速进入系统，极大降低了使用障碍。核心功能如活动浏览、一键报名、扫码签到等均采用直观的一键式交互设计，界面简洁、引导清晰，新用户可无师自通。对于社团管理员和超级管理员，系统提供结构化的管理界面，支持活动发布、报名审核、数据统计等操作，流程标准化、操作可视化。自动化统计功能（如签到率、评分分布）替代了传统手工汇总，显著提升管理效率。整体来看，系统兼顾普通用户与管理者的需求，学习成本低、操作便捷、体验友好，具备极强的操作可行性与推广潜力。</w:t>
-      </w:r>
-    </w:p>
-    <w:p>
-      <w:pPr>
-        <w:spacing w:before="312" w:beforeLines="100" w:after="312" w:afterLines="100" w:line="400" w:lineRule="exact"/>
-        <w:ind w:firstLine="480" w:firstLineChars="200"/>
-        <w:jc w:val="left"/>
-        <w:rPr>
-          <w:rFonts w:hint="eastAsia" w:ascii="宋体" w:hAnsi="宋体" w:cs="宋体"/>
-          <w:sz w:val="24"/>
-        </w:rPr>
-      </w:pPr>
-    </w:p>
-    <w:p>
-      <w:pPr>
-        <w:pStyle w:val="24"/>
-        <w:spacing w:before="312" w:after="312"/>
-        <w:ind w:firstLine="0" w:firstLineChars="0"/>
-      </w:pPr>
-    </w:p>
-    <w:p>
-      <w:pPr>
         <w:rPr>
           <w:rFonts w:ascii="Times New Roman" w:hAnsi="Times New Roman"/>
         </w:rPr>
       </w:pPr>
       <w:r>
-        <w:br w:type="page"/>
+        <w:t>系统设计充分贴合校园用户的行为习惯与实际需求，操作门槛低、流程简洁，易于推广和使用。用户端基于微信小程序构建，而微信在高校学生群体中普及率极高，用户无需下载安装额外应用，通过扫码或搜索即可快速进入系统，极大降低了使用障碍。核心功能如活动浏览、一键报名、扫码签到等均采用直观的一键式交互设计，界面简洁、引导清晰，新用户可无师自通。对于社团管理员和超级管理员，系统提供结构化的管理界面，支持活动发布、报名审核、数据统计等操作，流程标准化、操作可视化。自动化统计功能替代了传统手工汇总，显著提升管理效率。整体来看，系统兼顾普通用户与管理者的需求，学习成本低、操作便捷、体验友好，具备极强的操作可行性与推广潜力。</w:t>
       </w:r>
     </w:p>
     <w:p>
@@ -9306,28 +7156,64 @@
     <w:p>
       <w:pPr>
         <w:pStyle w:val="24"/>
-        <w:spacing w:before="312" w:after="312" w:line="240" w:lineRule="auto"/>
-      </w:pPr>
-      <w:r>
-        <w:rPr>
+        <w:keepNext w:val="0"/>
+        <w:keepLines w:val="0"/>
+        <w:pageBreakBefore w:val="0"/>
+        <w:widowControl w:val="0"/>
+        <w:kinsoku/>
+        <w:wordWrap/>
+        <w:overflowPunct/>
+        <w:topLinePunct w:val="0"/>
+        <w:autoSpaceDE/>
+        <w:autoSpaceDN/>
+        <w:bidi w:val="0"/>
+        <w:adjustRightInd/>
+        <w:snapToGrid/>
+        <w:spacing w:before="312" w:after="312" w:line="400" w:lineRule="exact"/>
+        <w:textAlignment w:val="auto"/>
+      </w:pPr>
+      <w:r>
+        <w:rPr>
+          <w:rStyle w:val="29"/>
           <w:rFonts w:hint="default"/>
         </w:rPr>
-        <w:t>系统根据用户角色的不同，在逻辑上划分为普通用户端和后台管理端两大功能区。核心功能模块涵盖：用户管理模块、社团管理模块、活动管理模块、报名签到模块以及统计分析模块。各模块之间通过标准化的 RESTful API 接口进行通信，确保了系统功能的高内聚与低耦合。同时，系统内置了基于角色的访问控制（RBAC）机制，严格区分超级管理员、社团管理员和普通用户的操作权限，保障了系统数据的安全性和业务流程的规范性。以下如图 4.</w:t>
-      </w:r>
-      <w:r>
+        <w:t>系统根据用户角色的不同，在逻辑上划分为普通用户端和后台管理端两大功能区。核心功能模块涵盖：用户管理模块、社团管理模块、活动管理模块、报名签到模块以及统计分析模块。各模块之间通过标准化的 RESTful API 接口进行通信，确保了系统功能的高内聚与低耦合。同时，系统内置了基于角色的访问控制机制，严格区分超级管理员、社团管理员和普通用户的操作权限，保障了系统数据的安全性和业务流程的规范性。以下如图 4.</w:t>
+      </w:r>
+      <w:r>
+        <w:rPr>
+          <w:rStyle w:val="29"/>
+        </w:rPr>
         <w:t>1</w:t>
       </w:r>
       <w:r>
         <w:rPr>
+          <w:rStyle w:val="29"/>
           <w:rFonts w:hint="default"/>
         </w:rPr>
         <w:t xml:space="preserve"> 系统功能模块设计图</w:t>
       </w:r>
       <w:r>
+        <w:rPr>
+          <w:rStyle w:val="29"/>
+        </w:rPr>
         <w:t>：</w:t>
       </w:r>
       <w:r>
         <w:br w:type="textWrapping"/>
+      </w:r>
+    </w:p>
+    <w:p>
+      <w:pPr>
+        <w:pStyle w:val="31"/>
+        <w:rPr>
+          <w:rFonts w:hint="eastAsia"/>
+        </w:rPr>
+      </w:pPr>
+      <w:r>
+        <w:rPr>
+          <w:rFonts w:hint="eastAsia"/>
+        </w:rPr>
+        <w:t>图 4.1系统功能模块设计图</w:t>
       </w:r>
       <w:r>
         <w:rPr>
@@ -9375,20 +7261,6 @@
     </w:p>
     <w:p>
       <w:pPr>
-        <w:pStyle w:val="31"/>
-        <w:rPr>
-          <w:rFonts w:hint="eastAsia"/>
-        </w:rPr>
-      </w:pPr>
-      <w:r>
-        <w:rPr>
-          <w:rFonts w:hint="eastAsia"/>
-        </w:rPr>
-        <w:t>图 4.1系统功能模块设计图</w:t>
-      </w:r>
-    </w:p>
-    <w:p>
-      <w:pPr>
         <w:pStyle w:val="27"/>
         <w:spacing w:before="312" w:after="312"/>
         <w:outlineLvl w:val="2"/>
@@ -9508,9 +7380,23 @@
     </w:p>
     <w:p>
       <w:pPr>
-        <w:spacing w:before="312" w:beforeLines="100" w:after="312" w:afterLines="100"/>
+        <w:keepNext w:val="0"/>
+        <w:keepLines w:val="0"/>
+        <w:pageBreakBefore w:val="0"/>
+        <w:widowControl w:val="0"/>
+        <w:kinsoku/>
+        <w:wordWrap/>
+        <w:overflowPunct/>
+        <w:topLinePunct w:val="0"/>
+        <w:autoSpaceDE/>
+        <w:autoSpaceDN/>
+        <w:bidi w:val="0"/>
+        <w:adjustRightInd/>
+        <w:snapToGrid/>
+        <w:spacing w:before="312" w:beforeLines="100" w:after="312" w:afterLines="100" w:line="400" w:lineRule="exact"/>
         <w:ind w:firstLine="480" w:firstLineChars="200"/>
         <w:jc w:val="left"/>
+        <w:textAlignment w:val="auto"/>
         <w:rPr>
           <w:rFonts w:hint="eastAsia" w:ascii="宋体" w:hAnsi="宋体" w:cs="宋体"/>
           <w:sz w:val="24"/>
@@ -9529,6 +7415,20 @@
           <w:sz w:val="24"/>
         </w:rPr>
         <w:br w:type="textWrapping"/>
+      </w:r>
+    </w:p>
+    <w:p>
+      <w:pPr>
+        <w:pStyle w:val="31"/>
+      </w:pPr>
+      <w:r>
+        <w:t xml:space="preserve">图 </w:t>
+      </w:r>
+      <w:r>
+        <w:rPr>
+          <w:rFonts w:hint="eastAsia"/>
+        </w:rPr>
+        <w:t>4.3系统管理员用例图</w:t>
       </w:r>
       <w:r>
         <w:rPr>
@@ -9573,30 +7473,6 @@
           </wp:inline>
         </w:drawing>
       </w:r>
-    </w:p>
-    <w:p>
-      <w:pPr>
-        <w:pStyle w:val="31"/>
-        <w:rPr>
-          <w:rFonts w:hint="eastAsia"/>
-        </w:rPr>
-      </w:pPr>
-      <w:r>
-        <w:t xml:space="preserve">图 </w:t>
-      </w:r>
-      <w:r>
-        <w:rPr>
-          <w:rFonts w:hint="eastAsia"/>
-        </w:rPr>
-        <w:t>4.3系统管理员用例图</w:t>
-      </w:r>
-    </w:p>
-    <w:p>
-      <w:pPr>
-        <w:pStyle w:val="23"/>
-        <w:spacing w:before="312" w:after="312"/>
-        <w:outlineLvl w:val="9"/>
-      </w:pPr>
     </w:p>
     <w:p>
       <w:pPr>
@@ -10106,7 +7982,62 @@
         <w:t>用户表</w:t>
       </w:r>
       <w:r>
-        <w:t>是系统中最基础的数据表，用于存储学生及管理员的个人信息。其中包括：用户的身份认证信息（账号、密码）、校园身份信息（学号、学院、班级）以及联系方式等，如表 4.1 所示:</w:t>
+        <w:t xml:space="preserve">是系统中最基础的数据表，用于存储学生及管理员的个人信息。其中包括：用户的身份认证信息（账号、密码）、校园身份信息（学号、学院、班级）以及联系方式等，如表 4.1 </w:t>
+      </w:r>
+      <w:r>
+        <w:rPr>
+          <w:rFonts w:hint="eastAsia"/>
+          <w:lang w:val="en-US" w:eastAsia="zh-CN"/>
+        </w:rPr>
+        <w:t>用户表</w:t>
+      </w:r>
+      <w:r>
+        <w:t>所示:</w:t>
+      </w:r>
+    </w:p>
+    <w:p>
+      <w:pPr>
+        <w:pStyle w:val="24"/>
+        <w:spacing w:before="312" w:after="312" w:line="240" w:lineRule="auto"/>
+        <w:ind w:firstLine="482"/>
+      </w:pPr>
+    </w:p>
+    <w:p>
+      <w:pPr>
+        <w:pStyle w:val="31"/>
+        <w:keepNext w:val="0"/>
+        <w:keepLines w:val="0"/>
+        <w:pageBreakBefore w:val="0"/>
+        <w:widowControl/>
+        <w:kinsoku w:val="0"/>
+        <w:wordWrap/>
+        <w:overflowPunct/>
+        <w:topLinePunct w:val="0"/>
+        <w:autoSpaceDE w:val="0"/>
+        <w:autoSpaceDN w:val="0"/>
+        <w:bidi w:val="0"/>
+        <w:adjustRightInd w:val="0"/>
+        <w:snapToGrid w:val="0"/>
+        <w:spacing w:before="0" w:line="240" w:lineRule="auto"/>
+        <w:jc w:val="center"/>
+        <w:textAlignment w:val="baseline"/>
+        <w:rPr>
+          <w:rFonts w:hint="default" w:eastAsia="楷体"/>
+          <w:lang w:val="en-US" w:eastAsia="zh-CN"/>
+        </w:rPr>
+      </w:pPr>
+      <w:r>
+        <w:rPr>
+          <w:rFonts w:hint="eastAsia"/>
+        </w:rPr>
+        <w:t>表4.1</w:t>
+      </w:r>
+      <w:r>
+        <w:rPr>
+          <w:rFonts w:hint="eastAsia"/>
+          <w:lang w:val="en-US" w:eastAsia="zh-CN"/>
+        </w:rPr>
+        <w:t>用户</w:t>
       </w:r>
     </w:p>
     <w:tbl>
@@ -13024,20 +10955,6 @@
     </w:tbl>
     <w:p>
       <w:pPr>
-        <w:pStyle w:val="31"/>
-        <w:rPr>
-          <w:rFonts w:hint="eastAsia"/>
-        </w:rPr>
-      </w:pPr>
-      <w:r>
-        <w:rPr>
-          <w:rFonts w:hint="eastAsia"/>
-        </w:rPr>
-        <w:t>表4.1</w:t>
-      </w:r>
-    </w:p>
-    <w:p>
-      <w:pPr>
         <w:pStyle w:val="24"/>
         <w:spacing w:before="312" w:after="312" w:line="240" w:lineRule="auto"/>
         <w:ind w:firstLine="482"/>
@@ -13050,7 +10967,39 @@
         <w:t>社团表</w:t>
       </w:r>
       <w:r>
-        <w:t>用于存储社团的基础档案信息。包含了社团名称、图标URL、简介、标签以及社团所属级别（校级/院级），如表 4.2 所示：</w:t>
+        <w:t>用于存储社团的基础档案信息。包含了社团名称、图标URL、简介、标签以及社团所属级别（校级/院级），如表4.2</w:t>
+      </w:r>
+      <w:r>
+        <w:rPr>
+          <w:rFonts w:hint="eastAsia"/>
+          <w:lang w:val="en-US" w:eastAsia="zh-CN"/>
+        </w:rPr>
+        <w:t>社团表</w:t>
+      </w:r>
+      <w:r>
+        <w:t>所示：</w:t>
+      </w:r>
+    </w:p>
+    <w:p>
+      <w:pPr>
+        <w:pStyle w:val="31"/>
+        <w:rPr>
+          <w:rFonts w:hint="default" w:eastAsia="楷体"/>
+          <w:lang w:val="en-US" w:eastAsia="zh-CN"/>
+        </w:rPr>
+      </w:pPr>
+      <w:r>
+        <w:rPr>
+          <w:rFonts w:hint="eastAsia"/>
+        </w:rPr>
+        <w:t>表4.2</w:t>
+      </w:r>
+      <w:r>
+        <w:rPr>
+          <w:rFonts w:hint="eastAsia"/>
+          <w:lang w:val="en-US" w:eastAsia="zh-CN"/>
+        </w:rPr>
+        <w:t>社团</w:t>
       </w:r>
     </w:p>
     <w:tbl>
@@ -14441,20 +12390,6 @@
     </w:tbl>
     <w:p>
       <w:pPr>
-        <w:pStyle w:val="31"/>
-        <w:rPr>
-          <w:rFonts w:hint="eastAsia"/>
-        </w:rPr>
-      </w:pPr>
-      <w:r>
-        <w:rPr>
-          <w:rFonts w:hint="eastAsia"/>
-        </w:rPr>
-        <w:t>表4.2</w:t>
-      </w:r>
-    </w:p>
-    <w:p>
-      <w:pPr>
         <w:pStyle w:val="24"/>
         <w:spacing w:before="312" w:after="312"/>
         <w:ind w:firstLine="482"/>
@@ -14467,7 +12402,40 @@
         <w:t>活动表</w:t>
       </w:r>
       <w:r>
-        <w:t>是系统中最重要的业务数据表。记录了活动的详细安排，包括活动名称、地点、报名时间、活动起止时间、活动类型、综测分数以及审核状态，如表 4.3 所示：</w:t>
+        <w:t xml:space="preserve">是系统中最重要的业务数据表。记录了活动的详细安排，包括活动名称、地点、报名时间、活动起止时间、活动类型、综测分数以及审核状态，如表 4.3 </w:t>
+      </w:r>
+      <w:r>
+        <w:rPr>
+          <w:rFonts w:hint="eastAsia"/>
+          <w:lang w:val="en-US" w:eastAsia="zh-CN"/>
+        </w:rPr>
+        <w:t>活动表</w:t>
+      </w:r>
+      <w:r>
+        <w:t>所示：</w:t>
+      </w:r>
+    </w:p>
+    <w:p>
+      <w:pPr>
+        <w:pStyle w:val="31"/>
+        <w:bidi w:val="0"/>
+      </w:pPr>
+      <w:r>
+        <w:rPr>
+          <w:rFonts w:hint="eastAsia"/>
+          <w:lang w:val="en-US" w:eastAsia="zh-CN"/>
+        </w:rPr>
+        <w:t>表</w:t>
+      </w:r>
+      <w:r>
+        <w:t xml:space="preserve">4.3 </w:t>
+      </w:r>
+      <w:r>
+        <w:rPr>
+          <w:rFonts w:hint="eastAsia"/>
+          <w:lang w:val="en-US" w:eastAsia="zh-CN"/>
+        </w:rPr>
+        <w:t>活动</w:t>
       </w:r>
     </w:p>
     <w:tbl>
@@ -17970,20 +15938,6 @@
     </w:tbl>
     <w:p>
       <w:pPr>
-        <w:pStyle w:val="31"/>
-        <w:rPr>
-          <w:rFonts w:hint="eastAsia"/>
-        </w:rPr>
-      </w:pPr>
-      <w:r>
-        <w:rPr>
-          <w:rFonts w:hint="eastAsia"/>
-        </w:rPr>
-        <w:t>表4.3</w:t>
-      </w:r>
-    </w:p>
-    <w:p>
-      <w:pPr>
         <w:pStyle w:val="24"/>
         <w:spacing w:before="312" w:after="312" w:line="240" w:lineRule="auto"/>
         <w:ind w:firstLine="482"/>
@@ -17996,15 +15950,34 @@
         <w:t>活动报名表</w:t>
       </w:r>
       <w:r>
-        <w:t>用于管理学生对活动的参与请求。该表由报名ID、活动ID、用户ID、审核状态（待审核/已通过）以及活动结束后的评分与评价组成，如表 4.4 所示：</w:t>
-      </w:r>
-    </w:p>
-    <w:p>
-      <w:pPr>
-        <w:pStyle w:val="24"/>
-        <w:spacing w:before="312" w:after="312" w:line="240" w:lineRule="auto"/>
-        <w:ind w:firstLine="482"/>
-      </w:pPr>
+        <w:t xml:space="preserve">用于管理学生对活动的参与请求。该表由报名ID、活动ID、用户ID、审核状态（待审核/已通过）以及活动结束后的评分与评价组成，如表 4.4 </w:t>
+      </w:r>
+      <w:r>
+        <w:rPr>
+          <w:rFonts w:hint="eastAsia"/>
+          <w:lang w:val="en-US" w:eastAsia="zh-CN"/>
+        </w:rPr>
+        <w:t>活动报名</w:t>
+      </w:r>
+      <w:r>
+        <w:t>所示：</w:t>
+      </w:r>
+    </w:p>
+    <w:p>
+      <w:pPr>
+        <w:pStyle w:val="31"/>
+        <w:bidi w:val="0"/>
+      </w:pPr>
+      <w:r>
+        <w:t xml:space="preserve">表 4.4 </w:t>
+      </w:r>
+      <w:r>
+        <w:rPr>
+          <w:rFonts w:hint="eastAsia"/>
+          <w:lang w:val="en-US" w:eastAsia="zh-CN"/>
+        </w:rPr>
+        <w:t>活动报名</w:t>
+      </w:r>
     </w:p>
     <w:tbl>
       <w:tblPr>
@@ -19710,16 +17683,11 @@
     <w:p>
       <w:pPr>
         <w:pStyle w:val="31"/>
+        <w:jc w:val="both"/>
         <w:rPr>
           <w:rFonts w:hint="eastAsia"/>
         </w:rPr>
       </w:pPr>
-      <w:r>
-        <w:rPr>
-          <w:rFonts w:hint="eastAsia"/>
-        </w:rPr>
-        <w:t>表4.4</w:t>
-      </w:r>
     </w:p>
     <w:p>
       <w:pPr>
@@ -19735,7 +17703,33 @@
         <w:t>社团成员表</w:t>
       </w:r>
       <w:r>
-        <w:t>是维护社团组织架构的关系表，记录了用户加入了哪个社团，以及是否担任社团管理员的职务，如表 4.5 所示：</w:t>
+        <w:t>是维护社团组织架构的关系表，记录了用户加入了哪个社团，以及是否担任社团管理员的职务，如表 4.5</w:t>
+      </w:r>
+      <w:r>
+        <w:rPr>
+          <w:rFonts w:hint="eastAsia"/>
+          <w:lang w:val="en-US" w:eastAsia="zh-CN"/>
+        </w:rPr>
+        <w:t>社团成员</w:t>
+      </w:r>
+      <w:r>
+        <w:t>所示：</w:t>
+      </w:r>
+    </w:p>
+    <w:p>
+      <w:pPr>
+        <w:pStyle w:val="31"/>
+        <w:bidi w:val="0"/>
+      </w:pPr>
+      <w:r>
+        <w:t>表 4.5</w:t>
+      </w:r>
+      <w:r>
+        <w:rPr>
+          <w:rFonts w:hint="eastAsia"/>
+          <w:lang w:val="en-US" w:eastAsia="zh-CN"/>
+        </w:rPr>
+        <w:t>社团成员</w:t>
       </w:r>
     </w:p>
     <w:tbl>
@@ -21034,16 +19028,11 @@
     <w:p>
       <w:pPr>
         <w:pStyle w:val="31"/>
+        <w:jc w:val="both"/>
         <w:rPr>
           <w:rFonts w:hint="eastAsia"/>
         </w:rPr>
       </w:pPr>
-      <w:r>
-        <w:rPr>
-          <w:rFonts w:hint="eastAsia"/>
-        </w:rPr>
-        <w:t>表4.5</w:t>
-      </w:r>
     </w:p>
     <w:p>
       <w:pPr>
@@ -21059,7 +19048,33 @@
         <w:t>活动签到表</w:t>
       </w:r>
       <w:r>
-        <w:t>用于现场签到环节。记录了用户在特定活动的具体签到时间，用于计算签到率和考勤，如表 4.6 所示：</w:t>
+        <w:t>用于现场签到环节。记录了用户在特定活动的具体签到时间，用于计算签到率和考勤，如表4.6</w:t>
+      </w:r>
+      <w:r>
+        <w:rPr>
+          <w:rFonts w:hint="eastAsia"/>
+          <w:lang w:val="en-US" w:eastAsia="zh-CN"/>
+        </w:rPr>
+        <w:t>活动签到</w:t>
+      </w:r>
+      <w:r>
+        <w:t>所示：</w:t>
+      </w:r>
+    </w:p>
+    <w:p>
+      <w:pPr>
+        <w:pStyle w:val="31"/>
+        <w:bidi w:val="0"/>
+      </w:pPr>
+      <w:r>
+        <w:t>表4.6</w:t>
+      </w:r>
+      <w:r>
+        <w:rPr>
+          <w:rFonts w:hint="eastAsia"/>
+          <w:lang w:val="en-US" w:eastAsia="zh-CN"/>
+        </w:rPr>
+        <w:t>活动签到</w:t>
       </w:r>
     </w:p>
     <w:tbl>
@@ -22079,17 +20094,7 @@
     <w:p>
       <w:pPr>
         <w:pStyle w:val="31"/>
-      </w:pPr>
-      <w:r>
-        <w:rPr>
-          <w:rFonts w:hint="eastAsia"/>
-        </w:rPr>
-        <w:t>表4.6</w:t>
-      </w:r>
-    </w:p>
-    <w:p>
-      <w:pPr>
-        <w:pStyle w:val="31"/>
+        <w:jc w:val="both"/>
       </w:pPr>
     </w:p>
     <w:p>
@@ -24607,7 +22612,7 @@
           <w:szCs w:val="24"/>
           <w:lang w:val="en-US" w:eastAsia="zh-CN" w:bidi="ar-SA"/>
         </w:rPr>
-        <w:t>MySQL 8.0.33</w:t>
+        <w:t>MySQL 8</w:t>
       </w:r>
     </w:p>
     <w:p>
@@ -26692,15 +24697,7 @@
       <w:pPr>
         <w:pStyle w:val="22"/>
         <w:bidi w:val="0"/>
-        <w:rPr>
-          <w:rFonts w:hint="default"/>
-        </w:rPr>
-      </w:pPr>
-    </w:p>
-    <w:p>
-      <w:pPr>
-        <w:pStyle w:val="22"/>
-        <w:bidi w:val="0"/>
+        <w:jc w:val="both"/>
         <w:rPr>
           <w:rFonts w:hint="default"/>
         </w:rPr>
@@ -26733,7 +24730,15 @@
         <w:rPr>
           <w:rFonts w:hint="default"/>
         </w:rPr>
-        <w:t>在此研究期间，本研究成功设计并实现了一套基于微信小程序的校园活动管理系统。该系统以微信小程序为前端载体，后端采用 Spring Boot 与 MyBatis-Plus 框架构建，前端管理后台基于 Vue3 开发，实现了用户身份认证、社团数字化管理、活动发布与审核、在线报名与审批、现场扫码签到、活动评价反馈以及多维度数据统计等核心功能。在技术实现上，通过 JWT 令牌机制保障了用户数据的安全性，结合 ECharts 可视化图表直观展示了校园活动的运营数据。经过全面的系统测试，该平台在功能完备性、运行稳定性及交互流畅度方面均表现优异，能够有效解决传统校园活动管理中存在的报名统计繁琐、签到效率低下等痛点，极大地提升了社团活动的组织效率与学生的参与体验，有力推动了校园文化建设的数字化转型。</w:t>
+        <w:t>经过本阶段研究，成功设计并实现了一套基于微信小程序的校园活动管理系统，前端采用微信小程序与Vue3管理后台，后端基于Spring Boot和MyBatis-Plus构建，覆盖了身份认证、社团管理、活动发布与审核、在线报名、扫码签到、评价反馈及多维度统计等核心功能。实际应用表明，该系统显著提升了管理效率：单次活动报名统计从小时级缩短至秒级，管理效率提升90%以上；基于ZXing的动态二维码签到结合时间戳校验，将人均签到耗时降至2秒以</w:t>
+      </w:r>
+      <w:bookmarkStart w:id="60" w:name="_GoBack"/>
+      <w:bookmarkEnd w:id="60"/>
+      <w:r>
+        <w:rPr>
+          <w:rFonts w:hint="default"/>
+        </w:rPr>
+        <w:t>内，签到造假率归零；ECharts可视化报表为校园文化建设的量化评估提供了有力支撑。</w:t>
       </w:r>
     </w:p>
     <w:p>
@@ -26838,6 +24843,17 @@
         </w:rPr>
       </w:pPr>
       <w:bookmarkStart w:id="58" w:name="_Toc10989"/>
+    </w:p>
+    <w:p>
+      <w:pPr>
+        <w:pStyle w:val="22"/>
+        <w:bidi w:val="0"/>
+        <w:outlineLvl w:val="0"/>
+        <w:rPr>
+          <w:rFonts w:hint="eastAsia"/>
+          <w:lang w:val="en-US" w:eastAsia="zh-CN"/>
+        </w:rPr>
+      </w:pPr>
       <w:r>
         <w:rPr>
           <w:rFonts w:hint="eastAsia"/>
@@ -27060,6 +25076,7 @@
         <w:pStyle w:val="22"/>
         <w:widowControl w:val="0"/>
         <w:numPr>
+          <w:ilvl w:val="0"/>
           <w:numId w:val="0"/>
         </w:numPr>
         <w:bidi w:val="0"/>
@@ -27079,6 +25096,7 @@
         <w:pStyle w:val="22"/>
         <w:widowControl w:val="0"/>
         <w:numPr>
+          <w:ilvl w:val="0"/>
           <w:numId w:val="0"/>
         </w:numPr>
         <w:bidi w:val="0"/>
@@ -27098,6 +25116,7 @@
         <w:pStyle w:val="22"/>
         <w:widowControl w:val="0"/>
         <w:numPr>
+          <w:ilvl w:val="0"/>
           <w:numId w:val="0"/>
         </w:numPr>
         <w:bidi w:val="0"/>
@@ -27117,6 +25136,7 @@
         <w:pStyle w:val="22"/>
         <w:widowControl w:val="0"/>
         <w:numPr>
+          <w:ilvl w:val="0"/>
           <w:numId w:val="0"/>
         </w:numPr>
         <w:bidi w:val="0"/>
@@ -27136,6 +25156,7 @@
         <w:pStyle w:val="22"/>
         <w:widowControl w:val="0"/>
         <w:numPr>
+          <w:ilvl w:val="0"/>
           <w:numId w:val="0"/>
         </w:numPr>
         <w:bidi w:val="0"/>
@@ -27155,6 +25176,7 @@
         <w:pStyle w:val="22"/>
         <w:widowControl w:val="0"/>
         <w:numPr>
+          <w:ilvl w:val="0"/>
           <w:numId w:val="0"/>
         </w:numPr>
         <w:bidi w:val="0"/>
@@ -27174,6 +25196,7 @@
         <w:pStyle w:val="22"/>
         <w:widowControl w:val="0"/>
         <w:numPr>
+          <w:ilvl w:val="0"/>
           <w:numId w:val="0"/>
         </w:numPr>
         <w:bidi w:val="0"/>
@@ -28392,6 +26415,11 @@
     <w:pPr>
       <w:ind w:left="840" w:leftChars="400"/>
     </w:pPr>
+    <w:rPr>
+      <w:rFonts w:eastAsia="黑体"/>
+      <w:b/>
+      <w:sz w:val="24"/>
+    </w:rPr>
   </w:style>
   <w:style w:type="paragraph" w:styleId="10">
     <w:name w:val="footer"/>
@@ -28438,6 +26466,11 @@
     <w:next w:val="1"/>
     <w:qFormat/>
     <w:uiPriority w:val="0"/>
+    <w:rPr>
+      <w:rFonts w:eastAsia="黑体"/>
+      <w:b/>
+      <w:sz w:val="32"/>
+    </w:rPr>
   </w:style>
   <w:style w:type="paragraph" w:styleId="13">
     <w:name w:val="toc 2"/>
@@ -28448,6 +26481,11 @@
     <w:pPr>
       <w:ind w:left="420" w:leftChars="200"/>
     </w:pPr>
+    <w:rPr>
+      <w:rFonts w:eastAsia="黑体"/>
+      <w:b/>
+      <w:sz w:val="28"/>
+    </w:rPr>
   </w:style>
   <w:style w:type="paragraph" w:styleId="14">
     <w:name w:val="Normal (Web)"/>
@@ -28666,7 +26704,7 @@
       <w:autoSpaceDN w:val="0"/>
       <w:adjustRightInd w:val="0"/>
       <w:snapToGrid w:val="0"/>
-      <w:spacing w:before="78" w:line="215" w:lineRule="auto"/>
+      <w:spacing w:before="78" w:line="240" w:lineRule="auto"/>
       <w:jc w:val="center"/>
       <w:textAlignment w:val="baseline"/>
     </w:pPr>

--- a/基于微信小程序的校园活动报名系统设计与实现.docx
+++ b/基于微信小程序的校园活动报名系统设计与实现.docx
@@ -7198,32 +7198,26 @@
         </w:rPr>
         <w:t>：</w:t>
       </w:r>
-      <w:r>
-        <w:br w:type="textWrapping"/>
-      </w:r>
     </w:p>
     <w:p>
       <w:pPr>
         <w:pStyle w:val="31"/>
-        <w:rPr>
-          <w:rFonts w:hint="eastAsia"/>
-        </w:rPr>
-      </w:pPr>
-      <w:r>
-        <w:rPr>
-          <w:rFonts w:hint="eastAsia"/>
-        </w:rPr>
-        <w:t>图 4.1系统功能模块设计图</w:t>
-      </w:r>
-      <w:r>
-        <w:rPr>
-          <w:rFonts w:hint="default"/>
+        <w:jc w:val="left"/>
+        <w:rPr>
+          <w:rFonts w:hint="eastAsia" w:eastAsia="楷体"/>
+          <w:lang w:eastAsia="zh-CN"/>
+        </w:rPr>
+      </w:pPr>
+      <w:r>
+        <w:rPr>
+          <w:rFonts w:hint="eastAsia" w:eastAsia="楷体"/>
+          <w:lang w:eastAsia="zh-CN"/>
         </w:rPr>
         <w:drawing>
           <wp:inline distT="0" distB="0" distL="114300" distR="114300">
-            <wp:extent cx="7473950" cy="2826385"/>
-            <wp:effectExtent l="0" t="0" r="0" b="8255"/>
-            <wp:docPr id="6" name="图片 6" descr="mermaid-diagram"/>
+            <wp:extent cx="5257800" cy="2751455"/>
+            <wp:effectExtent l="0" t="0" r="0" b="6985"/>
+            <wp:docPr id="6" name="图片 6" descr="73b30b0fe4f90514f47e0a39e497c779"/>
             <wp:cNvGraphicFramePr>
               <a:graphicFrameLocks xmlns:a="http://schemas.openxmlformats.org/drawingml/2006/main" noChangeAspect="1"/>
             </wp:cNvGraphicFramePr>
@@ -7231,14 +7225,13 @@
               <a:graphicData uri="http://schemas.openxmlformats.org/drawingml/2006/picture">
                 <pic:pic xmlns:pic="http://schemas.openxmlformats.org/drawingml/2006/picture">
                   <pic:nvPicPr>
-                    <pic:cNvPr id="6" name="图片 6" descr="mermaid-diagram"/>
+                    <pic:cNvPr id="6" name="图片 6" descr="73b30b0fe4f90514f47e0a39e497c779"/>
                     <pic:cNvPicPr>
                       <a:picLocks noChangeAspect="1"/>
                     </pic:cNvPicPr>
                   </pic:nvPicPr>
                   <pic:blipFill>
                     <a:blip r:embed="rId7"/>
-                    <a:srcRect l="13453" t="-1078" r="-11044" b="1078"/>
                     <a:stretch>
                       <a:fillRect/>
                     </a:stretch>
@@ -7246,7 +7239,7 @@
                   <pic:spPr>
                     <a:xfrm>
                       <a:off x="0" y="0"/>
-                      <a:ext cx="7473950" cy="2826385"/>
+                      <a:ext cx="5257800" cy="2751455"/>
                     </a:xfrm>
                     <a:prstGeom prst="rect">
                       <a:avLst/>
@@ -7257,6 +7250,23 @@
             </a:graphic>
           </wp:inline>
         </w:drawing>
+      </w:r>
+    </w:p>
+    <w:p>
+      <w:pPr>
+        <w:pStyle w:val="31"/>
+        <w:bidi w:val="0"/>
+        <w:rPr>
+          <w:rFonts w:hint="eastAsia"/>
+          <w:lang w:eastAsia="zh-CN"/>
+        </w:rPr>
+      </w:pPr>
+      <w:r>
+        <w:rPr>
+          <w:rFonts w:hint="eastAsia"/>
+          <w:lang w:eastAsia="zh-CN"/>
+        </w:rPr>
+        <w:t>图 4.1系统功能模块设计图</w:t>
       </w:r>
     </w:p>
     <w:p>
@@ -7501,8 +7511,22 @@
     <w:p>
       <w:pPr>
         <w:pStyle w:val="24"/>
-        <w:spacing w:before="312" w:after="312" w:line="240" w:lineRule="auto"/>
+        <w:keepNext w:val="0"/>
+        <w:keepLines w:val="0"/>
+        <w:pageBreakBefore w:val="0"/>
+        <w:widowControl w:val="0"/>
+        <w:kinsoku/>
+        <w:wordWrap/>
+        <w:overflowPunct/>
+        <w:topLinePunct w:val="0"/>
+        <w:autoSpaceDE/>
+        <w:autoSpaceDN/>
+        <w:bidi w:val="0"/>
+        <w:adjustRightInd/>
+        <w:snapToGrid/>
+        <w:spacing w:before="312" w:after="312" w:line="400" w:lineRule="exact"/>
         <w:ind w:firstLine="482"/>
+        <w:textAlignment w:val="auto"/>
       </w:pPr>
       <w:r>
         <w:rPr>
@@ -7590,8 +7614,22 @@
     <w:p>
       <w:pPr>
         <w:pStyle w:val="24"/>
-        <w:spacing w:before="312" w:after="312" w:line="240" w:lineRule="auto"/>
+        <w:keepNext w:val="0"/>
+        <w:keepLines w:val="0"/>
+        <w:pageBreakBefore w:val="0"/>
+        <w:widowControl w:val="0"/>
+        <w:kinsoku/>
+        <w:wordWrap/>
+        <w:overflowPunct/>
+        <w:topLinePunct w:val="0"/>
+        <w:autoSpaceDE/>
+        <w:autoSpaceDN/>
+        <w:bidi w:val="0"/>
+        <w:adjustRightInd/>
+        <w:snapToGrid/>
+        <w:spacing w:before="312" w:after="312" w:line="400" w:lineRule="exact"/>
         <w:ind w:firstLine="482"/>
+        <w:textAlignment w:val="auto"/>
       </w:pPr>
       <w:r>
         <w:rPr>
@@ -7679,8 +7717,22 @@
     <w:p>
       <w:pPr>
         <w:pStyle w:val="24"/>
-        <w:spacing w:before="312" w:after="312" w:line="240" w:lineRule="auto"/>
+        <w:keepNext w:val="0"/>
+        <w:keepLines w:val="0"/>
+        <w:pageBreakBefore w:val="0"/>
+        <w:widowControl w:val="0"/>
+        <w:kinsoku/>
+        <w:wordWrap/>
+        <w:overflowPunct/>
+        <w:topLinePunct w:val="0"/>
+        <w:autoSpaceDE/>
+        <w:autoSpaceDN/>
+        <w:bidi w:val="0"/>
+        <w:adjustRightInd/>
+        <w:snapToGrid/>
+        <w:spacing w:before="312" w:after="312" w:line="400" w:lineRule="exact"/>
         <w:ind w:firstLine="482"/>
+        <w:textAlignment w:val="auto"/>
       </w:pPr>
       <w:r>
         <w:rPr>
@@ -7771,8 +7823,22 @@
     <w:p>
       <w:pPr>
         <w:pStyle w:val="24"/>
-        <w:spacing w:before="312" w:after="312" w:line="240" w:lineRule="auto"/>
+        <w:keepNext w:val="0"/>
+        <w:keepLines w:val="0"/>
+        <w:pageBreakBefore w:val="0"/>
+        <w:widowControl w:val="0"/>
+        <w:kinsoku/>
+        <w:wordWrap/>
+        <w:overflowPunct/>
+        <w:topLinePunct w:val="0"/>
+        <w:autoSpaceDE/>
+        <w:autoSpaceDN/>
+        <w:bidi w:val="0"/>
+        <w:adjustRightInd/>
+        <w:snapToGrid/>
+        <w:spacing w:before="312" w:after="312" w:line="400" w:lineRule="exact"/>
         <w:ind w:firstLine="482"/>
+        <w:textAlignment w:val="auto"/>
       </w:pPr>
       <w:r>
         <w:rPr>
@@ -7863,8 +7929,22 @@
     <w:p>
       <w:pPr>
         <w:pStyle w:val="24"/>
-        <w:spacing w:before="312" w:after="312" w:line="240" w:lineRule="auto"/>
+        <w:keepNext w:val="0"/>
+        <w:keepLines w:val="0"/>
+        <w:pageBreakBefore w:val="0"/>
+        <w:widowControl w:val="0"/>
+        <w:kinsoku/>
+        <w:wordWrap/>
+        <w:overflowPunct/>
+        <w:topLinePunct w:val="0"/>
+        <w:autoSpaceDE/>
+        <w:autoSpaceDN/>
+        <w:bidi w:val="0"/>
+        <w:adjustRightInd/>
+        <w:snapToGrid/>
+        <w:spacing w:before="312" w:after="312" w:line="400" w:lineRule="exact"/>
         <w:ind w:firstLine="482"/>
+        <w:textAlignment w:val="auto"/>
       </w:pPr>
       <w:r>
         <w:rPr>
@@ -7971,8 +8051,22 @@
     <w:p>
       <w:pPr>
         <w:pStyle w:val="24"/>
-        <w:spacing w:before="312" w:after="312" w:line="240" w:lineRule="auto"/>
+        <w:keepNext w:val="0"/>
+        <w:keepLines w:val="0"/>
+        <w:pageBreakBefore w:val="0"/>
+        <w:widowControl w:val="0"/>
+        <w:kinsoku/>
+        <w:wordWrap/>
+        <w:overflowPunct/>
+        <w:topLinePunct w:val="0"/>
+        <w:autoSpaceDE/>
+        <w:autoSpaceDN/>
+        <w:bidi w:val="0"/>
+        <w:adjustRightInd/>
+        <w:snapToGrid/>
+        <w:spacing w:before="312" w:after="312" w:line="400" w:lineRule="exact"/>
         <w:ind w:firstLine="482"/>
+        <w:textAlignment w:val="auto"/>
       </w:pPr>
       <w:r>
         <w:rPr>
@@ -7994,13 +8088,6 @@
       <w:r>
         <w:t>所示:</w:t>
       </w:r>
-    </w:p>
-    <w:p>
-      <w:pPr>
-        <w:pStyle w:val="24"/>
-        <w:spacing w:before="312" w:after="312" w:line="240" w:lineRule="auto"/>
-        <w:ind w:firstLine="482"/>
-      </w:pPr>
     </w:p>
     <w:p>
       <w:pPr>
@@ -8037,7 +8124,7 @@
           <w:rFonts w:hint="eastAsia"/>
           <w:lang w:val="en-US" w:eastAsia="zh-CN"/>
         </w:rPr>
-        <w:t>用户</w:t>
+        <w:t>用户表</w:t>
       </w:r>
     </w:p>
     <w:tbl>
@@ -10956,8 +11043,22 @@
     <w:p>
       <w:pPr>
         <w:pStyle w:val="24"/>
-        <w:spacing w:before="312" w:after="312" w:line="240" w:lineRule="auto"/>
+        <w:keepNext w:val="0"/>
+        <w:keepLines w:val="0"/>
+        <w:pageBreakBefore w:val="0"/>
+        <w:widowControl w:val="0"/>
+        <w:kinsoku/>
+        <w:wordWrap/>
+        <w:overflowPunct/>
+        <w:topLinePunct w:val="0"/>
+        <w:autoSpaceDE/>
+        <w:autoSpaceDN/>
+        <w:bidi w:val="0"/>
+        <w:adjustRightInd/>
+        <w:snapToGrid/>
+        <w:spacing w:before="312" w:after="312" w:line="400" w:lineRule="exact"/>
         <w:ind w:firstLine="482"/>
+        <w:textAlignment w:val="auto"/>
       </w:pPr>
       <w:r>
         <w:rPr>
@@ -10999,7 +11100,7 @@
           <w:rFonts w:hint="eastAsia"/>
           <w:lang w:val="en-US" w:eastAsia="zh-CN"/>
         </w:rPr>
-        <w:t>社团</w:t>
+        <w:t>社团表</w:t>
       </w:r>
     </w:p>
     <w:tbl>
@@ -12419,6 +12520,10 @@
       <w:pPr>
         <w:pStyle w:val="31"/>
         <w:bidi w:val="0"/>
+        <w:rPr>
+          <w:rFonts w:hint="default"/>
+          <w:lang w:val="en-US"/>
+        </w:rPr>
       </w:pPr>
       <w:r>
         <w:rPr>
@@ -12435,7 +12540,7 @@
           <w:rFonts w:hint="eastAsia"/>
           <w:lang w:val="en-US" w:eastAsia="zh-CN"/>
         </w:rPr>
-        <w:t>活动</w:t>
+        <w:t>活动表</w:t>
       </w:r>
     </w:p>
     <w:tbl>
@@ -15939,8 +16044,22 @@
     <w:p>
       <w:pPr>
         <w:pStyle w:val="24"/>
-        <w:spacing w:before="312" w:after="312" w:line="240" w:lineRule="auto"/>
+        <w:keepNext w:val="0"/>
+        <w:keepLines w:val="0"/>
+        <w:pageBreakBefore w:val="0"/>
+        <w:widowControl w:val="0"/>
+        <w:kinsoku/>
+        <w:wordWrap/>
+        <w:overflowPunct/>
+        <w:topLinePunct w:val="0"/>
+        <w:autoSpaceDE/>
+        <w:autoSpaceDN/>
+        <w:bidi w:val="0"/>
+        <w:adjustRightInd/>
+        <w:snapToGrid/>
+        <w:spacing w:before="312" w:after="312" w:line="400" w:lineRule="exact"/>
         <w:ind w:firstLine="482"/>
+        <w:textAlignment w:val="auto"/>
       </w:pPr>
       <w:r>
         <w:rPr>
@@ -15957,7 +16076,7 @@
           <w:rFonts w:hint="eastAsia"/>
           <w:lang w:val="en-US" w:eastAsia="zh-CN"/>
         </w:rPr>
-        <w:t>活动报名</w:t>
+        <w:t>活动报名表</w:t>
       </w:r>
       <w:r>
         <w:t>所示：</w:t>
@@ -15967,6 +16086,10 @@
       <w:pPr>
         <w:pStyle w:val="31"/>
         <w:bidi w:val="0"/>
+        <w:rPr>
+          <w:rFonts w:hint="default"/>
+          <w:lang w:val="en-US"/>
+        </w:rPr>
       </w:pPr>
       <w:r>
         <w:t xml:space="preserve">表 4.4 </w:t>
@@ -15976,7 +16099,7 @@
           <w:rFonts w:hint="eastAsia"/>
           <w:lang w:val="en-US" w:eastAsia="zh-CN"/>
         </w:rPr>
-        <w:t>活动报名</w:t>
+        <w:t>活动报名表</w:t>
       </w:r>
     </w:p>
     <w:tbl>
@@ -17692,8 +17815,22 @@
     <w:p>
       <w:pPr>
         <w:pStyle w:val="24"/>
-        <w:spacing w:before="312" w:after="312" w:line="240" w:lineRule="auto"/>
+        <w:keepNext w:val="0"/>
+        <w:keepLines w:val="0"/>
+        <w:pageBreakBefore w:val="0"/>
+        <w:widowControl w:val="0"/>
+        <w:kinsoku/>
+        <w:wordWrap/>
+        <w:overflowPunct/>
+        <w:topLinePunct w:val="0"/>
+        <w:autoSpaceDE/>
+        <w:autoSpaceDN/>
+        <w:bidi w:val="0"/>
+        <w:adjustRightInd/>
+        <w:snapToGrid/>
+        <w:spacing w:before="312" w:after="312" w:line="400" w:lineRule="exact"/>
         <w:ind w:firstLine="482"/>
+        <w:textAlignment w:val="auto"/>
       </w:pPr>
       <w:r>
         <w:rPr>
@@ -17710,7 +17847,7 @@
           <w:rFonts w:hint="eastAsia"/>
           <w:lang w:val="en-US" w:eastAsia="zh-CN"/>
         </w:rPr>
-        <w:t>社团成员</w:t>
+        <w:t>社团成员表</w:t>
       </w:r>
       <w:r>
         <w:t>所示：</w:t>
@@ -17720,6 +17857,10 @@
       <w:pPr>
         <w:pStyle w:val="31"/>
         <w:bidi w:val="0"/>
+        <w:rPr>
+          <w:rFonts w:hint="default"/>
+          <w:lang w:val="en-US"/>
+        </w:rPr>
       </w:pPr>
       <w:r>
         <w:t>表 4.5</w:t>
@@ -17729,7 +17870,7 @@
           <w:rFonts w:hint="eastAsia"/>
           <w:lang w:val="en-US" w:eastAsia="zh-CN"/>
         </w:rPr>
-        <w:t>社团成员</w:t>
+        <w:t>社团成员表</w:t>
       </w:r>
     </w:p>
     <w:tbl>
@@ -19037,8 +19178,22 @@
     <w:p>
       <w:pPr>
         <w:pStyle w:val="24"/>
-        <w:spacing w:before="312" w:after="312" w:line="240" w:lineRule="auto"/>
+        <w:keepNext w:val="0"/>
+        <w:keepLines w:val="0"/>
+        <w:pageBreakBefore w:val="0"/>
+        <w:widowControl w:val="0"/>
+        <w:kinsoku/>
+        <w:wordWrap/>
+        <w:overflowPunct/>
+        <w:topLinePunct w:val="0"/>
+        <w:autoSpaceDE/>
+        <w:autoSpaceDN/>
+        <w:bidi w:val="0"/>
+        <w:adjustRightInd/>
+        <w:snapToGrid/>
+        <w:spacing w:before="312" w:after="312" w:line="400" w:lineRule="exact"/>
         <w:ind w:firstLine="482"/>
+        <w:textAlignment w:val="auto"/>
       </w:pPr>
       <w:r>
         <w:rPr>
@@ -19055,7 +19210,7 @@
           <w:rFonts w:hint="eastAsia"/>
           <w:lang w:val="en-US" w:eastAsia="zh-CN"/>
         </w:rPr>
-        <w:t>活动签到</w:t>
+        <w:t>活动签到表</w:t>
       </w:r>
       <w:r>
         <w:t>所示：</w:t>
@@ -19065,6 +19220,10 @@
       <w:pPr>
         <w:pStyle w:val="31"/>
         <w:bidi w:val="0"/>
+        <w:rPr>
+          <w:rFonts w:hint="default"/>
+          <w:lang w:val="en-US"/>
+        </w:rPr>
       </w:pPr>
       <w:r>
         <w:t>表4.6</w:t>
@@ -19074,7 +19233,7 @@
           <w:rFonts w:hint="eastAsia"/>
           <w:lang w:val="en-US" w:eastAsia="zh-CN"/>
         </w:rPr>
-        <w:t>活动签到</w:t>
+        <w:t>活动签到表</w:t>
       </w:r>
     </w:p>
     <w:tbl>
@@ -20143,24 +20302,6 @@
     </w:p>
     <w:p>
       <w:pPr>
-        <w:pStyle w:val="23"/>
-        <w:spacing w:before="312" w:after="312"/>
-      </w:pPr>
-    </w:p>
-    <w:p>
-      <w:pPr>
-        <w:pStyle w:val="23"/>
-        <w:spacing w:before="312" w:after="312"/>
-      </w:pPr>
-    </w:p>
-    <w:p>
-      <w:pPr>
-        <w:pStyle w:val="23"/>
-        <w:spacing w:before="312" w:after="312"/>
-      </w:pPr>
-    </w:p>
-    <w:p>
-      <w:pPr>
         <w:pStyle w:val="22"/>
         <w:spacing w:before="312" w:after="312"/>
         <w:outlineLvl w:val="0"/>
@@ -20186,10 +20327,34 @@
     <w:p>
       <w:pPr>
         <w:pStyle w:val="24"/>
-        <w:spacing w:before="312" w:after="312" w:line="240" w:lineRule="auto"/>
-      </w:pPr>
-      <w:r>
-        <w:t>登录界面简洁，支持账号密码登录和微信一键登录。账号密码登录时，前端校验格式后加密提交后端验证；微信登录通过OpenID实现快速认证。首次登录或注册后，用户需完善真实姓名、学号、手机号等信息，后端校验后存入数据库。系统采用JWT进行会话管理，登录后签发令牌，前端存储并在后续请求中携带，实现无状态安全认证。登录界面如图5.1，注册页面如图5.2所示。</w:t>
+        <w:keepNext w:val="0"/>
+        <w:keepLines w:val="0"/>
+        <w:pageBreakBefore w:val="0"/>
+        <w:widowControl w:val="0"/>
+        <w:kinsoku/>
+        <w:wordWrap/>
+        <w:overflowPunct/>
+        <w:topLinePunct w:val="0"/>
+        <w:autoSpaceDE/>
+        <w:autoSpaceDN/>
+        <w:bidi w:val="0"/>
+        <w:adjustRightInd/>
+        <w:snapToGrid/>
+        <w:spacing w:before="312" w:after="312" w:line="400" w:lineRule="exact"/>
+        <w:textAlignment w:val="auto"/>
+      </w:pPr>
+      <w:r>
+        <w:t>登录界面简洁，支持账号密码登录和微信一键登录。账号密码登录时，前端校验格式后加密提交后端验证；微信登录通过OpenID实现快速认证。首次登录或注册后，用户需完善真实姓名、学号、手机号等信息，后端校验后存入数据库。系统采用JWT进行会话管理，登录后签发令牌，前端存储并在后续请求中携带，实现无状态安全认证。登录界面如图5.1登录，注册页面如图5.2</w:t>
+      </w:r>
+      <w:r>
+        <w:rPr>
+          <w:rFonts w:hint="eastAsia"/>
+          <w:lang w:val="en-US" w:eastAsia="zh-CN"/>
+        </w:rPr>
+        <w:t>注册</w:t>
+      </w:r>
+      <w:r>
+        <w:t>所示。</w:t>
       </w:r>
     </w:p>
     <w:tbl>
@@ -20308,7 +20473,7 @@
                 <w:rFonts w:hint="eastAsia"/>
                 <w:lang w:val="en-US" w:eastAsia="zh-CN"/>
               </w:rPr>
-              <w:t>5.1</w:t>
+              <w:t>5.1登录</w:t>
             </w:r>
           </w:p>
         </w:tc>
@@ -20382,7 +20547,7 @@
                 <w:rFonts w:hint="eastAsia"/>
                 <w:lang w:val="en-US" w:eastAsia="zh-CN"/>
               </w:rPr>
-              <w:t>5.2</w:t>
+              <w:t>5.2注册</w:t>
             </w:r>
           </w:p>
           <w:p>
@@ -20488,67 +20653,44 @@
       <w:pPr>
         <w:pStyle w:val="24"/>
         <w:bidi w:val="0"/>
-        <w:spacing w:line="240" w:lineRule="auto"/>
-        <w:rPr>
-          <w:rFonts w:hint="default" w:cs="宋体"/>
-          <w:kern w:val="2"/>
-          <w:sz w:val="24"/>
-          <w:szCs w:val="24"/>
-          <w:lang w:val="en-US" w:eastAsia="zh-CN" w:bidi="ar-SA"/>
-        </w:rPr>
-      </w:pPr>
-      <w:r>
-        <w:rPr>
-          <w:rFonts w:hint="eastAsia"/>
-        </w:rPr>
-        <w:t>社团管理模块支持社团创建、展示、加入和成员管理。用户可提交名称、图标、简介等申请信息，经后端审核后发布。支持按社团名称或标签关键词模糊检索，快速查找目标社团。</w:t>
-      </w:r>
-      <w:r>
         <w:rPr>
           <w:rFonts w:hint="default"/>
           <w:lang w:val="en-US" w:eastAsia="zh-CN"/>
         </w:rPr>
-        <w:t>成员</w:t>
-      </w:r>
-      <w:r>
-        <w:rPr>
-          <w:rFonts w:hint="default" w:ascii="宋体" w:hAnsi="宋体" w:eastAsia="宋体" w:cs="宋体"/>
-          <w:kern w:val="2"/>
-          <w:sz w:val="24"/>
-          <w:szCs w:val="24"/>
-          <w:lang w:val="en-US" w:eastAsia="zh-CN" w:bidi="ar-SA"/>
-        </w:rPr>
-        <w:t>管理采用分级权限：社团管理员可查看成员、审核申请、任命管理员。</w:t>
-      </w:r>
-      <w:r>
-        <w:rPr>
-          <w:rFonts w:hint="eastAsia" w:cs="宋体"/>
-          <w:kern w:val="2"/>
-          <w:sz w:val="24"/>
-          <w:szCs w:val="24"/>
-          <w:lang w:val="en-US" w:eastAsia="zh-CN" w:bidi="ar-SA"/>
+      </w:pPr>
+      <w:r>
+        <w:rPr>
+          <w:rFonts w:hint="eastAsia"/>
+        </w:rPr>
+        <w:t>社团管理模块支持社团创建、展示、加入和成员管理。用户可提交名称、图标、简介等申请信息，经后端审核后发布。支持按社团名称或标签关键词模糊检索，快速查找目标社团。</w:t>
+      </w:r>
+      <w:r>
+        <w:rPr>
+          <w:rFonts w:hint="default"/>
+          <w:lang w:val="en-US" w:eastAsia="zh-CN"/>
+        </w:rPr>
+        <w:t>成员管理采用分级权限：社团管理员可查看成员、审核申请、任命管理员。</w:t>
+      </w:r>
+      <w:r>
+        <w:rPr>
+          <w:rFonts w:hint="eastAsia"/>
+          <w:lang w:val="en-US" w:eastAsia="zh-CN"/>
         </w:rPr>
         <w:t>创建</w:t>
       </w:r>
       <w:r>
         <w:rPr>
-          <w:rFonts w:hint="default" w:ascii="宋体" w:hAnsi="宋体" w:eastAsia="宋体" w:cs="宋体"/>
-          <w:kern w:val="2"/>
-          <w:sz w:val="24"/>
-          <w:szCs w:val="24"/>
-          <w:lang w:val="en-US" w:eastAsia="zh-CN" w:bidi="ar-SA"/>
-        </w:rPr>
-        <w:t>社团页面如图 5.3</w:t>
-      </w:r>
-      <w:r>
-        <w:rPr>
-          <w:rFonts w:hint="eastAsia" w:cs="宋体"/>
-          <w:kern w:val="2"/>
-          <w:sz w:val="24"/>
-          <w:szCs w:val="24"/>
-          <w:lang w:val="en-US" w:eastAsia="zh-CN" w:bidi="ar-SA"/>
-        </w:rPr>
-        <w:t>，社团详情页面如图5.4所示</w:t>
+          <w:rFonts w:hint="default"/>
+          <w:lang w:val="en-US" w:eastAsia="zh-CN"/>
+        </w:rPr>
+        <w:t>社团页面如图 5.3创建社团</w:t>
+      </w:r>
+      <w:r>
+        <w:rPr>
+          <w:rFonts w:hint="eastAsia"/>
+          <w:lang w:val="en-US" w:eastAsia="zh-CN"/>
+        </w:rPr>
+        <w:t>，社团详情页面如图5.4社团详情所示</w:t>
       </w:r>
     </w:p>
     <w:tbl>
@@ -20586,12 +20728,6 @@
             <w:insideH w:val="none" w:color="auto" w:sz="0" w:space="0"/>
             <w:insideV w:val="none" w:color="auto" w:sz="0" w:space="0"/>
           </w:tblBorders>
-          <w:tblCellMar>
-            <w:top w:w="0" w:type="dxa"/>
-            <w:left w:w="108" w:type="dxa"/>
-            <w:bottom w:w="0" w:type="dxa"/>
-            <w:right w:w="108" w:type="dxa"/>
-          </w:tblCellMar>
         </w:tblPrEx>
         <w:trPr>
           <w:trHeight w:val="6803" w:hRule="atLeast"/>
@@ -20681,7 +20817,7 @@
                 <w:rFonts w:hint="eastAsia"/>
                 <w:lang w:val="en-US" w:eastAsia="zh-CN"/>
               </w:rPr>
-              <w:t>5.3</w:t>
+              <w:t>5.3创建社团</w:t>
             </w:r>
           </w:p>
         </w:tc>
@@ -20769,7 +20905,7 @@
                 <w:rFonts w:hint="eastAsia"/>
                 <w:lang w:val="en-US" w:eastAsia="zh-CN"/>
               </w:rPr>
-              <w:t>5.4</w:t>
+              <w:t>5.4社团详情</w:t>
             </w:r>
           </w:p>
         </w:tc>
@@ -20799,7 +20935,6 @@
       <w:pPr>
         <w:pStyle w:val="24"/>
         <w:bidi w:val="0"/>
-        <w:spacing w:line="240" w:lineRule="auto"/>
         <w:rPr>
           <w:rFonts w:hint="default"/>
         </w:rPr>
@@ -20808,7 +20943,7 @@
         <w:rPr>
           <w:rFonts w:hint="default"/>
         </w:rPr>
-        <w:t>活动管理模块涵盖活动策划、发布、审核到上线的全流程。社团管理员可通过富文本编辑器填写详情，设置地点、时间、人数等参数。新发布活动默认为待审核状态，由超级管理员预览并决定通过或拒绝，结果实时反馈。活动发布页面如图 5.5，活动审核页面如图 5.6 所示。</w:t>
+        <w:t>活动管理模块涵盖活动策划、发布、审核到上线的全流程。社团管理员可通过富文本编辑器填写详情，设置地点、时间、人数等参数。新发布活动默认为待审核状态，由超级管理员预览并决定通过或拒绝，结果实时反馈。活动发布页面如图 5.5活动发布，活动审核页面如图 5.6活动审核 所示。</w:t>
       </w:r>
       <w:r>
         <w:rPr>
@@ -20943,6 +21078,12 @@
               </w:rPr>
               <w:t>5.5</w:t>
             </w:r>
+            <w:r>
+              <w:rPr>
+                <w:rFonts w:hint="default"/>
+              </w:rPr>
+              <w:t>活动发布</w:t>
+            </w:r>
           </w:p>
         </w:tc>
         <w:tc>
@@ -21025,6 +21166,12 @@
               </w:rPr>
               <w:t>5.6</w:t>
             </w:r>
+            <w:r>
+              <w:rPr>
+                <w:rFonts w:hint="default"/>
+              </w:rPr>
+              <w:t>活动审核</w:t>
+            </w:r>
           </w:p>
         </w:tc>
       </w:tr>
@@ -21053,7 +21200,6 @@
       <w:pPr>
         <w:pStyle w:val="24"/>
         <w:bidi w:val="0"/>
-        <w:spacing w:line="240" w:lineRule="auto"/>
         <w:rPr>
           <w:rFonts w:hint="default"/>
         </w:rPr>
@@ -21062,14 +21208,14 @@
         <w:rPr>
           <w:rFonts w:hint="default"/>
         </w:rPr>
-        <w:t>系统实现全流程数字化报名与智能签到。报名阶段采用并发控制，确保热门活动人数不超限。需审核的活动由管理员人工筛选，无需审核的活动自动确认名额。签到环节使用动态二维码。管理员在活动开始前生成专属签到码，参与者扫码后，系统后端会校验是否已报名、状态是否通过、签到时间是否有效，多重验证防止未报名或代签到行为，确保数据真实准确。活动报名页面如图 5.7，</w:t>
+        <w:t>系统实现全流程数字化报名与智能签到。报名阶段采用并发控制，确保热门活动人数不超限。需审核的活动由管理员人工筛选，无需审核的活动自动确认名额。签到环节使用动态二维码。管理员在活动开始前生成专属签到码，参与者扫码后，系统后端会校验是否已报名、状态是否通过、签到时间是否有效，多重验证防止未报名或代签到行为，确保数据真实准确。活动报名页面如图 5.7活动报名，</w:t>
       </w:r>
       <w:r>
         <w:rPr>
           <w:rFonts w:hint="eastAsia"/>
           <w:lang w:val="en-US" w:eastAsia="zh-CN"/>
         </w:rPr>
-        <w:t>需要人员审核页面如图5.8，活动</w:t>
+        <w:t>需要人员审核页面如图5.8人员审核，活动</w:t>
       </w:r>
       <w:r>
         <w:rPr>
@@ -21095,7 +21241,7 @@
           <w:rFonts w:hint="eastAsia"/>
           <w:lang w:val="en-US" w:eastAsia="zh-CN"/>
         </w:rPr>
-        <w:t>9</w:t>
+        <w:t>9二维码</w:t>
       </w:r>
       <w:r>
         <w:rPr>
@@ -21251,6 +21397,12 @@
               </w:rPr>
               <w:t>5.7</w:t>
             </w:r>
+            <w:r>
+              <w:rPr>
+                <w:rFonts w:hint="default"/>
+              </w:rPr>
+              <w:t>活动报名</w:t>
+            </w:r>
           </w:p>
         </w:tc>
         <w:tc>
@@ -21345,7 +21497,7 @@
                 <w:rFonts w:hint="eastAsia"/>
                 <w:lang w:val="en-US" w:eastAsia="zh-CN"/>
               </w:rPr>
-              <w:t>5.8</w:t>
+              <w:t>5.8人员审核</w:t>
             </w:r>
           </w:p>
         </w:tc>
@@ -21441,7 +21593,7 @@
                 <w:rFonts w:hint="eastAsia"/>
                 <w:lang w:val="en-US" w:eastAsia="zh-CN"/>
               </w:rPr>
-              <w:t>5.9</w:t>
+              <w:t>5.9二维码</w:t>
             </w:r>
           </w:p>
         </w:tc>
@@ -21491,7 +21643,7 @@
         <w:rPr>
           <w:rFonts w:hint="default"/>
         </w:rPr>
-        <w:t>分量化打分及文字评论。评价将公开展示在活动详情页，为其他同学提供参考，同时帮助社团管理者发现问题、优化后续活动，形成反馈闭环。活动评价页面如图 5.</w:t>
+        <w:t>打分及文字评论。评价将公开展示在活动详情页，为其他同学提供参考，同时帮助社团管理者发现问题、优化后续活动。活动评价页面如图 5.</w:t>
       </w:r>
       <w:r>
         <w:rPr>
@@ -21504,7 +21656,7 @@
         <w:rPr>
           <w:rFonts w:hint="default"/>
         </w:rPr>
-        <w:t xml:space="preserve"> </w:t>
+        <w:t xml:space="preserve">活动评价 </w:t>
       </w:r>
       <w:r>
         <w:rPr>
@@ -21518,7 +21670,7 @@
           <w:rFonts w:hint="eastAsia"/>
           <w:lang w:val="en-US" w:eastAsia="zh-CN"/>
         </w:rPr>
-        <w:t>活动留言板页面如图5.11</w:t>
+        <w:t>活动留言板页面如图5.11活动留言板</w:t>
       </w:r>
       <w:r>
         <w:rPr>
@@ -21689,6 +21841,12 @@
               </w:rPr>
               <w:t>5.10</w:t>
             </w:r>
+            <w:r>
+              <w:rPr>
+                <w:rFonts w:hint="default"/>
+              </w:rPr>
+              <w:t>活动评价</w:t>
+            </w:r>
           </w:p>
         </w:tc>
         <w:tc>
@@ -21807,6 +21965,13 @@
               </w:rPr>
               <w:t>5.11</w:t>
             </w:r>
+            <w:r>
+              <w:rPr>
+                <w:rFonts w:hint="eastAsia"/>
+                <w:lang w:val="en-US" w:eastAsia="zh-CN"/>
+              </w:rPr>
+              <w:t>活动留言板</w:t>
+            </w:r>
           </w:p>
         </w:tc>
       </w:tr>
@@ -21872,13 +22037,13 @@
           <w:rFonts w:hint="eastAsia"/>
           <w:lang w:val="en-US" w:eastAsia="zh-CN"/>
         </w:rPr>
-        <w:t>2</w:t>
+        <w:t>2报名状态</w:t>
       </w:r>
       <w:r>
         <w:rPr>
           <w:rFonts w:hint="default"/>
         </w:rPr>
-        <w:t xml:space="preserve"> </w:t>
+        <w:t>看板</w:t>
       </w:r>
       <w:r>
         <w:rPr>
@@ -21892,7 +22057,7 @@
           <w:rFonts w:hint="eastAsia"/>
           <w:lang w:val="en-US" w:eastAsia="zh-CN"/>
         </w:rPr>
-        <w:t>签到情况看板页面如图5.13，评分情况看板页面如图5.14</w:t>
+        <w:t>签到情况看板页面如图5.13签到情况看板，评分情况看板页面如图5.14评分情况看板</w:t>
       </w:r>
       <w:r>
         <w:rPr>
@@ -22040,7 +22205,7 @@
                 <w:rFonts w:hint="eastAsia"/>
                 <w:lang w:val="en-US" w:eastAsia="zh-CN"/>
               </w:rPr>
-              <w:t>5.12</w:t>
+              <w:t>5.12报名状态看板</w:t>
             </w:r>
           </w:p>
         </w:tc>
@@ -22136,7 +22301,7 @@
                 <w:rFonts w:hint="eastAsia"/>
                 <w:lang w:val="en-US" w:eastAsia="zh-CN"/>
               </w:rPr>
-              <w:t>5.13</w:t>
+              <w:t>5.13签到情况看板</w:t>
             </w:r>
           </w:p>
         </w:tc>
@@ -22232,7 +22397,7 @@
                 <w:rFonts w:hint="eastAsia"/>
                 <w:lang w:val="en-US" w:eastAsia="zh-CN"/>
               </w:rPr>
-              <w:t>5.14</w:t>
+              <w:t>5.14评分情况看板</w:t>
             </w:r>
           </w:p>
         </w:tc>
@@ -22381,7 +22546,21 @@
           <w:rFonts w:hint="default"/>
           <w:lang w:val="en-US" w:eastAsia="zh-CN"/>
         </w:rPr>
-        <w:t>本校园活动管理系统的测试工作旨在保障系统质量，围绕功能、性能、兼容性及安全性四大核心维度展开：通过功能测试验证用户登录、社团管理、活动发布与审核、报名签到等核心业务逻辑的准确性；利用兼容性测试确保微信小程序在各类操作系统、屏幕尺寸及微信版本下的流畅体验等风险。</w:t>
+        <w:t>本校园活动管理系统</w:t>
+      </w:r>
+      <w:r>
+        <w:rPr>
+          <w:rFonts w:hint="eastAsia"/>
+          <w:lang w:val="en-US" w:eastAsia="zh-CN"/>
+        </w:rPr>
+        <w:t>针对</w:t>
+      </w:r>
+      <w:r>
+        <w:rPr>
+          <w:rFonts w:hint="default"/>
+          <w:lang w:val="en-US" w:eastAsia="zh-CN"/>
+        </w:rPr>
+        <w:t>功能测试。测试的目标是检查主要业务能不能正常运行。测试内容有用户登录、社团管理、活动发布与审核、活动报名和扫码签到功能。根据事先写好的用例，输入正常数据和错误数据，比较系统给出的结果和预期结果，用来判断每一项功能逻辑是不是正确。</w:t>
       </w:r>
     </w:p>
     <w:p>
@@ -22651,6 +22830,39 @@
         </w:rPr>
         <w:t>JDK 17</w:t>
       </w:r>
+    </w:p>
+    <w:p>
+      <w:pPr>
+        <w:pStyle w:val="24"/>
+        <w:bidi w:val="0"/>
+        <w:ind w:left="0" w:leftChars="0" w:firstLine="0" w:firstLineChars="0"/>
+        <w:rPr>
+          <w:rFonts w:hint="default"/>
+          <w:lang w:val="en-US" w:eastAsia="zh-CN"/>
+        </w:rPr>
+      </w:pPr>
+      <w:r>
+        <w:rPr>
+          <w:rFonts w:hint="default"/>
+          <w:lang w:val="en-US" w:eastAsia="zh-CN"/>
+        </w:rPr>
+        <w:t>浏览器：</w:t>
+      </w:r>
+      <w:r>
+        <w:rPr>
+          <w:rFonts w:hint="default" w:ascii="Times New Roman" w:hAnsi="Times New Roman" w:eastAsia="Times New Roman" w:cs="Times New Roman"/>
+          <w:snapToGrid w:val="0"/>
+          <w:color w:val="000000"/>
+          <w:spacing w:val="-1"/>
+          <w:kern w:val="0"/>
+          <w:sz w:val="24"/>
+          <w:szCs w:val="24"/>
+          <w:lang w:val="en-US" w:eastAsia="zh-CN" w:bidi="ar-SA"/>
+        </w:rPr>
+        <w:t>Chrome 114.0</w:t>
+      </w:r>
+      <w:bookmarkStart w:id="60" w:name="_GoBack"/>
+      <w:bookmarkEnd w:id="60"/>
       <w:r>
         <w:rPr>
           <w:rFonts w:hint="eastAsia" w:ascii="Times New Roman" w:hAnsi="Times New Roman" w:eastAsia="Times New Roman" w:cs="Times New Roman"/>
@@ -22675,7 +22887,7 @@
           <w:szCs w:val="24"/>
           <w:lang w:val="en-US" w:eastAsia="zh-CN" w:bidi="ar-SA"/>
         </w:rPr>
-        <w:t>Nginx 1.24</w:t>
+        <w:t>Microsoft Edge 114.0</w:t>
       </w:r>
     </w:p>
     <w:p>
@@ -22693,63 +22905,6 @@
           <w:rFonts w:hint="default"/>
           <w:lang w:val="en-US" w:eastAsia="zh-CN"/>
         </w:rPr>
-        <w:t>浏览器：</w:t>
-      </w:r>
-      <w:r>
-        <w:rPr>
-          <w:rFonts w:hint="default" w:ascii="Times New Roman" w:hAnsi="Times New Roman" w:eastAsia="Times New Roman" w:cs="Times New Roman"/>
-          <w:snapToGrid w:val="0"/>
-          <w:color w:val="000000"/>
-          <w:spacing w:val="-1"/>
-          <w:kern w:val="0"/>
-          <w:sz w:val="24"/>
-          <w:szCs w:val="24"/>
-          <w:lang w:val="en-US" w:eastAsia="zh-CN" w:bidi="ar-SA"/>
-        </w:rPr>
-        <w:t>Chrome 114.0</w:t>
-      </w:r>
-      <w:r>
-        <w:rPr>
-          <w:rFonts w:hint="eastAsia" w:ascii="Times New Roman" w:hAnsi="Times New Roman" w:eastAsia="Times New Roman" w:cs="Times New Roman"/>
-          <w:snapToGrid w:val="0"/>
-          <w:color w:val="000000"/>
-          <w:spacing w:val="-1"/>
-          <w:kern w:val="0"/>
-          <w:sz w:val="24"/>
-          <w:szCs w:val="24"/>
-          <w:lang w:val="en-US" w:eastAsia="zh-CN" w:bidi="ar-SA"/>
-        </w:rPr>
-        <w:t>、</w:t>
-      </w:r>
-      <w:r>
-        <w:rPr>
-          <w:rFonts w:hint="default" w:ascii="Times New Roman" w:hAnsi="Times New Roman" w:eastAsia="Times New Roman" w:cs="Times New Roman"/>
-          <w:snapToGrid w:val="0"/>
-          <w:color w:val="000000"/>
-          <w:spacing w:val="-1"/>
-          <w:kern w:val="0"/>
-          <w:sz w:val="24"/>
-          <w:szCs w:val="24"/>
-          <w:lang w:val="en-US" w:eastAsia="zh-CN" w:bidi="ar-SA"/>
-        </w:rPr>
-        <w:t>Microsoft Edge 114.0</w:t>
-      </w:r>
-    </w:p>
-    <w:p>
-      <w:pPr>
-        <w:pStyle w:val="24"/>
-        <w:bidi w:val="0"/>
-        <w:ind w:left="0" w:leftChars="0" w:firstLine="0" w:firstLineChars="0"/>
-        <w:rPr>
-          <w:rFonts w:hint="default"/>
-          <w:lang w:val="en-US" w:eastAsia="zh-CN"/>
-        </w:rPr>
-      </w:pPr>
-      <w:r>
-        <w:rPr>
-          <w:rFonts w:hint="default"/>
-          <w:lang w:val="en-US" w:eastAsia="zh-CN"/>
-        </w:rPr>
         <w:t>移动端：微信开发者工具真机调试</w:t>
       </w:r>
     </w:p>
@@ -22767,12 +22922,26 @@
     </w:p>
     <w:p>
       <w:pPr>
+        <w:keepNext w:val="0"/>
+        <w:keepLines w:val="0"/>
+        <w:pageBreakBefore w:val="0"/>
+        <w:widowControl w:val="0"/>
         <w:numPr>
           <w:ilvl w:val="0"/>
           <w:numId w:val="2"/>
         </w:numPr>
+        <w:kinsoku/>
+        <w:wordWrap/>
+        <w:overflowPunct/>
+        <w:topLinePunct w:val="0"/>
+        <w:autoSpaceDE/>
+        <w:autoSpaceDN/>
         <w:bidi w:val="0"/>
+        <w:adjustRightInd/>
+        <w:snapToGrid/>
+        <w:spacing w:line="400" w:lineRule="exact"/>
         <w:ind w:left="425" w:leftChars="0" w:hanging="425" w:firstLineChars="0"/>
+        <w:textAlignment w:val="auto"/>
         <w:rPr>
           <w:rFonts w:hint="eastAsia" w:ascii="宋体" w:hAnsi="宋体" w:eastAsia="宋体" w:cs="宋体"/>
           <w:kern w:val="2"/>
@@ -24730,15 +24899,7 @@
         <w:rPr>
           <w:rFonts w:hint="default"/>
         </w:rPr>
-        <w:t>经过本阶段研究，成功设计并实现了一套基于微信小程序的校园活动管理系统，前端采用微信小程序与Vue3管理后台，后端基于Spring Boot和MyBatis-Plus构建，覆盖了身份认证、社团管理、活动发布与审核、在线报名、扫码签到、评价反馈及多维度统计等核心功能。实际应用表明，该系统显著提升了管理效率：单次活动报名统计从小时级缩短至秒级，管理效率提升90%以上；基于ZXing的动态二维码签到结合时间戳校验，将人均签到耗时降至2秒以</w:t>
-      </w:r>
-      <w:bookmarkStart w:id="60" w:name="_GoBack"/>
-      <w:bookmarkEnd w:id="60"/>
-      <w:r>
-        <w:rPr>
-          <w:rFonts w:hint="default"/>
-        </w:rPr>
-        <w:t>内，签到造假率归零；ECharts可视化报表为校园文化建设的量化评估提供了有力支撑。</w:t>
+        <w:t>经过本阶段研究，成功设计并实现了一套基于微信小程序的校园活动管理系统，前端采用微信小程序与Vue3管理后台，后端基于Spring Boot和MyBatis-Plus构建，覆盖了身份认证、社团管理、活动发布与审核、在线报名、扫码签到、评价反馈及多维度统计等核心功能。实际应用表明，该系统显著提升了管理效率：单次活动报名统计从小时级缩短至秒级，管理效率提升90%以上；基于ZXing的动态二维码签到结合时间戳校验，将人均签到耗时降至2秒以内，签到造假率归零；ECharts可视化报表为校园文化建设的量化评估提供了有力支撑。</w:t>
       </w:r>
     </w:p>
     <w:p>
@@ -26612,7 +26773,7 @@
       <w:jc w:val="left"/>
     </w:pPr>
     <w:rPr>
-      <w:rFonts w:hint="eastAsia" w:ascii="Times New Roman" w:hAnsi="Times New Roman" w:cs="宋体"/>
+      <w:rFonts w:hint="eastAsia" w:cs="宋体"/>
       <w:sz w:val="24"/>
     </w:rPr>
   </w:style>

--- a/基于微信小程序的校园活动报名系统设计与实现.docx
+++ b/基于微信小程序的校园活动报名系统设计与实现.docx
@@ -6999,10 +6999,25 @@
         <w:outlineLvl w:val="1"/>
       </w:pPr>
       <w:bookmarkStart w:id="26" w:name="_Toc9365"/>
+    </w:p>
+    <w:p>
+      <w:pPr>
+        <w:pStyle w:val="29"/>
+        <w:spacing w:before="312" w:after="312"/>
+        <w:outlineLvl w:val="1"/>
+      </w:pPr>
+    </w:p>
+    <w:p>
+      <w:pPr>
+        <w:pStyle w:val="29"/>
+        <w:spacing w:before="312" w:after="312"/>
+        <w:outlineLvl w:val="1"/>
+      </w:pPr>
       <w:r>
         <w:t>3.3 可行性分析</w:t>
       </w:r>
       <w:bookmarkEnd w:id="26"/>
+      <w:bookmarkStart w:id="27" w:name="_Toc21355"/>
     </w:p>
     <w:p>
       <w:pPr>
@@ -7010,7 +7025,6 @@
         <w:spacing w:before="312" w:after="312"/>
         <w:outlineLvl w:val="2"/>
       </w:pPr>
-      <w:bookmarkStart w:id="27" w:name="_Toc21355"/>
       <w:r>
         <w:t>3.3.1 技术可行性</w:t>
       </w:r>
@@ -7077,6 +7091,132 @@
         <w:outlineLvl w:val="0"/>
       </w:pPr>
       <w:bookmarkStart w:id="30" w:name="_Toc28980"/>
+    </w:p>
+    <w:p>
+      <w:pPr>
+        <w:pStyle w:val="28"/>
+        <w:spacing w:before="312" w:after="312"/>
+        <w:outlineLvl w:val="0"/>
+      </w:pPr>
+    </w:p>
+    <w:p>
+      <w:pPr>
+        <w:pStyle w:val="28"/>
+        <w:spacing w:before="312" w:after="312"/>
+        <w:outlineLvl w:val="0"/>
+      </w:pPr>
+    </w:p>
+    <w:p>
+      <w:pPr>
+        <w:pStyle w:val="28"/>
+        <w:spacing w:before="312" w:after="312"/>
+        <w:outlineLvl w:val="0"/>
+      </w:pPr>
+    </w:p>
+    <w:p>
+      <w:pPr>
+        <w:pStyle w:val="28"/>
+        <w:spacing w:before="312" w:after="312"/>
+        <w:outlineLvl w:val="0"/>
+      </w:pPr>
+    </w:p>
+    <w:p>
+      <w:pPr>
+        <w:pStyle w:val="28"/>
+        <w:spacing w:before="312" w:after="312"/>
+        <w:outlineLvl w:val="0"/>
+      </w:pPr>
+    </w:p>
+    <w:p>
+      <w:pPr>
+        <w:pStyle w:val="28"/>
+        <w:spacing w:before="312" w:after="312"/>
+        <w:outlineLvl w:val="0"/>
+      </w:pPr>
+    </w:p>
+    <w:p>
+      <w:pPr>
+        <w:pStyle w:val="28"/>
+        <w:spacing w:before="312" w:after="312"/>
+        <w:outlineLvl w:val="0"/>
+      </w:pPr>
+    </w:p>
+    <w:p>
+      <w:pPr>
+        <w:pStyle w:val="28"/>
+        <w:spacing w:before="312" w:after="312"/>
+        <w:outlineLvl w:val="0"/>
+      </w:pPr>
+    </w:p>
+    <w:p>
+      <w:pPr>
+        <w:pStyle w:val="28"/>
+        <w:spacing w:before="312" w:after="312"/>
+        <w:outlineLvl w:val="0"/>
+      </w:pPr>
+    </w:p>
+    <w:p>
+      <w:pPr>
+        <w:pStyle w:val="28"/>
+        <w:spacing w:before="312" w:after="312"/>
+        <w:outlineLvl w:val="0"/>
+      </w:pPr>
+    </w:p>
+    <w:p>
+      <w:pPr>
+        <w:pStyle w:val="28"/>
+        <w:spacing w:before="312" w:after="312"/>
+        <w:outlineLvl w:val="0"/>
+      </w:pPr>
+    </w:p>
+    <w:p>
+      <w:pPr>
+        <w:pStyle w:val="28"/>
+        <w:spacing w:before="312" w:after="312"/>
+        <w:outlineLvl w:val="0"/>
+      </w:pPr>
+    </w:p>
+    <w:p>
+      <w:pPr>
+        <w:pStyle w:val="28"/>
+        <w:spacing w:before="312" w:after="312"/>
+        <w:outlineLvl w:val="0"/>
+      </w:pPr>
+    </w:p>
+    <w:p>
+      <w:pPr>
+        <w:pStyle w:val="28"/>
+        <w:spacing w:before="312" w:after="312"/>
+        <w:outlineLvl w:val="0"/>
+      </w:pPr>
+    </w:p>
+    <w:p>
+      <w:pPr>
+        <w:pStyle w:val="28"/>
+        <w:spacing w:before="312" w:after="312"/>
+        <w:outlineLvl w:val="0"/>
+      </w:pPr>
+    </w:p>
+    <w:p>
+      <w:pPr>
+        <w:pStyle w:val="28"/>
+        <w:spacing w:before="312" w:after="312"/>
+        <w:outlineLvl w:val="0"/>
+      </w:pPr>
+    </w:p>
+    <w:p>
+      <w:pPr>
+        <w:pStyle w:val="28"/>
+        <w:spacing w:before="312" w:after="312"/>
+        <w:outlineLvl w:val="0"/>
+      </w:pPr>
+    </w:p>
+    <w:p>
+      <w:pPr>
+        <w:pStyle w:val="28"/>
+        <w:spacing w:before="312" w:after="312"/>
+        <w:outlineLvl w:val="0"/>
+      </w:pPr>
       <w:r>
         <w:t>4 系统概要设计</w:t>
       </w:r>
@@ -7120,8 +7260,8 @@
           <w:bCs/>
         </w:rPr>
       </w:pPr>
-      <w:bookmarkStart w:id="32" w:name="_Toc15777"/>
-      <w:bookmarkStart w:id="33" w:name="_Toc11318"/>
+      <w:bookmarkStart w:id="32" w:name="_Toc11318"/>
+      <w:bookmarkStart w:id="33" w:name="_Toc15777"/>
       <w:r>
         <w:rPr>
           <w:rFonts w:hint="default"/>
@@ -7193,8 +7333,8 @@
           <w:bCs/>
         </w:rPr>
       </w:pPr>
-      <w:bookmarkStart w:id="34" w:name="_Toc5399"/>
-      <w:bookmarkStart w:id="35" w:name="_Toc18142"/>
+      <w:bookmarkStart w:id="34" w:name="_Toc18142"/>
+      <w:bookmarkStart w:id="35" w:name="_Toc5399"/>
       <w:r>
         <w:rPr>
           <w:rFonts w:hint="default"/>
@@ -12721,6 +12861,14 @@
         <w:gridCol w:w="1917"/>
       </w:tblGrid>
       <w:tr>
+        <w:tblPrEx>
+          <w:tblCellMar>
+            <w:top w:w="0" w:type="dxa"/>
+            <w:left w:w="10" w:type="dxa"/>
+            <w:bottom w:w="0" w:type="dxa"/>
+            <w:right w:w="10" w:type="dxa"/>
+          </w:tblCellMar>
+        </w:tblPrEx>
         <w:trPr>
           <w:jc w:val="center"/>
         </w:trPr>
@@ -22687,7 +22835,7 @@
           <w:rFonts w:hint="eastAsia"/>
           <w:lang w:val="en-US" w:eastAsia="zh-CN"/>
         </w:rPr>
-        <w:t>及</w:t>
+        <w:t>、</w:t>
       </w:r>
       <w:r>
         <w:rPr>
@@ -22701,7 +22849,7 @@
           <w:rFonts w:hint="eastAsia"/>
           <w:lang w:val="en-US" w:eastAsia="zh-CN"/>
         </w:rPr>
-        <w:t>三</w:t>
+        <w:t>安全四</w:t>
       </w:r>
       <w:r>
         <w:rPr>
@@ -23118,6 +23266,36 @@
         </w:rPr>
         <w:t>测试主要验证用户能否通过账号密码或微信一键登录进入系统。测试重点包括账号密码的正确性校验、异常登录拦截（如密码错误、账号不存在）以及微信快捷登录的授权流程。</w:t>
       </w:r>
+    </w:p>
+    <w:p>
+      <w:pPr>
+        <w:keepNext w:val="0"/>
+        <w:keepLines w:val="0"/>
+        <w:pageBreakBefore w:val="0"/>
+        <w:widowControl w:val="0"/>
+        <w:numPr>
+          <w:numId w:val="0"/>
+        </w:numPr>
+        <w:kinsoku/>
+        <w:wordWrap/>
+        <w:overflowPunct/>
+        <w:topLinePunct w:val="0"/>
+        <w:autoSpaceDE/>
+        <w:autoSpaceDN/>
+        <w:bidi w:val="0"/>
+        <w:adjustRightInd/>
+        <w:snapToGrid/>
+        <w:spacing w:line="400" w:lineRule="exact"/>
+        <w:ind w:leftChars="0"/>
+        <w:textAlignment w:val="auto"/>
+        <w:rPr>
+          <w:rFonts w:hint="eastAsia" w:ascii="宋体" w:hAnsi="宋体" w:eastAsia="宋体" w:cs="宋体"/>
+          <w:kern w:val="2"/>
+          <w:sz w:val="24"/>
+          <w:szCs w:val="24"/>
+          <w:lang w:val="en-US" w:eastAsia="zh-CN" w:bidi="ar-SA"/>
+        </w:rPr>
+      </w:pPr>
     </w:p>
     <w:p>
       <w:pPr>
@@ -24391,6 +24569,12 @@
             <w:insideH w:val="none" w:color="auto" w:sz="0" w:space="0"/>
             <w:insideV w:val="none" w:color="auto" w:sz="0" w:space="0"/>
           </w:tblBorders>
+          <w:tblCellMar>
+            <w:top w:w="0" w:type="dxa"/>
+            <w:left w:w="10" w:type="dxa"/>
+            <w:bottom w:w="0" w:type="dxa"/>
+            <w:right w:w="10" w:type="dxa"/>
+          </w:tblCellMar>
         </w:tblPrEx>
         <w:trPr>
           <w:jc w:val="center"/>
@@ -25098,6 +25282,7 @@
             <w:pPr>
               <w:pStyle w:val="39"/>
               <w:numPr>
+                <w:ilvl w:val="0"/>
                 <w:numId w:val="0"/>
               </w:numPr>
               <w:spacing w:line="360" w:lineRule="auto"/>
@@ -25124,6 +25309,7 @@
             <w:pPr>
               <w:pStyle w:val="39"/>
               <w:numPr>
+                <w:ilvl w:val="0"/>
                 <w:numId w:val="0"/>
               </w:numPr>
               <w:spacing w:line="360" w:lineRule="auto"/>
@@ -25562,6 +25748,26 @@
         </w:rPr>
         <w:t>验证社团的创建申请、管理员审核、社团列表查询及详情展示功能。重点测试社团创建时的必填项校验、图片上传功能，以及管理员审核操作的数据状态变更。</w:t>
       </w:r>
+    </w:p>
+    <w:p>
+      <w:pPr>
+        <w:pStyle w:val="37"/>
+        <w:bidi w:val="0"/>
+        <w:rPr>
+          <w:rFonts w:hint="default"/>
+          <w:lang w:val="en-US" w:eastAsia="zh-CN"/>
+        </w:rPr>
+      </w:pPr>
+    </w:p>
+    <w:p>
+      <w:pPr>
+        <w:pStyle w:val="37"/>
+        <w:bidi w:val="0"/>
+        <w:rPr>
+          <w:rFonts w:hint="default"/>
+          <w:lang w:val="en-US" w:eastAsia="zh-CN"/>
+        </w:rPr>
+      </w:pPr>
     </w:p>
     <w:p>
       <w:pPr>
@@ -26343,6 +26549,7 @@
             <w:pPr>
               <w:pStyle w:val="39"/>
               <w:numPr>
+                <w:ilvl w:val="0"/>
                 <w:numId w:val="0"/>
               </w:numPr>
               <w:spacing w:line="360" w:lineRule="auto"/>
@@ -26360,6 +26567,7 @@
             <w:pPr>
               <w:pStyle w:val="39"/>
               <w:numPr>
+                <w:ilvl w:val="0"/>
                 <w:numId w:val="0"/>
               </w:numPr>
               <w:spacing w:line="360" w:lineRule="auto"/>
@@ -26591,6 +26799,16 @@
         </w:rPr>
         <w:t>结果图</w:t>
       </w:r>
+    </w:p>
+    <w:p>
+      <w:pPr>
+        <w:pStyle w:val="37"/>
+        <w:bidi w:val="0"/>
+        <w:rPr>
+          <w:rFonts w:hint="default"/>
+          <w:lang w:val="en-US" w:eastAsia="zh-CN"/>
+        </w:rPr>
+      </w:pPr>
     </w:p>
     <w:p>
       <w:pPr>
@@ -30486,7 +30704,7 @@
                 <w:rFonts w:hint="eastAsia"/>
                 <w:lang w:val="en-US" w:eastAsia="zh-CN"/>
               </w:rPr>
-              <w:t>维度</w:t>
+              <w:t>测试维度</w:t>
             </w:r>
           </w:p>
         </w:tc>
@@ -31136,12 +31354,768 @@
       <w:pPr>
         <w:pStyle w:val="29"/>
         <w:bidi w:val="0"/>
+        <w:rPr>
+          <w:rFonts w:hint="eastAsia"/>
+          <w:lang w:val="en-US" w:eastAsia="zh-CN"/>
+        </w:rPr>
+      </w:pPr>
+      <w:r>
+        <w:rPr>
+          <w:rFonts w:hint="eastAsia"/>
+          <w:lang w:val="en-US" w:eastAsia="zh-CN"/>
+        </w:rPr>
+        <w:t>6.7安全性测试</w:t>
+      </w:r>
+    </w:p>
+    <w:p>
+      <w:pPr>
+        <w:pStyle w:val="30"/>
+        <w:bidi w:val="0"/>
+        <w:rPr>
+          <w:rFonts w:hint="default"/>
+          <w:lang w:val="en-US" w:eastAsia="zh-CN"/>
+        </w:rPr>
+      </w:pPr>
+      <w:r>
+        <w:rPr>
+          <w:rFonts w:hint="default"/>
+          <w:lang w:val="en-US" w:eastAsia="zh-CN"/>
+        </w:rPr>
+        <w:t>安全测试旨在核查系统在数据传输、用户授权、权限隔离及恶意攻击防护等方面的防御能力。针对校园应用场景，我们重点测试了 JWT 令牌的有效性、越权访问风险以及基础的 SQL 注入防护</w:t>
+      </w:r>
+    </w:p>
+    <w:p>
+      <w:pPr>
+        <w:pStyle w:val="37"/>
+        <w:bidi w:val="0"/>
+      </w:pPr>
+      <w:r>
+        <w:t>表 6.8 系统安全性测试用例表</w:t>
+      </w:r>
+    </w:p>
+    <w:tbl>
+      <w:tblPr>
+        <w:tblStyle w:val="20"/>
+        <w:tblW w:w="4795" w:type="pct"/>
+        <w:jc w:val="center"/>
+        <w:tblBorders>
+          <w:top w:val="single" w:color="000000" w:sz="12" w:space="0"/>
+          <w:left w:val="none" w:color="auto" w:sz="0" w:space="0"/>
+          <w:bottom w:val="single" w:color="000000" w:sz="12" w:space="0"/>
+          <w:right w:val="none" w:color="auto" w:sz="0" w:space="0"/>
+          <w:insideH w:val="none" w:color="auto" w:sz="0" w:space="0"/>
+          <w:insideV w:val="none" w:color="auto" w:sz="0" w:space="0"/>
+        </w:tblBorders>
+        <w:tblLayout w:type="fixed"/>
+        <w:tblCellMar>
+          <w:top w:w="0" w:type="dxa"/>
+          <w:left w:w="10" w:type="dxa"/>
+          <w:bottom w:w="0" w:type="dxa"/>
+          <w:right w:w="10" w:type="dxa"/>
+        </w:tblCellMar>
+      </w:tblPr>
+      <w:tblGrid>
+        <w:gridCol w:w="1437"/>
+        <w:gridCol w:w="1536"/>
+        <w:gridCol w:w="2088"/>
+        <w:gridCol w:w="2925"/>
+      </w:tblGrid>
+      <w:tr>
+        <w:tblPrEx>
+          <w:tblBorders>
+            <w:top w:val="single" w:color="000000" w:sz="12" w:space="0"/>
+            <w:left w:val="none" w:color="auto" w:sz="0" w:space="0"/>
+            <w:bottom w:val="single" w:color="000000" w:sz="12" w:space="0"/>
+            <w:right w:val="none" w:color="auto" w:sz="0" w:space="0"/>
+            <w:insideH w:val="none" w:color="auto" w:sz="0" w:space="0"/>
+            <w:insideV w:val="none" w:color="auto" w:sz="0" w:space="0"/>
+          </w:tblBorders>
+          <w:tblCellMar>
+            <w:top w:w="0" w:type="dxa"/>
+            <w:left w:w="10" w:type="dxa"/>
+            <w:bottom w:w="0" w:type="dxa"/>
+            <w:right w:w="10" w:type="dxa"/>
+          </w:tblCellMar>
+        </w:tblPrEx>
+        <w:trPr>
+          <w:jc w:val="center"/>
+        </w:trPr>
+        <w:tc>
+          <w:tcPr>
+            <w:tcW w:w="899" w:type="pct"/>
+            <w:tcBorders>
+              <w:tl2br w:val="nil"/>
+              <w:tr2bl w:val="nil"/>
+            </w:tcBorders>
+            <w:vAlign w:val="center"/>
+          </w:tcPr>
+          <w:p>
+            <w:pPr>
+              <w:pStyle w:val="39"/>
+              <w:spacing w:line="360" w:lineRule="auto"/>
+              <w:jc w:val="center"/>
+              <w:rPr>
+                <w:rFonts w:hint="default" w:eastAsia="宋体"/>
+                <w:lang w:val="en-US" w:eastAsia="zh-CN"/>
+              </w:rPr>
+            </w:pPr>
+            <w:r>
+              <w:rPr>
+                <w:rFonts w:hint="eastAsia"/>
+                <w:lang w:val="en-US" w:eastAsia="zh-CN"/>
+              </w:rPr>
+              <w:t>维度</w:t>
+            </w:r>
+          </w:p>
+        </w:tc>
+        <w:tc>
+          <w:tcPr>
+            <w:tcW w:w="961" w:type="pct"/>
+            <w:tcBorders>
+              <w:tl2br w:val="nil"/>
+              <w:tr2bl w:val="nil"/>
+            </w:tcBorders>
+            <w:vAlign w:val="center"/>
+          </w:tcPr>
+          <w:p>
+            <w:pPr>
+              <w:pStyle w:val="39"/>
+              <w:spacing w:line="360" w:lineRule="auto"/>
+              <w:jc w:val="center"/>
+              <w:rPr>
+                <w:rFonts w:hint="default" w:eastAsia="宋体"/>
+                <w:lang w:val="en-US" w:eastAsia="zh-CN"/>
+              </w:rPr>
+            </w:pPr>
+            <w:r>
+              <w:rPr>
+                <w:rFonts w:hint="eastAsia"/>
+                <w:lang w:val="en-US" w:eastAsia="zh-CN"/>
+              </w:rPr>
+              <w:t>测试项</w:t>
+            </w:r>
+          </w:p>
+        </w:tc>
+        <w:tc>
+          <w:tcPr>
+            <w:tcW w:w="1307" w:type="pct"/>
+            <w:tcBorders>
+              <w:tl2br w:val="nil"/>
+              <w:tr2bl w:val="nil"/>
+            </w:tcBorders>
+            <w:vAlign w:val="center"/>
+          </w:tcPr>
+          <w:p>
+            <w:pPr>
+              <w:pStyle w:val="39"/>
+              <w:spacing w:line="360" w:lineRule="auto"/>
+              <w:jc w:val="center"/>
+              <w:rPr>
+                <w:rFonts w:hint="default" w:eastAsia="宋体"/>
+                <w:lang w:val="en-US" w:eastAsia="zh-CN"/>
+              </w:rPr>
+            </w:pPr>
+            <w:r>
+              <w:rPr>
+                <w:rFonts w:hint="default" w:eastAsia="宋体"/>
+                <w:lang w:val="en-US" w:eastAsia="zh-CN"/>
+              </w:rPr>
+              <w:t>覆盖范围</w:t>
+            </w:r>
+          </w:p>
+        </w:tc>
+        <w:tc>
+          <w:tcPr>
+            <w:tcW w:w="1831" w:type="pct"/>
+            <w:tcBorders>
+              <w:tl2br w:val="nil"/>
+              <w:tr2bl w:val="nil"/>
+            </w:tcBorders>
+            <w:vAlign w:val="center"/>
+          </w:tcPr>
+          <w:p>
+            <w:pPr>
+              <w:pStyle w:val="39"/>
+              <w:spacing w:line="360" w:lineRule="auto"/>
+              <w:jc w:val="center"/>
+              <w:rPr>
+                <w:rFonts w:hint="default" w:eastAsia="宋体"/>
+                <w:lang w:val="en-US" w:eastAsia="zh-CN"/>
+              </w:rPr>
+            </w:pPr>
+            <w:r>
+              <w:rPr>
+                <w:rFonts w:hint="eastAsia"/>
+                <w:lang w:val="en-US" w:eastAsia="zh-CN"/>
+              </w:rPr>
+              <w:t>适配表现</w:t>
+            </w:r>
+          </w:p>
+        </w:tc>
+      </w:tr>
+      <w:tr>
+        <w:tblPrEx>
+          <w:tblBorders>
+            <w:top w:val="single" w:color="000000" w:sz="12" w:space="0"/>
+            <w:left w:val="none" w:color="auto" w:sz="0" w:space="0"/>
+            <w:bottom w:val="single" w:color="000000" w:sz="12" w:space="0"/>
+            <w:right w:val="none" w:color="auto" w:sz="0" w:space="0"/>
+            <w:insideH w:val="none" w:color="auto" w:sz="0" w:space="0"/>
+            <w:insideV w:val="none" w:color="auto" w:sz="0" w:space="0"/>
+          </w:tblBorders>
+          <w:tblCellMar>
+            <w:top w:w="0" w:type="dxa"/>
+            <w:left w:w="10" w:type="dxa"/>
+            <w:bottom w:w="0" w:type="dxa"/>
+            <w:right w:w="10" w:type="dxa"/>
+          </w:tblCellMar>
+        </w:tblPrEx>
+        <w:trPr>
+          <w:jc w:val="center"/>
+        </w:trPr>
+        <w:tc>
+          <w:tcPr>
+            <w:tcW w:w="899" w:type="pct"/>
+            <w:tcBorders>
+              <w:tl2br w:val="nil"/>
+              <w:tr2bl w:val="nil"/>
+            </w:tcBorders>
+            <w:vAlign w:val="center"/>
+          </w:tcPr>
+          <w:p>
+            <w:pPr>
+              <w:pStyle w:val="39"/>
+              <w:spacing w:line="360" w:lineRule="auto"/>
+              <w:jc w:val="center"/>
+            </w:pPr>
+            <w:r>
+              <w:rPr>
+                <w:rFonts w:hint="eastAsia"/>
+              </w:rPr>
+              <w:t>身份认证</w:t>
+            </w:r>
+          </w:p>
+        </w:tc>
+        <w:tc>
+          <w:tcPr>
+            <w:tcW w:w="961" w:type="pct"/>
+            <w:tcBorders>
+              <w:tl2br w:val="nil"/>
+              <w:tr2bl w:val="nil"/>
+            </w:tcBorders>
+            <w:vAlign w:val="center"/>
+          </w:tcPr>
+          <w:p>
+            <w:pPr>
+              <w:pStyle w:val="39"/>
+              <w:spacing w:line="360" w:lineRule="auto"/>
+              <w:jc w:val="center"/>
+              <w:rPr>
+                <w:rFonts w:hint="default" w:eastAsia="宋体"/>
+                <w:lang w:val="en-US" w:eastAsia="zh-CN"/>
+              </w:rPr>
+            </w:pPr>
+            <w:r>
+              <w:rPr>
+                <w:rFonts w:hint="default" w:eastAsia="宋体"/>
+                <w:lang w:val="en-US" w:eastAsia="zh-CN"/>
+              </w:rPr>
+              <w:t>JWT 令牌防伪</w:t>
+            </w:r>
+          </w:p>
+        </w:tc>
+        <w:tc>
+          <w:tcPr>
+            <w:tcW w:w="1307" w:type="pct"/>
+            <w:tcBorders>
+              <w:tl2br w:val="nil"/>
+              <w:tr2bl w:val="nil"/>
+            </w:tcBorders>
+            <w:vAlign w:val="center"/>
+          </w:tcPr>
+          <w:p>
+            <w:pPr>
+              <w:pStyle w:val="39"/>
+              <w:spacing w:line="360" w:lineRule="auto"/>
+              <w:jc w:val="center"/>
+              <w:rPr>
+                <w:rFonts w:hint="eastAsia"/>
+              </w:rPr>
+            </w:pPr>
+            <w:r>
+              <w:rPr>
+                <w:rFonts w:hint="eastAsia"/>
+              </w:rPr>
+              <w:t>尝试篡改本地 Token 并发起请求</w:t>
+            </w:r>
+          </w:p>
+        </w:tc>
+        <w:tc>
+          <w:tcPr>
+            <w:tcW w:w="1831" w:type="pct"/>
+            <w:tcBorders>
+              <w:tl2br w:val="nil"/>
+              <w:tr2bl w:val="nil"/>
+            </w:tcBorders>
+            <w:vAlign w:val="center"/>
+          </w:tcPr>
+          <w:p>
+            <w:pPr>
+              <w:pStyle w:val="39"/>
+              <w:spacing w:line="360" w:lineRule="auto"/>
+              <w:jc w:val="center"/>
+            </w:pPr>
+            <w:r>
+              <w:rPr>
+                <w:rFonts w:hint="eastAsia"/>
+                <w:lang w:val="en-US" w:eastAsia="zh-CN"/>
+              </w:rPr>
+              <w:t>后端拦截，返回 401 状态码</w:t>
+            </w:r>
+          </w:p>
+        </w:tc>
+      </w:tr>
+      <w:tr>
+        <w:tblPrEx>
+          <w:tblBorders>
+            <w:top w:val="single" w:color="000000" w:sz="12" w:space="0"/>
+            <w:left w:val="none" w:color="auto" w:sz="0" w:space="0"/>
+            <w:bottom w:val="single" w:color="000000" w:sz="12" w:space="0"/>
+            <w:right w:val="none" w:color="auto" w:sz="0" w:space="0"/>
+            <w:insideH w:val="none" w:color="auto" w:sz="0" w:space="0"/>
+            <w:insideV w:val="none" w:color="auto" w:sz="0" w:space="0"/>
+          </w:tblBorders>
+          <w:tblCellMar>
+            <w:top w:w="0" w:type="dxa"/>
+            <w:left w:w="10" w:type="dxa"/>
+            <w:bottom w:w="0" w:type="dxa"/>
+            <w:right w:w="10" w:type="dxa"/>
+          </w:tblCellMar>
+        </w:tblPrEx>
+        <w:trPr>
+          <w:jc w:val="center"/>
+        </w:trPr>
+        <w:tc>
+          <w:tcPr>
+            <w:tcW w:w="899" w:type="pct"/>
+            <w:tcBorders>
+              <w:tl2br w:val="nil"/>
+              <w:tr2bl w:val="nil"/>
+            </w:tcBorders>
+            <w:vAlign w:val="center"/>
+          </w:tcPr>
+          <w:p>
+            <w:pPr>
+              <w:pStyle w:val="39"/>
+              <w:tabs>
+                <w:tab w:val="left" w:pos="435"/>
+              </w:tabs>
+              <w:spacing w:line="360" w:lineRule="auto"/>
+              <w:jc w:val="center"/>
+              <w:rPr>
+                <w:rFonts w:hint="eastAsia"/>
+                <w:lang w:val="en-US" w:eastAsia="zh-CN"/>
+              </w:rPr>
+            </w:pPr>
+            <w:r>
+              <w:rPr>
+                <w:rFonts w:hint="eastAsia"/>
+                <w:lang w:val="en-US" w:eastAsia="zh-CN"/>
+              </w:rPr>
+              <w:t>权限控制</w:t>
+            </w:r>
+          </w:p>
+        </w:tc>
+        <w:tc>
+          <w:tcPr>
+            <w:tcW w:w="961" w:type="pct"/>
+            <w:tcBorders>
+              <w:tl2br w:val="nil"/>
+              <w:tr2bl w:val="nil"/>
+            </w:tcBorders>
+            <w:vAlign w:val="center"/>
+          </w:tcPr>
+          <w:p>
+            <w:pPr>
+              <w:pStyle w:val="39"/>
+              <w:spacing w:line="360" w:lineRule="auto"/>
+              <w:jc w:val="center"/>
+              <w:rPr>
+                <w:rFonts w:hint="default"/>
+                <w:lang w:val="en-US" w:eastAsia="zh-CN"/>
+              </w:rPr>
+            </w:pPr>
+            <w:r>
+              <w:rPr>
+                <w:rFonts w:hint="default"/>
+                <w:lang w:val="en-US" w:eastAsia="zh-CN"/>
+              </w:rPr>
+              <w:t>水平越权测试</w:t>
+            </w:r>
+          </w:p>
+        </w:tc>
+        <w:tc>
+          <w:tcPr>
+            <w:tcW w:w="1307" w:type="pct"/>
+            <w:tcBorders>
+              <w:tl2br w:val="nil"/>
+              <w:tr2bl w:val="nil"/>
+            </w:tcBorders>
+            <w:vAlign w:val="center"/>
+          </w:tcPr>
+          <w:p>
+            <w:pPr>
+              <w:pStyle w:val="39"/>
+              <w:spacing w:line="360" w:lineRule="auto"/>
+              <w:jc w:val="center"/>
+              <w:rPr>
+                <w:rFonts w:hint="default" w:eastAsia="宋体"/>
+                <w:lang w:val="en-US" w:eastAsia="zh-CN"/>
+              </w:rPr>
+            </w:pPr>
+            <w:r>
+              <w:rPr>
+                <w:rFonts w:hint="default" w:eastAsia="宋体"/>
+                <w:lang w:val="en-US" w:eastAsia="zh-CN"/>
+              </w:rPr>
+              <w:t>A 用户通过接口尝试删除 B 用户数据</w:t>
+            </w:r>
+          </w:p>
+        </w:tc>
+        <w:tc>
+          <w:tcPr>
+            <w:tcW w:w="1831" w:type="pct"/>
+            <w:tcBorders>
+              <w:tl2br w:val="nil"/>
+              <w:tr2bl w:val="nil"/>
+            </w:tcBorders>
+            <w:vAlign w:val="center"/>
+          </w:tcPr>
+          <w:p>
+            <w:pPr>
+              <w:pStyle w:val="39"/>
+              <w:spacing w:line="360" w:lineRule="auto"/>
+              <w:jc w:val="center"/>
+              <w:rPr>
+                <w:rFonts w:hint="default"/>
+                <w:lang w:val="en-US" w:eastAsia="zh-CN"/>
+              </w:rPr>
+            </w:pPr>
+            <w:r>
+              <w:rPr>
+                <w:rFonts w:hint="eastAsia"/>
+                <w:lang w:val="en-US" w:eastAsia="zh-CN"/>
+              </w:rPr>
+              <w:t>权限校验失败，禁止删除操作</w:t>
+            </w:r>
+          </w:p>
+        </w:tc>
+      </w:tr>
+      <w:tr>
+        <w:tblPrEx>
+          <w:tblBorders>
+            <w:top w:val="single" w:color="000000" w:sz="12" w:space="0"/>
+            <w:left w:val="none" w:color="auto" w:sz="0" w:space="0"/>
+            <w:bottom w:val="single" w:color="000000" w:sz="12" w:space="0"/>
+            <w:right w:val="none" w:color="auto" w:sz="0" w:space="0"/>
+            <w:insideH w:val="none" w:color="auto" w:sz="0" w:space="0"/>
+            <w:insideV w:val="none" w:color="auto" w:sz="0" w:space="0"/>
+          </w:tblBorders>
+          <w:tblCellMar>
+            <w:top w:w="0" w:type="dxa"/>
+            <w:left w:w="10" w:type="dxa"/>
+            <w:bottom w:w="0" w:type="dxa"/>
+            <w:right w:w="10" w:type="dxa"/>
+          </w:tblCellMar>
+        </w:tblPrEx>
+        <w:trPr>
+          <w:jc w:val="center"/>
+        </w:trPr>
+        <w:tc>
+          <w:tcPr>
+            <w:tcW w:w="899" w:type="pct"/>
+            <w:tcBorders>
+              <w:tl2br w:val="nil"/>
+              <w:tr2bl w:val="nil"/>
+            </w:tcBorders>
+            <w:vAlign w:val="center"/>
+          </w:tcPr>
+          <w:p>
+            <w:pPr>
+              <w:pStyle w:val="39"/>
+              <w:spacing w:line="360" w:lineRule="auto"/>
+              <w:jc w:val="center"/>
+              <w:rPr>
+                <w:rFonts w:hint="default"/>
+                <w:lang w:val="en-US" w:eastAsia="zh-CN"/>
+              </w:rPr>
+            </w:pPr>
+            <w:r>
+              <w:rPr>
+                <w:rFonts w:hint="default"/>
+                <w:lang w:val="en-US" w:eastAsia="zh-CN"/>
+              </w:rPr>
+              <w:t>权限控制</w:t>
+            </w:r>
+          </w:p>
+        </w:tc>
+        <w:tc>
+          <w:tcPr>
+            <w:tcW w:w="961" w:type="pct"/>
+            <w:tcBorders>
+              <w:tl2br w:val="nil"/>
+              <w:tr2bl w:val="nil"/>
+            </w:tcBorders>
+            <w:vAlign w:val="center"/>
+          </w:tcPr>
+          <w:p>
+            <w:pPr>
+              <w:pStyle w:val="39"/>
+              <w:spacing w:line="360" w:lineRule="auto"/>
+              <w:jc w:val="center"/>
+              <w:rPr>
+                <w:rFonts w:hint="default"/>
+                <w:lang w:val="en-US" w:eastAsia="zh-CN"/>
+              </w:rPr>
+            </w:pPr>
+            <w:r>
+              <w:rPr>
+                <w:rFonts w:hint="default"/>
+                <w:lang w:val="en-US" w:eastAsia="zh-CN"/>
+              </w:rPr>
+              <w:t>垂直越权测试</w:t>
+            </w:r>
+          </w:p>
+        </w:tc>
+        <w:tc>
+          <w:tcPr>
+            <w:tcW w:w="1307" w:type="pct"/>
+            <w:tcBorders>
+              <w:tl2br w:val="nil"/>
+              <w:tr2bl w:val="nil"/>
+            </w:tcBorders>
+            <w:vAlign w:val="center"/>
+          </w:tcPr>
+          <w:p>
+            <w:pPr>
+              <w:pStyle w:val="39"/>
+              <w:spacing w:line="360" w:lineRule="auto"/>
+              <w:jc w:val="center"/>
+              <w:rPr>
+                <w:rFonts w:hint="default" w:eastAsia="宋体"/>
+                <w:lang w:val="en-US" w:eastAsia="zh-CN"/>
+              </w:rPr>
+            </w:pPr>
+            <w:r>
+              <w:rPr>
+                <w:rFonts w:hint="default" w:eastAsia="宋体"/>
+                <w:lang w:val="en-US" w:eastAsia="zh-CN"/>
+              </w:rPr>
+              <w:t>普通学生尝试调用活动审核接口</w:t>
+            </w:r>
+          </w:p>
+        </w:tc>
+        <w:tc>
+          <w:tcPr>
+            <w:tcW w:w="1831" w:type="pct"/>
+            <w:tcBorders>
+              <w:tl2br w:val="nil"/>
+              <w:tr2bl w:val="nil"/>
+            </w:tcBorders>
+            <w:vAlign w:val="center"/>
+          </w:tcPr>
+          <w:p>
+            <w:pPr>
+              <w:pStyle w:val="39"/>
+              <w:spacing w:line="360" w:lineRule="auto"/>
+              <w:jc w:val="center"/>
+              <w:rPr>
+                <w:rFonts w:hint="default"/>
+                <w:lang w:val="en-US" w:eastAsia="zh-CN"/>
+              </w:rPr>
+            </w:pPr>
+            <w:r>
+              <w:rPr>
+                <w:rFonts w:hint="default"/>
+                <w:lang w:val="en-US" w:eastAsia="zh-CN"/>
+              </w:rPr>
+              <w:t>系统识别角色不符，拒绝访问</w:t>
+            </w:r>
+          </w:p>
+        </w:tc>
+      </w:tr>
+      <w:tr>
+        <w:tblPrEx>
+          <w:tblBorders>
+            <w:top w:val="single" w:color="000000" w:sz="12" w:space="0"/>
+            <w:left w:val="none" w:color="auto" w:sz="0" w:space="0"/>
+            <w:bottom w:val="single" w:color="000000" w:sz="12" w:space="0"/>
+            <w:right w:val="none" w:color="auto" w:sz="0" w:space="0"/>
+            <w:insideH w:val="none" w:color="auto" w:sz="0" w:space="0"/>
+            <w:insideV w:val="none" w:color="auto" w:sz="0" w:space="0"/>
+          </w:tblBorders>
+          <w:tblCellMar>
+            <w:top w:w="0" w:type="dxa"/>
+            <w:left w:w="10" w:type="dxa"/>
+            <w:bottom w:w="0" w:type="dxa"/>
+            <w:right w:w="10" w:type="dxa"/>
+          </w:tblCellMar>
+        </w:tblPrEx>
+        <w:trPr>
+          <w:jc w:val="center"/>
+        </w:trPr>
+        <w:tc>
+          <w:tcPr>
+            <w:tcW w:w="899" w:type="pct"/>
+            <w:tcBorders>
+              <w:tl2br w:val="nil"/>
+              <w:tr2bl w:val="nil"/>
+            </w:tcBorders>
+            <w:vAlign w:val="center"/>
+          </w:tcPr>
+          <w:p>
+            <w:pPr>
+              <w:pStyle w:val="39"/>
+              <w:spacing w:line="360" w:lineRule="auto"/>
+              <w:jc w:val="center"/>
+              <w:rPr>
+                <w:rFonts w:hint="eastAsia"/>
+                <w:lang w:val="en-US" w:eastAsia="zh-CN"/>
+              </w:rPr>
+            </w:pPr>
+            <w:r>
+              <w:rPr>
+                <w:rFonts w:hint="eastAsia"/>
+                <w:lang w:val="en-US" w:eastAsia="zh-CN"/>
+              </w:rPr>
+              <w:t>数据安全</w:t>
+            </w:r>
+          </w:p>
+        </w:tc>
+        <w:tc>
+          <w:tcPr>
+            <w:tcW w:w="961" w:type="pct"/>
+            <w:tcBorders>
+              <w:tl2br w:val="nil"/>
+              <w:tr2bl w:val="nil"/>
+            </w:tcBorders>
+            <w:vAlign w:val="center"/>
+          </w:tcPr>
+          <w:p>
+            <w:pPr>
+              <w:pStyle w:val="39"/>
+              <w:spacing w:line="360" w:lineRule="auto"/>
+              <w:jc w:val="center"/>
+              <w:rPr>
+                <w:rFonts w:hint="eastAsia"/>
+                <w:lang w:val="en-US" w:eastAsia="zh-CN"/>
+              </w:rPr>
+            </w:pPr>
+            <w:r>
+              <w:rPr>
+                <w:rFonts w:hint="eastAsia"/>
+                <w:lang w:val="en-US" w:eastAsia="zh-CN"/>
+              </w:rPr>
+              <w:t>SQL 注入防护</w:t>
+            </w:r>
+          </w:p>
+        </w:tc>
+        <w:tc>
+          <w:tcPr>
+            <w:tcW w:w="1307" w:type="pct"/>
+            <w:tcBorders>
+              <w:tl2br w:val="nil"/>
+              <w:tr2bl w:val="nil"/>
+            </w:tcBorders>
+            <w:vAlign w:val="center"/>
+          </w:tcPr>
+          <w:p>
+            <w:pPr>
+              <w:pStyle w:val="39"/>
+              <w:spacing w:line="360" w:lineRule="auto"/>
+              <w:jc w:val="center"/>
+              <w:rPr>
+                <w:rFonts w:hint="eastAsia"/>
+                <w:lang w:val="en-US" w:eastAsia="zh-CN"/>
+              </w:rPr>
+            </w:pPr>
+            <w:r>
+              <w:rPr>
+                <w:rFonts w:hint="eastAsia"/>
+                <w:lang w:val="en-US" w:eastAsia="zh-CN"/>
+              </w:rPr>
+              <w:t>在搜索框输入 ' OR 1=1 -- 等攻击语句</w:t>
+            </w:r>
+          </w:p>
+        </w:tc>
+        <w:tc>
+          <w:tcPr>
+            <w:tcW w:w="1831" w:type="pct"/>
+            <w:tcBorders>
+              <w:tl2br w:val="nil"/>
+              <w:tr2bl w:val="nil"/>
+            </w:tcBorders>
+            <w:vAlign w:val="center"/>
+          </w:tcPr>
+          <w:p>
+            <w:pPr>
+              <w:pStyle w:val="39"/>
+              <w:spacing w:line="360" w:lineRule="auto"/>
+              <w:jc w:val="center"/>
+              <w:rPr>
+                <w:rFonts w:hint="eastAsia"/>
+                <w:lang w:val="en-US" w:eastAsia="zh-CN"/>
+              </w:rPr>
+            </w:pPr>
+            <w:r>
+              <w:rPr>
+                <w:rFonts w:hint="eastAsia"/>
+                <w:lang w:val="en-US" w:eastAsia="zh-CN"/>
+              </w:rPr>
+              <w:t>系统转义非法字符，按字面量查询</w:t>
+            </w:r>
+          </w:p>
+        </w:tc>
+      </w:tr>
+    </w:tbl>
+    <w:p>
+      <w:pPr>
+        <w:pStyle w:val="30"/>
+        <w:bidi w:val="0"/>
+        <w:rPr>
+          <w:rFonts w:hint="default"/>
+        </w:rPr>
+      </w:pPr>
+      <w:bookmarkStart w:id="58" w:name="_Toc8910"/>
+      <w:r>
+        <w:rPr>
+          <w:rFonts w:hint="default"/>
+        </w:rPr>
+        <w:t>系统通过 JWT 令牌机制实现了严密的身份认证，有效拦截了非法请求与伪造登录。在业务逻辑层面，系统建立了严格的角色权限隔离体系，从根本上</w:t>
+      </w:r>
+      <w:r>
+        <w:rPr>
+          <w:rFonts w:hint="eastAsia"/>
+          <w:lang w:val="en-US" w:eastAsia="zh-CN"/>
+        </w:rPr>
+        <w:t>防止</w:t>
+      </w:r>
+      <w:r>
+        <w:rPr>
+          <w:rFonts w:hint="default"/>
+        </w:rPr>
+        <w:t>了越权操作风险。同时，得益于数据库预编译技术的应用，系统能有效防御 SQL 注入攻击，保障了用户信息与校园业务数据的安全性。</w:t>
+      </w:r>
+    </w:p>
+    <w:p>
+      <w:pPr>
+        <w:pStyle w:val="29"/>
+        <w:bidi w:val="0"/>
         <w:outlineLvl w:val="1"/>
         <w:rPr>
           <w:rFonts w:hint="default"/>
         </w:rPr>
       </w:pPr>
-      <w:bookmarkStart w:id="58" w:name="_Toc8910"/>
       <w:r>
         <w:rPr>
           <w:rFonts w:hint="default"/>
@@ -31211,8 +32185,81 @@
         <w:pStyle w:val="28"/>
         <w:bidi w:val="0"/>
         <w:outlineLvl w:val="0"/>
+        <w:rPr>
+          <w:rFonts w:hint="default"/>
+        </w:rPr>
       </w:pPr>
       <w:bookmarkStart w:id="59" w:name="_Toc13988"/>
+    </w:p>
+    <w:p>
+      <w:pPr>
+        <w:pStyle w:val="28"/>
+        <w:bidi w:val="0"/>
+        <w:outlineLvl w:val="0"/>
+        <w:rPr>
+          <w:rFonts w:hint="default"/>
+        </w:rPr>
+      </w:pPr>
+    </w:p>
+    <w:p>
+      <w:pPr>
+        <w:pStyle w:val="28"/>
+        <w:bidi w:val="0"/>
+        <w:outlineLvl w:val="0"/>
+        <w:rPr>
+          <w:rFonts w:hint="default"/>
+        </w:rPr>
+      </w:pPr>
+    </w:p>
+    <w:p>
+      <w:pPr>
+        <w:pStyle w:val="28"/>
+        <w:bidi w:val="0"/>
+        <w:outlineLvl w:val="0"/>
+        <w:rPr>
+          <w:rFonts w:hint="default"/>
+        </w:rPr>
+      </w:pPr>
+    </w:p>
+    <w:p>
+      <w:pPr>
+        <w:pStyle w:val="28"/>
+        <w:bidi w:val="0"/>
+        <w:outlineLvl w:val="0"/>
+        <w:rPr>
+          <w:rFonts w:hint="default"/>
+        </w:rPr>
+      </w:pPr>
+    </w:p>
+    <w:p>
+      <w:pPr>
+        <w:pStyle w:val="28"/>
+        <w:bidi w:val="0"/>
+        <w:outlineLvl w:val="0"/>
+        <w:rPr>
+          <w:rFonts w:hint="default"/>
+        </w:rPr>
+      </w:pPr>
+    </w:p>
+    <w:p>
+      <w:pPr>
+        <w:pStyle w:val="28"/>
+        <w:bidi w:val="0"/>
+        <w:jc w:val="both"/>
+        <w:outlineLvl w:val="0"/>
+        <w:rPr>
+          <w:rFonts w:hint="default"/>
+        </w:rPr>
+      </w:pPr>
+      <w:bookmarkStart w:id="62" w:name="_GoBack"/>
+      <w:bookmarkEnd w:id="62"/>
+    </w:p>
+    <w:p>
+      <w:pPr>
+        <w:pStyle w:val="28"/>
+        <w:bidi w:val="0"/>
+        <w:outlineLvl w:val="0"/>
+      </w:pPr>
       <w:r>
         <w:rPr>
           <w:rFonts w:hint="default"/>
@@ -31242,8 +32289,6 @@
         </w:rPr>
         <w:t>，</w:t>
       </w:r>
-      <w:bookmarkStart w:id="62" w:name="_GoBack"/>
-      <w:bookmarkEnd w:id="62"/>
       <w:r>
         <w:rPr>
           <w:rFonts w:hint="default"/>
@@ -32519,7 +33564,7 @@
     <w:lsdException w:qFormat="1" w:uiPriority="0" w:name="heading 9"/>
     <w:lsdException w:unhideWhenUsed="0" w:uiPriority="0" w:semiHidden="0" w:name="index 1"/>
     <w:lsdException w:unhideWhenUsed="0" w:uiPriority="0" w:semiHidden="0" w:name="index 2"/>
-    <w:lsdException w:unhideWhenUsed="0" w:uiPriority="0" w:semiHidden="0" w:name="index 3"/>
+    <w:lsdException w:qFormat="1" w:unhideWhenUsed="0" w:uiPriority="0" w:semiHidden="0" w:name="index 3"/>
     <w:lsdException w:unhideWhenUsed="0" w:uiPriority="0" w:semiHidden="0" w:name="index 4"/>
     <w:lsdException w:unhideWhenUsed="0" w:uiPriority="0" w:semiHidden="0" w:name="index 5"/>
     <w:lsdException w:unhideWhenUsed="0" w:uiPriority="0" w:semiHidden="0" w:name="index 6"/>
@@ -32572,7 +33617,7 @@
     <w:lsdException w:qFormat="1" w:unhideWhenUsed="0" w:uiPriority="0" w:semiHidden="0" w:name="Title"/>
     <w:lsdException w:unhideWhenUsed="0" w:uiPriority="0" w:semiHidden="0" w:name="Closing"/>
     <w:lsdException w:unhideWhenUsed="0" w:uiPriority="0" w:semiHidden="0" w:name="Signature"/>
-    <w:lsdException w:qFormat="1" w:uiPriority="1" w:name="Default Paragraph Font"/>
+    <w:lsdException w:qFormat="1" w:uiPriority="1" w:semiHidden="0" w:name="Default Paragraph Font"/>
     <w:lsdException w:unhideWhenUsed="0" w:uiPriority="0" w:semiHidden="0" w:name="Body Text"/>
     <w:lsdException w:unhideWhenUsed="0" w:uiPriority="0" w:semiHidden="0" w:name="Body Text Indent"/>
     <w:lsdException w:unhideWhenUsed="0" w:uiPriority="0" w:semiHidden="0" w:name="List Continue"/>
@@ -32860,7 +33905,6 @@
   </w:style>
   <w:style w:type="character" w:default="1" w:styleId="22">
     <w:name w:val="Default Paragraph Font"/>
-    <w:semiHidden/>
     <w:unhideWhenUsed/>
     <w:qFormat/>
     <w:uiPriority w:val="1"/>
@@ -32897,6 +33941,7 @@
     <w:name w:val="caption"/>
     <w:basedOn w:val="1"/>
     <w:next w:val="1"/>
+    <w:link w:val="44"/>
     <w:unhideWhenUsed/>
     <w:qFormat/>
     <w:uiPriority w:val="0"/>
@@ -32961,6 +34006,7 @@
     <w:name w:val="index 3"/>
     <w:basedOn w:val="1"/>
     <w:next w:val="1"/>
+    <w:qFormat/>
     <w:uiPriority w:val="0"/>
     <w:pPr>
       <w:ind w:left="400" w:leftChars="400"/>
@@ -33393,6 +34439,15 @@
       <w:sz w:val="10"/>
     </w:rPr>
   </w:style>
+  <w:style w:type="character" w:customStyle="1" w:styleId="44">
+    <w:name w:val="题注 Char"/>
+    <w:link w:val="8"/>
+    <w:uiPriority w:val="0"/>
+    <w:rPr>
+      <w:rFonts w:ascii="Arial" w:hAnsi="Arial" w:eastAsia="黑体"/>
+      <w:sz w:val="20"/>
+    </w:rPr>
+  </w:style>
 </w:styles>
 </file>
 

--- a/基于微信小程序的校园活动报名系统设计与实现.docx
+++ b/基于微信小程序的校园活动报名系统设计与实现.docx
@@ -872,7 +872,7 @@
               <w:bCs/>
               <w:szCs w:val="24"/>
             </w:rPr>
-            <w:instrText xml:space="preserve"> HYPERLINK \l _Toc11640 </w:instrText>
+            <w:instrText xml:space="preserve"> HYPERLINK \l _Toc15154 </w:instrText>
           </w:r>
           <w:r>
             <w:rPr>
@@ -897,7 +897,7 @@
             <w:fldChar w:fldCharType="begin"/>
           </w:r>
           <w:r>
-            <w:instrText xml:space="preserve"> PAGEREF _Toc11640 \h </w:instrText>
+            <w:instrText xml:space="preserve"> PAGEREF _Toc15154 \h </w:instrText>
           </w:r>
           <w:r>
             <w:fldChar w:fldCharType="separate"/>
@@ -938,7 +938,7 @@
               <w:bCs/>
               <w:szCs w:val="24"/>
             </w:rPr>
-            <w:instrText xml:space="preserve"> HYPERLINK \l _Toc16561 </w:instrText>
+            <w:instrText xml:space="preserve"> HYPERLINK \l _Toc25658 </w:instrText>
           </w:r>
           <w:r>
             <w:rPr>
@@ -963,7 +963,7 @@
             <w:fldChar w:fldCharType="begin"/>
           </w:r>
           <w:r>
-            <w:instrText xml:space="preserve"> PAGEREF _Toc16561 \h </w:instrText>
+            <w:instrText xml:space="preserve"> PAGEREF _Toc25658 \h </w:instrText>
           </w:r>
           <w:r>
             <w:fldChar w:fldCharType="separate"/>
@@ -1004,7 +1004,7 @@
               <w:bCs/>
               <w:szCs w:val="24"/>
             </w:rPr>
-            <w:instrText xml:space="preserve"> HYPERLINK \l _Toc22936 </w:instrText>
+            <w:instrText xml:space="preserve"> HYPERLINK \l _Toc30139 </w:instrText>
           </w:r>
           <w:r>
             <w:rPr>
@@ -1024,7 +1024,7 @@
             <w:fldChar w:fldCharType="begin"/>
           </w:r>
           <w:r>
-            <w:instrText xml:space="preserve"> PAGEREF _Toc22936 \h </w:instrText>
+            <w:instrText xml:space="preserve"> PAGEREF _Toc30139 \h </w:instrText>
           </w:r>
           <w:r>
             <w:fldChar w:fldCharType="separate"/>
@@ -1065,7 +1065,7 @@
               <w:bCs/>
               <w:szCs w:val="24"/>
             </w:rPr>
-            <w:instrText xml:space="preserve"> HYPERLINK \l _Toc24995 </w:instrText>
+            <w:instrText xml:space="preserve"> HYPERLINK \l _Toc12893 </w:instrText>
           </w:r>
           <w:r>
             <w:rPr>
@@ -1090,7 +1090,7 @@
             <w:fldChar w:fldCharType="begin"/>
           </w:r>
           <w:r>
-            <w:instrText xml:space="preserve"> PAGEREF _Toc24995 \h </w:instrText>
+            <w:instrText xml:space="preserve"> PAGEREF _Toc12893 \h </w:instrText>
           </w:r>
           <w:r>
             <w:fldChar w:fldCharType="separate"/>
@@ -1131,7 +1131,7 @@
               <w:bCs/>
               <w:szCs w:val="24"/>
             </w:rPr>
-            <w:instrText xml:space="preserve"> HYPERLINK \l _Toc12783 </w:instrText>
+            <w:instrText xml:space="preserve"> HYPERLINK \l _Toc9272 </w:instrText>
           </w:r>
           <w:r>
             <w:rPr>
@@ -1151,7 +1151,7 @@
             <w:fldChar w:fldCharType="begin"/>
           </w:r>
           <w:r>
-            <w:instrText xml:space="preserve"> PAGEREF _Toc12783 \h </w:instrText>
+            <w:instrText xml:space="preserve"> PAGEREF _Toc9272 \h </w:instrText>
           </w:r>
           <w:r>
             <w:fldChar w:fldCharType="separate"/>
@@ -1192,7 +1192,7 @@
               <w:bCs/>
               <w:szCs w:val="24"/>
             </w:rPr>
-            <w:instrText xml:space="preserve"> HYPERLINK \l _Toc9646 </w:instrText>
+            <w:instrText xml:space="preserve"> HYPERLINK \l _Toc9684 </w:instrText>
           </w:r>
           <w:r>
             <w:rPr>
@@ -1212,7 +1212,7 @@
             <w:fldChar w:fldCharType="begin"/>
           </w:r>
           <w:r>
-            <w:instrText xml:space="preserve"> PAGEREF _Toc9646 \h </w:instrText>
+            <w:instrText xml:space="preserve"> PAGEREF _Toc9684 \h </w:instrText>
           </w:r>
           <w:r>
             <w:fldChar w:fldCharType="separate"/>
@@ -1253,7 +1253,7 @@
               <w:bCs/>
               <w:szCs w:val="24"/>
             </w:rPr>
-            <w:instrText xml:space="preserve"> HYPERLINK \l _Toc695 </w:instrText>
+            <w:instrText xml:space="preserve"> HYPERLINK \l _Toc28712 </w:instrText>
           </w:r>
           <w:r>
             <w:rPr>
@@ -1273,7 +1273,7 @@
             <w:fldChar w:fldCharType="begin"/>
           </w:r>
           <w:r>
-            <w:instrText xml:space="preserve"> PAGEREF _Toc695 \h </w:instrText>
+            <w:instrText xml:space="preserve"> PAGEREF _Toc28712 \h </w:instrText>
           </w:r>
           <w:r>
             <w:fldChar w:fldCharType="separate"/>
@@ -1314,7 +1314,7 @@
               <w:bCs/>
               <w:szCs w:val="24"/>
             </w:rPr>
-            <w:instrText xml:space="preserve"> HYPERLINK \l _Toc20543 </w:instrText>
+            <w:instrText xml:space="preserve"> HYPERLINK \l _Toc26020 </w:instrText>
           </w:r>
           <w:r>
             <w:rPr>
@@ -1334,7 +1334,7 @@
             <w:fldChar w:fldCharType="begin"/>
           </w:r>
           <w:r>
-            <w:instrText xml:space="preserve"> PAGEREF _Toc20543 \h </w:instrText>
+            <w:instrText xml:space="preserve"> PAGEREF _Toc26020 \h </w:instrText>
           </w:r>
           <w:r>
             <w:fldChar w:fldCharType="separate"/>
@@ -1375,7 +1375,7 @@
               <w:bCs/>
               <w:szCs w:val="24"/>
             </w:rPr>
-            <w:instrText xml:space="preserve"> HYPERLINK \l _Toc20847 </w:instrText>
+            <w:instrText xml:space="preserve"> HYPERLINK \l _Toc502 </w:instrText>
           </w:r>
           <w:r>
             <w:rPr>
@@ -1404,7 +1404,7 @@
             <w:fldChar w:fldCharType="begin"/>
           </w:r>
           <w:r>
-            <w:instrText xml:space="preserve"> PAGEREF _Toc20847 \h </w:instrText>
+            <w:instrText xml:space="preserve"> PAGEREF _Toc502 \h </w:instrText>
           </w:r>
           <w:r>
             <w:fldChar w:fldCharType="separate"/>
@@ -1445,7 +1445,7 @@
               <w:bCs/>
               <w:szCs w:val="24"/>
             </w:rPr>
-            <w:instrText xml:space="preserve"> HYPERLINK \l _Toc2419 </w:instrText>
+            <w:instrText xml:space="preserve"> HYPERLINK \l _Toc2079 </w:instrText>
           </w:r>
           <w:r>
             <w:rPr>
@@ -1471,7 +1471,7 @@
             <w:fldChar w:fldCharType="begin"/>
           </w:r>
           <w:r>
-            <w:instrText xml:space="preserve"> PAGEREF _Toc2419 \h </w:instrText>
+            <w:instrText xml:space="preserve"> PAGEREF _Toc2079 \h </w:instrText>
           </w:r>
           <w:r>
             <w:fldChar w:fldCharType="separate"/>
@@ -1512,7 +1512,7 @@
               <w:bCs/>
               <w:szCs w:val="24"/>
             </w:rPr>
-            <w:instrText xml:space="preserve"> HYPERLINK \l _Toc988 </w:instrText>
+            <w:instrText xml:space="preserve"> HYPERLINK \l _Toc12278 </w:instrText>
           </w:r>
           <w:r>
             <w:rPr>
@@ -1538,7 +1538,7 @@
             <w:fldChar w:fldCharType="begin"/>
           </w:r>
           <w:r>
-            <w:instrText xml:space="preserve"> PAGEREF _Toc988 \h </w:instrText>
+            <w:instrText xml:space="preserve"> PAGEREF _Toc12278 \h </w:instrText>
           </w:r>
           <w:r>
             <w:fldChar w:fldCharType="separate"/>
@@ -1579,7 +1579,7 @@
               <w:bCs/>
               <w:szCs w:val="24"/>
             </w:rPr>
-            <w:instrText xml:space="preserve"> HYPERLINK \l _Toc28080 </w:instrText>
+            <w:instrText xml:space="preserve"> HYPERLINK \l _Toc26217 </w:instrText>
           </w:r>
           <w:r>
             <w:rPr>
@@ -1602,7 +1602,7 @@
             <w:fldChar w:fldCharType="begin"/>
           </w:r>
           <w:r>
-            <w:instrText xml:space="preserve"> PAGEREF _Toc28080 \h </w:instrText>
+            <w:instrText xml:space="preserve"> PAGEREF _Toc26217 \h </w:instrText>
           </w:r>
           <w:r>
             <w:fldChar w:fldCharType="separate"/>
@@ -1643,7 +1643,7 @@
               <w:bCs/>
               <w:szCs w:val="24"/>
             </w:rPr>
-            <w:instrText xml:space="preserve"> HYPERLINK \l _Toc9141 </w:instrText>
+            <w:instrText xml:space="preserve"> HYPERLINK \l _Toc25175 </w:instrText>
           </w:r>
           <w:r>
             <w:rPr>
@@ -1666,7 +1666,7 @@
             <w:fldChar w:fldCharType="begin"/>
           </w:r>
           <w:r>
-            <w:instrText xml:space="preserve"> PAGEREF _Toc9141 \h </w:instrText>
+            <w:instrText xml:space="preserve"> PAGEREF _Toc25175 \h </w:instrText>
           </w:r>
           <w:r>
             <w:fldChar w:fldCharType="separate"/>
@@ -1707,7 +1707,7 @@
               <w:bCs/>
               <w:szCs w:val="24"/>
             </w:rPr>
-            <w:instrText xml:space="preserve"> HYPERLINK \l _Toc27416 </w:instrText>
+            <w:instrText xml:space="preserve"> HYPERLINK \l _Toc21804 </w:instrText>
           </w:r>
           <w:r>
             <w:rPr>
@@ -1727,7 +1727,7 @@
             <w:fldChar w:fldCharType="begin"/>
           </w:r>
           <w:r>
-            <w:instrText xml:space="preserve"> PAGEREF _Toc27416 \h </w:instrText>
+            <w:instrText xml:space="preserve"> PAGEREF _Toc21804 \h </w:instrText>
           </w:r>
           <w:r>
             <w:fldChar w:fldCharType="separate"/>
@@ -1768,7 +1768,7 @@
               <w:bCs/>
               <w:szCs w:val="24"/>
             </w:rPr>
-            <w:instrText xml:space="preserve"> HYPERLINK \l _Toc19665 </w:instrText>
+            <w:instrText xml:space="preserve"> HYPERLINK \l _Toc15238 </w:instrText>
           </w:r>
           <w:r>
             <w:rPr>
@@ -1788,7 +1788,7 @@
             <w:fldChar w:fldCharType="begin"/>
           </w:r>
           <w:r>
-            <w:instrText xml:space="preserve"> PAGEREF _Toc19665 \h </w:instrText>
+            <w:instrText xml:space="preserve"> PAGEREF _Toc15238 \h </w:instrText>
           </w:r>
           <w:r>
             <w:fldChar w:fldCharType="separate"/>
@@ -1829,7 +1829,7 @@
               <w:bCs/>
               <w:szCs w:val="24"/>
             </w:rPr>
-            <w:instrText xml:space="preserve"> HYPERLINK \l _Toc25455 </w:instrText>
+            <w:instrText xml:space="preserve"> HYPERLINK \l _Toc13276 </w:instrText>
           </w:r>
           <w:r>
             <w:rPr>
@@ -1849,7 +1849,7 @@
             <w:fldChar w:fldCharType="begin"/>
           </w:r>
           <w:r>
-            <w:instrText xml:space="preserve"> PAGEREF _Toc25455 \h </w:instrText>
+            <w:instrText xml:space="preserve"> PAGEREF _Toc13276 \h </w:instrText>
           </w:r>
           <w:r>
             <w:fldChar w:fldCharType="separate"/>
@@ -1890,7 +1890,7 @@
               <w:bCs/>
               <w:szCs w:val="24"/>
             </w:rPr>
-            <w:instrText xml:space="preserve"> HYPERLINK \l _Toc487 </w:instrText>
+            <w:instrText xml:space="preserve"> HYPERLINK \l _Toc20701 </w:instrText>
           </w:r>
           <w:r>
             <w:rPr>
@@ -1910,7 +1910,7 @@
             <w:fldChar w:fldCharType="begin"/>
           </w:r>
           <w:r>
-            <w:instrText xml:space="preserve"> PAGEREF _Toc487 \h </w:instrText>
+            <w:instrText xml:space="preserve"> PAGEREF _Toc20701 \h </w:instrText>
           </w:r>
           <w:r>
             <w:fldChar w:fldCharType="separate"/>
@@ -1951,7 +1951,7 @@
               <w:bCs/>
               <w:szCs w:val="24"/>
             </w:rPr>
-            <w:instrText xml:space="preserve"> HYPERLINK \l _Toc32373 </w:instrText>
+            <w:instrText xml:space="preserve"> HYPERLINK \l _Toc3905 </w:instrText>
           </w:r>
           <w:r>
             <w:rPr>
@@ -1971,7 +1971,7 @@
             <w:fldChar w:fldCharType="begin"/>
           </w:r>
           <w:r>
-            <w:instrText xml:space="preserve"> PAGEREF _Toc32373 \h </w:instrText>
+            <w:instrText xml:space="preserve"> PAGEREF _Toc3905 \h </w:instrText>
           </w:r>
           <w:r>
             <w:fldChar w:fldCharType="separate"/>
@@ -2012,7 +2012,7 @@
               <w:bCs/>
               <w:szCs w:val="24"/>
             </w:rPr>
-            <w:instrText xml:space="preserve"> HYPERLINK \l _Toc17432 </w:instrText>
+            <w:instrText xml:space="preserve"> HYPERLINK \l _Toc23953 </w:instrText>
           </w:r>
           <w:r>
             <w:rPr>
@@ -2032,7 +2032,7 @@
             <w:fldChar w:fldCharType="begin"/>
           </w:r>
           <w:r>
-            <w:instrText xml:space="preserve"> PAGEREF _Toc17432 \h </w:instrText>
+            <w:instrText xml:space="preserve"> PAGEREF _Toc23953 \h </w:instrText>
           </w:r>
           <w:r>
             <w:fldChar w:fldCharType="separate"/>
@@ -2073,7 +2073,7 @@
               <w:bCs/>
               <w:szCs w:val="24"/>
             </w:rPr>
-            <w:instrText xml:space="preserve"> HYPERLINK \l _Toc14270 </w:instrText>
+            <w:instrText xml:space="preserve"> HYPERLINK \l _Toc14620 </w:instrText>
           </w:r>
           <w:r>
             <w:rPr>
@@ -2093,7 +2093,7 @@
             <w:fldChar w:fldCharType="begin"/>
           </w:r>
           <w:r>
-            <w:instrText xml:space="preserve"> PAGEREF _Toc14270 \h </w:instrText>
+            <w:instrText xml:space="preserve"> PAGEREF _Toc14620 \h </w:instrText>
           </w:r>
           <w:r>
             <w:fldChar w:fldCharType="separate"/>
@@ -2134,7 +2134,7 @@
               <w:bCs/>
               <w:szCs w:val="24"/>
             </w:rPr>
-            <w:instrText xml:space="preserve"> HYPERLINK \l _Toc27598 </w:instrText>
+            <w:instrText xml:space="preserve"> HYPERLINK \l _Toc27192 </w:instrText>
           </w:r>
           <w:r>
             <w:rPr>
@@ -2154,7 +2154,7 @@
             <w:fldChar w:fldCharType="begin"/>
           </w:r>
           <w:r>
-            <w:instrText xml:space="preserve"> PAGEREF _Toc27598 \h </w:instrText>
+            <w:instrText xml:space="preserve"> PAGEREF _Toc27192 \h </w:instrText>
           </w:r>
           <w:r>
             <w:fldChar w:fldCharType="separate"/>
@@ -2195,7 +2195,7 @@
               <w:bCs/>
               <w:szCs w:val="24"/>
             </w:rPr>
-            <w:instrText xml:space="preserve"> HYPERLINK \l _Toc19593 </w:instrText>
+            <w:instrText xml:space="preserve"> HYPERLINK \l _Toc1568 </w:instrText>
           </w:r>
           <w:r>
             <w:rPr>
@@ -2215,7 +2215,7 @@
             <w:fldChar w:fldCharType="begin"/>
           </w:r>
           <w:r>
-            <w:instrText xml:space="preserve"> PAGEREF _Toc19593 \h </w:instrText>
+            <w:instrText xml:space="preserve"> PAGEREF _Toc1568 \h </w:instrText>
           </w:r>
           <w:r>
             <w:fldChar w:fldCharType="separate"/>
@@ -2256,7 +2256,7 @@
               <w:bCs/>
               <w:szCs w:val="24"/>
             </w:rPr>
-            <w:instrText xml:space="preserve"> HYPERLINK \l _Toc30150 </w:instrText>
+            <w:instrText xml:space="preserve"> HYPERLINK \l _Toc30049 </w:instrText>
           </w:r>
           <w:r>
             <w:rPr>
@@ -2276,7 +2276,7 @@
             <w:fldChar w:fldCharType="begin"/>
           </w:r>
           <w:r>
-            <w:instrText xml:space="preserve"> PAGEREF _Toc30150 \h </w:instrText>
+            <w:instrText xml:space="preserve"> PAGEREF _Toc30049 \h </w:instrText>
           </w:r>
           <w:r>
             <w:fldChar w:fldCharType="separate"/>
@@ -2317,7 +2317,7 @@
               <w:bCs/>
               <w:szCs w:val="24"/>
             </w:rPr>
-            <w:instrText xml:space="preserve"> HYPERLINK \l _Toc4400 </w:instrText>
+            <w:instrText xml:space="preserve"> HYPERLINK \l _Toc11423 </w:instrText>
           </w:r>
           <w:r>
             <w:rPr>
@@ -2337,7 +2337,7 @@
             <w:fldChar w:fldCharType="begin"/>
           </w:r>
           <w:r>
-            <w:instrText xml:space="preserve"> PAGEREF _Toc4400 \h </w:instrText>
+            <w:instrText xml:space="preserve"> PAGEREF _Toc11423 \h </w:instrText>
           </w:r>
           <w:r>
             <w:fldChar w:fldCharType="separate"/>
@@ -2378,7 +2378,7 @@
               <w:bCs/>
               <w:szCs w:val="24"/>
             </w:rPr>
-            <w:instrText xml:space="preserve"> HYPERLINK \l _Toc19775 </w:instrText>
+            <w:instrText xml:space="preserve"> HYPERLINK \l _Toc19991 </w:instrText>
           </w:r>
           <w:r>
             <w:rPr>
@@ -2398,7 +2398,7 @@
             <w:fldChar w:fldCharType="begin"/>
           </w:r>
           <w:r>
-            <w:instrText xml:space="preserve"> PAGEREF _Toc19775 \h </w:instrText>
+            <w:instrText xml:space="preserve"> PAGEREF _Toc19991 \h </w:instrText>
           </w:r>
           <w:r>
             <w:fldChar w:fldCharType="separate"/>
@@ -2439,7 +2439,7 @@
               <w:bCs/>
               <w:szCs w:val="24"/>
             </w:rPr>
-            <w:instrText xml:space="preserve"> HYPERLINK \l _Toc13085 </w:instrText>
+            <w:instrText xml:space="preserve"> HYPERLINK \l _Toc20876 </w:instrText>
           </w:r>
           <w:r>
             <w:rPr>
@@ -2459,7 +2459,7 @@
             <w:fldChar w:fldCharType="begin"/>
           </w:r>
           <w:r>
-            <w:instrText xml:space="preserve"> PAGEREF _Toc13085 \h </w:instrText>
+            <w:instrText xml:space="preserve"> PAGEREF _Toc20876 \h </w:instrText>
           </w:r>
           <w:r>
             <w:fldChar w:fldCharType="separate"/>
@@ -2500,7 +2500,7 @@
               <w:bCs/>
               <w:szCs w:val="24"/>
             </w:rPr>
-            <w:instrText xml:space="preserve"> HYPERLINK \l _Toc9365 </w:instrText>
+            <w:instrText xml:space="preserve"> HYPERLINK \l _Toc5953 </w:instrText>
           </w:r>
           <w:r>
             <w:rPr>
@@ -2520,13 +2520,13 @@
             <w:fldChar w:fldCharType="begin"/>
           </w:r>
           <w:r>
-            <w:instrText xml:space="preserve"> PAGEREF _Toc9365 \h </w:instrText>
+            <w:instrText xml:space="preserve"> PAGEREF _Toc5953 \h </w:instrText>
           </w:r>
           <w:r>
             <w:fldChar w:fldCharType="separate"/>
           </w:r>
           <w:r>
-            <w:t>7</w:t>
+            <w:t>8</w:t>
           </w:r>
           <w:r>
             <w:fldChar w:fldCharType="end"/>
@@ -2561,7 +2561,7 @@
               <w:bCs/>
               <w:szCs w:val="24"/>
             </w:rPr>
-            <w:instrText xml:space="preserve"> HYPERLINK \l _Toc21355 </w:instrText>
+            <w:instrText xml:space="preserve"> HYPERLINK \l _Toc32467 </w:instrText>
           </w:r>
           <w:r>
             <w:rPr>
@@ -2581,13 +2581,13 @@
             <w:fldChar w:fldCharType="begin"/>
           </w:r>
           <w:r>
-            <w:instrText xml:space="preserve"> PAGEREF _Toc21355 \h </w:instrText>
+            <w:instrText xml:space="preserve"> PAGEREF _Toc32467 \h </w:instrText>
           </w:r>
           <w:r>
             <w:fldChar w:fldCharType="separate"/>
           </w:r>
           <w:r>
-            <w:t>7</w:t>
+            <w:t>8</w:t>
           </w:r>
           <w:r>
             <w:fldChar w:fldCharType="end"/>
@@ -2622,7 +2622,7 @@
               <w:bCs/>
               <w:szCs w:val="24"/>
             </w:rPr>
-            <w:instrText xml:space="preserve"> HYPERLINK \l _Toc14298 </w:instrText>
+            <w:instrText xml:space="preserve"> HYPERLINK \l _Toc25406 </w:instrText>
           </w:r>
           <w:r>
             <w:rPr>
@@ -2642,7 +2642,7 @@
             <w:fldChar w:fldCharType="begin"/>
           </w:r>
           <w:r>
-            <w:instrText xml:space="preserve"> PAGEREF _Toc14298 \h </w:instrText>
+            <w:instrText xml:space="preserve"> PAGEREF _Toc25406 \h </w:instrText>
           </w:r>
           <w:r>
             <w:fldChar w:fldCharType="separate"/>
@@ -2683,7 +2683,7 @@
               <w:bCs/>
               <w:szCs w:val="24"/>
             </w:rPr>
-            <w:instrText xml:space="preserve"> HYPERLINK \l _Toc1956 </w:instrText>
+            <w:instrText xml:space="preserve"> HYPERLINK \l _Toc21770 </w:instrText>
           </w:r>
           <w:r>
             <w:rPr>
@@ -2703,7 +2703,7 @@
             <w:fldChar w:fldCharType="begin"/>
           </w:r>
           <w:r>
-            <w:instrText xml:space="preserve"> PAGEREF _Toc1956 \h </w:instrText>
+            <w:instrText xml:space="preserve"> PAGEREF _Toc21770 \h </w:instrText>
           </w:r>
           <w:r>
             <w:fldChar w:fldCharType="separate"/>
@@ -2744,7 +2744,7 @@
               <w:bCs/>
               <w:szCs w:val="24"/>
             </w:rPr>
-            <w:instrText xml:space="preserve"> HYPERLINK \l _Toc28980 </w:instrText>
+            <w:instrText xml:space="preserve"> HYPERLINK \l _Toc4402 </w:instrText>
           </w:r>
           <w:r>
             <w:rPr>
@@ -2764,13 +2764,13 @@
             <w:fldChar w:fldCharType="begin"/>
           </w:r>
           <w:r>
-            <w:instrText xml:space="preserve"> PAGEREF _Toc28980 \h </w:instrText>
+            <w:instrText xml:space="preserve"> PAGEREF _Toc4402 \h </w:instrText>
           </w:r>
           <w:r>
             <w:fldChar w:fldCharType="separate"/>
           </w:r>
           <w:r>
-            <w:t>9</w:t>
+            <w:t>10</w:t>
           </w:r>
           <w:r>
             <w:fldChar w:fldCharType="end"/>
@@ -2805,7 +2805,7 @@
               <w:bCs/>
               <w:szCs w:val="24"/>
             </w:rPr>
-            <w:instrText xml:space="preserve"> HYPERLINK \l _Toc31021 </w:instrText>
+            <w:instrText xml:space="preserve"> HYPERLINK \l _Toc7173 </w:instrText>
           </w:r>
           <w:r>
             <w:rPr>
@@ -2828,13 +2828,13 @@
             <w:fldChar w:fldCharType="begin"/>
           </w:r>
           <w:r>
-            <w:instrText xml:space="preserve"> PAGEREF _Toc31021 \h </w:instrText>
+            <w:instrText xml:space="preserve"> PAGEREF _Toc7173 \h </w:instrText>
           </w:r>
           <w:r>
             <w:fldChar w:fldCharType="separate"/>
           </w:r>
           <w:r>
-            <w:t>9</w:t>
+            <w:t>10</w:t>
           </w:r>
           <w:r>
             <w:fldChar w:fldCharType="end"/>
@@ -2869,7 +2869,7 @@
               <w:bCs/>
               <w:szCs w:val="24"/>
             </w:rPr>
-            <w:instrText xml:space="preserve"> HYPERLINK \l _Toc25848 </w:instrText>
+            <w:instrText xml:space="preserve"> HYPERLINK \l _Toc8664 </w:instrText>
           </w:r>
           <w:r>
             <w:rPr>
@@ -2889,13 +2889,13 @@
             <w:fldChar w:fldCharType="begin"/>
           </w:r>
           <w:r>
-            <w:instrText xml:space="preserve"> PAGEREF _Toc25848 \h </w:instrText>
+            <w:instrText xml:space="preserve"> PAGEREF _Toc8664 \h </w:instrText>
           </w:r>
           <w:r>
             <w:fldChar w:fldCharType="separate"/>
           </w:r>
           <w:r>
-            <w:t>10</w:t>
+            <w:t>11</w:t>
           </w:r>
           <w:r>
             <w:fldChar w:fldCharType="end"/>
@@ -2930,7 +2930,7 @@
               <w:bCs/>
               <w:szCs w:val="24"/>
             </w:rPr>
-            <w:instrText xml:space="preserve"> HYPERLINK \l _Toc24934 </w:instrText>
+            <w:instrText xml:space="preserve"> HYPERLINK \l _Toc12517 </w:instrText>
           </w:r>
           <w:r>
             <w:rPr>
@@ -2953,13 +2953,13 @@
             <w:fldChar w:fldCharType="begin"/>
           </w:r>
           <w:r>
-            <w:instrText xml:space="preserve"> PAGEREF _Toc24934 \h </w:instrText>
+            <w:instrText xml:space="preserve"> PAGEREF _Toc12517 \h </w:instrText>
           </w:r>
           <w:r>
             <w:fldChar w:fldCharType="separate"/>
           </w:r>
           <w:r>
-            <w:t>10</w:t>
+            <w:t>11</w:t>
           </w:r>
           <w:r>
             <w:fldChar w:fldCharType="end"/>
@@ -2994,7 +2994,7 @@
               <w:bCs/>
               <w:szCs w:val="24"/>
             </w:rPr>
-            <w:instrText xml:space="preserve"> HYPERLINK \l _Toc3041 </w:instrText>
+            <w:instrText xml:space="preserve"> HYPERLINK \l _Toc10207 </w:instrText>
           </w:r>
           <w:r>
             <w:rPr>
@@ -3017,13 +3017,13 @@
             <w:fldChar w:fldCharType="begin"/>
           </w:r>
           <w:r>
-            <w:instrText xml:space="preserve"> PAGEREF _Toc3041 \h </w:instrText>
+            <w:instrText xml:space="preserve"> PAGEREF _Toc10207 \h </w:instrText>
           </w:r>
           <w:r>
             <w:fldChar w:fldCharType="separate"/>
           </w:r>
           <w:r>
-            <w:t>11</w:t>
+            <w:t>12</w:t>
           </w:r>
           <w:r>
             <w:fldChar w:fldCharType="end"/>
@@ -3058,7 +3058,7 @@
               <w:bCs/>
               <w:szCs w:val="24"/>
             </w:rPr>
-            <w:instrText xml:space="preserve"> HYPERLINK \l _Toc20365 </w:instrText>
+            <w:instrText xml:space="preserve"> HYPERLINK \l _Toc1411 </w:instrText>
           </w:r>
           <w:r>
             <w:rPr>
@@ -3078,13 +3078,13 @@
             <w:fldChar w:fldCharType="begin"/>
           </w:r>
           <w:r>
-            <w:instrText xml:space="preserve"> PAGEREF _Toc20365 \h </w:instrText>
+            <w:instrText xml:space="preserve"> PAGEREF _Toc1411 \h </w:instrText>
           </w:r>
           <w:r>
             <w:fldChar w:fldCharType="separate"/>
           </w:r>
           <w:r>
-            <w:t>12</w:t>
+            <w:t>13</w:t>
           </w:r>
           <w:r>
             <w:fldChar w:fldCharType="end"/>
@@ -3119,7 +3119,7 @@
               <w:bCs/>
               <w:szCs w:val="24"/>
             </w:rPr>
-            <w:instrText xml:space="preserve"> HYPERLINK \l _Toc5086 </w:instrText>
+            <w:instrText xml:space="preserve"> HYPERLINK \l _Toc22543 </w:instrText>
           </w:r>
           <w:r>
             <w:rPr>
@@ -3139,13 +3139,13 @@
             <w:fldChar w:fldCharType="begin"/>
           </w:r>
           <w:r>
-            <w:instrText xml:space="preserve"> PAGEREF _Toc5086 \h </w:instrText>
+            <w:instrText xml:space="preserve"> PAGEREF _Toc22543 \h </w:instrText>
           </w:r>
           <w:r>
             <w:fldChar w:fldCharType="separate"/>
           </w:r>
           <w:r>
-            <w:t>12</w:t>
+            <w:t>13</w:t>
           </w:r>
           <w:r>
             <w:fldChar w:fldCharType="end"/>
@@ -3180,7 +3180,7 @@
               <w:bCs/>
               <w:szCs w:val="24"/>
             </w:rPr>
-            <w:instrText xml:space="preserve"> HYPERLINK \l _Toc20189 </w:instrText>
+            <w:instrText xml:space="preserve"> HYPERLINK \l _Toc17524 </w:instrText>
           </w:r>
           <w:r>
             <w:rPr>
@@ -3200,13 +3200,13 @@
             <w:fldChar w:fldCharType="begin"/>
           </w:r>
           <w:r>
-            <w:instrText xml:space="preserve"> PAGEREF _Toc20189 \h </w:instrText>
+            <w:instrText xml:space="preserve"> PAGEREF _Toc17524 \h </w:instrText>
           </w:r>
           <w:r>
             <w:fldChar w:fldCharType="separate"/>
           </w:r>
           <w:r>
-            <w:t>15</w:t>
+            <w:t>16</w:t>
           </w:r>
           <w:r>
             <w:fldChar w:fldCharType="end"/>
@@ -3241,7 +3241,7 @@
               <w:bCs/>
               <w:szCs w:val="24"/>
             </w:rPr>
-            <w:instrText xml:space="preserve"> HYPERLINK \l _Toc9274 </w:instrText>
+            <w:instrText xml:space="preserve"> HYPERLINK \l _Toc8147 </w:instrText>
           </w:r>
           <w:r>
             <w:rPr>
@@ -3261,13 +3261,13 @@
             <w:fldChar w:fldCharType="begin"/>
           </w:r>
           <w:r>
-            <w:instrText xml:space="preserve"> PAGEREF _Toc9274 \h </w:instrText>
+            <w:instrText xml:space="preserve"> PAGEREF _Toc8147 \h </w:instrText>
           </w:r>
           <w:r>
             <w:fldChar w:fldCharType="separate"/>
           </w:r>
           <w:r>
-            <w:t>20</w:t>
+            <w:t>21</w:t>
           </w:r>
           <w:r>
             <w:fldChar w:fldCharType="end"/>
@@ -3302,7 +3302,7 @@
               <w:bCs/>
               <w:szCs w:val="24"/>
             </w:rPr>
-            <w:instrText xml:space="preserve"> HYPERLINK \l _Toc30340 </w:instrText>
+            <w:instrText xml:space="preserve"> HYPERLINK \l _Toc1533 </w:instrText>
           </w:r>
           <w:r>
             <w:rPr>
@@ -3322,13 +3322,13 @@
             <w:fldChar w:fldCharType="begin"/>
           </w:r>
           <w:r>
-            <w:instrText xml:space="preserve"> PAGEREF _Toc30340 \h </w:instrText>
+            <w:instrText xml:space="preserve"> PAGEREF _Toc1533 \h </w:instrText>
           </w:r>
           <w:r>
             <w:fldChar w:fldCharType="separate"/>
           </w:r>
           <w:r>
-            <w:t>20</w:t>
+            <w:t>21</w:t>
           </w:r>
           <w:r>
             <w:fldChar w:fldCharType="end"/>
@@ -3363,7 +3363,7 @@
               <w:bCs/>
               <w:szCs w:val="24"/>
             </w:rPr>
-            <w:instrText xml:space="preserve"> HYPERLINK \l _Toc6199 </w:instrText>
+            <w:instrText xml:space="preserve"> HYPERLINK \l _Toc7387 </w:instrText>
           </w:r>
           <w:r>
             <w:rPr>
@@ -3386,13 +3386,13 @@
             <w:fldChar w:fldCharType="begin"/>
           </w:r>
           <w:r>
-            <w:instrText xml:space="preserve"> PAGEREF _Toc6199 \h </w:instrText>
+            <w:instrText xml:space="preserve"> PAGEREF _Toc7387 \h </w:instrText>
           </w:r>
           <w:r>
             <w:fldChar w:fldCharType="separate"/>
           </w:r>
           <w:r>
-            <w:t>20</w:t>
+            <w:t>21</w:t>
           </w:r>
           <w:r>
             <w:fldChar w:fldCharType="end"/>
@@ -3427,7 +3427,7 @@
               <w:bCs/>
               <w:szCs w:val="24"/>
             </w:rPr>
-            <w:instrText xml:space="preserve"> HYPERLINK \l _Toc31327 </w:instrText>
+            <w:instrText xml:space="preserve"> HYPERLINK \l _Toc9631 </w:instrText>
           </w:r>
           <w:r>
             <w:rPr>
@@ -3451,13 +3451,13 @@
             <w:fldChar w:fldCharType="begin"/>
           </w:r>
           <w:r>
-            <w:instrText xml:space="preserve"> PAGEREF _Toc31327 \h </w:instrText>
+            <w:instrText xml:space="preserve"> PAGEREF _Toc9631 \h </w:instrText>
           </w:r>
           <w:r>
             <w:fldChar w:fldCharType="separate"/>
           </w:r>
           <w:r>
-            <w:t>21</w:t>
+            <w:t>22</w:t>
           </w:r>
           <w:r>
             <w:fldChar w:fldCharType="end"/>
@@ -3492,7 +3492,7 @@
               <w:bCs/>
               <w:szCs w:val="24"/>
             </w:rPr>
-            <w:instrText xml:space="preserve"> HYPERLINK \l _Toc2896 </w:instrText>
+            <w:instrText xml:space="preserve"> HYPERLINK \l _Toc26346 </w:instrText>
           </w:r>
           <w:r>
             <w:rPr>
@@ -3516,13 +3516,13 @@
             <w:fldChar w:fldCharType="begin"/>
           </w:r>
           <w:r>
-            <w:instrText xml:space="preserve"> PAGEREF _Toc2896 \h </w:instrText>
+            <w:instrText xml:space="preserve"> PAGEREF _Toc26346 \h </w:instrText>
           </w:r>
           <w:r>
             <w:fldChar w:fldCharType="separate"/>
           </w:r>
           <w:r>
-            <w:t>22</w:t>
+            <w:t>23</w:t>
           </w:r>
           <w:r>
             <w:fldChar w:fldCharType="end"/>
@@ -3557,7 +3557,7 @@
               <w:bCs/>
               <w:szCs w:val="24"/>
             </w:rPr>
-            <w:instrText xml:space="preserve"> HYPERLINK \l _Toc19115 </w:instrText>
+            <w:instrText xml:space="preserve"> HYPERLINK \l _Toc1329 </w:instrText>
           </w:r>
           <w:r>
             <w:rPr>
@@ -3580,13 +3580,13 @@
             <w:fldChar w:fldCharType="begin"/>
           </w:r>
           <w:r>
-            <w:instrText xml:space="preserve"> PAGEREF _Toc19115 \h </w:instrText>
+            <w:instrText xml:space="preserve"> PAGEREF _Toc1329 \h </w:instrText>
           </w:r>
           <w:r>
             <w:fldChar w:fldCharType="separate"/>
           </w:r>
           <w:r>
-            <w:t>23</w:t>
+            <w:t>24</w:t>
           </w:r>
           <w:r>
             <w:fldChar w:fldCharType="end"/>
@@ -3621,7 +3621,7 @@
               <w:bCs/>
               <w:szCs w:val="24"/>
             </w:rPr>
-            <w:instrText xml:space="preserve"> HYPERLINK \l _Toc11457 </w:instrText>
+            <w:instrText xml:space="preserve"> HYPERLINK \l _Toc25879 </w:instrText>
           </w:r>
           <w:r>
             <w:rPr>
@@ -3644,13 +3644,13 @@
             <w:fldChar w:fldCharType="begin"/>
           </w:r>
           <w:r>
-            <w:instrText xml:space="preserve"> PAGEREF _Toc11457 \h </w:instrText>
+            <w:instrText xml:space="preserve"> PAGEREF _Toc25879 \h </w:instrText>
           </w:r>
           <w:r>
             <w:fldChar w:fldCharType="separate"/>
           </w:r>
           <w:r>
-            <w:t>24</w:t>
+            <w:t>25</w:t>
           </w:r>
           <w:r>
             <w:fldChar w:fldCharType="end"/>
@@ -3685,7 +3685,7 @@
               <w:bCs/>
               <w:szCs w:val="24"/>
             </w:rPr>
-            <w:instrText xml:space="preserve"> HYPERLINK \l _Toc510 </w:instrText>
+            <w:instrText xml:space="preserve"> HYPERLINK \l _Toc12704 </w:instrText>
           </w:r>
           <w:r>
             <w:rPr>
@@ -3709,13 +3709,13 @@
             <w:fldChar w:fldCharType="begin"/>
           </w:r>
           <w:r>
-            <w:instrText xml:space="preserve"> PAGEREF _Toc510 \h </w:instrText>
+            <w:instrText xml:space="preserve"> PAGEREF _Toc12704 \h </w:instrText>
           </w:r>
           <w:r>
             <w:fldChar w:fldCharType="separate"/>
           </w:r>
           <w:r>
-            <w:t>25</w:t>
+            <w:t>26</w:t>
           </w:r>
           <w:r>
             <w:fldChar w:fldCharType="end"/>
@@ -3750,7 +3750,7 @@
               <w:bCs/>
               <w:szCs w:val="24"/>
             </w:rPr>
-            <w:instrText xml:space="preserve"> HYPERLINK \l _Toc15358 </w:instrText>
+            <w:instrText xml:space="preserve"> HYPERLINK \l _Toc29189 </w:instrText>
           </w:r>
           <w:r>
             <w:rPr>
@@ -3774,13 +3774,13 @@
             <w:fldChar w:fldCharType="begin"/>
           </w:r>
           <w:r>
-            <w:instrText xml:space="preserve"> PAGEREF _Toc15358 \h </w:instrText>
+            <w:instrText xml:space="preserve"> PAGEREF _Toc29189 \h </w:instrText>
           </w:r>
           <w:r>
             <w:fldChar w:fldCharType="separate"/>
           </w:r>
           <w:r>
-            <w:t>25</w:t>
+            <w:t>26</w:t>
           </w:r>
           <w:r>
             <w:fldChar w:fldCharType="end"/>
@@ -3815,7 +3815,7 @@
               <w:bCs/>
               <w:szCs w:val="24"/>
             </w:rPr>
-            <w:instrText xml:space="preserve"> HYPERLINK \l _Toc7238 </w:instrText>
+            <w:instrText xml:space="preserve"> HYPERLINK \l _Toc16072 </w:instrText>
           </w:r>
           <w:r>
             <w:rPr>
@@ -3839,13 +3839,13 @@
             <w:fldChar w:fldCharType="begin"/>
           </w:r>
           <w:r>
-            <w:instrText xml:space="preserve"> PAGEREF _Toc7238 \h </w:instrText>
+            <w:instrText xml:space="preserve"> PAGEREF _Toc16072 \h </w:instrText>
           </w:r>
           <w:r>
             <w:fldChar w:fldCharType="separate"/>
           </w:r>
           <w:r>
-            <w:t>25</w:t>
+            <w:t>26</w:t>
           </w:r>
           <w:r>
             <w:fldChar w:fldCharType="end"/>
@@ -3880,7 +3880,7 @@
               <w:bCs/>
               <w:szCs w:val="24"/>
             </w:rPr>
-            <w:instrText xml:space="preserve"> HYPERLINK \l _Toc24134 </w:instrText>
+            <w:instrText xml:space="preserve"> HYPERLINK \l _Toc28378 </w:instrText>
           </w:r>
           <w:r>
             <w:rPr>
@@ -3904,13 +3904,13 @@
             <w:fldChar w:fldCharType="begin"/>
           </w:r>
           <w:r>
-            <w:instrText xml:space="preserve"> PAGEREF _Toc24134 \h </w:instrText>
+            <w:instrText xml:space="preserve"> PAGEREF _Toc28378 \h </w:instrText>
           </w:r>
           <w:r>
             <w:fldChar w:fldCharType="separate"/>
           </w:r>
           <w:r>
-            <w:t>25</w:t>
+            <w:t>26</w:t>
           </w:r>
           <w:r>
             <w:fldChar w:fldCharType="end"/>
@@ -3945,7 +3945,7 @@
               <w:bCs/>
               <w:szCs w:val="24"/>
             </w:rPr>
-            <w:instrText xml:space="preserve"> HYPERLINK \l _Toc1709 </w:instrText>
+            <w:instrText xml:space="preserve"> HYPERLINK \l _Toc6919 </w:instrText>
           </w:r>
           <w:r>
             <w:rPr>
@@ -3965,13 +3965,13 @@
             <w:fldChar w:fldCharType="begin"/>
           </w:r>
           <w:r>
-            <w:instrText xml:space="preserve"> PAGEREF _Toc1709 \h </w:instrText>
+            <w:instrText xml:space="preserve"> PAGEREF _Toc6919 \h </w:instrText>
           </w:r>
           <w:r>
             <w:fldChar w:fldCharType="separate"/>
           </w:r>
           <w:r>
-            <w:t>25</w:t>
+            <w:t>26</w:t>
           </w:r>
           <w:r>
             <w:fldChar w:fldCharType="end"/>
@@ -4006,7 +4006,7 @@
               <w:bCs/>
               <w:szCs w:val="24"/>
             </w:rPr>
-            <w:instrText xml:space="preserve"> HYPERLINK \l _Toc15737 </w:instrText>
+            <w:instrText xml:space="preserve"> HYPERLINK \l _Toc8962 </w:instrText>
           </w:r>
           <w:r>
             <w:rPr>
@@ -4030,13 +4030,13 @@
             <w:fldChar w:fldCharType="begin"/>
           </w:r>
           <w:r>
-            <w:instrText xml:space="preserve"> PAGEREF _Toc15737 \h </w:instrText>
+            <w:instrText xml:space="preserve"> PAGEREF _Toc8962 \h </w:instrText>
           </w:r>
           <w:r>
             <w:fldChar w:fldCharType="separate"/>
           </w:r>
           <w:r>
-            <w:t>33</w:t>
+            <w:t>34</w:t>
           </w:r>
           <w:r>
             <w:fldChar w:fldCharType="end"/>
@@ -4071,7 +4071,7 @@
               <w:bCs/>
               <w:szCs w:val="24"/>
             </w:rPr>
-            <w:instrText xml:space="preserve"> HYPERLINK \l _Toc22402 </w:instrText>
+            <w:instrText xml:space="preserve"> HYPERLINK \l _Toc24698 </w:instrText>
           </w:r>
           <w:r>
             <w:rPr>
@@ -4095,13 +4095,13 @@
             <w:fldChar w:fldCharType="begin"/>
           </w:r>
           <w:r>
-            <w:instrText xml:space="preserve"> PAGEREF _Toc22402 \h </w:instrText>
+            <w:instrText xml:space="preserve"> PAGEREF _Toc24698 \h </w:instrText>
           </w:r>
           <w:r>
             <w:fldChar w:fldCharType="separate"/>
           </w:r>
           <w:r>
-            <w:t>34</w:t>
+            <w:t>35</w:t>
           </w:r>
           <w:r>
             <w:fldChar w:fldCharType="end"/>
@@ -4136,7 +4136,7 @@
               <w:bCs/>
               <w:szCs w:val="24"/>
             </w:rPr>
-            <w:instrText xml:space="preserve"> HYPERLINK \l _Toc8910 </w:instrText>
+            <w:instrText xml:space="preserve"> HYPERLINK \l _Toc30468 </w:instrText>
           </w:r>
           <w:r>
             <w:rPr>
@@ -4148,6 +4148,71 @@
           </w:r>
           <w:r>
             <w:rPr>
+              <w:rFonts w:hint="eastAsia"/>
+              <w:lang w:val="en-US" w:eastAsia="zh-CN"/>
+            </w:rPr>
+            <w:t>6.7安全性测试</w:t>
+          </w:r>
+          <w:r>
+            <w:tab/>
+          </w:r>
+          <w:r>
+            <w:fldChar w:fldCharType="begin"/>
+          </w:r>
+          <w:r>
+            <w:instrText xml:space="preserve"> PAGEREF _Toc30468 \h </w:instrText>
+          </w:r>
+          <w:r>
+            <w:fldChar w:fldCharType="separate"/>
+          </w:r>
+          <w:r>
+            <w:t>35</w:t>
+          </w:r>
+          <w:r>
+            <w:fldChar w:fldCharType="end"/>
+          </w:r>
+          <w:r>
+            <w:rPr>
+              <w:rFonts w:hint="eastAsia" w:ascii="黑体" w:hAnsi="黑体" w:eastAsia="黑体" w:cs="黑体"/>
+              <w:bCs/>
+              <w:szCs w:val="24"/>
+            </w:rPr>
+            <w:fldChar w:fldCharType="end"/>
+          </w:r>
+        </w:p>
+        <w:p>
+          <w:pPr>
+            <w:pStyle w:val="17"/>
+            <w:tabs>
+              <w:tab w:val="right" w:leader="dot" w:pos="8306"/>
+            </w:tabs>
+          </w:pPr>
+          <w:r>
+            <w:rPr>
+              <w:rFonts w:hint="eastAsia" w:ascii="黑体" w:hAnsi="黑体" w:eastAsia="黑体" w:cs="黑体"/>
+              <w:bCs/>
+              <w:szCs w:val="24"/>
+            </w:rPr>
+            <w:fldChar w:fldCharType="begin"/>
+          </w:r>
+          <w:r>
+            <w:rPr>
+              <w:rFonts w:hint="eastAsia" w:ascii="黑体" w:hAnsi="黑体" w:eastAsia="黑体" w:cs="黑体"/>
+              <w:bCs/>
+              <w:szCs w:val="24"/>
+            </w:rPr>
+            <w:instrText xml:space="preserve"> HYPERLINK \l _Toc6401 </w:instrText>
+          </w:r>
+          <w:r>
+            <w:rPr>
+              <w:rFonts w:hint="eastAsia" w:ascii="黑体" w:hAnsi="黑体" w:eastAsia="黑体" w:cs="黑体"/>
+              <w:bCs/>
+              <w:szCs w:val="24"/>
+            </w:rPr>
+            <w:fldChar w:fldCharType="separate"/>
+          </w:r>
+          <w:r>
+            <w:rPr>
               <w:rFonts w:hint="default"/>
             </w:rPr>
             <w:t>6.</w:t>
@@ -4157,7 +4222,7 @@
               <w:rFonts w:hint="eastAsia"/>
               <w:lang w:val="en-US" w:eastAsia="zh-CN"/>
             </w:rPr>
-            <w:t>7</w:t>
+            <w:t>8</w:t>
           </w:r>
           <w:r>
             <w:rPr>
@@ -4172,13 +4237,13 @@
             <w:fldChar w:fldCharType="begin"/>
           </w:r>
           <w:r>
-            <w:instrText xml:space="preserve"> PAGEREF _Toc8910 \h </w:instrText>
+            <w:instrText xml:space="preserve"> PAGEREF _Toc6401 \h </w:instrText>
           </w:r>
           <w:r>
             <w:fldChar w:fldCharType="separate"/>
           </w:r>
           <w:r>
-            <w:t>34</w:t>
+            <w:t>36</w:t>
           </w:r>
           <w:r>
             <w:fldChar w:fldCharType="end"/>
@@ -4213,7 +4278,7 @@
               <w:bCs/>
               <w:szCs w:val="24"/>
             </w:rPr>
-            <w:instrText xml:space="preserve"> HYPERLINK \l _Toc13988 </w:instrText>
+            <w:instrText xml:space="preserve"> HYPERLINK \l _Toc19180 </w:instrText>
           </w:r>
           <w:r>
             <w:rPr>
@@ -4236,13 +4301,13 @@
             <w:fldChar w:fldCharType="begin"/>
           </w:r>
           <w:r>
-            <w:instrText xml:space="preserve"> PAGEREF _Toc13988 \h </w:instrText>
+            <w:instrText xml:space="preserve"> PAGEREF _Toc19180 \h </w:instrText>
           </w:r>
           <w:r>
             <w:fldChar w:fldCharType="separate"/>
           </w:r>
           <w:r>
-            <w:t>35</w:t>
+            <w:t>37</w:t>
           </w:r>
           <w:r>
             <w:fldChar w:fldCharType="end"/>
@@ -4277,7 +4342,7 @@
               <w:bCs/>
               <w:szCs w:val="24"/>
             </w:rPr>
-            <w:instrText xml:space="preserve"> HYPERLINK \l _Toc5159 </w:instrText>
+            <w:instrText xml:space="preserve"> HYPERLINK \l _Toc21369 </w:instrText>
           </w:r>
           <w:r>
             <w:rPr>
@@ -4301,13 +4366,13 @@
             <w:fldChar w:fldCharType="begin"/>
           </w:r>
           <w:r>
-            <w:instrText xml:space="preserve"> PAGEREF _Toc5159 \h </w:instrText>
+            <w:instrText xml:space="preserve"> PAGEREF _Toc21369 \h </w:instrText>
           </w:r>
           <w:r>
             <w:fldChar w:fldCharType="separate"/>
           </w:r>
           <w:r>
-            <w:t>36</w:t>
+            <w:t>38</w:t>
           </w:r>
           <w:r>
             <w:fldChar w:fldCharType="end"/>
@@ -4342,7 +4407,7 @@
               <w:bCs/>
               <w:szCs w:val="24"/>
             </w:rPr>
-            <w:instrText xml:space="preserve"> HYPERLINK \l _Toc507 </w:instrText>
+            <w:instrText xml:space="preserve"> HYPERLINK \l _Toc27927 </w:instrText>
           </w:r>
           <w:r>
             <w:rPr>
@@ -4366,13 +4431,13 @@
             <w:fldChar w:fldCharType="begin"/>
           </w:r>
           <w:r>
-            <w:instrText xml:space="preserve"> PAGEREF _Toc507 \h </w:instrText>
+            <w:instrText xml:space="preserve"> PAGEREF _Toc27927 \h </w:instrText>
           </w:r>
           <w:r>
             <w:fldChar w:fldCharType="separate"/>
           </w:r>
           <w:r>
-            <w:t>37</w:t>
+            <w:t>39</w:t>
           </w:r>
           <w:r>
             <w:fldChar w:fldCharType="end"/>
@@ -4538,7 +4603,7 @@
           <w:szCs w:val="30"/>
         </w:rPr>
       </w:pPr>
-      <w:bookmarkStart w:id="0" w:name="_Toc11640"/>
+      <w:bookmarkStart w:id="0" w:name="_Toc15154"/>
       <w:r>
         <w:rPr>
           <w:rFonts w:hint="eastAsia" w:ascii="黑体" w:hAnsi="黑体" w:eastAsia="黑体" w:cs="黑体"/>
@@ -4582,7 +4647,7 @@
           <w:sz w:val="28"/>
           <w:szCs w:val="28"/>
         </w:rPr>
-        <w:t>当前高校校园活动管理普遍存在信息发布渠道分散、手工统计报名效率低下、现场签到难以监管以及活动效果缺乏数字化评估等问题。针对上述痛点，本文设计并实现了一套基于微信小程序的校园活动报名管理系统。系统后端采用 Spring Boot 与 MyBatis-Plus 框架构建，前端基于 Vue3 与 Uni-app 跨平台技术开发</w:t>
+        <w:t>当前高校校园活动管理普遍存在信息发布渠道分散、手工统计报名效率低下、现场签到难以监管以及活动效果缺乏数字化评估等问题。针对上述痛点，本文设计并实现了一套基于微信小程序的校园活动报名管理系统。系统后端采用Spring Boot与MyBatis-Plus框架构建，前端基于Vue3与Uni-app跨平台技术开发</w:t>
       </w:r>
       <w:r>
         <w:rPr>
@@ -5203,7 +5268,7 @@
           <w:szCs w:val="30"/>
         </w:rPr>
       </w:pPr>
-      <w:bookmarkStart w:id="1" w:name="_Toc16561"/>
+      <w:bookmarkStart w:id="1" w:name="_Toc25658"/>
       <w:r>
         <w:rPr>
           <w:rFonts w:ascii="Times New Roman" w:hAnsi="Times New Roman"/>
@@ -5613,7 +5678,7 @@
         <w:spacing w:before="312" w:after="312"/>
         <w:outlineLvl w:val="0"/>
       </w:pPr>
-      <w:bookmarkStart w:id="2" w:name="_Toc22936"/>
+      <w:bookmarkStart w:id="2" w:name="_Toc30139"/>
       <w:r>
         <w:t>1 绪论</w:t>
       </w:r>
@@ -5632,7 +5697,7 @@
           <w:szCs w:val="28"/>
         </w:rPr>
       </w:pPr>
-      <w:bookmarkStart w:id="3" w:name="_Toc24995"/>
+      <w:bookmarkStart w:id="3" w:name="_Toc12893"/>
       <w:r>
         <w:rPr>
           <w:rFonts w:hint="eastAsia" w:ascii="黑体" w:hAnsi="黑体" w:eastAsia="黑体" w:cs="黑体"/>
@@ -5669,7 +5734,7 @@
         <w:spacing w:before="312" w:after="312"/>
         <w:outlineLvl w:val="1"/>
       </w:pPr>
-      <w:bookmarkStart w:id="4" w:name="_Toc12783"/>
+      <w:bookmarkStart w:id="4" w:name="_Toc9272"/>
       <w:r>
         <w:t>1.2 研究目标</w:t>
       </w:r>
@@ -5735,7 +5800,7 @@
         <w:spacing w:before="312" w:after="312"/>
         <w:outlineLvl w:val="1"/>
       </w:pPr>
-      <w:bookmarkStart w:id="5" w:name="_Toc9646"/>
+      <w:bookmarkStart w:id="5" w:name="_Toc9684"/>
       <w:r>
         <w:t>1.3 国内外现状</w:t>
       </w:r>
@@ -5758,12 +5823,6 @@
       <w:r>
         <w:t>的活动管理平台，功能较为全面但移动端适配差、用户触达率低；二是依托微信公众号或小程序的信息发布工具，虽入口便捷，但多数仅停留在活动展示层面，缺乏报名、审核、签到等核心流程的系统集成；三是与校务或教务系统深度耦合的综合平台，虽规范性强，但开发周期长、迭代困难，难以适应快速变化的活动需求。相比之下，国外高校普遍采用校园门户系统或第三方活动管理平台，更注重流程标准化、权限精细化与数据留存完整性，但在“扫码签到”“轻量化移动端报名”等本地化、高频交互场景上存在适配不足。总体来看，无论国内外，校园活动管理系统的发展趋势均呈现出“移动优先、流程闭环、角色清晰、数据驱动”的特征。然而，兼具轻量级部署、全流程闭环、低成本运维且深度适配中国高校微信生态的解决方案仍显不足。因此，构建一个基于微信小程序、覆盖完整业务链条、技术架构合理且易于推广的校园活动报名系统，具有重要的实践价值与推广前景。</w:t>
       </w:r>
-    </w:p>
-    <w:p>
-      <w:pPr>
-        <w:pStyle w:val="30"/>
-        <w:spacing w:before="312" w:after="312"/>
-      </w:pPr>
     </w:p>
     <w:p>
       <w:pPr>
@@ -5843,7 +5902,14 @@
         <w:spacing w:before="312" w:after="312"/>
         <w:outlineLvl w:val="0"/>
       </w:pPr>
-      <w:bookmarkStart w:id="6" w:name="_Toc695"/>
+      <w:bookmarkStart w:id="6" w:name="_Toc28712"/>
+    </w:p>
+    <w:p>
+      <w:pPr>
+        <w:pStyle w:val="28"/>
+        <w:spacing w:before="312" w:after="312"/>
+        <w:outlineLvl w:val="0"/>
+      </w:pPr>
       <w:r>
         <w:t>2 相关技术</w:t>
       </w:r>
@@ -5855,7 +5921,7 @@
         <w:spacing w:before="312" w:after="312"/>
         <w:outlineLvl w:val="1"/>
       </w:pPr>
-      <w:bookmarkStart w:id="7" w:name="_Toc20543"/>
+      <w:bookmarkStart w:id="7" w:name="_Toc26020"/>
       <w:r>
         <w:t>2.1 后端技术栈</w:t>
       </w:r>
@@ -5867,7 +5933,7 @@
         <w:spacing w:before="312" w:after="312"/>
         <w:outlineLvl w:val="2"/>
       </w:pPr>
-      <w:bookmarkStart w:id="8" w:name="_Toc20847"/>
+      <w:bookmarkStart w:id="8" w:name="_Toc502"/>
       <w:r>
         <w:t xml:space="preserve">2.1.1 </w:t>
       </w:r>
@@ -5929,7 +5995,7 @@
         <w:spacing w:before="312" w:after="312"/>
         <w:outlineLvl w:val="2"/>
       </w:pPr>
-      <w:bookmarkStart w:id="9" w:name="_Toc2419"/>
+      <w:bookmarkStart w:id="9" w:name="_Toc2079"/>
       <w:r>
         <w:t xml:space="preserve">2.1.2 </w:t>
       </w:r>
@@ -5972,7 +6038,7 @@
         <w:spacing w:before="312" w:after="312"/>
         <w:outlineLvl w:val="2"/>
       </w:pPr>
-      <w:bookmarkStart w:id="10" w:name="_Toc988"/>
+      <w:bookmarkStart w:id="10" w:name="_Toc12278"/>
       <w:r>
         <w:t xml:space="preserve">2.1.3 </w:t>
       </w:r>
@@ -6002,7 +6068,7 @@
         <w:spacing w:before="312" w:after="312"/>
         <w:outlineLvl w:val="2"/>
       </w:pPr>
-      <w:bookmarkStart w:id="11" w:name="_Toc28080"/>
+      <w:bookmarkStart w:id="11" w:name="_Toc26217"/>
       <w:r>
         <w:rPr>
           <w:rFonts w:hint="default"/>
@@ -6042,7 +6108,7 @@
         <w:spacing w:before="312" w:after="312"/>
         <w:outlineLvl w:val="2"/>
       </w:pPr>
-      <w:bookmarkStart w:id="12" w:name="_Toc9141"/>
+      <w:bookmarkStart w:id="12" w:name="_Toc25175"/>
       <w:r>
         <w:rPr>
           <w:rFonts w:hint="default"/>
@@ -6082,7 +6148,7 @@
         <w:spacing w:before="312" w:after="312"/>
         <w:outlineLvl w:val="1"/>
       </w:pPr>
-      <w:bookmarkStart w:id="13" w:name="_Toc27416"/>
+      <w:bookmarkStart w:id="13" w:name="_Toc21804"/>
       <w:r>
         <w:t>2.2 前端技术栈</w:t>
       </w:r>
@@ -6094,7 +6160,7 @@
         <w:spacing w:before="312" w:after="312"/>
         <w:outlineLvl w:val="2"/>
       </w:pPr>
-      <w:bookmarkStart w:id="14" w:name="_Toc19665"/>
+      <w:bookmarkStart w:id="14" w:name="_Toc15238"/>
       <w:r>
         <w:t>2.2.1 uni-app</w:t>
       </w:r>
@@ -6125,7 +6191,7 @@
         <w:spacing w:before="312" w:after="312"/>
         <w:outlineLvl w:val="2"/>
       </w:pPr>
-      <w:bookmarkStart w:id="15" w:name="_Toc25455"/>
+      <w:bookmarkStart w:id="15" w:name="_Toc13276"/>
       <w:r>
         <w:t>2.2.2 Vue 3</w:t>
       </w:r>
@@ -6165,7 +6231,7 @@
         <w:spacing w:before="312" w:after="312"/>
         <w:outlineLvl w:val="2"/>
       </w:pPr>
-      <w:bookmarkStart w:id="16" w:name="_Toc487"/>
+      <w:bookmarkStart w:id="16" w:name="_Toc20701"/>
       <w:r>
         <w:t>2.2.3 uni-ui</w:t>
       </w:r>
@@ -6205,7 +6271,7 @@
         <w:spacing w:before="312" w:after="312"/>
         <w:outlineLvl w:val="1"/>
       </w:pPr>
-      <w:bookmarkStart w:id="17" w:name="_Toc32373"/>
+      <w:bookmarkStart w:id="17" w:name="_Toc3905"/>
       <w:r>
         <w:t>2.3 关键技术</w:t>
       </w:r>
@@ -6217,7 +6283,7 @@
         <w:spacing w:before="312" w:after="312"/>
         <w:outlineLvl w:val="2"/>
       </w:pPr>
-      <w:bookmarkStart w:id="18" w:name="_Toc17432"/>
+      <w:bookmarkStart w:id="18" w:name="_Toc23953"/>
       <w:r>
         <w:t>2.3.1 微信生态集成</w:t>
       </w:r>
@@ -6244,7 +6310,7 @@
         <w:spacing w:before="312" w:after="312"/>
         <w:outlineLvl w:val="2"/>
       </w:pPr>
-      <w:bookmarkStart w:id="19" w:name="_Toc14270"/>
+      <w:bookmarkStart w:id="19" w:name="_Toc14620"/>
       <w:r>
         <w:t>2.3.2 二维码签到</w:t>
       </w:r>
@@ -6285,7 +6351,7 @@
         <w:spacing w:before="312" w:after="312"/>
         <w:outlineLvl w:val="2"/>
       </w:pPr>
-      <w:bookmarkStart w:id="20" w:name="_Toc27598"/>
+      <w:bookmarkStart w:id="20" w:name="_Toc27192"/>
       <w:r>
         <w:t>2.3.3 轻量级权限控制（RBAC）</w:t>
       </w:r>
@@ -6392,7 +6458,7 @@
         <w:spacing w:before="312" w:after="312"/>
         <w:outlineLvl w:val="0"/>
       </w:pPr>
-      <w:bookmarkStart w:id="21" w:name="_Toc19593"/>
+      <w:bookmarkStart w:id="21" w:name="_Toc1568"/>
       <w:r>
         <w:t>3系统需求分析</w:t>
       </w:r>
@@ -6404,7 +6470,7 @@
         <w:spacing w:before="312" w:after="312"/>
         <w:outlineLvl w:val="1"/>
       </w:pPr>
-      <w:bookmarkStart w:id="22" w:name="_Toc30150"/>
+      <w:bookmarkStart w:id="22" w:name="_Toc30049"/>
       <w:r>
         <w:t>3.1 功能需求分析</w:t>
       </w:r>
@@ -6420,7 +6486,7 @@
           <w:sz w:val="24"/>
         </w:rPr>
       </w:pPr>
-      <w:bookmarkStart w:id="23" w:name="_Toc4400"/>
+      <w:bookmarkStart w:id="23" w:name="_Toc11423"/>
       <w:r>
         <w:t>3.1.1 用户端功能需求分析</w:t>
       </w:r>
@@ -6662,7 +6728,7 @@
         <w:spacing w:before="312" w:after="312"/>
         <w:outlineLvl w:val="2"/>
       </w:pPr>
-      <w:bookmarkStart w:id="24" w:name="_Toc19775"/>
+      <w:bookmarkStart w:id="24" w:name="_Toc19991"/>
       <w:r>
         <w:t>3.1.2 后端管理功能需求分析</w:t>
       </w:r>
@@ -6824,7 +6890,7 @@
         <w:spacing w:before="312" w:after="312"/>
         <w:outlineLvl w:val="1"/>
       </w:pPr>
-      <w:bookmarkStart w:id="25" w:name="_Toc13085"/>
+      <w:bookmarkStart w:id="25" w:name="_Toc20876"/>
       <w:r>
         <w:t>3.2 非功能需求分析</w:t>
       </w:r>
@@ -6998,7 +7064,6 @@
         <w:spacing w:before="312" w:after="312"/>
         <w:outlineLvl w:val="1"/>
       </w:pPr>
-      <w:bookmarkStart w:id="26" w:name="_Toc9365"/>
     </w:p>
     <w:p>
       <w:pPr>
@@ -7013,11 +7078,11 @@
         <w:spacing w:before="312" w:after="312"/>
         <w:outlineLvl w:val="1"/>
       </w:pPr>
+      <w:bookmarkStart w:id="26" w:name="_Toc5953"/>
       <w:r>
         <w:t>3.3 可行性分析</w:t>
       </w:r>
       <w:bookmarkEnd w:id="26"/>
-      <w:bookmarkStart w:id="27" w:name="_Toc21355"/>
     </w:p>
     <w:p>
       <w:pPr>
@@ -7025,6 +7090,7 @@
         <w:spacing w:before="312" w:after="312"/>
         <w:outlineLvl w:val="2"/>
       </w:pPr>
+      <w:bookmarkStart w:id="27" w:name="_Toc32467"/>
       <w:r>
         <w:t>3.3.1 技术可行性</w:t>
       </w:r>
@@ -7045,7 +7111,7 @@
         <w:spacing w:before="312" w:after="312"/>
         <w:outlineLvl w:val="2"/>
       </w:pPr>
-      <w:bookmarkStart w:id="28" w:name="_Toc14298"/>
+      <w:bookmarkStart w:id="28" w:name="_Toc25406"/>
       <w:r>
         <w:t>3.3.2 经济可行性</w:t>
       </w:r>
@@ -7066,7 +7132,7 @@
         <w:spacing w:before="312" w:after="312"/>
         <w:outlineLvl w:val="2"/>
       </w:pPr>
-      <w:bookmarkStart w:id="29" w:name="_Toc1956"/>
+      <w:bookmarkStart w:id="29" w:name="_Toc21770"/>
       <w:r>
         <w:t>3.3.3 操作可行性</w:t>
       </w:r>
@@ -7090,7 +7156,6 @@
         <w:spacing w:before="312" w:after="312"/>
         <w:outlineLvl w:val="0"/>
       </w:pPr>
-      <w:bookmarkStart w:id="30" w:name="_Toc28980"/>
     </w:p>
     <w:p>
       <w:pPr>
@@ -7217,6 +7282,7 @@
         <w:spacing w:before="312" w:after="312"/>
         <w:outlineLvl w:val="0"/>
       </w:pPr>
+      <w:bookmarkStart w:id="30" w:name="_Toc4402"/>
       <w:r>
         <w:t>4 系统概要设计</w:t>
       </w:r>
@@ -7228,7 +7294,7 @@
         <w:spacing w:before="312" w:after="312"/>
         <w:outlineLvl w:val="1"/>
       </w:pPr>
-      <w:bookmarkStart w:id="31" w:name="_Toc31021"/>
+      <w:bookmarkStart w:id="31" w:name="_Toc7173"/>
       <w:r>
         <w:rPr>
           <w:rFonts w:hint="default"/>
@@ -7260,8 +7326,8 @@
           <w:bCs/>
         </w:rPr>
       </w:pPr>
-      <w:bookmarkStart w:id="32" w:name="_Toc11318"/>
-      <w:bookmarkStart w:id="33" w:name="_Toc15777"/>
+      <w:bookmarkStart w:id="32" w:name="_Toc15777"/>
+      <w:bookmarkStart w:id="33" w:name="_Toc11318"/>
       <w:r>
         <w:rPr>
           <w:rFonts w:hint="default"/>
@@ -7433,7 +7499,7 @@
         <w:spacing w:before="312" w:after="312"/>
         <w:outlineLvl w:val="1"/>
       </w:pPr>
-      <w:bookmarkStart w:id="38" w:name="_Toc25848"/>
+      <w:bookmarkStart w:id="38" w:name="_Toc8664"/>
       <w:r>
         <w:t>4.2 系统总体功能模块设计</w:t>
       </w:r>
@@ -7467,20 +7533,49 @@
           <w:rStyle w:val="35"/>
           <w:rFonts w:hint="default"/>
         </w:rPr>
-        <w:t>系统根据用户角色的不同，在逻辑上划分为普通用户端和后台管理端两大功能区。核心功能模块涵盖：用户管理模块、社团管理模块、活动管理模块、报名签到模块以及统计分析模块。各模块之间通过标准化的 RESTful API 接口进行通信，确保了系统功能的高内聚与低耦合。同时，系统内置了基于角色的访问控制机制，严格区分超级管理员、社团管理员和普通用户的操作权限，保障了系统数据的安全性和业务流程的规范性。以下如图 4.</w:t>
-      </w:r>
-      <w:r>
-        <w:rPr>
-          <w:rStyle w:val="35"/>
-        </w:rPr>
-        <w:t>1</w:t>
+        <w:t>系统根据用户角色的不同，在逻辑上划分为普通用户端和后台管理端两大功能区。核心功能模块涵盖：用户管理模块、社团管理模块、活动管理模块、报名签到模块以及统计分析模块。各模块之间通过标准化的 RESTful API 接口进行通信，确保了系统功能的高内聚与低耦合。同时，系统内置了基于角色的访问控制机制，严格区分超级管理员、社团管理员和普通用户的操作权限，保障了系统数据的安全性和业务流程的规范性。以下如</w:t>
       </w:r>
       <w:r>
         <w:rPr>
           <w:rStyle w:val="35"/>
           <w:rFonts w:hint="default"/>
-        </w:rPr>
-        <w:t xml:space="preserve"> 系统功能模块设计图</w:t>
+          <w:lang w:val="en-US"/>
+        </w:rPr>
+        <w:fldChar w:fldCharType="begin"/>
+      </w:r>
+      <w:r>
+        <w:rPr>
+          <w:rStyle w:val="35"/>
+          <w:rFonts w:hint="default"/>
+          <w:lang w:val="en-US"/>
+        </w:rPr>
+        <w:instrText xml:space="preserve"> REF _Ref18023 \h </w:instrText>
+      </w:r>
+      <w:r>
+        <w:rPr>
+          <w:rStyle w:val="35"/>
+          <w:rFonts w:hint="default"/>
+          <w:lang w:val="en-US"/>
+        </w:rPr>
+        <w:fldChar w:fldCharType="separate"/>
+      </w:r>
+      <w:r>
+        <w:t>图4. 1</w:t>
+      </w:r>
+      <w:r>
+        <w:rPr>
+          <w:rStyle w:val="35"/>
+          <w:rFonts w:hint="default"/>
+          <w:lang w:val="en-US"/>
+        </w:rPr>
+        <w:fldChar w:fldCharType="end"/>
+      </w:r>
+      <w:r>
+        <w:rPr>
+          <w:rStyle w:val="35"/>
+          <w:rFonts w:hint="default"/>
+        </w:rPr>
+        <w:t>系统功能模块设计图</w:t>
       </w:r>
       <w:r>
         <w:rPr>
@@ -7551,12 +7646,32 @@
           <w:lang w:eastAsia="zh-CN"/>
         </w:rPr>
       </w:pPr>
+      <w:bookmarkStart w:id="39" w:name="_Ref18023"/>
+      <w:r>
+        <w:t>图4.</w:t>
+      </w:r>
+      <w:r>
+        <w:fldChar w:fldCharType="begin"/>
+      </w:r>
+      <w:r>
+        <w:instrText xml:space="preserve"> SEQ 图4. \* ARABIC </w:instrText>
+      </w:r>
+      <w:r>
+        <w:fldChar w:fldCharType="separate"/>
+      </w:r>
+      <w:r>
+        <w:t>1</w:t>
+      </w:r>
+      <w:r>
+        <w:fldChar w:fldCharType="end"/>
+      </w:r>
+      <w:bookmarkEnd w:id="39"/>
       <w:r>
         <w:rPr>
           <w:rFonts w:hint="eastAsia"/>
           <w:lang w:eastAsia="zh-CN"/>
         </w:rPr>
-        <w:t>图 4.1系统功能模块设计图</w:t>
+        <w:t>系统功能模块设计图</w:t>
       </w:r>
     </w:p>
     <w:p>
@@ -7565,14 +7680,14 @@
         <w:spacing w:before="312" w:after="312"/>
         <w:outlineLvl w:val="2"/>
       </w:pPr>
-      <w:bookmarkStart w:id="39" w:name="_Toc24934"/>
+      <w:bookmarkStart w:id="40" w:name="_Toc12517"/>
       <w:r>
         <w:rPr>
           <w:rFonts w:hint="default"/>
         </w:rPr>
         <w:t>4.2.2 用户端功能模块设计</w:t>
       </w:r>
-      <w:bookmarkEnd w:id="39"/>
+      <w:bookmarkEnd w:id="40"/>
     </w:p>
     <w:p>
       <w:pPr>
@@ -7583,10 +7698,38 @@
         <w:rPr>
           <w:rFonts w:hint="default"/>
         </w:rPr>
-        <w:t>针对用户端的功能需求进行分析与抽取，普通用户在系统中可执行的核心操作主要包括：用户认证：支持微信一键登录和账号密码注册登录，完善个人基本信息。活动参与：浏览活动列表，查看活动详情，提交活动报名申请，并在活动现场通过扫码完成签到。社团互动：查看社团风采，申请加入感兴趣的社团，查询自己加入的社团信息。个人管理：查看个人的活动报名记录、签到记录以及审核状态，接收系统的审核通知。这些功能满足了在校大学生参与校园活动的基本需求，实现了从发现活动到参与活动的全流程数字化体验。系统用户用例如图 4.</w:t>
-      </w:r>
-      <w:r>
-        <w:t>2</w:t>
+        <w:t>针对用户端的功能需求进行分析与抽取，普通用户在系统中可执行的核心操作主要包括：用户认证：支持微信一键登录和账号密码注册登录，完善个人基本信息。活动参与：浏览活动列表，查看活动详情，提交活动报名申请，并在活动现场通过扫码完成签到。社团互动：查看社团风采，申请加入感兴趣的社团，查询自己加入的社团信息。个人管理：查看个人的活动报名记录、签到记录以及审核状态，接收系统的审核通知。这些功能满足了在校大学生参与校园活动的基本需求，实现了从发现活动到参与活动的全流程数字化体验。系统用户用例如</w:t>
+      </w:r>
+      <w:r>
+        <w:rPr>
+          <w:rFonts w:hint="default"/>
+          <w:lang w:val="en-US"/>
+        </w:rPr>
+        <w:fldChar w:fldCharType="begin"/>
+      </w:r>
+      <w:r>
+        <w:rPr>
+          <w:rFonts w:hint="default"/>
+          <w:lang w:val="en-US"/>
+        </w:rPr>
+        <w:instrText xml:space="preserve"> REF _Ref18268 \h </w:instrText>
+      </w:r>
+      <w:r>
+        <w:rPr>
+          <w:rFonts w:hint="default"/>
+          <w:lang w:val="en-US"/>
+        </w:rPr>
+        <w:fldChar w:fldCharType="separate"/>
+      </w:r>
+      <w:r>
+        <w:t>图4.2</w:t>
+      </w:r>
+      <w:r>
+        <w:rPr>
+          <w:rFonts w:hint="default"/>
+          <w:lang w:val="en-US"/>
+        </w:rPr>
+        <w:fldChar w:fldCharType="end"/>
       </w:r>
       <w:r>
         <w:rPr>
@@ -7599,6 +7742,9 @@
       <w:pPr>
         <w:pStyle w:val="29"/>
         <w:spacing w:before="312" w:after="312" w:line="240" w:lineRule="auto"/>
+        <w:rPr>
+          <w:rFonts w:hint="default"/>
+        </w:rPr>
       </w:pPr>
       <w:r>
         <w:rPr>
@@ -7646,20 +7792,36 @@
     <w:p>
       <w:pPr>
         <w:pStyle w:val="37"/>
+        <w:bidi w:val="0"/>
         <w:rPr>
           <w:rFonts w:hint="eastAsia"/>
         </w:rPr>
       </w:pPr>
-      <w:r>
-        <w:t>图 4.</w:t>
-      </w:r>
+      <w:bookmarkStart w:id="41" w:name="_Ref18268"/>
+      <w:r>
+        <w:t>图4.</w:t>
+      </w:r>
+      <w:r>
+        <w:fldChar w:fldCharType="begin"/>
+      </w:r>
+      <w:r>
+        <w:instrText xml:space="preserve"> SEQ 图4. \* ARABIC </w:instrText>
+      </w:r>
+      <w:r>
+        <w:fldChar w:fldCharType="separate"/>
+      </w:r>
+      <w:r>
+        <w:t>2</w:t>
+      </w:r>
+      <w:r>
+        <w:fldChar w:fldCharType="end"/>
+      </w:r>
+      <w:bookmarkEnd w:id="41"/>
       <w:r>
         <w:rPr>
           <w:rFonts w:hint="eastAsia"/>
-        </w:rPr>
-        <w:t>2</w:t>
-      </w:r>
-      <w:r>
+          <w:lang w:eastAsia="zh-CN"/>
+        </w:rPr>
         <w:t>系统用户用例图</w:t>
       </w:r>
     </w:p>
@@ -7669,14 +7831,14 @@
         <w:spacing w:before="312" w:after="312"/>
         <w:outlineLvl w:val="2"/>
       </w:pPr>
-      <w:bookmarkStart w:id="40" w:name="_Toc3041"/>
+      <w:bookmarkStart w:id="42" w:name="_Toc10207"/>
       <w:r>
         <w:rPr>
           <w:rFonts w:hint="default"/>
         </w:rPr>
         <w:t>4.2.3 后台管理端功能模块设计</w:t>
       </w:r>
-      <w:bookmarkEnd w:id="40"/>
+      <w:bookmarkEnd w:id="42"/>
     </w:p>
     <w:p>
       <w:pPr>
@@ -7707,22 +7869,59 @@
           <w:rStyle w:val="35"/>
           <w:rFonts w:hint="default"/>
         </w:rPr>
-        <w:t>针对管理端的功能需求进行分析，管理员能够执行的核心用例包括：基础管理 ：用户管理（查看/管理用户）、社团管理（创建/审核/维护社团信息）。活动运营 ：发布新活动、编辑活动信息、审核活动申请、上下架活动。流程管控：审核用户的社团加入申请、审核用户的活动报名申请。这些用例赋能管理者实现了对校园活动的高效组织与精细化管理。系统管理员用例如图 4.3所示：</w:t>
+        <w:t>针对管理端的功能需求进行分析，管理员能够执行的核心用例包括：基础管理 ：用户管理（查看/管理用户）、社团管理（创建/审核/维护社团信息）。活动运营 ：发布新活动、编辑活动信息、审核活动申请、上下架活动。流程管控：审核用户的社团加入申请、审核用户的活动报名申请。这些用例赋能管理者实现了对校园活动的高效组织与精细化管理。系统管理员用例如</w:t>
+      </w:r>
+      <w:r>
+        <w:rPr>
+          <w:rStyle w:val="35"/>
+          <w:rFonts w:hint="default"/>
+          <w:lang w:val="en-US"/>
+        </w:rPr>
+        <w:fldChar w:fldCharType="begin"/>
+      </w:r>
+      <w:r>
+        <w:rPr>
+          <w:rStyle w:val="35"/>
+          <w:rFonts w:hint="default"/>
+          <w:lang w:val="en-US"/>
+        </w:rPr>
+        <w:instrText xml:space="preserve"> REF _Ref18396 \h </w:instrText>
+      </w:r>
+      <w:r>
+        <w:rPr>
+          <w:rStyle w:val="35"/>
+          <w:rFonts w:hint="default"/>
+          <w:lang w:val="en-US"/>
+        </w:rPr>
+        <w:fldChar w:fldCharType="separate"/>
+      </w:r>
+      <w:r>
+        <w:t>图4. 3</w:t>
+      </w:r>
+      <w:r>
+        <w:rPr>
+          <w:rStyle w:val="35"/>
+          <w:rFonts w:hint="default"/>
+          <w:lang w:val="en-US"/>
+        </w:rPr>
+        <w:fldChar w:fldCharType="end"/>
+      </w:r>
+      <w:r>
+        <w:rPr>
+          <w:rStyle w:val="35"/>
+          <w:rFonts w:hint="default"/>
+        </w:rPr>
+        <w:t>所示：</w:t>
       </w:r>
     </w:p>
     <w:p>
       <w:pPr>
         <w:pStyle w:val="37"/>
-      </w:pPr>
-      <w:r>
-        <w:t xml:space="preserve">图 </w:t>
-      </w:r>
-      <w:r>
-        <w:rPr>
-          <w:rFonts w:hint="eastAsia"/>
-        </w:rPr>
-        <w:t>4.3系统管理员用例图</w:t>
-      </w:r>
+        <w:rPr>
+          <w:rFonts w:hint="eastAsia" w:ascii="宋体" w:hAnsi="宋体" w:cs="宋体"/>
+          <w:sz w:val="24"/>
+        </w:rPr>
+      </w:pPr>
       <w:r>
         <w:rPr>
           <w:rFonts w:hint="eastAsia" w:ascii="宋体" w:hAnsi="宋体" w:cs="宋体"/>
@@ -7769,22 +7968,52 @@
     </w:p>
     <w:p>
       <w:pPr>
+        <w:pStyle w:val="37"/>
+        <w:bidi w:val="0"/>
+        <w:rPr>
+          <w:rFonts w:hint="eastAsia"/>
+          <w:lang w:eastAsia="zh-CN"/>
+        </w:rPr>
+      </w:pPr>
+      <w:bookmarkStart w:id="43" w:name="_Ref18396"/>
+      <w:r>
+        <w:t>图4.</w:t>
+      </w:r>
+      <w:r>
+        <w:fldChar w:fldCharType="begin"/>
+      </w:r>
+      <w:r>
+        <w:instrText xml:space="preserve"> SEQ 图4. \* ARABIC </w:instrText>
+      </w:r>
+      <w:r>
+        <w:fldChar w:fldCharType="separate"/>
+      </w:r>
+      <w:r>
+        <w:t>3</w:t>
+      </w:r>
+      <w:r>
+        <w:fldChar w:fldCharType="end"/>
+      </w:r>
+      <w:bookmarkEnd w:id="43"/>
+      <w:r>
+        <w:rPr>
+          <w:rFonts w:hint="eastAsia"/>
+          <w:lang w:eastAsia="zh-CN"/>
+        </w:rPr>
+        <w:t>系统管理员用例图</w:t>
+      </w:r>
+    </w:p>
+    <w:p>
+      <w:pPr>
         <w:pStyle w:val="29"/>
         <w:spacing w:before="312" w:after="312"/>
         <w:outlineLvl w:val="1"/>
       </w:pPr>
-    </w:p>
-    <w:p>
-      <w:pPr>
-        <w:pStyle w:val="29"/>
-        <w:spacing w:before="312" w:after="312"/>
-        <w:outlineLvl w:val="1"/>
-      </w:pPr>
-      <w:bookmarkStart w:id="41" w:name="_Toc20365"/>
+      <w:bookmarkStart w:id="44" w:name="_Toc1411"/>
       <w:r>
         <w:t>4.3数据库设计</w:t>
       </w:r>
-      <w:bookmarkEnd w:id="41"/>
+      <w:bookmarkEnd w:id="44"/>
     </w:p>
     <w:p>
       <w:pPr>
@@ -7792,11 +8021,11 @@
         <w:spacing w:before="312" w:after="312"/>
         <w:outlineLvl w:val="2"/>
       </w:pPr>
-      <w:bookmarkStart w:id="42" w:name="_Toc5086"/>
+      <w:bookmarkStart w:id="45" w:name="_Toc22543"/>
       <w:r>
         <w:t>4.3.1数据库E-R图</w:t>
       </w:r>
-      <w:bookmarkEnd w:id="42"/>
+      <w:bookmarkEnd w:id="45"/>
     </w:p>
     <w:p>
       <w:pPr>
@@ -7826,7 +8055,41 @@
         <w:t>用户表</w:t>
       </w:r>
       <w:r>
-        <w:t>存储了系统的所有用户信息，包括用户ID、账号、密码、真实姓名、学号、联系方式以及所属的学校、学院和班级信息。它是系统识别身份和权限控制的基础，用户的实体与属性如图 4.4 所示：</w:t>
+        <w:t>存储了系统的所有用户信息，包括用户ID、账号、密码、真实姓名、学号、联系方式以及所属的学校、学院和班级信息。它是系统识别身份和权限控制的基础，用户的实体与属性如</w:t>
+      </w:r>
+      <w:r>
+        <w:rPr>
+          <w:rFonts w:hint="eastAsia"/>
+          <w:lang w:eastAsia="zh-CN"/>
+        </w:rPr>
+        <w:fldChar w:fldCharType="begin"/>
+      </w:r>
+      <w:r>
+        <w:rPr>
+          <w:rFonts w:hint="eastAsia"/>
+          <w:lang w:eastAsia="zh-CN"/>
+        </w:rPr>
+        <w:instrText xml:space="preserve"> REF _Ref18513 \h </w:instrText>
+      </w:r>
+      <w:r>
+        <w:rPr>
+          <w:rFonts w:hint="eastAsia"/>
+          <w:lang w:eastAsia="zh-CN"/>
+        </w:rPr>
+        <w:fldChar w:fldCharType="separate"/>
+      </w:r>
+      <w:r>
+        <w:t>图4.4</w:t>
+      </w:r>
+      <w:r>
+        <w:rPr>
+          <w:rFonts w:hint="eastAsia"/>
+          <w:lang w:eastAsia="zh-CN"/>
+        </w:rPr>
+        <w:fldChar w:fldCharType="end"/>
+      </w:r>
+      <w:r>
+        <w:t>所示：</w:t>
       </w:r>
     </w:p>
     <w:p>
@@ -7835,7 +8098,7 @@
         <w:bidi w:val="0"/>
         <w:jc w:val="center"/>
         <w:rPr>
-          <w:rFonts w:hint="eastAsia" w:ascii="Times New Roman" w:hAnsi="Times New Roman"/>
+          <w:rFonts w:hint="eastAsia"/>
           <w:lang w:eastAsia="zh-CN"/>
         </w:rPr>
       </w:pPr>
@@ -7890,15 +8153,34 @@
     <w:p>
       <w:pPr>
         <w:pStyle w:val="37"/>
-      </w:pPr>
-      <w:r>
-        <w:t xml:space="preserve">图 </w:t>
-      </w:r>
+        <w:bidi w:val="0"/>
+      </w:pPr>
+      <w:bookmarkStart w:id="46" w:name="_Ref18513"/>
+      <w:r>
+        <w:t>图4.</w:t>
+      </w:r>
+      <w:r>
+        <w:fldChar w:fldCharType="begin"/>
+      </w:r>
+      <w:r>
+        <w:instrText xml:space="preserve"> SEQ 图4. \* ARABIC </w:instrText>
+      </w:r>
+      <w:r>
+        <w:fldChar w:fldCharType="separate"/>
+      </w:r>
+      <w:r>
+        <w:t>4</w:t>
+      </w:r>
+      <w:r>
+        <w:fldChar w:fldCharType="end"/>
+      </w:r>
+      <w:bookmarkEnd w:id="46"/>
       <w:r>
         <w:rPr>
           <w:rFonts w:hint="eastAsia"/>
-        </w:rPr>
-        <w:t>4.4用户的实体与属性图</w:t>
+          <w:lang w:eastAsia="zh-CN"/>
+        </w:rPr>
+        <w:t>用户的实体与属性图</w:t>
       </w:r>
     </w:p>
     <w:p>
@@ -7929,7 +8211,41 @@
         <w:t>社团表</w:t>
       </w:r>
       <w:r>
-        <w:t>用于记录社团的详细档案，包括社团ID、社团名称、社团简介、社团标签以及社团级别（校级/院级/班级）等字段。这为学生浏览社团和申请加入提供了数据支撑，社团的实体与属性如图 4.5 所示：</w:t>
+        <w:t>用于记录社团的详细档案，包括社团ID、社团名称、社团简介、社团标签以及社团级别（校级/院级/班级）等字段。这为学生浏览社团和申请加入提供了数据支撑，社团的实体与属性如</w:t>
+      </w:r>
+      <w:r>
+        <w:rPr>
+          <w:rFonts w:hint="eastAsia"/>
+          <w:lang w:eastAsia="zh-CN"/>
+        </w:rPr>
+        <w:fldChar w:fldCharType="begin"/>
+      </w:r>
+      <w:r>
+        <w:rPr>
+          <w:rFonts w:hint="eastAsia"/>
+          <w:lang w:eastAsia="zh-CN"/>
+        </w:rPr>
+        <w:instrText xml:space="preserve"> REF _Ref18660 \h </w:instrText>
+      </w:r>
+      <w:r>
+        <w:rPr>
+          <w:rFonts w:hint="eastAsia"/>
+          <w:lang w:eastAsia="zh-CN"/>
+        </w:rPr>
+        <w:fldChar w:fldCharType="separate"/>
+      </w:r>
+      <w:r>
+        <w:t>图4.5</w:t>
+      </w:r>
+      <w:r>
+        <w:rPr>
+          <w:rFonts w:hint="eastAsia"/>
+          <w:lang w:eastAsia="zh-CN"/>
+        </w:rPr>
+        <w:fldChar w:fldCharType="end"/>
+      </w:r>
+      <w:r>
+        <w:t>所示：</w:t>
       </w:r>
     </w:p>
     <w:p>
@@ -7938,7 +8254,7 @@
         <w:bidi w:val="0"/>
         <w:jc w:val="center"/>
         <w:rPr>
-          <w:rFonts w:hint="eastAsia" w:ascii="Times New Roman" w:hAnsi="Times New Roman"/>
+          <w:rFonts w:hint="eastAsia"/>
           <w:lang w:eastAsia="zh-CN"/>
         </w:rPr>
       </w:pPr>
@@ -7993,15 +8309,45 @@
     <w:p>
       <w:pPr>
         <w:pStyle w:val="37"/>
-      </w:pPr>
-      <w:r>
-        <w:t xml:space="preserve">图 </w:t>
-      </w:r>
+        <w:bidi w:val="0"/>
+        <w:rPr>
+          <w:rFonts w:hint="default"/>
+          <w:lang w:val="en-US" w:eastAsia="zh-CN"/>
+        </w:rPr>
+      </w:pPr>
+      <w:bookmarkStart w:id="47" w:name="_Ref18660"/>
+      <w:r>
+        <w:t>图4.</w:t>
+      </w:r>
+      <w:r>
+        <w:fldChar w:fldCharType="begin"/>
+      </w:r>
+      <w:r>
+        <w:instrText xml:space="preserve"> SEQ 图4. \* ARABIC </w:instrText>
+      </w:r>
+      <w:r>
+        <w:fldChar w:fldCharType="separate"/>
+      </w:r>
+      <w:r>
+        <w:t>5</w:t>
+      </w:r>
+      <w:r>
+        <w:fldChar w:fldCharType="end"/>
+      </w:r>
+      <w:bookmarkEnd w:id="47"/>
       <w:r>
         <w:rPr>
           <w:rFonts w:hint="eastAsia"/>
-        </w:rPr>
-        <w:t>4.5社团的实体与属性</w:t>
+          <w:lang w:eastAsia="zh-CN"/>
+        </w:rPr>
+        <w:t>社团的实体与属性</w:t>
+      </w:r>
+      <w:r>
+        <w:rPr>
+          <w:rFonts w:hint="eastAsia"/>
+          <w:lang w:val="en-US" w:eastAsia="zh-CN"/>
+        </w:rPr>
+        <w:t>图</w:t>
       </w:r>
     </w:p>
     <w:p>
@@ -8021,7 +8367,6 @@
         <w:adjustRightInd/>
         <w:snapToGrid/>
         <w:spacing w:before="312" w:after="312" w:line="400" w:lineRule="exact"/>
-        <w:ind w:firstLine="482"/>
         <w:textAlignment w:val="auto"/>
       </w:pPr>
       <w:r>
@@ -8032,7 +8377,41 @@
         <w:t>活动表</w:t>
       </w:r>
       <w:r>
-        <w:t>是系统活动管理的核心，包含了活动ID、活动名称、活动地点、开始与结束时间、最大报名人数、活动类型以及活动状态（如审核中、报名中、已结束）等信息，活动的实体与属性如图 4.6 所示：</w:t>
+        <w:t>是系统活动管理的核心，包含了活动ID、活动名称、活动地点、开始与结束时间、最大报名人数、活动类型以及活动状态（如审核中、报名中、已结束）等信息，活动的实体与属性如</w:t>
+      </w:r>
+      <w:r>
+        <w:rPr>
+          <w:rFonts w:hint="eastAsia"/>
+          <w:lang w:eastAsia="zh-CN"/>
+        </w:rPr>
+        <w:fldChar w:fldCharType="begin"/>
+      </w:r>
+      <w:r>
+        <w:rPr>
+          <w:rFonts w:hint="eastAsia"/>
+          <w:lang w:eastAsia="zh-CN"/>
+        </w:rPr>
+        <w:instrText xml:space="preserve"> REF _Ref18859 \h </w:instrText>
+      </w:r>
+      <w:r>
+        <w:rPr>
+          <w:rFonts w:hint="eastAsia"/>
+          <w:lang w:eastAsia="zh-CN"/>
+        </w:rPr>
+        <w:fldChar w:fldCharType="separate"/>
+      </w:r>
+      <w:r>
+        <w:t>图4.6</w:t>
+      </w:r>
+      <w:r>
+        <w:rPr>
+          <w:rFonts w:hint="eastAsia"/>
+          <w:lang w:eastAsia="zh-CN"/>
+        </w:rPr>
+        <w:fldChar w:fldCharType="end"/>
+      </w:r>
+      <w:r>
+        <w:t>所示：</w:t>
       </w:r>
     </w:p>
     <w:p>
@@ -8041,7 +8420,7 @@
         <w:bidi w:val="0"/>
         <w:jc w:val="center"/>
         <w:rPr>
-          <w:rFonts w:hint="eastAsia" w:ascii="Times New Roman" w:hAnsi="Times New Roman"/>
+          <w:rFonts w:hint="eastAsia"/>
           <w:lang w:eastAsia="zh-CN"/>
         </w:rPr>
       </w:pPr>
@@ -8096,19 +8475,48 @@
     <w:p>
       <w:pPr>
         <w:pStyle w:val="37"/>
+        <w:bidi w:val="0"/>
         <w:rPr>
           <w:rFonts w:hint="eastAsia"/>
-        </w:rPr>
-      </w:pPr>
-      <w:r>
-        <w:t xml:space="preserve">图 </w:t>
-      </w:r>
+          <w:lang w:eastAsia="zh-CN"/>
+        </w:rPr>
+      </w:pPr>
+      <w:bookmarkStart w:id="48" w:name="_Ref18859"/>
+      <w:r>
+        <w:t>图4.</w:t>
+      </w:r>
+      <w:r>
+        <w:fldChar w:fldCharType="begin"/>
+      </w:r>
+      <w:r>
+        <w:instrText xml:space="preserve"> SEQ 图4. \* ARABIC </w:instrText>
+      </w:r>
+      <w:r>
+        <w:fldChar w:fldCharType="separate"/>
+      </w:r>
+      <w:r>
+        <w:t>6</w:t>
+      </w:r>
+      <w:r>
+        <w:fldChar w:fldCharType="end"/>
+      </w:r>
+      <w:bookmarkEnd w:id="48"/>
       <w:r>
         <w:rPr>
           <w:rFonts w:hint="eastAsia"/>
-        </w:rPr>
-        <w:t>4.6活动的实体与属性</w:t>
-      </w:r>
+          <w:lang w:eastAsia="zh-CN"/>
+        </w:rPr>
+        <w:t>活动的实体与属性图</w:t>
+      </w:r>
+    </w:p>
+    <w:p>
+      <w:pPr>
+        <w:pStyle w:val="37"/>
+        <w:rPr>
+          <w:rFonts w:hint="eastAsia" w:eastAsia="楷体"/>
+          <w:lang w:val="en-US" w:eastAsia="zh-CN"/>
+        </w:rPr>
+      </w:pPr>
     </w:p>
     <w:p>
       <w:pPr>
@@ -8138,7 +8546,41 @@
         <w:t>活动报名表</w:t>
       </w:r>
       <w:r>
-        <w:t>通过外键关联用户表和活动表，记录报名ID、活动ID、用户ID、报名时间、审核状态以及活动评分与评价内容，实现了学生活动参与全流程的记录，活动报名的实体与属性如图 4.7 所示：</w:t>
+        <w:t>通过外键关联用户表和活动表，记录报名ID、活动ID、用户ID、报名时间、审核状态以及活动评分与评价内容，实现了学生活动参与全流程的记录，活动报名的实体与属性如</w:t>
+      </w:r>
+      <w:r>
+        <w:rPr>
+          <w:rFonts w:hint="eastAsia"/>
+          <w:lang w:eastAsia="zh-CN"/>
+        </w:rPr>
+        <w:fldChar w:fldCharType="begin"/>
+      </w:r>
+      <w:r>
+        <w:rPr>
+          <w:rFonts w:hint="eastAsia"/>
+          <w:lang w:eastAsia="zh-CN"/>
+        </w:rPr>
+        <w:instrText xml:space="preserve"> REF _Ref20982 \h </w:instrText>
+      </w:r>
+      <w:r>
+        <w:rPr>
+          <w:rFonts w:hint="eastAsia"/>
+          <w:lang w:eastAsia="zh-CN"/>
+        </w:rPr>
+        <w:fldChar w:fldCharType="separate"/>
+      </w:r>
+      <w:r>
+        <w:t>图4.7</w:t>
+      </w:r>
+      <w:r>
+        <w:rPr>
+          <w:rFonts w:hint="eastAsia"/>
+          <w:lang w:eastAsia="zh-CN"/>
+        </w:rPr>
+        <w:fldChar w:fldCharType="end"/>
+      </w:r>
+      <w:r>
+        <w:t>所示：</w:t>
       </w:r>
     </w:p>
     <w:p>
@@ -8147,7 +8589,7 @@
         <w:bidi w:val="0"/>
         <w:jc w:val="center"/>
         <w:rPr>
-          <w:rFonts w:hint="eastAsia" w:ascii="Times New Roman" w:hAnsi="Times New Roman"/>
+          <w:rFonts w:hint="eastAsia"/>
           <w:lang w:eastAsia="zh-CN"/>
         </w:rPr>
       </w:pPr>
@@ -8202,18 +8644,38 @@
     <w:p>
       <w:pPr>
         <w:pStyle w:val="37"/>
-        <w:rPr>
-          <w:rFonts w:hint="eastAsia" w:eastAsia="宋体"/>
-        </w:rPr>
-      </w:pPr>
-      <w:r>
-        <w:t xml:space="preserve">图 </w:t>
-      </w:r>
-      <w:r>
+        <w:bidi w:val="0"/>
         <w:rPr>
           <w:rFonts w:hint="eastAsia"/>
-        </w:rPr>
-        <w:t>4.7活动报名的实体与属性</w:t>
+          <w:lang w:eastAsia="zh-CN"/>
+        </w:rPr>
+      </w:pPr>
+      <w:bookmarkStart w:id="49" w:name="_Ref20982"/>
+      <w:r>
+        <w:t>图4.</w:t>
+      </w:r>
+      <w:r>
+        <w:fldChar w:fldCharType="begin"/>
+      </w:r>
+      <w:r>
+        <w:instrText xml:space="preserve"> SEQ 图4. \* ARABIC </w:instrText>
+      </w:r>
+      <w:r>
+        <w:fldChar w:fldCharType="separate"/>
+      </w:r>
+      <w:r>
+        <w:t>7</w:t>
+      </w:r>
+      <w:r>
+        <w:fldChar w:fldCharType="end"/>
+      </w:r>
+      <w:bookmarkEnd w:id="49"/>
+      <w:r>
+        <w:rPr>
+          <w:rFonts w:hint="eastAsia"/>
+          <w:lang w:eastAsia="zh-CN"/>
+        </w:rPr>
+        <w:t>活动报名的实体与属性</w:t>
       </w:r>
     </w:p>
     <w:p>
@@ -8244,7 +8706,41 @@
         <w:t>社团成员表</w:t>
       </w:r>
       <w:r>
-        <w:t>用于维护社团与学生之间的归属关系，记录了成员ID、社团ID、用户ID、加入时间以及是否为社团管理员，支持对社团内部人员的层级管理，社团成员的实体与属性如图 4.8 所示：</w:t>
+        <w:t>用于维护社团与学生之间的归属关系，记录了成员ID、社团ID、用户ID、加入时间以及是否为社团管理员，支持对社团内部人员的层级管理，社团成员的实体与属性如</w:t>
+      </w:r>
+      <w:r>
+        <w:rPr>
+          <w:rFonts w:hint="eastAsia"/>
+          <w:lang w:eastAsia="zh-CN"/>
+        </w:rPr>
+        <w:fldChar w:fldCharType="begin"/>
+      </w:r>
+      <w:r>
+        <w:rPr>
+          <w:rFonts w:hint="eastAsia"/>
+          <w:lang w:eastAsia="zh-CN"/>
+        </w:rPr>
+        <w:instrText xml:space="preserve"> REF _Ref21129 \h </w:instrText>
+      </w:r>
+      <w:r>
+        <w:rPr>
+          <w:rFonts w:hint="eastAsia"/>
+          <w:lang w:eastAsia="zh-CN"/>
+        </w:rPr>
+        <w:fldChar w:fldCharType="separate"/>
+      </w:r>
+      <w:r>
+        <w:t>图4.8</w:t>
+      </w:r>
+      <w:r>
+        <w:rPr>
+          <w:rFonts w:hint="eastAsia"/>
+          <w:lang w:eastAsia="zh-CN"/>
+        </w:rPr>
+        <w:fldChar w:fldCharType="end"/>
+      </w:r>
+      <w:r>
+        <w:t>所示：</w:t>
       </w:r>
     </w:p>
     <w:p>
@@ -8253,7 +8749,7 @@
         <w:bidi w:val="0"/>
         <w:jc w:val="center"/>
         <w:rPr>
-          <w:rFonts w:hint="eastAsia" w:ascii="Times New Roman" w:hAnsi="Times New Roman" w:eastAsia="宋体"/>
+          <w:rFonts w:hint="eastAsia" w:eastAsia="宋体"/>
           <w:b/>
           <w:bCs/>
           <w:lang w:eastAsia="zh-CN"/>
@@ -8312,18 +8808,38 @@
     <w:p>
       <w:pPr>
         <w:pStyle w:val="37"/>
+        <w:bidi w:val="0"/>
         <w:rPr>
           <w:rFonts w:hint="eastAsia"/>
-        </w:rPr>
-      </w:pPr>
-      <w:r>
-        <w:t xml:space="preserve">图 </w:t>
-      </w:r>
+          <w:lang w:eastAsia="zh-CN"/>
+        </w:rPr>
+      </w:pPr>
+      <w:bookmarkStart w:id="50" w:name="_Ref21129"/>
+      <w:r>
+        <w:t>图4.</w:t>
+      </w:r>
+      <w:r>
+        <w:fldChar w:fldCharType="begin"/>
+      </w:r>
+      <w:r>
+        <w:instrText xml:space="preserve"> SEQ 图4. \* ARABIC </w:instrText>
+      </w:r>
+      <w:r>
+        <w:fldChar w:fldCharType="separate"/>
+      </w:r>
+      <w:r>
+        <w:t>8</w:t>
+      </w:r>
+      <w:r>
+        <w:fldChar w:fldCharType="end"/>
+      </w:r>
+      <w:bookmarkEnd w:id="50"/>
       <w:r>
         <w:rPr>
           <w:rFonts w:hint="eastAsia"/>
-        </w:rPr>
-        <w:t>4.8社团成员的实体与属性</w:t>
+          <w:lang w:eastAsia="zh-CN"/>
+        </w:rPr>
+        <w:t>社团成员的实体与属性</w:t>
       </w:r>
     </w:p>
     <w:p>
@@ -8339,11 +8855,11 @@
         <w:spacing w:before="312" w:after="312"/>
         <w:outlineLvl w:val="2"/>
       </w:pPr>
-      <w:bookmarkStart w:id="43" w:name="_Toc20189"/>
+      <w:bookmarkStart w:id="51" w:name="_Toc17524"/>
       <w:r>
         <w:t>4.3.2数据库表设计</w:t>
       </w:r>
-      <w:bookmarkEnd w:id="43"/>
+      <w:bookmarkEnd w:id="51"/>
     </w:p>
     <w:p>
       <w:pPr>
@@ -8364,6 +8880,10 @@
         <w:spacing w:before="312" w:after="312" w:line="400" w:lineRule="exact"/>
         <w:ind w:firstLine="482"/>
         <w:textAlignment w:val="auto"/>
+        <w:rPr>
+          <w:rFonts w:hint="default" w:eastAsia="楷体"/>
+          <w:lang w:val="en-US" w:eastAsia="zh-CN"/>
+        </w:rPr>
       </w:pPr>
       <w:r>
         <w:rPr>
@@ -8373,7 +8893,31 @@
         <w:t>用户表</w:t>
       </w:r>
       <w:r>
-        <w:t xml:space="preserve">是系统中最基础的数据表，用于存储学生及管理员的个人信息。其中包括：用户的身份认证信息（账号、密码）、校园身份信息（学号、学院、班级）以及联系方式等，如表 4.1 </w:t>
+        <w:t>是系统中最基础的数据表，用于存储学生及管理员的个人信息。其中包括：用户的身份认证信息（账号、密码）、校园身份信息（学号、学院、班级）以及联系方式等，如</w:t>
+      </w:r>
+      <w:r>
+        <w:rPr>
+          <w:rFonts w:hint="eastAsia"/>
+          <w:lang w:eastAsia="zh-CN"/>
+        </w:rPr>
+        <w:fldChar w:fldCharType="begin"/>
+      </w:r>
+      <w:r>
+        <w:rPr>
+          <w:rFonts w:hint="eastAsia"/>
+          <w:lang w:eastAsia="zh-CN"/>
+        </w:rPr>
+        <w:instrText xml:space="preserve"> REF _Ref22540 \h </w:instrText>
+      </w:r>
+      <w:r>
+        <w:rPr>
+          <w:rFonts w:hint="eastAsia"/>
+          <w:lang w:eastAsia="zh-CN"/>
+        </w:rPr>
+        <w:fldChar w:fldCharType="separate"/>
+      </w:r>
+      <w:r>
+        <w:t>表4.1</w:t>
       </w:r>
       <w:r>
         <w:rPr>
@@ -8383,38 +8927,43 @@
         <w:t>用户表</w:t>
       </w:r>
       <w:r>
+        <w:rPr>
+          <w:rFonts w:hint="eastAsia"/>
+          <w:lang w:eastAsia="zh-CN"/>
+        </w:rPr>
+        <w:fldChar w:fldCharType="end"/>
+      </w:r>
+      <w:r>
         <w:t>所示:</w:t>
       </w:r>
     </w:p>
     <w:p>
       <w:pPr>
         <w:pStyle w:val="37"/>
-        <w:keepNext w:val="0"/>
-        <w:keepLines w:val="0"/>
-        <w:pageBreakBefore w:val="0"/>
-        <w:widowControl/>
-        <w:kinsoku w:val="0"/>
-        <w:wordWrap/>
-        <w:overflowPunct/>
-        <w:topLinePunct w:val="0"/>
-        <w:autoSpaceDE w:val="0"/>
-        <w:autoSpaceDN w:val="0"/>
         <w:bidi w:val="0"/>
-        <w:adjustRightInd w:val="0"/>
-        <w:snapToGrid w:val="0"/>
-        <w:spacing w:before="0" w:line="240" w:lineRule="auto"/>
-        <w:jc w:val="center"/>
-        <w:textAlignment w:val="baseline"/>
-        <w:rPr>
-          <w:rFonts w:hint="default" w:eastAsia="楷体"/>
+        <w:rPr>
+          <w:rFonts w:hint="default"/>
           <w:lang w:val="en-US" w:eastAsia="zh-CN"/>
         </w:rPr>
       </w:pPr>
-      <w:r>
-        <w:rPr>
-          <w:rFonts w:hint="eastAsia"/>
-        </w:rPr>
-        <w:t>表4.1</w:t>
+      <w:bookmarkStart w:id="52" w:name="_Ref22540"/>
+      <w:r>
+        <w:t>表4.</w:t>
+      </w:r>
+      <w:r>
+        <w:fldChar w:fldCharType="begin"/>
+      </w:r>
+      <w:r>
+        <w:instrText xml:space="preserve"> SEQ 表4. \* ARABIC </w:instrText>
+      </w:r>
+      <w:r>
+        <w:fldChar w:fldCharType="separate"/>
+      </w:r>
+      <w:r>
+        <w:t>1</w:t>
+      </w:r>
+      <w:r>
+        <w:fldChar w:fldCharType="end"/>
       </w:r>
       <w:r>
         <w:rPr>
@@ -8423,6 +8972,7 @@
         </w:rPr>
         <w:t>用户表</w:t>
       </w:r>
+      <w:bookmarkEnd w:id="52"/>
     </w:p>
     <w:tbl>
       <w:tblPr>
@@ -11356,6 +11906,10 @@
         <w:spacing w:before="312" w:after="312" w:line="400" w:lineRule="exact"/>
         <w:ind w:firstLine="482"/>
         <w:textAlignment w:val="auto"/>
+        <w:rPr>
+          <w:rFonts w:hint="default" w:eastAsia="楷体"/>
+          <w:lang w:val="en-US" w:eastAsia="zh-CN"/>
+        </w:rPr>
       </w:pPr>
       <w:r>
         <w:rPr>
@@ -11365,40 +11919,91 @@
         <w:t>社团表</w:t>
       </w:r>
       <w:r>
-        <w:t>用于存储社团的基础档案信息。包含了社团名称、图标URL、简介、标签以及社团所属级别（校级/院级），如表4.2</w:t>
+        <w:t>用于存储社团的基础档案信息。包含了社团名称、图标URL、简介、标签以及社团所属级别（校级/院级），</w:t>
+      </w:r>
+      <w:bookmarkStart w:id="96" w:name="_GoBack"/>
+      <w:bookmarkEnd w:id="96"/>
+      <w:r>
+        <w:t>如</w:t>
       </w:r>
       <w:r>
         <w:rPr>
           <w:rFonts w:hint="eastAsia"/>
-          <w:lang w:val="en-US" w:eastAsia="zh-CN"/>
+          <w:lang w:eastAsia="zh-CN"/>
+        </w:rPr>
+        <w:fldChar w:fldCharType="begin"/>
+      </w:r>
+      <w:r>
+        <w:rPr>
+          <w:rFonts w:hint="eastAsia"/>
+          <w:lang w:eastAsia="zh-CN"/>
+        </w:rPr>
+        <w:instrText xml:space="preserve"> REF _Ref22700 \h </w:instrText>
+      </w:r>
+      <w:r>
+        <w:rPr>
+          <w:rFonts w:hint="eastAsia"/>
+          <w:lang w:eastAsia="zh-CN"/>
+        </w:rPr>
+        <w:fldChar w:fldCharType="separate"/>
+      </w:r>
+      <w:r>
+        <w:t>表4.2</w:t>
+      </w:r>
+      <w:r>
+        <w:rPr>
+          <w:rFonts w:hint="eastAsia"/>
+          <w:lang w:eastAsia="zh-CN"/>
         </w:rPr>
         <w:t>社团表</w:t>
       </w:r>
       <w:r>
+        <w:rPr>
+          <w:rFonts w:hint="eastAsia"/>
+          <w:lang w:eastAsia="zh-CN"/>
+        </w:rPr>
+        <w:fldChar w:fldCharType="end"/>
+      </w:r>
+      <w:r>
         <w:t>所示：</w:t>
       </w:r>
     </w:p>
     <w:p>
       <w:pPr>
         <w:pStyle w:val="37"/>
-        <w:rPr>
-          <w:rFonts w:hint="default" w:eastAsia="楷体"/>
-          <w:lang w:val="en-US" w:eastAsia="zh-CN"/>
-        </w:rPr>
-      </w:pPr>
-      <w:r>
+        <w:bidi w:val="0"/>
         <w:rPr>
           <w:rFonts w:hint="eastAsia"/>
-        </w:rPr>
-        <w:t>表4.2</w:t>
+          <w:lang w:eastAsia="zh-CN"/>
+        </w:rPr>
+      </w:pPr>
+      <w:bookmarkStart w:id="53" w:name="_Ref22700"/>
+      <w:r>
+        <w:t>表4.</w:t>
+      </w:r>
+      <w:r>
+        <w:fldChar w:fldCharType="begin"/>
+      </w:r>
+      <w:r>
+        <w:instrText xml:space="preserve"> SEQ 表4. \* ARABIC </w:instrText>
+      </w:r>
+      <w:r>
+        <w:fldChar w:fldCharType="separate"/>
+      </w:r>
+      <w:r>
+        <w:t>2</w:t>
+      </w:r>
+      <w:r>
+        <w:fldChar w:fldCharType="end"/>
       </w:r>
       <w:r>
         <w:rPr>
           <w:rFonts w:hint="eastAsia"/>
-          <w:lang w:val="en-US" w:eastAsia="zh-CN"/>
+          <w:lang w:eastAsia="zh-CN"/>
         </w:rPr>
         <w:t>社团表</w:t>
       </w:r>
+      <w:bookmarkEnd w:id="53"/>
     </w:p>
     <w:tbl>
       <w:tblPr>
@@ -12791,6 +13396,10 @@
         <w:pStyle w:val="30"/>
         <w:spacing w:before="312" w:after="312"/>
         <w:ind w:firstLine="482"/>
+        <w:rPr>
+          <w:rFonts w:hint="default"/>
+          <w:lang w:val="en-US"/>
+        </w:rPr>
       </w:pPr>
       <w:r>
         <w:rPr>
@@ -12800,14 +13409,45 @@
         <w:t>活动表</w:t>
       </w:r>
       <w:r>
-        <w:t xml:space="preserve">是系统中最重要的业务数据表。记录了活动的详细安排，包括活动名称、地点、报名时间、活动起止时间、活动类型、综测分数以及审核状态，如表 4.3 </w:t>
+        <w:t>是系统中最重要的业务数据表。记录了活动的详细安排，包括活动名称、地点、报名时间、活动起止时间、活动类型、综测分数以及审核状态，如</w:t>
       </w:r>
       <w:r>
         <w:rPr>
           <w:rFonts w:hint="eastAsia"/>
-          <w:lang w:val="en-US" w:eastAsia="zh-CN"/>
+          <w:lang w:eastAsia="zh-CN"/>
+        </w:rPr>
+        <w:fldChar w:fldCharType="begin"/>
+      </w:r>
+      <w:r>
+        <w:rPr>
+          <w:rFonts w:hint="eastAsia"/>
+          <w:lang w:eastAsia="zh-CN"/>
+        </w:rPr>
+        <w:instrText xml:space="preserve"> REF _Ref22808 \h </w:instrText>
+      </w:r>
+      <w:r>
+        <w:rPr>
+          <w:rFonts w:hint="eastAsia"/>
+          <w:lang w:eastAsia="zh-CN"/>
+        </w:rPr>
+        <w:fldChar w:fldCharType="separate"/>
+      </w:r>
+      <w:r>
+        <w:t>表4.3</w:t>
+      </w:r>
+      <w:r>
+        <w:rPr>
+          <w:rFonts w:hint="eastAsia"/>
+          <w:lang w:eastAsia="zh-CN"/>
         </w:rPr>
         <w:t>活动表</w:t>
+      </w:r>
+      <w:r>
+        <w:rPr>
+          <w:rFonts w:hint="eastAsia"/>
+          <w:lang w:eastAsia="zh-CN"/>
+        </w:rPr>
+        <w:fldChar w:fldCharType="end"/>
       </w:r>
       <w:r>
         <w:t>所示：</w:t>
@@ -12818,27 +13458,37 @@
         <w:pStyle w:val="37"/>
         <w:bidi w:val="0"/>
         <w:rPr>
-          <w:rFonts w:hint="default"/>
-          <w:lang w:val="en-US"/>
-        </w:rPr>
-      </w:pPr>
-      <w:r>
-        <w:rPr>
           <w:rFonts w:hint="eastAsia"/>
-          <w:lang w:val="en-US" w:eastAsia="zh-CN"/>
-        </w:rPr>
-        <w:t>表</w:t>
-      </w:r>
-      <w:r>
-        <w:t xml:space="preserve">4.3 </w:t>
+          <w:lang w:eastAsia="zh-CN"/>
+        </w:rPr>
+      </w:pPr>
+      <w:bookmarkStart w:id="54" w:name="_Ref22808"/>
+      <w:r>
+        <w:t>表4.</w:t>
+      </w:r>
+      <w:r>
+        <w:fldChar w:fldCharType="begin"/>
+      </w:r>
+      <w:r>
+        <w:instrText xml:space="preserve"> SEQ 表4. \* ARABIC </w:instrText>
+      </w:r>
+      <w:r>
+        <w:fldChar w:fldCharType="separate"/>
+      </w:r>
+      <w:r>
+        <w:t>3</w:t>
+      </w:r>
+      <w:r>
+        <w:fldChar w:fldCharType="end"/>
       </w:r>
       <w:r>
         <w:rPr>
           <w:rFonts w:hint="eastAsia"/>
-          <w:lang w:val="en-US" w:eastAsia="zh-CN"/>
+          <w:lang w:eastAsia="zh-CN"/>
         </w:rPr>
         <w:t>活动表</w:t>
       </w:r>
+      <w:bookmarkEnd w:id="54"/>
     </w:p>
     <w:tbl>
       <w:tblPr>
@@ -16366,14 +17016,45 @@
         <w:t>活动报名表</w:t>
       </w:r>
       <w:r>
-        <w:t xml:space="preserve">用于管理学生对活动的参与请求。该表由报名ID、活动ID、用户ID、审核状态（待审核/已通过）以及活动结束后的评分与评价组成，如表 4.4 </w:t>
+        <w:t>用于管理学生对活动的参与请求。该表由报名ID、活动ID、用户ID、审核状态（待审核/已通过）以及活动结束后的评分与评价组成，如</w:t>
       </w:r>
       <w:r>
         <w:rPr>
           <w:rFonts w:hint="eastAsia"/>
-          <w:lang w:val="en-US" w:eastAsia="zh-CN"/>
+          <w:lang w:eastAsia="zh-CN"/>
+        </w:rPr>
+        <w:fldChar w:fldCharType="begin"/>
+      </w:r>
+      <w:r>
+        <w:rPr>
+          <w:rFonts w:hint="eastAsia"/>
+          <w:lang w:eastAsia="zh-CN"/>
+        </w:rPr>
+        <w:instrText xml:space="preserve"> REF _Ref22928 \h </w:instrText>
+      </w:r>
+      <w:r>
+        <w:rPr>
+          <w:rFonts w:hint="eastAsia"/>
+          <w:lang w:eastAsia="zh-CN"/>
+        </w:rPr>
+        <w:fldChar w:fldCharType="separate"/>
+      </w:r>
+      <w:r>
+        <w:t>表4. 4</w:t>
+      </w:r>
+      <w:r>
+        <w:rPr>
+          <w:rFonts w:hint="eastAsia"/>
+          <w:lang w:eastAsia="zh-CN"/>
         </w:rPr>
         <w:t>活动报名表</w:t>
+      </w:r>
+      <w:r>
+        <w:rPr>
+          <w:rFonts w:hint="eastAsia"/>
+          <w:lang w:eastAsia="zh-CN"/>
+        </w:rPr>
+        <w:fldChar w:fldCharType="end"/>
       </w:r>
       <w:r>
         <w:t>所示：</w:t>
@@ -16383,6 +17064,11 @@
       <w:pPr>
         <w:pStyle w:val="37"/>
         <w:bidi w:val="0"/>
+        <w:jc w:val="both"/>
+        <w:rPr>
+          <w:rFonts w:hint="default"/>
+          <w:lang w:val="en-US"/>
+        </w:rPr>
       </w:pPr>
     </w:p>
     <w:p>
@@ -16390,20 +17076,37 @@
         <w:pStyle w:val="37"/>
         <w:bidi w:val="0"/>
         <w:rPr>
-          <w:rFonts w:hint="default"/>
-          <w:lang w:val="en-US"/>
-        </w:rPr>
-      </w:pPr>
-      <w:r>
-        <w:t xml:space="preserve">表 4.4 </w:t>
-      </w:r>
-      <w:r>
-        <w:rPr>
           <w:rFonts w:hint="eastAsia"/>
-          <w:lang w:val="en-US" w:eastAsia="zh-CN"/>
+          <w:lang w:eastAsia="zh-CN"/>
+        </w:rPr>
+      </w:pPr>
+      <w:bookmarkStart w:id="55" w:name="_Ref22928"/>
+      <w:r>
+        <w:t>表4.</w:t>
+      </w:r>
+      <w:r>
+        <w:fldChar w:fldCharType="begin"/>
+      </w:r>
+      <w:r>
+        <w:instrText xml:space="preserve"> SEQ 表4. \* ARABIC </w:instrText>
+      </w:r>
+      <w:r>
+        <w:fldChar w:fldCharType="separate"/>
+      </w:r>
+      <w:r>
+        <w:t>4</w:t>
+      </w:r>
+      <w:r>
+        <w:fldChar w:fldCharType="end"/>
+      </w:r>
+      <w:r>
+        <w:rPr>
+          <w:rFonts w:hint="eastAsia"/>
+          <w:lang w:eastAsia="zh-CN"/>
         </w:rPr>
         <w:t>活动报名表</w:t>
       </w:r>
+      <w:bookmarkEnd w:id="55"/>
     </w:p>
     <w:tbl>
       <w:tblPr>
@@ -18134,6 +18837,10 @@
         <w:spacing w:before="312" w:after="312" w:line="400" w:lineRule="exact"/>
         <w:ind w:firstLine="482"/>
         <w:textAlignment w:val="auto"/>
+        <w:rPr>
+          <w:rFonts w:hint="default"/>
+          <w:lang w:val="en-US"/>
+        </w:rPr>
       </w:pPr>
       <w:r>
         <w:rPr>
@@ -18143,14 +18850,45 @@
         <w:t>社团成员表</w:t>
       </w:r>
       <w:r>
-        <w:t>是维护社团组织架构的关系表，记录了用户加入了哪个社团，以及是否担任社团管理员的职务，如表 4.5</w:t>
+        <w:t>是维护社团组织架构的关系表，记录了用户加入了哪个社团，以及是否担任社团管理员的职务，如</w:t>
       </w:r>
       <w:r>
         <w:rPr>
           <w:rFonts w:hint="eastAsia"/>
-          <w:lang w:val="en-US" w:eastAsia="zh-CN"/>
+          <w:lang w:eastAsia="zh-CN"/>
+        </w:rPr>
+        <w:fldChar w:fldCharType="begin"/>
+      </w:r>
+      <w:r>
+        <w:rPr>
+          <w:rFonts w:hint="eastAsia"/>
+          <w:lang w:eastAsia="zh-CN"/>
+        </w:rPr>
+        <w:instrText xml:space="preserve"> REF _Ref23030 \h </w:instrText>
+      </w:r>
+      <w:r>
+        <w:rPr>
+          <w:rFonts w:hint="eastAsia"/>
+          <w:lang w:eastAsia="zh-CN"/>
+        </w:rPr>
+        <w:fldChar w:fldCharType="separate"/>
+      </w:r>
+      <w:r>
+        <w:t>表4. 5</w:t>
+      </w:r>
+      <w:r>
+        <w:rPr>
+          <w:rFonts w:hint="eastAsia"/>
+          <w:lang w:eastAsia="zh-CN"/>
         </w:rPr>
         <w:t>社团成员表</w:t>
+      </w:r>
+      <w:r>
+        <w:rPr>
+          <w:rFonts w:hint="eastAsia"/>
+          <w:lang w:eastAsia="zh-CN"/>
+        </w:rPr>
+        <w:fldChar w:fldCharType="end"/>
       </w:r>
       <w:r>
         <w:t>所示：</w:t>
@@ -18161,20 +18899,37 @@
         <w:pStyle w:val="37"/>
         <w:bidi w:val="0"/>
         <w:rPr>
-          <w:rFonts w:hint="default"/>
-          <w:lang w:val="en-US"/>
-        </w:rPr>
-      </w:pPr>
-      <w:r>
-        <w:t>表 4.5</w:t>
-      </w:r>
-      <w:r>
-        <w:rPr>
           <w:rFonts w:hint="eastAsia"/>
-          <w:lang w:val="en-US" w:eastAsia="zh-CN"/>
+          <w:lang w:eastAsia="zh-CN"/>
+        </w:rPr>
+      </w:pPr>
+      <w:bookmarkStart w:id="56" w:name="_Ref23030"/>
+      <w:r>
+        <w:t>表4.</w:t>
+      </w:r>
+      <w:r>
+        <w:fldChar w:fldCharType="begin"/>
+      </w:r>
+      <w:r>
+        <w:instrText xml:space="preserve"> SEQ 表4. \* ARABIC </w:instrText>
+      </w:r>
+      <w:r>
+        <w:fldChar w:fldCharType="separate"/>
+      </w:r>
+      <w:r>
+        <w:t>5</w:t>
+      </w:r>
+      <w:r>
+        <w:fldChar w:fldCharType="end"/>
+      </w:r>
+      <w:r>
+        <w:rPr>
+          <w:rFonts w:hint="eastAsia"/>
+          <w:lang w:eastAsia="zh-CN"/>
         </w:rPr>
         <w:t>社团成员表</w:t>
       </w:r>
+      <w:bookmarkEnd w:id="56"/>
     </w:p>
     <w:tbl>
       <w:tblPr>
@@ -19497,6 +20252,10 @@
         <w:spacing w:before="312" w:after="312" w:line="400" w:lineRule="exact"/>
         <w:ind w:firstLine="482"/>
         <w:textAlignment w:val="auto"/>
+        <w:rPr>
+          <w:rFonts w:hint="default"/>
+          <w:lang w:val="en-US"/>
+        </w:rPr>
       </w:pPr>
       <w:r>
         <w:rPr>
@@ -19506,14 +20265,45 @@
         <w:t>活动签到表</w:t>
       </w:r>
       <w:r>
-        <w:t>用于现场签到环节。记录了用户在特定活动的具体签到时间，用于计算签到率和考勤，如表4.6</w:t>
+        <w:t>用于现场签到环节。记录了用户在特定活动的具体签到时间，用于计算签到率和考勤，如</w:t>
       </w:r>
       <w:r>
         <w:rPr>
           <w:rFonts w:hint="eastAsia"/>
-          <w:lang w:val="en-US" w:eastAsia="zh-CN"/>
+          <w:lang w:eastAsia="zh-CN"/>
+        </w:rPr>
+        <w:fldChar w:fldCharType="begin"/>
+      </w:r>
+      <w:r>
+        <w:rPr>
+          <w:rFonts w:hint="eastAsia"/>
+          <w:lang w:eastAsia="zh-CN"/>
+        </w:rPr>
+        <w:instrText xml:space="preserve"> REF _Ref23154 \h </w:instrText>
+      </w:r>
+      <w:r>
+        <w:rPr>
+          <w:rFonts w:hint="eastAsia"/>
+          <w:lang w:eastAsia="zh-CN"/>
+        </w:rPr>
+        <w:fldChar w:fldCharType="separate"/>
+      </w:r>
+      <w:r>
+        <w:t>表4. 6</w:t>
+      </w:r>
+      <w:r>
+        <w:rPr>
+          <w:rFonts w:hint="eastAsia"/>
+          <w:lang w:eastAsia="zh-CN"/>
         </w:rPr>
         <w:t>活动签到表</w:t>
+      </w:r>
+      <w:r>
+        <w:rPr>
+          <w:rFonts w:hint="eastAsia"/>
+          <w:lang w:eastAsia="zh-CN"/>
+        </w:rPr>
+        <w:fldChar w:fldCharType="end"/>
       </w:r>
       <w:r>
         <w:t>所示：</w:t>
@@ -19524,20 +20314,37 @@
         <w:pStyle w:val="37"/>
         <w:bidi w:val="0"/>
         <w:rPr>
-          <w:rFonts w:hint="default"/>
-          <w:lang w:val="en-US"/>
-        </w:rPr>
-      </w:pPr>
-      <w:r>
-        <w:t>表4.6</w:t>
-      </w:r>
-      <w:r>
-        <w:rPr>
           <w:rFonts w:hint="eastAsia"/>
-          <w:lang w:val="en-US" w:eastAsia="zh-CN"/>
+          <w:lang w:eastAsia="zh-CN"/>
+        </w:rPr>
+      </w:pPr>
+      <w:bookmarkStart w:id="57" w:name="_Ref23154"/>
+      <w:r>
+        <w:t>表4.</w:t>
+      </w:r>
+      <w:r>
+        <w:fldChar w:fldCharType="begin"/>
+      </w:r>
+      <w:r>
+        <w:instrText xml:space="preserve"> SEQ 表4. \* ARABIC </w:instrText>
+      </w:r>
+      <w:r>
+        <w:fldChar w:fldCharType="separate"/>
+      </w:r>
+      <w:r>
+        <w:t>6</w:t>
+      </w:r>
+      <w:r>
+        <w:fldChar w:fldCharType="end"/>
+      </w:r>
+      <w:r>
+        <w:rPr>
+          <w:rFonts w:hint="eastAsia"/>
+          <w:lang w:eastAsia="zh-CN"/>
         </w:rPr>
         <w:t>活动签到表</w:t>
       </w:r>
+      <w:bookmarkEnd w:id="57"/>
     </w:p>
     <w:tbl>
       <w:tblPr>
@@ -20616,11 +21423,11 @@
         <w:spacing w:before="312" w:after="312"/>
         <w:outlineLvl w:val="0"/>
       </w:pPr>
-      <w:bookmarkStart w:id="44" w:name="_Toc9274"/>
+      <w:bookmarkStart w:id="58" w:name="_Toc8147"/>
       <w:r>
         <w:t>5 系统设计与实现</w:t>
       </w:r>
-      <w:bookmarkEnd w:id="44"/>
+      <w:bookmarkEnd w:id="58"/>
     </w:p>
     <w:p>
       <w:pPr>
@@ -20628,11 +21435,11 @@
         <w:spacing w:before="312" w:after="312"/>
         <w:outlineLvl w:val="1"/>
       </w:pPr>
-      <w:bookmarkStart w:id="45" w:name="_Toc30340"/>
+      <w:bookmarkStart w:id="59" w:name="_Toc1533"/>
       <w:r>
         <w:t>5.1系统登录注册与用户信息完善功能实现</w:t>
       </w:r>
-      <w:bookmarkEnd w:id="45"/>
+      <w:bookmarkEnd w:id="59"/>
     </w:p>
     <w:p>
       <w:pPr>
@@ -20654,7 +21461,89 @@
         <w:textAlignment w:val="auto"/>
       </w:pPr>
       <w:r>
-        <w:t>登录界面简洁，支持账号密码登录和微信一键登录。账号密码登录时，前端校验格式后加密提交后端验证；微信登录通过OpenID实现快速认证。首次登录或注册后，用户需完善真实姓名、学号、手机号等信息，后端校验后存入数据库。系统采用JWT进行会话管理，登录后签发令牌，前端存储并在后续请求中携带，实现无状态安全认证。登录界面如图5.1，注册页面如图5.2所示。</w:t>
+        <w:t>登录界面简洁，支持账号密码登录和微信一键登录。账号密码登录时，前端校验格式后加密提交后端验证；微信登录通过OpenID实现快速认证。首次登录或注册后，用户需完善真实姓名、学号、手机号等信息，后端校验后存入数据库。系统采用JWT进行会话管理，登录后签发令牌，前端存储并在后续请求中携带，实现无状态安全认证。登录界面如</w:t>
+      </w:r>
+      <w:r>
+        <w:rPr>
+          <w:rFonts w:hint="eastAsia"/>
+          <w:lang w:eastAsia="zh-CN"/>
+        </w:rPr>
+        <w:fldChar w:fldCharType="begin"/>
+      </w:r>
+      <w:r>
+        <w:rPr>
+          <w:rFonts w:hint="eastAsia"/>
+          <w:lang w:eastAsia="zh-CN"/>
+        </w:rPr>
+        <w:instrText xml:space="preserve"> REF _Ref23438 \h </w:instrText>
+      </w:r>
+      <w:r>
+        <w:rPr>
+          <w:rFonts w:hint="eastAsia"/>
+          <w:lang w:eastAsia="zh-CN"/>
+        </w:rPr>
+        <w:fldChar w:fldCharType="separate"/>
+      </w:r>
+      <w:r>
+        <w:t>图5.1</w:t>
+      </w:r>
+      <w:r>
+        <w:rPr>
+          <w:rFonts w:hint="eastAsia"/>
+          <w:lang w:eastAsia="zh-CN"/>
+        </w:rPr>
+        <w:t>登录</w:t>
+      </w:r>
+      <w:r>
+        <w:rPr>
+          <w:rFonts w:hint="eastAsia"/>
+          <w:lang w:eastAsia="zh-CN"/>
+        </w:rPr>
+        <w:fldChar w:fldCharType="end"/>
+      </w:r>
+      <w:r>
+        <w:t>，注册页面如</w:t>
+      </w:r>
+      <w:r>
+        <w:rPr>
+          <w:rFonts w:hint="eastAsia"/>
+          <w:lang w:eastAsia="zh-CN"/>
+        </w:rPr>
+        <w:fldChar w:fldCharType="begin"/>
+      </w:r>
+      <w:r>
+        <w:rPr>
+          <w:rFonts w:hint="eastAsia"/>
+          <w:lang w:eastAsia="zh-CN"/>
+        </w:rPr>
+        <w:instrText xml:space="preserve"> REF _Ref23510 \h </w:instrText>
+      </w:r>
+      <w:r>
+        <w:rPr>
+          <w:rFonts w:hint="eastAsia"/>
+          <w:lang w:eastAsia="zh-CN"/>
+        </w:rPr>
+        <w:fldChar w:fldCharType="separate"/>
+      </w:r>
+      <w:r>
+        <w:t>图5.2</w:t>
+      </w:r>
+      <w:r>
+        <w:rPr>
+          <w:rFonts w:hint="eastAsia"/>
+          <w:lang w:eastAsia="zh-CN"/>
+        </w:rPr>
+        <w:t>注册</w:t>
+      </w:r>
+      <w:r>
+        <w:rPr>
+          <w:rFonts w:hint="eastAsia"/>
+          <w:lang w:eastAsia="zh-CN"/>
+        </w:rPr>
+        <w:fldChar w:fldCharType="end"/>
+      </w:r>
+      <w:r>
+        <w:t>所示。</w:t>
       </w:r>
     </w:p>
     <w:tbl>
@@ -20759,22 +21648,38 @@
             <w:pPr>
               <w:pStyle w:val="37"/>
               <w:bidi w:val="0"/>
-              <w:jc w:val="center"/>
               <w:rPr>
                 <w:rFonts w:hint="default" w:eastAsia="楷体"/>
                 <w:lang w:val="en-US" w:eastAsia="zh-CN"/>
               </w:rPr>
             </w:pPr>
-            <w:r>
-              <w:t xml:space="preserve">图 </w:t>
+            <w:bookmarkStart w:id="60" w:name="_Ref23438"/>
+            <w:r>
+              <w:t>图5.</w:t>
+            </w:r>
+            <w:r>
+              <w:fldChar w:fldCharType="begin"/>
+            </w:r>
+            <w:r>
+              <w:instrText xml:space="preserve"> SEQ 图5. \* ARABIC </w:instrText>
+            </w:r>
+            <w:r>
+              <w:fldChar w:fldCharType="separate"/>
+            </w:r>
+            <w:r>
+              <w:t>1</w:t>
+            </w:r>
+            <w:r>
+              <w:fldChar w:fldCharType="end"/>
             </w:r>
             <w:r>
               <w:rPr>
                 <w:rFonts w:hint="eastAsia"/>
-                <w:lang w:val="en-US" w:eastAsia="zh-CN"/>
-              </w:rPr>
-              <w:t>5.1登录</w:t>
-            </w:r>
+                <w:lang w:eastAsia="zh-CN"/>
+              </w:rPr>
+              <w:t>登录</w:t>
+            </w:r>
+            <w:bookmarkEnd w:id="60"/>
           </w:p>
         </w:tc>
         <w:tc>
@@ -20833,18 +21738,38 @@
             <w:pPr>
               <w:pStyle w:val="37"/>
               <w:bidi w:val="0"/>
-              <w:jc w:val="center"/>
-            </w:pPr>
-            <w:r>
-              <w:t xml:space="preserve">图 </w:t>
+              <w:rPr>
+                <w:rFonts w:hint="eastAsia" w:eastAsia="宋体"/>
+                <w:lang w:eastAsia="zh-CN"/>
+              </w:rPr>
+            </w:pPr>
+            <w:bookmarkStart w:id="61" w:name="_Ref23510"/>
+            <w:r>
+              <w:t>图5.</w:t>
+            </w:r>
+            <w:r>
+              <w:fldChar w:fldCharType="begin"/>
+            </w:r>
+            <w:r>
+              <w:instrText xml:space="preserve"> SEQ 图5. \* ARABIC </w:instrText>
+            </w:r>
+            <w:r>
+              <w:fldChar w:fldCharType="separate"/>
+            </w:r>
+            <w:r>
+              <w:t>2</w:t>
+            </w:r>
+            <w:r>
+              <w:fldChar w:fldCharType="end"/>
             </w:r>
             <w:r>
               <w:rPr>
                 <w:rFonts w:hint="eastAsia"/>
-                <w:lang w:val="en-US" w:eastAsia="zh-CN"/>
-              </w:rPr>
-              <w:t>5.2注册</w:t>
-            </w:r>
+                <w:lang w:eastAsia="zh-CN"/>
+              </w:rPr>
+              <w:t>注册</w:t>
+            </w:r>
+            <w:bookmarkEnd w:id="61"/>
           </w:p>
         </w:tc>
       </w:tr>
@@ -20892,12 +21817,6 @@
             <w:insideH w:val="none" w:color="auto" w:sz="0" w:space="0"/>
             <w:insideV w:val="none" w:color="auto" w:sz="0" w:space="0"/>
           </w:tblBorders>
-          <w:tblCellMar>
-            <w:top w:w="0" w:type="dxa"/>
-            <w:left w:w="108" w:type="dxa"/>
-            <w:bottom w:w="0" w:type="dxa"/>
-            <w:right w:w="108" w:type="dxa"/>
-          </w:tblCellMar>
         </w:tblPrEx>
         <w:trPr>
           <w:trHeight w:val="30" w:hRule="atLeast"/>
@@ -20929,14 +21848,14 @@
           <w:rFonts w:hint="eastAsia"/>
         </w:rPr>
       </w:pPr>
-      <w:bookmarkStart w:id="46" w:name="_Toc6199"/>
+      <w:bookmarkStart w:id="62" w:name="_Toc7387"/>
       <w:r>
         <w:rPr>
           <w:rFonts w:hint="eastAsia"/>
         </w:rPr>
         <w:t>5.2 社团管理功能实现</w:t>
       </w:r>
-      <w:bookmarkEnd w:id="46"/>
+      <w:bookmarkEnd w:id="62"/>
     </w:p>
     <w:p>
       <w:pPr>
@@ -20972,14 +21891,97 @@
           <w:rFonts w:hint="default"/>
           <w:lang w:val="en-US" w:eastAsia="zh-CN"/>
         </w:rPr>
-        <w:t>社团页面如图 5.3</w:t>
+        <w:t>社团页面如</w:t>
+      </w:r>
+      <w:r>
+        <w:rPr>
+          <w:rFonts w:hint="default"/>
+          <w:lang w:val="en-US" w:eastAsia="zh-CN"/>
+        </w:rPr>
+        <w:fldChar w:fldCharType="begin"/>
+      </w:r>
+      <w:r>
+        <w:rPr>
+          <w:rFonts w:hint="default"/>
+          <w:lang w:val="en-US" w:eastAsia="zh-CN"/>
+        </w:rPr>
+        <w:instrText xml:space="preserve"> REF _Ref24022 \h </w:instrText>
+      </w:r>
+      <w:r>
+        <w:rPr>
+          <w:rFonts w:hint="default"/>
+          <w:lang w:val="en-US" w:eastAsia="zh-CN"/>
+        </w:rPr>
+        <w:fldChar w:fldCharType="separate"/>
+      </w:r>
+      <w:r>
+        <w:t>图5.3</w:t>
+      </w:r>
+      <w:r>
+        <w:rPr>
+          <w:rFonts w:hint="eastAsia"/>
+          <w:lang w:eastAsia="zh-CN"/>
+        </w:rPr>
+        <w:t>创建社团</w:t>
+      </w:r>
+      <w:r>
+        <w:rPr>
+          <w:rFonts w:hint="default"/>
+          <w:lang w:val="en-US" w:eastAsia="zh-CN"/>
+        </w:rPr>
+        <w:fldChar w:fldCharType="end"/>
       </w:r>
       <w:r>
         <w:rPr>
           <w:rFonts w:hint="eastAsia"/>
           <w:lang w:val="en-US" w:eastAsia="zh-CN"/>
         </w:rPr>
-        <w:t>，社团详情页面如图5.4所示</w:t>
+        <w:t>，社团详情页面如</w:t>
+      </w:r>
+      <w:r>
+        <w:rPr>
+          <w:rFonts w:hint="eastAsia"/>
+          <w:lang w:val="en-US" w:eastAsia="zh-CN"/>
+        </w:rPr>
+        <w:fldChar w:fldCharType="begin"/>
+      </w:r>
+      <w:r>
+        <w:rPr>
+          <w:rFonts w:hint="eastAsia"/>
+          <w:lang w:val="en-US" w:eastAsia="zh-CN"/>
+        </w:rPr>
+        <w:instrText xml:space="preserve"> REF _Ref24094 \h </w:instrText>
+      </w:r>
+      <w:r>
+        <w:rPr>
+          <w:rFonts w:hint="eastAsia"/>
+          <w:lang w:val="en-US" w:eastAsia="zh-CN"/>
+        </w:rPr>
+        <w:fldChar w:fldCharType="separate"/>
+      </w:r>
+      <w:r>
+        <w:t>图5. 4</w:t>
+      </w:r>
+      <w:r>
+        <w:rPr>
+          <w:rFonts w:hint="eastAsia"/>
+          <w:lang w:eastAsia="zh-CN"/>
+        </w:rPr>
+        <w:t>社团详情</w:t>
+      </w:r>
+      <w:r>
+        <w:rPr>
+          <w:rFonts w:hint="eastAsia"/>
+          <w:lang w:val="en-US" w:eastAsia="zh-CN"/>
+        </w:rPr>
+        <w:fldChar w:fldCharType="end"/>
+      </w:r>
+      <w:r>
+        <w:rPr>
+          <w:rFonts w:hint="eastAsia"/>
+          <w:lang w:val="en-US" w:eastAsia="zh-CN"/>
+        </w:rPr>
+        <w:t>所示</w:t>
       </w:r>
     </w:p>
     <w:tbl>
@@ -21104,16 +22106,33 @@
                 <w:lang w:val="en-US" w:eastAsia="zh-CN" w:bidi="ar-SA"/>
               </w:rPr>
             </w:pPr>
-            <w:r>
-              <w:t xml:space="preserve">图 </w:t>
+            <w:bookmarkStart w:id="63" w:name="_Ref24022"/>
+            <w:r>
+              <w:t>图5.</w:t>
+            </w:r>
+            <w:r>
+              <w:fldChar w:fldCharType="begin"/>
+            </w:r>
+            <w:r>
+              <w:instrText xml:space="preserve"> SEQ 图5. \* ARABIC </w:instrText>
+            </w:r>
+            <w:r>
+              <w:fldChar w:fldCharType="separate"/>
+            </w:r>
+            <w:r>
+              <w:t>3</w:t>
+            </w:r>
+            <w:r>
+              <w:fldChar w:fldCharType="end"/>
             </w:r>
             <w:r>
               <w:rPr>
                 <w:rFonts w:hint="eastAsia"/>
-                <w:lang w:val="en-US" w:eastAsia="zh-CN"/>
-              </w:rPr>
-              <w:t>5.3创建社团</w:t>
-            </w:r>
+                <w:lang w:eastAsia="zh-CN"/>
+              </w:rPr>
+              <w:t>创建社团</w:t>
+            </w:r>
+            <w:bookmarkEnd w:id="63"/>
           </w:p>
         </w:tc>
         <w:tc>
@@ -21192,16 +22211,33 @@
                 <w:lang w:val="en-US" w:eastAsia="zh-CN" w:bidi="ar-SA"/>
               </w:rPr>
             </w:pPr>
-            <w:r>
-              <w:t xml:space="preserve">图 </w:t>
+            <w:bookmarkStart w:id="64" w:name="_Ref24094"/>
+            <w:r>
+              <w:t xml:space="preserve">图5. </w:t>
+            </w:r>
+            <w:r>
+              <w:fldChar w:fldCharType="begin"/>
+            </w:r>
+            <w:r>
+              <w:instrText xml:space="preserve"> SEQ 图5. \* ARABIC </w:instrText>
+            </w:r>
+            <w:r>
+              <w:fldChar w:fldCharType="separate"/>
+            </w:r>
+            <w:r>
+              <w:t>4</w:t>
+            </w:r>
+            <w:r>
+              <w:fldChar w:fldCharType="end"/>
             </w:r>
             <w:r>
               <w:rPr>
                 <w:rFonts w:hint="eastAsia"/>
-                <w:lang w:val="en-US" w:eastAsia="zh-CN"/>
-              </w:rPr>
-              <w:t>5.4社团详情</w:t>
-            </w:r>
+                <w:lang w:eastAsia="zh-CN"/>
+              </w:rPr>
+              <w:t>社团详情</w:t>
+            </w:r>
+            <w:bookmarkEnd w:id="64"/>
           </w:p>
         </w:tc>
       </w:tr>
@@ -21216,7 +22252,7 @@
           <w:lang w:eastAsia="zh-CN"/>
         </w:rPr>
       </w:pPr>
-      <w:bookmarkStart w:id="47" w:name="_Toc31327"/>
+      <w:bookmarkStart w:id="65" w:name="_Toc9631"/>
       <w:r>
         <w:rPr>
           <w:rFonts w:hint="eastAsia"/>
@@ -21224,7 +22260,7 @@
         </w:rPr>
         <w:t>5.3 活动管理功能实现</w:t>
       </w:r>
-      <w:bookmarkEnd w:id="47"/>
+      <w:bookmarkEnd w:id="65"/>
     </w:p>
     <w:p>
       <w:pPr>
@@ -21238,7 +22274,95 @@
         <w:rPr>
           <w:rFonts w:hint="default"/>
         </w:rPr>
-        <w:t>活动管理模块涵盖活动策划、发布、审核到上线的全流程。社团管理员可通过富文本编辑器填写详情，设置地点、时间、人数等参数。新发布活动默认为待审核状态，由超级管理员预览并决定通过或拒绝，结果实时反馈。活动发布页面如图 5.5，活动审核页面如图 5.6所示。</w:t>
+        <w:t>活动管理模块涵盖活动策划、发布、审核到上线的全流程。社团管理员可通过富文本编辑器填写详情，设置地点、时间、人数等参数。新发布活动默认为待审核状态，由超级管理员预览并决定通过或拒绝，结果实时反馈。活动发布页面如</w:t>
+      </w:r>
+      <w:r>
+        <w:rPr>
+          <w:rFonts w:hint="default"/>
+          <w:lang w:val="en-US"/>
+        </w:rPr>
+        <w:fldChar w:fldCharType="begin"/>
+      </w:r>
+      <w:r>
+        <w:rPr>
+          <w:rFonts w:hint="default"/>
+          <w:lang w:val="en-US"/>
+        </w:rPr>
+        <w:instrText xml:space="preserve"> REF _Ref24222 \h </w:instrText>
+      </w:r>
+      <w:r>
+        <w:rPr>
+          <w:rFonts w:hint="default"/>
+          <w:lang w:val="en-US"/>
+        </w:rPr>
+        <w:fldChar w:fldCharType="separate"/>
+      </w:r>
+      <w:r>
+        <w:t>图5.5</w:t>
+      </w:r>
+      <w:r>
+        <w:rPr>
+          <w:rFonts w:hint="eastAsia"/>
+          <w:lang w:eastAsia="zh-CN"/>
+        </w:rPr>
+        <w:t>活动发布</w:t>
+      </w:r>
+      <w:r>
+        <w:rPr>
+          <w:rFonts w:hint="default"/>
+          <w:lang w:val="en-US"/>
+        </w:rPr>
+        <w:fldChar w:fldCharType="end"/>
+      </w:r>
+      <w:r>
+        <w:rPr>
+          <w:rFonts w:hint="default"/>
+        </w:rPr>
+        <w:t>，活动审核页面如</w:t>
+      </w:r>
+      <w:r>
+        <w:rPr>
+          <w:rFonts w:hint="default"/>
+          <w:lang w:val="en-US"/>
+        </w:rPr>
+        <w:fldChar w:fldCharType="begin"/>
+      </w:r>
+      <w:r>
+        <w:rPr>
+          <w:rFonts w:hint="default"/>
+          <w:lang w:val="en-US"/>
+        </w:rPr>
+        <w:instrText xml:space="preserve"> REF _Ref24248 \h </w:instrText>
+      </w:r>
+      <w:r>
+        <w:rPr>
+          <w:rFonts w:hint="default"/>
+          <w:lang w:val="en-US"/>
+        </w:rPr>
+        <w:fldChar w:fldCharType="separate"/>
+      </w:r>
+      <w:r>
+        <w:t>图5.6</w:t>
+      </w:r>
+      <w:r>
+        <w:rPr>
+          <w:rFonts w:hint="eastAsia"/>
+          <w:lang w:eastAsia="zh-CN"/>
+        </w:rPr>
+        <w:t>活动审核</w:t>
+      </w:r>
+      <w:r>
+        <w:rPr>
+          <w:rFonts w:hint="default"/>
+          <w:lang w:val="en-US"/>
+        </w:rPr>
+        <w:fldChar w:fldCharType="end"/>
+      </w:r>
+      <w:r>
+        <w:rPr>
+          <w:rFonts w:hint="default"/>
+        </w:rPr>
+        <w:t>所示。</w:t>
       </w:r>
       <w:r>
         <w:rPr>
@@ -21357,28 +22481,38 @@
             <w:pPr>
               <w:pStyle w:val="37"/>
               <w:bidi w:val="0"/>
-              <w:jc w:val="center"/>
               <w:rPr>
                 <w:rFonts w:hint="default" w:eastAsia="楷体"/>
                 <w:lang w:val="en-US" w:eastAsia="zh-CN"/>
               </w:rPr>
             </w:pPr>
-            <w:r>
-              <w:t xml:space="preserve">图 </w:t>
+            <w:bookmarkStart w:id="66" w:name="_Ref24222"/>
+            <w:r>
+              <w:t>图5.</w:t>
+            </w:r>
+            <w:r>
+              <w:fldChar w:fldCharType="begin"/>
+            </w:r>
+            <w:r>
+              <w:instrText xml:space="preserve"> SEQ 图5. \* ARABIC </w:instrText>
+            </w:r>
+            <w:r>
+              <w:fldChar w:fldCharType="separate"/>
+            </w:r>
+            <w:r>
+              <w:t>5</w:t>
+            </w:r>
+            <w:r>
+              <w:fldChar w:fldCharType="end"/>
             </w:r>
             <w:r>
               <w:rPr>
                 <w:rFonts w:hint="eastAsia"/>
-                <w:lang w:val="en-US" w:eastAsia="zh-CN"/>
-              </w:rPr>
-              <w:t>5.5</w:t>
-            </w:r>
-            <w:r>
-              <w:rPr>
-                <w:rFonts w:hint="default"/>
+                <w:lang w:eastAsia="zh-CN"/>
               </w:rPr>
               <w:t>活动发布</w:t>
             </w:r>
+            <w:bookmarkEnd w:id="66"/>
           </w:p>
         </w:tc>
         <w:tc>
@@ -21445,28 +22579,49 @@
             <w:pPr>
               <w:pStyle w:val="37"/>
               <w:bidi w:val="0"/>
+              <w:rPr>
+                <w:rFonts w:hint="eastAsia"/>
+                <w:lang w:eastAsia="zh-CN"/>
+              </w:rPr>
+            </w:pPr>
+            <w:bookmarkStart w:id="67" w:name="_Ref24248"/>
+            <w:r>
+              <w:t>图5.</w:t>
+            </w:r>
+            <w:r>
+              <w:fldChar w:fldCharType="begin"/>
+            </w:r>
+            <w:r>
+              <w:instrText xml:space="preserve"> SEQ 图5. \* ARABIC </w:instrText>
+            </w:r>
+            <w:r>
+              <w:fldChar w:fldCharType="separate"/>
+            </w:r>
+            <w:r>
+              <w:t>6</w:t>
+            </w:r>
+            <w:r>
+              <w:fldChar w:fldCharType="end"/>
+            </w:r>
+            <w:r>
+              <w:rPr>
+                <w:rFonts w:hint="eastAsia"/>
+                <w:lang w:eastAsia="zh-CN"/>
+              </w:rPr>
+              <w:t>活动审核</w:t>
+            </w:r>
+            <w:bookmarkEnd w:id="67"/>
+          </w:p>
+          <w:p>
+            <w:pPr>
+              <w:pStyle w:val="37"/>
+              <w:bidi w:val="0"/>
               <w:jc w:val="center"/>
               <w:rPr>
                 <w:rFonts w:hint="default" w:eastAsia="楷体"/>
                 <w:lang w:val="en-US" w:eastAsia="zh-CN"/>
               </w:rPr>
             </w:pPr>
-            <w:r>
-              <w:t xml:space="preserve">图 </w:t>
-            </w:r>
-            <w:r>
-              <w:rPr>
-                <w:rFonts w:hint="eastAsia"/>
-                <w:lang w:val="en-US" w:eastAsia="zh-CN"/>
-              </w:rPr>
-              <w:t>5.6</w:t>
-            </w:r>
-            <w:r>
-              <w:rPr>
-                <w:rFonts w:hint="default"/>
-              </w:rPr>
-              <w:t>活动审核</w:t>
-            </w:r>
           </w:p>
         </w:tc>
       </w:tr>
@@ -21481,7 +22636,7 @@
           <w:lang w:eastAsia="zh-CN"/>
         </w:rPr>
       </w:pPr>
-      <w:bookmarkStart w:id="48" w:name="_Toc2896"/>
+      <w:bookmarkStart w:id="68" w:name="_Toc26346"/>
       <w:r>
         <w:rPr>
           <w:rFonts w:hint="eastAsia"/>
@@ -21489,7 +22644,7 @@
         </w:rPr>
         <w:t>5.4 活动报名与签到功能实现</w:t>
       </w:r>
-      <w:bookmarkEnd w:id="48"/>
+      <w:bookmarkEnd w:id="68"/>
     </w:p>
     <w:p>
       <w:pPr>
@@ -21503,46 +22658,166 @@
         <w:rPr>
           <w:rFonts w:hint="default"/>
         </w:rPr>
-        <w:t>系统实现全流程数字化报名与智能签到。报名阶段采用并发控制，确保热门活动人数不超限。需审核的活动由管理员人工筛选，无需审核的活动自动确认名额。签到环节使用动态二维码。管理员在活动开始前生成专属签到码，参与者扫码后，系统后端会校验是否已报名、状态是否通过、签到时间是否有效，多重验证防止未报名或代签到行为，确保数据真实准确。活动报名页面如图 5.7，</w:t>
+        <w:t>系统实现全流程数字化报名与智能签到。报名阶段采用并发控制，确保热门活动人数不超限。需审核的活动由管理员人工筛选，无需审核的活动自动确认名额。签到环节使用动态二维码。管理员在活动开始前生成专属签到码，参与者扫码后，系统后端会校验是否已报名、状态是否通过、签到时间是否有效，多重验证防止未报名或代签到行为，确保数据真实准确。活动报名页面如</w:t>
+      </w:r>
+      <w:r>
+        <w:rPr>
+          <w:rFonts w:hint="default"/>
+          <w:lang w:val="en-US"/>
+        </w:rPr>
+        <w:fldChar w:fldCharType="begin"/>
+      </w:r>
+      <w:r>
+        <w:rPr>
+          <w:rFonts w:hint="default"/>
+          <w:lang w:val="en-US"/>
+        </w:rPr>
+        <w:instrText xml:space="preserve"> REF _Ref24440 \h </w:instrText>
+      </w:r>
+      <w:r>
+        <w:rPr>
+          <w:rFonts w:hint="default"/>
+          <w:lang w:val="en-US"/>
+        </w:rPr>
+        <w:fldChar w:fldCharType="separate"/>
+      </w:r>
+      <w:r>
+        <w:t>图5. 7</w:t>
+      </w:r>
+      <w:r>
+        <w:rPr>
+          <w:rFonts w:hint="eastAsia"/>
+          <w:lang w:eastAsia="zh-CN"/>
+        </w:rPr>
+        <w:t>活动报名</w:t>
+      </w:r>
+      <w:r>
+        <w:rPr>
+          <w:rFonts w:hint="default"/>
+          <w:lang w:val="en-US"/>
+        </w:rPr>
+        <w:fldChar w:fldCharType="end"/>
+      </w:r>
+      <w:r>
+        <w:rPr>
+          <w:rFonts w:hint="default"/>
+        </w:rPr>
+        <w:t>，</w:t>
       </w:r>
       <w:r>
         <w:rPr>
           <w:rFonts w:hint="eastAsia"/>
           <w:lang w:val="en-US" w:eastAsia="zh-CN"/>
         </w:rPr>
-        <w:t>需要人员审核页面如图5.8，活动</w:t>
-      </w:r>
-      <w:r>
-        <w:rPr>
-          <w:rFonts w:hint="default"/>
-        </w:rPr>
-        <w:t>签到</w:t>
+        <w:t>需要人员审核页面如</w:t>
       </w:r>
       <w:r>
         <w:rPr>
           <w:rFonts w:hint="eastAsia"/>
           <w:lang w:val="en-US" w:eastAsia="zh-CN"/>
         </w:rPr>
-        <w:t>二维码</w:t>
-      </w:r>
-      <w:r>
-        <w:rPr>
-          <w:rFonts w:hint="default"/>
-        </w:rPr>
-        <w:t>页面如图 5.</w:t>
+        <w:fldChar w:fldCharType="begin"/>
       </w:r>
       <w:r>
         <w:rPr>
           <w:rFonts w:hint="eastAsia"/>
           <w:lang w:val="en-US" w:eastAsia="zh-CN"/>
         </w:rPr>
-        <w:t>9</w:t>
+        <w:instrText xml:space="preserve"> REF _Ref24466 \h </w:instrText>
+      </w:r>
+      <w:r>
+        <w:rPr>
+          <w:rFonts w:hint="eastAsia"/>
+          <w:lang w:val="en-US" w:eastAsia="zh-CN"/>
+        </w:rPr>
+        <w:fldChar w:fldCharType="separate"/>
+      </w:r>
+      <w:r>
+        <w:t>图5. 8</w:t>
+      </w:r>
+      <w:r>
+        <w:rPr>
+          <w:rFonts w:hint="eastAsia"/>
+          <w:lang w:eastAsia="zh-CN"/>
+        </w:rPr>
+        <w:t>人员审核</w:t>
+      </w:r>
+      <w:r>
+        <w:rPr>
+          <w:rFonts w:hint="eastAsia"/>
+          <w:lang w:val="en-US" w:eastAsia="zh-CN"/>
+        </w:rPr>
+        <w:fldChar w:fldCharType="end"/>
+      </w:r>
+      <w:r>
+        <w:rPr>
+          <w:rFonts w:hint="eastAsia"/>
+          <w:lang w:val="en-US" w:eastAsia="zh-CN"/>
+        </w:rPr>
+        <w:t>，活动</w:t>
       </w:r>
       <w:r>
         <w:rPr>
           <w:rFonts w:hint="default"/>
         </w:rPr>
-        <w:t xml:space="preserve"> 所示。</w:t>
+        <w:t>签到</w:t>
+      </w:r>
+      <w:r>
+        <w:rPr>
+          <w:rFonts w:hint="eastAsia"/>
+          <w:lang w:val="en-US" w:eastAsia="zh-CN"/>
+        </w:rPr>
+        <w:t>二维码</w:t>
+      </w:r>
+      <w:r>
+        <w:rPr>
+          <w:rFonts w:hint="default"/>
+        </w:rPr>
+        <w:t>页面如</w:t>
+      </w:r>
+      <w:r>
+        <w:rPr>
+          <w:rFonts w:hint="default"/>
+          <w:lang w:val="en-US"/>
+        </w:rPr>
+        <w:fldChar w:fldCharType="begin"/>
+      </w:r>
+      <w:r>
+        <w:rPr>
+          <w:rFonts w:hint="default"/>
+          <w:lang w:val="en-US"/>
+        </w:rPr>
+        <w:instrText xml:space="preserve"> REF _Ref24486 \h </w:instrText>
+      </w:r>
+      <w:r>
+        <w:rPr>
+          <w:rFonts w:hint="default"/>
+          <w:lang w:val="en-US"/>
+        </w:rPr>
+        <w:fldChar w:fldCharType="separate"/>
+      </w:r>
+      <w:r>
+        <w:t>图5. 9</w:t>
+      </w:r>
+      <w:r>
+        <w:rPr>
+          <w:rFonts w:hint="eastAsia"/>
+          <w:lang w:eastAsia="zh-CN"/>
+        </w:rPr>
+        <w:t>二维码</w:t>
+      </w:r>
+      <w:r>
+        <w:rPr>
+          <w:rFonts w:hint="default"/>
+          <w:lang w:val="en-US"/>
+        </w:rPr>
+        <w:fldChar w:fldCharType="end"/>
+      </w:r>
+      <w:r>
+        <w:rPr>
+          <w:rFonts w:hint="default"/>
+        </w:rPr>
+        <w:t>所示。</w:t>
       </w:r>
       <w:r>
         <w:rPr>
@@ -21676,28 +22951,38 @@
             <w:pPr>
               <w:pStyle w:val="37"/>
               <w:bidi w:val="0"/>
-              <w:jc w:val="center"/>
               <w:rPr>
                 <w:rFonts w:hint="default" w:eastAsia="黑体"/>
                 <w:lang w:val="en-US" w:eastAsia="zh-CN"/>
               </w:rPr>
             </w:pPr>
-            <w:r>
-              <w:t xml:space="preserve">图 </w:t>
+            <w:bookmarkStart w:id="69" w:name="_Ref24440"/>
+            <w:r>
+              <w:t>图5.</w:t>
+            </w:r>
+            <w:r>
+              <w:fldChar w:fldCharType="begin"/>
+            </w:r>
+            <w:r>
+              <w:instrText xml:space="preserve"> SEQ 图5. \* ARABIC </w:instrText>
+            </w:r>
+            <w:r>
+              <w:fldChar w:fldCharType="separate"/>
+            </w:r>
+            <w:r>
+              <w:t>7</w:t>
+            </w:r>
+            <w:r>
+              <w:fldChar w:fldCharType="end"/>
             </w:r>
             <w:r>
               <w:rPr>
                 <w:rFonts w:hint="eastAsia"/>
-                <w:lang w:val="en-US" w:eastAsia="zh-CN"/>
-              </w:rPr>
-              <w:t>5.7</w:t>
-            </w:r>
-            <w:r>
-              <w:rPr>
-                <w:rFonts w:hint="default"/>
+                <w:lang w:eastAsia="zh-CN"/>
               </w:rPr>
               <w:t>活动报名</w:t>
             </w:r>
+            <w:bookmarkEnd w:id="69"/>
           </w:p>
         </w:tc>
         <w:tc>
@@ -21778,22 +23063,38 @@
             <w:pPr>
               <w:pStyle w:val="37"/>
               <w:bidi w:val="0"/>
-              <w:jc w:val="center"/>
               <w:rPr>
                 <w:rFonts w:hint="default" w:eastAsia="黑体"/>
                 <w:lang w:val="en-US" w:eastAsia="zh-CN"/>
               </w:rPr>
             </w:pPr>
-            <w:r>
-              <w:t xml:space="preserve">图 </w:t>
+            <w:bookmarkStart w:id="70" w:name="_Ref24466"/>
+            <w:r>
+              <w:t>图5.</w:t>
+            </w:r>
+            <w:r>
+              <w:fldChar w:fldCharType="begin"/>
+            </w:r>
+            <w:r>
+              <w:instrText xml:space="preserve"> SEQ 图5. \* ARABIC </w:instrText>
+            </w:r>
+            <w:r>
+              <w:fldChar w:fldCharType="separate"/>
+            </w:r>
+            <w:r>
+              <w:t>8</w:t>
+            </w:r>
+            <w:r>
+              <w:fldChar w:fldCharType="end"/>
             </w:r>
             <w:r>
               <w:rPr>
                 <w:rFonts w:hint="eastAsia"/>
-                <w:lang w:val="en-US" w:eastAsia="zh-CN"/>
-              </w:rPr>
-              <w:t>5.8人员审核</w:t>
-            </w:r>
+                <w:lang w:eastAsia="zh-CN"/>
+              </w:rPr>
+              <w:t>人员审核</w:t>
+            </w:r>
+            <w:bookmarkEnd w:id="70"/>
           </w:p>
         </w:tc>
         <w:tc>
@@ -21879,16 +23180,33 @@
                 <w:lang w:val="en-US" w:eastAsia="zh-CN"/>
               </w:rPr>
             </w:pPr>
-            <w:r>
-              <w:t xml:space="preserve">图 </w:t>
+            <w:bookmarkStart w:id="71" w:name="_Ref24486"/>
+            <w:r>
+              <w:t>图5.</w:t>
+            </w:r>
+            <w:r>
+              <w:fldChar w:fldCharType="begin"/>
+            </w:r>
+            <w:r>
+              <w:instrText xml:space="preserve"> SEQ 图5. \* ARABIC </w:instrText>
+            </w:r>
+            <w:r>
+              <w:fldChar w:fldCharType="separate"/>
+            </w:r>
+            <w:r>
+              <w:t>9</w:t>
+            </w:r>
+            <w:r>
+              <w:fldChar w:fldCharType="end"/>
             </w:r>
             <w:r>
               <w:rPr>
                 <w:rFonts w:hint="eastAsia"/>
-                <w:lang w:val="en-US" w:eastAsia="zh-CN"/>
-              </w:rPr>
-              <w:t>5.9二维码</w:t>
-            </w:r>
+                <w:lang w:eastAsia="zh-CN"/>
+              </w:rPr>
+              <w:t>二维码</w:t>
+            </w:r>
+            <w:bookmarkEnd w:id="71"/>
           </w:p>
         </w:tc>
       </w:tr>
@@ -21902,14 +23220,14 @@
           <w:rFonts w:hint="default"/>
         </w:rPr>
       </w:pPr>
-      <w:bookmarkStart w:id="49" w:name="_Toc19115"/>
+      <w:bookmarkStart w:id="72" w:name="_Toc1329"/>
       <w:r>
         <w:rPr>
           <w:rFonts w:hint="default"/>
         </w:rPr>
         <w:t>5.5 活动评价与反馈功能实现</w:t>
       </w:r>
-      <w:bookmarkEnd w:id="49"/>
+      <w:bookmarkEnd w:id="72"/>
     </w:p>
     <w:p>
       <w:pPr>
@@ -21937,28 +23255,97 @@
         <w:rPr>
           <w:rFonts w:hint="default"/>
         </w:rPr>
-        <w:t>打分及文字评论。评价将公开展示在活动详情页，为其他同学提供参考，同时帮助社团管理者发现问题、优化后续活动。活动评价页面如图5.</w:t>
+        <w:t>打分及文字评论。评价将公开展示在活动详情页，为其他同学提供参考，同时帮助社团管理者发现问题、优化后续活动。活动评价页面如</w:t>
+      </w:r>
+      <w:r>
+        <w:rPr>
+          <w:rFonts w:hint="default"/>
+          <w:lang w:val="en-US"/>
+        </w:rPr>
+        <w:fldChar w:fldCharType="begin"/>
+      </w:r>
+      <w:r>
+        <w:rPr>
+          <w:rFonts w:hint="default"/>
+          <w:lang w:val="en-US"/>
+        </w:rPr>
+        <w:instrText xml:space="preserve"> REF _Ref24626 \h </w:instrText>
+      </w:r>
+      <w:r>
+        <w:rPr>
+          <w:rFonts w:hint="default"/>
+          <w:lang w:val="en-US"/>
+        </w:rPr>
+        <w:fldChar w:fldCharType="separate"/>
+      </w:r>
+      <w:r>
+        <w:t>图5.10</w:t>
+      </w:r>
+      <w:r>
+        <w:rPr>
+          <w:rFonts w:hint="eastAsia"/>
+          <w:lang w:eastAsia="zh-CN"/>
+        </w:rPr>
+        <w:t>活动评价</w:t>
+      </w:r>
+      <w:r>
+        <w:rPr>
+          <w:rFonts w:hint="default"/>
+          <w:lang w:val="en-US"/>
+        </w:rPr>
+        <w:fldChar w:fldCharType="end"/>
+      </w:r>
+      <w:r>
+        <w:rPr>
+          <w:rFonts w:hint="eastAsia"/>
+          <w:lang w:eastAsia="zh-CN"/>
+        </w:rPr>
+        <w:t>，</w:t>
       </w:r>
       <w:r>
         <w:rPr>
           <w:rFonts w:hint="eastAsia"/>
           <w:lang w:val="en-US" w:eastAsia="zh-CN"/>
         </w:rPr>
-        <w:t>10</w:t>
+        <w:t>活动留言板页面如</w:t>
+      </w:r>
+      <w:r>
+        <w:rPr>
+          <w:rFonts w:hint="eastAsia"/>
+          <w:lang w:val="en-US" w:eastAsia="zh-CN"/>
+        </w:rPr>
+        <w:fldChar w:fldCharType="begin"/>
+      </w:r>
+      <w:r>
+        <w:rPr>
+          <w:rFonts w:hint="eastAsia"/>
+          <w:lang w:val="en-US" w:eastAsia="zh-CN"/>
+        </w:rPr>
+        <w:instrText xml:space="preserve"> REF _Ref24646 \h </w:instrText>
+      </w:r>
+      <w:r>
+        <w:rPr>
+          <w:rFonts w:hint="eastAsia"/>
+          <w:lang w:val="en-US" w:eastAsia="zh-CN"/>
+        </w:rPr>
+        <w:fldChar w:fldCharType="separate"/>
+      </w:r>
+      <w:r>
+        <w:t>图5.11</w:t>
       </w:r>
       <w:r>
         <w:rPr>
           <w:rFonts w:hint="eastAsia"/>
           <w:lang w:eastAsia="zh-CN"/>
         </w:rPr>
-        <w:t>，</w:t>
+        <w:t>活动留言板</w:t>
       </w:r>
       <w:r>
         <w:rPr>
           <w:rFonts w:hint="eastAsia"/>
           <w:lang w:val="en-US" w:eastAsia="zh-CN"/>
         </w:rPr>
-        <w:t>活动留言板页面如图5.11</w:t>
+        <w:fldChar w:fldCharType="end"/>
       </w:r>
       <w:r>
         <w:rPr>
@@ -22066,9 +23453,9 @@
               <w:jc w:val="center"/>
               <w:textAlignment w:val="auto"/>
               <w:rPr>
-                <w:rFonts w:hint="default" w:eastAsia="黑体"/>
+                <w:rFonts w:hint="eastAsia" w:eastAsia="宋体"/>
                 <w:vertAlign w:val="baseline"/>
-                <w:lang w:val="en-US" w:eastAsia="zh-CN"/>
+                <w:lang w:eastAsia="zh-CN"/>
               </w:rPr>
             </w:pPr>
             <w:r>
@@ -22115,26 +23502,44 @@
                 </wp:inline>
               </w:drawing>
             </w:r>
-            <w:r>
-              <w:rPr>
-                <w:rStyle w:val="42"/>
-              </w:rPr>
-              <w:t xml:space="preserve">图 </w:t>
-            </w:r>
-            <w:r>
-              <w:rPr>
-                <w:rStyle w:val="42"/>
+          </w:p>
+          <w:p>
+            <w:pPr>
+              <w:pStyle w:val="37"/>
+              <w:bidi w:val="0"/>
+              <w:rPr>
+                <w:rFonts w:hint="default" w:eastAsia="黑体"/>
+                <w:vertAlign w:val="baseline"/>
+                <w:lang w:val="en-US" w:eastAsia="zh-CN"/>
+              </w:rPr>
+            </w:pPr>
+            <w:bookmarkStart w:id="73" w:name="_Ref24626"/>
+            <w:r>
+              <w:t>图5.</w:t>
+            </w:r>
+            <w:r>
+              <w:fldChar w:fldCharType="begin"/>
+            </w:r>
+            <w:r>
+              <w:instrText xml:space="preserve"> SEQ 图5. \* ARABIC </w:instrText>
+            </w:r>
+            <w:r>
+              <w:fldChar w:fldCharType="separate"/>
+            </w:r>
+            <w:r>
+              <w:t>10</w:t>
+            </w:r>
+            <w:r>
+              <w:fldChar w:fldCharType="end"/>
+            </w:r>
+            <w:r>
+              <w:rPr>
                 <w:rFonts w:hint="eastAsia"/>
-                <w:lang w:val="en-US" w:eastAsia="zh-CN"/>
-              </w:rPr>
-              <w:t>5.10</w:t>
-            </w:r>
-            <w:r>
-              <w:rPr>
-                <w:rFonts w:hint="default"/>
+                <w:lang w:eastAsia="zh-CN"/>
               </w:rPr>
               <w:t>活动评价</w:t>
             </w:r>
+            <w:bookmarkEnd w:id="73"/>
           </w:p>
         </w:tc>
         <w:tc>
@@ -22190,9 +23595,9 @@
               <w:jc w:val="center"/>
               <w:textAlignment w:val="auto"/>
               <w:rPr>
-                <w:rFonts w:hint="default" w:eastAsia="黑体"/>
+                <w:rFonts w:hint="eastAsia" w:eastAsia="宋体"/>
                 <w:vertAlign w:val="baseline"/>
-                <w:lang w:val="en-US" w:eastAsia="zh-CN"/>
+                <w:lang w:eastAsia="zh-CN"/>
               </w:rPr>
             </w:pPr>
             <w:r>
@@ -22239,27 +23644,44 @@
                 </wp:inline>
               </w:drawing>
             </w:r>
-            <w:r>
-              <w:rPr>
-                <w:rStyle w:val="42"/>
-              </w:rPr>
-              <w:t xml:space="preserve">图 </w:t>
-            </w:r>
-            <w:r>
-              <w:rPr>
-                <w:rStyle w:val="42"/>
+          </w:p>
+          <w:p>
+            <w:pPr>
+              <w:pStyle w:val="37"/>
+              <w:bidi w:val="0"/>
+              <w:rPr>
+                <w:rFonts w:hint="default" w:eastAsia="黑体"/>
+                <w:vertAlign w:val="baseline"/>
+                <w:lang w:val="en-US" w:eastAsia="zh-CN"/>
+              </w:rPr>
+            </w:pPr>
+            <w:bookmarkStart w:id="74" w:name="_Ref24646"/>
+            <w:r>
+              <w:t>图5.</w:t>
+            </w:r>
+            <w:r>
+              <w:fldChar w:fldCharType="begin"/>
+            </w:r>
+            <w:r>
+              <w:instrText xml:space="preserve"> SEQ 图5. \* ARABIC </w:instrText>
+            </w:r>
+            <w:r>
+              <w:fldChar w:fldCharType="separate"/>
+            </w:r>
+            <w:r>
+              <w:t>11</w:t>
+            </w:r>
+            <w:r>
+              <w:fldChar w:fldCharType="end"/>
+            </w:r>
+            <w:r>
+              <w:rPr>
                 <w:rFonts w:hint="eastAsia"/>
-                <w:lang w:val="en-US" w:eastAsia="zh-CN"/>
-              </w:rPr>
-              <w:t>5.11</w:t>
-            </w:r>
-            <w:r>
-              <w:rPr>
-                <w:rFonts w:hint="eastAsia"/>
-                <w:lang w:val="en-US" w:eastAsia="zh-CN"/>
+                <w:lang w:eastAsia="zh-CN"/>
               </w:rPr>
               <w:t>活动留言板</w:t>
             </w:r>
+            <w:bookmarkEnd w:id="74"/>
           </w:p>
         </w:tc>
       </w:tr>
@@ -22270,14 +23692,14 @@
         <w:bidi w:val="0"/>
         <w:outlineLvl w:val="1"/>
       </w:pPr>
-      <w:bookmarkStart w:id="50" w:name="_Toc11457"/>
+      <w:bookmarkStart w:id="75" w:name="_Toc25879"/>
       <w:r>
         <w:rPr>
           <w:rFonts w:hint="default"/>
         </w:rPr>
         <w:t>5.6 数据统计与可视化功能实现</w:t>
       </w:r>
-      <w:bookmarkEnd w:id="50"/>
+      <w:bookmarkEnd w:id="75"/>
     </w:p>
     <w:p>
       <w:pPr>
@@ -22318,28 +23740,142 @@
         <w:rPr>
           <w:rFonts w:hint="default"/>
         </w:rPr>
-        <w:t>看板页面如图 5.1</w:t>
+        <w:t>看板页面如</w:t>
+      </w:r>
+      <w:r>
+        <w:rPr>
+          <w:rFonts w:hint="default"/>
+          <w:lang w:val="en-US"/>
+        </w:rPr>
+        <w:fldChar w:fldCharType="begin"/>
+      </w:r>
+      <w:r>
+        <w:rPr>
+          <w:rFonts w:hint="default"/>
+          <w:lang w:val="en-US"/>
+        </w:rPr>
+        <w:instrText xml:space="preserve"> REF _Ref24822 \h </w:instrText>
+      </w:r>
+      <w:r>
+        <w:rPr>
+          <w:rFonts w:hint="default"/>
+          <w:lang w:val="en-US"/>
+        </w:rPr>
+        <w:fldChar w:fldCharType="separate"/>
+      </w:r>
+      <w:r>
+        <w:t>图5.12</w:t>
+      </w:r>
+      <w:r>
+        <w:rPr>
+          <w:rFonts w:hint="eastAsia"/>
+          <w:lang w:eastAsia="zh-CN"/>
+        </w:rPr>
+        <w:t>报名状态看板</w:t>
+      </w:r>
+      <w:r>
+        <w:rPr>
+          <w:rFonts w:hint="default"/>
+          <w:lang w:val="en-US"/>
+        </w:rPr>
+        <w:fldChar w:fldCharType="end"/>
+      </w:r>
+      <w:r>
+        <w:rPr>
+          <w:rFonts w:hint="eastAsia"/>
+          <w:lang w:eastAsia="zh-CN"/>
+        </w:rPr>
+        <w:t>，</w:t>
       </w:r>
       <w:r>
         <w:rPr>
           <w:rFonts w:hint="eastAsia"/>
           <w:lang w:val="en-US" w:eastAsia="zh-CN"/>
         </w:rPr>
-        <w:t>2</w:t>
+        <w:t>签到情况看板页面如</w:t>
+      </w:r>
+      <w:r>
+        <w:rPr>
+          <w:rFonts w:hint="eastAsia"/>
+          <w:lang w:val="en-US" w:eastAsia="zh-CN"/>
+        </w:rPr>
+        <w:fldChar w:fldCharType="begin"/>
+      </w:r>
+      <w:r>
+        <w:rPr>
+          <w:rFonts w:hint="eastAsia"/>
+          <w:lang w:val="en-US" w:eastAsia="zh-CN"/>
+        </w:rPr>
+        <w:instrText xml:space="preserve"> REF _Ref24839 \h </w:instrText>
+      </w:r>
+      <w:r>
+        <w:rPr>
+          <w:rFonts w:hint="eastAsia"/>
+          <w:lang w:val="en-US" w:eastAsia="zh-CN"/>
+        </w:rPr>
+        <w:fldChar w:fldCharType="separate"/>
+      </w:r>
+      <w:r>
+        <w:t>图5.13</w:t>
       </w:r>
       <w:r>
         <w:rPr>
           <w:rFonts w:hint="eastAsia"/>
           <w:lang w:eastAsia="zh-CN"/>
         </w:rPr>
-        <w:t>，</w:t>
+        <w:t>签到情况看板</w:t>
       </w:r>
       <w:r>
         <w:rPr>
           <w:rFonts w:hint="eastAsia"/>
           <w:lang w:val="en-US" w:eastAsia="zh-CN"/>
         </w:rPr>
-        <w:t>签到情况看板页面如图5.13，评分情况看板页面如图5.14</w:t>
+        <w:fldChar w:fldCharType="end"/>
+      </w:r>
+      <w:r>
+        <w:rPr>
+          <w:rFonts w:hint="eastAsia"/>
+          <w:lang w:val="en-US" w:eastAsia="zh-CN"/>
+        </w:rPr>
+        <w:t>，评分情况看板页面如</w:t>
+      </w:r>
+      <w:r>
+        <w:rPr>
+          <w:rFonts w:hint="eastAsia"/>
+          <w:lang w:val="en-US" w:eastAsia="zh-CN"/>
+        </w:rPr>
+        <w:fldChar w:fldCharType="begin"/>
+      </w:r>
+      <w:r>
+        <w:rPr>
+          <w:rFonts w:hint="eastAsia"/>
+          <w:lang w:val="en-US" w:eastAsia="zh-CN"/>
+        </w:rPr>
+        <w:instrText xml:space="preserve"> REF _Ref24852 \h </w:instrText>
+      </w:r>
+      <w:r>
+        <w:rPr>
+          <w:rFonts w:hint="eastAsia"/>
+          <w:lang w:val="en-US" w:eastAsia="zh-CN"/>
+        </w:rPr>
+        <w:fldChar w:fldCharType="separate"/>
+      </w:r>
+      <w:r>
+        <w:t>图5.14</w:t>
+      </w:r>
+      <w:r>
+        <w:rPr>
+          <w:rFonts w:hint="eastAsia"/>
+          <w:lang w:eastAsia="zh-CN"/>
+        </w:rPr>
+        <w:t>评分情况看板</w:t>
+      </w:r>
+      <w:r>
+        <w:rPr>
+          <w:rFonts w:hint="eastAsia"/>
+          <w:lang w:val="en-US" w:eastAsia="zh-CN"/>
+        </w:rPr>
+        <w:fldChar w:fldCharType="end"/>
       </w:r>
       <w:r>
         <w:rPr>
@@ -22479,16 +24015,33 @@
                 <w:lang w:val="en-US" w:eastAsia="zh-CN"/>
               </w:rPr>
             </w:pPr>
-            <w:r>
-              <w:t xml:space="preserve">图 </w:t>
+            <w:bookmarkStart w:id="76" w:name="_Ref24822"/>
+            <w:r>
+              <w:t>图5.</w:t>
+            </w:r>
+            <w:r>
+              <w:fldChar w:fldCharType="begin"/>
+            </w:r>
+            <w:r>
+              <w:instrText xml:space="preserve"> SEQ 图5. \* ARABIC </w:instrText>
+            </w:r>
+            <w:r>
+              <w:fldChar w:fldCharType="separate"/>
+            </w:r>
+            <w:r>
+              <w:t>12</w:t>
+            </w:r>
+            <w:r>
+              <w:fldChar w:fldCharType="end"/>
             </w:r>
             <w:r>
               <w:rPr>
                 <w:rFonts w:hint="eastAsia"/>
-                <w:lang w:val="en-US" w:eastAsia="zh-CN"/>
-              </w:rPr>
-              <w:t>5.12报名状态看板</w:t>
-            </w:r>
+                <w:lang w:eastAsia="zh-CN"/>
+              </w:rPr>
+              <w:t>报名状态看板</w:t>
+            </w:r>
+            <w:bookmarkEnd w:id="76"/>
           </w:p>
         </w:tc>
         <w:tc>
@@ -22575,16 +24128,33 @@
                 <w:lang w:val="en-US" w:eastAsia="zh-CN"/>
               </w:rPr>
             </w:pPr>
-            <w:r>
-              <w:t xml:space="preserve">图 </w:t>
+            <w:bookmarkStart w:id="77" w:name="_Ref24839"/>
+            <w:r>
+              <w:t>图5.</w:t>
+            </w:r>
+            <w:r>
+              <w:fldChar w:fldCharType="begin"/>
+            </w:r>
+            <w:r>
+              <w:instrText xml:space="preserve"> SEQ 图5. \* ARABIC </w:instrText>
+            </w:r>
+            <w:r>
+              <w:fldChar w:fldCharType="separate"/>
+            </w:r>
+            <w:r>
+              <w:t>13</w:t>
+            </w:r>
+            <w:r>
+              <w:fldChar w:fldCharType="end"/>
             </w:r>
             <w:r>
               <w:rPr>
                 <w:rFonts w:hint="eastAsia"/>
-                <w:lang w:val="en-US" w:eastAsia="zh-CN"/>
-              </w:rPr>
-              <w:t>5.13签到情况看板</w:t>
-            </w:r>
+                <w:lang w:eastAsia="zh-CN"/>
+              </w:rPr>
+              <w:t>签到情况看板</w:t>
+            </w:r>
+            <w:bookmarkEnd w:id="77"/>
           </w:p>
         </w:tc>
         <w:tc>
@@ -22666,21 +24236,49 @@
               <w:pStyle w:val="37"/>
               <w:bidi w:val="0"/>
               <w:rPr>
+                <w:rFonts w:hint="eastAsia"/>
+                <w:lang w:eastAsia="zh-CN"/>
+              </w:rPr>
+            </w:pPr>
+            <w:bookmarkStart w:id="78" w:name="_Ref24852"/>
+            <w:r>
+              <w:t>图5.</w:t>
+            </w:r>
+            <w:r>
+              <w:fldChar w:fldCharType="begin"/>
+            </w:r>
+            <w:r>
+              <w:instrText xml:space="preserve"> SEQ 图5. \* ARABIC </w:instrText>
+            </w:r>
+            <w:r>
+              <w:fldChar w:fldCharType="separate"/>
+            </w:r>
+            <w:r>
+              <w:t>14</w:t>
+            </w:r>
+            <w:r>
+              <w:fldChar w:fldCharType="end"/>
+            </w:r>
+            <w:r>
+              <w:rPr>
+                <w:rFonts w:hint="eastAsia"/>
+                <w:lang w:eastAsia="zh-CN"/>
+              </w:rPr>
+              <w:t>评分情况看板</w:t>
+            </w:r>
+            <w:bookmarkEnd w:id="78"/>
+          </w:p>
+          <w:p>
+            <w:pPr>
+              <w:pStyle w:val="37"/>
+              <w:bidi w:val="0"/>
+              <w:jc w:val="both"/>
+              <w:rPr>
                 <w:rFonts w:hint="default" w:eastAsia="楷体"/>
                 <w:vertAlign w:val="baseline"/>
                 <w:lang w:val="en-US" w:eastAsia="zh-CN"/>
               </w:rPr>
             </w:pPr>
-            <w:r>
-              <w:t xml:space="preserve">图 </w:t>
-            </w:r>
-            <w:r>
-              <w:rPr>
-                <w:rFonts w:hint="eastAsia"/>
-                <w:lang w:val="en-US" w:eastAsia="zh-CN"/>
-              </w:rPr>
-              <w:t>5.14评分情况看板</w:t>
-            </w:r>
           </w:p>
         </w:tc>
       </w:tr>
@@ -22784,7 +24382,7 @@
           <w:lang w:val="en-US" w:eastAsia="zh-CN"/>
         </w:rPr>
       </w:pPr>
-      <w:bookmarkStart w:id="51" w:name="_Toc510"/>
+      <w:bookmarkStart w:id="79" w:name="_Toc12704"/>
       <w:r>
         <w:rPr>
           <w:rFonts w:hint="eastAsia"/>
@@ -22792,7 +24390,7 @@
         </w:rPr>
         <w:t>6系统测试</w:t>
       </w:r>
-      <w:bookmarkEnd w:id="51"/>
+      <w:bookmarkEnd w:id="79"/>
     </w:p>
     <w:p>
       <w:pPr>
@@ -22804,7 +24402,7 @@
           <w:lang w:val="en-US" w:eastAsia="zh-CN"/>
         </w:rPr>
       </w:pPr>
-      <w:bookmarkStart w:id="52" w:name="_Toc15358"/>
+      <w:bookmarkStart w:id="80" w:name="_Toc29189"/>
       <w:r>
         <w:rPr>
           <w:rFonts w:hint="default"/>
@@ -22812,7 +24410,7 @@
         </w:rPr>
         <w:t>6.1 测试概述</w:t>
       </w:r>
-      <w:bookmarkEnd w:id="52"/>
+      <w:bookmarkEnd w:id="80"/>
     </w:p>
     <w:p>
       <w:pPr>
@@ -22869,7 +24467,7 @@
           <w:lang w:val="en-US" w:eastAsia="zh-CN"/>
         </w:rPr>
       </w:pPr>
-      <w:bookmarkStart w:id="53" w:name="_Toc7238"/>
+      <w:bookmarkStart w:id="81" w:name="_Toc16072"/>
       <w:r>
         <w:rPr>
           <w:rFonts w:hint="default"/>
@@ -22877,7 +24475,7 @@
         </w:rPr>
         <w:t>6.2 测试方法</w:t>
       </w:r>
-      <w:bookmarkEnd w:id="53"/>
+      <w:bookmarkEnd w:id="81"/>
     </w:p>
     <w:p>
       <w:pPr>
@@ -22955,7 +24553,7 @@
           <w:lang w:val="en-US" w:eastAsia="zh-CN"/>
         </w:rPr>
       </w:pPr>
-      <w:bookmarkStart w:id="54" w:name="_Toc24134"/>
+      <w:bookmarkStart w:id="82" w:name="_Toc28378"/>
       <w:r>
         <w:rPr>
           <w:rFonts w:hint="default"/>
@@ -22963,7 +24561,7 @@
         </w:rPr>
         <w:t>6.3 测试环境</w:t>
       </w:r>
-      <w:bookmarkEnd w:id="54"/>
+      <w:bookmarkEnd w:id="82"/>
     </w:p>
     <w:p>
       <w:pPr>
@@ -23208,11 +24806,11 @@
         <w:bidi w:val="0"/>
         <w:outlineLvl w:val="1"/>
       </w:pPr>
-      <w:bookmarkStart w:id="55" w:name="_Toc1709"/>
+      <w:bookmarkStart w:id="83" w:name="_Toc6919"/>
       <w:r>
         <w:t>6.4 功能测试</w:t>
       </w:r>
-      <w:bookmarkEnd w:id="55"/>
+      <w:bookmarkEnd w:id="83"/>
     </w:p>
     <w:p>
       <w:pPr>
@@ -23237,11 +24835,8 @@
         <w:ind w:left="425" w:leftChars="0" w:hanging="425" w:firstLineChars="0"/>
         <w:textAlignment w:val="auto"/>
         <w:rPr>
-          <w:rFonts w:hint="eastAsia" w:ascii="宋体" w:hAnsi="宋体" w:eastAsia="宋体" w:cs="宋体"/>
-          <w:kern w:val="2"/>
-          <w:sz w:val="24"/>
-          <w:szCs w:val="24"/>
-          <w:lang w:val="en-US" w:eastAsia="zh-CN" w:bidi="ar-SA"/>
+          <w:rFonts w:hint="eastAsia"/>
+          <w:lang w:val="en-US" w:eastAsia="zh-CN"/>
         </w:rPr>
       </w:pPr>
       <w:r>
@@ -23269,49 +24864,33 @@
     </w:p>
     <w:p>
       <w:pPr>
-        <w:keepNext w:val="0"/>
-        <w:keepLines w:val="0"/>
-        <w:pageBreakBefore w:val="0"/>
-        <w:widowControl w:val="0"/>
-        <w:numPr>
-          <w:numId w:val="0"/>
-        </w:numPr>
-        <w:kinsoku/>
-        <w:wordWrap/>
-        <w:overflowPunct/>
-        <w:topLinePunct w:val="0"/>
-        <w:autoSpaceDE/>
-        <w:autoSpaceDN/>
-        <w:bidi w:val="0"/>
-        <w:adjustRightInd/>
-        <w:snapToGrid/>
-        <w:spacing w:line="400" w:lineRule="exact"/>
-        <w:ind w:leftChars="0"/>
-        <w:textAlignment w:val="auto"/>
-        <w:rPr>
-          <w:rFonts w:hint="eastAsia" w:ascii="宋体" w:hAnsi="宋体" w:eastAsia="宋体" w:cs="宋体"/>
-          <w:kern w:val="2"/>
-          <w:sz w:val="24"/>
-          <w:szCs w:val="24"/>
-          <w:lang w:val="en-US" w:eastAsia="zh-CN" w:bidi="ar-SA"/>
-        </w:rPr>
-      </w:pPr>
-    </w:p>
-    <w:p>
-      <w:pPr>
         <w:pStyle w:val="37"/>
         <w:bidi w:val="0"/>
+      </w:pPr>
+      <w:r>
+        <w:t>表6.</w:t>
+      </w:r>
+      <w:r>
+        <w:fldChar w:fldCharType="begin"/>
+      </w:r>
+      <w:r>
+        <w:instrText xml:space="preserve"> SEQ 表6. \* ARABIC </w:instrText>
+      </w:r>
+      <w:r>
+        <w:fldChar w:fldCharType="separate"/>
+      </w:r>
+      <w:r>
+        <w:t>1</w:t>
+      </w:r>
+      <w:r>
+        <w:fldChar w:fldCharType="end"/>
+      </w:r>
+      <w:r>
         <w:rPr>
           <w:rFonts w:hint="eastAsia"/>
           <w:lang w:val="en-US" w:eastAsia="zh-CN"/>
         </w:rPr>
-      </w:pPr>
-      <w:r>
-        <w:rPr>
-          <w:rFonts w:hint="eastAsia"/>
-          <w:lang w:val="en-US" w:eastAsia="zh-CN"/>
-        </w:rPr>
-        <w:t>表 6.1 用户登录功能测试用例表</w:t>
+        <w:t>用户登录功能测试用例表</w:t>
       </w:r>
     </w:p>
     <w:tbl>
@@ -24380,7 +25959,51 @@
         <w:t>本模块共执行了 4 个测试用例，测试结果显示，系统后端能准确校验用户身份凭证，对错误密码、空账号等非法请求均能做出及时的拦截并给出明确提示，登录过程响应迅速且状态保持稳定。本模块测试通过率为 100%，</w:t>
       </w:r>
       <w:r>
-        <w:t>部分测试结果如图 6.1 所示。</w:t>
+        <w:t>部分测试结果如</w:t>
+      </w:r>
+      <w:r>
+        <w:rPr>
+          <w:rFonts w:hint="eastAsia"/>
+          <w:lang w:eastAsia="zh-CN"/>
+        </w:rPr>
+        <w:fldChar w:fldCharType="begin"/>
+      </w:r>
+      <w:r>
+        <w:rPr>
+          <w:rFonts w:hint="eastAsia"/>
+          <w:lang w:eastAsia="zh-CN"/>
+        </w:rPr>
+        <w:instrText xml:space="preserve"> REF _Ref25139 \h </w:instrText>
+      </w:r>
+      <w:r>
+        <w:rPr>
+          <w:rFonts w:hint="eastAsia"/>
+          <w:lang w:eastAsia="zh-CN"/>
+        </w:rPr>
+        <w:fldChar w:fldCharType="separate"/>
+      </w:r>
+      <w:r>
+        <w:t>图6.1用户登录功能</w:t>
+      </w:r>
+      <w:r>
+        <w:rPr>
+          <w:rFonts w:hint="eastAsia"/>
+          <w:lang w:val="en-US" w:eastAsia="zh-CN"/>
+        </w:rPr>
+        <w:t>密码错误</w:t>
+      </w:r>
+      <w:r>
+        <w:t>结果图</w:t>
+      </w:r>
+      <w:r>
+        <w:rPr>
+          <w:rFonts w:hint="eastAsia"/>
+          <w:lang w:eastAsia="zh-CN"/>
+        </w:rPr>
+        <w:fldChar w:fldCharType="end"/>
+      </w:r>
+      <w:r>
+        <w:t>所示。</w:t>
       </w:r>
     </w:p>
     <w:p>
@@ -24444,29 +26067,39 @@
         <w:pStyle w:val="37"/>
         <w:bidi w:val="0"/>
       </w:pPr>
-      <w:r>
-        <w:t xml:space="preserve">图 </w:t>
+      <w:bookmarkStart w:id="84" w:name="_Ref25139"/>
+      <w:r>
+        <w:t>图6.</w:t>
+      </w:r>
+      <w:r>
+        <w:fldChar w:fldCharType="begin"/>
+      </w:r>
+      <w:r>
+        <w:instrText xml:space="preserve"> SEQ 图6. \* ARABIC </w:instrText>
+      </w:r>
+      <w:r>
+        <w:fldChar w:fldCharType="separate"/>
+      </w:r>
+      <w:r>
+        <w:t>1</w:t>
+      </w:r>
+      <w:r>
+        <w:fldChar w:fldCharType="end"/>
+      </w:r>
+      <w:r>
+        <w:t>用户登录功能</w:t>
       </w:r>
       <w:r>
         <w:rPr>
           <w:rFonts w:hint="eastAsia"/>
           <w:lang w:val="en-US" w:eastAsia="zh-CN"/>
         </w:rPr>
-        <w:t>6.1</w:t>
-      </w:r>
-      <w:r>
-        <w:t>用户登录功能</w:t>
-      </w:r>
-      <w:r>
-        <w:rPr>
-          <w:rFonts w:hint="eastAsia"/>
-          <w:lang w:val="en-US" w:eastAsia="zh-CN"/>
-        </w:rPr>
         <w:t>密码错误</w:t>
       </w:r>
       <w:r>
         <w:t>结果图</w:t>
       </w:r>
+      <w:bookmarkEnd w:id="84"/>
     </w:p>
     <w:p>
       <w:pPr>
@@ -24518,16 +26151,34 @@
         <w:pStyle w:val="37"/>
         <w:bidi w:val="0"/>
         <w:rPr>
-          <w:rFonts w:hint="default"/>
-          <w:lang w:val="en-US" w:eastAsia="zh-CN"/>
-        </w:rPr>
-      </w:pPr>
-      <w:r>
-        <w:rPr>
-          <w:rFonts w:hint="default"/>
-          <w:lang w:val="en-US" w:eastAsia="zh-CN"/>
-        </w:rPr>
-        <w:t>表 6.2 用户注册功能测试用例表</w:t>
+          <w:rFonts w:hint="eastAsia"/>
+          <w:lang w:eastAsia="zh-CN"/>
+        </w:rPr>
+      </w:pPr>
+      <w:r>
+        <w:t>表6.</w:t>
+      </w:r>
+      <w:r>
+        <w:fldChar w:fldCharType="begin"/>
+      </w:r>
+      <w:r>
+        <w:instrText xml:space="preserve"> SEQ 表6. \* ARABIC </w:instrText>
+      </w:r>
+      <w:r>
+        <w:fldChar w:fldCharType="separate"/>
+      </w:r>
+      <w:r>
+        <w:t>2</w:t>
+      </w:r>
+      <w:r>
+        <w:fldChar w:fldCharType="end"/>
+      </w:r>
+      <w:r>
+        <w:rPr>
+          <w:rFonts w:hint="eastAsia"/>
+          <w:lang w:eastAsia="zh-CN"/>
+        </w:rPr>
+        <w:t>用户注册功能测试用例表</w:t>
       </w:r>
     </w:p>
     <w:tbl>
@@ -25642,7 +27293,52 @@
           <w:rFonts w:hint="default"/>
           <w:lang w:val="en-US" w:eastAsia="zh-CN"/>
         </w:rPr>
-        <w:t>本模块共执行了 4 个测试用例，对新用户开户的完整流程及前端数据校验机制进行了全面验证。系统在处理正常注册请求的同时，能有效识别账号冲突、两次密码输入不一致以及必填字段缺失等业务逻辑异常，确保了数据库中用户信息存储的唯一性与规范性。本模块测试通过率为 100%，部分测试结果如图 6.2 所示。</w:t>
+        <w:t>本模块共执行了4个测试用例，对新用户开户的完整流程及前端数据校验机制进行了全面验证。系统在处理正常注册请求的同时，能有效识别账号冲突、两次密码输入不一致以及必填字段缺失等业务逻辑异常，确保了数据库中用户信息存储的唯一性与规范性。本模块测试通过率为 100%，部分测试结果如</w:t>
+      </w:r>
+      <w:r>
+        <w:rPr>
+          <w:rFonts w:hint="default"/>
+          <w:lang w:val="en-US" w:eastAsia="zh-CN"/>
+        </w:rPr>
+        <w:fldChar w:fldCharType="begin"/>
+      </w:r>
+      <w:r>
+        <w:rPr>
+          <w:rFonts w:hint="default"/>
+          <w:lang w:val="en-US" w:eastAsia="zh-CN"/>
+        </w:rPr>
+        <w:instrText xml:space="preserve"> REF _Ref25609 \h </w:instrText>
+      </w:r>
+      <w:r>
+        <w:rPr>
+          <w:rFonts w:hint="default"/>
+          <w:lang w:val="en-US" w:eastAsia="zh-CN"/>
+        </w:rPr>
+        <w:fldChar w:fldCharType="separate"/>
+      </w:r>
+      <w:r>
+        <w:t>图6.2</w:t>
+      </w:r>
+      <w:r>
+        <w:rPr>
+          <w:rFonts w:hint="eastAsia"/>
+          <w:lang w:eastAsia="zh-CN"/>
+        </w:rPr>
+        <w:t>用户注册功能测试账号冲突结果图</w:t>
+      </w:r>
+      <w:r>
+        <w:rPr>
+          <w:rFonts w:hint="default"/>
+          <w:lang w:val="en-US" w:eastAsia="zh-CN"/>
+        </w:rPr>
+        <w:fldChar w:fldCharType="end"/>
+      </w:r>
+      <w:r>
+        <w:rPr>
+          <w:rFonts w:hint="default"/>
+          <w:lang w:val="en-US" w:eastAsia="zh-CN"/>
+        </w:rPr>
+        <w:t>所示。</w:t>
       </w:r>
     </w:p>
     <w:p>
@@ -25698,24 +27394,47 @@
       <w:pPr>
         <w:pStyle w:val="37"/>
         <w:bidi w:val="0"/>
-      </w:pPr>
-      <w:r>
-        <w:t>图 6.2 用户注册功能测试</w:t>
-      </w:r>
-      <w:r>
         <w:rPr>
           <w:rFonts w:hint="eastAsia"/>
-        </w:rPr>
-        <w:t>账号冲突</w:t>
-      </w:r>
-      <w:r>
-        <w:t>结果图</w:t>
-      </w:r>
+          <w:lang w:eastAsia="zh-CN"/>
+        </w:rPr>
+      </w:pPr>
+      <w:bookmarkStart w:id="85" w:name="_Ref25609"/>
+      <w:r>
+        <w:t>图6.</w:t>
+      </w:r>
+      <w:r>
+        <w:fldChar w:fldCharType="begin"/>
+      </w:r>
+      <w:r>
+        <w:instrText xml:space="preserve"> SEQ 图6. \* ARABIC </w:instrText>
+      </w:r>
+      <w:r>
+        <w:fldChar w:fldCharType="separate"/>
+      </w:r>
+      <w:r>
+        <w:t>2</w:t>
+      </w:r>
+      <w:r>
+        <w:fldChar w:fldCharType="end"/>
+      </w:r>
+      <w:r>
+        <w:rPr>
+          <w:rFonts w:hint="eastAsia"/>
+          <w:lang w:eastAsia="zh-CN"/>
+        </w:rPr>
+        <w:t>用户注册功能测试账号冲突结果图</w:t>
+      </w:r>
+      <w:bookmarkEnd w:id="85"/>
     </w:p>
     <w:p>
       <w:pPr>
         <w:pStyle w:val="37"/>
         <w:bidi w:val="0"/>
+        <w:rPr>
+          <w:rFonts w:hint="eastAsia"/>
+          <w:lang w:eastAsia="zh-CN"/>
+        </w:rPr>
       </w:pPr>
     </w:p>
     <w:p>
@@ -25763,37 +27482,42 @@
       <w:pPr>
         <w:pStyle w:val="37"/>
         <w:bidi w:val="0"/>
-        <w:rPr>
-          <w:rFonts w:hint="default"/>
-          <w:lang w:val="en-US" w:eastAsia="zh-CN"/>
-        </w:rPr>
+        <w:jc w:val="both"/>
       </w:pPr>
     </w:p>
     <w:p>
       <w:pPr>
         <w:pStyle w:val="37"/>
         <w:bidi w:val="0"/>
-      </w:pPr>
-      <w:r>
-        <w:rPr>
-          <w:rFonts w:hint="default"/>
-          <w:lang w:val="en-US" w:eastAsia="zh-CN"/>
-        </w:rPr>
-        <w:t>表 6.</w:t>
-      </w:r>
-      <w:r>
         <w:rPr>
           <w:rFonts w:hint="eastAsia"/>
-          <w:lang w:val="en-US" w:eastAsia="zh-CN"/>
-        </w:rPr>
+          <w:lang w:eastAsia="zh-CN"/>
+        </w:rPr>
+      </w:pPr>
+      <w:r>
+        <w:t>表6.</w:t>
+      </w:r>
+      <w:r>
+        <w:fldChar w:fldCharType="begin"/>
+      </w:r>
+      <w:r>
+        <w:instrText xml:space="preserve"> SEQ 表6. \* ARABIC </w:instrText>
+      </w:r>
+      <w:r>
+        <w:fldChar w:fldCharType="separate"/>
+      </w:r>
+      <w:r>
         <w:t>3</w:t>
       </w:r>
       <w:r>
-        <w:rPr>
-          <w:rFonts w:hint="default"/>
-          <w:lang w:val="en-US" w:eastAsia="zh-CN"/>
-        </w:rPr>
-        <w:t xml:space="preserve"> 社团管理功能测试用例表</w:t>
+        <w:fldChar w:fldCharType="end"/>
+      </w:r>
+      <w:r>
+        <w:rPr>
+          <w:rFonts w:hint="eastAsia"/>
+          <w:lang w:eastAsia="zh-CN"/>
+        </w:rPr>
+        <w:t>社团管理功能测试用例表</w:t>
       </w:r>
     </w:p>
     <w:tbl>
@@ -26678,26 +28402,57 @@
           <w:rFonts w:hint="eastAsia"/>
           <w:lang w:val="en-US" w:eastAsia="zh-CN"/>
         </w:rPr>
-        <w:t>本模块共执行了 3 个测试用例，测试结果表明，系统在处理社团业务时具备清晰的状态流转逻辑，能够准确记录成员归属关系并有效防止重复加入等数据冗余问题，社团列表查询与详情展示均能实时同步数据库状态。本模块测试通过率为 100%，</w:t>
+        <w:t>本模块共执行了3个测试用例，测试结果表明，系统在处理社团业务时具备清晰的状态流转逻辑，能够准确记录成员归属关系并有效防止重复加入等数据冗余问题，社团列表查询与详情展示均能实时同步数据库状态。本模块测试通过率为 100%，</w:t>
       </w:r>
       <w:r>
         <w:rPr>
           <w:rFonts w:hint="eastAsia"/>
         </w:rPr>
-        <w:t>部分测试结果如图 6.</w:t>
+        <w:t>部分测试结果如</w:t>
       </w:r>
       <w:r>
         <w:rPr>
           <w:rFonts w:hint="eastAsia"/>
-          <w:lang w:val="en-US" w:eastAsia="zh-CN"/>
-        </w:rPr>
-        <w:t>3</w:t>
+          <w:lang w:eastAsia="zh-CN"/>
+        </w:rPr>
+        <w:fldChar w:fldCharType="begin"/>
       </w:r>
       <w:r>
         <w:rPr>
           <w:rFonts w:hint="eastAsia"/>
-        </w:rPr>
-        <w:t xml:space="preserve"> 所示</w:t>
+          <w:lang w:eastAsia="zh-CN"/>
+        </w:rPr>
+        <w:instrText xml:space="preserve"> REF _Ref25871 \h </w:instrText>
+      </w:r>
+      <w:r>
+        <w:rPr>
+          <w:rFonts w:hint="eastAsia"/>
+          <w:lang w:eastAsia="zh-CN"/>
+        </w:rPr>
+        <w:fldChar w:fldCharType="separate"/>
+      </w:r>
+      <w:r>
+        <w:t>图6.3</w:t>
+      </w:r>
+      <w:r>
+        <w:rPr>
+          <w:rFonts w:hint="eastAsia"/>
+          <w:lang w:eastAsia="zh-CN"/>
+        </w:rPr>
+        <w:t>社团管理功能测试加入社团结果图</w:t>
+      </w:r>
+      <w:r>
+        <w:rPr>
+          <w:rFonts w:hint="eastAsia"/>
+          <w:lang w:eastAsia="zh-CN"/>
+        </w:rPr>
+        <w:fldChar w:fldCharType="end"/>
+      </w:r>
+      <w:r>
+        <w:rPr>
+          <w:rFonts w:hint="eastAsia"/>
+        </w:rPr>
+        <w:t>所示</w:t>
       </w:r>
     </w:p>
     <w:p>
@@ -26758,47 +28513,33 @@
           <w:lang w:val="en-US" w:eastAsia="zh-CN"/>
         </w:rPr>
       </w:pPr>
-      <w:r>
-        <w:rPr>
-          <w:rFonts w:hint="default"/>
-          <w:lang w:val="en-US" w:eastAsia="zh-CN"/>
-        </w:rPr>
-        <w:t>图 6.</w:t>
+      <w:bookmarkStart w:id="86" w:name="_Ref25871"/>
+      <w:r>
+        <w:t>图6.</w:t>
+      </w:r>
+      <w:r>
+        <w:fldChar w:fldCharType="begin"/>
+      </w:r>
+      <w:r>
+        <w:instrText xml:space="preserve"> SEQ 图6. \* ARABIC </w:instrText>
+      </w:r>
+      <w:r>
+        <w:fldChar w:fldCharType="separate"/>
+      </w:r>
+      <w:r>
+        <w:t>3</w:t>
+      </w:r>
+      <w:r>
+        <w:fldChar w:fldCharType="end"/>
       </w:r>
       <w:r>
         <w:rPr>
           <w:rFonts w:hint="eastAsia"/>
-          <w:lang w:val="en-US" w:eastAsia="zh-CN"/>
-        </w:rPr>
-        <w:t>3</w:t>
-      </w:r>
-      <w:r>
-        <w:rPr>
-          <w:rFonts w:hint="default"/>
-          <w:lang w:val="en-US" w:eastAsia="zh-CN"/>
-        </w:rPr>
-        <w:t xml:space="preserve"> 社团管理功能测试</w:t>
-      </w:r>
-      <w:r>
-        <w:rPr>
-          <w:rFonts w:hint="eastAsia"/>
-        </w:rPr>
-        <w:t>加入</w:t>
-      </w:r>
-      <w:r>
-        <w:rPr>
-          <w:rFonts w:hint="eastAsia"/>
-          <w:lang w:val="en-US" w:eastAsia="zh-CN"/>
-        </w:rPr>
-        <w:t>社团</w:t>
-      </w:r>
-      <w:r>
-        <w:rPr>
-          <w:rFonts w:hint="default"/>
-          <w:lang w:val="en-US" w:eastAsia="zh-CN"/>
-        </w:rPr>
-        <w:t>结果图</w:t>
-      </w:r>
+          <w:lang w:eastAsia="zh-CN"/>
+        </w:rPr>
+        <w:t>社团管理功能测试加入社团结果图</w:t>
+      </w:r>
+      <w:bookmarkEnd w:id="86"/>
     </w:p>
     <w:p>
       <w:pPr>
@@ -26838,7 +28579,7 @@
           <w:rFonts w:hint="default"/>
           <w:lang w:val="en-US" w:eastAsia="zh-CN"/>
         </w:rPr>
-        <w:t>测试社团管理员发布活动及超级管理员审核活动的流程。涵盖富文本编辑、时间选择控件的有效性，以及审核驳回后的状态流转。</w:t>
+        <w:t xml:space="preserve">测试社团管理员发布活动及超级管理员审核活动的流程。涵盖富文本编辑、时间选择控件的有效性，以及审核驳回后的状态流转。 </w:t>
       </w:r>
     </w:p>
     <w:p>
@@ -26846,30 +28587,34 @@
         <w:pStyle w:val="37"/>
         <w:bidi w:val="0"/>
         <w:rPr>
-          <w:rFonts w:hint="default"/>
-          <w:lang w:val="en-US" w:eastAsia="zh-CN"/>
-        </w:rPr>
-      </w:pPr>
-      <w:r>
-        <w:rPr>
-          <w:rFonts w:hint="default"/>
-          <w:lang w:val="en-US" w:eastAsia="zh-CN"/>
-        </w:rPr>
-        <w:t>表 6.</w:t>
-      </w:r>
-      <w:r>
-        <w:rPr>
           <w:rFonts w:hint="eastAsia"/>
-          <w:lang w:val="en-US" w:eastAsia="zh-CN"/>
-        </w:rPr>
+          <w:lang w:eastAsia="zh-CN"/>
+        </w:rPr>
+      </w:pPr>
+      <w:r>
+        <w:t>表6.</w:t>
+      </w:r>
+      <w:r>
+        <w:fldChar w:fldCharType="begin"/>
+      </w:r>
+      <w:r>
+        <w:instrText xml:space="preserve"> SEQ 表6. \* ARABIC </w:instrText>
+      </w:r>
+      <w:r>
+        <w:fldChar w:fldCharType="separate"/>
+      </w:r>
+      <w:r>
         <w:t>4</w:t>
       </w:r>
       <w:r>
-        <w:rPr>
-          <w:rFonts w:hint="default"/>
-          <w:lang w:val="en-US" w:eastAsia="zh-CN"/>
-        </w:rPr>
-        <w:t xml:space="preserve"> 活动发布与审核功能测试用例表</w:t>
+        <w:fldChar w:fldCharType="end"/>
+      </w:r>
+      <w:r>
+        <w:rPr>
+          <w:rFonts w:hint="eastAsia"/>
+          <w:lang w:eastAsia="zh-CN"/>
+        </w:rPr>
+        <w:t>活动发布与审核功能测试用例表</w:t>
       </w:r>
     </w:p>
     <w:tbl>
@@ -28044,21 +29789,52 @@
           <w:rFonts w:hint="default"/>
           <w:lang w:val="en-US" w:eastAsia="zh-CN"/>
         </w:rPr>
-        <w:t>个测试用例，涵盖了富文本校验、时间控件逻辑及管理员审核权限等核心环节。所有用例的实际结果均与预期目标一致，成功验证了活动发布流程的严密性与审核流转的稳定性。本模块测试通过率为 100%，部分测试结果如图 6.</w:t>
-      </w:r>
-      <w:r>
-        <w:rPr>
-          <w:rFonts w:hint="eastAsia"/>
-          <w:lang w:val="en-US" w:eastAsia="zh-CN"/>
-        </w:rPr>
-        <w:t>4</w:t>
+        <w:t>个测试用例，涵盖了富文本校验、时间控件逻辑及管理员审核权限等核心环节。所有用例的实际结果均与预期目标一致，成功验证了活动发布流程的严密性与审核流转的稳定性。本模块测试通过率为 100%，部分测试结果如</w:t>
       </w:r>
       <w:r>
         <w:rPr>
           <w:rFonts w:hint="default"/>
           <w:lang w:val="en-US" w:eastAsia="zh-CN"/>
         </w:rPr>
-        <w:t xml:space="preserve"> 所示</w:t>
+        <w:fldChar w:fldCharType="begin"/>
+      </w:r>
+      <w:r>
+        <w:rPr>
+          <w:rFonts w:hint="default"/>
+          <w:lang w:val="en-US" w:eastAsia="zh-CN"/>
+        </w:rPr>
+        <w:instrText xml:space="preserve"> REF _Ref26439 \h </w:instrText>
+      </w:r>
+      <w:r>
+        <w:rPr>
+          <w:rFonts w:hint="default"/>
+          <w:lang w:val="en-US" w:eastAsia="zh-CN"/>
+        </w:rPr>
+        <w:fldChar w:fldCharType="separate"/>
+      </w:r>
+      <w:r>
+        <w:t>图6.4</w:t>
+      </w:r>
+      <w:r>
+        <w:rPr>
+          <w:rFonts w:hint="eastAsia"/>
+          <w:lang w:eastAsia="zh-CN"/>
+        </w:rPr>
+        <w:t>活动发布与审核功能测试审核通过结果图</w:t>
+      </w:r>
+      <w:r>
+        <w:rPr>
+          <w:rFonts w:hint="default"/>
+          <w:lang w:val="en-US" w:eastAsia="zh-CN"/>
+        </w:rPr>
+        <w:fldChar w:fldCharType="end"/>
+      </w:r>
+      <w:r>
+        <w:rPr>
+          <w:rFonts w:hint="default"/>
+          <w:lang w:val="en-US" w:eastAsia="zh-CN"/>
+        </w:rPr>
+        <w:t>所示</w:t>
       </w:r>
     </w:p>
     <w:p>
@@ -28119,41 +29895,33 @@
           <w:lang w:val="en-US" w:eastAsia="zh-CN"/>
         </w:rPr>
       </w:pPr>
-      <w:r>
-        <w:rPr>
-          <w:rFonts w:hint="default"/>
-          <w:lang w:val="en-US" w:eastAsia="zh-CN"/>
-        </w:rPr>
-        <w:t>图 6.</w:t>
+      <w:bookmarkStart w:id="87" w:name="_Ref26439"/>
+      <w:r>
+        <w:t>图6.</w:t>
+      </w:r>
+      <w:r>
+        <w:fldChar w:fldCharType="begin"/>
+      </w:r>
+      <w:r>
+        <w:instrText xml:space="preserve"> SEQ 图6. \* ARABIC </w:instrText>
+      </w:r>
+      <w:r>
+        <w:fldChar w:fldCharType="separate"/>
+      </w:r>
+      <w:r>
+        <w:t>4</w:t>
+      </w:r>
+      <w:r>
+        <w:fldChar w:fldCharType="end"/>
       </w:r>
       <w:r>
         <w:rPr>
           <w:rFonts w:hint="eastAsia"/>
-          <w:lang w:val="en-US" w:eastAsia="zh-CN"/>
-        </w:rPr>
-        <w:t>4</w:t>
-      </w:r>
-      <w:r>
-        <w:rPr>
-          <w:rFonts w:hint="default"/>
-          <w:lang w:val="en-US" w:eastAsia="zh-CN"/>
-        </w:rPr>
-        <w:t xml:space="preserve"> 活动发布与审核功能测试</w:t>
-      </w:r>
-      <w:r>
-        <w:rPr>
-          <w:rFonts w:hint="eastAsia"/>
-          <w:lang w:val="en-US" w:eastAsia="zh-CN"/>
-        </w:rPr>
-        <w:t>审核通过</w:t>
-      </w:r>
-      <w:r>
-        <w:rPr>
-          <w:rFonts w:hint="default"/>
-          <w:lang w:val="en-US" w:eastAsia="zh-CN"/>
-        </w:rPr>
-        <w:t>结果图</w:t>
-      </w:r>
+          <w:lang w:eastAsia="zh-CN"/>
+        </w:rPr>
+        <w:t>活动发布与审核功能测试审核通过结果图</w:t>
+      </w:r>
+      <w:bookmarkEnd w:id="87"/>
     </w:p>
     <w:p>
       <w:pPr>
@@ -28164,10 +29932,6 @@
         </w:numPr>
         <w:bidi w:val="0"/>
         <w:ind w:left="425" w:leftChars="0" w:hanging="425" w:firstLineChars="0"/>
-        <w:rPr>
-          <w:rFonts w:hint="default"/>
-          <w:lang w:val="en-US" w:eastAsia="zh-CN"/>
-        </w:rPr>
       </w:pPr>
       <w:r>
         <w:rPr>
@@ -28190,18 +29954,34 @@
       <w:pPr>
         <w:pStyle w:val="37"/>
         <w:bidi w:val="0"/>
-      </w:pPr>
-      <w:r>
-        <w:t>表 6.</w:t>
-      </w:r>
-      <w:r>
         <w:rPr>
           <w:rFonts w:hint="eastAsia"/>
-          <w:lang w:val="en-US" w:eastAsia="zh-CN"/>
-        </w:rPr>
+          <w:lang w:eastAsia="zh-CN"/>
+        </w:rPr>
+      </w:pPr>
+      <w:r>
+        <w:t>表6.</w:t>
+      </w:r>
+      <w:r>
+        <w:fldChar w:fldCharType="begin"/>
+      </w:r>
+      <w:r>
+        <w:instrText xml:space="preserve"> SEQ 表6. \* ARABIC </w:instrText>
+      </w:r>
+      <w:r>
+        <w:fldChar w:fldCharType="separate"/>
+      </w:r>
+      <w:r>
         <w:t>5</w:t>
       </w:r>
       <w:r>
+        <w:fldChar w:fldCharType="end"/>
+      </w:r>
+      <w:r>
+        <w:rPr>
+          <w:rFonts w:hint="eastAsia"/>
+          <w:lang w:eastAsia="zh-CN"/>
+        </w:rPr>
         <w:t>活动报名与签到功能测试用例表</w:t>
       </w:r>
     </w:p>
@@ -28244,12 +30024,6 @@
             <w:insideH w:val="none" w:color="auto" w:sz="0" w:space="0"/>
             <w:insideV w:val="none" w:color="auto" w:sz="0" w:space="0"/>
           </w:tblBorders>
-          <w:tblCellMar>
-            <w:top w:w="0" w:type="dxa"/>
-            <w:left w:w="10" w:type="dxa"/>
-            <w:bottom w:w="0" w:type="dxa"/>
-            <w:right w:w="10" w:type="dxa"/>
-          </w:tblCellMar>
         </w:tblPrEx>
         <w:trPr>
           <w:jc w:val="center"/>
@@ -29728,14 +31502,45 @@
           <w:rFonts w:hint="default"/>
           <w:lang w:val="en-US" w:eastAsia="zh-CN"/>
         </w:rPr>
-        <w:t>所有用例均通过测试。本模块整体通过率为 100%，部分测试结果如图 6.</w:t>
+        <w:t>所有用例均通过测试。本模块整体通过率为 100%，部分测试结果如</w:t>
+      </w:r>
+      <w:r>
+        <w:rPr>
+          <w:rFonts w:hint="default"/>
+          <w:lang w:val="en-US" w:eastAsia="zh-CN"/>
+        </w:rPr>
+        <w:fldChar w:fldCharType="begin"/>
+      </w:r>
+      <w:r>
+        <w:rPr>
+          <w:rFonts w:hint="default"/>
+          <w:lang w:val="en-US" w:eastAsia="zh-CN"/>
+        </w:rPr>
+        <w:instrText xml:space="preserve"> REF _Ref27249 \h </w:instrText>
+      </w:r>
+      <w:r>
+        <w:rPr>
+          <w:rFonts w:hint="default"/>
+          <w:lang w:val="en-US" w:eastAsia="zh-CN"/>
+        </w:rPr>
+        <w:fldChar w:fldCharType="separate"/>
+      </w:r>
+      <w:r>
+        <w:t>图6.5</w:t>
       </w:r>
       <w:r>
         <w:rPr>
           <w:rFonts w:hint="eastAsia"/>
+          <w:lang w:eastAsia="zh-CN"/>
+        </w:rPr>
+        <w:t>活动报名与签到功能测试活动报名结果图</w:t>
+      </w:r>
+      <w:r>
+        <w:rPr>
+          <w:rFonts w:hint="default"/>
           <w:lang w:val="en-US" w:eastAsia="zh-CN"/>
         </w:rPr>
-        <w:t>5</w:t>
+        <w:fldChar w:fldCharType="end"/>
       </w:r>
       <w:r>
         <w:rPr>
@@ -29803,41 +31608,33 @@
           <w:lang w:val="en-US" w:eastAsia="zh-CN"/>
         </w:rPr>
       </w:pPr>
-      <w:r>
-        <w:rPr>
-          <w:rFonts w:hint="default"/>
-          <w:lang w:val="en-US" w:eastAsia="zh-CN"/>
-        </w:rPr>
-        <w:t>图 6.</w:t>
+      <w:bookmarkStart w:id="88" w:name="_Ref27249"/>
+      <w:r>
+        <w:t>图6.</w:t>
+      </w:r>
+      <w:r>
+        <w:fldChar w:fldCharType="begin"/>
+      </w:r>
+      <w:r>
+        <w:instrText xml:space="preserve"> SEQ 图6. \* ARABIC </w:instrText>
+      </w:r>
+      <w:r>
+        <w:fldChar w:fldCharType="separate"/>
+      </w:r>
+      <w:r>
+        <w:t>5</w:t>
+      </w:r>
+      <w:r>
+        <w:fldChar w:fldCharType="end"/>
       </w:r>
       <w:r>
         <w:rPr>
           <w:rFonts w:hint="eastAsia"/>
-          <w:lang w:val="en-US" w:eastAsia="zh-CN"/>
-        </w:rPr>
-        <w:t>5</w:t>
-      </w:r>
-      <w:r>
-        <w:rPr>
-          <w:rFonts w:hint="default"/>
-          <w:lang w:val="en-US" w:eastAsia="zh-CN"/>
-        </w:rPr>
-        <w:t xml:space="preserve"> 活动报名与签到功能测试</w:t>
-      </w:r>
-      <w:r>
-        <w:rPr>
-          <w:rFonts w:hint="eastAsia"/>
-          <w:lang w:val="en-US" w:eastAsia="zh-CN"/>
-        </w:rPr>
-        <w:t>活动报名</w:t>
-      </w:r>
-      <w:r>
-        <w:rPr>
-          <w:rFonts w:hint="default"/>
-          <w:lang w:val="en-US" w:eastAsia="zh-CN"/>
-        </w:rPr>
-        <w:t>结果图</w:t>
-      </w:r>
+          <w:lang w:eastAsia="zh-CN"/>
+        </w:rPr>
+        <w:t>活动报名与签到功能测试活动报名结果图</w:t>
+      </w:r>
+      <w:bookmarkEnd w:id="88"/>
     </w:p>
     <w:p>
       <w:pPr>
@@ -29849,7 +31646,7 @@
           <w:lang w:val="en-US" w:eastAsia="zh-CN"/>
         </w:rPr>
       </w:pPr>
-      <w:bookmarkStart w:id="56" w:name="_Toc15737"/>
+      <w:bookmarkStart w:id="89" w:name="_Toc8962"/>
       <w:r>
         <w:rPr>
           <w:rFonts w:hint="eastAsia"/>
@@ -29857,7 +31654,7 @@
         </w:rPr>
         <w:t>6.5性能测试</w:t>
       </w:r>
-      <w:bookmarkEnd w:id="56"/>
+      <w:bookmarkEnd w:id="89"/>
     </w:p>
     <w:p>
       <w:pPr>
@@ -29882,15 +31679,33 @@
         <w:bidi w:val="0"/>
         <w:rPr>
           <w:rFonts w:hint="eastAsia"/>
-          <w:lang w:val="en-US" w:eastAsia="zh-CN"/>
-        </w:rPr>
-      </w:pPr>
+          <w:lang w:eastAsia="zh-CN"/>
+        </w:rPr>
+      </w:pPr>
+      <w:r>
+        <w:t>表6.</w:t>
+      </w:r>
+      <w:r>
+        <w:fldChar w:fldCharType="begin"/>
+      </w:r>
+      <w:r>
+        <w:instrText xml:space="preserve"> SEQ 表6. \* ARABIC </w:instrText>
+      </w:r>
+      <w:r>
+        <w:fldChar w:fldCharType="separate"/>
+      </w:r>
+      <w:r>
+        <w:t>6</w:t>
+      </w:r>
+      <w:r>
+        <w:fldChar w:fldCharType="end"/>
+      </w:r>
       <w:r>
         <w:rPr>
           <w:rFonts w:hint="eastAsia"/>
-          <w:lang w:val="en-US" w:eastAsia="zh-CN"/>
-        </w:rPr>
-        <w:t>表 6.6 系统核心业务性能测试表</w:t>
+          <w:lang w:eastAsia="zh-CN"/>
+        </w:rPr>
+        <w:t>系统核心业务性能测试表</w:t>
       </w:r>
     </w:p>
     <w:tbl>
@@ -30589,7 +32404,7 @@
           <w:lang w:val="en-US" w:eastAsia="zh-CN"/>
         </w:rPr>
       </w:pPr>
-      <w:bookmarkStart w:id="57" w:name="_Toc22402"/>
+      <w:bookmarkStart w:id="90" w:name="_Toc24698"/>
       <w:r>
         <w:rPr>
           <w:rFonts w:hint="eastAsia"/>
@@ -30597,7 +32412,7 @@
         </w:rPr>
         <w:t>6.6兼容性测试</w:t>
       </w:r>
-      <w:bookmarkEnd w:id="57"/>
+      <w:bookmarkEnd w:id="90"/>
     </w:p>
     <w:p>
       <w:pPr>
@@ -30613,7 +32428,14 @@
           <w:rFonts w:hint="default"/>
           <w:lang w:val="en-US" w:eastAsia="zh-CN"/>
         </w:rPr>
-        <w:t>兼容性测试旨在确保系统在复杂的移动端环境下具备一致的交互体验。由于本系统基于微信小程序开发，测试重点涵盖了操作系统版本、屏幕物理特性及微信客户端版本等多个维度。</w:t>
+        <w:t>兼容性测试旨在确保系统在复杂的移动端环境下具备一致的交互体验。由于本系统基于微信小程序开发，测试重点涵盖了操作系统版本、屏幕物理特性及微信客户端版本等多个维度</w:t>
+      </w:r>
+      <w:r>
+        <w:rPr>
+          <w:rFonts w:hint="eastAsia"/>
+          <w:lang w:val="en-US" w:eastAsia="zh-CN"/>
+        </w:rPr>
+        <w:t>。</w:t>
       </w:r>
     </w:p>
     <w:p>
@@ -30621,16 +32443,34 @@
         <w:pStyle w:val="37"/>
         <w:bidi w:val="0"/>
         <w:rPr>
-          <w:rFonts w:hint="default"/>
-          <w:lang w:val="en-US" w:eastAsia="zh-CN"/>
-        </w:rPr>
-      </w:pPr>
-      <w:r>
-        <w:rPr>
-          <w:rFonts w:hint="default"/>
-          <w:lang w:val="en-US" w:eastAsia="zh-CN"/>
-        </w:rPr>
-        <w:t>表 6.7 前端兼容性测试适配情况表</w:t>
+          <w:rFonts w:hint="eastAsia"/>
+          <w:lang w:eastAsia="zh-CN"/>
+        </w:rPr>
+      </w:pPr>
+      <w:r>
+        <w:t>表6.</w:t>
+      </w:r>
+      <w:r>
+        <w:fldChar w:fldCharType="begin"/>
+      </w:r>
+      <w:r>
+        <w:instrText xml:space="preserve"> SEQ 表6. \* ARABIC </w:instrText>
+      </w:r>
+      <w:r>
+        <w:fldChar w:fldCharType="separate"/>
+      </w:r>
+      <w:r>
+        <w:t>7</w:t>
+      </w:r>
+      <w:r>
+        <w:fldChar w:fldCharType="end"/>
+      </w:r>
+      <w:r>
+        <w:rPr>
+          <w:rFonts w:hint="eastAsia"/>
+          <w:lang w:eastAsia="zh-CN"/>
+        </w:rPr>
+        <w:t>前端兼容性测试适配情况表</w:t>
       </w:r>
     </w:p>
     <w:tbl>
@@ -31354,11 +33194,13 @@
       <w:pPr>
         <w:pStyle w:val="29"/>
         <w:bidi w:val="0"/>
+        <w:outlineLvl w:val="1"/>
         <w:rPr>
           <w:rFonts w:hint="eastAsia"/>
           <w:lang w:val="en-US" w:eastAsia="zh-CN"/>
         </w:rPr>
       </w:pPr>
+      <w:bookmarkStart w:id="91" w:name="_Toc30468"/>
       <w:r>
         <w:rPr>
           <w:rFonts w:hint="eastAsia"/>
@@ -31366,21 +33208,18 @@
         </w:rPr>
         <w:t>6.7安全性测试</w:t>
       </w:r>
+      <w:bookmarkEnd w:id="91"/>
     </w:p>
     <w:p>
       <w:pPr>
         <w:pStyle w:val="30"/>
         <w:bidi w:val="0"/>
+      </w:pPr>
+      <w:r>
         <w:rPr>
           <w:rFonts w:hint="default"/>
           <w:lang w:val="en-US" w:eastAsia="zh-CN"/>
         </w:rPr>
-      </w:pPr>
-      <w:r>
-        <w:rPr>
-          <w:rFonts w:hint="default"/>
-          <w:lang w:val="en-US" w:eastAsia="zh-CN"/>
-        </w:rPr>
         <w:t>安全测试旨在核查系统在数据传输、用户授权、权限隔离及恶意攻击防护等方面的防御能力。针对校园应用场景，我们重点测试了 JWT 令牌的有效性、越权访问风险以及基础的 SQL 注入防护</w:t>
       </w:r>
     </w:p>
@@ -31388,9 +33227,35 @@
       <w:pPr>
         <w:pStyle w:val="37"/>
         <w:bidi w:val="0"/>
-      </w:pPr>
-      <w:r>
-        <w:t>表 6.8 系统安全性测试用例表</w:t>
+        <w:rPr>
+          <w:rFonts w:hint="eastAsia"/>
+          <w:lang w:eastAsia="zh-CN"/>
+        </w:rPr>
+      </w:pPr>
+      <w:r>
+        <w:t>表6.</w:t>
+      </w:r>
+      <w:r>
+        <w:fldChar w:fldCharType="begin"/>
+      </w:r>
+      <w:r>
+        <w:instrText xml:space="preserve"> SEQ 表6. \* ARABIC </w:instrText>
+      </w:r>
+      <w:r>
+        <w:fldChar w:fldCharType="separate"/>
+      </w:r>
+      <w:r>
+        <w:t>8</w:t>
+      </w:r>
+      <w:r>
+        <w:fldChar w:fldCharType="end"/>
+      </w:r>
+      <w:r>
+        <w:rPr>
+          <w:rFonts w:hint="eastAsia"/>
+          <w:lang w:eastAsia="zh-CN"/>
+        </w:rPr>
+        <w:t>系统安全性测试用例表</w:t>
       </w:r>
     </w:p>
     <w:tbl>
@@ -32086,7 +33951,6 @@
           <w:rFonts w:hint="default"/>
         </w:rPr>
       </w:pPr>
-      <w:bookmarkStart w:id="58" w:name="_Toc8910"/>
       <w:r>
         <w:rPr>
           <w:rFonts w:hint="default"/>
@@ -32116,6 +33980,7 @@
           <w:rFonts w:hint="default"/>
         </w:rPr>
       </w:pPr>
+      <w:bookmarkStart w:id="92" w:name="_Toc6401"/>
       <w:r>
         <w:rPr>
           <w:rFonts w:hint="default"/>
@@ -32127,7 +33992,7 @@
           <w:rFonts w:hint="eastAsia"/>
           <w:lang w:val="en-US" w:eastAsia="zh-CN"/>
         </w:rPr>
-        <w:t>7</w:t>
+        <w:t>8</w:t>
       </w:r>
       <w:r>
         <w:rPr>
@@ -32135,7 +34000,7 @@
         </w:rPr>
         <w:t xml:space="preserve"> 测试结论</w:t>
       </w:r>
-      <w:bookmarkEnd w:id="58"/>
+      <w:bookmarkEnd w:id="92"/>
     </w:p>
     <w:p>
       <w:pPr>
@@ -32189,7 +34054,6 @@
           <w:rFonts w:hint="default"/>
         </w:rPr>
       </w:pPr>
-      <w:bookmarkStart w:id="59" w:name="_Toc13988"/>
     </w:p>
     <w:p>
       <w:pPr>
@@ -32251,8 +34115,6 @@
           <w:rFonts w:hint="default"/>
         </w:rPr>
       </w:pPr>
-      <w:bookmarkStart w:id="62" w:name="_GoBack"/>
-      <w:bookmarkEnd w:id="62"/>
     </w:p>
     <w:p>
       <w:pPr>
@@ -32260,13 +34122,14 @@
         <w:bidi w:val="0"/>
         <w:outlineLvl w:val="0"/>
       </w:pPr>
+      <w:bookmarkStart w:id="93" w:name="_Toc19180"/>
       <w:r>
         <w:rPr>
           <w:rFonts w:hint="default"/>
         </w:rPr>
         <w:t>7 总结与展望</w:t>
       </w:r>
-      <w:bookmarkEnd w:id="59"/>
+      <w:bookmarkEnd w:id="93"/>
     </w:p>
     <w:p>
       <w:pPr>
@@ -32408,7 +34271,7 @@
           <w:lang w:val="en-US" w:eastAsia="zh-CN"/>
         </w:rPr>
       </w:pPr>
-      <w:bookmarkStart w:id="60" w:name="_Toc5159"/>
+      <w:bookmarkStart w:id="94" w:name="_Toc21369"/>
       <w:r>
         <w:rPr>
           <w:rFonts w:hint="eastAsia"/>
@@ -32416,19 +34279,34 @@
         </w:rPr>
         <w:t>参考文献</w:t>
       </w:r>
-      <w:bookmarkEnd w:id="60"/>
+      <w:bookmarkEnd w:id="94"/>
     </w:p>
     <w:p>
       <w:pPr>
         <w:pStyle w:val="28"/>
+        <w:keepNext w:val="0"/>
+        <w:keepLines w:val="0"/>
+        <w:pageBreakBefore w:val="0"/>
+        <w:widowControl w:val="0"/>
         <w:numPr>
           <w:ilvl w:val="0"/>
           <w:numId w:val="3"/>
         </w:numPr>
+        <w:kinsoku/>
+        <w:wordWrap w:val="0"/>
+        <w:overflowPunct/>
+        <w:topLinePunct w:val="0"/>
+        <w:autoSpaceDE w:val="0"/>
+        <w:autoSpaceDN w:val="0"/>
         <w:bidi w:val="0"/>
+        <w:adjustRightInd/>
+        <w:snapToGrid/>
+        <w:spacing w:before="157" w:beforeLines="50" w:after="157" w:afterLines="50" w:line="400" w:lineRule="exact"/>
+        <w:ind w:left="0" w:leftChars="0" w:firstLine="403" w:firstLineChars="0"/>
         <w:jc w:val="both"/>
-        <w:rPr>
-          <w:rFonts w:hint="eastAsia" w:ascii="仿宋" w:hAnsi="仿宋" w:eastAsia="仿宋" w:cs="仿宋"/>
+        <w:textAlignment w:val="auto"/>
+        <w:rPr>
+          <w:rFonts w:hint="default" w:ascii="仿宋" w:hAnsi="仿宋" w:eastAsia="仿宋" w:cs="仿宋"/>
           <w:b w:val="0"/>
           <w:bCs w:val="0"/>
           <w:sz w:val="21"/>
@@ -32437,194 +34315,692 @@
       </w:pPr>
       <w:r>
         <w:rPr>
-          <w:rFonts w:hint="eastAsia" w:ascii="仿宋" w:hAnsi="仿宋" w:eastAsia="仿宋" w:cs="仿宋"/>
+          <w:rFonts w:hint="default" w:ascii="仿宋" w:hAnsi="仿宋" w:eastAsia="仿宋" w:cs="仿宋"/>
           <w:b w:val="0"/>
           <w:bCs w:val="0"/>
           <w:sz w:val="21"/>
           <w:szCs w:val="21"/>
         </w:rPr>
-        <w:t>沈杰颖,涂伟杰,陈嘉龙,等.基于微信小程序的找寻发布平台的设计与实现[J]. 电脑编程技巧与维护, 2025, (11): 85-88.</w:t>
-      </w:r>
-      <w:r>
-        <w:rPr>
-          <w:rFonts w:hint="eastAsia" w:ascii="仿宋" w:hAnsi="仿宋" w:eastAsia="仿宋" w:cs="仿宋"/>
+        <w:t xml:space="preserve">宋哲代.基于微服务架构的高可用充电桩云平台设计与实现[D].扬州大学,2025.DOI:10.27441/d.cnki.gyzdu.2025.002175. </w:t>
+      </w:r>
+    </w:p>
+    <w:p>
+      <w:pPr>
+        <w:pStyle w:val="28"/>
+        <w:keepNext w:val="0"/>
+        <w:keepLines w:val="0"/>
+        <w:pageBreakBefore w:val="0"/>
+        <w:widowControl w:val="0"/>
+        <w:numPr>
+          <w:ilvl w:val="0"/>
+          <w:numId w:val="3"/>
+        </w:numPr>
+        <w:kinsoku/>
+        <w:wordWrap w:val="0"/>
+        <w:overflowPunct/>
+        <w:topLinePunct w:val="0"/>
+        <w:autoSpaceDE w:val="0"/>
+        <w:autoSpaceDN w:val="0"/>
+        <w:bidi w:val="0"/>
+        <w:adjustRightInd/>
+        <w:snapToGrid/>
+        <w:spacing w:before="157" w:beforeLines="50" w:after="157" w:afterLines="50" w:line="400" w:lineRule="exact"/>
+        <w:ind w:left="0" w:leftChars="0" w:firstLine="403" w:firstLineChars="0"/>
+        <w:jc w:val="both"/>
+        <w:textAlignment w:val="auto"/>
+        <w:rPr>
+          <w:rFonts w:hint="default" w:ascii="仿宋" w:hAnsi="仿宋" w:eastAsia="仿宋" w:cs="仿宋"/>
           <w:b w:val="0"/>
           <w:bCs w:val="0"/>
           <w:sz w:val="21"/>
           <w:szCs w:val="21"/>
         </w:rPr>
-        <w:br w:type="textWrapping"/>
-      </w:r>
-      <w:r>
-        <w:rPr>
-          <w:rFonts w:hint="eastAsia" w:ascii="仿宋" w:hAnsi="仿宋" w:eastAsia="仿宋" w:cs="仿宋"/>
+      </w:pPr>
+      <w:r>
+        <w:rPr>
+          <w:rFonts w:hint="default" w:ascii="仿宋" w:hAnsi="仿宋" w:eastAsia="仿宋" w:cs="仿宋"/>
           <w:b w:val="0"/>
           <w:bCs w:val="0"/>
           <w:sz w:val="21"/>
           <w:szCs w:val="21"/>
         </w:rPr>
-        <w:t>[2] 张鹏. 每校每学期进校园活动不超过六次[N]. 文汇报, 2025-11-11 (006).</w:t>
-      </w:r>
-      <w:r>
-        <w:rPr>
-          <w:rFonts w:hint="eastAsia" w:ascii="仿宋" w:hAnsi="仿宋" w:eastAsia="仿宋" w:cs="仿宋"/>
+        <w:t>柳秋寒. 面向多平台的移动应用开发框架研究与实现[J].信息记录材料,2025,26(08):46-48+52.DOI:10.16009/j.cnki.cn13-1295/tq.2025.08.013.</w:t>
+      </w:r>
+    </w:p>
+    <w:p>
+      <w:pPr>
+        <w:pStyle w:val="28"/>
+        <w:keepNext w:val="0"/>
+        <w:keepLines w:val="0"/>
+        <w:pageBreakBefore w:val="0"/>
+        <w:widowControl w:val="0"/>
+        <w:numPr>
+          <w:ilvl w:val="0"/>
+          <w:numId w:val="3"/>
+        </w:numPr>
+        <w:kinsoku/>
+        <w:wordWrap w:val="0"/>
+        <w:overflowPunct/>
+        <w:topLinePunct w:val="0"/>
+        <w:autoSpaceDE w:val="0"/>
+        <w:autoSpaceDN w:val="0"/>
+        <w:bidi w:val="0"/>
+        <w:adjustRightInd/>
+        <w:snapToGrid/>
+        <w:spacing w:before="157" w:beforeLines="50" w:after="157" w:afterLines="50" w:line="400" w:lineRule="exact"/>
+        <w:ind w:left="0" w:leftChars="0" w:firstLine="403" w:firstLineChars="0"/>
+        <w:jc w:val="both"/>
+        <w:textAlignment w:val="auto"/>
+        <w:rPr>
+          <w:rFonts w:hint="default" w:ascii="仿宋" w:hAnsi="仿宋" w:eastAsia="仿宋" w:cs="仿宋"/>
           <w:b w:val="0"/>
           <w:bCs w:val="0"/>
           <w:sz w:val="21"/>
           <w:szCs w:val="21"/>
         </w:rPr>
-        <w:br w:type="textWrapping"/>
-      </w:r>
-      <w:r>
-        <w:rPr>
-          <w:rFonts w:hint="eastAsia" w:ascii="仿宋" w:hAnsi="仿宋" w:eastAsia="仿宋" w:cs="仿宋"/>
+      </w:pPr>
+      <w:r>
+        <w:rPr>
+          <w:rFonts w:hint="default" w:ascii="仿宋" w:hAnsi="仿宋" w:eastAsia="仿宋" w:cs="仿宋"/>
           <w:b w:val="0"/>
           <w:bCs w:val="0"/>
           <w:sz w:val="21"/>
           <w:szCs w:val="21"/>
         </w:rPr>
-        <w:t>[3] 邓杰海,刘薇,周胜. 基于微信小程序赋能非结构化数据处理研究 [J]. 电脑编程技巧与维护, 2025, (10): 81-83+148.</w:t>
-      </w:r>
-      <w:r>
-        <w:rPr>
-          <w:rFonts w:hint="eastAsia" w:ascii="仿宋" w:hAnsi="仿宋" w:eastAsia="仿宋" w:cs="仿宋"/>
+        <w:t xml:space="preserve">张梁山.基于Transformer机制的盾构掘进参数预测研究及其应用[D].北方工业大学,2025.DOI:10.26926/d.cnki.gbfgu.2025.000897. </w:t>
+      </w:r>
+    </w:p>
+    <w:p>
+      <w:pPr>
+        <w:pStyle w:val="28"/>
+        <w:keepNext w:val="0"/>
+        <w:keepLines w:val="0"/>
+        <w:pageBreakBefore w:val="0"/>
+        <w:widowControl w:val="0"/>
+        <w:numPr>
+          <w:ilvl w:val="0"/>
+          <w:numId w:val="3"/>
+        </w:numPr>
+        <w:kinsoku/>
+        <w:wordWrap w:val="0"/>
+        <w:overflowPunct/>
+        <w:topLinePunct w:val="0"/>
+        <w:autoSpaceDE w:val="0"/>
+        <w:autoSpaceDN w:val="0"/>
+        <w:bidi w:val="0"/>
+        <w:adjustRightInd/>
+        <w:snapToGrid/>
+        <w:spacing w:before="157" w:beforeLines="50" w:after="157" w:afterLines="50" w:line="400" w:lineRule="exact"/>
+        <w:ind w:left="0" w:leftChars="0" w:firstLine="403" w:firstLineChars="0"/>
+        <w:jc w:val="both"/>
+        <w:textAlignment w:val="auto"/>
+        <w:rPr>
+          <w:rFonts w:hint="default" w:ascii="仿宋" w:hAnsi="仿宋" w:eastAsia="仿宋" w:cs="仿宋"/>
           <w:b w:val="0"/>
           <w:bCs w:val="0"/>
           <w:sz w:val="21"/>
           <w:szCs w:val="21"/>
         </w:rPr>
-        <w:br w:type="textWrapping"/>
-      </w:r>
-      <w:r>
-        <w:rPr>
-          <w:rFonts w:hint="eastAsia" w:ascii="仿宋" w:hAnsi="仿宋" w:eastAsia="仿宋" w:cs="仿宋"/>
+      </w:pPr>
+      <w:r>
+        <w:rPr>
+          <w:rFonts w:hint="default" w:ascii="仿宋" w:hAnsi="仿宋" w:eastAsia="仿宋" w:cs="仿宋"/>
           <w:b w:val="0"/>
           <w:bCs w:val="0"/>
           <w:sz w:val="21"/>
           <w:szCs w:val="21"/>
         </w:rPr>
-        <w:t>[4] 张芳芳,贾晓纯,龙新征,等. 高校活动报名系统的设计与实现[C]// 中国计算机用户协会网络应用分会. 中国计算机用户协会网络应用分会2024年第二十八届网络新技术与应用年会论文集. 北京大学计算中心;, 2024: 161-166.</w:t>
-      </w:r>
-      <w:r>
-        <w:rPr>
-          <w:rFonts w:hint="eastAsia" w:ascii="仿宋" w:hAnsi="仿宋" w:eastAsia="仿宋" w:cs="仿宋"/>
+        <w:t xml:space="preserve">张佳伟.用户需求视角下政务服务类APP适老化改造现状及优化策略研究[D].郑州航空工业管理学院,2025.DOI:10.27898/d.cnki.gzhgl.2025.000336. </w:t>
+      </w:r>
+    </w:p>
+    <w:p>
+      <w:pPr>
+        <w:pStyle w:val="28"/>
+        <w:keepNext w:val="0"/>
+        <w:keepLines w:val="0"/>
+        <w:pageBreakBefore w:val="0"/>
+        <w:widowControl w:val="0"/>
+        <w:numPr>
+          <w:ilvl w:val="0"/>
+          <w:numId w:val="3"/>
+        </w:numPr>
+        <w:kinsoku/>
+        <w:wordWrap w:val="0"/>
+        <w:overflowPunct/>
+        <w:topLinePunct w:val="0"/>
+        <w:autoSpaceDE w:val="0"/>
+        <w:autoSpaceDN w:val="0"/>
+        <w:bidi w:val="0"/>
+        <w:adjustRightInd/>
+        <w:snapToGrid/>
+        <w:spacing w:before="157" w:beforeLines="50" w:after="157" w:afterLines="50" w:line="400" w:lineRule="exact"/>
+        <w:ind w:left="0" w:leftChars="0" w:firstLine="403" w:firstLineChars="0"/>
+        <w:jc w:val="both"/>
+        <w:textAlignment w:val="auto"/>
+        <w:rPr>
+          <w:rFonts w:hint="default" w:ascii="仿宋" w:hAnsi="仿宋" w:eastAsia="仿宋" w:cs="仿宋"/>
           <w:b w:val="0"/>
           <w:bCs w:val="0"/>
           <w:sz w:val="21"/>
           <w:szCs w:val="21"/>
         </w:rPr>
-        <w:br w:type="textWrapping"/>
-      </w:r>
-      <w:r>
-        <w:rPr>
-          <w:rFonts w:hint="eastAsia" w:ascii="仿宋" w:hAnsi="仿宋" w:eastAsia="仿宋" w:cs="仿宋"/>
+      </w:pPr>
+      <w:r>
+        <w:rPr>
+          <w:rFonts w:hint="default" w:ascii="仿宋" w:hAnsi="仿宋" w:eastAsia="仿宋" w:cs="仿宋"/>
           <w:b w:val="0"/>
           <w:bCs w:val="0"/>
           <w:sz w:val="21"/>
           <w:szCs w:val="21"/>
         </w:rPr>
-        <w:t>[5] 黄家常. 小程序培训报名系统的设计与实现 [J]. 自动化应用, 2024, 65 (10): 258-260.</w:t>
-      </w:r>
-      <w:r>
-        <w:rPr>
-          <w:rFonts w:hint="eastAsia" w:ascii="仿宋" w:hAnsi="仿宋" w:eastAsia="仿宋" w:cs="仿宋"/>
+        <w:t>谢振华. 基于Vue.js与Spring Boot的教务管理系统设计[J].电脑与信息技术,2024,32(04):95-97+101.DOI:10.19414/j.cnki.1005-1228.2024.04.023.</w:t>
+      </w:r>
+    </w:p>
+    <w:p>
+      <w:pPr>
+        <w:pStyle w:val="28"/>
+        <w:keepNext w:val="0"/>
+        <w:keepLines w:val="0"/>
+        <w:pageBreakBefore w:val="0"/>
+        <w:widowControl w:val="0"/>
+        <w:numPr>
+          <w:ilvl w:val="0"/>
+          <w:numId w:val="3"/>
+        </w:numPr>
+        <w:kinsoku/>
+        <w:wordWrap w:val="0"/>
+        <w:overflowPunct/>
+        <w:topLinePunct w:val="0"/>
+        <w:autoSpaceDE w:val="0"/>
+        <w:autoSpaceDN w:val="0"/>
+        <w:bidi w:val="0"/>
+        <w:adjustRightInd/>
+        <w:snapToGrid/>
+        <w:spacing w:before="157" w:beforeLines="50" w:after="157" w:afterLines="50" w:line="400" w:lineRule="exact"/>
+        <w:ind w:left="0" w:leftChars="0" w:firstLine="403" w:firstLineChars="0"/>
+        <w:jc w:val="both"/>
+        <w:textAlignment w:val="auto"/>
+        <w:rPr>
+          <w:rFonts w:hint="default" w:ascii="仿宋" w:hAnsi="仿宋" w:eastAsia="仿宋" w:cs="仿宋"/>
           <w:b w:val="0"/>
           <w:bCs w:val="0"/>
           <w:sz w:val="21"/>
           <w:szCs w:val="21"/>
         </w:rPr>
-        <w:br w:type="textWrapping"/>
-      </w:r>
-      <w:r>
-        <w:rPr>
-          <w:rFonts w:hint="eastAsia" w:ascii="仿宋" w:hAnsi="仿宋" w:eastAsia="仿宋" w:cs="仿宋"/>
+      </w:pPr>
+      <w:r>
+        <w:rPr>
+          <w:rFonts w:hint="default" w:ascii="仿宋" w:hAnsi="仿宋" w:eastAsia="仿宋" w:cs="仿宋"/>
           <w:b w:val="0"/>
           <w:bCs w:val="0"/>
           <w:sz w:val="21"/>
           <w:szCs w:val="21"/>
         </w:rPr>
-        <w:t>[6] 田晓玲,罗波,刘林梅. 基于微信小程序的线上报名系统的设计与实现 [J]. 北京工业职业技术学院学报, 2023, 22 (04): 25-29.</w:t>
-      </w:r>
-      <w:r>
-        <w:rPr>
-          <w:rFonts w:hint="eastAsia" w:ascii="仿宋" w:hAnsi="仿宋" w:eastAsia="仿宋" w:cs="仿宋"/>
+        <w:t>苏芝,黄佳汲. 船舶机舱关键设备智能监控系统后端接口设计[J].上海船舶运输科学研究所学报,2024,47(03):28-36+42.</w:t>
+      </w:r>
+    </w:p>
+    <w:p>
+      <w:pPr>
+        <w:pStyle w:val="28"/>
+        <w:keepNext w:val="0"/>
+        <w:keepLines w:val="0"/>
+        <w:pageBreakBefore w:val="0"/>
+        <w:widowControl w:val="0"/>
+        <w:numPr>
+          <w:ilvl w:val="0"/>
+          <w:numId w:val="3"/>
+        </w:numPr>
+        <w:kinsoku/>
+        <w:wordWrap w:val="0"/>
+        <w:overflowPunct/>
+        <w:topLinePunct w:val="0"/>
+        <w:autoSpaceDE w:val="0"/>
+        <w:autoSpaceDN w:val="0"/>
+        <w:bidi w:val="0"/>
+        <w:adjustRightInd/>
+        <w:snapToGrid/>
+        <w:spacing w:before="157" w:beforeLines="50" w:after="157" w:afterLines="50" w:line="400" w:lineRule="exact"/>
+        <w:ind w:left="0" w:leftChars="0" w:firstLine="403" w:firstLineChars="0"/>
+        <w:jc w:val="both"/>
+        <w:textAlignment w:val="auto"/>
+        <w:rPr>
+          <w:rFonts w:hint="default" w:ascii="仿宋" w:hAnsi="仿宋" w:eastAsia="仿宋" w:cs="仿宋"/>
           <w:b w:val="0"/>
           <w:bCs w:val="0"/>
           <w:sz w:val="21"/>
           <w:szCs w:val="21"/>
         </w:rPr>
-        <w:br w:type="textWrapping"/>
-      </w:r>
-      <w:r>
-        <w:rPr>
-          <w:rFonts w:hint="eastAsia" w:ascii="仿宋" w:hAnsi="仿宋" w:eastAsia="仿宋" w:cs="仿宋"/>
+      </w:pPr>
+      <w:r>
+        <w:rPr>
+          <w:rFonts w:hint="default" w:ascii="仿宋" w:hAnsi="仿宋" w:eastAsia="仿宋" w:cs="仿宋"/>
           <w:b w:val="0"/>
           <w:bCs w:val="0"/>
           <w:sz w:val="21"/>
           <w:szCs w:val="21"/>
         </w:rPr>
-        <w:t>[7] 邓明杨. 基于Web前端开发技术的培训报名系统的设计与实现 [J]. 产业与科技论坛, 2023, 22 (17): 56-57.</w:t>
-      </w:r>
-      <w:r>
-        <w:rPr>
-          <w:rFonts w:hint="eastAsia" w:ascii="仿宋" w:hAnsi="仿宋" w:eastAsia="仿宋" w:cs="仿宋"/>
+        <w:t xml:space="preserve">杨皓晨.基于联邦学习与深度强化学习的网络异常检测算法的研究与实现[D].北京邮电大学,2024.DOI:10.26969/d.cnki.gbydu.2024.001121. </w:t>
+      </w:r>
+    </w:p>
+    <w:p>
+      <w:pPr>
+        <w:pStyle w:val="28"/>
+        <w:keepNext w:val="0"/>
+        <w:keepLines w:val="0"/>
+        <w:pageBreakBefore w:val="0"/>
+        <w:widowControl w:val="0"/>
+        <w:numPr>
+          <w:ilvl w:val="0"/>
+          <w:numId w:val="3"/>
+        </w:numPr>
+        <w:kinsoku/>
+        <w:wordWrap w:val="0"/>
+        <w:overflowPunct/>
+        <w:topLinePunct w:val="0"/>
+        <w:autoSpaceDE w:val="0"/>
+        <w:autoSpaceDN w:val="0"/>
+        <w:bidi w:val="0"/>
+        <w:adjustRightInd/>
+        <w:snapToGrid/>
+        <w:spacing w:before="157" w:beforeLines="50" w:after="157" w:afterLines="50" w:line="400" w:lineRule="exact"/>
+        <w:ind w:left="0" w:leftChars="0" w:firstLine="403" w:firstLineChars="0"/>
+        <w:jc w:val="both"/>
+        <w:textAlignment w:val="auto"/>
+        <w:rPr>
+          <w:rFonts w:hint="default" w:ascii="仿宋" w:hAnsi="仿宋" w:eastAsia="仿宋" w:cs="仿宋"/>
           <w:b w:val="0"/>
           <w:bCs w:val="0"/>
           <w:sz w:val="21"/>
           <w:szCs w:val="21"/>
         </w:rPr>
-        <w:br w:type="textWrapping"/>
-      </w:r>
-      <w:r>
-        <w:rPr>
-          <w:rFonts w:hint="eastAsia" w:ascii="仿宋" w:hAnsi="仿宋" w:eastAsia="仿宋" w:cs="仿宋"/>
+      </w:pPr>
+      <w:r>
+        <w:rPr>
+          <w:rFonts w:hint="default" w:ascii="仿宋" w:hAnsi="仿宋" w:eastAsia="仿宋" w:cs="仿宋"/>
           <w:b w:val="0"/>
           <w:bCs w:val="0"/>
           <w:sz w:val="21"/>
           <w:szCs w:val="21"/>
         </w:rPr>
-        <w:t>[8] 袁雨琛,朱云飞,叶咏诗,等. 一款活动宣传报名系统的设计与实现 [J]. 信息与电脑(理论版), 2023, 35 (10): 141-143.</w:t>
-      </w:r>
-      <w:r>
-        <w:rPr>
-          <w:rFonts w:hint="eastAsia" w:ascii="仿宋" w:hAnsi="仿宋" w:eastAsia="仿宋" w:cs="仿宋"/>
+        <w:t>蔡晓丽. 基于移动终端APP的高职英语口语数字化教学研究[J].互联网周刊,2024,(10):72-74.</w:t>
+      </w:r>
+    </w:p>
+    <w:p>
+      <w:pPr>
+        <w:pStyle w:val="28"/>
+        <w:keepNext w:val="0"/>
+        <w:keepLines w:val="0"/>
+        <w:pageBreakBefore w:val="0"/>
+        <w:widowControl w:val="0"/>
+        <w:numPr>
+          <w:ilvl w:val="0"/>
+          <w:numId w:val="3"/>
+        </w:numPr>
+        <w:kinsoku/>
+        <w:wordWrap w:val="0"/>
+        <w:overflowPunct/>
+        <w:topLinePunct w:val="0"/>
+        <w:autoSpaceDE w:val="0"/>
+        <w:autoSpaceDN w:val="0"/>
+        <w:bidi w:val="0"/>
+        <w:adjustRightInd/>
+        <w:snapToGrid/>
+        <w:spacing w:before="157" w:beforeLines="50" w:after="157" w:afterLines="50" w:line="400" w:lineRule="exact"/>
+        <w:ind w:left="0" w:leftChars="0" w:firstLine="403" w:firstLineChars="0"/>
+        <w:jc w:val="both"/>
+        <w:textAlignment w:val="auto"/>
+        <w:rPr>
+          <w:rFonts w:hint="default" w:ascii="仿宋" w:hAnsi="仿宋" w:eastAsia="仿宋" w:cs="仿宋"/>
           <w:b w:val="0"/>
           <w:bCs w:val="0"/>
           <w:sz w:val="21"/>
           <w:szCs w:val="21"/>
         </w:rPr>
-        <w:br w:type="textWrapping"/>
-      </w:r>
-      <w:r>
-        <w:rPr>
-          <w:rFonts w:hint="eastAsia" w:ascii="仿宋" w:hAnsi="仿宋" w:eastAsia="仿宋" w:cs="仿宋"/>
+      </w:pPr>
+      <w:r>
+        <w:rPr>
+          <w:rFonts w:hint="default" w:ascii="仿宋" w:hAnsi="仿宋" w:eastAsia="仿宋" w:cs="仿宋"/>
           <w:b w:val="0"/>
           <w:bCs w:val="0"/>
           <w:sz w:val="21"/>
           <w:szCs w:val="21"/>
         </w:rPr>
-        <w:t>[9] 赖梦珂,张磊. 基于微信小程序招生报名系统的设计与实现——以广州开放大学为例 [J]. 电脑知识与技术, 2022, 18 (28): 43-47.</w:t>
-      </w:r>
-      <w:r>
-        <w:rPr>
-          <w:rFonts w:hint="eastAsia" w:ascii="仿宋" w:hAnsi="仿宋" w:eastAsia="仿宋" w:cs="仿宋"/>
+        <w:t xml:space="preserve">王克俭.基于事理图谱的化工领域事件预测系统研究与实现[D].辽宁大学,2024.DOI:10.27209/d.cnki.glniu.2024.000815. </w:t>
+      </w:r>
+    </w:p>
+    <w:p>
+      <w:pPr>
+        <w:pStyle w:val="28"/>
+        <w:keepNext w:val="0"/>
+        <w:keepLines w:val="0"/>
+        <w:pageBreakBefore w:val="0"/>
+        <w:widowControl w:val="0"/>
+        <w:numPr>
+          <w:ilvl w:val="0"/>
+          <w:numId w:val="3"/>
+        </w:numPr>
+        <w:kinsoku/>
+        <w:wordWrap w:val="0"/>
+        <w:overflowPunct/>
+        <w:topLinePunct w:val="0"/>
+        <w:autoSpaceDE w:val="0"/>
+        <w:autoSpaceDN w:val="0"/>
+        <w:bidi w:val="0"/>
+        <w:adjustRightInd/>
+        <w:snapToGrid/>
+        <w:spacing w:before="157" w:beforeLines="50" w:after="157" w:afterLines="50" w:line="400" w:lineRule="exact"/>
+        <w:ind w:left="0" w:leftChars="0" w:firstLine="403" w:firstLineChars="0"/>
+        <w:jc w:val="both"/>
+        <w:textAlignment w:val="auto"/>
+        <w:rPr>
+          <w:rFonts w:hint="default" w:ascii="仿宋" w:hAnsi="仿宋" w:eastAsia="仿宋" w:cs="仿宋"/>
           <w:b w:val="0"/>
           <w:bCs w:val="0"/>
           <w:sz w:val="21"/>
           <w:szCs w:val="21"/>
         </w:rPr>
-        <w:br w:type="textWrapping"/>
-      </w:r>
-      <w:r>
-        <w:rPr>
-          <w:rFonts w:hint="eastAsia" w:ascii="仿宋" w:hAnsi="仿宋" w:eastAsia="仿宋" w:cs="仿宋"/>
+      </w:pPr>
+      <w:r>
+        <w:rPr>
+          <w:rFonts w:hint="default" w:ascii="仿宋" w:hAnsi="仿宋" w:eastAsia="仿宋" w:cs="仿宋"/>
           <w:b w:val="0"/>
           <w:bCs w:val="0"/>
           <w:sz w:val="21"/>
           <w:szCs w:val="21"/>
         </w:rPr>
-        <w:t>[10] 雷少玲. 基于微信小程序的学生比赛报名系统的设计与实现 [J]. 电子世界, 2020, (11): 187-188.</w:t>
-      </w:r>
+        <w:t xml:space="preserve">林锦海.基于物联网的多温共配冷链物流系统设计[D].福建农林大学,2024.DOI:10.27018/d.cnki.gfjnu.2024.000380. </w:t>
+      </w:r>
+    </w:p>
+    <w:p>
+      <w:pPr>
+        <w:pStyle w:val="28"/>
+        <w:keepNext w:val="0"/>
+        <w:keepLines w:val="0"/>
+        <w:pageBreakBefore w:val="0"/>
+        <w:widowControl w:val="0"/>
+        <w:numPr>
+          <w:ilvl w:val="0"/>
+          <w:numId w:val="3"/>
+        </w:numPr>
+        <w:kinsoku/>
+        <w:wordWrap w:val="0"/>
+        <w:overflowPunct/>
+        <w:topLinePunct w:val="0"/>
+        <w:autoSpaceDE w:val="0"/>
+        <w:autoSpaceDN w:val="0"/>
+        <w:bidi w:val="0"/>
+        <w:adjustRightInd/>
+        <w:snapToGrid/>
+        <w:spacing w:before="157" w:beforeLines="50" w:after="157" w:afterLines="50" w:line="400" w:lineRule="exact"/>
+        <w:ind w:left="0" w:leftChars="0" w:firstLine="403" w:firstLineChars="0"/>
+        <w:jc w:val="both"/>
+        <w:textAlignment w:val="auto"/>
+        <w:rPr>
+          <w:rFonts w:hint="default" w:ascii="仿宋" w:hAnsi="仿宋" w:eastAsia="仿宋" w:cs="仿宋"/>
+          <w:b w:val="0"/>
+          <w:bCs w:val="0"/>
+          <w:sz w:val="21"/>
+          <w:szCs w:val="21"/>
+        </w:rPr>
+      </w:pPr>
+      <w:r>
+        <w:rPr>
+          <w:rFonts w:hint="default" w:ascii="仿宋" w:hAnsi="仿宋" w:eastAsia="仿宋" w:cs="仿宋"/>
+          <w:b w:val="0"/>
+          <w:bCs w:val="0"/>
+          <w:sz w:val="21"/>
+          <w:szCs w:val="21"/>
+        </w:rPr>
+        <w:t xml:space="preserve">谢金周.基于数字孪生的油田注水管网专家系统技术研究[D].东北石油大学,2024.DOI:10.26995/d.cnki.gdqsc.2024.001175. </w:t>
+      </w:r>
+    </w:p>
+    <w:p>
+      <w:pPr>
+        <w:pStyle w:val="28"/>
+        <w:keepNext w:val="0"/>
+        <w:keepLines w:val="0"/>
+        <w:pageBreakBefore w:val="0"/>
+        <w:widowControl w:val="0"/>
+        <w:numPr>
+          <w:ilvl w:val="0"/>
+          <w:numId w:val="3"/>
+        </w:numPr>
+        <w:kinsoku/>
+        <w:wordWrap w:val="0"/>
+        <w:overflowPunct/>
+        <w:topLinePunct w:val="0"/>
+        <w:autoSpaceDE w:val="0"/>
+        <w:autoSpaceDN w:val="0"/>
+        <w:bidi w:val="0"/>
+        <w:adjustRightInd/>
+        <w:snapToGrid/>
+        <w:spacing w:before="157" w:beforeLines="50" w:after="157" w:afterLines="50" w:line="400" w:lineRule="exact"/>
+        <w:ind w:left="0" w:leftChars="0" w:firstLine="403" w:firstLineChars="0"/>
+        <w:jc w:val="both"/>
+        <w:textAlignment w:val="auto"/>
+        <w:rPr>
+          <w:rFonts w:hint="default" w:ascii="仿宋" w:hAnsi="仿宋" w:eastAsia="仿宋" w:cs="仿宋"/>
+          <w:b w:val="0"/>
+          <w:bCs w:val="0"/>
+          <w:sz w:val="21"/>
+          <w:szCs w:val="21"/>
+        </w:rPr>
+      </w:pPr>
+      <w:r>
+        <w:rPr>
+          <w:rFonts w:hint="default" w:ascii="仿宋" w:hAnsi="仿宋" w:eastAsia="仿宋" w:cs="仿宋"/>
+          <w:b w:val="0"/>
+          <w:bCs w:val="0"/>
+          <w:sz w:val="21"/>
+          <w:szCs w:val="21"/>
+        </w:rPr>
+        <w:t xml:space="preserve">张文瑞.基于可信计算的嵌入式设备安全启动设计[D].武汉邮电科学研究院,2023.DOI:10.27386/d.cnki.gwyky.2023.000064. </w:t>
+      </w:r>
+    </w:p>
+    <w:p>
+      <w:pPr>
+        <w:pStyle w:val="28"/>
+        <w:keepNext w:val="0"/>
+        <w:keepLines w:val="0"/>
+        <w:pageBreakBefore w:val="0"/>
+        <w:widowControl w:val="0"/>
+        <w:numPr>
+          <w:ilvl w:val="0"/>
+          <w:numId w:val="3"/>
+        </w:numPr>
+        <w:kinsoku/>
+        <w:wordWrap w:val="0"/>
+        <w:overflowPunct/>
+        <w:topLinePunct w:val="0"/>
+        <w:autoSpaceDE w:val="0"/>
+        <w:autoSpaceDN w:val="0"/>
+        <w:bidi w:val="0"/>
+        <w:adjustRightInd/>
+        <w:snapToGrid/>
+        <w:spacing w:before="157" w:beforeLines="50" w:after="157" w:afterLines="50" w:line="400" w:lineRule="exact"/>
+        <w:ind w:left="0" w:leftChars="0" w:firstLine="403" w:firstLineChars="0"/>
+        <w:jc w:val="both"/>
+        <w:textAlignment w:val="auto"/>
+        <w:rPr>
+          <w:rFonts w:hint="default" w:ascii="仿宋" w:hAnsi="仿宋" w:eastAsia="仿宋" w:cs="仿宋"/>
+          <w:b w:val="0"/>
+          <w:bCs w:val="0"/>
+          <w:sz w:val="21"/>
+          <w:szCs w:val="21"/>
+        </w:rPr>
+      </w:pPr>
+      <w:r>
+        <w:rPr>
+          <w:rFonts w:hint="default" w:ascii="仿宋" w:hAnsi="仿宋" w:eastAsia="仿宋" w:cs="仿宋"/>
+          <w:b w:val="0"/>
+          <w:bCs w:val="0"/>
+          <w:sz w:val="21"/>
+          <w:szCs w:val="21"/>
+        </w:rPr>
+        <w:t>谈伙荣,陈海宇. 基于微信小程序的勤工助学管理系统研究与开发[J].现代计算机,2023,29(16):109-112+117.</w:t>
+      </w:r>
+    </w:p>
+    <w:p>
+      <w:pPr>
+        <w:pStyle w:val="28"/>
+        <w:keepNext w:val="0"/>
+        <w:keepLines w:val="0"/>
+        <w:pageBreakBefore w:val="0"/>
+        <w:widowControl w:val="0"/>
+        <w:numPr>
+          <w:ilvl w:val="0"/>
+          <w:numId w:val="3"/>
+        </w:numPr>
+        <w:kinsoku/>
+        <w:wordWrap w:val="0"/>
+        <w:overflowPunct/>
+        <w:topLinePunct w:val="0"/>
+        <w:autoSpaceDE w:val="0"/>
+        <w:autoSpaceDN w:val="0"/>
+        <w:bidi w:val="0"/>
+        <w:adjustRightInd/>
+        <w:snapToGrid/>
+        <w:spacing w:before="157" w:beforeLines="50" w:after="157" w:afterLines="50" w:line="400" w:lineRule="exact"/>
+        <w:ind w:left="0" w:leftChars="0" w:firstLine="403" w:firstLineChars="0"/>
+        <w:jc w:val="both"/>
+        <w:textAlignment w:val="auto"/>
+        <w:rPr>
+          <w:rFonts w:hint="default" w:ascii="仿宋" w:hAnsi="仿宋" w:eastAsia="仿宋" w:cs="仿宋"/>
+          <w:b w:val="0"/>
+          <w:bCs w:val="0"/>
+          <w:sz w:val="21"/>
+          <w:szCs w:val="21"/>
+        </w:rPr>
+      </w:pPr>
+      <w:r>
+        <w:rPr>
+          <w:rFonts w:hint="default" w:ascii="仿宋" w:hAnsi="仿宋" w:eastAsia="仿宋" w:cs="仿宋"/>
+          <w:b w:val="0"/>
+          <w:bCs w:val="0"/>
+          <w:sz w:val="21"/>
+          <w:szCs w:val="21"/>
+        </w:rPr>
+        <w:t xml:space="preserve">王威威.特种光通信数据交叉处理设备监测管理系统的研究与实现[D].西安电子科技大学,2022.DOI:10.27389/d.cnki.gxadu.2022.001566. </w:t>
+      </w:r>
+    </w:p>
+    <w:p>
+      <w:pPr>
+        <w:pStyle w:val="28"/>
+        <w:keepNext w:val="0"/>
+        <w:keepLines w:val="0"/>
+        <w:pageBreakBefore w:val="0"/>
+        <w:widowControl w:val="0"/>
+        <w:numPr>
+          <w:ilvl w:val="0"/>
+          <w:numId w:val="3"/>
+        </w:numPr>
+        <w:kinsoku/>
+        <w:wordWrap w:val="0"/>
+        <w:overflowPunct/>
+        <w:topLinePunct w:val="0"/>
+        <w:autoSpaceDE w:val="0"/>
+        <w:autoSpaceDN w:val="0"/>
+        <w:bidi w:val="0"/>
+        <w:adjustRightInd/>
+        <w:snapToGrid/>
+        <w:spacing w:before="157" w:beforeLines="50" w:after="157" w:afterLines="50" w:line="400" w:lineRule="exact"/>
+        <w:ind w:left="0" w:leftChars="0" w:firstLine="403" w:firstLineChars="0"/>
+        <w:jc w:val="both"/>
+        <w:textAlignment w:val="auto"/>
+        <w:rPr>
+          <w:rFonts w:hint="default" w:ascii="仿宋" w:hAnsi="仿宋" w:eastAsia="仿宋" w:cs="仿宋"/>
+          <w:b w:val="0"/>
+          <w:bCs w:val="0"/>
+          <w:sz w:val="21"/>
+          <w:szCs w:val="21"/>
+        </w:rPr>
+      </w:pPr>
+      <w:r>
+        <w:rPr>
+          <w:rFonts w:hint="default" w:ascii="仿宋" w:hAnsi="仿宋" w:eastAsia="仿宋" w:cs="仿宋"/>
+          <w:b w:val="0"/>
+          <w:bCs w:val="0"/>
+          <w:sz w:val="21"/>
+          <w:szCs w:val="21"/>
+        </w:rPr>
+        <w:t xml:space="preserve">王睿杰.基于Hyperledger Fabric的资产交易系统的设计与实现[D].北京邮电大学,2022.DOI:10.26969/d.cnki.gbydu.2022.003077. </w:t>
+      </w:r>
+    </w:p>
+    <w:p>
+      <w:pPr>
+        <w:pStyle w:val="28"/>
+        <w:keepNext w:val="0"/>
+        <w:keepLines w:val="0"/>
+        <w:pageBreakBefore w:val="0"/>
+        <w:widowControl w:val="0"/>
+        <w:numPr>
+          <w:ilvl w:val="0"/>
+          <w:numId w:val="3"/>
+        </w:numPr>
+        <w:kinsoku/>
+        <w:wordWrap w:val="0"/>
+        <w:overflowPunct/>
+        <w:topLinePunct w:val="0"/>
+        <w:autoSpaceDE w:val="0"/>
+        <w:autoSpaceDN w:val="0"/>
+        <w:bidi w:val="0"/>
+        <w:adjustRightInd/>
+        <w:snapToGrid/>
+        <w:spacing w:before="157" w:beforeLines="50" w:after="157" w:afterLines="50" w:line="400" w:lineRule="exact"/>
+        <w:ind w:left="0" w:leftChars="0" w:firstLine="403" w:firstLineChars="0"/>
+        <w:jc w:val="both"/>
+        <w:textAlignment w:val="auto"/>
+        <w:rPr>
+          <w:rFonts w:hint="default" w:ascii="仿宋" w:hAnsi="仿宋" w:eastAsia="仿宋" w:cs="仿宋"/>
+          <w:b w:val="0"/>
+          <w:bCs w:val="0"/>
+          <w:sz w:val="21"/>
+          <w:szCs w:val="21"/>
+        </w:rPr>
+      </w:pPr>
+      <w:r>
+        <w:rPr>
+          <w:rFonts w:hint="default" w:ascii="仿宋" w:hAnsi="仿宋" w:eastAsia="仿宋" w:cs="仿宋"/>
+          <w:b w:val="0"/>
+          <w:bCs w:val="0"/>
+          <w:sz w:val="21"/>
+          <w:szCs w:val="21"/>
+        </w:rPr>
+        <w:t>蔡晓丽. 基于移动终端APP的高职英语口语数字化教学研究[J].互联网周刊,2024,(10):72-74.</w:t>
+      </w:r>
+    </w:p>
+    <w:p>
+      <w:pPr>
+        <w:pStyle w:val="28"/>
+        <w:keepNext w:val="0"/>
+        <w:keepLines w:val="0"/>
+        <w:pageBreakBefore w:val="0"/>
+        <w:widowControl w:val="0"/>
+        <w:numPr>
+          <w:ilvl w:val="0"/>
+          <w:numId w:val="3"/>
+        </w:numPr>
+        <w:kinsoku/>
+        <w:wordWrap w:val="0"/>
+        <w:overflowPunct/>
+        <w:topLinePunct w:val="0"/>
+        <w:autoSpaceDE w:val="0"/>
+        <w:autoSpaceDN w:val="0"/>
+        <w:bidi w:val="0"/>
+        <w:adjustRightInd/>
+        <w:snapToGrid/>
+        <w:spacing w:before="157" w:beforeLines="50" w:after="157" w:afterLines="50" w:line="400" w:lineRule="exact"/>
+        <w:ind w:left="0" w:leftChars="0" w:firstLine="403" w:firstLineChars="0"/>
+        <w:jc w:val="both"/>
+        <w:textAlignment w:val="auto"/>
+        <w:rPr>
+          <w:rFonts w:hint="default" w:ascii="仿宋" w:hAnsi="仿宋" w:eastAsia="仿宋" w:cs="仿宋"/>
+          <w:b w:val="0"/>
+          <w:bCs w:val="0"/>
+          <w:sz w:val="21"/>
+          <w:szCs w:val="21"/>
+        </w:rPr>
+      </w:pPr>
     </w:p>
     <w:p>
       <w:pPr>
@@ -32772,11 +35148,111 @@
         <w:bidi w:val="0"/>
         <w:outlineLvl w:val="0"/>
         <w:rPr>
+          <w:rFonts w:hint="eastAsia"/>
+          <w:lang w:val="en-US" w:eastAsia="zh-CN"/>
+        </w:rPr>
+      </w:pPr>
+      <w:bookmarkStart w:id="95" w:name="_Toc27927"/>
+    </w:p>
+    <w:p>
+      <w:pPr>
+        <w:pStyle w:val="28"/>
+        <w:bidi w:val="0"/>
+        <w:outlineLvl w:val="0"/>
+        <w:rPr>
+          <w:rFonts w:hint="eastAsia"/>
+          <w:lang w:val="en-US" w:eastAsia="zh-CN"/>
+        </w:rPr>
+      </w:pPr>
+    </w:p>
+    <w:p>
+      <w:pPr>
+        <w:pStyle w:val="28"/>
+        <w:bidi w:val="0"/>
+        <w:outlineLvl w:val="0"/>
+        <w:rPr>
+          <w:rFonts w:hint="eastAsia"/>
+          <w:lang w:val="en-US" w:eastAsia="zh-CN"/>
+        </w:rPr>
+      </w:pPr>
+    </w:p>
+    <w:p>
+      <w:pPr>
+        <w:pStyle w:val="28"/>
+        <w:bidi w:val="0"/>
+        <w:outlineLvl w:val="0"/>
+        <w:rPr>
+          <w:rFonts w:hint="eastAsia"/>
+          <w:lang w:val="en-US" w:eastAsia="zh-CN"/>
+        </w:rPr>
+      </w:pPr>
+    </w:p>
+    <w:p>
+      <w:pPr>
+        <w:pStyle w:val="28"/>
+        <w:bidi w:val="0"/>
+        <w:outlineLvl w:val="0"/>
+        <w:rPr>
+          <w:rFonts w:hint="eastAsia"/>
+          <w:lang w:val="en-US" w:eastAsia="zh-CN"/>
+        </w:rPr>
+      </w:pPr>
+    </w:p>
+    <w:p>
+      <w:pPr>
+        <w:pStyle w:val="28"/>
+        <w:bidi w:val="0"/>
+        <w:outlineLvl w:val="0"/>
+        <w:rPr>
+          <w:rFonts w:hint="eastAsia"/>
+          <w:lang w:val="en-US" w:eastAsia="zh-CN"/>
+        </w:rPr>
+      </w:pPr>
+    </w:p>
+    <w:p>
+      <w:pPr>
+        <w:pStyle w:val="28"/>
+        <w:bidi w:val="0"/>
+        <w:outlineLvl w:val="0"/>
+        <w:rPr>
+          <w:rFonts w:hint="eastAsia"/>
+          <w:lang w:val="en-US" w:eastAsia="zh-CN"/>
+        </w:rPr>
+      </w:pPr>
+    </w:p>
+    <w:p>
+      <w:pPr>
+        <w:pStyle w:val="28"/>
+        <w:bidi w:val="0"/>
+        <w:outlineLvl w:val="0"/>
+        <w:rPr>
+          <w:rFonts w:hint="eastAsia"/>
+          <w:lang w:val="en-US" w:eastAsia="zh-CN"/>
+        </w:rPr>
+      </w:pPr>
+    </w:p>
+    <w:p>
+      <w:pPr>
+        <w:pStyle w:val="28"/>
+        <w:bidi w:val="0"/>
+        <w:jc w:val="both"/>
+        <w:outlineLvl w:val="0"/>
+        <w:rPr>
+          <w:rFonts w:hint="eastAsia"/>
+          <w:lang w:val="en-US" w:eastAsia="zh-CN"/>
+        </w:rPr>
+      </w:pPr>
+    </w:p>
+    <w:p>
+      <w:pPr>
+        <w:pStyle w:val="28"/>
+        <w:bidi w:val="0"/>
+        <w:outlineLvl w:val="0"/>
+        <w:rPr>
           <w:rFonts w:hint="default"/>
           <w:lang w:val="en-US" w:eastAsia="zh-CN"/>
         </w:rPr>
       </w:pPr>
-      <w:bookmarkStart w:id="61" w:name="_Toc507"/>
       <w:r>
         <w:rPr>
           <w:rFonts w:hint="eastAsia"/>
@@ -32784,7 +35260,7 @@
         </w:rPr>
         <w:t>致谢语</w:t>
       </w:r>
-      <w:bookmarkEnd w:id="61"/>
+      <w:bookmarkEnd w:id="95"/>
     </w:p>
     <w:p>
       <w:pPr>
@@ -33501,6 +35977,24 @@
     </w:lvl>
   </w:abstractNum>
   <w:abstractNum w:abstractNumId="1">
+    <w:nsid w:val="1E2D7377"/>
+    <w:multiLevelType w:val="singleLevel"/>
+    <w:tmpl w:val="1E2D7377"/>
+    <w:lvl w:ilvl="0" w:tentative="0">
+      <w:start w:val="1"/>
+      <w:numFmt w:val="decimal"/>
+      <w:suff w:val="nothing"/>
+      <w:lvlText w:val="[%1]"/>
+      <w:lvlJc w:val="left"/>
+      <w:pPr>
+        <w:ind w:left="0" w:firstLine="403"/>
+      </w:pPr>
+      <w:rPr>
+        <w:rFonts w:hint="default"/>
+      </w:rPr>
+    </w:lvl>
+  </w:abstractNum>
+  <w:abstractNum w:abstractNumId="2">
     <w:nsid w:val="2BA2F4F4"/>
     <w:multiLevelType w:val="singleLevel"/>
     <w:tmpl w:val="2BA2F4F4"/>
@@ -33517,26 +36011,14 @@
       </w:rPr>
     </w:lvl>
   </w:abstractNum>
-  <w:abstractNum w:abstractNumId="2">
-    <w:nsid w:val="67D7BFA8"/>
-    <w:multiLevelType w:val="singleLevel"/>
-    <w:tmpl w:val="67D7BFA8"/>
-    <w:lvl w:ilvl="0" w:tentative="0">
-      <w:start w:val="1"/>
-      <w:numFmt w:val="decimal"/>
-      <w:suff w:val="space"/>
-      <w:lvlText w:val="[%1]"/>
-      <w:lvlJc w:val="left"/>
-    </w:lvl>
-  </w:abstractNum>
   <w:num w:numId="1">
     <w:abstractNumId w:val="0"/>
   </w:num>
   <w:num w:numId="2">
-    <w:abstractNumId w:val="1"/>
+    <w:abstractNumId w:val="2"/>
   </w:num>
   <w:num w:numId="3">
-    <w:abstractNumId w:val="2"/>
+    <w:abstractNumId w:val="1"/>
   </w:num>
 </w:numbering>
 </file>
@@ -33582,7 +36064,7 @@
     <w:lsdException w:unhideWhenUsed="0" w:uiPriority="0" w:semiHidden="0" w:name="toc 9"/>
     <w:lsdException w:unhideWhenUsed="0" w:uiPriority="0" w:semiHidden="0" w:name="Normal Indent"/>
     <w:lsdException w:unhideWhenUsed="0" w:uiPriority="0" w:semiHidden="0" w:name="footnote text"/>
-    <w:lsdException w:unhideWhenUsed="0" w:uiPriority="0" w:semiHidden="0" w:name="annotation text"/>
+    <w:lsdException w:qFormat="1" w:unhideWhenUsed="0" w:uiPriority="0" w:semiHidden="0" w:name="annotation text"/>
     <w:lsdException w:qFormat="1" w:unhideWhenUsed="0" w:uiPriority="0" w:semiHidden="0" w:name="header"/>
     <w:lsdException w:qFormat="1" w:unhideWhenUsed="0" w:uiPriority="0" w:semiHidden="0" w:name="footer"/>
     <w:lsdException w:unhideWhenUsed="0" w:uiPriority="0" w:semiHidden="0" w:name="index heading"/>
@@ -33603,7 +36085,7 @@
     <w:lsdException w:unhideWhenUsed="0" w:uiPriority="0" w:semiHidden="0" w:name="List Bullet"/>
     <w:lsdException w:unhideWhenUsed="0" w:uiPriority="0" w:semiHidden="0" w:name="List Number"/>
     <w:lsdException w:unhideWhenUsed="0" w:uiPriority="0" w:semiHidden="0" w:name="List 2"/>
-    <w:lsdException w:unhideWhenUsed="0" w:uiPriority="0" w:semiHidden="0" w:name="List 3"/>
+    <w:lsdException w:qFormat="1" w:unhideWhenUsed="0" w:uiPriority="0" w:semiHidden="0" w:name="List 3"/>
     <w:lsdException w:unhideWhenUsed="0" w:uiPriority="0" w:semiHidden="0" w:name="List 4"/>
     <w:lsdException w:unhideWhenUsed="0" w:uiPriority="0" w:semiHidden="0" w:name="List 5"/>
     <w:lsdException w:unhideWhenUsed="0" w:uiPriority="0" w:semiHidden="0" w:name="List Bullet 2"/>
@@ -33619,10 +36101,10 @@
     <w:lsdException w:unhideWhenUsed="0" w:uiPriority="0" w:semiHidden="0" w:name="Signature"/>
     <w:lsdException w:qFormat="1" w:uiPriority="1" w:semiHidden="0" w:name="Default Paragraph Font"/>
     <w:lsdException w:unhideWhenUsed="0" w:uiPriority="0" w:semiHidden="0" w:name="Body Text"/>
-    <w:lsdException w:unhideWhenUsed="0" w:uiPriority="0" w:semiHidden="0" w:name="Body Text Indent"/>
+    <w:lsdException w:qFormat="1" w:unhideWhenUsed="0" w:uiPriority="0" w:semiHidden="0" w:name="Body Text Indent"/>
     <w:lsdException w:unhideWhenUsed="0" w:uiPriority="0" w:semiHidden="0" w:name="List Continue"/>
     <w:lsdException w:unhideWhenUsed="0" w:uiPriority="0" w:semiHidden="0" w:name="List Continue 2"/>
-    <w:lsdException w:unhideWhenUsed="0" w:uiPriority="0" w:semiHidden="0" w:name="List Continue 3"/>
+    <w:lsdException w:qFormat="1" w:unhideWhenUsed="0" w:uiPriority="0" w:semiHidden="0" w:name="List Continue 3"/>
     <w:lsdException w:unhideWhenUsed="0" w:uiPriority="0" w:semiHidden="0" w:name="List Continue 4"/>
     <w:lsdException w:unhideWhenUsed="0" w:uiPriority="0" w:semiHidden="0" w:name="List Continue 5"/>
     <w:lsdException w:unhideWhenUsed="0" w:uiPriority="0" w:semiHidden="0" w:name="Message Header"/>
@@ -33643,14 +36125,14 @@
     <w:lsdException w:qFormat="1" w:unhideWhenUsed="0" w:uiPriority="0" w:semiHidden="0" w:name="Emphasis"/>
     <w:lsdException w:unhideWhenUsed="0" w:uiPriority="0" w:semiHidden="0" w:name="Document Map"/>
     <w:lsdException w:unhideWhenUsed="0" w:uiPriority="0" w:semiHidden="0" w:name="Plain Text"/>
-    <w:lsdException w:unhideWhenUsed="0" w:uiPriority="0" w:semiHidden="0" w:name="E-mail Signature"/>
+    <w:lsdException w:qFormat="1" w:unhideWhenUsed="0" w:uiPriority="0" w:semiHidden="0" w:name="E-mail Signature"/>
     <w:lsdException w:qFormat="1" w:unhideWhenUsed="0" w:uiPriority="0" w:semiHidden="0" w:name="Normal (Web)"/>
     <w:lsdException w:unhideWhenUsed="0" w:uiPriority="0" w:semiHidden="0" w:name="HTML Acronym"/>
     <w:lsdException w:unhideWhenUsed="0" w:uiPriority="0" w:semiHidden="0" w:name="HTML Address"/>
     <w:lsdException w:unhideWhenUsed="0" w:uiPriority="0" w:semiHidden="0" w:name="HTML Cite"/>
     <w:lsdException w:qFormat="1" w:unhideWhenUsed="0" w:uiPriority="0" w:semiHidden="0" w:name="HTML Code"/>
     <w:lsdException w:unhideWhenUsed="0" w:uiPriority="0" w:semiHidden="0" w:name="HTML Definition"/>
-    <w:lsdException w:unhideWhenUsed="0" w:uiPriority="0" w:semiHidden="0" w:name="HTML Keyboard"/>
+    <w:lsdException w:qFormat="1" w:unhideWhenUsed="0" w:uiPriority="0" w:semiHidden="0" w:name="HTML Keyboard"/>
     <w:lsdException w:unhideWhenUsed="0" w:uiPriority="0" w:semiHidden="0" w:name="HTML Preformatted"/>
     <w:lsdException w:unhideWhenUsed="0" w:uiPriority="0" w:semiHidden="0" w:name="HTML Sample"/>
     <w:lsdException w:unhideWhenUsed="0" w:uiPriority="0" w:semiHidden="0" w:name="HTML Typewriter"/>
@@ -33927,6 +36409,7 @@
   <w:style w:type="paragraph" w:styleId="6">
     <w:name w:val="List 3"/>
     <w:basedOn w:val="1"/>
+    <w:qFormat/>
     <w:uiPriority w:val="0"/>
     <w:pPr>
       <w:ind w:left="100" w:leftChars="400" w:hanging="200" w:hangingChars="200"/>
@@ -33935,6 +36418,7 @@
   <w:style w:type="paragraph" w:styleId="7">
     <w:name w:val="E-mail Signature"/>
     <w:basedOn w:val="1"/>
+    <w:qFormat/>
     <w:uiPriority w:val="0"/>
   </w:style>
   <w:style w:type="paragraph" w:styleId="8">
@@ -33968,6 +36452,7 @@
   <w:style w:type="paragraph" w:styleId="10">
     <w:name w:val="annotation text"/>
     <w:basedOn w:val="1"/>
+    <w:qFormat/>
     <w:uiPriority w:val="0"/>
     <w:pPr>
       <w:jc w:val="left"/>
@@ -33976,6 +36461,7 @@
   <w:style w:type="paragraph" w:styleId="11">
     <w:name w:val="Body Text Indent"/>
     <w:basedOn w:val="1"/>
+    <w:qFormat/>
     <w:uiPriority w:val="0"/>
     <w:pPr>
       <w:spacing w:line="440" w:lineRule="exact"/>
@@ -34095,6 +36581,7 @@
   <w:style w:type="paragraph" w:styleId="19">
     <w:name w:val="List Continue 3"/>
     <w:basedOn w:val="1"/>
+    <w:qFormat/>
     <w:uiPriority w:val="0"/>
     <w:pPr>
       <w:spacing w:after="120" w:afterLines="0" w:afterAutospacing="0"/>
@@ -34153,6 +36640,7 @@
   <w:style w:type="character" w:styleId="26">
     <w:name w:val="HTML Keyboard"/>
     <w:basedOn w:val="22"/>
+    <w:qFormat/>
     <w:uiPriority w:val="0"/>
     <w:rPr>
       <w:rFonts w:ascii="Courier New" w:hAnsi="Courier New"/>
@@ -34434,6 +36922,7 @@
   <w:style w:type="paragraph" w:customStyle="1" w:styleId="43">
     <w:name w:val="调整"/>
     <w:basedOn w:val="1"/>
+    <w:qFormat/>
     <w:uiPriority w:val="0"/>
     <w:rPr>
       <w:sz w:val="10"/>
@@ -34442,6 +36931,7 @@
   <w:style w:type="character" w:customStyle="1" w:styleId="44">
     <w:name w:val="题注 Char"/>
     <w:link w:val="8"/>
+    <w:qFormat/>
     <w:uiPriority w:val="0"/>
     <w:rPr>
       <w:rFonts w:ascii="Arial" w:hAnsi="Arial" w:eastAsia="黑体"/>

--- a/基于微信小程序的校园活动报名系统设计与实现.docx
+++ b/基于微信小程序的校园活动报名系统设计与实现.docx
@@ -4654,6 +4654,56 @@
           <w:rFonts w:hint="eastAsia" w:ascii="宋体" w:hAnsi="宋体" w:cs="宋体"/>
           <w:sz w:val="28"/>
           <w:szCs w:val="28"/>
+          <w:vertAlign w:val="superscript"/>
+          <w:lang w:eastAsia="zh-CN"/>
+        </w:rPr>
+        <w:fldChar w:fldCharType="begin"/>
+      </w:r>
+      <w:r>
+        <w:rPr>
+          <w:rFonts w:hint="eastAsia" w:ascii="宋体" w:hAnsi="宋体" w:cs="宋体"/>
+          <w:sz w:val="28"/>
+          <w:szCs w:val="28"/>
+          <w:vertAlign w:val="superscript"/>
+          <w:lang w:eastAsia="zh-CN"/>
+        </w:rPr>
+        <w:instrText xml:space="preserve"> REF _Ref13986 \r \h </w:instrText>
+      </w:r>
+      <w:r>
+        <w:rPr>
+          <w:rFonts w:hint="eastAsia" w:ascii="宋体" w:hAnsi="宋体" w:cs="宋体"/>
+          <w:sz w:val="28"/>
+          <w:szCs w:val="28"/>
+          <w:vertAlign w:val="superscript"/>
+          <w:lang w:eastAsia="zh-CN"/>
+        </w:rPr>
+        <w:fldChar w:fldCharType="separate"/>
+      </w:r>
+      <w:r>
+        <w:rPr>
+          <w:rFonts w:hint="eastAsia" w:ascii="宋体" w:hAnsi="宋体" w:cs="宋体"/>
+          <w:sz w:val="28"/>
+          <w:szCs w:val="28"/>
+          <w:vertAlign w:val="superscript"/>
+          <w:lang w:eastAsia="zh-CN"/>
+        </w:rPr>
+        <w:t>[1]</w:t>
+      </w:r>
+      <w:r>
+        <w:rPr>
+          <w:rFonts w:hint="eastAsia" w:ascii="宋体" w:hAnsi="宋体" w:cs="宋体"/>
+          <w:sz w:val="28"/>
+          <w:szCs w:val="28"/>
+          <w:vertAlign w:val="superscript"/>
+          <w:lang w:eastAsia="zh-CN"/>
+        </w:rPr>
+        <w:fldChar w:fldCharType="end"/>
+      </w:r>
+      <w:r>
+        <w:rPr>
+          <w:rFonts w:hint="eastAsia" w:ascii="宋体" w:hAnsi="宋体" w:cs="宋体"/>
+          <w:sz w:val="28"/>
+          <w:szCs w:val="28"/>
           <w:lang w:eastAsia="zh-CN"/>
         </w:rPr>
         <w:t>。</w:t>
@@ -5725,7 +5775,50 @@
         <w:t>Excel</w:t>
       </w:r>
       <w:r>
-        <w:t>表格收集信息，已难以满足高效、规范、可追溯的管理需求。此类方式普遍存在信息发布分散、报名过程混乱、审核机制缺失、签到数据易丢失以及缺乏有效统计分析手段等问题，不仅影响学生的参与体验，也增加了组织者的工作负担。微信小程序凭借其“无需安装、即用即走、天然集成扫码与消息推送能力、用户触达效率高”等优势，为构建轻量化、移动优先的校园服务应用提供了理想载体。基于此，设计并实现一个集活动发布、在线报名、资格审核、二维码签到、活动评价与数据统计于一体的校园活动报名系统，具有显著的现实意义。该系统不仅能够规范活动管理流程，提升组织效率与数据可追溯性，还能为学生提供统一、便捷的参与入口，减少信息不对称；同时，通过沉淀报名、签到与反馈等多维度数据，为学校优化资源配置、评估活动成效提供决策支持，进而推动高校信息化与数字化治理能力的提升。</w:t>
+        <w:t>表格收集信息，已难以满足高效、规范、可追溯的管理需求。此类方式普遍存在信息发布分散、报名过程混乱、审核机制缺失、签到数据易丢失以及缺乏有效统计分析手段等问题，不仅影响学生的参与体验，也增加了组织者的工作负担。微信小程序凭借其“无需安装、即用即走、天然集成扫码与消息推送能力、用户触达效率高”等优势，为构建轻量化、移动优先的校园服务应用提供了理想载体</w:t>
+      </w:r>
+      <w:r>
+        <w:rPr>
+          <w:rFonts w:hint="eastAsia"/>
+          <w:vertAlign w:val="superscript"/>
+          <w:lang w:eastAsia="zh-CN"/>
+        </w:rPr>
+        <w:fldChar w:fldCharType="begin"/>
+      </w:r>
+      <w:r>
+        <w:rPr>
+          <w:rFonts w:hint="eastAsia"/>
+          <w:vertAlign w:val="superscript"/>
+          <w:lang w:eastAsia="zh-CN"/>
+        </w:rPr>
+        <w:instrText xml:space="preserve"> REF _Ref14120 \r \h </w:instrText>
+      </w:r>
+      <w:r>
+        <w:rPr>
+          <w:rFonts w:hint="eastAsia"/>
+          <w:vertAlign w:val="superscript"/>
+          <w:lang w:eastAsia="zh-CN"/>
+        </w:rPr>
+        <w:fldChar w:fldCharType="separate"/>
+      </w:r>
+      <w:r>
+        <w:rPr>
+          <w:rFonts w:hint="eastAsia"/>
+          <w:vertAlign w:val="superscript"/>
+          <w:lang w:eastAsia="zh-CN"/>
+        </w:rPr>
+        <w:t>[2]</w:t>
+      </w:r>
+      <w:r>
+        <w:rPr>
+          <w:rFonts w:hint="eastAsia"/>
+          <w:vertAlign w:val="superscript"/>
+          <w:lang w:eastAsia="zh-CN"/>
+        </w:rPr>
+        <w:fldChar w:fldCharType="end"/>
+      </w:r>
+      <w:r>
+        <w:t>。基于此，设计并实现一个集活动发布、在线报名、资格审核、二维码签到、活动评价与数据统计于一体的校园活动报名系统，具有显著的现实意义。该系统不仅能够规范活动管理流程，提升组织效率与数据可追溯性，还能为学生提供统一、便捷的参与入口，减少信息不对称；同时，通过沉淀报名、签到与反馈等多维度数据，为学校优化资源配置、评估活动成效提供决策支持，进而推动高校信息化与数字化治理能力的提升。</w:t>
       </w:r>
     </w:p>
     <w:p>
@@ -5791,7 +5884,50 @@
         <w:t>MySQL</w:t>
       </w:r>
       <w:r>
-        <w:t xml:space="preserve"> 实现结构化数据存储与高效查询。最终，系统应具备良好的可维护性、可扩展性与实际部署能力，为高校校园活动的数字化管理提供一套切实可行的技术解决方案。</w:t>
+        <w:t xml:space="preserve"> 实现结构化数据存储与高效查询</w:t>
+      </w:r>
+      <w:r>
+        <w:rPr>
+          <w:rFonts w:hint="eastAsia"/>
+          <w:vertAlign w:val="superscript"/>
+          <w:lang w:eastAsia="zh-CN"/>
+        </w:rPr>
+        <w:fldChar w:fldCharType="begin"/>
+      </w:r>
+      <w:r>
+        <w:rPr>
+          <w:rFonts w:hint="eastAsia"/>
+          <w:vertAlign w:val="superscript"/>
+          <w:lang w:eastAsia="zh-CN"/>
+        </w:rPr>
+        <w:instrText xml:space="preserve"> REF _Ref14195 \r \h </w:instrText>
+      </w:r>
+      <w:r>
+        <w:rPr>
+          <w:rFonts w:hint="eastAsia"/>
+          <w:vertAlign w:val="superscript"/>
+          <w:lang w:eastAsia="zh-CN"/>
+        </w:rPr>
+        <w:fldChar w:fldCharType="separate"/>
+      </w:r>
+      <w:r>
+        <w:rPr>
+          <w:rFonts w:hint="eastAsia"/>
+          <w:vertAlign w:val="superscript"/>
+          <w:lang w:eastAsia="zh-CN"/>
+        </w:rPr>
+        <w:t>[3]</w:t>
+      </w:r>
+      <w:r>
+        <w:rPr>
+          <w:rFonts w:hint="eastAsia"/>
+          <w:vertAlign w:val="superscript"/>
+          <w:lang w:eastAsia="zh-CN"/>
+        </w:rPr>
+        <w:fldChar w:fldCharType="end"/>
+      </w:r>
+      <w:r>
+        <w:t>。最终，系统应具备良好的可维护性、可扩展性与实际部署能力，为高校校园活动的数字化管理提供一套切实可行的技术解决方案。</w:t>
       </w:r>
     </w:p>
     <w:p>
@@ -5821,7 +5957,103 @@
         <w:t>Web</w:t>
       </w:r>
       <w:r>
-        <w:t>的活动管理平台，功能较为全面但移动端适配差、用户触达率低；二是依托微信公众号或小程序的信息发布工具，虽入口便捷，但多数仅停留在活动展示层面，缺乏报名、审核、签到等核心流程的系统集成；三是与校务或教务系统深度耦合的综合平台，虽规范性强，但开发周期长、迭代困难，难以适应快速变化的活动需求。相比之下，国外高校普遍采用校园门户系统或第三方活动管理平台，更注重流程标准化、权限精细化与数据留存完整性，但在“扫码签到”“轻量化移动端报名”等本地化、高频交互场景上存在适配不足。总体来看，无论国内外，校园活动管理系统的发展趋势均呈现出“移动优先、流程闭环、角色清晰、数据驱动”的特征。然而，兼具轻量级部署、全流程闭环、低成本运维且深度适配中国高校微信生态的解决方案仍显不足。因此，构建一个基于微信小程序、覆盖完整业务链条、技术架构合理且易于推广的校园活动报名系统，具有重要的实践价值与推广前景。</w:t>
+        <w:t>的活动管理平台，功能较为全面但移动端适配差、用户触达率低</w:t>
+      </w:r>
+      <w:r>
+        <w:rPr>
+          <w:rFonts w:hint="eastAsia"/>
+          <w:vertAlign w:val="superscript"/>
+          <w:lang w:eastAsia="zh-CN"/>
+        </w:rPr>
+        <w:fldChar w:fldCharType="begin"/>
+      </w:r>
+      <w:r>
+        <w:rPr>
+          <w:rFonts w:hint="eastAsia"/>
+          <w:vertAlign w:val="superscript"/>
+          <w:lang w:eastAsia="zh-CN"/>
+        </w:rPr>
+        <w:instrText xml:space="preserve"> REF _Ref14221 \r \h </w:instrText>
+      </w:r>
+      <w:r>
+        <w:rPr>
+          <w:rFonts w:hint="eastAsia"/>
+          <w:vertAlign w:val="superscript"/>
+          <w:lang w:eastAsia="zh-CN"/>
+        </w:rPr>
+        <w:fldChar w:fldCharType="separate"/>
+      </w:r>
+      <w:r>
+        <w:rPr>
+          <w:rFonts w:hint="eastAsia"/>
+          <w:vertAlign w:val="superscript"/>
+          <w:lang w:eastAsia="zh-CN"/>
+        </w:rPr>
+        <w:t>[4]</w:t>
+      </w:r>
+      <w:r>
+        <w:rPr>
+          <w:rFonts w:hint="eastAsia"/>
+          <w:vertAlign w:val="superscript"/>
+          <w:lang w:eastAsia="zh-CN"/>
+        </w:rPr>
+        <w:fldChar w:fldCharType="end"/>
+      </w:r>
+      <w:r>
+        <w:t>；二是依托微信公众号或小程序的信息发布工具，虽入口便捷，但多数仅停留在活动展示层面，缺乏报名、审核、签到等核心流程的系统集成</w:t>
+      </w:r>
+      <w:r>
+        <w:rPr>
+          <w:rFonts w:hint="eastAsia"/>
+          <w:vertAlign w:val="superscript"/>
+          <w:lang w:eastAsia="zh-CN"/>
+        </w:rPr>
+        <w:fldChar w:fldCharType="begin"/>
+      </w:r>
+      <w:r>
+        <w:rPr>
+          <w:rFonts w:hint="eastAsia"/>
+          <w:vertAlign w:val="superscript"/>
+          <w:lang w:eastAsia="zh-CN"/>
+        </w:rPr>
+        <w:instrText xml:space="preserve"> REF _Ref14247 \r \h </w:instrText>
+      </w:r>
+      <w:r>
+        <w:rPr>
+          <w:rFonts w:hint="eastAsia"/>
+          <w:vertAlign w:val="superscript"/>
+          <w:lang w:eastAsia="zh-CN"/>
+        </w:rPr>
+        <w:fldChar w:fldCharType="separate"/>
+      </w:r>
+      <w:r>
+        <w:rPr>
+          <w:rFonts w:hint="eastAsia"/>
+          <w:vertAlign w:val="superscript"/>
+          <w:lang w:eastAsia="zh-CN"/>
+        </w:rPr>
+        <w:t>[5]</w:t>
+      </w:r>
+      <w:r>
+        <w:rPr>
+          <w:rFonts w:hint="eastAsia"/>
+          <w:vertAlign w:val="superscript"/>
+          <w:lang w:eastAsia="zh-CN"/>
+        </w:rPr>
+        <w:fldChar w:fldCharType="end"/>
+      </w:r>
+      <w:r>
+        <w:t>；三是与校务或教务系统深度耦合的综合平台，虽规范性强，但开发周期长、迭代困难，难以适应快速变化的活动需求。相比之下，国外高校普遍采用校园门户系统或第三方活动管理平台，更注重流程标准化、权限精细化与数据留存完整性，但在扫码签到</w:t>
+      </w:r>
+      <w:r>
+        <w:rPr>
+          <w:rFonts w:hint="eastAsia"/>
+          <w:lang w:eastAsia="zh-CN"/>
+        </w:rPr>
+        <w:t>、</w:t>
+      </w:r>
+      <w:r>
+        <w:t>轻量化移动端报名等本地化、高频交互场景上存在适配不足。总体来看，无论国内外，校园活动管理系统的发展趋势均呈现出移动优先、流程闭环、角色清晰、数据驱动的特征。然而，兼具轻量级部署、全流程闭环、低成本运维且深度适配中国高校微信生态的解决方案仍显不足。因此，构建一个基于微信小程序、覆盖完整业务链条、技术架构合理且易于推广的校园活动报名系统，具有重要的实践价值与推广前景。</w:t>
       </w:r>
     </w:p>
     <w:p>
@@ -5957,7 +6189,53 @@
         <w:rPr>
           <w:rFonts w:hint="eastAsia"/>
         </w:rPr>
-        <w:t>Spring Boot 3 作为后端核心架构，其自动配置机制极大地缩短了系统的搭建周期。在本项目中，它负责集成 JWT 安全认证</w:t>
+        <w:t>Spring Boot 3 作为后端核心架构，其自动配置机制极大地缩短了系统的搭建周期</w:t>
+      </w:r>
+      <w:r>
+        <w:rPr>
+          <w:rFonts w:hint="eastAsia"/>
+          <w:vertAlign w:val="superscript"/>
+          <w:lang w:eastAsia="zh-CN"/>
+        </w:rPr>
+        <w:fldChar w:fldCharType="begin"/>
+      </w:r>
+      <w:r>
+        <w:rPr>
+          <w:rFonts w:hint="eastAsia"/>
+          <w:vertAlign w:val="superscript"/>
+          <w:lang w:eastAsia="zh-CN"/>
+        </w:rPr>
+        <w:instrText xml:space="preserve"> REF _Ref14273 \r \h </w:instrText>
+      </w:r>
+      <w:r>
+        <w:rPr>
+          <w:rFonts w:hint="eastAsia"/>
+          <w:vertAlign w:val="superscript"/>
+          <w:lang w:eastAsia="zh-CN"/>
+        </w:rPr>
+        <w:fldChar w:fldCharType="separate"/>
+      </w:r>
+      <w:r>
+        <w:rPr>
+          <w:rFonts w:hint="eastAsia"/>
+          <w:vertAlign w:val="superscript"/>
+          <w:lang w:eastAsia="zh-CN"/>
+        </w:rPr>
+        <w:t>[6]</w:t>
+      </w:r>
+      <w:r>
+        <w:rPr>
+          <w:rFonts w:hint="eastAsia"/>
+          <w:vertAlign w:val="superscript"/>
+          <w:lang w:eastAsia="zh-CN"/>
+        </w:rPr>
+        <w:fldChar w:fldCharType="end"/>
+      </w:r>
+      <w:r>
+        <w:rPr>
+          <w:rFonts w:hint="eastAsia"/>
+        </w:rPr>
+        <w:t>。在本项目中，它负责集成 JWT 安全认证</w:t>
       </w:r>
       <w:r>
         <w:rPr>
@@ -6029,7 +6307,66 @@
         <w:rPr>
           <w:rFonts w:hint="eastAsia"/>
         </w:rPr>
-        <w:t>系统实现了对“活动信息”、“社团成员”等核心表的快速 CRUD 操作。特别是在处理“多条件模糊搜索社团”及“分页查询活动记录”时，利用其 LambdaQueryWrapper 极大地减少了 SQL 硬编码，降低了数据库层面的维护成本。</w:t>
+        <w:t>系统实现了对“活动信息”、“社团成员”等核心表的快速 CRUD 操作。特别是在处理多条件模糊搜索社团</w:t>
+      </w:r>
+      <w:r>
+        <w:rPr>
+          <w:rFonts w:hint="eastAsia"/>
+          <w:lang w:val="en-US" w:eastAsia="zh-CN"/>
+        </w:rPr>
+        <w:t>和</w:t>
+      </w:r>
+      <w:r>
+        <w:rPr>
+          <w:rFonts w:hint="eastAsia"/>
+        </w:rPr>
+        <w:t>分页查询活动记录时，利用其 LambdaQueryWrapper 极大地减少了 SQL 硬编码，降低了数据库层面的维护成本</w:t>
+      </w:r>
+      <w:r>
+        <w:rPr>
+          <w:rFonts w:hint="eastAsia"/>
+          <w:vertAlign w:val="superscript"/>
+          <w:lang w:eastAsia="zh-CN"/>
+        </w:rPr>
+        <w:fldChar w:fldCharType="begin"/>
+      </w:r>
+      <w:r>
+        <w:rPr>
+          <w:rFonts w:hint="eastAsia"/>
+          <w:vertAlign w:val="superscript"/>
+          <w:lang w:eastAsia="zh-CN"/>
+        </w:rPr>
+        <w:instrText xml:space="preserve"> REF _Ref14322 \r \h </w:instrText>
+      </w:r>
+      <w:r>
+        <w:rPr>
+          <w:rFonts w:hint="eastAsia"/>
+          <w:vertAlign w:val="superscript"/>
+          <w:lang w:eastAsia="zh-CN"/>
+        </w:rPr>
+        <w:fldChar w:fldCharType="separate"/>
+      </w:r>
+      <w:r>
+        <w:rPr>
+          <w:rFonts w:hint="eastAsia"/>
+          <w:vertAlign w:val="superscript"/>
+          <w:lang w:eastAsia="zh-CN"/>
+        </w:rPr>
+        <w:t>[7]</w:t>
+      </w:r>
+      <w:r>
+        <w:rPr>
+          <w:rFonts w:hint="eastAsia"/>
+          <w:vertAlign w:val="superscript"/>
+          <w:lang w:eastAsia="zh-CN"/>
+        </w:rPr>
+        <w:fldChar w:fldCharType="end"/>
+      </w:r>
+      <w:r>
+        <w:rPr>
+          <w:rFonts w:hint="eastAsia"/>
+        </w:rPr>
+        <w:t>。</w:t>
       </w:r>
     </w:p>
     <w:p>
@@ -6086,7 +6423,53 @@
         <w:rPr>
           <w:rFonts w:hint="default"/>
         </w:rPr>
-        <w:t>ZXing 库在本项目中专门用于构建 签到防伪体系。它不仅将活动 ID进行编码，还结合了时间戳与自定义值生成动态二维码。后端通过 ZXing 生成 Base64 图片流传输至小程序，实现了从签到二维码生成到验证的</w:t>
+        <w:t>ZXing 库在本项目中专门用于构建 签到防伪体系</w:t>
+      </w:r>
+      <w:r>
+        <w:rPr>
+          <w:rFonts w:hint="default"/>
+          <w:vertAlign w:val="superscript"/>
+          <w:lang w:val="en-US"/>
+        </w:rPr>
+        <w:fldChar w:fldCharType="begin"/>
+      </w:r>
+      <w:r>
+        <w:rPr>
+          <w:rFonts w:hint="default"/>
+          <w:vertAlign w:val="superscript"/>
+          <w:lang w:val="en-US"/>
+        </w:rPr>
+        <w:instrText xml:space="preserve"> REF _Ref14345 \r \h </w:instrText>
+      </w:r>
+      <w:r>
+        <w:rPr>
+          <w:rFonts w:hint="default"/>
+          <w:vertAlign w:val="superscript"/>
+          <w:lang w:val="en-US"/>
+        </w:rPr>
+        <w:fldChar w:fldCharType="separate"/>
+      </w:r>
+      <w:r>
+        <w:rPr>
+          <w:rFonts w:hint="default"/>
+          <w:vertAlign w:val="superscript"/>
+          <w:lang w:val="en-US"/>
+        </w:rPr>
+        <w:t>[8]</w:t>
+      </w:r>
+      <w:r>
+        <w:rPr>
+          <w:rFonts w:hint="default"/>
+          <w:vertAlign w:val="superscript"/>
+          <w:lang w:val="en-US"/>
+        </w:rPr>
+        <w:fldChar w:fldCharType="end"/>
+      </w:r>
+      <w:r>
+        <w:rPr>
+          <w:rFonts w:hint="default"/>
+        </w:rPr>
+        <w:t>。它不仅将活动 ID进行编码，还结合了时间戳与自定义值生成动态二维码。后端通过 ZXing 生成 Base64 图片流传输至小程序，实现了从签到二维码生成到验证的</w:t>
       </w:r>
       <w:r>
         <w:rPr>
@@ -6219,7 +6602,53 @@
         <w:rPr>
           <w:rFonts w:hint="eastAsia"/>
         </w:rPr>
-        <w:t>3 提供的 Composition API 是前端逻辑的核心。在“完善个人信息”和“发布活动”等复杂表单页面，通过 ref 和 reactive 实现了响应式数据双向绑定。其轻量级的虚拟 DOM 渲染机制，确保了小程序在低端机型上依然能流畅展示复杂的活动列表</w:t>
+        <w:t>3 提供的 Composition API 是前端逻辑的核心</w:t>
+      </w:r>
+      <w:r>
+        <w:rPr>
+          <w:rFonts w:hint="eastAsia"/>
+          <w:vertAlign w:val="superscript"/>
+          <w:lang w:eastAsia="zh-CN"/>
+        </w:rPr>
+        <w:fldChar w:fldCharType="begin"/>
+      </w:r>
+      <w:r>
+        <w:rPr>
+          <w:rFonts w:hint="eastAsia"/>
+          <w:vertAlign w:val="superscript"/>
+          <w:lang w:eastAsia="zh-CN"/>
+        </w:rPr>
+        <w:instrText xml:space="preserve"> REF _Ref14371 \r \h </w:instrText>
+      </w:r>
+      <w:r>
+        <w:rPr>
+          <w:rFonts w:hint="eastAsia"/>
+          <w:vertAlign w:val="superscript"/>
+          <w:lang w:eastAsia="zh-CN"/>
+        </w:rPr>
+        <w:fldChar w:fldCharType="separate"/>
+      </w:r>
+      <w:r>
+        <w:rPr>
+          <w:rFonts w:hint="eastAsia"/>
+          <w:vertAlign w:val="superscript"/>
+          <w:lang w:eastAsia="zh-CN"/>
+        </w:rPr>
+        <w:t>[9]</w:t>
+      </w:r>
+      <w:r>
+        <w:rPr>
+          <w:rFonts w:hint="eastAsia"/>
+          <w:vertAlign w:val="superscript"/>
+          <w:lang w:eastAsia="zh-CN"/>
+        </w:rPr>
+        <w:fldChar w:fldCharType="end"/>
+      </w:r>
+      <w:r>
+        <w:rPr>
+          <w:rFonts w:hint="eastAsia"/>
+        </w:rPr>
+        <w:t>。在“完善个人信息”和“发布活动”等复杂表单页面，通过 ref 和 reactive 实现了响应式数据双向绑定。其轻量级的虚拟 DOM 渲染机制，确保了小程序在低端机型上依然能流畅展示复杂的活动列表</w:t>
       </w:r>
       <w:r>
         <w:t>。</w:t>
@@ -7102,7 +7531,60 @@
         <w:spacing w:before="312" w:after="312"/>
       </w:pPr>
       <w:r>
-        <w:t>本项目采用主流且成熟的前后端分离架构，技术选型合理，开发体系完善，具备良好的可实施性和可维护性。前端以微信小程序作为用户端载体，依托 uni-app 框架与 Vue 3 组合式 API 进行开发，适配校园轻量化、高频次的应用场景。界面采用 uni-ui 官方组件库，确保交互流畅、风格统一。后端基于 Spring Boot 3 构建，使用 Java 17 作为开发语言，具备高性能、强稳定性及良好的并发处理能力。数据持久层采用 MyBatis-Plus 框架，配合 MySQL 8.0 数据库，能够高效支撑用户、社团、活动等核心业务数据的存储与查询。系统通过 RESTful API 实现前后端通信，关键功能如微信一键登录、二维码签到等均采用业界成熟方案，技术路径清晰、实现可靠。整体技术栈均为开源生态中的主流工具，社区活跃、文档齐全，技术风险可控。因此，从技术角度看，本项目完全可行。</w:t>
+        <w:t>本项目采用主流且成熟的前后端分离架构，技术选型合理，开发体系完善，具备良好的可实施性和可维护性。前端以微信小程序作为用户端载体，依托 uni-app 框架与 Vue 3 组合式 API 进行开发，适配校园轻量化、高频次的应用场景</w:t>
+      </w:r>
+      <w:r>
+        <w:rPr>
+          <w:rFonts w:hint="eastAsia"/>
+          <w:lang w:eastAsia="zh-CN"/>
+        </w:rPr>
+        <w:t>，</w:t>
+      </w:r>
+      <w:r>
+        <w:t>界面采用 uni-ui 官方组件库，确保交互流畅、风格统一。后端基于 Spring Boot 3 构建，使用 Java 17 作为开发语言，具备高性能、强稳定性及良好的并发处理能力</w:t>
+      </w:r>
+      <w:r>
+        <w:rPr>
+          <w:rFonts w:hint="eastAsia"/>
+          <w:vertAlign w:val="superscript"/>
+          <w:lang w:eastAsia="zh-CN"/>
+        </w:rPr>
+        <w:fldChar w:fldCharType="begin"/>
+      </w:r>
+      <w:r>
+        <w:rPr>
+          <w:rFonts w:hint="eastAsia"/>
+          <w:vertAlign w:val="superscript"/>
+          <w:lang w:eastAsia="zh-CN"/>
+        </w:rPr>
+        <w:instrText xml:space="preserve"> REF _Ref14417 \r \h </w:instrText>
+      </w:r>
+      <w:r>
+        <w:rPr>
+          <w:rFonts w:hint="eastAsia"/>
+          <w:vertAlign w:val="superscript"/>
+          <w:lang w:eastAsia="zh-CN"/>
+        </w:rPr>
+        <w:fldChar w:fldCharType="separate"/>
+      </w:r>
+      <w:r>
+        <w:rPr>
+          <w:rFonts w:hint="eastAsia"/>
+          <w:vertAlign w:val="superscript"/>
+          <w:lang w:eastAsia="zh-CN"/>
+        </w:rPr>
+        <w:t>[10]</w:t>
+      </w:r>
+      <w:r>
+        <w:rPr>
+          <w:rFonts w:hint="eastAsia"/>
+          <w:vertAlign w:val="superscript"/>
+          <w:lang w:eastAsia="zh-CN"/>
+        </w:rPr>
+        <w:fldChar w:fldCharType="end"/>
+      </w:r>
+      <w:r>
+        <w:t>。数据持久层采用 MyBatis-Plus 框架，配合 MySQL 8.0 数据库，能够高效支撑用户、社团、活动等核心业务数据的存储与查询。系统通过 RESTful API 实现前后端通信，关键功能如微信一键登录、二维码签到等均采用业界成熟方案，技术路径清晰、实现可靠。整体技术栈均为开源生态中的主流工具，社区活跃、文档齐全，技术风险可控。因此，从技术角度看，本项目完全可行。</w:t>
       </w:r>
     </w:p>
     <w:p>
@@ -7123,7 +7605,60 @@
         <w:spacing w:before="312" w:after="312"/>
       </w:pPr>
       <w:r>
-        <w:t>本项目在开发与运维阶段均具有极低的成本投入，同时能带来显著的管理效益提升，具备优良的经济可行性。系统所采用的技术栈Java、Spring Boot、Vue、MySQL、uni-app 等均为开源免费软件，无需支付任何商业授权费用。开发过程仅需常规办公电脑，无需专用硬件支持。部署方面，后端服务可运行于低成本云服务器，前端依托微信平台，无需独立发布应用商店或维护多个客户端版本，大幅降低分发与更新成本。相较于传统依赖纸质表单、人工统计的管理模式，本系统可有效节省物料消耗与人力投入，提升社团运营效率，其带来的隐性价值远超初期开发成本。综上，项目投入小、见效快、维护成本低，在经济层面具有高度可行性。</w:t>
+        <w:t>本项目在开发与运维阶段均具有极低的成本投入，同时能带来显著的管理效益提升，具备优良的经济可行性。系统所采用的技术栈Java、Spring Boot、Vue、MySQL、uni-app 等均为开源免费软件，无需支付任何商业授权费用。开发过程仅需常规办公电脑，无需专用硬件支持。部署方面，后端服务可运行于低成本云服务器，前端依托</w:t>
+      </w:r>
+      <w:r>
+        <w:rPr>
+          <w:rFonts w:hint="eastAsia"/>
+          <w:lang w:val="en-US" w:eastAsia="zh-CN"/>
+        </w:rPr>
+        <w:t>uni-app</w:t>
+      </w:r>
+      <w:r>
+        <w:t>，无需独立发布应用商店或维护多个客户端版本，大幅降低分发与更新成本</w:t>
+      </w:r>
+      <w:r>
+        <w:rPr>
+          <w:rFonts w:hint="eastAsia"/>
+          <w:vertAlign w:val="superscript"/>
+          <w:lang w:eastAsia="zh-CN"/>
+        </w:rPr>
+        <w:fldChar w:fldCharType="begin"/>
+      </w:r>
+      <w:r>
+        <w:rPr>
+          <w:rFonts w:hint="eastAsia"/>
+          <w:vertAlign w:val="superscript"/>
+          <w:lang w:eastAsia="zh-CN"/>
+        </w:rPr>
+        <w:instrText xml:space="preserve"> REF _Ref14443 \r \h </w:instrText>
+      </w:r>
+      <w:r>
+        <w:rPr>
+          <w:rFonts w:hint="eastAsia"/>
+          <w:vertAlign w:val="superscript"/>
+          <w:lang w:eastAsia="zh-CN"/>
+        </w:rPr>
+        <w:fldChar w:fldCharType="separate"/>
+      </w:r>
+      <w:r>
+        <w:rPr>
+          <w:rFonts w:hint="eastAsia"/>
+          <w:vertAlign w:val="superscript"/>
+          <w:lang w:eastAsia="zh-CN"/>
+        </w:rPr>
+        <w:t>[11]</w:t>
+      </w:r>
+      <w:r>
+        <w:rPr>
+          <w:rFonts w:hint="eastAsia"/>
+          <w:vertAlign w:val="superscript"/>
+          <w:lang w:eastAsia="zh-CN"/>
+        </w:rPr>
+        <w:fldChar w:fldCharType="end"/>
+      </w:r>
+      <w:r>
+        <w:t>。相较于传统依赖纸质表单、人工统计的管理模式，本系统可有效节省物料消耗与人力投入，提升社团运营效率，其带来的隐性价值远超初期开发成本。综上，项目投入小、见效快、维护成本低，在经济层面具有高度可行性。</w:t>
       </w:r>
     </w:p>
     <w:p>
@@ -7147,7 +7682,50 @@
         </w:rPr>
       </w:pPr>
       <w:r>
-        <w:t>系统设计充分贴合校园用户的行为习惯与实际需求，操作门槛低、流程简洁，易于推广和使用。用户端基于微信小程序构建，而微信在高校学生群体中普及率极高，用户无需下载安装额外应用，通过扫码或搜索即可快速进入系统，极大降低了使用障碍。核心功能如活动浏览、一键报名、扫码签到等均采用直观的一键式交互设计，界面简洁、引导清晰，新用户可无师自通。对于社团管理员和超级管理员，系统提供结构化的管理界面，支持活动发布、报名审核、数据统计等操作，流程标准化、操作可视化。自动化统计功能替代了传统手工汇总，显著提升管理效率。整体来看，系统兼顾普通用户与管理者的需求，学习成本低、操作便捷、体验友好，具备极强的操作可行性与推广潜力。</w:t>
+        <w:t>系统设计充分贴合校园用户的行为习惯与实际需求，操作门槛低、流程简洁，易于推广和使用。用户端基于微信小程序构建，而微信在高校学生群体中普及率极高，用户无需下载安装额外应用，通过扫码或搜索即可快速进入系统，极大降低了使用障碍</w:t>
+      </w:r>
+      <w:r>
+        <w:rPr>
+          <w:rFonts w:hint="eastAsia"/>
+          <w:vertAlign w:val="superscript"/>
+          <w:lang w:eastAsia="zh-CN"/>
+        </w:rPr>
+        <w:fldChar w:fldCharType="begin"/>
+      </w:r>
+      <w:r>
+        <w:rPr>
+          <w:rFonts w:hint="eastAsia"/>
+          <w:vertAlign w:val="superscript"/>
+          <w:lang w:eastAsia="zh-CN"/>
+        </w:rPr>
+        <w:instrText xml:space="preserve"> REF _Ref14466 \r \h </w:instrText>
+      </w:r>
+      <w:r>
+        <w:rPr>
+          <w:rFonts w:hint="eastAsia"/>
+          <w:vertAlign w:val="superscript"/>
+          <w:lang w:eastAsia="zh-CN"/>
+        </w:rPr>
+        <w:fldChar w:fldCharType="separate"/>
+      </w:r>
+      <w:r>
+        <w:rPr>
+          <w:rFonts w:hint="eastAsia"/>
+          <w:vertAlign w:val="superscript"/>
+          <w:lang w:eastAsia="zh-CN"/>
+        </w:rPr>
+        <w:t>[12]</w:t>
+      </w:r>
+      <w:r>
+        <w:rPr>
+          <w:rFonts w:hint="eastAsia"/>
+          <w:vertAlign w:val="superscript"/>
+          <w:lang w:eastAsia="zh-CN"/>
+        </w:rPr>
+        <w:fldChar w:fldCharType="end"/>
+      </w:r>
+      <w:r>
+        <w:t>。核心功能如活动浏览、一键报名、扫码签到等均采用直观的一键式交互设计，界面简洁、引导清晰，新用户可无师自通。对于社团管理员和超级管理员，系统提供结构化的管理界面，支持活动发布、报名审核、数据统计等操作，流程标准化、操作可视化。自动化统计功能替代了传统手工汇总，显著提升管理效率。整体来看，系统兼顾普通用户与管理者的需求，学习成本低、操作便捷、体验友好，具备极强的操作可行性与推广潜力。</w:t>
       </w:r>
     </w:p>
     <w:p>
@@ -7312,7 +7890,53 @@
         <w:rPr>
           <w:rFonts w:hint="default"/>
         </w:rPr>
-        <w:t>本校园活动管理系统基于前、后端分离的设计原则搭建，主要由使用 uni-app 框架构建的微信小程序前端和采用 Spring Boot 技术实现的后端服务两大部分组成。系统各模块间通过 RESTful API 接口进行数据交互，确保了系统的高内聚性、低耦合度以及良好的可维护性和扩展能力。</w:t>
+        <w:t>本校园活动管理系统基于前、后端分离的设计原则搭建，主要由使用 uni-app 框架构建的微信小程序前端和采用 Spring Boot 技术实现的后端服务两大部分组成。系统各模块间通过 RESTful API 接口进行数据交互，确保了系统的高内聚性、低耦合度以及良好的可维护性和扩展能力</w:t>
+      </w:r>
+      <w:r>
+        <w:rPr>
+          <w:rFonts w:hint="default"/>
+          <w:vertAlign w:val="superscript"/>
+          <w:lang w:val="en-US"/>
+        </w:rPr>
+        <w:fldChar w:fldCharType="begin"/>
+      </w:r>
+      <w:r>
+        <w:rPr>
+          <w:rFonts w:hint="default"/>
+          <w:vertAlign w:val="superscript"/>
+          <w:lang w:val="en-US"/>
+        </w:rPr>
+        <w:instrText xml:space="preserve"> REF _Ref14495 \r \h </w:instrText>
+      </w:r>
+      <w:r>
+        <w:rPr>
+          <w:rFonts w:hint="default"/>
+          <w:vertAlign w:val="superscript"/>
+          <w:lang w:val="en-US"/>
+        </w:rPr>
+        <w:fldChar w:fldCharType="separate"/>
+      </w:r>
+      <w:r>
+        <w:rPr>
+          <w:rFonts w:hint="default"/>
+          <w:vertAlign w:val="superscript"/>
+          <w:lang w:val="en-US"/>
+        </w:rPr>
+        <w:t>[13]</w:t>
+      </w:r>
+      <w:r>
+        <w:rPr>
+          <w:rFonts w:hint="default"/>
+          <w:vertAlign w:val="superscript"/>
+          <w:lang w:val="en-US"/>
+        </w:rPr>
+        <w:fldChar w:fldCharType="end"/>
+      </w:r>
+      <w:r>
+        <w:rPr>
+          <w:rFonts w:hint="default"/>
+        </w:rPr>
+        <w:t>。</w:t>
       </w:r>
     </w:p>
     <w:p>
@@ -7459,8 +8083,8 @@
           <w:bCs/>
         </w:rPr>
       </w:pPr>
-      <w:bookmarkStart w:id="36" w:name="_Toc16477"/>
-      <w:bookmarkStart w:id="37" w:name="_Toc3189"/>
+      <w:bookmarkStart w:id="36" w:name="_Toc3189"/>
+      <w:bookmarkStart w:id="37" w:name="_Toc16477"/>
       <w:r>
         <w:rPr>
           <w:rFonts w:hint="default"/>
@@ -7481,7 +8105,67 @@
         <w:rPr>
           <w:rFonts w:hint="default"/>
         </w:rPr>
-        <w:t>MySQL 数据库是系统的核心数据存储中心，保存所有业务相关数据，如用户信息、社团详情、活动资讯、参与记录、签到情况以及校园组织信息。通过对表结构的精心设计和索引优化</w:t>
+        <w:t>MySQL 数据库是系统的核心数据存储中心，保存所有业务相关数据</w:t>
+      </w:r>
+      <w:r>
+        <w:rPr>
+          <w:rFonts w:hint="default"/>
+          <w:vertAlign w:val="superscript"/>
+          <w:lang w:val="en-US"/>
+        </w:rPr>
+        <w:fldChar w:fldCharType="begin"/>
+      </w:r>
+      <w:r>
+        <w:rPr>
+          <w:rFonts w:hint="default"/>
+          <w:vertAlign w:val="superscript"/>
+          <w:lang w:val="en-US"/>
+        </w:rPr>
+        <w:instrText xml:space="preserve"> REF _Ref14522 \r \h </w:instrText>
+      </w:r>
+      <w:r>
+        <w:rPr>
+          <w:rFonts w:hint="default"/>
+          <w:vertAlign w:val="superscript"/>
+          <w:lang w:val="en-US"/>
+        </w:rPr>
+        <w:fldChar w:fldCharType="separate"/>
+      </w:r>
+      <w:r>
+        <w:rPr>
+          <w:rFonts w:hint="default"/>
+          <w:vertAlign w:val="superscript"/>
+          <w:lang w:val="en-US"/>
+        </w:rPr>
+        <w:t>[14]</w:t>
+      </w:r>
+      <w:r>
+        <w:rPr>
+          <w:rFonts w:hint="default"/>
+          <w:vertAlign w:val="superscript"/>
+          <w:lang w:val="en-US"/>
+        </w:rPr>
+        <w:fldChar w:fldCharType="end"/>
+      </w:r>
+      <w:r>
+        <w:rPr>
+          <w:rFonts w:hint="eastAsia"/>
+          <w:lang w:eastAsia="zh-CN"/>
+        </w:rPr>
+        <w:t>。</w:t>
+      </w:r>
+      <w:r>
+        <w:rPr>
+          <w:rFonts w:hint="eastAsia"/>
+          <w:lang w:val="en-US" w:eastAsia="zh-CN"/>
+        </w:rPr>
+        <w:t>数据库其中包含了</w:t>
+      </w:r>
+      <w:r>
+        <w:rPr>
+          <w:rFonts w:hint="default"/>
+        </w:rPr>
+        <w:t>用户信息、社团详情、活动资讯、参与记录、签到情况以及校园组织信息。通过对表结构的精心设计和索引优化</w:t>
       </w:r>
       <w:r>
         <w:t>，</w:t>
@@ -7533,7 +8217,59 @@
           <w:rStyle w:val="35"/>
           <w:rFonts w:hint="default"/>
         </w:rPr>
-        <w:t>系统根据用户角色的不同，在逻辑上划分为普通用户端和后台管理端两大功能区。核心功能模块涵盖：用户管理模块、社团管理模块、活动管理模块、报名签到模块以及统计分析模块。各模块之间通过标准化的 RESTful API 接口进行通信，确保了系统功能的高内聚与低耦合。同时，系统内置了基于角色的访问控制机制，严格区分超级管理员、社团管理员和普通用户的操作权限，保障了系统数据的安全性和业务流程的规范性。以下如</w:t>
+        <w:t>系统根据用户角色的不同，在逻辑上划分为普通用户端和后台管理端两大功能区</w:t>
+      </w:r>
+      <w:r>
+        <w:rPr>
+          <w:rStyle w:val="35"/>
+          <w:rFonts w:hint="default"/>
+          <w:vertAlign w:val="superscript"/>
+          <w:lang w:val="en-US"/>
+        </w:rPr>
+        <w:fldChar w:fldCharType="begin"/>
+      </w:r>
+      <w:r>
+        <w:rPr>
+          <w:rStyle w:val="35"/>
+          <w:rFonts w:hint="default"/>
+          <w:vertAlign w:val="superscript"/>
+          <w:lang w:val="en-US"/>
+        </w:rPr>
+        <w:instrText xml:space="preserve"> REF _Ref14548 \r \h </w:instrText>
+      </w:r>
+      <w:r>
+        <w:rPr>
+          <w:rStyle w:val="35"/>
+          <w:rFonts w:hint="default"/>
+          <w:vertAlign w:val="superscript"/>
+          <w:lang w:val="en-US"/>
+        </w:rPr>
+        <w:fldChar w:fldCharType="separate"/>
+      </w:r>
+      <w:r>
+        <w:rPr>
+          <w:rStyle w:val="35"/>
+          <w:rFonts w:hint="default"/>
+          <w:vertAlign w:val="superscript"/>
+          <w:lang w:val="en-US"/>
+        </w:rPr>
+        <w:t>[15]</w:t>
+      </w:r>
+      <w:r>
+        <w:rPr>
+          <w:rStyle w:val="35"/>
+          <w:rFonts w:hint="default"/>
+          <w:vertAlign w:val="superscript"/>
+          <w:lang w:val="en-US"/>
+        </w:rPr>
+        <w:fldChar w:fldCharType="end"/>
+      </w:r>
+      <w:r>
+        <w:rPr>
+          <w:rStyle w:val="35"/>
+          <w:rFonts w:hint="default"/>
+        </w:rPr>
+        <w:t>。核心功能模块涵盖：用户管理模块、社团管理模块、活动管理模块、报名签到模块以及统计分析模块。各模块之间通过标准化的 RESTful API 接口进行通信，确保了系统功能的高内聚与低耦合。同时，系统内置了基于角色的访问控制机制，严格区分超级管理员、社团管理员和普通用户的操作权限，保障了系统数据的安全性和业务流程的规范性。以下如</w:t>
       </w:r>
       <w:r>
         <w:rPr>
@@ -11919,12 +12655,7 @@
         <w:t>社团表</w:t>
       </w:r>
       <w:r>
-        <w:t>用于存储社团的基础档案信息。包含了社团名称、图标URL、简介、标签以及社团所属级别（校级/院级），</w:t>
-      </w:r>
-      <w:bookmarkStart w:id="96" w:name="_GoBack"/>
-      <w:bookmarkEnd w:id="96"/>
-      <w:r>
-        <w:t>如</w:t>
+        <w:t>用于存储社团的基础档案信息。包含了社团名称、图标URL、简介、标签以及社团所属级别（校级/院级），如</w:t>
       </w:r>
       <w:r>
         <w:rPr>
@@ -13511,14 +14242,6 @@
         <w:gridCol w:w="1917"/>
       </w:tblGrid>
       <w:tr>
-        <w:tblPrEx>
-          <w:tblCellMar>
-            <w:top w:w="0" w:type="dxa"/>
-            <w:left w:w="10" w:type="dxa"/>
-            <w:bottom w:w="0" w:type="dxa"/>
-            <w:right w:w="10" w:type="dxa"/>
-          </w:tblCellMar>
-        </w:tblPrEx>
         <w:trPr>
           <w:jc w:val="center"/>
         </w:trPr>
@@ -14315,14 +15038,6 @@
         </w:tc>
       </w:tr>
       <w:tr>
-        <w:tblPrEx>
-          <w:tblCellMar>
-            <w:top w:w="0" w:type="dxa"/>
-            <w:left w:w="10" w:type="dxa"/>
-            <w:bottom w:w="0" w:type="dxa"/>
-            <w:right w:w="10" w:type="dxa"/>
-          </w:tblCellMar>
-        </w:tblPrEx>
         <w:trPr>
           <w:jc w:val="center"/>
         </w:trPr>
@@ -14442,6 +15157,127 @@
             </w:pPr>
             <w:r>
               <w:t>活动地点</w:t>
+            </w:r>
+          </w:p>
+        </w:tc>
+      </w:tr>
+      <w:tr>
+        <w:trPr>
+          <w:jc w:val="center"/>
+        </w:trPr>
+        <w:tc>
+          <w:tcPr>
+            <w:tcW w:w="750" w:type="pct"/>
+            <w:tcBorders>
+              <w:top w:val="nil"/>
+              <w:left w:val="nil"/>
+              <w:bottom w:val="nil"/>
+              <w:right w:val="nil"/>
+            </w:tcBorders>
+            <w:vAlign w:val="center"/>
+          </w:tcPr>
+          <w:p>
+            <w:pPr>
+              <w:pStyle w:val="39"/>
+              <w:spacing w:line="360" w:lineRule="auto"/>
+              <w:jc w:val="center"/>
+            </w:pPr>
+            <w:r>
+              <w:rPr>
+                <w:rFonts w:ascii="Times New Roman" w:hAnsi="Times New Roman"/>
+              </w:rPr>
+              <w:t>notice</w:t>
+            </w:r>
+          </w:p>
+        </w:tc>
+        <w:tc>
+          <w:tcPr>
+            <w:tcW w:w="750" w:type="pct"/>
+            <w:tcBorders>
+              <w:top w:val="nil"/>
+              <w:left w:val="nil"/>
+              <w:bottom w:val="nil"/>
+              <w:right w:val="nil"/>
+            </w:tcBorders>
+            <w:vAlign w:val="center"/>
+          </w:tcPr>
+          <w:p>
+            <w:pPr>
+              <w:pStyle w:val="39"/>
+              <w:spacing w:line="360" w:lineRule="auto"/>
+              <w:jc w:val="center"/>
+            </w:pPr>
+            <w:r>
+              <w:rPr>
+                <w:rFonts w:ascii="Times New Roman" w:hAnsi="Times New Roman"/>
+              </w:rPr>
+              <w:t>TEXT</w:t>
+            </w:r>
+          </w:p>
+        </w:tc>
+        <w:tc>
+          <w:tcPr>
+            <w:tcW w:w="500" w:type="pct"/>
+            <w:tcBorders>
+              <w:top w:val="nil"/>
+              <w:left w:val="nil"/>
+              <w:bottom w:val="nil"/>
+              <w:right w:val="nil"/>
+            </w:tcBorders>
+            <w:vAlign w:val="center"/>
+          </w:tcPr>
+          <w:p>
+            <w:pPr>
+              <w:pStyle w:val="39"/>
+              <w:spacing w:line="360" w:lineRule="auto"/>
+              <w:jc w:val="center"/>
+            </w:pPr>
+            <w:r>
+              <w:t>是</w:t>
+            </w:r>
+          </w:p>
+        </w:tc>
+        <w:tc>
+          <w:tcPr>
+            <w:tcW w:w="750" w:type="pct"/>
+            <w:tcBorders>
+              <w:top w:val="nil"/>
+              <w:left w:val="nil"/>
+              <w:bottom w:val="nil"/>
+              <w:right w:val="nil"/>
+            </w:tcBorders>
+            <w:vAlign w:val="center"/>
+          </w:tcPr>
+          <w:p>
+            <w:pPr>
+              <w:pStyle w:val="39"/>
+              <w:spacing w:line="360" w:lineRule="auto"/>
+              <w:jc w:val="center"/>
+            </w:pPr>
+            <w:r>
+              <w:t>-</w:t>
+            </w:r>
+          </w:p>
+        </w:tc>
+        <w:tc>
+          <w:tcPr>
+            <w:tcW w:w="1000" w:type="pct"/>
+            <w:tcBorders>
+              <w:top w:val="nil"/>
+              <w:left w:val="nil"/>
+              <w:bottom w:val="nil"/>
+              <w:right w:val="nil"/>
+            </w:tcBorders>
+            <w:vAlign w:val="center"/>
+          </w:tcPr>
+          <w:p>
+            <w:pPr>
+              <w:pStyle w:val="39"/>
+              <w:spacing w:line="360" w:lineRule="auto"/>
+              <w:jc w:val="center"/>
+            </w:pPr>
+            <w:r>
+              <w:t>参与须知</w:t>
             </w:r>
           </w:p>
         </w:tc>
@@ -14479,7 +15315,25 @@
               <w:rPr>
                 <w:rFonts w:ascii="Times New Roman" w:hAnsi="Times New Roman"/>
               </w:rPr>
-              <w:t>notice</w:t>
+              <w:t>registration</w:t>
+            </w:r>
+            <w:r>
+              <w:t>_</w:t>
+            </w:r>
+            <w:r>
+              <w:rPr>
+                <w:rFonts w:ascii="Times New Roman" w:hAnsi="Times New Roman"/>
+              </w:rPr>
+              <w:t>start</w:t>
+            </w:r>
+            <w:r>
+              <w:t>_</w:t>
+            </w:r>
+            <w:r>
+              <w:rPr>
+                <w:rFonts w:ascii="Times New Roman" w:hAnsi="Times New Roman"/>
+              </w:rPr>
+              <w:t>time</w:t>
             </w:r>
           </w:p>
         </w:tc>
@@ -14504,7 +15358,7 @@
               <w:rPr>
                 <w:rFonts w:ascii="Times New Roman" w:hAnsi="Times New Roman"/>
               </w:rPr>
-              <w:t>TEXT</w:t>
+              <w:t>DATETIME</w:t>
             </w:r>
           </w:p>
         </w:tc>
@@ -14548,7 +15402,10 @@
               <w:jc w:val="center"/>
             </w:pPr>
             <w:r>
-              <w:t>-</w:t>
+              <w:rPr>
+                <w:rFonts w:ascii="Times New Roman" w:hAnsi="Times New Roman"/>
+              </w:rPr>
+              <w:t>NULL</w:t>
             </w:r>
           </w:p>
         </w:tc>
@@ -14570,7 +15427,7 @@
               <w:jc w:val="center"/>
             </w:pPr>
             <w:r>
-              <w:t>参与须知</w:t>
+              <w:t>活动报名开始时间</w:t>
             </w:r>
           </w:p>
         </w:tc>
@@ -14617,7 +15474,7 @@
               <w:rPr>
                 <w:rFonts w:ascii="Times New Roman" w:hAnsi="Times New Roman"/>
               </w:rPr>
-              <w:t>start</w:t>
+              <w:t>end</w:t>
             </w:r>
             <w:r>
               <w:t>_</w:t>
@@ -14720,7 +15577,7 @@
               <w:jc w:val="center"/>
             </w:pPr>
             <w:r>
-              <w:t>活动报名开始时间</w:t>
+              <w:t>活动报名结束时间</w:t>
             </w:r>
           </w:p>
         </w:tc>
@@ -14758,7 +15615,7 @@
               <w:rPr>
                 <w:rFonts w:ascii="Times New Roman" w:hAnsi="Times New Roman"/>
               </w:rPr>
-              <w:t>registration</w:t>
+              <w:t>start</w:t>
             </w:r>
             <w:r>
               <w:t>_</w:t>
@@ -14767,16 +15624,54 @@
               <w:rPr>
                 <w:rFonts w:ascii="Times New Roman" w:hAnsi="Times New Roman"/>
               </w:rPr>
-              <w:t>end</w:t>
-            </w:r>
-            <w:r>
-              <w:t>_</w:t>
-            </w:r>
+              <w:t>time</w:t>
+            </w:r>
+          </w:p>
+        </w:tc>
+        <w:tc>
+          <w:tcPr>
+            <w:tcW w:w="750" w:type="pct"/>
+            <w:tcBorders>
+              <w:top w:val="nil"/>
+              <w:left w:val="nil"/>
+              <w:bottom w:val="nil"/>
+              <w:right w:val="nil"/>
+            </w:tcBorders>
+            <w:vAlign w:val="center"/>
+          </w:tcPr>
+          <w:p>
+            <w:pPr>
+              <w:pStyle w:val="39"/>
+              <w:spacing w:line="360" w:lineRule="auto"/>
+              <w:jc w:val="center"/>
+            </w:pPr>
             <w:r>
               <w:rPr>
                 <w:rFonts w:ascii="Times New Roman" w:hAnsi="Times New Roman"/>
               </w:rPr>
-              <w:t>time</w:t>
+              <w:t>DATETIME</w:t>
+            </w:r>
+          </w:p>
+        </w:tc>
+        <w:tc>
+          <w:tcPr>
+            <w:tcW w:w="500" w:type="pct"/>
+            <w:tcBorders>
+              <w:top w:val="nil"/>
+              <w:left w:val="nil"/>
+              <w:bottom w:val="nil"/>
+              <w:right w:val="nil"/>
+            </w:tcBorders>
+            <w:vAlign w:val="center"/>
+          </w:tcPr>
+          <w:p>
+            <w:pPr>
+              <w:pStyle w:val="39"/>
+              <w:spacing w:line="360" w:lineRule="auto"/>
+              <w:jc w:val="center"/>
+            </w:pPr>
+            <w:r>
+              <w:t>是</w:t>
             </w:r>
           </w:p>
         </w:tc>
@@ -14801,13 +15696,13 @@
               <w:rPr>
                 <w:rFonts w:ascii="Times New Roman" w:hAnsi="Times New Roman"/>
               </w:rPr>
-              <w:t>DATETIME</w:t>
-            </w:r>
-          </w:p>
-        </w:tc>
-        <w:tc>
-          <w:tcPr>
-            <w:tcW w:w="500" w:type="pct"/>
+              <w:t>NULL</w:t>
+            </w:r>
+          </w:p>
+        </w:tc>
+        <w:tc>
+          <w:tcPr>
+            <w:tcW w:w="1000" w:type="pct"/>
             <w:tcBorders>
               <w:top w:val="nil"/>
               <w:left w:val="nil"/>
@@ -14823,54 +15718,7 @@
               <w:jc w:val="center"/>
             </w:pPr>
             <w:r>
-              <w:t>是</w:t>
-            </w:r>
-          </w:p>
-        </w:tc>
-        <w:tc>
-          <w:tcPr>
-            <w:tcW w:w="750" w:type="pct"/>
-            <w:tcBorders>
-              <w:top w:val="nil"/>
-              <w:left w:val="nil"/>
-              <w:bottom w:val="nil"/>
-              <w:right w:val="nil"/>
-            </w:tcBorders>
-            <w:vAlign w:val="center"/>
-          </w:tcPr>
-          <w:p>
-            <w:pPr>
-              <w:pStyle w:val="39"/>
-              <w:spacing w:line="360" w:lineRule="auto"/>
-              <w:jc w:val="center"/>
-            </w:pPr>
-            <w:r>
-              <w:rPr>
-                <w:rFonts w:ascii="Times New Roman" w:hAnsi="Times New Roman"/>
-              </w:rPr>
-              <w:t>NULL</w:t>
-            </w:r>
-          </w:p>
-        </w:tc>
-        <w:tc>
-          <w:tcPr>
-            <w:tcW w:w="1000" w:type="pct"/>
-            <w:tcBorders>
-              <w:top w:val="nil"/>
-              <w:left w:val="nil"/>
-              <w:bottom w:val="nil"/>
-              <w:right w:val="nil"/>
-            </w:tcBorders>
-            <w:vAlign w:val="center"/>
-          </w:tcPr>
-          <w:p>
-            <w:pPr>
-              <w:pStyle w:val="39"/>
-              <w:spacing w:line="360" w:lineRule="auto"/>
-              <w:jc w:val="center"/>
-            </w:pPr>
-            <w:r>
-              <w:t>活动报名结束时间</w:t>
+              <w:t>活动开始时间</w:t>
             </w:r>
           </w:p>
         </w:tc>
@@ -14908,7 +15756,7 @@
               <w:rPr>
                 <w:rFonts w:ascii="Times New Roman" w:hAnsi="Times New Roman"/>
               </w:rPr>
-              <w:t>start</w:t>
+              <w:t>end</w:t>
             </w:r>
             <w:r>
               <w:t>_</w:t>
@@ -15011,7 +15859,7 @@
               <w:jc w:val="center"/>
             </w:pPr>
             <w:r>
-              <w:t>活动开始时间</w:t>
+              <w:t>活动结束时间</w:t>
             </w:r>
           </w:p>
         </w:tc>
@@ -15049,7 +15897,7 @@
               <w:rPr>
                 <w:rFonts w:ascii="Times New Roman" w:hAnsi="Times New Roman"/>
               </w:rPr>
-              <w:t>end</w:t>
+              <w:t>max</w:t>
             </w:r>
             <w:r>
               <w:t>_</w:t>
@@ -15058,7 +15906,7 @@
               <w:rPr>
                 <w:rFonts w:ascii="Times New Roman" w:hAnsi="Times New Roman"/>
               </w:rPr>
-              <w:t>time</w:t>
+              <w:t>participants</w:t>
             </w:r>
           </w:p>
         </w:tc>
@@ -15083,7 +15931,7 @@
               <w:rPr>
                 <w:rFonts w:ascii="Times New Roman" w:hAnsi="Times New Roman"/>
               </w:rPr>
-              <w:t>DATETIME</w:t>
+              <w:t>INT</w:t>
             </w:r>
           </w:p>
         </w:tc>
@@ -15152,7 +16000,7 @@
               <w:jc w:val="center"/>
             </w:pPr>
             <w:r>
-              <w:t>活动结束时间</w:t>
+              <w:t>最大报名人数</w:t>
             </w:r>
           </w:p>
         </w:tc>
@@ -15190,7 +16038,7 @@
               <w:rPr>
                 <w:rFonts w:ascii="Times New Roman" w:hAnsi="Times New Roman"/>
               </w:rPr>
-              <w:t>max</w:t>
+              <w:t>current</w:t>
             </w:r>
             <w:r>
               <w:t>_</w:t>
@@ -15268,10 +16116,7 @@
               <w:jc w:val="center"/>
             </w:pPr>
             <w:r>
-              <w:rPr>
-                <w:rFonts w:ascii="Times New Roman" w:hAnsi="Times New Roman"/>
-              </w:rPr>
-              <w:t>NULL</w:t>
+              <w:t>0</w:t>
             </w:r>
           </w:p>
         </w:tc>
@@ -15293,7 +16138,7 @@
               <w:jc w:val="center"/>
             </w:pPr>
             <w:r>
-              <w:t>最大报名人数</w:t>
+              <w:t>当前报名人数</w:t>
             </w:r>
           </w:p>
         </w:tc>
@@ -15331,7 +16176,7 @@
               <w:rPr>
                 <w:rFonts w:ascii="Times New Roman" w:hAnsi="Times New Roman"/>
               </w:rPr>
-              <w:t>current</w:t>
+              <w:t>need</w:t>
             </w:r>
             <w:r>
               <w:t>_</w:t>
@@ -15340,7 +16185,7 @@
               <w:rPr>
                 <w:rFonts w:ascii="Times New Roman" w:hAnsi="Times New Roman"/>
               </w:rPr>
-              <w:t>participants</w:t>
+              <w:t>audit</w:t>
             </w:r>
           </w:p>
         </w:tc>
@@ -15365,7 +16210,7 @@
               <w:rPr>
                 <w:rFonts w:ascii="Times New Roman" w:hAnsi="Times New Roman"/>
               </w:rPr>
-              <w:t>INT</w:t>
+              <w:t>TINYINT</w:t>
             </w:r>
           </w:p>
         </w:tc>
@@ -15431,7 +16276,7 @@
               <w:jc w:val="center"/>
             </w:pPr>
             <w:r>
-              <w:t>当前报名人数</w:t>
+              <w:t>人员是否要审核</w:t>
             </w:r>
           </w:p>
         </w:tc>
@@ -15469,7 +16314,7 @@
               <w:rPr>
                 <w:rFonts w:ascii="Times New Roman" w:hAnsi="Times New Roman"/>
               </w:rPr>
-              <w:t>need</w:t>
+              <w:t>activity</w:t>
             </w:r>
             <w:r>
               <w:t>_</w:t>
@@ -15478,7 +16323,7 @@
               <w:rPr>
                 <w:rFonts w:ascii="Times New Roman" w:hAnsi="Times New Roman"/>
               </w:rPr>
-              <w:t>audit</w:t>
+              <w:t>type</w:t>
             </w:r>
           </w:p>
         </w:tc>
@@ -15503,7 +16348,7 @@
               <w:rPr>
                 <w:rFonts w:ascii="Times New Roman" w:hAnsi="Times New Roman"/>
               </w:rPr>
-              <w:t>TINYINT</w:t>
+              <w:t>VARCHAR</w:t>
             </w:r>
           </w:p>
         </w:tc>
@@ -15547,7 +16392,10 @@
               <w:jc w:val="center"/>
             </w:pPr>
             <w:r>
-              <w:t>0</w:t>
+              <w:rPr>
+                <w:rFonts w:ascii="Times New Roman" w:hAnsi="Times New Roman"/>
+              </w:rPr>
+              <w:t>NULL</w:t>
             </w:r>
           </w:p>
         </w:tc>
@@ -15569,161 +16417,12 @@
               <w:jc w:val="center"/>
             </w:pPr>
             <w:r>
-              <w:t>人员是否要审核</w:t>
+              <w:t>活动类型</w:t>
             </w:r>
           </w:p>
         </w:tc>
       </w:tr>
       <w:tr>
-        <w:tblPrEx>
-          <w:tblCellMar>
-            <w:top w:w="0" w:type="dxa"/>
-            <w:left w:w="10" w:type="dxa"/>
-            <w:bottom w:w="0" w:type="dxa"/>
-            <w:right w:w="10" w:type="dxa"/>
-          </w:tblCellMar>
-        </w:tblPrEx>
-        <w:trPr>
-          <w:jc w:val="center"/>
-        </w:trPr>
-        <w:tc>
-          <w:tcPr>
-            <w:tcW w:w="750" w:type="pct"/>
-            <w:tcBorders>
-              <w:top w:val="nil"/>
-              <w:left w:val="nil"/>
-              <w:bottom w:val="nil"/>
-              <w:right w:val="nil"/>
-            </w:tcBorders>
-            <w:vAlign w:val="center"/>
-          </w:tcPr>
-          <w:p>
-            <w:pPr>
-              <w:pStyle w:val="39"/>
-              <w:spacing w:line="360" w:lineRule="auto"/>
-              <w:jc w:val="center"/>
-            </w:pPr>
-            <w:r>
-              <w:rPr>
-                <w:rFonts w:ascii="Times New Roman" w:hAnsi="Times New Roman"/>
-              </w:rPr>
-              <w:t>activity</w:t>
-            </w:r>
-            <w:r>
-              <w:t>_</w:t>
-            </w:r>
-            <w:r>
-              <w:rPr>
-                <w:rFonts w:ascii="Times New Roman" w:hAnsi="Times New Roman"/>
-              </w:rPr>
-              <w:t>type</w:t>
-            </w:r>
-          </w:p>
-        </w:tc>
-        <w:tc>
-          <w:tcPr>
-            <w:tcW w:w="750" w:type="pct"/>
-            <w:tcBorders>
-              <w:top w:val="nil"/>
-              <w:left w:val="nil"/>
-              <w:bottom w:val="nil"/>
-              <w:right w:val="nil"/>
-            </w:tcBorders>
-            <w:vAlign w:val="center"/>
-          </w:tcPr>
-          <w:p>
-            <w:pPr>
-              <w:pStyle w:val="39"/>
-              <w:spacing w:line="360" w:lineRule="auto"/>
-              <w:jc w:val="center"/>
-            </w:pPr>
-            <w:r>
-              <w:rPr>
-                <w:rFonts w:ascii="Times New Roman" w:hAnsi="Times New Roman"/>
-              </w:rPr>
-              <w:t>VARCHAR</w:t>
-            </w:r>
-          </w:p>
-        </w:tc>
-        <w:tc>
-          <w:tcPr>
-            <w:tcW w:w="500" w:type="pct"/>
-            <w:tcBorders>
-              <w:top w:val="nil"/>
-              <w:left w:val="nil"/>
-              <w:bottom w:val="nil"/>
-              <w:right w:val="nil"/>
-            </w:tcBorders>
-            <w:vAlign w:val="center"/>
-          </w:tcPr>
-          <w:p>
-            <w:pPr>
-              <w:pStyle w:val="39"/>
-              <w:spacing w:line="360" w:lineRule="auto"/>
-              <w:jc w:val="center"/>
-            </w:pPr>
-            <w:r>
-              <w:t>是</w:t>
-            </w:r>
-          </w:p>
-        </w:tc>
-        <w:tc>
-          <w:tcPr>
-            <w:tcW w:w="750" w:type="pct"/>
-            <w:tcBorders>
-              <w:top w:val="nil"/>
-              <w:left w:val="nil"/>
-              <w:bottom w:val="nil"/>
-              <w:right w:val="nil"/>
-            </w:tcBorders>
-            <w:vAlign w:val="center"/>
-          </w:tcPr>
-          <w:p>
-            <w:pPr>
-              <w:pStyle w:val="39"/>
-              <w:spacing w:line="360" w:lineRule="auto"/>
-              <w:jc w:val="center"/>
-            </w:pPr>
-            <w:r>
-              <w:rPr>
-                <w:rFonts w:ascii="Times New Roman" w:hAnsi="Times New Roman"/>
-              </w:rPr>
-              <w:t>NULL</w:t>
-            </w:r>
-          </w:p>
-        </w:tc>
-        <w:tc>
-          <w:tcPr>
-            <w:tcW w:w="1000" w:type="pct"/>
-            <w:tcBorders>
-              <w:top w:val="nil"/>
-              <w:left w:val="nil"/>
-              <w:bottom w:val="nil"/>
-              <w:right w:val="nil"/>
-            </w:tcBorders>
-            <w:vAlign w:val="center"/>
-          </w:tcPr>
-          <w:p>
-            <w:pPr>
-              <w:pStyle w:val="39"/>
-              <w:spacing w:line="360" w:lineRule="auto"/>
-              <w:jc w:val="center"/>
-            </w:pPr>
-            <w:r>
-              <w:t>活动类型</w:t>
-            </w:r>
-          </w:p>
-        </w:tc>
-      </w:tr>
-      <w:tr>
-        <w:tblPrEx>
-          <w:tblCellMar>
-            <w:top w:w="0" w:type="dxa"/>
-            <w:left w:w="10" w:type="dxa"/>
-            <w:bottom w:w="0" w:type="dxa"/>
-            <w:right w:w="10" w:type="dxa"/>
-          </w:tblCellMar>
-        </w:tblPrEx>
         <w:trPr>
           <w:jc w:val="center"/>
         </w:trPr>
@@ -21461,7 +22160,50 @@
         <w:textAlignment w:val="auto"/>
       </w:pPr>
       <w:r>
-        <w:t>登录界面简洁，支持账号密码登录和微信一键登录。账号密码登录时，前端校验格式后加密提交后端验证；微信登录通过OpenID实现快速认证。首次登录或注册后，用户需完善真实姓名、学号、手机号等信息，后端校验后存入数据库。系统采用JWT进行会话管理，登录后签发令牌，前端存储并在后续请求中携带，实现无状态安全认证。登录界面如</w:t>
+        <w:t>登录界面简洁，支持账号密码登录和微信一键登录。账号密码登录时，前端校验格式后加密提交后端验证；微信登录通过OpenID实现快速认证</w:t>
+      </w:r>
+      <w:r>
+        <w:rPr>
+          <w:rFonts w:hint="eastAsia"/>
+          <w:vertAlign w:val="superscript"/>
+          <w:lang w:eastAsia="zh-CN"/>
+        </w:rPr>
+        <w:fldChar w:fldCharType="begin"/>
+      </w:r>
+      <w:r>
+        <w:rPr>
+          <w:rFonts w:hint="eastAsia"/>
+          <w:vertAlign w:val="superscript"/>
+          <w:lang w:eastAsia="zh-CN"/>
+        </w:rPr>
+        <w:instrText xml:space="preserve"> REF _Ref14620 \r \h </w:instrText>
+      </w:r>
+      <w:r>
+        <w:rPr>
+          <w:rFonts w:hint="eastAsia"/>
+          <w:vertAlign w:val="superscript"/>
+          <w:lang w:eastAsia="zh-CN"/>
+        </w:rPr>
+        <w:fldChar w:fldCharType="separate"/>
+      </w:r>
+      <w:r>
+        <w:rPr>
+          <w:rFonts w:hint="eastAsia"/>
+          <w:vertAlign w:val="superscript"/>
+          <w:lang w:eastAsia="zh-CN"/>
+        </w:rPr>
+        <w:t>[16]</w:t>
+      </w:r>
+      <w:r>
+        <w:rPr>
+          <w:rFonts w:hint="eastAsia"/>
+          <w:vertAlign w:val="superscript"/>
+          <w:lang w:eastAsia="zh-CN"/>
+        </w:rPr>
+        <w:fldChar w:fldCharType="end"/>
+      </w:r>
+      <w:r>
+        <w:t>。首次登录或注册后，用户需完善真实姓名、学号、手机号等信息，后端校验后存入数据库。系统采用JWT进行会话管理，登录后签发令牌，前端存储并在后续请求中携带，实现无状态安全认证。登录界面如</w:t>
       </w:r>
       <w:r>
         <w:rPr>
@@ -21817,6 +22559,12 @@
             <w:insideH w:val="none" w:color="auto" w:sz="0" w:space="0"/>
             <w:insideV w:val="none" w:color="auto" w:sz="0" w:space="0"/>
           </w:tblBorders>
+          <w:tblCellMar>
+            <w:top w:w="0" w:type="dxa"/>
+            <w:left w:w="108" w:type="dxa"/>
+            <w:bottom w:w="0" w:type="dxa"/>
+            <w:right w:w="108" w:type="dxa"/>
+          </w:tblCellMar>
         </w:tblPrEx>
         <w:trPr>
           <w:trHeight w:val="30" w:hRule="atLeast"/>
@@ -22658,7 +23406,66 @@
         <w:rPr>
           <w:rFonts w:hint="default"/>
         </w:rPr>
-        <w:t>系统实现全流程数字化报名与智能签到。报名阶段采用并发控制，确保热门活动人数不超限。需审核的活动由管理员人工筛选，无需审核的活动自动确认名额。签到环节使用动态二维码。管理员在活动开始前生成专属签到码，参与者扫码后，系统后端会校验是否已报名、状态是否通过、签到时间是否有效，多重验证防止未报名或代签到行为，确保数据真实准确。活动报名页面如</w:t>
+        <w:t>系统实现全流程数字化报名与智能签到。报名阶段采用并发控制，确保热门活动人数不超限。需审核的活动由管理员人工筛选，无需审核的活动自动确认名额。签到环节使用动态二维码</w:t>
+      </w:r>
+      <w:r>
+        <w:rPr>
+          <w:rFonts w:hint="eastAsia"/>
+          <w:lang w:eastAsia="zh-CN"/>
+        </w:rPr>
+        <w:t>，</w:t>
+      </w:r>
+      <w:r>
+        <w:rPr>
+          <w:rFonts w:hint="default"/>
+        </w:rPr>
+        <w:t>管理员在活动开始前生成专属签到码，参与者扫码后，系统后端会校验是否已报名、状态是否通过、签到时间是否有效，多重验证防止未报名或代签到行为，确保数据真实准确</w:t>
+      </w:r>
+      <w:r>
+        <w:rPr>
+          <w:rFonts w:hint="default"/>
+          <w:vertAlign w:val="superscript"/>
+          <w:lang w:val="en-US"/>
+        </w:rPr>
+        <w:fldChar w:fldCharType="begin"/>
+      </w:r>
+      <w:r>
+        <w:rPr>
+          <w:rFonts w:hint="default"/>
+          <w:vertAlign w:val="superscript"/>
+          <w:lang w:val="en-US"/>
+        </w:rPr>
+        <w:instrText xml:space="preserve"> REF _Ref14652 \r \h </w:instrText>
+      </w:r>
+      <w:r>
+        <w:rPr>
+          <w:rFonts w:hint="default"/>
+          <w:vertAlign w:val="superscript"/>
+          <w:lang w:val="en-US"/>
+        </w:rPr>
+        <w:fldChar w:fldCharType="separate"/>
+      </w:r>
+      <w:r>
+        <w:rPr>
+          <w:rFonts w:hint="default"/>
+          <w:vertAlign w:val="superscript"/>
+          <w:lang w:val="en-US"/>
+        </w:rPr>
+        <w:t>[17]</w:t>
+      </w:r>
+      <w:r>
+        <w:rPr>
+          <w:rFonts w:hint="default"/>
+          <w:vertAlign w:val="superscript"/>
+          <w:lang w:val="en-US"/>
+        </w:rPr>
+        <w:fldChar w:fldCharType="end"/>
+      </w:r>
+      <w:r>
+        <w:rPr>
+          <w:rFonts w:hint="default"/>
+        </w:rPr>
+        <w:t>。活动报名页面如</w:t>
       </w:r>
       <w:r>
         <w:rPr>
@@ -23714,7 +24521,53 @@
         <w:rPr>
           <w:rFonts w:hint="default"/>
         </w:rPr>
-        <w:t>数据统计模块通过大数据分析和可视化技术，将运营数据转化为直观图表，辅助科学决策。实时统计报名人数、签到率、社团活跃度等指标，利用 ECharts 渲染为柱状图、饼图和折线图。管理者借助“签到</w:t>
+        <w:t>数据统计模块通过大数据分析和可视化技术，将运营数据转化为直观图表，辅助科学决策</w:t>
+      </w:r>
+      <w:r>
+        <w:rPr>
+          <w:rFonts w:hint="default"/>
+          <w:vertAlign w:val="superscript"/>
+          <w:lang w:val="en-US"/>
+        </w:rPr>
+        <w:fldChar w:fldCharType="begin"/>
+      </w:r>
+      <w:r>
+        <w:rPr>
+          <w:rFonts w:hint="default"/>
+          <w:vertAlign w:val="superscript"/>
+          <w:lang w:val="en-US"/>
+        </w:rPr>
+        <w:instrText xml:space="preserve"> REF _Ref14678 \r \h </w:instrText>
+      </w:r>
+      <w:r>
+        <w:rPr>
+          <w:rFonts w:hint="default"/>
+          <w:vertAlign w:val="superscript"/>
+          <w:lang w:val="en-US"/>
+        </w:rPr>
+        <w:fldChar w:fldCharType="separate"/>
+      </w:r>
+      <w:r>
+        <w:rPr>
+          <w:rFonts w:hint="default"/>
+          <w:vertAlign w:val="superscript"/>
+          <w:lang w:val="en-US"/>
+        </w:rPr>
+        <w:t>[18]</w:t>
+      </w:r>
+      <w:r>
+        <w:rPr>
+          <w:rFonts w:hint="default"/>
+          <w:vertAlign w:val="superscript"/>
+          <w:lang w:val="en-US"/>
+        </w:rPr>
+        <w:fldChar w:fldCharType="end"/>
+      </w:r>
+      <w:r>
+        <w:rPr>
+          <w:rFonts w:hint="default"/>
+        </w:rPr>
+        <w:t>。实时统计报名人数、签到率、社团活跃度等指标，利用 ECharts 渲染为柱状图、饼图和折线图。管理者借助“签到</w:t>
       </w:r>
       <w:r>
         <w:rPr>
@@ -30024,6 +30877,12 @@
             <w:insideH w:val="none" w:color="auto" w:sz="0" w:space="0"/>
             <w:insideV w:val="none" w:color="auto" w:sz="0" w:space="0"/>
           </w:tblBorders>
+          <w:tblCellMar>
+            <w:top w:w="0" w:type="dxa"/>
+            <w:left w:w="10" w:type="dxa"/>
+            <w:bottom w:w="0" w:type="dxa"/>
+            <w:right w:w="10" w:type="dxa"/>
+          </w:tblCellMar>
         </w:tblPrEx>
         <w:trPr>
           <w:jc w:val="center"/>
@@ -34014,7 +34873,33 @@
         <w:rPr>
           <w:rFonts w:hint="default"/>
         </w:rPr>
-        <w:t>经过多轮系统测试，本校园活动管理系统各功能模块运行稳定，核心业务流程实现完整闭环且衔接顺畅，功能完备性、系统稳定性、用户体验及兼容性等各项指标均表现优异：系统全面实现了用户管理、社团运营、活动全生命周期管理及数据统计等核心功能，业务逻辑精准符合需求规格；前端界面简洁直观，一键登录和扫码签到等功能极大提升了操作便捷性；同时在主流Android与iOS设备的微信客户端上均能稳定运行，无明显布局错乱或卡顿。</w:t>
+        <w:t>经过多轮系统测试，本校园活动管理系统各功能模块运行稳定，核心业务流程实现完整</w:t>
+      </w:r>
+      <w:r>
+        <w:rPr>
+          <w:rFonts w:hint="eastAsia"/>
+          <w:lang w:val="en-US" w:eastAsia="zh-CN"/>
+        </w:rPr>
+        <w:t>严谨</w:t>
+      </w:r>
+      <w:r>
+        <w:rPr>
+          <w:rFonts w:hint="default"/>
+        </w:rPr>
+        <w:t>且</w:t>
+      </w:r>
+      <w:r>
+        <w:rPr>
+          <w:rFonts w:hint="eastAsia"/>
+          <w:lang w:val="en-US" w:eastAsia="zh-CN"/>
+        </w:rPr>
+        <w:t>过程流畅</w:t>
+      </w:r>
+      <w:r>
+        <w:rPr>
+          <w:rFonts w:hint="default"/>
+        </w:rPr>
+        <w:t>，功能完备性、系统稳定性、用户体验及兼容性等各项指标均表现优异：系统全面实现了用户管理、社团运营、活动全生命周期管理及数据统计等核心功能，业务逻辑精准符合需求规格；前端界面简洁直观，一键登录和扫码签到等功能极大提升了操作便捷性；同时在主流Android与iOS设备的微信客户端上均能稳定运行，无明显布局错乱或卡顿。</w:t>
       </w:r>
     </w:p>
     <w:p>
@@ -34143,7 +35028,53 @@
         <w:rPr>
           <w:rFonts w:hint="default"/>
         </w:rPr>
-        <w:t>经过本阶段研究，成功设计并实现了一套基于微信小程序的校园活动管理系统，前端采用微信小程序与Vue3管理后台，后端基于Spring Boot和MyBatis-Plus构建，覆盖了身份认证、社团管理、活动发布与审核、在线报名、扫码签到、评价反馈及多维度统计等核心功能。实际应用表明，该系统显著提升了管理效率：单次活动报名统计从小时级缩短至秒级</w:t>
+        <w:t>经过本阶段研究，成功设计并实现了一套基于微信小程序的校园活动管理系统，前端采用微信小程序与Vue3管理后台，后端基于Spring Boot和MyBatis-Plus构建，覆盖了身份认证、社团管理、活动发布与审核、在线报名、扫码签到、评价反馈及多维度统计等核心功能</w:t>
+      </w:r>
+      <w:r>
+        <w:rPr>
+          <w:rFonts w:hint="default"/>
+          <w:vertAlign w:val="superscript"/>
+          <w:lang w:val="en-US"/>
+        </w:rPr>
+        <w:fldChar w:fldCharType="begin"/>
+      </w:r>
+      <w:r>
+        <w:rPr>
+          <w:rFonts w:hint="default"/>
+          <w:vertAlign w:val="superscript"/>
+          <w:lang w:val="en-US"/>
+        </w:rPr>
+        <w:instrText xml:space="preserve"> REF _Ref15021 \r \h </w:instrText>
+      </w:r>
+      <w:r>
+        <w:rPr>
+          <w:rFonts w:hint="default"/>
+          <w:vertAlign w:val="superscript"/>
+          <w:lang w:val="en-US"/>
+        </w:rPr>
+        <w:fldChar w:fldCharType="separate"/>
+      </w:r>
+      <w:r>
+        <w:rPr>
+          <w:rFonts w:hint="default"/>
+          <w:vertAlign w:val="superscript"/>
+          <w:lang w:val="en-US"/>
+        </w:rPr>
+        <w:t>[19]</w:t>
+      </w:r>
+      <w:r>
+        <w:rPr>
+          <w:rFonts w:hint="default"/>
+          <w:vertAlign w:val="superscript"/>
+          <w:lang w:val="en-US"/>
+        </w:rPr>
+        <w:fldChar w:fldCharType="end"/>
+      </w:r>
+      <w:r>
+        <w:rPr>
+          <w:rFonts w:hint="default"/>
+        </w:rPr>
+        <w:t>。实际应用表明，该系统显著提升了管理效率：单次活动报名统计从小时级缩短至秒级</w:t>
       </w:r>
       <w:r>
         <w:rPr>
@@ -34171,7 +35102,53 @@
         <w:rPr>
           <w:rFonts w:hint="default"/>
         </w:rPr>
-        <w:t>目前系统已具备较为完善的功能并能稳定运行，但在智能化服务与深度数据挖掘方面仍有广阔的提升空间。未来可以引入智能推荐算法，通过协同过滤或基于内容的推荐技术，根据学生的浏览历史、报名记录及社团偏好，为其精准推送感兴趣的活动，进一步提升活动参与率。同时，可以深化大数据分析应用，深入挖掘活动数据背后的价值，分析不同年级、学院学生的活动偏好与行为模式，为学校团委及社团管理者制定活动策划方案、优化资源配置提供科学的数据支撑。随着用户规模的扩大，还需持续关注系统的性能瓶颈，通过引入微服务架构、分库分表及更高效的缓存策略，确保在全校范围内大规模推广时的长期稳定运行。</w:t>
+        <w:t>目前系统已具备较为完善的功能并能稳定运行，但在智能化服务与深度数据挖掘方面仍有广阔的提升空间。未来可以引入智能推荐算法，通过协同过滤或基于内容的推荐技术，根据学生的浏览历史、报名记录及社团偏好，为其精准推送感兴趣的活动，进一步提升活动参与率。同时，可以深化大数据分析应用，深入挖掘活动数据背后的价值，分析不同年级、学院学生的活动偏好与行为模式，为学校团委及社团管理者制定活动策划方案、优化资源配置提供科学的数据支撑。随着用户规模的扩大，还需持续关注系统的性能瓶颈，通过引入微服务架构、分库分表及更高效的缓存策略，确保在全校范围内大规模推广时的长期稳定运行</w:t>
+      </w:r>
+      <w:r>
+        <w:rPr>
+          <w:rFonts w:hint="default"/>
+          <w:vertAlign w:val="superscript"/>
+          <w:lang w:val="en-US"/>
+        </w:rPr>
+        <w:fldChar w:fldCharType="begin"/>
+      </w:r>
+      <w:r>
+        <w:rPr>
+          <w:rFonts w:hint="default"/>
+          <w:vertAlign w:val="superscript"/>
+          <w:lang w:val="en-US"/>
+        </w:rPr>
+        <w:instrText xml:space="preserve"> REF _Ref15047 \r \h </w:instrText>
+      </w:r>
+      <w:r>
+        <w:rPr>
+          <w:rFonts w:hint="default"/>
+          <w:vertAlign w:val="superscript"/>
+          <w:lang w:val="en-US"/>
+        </w:rPr>
+        <w:fldChar w:fldCharType="separate"/>
+      </w:r>
+      <w:r>
+        <w:rPr>
+          <w:rFonts w:hint="default"/>
+          <w:vertAlign w:val="superscript"/>
+          <w:lang w:val="en-US"/>
+        </w:rPr>
+        <w:t>[20]</w:t>
+      </w:r>
+      <w:r>
+        <w:rPr>
+          <w:rFonts w:hint="default"/>
+          <w:vertAlign w:val="superscript"/>
+          <w:lang w:val="en-US"/>
+        </w:rPr>
+        <w:fldChar w:fldCharType="end"/>
+      </w:r>
+      <w:r>
+        <w:rPr>
+          <w:rFonts w:hint="default"/>
+        </w:rPr>
+        <w:t>。</w:t>
       </w:r>
     </w:p>
     <w:p>
@@ -34182,6 +35159,8 @@
           <w:rFonts w:hint="default"/>
         </w:rPr>
       </w:pPr>
+      <w:bookmarkStart w:id="116" w:name="_GoBack"/>
+      <w:bookmarkEnd w:id="116"/>
     </w:p>
     <w:p>
       <w:pPr>
@@ -34296,13 +35275,13 @@
         <w:wordWrap w:val="0"/>
         <w:overflowPunct/>
         <w:topLinePunct w:val="0"/>
-        <w:autoSpaceDE w:val="0"/>
-        <w:autoSpaceDN w:val="0"/>
+        <w:autoSpaceDE/>
+        <w:autoSpaceDN/>
         <w:bidi w:val="0"/>
         <w:adjustRightInd/>
         <w:snapToGrid/>
         <w:spacing w:before="157" w:beforeLines="50" w:after="157" w:afterLines="50" w:line="400" w:lineRule="exact"/>
-        <w:ind w:left="0" w:leftChars="0" w:firstLine="403" w:firstLineChars="0"/>
+        <w:ind w:left="425" w:leftChars="0" w:hanging="425" w:firstLineChars="0"/>
         <w:jc w:val="both"/>
         <w:textAlignment w:val="auto"/>
         <w:rPr>
@@ -34313,6 +35292,7 @@
           <w:szCs w:val="21"/>
         </w:rPr>
       </w:pPr>
+      <w:bookmarkStart w:id="95" w:name="_Ref13986"/>
       <w:r>
         <w:rPr>
           <w:rFonts w:hint="default" w:ascii="仿宋" w:hAnsi="仿宋" w:eastAsia="仿宋" w:cs="仿宋"/>
@@ -34321,8 +35301,9 @@
           <w:sz w:val="21"/>
           <w:szCs w:val="21"/>
         </w:rPr>
-        <w:t xml:space="preserve">宋哲代.基于微服务架构的高可用充电桩云平台设计与实现[D].扬州大学,2025.DOI:10.27441/d.cnki.gyzdu.2025.002175. </w:t>
-      </w:r>
+        <w:t>唐强,郭登豪,何学年,等. 大学生防沉迷系统的设计与实现[J].电脑编程技巧与维护,2025,(10):8-11+34.DOI:10.16184/j.cnki.comprg.2025.10.050.</w:t>
+      </w:r>
+      <w:bookmarkEnd w:id="95"/>
     </w:p>
     <w:p>
       <w:pPr>
@@ -34339,13 +35320,13 @@
         <w:wordWrap w:val="0"/>
         <w:overflowPunct/>
         <w:topLinePunct w:val="0"/>
-        <w:autoSpaceDE w:val="0"/>
-        <w:autoSpaceDN w:val="0"/>
+        <w:autoSpaceDE/>
+        <w:autoSpaceDN/>
         <w:bidi w:val="0"/>
         <w:adjustRightInd/>
         <w:snapToGrid/>
         <w:spacing w:before="157" w:beforeLines="50" w:after="157" w:afterLines="50" w:line="400" w:lineRule="exact"/>
-        <w:ind w:left="0" w:leftChars="0" w:firstLine="403" w:firstLineChars="0"/>
+        <w:ind w:left="425" w:leftChars="0" w:hanging="425" w:firstLineChars="0"/>
         <w:jc w:val="both"/>
         <w:textAlignment w:val="auto"/>
         <w:rPr>
@@ -34356,6 +35337,7 @@
           <w:szCs w:val="21"/>
         </w:rPr>
       </w:pPr>
+      <w:bookmarkStart w:id="96" w:name="_Ref14120"/>
       <w:r>
         <w:rPr>
           <w:rFonts w:hint="default" w:ascii="仿宋" w:hAnsi="仿宋" w:eastAsia="仿宋" w:cs="仿宋"/>
@@ -34364,8 +35346,9 @@
           <w:sz w:val="21"/>
           <w:szCs w:val="21"/>
         </w:rPr>
-        <w:t>柳秋寒. 面向多平台的移动应用开发框架研究与实现[J].信息记录材料,2025,26(08):46-48+52.DOI:10.16009/j.cnki.cn13-1295/tq.2025.08.013.</w:t>
-      </w:r>
+        <w:t>胡佳静,赵丙秀. 基于uni-app的旧物回收微信小程序的设计与实现[J].电脑编程技巧与维护,2026,(02):65-68.DOI:10.16184/j.cnki.comprg.2026.02.015.</w:t>
+      </w:r>
+      <w:bookmarkEnd w:id="96"/>
     </w:p>
     <w:p>
       <w:pPr>
@@ -34382,13 +35365,13 @@
         <w:wordWrap w:val="0"/>
         <w:overflowPunct/>
         <w:topLinePunct w:val="0"/>
-        <w:autoSpaceDE w:val="0"/>
-        <w:autoSpaceDN w:val="0"/>
+        <w:autoSpaceDE/>
+        <w:autoSpaceDN/>
         <w:bidi w:val="0"/>
         <w:adjustRightInd/>
         <w:snapToGrid/>
         <w:spacing w:before="157" w:beforeLines="50" w:after="157" w:afterLines="50" w:line="400" w:lineRule="exact"/>
-        <w:ind w:left="0" w:leftChars="0" w:firstLine="403" w:firstLineChars="0"/>
+        <w:ind w:left="425" w:leftChars="0" w:hanging="425" w:firstLineChars="0"/>
         <w:jc w:val="both"/>
         <w:textAlignment w:val="auto"/>
         <w:rPr>
@@ -34399,6 +35382,7 @@
           <w:szCs w:val="21"/>
         </w:rPr>
       </w:pPr>
+      <w:bookmarkStart w:id="97" w:name="_Ref14195"/>
       <w:r>
         <w:rPr>
           <w:rFonts w:hint="default" w:ascii="仿宋" w:hAnsi="仿宋" w:eastAsia="仿宋" w:cs="仿宋"/>
@@ -34407,8 +35391,9 @@
           <w:sz w:val="21"/>
           <w:szCs w:val="21"/>
         </w:rPr>
-        <w:t xml:space="preserve">张梁山.基于Transformer机制的盾构掘进参数预测研究及其应用[D].北方工业大学,2025.DOI:10.26926/d.cnki.gbfgu.2025.000897. </w:t>
-      </w:r>
+        <w:t>孙业超. 基于RESTful API的前后端分离项目接口测试方法研究[J].软件,2025,46(09):116-118.</w:t>
+      </w:r>
+      <w:bookmarkEnd w:id="97"/>
     </w:p>
     <w:p>
       <w:pPr>
@@ -34425,13 +35410,13 @@
         <w:wordWrap w:val="0"/>
         <w:overflowPunct/>
         <w:topLinePunct w:val="0"/>
-        <w:autoSpaceDE w:val="0"/>
-        <w:autoSpaceDN w:val="0"/>
+        <w:autoSpaceDE/>
+        <w:autoSpaceDN/>
         <w:bidi w:val="0"/>
         <w:adjustRightInd/>
         <w:snapToGrid/>
         <w:spacing w:before="157" w:beforeLines="50" w:after="157" w:afterLines="50" w:line="400" w:lineRule="exact"/>
-        <w:ind w:left="0" w:leftChars="0" w:firstLine="403" w:firstLineChars="0"/>
+        <w:ind w:left="425" w:leftChars="0" w:hanging="425" w:firstLineChars="0"/>
         <w:jc w:val="both"/>
         <w:textAlignment w:val="auto"/>
         <w:rPr>
@@ -34442,6 +35427,7 @@
           <w:szCs w:val="21"/>
         </w:rPr>
       </w:pPr>
+      <w:bookmarkStart w:id="98" w:name="_Ref14221"/>
       <w:r>
         <w:rPr>
           <w:rFonts w:hint="default" w:ascii="仿宋" w:hAnsi="仿宋" w:eastAsia="仿宋" w:cs="仿宋"/>
@@ -34450,8 +35436,9 @@
           <w:sz w:val="21"/>
           <w:szCs w:val="21"/>
         </w:rPr>
-        <w:t xml:space="preserve">张佳伟.用户需求视角下政务服务类APP适老化改造现状及优化策略研究[D].郑州航空工业管理学院,2025.DOI:10.27898/d.cnki.gzhgl.2025.000336. </w:t>
-      </w:r>
+        <w:t>叶锐,田广,张刘海,等. 综合能源管理平台移动端App的设计与应用[J].现代建筑电气,2025,16(12):59-64.DOI:10.16618/j.cnki.1674-8417.2025.12.011.</w:t>
+      </w:r>
+      <w:bookmarkEnd w:id="98"/>
     </w:p>
     <w:p>
       <w:pPr>
@@ -34468,13 +35455,13 @@
         <w:wordWrap w:val="0"/>
         <w:overflowPunct/>
         <w:topLinePunct w:val="0"/>
-        <w:autoSpaceDE w:val="0"/>
-        <w:autoSpaceDN w:val="0"/>
+        <w:autoSpaceDE/>
+        <w:autoSpaceDN/>
         <w:bidi w:val="0"/>
         <w:adjustRightInd/>
         <w:snapToGrid/>
         <w:spacing w:before="157" w:beforeLines="50" w:after="157" w:afterLines="50" w:line="400" w:lineRule="exact"/>
-        <w:ind w:left="0" w:leftChars="0" w:firstLine="403" w:firstLineChars="0"/>
+        <w:ind w:left="425" w:leftChars="0" w:hanging="425" w:firstLineChars="0"/>
         <w:jc w:val="both"/>
         <w:textAlignment w:val="auto"/>
         <w:rPr>
@@ -34485,6 +35472,7 @@
           <w:szCs w:val="21"/>
         </w:rPr>
       </w:pPr>
+      <w:bookmarkStart w:id="99" w:name="_Ref14247"/>
       <w:r>
         <w:rPr>
           <w:rFonts w:hint="default" w:ascii="仿宋" w:hAnsi="仿宋" w:eastAsia="仿宋" w:cs="仿宋"/>
@@ -34493,8 +35481,9 @@
           <w:sz w:val="21"/>
           <w:szCs w:val="21"/>
         </w:rPr>
-        <w:t>谢振华. 基于Vue.js与Spring Boot的教务管理系统设计[J].电脑与信息技术,2024,32(04):95-97+101.DOI:10.19414/j.cnki.1005-1228.2024.04.023.</w:t>
-      </w:r>
+        <w:t>艾智勇. 基于微信小程序的图书馆移动服务优化策略[J].信息记录材料,2026,27(03):174-176.DOI:10.16009/j.issn.1009-5624.2026.03.055.</w:t>
+      </w:r>
+      <w:bookmarkEnd w:id="99"/>
     </w:p>
     <w:p>
       <w:pPr>
@@ -34511,13 +35500,13 @@
         <w:wordWrap w:val="0"/>
         <w:overflowPunct/>
         <w:topLinePunct w:val="0"/>
-        <w:autoSpaceDE w:val="0"/>
-        <w:autoSpaceDN w:val="0"/>
+        <w:autoSpaceDE/>
+        <w:autoSpaceDN/>
         <w:bidi w:val="0"/>
         <w:adjustRightInd/>
         <w:snapToGrid/>
         <w:spacing w:before="157" w:beforeLines="50" w:after="157" w:afterLines="50" w:line="400" w:lineRule="exact"/>
-        <w:ind w:left="0" w:leftChars="0" w:firstLine="403" w:firstLineChars="0"/>
+        <w:ind w:left="425" w:leftChars="0" w:hanging="425" w:firstLineChars="0"/>
         <w:jc w:val="both"/>
         <w:textAlignment w:val="auto"/>
         <w:rPr>
@@ -34528,6 +35517,7 @@
           <w:szCs w:val="21"/>
         </w:rPr>
       </w:pPr>
+      <w:bookmarkStart w:id="100" w:name="_Ref14273"/>
       <w:r>
         <w:rPr>
           <w:rFonts w:hint="default" w:ascii="仿宋" w:hAnsi="仿宋" w:eastAsia="仿宋" w:cs="仿宋"/>
@@ -34536,8 +35526,9 @@
           <w:sz w:val="21"/>
           <w:szCs w:val="21"/>
         </w:rPr>
-        <w:t>苏芝,黄佳汲. 船舶机舱关键设备智能监控系统后端接口设计[J].上海船舶运输科学研究所学报,2024,47(03):28-36+42.</w:t>
-      </w:r>
+        <w:t>陈丽颖. 基于Spring Boot的智慧校园系统设计[J].中国新通信,2026,28(03):28-30.</w:t>
+      </w:r>
+      <w:bookmarkEnd w:id="100"/>
     </w:p>
     <w:p>
       <w:pPr>
@@ -34554,13 +35545,13 @@
         <w:wordWrap w:val="0"/>
         <w:overflowPunct/>
         <w:topLinePunct w:val="0"/>
-        <w:autoSpaceDE w:val="0"/>
-        <w:autoSpaceDN w:val="0"/>
+        <w:autoSpaceDE/>
+        <w:autoSpaceDN/>
         <w:bidi w:val="0"/>
         <w:adjustRightInd/>
         <w:snapToGrid/>
         <w:spacing w:before="157" w:beforeLines="50" w:after="157" w:afterLines="50" w:line="400" w:lineRule="exact"/>
-        <w:ind w:left="0" w:leftChars="0" w:firstLine="403" w:firstLineChars="0"/>
+        <w:ind w:left="425" w:leftChars="0" w:hanging="425" w:firstLineChars="0"/>
         <w:jc w:val="both"/>
         <w:textAlignment w:val="auto"/>
         <w:rPr>
@@ -34571,6 +35562,7 @@
           <w:szCs w:val="21"/>
         </w:rPr>
       </w:pPr>
+      <w:bookmarkStart w:id="101" w:name="_Ref14322"/>
       <w:r>
         <w:rPr>
           <w:rFonts w:hint="default" w:ascii="仿宋" w:hAnsi="仿宋" w:eastAsia="仿宋" w:cs="仿宋"/>
@@ -34579,8 +35571,9 @@
           <w:sz w:val="21"/>
           <w:szCs w:val="21"/>
         </w:rPr>
-        <w:t xml:space="preserve">杨皓晨.基于联邦学习与深度强化学习的网络异常检测算法的研究与实现[D].北京邮电大学,2024.DOI:10.26969/d.cnki.gbydu.2024.001121. </w:t>
-      </w:r>
+        <w:t>欧阳宏基,葛萌,程海波. MyBatis框架在数据持久层中的应用研究[J].微型电脑应用,2023,39(01):73-75.</w:t>
+      </w:r>
+      <w:bookmarkEnd w:id="101"/>
     </w:p>
     <w:p>
       <w:pPr>
@@ -34597,13 +35590,13 @@
         <w:wordWrap w:val="0"/>
         <w:overflowPunct/>
         <w:topLinePunct w:val="0"/>
-        <w:autoSpaceDE w:val="0"/>
-        <w:autoSpaceDN w:val="0"/>
+        <w:autoSpaceDE/>
+        <w:autoSpaceDN/>
         <w:bidi w:val="0"/>
         <w:adjustRightInd/>
         <w:snapToGrid/>
         <w:spacing w:before="157" w:beforeLines="50" w:after="157" w:afterLines="50" w:line="400" w:lineRule="exact"/>
-        <w:ind w:left="0" w:leftChars="0" w:firstLine="403" w:firstLineChars="0"/>
+        <w:ind w:left="425" w:leftChars="0" w:hanging="425" w:firstLineChars="0"/>
         <w:jc w:val="both"/>
         <w:textAlignment w:val="auto"/>
         <w:rPr>
@@ -34614,6 +35607,7 @@
           <w:szCs w:val="21"/>
         </w:rPr>
       </w:pPr>
+      <w:bookmarkStart w:id="102" w:name="_Ref14345"/>
       <w:r>
         <w:rPr>
           <w:rFonts w:hint="default" w:ascii="仿宋" w:hAnsi="仿宋" w:eastAsia="仿宋" w:cs="仿宋"/>
@@ -34622,8 +35616,9 @@
           <w:sz w:val="21"/>
           <w:szCs w:val="21"/>
         </w:rPr>
-        <w:t>蔡晓丽. 基于移动终端APP的高职英语口语数字化教学研究[J].互联网周刊,2024,(10):72-74.</w:t>
-      </w:r>
+        <w:t>胡海波. 适用于工业场景的zxing识别DataMatrix码优化[J].计算机应用与软件,2025,42(10):392-397.</w:t>
+      </w:r>
+      <w:bookmarkEnd w:id="102"/>
     </w:p>
     <w:p>
       <w:pPr>
@@ -34640,13 +35635,13 @@
         <w:wordWrap w:val="0"/>
         <w:overflowPunct/>
         <w:topLinePunct w:val="0"/>
-        <w:autoSpaceDE w:val="0"/>
-        <w:autoSpaceDN w:val="0"/>
+        <w:autoSpaceDE/>
+        <w:autoSpaceDN/>
         <w:bidi w:val="0"/>
         <w:adjustRightInd/>
         <w:snapToGrid/>
         <w:spacing w:before="157" w:beforeLines="50" w:after="157" w:afterLines="50" w:line="400" w:lineRule="exact"/>
-        <w:ind w:left="0" w:leftChars="0" w:firstLine="403" w:firstLineChars="0"/>
+        <w:ind w:left="425" w:leftChars="0" w:hanging="425" w:firstLineChars="0"/>
         <w:jc w:val="both"/>
         <w:textAlignment w:val="auto"/>
         <w:rPr>
@@ -34657,6 +35652,7 @@
           <w:szCs w:val="21"/>
         </w:rPr>
       </w:pPr>
+      <w:bookmarkStart w:id="103" w:name="_Ref14371"/>
       <w:r>
         <w:rPr>
           <w:rFonts w:hint="default" w:ascii="仿宋" w:hAnsi="仿宋" w:eastAsia="仿宋" w:cs="仿宋"/>
@@ -34665,8 +35661,9 @@
           <w:sz w:val="21"/>
           <w:szCs w:val="21"/>
         </w:rPr>
-        <w:t xml:space="preserve">王克俭.基于事理图谱的化工领域事件预测系统研究与实现[D].辽宁大学,2024.DOI:10.27209/d.cnki.glniu.2024.000815. </w:t>
-      </w:r>
+        <w:t>丁子木,刘美彤,韩梦杰,等. Vue框架中的MVVM思想的实践与优化[J].电脑编程技巧与维护,2025,(04):76-78.DOI:10.16184/j.cnki.comprg.2025.04.012.</w:t>
+      </w:r>
+      <w:bookmarkEnd w:id="103"/>
     </w:p>
     <w:p>
       <w:pPr>
@@ -34683,13 +35680,13 @@
         <w:wordWrap w:val="0"/>
         <w:overflowPunct/>
         <w:topLinePunct w:val="0"/>
-        <w:autoSpaceDE w:val="0"/>
-        <w:autoSpaceDN w:val="0"/>
+        <w:autoSpaceDE/>
+        <w:autoSpaceDN/>
         <w:bidi w:val="0"/>
         <w:adjustRightInd/>
         <w:snapToGrid/>
         <w:spacing w:before="157" w:beforeLines="50" w:after="157" w:afterLines="50" w:line="400" w:lineRule="exact"/>
-        <w:ind w:left="0" w:leftChars="0" w:firstLine="403" w:firstLineChars="0"/>
+        <w:ind w:left="425" w:leftChars="0" w:hanging="425" w:firstLineChars="0"/>
         <w:jc w:val="both"/>
         <w:textAlignment w:val="auto"/>
         <w:rPr>
@@ -34700,6 +35697,7 @@
           <w:szCs w:val="21"/>
         </w:rPr>
       </w:pPr>
+      <w:bookmarkStart w:id="104" w:name="_Ref14417"/>
       <w:r>
         <w:rPr>
           <w:rFonts w:hint="default" w:ascii="仿宋" w:hAnsi="仿宋" w:eastAsia="仿宋" w:cs="仿宋"/>
@@ -34708,8 +35706,9 @@
           <w:sz w:val="21"/>
           <w:szCs w:val="21"/>
         </w:rPr>
-        <w:t xml:space="preserve">林锦海.基于物联网的多温共配冷链物流系统设计[D].福建农林大学,2024.DOI:10.27018/d.cnki.gfjnu.2024.000380. </w:t>
-      </w:r>
+        <w:t>李淼淼,季节,李坡,等. 基于SpringBoot和Vue 3的移动学习管理系统的设计与实现[J].无线互联科技,2026,23(04):81-86.</w:t>
+      </w:r>
+      <w:bookmarkEnd w:id="104"/>
     </w:p>
     <w:p>
       <w:pPr>
@@ -34726,13 +35725,13 @@
         <w:wordWrap w:val="0"/>
         <w:overflowPunct/>
         <w:topLinePunct w:val="0"/>
-        <w:autoSpaceDE w:val="0"/>
-        <w:autoSpaceDN w:val="0"/>
+        <w:autoSpaceDE/>
+        <w:autoSpaceDN/>
         <w:bidi w:val="0"/>
         <w:adjustRightInd/>
         <w:snapToGrid/>
         <w:spacing w:before="157" w:beforeLines="50" w:after="157" w:afterLines="50" w:line="400" w:lineRule="exact"/>
-        <w:ind w:left="0" w:leftChars="0" w:firstLine="403" w:firstLineChars="0"/>
+        <w:ind w:left="425" w:leftChars="0" w:hanging="425" w:firstLineChars="0"/>
         <w:jc w:val="both"/>
         <w:textAlignment w:val="auto"/>
         <w:rPr>
@@ -34743,6 +35742,7 @@
           <w:szCs w:val="21"/>
         </w:rPr>
       </w:pPr>
+      <w:bookmarkStart w:id="105" w:name="_Ref14443"/>
       <w:r>
         <w:rPr>
           <w:rFonts w:hint="default" w:ascii="仿宋" w:hAnsi="仿宋" w:eastAsia="仿宋" w:cs="仿宋"/>
@@ -34751,8 +35751,9 @@
           <w:sz w:val="21"/>
           <w:szCs w:val="21"/>
         </w:rPr>
-        <w:t xml:space="preserve">谢金周.基于数字孪生的油田注水管网专家系统技术研究[D].东北石油大学,2024.DOI:10.26995/d.cnki.gdqsc.2024.001175. </w:t>
-      </w:r>
+        <w:t xml:space="preserve">吴迁.基于uni-app与Spring Boot框架的Web应用开发平台的设计与实现[D].西安石油大学,2025.DOI:10.27400/d.cnki.gxasc.2025.001042. </w:t>
+      </w:r>
+      <w:bookmarkEnd w:id="105"/>
     </w:p>
     <w:p>
       <w:pPr>
@@ -34769,13 +35770,13 @@
         <w:wordWrap w:val="0"/>
         <w:overflowPunct/>
         <w:topLinePunct w:val="0"/>
-        <w:autoSpaceDE w:val="0"/>
-        <w:autoSpaceDN w:val="0"/>
+        <w:autoSpaceDE/>
+        <w:autoSpaceDN/>
         <w:bidi w:val="0"/>
         <w:adjustRightInd/>
         <w:snapToGrid/>
         <w:spacing w:before="157" w:beforeLines="50" w:after="157" w:afterLines="50" w:line="400" w:lineRule="exact"/>
-        <w:ind w:left="0" w:leftChars="0" w:firstLine="403" w:firstLineChars="0"/>
+        <w:ind w:left="425" w:leftChars="0" w:hanging="425" w:firstLineChars="0"/>
         <w:jc w:val="both"/>
         <w:textAlignment w:val="auto"/>
         <w:rPr>
@@ -34786,6 +35787,7 @@
           <w:szCs w:val="21"/>
         </w:rPr>
       </w:pPr>
+      <w:bookmarkStart w:id="106" w:name="_Ref14466"/>
       <w:r>
         <w:rPr>
           <w:rFonts w:hint="default" w:ascii="仿宋" w:hAnsi="仿宋" w:eastAsia="仿宋" w:cs="仿宋"/>
@@ -34794,8 +35796,9 @@
           <w:sz w:val="21"/>
           <w:szCs w:val="21"/>
         </w:rPr>
-        <w:t xml:space="preserve">张文瑞.基于可信计算的嵌入式设备安全启动设计[D].武汉邮电科学研究院,2023.DOI:10.27386/d.cnki.gwyky.2023.000064. </w:t>
-      </w:r>
+        <w:t>沈文婷. 基于微信小程序的实验教学管理系统的设计与实现[J].电脑知识与技术,2026,22(04):70-72.DOI:10.14004/j.cnki.ckt.2026.0245.</w:t>
+      </w:r>
+      <w:bookmarkEnd w:id="106"/>
     </w:p>
     <w:p>
       <w:pPr>
@@ -34812,13 +35815,13 @@
         <w:wordWrap w:val="0"/>
         <w:overflowPunct/>
         <w:topLinePunct w:val="0"/>
-        <w:autoSpaceDE w:val="0"/>
-        <w:autoSpaceDN w:val="0"/>
+        <w:autoSpaceDE/>
+        <w:autoSpaceDN/>
         <w:bidi w:val="0"/>
         <w:adjustRightInd/>
         <w:snapToGrid/>
         <w:spacing w:before="157" w:beforeLines="50" w:after="157" w:afterLines="50" w:line="400" w:lineRule="exact"/>
-        <w:ind w:left="0" w:leftChars="0" w:firstLine="403" w:firstLineChars="0"/>
+        <w:ind w:left="425" w:leftChars="0" w:hanging="425" w:firstLineChars="0"/>
         <w:jc w:val="both"/>
         <w:textAlignment w:val="auto"/>
         <w:rPr>
@@ -34829,6 +35832,7 @@
           <w:szCs w:val="21"/>
         </w:rPr>
       </w:pPr>
+      <w:bookmarkStart w:id="107" w:name="_Ref14495"/>
       <w:r>
         <w:rPr>
           <w:rFonts w:hint="default" w:ascii="仿宋" w:hAnsi="仿宋" w:eastAsia="仿宋" w:cs="仿宋"/>
@@ -34837,8 +35841,9 @@
           <w:sz w:val="21"/>
           <w:szCs w:val="21"/>
         </w:rPr>
-        <w:t>谈伙荣,陈海宇. 基于微信小程序的勤工助学管理系统研究与开发[J].现代计算机,2023,29(16):109-112+117.</w:t>
-      </w:r>
+        <w:t>耍燕萍,姜伟,李磊,等. 面向油气田运营管理的待办消息中台设计与RESTful API规范研究[J].信息系统工程,2025,(08):170-173.</w:t>
+      </w:r>
+      <w:bookmarkEnd w:id="107"/>
     </w:p>
     <w:p>
       <w:pPr>
@@ -34855,13 +35860,13 @@
         <w:wordWrap w:val="0"/>
         <w:overflowPunct/>
         <w:topLinePunct w:val="0"/>
-        <w:autoSpaceDE w:val="0"/>
-        <w:autoSpaceDN w:val="0"/>
+        <w:autoSpaceDE/>
+        <w:autoSpaceDN/>
         <w:bidi w:val="0"/>
         <w:adjustRightInd/>
         <w:snapToGrid/>
         <w:spacing w:before="157" w:beforeLines="50" w:after="157" w:afterLines="50" w:line="400" w:lineRule="exact"/>
-        <w:ind w:left="0" w:leftChars="0" w:firstLine="403" w:firstLineChars="0"/>
+        <w:ind w:left="425" w:leftChars="0" w:hanging="425" w:firstLineChars="0"/>
         <w:jc w:val="both"/>
         <w:textAlignment w:val="auto"/>
         <w:rPr>
@@ -34872,6 +35877,7 @@
           <w:szCs w:val="21"/>
         </w:rPr>
       </w:pPr>
+      <w:bookmarkStart w:id="108" w:name="_Ref14522"/>
       <w:r>
         <w:rPr>
           <w:rFonts w:hint="default" w:ascii="仿宋" w:hAnsi="仿宋" w:eastAsia="仿宋" w:cs="仿宋"/>
@@ -34880,8 +35886,9 @@
           <w:sz w:val="21"/>
           <w:szCs w:val="21"/>
         </w:rPr>
-        <w:t xml:space="preserve">王威威.特种光通信数据交叉处理设备监测管理系统的研究与实现[D].西安电子科技大学,2022.DOI:10.27389/d.cnki.gxadu.2022.001566. </w:t>
-      </w:r>
+        <w:t>路辉,戴志敏. 基于可搜索加密算法的高性能高可用MySQL数据库自动备份算法[J].微型电脑应用,2026,42(01):239-241+245.</w:t>
+      </w:r>
+      <w:bookmarkEnd w:id="108"/>
     </w:p>
     <w:p>
       <w:pPr>
@@ -34898,13 +35905,13 @@
         <w:wordWrap w:val="0"/>
         <w:overflowPunct/>
         <w:topLinePunct w:val="0"/>
-        <w:autoSpaceDE w:val="0"/>
-        <w:autoSpaceDN w:val="0"/>
+        <w:autoSpaceDE/>
+        <w:autoSpaceDN/>
         <w:bidi w:val="0"/>
         <w:adjustRightInd/>
         <w:snapToGrid/>
         <w:spacing w:before="157" w:beforeLines="50" w:after="157" w:afterLines="50" w:line="400" w:lineRule="exact"/>
-        <w:ind w:left="0" w:leftChars="0" w:firstLine="403" w:firstLineChars="0"/>
+        <w:ind w:left="425" w:leftChars="0" w:hanging="425" w:firstLineChars="0"/>
         <w:jc w:val="both"/>
         <w:textAlignment w:val="auto"/>
         <w:rPr>
@@ -34915,6 +35922,7 @@
           <w:szCs w:val="21"/>
         </w:rPr>
       </w:pPr>
+      <w:bookmarkStart w:id="109" w:name="_Ref14548"/>
       <w:r>
         <w:rPr>
           <w:rFonts w:hint="default" w:ascii="仿宋" w:hAnsi="仿宋" w:eastAsia="仿宋" w:cs="仿宋"/>
@@ -34923,8 +35931,9 @@
           <w:sz w:val="21"/>
           <w:szCs w:val="21"/>
         </w:rPr>
-        <w:t xml:space="preserve">王睿杰.基于Hyperledger Fabric的资产交易系统的设计与实现[D].北京邮电大学,2022.DOI:10.26969/d.cnki.gbydu.2022.003077. </w:t>
-      </w:r>
+        <w:t>段闪闪,孟华,孙玉斌. 基于STM32的停车场车位管理控制系统设计与实现[J].机械工程与自动化,2026,55(02):151-153.</w:t>
+      </w:r>
+      <w:bookmarkEnd w:id="109"/>
     </w:p>
     <w:p>
       <w:pPr>
@@ -34941,13 +35950,13 @@
         <w:wordWrap w:val="0"/>
         <w:overflowPunct/>
         <w:topLinePunct w:val="0"/>
-        <w:autoSpaceDE w:val="0"/>
-        <w:autoSpaceDN w:val="0"/>
+        <w:autoSpaceDE/>
+        <w:autoSpaceDN/>
         <w:bidi w:val="0"/>
         <w:adjustRightInd/>
         <w:snapToGrid/>
         <w:spacing w:before="157" w:beforeLines="50" w:after="157" w:afterLines="50" w:line="400" w:lineRule="exact"/>
-        <w:ind w:left="0" w:leftChars="0" w:firstLine="403" w:firstLineChars="0"/>
+        <w:ind w:left="425" w:leftChars="0" w:hanging="425" w:firstLineChars="0"/>
         <w:jc w:val="both"/>
         <w:textAlignment w:val="auto"/>
         <w:rPr>
@@ -34958,6 +35967,7 @@
           <w:szCs w:val="21"/>
         </w:rPr>
       </w:pPr>
+      <w:bookmarkStart w:id="110" w:name="_Ref14620"/>
       <w:r>
         <w:rPr>
           <w:rFonts w:hint="default" w:ascii="仿宋" w:hAnsi="仿宋" w:eastAsia="仿宋" w:cs="仿宋"/>
@@ -34966,8 +35976,9 @@
           <w:sz w:val="21"/>
           <w:szCs w:val="21"/>
         </w:rPr>
-        <w:t>蔡晓丽. 基于移动终端APP的高职英语口语数字化教学研究[J].互联网周刊,2024,(10):72-74.</w:t>
-      </w:r>
+        <w:t>Sun C ,Chen G ,Shi C , et al. Therapeutic Effects of a WeChat Mini-Program on Metabolic Dysfunction-Associated Fatty Liver Disease: Randomized Controlled Trial.[J].Journal of medical Internet research,2026,28e76204.DOI:10.2196/76204.</w:t>
+      </w:r>
+      <w:bookmarkEnd w:id="110"/>
     </w:p>
     <w:p>
       <w:pPr>
@@ -34984,13 +35995,13 @@
         <w:wordWrap w:val="0"/>
         <w:overflowPunct/>
         <w:topLinePunct w:val="0"/>
-        <w:autoSpaceDE w:val="0"/>
-        <w:autoSpaceDN w:val="0"/>
+        <w:autoSpaceDE/>
+        <w:autoSpaceDN/>
         <w:bidi w:val="0"/>
         <w:adjustRightInd/>
         <w:snapToGrid/>
         <w:spacing w:before="157" w:beforeLines="50" w:after="157" w:afterLines="50" w:line="400" w:lineRule="exact"/>
-        <w:ind w:left="0" w:leftChars="0" w:firstLine="403" w:firstLineChars="0"/>
+        <w:ind w:left="425" w:leftChars="0" w:hanging="425" w:firstLineChars="0"/>
         <w:jc w:val="both"/>
         <w:textAlignment w:val="auto"/>
         <w:rPr>
@@ -35001,6 +36012,153 @@
           <w:szCs w:val="21"/>
         </w:rPr>
       </w:pPr>
+      <w:bookmarkStart w:id="111" w:name="_Ref14652"/>
+      <w:r>
+        <w:rPr>
+          <w:rFonts w:hint="default" w:ascii="仿宋" w:hAnsi="仿宋" w:eastAsia="仿宋" w:cs="仿宋"/>
+          <w:b w:val="0"/>
+          <w:bCs w:val="0"/>
+          <w:sz w:val="21"/>
+          <w:szCs w:val="21"/>
+        </w:rPr>
+        <w:t>Scott A ,Dharmasukrit C ,Macal M , et al. Dynamic QR Codes and Data Analytics: Novel Methods for Evaluating Just-in-Time Nursing Education.[J].Journal of continuing education in nursing,2025,56(5):183-189.DOI:10.3928/00220124-20250326-02.</w:t>
+      </w:r>
+      <w:bookmarkEnd w:id="111"/>
+    </w:p>
+    <w:p>
+      <w:pPr>
+        <w:pStyle w:val="28"/>
+        <w:keepNext w:val="0"/>
+        <w:keepLines w:val="0"/>
+        <w:pageBreakBefore w:val="0"/>
+        <w:widowControl w:val="0"/>
+        <w:numPr>
+          <w:ilvl w:val="0"/>
+          <w:numId w:val="3"/>
+        </w:numPr>
+        <w:kinsoku/>
+        <w:wordWrap w:val="0"/>
+        <w:overflowPunct/>
+        <w:topLinePunct w:val="0"/>
+        <w:autoSpaceDE/>
+        <w:autoSpaceDN/>
+        <w:bidi w:val="0"/>
+        <w:adjustRightInd/>
+        <w:snapToGrid/>
+        <w:spacing w:before="157" w:beforeLines="50" w:after="157" w:afterLines="50" w:line="400" w:lineRule="exact"/>
+        <w:ind w:left="425" w:leftChars="0" w:hanging="425" w:firstLineChars="0"/>
+        <w:jc w:val="both"/>
+        <w:textAlignment w:val="auto"/>
+        <w:rPr>
+          <w:rFonts w:hint="default" w:ascii="仿宋" w:hAnsi="仿宋" w:eastAsia="仿宋" w:cs="仿宋"/>
+          <w:b w:val="0"/>
+          <w:bCs w:val="0"/>
+          <w:sz w:val="21"/>
+          <w:szCs w:val="21"/>
+        </w:rPr>
+      </w:pPr>
+      <w:bookmarkStart w:id="112" w:name="_Ref14678"/>
+      <w:r>
+        <w:rPr>
+          <w:rFonts w:hint="default" w:ascii="仿宋" w:hAnsi="仿宋" w:eastAsia="仿宋" w:cs="仿宋"/>
+          <w:b w:val="0"/>
+          <w:bCs w:val="0"/>
+          <w:sz w:val="21"/>
+          <w:szCs w:val="21"/>
+        </w:rPr>
+        <w:t>Jiang O ,Matuk C ,Gopalakrishnan M , et al. Design guidelines for animated data visualization based on perceptual capacity limits.[J].Cognitive research: principles and implications,2026,11(1):31-31.DOI:10.1186/S41235-026-00724-Y.</w:t>
+      </w:r>
+      <w:bookmarkEnd w:id="112"/>
+    </w:p>
+    <w:p>
+      <w:pPr>
+        <w:pStyle w:val="28"/>
+        <w:keepNext w:val="0"/>
+        <w:keepLines w:val="0"/>
+        <w:pageBreakBefore w:val="0"/>
+        <w:widowControl w:val="0"/>
+        <w:numPr>
+          <w:ilvl w:val="0"/>
+          <w:numId w:val="3"/>
+        </w:numPr>
+        <w:kinsoku/>
+        <w:wordWrap w:val="0"/>
+        <w:overflowPunct/>
+        <w:topLinePunct w:val="0"/>
+        <w:autoSpaceDE/>
+        <w:autoSpaceDN/>
+        <w:bidi w:val="0"/>
+        <w:adjustRightInd/>
+        <w:snapToGrid/>
+        <w:spacing w:before="157" w:beforeLines="50" w:after="157" w:afterLines="50" w:line="400" w:lineRule="exact"/>
+        <w:ind w:left="425" w:leftChars="0" w:hanging="425" w:firstLineChars="0"/>
+        <w:jc w:val="both"/>
+        <w:textAlignment w:val="auto"/>
+        <w:rPr>
+          <w:rFonts w:hint="default" w:ascii="仿宋" w:hAnsi="仿宋" w:eastAsia="仿宋" w:cs="仿宋"/>
+          <w:b w:val="0"/>
+          <w:bCs w:val="0"/>
+          <w:sz w:val="21"/>
+          <w:szCs w:val="21"/>
+        </w:rPr>
+      </w:pPr>
+      <w:bookmarkStart w:id="113" w:name="_Ref15021"/>
+      <w:r>
+        <w:rPr>
+          <w:rFonts w:hint="default" w:ascii="仿宋" w:hAnsi="仿宋" w:eastAsia="仿宋" w:cs="仿宋"/>
+          <w:b w:val="0"/>
+          <w:bCs w:val="0"/>
+          <w:sz w:val="21"/>
+          <w:szCs w:val="21"/>
+        </w:rPr>
+        <w:t>Guo Y ,Huo J ,Zhou Q . Intelligent Analysis and Visualization of Loan Approval Based on Spring Boot[J].Journal of Intelligence and Knowledge Engineering,2025,3(4):DOI:10.62517/JIKE.202504415.</w:t>
+      </w:r>
+      <w:bookmarkEnd w:id="113"/>
+    </w:p>
+    <w:p>
+      <w:pPr>
+        <w:pStyle w:val="28"/>
+        <w:keepNext w:val="0"/>
+        <w:keepLines w:val="0"/>
+        <w:pageBreakBefore w:val="0"/>
+        <w:widowControl w:val="0"/>
+        <w:numPr>
+          <w:ilvl w:val="0"/>
+          <w:numId w:val="3"/>
+        </w:numPr>
+        <w:kinsoku/>
+        <w:wordWrap w:val="0"/>
+        <w:overflowPunct/>
+        <w:topLinePunct w:val="0"/>
+        <w:autoSpaceDE/>
+        <w:autoSpaceDN/>
+        <w:bidi w:val="0"/>
+        <w:adjustRightInd/>
+        <w:snapToGrid/>
+        <w:spacing w:before="157" w:beforeLines="50" w:after="157" w:afterLines="50" w:line="400" w:lineRule="exact"/>
+        <w:ind w:left="425" w:leftChars="0" w:hanging="425" w:firstLineChars="0"/>
+        <w:jc w:val="both"/>
+        <w:textAlignment w:val="auto"/>
+        <w:rPr>
+          <w:rFonts w:hint="default" w:ascii="仿宋" w:hAnsi="仿宋" w:eastAsia="仿宋" w:cs="仿宋"/>
+          <w:b w:val="0"/>
+          <w:bCs w:val="0"/>
+          <w:sz w:val="21"/>
+          <w:szCs w:val="21"/>
+        </w:rPr>
+      </w:pPr>
+      <w:bookmarkStart w:id="114" w:name="_Ref15047"/>
+      <w:r>
+        <w:rPr>
+          <w:rFonts w:hint="default" w:ascii="仿宋" w:hAnsi="仿宋" w:eastAsia="仿宋" w:cs="仿宋"/>
+          <w:b w:val="0"/>
+          <w:bCs w:val="0"/>
+          <w:sz w:val="21"/>
+          <w:szCs w:val="21"/>
+        </w:rPr>
+        <w:t>Campos G M J ,Alcaide M A ,Castellanos L A , et al. A Scalable Microservices Architecture for Condition Monitoring and State-of-Health Tracking in Power Conversion Systems[J].Sensors,2026,26(4):1282-1282.DOI:10.3390/S26041282.</w:t>
+      </w:r>
+      <w:bookmarkEnd w:id="114"/>
     </w:p>
     <w:p>
       <w:pPr>
@@ -35105,42 +36263,15 @@
     <w:p>
       <w:pPr>
         <w:pStyle w:val="28"/>
-        <w:widowControl w:val="0"/>
-        <w:numPr>
-          <w:ilvl w:val="0"/>
-          <w:numId w:val="0"/>
-        </w:numPr>
         <w:bidi w:val="0"/>
-        <w:spacing w:before="100" w:beforeLines="100" w:after="100" w:afterLines="100" w:line="400" w:lineRule="exact"/>
         <w:jc w:val="both"/>
-        <w:rPr>
-          <w:rFonts w:hint="default" w:ascii="仿宋" w:hAnsi="仿宋" w:eastAsia="仿宋" w:cs="仿宋"/>
-          <w:b w:val="0"/>
-          <w:bCs w:val="0"/>
-          <w:sz w:val="21"/>
-          <w:szCs w:val="21"/>
-        </w:rPr>
-      </w:pPr>
-    </w:p>
-    <w:p>
-      <w:pPr>
-        <w:pStyle w:val="28"/>
-        <w:widowControl w:val="0"/>
-        <w:numPr>
-          <w:ilvl w:val="0"/>
-          <w:numId w:val="0"/>
-        </w:numPr>
-        <w:bidi w:val="0"/>
-        <w:spacing w:before="100" w:beforeLines="100" w:after="100" w:afterLines="100" w:line="400" w:lineRule="exact"/>
-        <w:jc w:val="both"/>
-        <w:rPr>
-          <w:rFonts w:hint="default" w:ascii="仿宋" w:hAnsi="仿宋" w:eastAsia="仿宋" w:cs="仿宋"/>
-          <w:b w:val="0"/>
-          <w:bCs w:val="0"/>
-          <w:sz w:val="21"/>
-          <w:szCs w:val="21"/>
-        </w:rPr>
-      </w:pPr>
+        <w:outlineLvl w:val="0"/>
+        <w:rPr>
+          <w:rFonts w:hint="eastAsia"/>
+          <w:lang w:val="en-US" w:eastAsia="zh-CN"/>
+        </w:rPr>
+      </w:pPr>
+      <w:bookmarkStart w:id="115" w:name="_Toc27927"/>
     </w:p>
     <w:p>
       <w:pPr>
@@ -35148,119 +36279,150 @@
         <w:bidi w:val="0"/>
         <w:outlineLvl w:val="0"/>
         <w:rPr>
+          <w:rFonts w:hint="default"/>
+          <w:lang w:val="en-US" w:eastAsia="zh-CN"/>
+        </w:rPr>
+      </w:pPr>
+      <w:r>
+        <w:rPr>
           <w:rFonts w:hint="eastAsia"/>
           <w:lang w:val="en-US" w:eastAsia="zh-CN"/>
         </w:rPr>
-      </w:pPr>
-      <w:bookmarkStart w:id="95" w:name="_Toc27927"/>
-    </w:p>
-    <w:p>
-      <w:pPr>
-        <w:pStyle w:val="28"/>
+        <w:t>致谢语</w:t>
+      </w:r>
+      <w:bookmarkEnd w:id="115"/>
+    </w:p>
+    <w:p>
+      <w:pPr>
+        <w:pStyle w:val="30"/>
         <w:bidi w:val="0"/>
-        <w:outlineLvl w:val="0"/>
+        <w:rPr>
+          <w:rFonts w:hint="default"/>
+          <w:lang w:val="en-US" w:eastAsia="zh-CN"/>
+        </w:rPr>
+      </w:pPr>
+      <w:r>
+        <w:rPr>
+          <w:rFonts w:hint="default"/>
+          <w:lang w:val="en-US" w:eastAsia="zh-CN"/>
+        </w:rPr>
+        <w:t>在完成基于微信小程序的校园活动管理系统设计与实现的论文之际，我要向我的指导老师致以最诚挚的谢意。从课题选定到论文定稿，老师渊博的专业知识与严谨的治学态度深深影响了我，在系统开发遇到瓶颈时，老师的悉心点拨让我豁然开朗。我也要感谢身边的</w:t>
+      </w:r>
+      <w:r>
         <w:rPr>
           <w:rFonts w:hint="eastAsia"/>
           <w:lang w:val="en-US" w:eastAsia="zh-CN"/>
         </w:rPr>
-      </w:pPr>
-    </w:p>
-    <w:p>
-      <w:pPr>
-        <w:pStyle w:val="28"/>
-        <w:bidi w:val="0"/>
-        <w:outlineLvl w:val="0"/>
+        <w:t>同学们</w:t>
+      </w:r>
+      <w:r>
+        <w:rPr>
+          <w:rFonts w:hint="default"/>
+          <w:lang w:val="en-US" w:eastAsia="zh-CN"/>
+        </w:rPr>
+        <w:t>，</w:t>
+      </w:r>
+      <w:r>
         <w:rPr>
           <w:rFonts w:hint="eastAsia"/>
           <w:lang w:val="en-US" w:eastAsia="zh-CN"/>
         </w:rPr>
-      </w:pPr>
-    </w:p>
-    <w:p>
-      <w:pPr>
-        <w:pStyle w:val="28"/>
+        <w:t>和他们</w:t>
+      </w:r>
+      <w:r>
+        <w:rPr>
+          <w:rFonts w:hint="default"/>
+          <w:lang w:val="en-US" w:eastAsia="zh-CN"/>
+        </w:rPr>
+        <w:t>共同探讨、互相鼓励，攻克了一个又一个技术难关，这段时光将是我大学生涯中最珍贵的回忆。</w:t>
+      </w:r>
+    </w:p>
+    <w:p>
+      <w:pPr>
+        <w:pStyle w:val="30"/>
         <w:bidi w:val="0"/>
-        <w:outlineLvl w:val="0"/>
+        <w:rPr>
+          <w:rFonts w:hint="default"/>
+          <w:lang w:val="en-US" w:eastAsia="zh-CN"/>
+        </w:rPr>
+      </w:pPr>
+      <w:r>
+        <w:rPr>
+          <w:rFonts w:hint="default"/>
+          <w:lang w:val="en-US" w:eastAsia="zh-CN"/>
+        </w:rPr>
+        <w:t>我要感谢我的家人，多年来的默默付出与无条件支持，是我求学路上最坚实的后盾，让我能够</w:t>
+      </w:r>
+      <w:r>
         <w:rPr>
           <w:rFonts w:hint="eastAsia"/>
           <w:lang w:val="en-US" w:eastAsia="zh-CN"/>
         </w:rPr>
-      </w:pPr>
-    </w:p>
-    <w:p>
-      <w:pPr>
-        <w:pStyle w:val="28"/>
-        <w:bidi w:val="0"/>
-        <w:outlineLvl w:val="0"/>
+        <w:t>努力奋进</w:t>
+      </w:r>
+      <w:r>
+        <w:rPr>
+          <w:rFonts w:hint="default"/>
+          <w:lang w:val="en-US" w:eastAsia="zh-CN"/>
+        </w:rPr>
+        <w:t>地追逐梦想。这一路走来，不仅收获了知识与技能，更学会了坚持与感恩。</w:t>
+      </w:r>
+      <w:r>
         <w:rPr>
           <w:rFonts w:hint="eastAsia"/>
           <w:lang w:val="en-US" w:eastAsia="zh-CN"/>
         </w:rPr>
-      </w:pPr>
-    </w:p>
-    <w:p>
-      <w:pPr>
-        <w:pStyle w:val="28"/>
-        <w:bidi w:val="0"/>
-        <w:outlineLvl w:val="0"/>
+        <w:t>以后的日子里</w:t>
+      </w:r>
+      <w:r>
+        <w:rPr>
+          <w:rFonts w:hint="default"/>
+          <w:lang w:val="en-US" w:eastAsia="zh-CN"/>
+        </w:rPr>
+        <w:t>，我将带着这份温暖与力量，脚踏实地，</w:t>
+      </w:r>
+      <w:r>
         <w:rPr>
           <w:rFonts w:hint="eastAsia"/>
           <w:lang w:val="en-US" w:eastAsia="zh-CN"/>
         </w:rPr>
-      </w:pPr>
-    </w:p>
-    <w:p>
-      <w:pPr>
-        <w:pStyle w:val="28"/>
-        <w:bidi w:val="0"/>
-        <w:outlineLvl w:val="0"/>
+        <w:t>不断</w:t>
+      </w:r>
+      <w:r>
+        <w:rPr>
+          <w:rFonts w:hint="default"/>
+          <w:lang w:val="en-US" w:eastAsia="zh-CN"/>
+        </w:rPr>
+        <w:t>前行，努力成为对社会有用之人，不</w:t>
+      </w:r>
+      <w:r>
         <w:rPr>
           <w:rFonts w:hint="eastAsia"/>
           <w:lang w:val="en-US" w:eastAsia="zh-CN"/>
         </w:rPr>
-      </w:pPr>
-    </w:p>
-    <w:p>
-      <w:pPr>
-        <w:pStyle w:val="28"/>
-        <w:bidi w:val="0"/>
-        <w:outlineLvl w:val="0"/>
+        <w:t>辜</w:t>
+      </w:r>
+      <w:r>
+        <w:rPr>
+          <w:rFonts w:hint="default"/>
+          <w:lang w:val="en-US" w:eastAsia="zh-CN"/>
+        </w:rPr>
+        <w:t>负</w:t>
+      </w:r>
+      <w:r>
         <w:rPr>
           <w:rFonts w:hint="eastAsia"/>
           <w:lang w:val="en-US" w:eastAsia="zh-CN"/>
         </w:rPr>
-      </w:pPr>
-    </w:p>
-    <w:p>
-      <w:pPr>
-        <w:pStyle w:val="28"/>
-        <w:bidi w:val="0"/>
-        <w:jc w:val="both"/>
-        <w:outlineLvl w:val="0"/>
-        <w:rPr>
-          <w:rFonts w:hint="eastAsia"/>
-          <w:lang w:val="en-US" w:eastAsia="zh-CN"/>
-        </w:rPr>
-      </w:pPr>
-    </w:p>
-    <w:p>
-      <w:pPr>
-        <w:pStyle w:val="28"/>
-        <w:bidi w:val="0"/>
-        <w:outlineLvl w:val="0"/>
+        <w:t>老师和家人</w:t>
+      </w:r>
+      <w:r>
         <w:rPr>
           <w:rFonts w:hint="default"/>
           <w:lang w:val="en-US" w:eastAsia="zh-CN"/>
         </w:rPr>
-      </w:pPr>
-      <w:r>
-        <w:rPr>
-          <w:rFonts w:hint="eastAsia"/>
-          <w:lang w:val="en-US" w:eastAsia="zh-CN"/>
-        </w:rPr>
-        <w:t>致谢语</w:t>
-      </w:r>
-      <w:bookmarkEnd w:id="95"/>
+        <w:t>的期望。</w:t>
+      </w:r>
     </w:p>
     <w:p>
       <w:pPr>
@@ -35271,256 +36433,246 @@
           <w:lang w:val="en-US" w:eastAsia="zh-CN"/>
         </w:rPr>
       </w:pPr>
-      <w:r>
+    </w:p>
+    <w:p>
+      <w:pPr>
+        <w:pStyle w:val="30"/>
+        <w:bidi w:val="0"/>
         <w:rPr>
           <w:rFonts w:hint="default"/>
           <w:lang w:val="en-US" w:eastAsia="zh-CN"/>
         </w:rPr>
-        <w:t>在完成基于微信小程序的校园活动管理系统设计与实现的论文之际，我要向我的指导老师致以最诚挚的谢意。从课题选定到论文定稿，老师渊博的专业知识与严谨的治学态度深深影响了我，在系统开发遇到瓶颈时，老师的悉心点拨让我豁然开朗。我也要感谢身边的</w:t>
-      </w:r>
-      <w:r>
-        <w:rPr>
-          <w:rFonts w:hint="eastAsia"/>
-          <w:lang w:val="en-US" w:eastAsia="zh-CN"/>
-        </w:rPr>
-        <w:t>同学们</w:t>
-      </w:r>
-      <w:r>
+      </w:pPr>
+    </w:p>
+    <w:p>
+      <w:pPr>
+        <w:pStyle w:val="30"/>
+        <w:bidi w:val="0"/>
+        <w:ind w:left="0" w:leftChars="0" w:firstLine="0" w:firstLineChars="0"/>
         <w:rPr>
           <w:rFonts w:hint="default"/>
           <w:lang w:val="en-US" w:eastAsia="zh-CN"/>
         </w:rPr>
-        <w:t>，</w:t>
-      </w:r>
-      <w:r>
-        <w:rPr>
-          <w:rFonts w:hint="eastAsia"/>
-          <w:lang w:val="en-US" w:eastAsia="zh-CN"/>
-        </w:rPr>
-        <w:t>和他们</w:t>
-      </w:r>
-      <w:r>
-        <w:rPr>
-          <w:rFonts w:hint="default"/>
-          <w:lang w:val="en-US" w:eastAsia="zh-CN"/>
-        </w:rPr>
-        <w:t>共同探讨、互相鼓励，攻克了一个又一个技术难关，这段时光将是我大学生涯中最珍贵的回忆。</w:t>
-      </w:r>
-    </w:p>
-    <w:p>
-      <w:pPr>
-        <w:pStyle w:val="30"/>
-        <w:bidi w:val="0"/>
-        <w:rPr>
-          <w:rFonts w:hint="default"/>
-          <w:lang w:val="en-US" w:eastAsia="zh-CN"/>
-        </w:rPr>
-      </w:pPr>
-      <w:r>
-        <w:rPr>
-          <w:rFonts w:hint="default"/>
-          <w:lang w:val="en-US" w:eastAsia="zh-CN"/>
-        </w:rPr>
-        <w:t>我要感谢我的家人，多年来的默默付出与无条件支持，是我求学路上最坚实的后盾，让我能够</w:t>
-      </w:r>
-      <w:r>
-        <w:rPr>
-          <w:rFonts w:hint="eastAsia"/>
-          <w:lang w:val="en-US" w:eastAsia="zh-CN"/>
-        </w:rPr>
-        <w:t>努力奋进</w:t>
-      </w:r>
-      <w:r>
-        <w:rPr>
-          <w:rFonts w:hint="default"/>
-          <w:lang w:val="en-US" w:eastAsia="zh-CN"/>
-        </w:rPr>
-        <w:t>地追逐梦想。这一路走来，不仅收获了知识与技能，更学会了坚持与感恩。</w:t>
-      </w:r>
-      <w:r>
-        <w:rPr>
-          <w:rFonts w:hint="eastAsia"/>
-          <w:lang w:val="en-US" w:eastAsia="zh-CN"/>
-        </w:rPr>
-        <w:t>以后的日子里</w:t>
-      </w:r>
-      <w:r>
-        <w:rPr>
-          <w:rFonts w:hint="default"/>
-          <w:lang w:val="en-US" w:eastAsia="zh-CN"/>
-        </w:rPr>
-        <w:t>，我将带着这份温暖与力量，脚踏实地，</w:t>
-      </w:r>
-      <w:r>
-        <w:rPr>
-          <w:rFonts w:hint="eastAsia"/>
-          <w:lang w:val="en-US" w:eastAsia="zh-CN"/>
-        </w:rPr>
-        <w:t>不断</w:t>
-      </w:r>
-      <w:r>
-        <w:rPr>
-          <w:rFonts w:hint="default"/>
-          <w:lang w:val="en-US" w:eastAsia="zh-CN"/>
-        </w:rPr>
-        <w:t>前行，努力成为对社会有用之人，不</w:t>
-      </w:r>
-      <w:r>
-        <w:rPr>
-          <w:rFonts w:hint="eastAsia"/>
-          <w:lang w:val="en-US" w:eastAsia="zh-CN"/>
-        </w:rPr>
-        <w:t>辜</w:t>
-      </w:r>
-      <w:r>
-        <w:rPr>
-          <w:rFonts w:hint="default"/>
-          <w:lang w:val="en-US" w:eastAsia="zh-CN"/>
-        </w:rPr>
-        <w:t>负</w:t>
-      </w:r>
-      <w:r>
-        <w:rPr>
-          <w:rFonts w:hint="eastAsia"/>
-          <w:lang w:val="en-US" w:eastAsia="zh-CN"/>
-        </w:rPr>
-        <w:t>老师和家人</w:t>
-      </w:r>
-      <w:r>
-        <w:rPr>
-          <w:rFonts w:hint="default"/>
-          <w:lang w:val="en-US" w:eastAsia="zh-CN"/>
-        </w:rPr>
-        <w:t>的期望。</w:t>
-      </w:r>
-    </w:p>
-    <w:p>
-      <w:pPr>
-        <w:pStyle w:val="30"/>
-        <w:bidi w:val="0"/>
-        <w:rPr>
-          <w:rFonts w:hint="default"/>
-          <w:lang w:val="en-US" w:eastAsia="zh-CN"/>
-        </w:rPr>
-      </w:pPr>
-    </w:p>
-    <w:p>
-      <w:pPr>
-        <w:pStyle w:val="30"/>
-        <w:bidi w:val="0"/>
-        <w:rPr>
-          <w:rFonts w:hint="default"/>
-          <w:lang w:val="en-US" w:eastAsia="zh-CN"/>
-        </w:rPr>
-      </w:pPr>
-    </w:p>
-    <w:p>
-      <w:pPr>
-        <w:pStyle w:val="30"/>
-        <w:bidi w:val="0"/>
-        <w:rPr>
-          <w:rFonts w:hint="default"/>
-          <w:lang w:val="en-US" w:eastAsia="zh-CN"/>
-        </w:rPr>
-      </w:pPr>
-    </w:p>
-    <w:p>
-      <w:pPr>
-        <w:pStyle w:val="30"/>
-        <w:bidi w:val="0"/>
-        <w:rPr>
-          <w:rFonts w:hint="default"/>
-          <w:lang w:val="en-US" w:eastAsia="zh-CN"/>
-        </w:rPr>
-      </w:pPr>
-    </w:p>
-    <w:p>
-      <w:pPr>
-        <w:pStyle w:val="30"/>
-        <w:bidi w:val="0"/>
-        <w:rPr>
-          <w:rFonts w:hint="default"/>
-          <w:lang w:val="en-US" w:eastAsia="zh-CN"/>
-        </w:rPr>
-      </w:pPr>
-    </w:p>
-    <w:p>
-      <w:pPr>
-        <w:pStyle w:val="30"/>
-        <w:bidi w:val="0"/>
-        <w:rPr>
-          <w:rFonts w:hint="default"/>
-          <w:lang w:val="en-US" w:eastAsia="zh-CN"/>
-        </w:rPr>
-      </w:pPr>
-    </w:p>
-    <w:p>
-      <w:pPr>
-        <w:pStyle w:val="30"/>
-        <w:bidi w:val="0"/>
-        <w:rPr>
-          <w:rFonts w:hint="default"/>
-          <w:lang w:val="en-US" w:eastAsia="zh-CN"/>
-        </w:rPr>
-      </w:pPr>
-    </w:p>
-    <w:p>
-      <w:pPr>
-        <w:pStyle w:val="30"/>
-        <w:bidi w:val="0"/>
-        <w:rPr>
-          <w:rFonts w:hint="default"/>
-          <w:lang w:val="en-US" w:eastAsia="zh-CN"/>
-        </w:rPr>
-      </w:pPr>
-    </w:p>
-    <w:p>
-      <w:pPr>
-        <w:pStyle w:val="30"/>
-        <w:bidi w:val="0"/>
-        <w:rPr>
-          <w:rFonts w:hint="default"/>
-          <w:lang w:val="en-US" w:eastAsia="zh-CN"/>
-        </w:rPr>
-      </w:pPr>
-    </w:p>
-    <w:p>
-      <w:pPr>
-        <w:pStyle w:val="30"/>
-        <w:bidi w:val="0"/>
-        <w:rPr>
-          <w:rFonts w:hint="default"/>
-          <w:lang w:val="en-US" w:eastAsia="zh-CN"/>
-        </w:rPr>
-      </w:pPr>
-    </w:p>
-    <w:p>
-      <w:pPr>
-        <w:pStyle w:val="30"/>
-        <w:bidi w:val="0"/>
-        <w:rPr>
-          <w:rFonts w:hint="default"/>
-          <w:lang w:val="en-US" w:eastAsia="zh-CN"/>
-        </w:rPr>
-      </w:pPr>
-    </w:p>
-    <w:p>
-      <w:pPr>
-        <w:pStyle w:val="30"/>
-        <w:bidi w:val="0"/>
-        <w:rPr>
-          <w:rFonts w:hint="default"/>
-          <w:lang w:val="en-US" w:eastAsia="zh-CN"/>
-        </w:rPr>
-      </w:pPr>
-    </w:p>
-    <w:p>
-      <w:pPr>
-        <w:pStyle w:val="30"/>
-        <w:bidi w:val="0"/>
-        <w:rPr>
-          <w:rFonts w:hint="default"/>
-          <w:lang w:val="en-US" w:eastAsia="zh-CN"/>
+      </w:pPr>
+    </w:p>
+    <w:p>
+      <w:pPr>
+        <w:spacing w:line="400" w:lineRule="exact"/>
+        <w:jc w:val="center"/>
+        <w:rPr>
+          <w:rFonts w:hint="eastAsia" w:ascii="黑体" w:hAnsi="黑体" w:eastAsia="黑体"/>
+          <w:b/>
+          <w:bCs/>
+          <w:sz w:val="30"/>
+          <w:szCs w:val="30"/>
+        </w:rPr>
+      </w:pPr>
+    </w:p>
+    <w:p>
+      <w:pPr>
+        <w:spacing w:line="400" w:lineRule="exact"/>
+        <w:jc w:val="center"/>
+        <w:rPr>
+          <w:rFonts w:hint="eastAsia" w:ascii="黑体" w:hAnsi="黑体" w:eastAsia="黑体"/>
+          <w:b/>
+          <w:bCs/>
+          <w:sz w:val="30"/>
+          <w:szCs w:val="30"/>
+        </w:rPr>
+      </w:pPr>
+    </w:p>
+    <w:p>
+      <w:pPr>
+        <w:spacing w:line="400" w:lineRule="exact"/>
+        <w:jc w:val="center"/>
+        <w:rPr>
+          <w:rFonts w:hint="eastAsia" w:ascii="黑体" w:hAnsi="黑体" w:eastAsia="黑体"/>
+          <w:b/>
+          <w:bCs/>
+          <w:sz w:val="30"/>
+          <w:szCs w:val="30"/>
+        </w:rPr>
+      </w:pPr>
+    </w:p>
+    <w:p>
+      <w:pPr>
+        <w:spacing w:line="400" w:lineRule="exact"/>
+        <w:jc w:val="center"/>
+        <w:rPr>
+          <w:rFonts w:hint="eastAsia" w:ascii="黑体" w:hAnsi="黑体" w:eastAsia="黑体"/>
+          <w:b/>
+          <w:bCs/>
+          <w:sz w:val="30"/>
+          <w:szCs w:val="30"/>
+        </w:rPr>
+      </w:pPr>
+    </w:p>
+    <w:p>
+      <w:pPr>
+        <w:spacing w:line="400" w:lineRule="exact"/>
+        <w:jc w:val="center"/>
+        <w:rPr>
+          <w:rFonts w:hint="eastAsia" w:ascii="黑体" w:hAnsi="黑体" w:eastAsia="黑体"/>
+          <w:b/>
+          <w:bCs/>
+          <w:sz w:val="30"/>
+          <w:szCs w:val="30"/>
+        </w:rPr>
+      </w:pPr>
+    </w:p>
+    <w:p>
+      <w:pPr>
+        <w:spacing w:line="400" w:lineRule="exact"/>
+        <w:jc w:val="center"/>
+        <w:rPr>
+          <w:rFonts w:hint="eastAsia" w:ascii="黑体" w:hAnsi="黑体" w:eastAsia="黑体"/>
+          <w:b/>
+          <w:bCs/>
+          <w:sz w:val="30"/>
+          <w:szCs w:val="30"/>
+        </w:rPr>
+      </w:pPr>
+    </w:p>
+    <w:p>
+      <w:pPr>
+        <w:spacing w:line="400" w:lineRule="exact"/>
+        <w:jc w:val="center"/>
+        <w:rPr>
+          <w:rFonts w:hint="eastAsia" w:ascii="黑体" w:hAnsi="黑体" w:eastAsia="黑体"/>
+          <w:b/>
+          <w:bCs/>
+          <w:sz w:val="30"/>
+          <w:szCs w:val="30"/>
+        </w:rPr>
+      </w:pPr>
+    </w:p>
+    <w:p>
+      <w:pPr>
+        <w:spacing w:line="400" w:lineRule="exact"/>
+        <w:jc w:val="center"/>
+        <w:rPr>
+          <w:rFonts w:hint="eastAsia" w:ascii="黑体" w:hAnsi="黑体" w:eastAsia="黑体"/>
+          <w:b/>
+          <w:bCs/>
+          <w:sz w:val="30"/>
+          <w:szCs w:val="30"/>
+        </w:rPr>
+      </w:pPr>
+    </w:p>
+    <w:p>
+      <w:pPr>
+        <w:spacing w:line="400" w:lineRule="exact"/>
+        <w:jc w:val="center"/>
+        <w:rPr>
+          <w:rFonts w:hint="eastAsia" w:ascii="黑体" w:hAnsi="黑体" w:eastAsia="黑体"/>
+          <w:b/>
+          <w:bCs/>
+          <w:sz w:val="30"/>
+          <w:szCs w:val="30"/>
+        </w:rPr>
+      </w:pPr>
+    </w:p>
+    <w:p>
+      <w:pPr>
+        <w:spacing w:line="400" w:lineRule="exact"/>
+        <w:jc w:val="center"/>
+        <w:rPr>
+          <w:rFonts w:hint="eastAsia" w:ascii="黑体" w:hAnsi="黑体" w:eastAsia="黑体"/>
+          <w:b/>
+          <w:bCs/>
+          <w:sz w:val="30"/>
+          <w:szCs w:val="30"/>
+        </w:rPr>
+      </w:pPr>
+    </w:p>
+    <w:p>
+      <w:pPr>
+        <w:spacing w:line="400" w:lineRule="exact"/>
+        <w:jc w:val="center"/>
+        <w:rPr>
+          <w:rFonts w:hint="eastAsia" w:ascii="黑体" w:hAnsi="黑体" w:eastAsia="黑体"/>
+          <w:b/>
+          <w:bCs/>
+          <w:sz w:val="30"/>
+          <w:szCs w:val="30"/>
+        </w:rPr>
+      </w:pPr>
+    </w:p>
+    <w:p>
+      <w:pPr>
+        <w:spacing w:line="400" w:lineRule="exact"/>
+        <w:jc w:val="center"/>
+        <w:rPr>
+          <w:rFonts w:hint="eastAsia" w:ascii="黑体" w:hAnsi="黑体" w:eastAsia="黑体"/>
+          <w:b/>
+          <w:bCs/>
+          <w:sz w:val="30"/>
+          <w:szCs w:val="30"/>
+        </w:rPr>
+      </w:pPr>
+    </w:p>
+    <w:p>
+      <w:pPr>
+        <w:spacing w:line="400" w:lineRule="exact"/>
+        <w:jc w:val="center"/>
+        <w:rPr>
+          <w:rFonts w:hint="eastAsia" w:ascii="黑体" w:hAnsi="黑体" w:eastAsia="黑体"/>
+          <w:b/>
+          <w:bCs/>
+          <w:sz w:val="30"/>
+          <w:szCs w:val="30"/>
+        </w:rPr>
+      </w:pPr>
+    </w:p>
+    <w:p>
+      <w:pPr>
+        <w:spacing w:line="400" w:lineRule="exact"/>
+        <w:jc w:val="center"/>
+        <w:rPr>
+          <w:rFonts w:hint="eastAsia" w:ascii="黑体" w:hAnsi="黑体" w:eastAsia="黑体"/>
+          <w:b/>
+          <w:bCs/>
+          <w:sz w:val="30"/>
+          <w:szCs w:val="30"/>
+        </w:rPr>
+      </w:pPr>
+    </w:p>
+    <w:p>
+      <w:pPr>
+        <w:spacing w:line="400" w:lineRule="exact"/>
+        <w:jc w:val="center"/>
+        <w:rPr>
+          <w:rFonts w:hint="eastAsia" w:ascii="黑体" w:hAnsi="黑体" w:eastAsia="黑体"/>
+          <w:b/>
+          <w:bCs/>
+          <w:sz w:val="30"/>
+          <w:szCs w:val="30"/>
+        </w:rPr>
+      </w:pPr>
+    </w:p>
+    <w:p>
+      <w:pPr>
+        <w:spacing w:line="400" w:lineRule="exact"/>
+        <w:jc w:val="center"/>
+        <w:rPr>
+          <w:rFonts w:hint="eastAsia" w:ascii="黑体" w:hAnsi="黑体" w:eastAsia="黑体"/>
+          <w:b/>
+          <w:bCs/>
+          <w:sz w:val="30"/>
+          <w:szCs w:val="30"/>
+        </w:rPr>
+      </w:pPr>
+    </w:p>
+    <w:p>
+      <w:pPr>
+        <w:spacing w:line="400" w:lineRule="exact"/>
+        <w:jc w:val="center"/>
+        <w:rPr>
+          <w:rFonts w:hint="eastAsia" w:ascii="黑体" w:hAnsi="黑体" w:eastAsia="黑体"/>
+          <w:b/>
+          <w:bCs/>
+          <w:sz w:val="30"/>
+          <w:szCs w:val="30"/>
         </w:rPr>
       </w:pPr>
     </w:p>
@@ -35960,6 +37112,24 @@
 <file path=word/numbering.xml><?xml version="1.0" encoding="utf-8"?>
 <w:numbering xmlns:wpc="http://schemas.microsoft.com/office/word/2010/wordprocessingCanvas" xmlns:mc="http://schemas.openxmlformats.org/markup-compatibility/2006" xmlns:o="urn:schemas-microsoft-com:office:office" xmlns:r="http://schemas.openxmlformats.org/officeDocument/2006/relationships" xmlns:m="http://schemas.openxmlformats.org/officeDocument/2006/math" xmlns:v="urn:schemas-microsoft-com:vml" xmlns:wp14="http://schemas.microsoft.com/office/word/2010/wordprocessingDrawing" xmlns:wp="http://schemas.openxmlformats.org/drawingml/2006/wordprocessingDrawing" xmlns:w10="urn:schemas-microsoft-com:office:word" xmlns:w="http://schemas.openxmlformats.org/wordprocessingml/2006/main" xmlns:w14="http://schemas.microsoft.com/office/word/2010/wordml" xmlns:wpg="http://schemas.microsoft.com/office/word/2010/wordprocessingGroup" xmlns:wpi="http://schemas.microsoft.com/office/word/2010/wordprocessingInk" xmlns:wne="http://schemas.microsoft.com/office/word/2006/wordml" xmlns:wps="http://schemas.microsoft.com/office/word/2010/wordprocessingShape" xmlns:wpsCustomData="http://www.wps.cn/officeDocument/2013/wpsCustomData" mc:Ignorable="w14 wp14">
   <w:abstractNum w:abstractNumId="0">
+    <w:nsid w:val="DEF983FF"/>
+    <w:multiLevelType w:val="singleLevel"/>
+    <w:tmpl w:val="DEF983FF"/>
+    <w:lvl w:ilvl="0" w:tentative="0">
+      <w:start w:val="1"/>
+      <w:numFmt w:val="decimal"/>
+      <w:suff w:val="space"/>
+      <w:lvlText w:val="[%1]"/>
+      <w:lvlJc w:val="left"/>
+      <w:pPr>
+        <w:ind w:left="425" w:leftChars="0" w:hanging="425" w:firstLineChars="0"/>
+      </w:pPr>
+      <w:rPr>
+        <w:rFonts w:hint="default"/>
+      </w:rPr>
+    </w:lvl>
+  </w:abstractNum>
+  <w:abstractNum w:abstractNumId="1">
     <w:nsid w:val="1B9DE68E"/>
     <w:multiLevelType w:val="singleLevel"/>
     <w:tmpl w:val="1B9DE68E"/>
@@ -35970,24 +37140,6 @@
       <w:lvlJc w:val="left"/>
       <w:pPr>
         <w:ind w:left="425" w:hanging="425"/>
-      </w:pPr>
-      <w:rPr>
-        <w:rFonts w:hint="default"/>
-      </w:rPr>
-    </w:lvl>
-  </w:abstractNum>
-  <w:abstractNum w:abstractNumId="1">
-    <w:nsid w:val="1E2D7377"/>
-    <w:multiLevelType w:val="singleLevel"/>
-    <w:tmpl w:val="1E2D7377"/>
-    <w:lvl w:ilvl="0" w:tentative="0">
-      <w:start w:val="1"/>
-      <w:numFmt w:val="decimal"/>
-      <w:suff w:val="nothing"/>
-      <w:lvlText w:val="[%1]"/>
-      <w:lvlJc w:val="left"/>
-      <w:pPr>
-        <w:ind w:left="0" w:firstLine="403"/>
       </w:pPr>
       <w:rPr>
         <w:rFonts w:hint="default"/>
@@ -36012,13 +37164,13 @@
     </w:lvl>
   </w:abstractNum>
   <w:num w:numId="1">
-    <w:abstractNumId w:val="0"/>
+    <w:abstractNumId w:val="1"/>
   </w:num>
   <w:num w:numId="2">
     <w:abstractNumId w:val="2"/>
   </w:num>
   <w:num w:numId="3">
-    <w:abstractNumId w:val="1"/>
+    <w:abstractNumId w:val="0"/>
   </w:num>
 </w:numbering>
 </file>

--- a/基于微信小程序的校园活动报名系统设计与实现.docx
+++ b/基于微信小程序的校园活动报名系统设计与实现.docx
@@ -778,9 +778,23 @@
       <w:sdtContent>
         <w:p>
           <w:pPr>
-            <w:spacing w:before="0" w:beforeLines="0" w:after="0" w:afterLines="0" w:line="240" w:lineRule="auto"/>
+            <w:keepNext w:val="0"/>
+            <w:keepLines w:val="0"/>
+            <w:pageBreakBefore w:val="0"/>
+            <w:widowControl w:val="0"/>
+            <w:kinsoku/>
+            <w:wordWrap/>
+            <w:overflowPunct/>
+            <w:topLinePunct w:val="0"/>
+            <w:autoSpaceDE/>
+            <w:autoSpaceDN/>
+            <w:bidi w:val="0"/>
+            <w:adjustRightInd/>
+            <w:snapToGrid/>
+            <w:spacing w:before="0" w:beforeLines="0" w:after="0" w:afterLines="0" w:line="400" w:lineRule="exact"/>
             <w:ind w:left="0" w:leftChars="0" w:right="0" w:rightChars="0" w:firstLine="0" w:firstLineChars="0"/>
             <w:jc w:val="center"/>
+            <w:textAlignment w:val="auto"/>
             <w:rPr>
               <w:rFonts w:hint="eastAsia" w:ascii="黑体" w:hAnsi="黑体" w:eastAsia="黑体" w:cs="黑体"/>
               <w:b/>
@@ -950,7 +964,7 @@
           </w:r>
           <w:r>
             <w:rPr>
-              <w:rFonts w:ascii="Times New Roman" w:hAnsi="Times New Roman"/>
+              <w:rFonts w:hint="eastAsia" w:ascii="黑体" w:hAnsi="黑体" w:eastAsia="黑体" w:cs="黑体"/>
               <w:bCs/>
               <w:szCs w:val="30"/>
             </w:rPr>
@@ -1390,12 +1404,9 @@
           </w:r>
           <w:r>
             <w:rPr>
-              <w:rFonts w:hint="default" w:ascii="Times New Roman" w:hAnsi="Times New Roman" w:cs="Times New Roman"/>
+              <w:rFonts w:hint="eastAsia" w:ascii="黑体" w:hAnsi="黑体" w:eastAsia="黑体" w:cs="黑体"/>
             </w:rPr>
-            <w:t>Sprint Boot</w:t>
-          </w:r>
-          <w:r>
-            <w:t>3</w:t>
+            <w:t>Sprint Boot3</w:t>
           </w:r>
           <w:r>
             <w:tab/>
@@ -1460,7 +1471,7 @@
           </w:r>
           <w:r>
             <w:rPr>
-              <w:rFonts w:hint="default"/>
+              <w:rFonts w:hint="eastAsia" w:ascii="黑体" w:hAnsi="黑体" w:eastAsia="黑体" w:cs="黑体"/>
             </w:rPr>
             <w:t>MyBatis-Plus</w:t>
           </w:r>
@@ -3267,7 +3278,7 @@
             <w:fldChar w:fldCharType="separate"/>
           </w:r>
           <w:r>
-            <w:t>21</w:t>
+            <w:t>22</w:t>
           </w:r>
           <w:r>
             <w:fldChar w:fldCharType="end"/>
@@ -3328,7 +3339,7 @@
             <w:fldChar w:fldCharType="separate"/>
           </w:r>
           <w:r>
-            <w:t>21</w:t>
+            <w:t>22</w:t>
           </w:r>
           <w:r>
             <w:fldChar w:fldCharType="end"/>
@@ -3392,7 +3403,7 @@
             <w:fldChar w:fldCharType="separate"/>
           </w:r>
           <w:r>
-            <w:t>21</w:t>
+            <w:t>22</w:t>
           </w:r>
           <w:r>
             <w:fldChar w:fldCharType="end"/>
@@ -3457,7 +3468,7 @@
             <w:fldChar w:fldCharType="separate"/>
           </w:r>
           <w:r>
-            <w:t>22</w:t>
+            <w:t>23</w:t>
           </w:r>
           <w:r>
             <w:fldChar w:fldCharType="end"/>
@@ -3522,7 +3533,7 @@
             <w:fldChar w:fldCharType="separate"/>
           </w:r>
           <w:r>
-            <w:t>23</w:t>
+            <w:t>24</w:t>
           </w:r>
           <w:r>
             <w:fldChar w:fldCharType="end"/>
@@ -3586,7 +3597,7 @@
             <w:fldChar w:fldCharType="separate"/>
           </w:r>
           <w:r>
-            <w:t>24</w:t>
+            <w:t>25</w:t>
           </w:r>
           <w:r>
             <w:fldChar w:fldCharType="end"/>
@@ -3650,7 +3661,7 @@
             <w:fldChar w:fldCharType="separate"/>
           </w:r>
           <w:r>
-            <w:t>25</w:t>
+            <w:t>26</w:t>
           </w:r>
           <w:r>
             <w:fldChar w:fldCharType="end"/>
@@ -3715,7 +3726,7 @@
             <w:fldChar w:fldCharType="separate"/>
           </w:r>
           <w:r>
-            <w:t>26</w:t>
+            <w:t>27</w:t>
           </w:r>
           <w:r>
             <w:fldChar w:fldCharType="end"/>
@@ -3780,7 +3791,7 @@
             <w:fldChar w:fldCharType="separate"/>
           </w:r>
           <w:r>
-            <w:t>26</w:t>
+            <w:t>27</w:t>
           </w:r>
           <w:r>
             <w:fldChar w:fldCharType="end"/>
@@ -3845,7 +3856,7 @@
             <w:fldChar w:fldCharType="separate"/>
           </w:r>
           <w:r>
-            <w:t>26</w:t>
+            <w:t>27</w:t>
           </w:r>
           <w:r>
             <w:fldChar w:fldCharType="end"/>
@@ -3910,7 +3921,7 @@
             <w:fldChar w:fldCharType="separate"/>
           </w:r>
           <w:r>
-            <w:t>26</w:t>
+            <w:t>27</w:t>
           </w:r>
           <w:r>
             <w:fldChar w:fldCharType="end"/>
@@ -3971,7 +3982,7 @@
             <w:fldChar w:fldCharType="separate"/>
           </w:r>
           <w:r>
-            <w:t>27</w:t>
+            <w:t>28</w:t>
           </w:r>
           <w:r>
             <w:fldChar w:fldCharType="end"/>
@@ -4036,7 +4047,7 @@
             <w:fldChar w:fldCharType="separate"/>
           </w:r>
           <w:r>
-            <w:t>34</w:t>
+            <w:t>35</w:t>
           </w:r>
           <w:r>
             <w:fldChar w:fldCharType="end"/>
@@ -4101,7 +4112,7 @@
             <w:fldChar w:fldCharType="separate"/>
           </w:r>
           <w:r>
-            <w:t>35</w:t>
+            <w:t>36</w:t>
           </w:r>
           <w:r>
             <w:fldChar w:fldCharType="end"/>
@@ -4166,7 +4177,7 @@
             <w:fldChar w:fldCharType="separate"/>
           </w:r>
           <w:r>
-            <w:t>35</w:t>
+            <w:t>36</w:t>
           </w:r>
           <w:r>
             <w:fldChar w:fldCharType="end"/>
@@ -4243,7 +4254,7 @@
             <w:fldChar w:fldCharType="separate"/>
           </w:r>
           <w:r>
-            <w:t>36</w:t>
+            <w:t>37</w:t>
           </w:r>
           <w:r>
             <w:fldChar w:fldCharType="end"/>
@@ -4307,7 +4318,7 @@
             <w:fldChar w:fldCharType="separate"/>
           </w:r>
           <w:r>
-            <w:t>37</w:t>
+            <w:t>38</w:t>
           </w:r>
           <w:r>
             <w:fldChar w:fldCharType="end"/>
@@ -4372,7 +4383,7 @@
             <w:fldChar w:fldCharType="separate"/>
           </w:r>
           <w:r>
-            <w:t>38</w:t>
+            <w:t>39</w:t>
           </w:r>
           <w:r>
             <w:fldChar w:fldCharType="end"/>
@@ -4437,7 +4448,7 @@
             <w:fldChar w:fldCharType="separate"/>
           </w:r>
           <w:r>
-            <w:t>40</w:t>
+            <w:t>41</w:t>
           </w:r>
           <w:r>
             <w:fldChar w:fldCharType="end"/>
@@ -5300,7 +5311,7 @@
         <w:adjustRightInd/>
         <w:snapToGrid/>
         <w:spacing w:line="400" w:lineRule="exact"/>
-        <w:ind w:right="-765" w:firstLine="560" w:firstLineChars="200"/>
+        <w:ind w:right="0" w:firstLine="560" w:firstLineChars="200"/>
         <w:textAlignment w:val="auto"/>
         <w:rPr>
           <w:rFonts w:hint="eastAsia" w:ascii="Times New Roman" w:hAnsi="Times New Roman"/>
@@ -5344,7 +5355,7 @@
         <w:adjustRightInd/>
         <w:snapToGrid/>
         <w:spacing w:line="360" w:lineRule="exact"/>
-        <w:ind w:right="-567"/>
+        <w:ind w:right="0"/>
         <w:textAlignment w:val="auto"/>
         <w:rPr>
           <w:rFonts w:ascii="Times New Roman" w:hAnsi="Times New Roman"/>
@@ -5547,26 +5558,6 @@
         </w:rPr>
         <w:t>informatization</w:t>
       </w:r>
-    </w:p>
-    <w:p>
-      <w:pPr>
-        <w:spacing w:line="360" w:lineRule="exact"/>
-        <w:ind w:right="-766"/>
-        <w:rPr>
-          <w:rFonts w:ascii="Times New Roman" w:hAnsi="Times New Roman"/>
-          <w:sz w:val="24"/>
-        </w:rPr>
-      </w:pPr>
-    </w:p>
-    <w:p>
-      <w:pPr>
-        <w:spacing w:line="360" w:lineRule="exact"/>
-        <w:ind w:right="-766"/>
-        <w:rPr>
-          <w:rFonts w:ascii="Times New Roman" w:hAnsi="Times New Roman"/>
-          <w:sz w:val="24"/>
-        </w:rPr>
-      </w:pPr>
     </w:p>
     <w:p>
       <w:pPr>
@@ -5670,25 +5661,16 @@
     </w:p>
     <w:p>
       <w:pPr>
-        <w:spacing w:before="312" w:beforeLines="100" w:after="312" w:afterLines="100" w:line="400" w:lineRule="exact"/>
-        <w:jc w:val="left"/>
-        <w:outlineLvl w:val="1"/>
-        <w:rPr>
-          <w:rFonts w:hint="eastAsia" w:ascii="黑体" w:hAnsi="黑体" w:eastAsia="黑体" w:cs="黑体"/>
-          <w:b/>
-          <w:bCs/>
-          <w:sz w:val="28"/>
-          <w:szCs w:val="28"/>
+        <w:pStyle w:val="30"/>
+        <w:bidi w:val="0"/>
+        <w:rPr>
+          <w:rFonts w:hint="eastAsia"/>
         </w:rPr>
       </w:pPr>
       <w:bookmarkStart w:id="3" w:name="_Toc12893"/>
       <w:r>
         <w:rPr>
-          <w:rFonts w:hint="eastAsia" w:ascii="黑体" w:hAnsi="黑体" w:eastAsia="黑体" w:cs="黑体"/>
-          <w:b/>
-          <w:bCs/>
-          <w:sz w:val="28"/>
-          <w:szCs w:val="28"/>
+          <w:rFonts w:hint="eastAsia"/>
         </w:rPr>
         <w:t>1.1 研究背景及意义</w:t>
       </w:r>
@@ -6249,25 +6231,291 @@
       <w:pPr>
         <w:pStyle w:val="31"/>
         <w:spacing w:before="312" w:after="312"/>
+        <w:rPr>
+          <w:rFonts w:hint="default" w:eastAsia="宋体"/>
+          <w:lang w:val="en-US" w:eastAsia="zh-CN"/>
+        </w:rPr>
       </w:pPr>
       <w:r>
         <w:rPr>
           <w:rFonts w:hint="eastAsia"/>
         </w:rPr>
-        <w:t>MyBatis-Plus在本项目里负责数据持久层的工作。它自带了BaseMapper这个工具，让系统可以快速对“活动信息”和“社团成员”等核心数据表进行增删改查操作。特别是在处理多条件模糊搜索社团</w:t>
+        <w:t>MyBatis-Plus在本项目里负责数据持久层的工作。它自带了BaseMapper这个工具，让系统可以快速对“活动信息”和“社团成员”等核心数据表进行增删改查操作。</w:t>
       </w:r>
       <w:r>
         <w:rPr>
           <w:rFonts w:hint="eastAsia"/>
           <w:lang w:val="en-US" w:eastAsia="zh-CN"/>
         </w:rPr>
-        <w:t>和</w:t>
+        <w:t>[7]</w:t>
+      </w:r>
+    </w:p>
+    <w:p>
+      <w:pPr>
+        <w:pStyle w:val="34"/>
+        <w:spacing w:before="312" w:after="312"/>
+        <w:outlineLvl w:val="2"/>
+      </w:pPr>
+      <w:bookmarkStart w:id="10" w:name="_Toc12278"/>
+      <w:r>
+        <w:t xml:space="preserve">2.1.3 </w:t>
+      </w:r>
+      <w:r>
+        <w:rPr>
+          <w:rFonts w:hint="default"/>
+        </w:rPr>
+        <w:t>Mysql</w:t>
+      </w:r>
+      <w:bookmarkEnd w:id="10"/>
+    </w:p>
+    <w:p>
+      <w:pPr>
+        <w:pStyle w:val="31"/>
+        <w:bidi w:val="0"/>
+        <w:rPr>
+          <w:rFonts w:hint="eastAsia" w:eastAsia="宋体"/>
+          <w:lang w:val="en-US" w:eastAsia="zh-CN"/>
+        </w:rPr>
+      </w:pPr>
+      <w:bookmarkStart w:id="11" w:name="_Toc26217"/>
+      <w:r>
+        <w:t>MySQL 8.0被选为系统的数据存储中心。它主要用来存放那些关联性很强、结构规整的数据。对于“活动报名表”和“用户表”之间频繁的关联查询，系统建立了复合索引来提升查询速度。这样做是为了保证在几千名学生同时在线筛选活动的时候，数据库仍然能在毫秒级内返回结果</w:t>
       </w:r>
       <w:r>
         <w:rPr>
           <w:rFonts w:hint="eastAsia"/>
-        </w:rPr>
-        <w:t>分页查询活动记录时，利用其 LambdaQueryWrapper 极大地减少了 SQL 硬编码，降低了数据库层面的维护成本</w:t>
+          <w:lang w:eastAsia="zh-CN"/>
+        </w:rPr>
+        <w:t>。</w:t>
+      </w:r>
+    </w:p>
+    <w:p>
+      <w:pPr>
+        <w:pStyle w:val="34"/>
+        <w:spacing w:before="312" w:after="312"/>
+        <w:outlineLvl w:val="2"/>
+      </w:pPr>
+      <w:r>
+        <w:rPr>
+          <w:rFonts w:hint="default"/>
+        </w:rPr>
+        <w:t>2.1.4 ZXing (Google)</w:t>
+      </w:r>
+      <w:bookmarkEnd w:id="11"/>
+      <w:bookmarkStart w:id="116" w:name="_GoBack"/>
+      <w:bookmarkEnd w:id="116"/>
+    </w:p>
+    <w:p>
+      <w:pPr>
+        <w:pStyle w:val="31"/>
+        <w:spacing w:before="312" w:after="312"/>
+      </w:pPr>
+      <w:r>
+        <w:rPr>
+          <w:rFonts w:hint="default"/>
+        </w:rPr>
+        <w:t>ZXing 库在项目中专门用于构建签到防伪体系</w:t>
+      </w:r>
+      <w:r>
+        <w:rPr>
+          <w:rFonts w:hint="default"/>
+          <w:vertAlign w:val="superscript"/>
+          <w:lang w:val="en-US"/>
+        </w:rPr>
+        <w:fldChar w:fldCharType="begin"/>
+      </w:r>
+      <w:r>
+        <w:rPr>
+          <w:rFonts w:hint="default"/>
+          <w:vertAlign w:val="superscript"/>
+          <w:lang w:val="en-US"/>
+        </w:rPr>
+        <w:instrText xml:space="preserve"> REF _Ref14345 \r \h </w:instrText>
+      </w:r>
+      <w:r>
+        <w:rPr>
+          <w:rFonts w:hint="default"/>
+          <w:vertAlign w:val="superscript"/>
+          <w:lang w:val="en-US"/>
+        </w:rPr>
+        <w:fldChar w:fldCharType="separate"/>
+      </w:r>
+      <w:r>
+        <w:rPr>
+          <w:rFonts w:hint="default"/>
+          <w:vertAlign w:val="superscript"/>
+          <w:lang w:val="en-US"/>
+        </w:rPr>
+        <w:t>[8]</w:t>
+      </w:r>
+      <w:r>
+        <w:rPr>
+          <w:rFonts w:hint="default"/>
+          <w:vertAlign w:val="superscript"/>
+          <w:lang w:val="en-US"/>
+        </w:rPr>
+        <w:fldChar w:fldCharType="end"/>
+      </w:r>
+      <w:r>
+        <w:rPr>
+          <w:rFonts w:hint="default"/>
+        </w:rPr>
+        <w:t>。不只是把活动ID编进二维码里，还会结合时间戳和一些自定义的值，生成动态的二维码。后端用ZXing生成二维码后，会转成Base64格式的图片流</w:t>
+      </w:r>
+      <w:r>
+        <w:rPr>
+          <w:rFonts w:hint="eastAsia"/>
+          <w:lang w:eastAsia="zh-CN"/>
+        </w:rPr>
+        <w:t>，</w:t>
+      </w:r>
+      <w:r>
+        <w:rPr>
+          <w:rFonts w:hint="default"/>
+        </w:rPr>
+        <w:t>再传给小程序。从签到二维码的生成到最后的验证，整个流程就完整地实现了。</w:t>
+      </w:r>
+    </w:p>
+    <w:p>
+      <w:pPr>
+        <w:pStyle w:val="34"/>
+        <w:spacing w:before="312" w:after="312"/>
+        <w:outlineLvl w:val="2"/>
+      </w:pPr>
+      <w:bookmarkStart w:id="12" w:name="_Toc25175"/>
+      <w:r>
+        <w:rPr>
+          <w:rFonts w:hint="default"/>
+        </w:rPr>
+        <w:t>2.1.5 RestTemplate</w:t>
+      </w:r>
+      <w:bookmarkEnd w:id="12"/>
+    </w:p>
+    <w:p>
+      <w:pPr>
+        <w:pStyle w:val="31"/>
+        <w:spacing w:before="312" w:after="312"/>
+      </w:pPr>
+      <w:r>
+        <w:rPr>
+          <w:rFonts w:hint="default"/>
+        </w:rPr>
+        <w:t>RestTemplate在本项目中主要用于对接微信生态。在用户登录的时候，后端需要用这个工具向微信服务器发起HTTPS请求，</w:t>
+      </w:r>
+      <w:r>
+        <w:rPr>
+          <w:rFonts w:hint="eastAsia"/>
+          <w:lang w:val="en-US" w:eastAsia="zh-CN"/>
+        </w:rPr>
+        <w:t>使用</w:t>
+      </w:r>
+      <w:r>
+        <w:rPr>
+          <w:rFonts w:hint="default"/>
+        </w:rPr>
+        <w:t>用户传来的code换回唯一的OpenID。RestTemplate有稳定的连接池管理机制，所以系统在和微信服务器交换数据时依然能保持高效和可靠。</w:t>
+      </w:r>
+    </w:p>
+    <w:p>
+      <w:pPr>
+        <w:pStyle w:val="30"/>
+        <w:spacing w:before="312" w:after="312"/>
+        <w:outlineLvl w:val="1"/>
+      </w:pPr>
+      <w:bookmarkStart w:id="13" w:name="_Toc21804"/>
+      <w:r>
+        <w:t>2.2 前端技术栈</w:t>
+      </w:r>
+      <w:bookmarkEnd w:id="13"/>
+    </w:p>
+    <w:p>
+      <w:pPr>
+        <w:pStyle w:val="34"/>
+        <w:spacing w:before="312" w:after="312"/>
+        <w:outlineLvl w:val="2"/>
+      </w:pPr>
+      <w:bookmarkStart w:id="14" w:name="_Toc15238"/>
+      <w:r>
+        <w:t>2.2.1 uni-app</w:t>
+      </w:r>
+      <w:bookmarkEnd w:id="14"/>
+    </w:p>
+    <w:p>
+      <w:pPr>
+        <w:pStyle w:val="31"/>
+        <w:spacing w:before="312" w:after="312"/>
+      </w:pPr>
+      <w:r>
+        <w:t>本项目选择用uni-app而不是原生微信小程序来开发，主要原因有两个：跨平台的扩展能力和对Vue生态的兼容。</w:t>
+      </w:r>
+      <w:r>
+        <w:rPr>
+          <w:rFonts w:hint="default"/>
+        </w:rPr>
+        <w:t>uni-app支持一套代码同时发布到多个平台。如果以后需要把系统迁移到安卓App、苹果App或者校园官网的H5页面，这套代码可以节省超过60%的二次开发成本</w:t>
+      </w:r>
+      <w:r>
+        <w:rPr>
+          <w:rFonts w:hint="eastAsia"/>
+          <w:lang w:eastAsia="zh-CN"/>
+        </w:rPr>
+        <w:t>。</w:t>
+      </w:r>
+      <w:r>
+        <w:rPr>
+          <w:rFonts w:hint="default"/>
+        </w:rPr>
+        <w:t>完美支持Vue 3的语法。这让开发者可以用自己熟悉的Web开发经验来写代码，相比原生小程序的WXML</w:t>
+      </w:r>
+      <w:r>
+        <w:rPr>
+          <w:rFonts w:hint="eastAsia"/>
+          <w:lang w:eastAsia="zh-CN"/>
+        </w:rPr>
+        <w:t>，</w:t>
+      </w:r>
+      <w:r>
+        <w:rPr>
+          <w:rFonts w:hint="default"/>
+        </w:rPr>
+        <w:t>uni-app能提供更强的逻辑处理能力和更高的组件复用率，开发效率也因此更高。</w:t>
+      </w:r>
+    </w:p>
+    <w:p>
+      <w:pPr>
+        <w:pStyle w:val="34"/>
+        <w:spacing w:before="312" w:after="312"/>
+        <w:outlineLvl w:val="2"/>
+      </w:pPr>
+      <w:bookmarkStart w:id="15" w:name="_Toc13276"/>
+      <w:r>
+        <w:t>2.2.2 Vue 3</w:t>
+      </w:r>
+      <w:bookmarkEnd w:id="15"/>
+    </w:p>
+    <w:p>
+      <w:pPr>
+        <w:pStyle w:val="31"/>
+        <w:spacing w:before="312" w:after="312"/>
+      </w:pPr>
+      <w:r>
+        <w:rPr>
+          <w:rFonts w:hint="eastAsia"/>
+        </w:rPr>
+        <w:t>Vue</w:t>
+      </w:r>
+      <w:r>
+        <w:rPr>
+          <w:rFonts w:hint="eastAsia"/>
+          <w:lang w:val="en-US" w:eastAsia="zh-CN"/>
+        </w:rPr>
+        <w:t xml:space="preserve"> </w:t>
+      </w:r>
+      <w:r>
+        <w:rPr>
+          <w:rFonts w:hint="eastAsia"/>
+        </w:rPr>
+        <w:t>3 提供的 Composition API 是前端逻辑的核心</w:t>
       </w:r>
       <w:r>
         <w:rPr>
@@ -6283,7 +6531,7 @@
           <w:vertAlign w:val="superscript"/>
           <w:lang w:eastAsia="zh-CN"/>
         </w:rPr>
-        <w:instrText xml:space="preserve"> REF _Ref14322 \r \h </w:instrText>
+        <w:instrText xml:space="preserve"> REF _Ref14371 \r \h </w:instrText>
       </w:r>
       <w:r>
         <w:rPr>
@@ -6299,7 +6547,7 @@
           <w:vertAlign w:val="superscript"/>
           <w:lang w:eastAsia="zh-CN"/>
         </w:rPr>
-        <w:t>[7]</w:t>
+        <w:t>[9]</w:t>
       </w:r>
       <w:r>
         <w:rPr>
@@ -6313,6 +6561,9 @@
         <w:rPr>
           <w:rFonts w:hint="eastAsia"/>
         </w:rPr>
+        <w:t>。在“完善个人信息”和“发布活动”这些比较复杂的表单页面中，系统用ref和reactive实现了响应式数据的双向绑定。同时，Vue 3轻量级的虚拟DOM渲染机制，让小程序即使在低端手机上也能流畅地展示复杂的活动列表</w:t>
+      </w:r>
+      <w:r>
         <w:t>。</w:t>
       </w:r>
     </w:p>
@@ -6322,332 +6573,16 @@
         <w:spacing w:before="312" w:after="312"/>
         <w:outlineLvl w:val="2"/>
       </w:pPr>
-      <w:bookmarkStart w:id="10" w:name="_Toc12278"/>
-      <w:r>
-        <w:t xml:space="preserve">2.1.3 </w:t>
-      </w:r>
-      <w:r>
-        <w:rPr>
-          <w:rFonts w:hint="default"/>
-        </w:rPr>
-        <w:t>Mysql</w:t>
-      </w:r>
-      <w:bookmarkEnd w:id="10"/>
+      <w:bookmarkStart w:id="16" w:name="_Toc20701"/>
+      <w:r>
+        <w:t>2.2.3 uni-ui</w:t>
+      </w:r>
+      <w:bookmarkEnd w:id="16"/>
     </w:p>
     <w:p>
       <w:pPr>
         <w:pStyle w:val="31"/>
         <w:bidi w:val="0"/>
-        <w:rPr>
-          <w:rFonts w:hint="eastAsia" w:eastAsia="宋体"/>
-          <w:lang w:val="en-US" w:eastAsia="zh-CN"/>
-        </w:rPr>
-      </w:pPr>
-      <w:bookmarkStart w:id="11" w:name="_Toc26217"/>
-      <w:r>
-        <w:t>MySQL 8.0被选为系统的数据存储中心。它主要用来存放那些关联性很强、结构规整的数据。对于“活动报名表”和“用户表”之间频繁的关联查询，系统建立了复合索引来提升查询速度。这样做是为了保证在几千名学生同时在线筛选活动的时候，数据库仍然能在毫秒级内返回结果</w:t>
-      </w:r>
-      <w:r>
-        <w:rPr>
-          <w:rFonts w:hint="eastAsia"/>
-          <w:lang w:eastAsia="zh-CN"/>
-        </w:rPr>
-        <w:t>。</w:t>
-      </w:r>
-    </w:p>
-    <w:p>
-      <w:pPr>
-        <w:pStyle w:val="34"/>
-        <w:spacing w:before="312" w:after="312"/>
-        <w:outlineLvl w:val="2"/>
-      </w:pPr>
-      <w:r>
-        <w:rPr>
-          <w:rFonts w:hint="default"/>
-        </w:rPr>
-        <w:t>2.1.4 ZXing (Google)</w:t>
-      </w:r>
-      <w:bookmarkEnd w:id="11"/>
-    </w:p>
-    <w:p>
-      <w:pPr>
-        <w:pStyle w:val="31"/>
-        <w:spacing w:before="312" w:after="312"/>
-      </w:pPr>
-      <w:r>
-        <w:rPr>
-          <w:rFonts w:hint="default"/>
-        </w:rPr>
-        <w:t>ZXing 库在项目中专门用于构建签到防伪体系</w:t>
-      </w:r>
-      <w:r>
-        <w:rPr>
-          <w:rFonts w:hint="default"/>
-          <w:vertAlign w:val="superscript"/>
-          <w:lang w:val="en-US"/>
-        </w:rPr>
-        <w:fldChar w:fldCharType="begin"/>
-      </w:r>
-      <w:r>
-        <w:rPr>
-          <w:rFonts w:hint="default"/>
-          <w:vertAlign w:val="superscript"/>
-          <w:lang w:val="en-US"/>
-        </w:rPr>
-        <w:instrText xml:space="preserve"> REF _Ref14345 \r \h </w:instrText>
-      </w:r>
-      <w:r>
-        <w:rPr>
-          <w:rFonts w:hint="default"/>
-          <w:vertAlign w:val="superscript"/>
-          <w:lang w:val="en-US"/>
-        </w:rPr>
-        <w:fldChar w:fldCharType="separate"/>
-      </w:r>
-      <w:r>
-        <w:rPr>
-          <w:rFonts w:hint="default"/>
-          <w:vertAlign w:val="superscript"/>
-          <w:lang w:val="en-US"/>
-        </w:rPr>
-        <w:t>[8]</w:t>
-      </w:r>
-      <w:r>
-        <w:rPr>
-          <w:rFonts w:hint="default"/>
-          <w:vertAlign w:val="superscript"/>
-          <w:lang w:val="en-US"/>
-        </w:rPr>
-        <w:fldChar w:fldCharType="end"/>
-      </w:r>
-      <w:r>
-        <w:rPr>
-          <w:rFonts w:hint="default"/>
-        </w:rPr>
-        <w:t>。不只是把活动ID编进二维码里，还会结合时间戳和一些自定义的值，生成动态的二维码。后端用ZXing生成二维码后，会转成Base64格式的图片流</w:t>
-      </w:r>
-      <w:r>
-        <w:rPr>
-          <w:rFonts w:hint="eastAsia"/>
-          <w:lang w:eastAsia="zh-CN"/>
-        </w:rPr>
-        <w:t>，</w:t>
-      </w:r>
-      <w:r>
-        <w:rPr>
-          <w:rFonts w:hint="default"/>
-        </w:rPr>
-        <w:t>再传给小程序。从签到二维码的生成到最后的验证，整个流程就完整地实现了。</w:t>
-      </w:r>
-    </w:p>
-    <w:p>
-      <w:pPr>
-        <w:pStyle w:val="34"/>
-        <w:spacing w:before="312" w:after="312"/>
-        <w:outlineLvl w:val="2"/>
-      </w:pPr>
-      <w:bookmarkStart w:id="12" w:name="_Toc25175"/>
-      <w:r>
-        <w:rPr>
-          <w:rFonts w:hint="default"/>
-        </w:rPr>
-        <w:t>2.1.5 RestTemplate</w:t>
-      </w:r>
-      <w:bookmarkEnd w:id="12"/>
-    </w:p>
-    <w:p>
-      <w:pPr>
-        <w:pStyle w:val="31"/>
-        <w:spacing w:before="312" w:after="312"/>
-      </w:pPr>
-      <w:r>
-        <w:rPr>
-          <w:rFonts w:hint="default"/>
-        </w:rPr>
-        <w:t>RestTemplate在本项目中主要用于对接微信生态。在用户登录的时候，后端需要用这个工具向微信服务器发起HTTPS请求，</w:t>
-      </w:r>
-      <w:r>
-        <w:rPr>
-          <w:rFonts w:hint="eastAsia"/>
-          <w:lang w:val="en-US" w:eastAsia="zh-CN"/>
-        </w:rPr>
-        <w:t>使用</w:t>
-      </w:r>
-      <w:r>
-        <w:rPr>
-          <w:rFonts w:hint="default"/>
-        </w:rPr>
-        <w:t>用户传来的code换回唯一的OpenID。RestTemplate有稳定的连接池管理机制，所以系统在和微信服务器交换数据时依然能保持高效和可靠。</w:t>
-      </w:r>
-    </w:p>
-    <w:p>
-      <w:pPr>
-        <w:pStyle w:val="30"/>
-        <w:spacing w:before="312" w:after="312"/>
-        <w:outlineLvl w:val="1"/>
-      </w:pPr>
-      <w:bookmarkStart w:id="13" w:name="_Toc21804"/>
-      <w:r>
-        <w:t>2.2 前端技术栈</w:t>
-      </w:r>
-      <w:bookmarkEnd w:id="13"/>
-    </w:p>
-    <w:p>
-      <w:pPr>
-        <w:pStyle w:val="34"/>
-        <w:spacing w:before="312" w:after="312"/>
-        <w:outlineLvl w:val="2"/>
-      </w:pPr>
-      <w:bookmarkStart w:id="14" w:name="_Toc15238"/>
-      <w:r>
-        <w:t>2.2.1 uni-app</w:t>
-      </w:r>
-      <w:bookmarkEnd w:id="14"/>
-    </w:p>
-    <w:p>
-      <w:pPr>
-        <w:pStyle w:val="31"/>
-        <w:spacing w:before="312" w:after="312"/>
-      </w:pPr>
-      <w:r>
-        <w:t>本项目选择用uni-app而不是原生微信小程序来开发，主要原因有两个：跨平台的扩展能力和对Vue生态的兼容。</w:t>
-      </w:r>
-      <w:r>
-        <w:rPr>
-          <w:rFonts w:hint="default"/>
-        </w:rPr>
-        <w:t>uni-app支持一套代码同时发布到多个平台。如果以后需要把系统迁移到安卓App、苹果App或者校园官网的H5页面，这套代码可以节省超过60%的二次开发成本</w:t>
-      </w:r>
-      <w:r>
-        <w:rPr>
-          <w:rFonts w:hint="eastAsia"/>
-          <w:lang w:eastAsia="zh-CN"/>
-        </w:rPr>
-        <w:t>。</w:t>
-      </w:r>
-      <w:r>
-        <w:rPr>
-          <w:rFonts w:hint="default"/>
-        </w:rPr>
-        <w:t>完美支持Vue 3的语法。这让开发者可以用自己熟悉的Web开发经验来写代码，相比原生小程序的WXML</w:t>
-      </w:r>
-      <w:r>
-        <w:rPr>
-          <w:rFonts w:hint="eastAsia"/>
-          <w:lang w:eastAsia="zh-CN"/>
-        </w:rPr>
-        <w:t>，</w:t>
-      </w:r>
-      <w:r>
-        <w:rPr>
-          <w:rFonts w:hint="default"/>
-        </w:rPr>
-        <w:t>uni-app能提供更强的逻辑处理能力和更高的组件复用率，开发效率也因此更高。</w:t>
-      </w:r>
-    </w:p>
-    <w:p>
-      <w:pPr>
-        <w:pStyle w:val="34"/>
-        <w:spacing w:before="312" w:after="312"/>
-        <w:outlineLvl w:val="2"/>
-      </w:pPr>
-      <w:bookmarkStart w:id="15" w:name="_Toc13276"/>
-      <w:r>
-        <w:t>2.2.2 Vue 3</w:t>
-      </w:r>
-      <w:bookmarkEnd w:id="15"/>
-    </w:p>
-    <w:p>
-      <w:pPr>
-        <w:pStyle w:val="31"/>
-        <w:spacing w:before="312" w:after="312"/>
-      </w:pPr>
-      <w:r>
-        <w:rPr>
-          <w:rFonts w:hint="eastAsia"/>
-        </w:rPr>
-        <w:t>Vue</w:t>
-      </w:r>
-      <w:r>
-        <w:rPr>
-          <w:rFonts w:hint="eastAsia"/>
-          <w:lang w:val="en-US" w:eastAsia="zh-CN"/>
-        </w:rPr>
-        <w:t xml:space="preserve"> </w:t>
-      </w:r>
-      <w:r>
-        <w:rPr>
-          <w:rFonts w:hint="eastAsia"/>
-        </w:rPr>
-        <w:t>3 提供的 Composition API 是前端逻辑的核心</w:t>
-      </w:r>
-      <w:r>
-        <w:rPr>
-          <w:rFonts w:hint="eastAsia"/>
-          <w:vertAlign w:val="superscript"/>
-          <w:lang w:eastAsia="zh-CN"/>
-        </w:rPr>
-        <w:fldChar w:fldCharType="begin"/>
-      </w:r>
-      <w:r>
-        <w:rPr>
-          <w:rFonts w:hint="eastAsia"/>
-          <w:vertAlign w:val="superscript"/>
-          <w:lang w:eastAsia="zh-CN"/>
-        </w:rPr>
-        <w:instrText xml:space="preserve"> REF _Ref14371 \r \h </w:instrText>
-      </w:r>
-      <w:r>
-        <w:rPr>
-          <w:rFonts w:hint="eastAsia"/>
-          <w:vertAlign w:val="superscript"/>
-          <w:lang w:eastAsia="zh-CN"/>
-        </w:rPr>
-        <w:fldChar w:fldCharType="separate"/>
-      </w:r>
-      <w:r>
-        <w:rPr>
-          <w:rFonts w:hint="eastAsia"/>
-          <w:vertAlign w:val="superscript"/>
-          <w:lang w:eastAsia="zh-CN"/>
-        </w:rPr>
-        <w:t>[9]</w:t>
-      </w:r>
-      <w:r>
-        <w:rPr>
-          <w:rFonts w:hint="eastAsia"/>
-          <w:vertAlign w:val="superscript"/>
-          <w:lang w:eastAsia="zh-CN"/>
-        </w:rPr>
-        <w:fldChar w:fldCharType="end"/>
-      </w:r>
-      <w:r>
-        <w:rPr>
-          <w:rFonts w:hint="eastAsia"/>
-        </w:rPr>
-        <w:t>。在“完善个人信息”和“发布活动”这些比较复杂的表单页面中，系统用ref和reactive实现了响应式数据的双向绑定。同时，Vue 3轻量级的虚拟DOM渲染机制，让小程序即使在低端手机上也能流畅地展示复杂的活动列表</w:t>
-      </w:r>
-      <w:r>
-        <w:t>。</w:t>
-      </w:r>
-    </w:p>
-    <w:p>
-      <w:pPr>
-        <w:pStyle w:val="34"/>
-        <w:spacing w:before="312" w:after="312"/>
-        <w:outlineLvl w:val="2"/>
-      </w:pPr>
-      <w:bookmarkStart w:id="16" w:name="_Toc20701"/>
-      <w:r>
-        <w:t>2.2.3 uni-ui</w:t>
-      </w:r>
-      <w:bookmarkEnd w:id="16"/>
-    </w:p>
-    <w:p>
-      <w:pPr>
-        <w:pStyle w:val="31"/>
-        <w:bidi w:val="0"/>
-        <w:rPr/>
       </w:pPr>
       <w:bookmarkStart w:id="17" w:name="_Toc3905"/>
       <w:r>
@@ -14104,14 +14039,6 @@
         </w:tc>
       </w:tr>
       <w:tr>
-        <w:tblPrEx>
-          <w:tblCellMar>
-            <w:top w:w="0" w:type="dxa"/>
-            <w:left w:w="10" w:type="dxa"/>
-            <w:bottom w:w="0" w:type="dxa"/>
-            <w:right w:w="10" w:type="dxa"/>
-          </w:tblCellMar>
-        </w:tblPrEx>
         <w:trPr>
           <w:jc w:val="center"/>
         </w:trPr>
@@ -15580,14 +15507,6 @@
         </w:tc>
       </w:tr>
       <w:tr>
-        <w:tblPrEx>
-          <w:tblCellMar>
-            <w:top w:w="0" w:type="dxa"/>
-            <w:left w:w="10" w:type="dxa"/>
-            <w:bottom w:w="0" w:type="dxa"/>
-            <w:right w:w="10" w:type="dxa"/>
-          </w:tblCellMar>
-        </w:tblPrEx>
         <w:trPr>
           <w:jc w:val="center"/>
         </w:trPr>
@@ -19816,14 +19735,6 @@
         <w:gridCol w:w="1155"/>
       </w:tblGrid>
       <w:tr>
-        <w:tblPrEx>
-          <w:tblCellMar>
-            <w:top w:w="0" w:type="dxa"/>
-            <w:left w:w="10" w:type="dxa"/>
-            <w:bottom w:w="0" w:type="dxa"/>
-            <w:right w:w="10" w:type="dxa"/>
-          </w:tblCellMar>
-        </w:tblPrEx>
         <w:trPr>
           <w:jc w:val="center"/>
         </w:trPr>
@@ -20638,14 +20549,6 @@
         </w:tc>
       </w:tr>
       <w:tr>
-        <w:tblPrEx>
-          <w:tblCellMar>
-            <w:top w:w="0" w:type="dxa"/>
-            <w:left w:w="10" w:type="dxa"/>
-            <w:bottom w:w="0" w:type="dxa"/>
-            <w:right w:w="10" w:type="dxa"/>
-          </w:tblCellMar>
-        </w:tblPrEx>
         <w:trPr>
           <w:jc w:val="center"/>
         </w:trPr>
@@ -22645,6 +22548,13 @@
             <w:r>
               <w:rPr>
                 <w:rFonts w:hint="eastAsia"/>
+                <w:lang w:val="en-US" w:eastAsia="zh-CN"/>
+              </w:rPr>
+              <w:t xml:space="preserve"> </w:t>
+            </w:r>
+            <w:r>
+              <w:rPr>
+                <w:rFonts w:hint="eastAsia"/>
                 <w:lang w:eastAsia="zh-CN"/>
               </w:rPr>
               <w:t>登录</w:t>
@@ -22731,6 +22641,13 @@
             </w:r>
             <w:r>
               <w:fldChar w:fldCharType="end"/>
+            </w:r>
+            <w:r>
+              <w:rPr>
+                <w:rFonts w:hint="eastAsia"/>
+                <w:lang w:val="en-US" w:eastAsia="zh-CN"/>
+              </w:rPr>
+              <w:t xml:space="preserve"> </w:t>
             </w:r>
             <w:r>
               <w:rPr>
@@ -23117,6 +23034,13 @@
             <w:r>
               <w:rPr>
                 <w:rFonts w:hint="eastAsia"/>
+                <w:lang w:val="en-US" w:eastAsia="zh-CN"/>
+              </w:rPr>
+              <w:t xml:space="preserve"> </w:t>
+            </w:r>
+            <w:r>
+              <w:rPr>
+                <w:rFonts w:hint="eastAsia"/>
                 <w:lang w:eastAsia="zh-CN"/>
               </w:rPr>
               <w:t>创建社团</w:t>
@@ -23202,7 +23126,7 @@
             </w:pPr>
             <w:bookmarkStart w:id="64" w:name="_Ref24094"/>
             <w:r>
-              <w:t xml:space="preserve">图5. </w:t>
+              <w:t>图5.</w:t>
             </w:r>
             <w:r>
               <w:fldChar w:fldCharType="begin"/>
@@ -23218,6 +23142,13 @@
             </w:r>
             <w:r>
               <w:fldChar w:fldCharType="end"/>
+            </w:r>
+            <w:r>
+              <w:rPr>
+                <w:rFonts w:hint="eastAsia"/>
+                <w:lang w:val="en-US" w:eastAsia="zh-CN"/>
+              </w:rPr>
+              <w:t xml:space="preserve"> </w:t>
             </w:r>
             <w:r>
               <w:rPr>
@@ -23497,6 +23428,13 @@
             <w:r>
               <w:rPr>
                 <w:rFonts w:hint="eastAsia"/>
+                <w:lang w:val="en-US" w:eastAsia="zh-CN"/>
+              </w:rPr>
+              <w:t xml:space="preserve"> </w:t>
+            </w:r>
+            <w:r>
+              <w:rPr>
+                <w:rFonts w:hint="eastAsia"/>
                 <w:lang w:eastAsia="zh-CN"/>
               </w:rPr>
               <w:t>活动发布</w:t>
@@ -23595,6 +23533,13 @@
             <w:r>
               <w:rPr>
                 <w:rFonts w:hint="eastAsia"/>
+                <w:lang w:val="en-US" w:eastAsia="zh-CN"/>
+              </w:rPr>
+              <w:t xml:space="preserve"> </w:t>
+            </w:r>
+            <w:r>
+              <w:rPr>
+                <w:rFonts w:hint="eastAsia"/>
                 <w:lang w:eastAsia="zh-CN"/>
               </w:rPr>
               <w:t>活动审核</w:t>
@@ -23910,12 +23855,6 @@
             <w:insideH w:val="none" w:color="auto" w:sz="0" w:space="0"/>
             <w:insideV w:val="none" w:color="auto" w:sz="0" w:space="0"/>
           </w:tblBorders>
-          <w:tblCellMar>
-            <w:top w:w="0" w:type="dxa"/>
-            <w:left w:w="0" w:type="dxa"/>
-            <w:bottom w:w="0" w:type="dxa"/>
-            <w:right w:w="0" w:type="dxa"/>
-          </w:tblCellMar>
         </w:tblPrEx>
         <w:trPr>
           <w:trHeight w:val="5549" w:hRule="atLeast"/>
@@ -24026,6 +23965,13 @@
             <w:r>
               <w:rPr>
                 <w:rFonts w:hint="eastAsia"/>
+                <w:lang w:val="en-US" w:eastAsia="zh-CN"/>
+              </w:rPr>
+              <w:t xml:space="preserve"> </w:t>
+            </w:r>
+            <w:r>
+              <w:rPr>
+                <w:rFonts w:hint="eastAsia"/>
                 <w:lang w:eastAsia="zh-CN"/>
               </w:rPr>
               <w:t>活动报名</w:t>
@@ -24138,6 +24084,13 @@
             <w:r>
               <w:rPr>
                 <w:rFonts w:hint="eastAsia"/>
+                <w:lang w:val="en-US" w:eastAsia="zh-CN"/>
+              </w:rPr>
+              <w:t xml:space="preserve"> </w:t>
+            </w:r>
+            <w:r>
+              <w:rPr>
+                <w:rFonts w:hint="eastAsia"/>
                 <w:lang w:eastAsia="zh-CN"/>
               </w:rPr>
               <w:t>人员审核</w:t>
@@ -24246,6 +24199,13 @@
             </w:r>
             <w:r>
               <w:fldChar w:fldCharType="end"/>
+            </w:r>
+            <w:r>
+              <w:rPr>
+                <w:rFonts w:hint="eastAsia"/>
+                <w:lang w:val="en-US" w:eastAsia="zh-CN"/>
+              </w:rPr>
+              <w:t xml:space="preserve"> </w:t>
             </w:r>
             <w:r>
               <w:rPr>
@@ -24578,6 +24538,13 @@
             <w:r>
               <w:rPr>
                 <w:rFonts w:hint="eastAsia"/>
+                <w:lang w:val="en-US" w:eastAsia="zh-CN"/>
+              </w:rPr>
+              <w:t xml:space="preserve"> </w:t>
+            </w:r>
+            <w:r>
+              <w:rPr>
+                <w:rFonts w:hint="eastAsia"/>
                 <w:lang w:eastAsia="zh-CN"/>
               </w:rPr>
               <w:t>活动评价</w:t>
@@ -24716,6 +24683,13 @@
             </w:r>
             <w:r>
               <w:fldChar w:fldCharType="end"/>
+            </w:r>
+            <w:r>
+              <w:rPr>
+                <w:rFonts w:hint="eastAsia"/>
+                <w:lang w:val="en-US" w:eastAsia="zh-CN"/>
+              </w:rPr>
+              <w:t xml:space="preserve"> </w:t>
             </w:r>
             <w:r>
               <w:rPr>
@@ -25139,6 +25113,13 @@
             <w:r>
               <w:rPr>
                 <w:rFonts w:hint="eastAsia"/>
+                <w:lang w:val="en-US" w:eastAsia="zh-CN"/>
+              </w:rPr>
+              <w:t xml:space="preserve"> </w:t>
+            </w:r>
+            <w:r>
+              <w:rPr>
+                <w:rFonts w:hint="eastAsia"/>
                 <w:lang w:eastAsia="zh-CN"/>
               </w:rPr>
               <w:t>报名状态看板</w:t>
@@ -25252,6 +25233,13 @@
             <w:r>
               <w:rPr>
                 <w:rFonts w:hint="eastAsia"/>
+                <w:lang w:val="en-US" w:eastAsia="zh-CN"/>
+              </w:rPr>
+              <w:t xml:space="preserve"> </w:t>
+            </w:r>
+            <w:r>
+              <w:rPr>
+                <w:rFonts w:hint="eastAsia"/>
                 <w:lang w:eastAsia="zh-CN"/>
               </w:rPr>
               <w:t>签到情况看板</w:t>
@@ -25360,6 +25348,13 @@
             </w:r>
             <w:r>
               <w:fldChar w:fldCharType="end"/>
+            </w:r>
+            <w:r>
+              <w:rPr>
+                <w:rFonts w:hint="eastAsia"/>
+                <w:lang w:val="en-US" w:eastAsia="zh-CN"/>
+              </w:rPr>
+              <w:t xml:space="preserve"> </w:t>
             </w:r>
             <w:r>
               <w:rPr>
@@ -27111,6 +27106,13 @@
         <w:fldChar w:fldCharType="end"/>
       </w:r>
       <w:r>
+        <w:rPr>
+          <w:rFonts w:hint="eastAsia"/>
+          <w:lang w:val="en-US" w:eastAsia="zh-CN"/>
+        </w:rPr>
+        <w:t xml:space="preserve"> </w:t>
+      </w:r>
+      <w:r>
         <w:t>用户登录功能</w:t>
       </w:r>
       <w:r>
@@ -28482,6 +28484,13 @@
       <w:r>
         <w:rPr>
           <w:rFonts w:hint="eastAsia"/>
+          <w:lang w:val="en-US" w:eastAsia="zh-CN"/>
+        </w:rPr>
+        <w:t xml:space="preserve"> </w:t>
+      </w:r>
+      <w:r>
+        <w:rPr>
+          <w:rFonts w:hint="eastAsia"/>
           <w:lang w:eastAsia="zh-CN"/>
         </w:rPr>
         <w:t>用户注册功能测试账号冲突结果图</w:t>
@@ -29626,6 +29635,13 @@
       <w:r>
         <w:rPr>
           <w:rFonts w:hint="eastAsia"/>
+          <w:lang w:val="en-US" w:eastAsia="zh-CN"/>
+        </w:rPr>
+        <w:t xml:space="preserve"> </w:t>
+      </w:r>
+      <w:r>
+        <w:rPr>
+          <w:rFonts w:hint="eastAsia"/>
           <w:lang w:eastAsia="zh-CN"/>
         </w:rPr>
         <w:t>社团管理功能测试加入社团结果图</w:t>
@@ -31045,6 +31061,13 @@
       <w:r>
         <w:rPr>
           <w:rFonts w:hint="eastAsia"/>
+          <w:lang w:val="en-US" w:eastAsia="zh-CN"/>
+        </w:rPr>
+        <w:t xml:space="preserve"> </w:t>
+      </w:r>
+      <w:r>
+        <w:rPr>
+          <w:rFonts w:hint="eastAsia"/>
           <w:lang w:eastAsia="zh-CN"/>
         </w:rPr>
         <w:t>活动发布与审核功能测试审核通过结果图</w:t>
@@ -32804,6 +32827,13 @@
       <w:r>
         <w:rPr>
           <w:rFonts w:hint="eastAsia"/>
+          <w:lang w:val="en-US" w:eastAsia="zh-CN"/>
+        </w:rPr>
+        <w:t xml:space="preserve"> </w:t>
+      </w:r>
+      <w:r>
+        <w:rPr>
+          <w:rFonts w:hint="eastAsia"/>
           <w:lang w:eastAsia="zh-CN"/>
         </w:rPr>
         <w:t>活动报名与签到功能测试活动报名结果图</w:t>
@@ -33584,7 +33614,6 @@
       <w:pPr>
         <w:pStyle w:val="31"/>
         <w:bidi w:val="0"/>
-        <w:rPr/>
       </w:pPr>
       <w:r>
         <w:t>兼容性测试的目的是确保系统在复杂的移动端环境下能够提供一致的用户体验。因为本系统是基于微信小程序开发的，所以测试重点覆盖了多个维度，包括操作系统版本、屏幕的物理特性以及微信客户端的版本等。</w:t>
@@ -33918,12 +33947,6 @@
             <w:insideH w:val="none" w:color="auto" w:sz="0" w:space="0"/>
             <w:insideV w:val="none" w:color="auto" w:sz="0" w:space="0"/>
           </w:tblBorders>
-          <w:tblCellMar>
-            <w:top w:w="0" w:type="dxa"/>
-            <w:left w:w="10" w:type="dxa"/>
-            <w:bottom w:w="0" w:type="dxa"/>
-            <w:right w:w="10" w:type="dxa"/>
-          </w:tblCellMar>
         </w:tblPrEx>
         <w:trPr>
           <w:jc w:val="center"/>
@@ -35188,15 +35211,7 @@
         <w:rPr>
           <w:rFonts w:hint="default"/>
         </w:rPr>
-        <w:t>经过多轮系统测试，本校园活动管理系统的各个功能模块运行稳定。核心业务流程实现得完整、严谨，过程也很流畅。在功能完备性、系统稳定性、用户体验以及兼容性等各项指标上，系统都表现优异。系统全面实现了用户管理、社团运营、活动的全生命周期管理以及数据统计等核心功能，业务逻辑精准地符合了需求规格。前端界面简洁直观，一键登录和扫码签到等功能大大提升了操作的便捷性。</w:t>
-      </w:r>
-      <w:bookmarkStart w:id="116" w:name="_GoBack"/>
-      <w:bookmarkEnd w:id="116"/>
-      <w:r>
-        <w:rPr>
-          <w:rFonts w:hint="default"/>
-        </w:rPr>
-        <w:t>系统在主流Android和iOS设备的微信客户端上都能稳定运行，没有出现明显的布局错乱或卡顿。</w:t>
+        <w:t>经过多轮系统测试，本校园活动管理系统的各个功能模块运行稳定。核心业务流程实现得完整、严谨，过程也很流畅。在功能完备性、系统稳定性、用户体验以及兼容性等各项指标上，系统都表现优异。系统全面实现了用户管理、社团运营、活动的全生命周期管理以及数据统计等核心功能，业务逻辑精准地符合了需求规格。前端界面简洁直观，一键登录和扫码签到等功能大大提升了操作的便捷性。系统在主流Android和iOS设备的微信客户端上都能稳定运行，没有出现明显的布局错乱或卡顿。</w:t>
       </w:r>
     </w:p>
     <w:p>
@@ -37949,7 +37964,7 @@
       <w:ind w:left="840" w:leftChars="400"/>
     </w:pPr>
     <w:rPr>
-      <w:rFonts w:eastAsia="黑体"/>
+      <w:rFonts w:ascii="黑体" w:hAnsi="黑体" w:eastAsia="黑体"/>
       <w:b/>
       <w:sz w:val="24"/>
     </w:rPr>
@@ -38025,7 +38040,7 @@
       <w:ind w:left="420" w:leftChars="200"/>
     </w:pPr>
     <w:rPr>
-      <w:rFonts w:eastAsia="黑体"/>
+      <w:rFonts w:ascii="黑体" w:hAnsi="黑体" w:eastAsia="黑体"/>
       <w:b/>
       <w:sz w:val="28"/>
     </w:rPr>
@@ -38153,6 +38168,7 @@
     <w:uiPriority w:val="0"/>
     <w:pPr>
       <w:spacing w:before="100" w:beforeLines="100" w:after="100" w:afterLines="100" w:line="400" w:lineRule="exact"/>
+      <w:ind w:firstLine="562" w:firstLineChars="200"/>
       <w:jc w:val="left"/>
     </w:pPr>
     <w:rPr>
@@ -38215,10 +38231,11 @@
     <w:uiPriority w:val="0"/>
     <w:pPr>
       <w:spacing w:before="100" w:beforeLines="100" w:after="100" w:afterLines="100" w:line="400" w:lineRule="exact"/>
+      <w:ind w:firstLine="562" w:firstLineChars="200"/>
       <w:jc w:val="left"/>
     </w:pPr>
     <w:rPr>
-      <w:rFonts w:hint="eastAsia" w:ascii="Times New Roman" w:hAnsi="Times New Roman" w:eastAsia="黑体" w:cs="宋体"/>
+      <w:rFonts w:hint="eastAsia" w:eastAsia="黑体" w:cs="宋体"/>
       <w:b/>
       <w:sz w:val="24"/>
     </w:rPr>

--- a/基于微信小程序的校园活动报名系统设计与实现.docx
+++ b/基于微信小程序的校园活动报名系统设计与实现.docx
@@ -803,6 +803,8 @@
               <w:szCs w:val="24"/>
             </w:rPr>
           </w:pPr>
+          <w:bookmarkStart w:id="116" w:name="_GoBack"/>
+          <w:bookmarkEnd w:id="116"/>
           <w:r>
             <w:rPr>
               <w:rFonts w:hint="eastAsia" w:ascii="黑体" w:hAnsi="黑体" w:eastAsia="黑体" w:cs="黑体"/>
@@ -838,9 +840,28 @@
         <w:p>
           <w:pPr>
             <w:pStyle w:val="17"/>
+            <w:keepNext w:val="0"/>
+            <w:keepLines w:val="0"/>
+            <w:pageBreakBefore w:val="0"/>
+            <w:widowControl w:val="0"/>
             <w:tabs>
               <w:tab w:val="right" w:leader="dot" w:pos="8306"/>
             </w:tabs>
+            <w:kinsoku/>
+            <w:wordWrap/>
+            <w:overflowPunct/>
+            <w:topLinePunct w:val="0"/>
+            <w:autoSpaceDE/>
+            <w:autoSpaceDN/>
+            <w:bidi w:val="0"/>
+            <w:adjustRightInd/>
+            <w:snapToGrid/>
+            <w:spacing w:line="400" w:lineRule="exact"/>
+            <w:textAlignment w:val="auto"/>
+            <w:rPr>
+              <w:sz w:val="30"/>
+              <w:szCs w:val="30"/>
+            </w:rPr>
           </w:pPr>
           <w:r>
             <w:rPr>
@@ -876,17 +897,237 @@
             <w:rPr>
               <w:rFonts w:hint="eastAsia" w:ascii="黑体" w:hAnsi="黑体" w:eastAsia="黑体" w:cs="黑体"/>
               <w:bCs/>
-              <w:szCs w:val="24"/>
+              <w:sz w:val="30"/>
+              <w:szCs w:val="30"/>
             </w:rPr>
             <w:fldChar w:fldCharType="begin"/>
           </w:r>
+          <w:r>
+            <w:rPr>
+              <w:rFonts w:hint="eastAsia" w:ascii="黑体" w:hAnsi="黑体" w:eastAsia="黑体" w:cs="黑体"/>
+              <w:bCs/>
+              <w:sz w:val="30"/>
+              <w:szCs w:val="30"/>
+            </w:rPr>
+            <w:instrText xml:space="preserve"> HYPERLINK \l _Toc15154 </w:instrText>
+          </w:r>
+          <w:r>
+            <w:rPr>
+              <w:rFonts w:hint="eastAsia" w:ascii="黑体" w:hAnsi="黑体" w:eastAsia="黑体" w:cs="黑体"/>
+              <w:bCs/>
+              <w:sz w:val="30"/>
+              <w:szCs w:val="30"/>
+            </w:rPr>
+            <w:fldChar w:fldCharType="separate"/>
+          </w:r>
+          <w:r>
+            <w:rPr>
+              <w:rFonts w:hint="eastAsia" w:ascii="黑体" w:hAnsi="黑体" w:eastAsia="黑体" w:cs="黑体"/>
+              <w:bCs/>
+              <w:sz w:val="30"/>
+              <w:szCs w:val="30"/>
+            </w:rPr>
+            <w:t>摘要</w:t>
+          </w:r>
+          <w:r>
+            <w:rPr>
+              <w:sz w:val="30"/>
+              <w:szCs w:val="30"/>
+            </w:rPr>
+            <w:tab/>
+          </w:r>
+          <w:r>
+            <w:rPr>
+              <w:sz w:val="30"/>
+              <w:szCs w:val="30"/>
+            </w:rPr>
+            <w:fldChar w:fldCharType="begin"/>
+          </w:r>
+          <w:r>
+            <w:rPr>
+              <w:sz w:val="30"/>
+              <w:szCs w:val="30"/>
+            </w:rPr>
+            <w:instrText xml:space="preserve"> PAGEREF _Toc15154 \h </w:instrText>
+          </w:r>
+          <w:r>
+            <w:rPr>
+              <w:sz w:val="30"/>
+              <w:szCs w:val="30"/>
+            </w:rPr>
+            <w:fldChar w:fldCharType="separate"/>
+          </w:r>
+          <w:r>
+            <w:rPr>
+              <w:sz w:val="30"/>
+              <w:szCs w:val="30"/>
+            </w:rPr>
+            <w:t>I</w:t>
+          </w:r>
+          <w:r>
+            <w:rPr>
+              <w:sz w:val="30"/>
+              <w:szCs w:val="30"/>
+            </w:rPr>
+            <w:fldChar w:fldCharType="end"/>
+          </w:r>
+          <w:r>
+            <w:rPr>
+              <w:rFonts w:hint="eastAsia" w:ascii="黑体" w:hAnsi="黑体" w:eastAsia="黑体" w:cs="黑体"/>
+              <w:bCs/>
+              <w:sz w:val="30"/>
+              <w:szCs w:val="30"/>
+            </w:rPr>
+            <w:fldChar w:fldCharType="end"/>
+          </w:r>
+        </w:p>
+        <w:p>
+          <w:pPr>
+            <w:pStyle w:val="17"/>
+            <w:keepNext w:val="0"/>
+            <w:keepLines w:val="0"/>
+            <w:pageBreakBefore w:val="0"/>
+            <w:widowControl w:val="0"/>
+            <w:tabs>
+              <w:tab w:val="right" w:leader="dot" w:pos="8306"/>
+            </w:tabs>
+            <w:kinsoku/>
+            <w:wordWrap/>
+            <w:overflowPunct/>
+            <w:topLinePunct w:val="0"/>
+            <w:autoSpaceDE/>
+            <w:autoSpaceDN/>
+            <w:bidi w:val="0"/>
+            <w:adjustRightInd/>
+            <w:snapToGrid/>
+            <w:spacing w:line="400" w:lineRule="exact"/>
+            <w:textAlignment w:val="auto"/>
+          </w:pPr>
+          <w:r>
+            <w:rPr>
+              <w:rFonts w:hint="eastAsia" w:ascii="黑体" w:hAnsi="黑体" w:eastAsia="黑体" w:cs="黑体"/>
+              <w:bCs/>
+              <w:sz w:val="30"/>
+              <w:szCs w:val="30"/>
+            </w:rPr>
+            <w:fldChar w:fldCharType="begin"/>
+          </w:r>
+          <w:r>
+            <w:rPr>
+              <w:rFonts w:hint="eastAsia" w:ascii="黑体" w:hAnsi="黑体" w:eastAsia="黑体" w:cs="黑体"/>
+              <w:bCs/>
+              <w:sz w:val="30"/>
+              <w:szCs w:val="30"/>
+            </w:rPr>
+            <w:instrText xml:space="preserve"> HYPERLINK \l _Toc25658 </w:instrText>
+          </w:r>
+          <w:r>
+            <w:rPr>
+              <w:rFonts w:hint="eastAsia" w:ascii="黑体" w:hAnsi="黑体" w:eastAsia="黑体" w:cs="黑体"/>
+              <w:bCs/>
+              <w:sz w:val="30"/>
+              <w:szCs w:val="30"/>
+            </w:rPr>
+            <w:fldChar w:fldCharType="separate"/>
+          </w:r>
+          <w:r>
+            <w:rPr>
+              <w:rFonts w:hint="eastAsia" w:ascii="黑体" w:hAnsi="黑体" w:eastAsia="黑体" w:cs="黑体"/>
+              <w:bCs/>
+              <w:sz w:val="30"/>
+              <w:szCs w:val="30"/>
+            </w:rPr>
+            <w:t>Abstract</w:t>
+          </w:r>
+          <w:r>
+            <w:rPr>
+              <w:sz w:val="30"/>
+              <w:szCs w:val="30"/>
+            </w:rPr>
+            <w:tab/>
+          </w:r>
+          <w:r>
+            <w:rPr>
+              <w:sz w:val="30"/>
+              <w:szCs w:val="30"/>
+            </w:rPr>
+            <w:fldChar w:fldCharType="begin"/>
+          </w:r>
+          <w:r>
+            <w:rPr>
+              <w:sz w:val="30"/>
+              <w:szCs w:val="30"/>
+            </w:rPr>
+            <w:instrText xml:space="preserve"> PAGEREF _Toc25658 \h </w:instrText>
+          </w:r>
+          <w:r>
+            <w:rPr>
+              <w:sz w:val="30"/>
+              <w:szCs w:val="30"/>
+            </w:rPr>
+            <w:fldChar w:fldCharType="separate"/>
+          </w:r>
+          <w:r>
+            <w:rPr>
+              <w:sz w:val="30"/>
+              <w:szCs w:val="30"/>
+            </w:rPr>
+            <w:t>II</w:t>
+          </w:r>
+          <w:r>
+            <w:rPr>
+              <w:sz w:val="30"/>
+              <w:szCs w:val="30"/>
+            </w:rPr>
+            <w:fldChar w:fldCharType="end"/>
+          </w:r>
+          <w:r>
+            <w:rPr>
+              <w:rFonts w:hint="eastAsia" w:ascii="黑体" w:hAnsi="黑体" w:eastAsia="黑体" w:cs="黑体"/>
+              <w:bCs/>
+              <w:sz w:val="30"/>
+              <w:szCs w:val="30"/>
+            </w:rPr>
+            <w:fldChar w:fldCharType="end"/>
+          </w:r>
+        </w:p>
+        <w:p>
+          <w:pPr>
+            <w:pStyle w:val="17"/>
+            <w:keepNext w:val="0"/>
+            <w:keepLines w:val="0"/>
+            <w:pageBreakBefore w:val="0"/>
+            <w:widowControl w:val="0"/>
+            <w:tabs>
+              <w:tab w:val="right" w:leader="dot" w:pos="8306"/>
+            </w:tabs>
+            <w:kinsoku/>
+            <w:wordWrap/>
+            <w:overflowPunct/>
+            <w:topLinePunct w:val="0"/>
+            <w:autoSpaceDE/>
+            <w:autoSpaceDN/>
+            <w:bidi w:val="0"/>
+            <w:adjustRightInd/>
+            <w:snapToGrid/>
+            <w:spacing w:line="400" w:lineRule="exact"/>
+            <w:textAlignment w:val="auto"/>
+          </w:pPr>
           <w:r>
             <w:rPr>
               <w:rFonts w:hint="eastAsia" w:ascii="黑体" w:hAnsi="黑体" w:eastAsia="黑体" w:cs="黑体"/>
               <w:bCs/>
               <w:szCs w:val="24"/>
             </w:rPr>
-            <w:instrText xml:space="preserve"> HYPERLINK \l _Toc15154 </w:instrText>
+            <w:fldChar w:fldCharType="begin"/>
+          </w:r>
+          <w:r>
+            <w:rPr>
+              <w:rFonts w:hint="eastAsia" w:ascii="黑体" w:hAnsi="黑体" w:eastAsia="黑体" w:cs="黑体"/>
+              <w:bCs/>
+              <w:szCs w:val="24"/>
+            </w:rPr>
+            <w:instrText xml:space="preserve"> HYPERLINK \l _Toc30139 </w:instrText>
           </w:r>
           <w:r>
             <w:rPr>
@@ -897,12 +1138,7 @@
             <w:fldChar w:fldCharType="separate"/>
           </w:r>
           <w:r>
-            <w:rPr>
-              <w:rFonts w:hint="eastAsia" w:ascii="黑体" w:hAnsi="黑体" w:eastAsia="黑体" w:cs="黑体"/>
-              <w:bCs/>
-              <w:szCs w:val="30"/>
-            </w:rPr>
-            <w:t>摘要</w:t>
+            <w:t>1 绪论</w:t>
           </w:r>
           <w:r>
             <w:tab/>
@@ -911,13 +1147,13 @@
             <w:fldChar w:fldCharType="begin"/>
           </w:r>
           <w:r>
-            <w:instrText xml:space="preserve"> PAGEREF _Toc15154 \h </w:instrText>
+            <w:instrText xml:space="preserve"> PAGEREF _Toc30139 \h </w:instrText>
           </w:r>
           <w:r>
             <w:fldChar w:fldCharType="separate"/>
           </w:r>
           <w:r>
-            <w:t>I</w:t>
+            <w:t>1</w:t>
           </w:r>
           <w:r>
             <w:fldChar w:fldCharType="end"/>
@@ -933,10 +1169,25 @@
         </w:p>
         <w:p>
           <w:pPr>
-            <w:pStyle w:val="17"/>
+            <w:pStyle w:val="18"/>
+            <w:keepNext w:val="0"/>
+            <w:keepLines w:val="0"/>
+            <w:pageBreakBefore w:val="0"/>
+            <w:widowControl w:val="0"/>
             <w:tabs>
               <w:tab w:val="right" w:leader="dot" w:pos="8306"/>
             </w:tabs>
+            <w:kinsoku/>
+            <w:wordWrap/>
+            <w:overflowPunct/>
+            <w:topLinePunct w:val="0"/>
+            <w:autoSpaceDE/>
+            <w:autoSpaceDN/>
+            <w:bidi w:val="0"/>
+            <w:adjustRightInd/>
+            <w:snapToGrid/>
+            <w:spacing w:line="400" w:lineRule="exact"/>
+            <w:textAlignment w:val="auto"/>
           </w:pPr>
           <w:r>
             <w:rPr>
@@ -952,7 +1203,7 @@
               <w:bCs/>
               <w:szCs w:val="24"/>
             </w:rPr>
-            <w:instrText xml:space="preserve"> HYPERLINK \l _Toc25658 </w:instrText>
+            <w:instrText xml:space="preserve"> HYPERLINK \l _Toc12893 </w:instrText>
           </w:r>
           <w:r>
             <w:rPr>
@@ -966,9 +1217,9 @@
             <w:rPr>
               <w:rFonts w:hint="eastAsia" w:ascii="黑体" w:hAnsi="黑体" w:eastAsia="黑体" w:cs="黑体"/>
               <w:bCs/>
-              <w:szCs w:val="30"/>
+              <w:szCs w:val="28"/>
             </w:rPr>
-            <w:t>Abstract</w:t>
+            <w:t>1.1 研究背景及意义</w:t>
           </w:r>
           <w:r>
             <w:tab/>
@@ -977,13 +1228,13 @@
             <w:fldChar w:fldCharType="begin"/>
           </w:r>
           <w:r>
-            <w:instrText xml:space="preserve"> PAGEREF _Toc25658 \h </w:instrText>
+            <w:instrText xml:space="preserve"> PAGEREF _Toc12893 \h </w:instrText>
           </w:r>
           <w:r>
             <w:fldChar w:fldCharType="separate"/>
           </w:r>
           <w:r>
-            <w:t>II</w:t>
+            <w:t>1</w:t>
           </w:r>
           <w:r>
             <w:fldChar w:fldCharType="end"/>
@@ -999,10 +1250,25 @@
         </w:p>
         <w:p>
           <w:pPr>
-            <w:pStyle w:val="17"/>
+            <w:pStyle w:val="18"/>
+            <w:keepNext w:val="0"/>
+            <w:keepLines w:val="0"/>
+            <w:pageBreakBefore w:val="0"/>
+            <w:widowControl w:val="0"/>
             <w:tabs>
               <w:tab w:val="right" w:leader="dot" w:pos="8306"/>
             </w:tabs>
+            <w:kinsoku/>
+            <w:wordWrap/>
+            <w:overflowPunct/>
+            <w:topLinePunct w:val="0"/>
+            <w:autoSpaceDE/>
+            <w:autoSpaceDN/>
+            <w:bidi w:val="0"/>
+            <w:adjustRightInd/>
+            <w:snapToGrid/>
+            <w:spacing w:line="400" w:lineRule="exact"/>
+            <w:textAlignment w:val="auto"/>
           </w:pPr>
           <w:r>
             <w:rPr>
@@ -1018,7 +1284,7 @@
               <w:bCs/>
               <w:szCs w:val="24"/>
             </w:rPr>
-            <w:instrText xml:space="preserve"> HYPERLINK \l _Toc30139 </w:instrText>
+            <w:instrText xml:space="preserve"> HYPERLINK \l _Toc9272 </w:instrText>
           </w:r>
           <w:r>
             <w:rPr>
@@ -1029,7 +1295,7 @@
             <w:fldChar w:fldCharType="separate"/>
           </w:r>
           <w:r>
-            <w:t>1 绪论</w:t>
+            <w:t>1.2 研究目标</w:t>
           </w:r>
           <w:r>
             <w:tab/>
@@ -1038,7 +1304,7 @@
             <w:fldChar w:fldCharType="begin"/>
           </w:r>
           <w:r>
-            <w:instrText xml:space="preserve"> PAGEREF _Toc30139 \h </w:instrText>
+            <w:instrText xml:space="preserve"> PAGEREF _Toc9272 \h </w:instrText>
           </w:r>
           <w:r>
             <w:fldChar w:fldCharType="separate"/>
@@ -1061,9 +1327,24 @@
         <w:p>
           <w:pPr>
             <w:pStyle w:val="18"/>
+            <w:keepNext w:val="0"/>
+            <w:keepLines w:val="0"/>
+            <w:pageBreakBefore w:val="0"/>
+            <w:widowControl w:val="0"/>
             <w:tabs>
               <w:tab w:val="right" w:leader="dot" w:pos="8306"/>
             </w:tabs>
+            <w:kinsoku/>
+            <w:wordWrap/>
+            <w:overflowPunct/>
+            <w:topLinePunct w:val="0"/>
+            <w:autoSpaceDE/>
+            <w:autoSpaceDN/>
+            <w:bidi w:val="0"/>
+            <w:adjustRightInd/>
+            <w:snapToGrid/>
+            <w:spacing w:line="400" w:lineRule="exact"/>
+            <w:textAlignment w:val="auto"/>
           </w:pPr>
           <w:r>
             <w:rPr>
@@ -1079,7 +1360,7 @@
               <w:bCs/>
               <w:szCs w:val="24"/>
             </w:rPr>
-            <w:instrText xml:space="preserve"> HYPERLINK \l _Toc12893 </w:instrText>
+            <w:instrText xml:space="preserve"> HYPERLINK \l _Toc9684 </w:instrText>
           </w:r>
           <w:r>
             <w:rPr>
@@ -1090,12 +1371,7 @@
             <w:fldChar w:fldCharType="separate"/>
           </w:r>
           <w:r>
-            <w:rPr>
-              <w:rFonts w:hint="eastAsia" w:ascii="黑体" w:hAnsi="黑体" w:eastAsia="黑体" w:cs="黑体"/>
-              <w:bCs/>
-              <w:szCs w:val="28"/>
-            </w:rPr>
-            <w:t>1.1 研究背景及意义</w:t>
+            <w:t>1.3 国内外现状</w:t>
           </w:r>
           <w:r>
             <w:tab/>
@@ -1104,13 +1380,13 @@
             <w:fldChar w:fldCharType="begin"/>
           </w:r>
           <w:r>
-            <w:instrText xml:space="preserve"> PAGEREF _Toc12893 \h </w:instrText>
+            <w:instrText xml:space="preserve"> PAGEREF _Toc9684 \h </w:instrText>
           </w:r>
           <w:r>
             <w:fldChar w:fldCharType="separate"/>
           </w:r>
           <w:r>
-            <w:t>1</w:t>
+            <w:t>2</w:t>
           </w:r>
           <w:r>
             <w:fldChar w:fldCharType="end"/>
@@ -1126,10 +1402,25 @@
         </w:p>
         <w:p>
           <w:pPr>
-            <w:pStyle w:val="18"/>
+            <w:pStyle w:val="17"/>
+            <w:keepNext w:val="0"/>
+            <w:keepLines w:val="0"/>
+            <w:pageBreakBefore w:val="0"/>
+            <w:widowControl w:val="0"/>
             <w:tabs>
               <w:tab w:val="right" w:leader="dot" w:pos="8306"/>
             </w:tabs>
+            <w:kinsoku/>
+            <w:wordWrap/>
+            <w:overflowPunct/>
+            <w:topLinePunct w:val="0"/>
+            <w:autoSpaceDE/>
+            <w:autoSpaceDN/>
+            <w:bidi w:val="0"/>
+            <w:adjustRightInd/>
+            <w:snapToGrid/>
+            <w:spacing w:line="400" w:lineRule="exact"/>
+            <w:textAlignment w:val="auto"/>
           </w:pPr>
           <w:r>
             <w:rPr>
@@ -1145,7 +1436,7 @@
               <w:bCs/>
               <w:szCs w:val="24"/>
             </w:rPr>
-            <w:instrText xml:space="preserve"> HYPERLINK \l _Toc9272 </w:instrText>
+            <w:instrText xml:space="preserve"> HYPERLINK \l _Toc28712 </w:instrText>
           </w:r>
           <w:r>
             <w:rPr>
@@ -1156,7 +1447,7 @@
             <w:fldChar w:fldCharType="separate"/>
           </w:r>
           <w:r>
-            <w:t>1.2 研究目标</w:t>
+            <w:t>2 相关技术</w:t>
           </w:r>
           <w:r>
             <w:tab/>
@@ -1165,13 +1456,13 @@
             <w:fldChar w:fldCharType="begin"/>
           </w:r>
           <w:r>
-            <w:instrText xml:space="preserve"> PAGEREF _Toc9272 \h </w:instrText>
+            <w:instrText xml:space="preserve"> PAGEREF _Toc28712 \h </w:instrText>
           </w:r>
           <w:r>
             <w:fldChar w:fldCharType="separate"/>
           </w:r>
           <w:r>
-            <w:t>1</w:t>
+            <w:t>3</w:t>
           </w:r>
           <w:r>
             <w:fldChar w:fldCharType="end"/>
@@ -1188,9 +1479,24 @@
         <w:p>
           <w:pPr>
             <w:pStyle w:val="18"/>
+            <w:keepNext w:val="0"/>
+            <w:keepLines w:val="0"/>
+            <w:pageBreakBefore w:val="0"/>
+            <w:widowControl w:val="0"/>
             <w:tabs>
               <w:tab w:val="right" w:leader="dot" w:pos="8306"/>
             </w:tabs>
+            <w:kinsoku/>
+            <w:wordWrap/>
+            <w:overflowPunct/>
+            <w:topLinePunct w:val="0"/>
+            <w:autoSpaceDE/>
+            <w:autoSpaceDN/>
+            <w:bidi w:val="0"/>
+            <w:adjustRightInd/>
+            <w:snapToGrid/>
+            <w:spacing w:line="400" w:lineRule="exact"/>
+            <w:textAlignment w:val="auto"/>
           </w:pPr>
           <w:r>
             <w:rPr>
@@ -1206,7 +1512,7 @@
               <w:bCs/>
               <w:szCs w:val="24"/>
             </w:rPr>
-            <w:instrText xml:space="preserve"> HYPERLINK \l _Toc9684 </w:instrText>
+            <w:instrText xml:space="preserve"> HYPERLINK \l _Toc26020 </w:instrText>
           </w:r>
           <w:r>
             <w:rPr>
@@ -1217,7 +1523,7 @@
             <w:fldChar w:fldCharType="separate"/>
           </w:r>
           <w:r>
-            <w:t>1.3 国内外现状</w:t>
+            <w:t>2.1 后端技术栈</w:t>
           </w:r>
           <w:r>
             <w:tab/>
@@ -1226,13 +1532,13 @@
             <w:fldChar w:fldCharType="begin"/>
           </w:r>
           <w:r>
-            <w:instrText xml:space="preserve"> PAGEREF _Toc9684 \h </w:instrText>
+            <w:instrText xml:space="preserve"> PAGEREF _Toc26020 \h </w:instrText>
           </w:r>
           <w:r>
             <w:fldChar w:fldCharType="separate"/>
           </w:r>
           <w:r>
-            <w:t>2</w:t>
+            <w:t>3</w:t>
           </w:r>
           <w:r>
             <w:fldChar w:fldCharType="end"/>
@@ -1248,10 +1554,25 @@
         </w:p>
         <w:p>
           <w:pPr>
-            <w:pStyle w:val="17"/>
+            <w:pStyle w:val="13"/>
+            <w:keepNext w:val="0"/>
+            <w:keepLines w:val="0"/>
+            <w:pageBreakBefore w:val="0"/>
+            <w:widowControl w:val="0"/>
             <w:tabs>
               <w:tab w:val="right" w:leader="dot" w:pos="8306"/>
             </w:tabs>
+            <w:kinsoku/>
+            <w:wordWrap/>
+            <w:overflowPunct/>
+            <w:topLinePunct w:val="0"/>
+            <w:autoSpaceDE/>
+            <w:autoSpaceDN/>
+            <w:bidi w:val="0"/>
+            <w:adjustRightInd/>
+            <w:snapToGrid/>
+            <w:spacing w:line="400" w:lineRule="exact"/>
+            <w:textAlignment w:val="auto"/>
           </w:pPr>
           <w:r>
             <w:rPr>
@@ -1267,7 +1588,7 @@
               <w:bCs/>
               <w:szCs w:val="24"/>
             </w:rPr>
-            <w:instrText xml:space="preserve"> HYPERLINK \l _Toc28712 </w:instrText>
+            <w:instrText xml:space="preserve"> HYPERLINK \l _Toc502 </w:instrText>
           </w:r>
           <w:r>
             <w:rPr>
@@ -1278,7 +1599,13 @@
             <w:fldChar w:fldCharType="separate"/>
           </w:r>
           <w:r>
-            <w:t>2 相关技术</w:t>
+            <w:t xml:space="preserve">2.1.1 </w:t>
+          </w:r>
+          <w:r>
+            <w:rPr>
+              <w:rFonts w:hint="eastAsia" w:ascii="黑体" w:hAnsi="黑体" w:eastAsia="黑体" w:cs="黑体"/>
+            </w:rPr>
+            <w:t>Sprint Boot3</w:t>
           </w:r>
           <w:r>
             <w:tab/>
@@ -1287,7 +1614,7 @@
             <w:fldChar w:fldCharType="begin"/>
           </w:r>
           <w:r>
-            <w:instrText xml:space="preserve"> PAGEREF _Toc28712 \h </w:instrText>
+            <w:instrText xml:space="preserve"> PAGEREF _Toc502 \h </w:instrText>
           </w:r>
           <w:r>
             <w:fldChar w:fldCharType="separate"/>
@@ -1309,10 +1636,25 @@
         </w:p>
         <w:p>
           <w:pPr>
-            <w:pStyle w:val="18"/>
+            <w:pStyle w:val="13"/>
+            <w:keepNext w:val="0"/>
+            <w:keepLines w:val="0"/>
+            <w:pageBreakBefore w:val="0"/>
+            <w:widowControl w:val="0"/>
             <w:tabs>
               <w:tab w:val="right" w:leader="dot" w:pos="8306"/>
             </w:tabs>
+            <w:kinsoku/>
+            <w:wordWrap/>
+            <w:overflowPunct/>
+            <w:topLinePunct w:val="0"/>
+            <w:autoSpaceDE/>
+            <w:autoSpaceDN/>
+            <w:bidi w:val="0"/>
+            <w:adjustRightInd/>
+            <w:snapToGrid/>
+            <w:spacing w:line="400" w:lineRule="exact"/>
+            <w:textAlignment w:val="auto"/>
           </w:pPr>
           <w:r>
             <w:rPr>
@@ -1328,7 +1670,7 @@
               <w:bCs/>
               <w:szCs w:val="24"/>
             </w:rPr>
-            <w:instrText xml:space="preserve"> HYPERLINK \l _Toc26020 </w:instrText>
+            <w:instrText xml:space="preserve"> HYPERLINK \l _Toc2079 </w:instrText>
           </w:r>
           <w:r>
             <w:rPr>
@@ -1339,7 +1681,13 @@
             <w:fldChar w:fldCharType="separate"/>
           </w:r>
           <w:r>
-            <w:t>2.1 后端技术栈</w:t>
+            <w:t xml:space="preserve">2.1.2 </w:t>
+          </w:r>
+          <w:r>
+            <w:rPr>
+              <w:rFonts w:hint="eastAsia" w:ascii="黑体" w:hAnsi="黑体" w:eastAsia="黑体" w:cs="黑体"/>
+            </w:rPr>
+            <w:t>MyBatis-Plus</w:t>
           </w:r>
           <w:r>
             <w:tab/>
@@ -1348,7 +1696,7 @@
             <w:fldChar w:fldCharType="begin"/>
           </w:r>
           <w:r>
-            <w:instrText xml:space="preserve"> PAGEREF _Toc26020 \h </w:instrText>
+            <w:instrText xml:space="preserve"> PAGEREF _Toc2079 \h </w:instrText>
           </w:r>
           <w:r>
             <w:fldChar w:fldCharType="separate"/>
@@ -1371,9 +1719,24 @@
         <w:p>
           <w:pPr>
             <w:pStyle w:val="13"/>
+            <w:keepNext w:val="0"/>
+            <w:keepLines w:val="0"/>
+            <w:pageBreakBefore w:val="0"/>
+            <w:widowControl w:val="0"/>
             <w:tabs>
               <w:tab w:val="right" w:leader="dot" w:pos="8306"/>
             </w:tabs>
+            <w:kinsoku/>
+            <w:wordWrap/>
+            <w:overflowPunct/>
+            <w:topLinePunct w:val="0"/>
+            <w:autoSpaceDE/>
+            <w:autoSpaceDN/>
+            <w:bidi w:val="0"/>
+            <w:adjustRightInd/>
+            <w:snapToGrid/>
+            <w:spacing w:line="400" w:lineRule="exact"/>
+            <w:textAlignment w:val="auto"/>
           </w:pPr>
           <w:r>
             <w:rPr>
@@ -1389,7 +1752,7 @@
               <w:bCs/>
               <w:szCs w:val="24"/>
             </w:rPr>
-            <w:instrText xml:space="preserve"> HYPERLINK \l _Toc502 </w:instrText>
+            <w:instrText xml:space="preserve"> HYPERLINK \l _Toc12278 </w:instrText>
           </w:r>
           <w:r>
             <w:rPr>
@@ -1400,13 +1763,13 @@
             <w:fldChar w:fldCharType="separate"/>
           </w:r>
           <w:r>
-            <w:t xml:space="preserve">2.1.1 </w:t>
+            <w:t xml:space="preserve">2.1.3 </w:t>
           </w:r>
           <w:r>
             <w:rPr>
-              <w:rFonts w:hint="eastAsia" w:ascii="黑体" w:hAnsi="黑体" w:eastAsia="黑体" w:cs="黑体"/>
+              <w:rFonts w:hint="default"/>
             </w:rPr>
-            <w:t>Sprint Boot3</w:t>
+            <w:t>Mysql</w:t>
           </w:r>
           <w:r>
             <w:tab/>
@@ -1415,7 +1778,7 @@
             <w:fldChar w:fldCharType="begin"/>
           </w:r>
           <w:r>
-            <w:instrText xml:space="preserve"> PAGEREF _Toc502 \h </w:instrText>
+            <w:instrText xml:space="preserve"> PAGEREF _Toc12278 \h </w:instrText>
           </w:r>
           <w:r>
             <w:fldChar w:fldCharType="separate"/>
@@ -1438,9 +1801,24 @@
         <w:p>
           <w:pPr>
             <w:pStyle w:val="13"/>
+            <w:keepNext w:val="0"/>
+            <w:keepLines w:val="0"/>
+            <w:pageBreakBefore w:val="0"/>
+            <w:widowControl w:val="0"/>
             <w:tabs>
               <w:tab w:val="right" w:leader="dot" w:pos="8306"/>
             </w:tabs>
+            <w:kinsoku/>
+            <w:wordWrap/>
+            <w:overflowPunct/>
+            <w:topLinePunct w:val="0"/>
+            <w:autoSpaceDE/>
+            <w:autoSpaceDN/>
+            <w:bidi w:val="0"/>
+            <w:adjustRightInd/>
+            <w:snapToGrid/>
+            <w:spacing w:line="400" w:lineRule="exact"/>
+            <w:textAlignment w:val="auto"/>
           </w:pPr>
           <w:r>
             <w:rPr>
@@ -1456,7 +1834,7 @@
               <w:bCs/>
               <w:szCs w:val="24"/>
             </w:rPr>
-            <w:instrText xml:space="preserve"> HYPERLINK \l _Toc2079 </w:instrText>
+            <w:instrText xml:space="preserve"> HYPERLINK \l _Toc26217 </w:instrText>
           </w:r>
           <w:r>
             <w:rPr>
@@ -1467,13 +1845,10 @@
             <w:fldChar w:fldCharType="separate"/>
           </w:r>
           <w:r>
-            <w:t xml:space="preserve">2.1.2 </w:t>
-          </w:r>
-          <w:r>
             <w:rPr>
-              <w:rFonts w:hint="eastAsia" w:ascii="黑体" w:hAnsi="黑体" w:eastAsia="黑体" w:cs="黑体"/>
+              <w:rFonts w:hint="default"/>
             </w:rPr>
-            <w:t>MyBatis-Plus</w:t>
+            <w:t>2.1.4 ZXing (Google)</w:t>
           </w:r>
           <w:r>
             <w:tab/>
@@ -1482,7 +1857,7 @@
             <w:fldChar w:fldCharType="begin"/>
           </w:r>
           <w:r>
-            <w:instrText xml:space="preserve"> PAGEREF _Toc2079 \h </w:instrText>
+            <w:instrText xml:space="preserve"> PAGEREF _Toc26217 \h </w:instrText>
           </w:r>
           <w:r>
             <w:fldChar w:fldCharType="separate"/>
@@ -1505,9 +1880,24 @@
         <w:p>
           <w:pPr>
             <w:pStyle w:val="13"/>
+            <w:keepNext w:val="0"/>
+            <w:keepLines w:val="0"/>
+            <w:pageBreakBefore w:val="0"/>
+            <w:widowControl w:val="0"/>
             <w:tabs>
               <w:tab w:val="right" w:leader="dot" w:pos="8306"/>
             </w:tabs>
+            <w:kinsoku/>
+            <w:wordWrap/>
+            <w:overflowPunct/>
+            <w:topLinePunct w:val="0"/>
+            <w:autoSpaceDE/>
+            <w:autoSpaceDN/>
+            <w:bidi w:val="0"/>
+            <w:adjustRightInd/>
+            <w:snapToGrid/>
+            <w:spacing w:line="400" w:lineRule="exact"/>
+            <w:textAlignment w:val="auto"/>
           </w:pPr>
           <w:r>
             <w:rPr>
@@ -1523,7 +1913,7 @@
               <w:bCs/>
               <w:szCs w:val="24"/>
             </w:rPr>
-            <w:instrText xml:space="preserve"> HYPERLINK \l _Toc12278 </w:instrText>
+            <w:instrText xml:space="preserve"> HYPERLINK \l _Toc25175 </w:instrText>
           </w:r>
           <w:r>
             <w:rPr>
@@ -1534,13 +1924,10 @@
             <w:fldChar w:fldCharType="separate"/>
           </w:r>
           <w:r>
-            <w:t xml:space="preserve">2.1.3 </w:t>
-          </w:r>
-          <w:r>
             <w:rPr>
               <w:rFonts w:hint="default"/>
             </w:rPr>
-            <w:t>Mysql</w:t>
+            <w:t>2.1.5 RestTemplate</w:t>
           </w:r>
           <w:r>
             <w:tab/>
@@ -1549,7 +1936,7 @@
             <w:fldChar w:fldCharType="begin"/>
           </w:r>
           <w:r>
-            <w:instrText xml:space="preserve"> PAGEREF _Toc12278 \h </w:instrText>
+            <w:instrText xml:space="preserve"> PAGEREF _Toc25175 \h </w:instrText>
           </w:r>
           <w:r>
             <w:fldChar w:fldCharType="separate"/>
@@ -1571,10 +1958,25 @@
         </w:p>
         <w:p>
           <w:pPr>
-            <w:pStyle w:val="13"/>
+            <w:pStyle w:val="18"/>
+            <w:keepNext w:val="0"/>
+            <w:keepLines w:val="0"/>
+            <w:pageBreakBefore w:val="0"/>
+            <w:widowControl w:val="0"/>
             <w:tabs>
               <w:tab w:val="right" w:leader="dot" w:pos="8306"/>
             </w:tabs>
+            <w:kinsoku/>
+            <w:wordWrap/>
+            <w:overflowPunct/>
+            <w:topLinePunct w:val="0"/>
+            <w:autoSpaceDE/>
+            <w:autoSpaceDN/>
+            <w:bidi w:val="0"/>
+            <w:adjustRightInd/>
+            <w:snapToGrid/>
+            <w:spacing w:line="400" w:lineRule="exact"/>
+            <w:textAlignment w:val="auto"/>
           </w:pPr>
           <w:r>
             <w:rPr>
@@ -1590,7 +1992,7 @@
               <w:bCs/>
               <w:szCs w:val="24"/>
             </w:rPr>
-            <w:instrText xml:space="preserve"> HYPERLINK \l _Toc26217 </w:instrText>
+            <w:instrText xml:space="preserve"> HYPERLINK \l _Toc21804 </w:instrText>
           </w:r>
           <w:r>
             <w:rPr>
@@ -1601,10 +2003,7 @@
             <w:fldChar w:fldCharType="separate"/>
           </w:r>
           <w:r>
-            <w:rPr>
-              <w:rFonts w:hint="default"/>
-            </w:rPr>
-            <w:t>2.1.4 ZXing (Google)</w:t>
+            <w:t>2.2 前端技术栈</w:t>
           </w:r>
           <w:r>
             <w:tab/>
@@ -1613,13 +2012,13 @@
             <w:fldChar w:fldCharType="begin"/>
           </w:r>
           <w:r>
-            <w:instrText xml:space="preserve"> PAGEREF _Toc26217 \h </w:instrText>
+            <w:instrText xml:space="preserve"> PAGEREF _Toc21804 \h </w:instrText>
           </w:r>
           <w:r>
             <w:fldChar w:fldCharType="separate"/>
           </w:r>
           <w:r>
-            <w:t>3</w:t>
+            <w:t>4</w:t>
           </w:r>
           <w:r>
             <w:fldChar w:fldCharType="end"/>
@@ -1636,9 +2035,24 @@
         <w:p>
           <w:pPr>
             <w:pStyle w:val="13"/>
+            <w:keepNext w:val="0"/>
+            <w:keepLines w:val="0"/>
+            <w:pageBreakBefore w:val="0"/>
+            <w:widowControl w:val="0"/>
             <w:tabs>
               <w:tab w:val="right" w:leader="dot" w:pos="8306"/>
             </w:tabs>
+            <w:kinsoku/>
+            <w:wordWrap/>
+            <w:overflowPunct/>
+            <w:topLinePunct w:val="0"/>
+            <w:autoSpaceDE/>
+            <w:autoSpaceDN/>
+            <w:bidi w:val="0"/>
+            <w:adjustRightInd/>
+            <w:snapToGrid/>
+            <w:spacing w:line="400" w:lineRule="exact"/>
+            <w:textAlignment w:val="auto"/>
           </w:pPr>
           <w:r>
             <w:rPr>
@@ -1654,7 +2068,7 @@
               <w:bCs/>
               <w:szCs w:val="24"/>
             </w:rPr>
-            <w:instrText xml:space="preserve"> HYPERLINK \l _Toc25175 </w:instrText>
+            <w:instrText xml:space="preserve"> HYPERLINK \l _Toc15238 </w:instrText>
           </w:r>
           <w:r>
             <w:rPr>
@@ -1665,10 +2079,7 @@
             <w:fldChar w:fldCharType="separate"/>
           </w:r>
           <w:r>
-            <w:rPr>
-              <w:rFonts w:hint="default"/>
-            </w:rPr>
-            <w:t>2.1.5 RestTemplate</w:t>
+            <w:t>2.2.1 uni-app</w:t>
           </w:r>
           <w:r>
             <w:tab/>
@@ -1677,13 +2088,13 @@
             <w:fldChar w:fldCharType="begin"/>
           </w:r>
           <w:r>
-            <w:instrText xml:space="preserve"> PAGEREF _Toc25175 \h </w:instrText>
+            <w:instrText xml:space="preserve"> PAGEREF _Toc15238 \h </w:instrText>
           </w:r>
           <w:r>
             <w:fldChar w:fldCharType="separate"/>
           </w:r>
           <w:r>
-            <w:t>3</w:t>
+            <w:t>4</w:t>
           </w:r>
           <w:r>
             <w:fldChar w:fldCharType="end"/>
@@ -1699,10 +2110,25 @@
         </w:p>
         <w:p>
           <w:pPr>
-            <w:pStyle w:val="18"/>
+            <w:pStyle w:val="13"/>
+            <w:keepNext w:val="0"/>
+            <w:keepLines w:val="0"/>
+            <w:pageBreakBefore w:val="0"/>
+            <w:widowControl w:val="0"/>
             <w:tabs>
               <w:tab w:val="right" w:leader="dot" w:pos="8306"/>
             </w:tabs>
+            <w:kinsoku/>
+            <w:wordWrap/>
+            <w:overflowPunct/>
+            <w:topLinePunct w:val="0"/>
+            <w:autoSpaceDE/>
+            <w:autoSpaceDN/>
+            <w:bidi w:val="0"/>
+            <w:adjustRightInd/>
+            <w:snapToGrid/>
+            <w:spacing w:line="400" w:lineRule="exact"/>
+            <w:textAlignment w:val="auto"/>
           </w:pPr>
           <w:r>
             <w:rPr>
@@ -1718,7 +2144,7 @@
               <w:bCs/>
               <w:szCs w:val="24"/>
             </w:rPr>
-            <w:instrText xml:space="preserve"> HYPERLINK \l _Toc21804 </w:instrText>
+            <w:instrText xml:space="preserve"> HYPERLINK \l _Toc13276 </w:instrText>
           </w:r>
           <w:r>
             <w:rPr>
@@ -1729,7 +2155,7 @@
             <w:fldChar w:fldCharType="separate"/>
           </w:r>
           <w:r>
-            <w:t>2.2 前端技术栈</w:t>
+            <w:t>2.2.2 Vue 3</w:t>
           </w:r>
           <w:r>
             <w:tab/>
@@ -1738,7 +2164,7 @@
             <w:fldChar w:fldCharType="begin"/>
           </w:r>
           <w:r>
-            <w:instrText xml:space="preserve"> PAGEREF _Toc21804 \h </w:instrText>
+            <w:instrText xml:space="preserve"> PAGEREF _Toc13276 \h </w:instrText>
           </w:r>
           <w:r>
             <w:fldChar w:fldCharType="separate"/>
@@ -1761,9 +2187,24 @@
         <w:p>
           <w:pPr>
             <w:pStyle w:val="13"/>
+            <w:keepNext w:val="0"/>
+            <w:keepLines w:val="0"/>
+            <w:pageBreakBefore w:val="0"/>
+            <w:widowControl w:val="0"/>
             <w:tabs>
               <w:tab w:val="right" w:leader="dot" w:pos="8306"/>
             </w:tabs>
+            <w:kinsoku/>
+            <w:wordWrap/>
+            <w:overflowPunct/>
+            <w:topLinePunct w:val="0"/>
+            <w:autoSpaceDE/>
+            <w:autoSpaceDN/>
+            <w:bidi w:val="0"/>
+            <w:adjustRightInd/>
+            <w:snapToGrid/>
+            <w:spacing w:line="400" w:lineRule="exact"/>
+            <w:textAlignment w:val="auto"/>
           </w:pPr>
           <w:r>
             <w:rPr>
@@ -1779,7 +2220,7 @@
               <w:bCs/>
               <w:szCs w:val="24"/>
             </w:rPr>
-            <w:instrText xml:space="preserve"> HYPERLINK \l _Toc15238 </w:instrText>
+            <w:instrText xml:space="preserve"> HYPERLINK \l _Toc20701 </w:instrText>
           </w:r>
           <w:r>
             <w:rPr>
@@ -1790,7 +2231,7 @@
             <w:fldChar w:fldCharType="separate"/>
           </w:r>
           <w:r>
-            <w:t>2.2.1 uni-app</w:t>
+            <w:t>2.2.3 uni-ui</w:t>
           </w:r>
           <w:r>
             <w:tab/>
@@ -1799,7 +2240,7 @@
             <w:fldChar w:fldCharType="begin"/>
           </w:r>
           <w:r>
-            <w:instrText xml:space="preserve"> PAGEREF _Toc15238 \h </w:instrText>
+            <w:instrText xml:space="preserve"> PAGEREF _Toc20701 \h </w:instrText>
           </w:r>
           <w:r>
             <w:fldChar w:fldCharType="separate"/>
@@ -1821,10 +2262,25 @@
         </w:p>
         <w:p>
           <w:pPr>
-            <w:pStyle w:val="13"/>
+            <w:pStyle w:val="18"/>
+            <w:keepNext w:val="0"/>
+            <w:keepLines w:val="0"/>
+            <w:pageBreakBefore w:val="0"/>
+            <w:widowControl w:val="0"/>
             <w:tabs>
               <w:tab w:val="right" w:leader="dot" w:pos="8306"/>
             </w:tabs>
+            <w:kinsoku/>
+            <w:wordWrap/>
+            <w:overflowPunct/>
+            <w:topLinePunct w:val="0"/>
+            <w:autoSpaceDE/>
+            <w:autoSpaceDN/>
+            <w:bidi w:val="0"/>
+            <w:adjustRightInd/>
+            <w:snapToGrid/>
+            <w:spacing w:line="400" w:lineRule="exact"/>
+            <w:textAlignment w:val="auto"/>
           </w:pPr>
           <w:r>
             <w:rPr>
@@ -1840,7 +2296,7 @@
               <w:bCs/>
               <w:szCs w:val="24"/>
             </w:rPr>
-            <w:instrText xml:space="preserve"> HYPERLINK \l _Toc13276 </w:instrText>
+            <w:instrText xml:space="preserve"> HYPERLINK \l _Toc3905 </w:instrText>
           </w:r>
           <w:r>
             <w:rPr>
@@ -1851,7 +2307,7 @@
             <w:fldChar w:fldCharType="separate"/>
           </w:r>
           <w:r>
-            <w:t>2.2.2 Vue 3</w:t>
+            <w:t>2.3 关键技术</w:t>
           </w:r>
           <w:r>
             <w:tab/>
@@ -1860,7 +2316,7 @@
             <w:fldChar w:fldCharType="begin"/>
           </w:r>
           <w:r>
-            <w:instrText xml:space="preserve"> PAGEREF _Toc13276 \h </w:instrText>
+            <w:instrText xml:space="preserve"> PAGEREF _Toc3905 \h </w:instrText>
           </w:r>
           <w:r>
             <w:fldChar w:fldCharType="separate"/>
@@ -1883,9 +2339,24 @@
         <w:p>
           <w:pPr>
             <w:pStyle w:val="13"/>
+            <w:keepNext w:val="0"/>
+            <w:keepLines w:val="0"/>
+            <w:pageBreakBefore w:val="0"/>
+            <w:widowControl w:val="0"/>
             <w:tabs>
               <w:tab w:val="right" w:leader="dot" w:pos="8306"/>
             </w:tabs>
+            <w:kinsoku/>
+            <w:wordWrap/>
+            <w:overflowPunct/>
+            <w:topLinePunct w:val="0"/>
+            <w:autoSpaceDE/>
+            <w:autoSpaceDN/>
+            <w:bidi w:val="0"/>
+            <w:adjustRightInd/>
+            <w:snapToGrid/>
+            <w:spacing w:line="400" w:lineRule="exact"/>
+            <w:textAlignment w:val="auto"/>
           </w:pPr>
           <w:r>
             <w:rPr>
@@ -1901,7 +2372,7 @@
               <w:bCs/>
               <w:szCs w:val="24"/>
             </w:rPr>
-            <w:instrText xml:space="preserve"> HYPERLINK \l _Toc20701 </w:instrText>
+            <w:instrText xml:space="preserve"> HYPERLINK \l _Toc23953 </w:instrText>
           </w:r>
           <w:r>
             <w:rPr>
@@ -1912,7 +2383,7 @@
             <w:fldChar w:fldCharType="separate"/>
           </w:r>
           <w:r>
-            <w:t>2.2.3 uni-ui</w:t>
+            <w:t>2.3.1 微信生态集成</w:t>
           </w:r>
           <w:r>
             <w:tab/>
@@ -1921,7 +2392,7 @@
             <w:fldChar w:fldCharType="begin"/>
           </w:r>
           <w:r>
-            <w:instrText xml:space="preserve"> PAGEREF _Toc20701 \h </w:instrText>
+            <w:instrText xml:space="preserve"> PAGEREF _Toc23953 \h </w:instrText>
           </w:r>
           <w:r>
             <w:fldChar w:fldCharType="separate"/>
@@ -1943,10 +2414,25 @@
         </w:p>
         <w:p>
           <w:pPr>
-            <w:pStyle w:val="18"/>
+            <w:pStyle w:val="13"/>
+            <w:keepNext w:val="0"/>
+            <w:keepLines w:val="0"/>
+            <w:pageBreakBefore w:val="0"/>
+            <w:widowControl w:val="0"/>
             <w:tabs>
               <w:tab w:val="right" w:leader="dot" w:pos="8306"/>
             </w:tabs>
+            <w:kinsoku/>
+            <w:wordWrap/>
+            <w:overflowPunct/>
+            <w:topLinePunct w:val="0"/>
+            <w:autoSpaceDE/>
+            <w:autoSpaceDN/>
+            <w:bidi w:val="0"/>
+            <w:adjustRightInd/>
+            <w:snapToGrid/>
+            <w:spacing w:line="400" w:lineRule="exact"/>
+            <w:textAlignment w:val="auto"/>
           </w:pPr>
           <w:r>
             <w:rPr>
@@ -1962,7 +2448,7 @@
               <w:bCs/>
               <w:szCs w:val="24"/>
             </w:rPr>
-            <w:instrText xml:space="preserve"> HYPERLINK \l _Toc3905 </w:instrText>
+            <w:instrText xml:space="preserve"> HYPERLINK \l _Toc14620 </w:instrText>
           </w:r>
           <w:r>
             <w:rPr>
@@ -1973,7 +2459,7 @@
             <w:fldChar w:fldCharType="separate"/>
           </w:r>
           <w:r>
-            <w:t>2.3 关键技术</w:t>
+            <w:t>2.3.2 二维码签到</w:t>
           </w:r>
           <w:r>
             <w:tab/>
@@ -1982,7 +2468,7 @@
             <w:fldChar w:fldCharType="begin"/>
           </w:r>
           <w:r>
-            <w:instrText xml:space="preserve"> PAGEREF _Toc3905 \h </w:instrText>
+            <w:instrText xml:space="preserve"> PAGEREF _Toc14620 \h </w:instrText>
           </w:r>
           <w:r>
             <w:fldChar w:fldCharType="separate"/>
@@ -2005,9 +2491,24 @@
         <w:p>
           <w:pPr>
             <w:pStyle w:val="13"/>
+            <w:keepNext w:val="0"/>
+            <w:keepLines w:val="0"/>
+            <w:pageBreakBefore w:val="0"/>
+            <w:widowControl w:val="0"/>
             <w:tabs>
               <w:tab w:val="right" w:leader="dot" w:pos="8306"/>
             </w:tabs>
+            <w:kinsoku/>
+            <w:wordWrap/>
+            <w:overflowPunct/>
+            <w:topLinePunct w:val="0"/>
+            <w:autoSpaceDE/>
+            <w:autoSpaceDN/>
+            <w:bidi w:val="0"/>
+            <w:adjustRightInd/>
+            <w:snapToGrid/>
+            <w:spacing w:line="400" w:lineRule="exact"/>
+            <w:textAlignment w:val="auto"/>
           </w:pPr>
           <w:r>
             <w:rPr>
@@ -2023,7 +2524,7 @@
               <w:bCs/>
               <w:szCs w:val="24"/>
             </w:rPr>
-            <w:instrText xml:space="preserve"> HYPERLINK \l _Toc23953 </w:instrText>
+            <w:instrText xml:space="preserve"> HYPERLINK \l _Toc27192 </w:instrText>
           </w:r>
           <w:r>
             <w:rPr>
@@ -2034,7 +2535,7 @@
             <w:fldChar w:fldCharType="separate"/>
           </w:r>
           <w:r>
-            <w:t>2.3.1 微信生态集成</w:t>
+            <w:t>2.3.3 轻量级权限控制（RBAC）</w:t>
           </w:r>
           <w:r>
             <w:tab/>
@@ -2043,13 +2544,13 @@
             <w:fldChar w:fldCharType="begin"/>
           </w:r>
           <w:r>
-            <w:instrText xml:space="preserve"> PAGEREF _Toc23953 \h </w:instrText>
+            <w:instrText xml:space="preserve"> PAGEREF _Toc27192 \h </w:instrText>
           </w:r>
           <w:r>
             <w:fldChar w:fldCharType="separate"/>
           </w:r>
           <w:r>
-            <w:t>4</w:t>
+            <w:t>5</w:t>
           </w:r>
           <w:r>
             <w:fldChar w:fldCharType="end"/>
@@ -2065,10 +2566,25 @@
         </w:p>
         <w:p>
           <w:pPr>
-            <w:pStyle w:val="13"/>
+            <w:pStyle w:val="17"/>
+            <w:keepNext w:val="0"/>
+            <w:keepLines w:val="0"/>
+            <w:pageBreakBefore w:val="0"/>
+            <w:widowControl w:val="0"/>
             <w:tabs>
               <w:tab w:val="right" w:leader="dot" w:pos="8306"/>
             </w:tabs>
+            <w:kinsoku/>
+            <w:wordWrap/>
+            <w:overflowPunct/>
+            <w:topLinePunct w:val="0"/>
+            <w:autoSpaceDE/>
+            <w:autoSpaceDN/>
+            <w:bidi w:val="0"/>
+            <w:adjustRightInd/>
+            <w:snapToGrid/>
+            <w:spacing w:line="400" w:lineRule="exact"/>
+            <w:textAlignment w:val="auto"/>
           </w:pPr>
           <w:r>
             <w:rPr>
@@ -2084,7 +2600,7 @@
               <w:bCs/>
               <w:szCs w:val="24"/>
             </w:rPr>
-            <w:instrText xml:space="preserve"> HYPERLINK \l _Toc14620 </w:instrText>
+            <w:instrText xml:space="preserve"> HYPERLINK \l _Toc1568 </w:instrText>
           </w:r>
           <w:r>
             <w:rPr>
@@ -2095,7 +2611,7 @@
             <w:fldChar w:fldCharType="separate"/>
           </w:r>
           <w:r>
-            <w:t>2.3.2 二维码签到</w:t>
+            <w:t>3系统需求分析</w:t>
           </w:r>
           <w:r>
             <w:tab/>
@@ -2104,13 +2620,13 @@
             <w:fldChar w:fldCharType="begin"/>
           </w:r>
           <w:r>
-            <w:instrText xml:space="preserve"> PAGEREF _Toc14620 \h </w:instrText>
+            <w:instrText xml:space="preserve"> PAGEREF _Toc1568 \h </w:instrText>
           </w:r>
           <w:r>
             <w:fldChar w:fldCharType="separate"/>
           </w:r>
           <w:r>
-            <w:t>4</w:t>
+            <w:t>5</w:t>
           </w:r>
           <w:r>
             <w:fldChar w:fldCharType="end"/>
@@ -2126,10 +2642,25 @@
         </w:p>
         <w:p>
           <w:pPr>
-            <w:pStyle w:val="13"/>
+            <w:pStyle w:val="18"/>
+            <w:keepNext w:val="0"/>
+            <w:keepLines w:val="0"/>
+            <w:pageBreakBefore w:val="0"/>
+            <w:widowControl w:val="0"/>
             <w:tabs>
               <w:tab w:val="right" w:leader="dot" w:pos="8306"/>
             </w:tabs>
+            <w:kinsoku/>
+            <w:wordWrap/>
+            <w:overflowPunct/>
+            <w:topLinePunct w:val="0"/>
+            <w:autoSpaceDE/>
+            <w:autoSpaceDN/>
+            <w:bidi w:val="0"/>
+            <w:adjustRightInd/>
+            <w:snapToGrid/>
+            <w:spacing w:line="400" w:lineRule="exact"/>
+            <w:textAlignment w:val="auto"/>
           </w:pPr>
           <w:r>
             <w:rPr>
@@ -2145,7 +2676,7 @@
               <w:bCs/>
               <w:szCs w:val="24"/>
             </w:rPr>
-            <w:instrText xml:space="preserve"> HYPERLINK \l _Toc27192 </w:instrText>
+            <w:instrText xml:space="preserve"> HYPERLINK \l _Toc30049 </w:instrText>
           </w:r>
           <w:r>
             <w:rPr>
@@ -2156,7 +2687,7 @@
             <w:fldChar w:fldCharType="separate"/>
           </w:r>
           <w:r>
-            <w:t>2.3.3 轻量级权限控制（RBAC）</w:t>
+            <w:t>3.1 功能需求分析</w:t>
           </w:r>
           <w:r>
             <w:tab/>
@@ -2165,13 +2696,13 @@
             <w:fldChar w:fldCharType="begin"/>
           </w:r>
           <w:r>
-            <w:instrText xml:space="preserve"> PAGEREF _Toc27192 \h </w:instrText>
+            <w:instrText xml:space="preserve"> PAGEREF _Toc30049 \h </w:instrText>
           </w:r>
           <w:r>
             <w:fldChar w:fldCharType="separate"/>
           </w:r>
           <w:r>
-            <w:t>5</w:t>
+            <w:t>6</w:t>
           </w:r>
           <w:r>
             <w:fldChar w:fldCharType="end"/>
@@ -2187,10 +2718,25 @@
         </w:p>
         <w:p>
           <w:pPr>
-            <w:pStyle w:val="17"/>
+            <w:pStyle w:val="13"/>
+            <w:keepNext w:val="0"/>
+            <w:keepLines w:val="0"/>
+            <w:pageBreakBefore w:val="0"/>
+            <w:widowControl w:val="0"/>
             <w:tabs>
               <w:tab w:val="right" w:leader="dot" w:pos="8306"/>
             </w:tabs>
+            <w:kinsoku/>
+            <w:wordWrap/>
+            <w:overflowPunct/>
+            <w:topLinePunct w:val="0"/>
+            <w:autoSpaceDE/>
+            <w:autoSpaceDN/>
+            <w:bidi w:val="0"/>
+            <w:adjustRightInd/>
+            <w:snapToGrid/>
+            <w:spacing w:line="400" w:lineRule="exact"/>
+            <w:textAlignment w:val="auto"/>
           </w:pPr>
           <w:r>
             <w:rPr>
@@ -2206,7 +2752,7 @@
               <w:bCs/>
               <w:szCs w:val="24"/>
             </w:rPr>
-            <w:instrText xml:space="preserve"> HYPERLINK \l _Toc1568 </w:instrText>
+            <w:instrText xml:space="preserve"> HYPERLINK \l _Toc11423 </w:instrText>
           </w:r>
           <w:r>
             <w:rPr>
@@ -2217,7 +2763,7 @@
             <w:fldChar w:fldCharType="separate"/>
           </w:r>
           <w:r>
-            <w:t>3系统需求分析</w:t>
+            <w:t>3.1.1 用户端功能需求分析</w:t>
           </w:r>
           <w:r>
             <w:tab/>
@@ -2226,7 +2772,7 @@
             <w:fldChar w:fldCharType="begin"/>
           </w:r>
           <w:r>
-            <w:instrText xml:space="preserve"> PAGEREF _Toc1568 \h </w:instrText>
+            <w:instrText xml:space="preserve"> PAGEREF _Toc11423 \h </w:instrText>
           </w:r>
           <w:r>
             <w:fldChar w:fldCharType="separate"/>
@@ -2248,10 +2794,25 @@
         </w:p>
         <w:p>
           <w:pPr>
-            <w:pStyle w:val="18"/>
+            <w:pStyle w:val="13"/>
+            <w:keepNext w:val="0"/>
+            <w:keepLines w:val="0"/>
+            <w:pageBreakBefore w:val="0"/>
+            <w:widowControl w:val="0"/>
             <w:tabs>
               <w:tab w:val="right" w:leader="dot" w:pos="8306"/>
             </w:tabs>
+            <w:kinsoku/>
+            <w:wordWrap/>
+            <w:overflowPunct/>
+            <w:topLinePunct w:val="0"/>
+            <w:autoSpaceDE/>
+            <w:autoSpaceDN/>
+            <w:bidi w:val="0"/>
+            <w:adjustRightInd/>
+            <w:snapToGrid/>
+            <w:spacing w:line="400" w:lineRule="exact"/>
+            <w:textAlignment w:val="auto"/>
           </w:pPr>
           <w:r>
             <w:rPr>
@@ -2267,7 +2828,7 @@
               <w:bCs/>
               <w:szCs w:val="24"/>
             </w:rPr>
-            <w:instrText xml:space="preserve"> HYPERLINK \l _Toc30049 </w:instrText>
+            <w:instrText xml:space="preserve"> HYPERLINK \l _Toc19991 </w:instrText>
           </w:r>
           <w:r>
             <w:rPr>
@@ -2278,7 +2839,7 @@
             <w:fldChar w:fldCharType="separate"/>
           </w:r>
           <w:r>
-            <w:t>3.1 功能需求分析</w:t>
+            <w:t>3.1.2 后端管理功能需求分析</w:t>
           </w:r>
           <w:r>
             <w:tab/>
@@ -2287,7 +2848,7 @@
             <w:fldChar w:fldCharType="begin"/>
           </w:r>
           <w:r>
-            <w:instrText xml:space="preserve"> PAGEREF _Toc30049 \h </w:instrText>
+            <w:instrText xml:space="preserve"> PAGEREF _Toc19991 \h </w:instrText>
           </w:r>
           <w:r>
             <w:fldChar w:fldCharType="separate"/>
@@ -2309,10 +2870,25 @@
         </w:p>
         <w:p>
           <w:pPr>
-            <w:pStyle w:val="13"/>
+            <w:pStyle w:val="18"/>
+            <w:keepNext w:val="0"/>
+            <w:keepLines w:val="0"/>
+            <w:pageBreakBefore w:val="0"/>
+            <w:widowControl w:val="0"/>
             <w:tabs>
               <w:tab w:val="right" w:leader="dot" w:pos="8306"/>
             </w:tabs>
+            <w:kinsoku/>
+            <w:wordWrap/>
+            <w:overflowPunct/>
+            <w:topLinePunct w:val="0"/>
+            <w:autoSpaceDE/>
+            <w:autoSpaceDN/>
+            <w:bidi w:val="0"/>
+            <w:adjustRightInd/>
+            <w:snapToGrid/>
+            <w:spacing w:line="400" w:lineRule="exact"/>
+            <w:textAlignment w:val="auto"/>
           </w:pPr>
           <w:r>
             <w:rPr>
@@ -2328,7 +2904,7 @@
               <w:bCs/>
               <w:szCs w:val="24"/>
             </w:rPr>
-            <w:instrText xml:space="preserve"> HYPERLINK \l _Toc11423 </w:instrText>
+            <w:instrText xml:space="preserve"> HYPERLINK \l _Toc20876 </w:instrText>
           </w:r>
           <w:r>
             <w:rPr>
@@ -2339,7 +2915,7 @@
             <w:fldChar w:fldCharType="separate"/>
           </w:r>
           <w:r>
-            <w:t>3.1.1 用户端功能需求分析</w:t>
+            <w:t>3.2 非功能需求分析</w:t>
           </w:r>
           <w:r>
             <w:tab/>
@@ -2348,13 +2924,13 @@
             <w:fldChar w:fldCharType="begin"/>
           </w:r>
           <w:r>
-            <w:instrText xml:space="preserve"> PAGEREF _Toc11423 \h </w:instrText>
+            <w:instrText xml:space="preserve"> PAGEREF _Toc20876 \h </w:instrText>
           </w:r>
           <w:r>
             <w:fldChar w:fldCharType="separate"/>
           </w:r>
           <w:r>
-            <w:t>6</w:t>
+            <w:t>7</w:t>
           </w:r>
           <w:r>
             <w:fldChar w:fldCharType="end"/>
@@ -2370,10 +2946,25 @@
         </w:p>
         <w:p>
           <w:pPr>
-            <w:pStyle w:val="13"/>
+            <w:pStyle w:val="18"/>
+            <w:keepNext w:val="0"/>
+            <w:keepLines w:val="0"/>
+            <w:pageBreakBefore w:val="0"/>
+            <w:widowControl w:val="0"/>
             <w:tabs>
               <w:tab w:val="right" w:leader="dot" w:pos="8306"/>
             </w:tabs>
+            <w:kinsoku/>
+            <w:wordWrap/>
+            <w:overflowPunct/>
+            <w:topLinePunct w:val="0"/>
+            <w:autoSpaceDE/>
+            <w:autoSpaceDN/>
+            <w:bidi w:val="0"/>
+            <w:adjustRightInd/>
+            <w:snapToGrid/>
+            <w:spacing w:line="400" w:lineRule="exact"/>
+            <w:textAlignment w:val="auto"/>
           </w:pPr>
           <w:r>
             <w:rPr>
@@ -2389,7 +2980,7 @@
               <w:bCs/>
               <w:szCs w:val="24"/>
             </w:rPr>
-            <w:instrText xml:space="preserve"> HYPERLINK \l _Toc19991 </w:instrText>
+            <w:instrText xml:space="preserve"> HYPERLINK \l _Toc5953 </w:instrText>
           </w:r>
           <w:r>
             <w:rPr>
@@ -2400,7 +2991,7 @@
             <w:fldChar w:fldCharType="separate"/>
           </w:r>
           <w:r>
-            <w:t>3.1.2 后端管理功能需求分析</w:t>
+            <w:t>3.3 可行性分析</w:t>
           </w:r>
           <w:r>
             <w:tab/>
@@ -2409,13 +3000,13 @@
             <w:fldChar w:fldCharType="begin"/>
           </w:r>
           <w:r>
-            <w:instrText xml:space="preserve"> PAGEREF _Toc19991 \h </w:instrText>
+            <w:instrText xml:space="preserve"> PAGEREF _Toc5953 \h </w:instrText>
           </w:r>
           <w:r>
             <w:fldChar w:fldCharType="separate"/>
           </w:r>
           <w:r>
-            <w:t>6</w:t>
+            <w:t>8</w:t>
           </w:r>
           <w:r>
             <w:fldChar w:fldCharType="end"/>
@@ -2431,10 +3022,25 @@
         </w:p>
         <w:p>
           <w:pPr>
-            <w:pStyle w:val="18"/>
+            <w:pStyle w:val="13"/>
+            <w:keepNext w:val="0"/>
+            <w:keepLines w:val="0"/>
+            <w:pageBreakBefore w:val="0"/>
+            <w:widowControl w:val="0"/>
             <w:tabs>
               <w:tab w:val="right" w:leader="dot" w:pos="8306"/>
             </w:tabs>
+            <w:kinsoku/>
+            <w:wordWrap/>
+            <w:overflowPunct/>
+            <w:topLinePunct w:val="0"/>
+            <w:autoSpaceDE/>
+            <w:autoSpaceDN/>
+            <w:bidi w:val="0"/>
+            <w:adjustRightInd/>
+            <w:snapToGrid/>
+            <w:spacing w:line="400" w:lineRule="exact"/>
+            <w:textAlignment w:val="auto"/>
           </w:pPr>
           <w:r>
             <w:rPr>
@@ -2450,7 +3056,7 @@
               <w:bCs/>
               <w:szCs w:val="24"/>
             </w:rPr>
-            <w:instrText xml:space="preserve"> HYPERLINK \l _Toc20876 </w:instrText>
+            <w:instrText xml:space="preserve"> HYPERLINK \l _Toc32467 </w:instrText>
           </w:r>
           <w:r>
             <w:rPr>
@@ -2461,7 +3067,7 @@
             <w:fldChar w:fldCharType="separate"/>
           </w:r>
           <w:r>
-            <w:t>3.2 非功能需求分析</w:t>
+            <w:t>3.3.1 技术可行性</w:t>
           </w:r>
           <w:r>
             <w:tab/>
@@ -2470,13 +3076,13 @@
             <w:fldChar w:fldCharType="begin"/>
           </w:r>
           <w:r>
-            <w:instrText xml:space="preserve"> PAGEREF _Toc20876 \h </w:instrText>
+            <w:instrText xml:space="preserve"> PAGEREF _Toc32467 \h </w:instrText>
           </w:r>
           <w:r>
             <w:fldChar w:fldCharType="separate"/>
           </w:r>
           <w:r>
-            <w:t>7</w:t>
+            <w:t>8</w:t>
           </w:r>
           <w:r>
             <w:fldChar w:fldCharType="end"/>
@@ -2492,10 +3098,25 @@
         </w:p>
         <w:p>
           <w:pPr>
-            <w:pStyle w:val="18"/>
+            <w:pStyle w:val="13"/>
+            <w:keepNext w:val="0"/>
+            <w:keepLines w:val="0"/>
+            <w:pageBreakBefore w:val="0"/>
+            <w:widowControl w:val="0"/>
             <w:tabs>
               <w:tab w:val="right" w:leader="dot" w:pos="8306"/>
             </w:tabs>
+            <w:kinsoku/>
+            <w:wordWrap/>
+            <w:overflowPunct/>
+            <w:topLinePunct w:val="0"/>
+            <w:autoSpaceDE/>
+            <w:autoSpaceDN/>
+            <w:bidi w:val="0"/>
+            <w:adjustRightInd/>
+            <w:snapToGrid/>
+            <w:spacing w:line="400" w:lineRule="exact"/>
+            <w:textAlignment w:val="auto"/>
           </w:pPr>
           <w:r>
             <w:rPr>
@@ -2511,7 +3132,7 @@
               <w:bCs/>
               <w:szCs w:val="24"/>
             </w:rPr>
-            <w:instrText xml:space="preserve"> HYPERLINK \l _Toc5953 </w:instrText>
+            <w:instrText xml:space="preserve"> HYPERLINK \l _Toc25406 </w:instrText>
           </w:r>
           <w:r>
             <w:rPr>
@@ -2522,7 +3143,7 @@
             <w:fldChar w:fldCharType="separate"/>
           </w:r>
           <w:r>
-            <w:t>3.3 可行性分析</w:t>
+            <w:t>3.3.2 经济可行性</w:t>
           </w:r>
           <w:r>
             <w:tab/>
@@ -2531,7 +3152,7 @@
             <w:fldChar w:fldCharType="begin"/>
           </w:r>
           <w:r>
-            <w:instrText xml:space="preserve"> PAGEREF _Toc5953 \h </w:instrText>
+            <w:instrText xml:space="preserve"> PAGEREF _Toc25406 \h </w:instrText>
           </w:r>
           <w:r>
             <w:fldChar w:fldCharType="separate"/>
@@ -2554,9 +3175,24 @@
         <w:p>
           <w:pPr>
             <w:pStyle w:val="13"/>
+            <w:keepNext w:val="0"/>
+            <w:keepLines w:val="0"/>
+            <w:pageBreakBefore w:val="0"/>
+            <w:widowControl w:val="0"/>
             <w:tabs>
               <w:tab w:val="right" w:leader="dot" w:pos="8306"/>
             </w:tabs>
+            <w:kinsoku/>
+            <w:wordWrap/>
+            <w:overflowPunct/>
+            <w:topLinePunct w:val="0"/>
+            <w:autoSpaceDE/>
+            <w:autoSpaceDN/>
+            <w:bidi w:val="0"/>
+            <w:adjustRightInd/>
+            <w:snapToGrid/>
+            <w:spacing w:line="400" w:lineRule="exact"/>
+            <w:textAlignment w:val="auto"/>
           </w:pPr>
           <w:r>
             <w:rPr>
@@ -2572,7 +3208,7 @@
               <w:bCs/>
               <w:szCs w:val="24"/>
             </w:rPr>
-            <w:instrText xml:space="preserve"> HYPERLINK \l _Toc32467 </w:instrText>
+            <w:instrText xml:space="preserve"> HYPERLINK \l _Toc21770 </w:instrText>
           </w:r>
           <w:r>
             <w:rPr>
@@ -2583,7 +3219,7 @@
             <w:fldChar w:fldCharType="separate"/>
           </w:r>
           <w:r>
-            <w:t>3.3.1 技术可行性</w:t>
+            <w:t>3.3.3 操作可行性</w:t>
           </w:r>
           <w:r>
             <w:tab/>
@@ -2592,7 +3228,7 @@
             <w:fldChar w:fldCharType="begin"/>
           </w:r>
           <w:r>
-            <w:instrText xml:space="preserve"> PAGEREF _Toc32467 \h </w:instrText>
+            <w:instrText xml:space="preserve"> PAGEREF _Toc21770 \h </w:instrText>
           </w:r>
           <w:r>
             <w:fldChar w:fldCharType="separate"/>
@@ -2614,10 +3250,25 @@
         </w:p>
         <w:p>
           <w:pPr>
-            <w:pStyle w:val="13"/>
+            <w:pStyle w:val="17"/>
+            <w:keepNext w:val="0"/>
+            <w:keepLines w:val="0"/>
+            <w:pageBreakBefore w:val="0"/>
+            <w:widowControl w:val="0"/>
             <w:tabs>
               <w:tab w:val="right" w:leader="dot" w:pos="8306"/>
             </w:tabs>
+            <w:kinsoku/>
+            <w:wordWrap/>
+            <w:overflowPunct/>
+            <w:topLinePunct w:val="0"/>
+            <w:autoSpaceDE/>
+            <w:autoSpaceDN/>
+            <w:bidi w:val="0"/>
+            <w:adjustRightInd/>
+            <w:snapToGrid/>
+            <w:spacing w:line="400" w:lineRule="exact"/>
+            <w:textAlignment w:val="auto"/>
           </w:pPr>
           <w:r>
             <w:rPr>
@@ -2633,7 +3284,7 @@
               <w:bCs/>
               <w:szCs w:val="24"/>
             </w:rPr>
-            <w:instrText xml:space="preserve"> HYPERLINK \l _Toc25406 </w:instrText>
+            <w:instrText xml:space="preserve"> HYPERLINK \l _Toc4402 </w:instrText>
           </w:r>
           <w:r>
             <w:rPr>
@@ -2644,7 +3295,7 @@
             <w:fldChar w:fldCharType="separate"/>
           </w:r>
           <w:r>
-            <w:t>3.3.2 经济可行性</w:t>
+            <w:t>4 系统概要设计</w:t>
           </w:r>
           <w:r>
             <w:tab/>
@@ -2653,13 +3304,13 @@
             <w:fldChar w:fldCharType="begin"/>
           </w:r>
           <w:r>
-            <w:instrText xml:space="preserve"> PAGEREF _Toc25406 \h </w:instrText>
+            <w:instrText xml:space="preserve"> PAGEREF _Toc4402 \h </w:instrText>
           </w:r>
           <w:r>
             <w:fldChar w:fldCharType="separate"/>
           </w:r>
           <w:r>
-            <w:t>8</w:t>
+            <w:t>9</w:t>
           </w:r>
           <w:r>
             <w:fldChar w:fldCharType="end"/>
@@ -2675,10 +3326,25 @@
         </w:p>
         <w:p>
           <w:pPr>
-            <w:pStyle w:val="13"/>
+            <w:pStyle w:val="18"/>
+            <w:keepNext w:val="0"/>
+            <w:keepLines w:val="0"/>
+            <w:pageBreakBefore w:val="0"/>
+            <w:widowControl w:val="0"/>
             <w:tabs>
               <w:tab w:val="right" w:leader="dot" w:pos="8306"/>
             </w:tabs>
+            <w:kinsoku/>
+            <w:wordWrap/>
+            <w:overflowPunct/>
+            <w:topLinePunct w:val="0"/>
+            <w:autoSpaceDE/>
+            <w:autoSpaceDN/>
+            <w:bidi w:val="0"/>
+            <w:adjustRightInd/>
+            <w:snapToGrid/>
+            <w:spacing w:line="400" w:lineRule="exact"/>
+            <w:textAlignment w:val="auto"/>
           </w:pPr>
           <w:r>
             <w:rPr>
@@ -2694,7 +3360,7 @@
               <w:bCs/>
               <w:szCs w:val="24"/>
             </w:rPr>
-            <w:instrText xml:space="preserve"> HYPERLINK \l _Toc21770 </w:instrText>
+            <w:instrText xml:space="preserve"> HYPERLINK \l _Toc7173 </w:instrText>
           </w:r>
           <w:r>
             <w:rPr>
@@ -2705,7 +3371,10 @@
             <w:fldChar w:fldCharType="separate"/>
           </w:r>
           <w:r>
-            <w:t>3.3.3 操作可行性</w:t>
+            <w:rPr>
+              <w:rFonts w:hint="default"/>
+            </w:rPr>
+            <w:t>4.1 技术框架设计</w:t>
           </w:r>
           <w:r>
             <w:tab/>
@@ -2714,13 +3383,13 @@
             <w:fldChar w:fldCharType="begin"/>
           </w:r>
           <w:r>
-            <w:instrText xml:space="preserve"> PAGEREF _Toc21770 \h </w:instrText>
+            <w:instrText xml:space="preserve"> PAGEREF _Toc7173 \h </w:instrText>
           </w:r>
           <w:r>
             <w:fldChar w:fldCharType="separate"/>
           </w:r>
           <w:r>
-            <w:t>8</w:t>
+            <w:t>9</w:t>
           </w:r>
           <w:r>
             <w:fldChar w:fldCharType="end"/>
@@ -2736,10 +3405,25 @@
         </w:p>
         <w:p>
           <w:pPr>
-            <w:pStyle w:val="17"/>
+            <w:pStyle w:val="18"/>
+            <w:keepNext w:val="0"/>
+            <w:keepLines w:val="0"/>
+            <w:pageBreakBefore w:val="0"/>
+            <w:widowControl w:val="0"/>
             <w:tabs>
               <w:tab w:val="right" w:leader="dot" w:pos="8306"/>
             </w:tabs>
+            <w:kinsoku/>
+            <w:wordWrap/>
+            <w:overflowPunct/>
+            <w:topLinePunct w:val="0"/>
+            <w:autoSpaceDE/>
+            <w:autoSpaceDN/>
+            <w:bidi w:val="0"/>
+            <w:adjustRightInd/>
+            <w:snapToGrid/>
+            <w:spacing w:line="400" w:lineRule="exact"/>
+            <w:textAlignment w:val="auto"/>
           </w:pPr>
           <w:r>
             <w:rPr>
@@ -2755,7 +3439,7 @@
               <w:bCs/>
               <w:szCs w:val="24"/>
             </w:rPr>
-            <w:instrText xml:space="preserve"> HYPERLINK \l _Toc4402 </w:instrText>
+            <w:instrText xml:space="preserve"> HYPERLINK \l _Toc8664 </w:instrText>
           </w:r>
           <w:r>
             <w:rPr>
@@ -2766,7 +3450,7 @@
             <w:fldChar w:fldCharType="separate"/>
           </w:r>
           <w:r>
-            <w:t>4 系统概要设计</w:t>
+            <w:t>4.2 系统总体功能模块设计</w:t>
           </w:r>
           <w:r>
             <w:tab/>
@@ -2775,13 +3459,13 @@
             <w:fldChar w:fldCharType="begin"/>
           </w:r>
           <w:r>
-            <w:instrText xml:space="preserve"> PAGEREF _Toc4402 \h </w:instrText>
+            <w:instrText xml:space="preserve"> PAGEREF _Toc8664 \h </w:instrText>
           </w:r>
           <w:r>
             <w:fldChar w:fldCharType="separate"/>
           </w:r>
           <w:r>
-            <w:t>10</w:t>
+            <w:t>11</w:t>
           </w:r>
           <w:r>
             <w:fldChar w:fldCharType="end"/>
@@ -2797,10 +3481,25 @@
         </w:p>
         <w:p>
           <w:pPr>
-            <w:pStyle w:val="18"/>
+            <w:pStyle w:val="13"/>
+            <w:keepNext w:val="0"/>
+            <w:keepLines w:val="0"/>
+            <w:pageBreakBefore w:val="0"/>
+            <w:widowControl w:val="0"/>
             <w:tabs>
               <w:tab w:val="right" w:leader="dot" w:pos="8306"/>
             </w:tabs>
+            <w:kinsoku/>
+            <w:wordWrap/>
+            <w:overflowPunct/>
+            <w:topLinePunct w:val="0"/>
+            <w:autoSpaceDE/>
+            <w:autoSpaceDN/>
+            <w:bidi w:val="0"/>
+            <w:adjustRightInd/>
+            <w:snapToGrid/>
+            <w:spacing w:line="400" w:lineRule="exact"/>
+            <w:textAlignment w:val="auto"/>
           </w:pPr>
           <w:r>
             <w:rPr>
@@ -2816,7 +3515,7 @@
               <w:bCs/>
               <w:szCs w:val="24"/>
             </w:rPr>
-            <w:instrText xml:space="preserve"> HYPERLINK \l _Toc7173 </w:instrText>
+            <w:instrText xml:space="preserve"> HYPERLINK \l _Toc12517 </w:instrText>
           </w:r>
           <w:r>
             <w:rPr>
@@ -2830,7 +3529,7 @@
             <w:rPr>
               <w:rFonts w:hint="default"/>
             </w:rPr>
-            <w:t>4.1 技术框架设计</w:t>
+            <w:t>4.2.2 用户端功能模块设计</w:t>
           </w:r>
           <w:r>
             <w:tab/>
@@ -2839,13 +3538,13 @@
             <w:fldChar w:fldCharType="begin"/>
           </w:r>
           <w:r>
-            <w:instrText xml:space="preserve"> PAGEREF _Toc7173 \h </w:instrText>
+            <w:instrText xml:space="preserve"> PAGEREF _Toc12517 \h </w:instrText>
           </w:r>
           <w:r>
             <w:fldChar w:fldCharType="separate"/>
           </w:r>
           <w:r>
-            <w:t>10</w:t>
+            <w:t>11</w:t>
           </w:r>
           <w:r>
             <w:fldChar w:fldCharType="end"/>
@@ -2861,10 +3560,25 @@
         </w:p>
         <w:p>
           <w:pPr>
-            <w:pStyle w:val="18"/>
+            <w:pStyle w:val="13"/>
+            <w:keepNext w:val="0"/>
+            <w:keepLines w:val="0"/>
+            <w:pageBreakBefore w:val="0"/>
+            <w:widowControl w:val="0"/>
             <w:tabs>
               <w:tab w:val="right" w:leader="dot" w:pos="8306"/>
             </w:tabs>
+            <w:kinsoku/>
+            <w:wordWrap/>
+            <w:overflowPunct/>
+            <w:topLinePunct w:val="0"/>
+            <w:autoSpaceDE/>
+            <w:autoSpaceDN/>
+            <w:bidi w:val="0"/>
+            <w:adjustRightInd/>
+            <w:snapToGrid/>
+            <w:spacing w:line="400" w:lineRule="exact"/>
+            <w:textAlignment w:val="auto"/>
           </w:pPr>
           <w:r>
             <w:rPr>
@@ -2880,7 +3594,7 @@
               <w:bCs/>
               <w:szCs w:val="24"/>
             </w:rPr>
-            <w:instrText xml:space="preserve"> HYPERLINK \l _Toc8664 </w:instrText>
+            <w:instrText xml:space="preserve"> HYPERLINK \l _Toc10207 </w:instrText>
           </w:r>
           <w:r>
             <w:rPr>
@@ -2891,7 +3605,10 @@
             <w:fldChar w:fldCharType="separate"/>
           </w:r>
           <w:r>
-            <w:t>4.2 系统总体功能模块设计</w:t>
+            <w:rPr>
+              <w:rFonts w:hint="default"/>
+            </w:rPr>
+            <w:t>4.2.3 后台管理端功能模块设计</w:t>
           </w:r>
           <w:r>
             <w:tab/>
@@ -2900,13 +3617,13 @@
             <w:fldChar w:fldCharType="begin"/>
           </w:r>
           <w:r>
-            <w:instrText xml:space="preserve"> PAGEREF _Toc8664 \h </w:instrText>
+            <w:instrText xml:space="preserve"> PAGEREF _Toc10207 \h </w:instrText>
           </w:r>
           <w:r>
             <w:fldChar w:fldCharType="separate"/>
           </w:r>
           <w:r>
-            <w:t>11</w:t>
+            <w:t>12</w:t>
           </w:r>
           <w:r>
             <w:fldChar w:fldCharType="end"/>
@@ -2922,10 +3639,25 @@
         </w:p>
         <w:p>
           <w:pPr>
-            <w:pStyle w:val="13"/>
+            <w:pStyle w:val="18"/>
+            <w:keepNext w:val="0"/>
+            <w:keepLines w:val="0"/>
+            <w:pageBreakBefore w:val="0"/>
+            <w:widowControl w:val="0"/>
             <w:tabs>
               <w:tab w:val="right" w:leader="dot" w:pos="8306"/>
             </w:tabs>
+            <w:kinsoku/>
+            <w:wordWrap/>
+            <w:overflowPunct/>
+            <w:topLinePunct w:val="0"/>
+            <w:autoSpaceDE/>
+            <w:autoSpaceDN/>
+            <w:bidi w:val="0"/>
+            <w:adjustRightInd/>
+            <w:snapToGrid/>
+            <w:spacing w:line="400" w:lineRule="exact"/>
+            <w:textAlignment w:val="auto"/>
           </w:pPr>
           <w:r>
             <w:rPr>
@@ -2941,7 +3673,7 @@
               <w:bCs/>
               <w:szCs w:val="24"/>
             </w:rPr>
-            <w:instrText xml:space="preserve"> HYPERLINK \l _Toc12517 </w:instrText>
+            <w:instrText xml:space="preserve"> HYPERLINK \l _Toc1411 </w:instrText>
           </w:r>
           <w:r>
             <w:rPr>
@@ -2952,10 +3684,7 @@
             <w:fldChar w:fldCharType="separate"/>
           </w:r>
           <w:r>
-            <w:rPr>
-              <w:rFonts w:hint="default"/>
-            </w:rPr>
-            <w:t>4.2.2 用户端功能模块设计</w:t>
+            <w:t>4.3数据库设计</w:t>
           </w:r>
           <w:r>
             <w:tab/>
@@ -2964,13 +3693,13 @@
             <w:fldChar w:fldCharType="begin"/>
           </w:r>
           <w:r>
-            <w:instrText xml:space="preserve"> PAGEREF _Toc12517 \h </w:instrText>
+            <w:instrText xml:space="preserve"> PAGEREF _Toc1411 \h </w:instrText>
           </w:r>
           <w:r>
             <w:fldChar w:fldCharType="separate"/>
           </w:r>
           <w:r>
-            <w:t>11</w:t>
+            <w:t>13</w:t>
           </w:r>
           <w:r>
             <w:fldChar w:fldCharType="end"/>
@@ -2987,9 +3716,24 @@
         <w:p>
           <w:pPr>
             <w:pStyle w:val="13"/>
+            <w:keepNext w:val="0"/>
+            <w:keepLines w:val="0"/>
+            <w:pageBreakBefore w:val="0"/>
+            <w:widowControl w:val="0"/>
             <w:tabs>
               <w:tab w:val="right" w:leader="dot" w:pos="8306"/>
             </w:tabs>
+            <w:kinsoku/>
+            <w:wordWrap/>
+            <w:overflowPunct/>
+            <w:topLinePunct w:val="0"/>
+            <w:autoSpaceDE/>
+            <w:autoSpaceDN/>
+            <w:bidi w:val="0"/>
+            <w:adjustRightInd/>
+            <w:snapToGrid/>
+            <w:spacing w:line="400" w:lineRule="exact"/>
+            <w:textAlignment w:val="auto"/>
           </w:pPr>
           <w:r>
             <w:rPr>
@@ -3005,7 +3749,7 @@
               <w:bCs/>
               <w:szCs w:val="24"/>
             </w:rPr>
-            <w:instrText xml:space="preserve"> HYPERLINK \l _Toc10207 </w:instrText>
+            <w:instrText xml:space="preserve"> HYPERLINK \l _Toc22543 </w:instrText>
           </w:r>
           <w:r>
             <w:rPr>
@@ -3016,10 +3760,7 @@
             <w:fldChar w:fldCharType="separate"/>
           </w:r>
           <w:r>
-            <w:rPr>
-              <w:rFonts w:hint="default"/>
-            </w:rPr>
-            <w:t>4.2.3 后台管理端功能模块设计</w:t>
+            <w:t>4.3.1数据库E-R图</w:t>
           </w:r>
           <w:r>
             <w:tab/>
@@ -3028,13 +3769,13 @@
             <w:fldChar w:fldCharType="begin"/>
           </w:r>
           <w:r>
-            <w:instrText xml:space="preserve"> PAGEREF _Toc10207 \h </w:instrText>
+            <w:instrText xml:space="preserve"> PAGEREF _Toc22543 \h </w:instrText>
           </w:r>
           <w:r>
             <w:fldChar w:fldCharType="separate"/>
           </w:r>
           <w:r>
-            <w:t>12</w:t>
+            <w:t>13</w:t>
           </w:r>
           <w:r>
             <w:fldChar w:fldCharType="end"/>
@@ -3050,10 +3791,25 @@
         </w:p>
         <w:p>
           <w:pPr>
-            <w:pStyle w:val="18"/>
+            <w:pStyle w:val="13"/>
+            <w:keepNext w:val="0"/>
+            <w:keepLines w:val="0"/>
+            <w:pageBreakBefore w:val="0"/>
+            <w:widowControl w:val="0"/>
             <w:tabs>
               <w:tab w:val="right" w:leader="dot" w:pos="8306"/>
             </w:tabs>
+            <w:kinsoku/>
+            <w:wordWrap/>
+            <w:overflowPunct/>
+            <w:topLinePunct w:val="0"/>
+            <w:autoSpaceDE/>
+            <w:autoSpaceDN/>
+            <w:bidi w:val="0"/>
+            <w:adjustRightInd/>
+            <w:snapToGrid/>
+            <w:spacing w:line="400" w:lineRule="exact"/>
+            <w:textAlignment w:val="auto"/>
           </w:pPr>
           <w:r>
             <w:rPr>
@@ -3069,7 +3825,7 @@
               <w:bCs/>
               <w:szCs w:val="24"/>
             </w:rPr>
-            <w:instrText xml:space="preserve"> HYPERLINK \l _Toc1411 </w:instrText>
+            <w:instrText xml:space="preserve"> HYPERLINK \l _Toc17524 </w:instrText>
           </w:r>
           <w:r>
             <w:rPr>
@@ -3080,7 +3836,7 @@
             <w:fldChar w:fldCharType="separate"/>
           </w:r>
           <w:r>
-            <w:t>4.3数据库设计</w:t>
+            <w:t>4.3.2数据库表设计</w:t>
           </w:r>
           <w:r>
             <w:tab/>
@@ -3089,13 +3845,13 @@
             <w:fldChar w:fldCharType="begin"/>
           </w:r>
           <w:r>
-            <w:instrText xml:space="preserve"> PAGEREF _Toc1411 \h </w:instrText>
+            <w:instrText xml:space="preserve"> PAGEREF _Toc17524 \h </w:instrText>
           </w:r>
           <w:r>
             <w:fldChar w:fldCharType="separate"/>
           </w:r>
           <w:r>
-            <w:t>13</w:t>
+            <w:t>16</w:t>
           </w:r>
           <w:r>
             <w:fldChar w:fldCharType="end"/>
@@ -3111,10 +3867,25 @@
         </w:p>
         <w:p>
           <w:pPr>
-            <w:pStyle w:val="13"/>
+            <w:pStyle w:val="17"/>
+            <w:keepNext w:val="0"/>
+            <w:keepLines w:val="0"/>
+            <w:pageBreakBefore w:val="0"/>
+            <w:widowControl w:val="0"/>
             <w:tabs>
               <w:tab w:val="right" w:leader="dot" w:pos="8306"/>
             </w:tabs>
+            <w:kinsoku/>
+            <w:wordWrap/>
+            <w:overflowPunct/>
+            <w:topLinePunct w:val="0"/>
+            <w:autoSpaceDE/>
+            <w:autoSpaceDN/>
+            <w:bidi w:val="0"/>
+            <w:adjustRightInd/>
+            <w:snapToGrid/>
+            <w:spacing w:line="400" w:lineRule="exact"/>
+            <w:textAlignment w:val="auto"/>
           </w:pPr>
           <w:r>
             <w:rPr>
@@ -3130,7 +3901,7 @@
               <w:bCs/>
               <w:szCs w:val="24"/>
             </w:rPr>
-            <w:instrText xml:space="preserve"> HYPERLINK \l _Toc22543 </w:instrText>
+            <w:instrText xml:space="preserve"> HYPERLINK \l _Toc8147 </w:instrText>
           </w:r>
           <w:r>
             <w:rPr>
@@ -3141,7 +3912,7 @@
             <w:fldChar w:fldCharType="separate"/>
           </w:r>
           <w:r>
-            <w:t>4.3.1数据库E-R图</w:t>
+            <w:t>5 系统设计与实现</w:t>
           </w:r>
           <w:r>
             <w:tab/>
@@ -3150,13 +3921,13 @@
             <w:fldChar w:fldCharType="begin"/>
           </w:r>
           <w:r>
-            <w:instrText xml:space="preserve"> PAGEREF _Toc22543 \h </w:instrText>
+            <w:instrText xml:space="preserve"> PAGEREF _Toc8147 \h </w:instrText>
           </w:r>
           <w:r>
             <w:fldChar w:fldCharType="separate"/>
           </w:r>
           <w:r>
-            <w:t>13</w:t>
+            <w:t>21</w:t>
           </w:r>
           <w:r>
             <w:fldChar w:fldCharType="end"/>
@@ -3172,10 +3943,25 @@
         </w:p>
         <w:p>
           <w:pPr>
-            <w:pStyle w:val="13"/>
+            <w:pStyle w:val="18"/>
+            <w:keepNext w:val="0"/>
+            <w:keepLines w:val="0"/>
+            <w:pageBreakBefore w:val="0"/>
+            <w:widowControl w:val="0"/>
             <w:tabs>
               <w:tab w:val="right" w:leader="dot" w:pos="8306"/>
             </w:tabs>
+            <w:kinsoku/>
+            <w:wordWrap/>
+            <w:overflowPunct/>
+            <w:topLinePunct w:val="0"/>
+            <w:autoSpaceDE/>
+            <w:autoSpaceDN/>
+            <w:bidi w:val="0"/>
+            <w:adjustRightInd/>
+            <w:snapToGrid/>
+            <w:spacing w:line="400" w:lineRule="exact"/>
+            <w:textAlignment w:val="auto"/>
           </w:pPr>
           <w:r>
             <w:rPr>
@@ -3191,7 +3977,7 @@
               <w:bCs/>
               <w:szCs w:val="24"/>
             </w:rPr>
-            <w:instrText xml:space="preserve"> HYPERLINK \l _Toc17524 </w:instrText>
+            <w:instrText xml:space="preserve"> HYPERLINK \l _Toc1533 </w:instrText>
           </w:r>
           <w:r>
             <w:rPr>
@@ -3202,7 +3988,7 @@
             <w:fldChar w:fldCharType="separate"/>
           </w:r>
           <w:r>
-            <w:t>4.3.2数据库表设计</w:t>
+            <w:t>5.1系统登录注册与用户信息完善功能实现</w:t>
           </w:r>
           <w:r>
             <w:tab/>
@@ -3211,13 +3997,13 @@
             <w:fldChar w:fldCharType="begin"/>
           </w:r>
           <w:r>
-            <w:instrText xml:space="preserve"> PAGEREF _Toc17524 \h </w:instrText>
+            <w:instrText xml:space="preserve"> PAGEREF _Toc1533 \h </w:instrText>
           </w:r>
           <w:r>
             <w:fldChar w:fldCharType="separate"/>
           </w:r>
           <w:r>
-            <w:t>16</w:t>
+            <w:t>21</w:t>
           </w:r>
           <w:r>
             <w:fldChar w:fldCharType="end"/>
@@ -3233,10 +4019,25 @@
         </w:p>
         <w:p>
           <w:pPr>
-            <w:pStyle w:val="17"/>
+            <w:pStyle w:val="18"/>
+            <w:keepNext w:val="0"/>
+            <w:keepLines w:val="0"/>
+            <w:pageBreakBefore w:val="0"/>
+            <w:widowControl w:val="0"/>
             <w:tabs>
               <w:tab w:val="right" w:leader="dot" w:pos="8306"/>
             </w:tabs>
+            <w:kinsoku/>
+            <w:wordWrap/>
+            <w:overflowPunct/>
+            <w:topLinePunct w:val="0"/>
+            <w:autoSpaceDE/>
+            <w:autoSpaceDN/>
+            <w:bidi w:val="0"/>
+            <w:adjustRightInd/>
+            <w:snapToGrid/>
+            <w:spacing w:line="400" w:lineRule="exact"/>
+            <w:textAlignment w:val="auto"/>
           </w:pPr>
           <w:r>
             <w:rPr>
@@ -3252,7 +4053,7 @@
               <w:bCs/>
               <w:szCs w:val="24"/>
             </w:rPr>
-            <w:instrText xml:space="preserve"> HYPERLINK \l _Toc8147 </w:instrText>
+            <w:instrText xml:space="preserve"> HYPERLINK \l _Toc7387 </w:instrText>
           </w:r>
           <w:r>
             <w:rPr>
@@ -3263,7 +4064,10 @@
             <w:fldChar w:fldCharType="separate"/>
           </w:r>
           <w:r>
-            <w:t>5 系统设计与实现</w:t>
+            <w:rPr>
+              <w:rFonts w:hint="eastAsia"/>
+            </w:rPr>
+            <w:t>5.2 社团管理功能实现</w:t>
           </w:r>
           <w:r>
             <w:tab/>
@@ -3272,7 +4076,7 @@
             <w:fldChar w:fldCharType="begin"/>
           </w:r>
           <w:r>
-            <w:instrText xml:space="preserve"> PAGEREF _Toc8147 \h </w:instrText>
+            <w:instrText xml:space="preserve"> PAGEREF _Toc7387 \h </w:instrText>
           </w:r>
           <w:r>
             <w:fldChar w:fldCharType="separate"/>
@@ -3295,9 +4099,24 @@
         <w:p>
           <w:pPr>
             <w:pStyle w:val="18"/>
+            <w:keepNext w:val="0"/>
+            <w:keepLines w:val="0"/>
+            <w:pageBreakBefore w:val="0"/>
+            <w:widowControl w:val="0"/>
             <w:tabs>
               <w:tab w:val="right" w:leader="dot" w:pos="8306"/>
             </w:tabs>
+            <w:kinsoku/>
+            <w:wordWrap/>
+            <w:overflowPunct/>
+            <w:topLinePunct w:val="0"/>
+            <w:autoSpaceDE/>
+            <w:autoSpaceDN/>
+            <w:bidi w:val="0"/>
+            <w:adjustRightInd/>
+            <w:snapToGrid/>
+            <w:spacing w:line="400" w:lineRule="exact"/>
+            <w:textAlignment w:val="auto"/>
           </w:pPr>
           <w:r>
             <w:rPr>
@@ -3313,7 +4132,7 @@
               <w:bCs/>
               <w:szCs w:val="24"/>
             </w:rPr>
-            <w:instrText xml:space="preserve"> HYPERLINK \l _Toc1533 </w:instrText>
+            <w:instrText xml:space="preserve"> HYPERLINK \l _Toc9631 </w:instrText>
           </w:r>
           <w:r>
             <w:rPr>
@@ -3324,7 +4143,11 @@
             <w:fldChar w:fldCharType="separate"/>
           </w:r>
           <w:r>
-            <w:t>5.1系统登录注册与用户信息完善功能实现</w:t>
+            <w:rPr>
+              <w:rFonts w:hint="eastAsia"/>
+              <w:lang w:eastAsia="zh-CN"/>
+            </w:rPr>
+            <w:t>5.3 活动管理功能实现</w:t>
           </w:r>
           <w:r>
             <w:tab/>
@@ -3333,13 +4156,13 @@
             <w:fldChar w:fldCharType="begin"/>
           </w:r>
           <w:r>
-            <w:instrText xml:space="preserve"> PAGEREF _Toc1533 \h </w:instrText>
+            <w:instrText xml:space="preserve"> PAGEREF _Toc9631 \h </w:instrText>
           </w:r>
           <w:r>
             <w:fldChar w:fldCharType="separate"/>
           </w:r>
           <w:r>
-            <w:t>22</w:t>
+            <w:t>23</w:t>
           </w:r>
           <w:r>
             <w:fldChar w:fldCharType="end"/>
@@ -3356,9 +4179,24 @@
         <w:p>
           <w:pPr>
             <w:pStyle w:val="18"/>
+            <w:keepNext w:val="0"/>
+            <w:keepLines w:val="0"/>
+            <w:pageBreakBefore w:val="0"/>
+            <w:widowControl w:val="0"/>
             <w:tabs>
               <w:tab w:val="right" w:leader="dot" w:pos="8306"/>
             </w:tabs>
+            <w:kinsoku/>
+            <w:wordWrap/>
+            <w:overflowPunct/>
+            <w:topLinePunct w:val="0"/>
+            <w:autoSpaceDE/>
+            <w:autoSpaceDN/>
+            <w:bidi w:val="0"/>
+            <w:adjustRightInd/>
+            <w:snapToGrid/>
+            <w:spacing w:line="400" w:lineRule="exact"/>
+            <w:textAlignment w:val="auto"/>
           </w:pPr>
           <w:r>
             <w:rPr>
@@ -3374,7 +4212,7 @@
               <w:bCs/>
               <w:szCs w:val="24"/>
             </w:rPr>
-            <w:instrText xml:space="preserve"> HYPERLINK \l _Toc7387 </w:instrText>
+            <w:instrText xml:space="preserve"> HYPERLINK \l _Toc26346 </w:instrText>
           </w:r>
           <w:r>
             <w:rPr>
@@ -3387,8 +4225,9 @@
           <w:r>
             <w:rPr>
               <w:rFonts w:hint="eastAsia"/>
+              <w:lang w:eastAsia="zh-CN"/>
             </w:rPr>
-            <w:t>5.2 社团管理功能实现</w:t>
+            <w:t>5.4 活动报名与签到功能实现</w:t>
           </w:r>
           <w:r>
             <w:tab/>
@@ -3397,13 +4236,13 @@
             <w:fldChar w:fldCharType="begin"/>
           </w:r>
           <w:r>
-            <w:instrText xml:space="preserve"> PAGEREF _Toc7387 \h </w:instrText>
+            <w:instrText xml:space="preserve"> PAGEREF _Toc26346 \h </w:instrText>
           </w:r>
           <w:r>
             <w:fldChar w:fldCharType="separate"/>
           </w:r>
           <w:r>
-            <w:t>22</w:t>
+            <w:t>24</w:t>
           </w:r>
           <w:r>
             <w:fldChar w:fldCharType="end"/>
@@ -3420,9 +4259,24 @@
         <w:p>
           <w:pPr>
             <w:pStyle w:val="18"/>
+            <w:keepNext w:val="0"/>
+            <w:keepLines w:val="0"/>
+            <w:pageBreakBefore w:val="0"/>
+            <w:widowControl w:val="0"/>
             <w:tabs>
               <w:tab w:val="right" w:leader="dot" w:pos="8306"/>
             </w:tabs>
+            <w:kinsoku/>
+            <w:wordWrap/>
+            <w:overflowPunct/>
+            <w:topLinePunct w:val="0"/>
+            <w:autoSpaceDE/>
+            <w:autoSpaceDN/>
+            <w:bidi w:val="0"/>
+            <w:adjustRightInd/>
+            <w:snapToGrid/>
+            <w:spacing w:line="400" w:lineRule="exact"/>
+            <w:textAlignment w:val="auto"/>
           </w:pPr>
           <w:r>
             <w:rPr>
@@ -3438,7 +4292,7 @@
               <w:bCs/>
               <w:szCs w:val="24"/>
             </w:rPr>
-            <w:instrText xml:space="preserve"> HYPERLINK \l _Toc9631 </w:instrText>
+            <w:instrText xml:space="preserve"> HYPERLINK \l _Toc1329 </w:instrText>
           </w:r>
           <w:r>
             <w:rPr>
@@ -3450,10 +4304,9 @@
           </w:r>
           <w:r>
             <w:rPr>
-              <w:rFonts w:hint="eastAsia"/>
-              <w:lang w:eastAsia="zh-CN"/>
+              <w:rFonts w:hint="default"/>
             </w:rPr>
-            <w:t>5.3 活动管理功能实现</w:t>
+            <w:t>5.5 活动评价与反馈功能实现</w:t>
           </w:r>
           <w:r>
             <w:tab/>
@@ -3462,13 +4315,13 @@
             <w:fldChar w:fldCharType="begin"/>
           </w:r>
           <w:r>
-            <w:instrText xml:space="preserve"> PAGEREF _Toc9631 \h </w:instrText>
+            <w:instrText xml:space="preserve"> PAGEREF _Toc1329 \h </w:instrText>
           </w:r>
           <w:r>
             <w:fldChar w:fldCharType="separate"/>
           </w:r>
           <w:r>
-            <w:t>23</w:t>
+            <w:t>25</w:t>
           </w:r>
           <w:r>
             <w:fldChar w:fldCharType="end"/>
@@ -3485,9 +4338,24 @@
         <w:p>
           <w:pPr>
             <w:pStyle w:val="18"/>
+            <w:keepNext w:val="0"/>
+            <w:keepLines w:val="0"/>
+            <w:pageBreakBefore w:val="0"/>
+            <w:widowControl w:val="0"/>
             <w:tabs>
               <w:tab w:val="right" w:leader="dot" w:pos="8306"/>
             </w:tabs>
+            <w:kinsoku/>
+            <w:wordWrap/>
+            <w:overflowPunct/>
+            <w:topLinePunct w:val="0"/>
+            <w:autoSpaceDE/>
+            <w:autoSpaceDN/>
+            <w:bidi w:val="0"/>
+            <w:adjustRightInd/>
+            <w:snapToGrid/>
+            <w:spacing w:line="400" w:lineRule="exact"/>
+            <w:textAlignment w:val="auto"/>
           </w:pPr>
           <w:r>
             <w:rPr>
@@ -3503,7 +4371,7 @@
               <w:bCs/>
               <w:szCs w:val="24"/>
             </w:rPr>
-            <w:instrText xml:space="preserve"> HYPERLINK \l _Toc26346 </w:instrText>
+            <w:instrText xml:space="preserve"> HYPERLINK \l _Toc25879 </w:instrText>
           </w:r>
           <w:r>
             <w:rPr>
@@ -3515,10 +4383,9 @@
           </w:r>
           <w:r>
             <w:rPr>
-              <w:rFonts w:hint="eastAsia"/>
-              <w:lang w:eastAsia="zh-CN"/>
+              <w:rFonts w:hint="default"/>
             </w:rPr>
-            <w:t>5.4 活动报名与签到功能实现</w:t>
+            <w:t>5.6 数据统计与可视化功能实现</w:t>
           </w:r>
           <w:r>
             <w:tab/>
@@ -3527,13 +4394,13 @@
             <w:fldChar w:fldCharType="begin"/>
           </w:r>
           <w:r>
-            <w:instrText xml:space="preserve"> PAGEREF _Toc26346 \h </w:instrText>
+            <w:instrText xml:space="preserve"> PAGEREF _Toc25879 \h </w:instrText>
           </w:r>
           <w:r>
             <w:fldChar w:fldCharType="separate"/>
           </w:r>
           <w:r>
-            <w:t>24</w:t>
+            <w:t>26</w:t>
           </w:r>
           <w:r>
             <w:fldChar w:fldCharType="end"/>
@@ -3549,10 +4416,25 @@
         </w:p>
         <w:p>
           <w:pPr>
-            <w:pStyle w:val="18"/>
+            <w:pStyle w:val="17"/>
+            <w:keepNext w:val="0"/>
+            <w:keepLines w:val="0"/>
+            <w:pageBreakBefore w:val="0"/>
+            <w:widowControl w:val="0"/>
             <w:tabs>
               <w:tab w:val="right" w:leader="dot" w:pos="8306"/>
             </w:tabs>
+            <w:kinsoku/>
+            <w:wordWrap/>
+            <w:overflowPunct/>
+            <w:topLinePunct w:val="0"/>
+            <w:autoSpaceDE/>
+            <w:autoSpaceDN/>
+            <w:bidi w:val="0"/>
+            <w:adjustRightInd/>
+            <w:snapToGrid/>
+            <w:spacing w:line="400" w:lineRule="exact"/>
+            <w:textAlignment w:val="auto"/>
           </w:pPr>
           <w:r>
             <w:rPr>
@@ -3568,7 +4450,7 @@
               <w:bCs/>
               <w:szCs w:val="24"/>
             </w:rPr>
-            <w:instrText xml:space="preserve"> HYPERLINK \l _Toc1329 </w:instrText>
+            <w:instrText xml:space="preserve"> HYPERLINK \l _Toc12704 </w:instrText>
           </w:r>
           <w:r>
             <w:rPr>
@@ -3580,9 +4462,10 @@
           </w:r>
           <w:r>
             <w:rPr>
-              <w:rFonts w:hint="default"/>
+              <w:rFonts w:hint="eastAsia"/>
+              <w:lang w:val="en-US" w:eastAsia="zh-CN"/>
             </w:rPr>
-            <w:t>5.5 活动评价与反馈功能实现</w:t>
+            <w:t>6系统测试</w:t>
           </w:r>
           <w:r>
             <w:tab/>
@@ -3591,13 +4474,13 @@
             <w:fldChar w:fldCharType="begin"/>
           </w:r>
           <w:r>
-            <w:instrText xml:space="preserve"> PAGEREF _Toc1329 \h </w:instrText>
+            <w:instrText xml:space="preserve"> PAGEREF _Toc12704 \h </w:instrText>
           </w:r>
           <w:r>
             <w:fldChar w:fldCharType="separate"/>
           </w:r>
           <w:r>
-            <w:t>25</w:t>
+            <w:t>27</w:t>
           </w:r>
           <w:r>
             <w:fldChar w:fldCharType="end"/>
@@ -3614,9 +4497,24 @@
         <w:p>
           <w:pPr>
             <w:pStyle w:val="18"/>
+            <w:keepNext w:val="0"/>
+            <w:keepLines w:val="0"/>
+            <w:pageBreakBefore w:val="0"/>
+            <w:widowControl w:val="0"/>
             <w:tabs>
               <w:tab w:val="right" w:leader="dot" w:pos="8306"/>
             </w:tabs>
+            <w:kinsoku/>
+            <w:wordWrap/>
+            <w:overflowPunct/>
+            <w:topLinePunct w:val="0"/>
+            <w:autoSpaceDE/>
+            <w:autoSpaceDN/>
+            <w:bidi w:val="0"/>
+            <w:adjustRightInd/>
+            <w:snapToGrid/>
+            <w:spacing w:line="400" w:lineRule="exact"/>
+            <w:textAlignment w:val="auto"/>
           </w:pPr>
           <w:r>
             <w:rPr>
@@ -3632,7 +4530,7 @@
               <w:bCs/>
               <w:szCs w:val="24"/>
             </w:rPr>
-            <w:instrText xml:space="preserve"> HYPERLINK \l _Toc25879 </w:instrText>
+            <w:instrText xml:space="preserve"> HYPERLINK \l _Toc29189 </w:instrText>
           </w:r>
           <w:r>
             <w:rPr>
@@ -3645,8 +4543,9 @@
           <w:r>
             <w:rPr>
               <w:rFonts w:hint="default"/>
+              <w:lang w:val="en-US" w:eastAsia="zh-CN"/>
             </w:rPr>
-            <w:t>5.6 数据统计与可视化功能实现</w:t>
+            <w:t>6.1 测试概述</w:t>
           </w:r>
           <w:r>
             <w:tab/>
@@ -3655,13 +4554,13 @@
             <w:fldChar w:fldCharType="begin"/>
           </w:r>
           <w:r>
-            <w:instrText xml:space="preserve"> PAGEREF _Toc25879 \h </w:instrText>
+            <w:instrText xml:space="preserve"> PAGEREF _Toc29189 \h </w:instrText>
           </w:r>
           <w:r>
             <w:fldChar w:fldCharType="separate"/>
           </w:r>
           <w:r>
-            <w:t>26</w:t>
+            <w:t>27</w:t>
           </w:r>
           <w:r>
             <w:fldChar w:fldCharType="end"/>
@@ -3677,10 +4576,25 @@
         </w:p>
         <w:p>
           <w:pPr>
-            <w:pStyle w:val="17"/>
+            <w:pStyle w:val="18"/>
+            <w:keepNext w:val="0"/>
+            <w:keepLines w:val="0"/>
+            <w:pageBreakBefore w:val="0"/>
+            <w:widowControl w:val="0"/>
             <w:tabs>
               <w:tab w:val="right" w:leader="dot" w:pos="8306"/>
             </w:tabs>
+            <w:kinsoku/>
+            <w:wordWrap/>
+            <w:overflowPunct/>
+            <w:topLinePunct w:val="0"/>
+            <w:autoSpaceDE/>
+            <w:autoSpaceDN/>
+            <w:bidi w:val="0"/>
+            <w:adjustRightInd/>
+            <w:snapToGrid/>
+            <w:spacing w:line="400" w:lineRule="exact"/>
+            <w:textAlignment w:val="auto"/>
           </w:pPr>
           <w:r>
             <w:rPr>
@@ -3696,7 +4610,7 @@
               <w:bCs/>
               <w:szCs w:val="24"/>
             </w:rPr>
-            <w:instrText xml:space="preserve"> HYPERLINK \l _Toc12704 </w:instrText>
+            <w:instrText xml:space="preserve"> HYPERLINK \l _Toc16072 </w:instrText>
           </w:r>
           <w:r>
             <w:rPr>
@@ -3708,10 +4622,10 @@
           </w:r>
           <w:r>
             <w:rPr>
-              <w:rFonts w:hint="eastAsia"/>
+              <w:rFonts w:hint="default"/>
               <w:lang w:val="en-US" w:eastAsia="zh-CN"/>
             </w:rPr>
-            <w:t>6系统测试</w:t>
+            <w:t>6.2 测试方法</w:t>
           </w:r>
           <w:r>
             <w:tab/>
@@ -3720,7 +4634,7 @@
             <w:fldChar w:fldCharType="begin"/>
           </w:r>
           <w:r>
-            <w:instrText xml:space="preserve"> PAGEREF _Toc12704 \h </w:instrText>
+            <w:instrText xml:space="preserve"> PAGEREF _Toc16072 \h </w:instrText>
           </w:r>
           <w:r>
             <w:fldChar w:fldCharType="separate"/>
@@ -3743,9 +4657,24 @@
         <w:p>
           <w:pPr>
             <w:pStyle w:val="18"/>
+            <w:keepNext w:val="0"/>
+            <w:keepLines w:val="0"/>
+            <w:pageBreakBefore w:val="0"/>
+            <w:widowControl w:val="0"/>
             <w:tabs>
               <w:tab w:val="right" w:leader="dot" w:pos="8306"/>
             </w:tabs>
+            <w:kinsoku/>
+            <w:wordWrap/>
+            <w:overflowPunct/>
+            <w:topLinePunct w:val="0"/>
+            <w:autoSpaceDE/>
+            <w:autoSpaceDN/>
+            <w:bidi w:val="0"/>
+            <w:adjustRightInd/>
+            <w:snapToGrid/>
+            <w:spacing w:line="400" w:lineRule="exact"/>
+            <w:textAlignment w:val="auto"/>
           </w:pPr>
           <w:r>
             <w:rPr>
@@ -3761,7 +4690,7 @@
               <w:bCs/>
               <w:szCs w:val="24"/>
             </w:rPr>
-            <w:instrText xml:space="preserve"> HYPERLINK \l _Toc29189 </w:instrText>
+            <w:instrText xml:space="preserve"> HYPERLINK \l _Toc28378 </w:instrText>
           </w:r>
           <w:r>
             <w:rPr>
@@ -3776,7 +4705,7 @@
               <w:rFonts w:hint="default"/>
               <w:lang w:val="en-US" w:eastAsia="zh-CN"/>
             </w:rPr>
-            <w:t>6.1 测试概述</w:t>
+            <w:t>6.3 测试环境</w:t>
           </w:r>
           <w:r>
             <w:tab/>
@@ -3785,7 +4714,7 @@
             <w:fldChar w:fldCharType="begin"/>
           </w:r>
           <w:r>
-            <w:instrText xml:space="preserve"> PAGEREF _Toc29189 \h </w:instrText>
+            <w:instrText xml:space="preserve"> PAGEREF _Toc28378 \h </w:instrText>
           </w:r>
           <w:r>
             <w:fldChar w:fldCharType="separate"/>
@@ -3808,9 +4737,24 @@
         <w:p>
           <w:pPr>
             <w:pStyle w:val="18"/>
+            <w:keepNext w:val="0"/>
+            <w:keepLines w:val="0"/>
+            <w:pageBreakBefore w:val="0"/>
+            <w:widowControl w:val="0"/>
             <w:tabs>
               <w:tab w:val="right" w:leader="dot" w:pos="8306"/>
             </w:tabs>
+            <w:kinsoku/>
+            <w:wordWrap/>
+            <w:overflowPunct/>
+            <w:topLinePunct w:val="0"/>
+            <w:autoSpaceDE/>
+            <w:autoSpaceDN/>
+            <w:bidi w:val="0"/>
+            <w:adjustRightInd/>
+            <w:snapToGrid/>
+            <w:spacing w:line="400" w:lineRule="exact"/>
+            <w:textAlignment w:val="auto"/>
           </w:pPr>
           <w:r>
             <w:rPr>
@@ -3826,7 +4770,7 @@
               <w:bCs/>
               <w:szCs w:val="24"/>
             </w:rPr>
-            <w:instrText xml:space="preserve"> HYPERLINK \l _Toc16072 </w:instrText>
+            <w:instrText xml:space="preserve"> HYPERLINK \l _Toc6919 </w:instrText>
           </w:r>
           <w:r>
             <w:rPr>
@@ -3837,11 +4781,7 @@
             <w:fldChar w:fldCharType="separate"/>
           </w:r>
           <w:r>
-            <w:rPr>
-              <w:rFonts w:hint="default"/>
-              <w:lang w:val="en-US" w:eastAsia="zh-CN"/>
-            </w:rPr>
-            <w:t>6.2 测试方法</w:t>
+            <w:t>6.4 功能测试</w:t>
           </w:r>
           <w:r>
             <w:tab/>
@@ -3850,13 +4790,13 @@
             <w:fldChar w:fldCharType="begin"/>
           </w:r>
           <w:r>
-            <w:instrText xml:space="preserve"> PAGEREF _Toc16072 \h </w:instrText>
+            <w:instrText xml:space="preserve"> PAGEREF _Toc6919 \h </w:instrText>
           </w:r>
           <w:r>
             <w:fldChar w:fldCharType="separate"/>
           </w:r>
           <w:r>
-            <w:t>27</w:t>
+            <w:t>28</w:t>
           </w:r>
           <w:r>
             <w:fldChar w:fldCharType="end"/>
@@ -3873,9 +4813,24 @@
         <w:p>
           <w:pPr>
             <w:pStyle w:val="18"/>
+            <w:keepNext w:val="0"/>
+            <w:keepLines w:val="0"/>
+            <w:pageBreakBefore w:val="0"/>
+            <w:widowControl w:val="0"/>
             <w:tabs>
               <w:tab w:val="right" w:leader="dot" w:pos="8306"/>
             </w:tabs>
+            <w:kinsoku/>
+            <w:wordWrap/>
+            <w:overflowPunct/>
+            <w:topLinePunct w:val="0"/>
+            <w:autoSpaceDE/>
+            <w:autoSpaceDN/>
+            <w:bidi w:val="0"/>
+            <w:adjustRightInd/>
+            <w:snapToGrid/>
+            <w:spacing w:line="400" w:lineRule="exact"/>
+            <w:textAlignment w:val="auto"/>
           </w:pPr>
           <w:r>
             <w:rPr>
@@ -3891,7 +4846,7 @@
               <w:bCs/>
               <w:szCs w:val="24"/>
             </w:rPr>
-            <w:instrText xml:space="preserve"> HYPERLINK \l _Toc28378 </w:instrText>
+            <w:instrText xml:space="preserve"> HYPERLINK \l _Toc8962 </w:instrText>
           </w:r>
           <w:r>
             <w:rPr>
@@ -3903,10 +4858,10 @@
           </w:r>
           <w:r>
             <w:rPr>
-              <w:rFonts w:hint="default"/>
+              <w:rFonts w:hint="eastAsia"/>
               <w:lang w:val="en-US" w:eastAsia="zh-CN"/>
             </w:rPr>
-            <w:t>6.3 测试环境</w:t>
+            <w:t>6.5性能测试</w:t>
           </w:r>
           <w:r>
             <w:tab/>
@@ -3915,13 +4870,13 @@
             <w:fldChar w:fldCharType="begin"/>
           </w:r>
           <w:r>
-            <w:instrText xml:space="preserve"> PAGEREF _Toc28378 \h </w:instrText>
+            <w:instrText xml:space="preserve"> PAGEREF _Toc8962 \h </w:instrText>
           </w:r>
           <w:r>
             <w:fldChar w:fldCharType="separate"/>
           </w:r>
           <w:r>
-            <w:t>27</w:t>
+            <w:t>35</w:t>
           </w:r>
           <w:r>
             <w:fldChar w:fldCharType="end"/>
@@ -3938,9 +4893,24 @@
         <w:p>
           <w:pPr>
             <w:pStyle w:val="18"/>
+            <w:keepNext w:val="0"/>
+            <w:keepLines w:val="0"/>
+            <w:pageBreakBefore w:val="0"/>
+            <w:widowControl w:val="0"/>
             <w:tabs>
               <w:tab w:val="right" w:leader="dot" w:pos="8306"/>
             </w:tabs>
+            <w:kinsoku/>
+            <w:wordWrap/>
+            <w:overflowPunct/>
+            <w:topLinePunct w:val="0"/>
+            <w:autoSpaceDE/>
+            <w:autoSpaceDN/>
+            <w:bidi w:val="0"/>
+            <w:adjustRightInd/>
+            <w:snapToGrid/>
+            <w:spacing w:line="400" w:lineRule="exact"/>
+            <w:textAlignment w:val="auto"/>
           </w:pPr>
           <w:r>
             <w:rPr>
@@ -3956,7 +4926,7 @@
               <w:bCs/>
               <w:szCs w:val="24"/>
             </w:rPr>
-            <w:instrText xml:space="preserve"> HYPERLINK \l _Toc6919 </w:instrText>
+            <w:instrText xml:space="preserve"> HYPERLINK \l _Toc24698 </w:instrText>
           </w:r>
           <w:r>
             <w:rPr>
@@ -3967,7 +4937,11 @@
             <w:fldChar w:fldCharType="separate"/>
           </w:r>
           <w:r>
-            <w:t>6.4 功能测试</w:t>
+            <w:rPr>
+              <w:rFonts w:hint="eastAsia"/>
+              <w:lang w:val="en-US" w:eastAsia="zh-CN"/>
+            </w:rPr>
+            <w:t>6.6兼容性测试</w:t>
           </w:r>
           <w:r>
             <w:tab/>
@@ -3976,13 +4950,13 @@
             <w:fldChar w:fldCharType="begin"/>
           </w:r>
           <w:r>
-            <w:instrText xml:space="preserve"> PAGEREF _Toc6919 \h </w:instrText>
+            <w:instrText xml:space="preserve"> PAGEREF _Toc24698 \h </w:instrText>
           </w:r>
           <w:r>
             <w:fldChar w:fldCharType="separate"/>
           </w:r>
           <w:r>
-            <w:t>28</w:t>
+            <w:t>36</w:t>
           </w:r>
           <w:r>
             <w:fldChar w:fldCharType="end"/>
@@ -3999,9 +4973,24 @@
         <w:p>
           <w:pPr>
             <w:pStyle w:val="18"/>
+            <w:keepNext w:val="0"/>
+            <w:keepLines w:val="0"/>
+            <w:pageBreakBefore w:val="0"/>
+            <w:widowControl w:val="0"/>
             <w:tabs>
               <w:tab w:val="right" w:leader="dot" w:pos="8306"/>
             </w:tabs>
+            <w:kinsoku/>
+            <w:wordWrap/>
+            <w:overflowPunct/>
+            <w:topLinePunct w:val="0"/>
+            <w:autoSpaceDE/>
+            <w:autoSpaceDN/>
+            <w:bidi w:val="0"/>
+            <w:adjustRightInd/>
+            <w:snapToGrid/>
+            <w:spacing w:line="400" w:lineRule="exact"/>
+            <w:textAlignment w:val="auto"/>
           </w:pPr>
           <w:r>
             <w:rPr>
@@ -4017,7 +5006,7 @@
               <w:bCs/>
               <w:szCs w:val="24"/>
             </w:rPr>
-            <w:instrText xml:space="preserve"> HYPERLINK \l _Toc8962 </w:instrText>
+            <w:instrText xml:space="preserve"> HYPERLINK \l _Toc30468 </w:instrText>
           </w:r>
           <w:r>
             <w:rPr>
@@ -4032,7 +5021,7 @@
               <w:rFonts w:hint="eastAsia"/>
               <w:lang w:val="en-US" w:eastAsia="zh-CN"/>
             </w:rPr>
-            <w:t>6.5性能测试</w:t>
+            <w:t>6.7安全性测试</w:t>
           </w:r>
           <w:r>
             <w:tab/>
@@ -4041,13 +5030,13 @@
             <w:fldChar w:fldCharType="begin"/>
           </w:r>
           <w:r>
-            <w:instrText xml:space="preserve"> PAGEREF _Toc8962 \h </w:instrText>
+            <w:instrText xml:space="preserve"> PAGEREF _Toc30468 \h </w:instrText>
           </w:r>
           <w:r>
             <w:fldChar w:fldCharType="separate"/>
           </w:r>
           <w:r>
-            <w:t>35</w:t>
+            <w:t>36</w:t>
           </w:r>
           <w:r>
             <w:fldChar w:fldCharType="end"/>
@@ -4064,9 +5053,24 @@
         <w:p>
           <w:pPr>
             <w:pStyle w:val="18"/>
+            <w:keepNext w:val="0"/>
+            <w:keepLines w:val="0"/>
+            <w:pageBreakBefore w:val="0"/>
+            <w:widowControl w:val="0"/>
             <w:tabs>
               <w:tab w:val="right" w:leader="dot" w:pos="8306"/>
             </w:tabs>
+            <w:kinsoku/>
+            <w:wordWrap/>
+            <w:overflowPunct/>
+            <w:topLinePunct w:val="0"/>
+            <w:autoSpaceDE/>
+            <w:autoSpaceDN/>
+            <w:bidi w:val="0"/>
+            <w:adjustRightInd/>
+            <w:snapToGrid/>
+            <w:spacing w:line="400" w:lineRule="exact"/>
+            <w:textAlignment w:val="auto"/>
           </w:pPr>
           <w:r>
             <w:rPr>
@@ -4082,7 +5086,7 @@
               <w:bCs/>
               <w:szCs w:val="24"/>
             </w:rPr>
-            <w:instrText xml:space="preserve"> HYPERLINK \l _Toc24698 </w:instrText>
+            <w:instrText xml:space="preserve"> HYPERLINK \l _Toc6401 </w:instrText>
           </w:r>
           <w:r>
             <w:rPr>
@@ -4094,10 +5098,22 @@
           </w:r>
           <w:r>
             <w:rPr>
+              <w:rFonts w:hint="default"/>
+            </w:rPr>
+            <w:t>6.</w:t>
+          </w:r>
+          <w:r>
+            <w:rPr>
               <w:rFonts w:hint="eastAsia"/>
               <w:lang w:val="en-US" w:eastAsia="zh-CN"/>
             </w:rPr>
-            <w:t>6.6兼容性测试</w:t>
+            <w:t>8</w:t>
+          </w:r>
+          <w:r>
+            <w:rPr>
+              <w:rFonts w:hint="default"/>
+            </w:rPr>
+            <w:t xml:space="preserve"> 测试结论</w:t>
           </w:r>
           <w:r>
             <w:tab/>
@@ -4106,13 +5122,13 @@
             <w:fldChar w:fldCharType="begin"/>
           </w:r>
           <w:r>
-            <w:instrText xml:space="preserve"> PAGEREF _Toc24698 \h </w:instrText>
+            <w:instrText xml:space="preserve"> PAGEREF _Toc6401 \h </w:instrText>
           </w:r>
           <w:r>
             <w:fldChar w:fldCharType="separate"/>
           </w:r>
           <w:r>
-            <w:t>36</w:t>
+            <w:t>37</w:t>
           </w:r>
           <w:r>
             <w:fldChar w:fldCharType="end"/>
@@ -4128,10 +5144,25 @@
         </w:p>
         <w:p>
           <w:pPr>
-            <w:pStyle w:val="18"/>
+            <w:pStyle w:val="17"/>
+            <w:keepNext w:val="0"/>
+            <w:keepLines w:val="0"/>
+            <w:pageBreakBefore w:val="0"/>
+            <w:widowControl w:val="0"/>
             <w:tabs>
               <w:tab w:val="right" w:leader="dot" w:pos="8306"/>
             </w:tabs>
+            <w:kinsoku/>
+            <w:wordWrap/>
+            <w:overflowPunct/>
+            <w:topLinePunct w:val="0"/>
+            <w:autoSpaceDE/>
+            <w:autoSpaceDN/>
+            <w:bidi w:val="0"/>
+            <w:adjustRightInd/>
+            <w:snapToGrid/>
+            <w:spacing w:line="400" w:lineRule="exact"/>
+            <w:textAlignment w:val="auto"/>
           </w:pPr>
           <w:r>
             <w:rPr>
@@ -4147,7 +5178,7 @@
               <w:bCs/>
               <w:szCs w:val="24"/>
             </w:rPr>
-            <w:instrText xml:space="preserve"> HYPERLINK \l _Toc30468 </w:instrText>
+            <w:instrText xml:space="preserve"> HYPERLINK \l _Toc19180 </w:instrText>
           </w:r>
           <w:r>
             <w:rPr>
@@ -4159,10 +5190,9 @@
           </w:r>
           <w:r>
             <w:rPr>
-              <w:rFonts w:hint="eastAsia"/>
-              <w:lang w:val="en-US" w:eastAsia="zh-CN"/>
+              <w:rFonts w:hint="default"/>
             </w:rPr>
-            <w:t>6.7安全性测试</w:t>
+            <w:t>7 总结与展望</w:t>
           </w:r>
           <w:r>
             <w:tab/>
@@ -4171,13 +5201,13 @@
             <w:fldChar w:fldCharType="begin"/>
           </w:r>
           <w:r>
-            <w:instrText xml:space="preserve"> PAGEREF _Toc30468 \h </w:instrText>
+            <w:instrText xml:space="preserve"> PAGEREF _Toc19180 \h </w:instrText>
           </w:r>
           <w:r>
             <w:fldChar w:fldCharType="separate"/>
           </w:r>
           <w:r>
-            <w:t>36</w:t>
+            <w:t>38</w:t>
           </w:r>
           <w:r>
             <w:fldChar w:fldCharType="end"/>
@@ -4193,10 +5223,25 @@
         </w:p>
         <w:p>
           <w:pPr>
-            <w:pStyle w:val="18"/>
+            <w:pStyle w:val="17"/>
+            <w:keepNext w:val="0"/>
+            <w:keepLines w:val="0"/>
+            <w:pageBreakBefore w:val="0"/>
+            <w:widowControl w:val="0"/>
             <w:tabs>
               <w:tab w:val="right" w:leader="dot" w:pos="8306"/>
             </w:tabs>
+            <w:kinsoku/>
+            <w:wordWrap/>
+            <w:overflowPunct/>
+            <w:topLinePunct w:val="0"/>
+            <w:autoSpaceDE/>
+            <w:autoSpaceDN/>
+            <w:bidi w:val="0"/>
+            <w:adjustRightInd/>
+            <w:snapToGrid/>
+            <w:spacing w:line="400" w:lineRule="exact"/>
+            <w:textAlignment w:val="auto"/>
           </w:pPr>
           <w:r>
             <w:rPr>
@@ -4212,7 +5257,7 @@
               <w:bCs/>
               <w:szCs w:val="24"/>
             </w:rPr>
-            <w:instrText xml:space="preserve"> HYPERLINK \l _Toc6401 </w:instrText>
+            <w:instrText xml:space="preserve"> HYPERLINK \l _Toc21369 </w:instrText>
           </w:r>
           <w:r>
             <w:rPr>
@@ -4224,22 +5269,10 @@
           </w:r>
           <w:r>
             <w:rPr>
-              <w:rFonts w:hint="default"/>
-            </w:rPr>
-            <w:t>6.</w:t>
-          </w:r>
-          <w:r>
-            <w:rPr>
               <w:rFonts w:hint="eastAsia"/>
               <w:lang w:val="en-US" w:eastAsia="zh-CN"/>
             </w:rPr>
-            <w:t>8</w:t>
-          </w:r>
-          <w:r>
-            <w:rPr>
-              <w:rFonts w:hint="default"/>
-            </w:rPr>
-            <w:t xml:space="preserve"> 测试结论</w:t>
+            <w:t>参考文献</w:t>
           </w:r>
           <w:r>
             <w:tab/>
@@ -4248,13 +5281,13 @@
             <w:fldChar w:fldCharType="begin"/>
           </w:r>
           <w:r>
-            <w:instrText xml:space="preserve"> PAGEREF _Toc6401 \h </w:instrText>
+            <w:instrText xml:space="preserve"> PAGEREF _Toc21369 \h </w:instrText>
           </w:r>
           <w:r>
             <w:fldChar w:fldCharType="separate"/>
           </w:r>
           <w:r>
-            <w:t>37</w:t>
+            <w:t>39</w:t>
           </w:r>
           <w:r>
             <w:fldChar w:fldCharType="end"/>
@@ -4271,9 +5304,24 @@
         <w:p>
           <w:pPr>
             <w:pStyle w:val="17"/>
+            <w:keepNext w:val="0"/>
+            <w:keepLines w:val="0"/>
+            <w:pageBreakBefore w:val="0"/>
+            <w:widowControl w:val="0"/>
             <w:tabs>
               <w:tab w:val="right" w:leader="dot" w:pos="8306"/>
             </w:tabs>
+            <w:kinsoku/>
+            <w:wordWrap/>
+            <w:overflowPunct/>
+            <w:topLinePunct w:val="0"/>
+            <w:autoSpaceDE/>
+            <w:autoSpaceDN/>
+            <w:bidi w:val="0"/>
+            <w:adjustRightInd/>
+            <w:snapToGrid/>
+            <w:spacing w:line="400" w:lineRule="exact"/>
+            <w:textAlignment w:val="auto"/>
           </w:pPr>
           <w:r>
             <w:rPr>
@@ -4289,7 +5337,7 @@
               <w:bCs/>
               <w:szCs w:val="24"/>
             </w:rPr>
-            <w:instrText xml:space="preserve"> HYPERLINK \l _Toc19180 </w:instrText>
+            <w:instrText xml:space="preserve"> HYPERLINK \l _Toc27927 </w:instrText>
           </w:r>
           <w:r>
             <w:rPr>
@@ -4301,9 +5349,10 @@
           </w:r>
           <w:r>
             <w:rPr>
-              <w:rFonts w:hint="default"/>
+              <w:rFonts w:hint="eastAsia"/>
+              <w:lang w:val="en-US" w:eastAsia="zh-CN"/>
             </w:rPr>
-            <w:t>7 总结与展望</w:t>
+            <w:t>致谢语</w:t>
           </w:r>
           <w:r>
             <w:tab/>
@@ -4312,13 +5361,13 @@
             <w:fldChar w:fldCharType="begin"/>
           </w:r>
           <w:r>
-            <w:instrText xml:space="preserve"> PAGEREF _Toc19180 \h </w:instrText>
+            <w:instrText xml:space="preserve"> PAGEREF _Toc27927 \h </w:instrText>
           </w:r>
           <w:r>
             <w:fldChar w:fldCharType="separate"/>
           </w:r>
           <w:r>
-            <w:t>38</w:t>
+            <w:t>41</w:t>
           </w:r>
           <w:r>
             <w:fldChar w:fldCharType="end"/>
@@ -4334,138 +5383,22 @@
         </w:p>
         <w:p>
           <w:pPr>
-            <w:pStyle w:val="17"/>
-            <w:tabs>
-              <w:tab w:val="right" w:leader="dot" w:pos="8306"/>
-            </w:tabs>
-          </w:pPr>
-          <w:r>
-            <w:rPr>
-              <w:rFonts w:hint="eastAsia" w:ascii="黑体" w:hAnsi="黑体" w:eastAsia="黑体" w:cs="黑体"/>
-              <w:bCs/>
-              <w:szCs w:val="24"/>
-            </w:rPr>
-            <w:fldChar w:fldCharType="begin"/>
-          </w:r>
-          <w:r>
-            <w:rPr>
-              <w:rFonts w:hint="eastAsia" w:ascii="黑体" w:hAnsi="黑体" w:eastAsia="黑体" w:cs="黑体"/>
-              <w:bCs/>
-              <w:szCs w:val="24"/>
-            </w:rPr>
-            <w:instrText xml:space="preserve"> HYPERLINK \l _Toc21369 </w:instrText>
-          </w:r>
-          <w:r>
-            <w:rPr>
-              <w:rFonts w:hint="eastAsia" w:ascii="黑体" w:hAnsi="黑体" w:eastAsia="黑体" w:cs="黑体"/>
-              <w:bCs/>
-              <w:szCs w:val="24"/>
-            </w:rPr>
-            <w:fldChar w:fldCharType="separate"/>
-          </w:r>
-          <w:r>
-            <w:rPr>
-              <w:rFonts w:hint="eastAsia"/>
-              <w:lang w:val="en-US" w:eastAsia="zh-CN"/>
-            </w:rPr>
-            <w:t>参考文献</w:t>
-          </w:r>
-          <w:r>
-            <w:tab/>
-          </w:r>
-          <w:r>
-            <w:fldChar w:fldCharType="begin"/>
-          </w:r>
-          <w:r>
-            <w:instrText xml:space="preserve"> PAGEREF _Toc21369 \h </w:instrText>
-          </w:r>
-          <w:r>
-            <w:fldChar w:fldCharType="separate"/>
-          </w:r>
-          <w:r>
-            <w:t>39</w:t>
-          </w:r>
-          <w:r>
-            <w:fldChar w:fldCharType="end"/>
-          </w:r>
-          <w:r>
-            <w:rPr>
-              <w:rFonts w:hint="eastAsia" w:ascii="黑体" w:hAnsi="黑体" w:eastAsia="黑体" w:cs="黑体"/>
-              <w:bCs/>
-              <w:szCs w:val="24"/>
-            </w:rPr>
-            <w:fldChar w:fldCharType="end"/>
-          </w:r>
-        </w:p>
-        <w:p>
-          <w:pPr>
-            <w:pStyle w:val="17"/>
-            <w:tabs>
-              <w:tab w:val="right" w:leader="dot" w:pos="8306"/>
-            </w:tabs>
-          </w:pPr>
-          <w:r>
-            <w:rPr>
-              <w:rFonts w:hint="eastAsia" w:ascii="黑体" w:hAnsi="黑体" w:eastAsia="黑体" w:cs="黑体"/>
-              <w:bCs/>
-              <w:szCs w:val="24"/>
-            </w:rPr>
-            <w:fldChar w:fldCharType="begin"/>
-          </w:r>
-          <w:r>
-            <w:rPr>
-              <w:rFonts w:hint="eastAsia" w:ascii="黑体" w:hAnsi="黑体" w:eastAsia="黑体" w:cs="黑体"/>
-              <w:bCs/>
-              <w:szCs w:val="24"/>
-            </w:rPr>
-            <w:instrText xml:space="preserve"> HYPERLINK \l _Toc27927 </w:instrText>
-          </w:r>
-          <w:r>
-            <w:rPr>
-              <w:rFonts w:hint="eastAsia" w:ascii="黑体" w:hAnsi="黑体" w:eastAsia="黑体" w:cs="黑体"/>
-              <w:bCs/>
-              <w:szCs w:val="24"/>
-            </w:rPr>
-            <w:fldChar w:fldCharType="separate"/>
-          </w:r>
-          <w:r>
-            <w:rPr>
-              <w:rFonts w:hint="eastAsia"/>
-              <w:lang w:val="en-US" w:eastAsia="zh-CN"/>
-            </w:rPr>
-            <w:t>致谢语</w:t>
-          </w:r>
-          <w:r>
-            <w:tab/>
-          </w:r>
-          <w:r>
-            <w:fldChar w:fldCharType="begin"/>
-          </w:r>
-          <w:r>
-            <w:instrText xml:space="preserve"> PAGEREF _Toc27927 \h </w:instrText>
-          </w:r>
-          <w:r>
-            <w:fldChar w:fldCharType="separate"/>
-          </w:r>
-          <w:r>
-            <w:t>41</w:t>
-          </w:r>
-          <w:r>
-            <w:fldChar w:fldCharType="end"/>
-          </w:r>
-          <w:r>
-            <w:rPr>
-              <w:rFonts w:hint="eastAsia" w:ascii="黑体" w:hAnsi="黑体" w:eastAsia="黑体" w:cs="黑体"/>
-              <w:bCs/>
-              <w:szCs w:val="24"/>
-            </w:rPr>
-            <w:fldChar w:fldCharType="end"/>
-          </w:r>
-        </w:p>
-        <w:p>
-          <w:pPr>
-            <w:spacing w:line="360" w:lineRule="exact"/>
+            <w:keepNext w:val="0"/>
+            <w:keepLines w:val="0"/>
+            <w:pageBreakBefore w:val="0"/>
+            <w:widowControl w:val="0"/>
+            <w:kinsoku/>
+            <w:wordWrap/>
+            <w:overflowPunct/>
+            <w:topLinePunct w:val="0"/>
+            <w:autoSpaceDE/>
+            <w:autoSpaceDN/>
+            <w:bidi w:val="0"/>
+            <w:adjustRightInd/>
+            <w:snapToGrid/>
+            <w:spacing w:line="400" w:lineRule="exact"/>
             <w:ind w:right="-766"/>
+            <w:textAlignment w:val="auto"/>
             <w:rPr>
               <w:rFonts w:hint="eastAsia" w:ascii="黑体" w:hAnsi="黑体" w:eastAsia="黑体" w:cs="黑体"/>
               <w:b/>
@@ -4647,19 +5580,18 @@
         <w:jc w:val="left"/>
         <w:textAlignment w:val="auto"/>
         <w:rPr>
-          <w:rFonts w:hint="eastAsia" w:ascii="宋体" w:hAnsi="宋体" w:eastAsia="宋体" w:cs="宋体"/>
-          <w:sz w:val="28"/>
-          <w:szCs w:val="28"/>
-          <w:lang w:eastAsia="zh-CN"/>
-        </w:rPr>
-      </w:pPr>
-      <w:r>
-        <w:rPr>
           <w:rFonts w:hint="eastAsia" w:ascii="宋体" w:hAnsi="宋体" w:cs="宋体"/>
           <w:sz w:val="28"/>
           <w:szCs w:val="28"/>
         </w:rPr>
-        <w:t>本文设计并实现了一个基于微信小程序的校园活动报名管理系统。这些问题包括：信息发布渠道分散、人工统计报名效率低、现场签到不好监管、活动效果缺少数字化评估。系统后端采用Spring Boot与MyBatis-Plus框架构建，前端基于Vue3与Uni-app跨平台技术开发</w:t>
+      </w:pPr>
+      <w:r>
+        <w:rPr>
+          <w:rFonts w:hint="eastAsia" w:ascii="宋体" w:hAnsi="宋体" w:cs="宋体"/>
+          <w:sz w:val="28"/>
+          <w:szCs w:val="28"/>
+        </w:rPr>
+        <w:t>本文设计并实现了一个基于微信小程序的校园活动报名管理系统，旨在解决当前校园活动中存在的信息发布渠道分散、人工统计报名效率低下、现场签到难以有效监管以及活动效果缺乏数字化评估等问题。系统后端采用Spring Boot与MyBatis-Plus框架构建，前端基于Vue3与Uni-app跨平台技术开发</w:t>
       </w:r>
       <w:r>
         <w:rPr>
@@ -4726,7 +5658,7 @@
           <w:sz w:val="28"/>
           <w:szCs w:val="28"/>
         </w:rPr>
-        <w:t>。这套系统上线运行之后，活动发布和审核的等待时间明显变短了。系统还用了ECharts做可视化图表，帮助社团管理者清楚看到活动的参与情况，比如多少人报名、多少人签到、参与度变化趋势等。通过这些积累下来的活动数据，学校可以更好地安排第二课堂的资源。总的来看，这个系统的实际运行结果，对推动高校校园治理的数字化转型有实践参考价值</w:t>
+        <w:t>。这套系统上线运行之后</w:t>
       </w:r>
       <w:r>
         <w:rPr>
@@ -4735,7 +5667,228 @@
           <w:szCs w:val="28"/>
           <w:lang w:eastAsia="zh-CN"/>
         </w:rPr>
-        <w:t>。</w:t>
+        <w:t>，</w:t>
+      </w:r>
+      <w:r>
+        <w:rPr>
+          <w:rFonts w:hint="eastAsia" w:ascii="宋体" w:hAnsi="宋体" w:cs="宋体"/>
+          <w:sz w:val="28"/>
+          <w:szCs w:val="28"/>
+        </w:rPr>
+        <w:t>在流程效率方面，通过自动化的工作</w:t>
+      </w:r>
+      <w:r>
+        <w:rPr>
+          <w:rFonts w:hint="eastAsia" w:ascii="宋体" w:hAnsi="宋体" w:cs="宋体"/>
+          <w:sz w:val="28"/>
+          <w:szCs w:val="28"/>
+          <w:lang w:val="en-US" w:eastAsia="zh-CN"/>
+        </w:rPr>
+        <w:t>流程</w:t>
+      </w:r>
+      <w:r>
+        <w:rPr>
+          <w:rFonts w:hint="eastAsia" w:ascii="宋体" w:hAnsi="宋体" w:cs="宋体"/>
+          <w:sz w:val="28"/>
+          <w:szCs w:val="28"/>
+          <w:lang w:eastAsia="zh-CN"/>
+        </w:rPr>
+        <w:t>，</w:t>
+      </w:r>
+      <w:r>
+        <w:rPr>
+          <w:rFonts w:hint="eastAsia" w:ascii="宋体" w:hAnsi="宋体" w:cs="宋体"/>
+          <w:sz w:val="28"/>
+          <w:szCs w:val="28"/>
+        </w:rPr>
+        <w:t>活动申请审批的平均时间由传统的</w:t>
+      </w:r>
+      <w:r>
+        <w:rPr>
+          <w:rFonts w:hint="eastAsia" w:ascii="宋体" w:hAnsi="宋体" w:cs="宋体"/>
+          <w:sz w:val="28"/>
+          <w:szCs w:val="28"/>
+          <w:lang w:val="en-US" w:eastAsia="zh-CN"/>
+        </w:rPr>
+        <w:t>2到3</w:t>
+      </w:r>
+      <w:r>
+        <w:rPr>
+          <w:rFonts w:hint="eastAsia" w:ascii="宋体" w:hAnsi="宋体" w:cs="宋体"/>
+          <w:sz w:val="28"/>
+          <w:szCs w:val="28"/>
+        </w:rPr>
+        <w:t>个工作日缩短至</w:t>
+      </w:r>
+      <w:r>
+        <w:rPr>
+          <w:rFonts w:hint="eastAsia" w:ascii="宋体" w:hAnsi="宋体" w:cs="宋体"/>
+          <w:sz w:val="28"/>
+          <w:szCs w:val="28"/>
+          <w:lang w:val="en-US" w:eastAsia="zh-CN"/>
+        </w:rPr>
+        <w:t>2</w:t>
+      </w:r>
+      <w:r>
+        <w:rPr>
+          <w:rFonts w:hint="eastAsia" w:ascii="宋体" w:hAnsi="宋体" w:cs="宋体"/>
+          <w:sz w:val="28"/>
+          <w:szCs w:val="28"/>
+        </w:rPr>
+        <w:t>小时以内</w:t>
+      </w:r>
+      <w:r>
+        <w:rPr>
+          <w:rFonts w:hint="eastAsia" w:ascii="宋体" w:hAnsi="宋体" w:cs="宋体"/>
+          <w:sz w:val="28"/>
+          <w:szCs w:val="28"/>
+          <w:lang w:eastAsia="zh-CN"/>
+        </w:rPr>
+        <w:t>，</w:t>
+      </w:r>
+      <w:r>
+        <w:rPr>
+          <w:rFonts w:hint="eastAsia" w:ascii="宋体" w:hAnsi="宋体" w:cs="宋体"/>
+          <w:sz w:val="28"/>
+          <w:szCs w:val="28"/>
+        </w:rPr>
+        <w:t>显著提升了行政办公效率。在数据管理方面</w:t>
+      </w:r>
+      <w:r>
+        <w:rPr>
+          <w:rFonts w:hint="eastAsia" w:ascii="宋体" w:hAnsi="宋体" w:cs="宋体"/>
+          <w:sz w:val="28"/>
+          <w:szCs w:val="28"/>
+          <w:lang w:eastAsia="zh-CN"/>
+        </w:rPr>
+        <w:t>，</w:t>
+      </w:r>
+      <w:r>
+        <w:rPr>
+          <w:rFonts w:hint="eastAsia" w:ascii="宋体" w:hAnsi="宋体" w:cs="宋体"/>
+          <w:sz w:val="28"/>
+          <w:szCs w:val="28"/>
+        </w:rPr>
+        <w:t>通过EChart</w:t>
+      </w:r>
+      <w:r>
+        <w:rPr>
+          <w:rFonts w:hint="eastAsia" w:ascii="宋体" w:hAnsi="宋体" w:cs="宋体"/>
+          <w:sz w:val="28"/>
+          <w:szCs w:val="28"/>
+          <w:lang w:val="en-US" w:eastAsia="zh-CN"/>
+        </w:rPr>
+        <w:t>s</w:t>
+      </w:r>
+      <w:r>
+        <w:rPr>
+          <w:rFonts w:hint="eastAsia" w:ascii="宋体" w:hAnsi="宋体" w:cs="宋体"/>
+          <w:sz w:val="28"/>
+          <w:szCs w:val="28"/>
+        </w:rPr>
+        <w:t>可视化组件</w:t>
+      </w:r>
+      <w:r>
+        <w:rPr>
+          <w:rFonts w:hint="eastAsia" w:ascii="宋体" w:hAnsi="宋体" w:cs="宋体"/>
+          <w:sz w:val="28"/>
+          <w:szCs w:val="28"/>
+          <w:lang w:eastAsia="zh-CN"/>
+        </w:rPr>
+        <w:t>，</w:t>
+      </w:r>
+      <w:r>
+        <w:rPr>
+          <w:rFonts w:hint="eastAsia" w:ascii="宋体" w:hAnsi="宋体" w:cs="宋体"/>
+          <w:sz w:val="28"/>
+          <w:szCs w:val="28"/>
+        </w:rPr>
+        <w:t>为社团管理者</w:t>
+      </w:r>
+      <w:r>
+        <w:rPr>
+          <w:rFonts w:hint="eastAsia" w:ascii="宋体" w:hAnsi="宋体" w:cs="宋体"/>
+          <w:sz w:val="28"/>
+          <w:szCs w:val="28"/>
+          <w:lang w:val="en-US" w:eastAsia="zh-CN"/>
+        </w:rPr>
+        <w:t>提供更</w:t>
+      </w:r>
+      <w:r>
+        <w:rPr>
+          <w:rFonts w:hint="eastAsia" w:ascii="宋体" w:hAnsi="宋体" w:cs="宋体"/>
+          <w:sz w:val="28"/>
+          <w:szCs w:val="28"/>
+        </w:rPr>
+        <w:t>直观的数据，能够多维度展示活动参与情况，包括报名审核</w:t>
+      </w:r>
+      <w:r>
+        <w:rPr>
+          <w:rFonts w:hint="eastAsia" w:ascii="宋体" w:hAnsi="宋体" w:cs="宋体"/>
+          <w:sz w:val="28"/>
+          <w:szCs w:val="28"/>
+          <w:lang w:val="en-US" w:eastAsia="zh-CN"/>
+        </w:rPr>
+        <w:t>情况</w:t>
+      </w:r>
+      <w:r>
+        <w:rPr>
+          <w:rFonts w:hint="eastAsia" w:ascii="宋体" w:hAnsi="宋体" w:cs="宋体"/>
+          <w:sz w:val="28"/>
+          <w:szCs w:val="28"/>
+        </w:rPr>
+        <w:t>、现场签到率、以及参与者评分反馈等核心指标。这些多维度的量化报表不仅有效替代了传统繁琐的人工表格统计工作，更通过对活动热度与参与度趋势</w:t>
+      </w:r>
+      <w:r>
+        <w:rPr>
+          <w:rFonts w:hint="eastAsia" w:ascii="宋体" w:hAnsi="宋体" w:cs="宋体"/>
+          <w:sz w:val="28"/>
+          <w:szCs w:val="28"/>
+          <w:lang w:val="en-US" w:eastAsia="zh-CN"/>
+        </w:rPr>
+        <w:t>的分析</w:t>
+      </w:r>
+      <w:r>
+        <w:rPr>
+          <w:rFonts w:hint="eastAsia" w:ascii="宋体" w:hAnsi="宋体" w:cs="宋体"/>
+          <w:sz w:val="28"/>
+          <w:szCs w:val="28"/>
+        </w:rPr>
+        <w:t>，为学校第二课堂的资源配置提供了</w:t>
+      </w:r>
+      <w:r>
+        <w:rPr>
+          <w:rFonts w:hint="eastAsia" w:ascii="宋体" w:hAnsi="宋体" w:cs="宋体"/>
+          <w:sz w:val="28"/>
+          <w:szCs w:val="28"/>
+          <w:lang w:val="en-US" w:eastAsia="zh-CN"/>
+        </w:rPr>
+        <w:t>准确的决策依据</w:t>
+      </w:r>
+      <w:r>
+        <w:rPr>
+          <w:rFonts w:hint="eastAsia" w:ascii="宋体" w:hAnsi="宋体" w:cs="宋体"/>
+          <w:sz w:val="28"/>
+          <w:szCs w:val="28"/>
+        </w:rPr>
+        <w:t>，为高校校园治理的数字化转型提供了可靠的</w:t>
+      </w:r>
+      <w:r>
+        <w:rPr>
+          <w:rFonts w:hint="eastAsia" w:ascii="宋体" w:hAnsi="宋体" w:cs="宋体"/>
+          <w:sz w:val="28"/>
+          <w:szCs w:val="28"/>
+          <w:lang w:val="en-US" w:eastAsia="zh-CN"/>
+        </w:rPr>
+        <w:t>数据</w:t>
+      </w:r>
+      <w:r>
+        <w:rPr>
+          <w:rFonts w:hint="eastAsia" w:ascii="宋体" w:hAnsi="宋体" w:cs="宋体"/>
+          <w:sz w:val="28"/>
+          <w:szCs w:val="28"/>
+        </w:rPr>
+        <w:t>支撑与实践验证。</w:t>
       </w:r>
     </w:p>
     <w:p>
@@ -4936,41 +6089,29 @@
     </w:p>
     <w:p>
       <w:pPr>
+        <w:keepNext w:val="0"/>
+        <w:keepLines w:val="0"/>
+        <w:pageBreakBefore w:val="0"/>
+        <w:widowControl w:val="0"/>
+        <w:kinsoku/>
+        <w:wordWrap/>
+        <w:overflowPunct/>
+        <w:topLinePunct w:val="0"/>
+        <w:autoSpaceDE/>
+        <w:autoSpaceDN/>
+        <w:bidi w:val="0"/>
+        <w:adjustRightInd/>
+        <w:snapToGrid/>
         <w:spacing w:line="360" w:lineRule="exact"/>
-        <w:ind w:right="-766"/>
+        <w:ind w:right="0"/>
+        <w:jc w:val="center"/>
+        <w:textAlignment w:val="auto"/>
         <w:rPr>
           <w:rFonts w:ascii="Times New Roman" w:hAnsi="Times New Roman"/>
-          <w:sz w:val="24"/>
-        </w:rPr>
-      </w:pPr>
-    </w:p>
-    <w:p>
-      <w:pPr>
-        <w:spacing w:line="360" w:lineRule="exact"/>
-        <w:ind w:right="-766"/>
-        <w:rPr>
-          <w:rFonts w:ascii="Times New Roman" w:hAnsi="Times New Roman"/>
-          <w:sz w:val="24"/>
-        </w:rPr>
-      </w:pPr>
-    </w:p>
-    <w:p>
-      <w:pPr>
-        <w:spacing w:line="360" w:lineRule="exact"/>
-        <w:ind w:right="-766"/>
-        <w:rPr>
-          <w:rFonts w:ascii="Times New Roman" w:hAnsi="Times New Roman"/>
-          <w:sz w:val="24"/>
-        </w:rPr>
-      </w:pPr>
-    </w:p>
-    <w:p>
-      <w:pPr>
-        <w:spacing w:line="360" w:lineRule="exact"/>
-        <w:ind w:right="-766"/>
-        <w:rPr>
-          <w:rFonts w:ascii="Times New Roman" w:hAnsi="Times New Roman"/>
-          <w:sz w:val="24"/>
+          <w:b/>
+          <w:bCs/>
+          <w:sz w:val="32"/>
+          <w:szCs w:val="32"/>
         </w:rPr>
       </w:pPr>
     </w:p>
@@ -5314,28 +6455,45 @@
         <w:ind w:right="0" w:firstLine="560" w:firstLineChars="200"/>
         <w:textAlignment w:val="auto"/>
         <w:rPr>
-          <w:rFonts w:hint="eastAsia" w:ascii="Times New Roman" w:hAnsi="Times New Roman"/>
+          <w:rFonts w:hint="eastAsia"/>
           <w:sz w:val="28"/>
           <w:szCs w:val="28"/>
+          <w:lang w:val="en-US" w:eastAsia="zh-CN"/>
         </w:rPr>
       </w:pPr>
       <w:r>
         <w:rPr>
-          <w:rFonts w:hint="eastAsia" w:ascii="Times New Roman" w:hAnsi="Times New Roman"/>
+          <w:rFonts w:hint="eastAsia"/>
           <w:sz w:val="28"/>
           <w:szCs w:val="28"/>
-        </w:rPr>
-        <w:t>This paper designs and implements a campus activity registration management system based on WeChat mini-program. The problems include: scattered information dissemination channels, low efficiency of manual registration statistics, poor supervision of on-site sign-in, and lack of digital assessment of activity effects. The system's backend is built using the Spring Boot and MyBatis-Plus frameworks, and the frontend is developed based on Vue3 and Uni-app cross-platform technology. The entire development process is divided into four stages. The first stage is requirement analysis, clarifying what functions the users need. The second stage is system architecture design, determining how the system is constructed. The third stage is the coding implementation of core functions. The fourth stage is multi-dimensional system testing. After the system is launched and put into operation, the waiting time for activity release and review has significantly decreased. The system also uses ECharts for visualization charts to help club managers clearly see the participation situation of the activity, such as the number of people who signed up, the number of people who signed in, and the trend of participation degree changes, etc. Through these accumulated activity data, the school can better arrange the resources of the second classroom. Overall, the actual operation results of this system have practical reference value for promoting the digital transformation of campus governance in universities.</w:t>
+          <w:lang w:val="en-US" w:eastAsia="zh-CN"/>
+        </w:rPr>
+        <w:t>This paper designs and implements a campus activity registration management system based on WeChat mini-program, aiming to solve the problems existing in current campus activities, such as scattered information dissemination channels, low efficiency of manual registration statistics, difficulty in effectively supervising on-site sign-in, and lack of digital assessment of activity effects. The backend of the system is built using the Spring Boot and MyBatis-Plus frameworks, while the front end is developed based on Vue3 and Uni-app cross-platform technology. The entire development process is divided into four stages. The first stage is requirement analysis, clarifying what functions the users need. The second stage is system architecture design, determining how the system is constructed. The third stage is the coding implementation of core functions. The fourth stage is multi-dimensional system testing. After the system is launched and put into operation, in terms of process efficiency, through the automated workflow, the average time for activity application approval has been shortened from the traditional 2 to 3 working days to within 2 hours, significantly improving the administrative office efficiency. In terms of data management, through the ECharts visualization component, it provides more intuitive data for club managers, enabling multi-dimensional display of activity participation situations, including registration review situations, on-site sign-in rates, and participant rating feedback, etc. These multi-dimensional quantitative reports not only effectively replace the traditional cumbersome manual table statistics work, but also provide accurate decision-making basis for the allocation of resources in the second classroom of the school through the analysis of activity popularity and participation trend, providing reliable data support and practical verification for the digital transformation of campus governance in colleges and universities.</w:t>
       </w:r>
     </w:p>
     <w:p>
       <w:pPr>
-        <w:spacing w:line="360" w:lineRule="exact"/>
-        <w:ind w:right="-766"/>
-        <w:rPr>
-          <w:rFonts w:hint="eastAsia" w:ascii="Times New Roman" w:hAnsi="Times New Roman"/>
+        <w:keepNext w:val="0"/>
+        <w:keepLines w:val="0"/>
+        <w:pageBreakBefore w:val="0"/>
+        <w:widowControl w:val="0"/>
+        <w:kinsoku/>
+        <w:wordWrap/>
+        <w:overflowPunct/>
+        <w:topLinePunct w:val="0"/>
+        <w:autoSpaceDE/>
+        <w:autoSpaceDN/>
+        <w:bidi w:val="0"/>
+        <w:adjustRightInd/>
+        <w:snapToGrid/>
+        <w:spacing w:line="400" w:lineRule="exact"/>
+        <w:ind w:right="0" w:firstLine="560" w:firstLineChars="200"/>
+        <w:textAlignment w:val="auto"/>
+        <w:rPr>
+          <w:rFonts w:hint="eastAsia"/>
           <w:sz w:val="28"/>
           <w:szCs w:val="28"/>
+          <w:lang w:val="en-US" w:eastAsia="zh-CN"/>
         </w:rPr>
       </w:pPr>
     </w:p>
@@ -5358,279 +6516,9 @@
         <w:ind w:right="0"/>
         <w:textAlignment w:val="auto"/>
         <w:rPr>
-          <w:rFonts w:ascii="Times New Roman" w:hAnsi="Times New Roman"/>
-          <w:sz w:val="28"/>
-          <w:szCs w:val="28"/>
-        </w:rPr>
-      </w:pPr>
-      <w:r>
-        <w:rPr>
-          <w:rFonts w:hint="eastAsia" w:ascii="Times New Roman" w:hAnsi="Times New Roman"/>
-          <w:b/>
-          <w:bCs/>
-          <w:sz w:val="28"/>
-          <w:szCs w:val="28"/>
-        </w:rPr>
-        <w:t>Keywords</w:t>
-      </w:r>
-      <w:r>
-        <w:rPr>
-          <w:rFonts w:hint="eastAsia"/>
-          <w:b/>
-          <w:bCs/>
-          <w:sz w:val="28"/>
-          <w:szCs w:val="28"/>
-        </w:rPr>
-        <w:t>:</w:t>
-      </w:r>
-      <w:r>
-        <w:rPr>
-          <w:rFonts w:hint="eastAsia"/>
-          <w:sz w:val="24"/>
-        </w:rPr>
-        <w:t xml:space="preserve"> </w:t>
-      </w:r>
-      <w:r>
-        <w:rPr>
-          <w:rFonts w:hint="eastAsia" w:ascii="Times New Roman" w:hAnsi="Times New Roman"/>
-          <w:sz w:val="28"/>
-          <w:szCs w:val="28"/>
-        </w:rPr>
-        <w:t>WeChat</w:t>
-      </w:r>
-      <w:r>
-        <w:rPr>
-          <w:rFonts w:hint="eastAsia"/>
-          <w:sz w:val="28"/>
-          <w:szCs w:val="28"/>
-        </w:rPr>
-        <w:t xml:space="preserve"> </w:t>
-      </w:r>
-      <w:r>
-        <w:rPr>
-          <w:rFonts w:hint="eastAsia" w:ascii="Times New Roman" w:hAnsi="Times New Roman"/>
-          <w:sz w:val="28"/>
-          <w:szCs w:val="28"/>
-        </w:rPr>
-        <w:t>Mini</w:t>
-      </w:r>
-      <w:r>
-        <w:rPr>
-          <w:rFonts w:hint="eastAsia"/>
-          <w:sz w:val="28"/>
-          <w:szCs w:val="28"/>
-        </w:rPr>
-        <w:t xml:space="preserve"> </w:t>
-      </w:r>
-      <w:r>
-        <w:rPr>
-          <w:rFonts w:hint="eastAsia" w:ascii="Times New Roman" w:hAnsi="Times New Roman"/>
-          <w:sz w:val="28"/>
-          <w:szCs w:val="28"/>
-        </w:rPr>
-        <w:t>Program</w:t>
-      </w:r>
-      <w:r>
-        <w:rPr>
-          <w:rFonts w:hint="eastAsia"/>
-          <w:sz w:val="28"/>
-          <w:szCs w:val="28"/>
-        </w:rPr>
-        <w:t xml:space="preserve"> </w:t>
-      </w:r>
-      <w:r>
-        <w:rPr>
-          <w:rFonts w:hint="eastAsia" w:ascii="Times New Roman" w:hAnsi="Times New Roman"/>
-          <w:sz w:val="28"/>
-          <w:szCs w:val="28"/>
-        </w:rPr>
-        <w:t>Campus</w:t>
-      </w:r>
-      <w:r>
-        <w:rPr>
-          <w:rFonts w:hint="eastAsia"/>
-          <w:sz w:val="28"/>
-          <w:szCs w:val="28"/>
-        </w:rPr>
-        <w:t xml:space="preserve"> </w:t>
-      </w:r>
-      <w:r>
-        <w:rPr>
-          <w:rFonts w:hint="eastAsia" w:ascii="Times New Roman" w:hAnsi="Times New Roman"/>
-          <w:sz w:val="28"/>
-          <w:szCs w:val="28"/>
-        </w:rPr>
-        <w:t>Activities</w:t>
-      </w:r>
-      <w:r>
-        <w:rPr>
-          <w:rFonts w:hint="eastAsia"/>
-          <w:sz w:val="28"/>
-          <w:szCs w:val="28"/>
-        </w:rPr>
-        <w:t xml:space="preserve"> </w:t>
-      </w:r>
-      <w:r>
-        <w:rPr>
-          <w:rFonts w:hint="eastAsia" w:ascii="Times New Roman" w:hAnsi="Times New Roman"/>
-          <w:sz w:val="28"/>
-          <w:szCs w:val="28"/>
-        </w:rPr>
-        <w:t>Registration</w:t>
-      </w:r>
-      <w:r>
-        <w:rPr>
-          <w:rFonts w:hint="eastAsia"/>
-          <w:sz w:val="28"/>
-          <w:szCs w:val="28"/>
-        </w:rPr>
-        <w:t xml:space="preserve"> </w:t>
-      </w:r>
-      <w:r>
-        <w:rPr>
-          <w:rFonts w:hint="eastAsia" w:ascii="Times New Roman" w:hAnsi="Times New Roman"/>
-          <w:sz w:val="28"/>
-          <w:szCs w:val="28"/>
-        </w:rPr>
-        <w:t>System</w:t>
-      </w:r>
-      <w:r>
-        <w:rPr>
-          <w:rFonts w:hint="eastAsia"/>
-          <w:sz w:val="28"/>
-          <w:szCs w:val="28"/>
-        </w:rPr>
-        <w:t xml:space="preserve"> </w:t>
-      </w:r>
-      <w:r>
-        <w:rPr>
-          <w:rFonts w:hint="eastAsia" w:ascii="Times New Roman" w:hAnsi="Times New Roman"/>
-          <w:sz w:val="28"/>
-          <w:szCs w:val="28"/>
-        </w:rPr>
-        <w:t>Digital</w:t>
-      </w:r>
-      <w:r>
-        <w:rPr>
-          <w:rFonts w:hint="eastAsia"/>
-          <w:sz w:val="28"/>
-          <w:szCs w:val="28"/>
-        </w:rPr>
-        <w:t xml:space="preserve"> </w:t>
-      </w:r>
-      <w:r>
-        <w:rPr>
-          <w:rFonts w:hint="eastAsia" w:ascii="Times New Roman" w:hAnsi="Times New Roman"/>
-          <w:sz w:val="28"/>
-          <w:szCs w:val="28"/>
-        </w:rPr>
-        <w:t>Management</w:t>
-      </w:r>
-      <w:r>
-        <w:rPr>
-          <w:rFonts w:hint="eastAsia"/>
-          <w:sz w:val="28"/>
-          <w:szCs w:val="28"/>
-        </w:rPr>
-        <w:t xml:space="preserve"> </w:t>
-      </w:r>
-      <w:r>
-        <w:rPr>
-          <w:rFonts w:hint="eastAsia" w:ascii="Times New Roman" w:hAnsi="Times New Roman"/>
-          <w:sz w:val="28"/>
-          <w:szCs w:val="28"/>
-        </w:rPr>
-        <w:t>University</w:t>
-      </w:r>
-      <w:r>
-        <w:rPr>
-          <w:rFonts w:hint="eastAsia"/>
-          <w:sz w:val="28"/>
-          <w:szCs w:val="28"/>
-        </w:rPr>
-        <w:t xml:space="preserve"> </w:t>
-      </w:r>
-      <w:r>
-        <w:rPr>
-          <w:rFonts w:hint="eastAsia" w:ascii="Times New Roman" w:hAnsi="Times New Roman"/>
-          <w:sz w:val="28"/>
-          <w:szCs w:val="28"/>
-        </w:rPr>
-        <w:t>informatization</w:t>
-      </w:r>
-    </w:p>
-    <w:p>
-      <w:pPr>
-        <w:spacing w:line="360" w:lineRule="exact"/>
-        <w:ind w:right="-766"/>
-        <w:rPr>
-          <w:rFonts w:ascii="Times New Roman" w:hAnsi="Times New Roman"/>
-          <w:sz w:val="24"/>
-        </w:rPr>
-      </w:pPr>
-    </w:p>
-    <w:p>
-      <w:pPr>
-        <w:spacing w:line="360" w:lineRule="exact"/>
-        <w:ind w:right="-766"/>
-        <w:rPr>
-          <w:rFonts w:ascii="Times New Roman" w:hAnsi="Times New Roman"/>
-          <w:sz w:val="24"/>
-        </w:rPr>
-      </w:pPr>
-    </w:p>
-    <w:p>
-      <w:pPr>
-        <w:spacing w:line="360" w:lineRule="exact"/>
-        <w:ind w:right="-766"/>
-        <w:rPr>
-          <w:rFonts w:ascii="Times New Roman" w:hAnsi="Times New Roman"/>
-          <w:sz w:val="24"/>
-        </w:rPr>
-      </w:pPr>
-    </w:p>
-    <w:p>
-      <w:pPr>
-        <w:spacing w:line="360" w:lineRule="exact"/>
-        <w:ind w:right="-766"/>
-        <w:rPr>
-          <w:rFonts w:ascii="Times New Roman" w:hAnsi="Times New Roman"/>
-          <w:sz w:val="24"/>
-        </w:rPr>
-      </w:pPr>
-    </w:p>
-    <w:p>
-      <w:pPr>
-        <w:spacing w:line="360" w:lineRule="exact"/>
-        <w:ind w:right="-766"/>
-        <w:rPr>
-          <w:rFonts w:ascii="Times New Roman" w:hAnsi="Times New Roman"/>
-          <w:sz w:val="24"/>
-        </w:rPr>
-      </w:pPr>
-    </w:p>
-    <w:p>
-      <w:pPr>
-        <w:spacing w:line="360" w:lineRule="exact"/>
-        <w:ind w:right="-766"/>
-        <w:rPr>
-          <w:rFonts w:ascii="Times New Roman" w:hAnsi="Times New Roman"/>
-          <w:sz w:val="24"/>
-        </w:rPr>
-      </w:pPr>
-    </w:p>
-    <w:p>
-      <w:pPr>
-        <w:spacing w:line="360" w:lineRule="exact"/>
-        <w:ind w:right="-766"/>
-        <w:rPr>
-          <w:rFonts w:ascii="Times New Roman" w:hAnsi="Times New Roman"/>
-          <w:sz w:val="24"/>
-        </w:rPr>
-      </w:pPr>
-    </w:p>
-    <w:p>
-      <w:pPr>
+          <w:rFonts w:hint="eastAsia" w:eastAsia="宋体"/>
+          <w:lang w:val="en-US" w:eastAsia="zh-CN"/>
+        </w:rPr>
         <w:sectPr>
           <w:footerReference r:id="rId3" w:type="default"/>
           <w:pgSz w:w="11906" w:h="16838"/>
@@ -5646,6 +6534,201 @@
           <w:docGrid w:type="lines" w:linePitch="312" w:charSpace="0"/>
         </w:sectPr>
       </w:pPr>
+      <w:r>
+        <w:rPr>
+          <w:rFonts w:hint="eastAsia" w:ascii="Times New Roman" w:hAnsi="Times New Roman"/>
+          <w:b/>
+          <w:bCs/>
+          <w:sz w:val="28"/>
+          <w:szCs w:val="28"/>
+        </w:rPr>
+        <w:t>Keywords</w:t>
+      </w:r>
+      <w:r>
+        <w:rPr>
+          <w:rFonts w:hint="eastAsia"/>
+          <w:b/>
+          <w:bCs/>
+          <w:sz w:val="28"/>
+          <w:szCs w:val="28"/>
+        </w:rPr>
+        <w:t>:</w:t>
+      </w:r>
+      <w:r>
+        <w:rPr>
+          <w:rFonts w:hint="eastAsia"/>
+          <w:sz w:val="24"/>
+        </w:rPr>
+        <w:t xml:space="preserve"> </w:t>
+      </w:r>
+      <w:r>
+        <w:rPr>
+          <w:rFonts w:hint="eastAsia" w:ascii="Times New Roman" w:hAnsi="Times New Roman"/>
+          <w:sz w:val="28"/>
+          <w:szCs w:val="28"/>
+        </w:rPr>
+        <w:t>WeChat</w:t>
+      </w:r>
+      <w:r>
+        <w:rPr>
+          <w:rFonts w:hint="eastAsia"/>
+          <w:sz w:val="28"/>
+          <w:szCs w:val="28"/>
+        </w:rPr>
+        <w:t xml:space="preserve"> </w:t>
+      </w:r>
+      <w:r>
+        <w:rPr>
+          <w:rFonts w:hint="eastAsia" w:ascii="Times New Roman" w:hAnsi="Times New Roman"/>
+          <w:sz w:val="28"/>
+          <w:szCs w:val="28"/>
+        </w:rPr>
+        <w:t>Mini</w:t>
+      </w:r>
+      <w:r>
+        <w:rPr>
+          <w:rFonts w:hint="eastAsia"/>
+          <w:sz w:val="28"/>
+          <w:szCs w:val="28"/>
+        </w:rPr>
+        <w:t xml:space="preserve"> </w:t>
+      </w:r>
+      <w:r>
+        <w:rPr>
+          <w:rFonts w:hint="eastAsia" w:ascii="Times New Roman" w:hAnsi="Times New Roman"/>
+          <w:sz w:val="28"/>
+          <w:szCs w:val="28"/>
+        </w:rPr>
+        <w:t>Program</w:t>
+      </w:r>
+      <w:r>
+        <w:rPr>
+          <w:rFonts w:hint="eastAsia"/>
+          <w:sz w:val="28"/>
+          <w:szCs w:val="28"/>
+        </w:rPr>
+        <w:t xml:space="preserve"> </w:t>
+      </w:r>
+      <w:r>
+        <w:rPr>
+          <w:rFonts w:hint="eastAsia" w:ascii="Times New Roman" w:hAnsi="Times New Roman"/>
+          <w:sz w:val="28"/>
+          <w:szCs w:val="28"/>
+        </w:rPr>
+        <w:t>Campus</w:t>
+      </w:r>
+      <w:r>
+        <w:rPr>
+          <w:rFonts w:hint="eastAsia"/>
+          <w:sz w:val="28"/>
+          <w:szCs w:val="28"/>
+        </w:rPr>
+        <w:t xml:space="preserve"> </w:t>
+      </w:r>
+      <w:r>
+        <w:rPr>
+          <w:rFonts w:hint="eastAsia" w:ascii="Times New Roman" w:hAnsi="Times New Roman"/>
+          <w:sz w:val="28"/>
+          <w:szCs w:val="28"/>
+        </w:rPr>
+        <w:t>Activities</w:t>
+      </w:r>
+      <w:r>
+        <w:rPr>
+          <w:rFonts w:hint="eastAsia"/>
+          <w:sz w:val="28"/>
+          <w:szCs w:val="28"/>
+        </w:rPr>
+        <w:t xml:space="preserve"> </w:t>
+      </w:r>
+      <w:r>
+        <w:rPr>
+          <w:rFonts w:hint="eastAsia" w:ascii="Times New Roman" w:hAnsi="Times New Roman"/>
+          <w:sz w:val="28"/>
+          <w:szCs w:val="28"/>
+        </w:rPr>
+        <w:t>Registration</w:t>
+      </w:r>
+      <w:r>
+        <w:rPr>
+          <w:rFonts w:hint="eastAsia"/>
+          <w:sz w:val="28"/>
+          <w:szCs w:val="28"/>
+        </w:rPr>
+        <w:t xml:space="preserve"> </w:t>
+      </w:r>
+      <w:r>
+        <w:rPr>
+          <w:rFonts w:hint="eastAsia" w:ascii="Times New Roman" w:hAnsi="Times New Roman"/>
+          <w:sz w:val="28"/>
+          <w:szCs w:val="28"/>
+        </w:rPr>
+        <w:t>System</w:t>
+      </w:r>
+      <w:r>
+        <w:rPr>
+          <w:rFonts w:hint="eastAsia"/>
+          <w:sz w:val="28"/>
+          <w:szCs w:val="28"/>
+        </w:rPr>
+        <w:t xml:space="preserve"> </w:t>
+      </w:r>
+      <w:r>
+        <w:rPr>
+          <w:rFonts w:hint="eastAsia" w:ascii="Times New Roman" w:hAnsi="Times New Roman"/>
+          <w:sz w:val="28"/>
+          <w:szCs w:val="28"/>
+        </w:rPr>
+        <w:t>Digital</w:t>
+      </w:r>
+      <w:r>
+        <w:rPr>
+          <w:rFonts w:hint="eastAsia"/>
+          <w:sz w:val="28"/>
+          <w:szCs w:val="28"/>
+        </w:rPr>
+        <w:t xml:space="preserve"> </w:t>
+      </w:r>
+      <w:r>
+        <w:rPr>
+          <w:rFonts w:hint="eastAsia" w:ascii="Times New Roman" w:hAnsi="Times New Roman"/>
+          <w:sz w:val="28"/>
+          <w:szCs w:val="28"/>
+        </w:rPr>
+        <w:t>Management</w:t>
+      </w:r>
+      <w:r>
+        <w:rPr>
+          <w:rFonts w:hint="eastAsia"/>
+          <w:sz w:val="28"/>
+          <w:szCs w:val="28"/>
+        </w:rPr>
+        <w:t xml:space="preserve"> </w:t>
+      </w:r>
+      <w:r>
+        <w:rPr>
+          <w:rFonts w:hint="eastAsia" w:ascii="Times New Roman" w:hAnsi="Times New Roman"/>
+          <w:sz w:val="28"/>
+          <w:szCs w:val="28"/>
+        </w:rPr>
+        <w:t>University</w:t>
+      </w:r>
+      <w:r>
+        <w:rPr>
+          <w:rFonts w:hint="eastAsia"/>
+          <w:sz w:val="28"/>
+          <w:szCs w:val="28"/>
+        </w:rPr>
+        <w:t xml:space="preserve"> </w:t>
+      </w:r>
+      <w:r>
+        <w:rPr>
+          <w:rFonts w:hint="eastAsia" w:ascii="Times New Roman" w:hAnsi="Times New Roman"/>
+          <w:sz w:val="28"/>
+          <w:szCs w:val="28"/>
+        </w:rPr>
+        <w:t>informatization</w:t>
+      </w:r>
     </w:p>
     <w:p>
       <w:pPr>
@@ -5897,139 +6980,18 @@
         <w:spacing w:before="312" w:after="312"/>
       </w:pPr>
       <w:r>
-        <w:t>当前，国内高校在校园活动管理方面主要采用三类系统形态：一是基于</w:t>
-      </w:r>
-      <w:r>
-        <w:rPr>
-          <w:rFonts w:hint="default" w:ascii="Times New Roman" w:hAnsi="Times New Roman" w:cs="Times New Roman"/>
-        </w:rPr>
-        <w:t>Web</w:t>
-      </w:r>
-      <w:r>
-        <w:t>的活动管理平台，功能较为全面但移动端适配差、用户触达率低</w:t>
-      </w:r>
-      <w:r>
-        <w:rPr>
-          <w:rFonts w:hint="eastAsia"/>
-          <w:vertAlign w:val="superscript"/>
-          <w:lang w:eastAsia="zh-CN"/>
-        </w:rPr>
-        <w:fldChar w:fldCharType="begin"/>
-      </w:r>
-      <w:r>
-        <w:rPr>
-          <w:rFonts w:hint="eastAsia"/>
-          <w:vertAlign w:val="superscript"/>
-          <w:lang w:eastAsia="zh-CN"/>
-        </w:rPr>
-        <w:instrText xml:space="preserve"> REF _Ref14221 \r \h </w:instrText>
-      </w:r>
-      <w:r>
-        <w:rPr>
-          <w:rFonts w:hint="eastAsia"/>
-          <w:vertAlign w:val="superscript"/>
-          <w:lang w:eastAsia="zh-CN"/>
-        </w:rPr>
-        <w:fldChar w:fldCharType="separate"/>
-      </w:r>
-      <w:r>
-        <w:rPr>
-          <w:rFonts w:hint="eastAsia"/>
-          <w:vertAlign w:val="superscript"/>
-          <w:lang w:eastAsia="zh-CN"/>
-        </w:rPr>
-        <w:t>[4]</w:t>
-      </w:r>
-      <w:r>
-        <w:rPr>
-          <w:rFonts w:hint="eastAsia"/>
-          <w:vertAlign w:val="superscript"/>
-          <w:lang w:eastAsia="zh-CN"/>
-        </w:rPr>
-        <w:fldChar w:fldCharType="end"/>
-      </w:r>
-      <w:r>
-        <w:t>；二是依托微信公众号或小程序的信息发布工具，虽入口便捷，但多数仅停留在活动展示层面，缺乏报名、审核、签到等核心流程的系统集成</w:t>
-      </w:r>
-      <w:r>
-        <w:rPr>
-          <w:rFonts w:hint="eastAsia"/>
-          <w:vertAlign w:val="superscript"/>
-          <w:lang w:eastAsia="zh-CN"/>
-        </w:rPr>
-        <w:fldChar w:fldCharType="begin"/>
-      </w:r>
-      <w:r>
-        <w:rPr>
-          <w:rFonts w:hint="eastAsia"/>
-          <w:vertAlign w:val="superscript"/>
-          <w:lang w:eastAsia="zh-CN"/>
-        </w:rPr>
-        <w:instrText xml:space="preserve"> REF _Ref14247 \r \h </w:instrText>
-      </w:r>
-      <w:r>
-        <w:rPr>
-          <w:rFonts w:hint="eastAsia"/>
-          <w:vertAlign w:val="superscript"/>
-          <w:lang w:eastAsia="zh-CN"/>
-        </w:rPr>
-        <w:fldChar w:fldCharType="separate"/>
-      </w:r>
-      <w:r>
-        <w:rPr>
-          <w:rFonts w:hint="eastAsia"/>
-          <w:vertAlign w:val="superscript"/>
-          <w:lang w:eastAsia="zh-CN"/>
-        </w:rPr>
-        <w:t>[5]</w:t>
-      </w:r>
-      <w:r>
-        <w:rPr>
-          <w:rFonts w:hint="eastAsia"/>
-          <w:vertAlign w:val="superscript"/>
-          <w:lang w:eastAsia="zh-CN"/>
-        </w:rPr>
-        <w:fldChar w:fldCharType="end"/>
-      </w:r>
-      <w:r>
-        <w:t>；三是与校务或教务系统深度耦合的综合平台，</w:t>
-      </w:r>
-      <w:r>
-        <w:rPr>
-          <w:rFonts w:hint="eastAsia"/>
-          <w:lang w:val="en-US" w:eastAsia="zh-CN"/>
-        </w:rPr>
-        <w:t>虽然</w:t>
-      </w:r>
-      <w:r>
-        <w:t>规范性强，</w:t>
-      </w:r>
-      <w:r>
-        <w:rPr>
-          <w:rFonts w:hint="eastAsia"/>
-          <w:lang w:val="en-US" w:eastAsia="zh-CN"/>
-        </w:rPr>
-        <w:t>但是</w:t>
-      </w:r>
-      <w:r>
-        <w:t>开发周期长、迭代困难，难以适应快速变化的活动需求。相比之下，国外高校普遍采用校园门户系统或第三方活动管理平台，更注重流程标准化、权限精细化与数据留存完整性，但在扫码签到</w:t>
+        <w:t>当前，关于校园活动管理系统的学术研究与实践探索在国内外呈现出不同的发展路径。国内相关研究主要围绕信息系统在高校第二课堂管理中的应用展开。部分研究基于Web架构构建活动管理平台，虽功能较为完备，但普遍存在移动端适配不足、用户活跃度低等局限性</w:t>
       </w:r>
       <w:r>
         <w:rPr>
           <w:rFonts w:hint="eastAsia"/>
           <w:lang w:eastAsia="zh-CN"/>
         </w:rPr>
-        <w:t>、</w:t>
-      </w:r>
-      <w:r>
-        <w:t>轻量化移动端报名等本地化、高频交互场景上存在适配不足。无论国内外，校园活动管理系统的发展趋势均呈现出移动优先、流程闭环、角色清晰、数据驱动的特征。兼具轻量级部署、全流程闭环、低成本运维且深度适配中国高校微信生态的解决方案仍显不足。构建一个基于微信小程序、覆盖完整业务链条、技术架构合理且易于推广的校园活动报名系统，具有重要的实践价值与推广前景。</w:t>
-      </w:r>
-    </w:p>
-    <w:p>
-      <w:pPr>
-        <w:pStyle w:val="31"/>
-        <w:spacing w:before="312" w:after="312"/>
-      </w:pPr>
+        <w:t>；</w:t>
+      </w:r>
+      <w:r>
+        <w:t>另有研究尝试依托微信公众号或小程序实现信息推送，但多数仅限于静态展示，未能有效整合报名、审核、签到等核心业务流程。一些高校将活动管理模块嵌入校务或教务系统，虽提升了管理规范性，却因系统耦合度高、开发周期长而难以快速响应动态需求。相比之下，国外相关研究更强调流程标准化与数据治理能力。有研究提出的事件流框架通过精细化权限控制与全生命周期日志留存，支持高校活动的合规性管理；另有研究基于微服务架构设计了可扩展的校园活动平台，注重跨部门协同与数据互操作性。现有国外方案在面向中国高校高频、轻量级交互场景（如扫码签到、微信生态内一键报名）时，本地化适配能力明显不足。尽管国内外在校园活动管理系统的技术路径上各有侧重，但兼具移动优先、流程闭环、角色清晰与数据驱动特征，且能深度融入微信生态、支持低成本部署与快速迭代的轻量化解决方案，仍是当前研究与实践中亟待填补的空白。</w:t>
+      </w:r>
     </w:p>
     <w:p>
       <w:pPr>
@@ -6302,8 +7264,6 @@
         <w:t>2.1.4 ZXing (Google)</w:t>
       </w:r>
       <w:bookmarkEnd w:id="11"/>
-      <w:bookmarkStart w:id="116" w:name="_GoBack"/>
-      <w:bookmarkEnd w:id="116"/>
     </w:p>
     <w:p>
       <w:pPr>
@@ -7918,8 +8878,8 @@
           <w:rFonts w:hint="default"/>
         </w:rPr>
       </w:pPr>
-      <w:bookmarkStart w:id="34" w:name="_Toc18142"/>
-      <w:bookmarkStart w:id="35" w:name="_Toc5399"/>
+      <w:bookmarkStart w:id="34" w:name="_Toc5399"/>
+      <w:bookmarkStart w:id="35" w:name="_Toc18142"/>
       <w:r>
         <w:rPr>
           <w:rFonts w:hint="default"/>
@@ -14039,6 +14999,14 @@
         </w:tc>
       </w:tr>
       <w:tr>
+        <w:tblPrEx>
+          <w:tblCellMar>
+            <w:top w:w="0" w:type="dxa"/>
+            <w:left w:w="10" w:type="dxa"/>
+            <w:bottom w:w="0" w:type="dxa"/>
+            <w:right w:w="10" w:type="dxa"/>
+          </w:tblCellMar>
+        </w:tblPrEx>
         <w:trPr>
           <w:jc w:val="center"/>
         </w:trPr>
@@ -15507,6 +16475,14 @@
         </w:tc>
       </w:tr>
       <w:tr>
+        <w:tblPrEx>
+          <w:tblCellMar>
+            <w:top w:w="0" w:type="dxa"/>
+            <w:left w:w="10" w:type="dxa"/>
+            <w:bottom w:w="0" w:type="dxa"/>
+            <w:right w:w="10" w:type="dxa"/>
+          </w:tblCellMar>
+        </w:tblPrEx>
         <w:trPr>
           <w:jc w:val="center"/>
         </w:trPr>
@@ -19735,6 +20711,14 @@
         <w:gridCol w:w="1155"/>
       </w:tblGrid>
       <w:tr>
+        <w:tblPrEx>
+          <w:tblCellMar>
+            <w:top w:w="0" w:type="dxa"/>
+            <w:left w:w="10" w:type="dxa"/>
+            <w:bottom w:w="0" w:type="dxa"/>
+            <w:right w:w="10" w:type="dxa"/>
+          </w:tblCellMar>
+        </w:tblPrEx>
         <w:trPr>
           <w:jc w:val="center"/>
         </w:trPr>
@@ -20549,6 +21533,14 @@
         </w:tc>
       </w:tr>
       <w:tr>
+        <w:tblPrEx>
+          <w:tblCellMar>
+            <w:top w:w="0" w:type="dxa"/>
+            <w:left w:w="10" w:type="dxa"/>
+            <w:bottom w:w="0" w:type="dxa"/>
+            <w:right w:w="10" w:type="dxa"/>
+          </w:tblCellMar>
+        </w:tblPrEx>
         <w:trPr>
           <w:jc w:val="center"/>
         </w:trPr>
@@ -23855,6 +24847,12 @@
             <w:insideH w:val="none" w:color="auto" w:sz="0" w:space="0"/>
             <w:insideV w:val="none" w:color="auto" w:sz="0" w:space="0"/>
           </w:tblBorders>
+          <w:tblCellMar>
+            <w:top w:w="0" w:type="dxa"/>
+            <w:left w:w="0" w:type="dxa"/>
+            <w:bottom w:w="0" w:type="dxa"/>
+            <w:right w:w="0" w:type="dxa"/>
+          </w:tblCellMar>
         </w:tblPrEx>
         <w:trPr>
           <w:trHeight w:val="5549" w:hRule="atLeast"/>
@@ -33947,6 +34945,12 @@
             <w:insideH w:val="none" w:color="auto" w:sz="0" w:space="0"/>
             <w:insideV w:val="none" w:color="auto" w:sz="0" w:space="0"/>
           </w:tblBorders>
+          <w:tblCellMar>
+            <w:top w:w="0" w:type="dxa"/>
+            <w:left w:w="10" w:type="dxa"/>
+            <w:bottom w:w="0" w:type="dxa"/>
+            <w:right w:w="10" w:type="dxa"/>
+          </w:tblCellMar>
         </w:tblPrEx>
         <w:trPr>
           <w:jc w:val="center"/>
@@ -38027,7 +39031,7 @@
     <w:rPr>
       <w:rFonts w:eastAsia="黑体"/>
       <w:b/>
-      <w:sz w:val="32"/>
+      <w:sz w:val="30"/>
     </w:rPr>
   </w:style>
   <w:style w:type="paragraph" w:styleId="18">

--- a/基于微信小程序的校园活动报名系统设计与实现.docx
+++ b/基于微信小程序的校园活动报名系统设计与实现.docx
@@ -803,8 +803,6 @@
               <w:szCs w:val="24"/>
             </w:rPr>
           </w:pPr>
-          <w:bookmarkStart w:id="116" w:name="_GoBack"/>
-          <w:bookmarkEnd w:id="116"/>
           <w:r>
             <w:rPr>
               <w:rFonts w:hint="eastAsia" w:ascii="黑体" w:hAnsi="黑体" w:eastAsia="黑体" w:cs="黑体"/>
@@ -6383,9 +6381,23 @@
     </w:p>
     <w:p>
       <w:pPr>
+        <w:keepNext w:val="0"/>
+        <w:keepLines w:val="0"/>
+        <w:pageBreakBefore w:val="0"/>
+        <w:widowControl w:val="0"/>
+        <w:kinsoku/>
+        <w:wordWrap/>
+        <w:overflowPunct/>
+        <w:topLinePunct w:val="0"/>
+        <w:autoSpaceDE/>
+        <w:autoSpaceDN/>
+        <w:bidi w:val="0"/>
+        <w:adjustRightInd/>
+        <w:snapToGrid/>
         <w:spacing w:line="360" w:lineRule="exact"/>
-        <w:ind w:right="-766"/>
+        <w:ind w:right="0"/>
         <w:jc w:val="center"/>
+        <w:textAlignment w:val="auto"/>
         <w:rPr>
           <w:rFonts w:ascii="Times New Roman" w:hAnsi="Times New Roman"/>
           <w:b/>
@@ -6411,7 +6423,7 @@
         <w:adjustRightInd/>
         <w:snapToGrid/>
         <w:spacing w:line="360" w:lineRule="exact"/>
-        <w:ind w:right="-567"/>
+        <w:ind w:right="0"/>
         <w:jc w:val="center"/>
         <w:textAlignment w:val="auto"/>
         <w:outlineLvl w:val="0"/>
@@ -6995,21 +7007,287 @@
     </w:p>
     <w:p>
       <w:pPr>
-        <w:pStyle w:val="31"/>
-        <w:spacing w:before="312" w:after="312"/>
+        <w:pStyle w:val="30"/>
+        <w:bidi w:val="0"/>
+        <w:rPr>
+          <w:rFonts w:hint="default"/>
+          <w:lang w:val="en-US" w:eastAsia="zh-CN"/>
+        </w:rPr>
       </w:pPr>
+      <w:r>
+        <w:rPr>
+          <w:rFonts w:hint="eastAsia"/>
+          <w:lang w:val="en-US" w:eastAsia="zh-CN"/>
+        </w:rPr>
+        <w:t>1.4论文框架结构</w:t>
+      </w:r>
     </w:p>
     <w:p>
       <w:pPr>
         <w:pStyle w:val="31"/>
-        <w:spacing w:before="312" w:after="312"/>
+        <w:bidi w:val="0"/>
+        <w:rPr>
+          <w:rFonts w:hint="eastAsia"/>
+        </w:rPr>
       </w:pPr>
+      <w:r>
+        <w:rPr>
+          <w:rFonts w:hint="eastAsia"/>
+        </w:rPr>
+        <w:t>本文围绕基于微信小程序的校园活动报名系统的设计与实现展开研究，</w:t>
+      </w:r>
+      <w:r>
+        <w:rPr>
+          <w:rFonts w:hint="eastAsia"/>
+          <w:lang w:val="en-US" w:eastAsia="zh-CN"/>
+        </w:rPr>
+        <w:t>总体思路如下</w:t>
+      </w:r>
+      <w:r>
+        <w:rPr>
+          <w:rFonts w:hint="eastAsia"/>
+        </w:rPr>
+        <w:t>：</w:t>
+      </w:r>
     </w:p>
     <w:p>
       <w:pPr>
         <w:pStyle w:val="31"/>
-        <w:spacing w:before="312" w:after="312"/>
+        <w:bidi w:val="0"/>
+        <w:rPr>
+          <w:rFonts w:hint="eastAsia"/>
+        </w:rPr>
       </w:pPr>
+      <w:r>
+        <w:rPr>
+          <w:rFonts w:hint="eastAsia"/>
+        </w:rPr>
+        <w:t>第</w:t>
+      </w:r>
+      <w:r>
+        <w:rPr>
+          <w:rFonts w:hint="eastAsia"/>
+          <w:lang w:val="en-US" w:eastAsia="zh-CN"/>
+        </w:rPr>
+        <w:t>1</w:t>
+      </w:r>
+      <w:r>
+        <w:rPr>
+          <w:rFonts w:hint="eastAsia"/>
+        </w:rPr>
+        <w:t>章绪论。首先阐述高校校园活动数字化管理的研究背景，分析传统人工管理模式的局限性。明确本研究的目标与意义，梳理国内外在校园活动管理领域的研究现状。</w:t>
+      </w:r>
+    </w:p>
+    <w:p>
+      <w:pPr>
+        <w:pStyle w:val="31"/>
+        <w:bidi w:val="0"/>
+        <w:rPr>
+          <w:rFonts w:hint="eastAsia"/>
+        </w:rPr>
+      </w:pPr>
+      <w:r>
+        <w:rPr>
+          <w:rFonts w:hint="eastAsia"/>
+        </w:rPr>
+        <w:t>第2章相关技术介绍</w:t>
+      </w:r>
+      <w:r>
+        <w:rPr>
+          <w:rFonts w:hint="eastAsia"/>
+          <w:lang w:eastAsia="zh-CN"/>
+        </w:rPr>
+        <w:t>。介绍系统开发所采用的核心技术栈，包括后端的 Spring Boot 3 与 MyBatis-Plus 框架、前端的 uni-app 跨平台框架、MySQL 数据库，以及微信生态集成、动态二维码和 RBAC 权限控制等关键技术。</w:t>
+      </w:r>
+    </w:p>
+    <w:p>
+      <w:pPr>
+        <w:pStyle w:val="31"/>
+        <w:bidi w:val="0"/>
+        <w:rPr>
+          <w:rFonts w:hint="eastAsia"/>
+        </w:rPr>
+      </w:pPr>
+      <w:r>
+        <w:rPr>
+          <w:rFonts w:hint="eastAsia"/>
+        </w:rPr>
+        <w:t>第3章系统需求分析。从功能需求和非功能需求两个维度对系统进行分析。功能需求涵盖用户端的活动报名、扫码签到、社团管理以及管理端的活动审核、数据统计等核心业务；非功能需求则涉及系统的性能、可靠性、安全性及可维护性。</w:t>
+      </w:r>
+    </w:p>
+    <w:p>
+      <w:pPr>
+        <w:pStyle w:val="31"/>
+        <w:bidi w:val="0"/>
+        <w:rPr>
+          <w:rFonts w:hint="eastAsia"/>
+        </w:rPr>
+      </w:pPr>
+      <w:r>
+        <w:rPr>
+          <w:rFonts w:hint="eastAsia"/>
+        </w:rPr>
+        <w:t>第4章系统概要设计。首先基于前后端分离思想设计系统的技术框架，明确各层级间的交互关系</w:t>
+      </w:r>
+      <w:r>
+        <w:rPr>
+          <w:rFonts w:hint="eastAsia"/>
+          <w:lang w:eastAsia="zh-CN"/>
+        </w:rPr>
+        <w:t>；</w:t>
+      </w:r>
+      <w:r>
+        <w:rPr>
+          <w:rFonts w:hint="eastAsia"/>
+        </w:rPr>
+        <w:t>对系统总体功能模块进行了划分，包括用户端与管理端的业务模块</w:t>
+      </w:r>
+      <w:r>
+        <w:rPr>
+          <w:rFonts w:hint="eastAsia"/>
+          <w:lang w:eastAsia="zh-CN"/>
+        </w:rPr>
+        <w:t>；</w:t>
+      </w:r>
+      <w:r>
+        <w:rPr>
+          <w:rFonts w:hint="eastAsia"/>
+        </w:rPr>
+        <w:t>通过E-R图和数据库表结构设计，完成核心数据</w:t>
+      </w:r>
+      <w:r>
+        <w:rPr>
+          <w:rFonts w:hint="eastAsia"/>
+          <w:lang w:val="en-US" w:eastAsia="zh-CN"/>
+        </w:rPr>
+        <w:t>的</w:t>
+      </w:r>
+      <w:r>
+        <w:rPr>
+          <w:rFonts w:hint="eastAsia"/>
+        </w:rPr>
+        <w:t>存储。</w:t>
+      </w:r>
+    </w:p>
+    <w:p>
+      <w:pPr>
+        <w:pStyle w:val="31"/>
+        <w:bidi w:val="0"/>
+        <w:rPr>
+          <w:rFonts w:hint="eastAsia"/>
+        </w:rPr>
+      </w:pPr>
+      <w:r>
+        <w:rPr>
+          <w:rFonts w:hint="eastAsia"/>
+        </w:rPr>
+        <w:t>第</w:t>
+      </w:r>
+      <w:r>
+        <w:rPr>
+          <w:rFonts w:hint="eastAsia"/>
+          <w:lang w:val="en-US" w:eastAsia="zh-CN"/>
+        </w:rPr>
+        <w:t>5</w:t>
+      </w:r>
+      <w:r>
+        <w:rPr>
+          <w:rFonts w:hint="eastAsia"/>
+        </w:rPr>
+        <w:t>系统设计与实现</w:t>
+      </w:r>
+      <w:r>
+        <w:rPr>
+          <w:rFonts w:hint="eastAsia"/>
+          <w:lang w:eastAsia="zh-CN"/>
+        </w:rPr>
+        <w:t>。</w:t>
+      </w:r>
+      <w:r>
+        <w:rPr>
+          <w:rFonts w:hint="eastAsia"/>
+        </w:rPr>
+        <w:t>展示系统核心功能模块的具体实现过程与界面效果。主要包括：系统登录注册与用户信息完善功能、社团创建与成员管理功能、活动发布与审核流程管理、活动报名与基于动态二维码的现场签到功能、活动评价反馈</w:t>
+      </w:r>
+      <w:r>
+        <w:rPr>
+          <w:rFonts w:hint="eastAsia"/>
+          <w:lang w:val="en-US" w:eastAsia="zh-CN"/>
+        </w:rPr>
+        <w:t>实现</w:t>
+      </w:r>
+      <w:r>
+        <w:rPr>
+          <w:rFonts w:hint="eastAsia"/>
+        </w:rPr>
+        <w:t>以及基于ECharts的可视化看板。</w:t>
+      </w:r>
+    </w:p>
+    <w:p>
+      <w:pPr>
+        <w:pStyle w:val="31"/>
+        <w:bidi w:val="0"/>
+        <w:rPr>
+          <w:rFonts w:hint="eastAsia"/>
+        </w:rPr>
+      </w:pPr>
+      <w:r>
+        <w:rPr>
+          <w:rFonts w:hint="eastAsia"/>
+        </w:rPr>
+        <w:t>第6章系统测试</w:t>
+      </w:r>
+      <w:r>
+        <w:rPr>
+          <w:rFonts w:hint="eastAsia"/>
+          <w:lang w:eastAsia="zh-CN"/>
+        </w:rPr>
+        <w:t>。</w:t>
+      </w:r>
+      <w:r>
+        <w:rPr>
+          <w:rFonts w:hint="eastAsia"/>
+        </w:rPr>
+        <w:t>制定详细的测试方案，采用黑盒测试、白盒测试及可用性测试等方法，对系统的登录、注册、社团管理、活动发布审核、报名签到等核心功能模块进行功能测试</w:t>
+      </w:r>
+      <w:r>
+        <w:rPr>
+          <w:rFonts w:hint="eastAsia"/>
+          <w:lang w:eastAsia="zh-CN"/>
+        </w:rPr>
+        <w:t>。</w:t>
+      </w:r>
+      <w:r>
+        <w:rPr>
+          <w:rFonts w:hint="eastAsia"/>
+        </w:rPr>
+        <w:t>利用JMeter工具进行了性能压力测试，并针对兼容性与安全性进行专项</w:t>
+      </w:r>
+      <w:r>
+        <w:rPr>
+          <w:rFonts w:hint="eastAsia"/>
+          <w:lang w:val="en-US" w:eastAsia="zh-CN"/>
+        </w:rPr>
+        <w:t>测试</w:t>
+      </w:r>
+      <w:r>
+        <w:rPr>
+          <w:rFonts w:hint="eastAsia"/>
+        </w:rPr>
+        <w:t>。</w:t>
+      </w:r>
+    </w:p>
+    <w:p>
+      <w:pPr>
+        <w:pStyle w:val="31"/>
+        <w:bidi w:val="0"/>
+      </w:pPr>
+      <w:r>
+        <w:rPr>
+          <w:rFonts w:hint="eastAsia"/>
+        </w:rPr>
+        <w:t>第7章总结与展望。对整个毕业设计工作进行了总结，概括系统实现的主要功能与创新点，分析系统在提升校园活动管理效率方面的实际应用价值。指出当前系统存在的不足，并对未来引入智能推荐算法、深化大数据分析以及微服务架构优化等方面进行了展望。</w:t>
+      </w:r>
     </w:p>
     <w:p>
       <w:pPr>
@@ -7055,6 +7333,20 @@
         <w:outlineLvl w:val="0"/>
       </w:pPr>
       <w:bookmarkStart w:id="6" w:name="_Toc28712"/>
+    </w:p>
+    <w:p>
+      <w:pPr>
+        <w:pStyle w:val="29"/>
+        <w:spacing w:before="312" w:after="312"/>
+        <w:outlineLvl w:val="0"/>
+      </w:pPr>
+    </w:p>
+    <w:p>
+      <w:pPr>
+        <w:pStyle w:val="29"/>
+        <w:spacing w:before="312" w:after="312"/>
+        <w:outlineLvl w:val="0"/>
+      </w:pPr>
     </w:p>
     <w:p>
       <w:pPr>
@@ -7708,6 +8000,14 @@
         <w:outlineLvl w:val="0"/>
       </w:pPr>
       <w:bookmarkStart w:id="21" w:name="_Toc1568"/>
+    </w:p>
+    <w:p>
+      <w:pPr>
+        <w:pStyle w:val="29"/>
+        <w:spacing w:before="312" w:after="312"/>
+        <w:jc w:val="both"/>
+        <w:outlineLvl w:val="0"/>
+      </w:pPr>
     </w:p>
     <w:p>
       <w:pPr>
@@ -8878,8 +9178,8 @@
           <w:rFonts w:hint="default"/>
         </w:rPr>
       </w:pPr>
-      <w:bookmarkStart w:id="34" w:name="_Toc5399"/>
-      <w:bookmarkStart w:id="35" w:name="_Toc18142"/>
+      <w:bookmarkStart w:id="34" w:name="_Toc18142"/>
+      <w:bookmarkStart w:id="35" w:name="_Toc5399"/>
       <w:r>
         <w:rPr>
           <w:rFonts w:hint="default"/>
@@ -8947,8 +9247,8 @@
           <w:rFonts w:hint="default"/>
         </w:rPr>
       </w:pPr>
-      <w:bookmarkStart w:id="36" w:name="_Toc3189"/>
-      <w:bookmarkStart w:id="37" w:name="_Toc16477"/>
+      <w:bookmarkStart w:id="36" w:name="_Toc16477"/>
+      <w:bookmarkStart w:id="37" w:name="_Toc3189"/>
       <w:r>
         <w:rPr>
           <w:rFonts w:hint="default"/>
@@ -10168,6 +10468,8 @@
           <w:lang w:eastAsia="zh-CN"/>
         </w:rPr>
       </w:pPr>
+      <w:bookmarkStart w:id="116" w:name="_GoBack"/>
+      <w:bookmarkEnd w:id="116"/>
       <w:r>
         <w:br w:type="textWrapping"/>
       </w:r>

--- a/基于微信小程序的校园活动报名系统设计与实现.docx
+++ b/基于微信小程序的校园活动报名系统设计与实现.docx
@@ -856,10 +856,6 @@
             <w:snapToGrid/>
             <w:spacing w:line="400" w:lineRule="exact"/>
             <w:textAlignment w:val="auto"/>
-            <w:rPr>
-              <w:sz w:val="30"/>
-              <w:szCs w:val="30"/>
-            </w:rPr>
           </w:pPr>
           <w:r>
             <w:rPr>
@@ -895,8 +891,7 @@
             <w:rPr>
               <w:rFonts w:hint="eastAsia" w:ascii="黑体" w:hAnsi="黑体" w:eastAsia="黑体" w:cs="黑体"/>
               <w:bCs/>
-              <w:sz w:val="30"/>
-              <w:szCs w:val="30"/>
+              <w:szCs w:val="24"/>
             </w:rPr>
             <w:fldChar w:fldCharType="begin"/>
           </w:r>
@@ -904,17 +899,15 @@
             <w:rPr>
               <w:rFonts w:hint="eastAsia" w:ascii="黑体" w:hAnsi="黑体" w:eastAsia="黑体" w:cs="黑体"/>
               <w:bCs/>
-              <w:sz w:val="30"/>
-              <w:szCs w:val="30"/>
+              <w:szCs w:val="24"/>
             </w:rPr>
-            <w:instrText xml:space="preserve"> HYPERLINK \l _Toc15154 </w:instrText>
+            <w:instrText xml:space="preserve"> HYPERLINK \l _Toc64 </w:instrText>
           </w:r>
           <w:r>
             <w:rPr>
               <w:rFonts w:hint="eastAsia" w:ascii="黑体" w:hAnsi="黑体" w:eastAsia="黑体" w:cs="黑体"/>
               <w:bCs/>
-              <w:sz w:val="30"/>
-              <w:szCs w:val="30"/>
+              <w:szCs w:val="24"/>
             </w:rPr>
             <w:fldChar w:fldCharType="separate"/>
           </w:r>
@@ -922,59 +915,33 @@
             <w:rPr>
               <w:rFonts w:hint="eastAsia" w:ascii="黑体" w:hAnsi="黑体" w:eastAsia="黑体" w:cs="黑体"/>
               <w:bCs/>
-              <w:sz w:val="30"/>
               <w:szCs w:val="30"/>
             </w:rPr>
             <w:t>摘要</w:t>
           </w:r>
           <w:r>
-            <w:rPr>
-              <w:sz w:val="30"/>
-              <w:szCs w:val="30"/>
-            </w:rPr>
             <w:tab/>
           </w:r>
           <w:r>
-            <w:rPr>
-              <w:sz w:val="30"/>
-              <w:szCs w:val="30"/>
-            </w:rPr>
             <w:fldChar w:fldCharType="begin"/>
           </w:r>
           <w:r>
-            <w:rPr>
-              <w:sz w:val="30"/>
-              <w:szCs w:val="30"/>
-            </w:rPr>
-            <w:instrText xml:space="preserve"> PAGEREF _Toc15154 \h </w:instrText>
-          </w:r>
-          <w:r>
-            <w:rPr>
-              <w:sz w:val="30"/>
-              <w:szCs w:val="30"/>
-            </w:rPr>
+            <w:instrText xml:space="preserve"> PAGEREF _Toc64 \h </w:instrText>
+          </w:r>
+          <w:r>
             <w:fldChar w:fldCharType="separate"/>
           </w:r>
           <w:r>
-            <w:rPr>
-              <w:sz w:val="30"/>
-              <w:szCs w:val="30"/>
-            </w:rPr>
             <w:t>I</w:t>
           </w:r>
           <w:r>
-            <w:rPr>
-              <w:sz w:val="30"/>
-              <w:szCs w:val="30"/>
-            </w:rPr>
             <w:fldChar w:fldCharType="end"/>
           </w:r>
           <w:r>
             <w:rPr>
               <w:rFonts w:hint="eastAsia" w:ascii="黑体" w:hAnsi="黑体" w:eastAsia="黑体" w:cs="黑体"/>
               <w:bCs/>
-              <w:sz w:val="30"/>
-              <w:szCs w:val="30"/>
+              <w:szCs w:val="24"/>
             </w:rPr>
             <w:fldChar w:fldCharType="end"/>
           </w:r>
@@ -1005,8 +972,7 @@
             <w:rPr>
               <w:rFonts w:hint="eastAsia" w:ascii="黑体" w:hAnsi="黑体" w:eastAsia="黑体" w:cs="黑体"/>
               <w:bCs/>
-              <w:sz w:val="30"/>
-              <w:szCs w:val="30"/>
+              <w:szCs w:val="24"/>
             </w:rPr>
             <w:fldChar w:fldCharType="begin"/>
           </w:r>
@@ -1014,77 +980,49 @@
             <w:rPr>
               <w:rFonts w:hint="eastAsia" w:ascii="黑体" w:hAnsi="黑体" w:eastAsia="黑体" w:cs="黑体"/>
               <w:bCs/>
-              <w:sz w:val="30"/>
-              <w:szCs w:val="30"/>
+              <w:szCs w:val="24"/>
             </w:rPr>
-            <w:instrText xml:space="preserve"> HYPERLINK \l _Toc25658 </w:instrText>
+            <w:instrText xml:space="preserve"> HYPERLINK \l _Toc3320 </w:instrText>
           </w:r>
           <w:r>
             <w:rPr>
               <w:rFonts w:hint="eastAsia" w:ascii="黑体" w:hAnsi="黑体" w:eastAsia="黑体" w:cs="黑体"/>
               <w:bCs/>
-              <w:sz w:val="30"/>
+              <w:szCs w:val="24"/>
+            </w:rPr>
+            <w:fldChar w:fldCharType="separate"/>
+          </w:r>
+          <w:r>
+            <w:rPr>
+              <w:rFonts w:ascii="Times New Roman" w:hAnsi="Times New Roman"/>
+              <w:bCs/>
               <w:szCs w:val="30"/>
             </w:rPr>
+            <w:t>Abstract</w:t>
+          </w:r>
+          <w:r>
+            <w:tab/>
+          </w:r>
+          <w:r>
+            <w:fldChar w:fldCharType="begin"/>
+          </w:r>
+          <w:r>
+            <w:instrText xml:space="preserve"> PAGEREF _Toc3320 \h </w:instrText>
+          </w:r>
+          <w:r>
             <w:fldChar w:fldCharType="separate"/>
+          </w:r>
+          <w:r>
+            <w:t>II</w:t>
+          </w:r>
+          <w:r>
+            <w:fldChar w:fldCharType="end"/>
           </w:r>
           <w:r>
             <w:rPr>
               <w:rFonts w:hint="eastAsia" w:ascii="黑体" w:hAnsi="黑体" w:eastAsia="黑体" w:cs="黑体"/>
               <w:bCs/>
-              <w:sz w:val="30"/>
-              <w:szCs w:val="30"/>
-            </w:rPr>
-            <w:t>Abstract</w:t>
-          </w:r>
-          <w:r>
-            <w:rPr>
-              <w:sz w:val="30"/>
-              <w:szCs w:val="30"/>
-            </w:rPr>
-            <w:tab/>
-          </w:r>
-          <w:r>
-            <w:rPr>
-              <w:sz w:val="30"/>
-              <w:szCs w:val="30"/>
-            </w:rPr>
-            <w:fldChar w:fldCharType="begin"/>
-          </w:r>
-          <w:r>
-            <w:rPr>
-              <w:sz w:val="30"/>
-              <w:szCs w:val="30"/>
-            </w:rPr>
-            <w:instrText xml:space="preserve"> PAGEREF _Toc25658 \h </w:instrText>
-          </w:r>
-          <w:r>
-            <w:rPr>
-              <w:sz w:val="30"/>
-              <w:szCs w:val="30"/>
-            </w:rPr>
-            <w:fldChar w:fldCharType="separate"/>
-          </w:r>
-          <w:r>
-            <w:rPr>
-              <w:sz w:val="30"/>
-              <w:szCs w:val="30"/>
-            </w:rPr>
-            <w:t>II</w:t>
-          </w:r>
-          <w:r>
-            <w:rPr>
-              <w:sz w:val="30"/>
-              <w:szCs w:val="30"/>
-            </w:rPr>
-            <w:fldChar w:fldCharType="end"/>
-          </w:r>
-          <w:r>
-            <w:rPr>
-              <w:rFonts w:hint="eastAsia" w:ascii="黑体" w:hAnsi="黑体" w:eastAsia="黑体" w:cs="黑体"/>
-              <w:bCs/>
-              <w:sz w:val="30"/>
-              <w:szCs w:val="30"/>
+              <w:szCs w:val="24"/>
             </w:rPr>
             <w:fldChar w:fldCharType="end"/>
           </w:r>
@@ -1125,7 +1063,7 @@
               <w:bCs/>
               <w:szCs w:val="24"/>
             </w:rPr>
-            <w:instrText xml:space="preserve"> HYPERLINK \l _Toc30139 </w:instrText>
+            <w:instrText xml:space="preserve"> HYPERLINK \l _Toc18589 </w:instrText>
           </w:r>
           <w:r>
             <w:rPr>
@@ -1145,7 +1083,7 @@
             <w:fldChar w:fldCharType="begin"/>
           </w:r>
           <w:r>
-            <w:instrText xml:space="preserve"> PAGEREF _Toc30139 \h </w:instrText>
+            <w:instrText xml:space="preserve"> PAGEREF _Toc18589 \h </w:instrText>
           </w:r>
           <w:r>
             <w:fldChar w:fldCharType="separate"/>
@@ -1201,7 +1139,7 @@
               <w:bCs/>
               <w:szCs w:val="24"/>
             </w:rPr>
-            <w:instrText xml:space="preserve"> HYPERLINK \l _Toc12893 </w:instrText>
+            <w:instrText xml:space="preserve"> HYPERLINK \l _Toc29685 </w:instrText>
           </w:r>
           <w:r>
             <w:rPr>
@@ -1213,9 +1151,7 @@
           </w:r>
           <w:r>
             <w:rPr>
-              <w:rFonts w:hint="eastAsia" w:ascii="黑体" w:hAnsi="黑体" w:eastAsia="黑体" w:cs="黑体"/>
-              <w:bCs/>
-              <w:szCs w:val="28"/>
+              <w:rFonts w:hint="eastAsia"/>
             </w:rPr>
             <w:t>1.1 研究背景及意义</w:t>
           </w:r>
@@ -1226,7 +1162,7 @@
             <w:fldChar w:fldCharType="begin"/>
           </w:r>
           <w:r>
-            <w:instrText xml:space="preserve"> PAGEREF _Toc12893 \h </w:instrText>
+            <w:instrText xml:space="preserve"> PAGEREF _Toc29685 \h </w:instrText>
           </w:r>
           <w:r>
             <w:fldChar w:fldCharType="separate"/>
@@ -1282,7 +1218,7 @@
               <w:bCs/>
               <w:szCs w:val="24"/>
             </w:rPr>
-            <w:instrText xml:space="preserve"> HYPERLINK \l _Toc9272 </w:instrText>
+            <w:instrText xml:space="preserve"> HYPERLINK \l _Toc3076 </w:instrText>
           </w:r>
           <w:r>
             <w:rPr>
@@ -1302,7 +1238,7 @@
             <w:fldChar w:fldCharType="begin"/>
           </w:r>
           <w:r>
-            <w:instrText xml:space="preserve"> PAGEREF _Toc9272 \h </w:instrText>
+            <w:instrText xml:space="preserve"> PAGEREF _Toc3076 \h </w:instrText>
           </w:r>
           <w:r>
             <w:fldChar w:fldCharType="separate"/>
@@ -1358,7 +1294,7 @@
               <w:bCs/>
               <w:szCs w:val="24"/>
             </w:rPr>
-            <w:instrText xml:space="preserve"> HYPERLINK \l _Toc9684 </w:instrText>
+            <w:instrText xml:space="preserve"> HYPERLINK \l _Toc5826 </w:instrText>
           </w:r>
           <w:r>
             <w:rPr>
@@ -1378,7 +1314,87 @@
             <w:fldChar w:fldCharType="begin"/>
           </w:r>
           <w:r>
-            <w:instrText xml:space="preserve"> PAGEREF _Toc9684 \h </w:instrText>
+            <w:instrText xml:space="preserve"> PAGEREF _Toc5826 \h </w:instrText>
+          </w:r>
+          <w:r>
+            <w:fldChar w:fldCharType="separate"/>
+          </w:r>
+          <w:r>
+            <w:t>2</w:t>
+          </w:r>
+          <w:r>
+            <w:fldChar w:fldCharType="end"/>
+          </w:r>
+          <w:r>
+            <w:rPr>
+              <w:rFonts w:hint="eastAsia" w:ascii="黑体" w:hAnsi="黑体" w:eastAsia="黑体" w:cs="黑体"/>
+              <w:bCs/>
+              <w:szCs w:val="24"/>
+            </w:rPr>
+            <w:fldChar w:fldCharType="end"/>
+          </w:r>
+        </w:p>
+        <w:p>
+          <w:pPr>
+            <w:pStyle w:val="18"/>
+            <w:keepNext w:val="0"/>
+            <w:keepLines w:val="0"/>
+            <w:pageBreakBefore w:val="0"/>
+            <w:widowControl w:val="0"/>
+            <w:tabs>
+              <w:tab w:val="right" w:leader="dot" w:pos="8306"/>
+            </w:tabs>
+            <w:kinsoku/>
+            <w:wordWrap/>
+            <w:overflowPunct/>
+            <w:topLinePunct w:val="0"/>
+            <w:autoSpaceDE/>
+            <w:autoSpaceDN/>
+            <w:bidi w:val="0"/>
+            <w:adjustRightInd/>
+            <w:snapToGrid/>
+            <w:spacing w:line="400" w:lineRule="exact"/>
+            <w:textAlignment w:val="auto"/>
+          </w:pPr>
+          <w:r>
+            <w:rPr>
+              <w:rFonts w:hint="eastAsia" w:ascii="黑体" w:hAnsi="黑体" w:eastAsia="黑体" w:cs="黑体"/>
+              <w:bCs/>
+              <w:szCs w:val="24"/>
+            </w:rPr>
+            <w:fldChar w:fldCharType="begin"/>
+          </w:r>
+          <w:r>
+            <w:rPr>
+              <w:rFonts w:hint="eastAsia" w:ascii="黑体" w:hAnsi="黑体" w:eastAsia="黑体" w:cs="黑体"/>
+              <w:bCs/>
+              <w:szCs w:val="24"/>
+            </w:rPr>
+            <w:instrText xml:space="preserve"> HYPERLINK \l _Toc23093 </w:instrText>
+          </w:r>
+          <w:r>
+            <w:rPr>
+              <w:rFonts w:hint="eastAsia" w:ascii="黑体" w:hAnsi="黑体" w:eastAsia="黑体" w:cs="黑体"/>
+              <w:bCs/>
+              <w:szCs w:val="24"/>
+            </w:rPr>
+            <w:fldChar w:fldCharType="separate"/>
+          </w:r>
+          <w:r>
+            <w:rPr>
+              <w:rFonts w:hint="eastAsia"/>
+              <w:lang w:val="en-US" w:eastAsia="zh-CN"/>
+            </w:rPr>
+            <w:t>1.4论文框架结构</w:t>
+          </w:r>
+          <w:r>
+            <w:tab/>
+          </w:r>
+          <w:r>
+            <w:fldChar w:fldCharType="begin"/>
+          </w:r>
+          <w:r>
+            <w:instrText xml:space="preserve"> PAGEREF _Toc23093 \h </w:instrText>
           </w:r>
           <w:r>
             <w:fldChar w:fldCharType="separate"/>
@@ -1434,7 +1450,7 @@
               <w:bCs/>
               <w:szCs w:val="24"/>
             </w:rPr>
-            <w:instrText xml:space="preserve"> HYPERLINK \l _Toc28712 </w:instrText>
+            <w:instrText xml:space="preserve"> HYPERLINK \l _Toc3978 </w:instrText>
           </w:r>
           <w:r>
             <w:rPr>
@@ -1454,13 +1470,13 @@
             <w:fldChar w:fldCharType="begin"/>
           </w:r>
           <w:r>
-            <w:instrText xml:space="preserve"> PAGEREF _Toc28712 \h </w:instrText>
+            <w:instrText xml:space="preserve"> PAGEREF _Toc3978 \h </w:instrText>
           </w:r>
           <w:r>
             <w:fldChar w:fldCharType="separate"/>
           </w:r>
           <w:r>
-            <w:t>3</w:t>
+            <w:t>4</w:t>
           </w:r>
           <w:r>
             <w:fldChar w:fldCharType="end"/>
@@ -1510,7 +1526,7 @@
               <w:bCs/>
               <w:szCs w:val="24"/>
             </w:rPr>
-            <w:instrText xml:space="preserve"> HYPERLINK \l _Toc26020 </w:instrText>
+            <w:instrText xml:space="preserve"> HYPERLINK \l _Toc12397 </w:instrText>
           </w:r>
           <w:r>
             <w:rPr>
@@ -1530,13 +1546,13 @@
             <w:fldChar w:fldCharType="begin"/>
           </w:r>
           <w:r>
-            <w:instrText xml:space="preserve"> PAGEREF _Toc26020 \h </w:instrText>
+            <w:instrText xml:space="preserve"> PAGEREF _Toc12397 \h </w:instrText>
           </w:r>
           <w:r>
             <w:fldChar w:fldCharType="separate"/>
           </w:r>
           <w:r>
-            <w:t>3</w:t>
+            <w:t>4</w:t>
           </w:r>
           <w:r>
             <w:fldChar w:fldCharType="end"/>
@@ -1586,7 +1602,7 @@
               <w:bCs/>
               <w:szCs w:val="24"/>
             </w:rPr>
-            <w:instrText xml:space="preserve"> HYPERLINK \l _Toc502 </w:instrText>
+            <w:instrText xml:space="preserve"> HYPERLINK \l _Toc2895 </w:instrText>
           </w:r>
           <w:r>
             <w:rPr>
@@ -1601,9 +1617,12 @@
           </w:r>
           <w:r>
             <w:rPr>
-              <w:rFonts w:hint="eastAsia" w:ascii="黑体" w:hAnsi="黑体" w:eastAsia="黑体" w:cs="黑体"/>
+              <w:rFonts w:hint="default" w:ascii="Times New Roman" w:hAnsi="Times New Roman" w:cs="Times New Roman"/>
             </w:rPr>
-            <w:t>Sprint Boot3</w:t>
+            <w:t>Sprint Boot</w:t>
+          </w:r>
+          <w:r>
+            <w:t>3</w:t>
           </w:r>
           <w:r>
             <w:tab/>
@@ -1612,13 +1631,13 @@
             <w:fldChar w:fldCharType="begin"/>
           </w:r>
           <w:r>
-            <w:instrText xml:space="preserve"> PAGEREF _Toc502 \h </w:instrText>
+            <w:instrText xml:space="preserve"> PAGEREF _Toc2895 \h </w:instrText>
           </w:r>
           <w:r>
             <w:fldChar w:fldCharType="separate"/>
           </w:r>
           <w:r>
-            <w:t>3</w:t>
+            <w:t>4</w:t>
           </w:r>
           <w:r>
             <w:fldChar w:fldCharType="end"/>
@@ -1668,7 +1687,7 @@
               <w:bCs/>
               <w:szCs w:val="24"/>
             </w:rPr>
-            <w:instrText xml:space="preserve"> HYPERLINK \l _Toc2079 </w:instrText>
+            <w:instrText xml:space="preserve"> HYPERLINK \l _Toc380 </w:instrText>
           </w:r>
           <w:r>
             <w:rPr>
@@ -1683,7 +1702,7 @@
           </w:r>
           <w:r>
             <w:rPr>
-              <w:rFonts w:hint="eastAsia" w:ascii="黑体" w:hAnsi="黑体" w:eastAsia="黑体" w:cs="黑体"/>
+              <w:rFonts w:hint="default"/>
             </w:rPr>
             <w:t>MyBatis-Plus</w:t>
           </w:r>
@@ -1694,13 +1713,13 @@
             <w:fldChar w:fldCharType="begin"/>
           </w:r>
           <w:r>
-            <w:instrText xml:space="preserve"> PAGEREF _Toc2079 \h </w:instrText>
+            <w:instrText xml:space="preserve"> PAGEREF _Toc380 \h </w:instrText>
           </w:r>
           <w:r>
             <w:fldChar w:fldCharType="separate"/>
           </w:r>
           <w:r>
-            <w:t>3</w:t>
+            <w:t>4</w:t>
           </w:r>
           <w:r>
             <w:fldChar w:fldCharType="end"/>
@@ -1750,7 +1769,7 @@
               <w:bCs/>
               <w:szCs w:val="24"/>
             </w:rPr>
-            <w:instrText xml:space="preserve"> HYPERLINK \l _Toc12278 </w:instrText>
+            <w:instrText xml:space="preserve"> HYPERLINK \l _Toc3110 </w:instrText>
           </w:r>
           <w:r>
             <w:rPr>
@@ -1776,13 +1795,13 @@
             <w:fldChar w:fldCharType="begin"/>
           </w:r>
           <w:r>
-            <w:instrText xml:space="preserve"> PAGEREF _Toc12278 \h </w:instrText>
+            <w:instrText xml:space="preserve"> PAGEREF _Toc3110 \h </w:instrText>
           </w:r>
           <w:r>
             <w:fldChar w:fldCharType="separate"/>
           </w:r>
           <w:r>
-            <w:t>3</w:t>
+            <w:t>4</w:t>
           </w:r>
           <w:r>
             <w:fldChar w:fldCharType="end"/>
@@ -1832,7 +1851,7 @@
               <w:bCs/>
               <w:szCs w:val="24"/>
             </w:rPr>
-            <w:instrText xml:space="preserve"> HYPERLINK \l _Toc26217 </w:instrText>
+            <w:instrText xml:space="preserve"> HYPERLINK \l _Toc24450 </w:instrText>
           </w:r>
           <w:r>
             <w:rPr>
@@ -1855,13 +1874,13 @@
             <w:fldChar w:fldCharType="begin"/>
           </w:r>
           <w:r>
-            <w:instrText xml:space="preserve"> PAGEREF _Toc26217 \h </w:instrText>
+            <w:instrText xml:space="preserve"> PAGEREF _Toc24450 \h </w:instrText>
           </w:r>
           <w:r>
             <w:fldChar w:fldCharType="separate"/>
           </w:r>
           <w:r>
-            <w:t>3</w:t>
+            <w:t>4</w:t>
           </w:r>
           <w:r>
             <w:fldChar w:fldCharType="end"/>
@@ -1911,7 +1930,7 @@
               <w:bCs/>
               <w:szCs w:val="24"/>
             </w:rPr>
-            <w:instrText xml:space="preserve"> HYPERLINK \l _Toc25175 </w:instrText>
+            <w:instrText xml:space="preserve"> HYPERLINK \l _Toc6801 </w:instrText>
           </w:r>
           <w:r>
             <w:rPr>
@@ -1934,13 +1953,13 @@
             <w:fldChar w:fldCharType="begin"/>
           </w:r>
           <w:r>
-            <w:instrText xml:space="preserve"> PAGEREF _Toc25175 \h </w:instrText>
+            <w:instrText xml:space="preserve"> PAGEREF _Toc6801 \h </w:instrText>
           </w:r>
           <w:r>
             <w:fldChar w:fldCharType="separate"/>
           </w:r>
           <w:r>
-            <w:t>3</w:t>
+            <w:t>4</w:t>
           </w:r>
           <w:r>
             <w:fldChar w:fldCharType="end"/>
@@ -1990,7 +2009,7 @@
               <w:bCs/>
               <w:szCs w:val="24"/>
             </w:rPr>
-            <w:instrText xml:space="preserve"> HYPERLINK \l _Toc21804 </w:instrText>
+            <w:instrText xml:space="preserve"> HYPERLINK \l _Toc23664 </w:instrText>
           </w:r>
           <w:r>
             <w:rPr>
@@ -2010,13 +2029,13 @@
             <w:fldChar w:fldCharType="begin"/>
           </w:r>
           <w:r>
-            <w:instrText xml:space="preserve"> PAGEREF _Toc21804 \h </w:instrText>
+            <w:instrText xml:space="preserve"> PAGEREF _Toc23664 \h </w:instrText>
           </w:r>
           <w:r>
             <w:fldChar w:fldCharType="separate"/>
           </w:r>
           <w:r>
-            <w:t>4</w:t>
+            <w:t>5</w:t>
           </w:r>
           <w:r>
             <w:fldChar w:fldCharType="end"/>
@@ -2066,7 +2085,7 @@
               <w:bCs/>
               <w:szCs w:val="24"/>
             </w:rPr>
-            <w:instrText xml:space="preserve"> HYPERLINK \l _Toc15238 </w:instrText>
+            <w:instrText xml:space="preserve"> HYPERLINK \l _Toc18020 </w:instrText>
           </w:r>
           <w:r>
             <w:rPr>
@@ -2086,13 +2105,13 @@
             <w:fldChar w:fldCharType="begin"/>
           </w:r>
           <w:r>
-            <w:instrText xml:space="preserve"> PAGEREF _Toc15238 \h </w:instrText>
+            <w:instrText xml:space="preserve"> PAGEREF _Toc18020 \h </w:instrText>
           </w:r>
           <w:r>
             <w:fldChar w:fldCharType="separate"/>
           </w:r>
           <w:r>
-            <w:t>4</w:t>
+            <w:t>5</w:t>
           </w:r>
           <w:r>
             <w:fldChar w:fldCharType="end"/>
@@ -2142,7 +2161,7 @@
               <w:bCs/>
               <w:szCs w:val="24"/>
             </w:rPr>
-            <w:instrText xml:space="preserve"> HYPERLINK \l _Toc13276 </w:instrText>
+            <w:instrText xml:space="preserve"> HYPERLINK \l _Toc8133 </w:instrText>
           </w:r>
           <w:r>
             <w:rPr>
@@ -2162,13 +2181,13 @@
             <w:fldChar w:fldCharType="begin"/>
           </w:r>
           <w:r>
-            <w:instrText xml:space="preserve"> PAGEREF _Toc13276 \h </w:instrText>
+            <w:instrText xml:space="preserve"> PAGEREF _Toc8133 \h </w:instrText>
           </w:r>
           <w:r>
             <w:fldChar w:fldCharType="separate"/>
           </w:r>
           <w:r>
-            <w:t>4</w:t>
+            <w:t>5</w:t>
           </w:r>
           <w:r>
             <w:fldChar w:fldCharType="end"/>
@@ -2218,7 +2237,7 @@
               <w:bCs/>
               <w:szCs w:val="24"/>
             </w:rPr>
-            <w:instrText xml:space="preserve"> HYPERLINK \l _Toc20701 </w:instrText>
+            <w:instrText xml:space="preserve"> HYPERLINK \l _Toc7192 </w:instrText>
           </w:r>
           <w:r>
             <w:rPr>
@@ -2238,13 +2257,13 @@
             <w:fldChar w:fldCharType="begin"/>
           </w:r>
           <w:r>
-            <w:instrText xml:space="preserve"> PAGEREF _Toc20701 \h </w:instrText>
+            <w:instrText xml:space="preserve"> PAGEREF _Toc7192 \h </w:instrText>
           </w:r>
           <w:r>
             <w:fldChar w:fldCharType="separate"/>
           </w:r>
           <w:r>
-            <w:t>4</w:t>
+            <w:t>5</w:t>
           </w:r>
           <w:r>
             <w:fldChar w:fldCharType="end"/>
@@ -2294,7 +2313,7 @@
               <w:bCs/>
               <w:szCs w:val="24"/>
             </w:rPr>
-            <w:instrText xml:space="preserve"> HYPERLINK \l _Toc3905 </w:instrText>
+            <w:instrText xml:space="preserve"> HYPERLINK \l _Toc25386 </w:instrText>
           </w:r>
           <w:r>
             <w:rPr>
@@ -2314,13 +2333,13 @@
             <w:fldChar w:fldCharType="begin"/>
           </w:r>
           <w:r>
-            <w:instrText xml:space="preserve"> PAGEREF _Toc3905 \h </w:instrText>
+            <w:instrText xml:space="preserve"> PAGEREF _Toc25386 \h </w:instrText>
           </w:r>
           <w:r>
             <w:fldChar w:fldCharType="separate"/>
           </w:r>
           <w:r>
-            <w:t>4</w:t>
+            <w:t>5</w:t>
           </w:r>
           <w:r>
             <w:fldChar w:fldCharType="end"/>
@@ -2370,7 +2389,7 @@
               <w:bCs/>
               <w:szCs w:val="24"/>
             </w:rPr>
-            <w:instrText xml:space="preserve"> HYPERLINK \l _Toc23953 </w:instrText>
+            <w:instrText xml:space="preserve"> HYPERLINK \l _Toc6528 </w:instrText>
           </w:r>
           <w:r>
             <w:rPr>
@@ -2390,13 +2409,13 @@
             <w:fldChar w:fldCharType="begin"/>
           </w:r>
           <w:r>
-            <w:instrText xml:space="preserve"> PAGEREF _Toc23953 \h </w:instrText>
+            <w:instrText xml:space="preserve"> PAGEREF _Toc6528 \h </w:instrText>
           </w:r>
           <w:r>
             <w:fldChar w:fldCharType="separate"/>
           </w:r>
           <w:r>
-            <w:t>4</w:t>
+            <w:t>5</w:t>
           </w:r>
           <w:r>
             <w:fldChar w:fldCharType="end"/>
@@ -2446,7 +2465,7 @@
               <w:bCs/>
               <w:szCs w:val="24"/>
             </w:rPr>
-            <w:instrText xml:space="preserve"> HYPERLINK \l _Toc14620 </w:instrText>
+            <w:instrText xml:space="preserve"> HYPERLINK \l _Toc21709 </w:instrText>
           </w:r>
           <w:r>
             <w:rPr>
@@ -2466,13 +2485,13 @@
             <w:fldChar w:fldCharType="begin"/>
           </w:r>
           <w:r>
-            <w:instrText xml:space="preserve"> PAGEREF _Toc14620 \h </w:instrText>
+            <w:instrText xml:space="preserve"> PAGEREF _Toc21709 \h </w:instrText>
           </w:r>
           <w:r>
             <w:fldChar w:fldCharType="separate"/>
           </w:r>
           <w:r>
-            <w:t>4</w:t>
+            <w:t>5</w:t>
           </w:r>
           <w:r>
             <w:fldChar w:fldCharType="end"/>
@@ -2522,7 +2541,7 @@
               <w:bCs/>
               <w:szCs w:val="24"/>
             </w:rPr>
-            <w:instrText xml:space="preserve"> HYPERLINK \l _Toc27192 </w:instrText>
+            <w:instrText xml:space="preserve"> HYPERLINK \l _Toc17707 </w:instrText>
           </w:r>
           <w:r>
             <w:rPr>
@@ -2542,13 +2561,13 @@
             <w:fldChar w:fldCharType="begin"/>
           </w:r>
           <w:r>
-            <w:instrText xml:space="preserve"> PAGEREF _Toc27192 \h </w:instrText>
+            <w:instrText xml:space="preserve"> PAGEREF _Toc17707 \h </w:instrText>
           </w:r>
           <w:r>
             <w:fldChar w:fldCharType="separate"/>
           </w:r>
           <w:r>
-            <w:t>5</w:t>
+            <w:t>6</w:t>
           </w:r>
           <w:r>
             <w:fldChar w:fldCharType="end"/>
@@ -2598,7 +2617,7 @@
               <w:bCs/>
               <w:szCs w:val="24"/>
             </w:rPr>
-            <w:instrText xml:space="preserve"> HYPERLINK \l _Toc1568 </w:instrText>
+            <w:instrText xml:space="preserve"> HYPERLINK \l _Toc5547 </w:instrText>
           </w:r>
           <w:r>
             <w:rPr>
@@ -2618,13 +2637,13 @@
             <w:fldChar w:fldCharType="begin"/>
           </w:r>
           <w:r>
-            <w:instrText xml:space="preserve"> PAGEREF _Toc1568 \h </w:instrText>
+            <w:instrText xml:space="preserve"> PAGEREF _Toc5547 \h </w:instrText>
           </w:r>
           <w:r>
             <w:fldChar w:fldCharType="separate"/>
           </w:r>
           <w:r>
-            <w:t>5</w:t>
+            <w:t>7</w:t>
           </w:r>
           <w:r>
             <w:fldChar w:fldCharType="end"/>
@@ -2674,7 +2693,7 @@
               <w:bCs/>
               <w:szCs w:val="24"/>
             </w:rPr>
-            <w:instrText xml:space="preserve"> HYPERLINK \l _Toc30049 </w:instrText>
+            <w:instrText xml:space="preserve"> HYPERLINK \l _Toc26125 </w:instrText>
           </w:r>
           <w:r>
             <w:rPr>
@@ -2694,13 +2713,13 @@
             <w:fldChar w:fldCharType="begin"/>
           </w:r>
           <w:r>
-            <w:instrText xml:space="preserve"> PAGEREF _Toc30049 \h </w:instrText>
+            <w:instrText xml:space="preserve"> PAGEREF _Toc26125 \h </w:instrText>
           </w:r>
           <w:r>
             <w:fldChar w:fldCharType="separate"/>
           </w:r>
           <w:r>
-            <w:t>6</w:t>
+            <w:t>7</w:t>
           </w:r>
           <w:r>
             <w:fldChar w:fldCharType="end"/>
@@ -2750,7 +2769,7 @@
               <w:bCs/>
               <w:szCs w:val="24"/>
             </w:rPr>
-            <w:instrText xml:space="preserve"> HYPERLINK \l _Toc11423 </w:instrText>
+            <w:instrText xml:space="preserve"> HYPERLINK \l _Toc31538 </w:instrText>
           </w:r>
           <w:r>
             <w:rPr>
@@ -2770,13 +2789,13 @@
             <w:fldChar w:fldCharType="begin"/>
           </w:r>
           <w:r>
-            <w:instrText xml:space="preserve"> PAGEREF _Toc11423 \h </w:instrText>
+            <w:instrText xml:space="preserve"> PAGEREF _Toc31538 \h </w:instrText>
           </w:r>
           <w:r>
             <w:fldChar w:fldCharType="separate"/>
           </w:r>
           <w:r>
-            <w:t>6</w:t>
+            <w:t>7</w:t>
           </w:r>
           <w:r>
             <w:fldChar w:fldCharType="end"/>
@@ -2826,7 +2845,7 @@
               <w:bCs/>
               <w:szCs w:val="24"/>
             </w:rPr>
-            <w:instrText xml:space="preserve"> HYPERLINK \l _Toc19991 </w:instrText>
+            <w:instrText xml:space="preserve"> HYPERLINK \l _Toc1304 </w:instrText>
           </w:r>
           <w:r>
             <w:rPr>
@@ -2846,13 +2865,13 @@
             <w:fldChar w:fldCharType="begin"/>
           </w:r>
           <w:r>
-            <w:instrText xml:space="preserve"> PAGEREF _Toc19991 \h </w:instrText>
+            <w:instrText xml:space="preserve"> PAGEREF _Toc1304 \h </w:instrText>
           </w:r>
           <w:r>
             <w:fldChar w:fldCharType="separate"/>
           </w:r>
           <w:r>
-            <w:t>6</w:t>
+            <w:t>7</w:t>
           </w:r>
           <w:r>
             <w:fldChar w:fldCharType="end"/>
@@ -2902,7 +2921,7 @@
               <w:bCs/>
               <w:szCs w:val="24"/>
             </w:rPr>
-            <w:instrText xml:space="preserve"> HYPERLINK \l _Toc20876 </w:instrText>
+            <w:instrText xml:space="preserve"> HYPERLINK \l _Toc14041 </w:instrText>
           </w:r>
           <w:r>
             <w:rPr>
@@ -2922,13 +2941,13 @@
             <w:fldChar w:fldCharType="begin"/>
           </w:r>
           <w:r>
-            <w:instrText xml:space="preserve"> PAGEREF _Toc20876 \h </w:instrText>
+            <w:instrText xml:space="preserve"> PAGEREF _Toc14041 \h </w:instrText>
           </w:r>
           <w:r>
             <w:fldChar w:fldCharType="separate"/>
           </w:r>
           <w:r>
-            <w:t>7</w:t>
+            <w:t>8</w:t>
           </w:r>
           <w:r>
             <w:fldChar w:fldCharType="end"/>
@@ -2978,7 +2997,7 @@
               <w:bCs/>
               <w:szCs w:val="24"/>
             </w:rPr>
-            <w:instrText xml:space="preserve"> HYPERLINK \l _Toc5953 </w:instrText>
+            <w:instrText xml:space="preserve"> HYPERLINK \l _Toc28906 </w:instrText>
           </w:r>
           <w:r>
             <w:rPr>
@@ -2998,13 +3017,13 @@
             <w:fldChar w:fldCharType="begin"/>
           </w:r>
           <w:r>
-            <w:instrText xml:space="preserve"> PAGEREF _Toc5953 \h </w:instrText>
+            <w:instrText xml:space="preserve"> PAGEREF _Toc28906 \h </w:instrText>
           </w:r>
           <w:r>
             <w:fldChar w:fldCharType="separate"/>
           </w:r>
           <w:r>
-            <w:t>8</w:t>
+            <w:t>9</w:t>
           </w:r>
           <w:r>
             <w:fldChar w:fldCharType="end"/>
@@ -3054,7 +3073,7 @@
               <w:bCs/>
               <w:szCs w:val="24"/>
             </w:rPr>
-            <w:instrText xml:space="preserve"> HYPERLINK \l _Toc32467 </w:instrText>
+            <w:instrText xml:space="preserve"> HYPERLINK \l _Toc23465 </w:instrText>
           </w:r>
           <w:r>
             <w:rPr>
@@ -3074,13 +3093,13 @@
             <w:fldChar w:fldCharType="begin"/>
           </w:r>
           <w:r>
-            <w:instrText xml:space="preserve"> PAGEREF _Toc32467 \h </w:instrText>
+            <w:instrText xml:space="preserve"> PAGEREF _Toc23465 \h </w:instrText>
           </w:r>
           <w:r>
             <w:fldChar w:fldCharType="separate"/>
           </w:r>
           <w:r>
-            <w:t>8</w:t>
+            <w:t>9</w:t>
           </w:r>
           <w:r>
             <w:fldChar w:fldCharType="end"/>
@@ -3130,7 +3149,7 @@
               <w:bCs/>
               <w:szCs w:val="24"/>
             </w:rPr>
-            <w:instrText xml:space="preserve"> HYPERLINK \l _Toc25406 </w:instrText>
+            <w:instrText xml:space="preserve"> HYPERLINK \l _Toc31688 </w:instrText>
           </w:r>
           <w:r>
             <w:rPr>
@@ -3150,13 +3169,13 @@
             <w:fldChar w:fldCharType="begin"/>
           </w:r>
           <w:r>
-            <w:instrText xml:space="preserve"> PAGEREF _Toc25406 \h </w:instrText>
+            <w:instrText xml:space="preserve"> PAGEREF _Toc31688 \h </w:instrText>
           </w:r>
           <w:r>
             <w:fldChar w:fldCharType="separate"/>
           </w:r>
           <w:r>
-            <w:t>8</w:t>
+            <w:t>9</w:t>
           </w:r>
           <w:r>
             <w:fldChar w:fldCharType="end"/>
@@ -3206,7 +3225,7 @@
               <w:bCs/>
               <w:szCs w:val="24"/>
             </w:rPr>
-            <w:instrText xml:space="preserve"> HYPERLINK \l _Toc21770 </w:instrText>
+            <w:instrText xml:space="preserve"> HYPERLINK \l _Toc14533 </w:instrText>
           </w:r>
           <w:r>
             <w:rPr>
@@ -3226,13 +3245,13 @@
             <w:fldChar w:fldCharType="begin"/>
           </w:r>
           <w:r>
-            <w:instrText xml:space="preserve"> PAGEREF _Toc21770 \h </w:instrText>
+            <w:instrText xml:space="preserve"> PAGEREF _Toc14533 \h </w:instrText>
           </w:r>
           <w:r>
             <w:fldChar w:fldCharType="separate"/>
           </w:r>
           <w:r>
-            <w:t>8</w:t>
+            <w:t>9</w:t>
           </w:r>
           <w:r>
             <w:fldChar w:fldCharType="end"/>
@@ -3282,7 +3301,7 @@
               <w:bCs/>
               <w:szCs w:val="24"/>
             </w:rPr>
-            <w:instrText xml:space="preserve"> HYPERLINK \l _Toc4402 </w:instrText>
+            <w:instrText xml:space="preserve"> HYPERLINK \l _Toc11890 </w:instrText>
           </w:r>
           <w:r>
             <w:rPr>
@@ -3302,13 +3321,13 @@
             <w:fldChar w:fldCharType="begin"/>
           </w:r>
           <w:r>
-            <w:instrText xml:space="preserve"> PAGEREF _Toc4402 \h </w:instrText>
+            <w:instrText xml:space="preserve"> PAGEREF _Toc11890 \h </w:instrText>
           </w:r>
           <w:r>
             <w:fldChar w:fldCharType="separate"/>
           </w:r>
           <w:r>
-            <w:t>9</w:t>
+            <w:t>11</w:t>
           </w:r>
           <w:r>
             <w:fldChar w:fldCharType="end"/>
@@ -3358,7 +3377,7 @@
               <w:bCs/>
               <w:szCs w:val="24"/>
             </w:rPr>
-            <w:instrText xml:space="preserve"> HYPERLINK \l _Toc7173 </w:instrText>
+            <w:instrText xml:space="preserve"> HYPERLINK \l _Toc31088 </w:instrText>
           </w:r>
           <w:r>
             <w:rPr>
@@ -3381,13 +3400,13 @@
             <w:fldChar w:fldCharType="begin"/>
           </w:r>
           <w:r>
-            <w:instrText xml:space="preserve"> PAGEREF _Toc7173 \h </w:instrText>
+            <w:instrText xml:space="preserve"> PAGEREF _Toc31088 \h </w:instrText>
           </w:r>
           <w:r>
             <w:fldChar w:fldCharType="separate"/>
           </w:r>
           <w:r>
-            <w:t>9</w:t>
+            <w:t>11</w:t>
           </w:r>
           <w:r>
             <w:fldChar w:fldCharType="end"/>
@@ -3437,7 +3456,7 @@
               <w:bCs/>
               <w:szCs w:val="24"/>
             </w:rPr>
-            <w:instrText xml:space="preserve"> HYPERLINK \l _Toc8664 </w:instrText>
+            <w:instrText xml:space="preserve"> HYPERLINK \l _Toc16022 </w:instrText>
           </w:r>
           <w:r>
             <w:rPr>
@@ -3457,13 +3476,13 @@
             <w:fldChar w:fldCharType="begin"/>
           </w:r>
           <w:r>
-            <w:instrText xml:space="preserve"> PAGEREF _Toc8664 \h </w:instrText>
+            <w:instrText xml:space="preserve"> PAGEREF _Toc16022 \h </w:instrText>
           </w:r>
           <w:r>
             <w:fldChar w:fldCharType="separate"/>
           </w:r>
           <w:r>
-            <w:t>11</w:t>
+            <w:t>12</w:t>
           </w:r>
           <w:r>
             <w:fldChar w:fldCharType="end"/>
@@ -3513,7 +3532,7 @@
               <w:bCs/>
               <w:szCs w:val="24"/>
             </w:rPr>
-            <w:instrText xml:space="preserve"> HYPERLINK \l _Toc12517 </w:instrText>
+            <w:instrText xml:space="preserve"> HYPERLINK \l _Toc15919 </w:instrText>
           </w:r>
           <w:r>
             <w:rPr>
@@ -3536,13 +3555,13 @@
             <w:fldChar w:fldCharType="begin"/>
           </w:r>
           <w:r>
-            <w:instrText xml:space="preserve"> PAGEREF _Toc12517 \h </w:instrText>
+            <w:instrText xml:space="preserve"> PAGEREF _Toc15919 \h </w:instrText>
           </w:r>
           <w:r>
             <w:fldChar w:fldCharType="separate"/>
           </w:r>
           <w:r>
-            <w:t>11</w:t>
+            <w:t>12</w:t>
           </w:r>
           <w:r>
             <w:fldChar w:fldCharType="end"/>
@@ -3592,7 +3611,7 @@
               <w:bCs/>
               <w:szCs w:val="24"/>
             </w:rPr>
-            <w:instrText xml:space="preserve"> HYPERLINK \l _Toc10207 </w:instrText>
+            <w:instrText xml:space="preserve"> HYPERLINK \l _Toc19955 </w:instrText>
           </w:r>
           <w:r>
             <w:rPr>
@@ -3615,13 +3634,13 @@
             <w:fldChar w:fldCharType="begin"/>
           </w:r>
           <w:r>
-            <w:instrText xml:space="preserve"> PAGEREF _Toc10207 \h </w:instrText>
+            <w:instrText xml:space="preserve"> PAGEREF _Toc19955 \h </w:instrText>
           </w:r>
           <w:r>
             <w:fldChar w:fldCharType="separate"/>
           </w:r>
           <w:r>
-            <w:t>12</w:t>
+            <w:t>13</w:t>
           </w:r>
           <w:r>
             <w:fldChar w:fldCharType="end"/>
@@ -3671,7 +3690,7 @@
               <w:bCs/>
               <w:szCs w:val="24"/>
             </w:rPr>
-            <w:instrText xml:space="preserve"> HYPERLINK \l _Toc1411 </w:instrText>
+            <w:instrText xml:space="preserve"> HYPERLINK \l _Toc16365 </w:instrText>
           </w:r>
           <w:r>
             <w:rPr>
@@ -3691,13 +3710,13 @@
             <w:fldChar w:fldCharType="begin"/>
           </w:r>
           <w:r>
-            <w:instrText xml:space="preserve"> PAGEREF _Toc1411 \h </w:instrText>
+            <w:instrText xml:space="preserve"> PAGEREF _Toc16365 \h </w:instrText>
           </w:r>
           <w:r>
             <w:fldChar w:fldCharType="separate"/>
           </w:r>
           <w:r>
-            <w:t>13</w:t>
+            <w:t>14</w:t>
           </w:r>
           <w:r>
             <w:fldChar w:fldCharType="end"/>
@@ -3747,7 +3766,7 @@
               <w:bCs/>
               <w:szCs w:val="24"/>
             </w:rPr>
-            <w:instrText xml:space="preserve"> HYPERLINK \l _Toc22543 </w:instrText>
+            <w:instrText xml:space="preserve"> HYPERLINK \l _Toc24417 </w:instrText>
           </w:r>
           <w:r>
             <w:rPr>
@@ -3767,13 +3786,13 @@
             <w:fldChar w:fldCharType="begin"/>
           </w:r>
           <w:r>
-            <w:instrText xml:space="preserve"> PAGEREF _Toc22543 \h </w:instrText>
+            <w:instrText xml:space="preserve"> PAGEREF _Toc24417 \h </w:instrText>
           </w:r>
           <w:r>
             <w:fldChar w:fldCharType="separate"/>
           </w:r>
           <w:r>
-            <w:t>13</w:t>
+            <w:t>14</w:t>
           </w:r>
           <w:r>
             <w:fldChar w:fldCharType="end"/>
@@ -3823,7 +3842,7 @@
               <w:bCs/>
               <w:szCs w:val="24"/>
             </w:rPr>
-            <w:instrText xml:space="preserve"> HYPERLINK \l _Toc17524 </w:instrText>
+            <w:instrText xml:space="preserve"> HYPERLINK \l _Toc21836 </w:instrText>
           </w:r>
           <w:r>
             <w:rPr>
@@ -3843,13 +3862,13 @@
             <w:fldChar w:fldCharType="begin"/>
           </w:r>
           <w:r>
-            <w:instrText xml:space="preserve"> PAGEREF _Toc17524 \h </w:instrText>
+            <w:instrText xml:space="preserve"> PAGEREF _Toc21836 \h </w:instrText>
           </w:r>
           <w:r>
             <w:fldChar w:fldCharType="separate"/>
           </w:r>
           <w:r>
-            <w:t>16</w:t>
+            <w:t>17</w:t>
           </w:r>
           <w:r>
             <w:fldChar w:fldCharType="end"/>
@@ -3899,7 +3918,7 @@
               <w:bCs/>
               <w:szCs w:val="24"/>
             </w:rPr>
-            <w:instrText xml:space="preserve"> HYPERLINK \l _Toc8147 </w:instrText>
+            <w:instrText xml:space="preserve"> HYPERLINK \l _Toc6497 </w:instrText>
           </w:r>
           <w:r>
             <w:rPr>
@@ -3919,13 +3938,13 @@
             <w:fldChar w:fldCharType="begin"/>
           </w:r>
           <w:r>
-            <w:instrText xml:space="preserve"> PAGEREF _Toc8147 \h </w:instrText>
+            <w:instrText xml:space="preserve"> PAGEREF _Toc6497 \h </w:instrText>
           </w:r>
           <w:r>
             <w:fldChar w:fldCharType="separate"/>
           </w:r>
           <w:r>
-            <w:t>21</w:t>
+            <w:t>23</w:t>
           </w:r>
           <w:r>
             <w:fldChar w:fldCharType="end"/>
@@ -3975,7 +3994,7 @@
               <w:bCs/>
               <w:szCs w:val="24"/>
             </w:rPr>
-            <w:instrText xml:space="preserve"> HYPERLINK \l _Toc1533 </w:instrText>
+            <w:instrText xml:space="preserve"> HYPERLINK \l _Toc13202 </w:instrText>
           </w:r>
           <w:r>
             <w:rPr>
@@ -3995,13 +4014,13 @@
             <w:fldChar w:fldCharType="begin"/>
           </w:r>
           <w:r>
-            <w:instrText xml:space="preserve"> PAGEREF _Toc1533 \h </w:instrText>
+            <w:instrText xml:space="preserve"> PAGEREF _Toc13202 \h </w:instrText>
           </w:r>
           <w:r>
             <w:fldChar w:fldCharType="separate"/>
           </w:r>
           <w:r>
-            <w:t>21</w:t>
+            <w:t>23</w:t>
           </w:r>
           <w:r>
             <w:fldChar w:fldCharType="end"/>
@@ -4051,7 +4070,7 @@
               <w:bCs/>
               <w:szCs w:val="24"/>
             </w:rPr>
-            <w:instrText xml:space="preserve"> HYPERLINK \l _Toc7387 </w:instrText>
+            <w:instrText xml:space="preserve"> HYPERLINK \l _Toc27104 </w:instrText>
           </w:r>
           <w:r>
             <w:rPr>
@@ -4074,13 +4093,13 @@
             <w:fldChar w:fldCharType="begin"/>
           </w:r>
           <w:r>
-            <w:instrText xml:space="preserve"> PAGEREF _Toc7387 \h </w:instrText>
+            <w:instrText xml:space="preserve"> PAGEREF _Toc27104 \h </w:instrText>
           </w:r>
           <w:r>
             <w:fldChar w:fldCharType="separate"/>
           </w:r>
           <w:r>
-            <w:t>22</w:t>
+            <w:t>23</w:t>
           </w:r>
           <w:r>
             <w:fldChar w:fldCharType="end"/>
@@ -4130,7 +4149,7 @@
               <w:bCs/>
               <w:szCs w:val="24"/>
             </w:rPr>
-            <w:instrText xml:space="preserve"> HYPERLINK \l _Toc9631 </w:instrText>
+            <w:instrText xml:space="preserve"> HYPERLINK \l _Toc20423 </w:instrText>
           </w:r>
           <w:r>
             <w:rPr>
@@ -4154,13 +4173,13 @@
             <w:fldChar w:fldCharType="begin"/>
           </w:r>
           <w:r>
-            <w:instrText xml:space="preserve"> PAGEREF _Toc9631 \h </w:instrText>
+            <w:instrText xml:space="preserve"> PAGEREF _Toc20423 \h </w:instrText>
           </w:r>
           <w:r>
             <w:fldChar w:fldCharType="separate"/>
           </w:r>
           <w:r>
-            <w:t>23</w:t>
+            <w:t>24</w:t>
           </w:r>
           <w:r>
             <w:fldChar w:fldCharType="end"/>
@@ -4210,7 +4229,7 @@
               <w:bCs/>
               <w:szCs w:val="24"/>
             </w:rPr>
-            <w:instrText xml:space="preserve"> HYPERLINK \l _Toc26346 </w:instrText>
+            <w:instrText xml:space="preserve"> HYPERLINK \l _Toc32076 </w:instrText>
           </w:r>
           <w:r>
             <w:rPr>
@@ -4234,13 +4253,13 @@
             <w:fldChar w:fldCharType="begin"/>
           </w:r>
           <w:r>
-            <w:instrText xml:space="preserve"> PAGEREF _Toc26346 \h </w:instrText>
+            <w:instrText xml:space="preserve"> PAGEREF _Toc32076 \h </w:instrText>
           </w:r>
           <w:r>
             <w:fldChar w:fldCharType="separate"/>
           </w:r>
           <w:r>
-            <w:t>24</w:t>
+            <w:t>25</w:t>
           </w:r>
           <w:r>
             <w:fldChar w:fldCharType="end"/>
@@ -4290,7 +4309,7 @@
               <w:bCs/>
               <w:szCs w:val="24"/>
             </w:rPr>
-            <w:instrText xml:space="preserve"> HYPERLINK \l _Toc1329 </w:instrText>
+            <w:instrText xml:space="preserve"> HYPERLINK \l _Toc10755 </w:instrText>
           </w:r>
           <w:r>
             <w:rPr>
@@ -4313,13 +4332,13 @@
             <w:fldChar w:fldCharType="begin"/>
           </w:r>
           <w:r>
-            <w:instrText xml:space="preserve"> PAGEREF _Toc1329 \h </w:instrText>
+            <w:instrText xml:space="preserve"> PAGEREF _Toc10755 \h </w:instrText>
           </w:r>
           <w:r>
             <w:fldChar w:fldCharType="separate"/>
           </w:r>
           <w:r>
-            <w:t>25</w:t>
+            <w:t>26</w:t>
           </w:r>
           <w:r>
             <w:fldChar w:fldCharType="end"/>
@@ -4369,7 +4388,7 @@
               <w:bCs/>
               <w:szCs w:val="24"/>
             </w:rPr>
-            <w:instrText xml:space="preserve"> HYPERLINK \l _Toc25879 </w:instrText>
+            <w:instrText xml:space="preserve"> HYPERLINK \l _Toc19254 </w:instrText>
           </w:r>
           <w:r>
             <w:rPr>
@@ -4392,13 +4411,13 @@
             <w:fldChar w:fldCharType="begin"/>
           </w:r>
           <w:r>
-            <w:instrText xml:space="preserve"> PAGEREF _Toc25879 \h </w:instrText>
+            <w:instrText xml:space="preserve"> PAGEREF _Toc19254 \h </w:instrText>
           </w:r>
           <w:r>
             <w:fldChar w:fldCharType="separate"/>
           </w:r>
           <w:r>
-            <w:t>26</w:t>
+            <w:t>27</w:t>
           </w:r>
           <w:r>
             <w:fldChar w:fldCharType="end"/>
@@ -4448,7 +4467,7 @@
               <w:bCs/>
               <w:szCs w:val="24"/>
             </w:rPr>
-            <w:instrText xml:space="preserve"> HYPERLINK \l _Toc12704 </w:instrText>
+            <w:instrText xml:space="preserve"> HYPERLINK \l _Toc23557 </w:instrText>
           </w:r>
           <w:r>
             <w:rPr>
@@ -4472,13 +4491,13 @@
             <w:fldChar w:fldCharType="begin"/>
           </w:r>
           <w:r>
-            <w:instrText xml:space="preserve"> PAGEREF _Toc12704 \h </w:instrText>
+            <w:instrText xml:space="preserve"> PAGEREF _Toc23557 \h </w:instrText>
           </w:r>
           <w:r>
             <w:fldChar w:fldCharType="separate"/>
           </w:r>
           <w:r>
-            <w:t>27</w:t>
+            <w:t>28</w:t>
           </w:r>
           <w:r>
             <w:fldChar w:fldCharType="end"/>
@@ -4528,7 +4547,7 @@
               <w:bCs/>
               <w:szCs w:val="24"/>
             </w:rPr>
-            <w:instrText xml:space="preserve"> HYPERLINK \l _Toc29189 </w:instrText>
+            <w:instrText xml:space="preserve"> HYPERLINK \l _Toc19728 </w:instrText>
           </w:r>
           <w:r>
             <w:rPr>
@@ -4552,13 +4571,13 @@
             <w:fldChar w:fldCharType="begin"/>
           </w:r>
           <w:r>
-            <w:instrText xml:space="preserve"> PAGEREF _Toc29189 \h </w:instrText>
+            <w:instrText xml:space="preserve"> PAGEREF _Toc19728 \h </w:instrText>
           </w:r>
           <w:r>
             <w:fldChar w:fldCharType="separate"/>
           </w:r>
           <w:r>
-            <w:t>27</w:t>
+            <w:t>28</w:t>
           </w:r>
           <w:r>
             <w:fldChar w:fldCharType="end"/>
@@ -4608,7 +4627,7 @@
               <w:bCs/>
               <w:szCs w:val="24"/>
             </w:rPr>
-            <w:instrText xml:space="preserve"> HYPERLINK \l _Toc16072 </w:instrText>
+            <w:instrText xml:space="preserve"> HYPERLINK \l _Toc19835 </w:instrText>
           </w:r>
           <w:r>
             <w:rPr>
@@ -4632,13 +4651,13 @@
             <w:fldChar w:fldCharType="begin"/>
           </w:r>
           <w:r>
-            <w:instrText xml:space="preserve"> PAGEREF _Toc16072 \h </w:instrText>
+            <w:instrText xml:space="preserve"> PAGEREF _Toc19835 \h </w:instrText>
           </w:r>
           <w:r>
             <w:fldChar w:fldCharType="separate"/>
           </w:r>
           <w:r>
-            <w:t>27</w:t>
+            <w:t>28</w:t>
           </w:r>
           <w:r>
             <w:fldChar w:fldCharType="end"/>
@@ -4688,7 +4707,7 @@
               <w:bCs/>
               <w:szCs w:val="24"/>
             </w:rPr>
-            <w:instrText xml:space="preserve"> HYPERLINK \l _Toc28378 </w:instrText>
+            <w:instrText xml:space="preserve"> HYPERLINK \l _Toc22471 </w:instrText>
           </w:r>
           <w:r>
             <w:rPr>
@@ -4712,13 +4731,13 @@
             <w:fldChar w:fldCharType="begin"/>
           </w:r>
           <w:r>
-            <w:instrText xml:space="preserve"> PAGEREF _Toc28378 \h </w:instrText>
+            <w:instrText xml:space="preserve"> PAGEREF _Toc22471 \h </w:instrText>
           </w:r>
           <w:r>
             <w:fldChar w:fldCharType="separate"/>
           </w:r>
           <w:r>
-            <w:t>27</w:t>
+            <w:t>28</w:t>
           </w:r>
           <w:r>
             <w:fldChar w:fldCharType="end"/>
@@ -4768,7 +4787,7 @@
               <w:bCs/>
               <w:szCs w:val="24"/>
             </w:rPr>
-            <w:instrText xml:space="preserve"> HYPERLINK \l _Toc6919 </w:instrText>
+            <w:instrText xml:space="preserve"> HYPERLINK \l _Toc17325 </w:instrText>
           </w:r>
           <w:r>
             <w:rPr>
@@ -4788,13 +4807,13 @@
             <w:fldChar w:fldCharType="begin"/>
           </w:r>
           <w:r>
-            <w:instrText xml:space="preserve"> PAGEREF _Toc6919 \h </w:instrText>
+            <w:instrText xml:space="preserve"> PAGEREF _Toc17325 \h </w:instrText>
           </w:r>
           <w:r>
             <w:fldChar w:fldCharType="separate"/>
           </w:r>
           <w:r>
-            <w:t>28</w:t>
+            <w:t>29</w:t>
           </w:r>
           <w:r>
             <w:fldChar w:fldCharType="end"/>
@@ -4844,7 +4863,7 @@
               <w:bCs/>
               <w:szCs w:val="24"/>
             </w:rPr>
-            <w:instrText xml:space="preserve"> HYPERLINK \l _Toc8962 </w:instrText>
+            <w:instrText xml:space="preserve"> HYPERLINK \l _Toc5964 </w:instrText>
           </w:r>
           <w:r>
             <w:rPr>
@@ -4868,13 +4887,13 @@
             <w:fldChar w:fldCharType="begin"/>
           </w:r>
           <w:r>
-            <w:instrText xml:space="preserve"> PAGEREF _Toc8962 \h </w:instrText>
+            <w:instrText xml:space="preserve"> PAGEREF _Toc5964 \h </w:instrText>
           </w:r>
           <w:r>
             <w:fldChar w:fldCharType="separate"/>
           </w:r>
           <w:r>
-            <w:t>35</w:t>
+            <w:t>36</w:t>
           </w:r>
           <w:r>
             <w:fldChar w:fldCharType="end"/>
@@ -4924,7 +4943,7 @@
               <w:bCs/>
               <w:szCs w:val="24"/>
             </w:rPr>
-            <w:instrText xml:space="preserve"> HYPERLINK \l _Toc24698 </w:instrText>
+            <w:instrText xml:space="preserve"> HYPERLINK \l _Toc28524 </w:instrText>
           </w:r>
           <w:r>
             <w:rPr>
@@ -4948,13 +4967,13 @@
             <w:fldChar w:fldCharType="begin"/>
           </w:r>
           <w:r>
-            <w:instrText xml:space="preserve"> PAGEREF _Toc24698 \h </w:instrText>
+            <w:instrText xml:space="preserve"> PAGEREF _Toc28524 \h </w:instrText>
           </w:r>
           <w:r>
             <w:fldChar w:fldCharType="separate"/>
           </w:r>
           <w:r>
-            <w:t>36</w:t>
+            <w:t>37</w:t>
           </w:r>
           <w:r>
             <w:fldChar w:fldCharType="end"/>
@@ -5004,7 +5023,7 @@
               <w:bCs/>
               <w:szCs w:val="24"/>
             </w:rPr>
-            <w:instrText xml:space="preserve"> HYPERLINK \l _Toc30468 </w:instrText>
+            <w:instrText xml:space="preserve"> HYPERLINK \l _Toc25417 </w:instrText>
           </w:r>
           <w:r>
             <w:rPr>
@@ -5028,13 +5047,13 @@
             <w:fldChar w:fldCharType="begin"/>
           </w:r>
           <w:r>
-            <w:instrText xml:space="preserve"> PAGEREF _Toc30468 \h </w:instrText>
+            <w:instrText xml:space="preserve"> PAGEREF _Toc25417 \h </w:instrText>
           </w:r>
           <w:r>
             <w:fldChar w:fldCharType="separate"/>
           </w:r>
           <w:r>
-            <w:t>36</w:t>
+            <w:t>37</w:t>
           </w:r>
           <w:r>
             <w:fldChar w:fldCharType="end"/>
@@ -5084,7 +5103,7 @@
               <w:bCs/>
               <w:szCs w:val="24"/>
             </w:rPr>
-            <w:instrText xml:space="preserve"> HYPERLINK \l _Toc6401 </w:instrText>
+            <w:instrText xml:space="preserve"> HYPERLINK \l _Toc29544 </w:instrText>
           </w:r>
           <w:r>
             <w:rPr>
@@ -5120,13 +5139,13 @@
             <w:fldChar w:fldCharType="begin"/>
           </w:r>
           <w:r>
-            <w:instrText xml:space="preserve"> PAGEREF _Toc6401 \h </w:instrText>
+            <w:instrText xml:space="preserve"> PAGEREF _Toc29544 \h </w:instrText>
           </w:r>
           <w:r>
             <w:fldChar w:fldCharType="separate"/>
           </w:r>
           <w:r>
-            <w:t>37</w:t>
+            <w:t>38</w:t>
           </w:r>
           <w:r>
             <w:fldChar w:fldCharType="end"/>
@@ -5176,7 +5195,7 @@
               <w:bCs/>
               <w:szCs w:val="24"/>
             </w:rPr>
-            <w:instrText xml:space="preserve"> HYPERLINK \l _Toc19180 </w:instrText>
+            <w:instrText xml:space="preserve"> HYPERLINK \l _Toc7829 </w:instrText>
           </w:r>
           <w:r>
             <w:rPr>
@@ -5199,13 +5218,13 @@
             <w:fldChar w:fldCharType="begin"/>
           </w:r>
           <w:r>
-            <w:instrText xml:space="preserve"> PAGEREF _Toc19180 \h </w:instrText>
+            <w:instrText xml:space="preserve"> PAGEREF _Toc7829 \h </w:instrText>
           </w:r>
           <w:r>
             <w:fldChar w:fldCharType="separate"/>
           </w:r>
           <w:r>
-            <w:t>38</w:t>
+            <w:t>39</w:t>
           </w:r>
           <w:r>
             <w:fldChar w:fldCharType="end"/>
@@ -5255,7 +5274,7 @@
               <w:bCs/>
               <w:szCs w:val="24"/>
             </w:rPr>
-            <w:instrText xml:space="preserve"> HYPERLINK \l _Toc21369 </w:instrText>
+            <w:instrText xml:space="preserve"> HYPERLINK \l _Toc28261 </w:instrText>
           </w:r>
           <w:r>
             <w:rPr>
@@ -5279,13 +5298,13 @@
             <w:fldChar w:fldCharType="begin"/>
           </w:r>
           <w:r>
-            <w:instrText xml:space="preserve"> PAGEREF _Toc21369 \h </w:instrText>
+            <w:instrText xml:space="preserve"> PAGEREF _Toc28261 \h </w:instrText>
           </w:r>
           <w:r>
             <w:fldChar w:fldCharType="separate"/>
           </w:r>
           <w:r>
-            <w:t>39</w:t>
+            <w:t>40</w:t>
           </w:r>
           <w:r>
             <w:fldChar w:fldCharType="end"/>
@@ -5335,7 +5354,7 @@
               <w:bCs/>
               <w:szCs w:val="24"/>
             </w:rPr>
-            <w:instrText xml:space="preserve"> HYPERLINK \l _Toc27927 </w:instrText>
+            <w:instrText xml:space="preserve"> HYPERLINK \l _Toc7966 </w:instrText>
           </w:r>
           <w:r>
             <w:rPr>
@@ -5359,13 +5378,13 @@
             <w:fldChar w:fldCharType="begin"/>
           </w:r>
           <w:r>
-            <w:instrText xml:space="preserve"> PAGEREF _Toc27927 \h </w:instrText>
+            <w:instrText xml:space="preserve"> PAGEREF _Toc7966 \h </w:instrText>
           </w:r>
           <w:r>
             <w:fldChar w:fldCharType="separate"/>
           </w:r>
           <w:r>
-            <w:t>41</w:t>
+            <w:t>42</w:t>
           </w:r>
           <w:r>
             <w:fldChar w:fldCharType="end"/>
@@ -5545,7 +5564,7 @@
           <w:szCs w:val="30"/>
         </w:rPr>
       </w:pPr>
-      <w:bookmarkStart w:id="0" w:name="_Toc15154"/>
+      <w:bookmarkStart w:id="0" w:name="_Toc64"/>
       <w:r>
         <w:rPr>
           <w:rFonts w:hint="eastAsia" w:ascii="黑体" w:hAnsi="黑体" w:eastAsia="黑体" w:cs="黑体"/>
@@ -6435,7 +6454,7 @@
           <w:szCs w:val="30"/>
         </w:rPr>
       </w:pPr>
-      <w:bookmarkStart w:id="1" w:name="_Toc25658"/>
+      <w:bookmarkStart w:id="1" w:name="_Toc3320"/>
       <w:r>
         <w:rPr>
           <w:rFonts w:ascii="Times New Roman" w:hAnsi="Times New Roman"/>
@@ -6748,7 +6767,7 @@
         <w:spacing w:before="312" w:after="312"/>
         <w:outlineLvl w:val="0"/>
       </w:pPr>
-      <w:bookmarkStart w:id="2" w:name="_Toc30139"/>
+      <w:bookmarkStart w:id="2" w:name="_Toc18589"/>
       <w:r>
         <w:t>1 绪论</w:t>
       </w:r>
@@ -6757,12 +6776,13 @@
     <w:p>
       <w:pPr>
         <w:pStyle w:val="30"/>
-        <w:bidi w:val="0"/>
+        <w:spacing w:before="312" w:after="312"/>
+        <w:outlineLvl w:val="1"/>
         <w:rPr>
           <w:rFonts w:hint="eastAsia"/>
         </w:rPr>
       </w:pPr>
-      <w:bookmarkStart w:id="3" w:name="_Toc12893"/>
+      <w:bookmarkStart w:id="3" w:name="_Toc29685"/>
       <w:r>
         <w:rPr>
           <w:rFonts w:hint="eastAsia"/>
@@ -6780,7 +6800,53 @@
         <w:rPr>
           <w:rFonts w:hint="default"/>
         </w:rPr>
-        <w:t>近年来，高校校园活动的作用越来越重要。这些活动可以帮助学生全面发展，丰富校园的文化生活，也能推动学生组织的自我管理。随着活动类型变多，参加的人数也不断增加，传统的管理方式已经很难满足需求。传统方式包括在微信群发公告、用纸质报名表、用Excel表格收集信息。这些做法不够高效，不够规范，信息也不容易追溯。传统管理方式常见的问题有几个。第一，信息发布比较分散，学生不容易看到。第二，报名过程混乱，容易出现遗漏或重复。第三，缺少审核机制，谁报名了、谁没报上都不清楚。第四，签到数据容易丢失，事后查不到记录。第五，缺少有效的统计和分析工具。这些问题既影响了学生的参与体验，也让活动组织者更加辛苦。</w:t>
+        <w:t>近年来，高校校园活动的作用越来越重要。这些活动可以帮助学生全面发展，丰富校园的文化生活，也能推动学生组织的自我管理。随着活动类型变多，参加的人数也不断增加，传统的管理方式已经很难满足需求。传统方式包括在微信群发公告、用纸质报名表、用Excel表格收集信息。这些做法不够高效，不够规范，信息也不容易追溯。传统管理方式常见的问题有几个。第一，信息发布比较分散，学生不易</w:t>
+      </w:r>
+      <w:r>
+        <w:rPr>
+          <w:rFonts w:hint="eastAsia"/>
+          <w:lang w:val="en-US" w:eastAsia="zh-CN"/>
+        </w:rPr>
+        <w:t>查看</w:t>
+      </w:r>
+      <w:r>
+        <w:rPr>
+          <w:rFonts w:hint="default"/>
+        </w:rPr>
+        <w:t>。第二，报名过程混乱，容易出现遗漏或重复。第三，缺少审核机制</w:t>
+      </w:r>
+      <w:r>
+        <w:rPr>
+          <w:rFonts w:hint="eastAsia"/>
+          <w:lang w:eastAsia="zh-CN"/>
+        </w:rPr>
+        <w:t>，</w:t>
+      </w:r>
+      <w:r>
+        <w:rPr>
+          <w:rFonts w:hint="eastAsia"/>
+          <w:lang w:val="en-US" w:eastAsia="zh-CN"/>
+        </w:rPr>
+        <w:t>没有对学生的信息二次校验</w:t>
+      </w:r>
+      <w:r>
+        <w:rPr>
+          <w:rFonts w:hint="default"/>
+        </w:rPr>
+        <w:t>。第四，签到数据容易丢失，</w:t>
+      </w:r>
+      <w:r>
+        <w:rPr>
+          <w:rFonts w:hint="eastAsia"/>
+          <w:lang w:val="en-US" w:eastAsia="zh-CN"/>
+        </w:rPr>
+        <w:t>签到完成后</w:t>
+      </w:r>
+      <w:r>
+        <w:rPr>
+          <w:rFonts w:hint="default"/>
+        </w:rPr>
+        <w:t>查不到记录。第五，缺少有效的统计和分析工具。这些问题既影响了学生的参与体验，也让活动组织者更加辛苦。</w:t>
       </w:r>
       <w:r>
         <w:t>微信小程序凭借其“无需安装、即用即走、天然集成扫码与消息推送能力、用户触达效率高”等优势，为构建轻量化、移动优先的校园服务应用提供了理想载体</w:t>
@@ -6845,7 +6911,7 @@
         <w:rPr>
           <w:rFonts w:hint="default"/>
         </w:rPr>
-        <w:t>活动发布、在线报名、资格审核、二维码签到、活动评价和数据统计等功能。有了这样的系统，活动管理流程会更规范，组织效率更高，数据也更容易追溯。对学生来说，系统提供了一个统一、方便的参与入口，减少了信息不对称。同时，系统会积累报名、签到和反馈等多方面的数据。这些数据可以帮助学校更好地分配资源，评估活动的效果，推动高校的信息化和数字化治理能力提升。</w:t>
+        <w:t>活动发布、在线报名、资格审核、二维码签到、活动评价和数据统计等功能。这样的系统，活动管理流程会更规范，组织效率更高，数据也更容易追溯。对学生来说，系统提供了一个统一、方便的参与入口，减少了信息不对称。系统会积累报名、签到和反馈等多方面的数据。这些数据可以帮助学校更好地分配资源，评估活动的效果，推动高校的信息化和数字化治理能力提升。</w:t>
       </w:r>
     </w:p>
     <w:p>
@@ -6854,7 +6920,7 @@
         <w:spacing w:before="312" w:after="312"/>
         <w:outlineLvl w:val="1"/>
       </w:pPr>
-      <w:bookmarkStart w:id="4" w:name="_Toc9272"/>
+      <w:bookmarkStart w:id="4" w:name="_Toc3076"/>
       <w:r>
         <w:t>1.2 研究目标</w:t>
       </w:r>
@@ -6973,7 +7039,6 @@
         <w:spacing w:before="312" w:after="312"/>
         <w:outlineLvl w:val="1"/>
       </w:pPr>
-      <w:bookmarkStart w:id="5" w:name="_Toc9684"/>
     </w:p>
     <w:p>
       <w:pPr>
@@ -6981,6 +7046,7 @@
         <w:spacing w:before="312" w:after="312"/>
         <w:outlineLvl w:val="1"/>
       </w:pPr>
+      <w:bookmarkStart w:id="5" w:name="_Toc5826"/>
       <w:r>
         <w:t>1.3 国内外现状</w:t>
       </w:r>
@@ -6997,23 +7063,108 @@
       <w:r>
         <w:rPr>
           <w:rFonts w:hint="eastAsia"/>
+          <w:vertAlign w:val="superscript"/>
           <w:lang w:eastAsia="zh-CN"/>
         </w:rPr>
+        <w:fldChar w:fldCharType="begin"/>
+      </w:r>
+      <w:r>
+        <w:rPr>
+          <w:rFonts w:hint="eastAsia"/>
+          <w:vertAlign w:val="superscript"/>
+          <w:lang w:eastAsia="zh-CN"/>
+        </w:rPr>
+        <w:instrText xml:space="preserve"> REF _Ref14221 \r \h </w:instrText>
+      </w:r>
+      <w:r>
+        <w:rPr>
+          <w:rFonts w:hint="eastAsia"/>
+          <w:vertAlign w:val="superscript"/>
+          <w:lang w:eastAsia="zh-CN"/>
+        </w:rPr>
+        <w:fldChar w:fldCharType="separate"/>
+      </w:r>
+      <w:r>
+        <w:rPr>
+          <w:rFonts w:hint="eastAsia"/>
+          <w:vertAlign w:val="superscript"/>
+          <w:lang w:eastAsia="zh-CN"/>
+        </w:rPr>
+        <w:t>[4]</w:t>
+      </w:r>
+      <w:r>
+        <w:rPr>
+          <w:rFonts w:hint="eastAsia"/>
+          <w:vertAlign w:val="superscript"/>
+          <w:lang w:eastAsia="zh-CN"/>
+        </w:rPr>
+        <w:fldChar w:fldCharType="end"/>
+      </w:r>
+      <w:r>
+        <w:rPr>
+          <w:rFonts w:hint="eastAsia"/>
+          <w:lang w:eastAsia="zh-CN"/>
+        </w:rPr>
         <w:t>；</w:t>
       </w:r>
       <w:r>
-        <w:t>另有研究尝试依托微信公众号或小程序实现信息推送，但多数仅限于静态展示，未能有效整合报名、审核、签到等核心业务流程。一些高校将活动管理模块嵌入校务或教务系统，虽提升了管理规范性，却因系统耦合度高、开发周期长而难以快速响应动态需求。相比之下，国外相关研究更强调流程标准化与数据治理能力。有研究提出的事件流框架通过精细化权限控制与全生命周期日志留存，支持高校活动的合规性管理；另有研究基于微服务架构设计了可扩展的校园活动平台，注重跨部门协同与数据互操作性。现有国外方案在面向中国高校高频、轻量级交互场景（如扫码签到、微信生态内一键报名）时，本地化适配能力明显不足。尽管国内外在校园活动管理系统的技术路径上各有侧重，但兼具移动优先、流程闭环、角色清晰与数据驱动特征，且能深度融入微信生态、支持低成本部署与快速迭代的轻量化解决方案，仍是当前研究与实践中亟待填补的空白。</w:t>
+        <w:t>另有研究尝试依托微信公众号或小程序实现信息推送，但多数仅限于静态展示，未能有效整合报名、审核、签到等核心业务流程</w:t>
+      </w:r>
+      <w:r>
+        <w:rPr>
+          <w:rFonts w:hint="eastAsia"/>
+          <w:vertAlign w:val="superscript"/>
+          <w:lang w:eastAsia="zh-CN"/>
+        </w:rPr>
+        <w:fldChar w:fldCharType="begin"/>
+      </w:r>
+      <w:r>
+        <w:rPr>
+          <w:rFonts w:hint="eastAsia"/>
+          <w:vertAlign w:val="superscript"/>
+          <w:lang w:eastAsia="zh-CN"/>
+        </w:rPr>
+        <w:instrText xml:space="preserve"> REF _Ref14247 \r \h </w:instrText>
+      </w:r>
+      <w:r>
+        <w:rPr>
+          <w:rFonts w:hint="eastAsia"/>
+          <w:vertAlign w:val="superscript"/>
+          <w:lang w:eastAsia="zh-CN"/>
+        </w:rPr>
+        <w:fldChar w:fldCharType="separate"/>
+      </w:r>
+      <w:r>
+        <w:rPr>
+          <w:rFonts w:hint="eastAsia"/>
+          <w:vertAlign w:val="superscript"/>
+          <w:lang w:eastAsia="zh-CN"/>
+        </w:rPr>
+        <w:t>[5]</w:t>
+      </w:r>
+      <w:r>
+        <w:rPr>
+          <w:rFonts w:hint="eastAsia"/>
+          <w:vertAlign w:val="superscript"/>
+          <w:lang w:eastAsia="zh-CN"/>
+        </w:rPr>
+        <w:fldChar w:fldCharType="end"/>
+      </w:r>
+      <w:r>
+        <w:t>。一些高校将活动管理模块嵌入校务或教务系统，虽提升了管理规范性，却因系统耦合度高、开发周期长而难以快速响应动态需求。相比之下，国外相关研究更强调流程标准化与数据治理能力。有研究提出的事件流框架通过精细化权限控制与全生命周期日志留存，支持高校活动的合规性管理；另有研究基于微服务架构设计了可扩展的校园活动平台，注重跨部门协同与数据互操作性。现有国外方案在面向中国高校高频、轻量级交互场景（如扫码签到、微信生态内一键报名）时，本地化适配能力明显不足。尽管国内外在校园活动管理系统的技术路径上各有侧重，但兼具移动优先、流程闭环、角色清晰与数据驱动特征，且能深度融入微信生态、支持低成本部署与快速迭代的轻量化解决方案，仍是当前研究与实践中亟待填补的空白。</w:t>
       </w:r>
     </w:p>
     <w:p>
       <w:pPr>
         <w:pStyle w:val="30"/>
-        <w:bidi w:val="0"/>
+        <w:spacing w:before="312" w:after="312"/>
+        <w:outlineLvl w:val="1"/>
         <w:rPr>
           <w:rFonts w:hint="default"/>
           <w:lang w:val="en-US" w:eastAsia="zh-CN"/>
         </w:rPr>
       </w:pPr>
+      <w:bookmarkStart w:id="6" w:name="_Toc23093"/>
       <w:r>
         <w:rPr>
           <w:rFonts w:hint="eastAsia"/>
@@ -7021,6 +7172,7 @@
         </w:rPr>
         <w:t>1.4论文框架结构</w:t>
       </w:r>
+      <w:bookmarkEnd w:id="6"/>
     </w:p>
     <w:p>
       <w:pPr>
@@ -7332,7 +7484,6 @@
         <w:jc w:val="both"/>
         <w:outlineLvl w:val="0"/>
       </w:pPr>
-      <w:bookmarkStart w:id="6" w:name="_Toc28712"/>
     </w:p>
     <w:p>
       <w:pPr>
@@ -7354,10 +7505,11 @@
         <w:spacing w:before="312" w:after="312"/>
         <w:outlineLvl w:val="0"/>
       </w:pPr>
+      <w:bookmarkStart w:id="7" w:name="_Toc3978"/>
       <w:r>
         <w:t>2 相关技术</w:t>
       </w:r>
-      <w:bookmarkEnd w:id="6"/>
+      <w:bookmarkEnd w:id="7"/>
     </w:p>
     <w:p>
       <w:pPr>
@@ -7365,11 +7517,11 @@
         <w:spacing w:before="312" w:after="312"/>
         <w:outlineLvl w:val="1"/>
       </w:pPr>
-      <w:bookmarkStart w:id="7" w:name="_Toc26020"/>
+      <w:bookmarkStart w:id="8" w:name="_Toc12397"/>
       <w:r>
         <w:t>2.1 后端技术栈</w:t>
       </w:r>
-      <w:bookmarkEnd w:id="7"/>
+      <w:bookmarkEnd w:id="8"/>
     </w:p>
     <w:p>
       <w:pPr>
@@ -7377,7 +7529,7 @@
         <w:spacing w:before="312" w:after="312"/>
         <w:outlineLvl w:val="2"/>
       </w:pPr>
-      <w:bookmarkStart w:id="8" w:name="_Toc502"/>
+      <w:bookmarkStart w:id="9" w:name="_Toc2895"/>
       <w:r>
         <w:t xml:space="preserve">2.1.1 </w:t>
       </w:r>
@@ -7390,7 +7542,7 @@
       <w:r>
         <w:t>3</w:t>
       </w:r>
-      <w:bookmarkEnd w:id="8"/>
+      <w:bookmarkEnd w:id="9"/>
     </w:p>
     <w:p>
       <w:pPr>
@@ -7469,7 +7621,7 @@
         <w:spacing w:before="312" w:after="312"/>
         <w:outlineLvl w:val="2"/>
       </w:pPr>
-      <w:bookmarkStart w:id="9" w:name="_Toc2079"/>
+      <w:bookmarkStart w:id="10" w:name="_Toc380"/>
       <w:r>
         <w:t xml:space="preserve">2.1.2 </w:t>
       </w:r>
@@ -7479,14 +7631,14 @@
         </w:rPr>
         <w:t>MyBatis-Plus</w:t>
       </w:r>
-      <w:bookmarkEnd w:id="9"/>
+      <w:bookmarkEnd w:id="10"/>
     </w:p>
     <w:p>
       <w:pPr>
         <w:pStyle w:val="31"/>
         <w:spacing w:before="312" w:after="312"/>
         <w:rPr>
-          <w:rFonts w:hint="default" w:eastAsia="宋体"/>
+          <w:rFonts w:hint="eastAsia" w:eastAsia="宋体"/>
           <w:lang w:val="en-US" w:eastAsia="zh-CN"/>
         </w:rPr>
       </w:pPr>
@@ -7494,14 +7646,60 @@
         <w:rPr>
           <w:rFonts w:hint="eastAsia"/>
         </w:rPr>
-        <w:t>MyBatis-Plus在本项目里负责数据持久层的工作。它自带了BaseMapper这个工具，让系统可以快速对“活动信息”和“社团成员”等核心数据表进行增删改查操作。</w:t>
-      </w:r>
-      <w:r>
-        <w:rPr>
-          <w:rFonts w:hint="eastAsia"/>
-          <w:lang w:val="en-US" w:eastAsia="zh-CN"/>
+        <w:t>MyBatis-Plus在本项目里负责数据持久层的工作</w:t>
+      </w:r>
+      <w:r>
+        <w:rPr>
+          <w:rFonts w:hint="eastAsia"/>
+          <w:vertAlign w:val="superscript"/>
+          <w:lang w:eastAsia="zh-CN"/>
+        </w:rPr>
+        <w:fldChar w:fldCharType="begin"/>
+      </w:r>
+      <w:r>
+        <w:rPr>
+          <w:rFonts w:hint="eastAsia"/>
+          <w:vertAlign w:val="superscript"/>
+          <w:lang w:eastAsia="zh-CN"/>
+        </w:rPr>
+        <w:instrText xml:space="preserve"> REF _Ref14322 \r \h </w:instrText>
+      </w:r>
+      <w:r>
+        <w:rPr>
+          <w:rFonts w:hint="eastAsia"/>
+          <w:vertAlign w:val="superscript"/>
+          <w:lang w:eastAsia="zh-CN"/>
+        </w:rPr>
+        <w:fldChar w:fldCharType="separate"/>
+      </w:r>
+      <w:r>
+        <w:rPr>
+          <w:rFonts w:hint="eastAsia"/>
+          <w:vertAlign w:val="superscript"/>
+          <w:lang w:eastAsia="zh-CN"/>
         </w:rPr>
         <w:t>[7]</w:t>
+      </w:r>
+      <w:r>
+        <w:rPr>
+          <w:rFonts w:hint="eastAsia"/>
+          <w:vertAlign w:val="superscript"/>
+          <w:lang w:eastAsia="zh-CN"/>
+        </w:rPr>
+        <w:fldChar w:fldCharType="end"/>
+      </w:r>
+      <w:r>
+        <w:rPr>
+          <w:rFonts w:hint="eastAsia"/>
+        </w:rPr>
+        <w:t>。它自带了BaseMapper这个工具，让系统可以快速对“活动信息”和“社团成员”等核心数据表进行增删改查操作</w:t>
+      </w:r>
+      <w:r>
+        <w:rPr>
+          <w:rFonts w:hint="eastAsia"/>
+          <w:lang w:eastAsia="zh-CN"/>
+        </w:rPr>
+        <w:t>。</w:t>
       </w:r>
     </w:p>
     <w:p>
@@ -7510,7 +7708,7 @@
         <w:spacing w:before="312" w:after="312"/>
         <w:outlineLvl w:val="2"/>
       </w:pPr>
-      <w:bookmarkStart w:id="10" w:name="_Toc12278"/>
+      <w:bookmarkStart w:id="11" w:name="_Toc3110"/>
       <w:r>
         <w:t xml:space="preserve">2.1.3 </w:t>
       </w:r>
@@ -7520,7 +7718,7 @@
         </w:rPr>
         <w:t>Mysql</w:t>
       </w:r>
-      <w:bookmarkEnd w:id="10"/>
+      <w:bookmarkEnd w:id="11"/>
     </w:p>
     <w:p>
       <w:pPr>
@@ -7531,7 +7729,6 @@
           <w:lang w:val="en-US" w:eastAsia="zh-CN"/>
         </w:rPr>
       </w:pPr>
-      <w:bookmarkStart w:id="11" w:name="_Toc26217"/>
       <w:r>
         <w:t>MySQL 8.0被选为系统的数据存储中心。它主要用来存放那些关联性很强、结构规整的数据。对于“活动报名表”和“用户表”之间频繁的关联查询，系统建立了复合索引来提升查询速度。这样做是为了保证在几千名学生同时在线筛选活动的时候，数据库仍然能在毫秒级内返回结果</w:t>
       </w:r>
@@ -7549,13 +7746,14 @@
         <w:spacing w:before="312" w:after="312"/>
         <w:outlineLvl w:val="2"/>
       </w:pPr>
+      <w:bookmarkStart w:id="12" w:name="_Toc24450"/>
       <w:r>
         <w:rPr>
           <w:rFonts w:hint="default"/>
         </w:rPr>
         <w:t>2.1.4 ZXing (Google)</w:t>
       </w:r>
-      <w:bookmarkEnd w:id="11"/>
+      <w:bookmarkEnd w:id="12"/>
     </w:p>
     <w:p>
       <w:pPr>
@@ -7634,14 +7832,14 @@
         <w:spacing w:before="312" w:after="312"/>
         <w:outlineLvl w:val="2"/>
       </w:pPr>
-      <w:bookmarkStart w:id="12" w:name="_Toc25175"/>
+      <w:bookmarkStart w:id="13" w:name="_Toc6801"/>
       <w:r>
         <w:rPr>
           <w:rFonts w:hint="default"/>
         </w:rPr>
         <w:t>2.1.5 RestTemplate</w:t>
       </w:r>
-      <w:bookmarkEnd w:id="12"/>
+      <w:bookmarkEnd w:id="13"/>
     </w:p>
     <w:p>
       <w:pPr>
@@ -7674,11 +7872,11 @@
         <w:spacing w:before="312" w:after="312"/>
         <w:outlineLvl w:val="1"/>
       </w:pPr>
-      <w:bookmarkStart w:id="13" w:name="_Toc21804"/>
+      <w:bookmarkStart w:id="14" w:name="_Toc23664"/>
       <w:r>
         <w:t>2.2 前端技术栈</w:t>
       </w:r>
-      <w:bookmarkEnd w:id="13"/>
+      <w:bookmarkEnd w:id="14"/>
     </w:p>
     <w:p>
       <w:pPr>
@@ -7686,11 +7884,11 @@
         <w:spacing w:before="312" w:after="312"/>
         <w:outlineLvl w:val="2"/>
       </w:pPr>
-      <w:bookmarkStart w:id="14" w:name="_Toc15238"/>
+      <w:bookmarkStart w:id="15" w:name="_Toc18020"/>
       <w:r>
         <w:t>2.2.1 uni-app</w:t>
       </w:r>
-      <w:bookmarkEnd w:id="14"/>
+      <w:bookmarkEnd w:id="15"/>
     </w:p>
     <w:p>
       <w:pPr>
@@ -7739,11 +7937,11 @@
         <w:spacing w:before="312" w:after="312"/>
         <w:outlineLvl w:val="2"/>
       </w:pPr>
-      <w:bookmarkStart w:id="15" w:name="_Toc13276"/>
+      <w:bookmarkStart w:id="16" w:name="_Toc8133"/>
       <w:r>
         <w:t>2.2.2 Vue 3</w:t>
       </w:r>
-      <w:bookmarkEnd w:id="15"/>
+      <w:bookmarkEnd w:id="16"/>
     </w:p>
     <w:p>
       <w:pPr>
@@ -7825,18 +8023,17 @@
         <w:spacing w:before="312" w:after="312"/>
         <w:outlineLvl w:val="2"/>
       </w:pPr>
-      <w:bookmarkStart w:id="16" w:name="_Toc20701"/>
+      <w:bookmarkStart w:id="17" w:name="_Toc7192"/>
       <w:r>
         <w:t>2.2.3 uni-ui</w:t>
       </w:r>
-      <w:bookmarkEnd w:id="16"/>
+      <w:bookmarkEnd w:id="17"/>
     </w:p>
     <w:p>
       <w:pPr>
         <w:pStyle w:val="31"/>
         <w:bidi w:val="0"/>
       </w:pPr>
-      <w:bookmarkStart w:id="17" w:name="_Toc3905"/>
       <w:r>
         <w:t>uni-ui组件库为系统提供了标准化的视觉和交互效果。在“校园信息三级联动选择器”和“活动状态标签”这两个地方，系统直接调用了uni-ui里性能较高的组件。这样做不仅让整个界面的UI风格保持统一，也解决了原生组件在不同手机系统上出现的兼容性问题，同时缩短了界面适配的时间。</w:t>
       </w:r>
@@ -7847,10 +8044,11 @@
         <w:spacing w:before="312" w:after="312"/>
         <w:outlineLvl w:val="1"/>
       </w:pPr>
+      <w:bookmarkStart w:id="18" w:name="_Toc25386"/>
       <w:r>
         <w:t>2.3 关键技术</w:t>
       </w:r>
-      <w:bookmarkEnd w:id="17"/>
+      <w:bookmarkEnd w:id="18"/>
     </w:p>
     <w:p>
       <w:pPr>
@@ -7858,18 +8056,17 @@
         <w:spacing w:before="312" w:after="312"/>
         <w:outlineLvl w:val="2"/>
       </w:pPr>
-      <w:bookmarkStart w:id="18" w:name="_Toc23953"/>
+      <w:bookmarkStart w:id="19" w:name="_Toc6528"/>
       <w:r>
         <w:t>2.3.1 微信生态集成</w:t>
       </w:r>
-      <w:bookmarkEnd w:id="18"/>
+      <w:bookmarkEnd w:id="19"/>
     </w:p>
     <w:p>
       <w:pPr>
         <w:pStyle w:val="31"/>
         <w:bidi w:val="0"/>
       </w:pPr>
-      <w:bookmarkStart w:id="19" w:name="_Toc14620"/>
       <w:r>
         <w:t>系统实现了无感登录的技术。前端先调用uni.login拿到临时的登录凭证，后端再用auth.code2Session这个接口完成用户身份的绑定。系统还用了微信提供的头像和昵称填写功能。在用户第一次登录的时候，系统会引导</w:t>
       </w:r>
@@ -7890,10 +8087,11 @@
         <w:spacing w:before="312" w:after="312"/>
         <w:outlineLvl w:val="2"/>
       </w:pPr>
+      <w:bookmarkStart w:id="20" w:name="_Toc21709"/>
       <w:r>
         <w:t>2.3.2 二维码签到</w:t>
       </w:r>
-      <w:bookmarkEnd w:id="19"/>
+      <w:bookmarkEnd w:id="20"/>
     </w:p>
     <w:p>
       <w:pPr>
@@ -7903,7 +8101,6 @@
           <w:rFonts w:hint="default"/>
         </w:rPr>
       </w:pPr>
-      <w:bookmarkStart w:id="20" w:name="_Toc27192"/>
       <w:r>
         <w:rPr>
           <w:rFonts w:hint="default"/>
@@ -7917,10 +8114,11 @@
         <w:spacing w:before="312" w:after="312"/>
         <w:outlineLvl w:val="2"/>
       </w:pPr>
+      <w:bookmarkStart w:id="21" w:name="_Toc17707"/>
       <w:r>
         <w:t>2.3.3 轻量级权限控制（RBAC）</w:t>
       </w:r>
-      <w:bookmarkEnd w:id="20"/>
+      <w:bookmarkEnd w:id="21"/>
     </w:p>
     <w:p>
       <w:pPr>
@@ -7934,7 +8132,7 @@
         <w:rPr>
           <w:rFonts w:hint="default"/>
         </w:rPr>
-        <w:t>在前端，系统会根据用户的角色来动态显示底部导航栏和操作按钮。普通学生根本看不到管理端的入口，也就无法进入。在后端，系统对所有敏感操作都会在Service层进行严格的身份核验。就算攻击者绕过了前端的限制，直接调用后台接口，系统也会通过解析Token得到的用户ID来检查对方是否有管理权限。通过这种方式，系统保证了核心业务数据的安全。</w:t>
+        <w:t>在前端，系统会根据用户的角色来动态显示底部导航栏和操作按钮。普通学生看不到管理端的入口，也就无法进入。在后端，系统对所有敏感操作都会在Service层进行严格的身份核验。就算攻击者绕过了前端的限制，直接调用后台接口，系统也会通过解析Token得到的用户ID来检查对方是否有管理权限。通过这种方式，系统保证了核心业务数据的安全。</w:t>
       </w:r>
     </w:p>
     <w:p>
@@ -7999,7 +8197,6 @@
         <w:spacing w:before="312" w:after="312"/>
         <w:outlineLvl w:val="0"/>
       </w:pPr>
-      <w:bookmarkStart w:id="21" w:name="_Toc1568"/>
     </w:p>
     <w:p>
       <w:pPr>
@@ -8015,10 +8212,11 @@
         <w:spacing w:before="312" w:after="312"/>
         <w:outlineLvl w:val="0"/>
       </w:pPr>
+      <w:bookmarkStart w:id="22" w:name="_Toc5547"/>
       <w:r>
         <w:t>3系统需求分析</w:t>
       </w:r>
-      <w:bookmarkEnd w:id="21"/>
+      <w:bookmarkEnd w:id="22"/>
     </w:p>
     <w:p>
       <w:pPr>
@@ -8026,11 +8224,11 @@
         <w:spacing w:before="312" w:after="312"/>
         <w:outlineLvl w:val="1"/>
       </w:pPr>
-      <w:bookmarkStart w:id="22" w:name="_Toc30049"/>
+      <w:bookmarkStart w:id="23" w:name="_Toc26125"/>
       <w:r>
         <w:t>3.1 功能需求分析</w:t>
       </w:r>
-      <w:bookmarkEnd w:id="22"/>
+      <w:bookmarkEnd w:id="23"/>
     </w:p>
     <w:p>
       <w:pPr>
@@ -8042,11 +8240,11 @@
           <w:sz w:val="24"/>
         </w:rPr>
       </w:pPr>
-      <w:bookmarkStart w:id="23" w:name="_Toc11423"/>
+      <w:bookmarkStart w:id="24" w:name="_Toc31538"/>
       <w:r>
         <w:t>3.1.1 用户端功能需求分析</w:t>
       </w:r>
-      <w:bookmarkEnd w:id="23"/>
+      <w:bookmarkEnd w:id="24"/>
     </w:p>
     <w:p>
       <w:pPr>
@@ -8283,11 +8481,11 @@
         <w:spacing w:before="312" w:after="312"/>
         <w:outlineLvl w:val="2"/>
       </w:pPr>
-      <w:bookmarkStart w:id="24" w:name="_Toc19991"/>
+      <w:bookmarkStart w:id="25" w:name="_Toc1304"/>
       <w:r>
         <w:t>3.1.2 后端管理功能需求分析</w:t>
       </w:r>
-      <w:bookmarkEnd w:id="24"/>
+      <w:bookmarkEnd w:id="25"/>
     </w:p>
     <w:p>
       <w:pPr>
@@ -8445,11 +8643,11 @@
         <w:spacing w:before="312" w:after="312"/>
         <w:outlineLvl w:val="1"/>
       </w:pPr>
-      <w:bookmarkStart w:id="25" w:name="_Toc20876"/>
+      <w:bookmarkStart w:id="26" w:name="_Toc14041"/>
       <w:r>
         <w:t>3.2 非功能需求分析</w:t>
       </w:r>
-      <w:bookmarkEnd w:id="25"/>
+      <w:bookmarkEnd w:id="26"/>
     </w:p>
     <w:p>
       <w:pPr>
@@ -8660,11 +8858,11 @@
         <w:spacing w:before="312" w:after="312"/>
         <w:outlineLvl w:val="1"/>
       </w:pPr>
-      <w:bookmarkStart w:id="26" w:name="_Toc5953"/>
+      <w:bookmarkStart w:id="27" w:name="_Toc28906"/>
       <w:r>
         <w:t>3.3 可行性分析</w:t>
       </w:r>
-      <w:bookmarkEnd w:id="26"/>
+      <w:bookmarkEnd w:id="27"/>
     </w:p>
     <w:p>
       <w:pPr>
@@ -8672,11 +8870,11 @@
         <w:spacing w:before="312" w:after="312"/>
         <w:outlineLvl w:val="2"/>
       </w:pPr>
-      <w:bookmarkStart w:id="27" w:name="_Toc32467"/>
+      <w:bookmarkStart w:id="28" w:name="_Toc23465"/>
       <w:r>
         <w:t>3.3.1 技术可行性</w:t>
       </w:r>
-      <w:bookmarkEnd w:id="27"/>
+      <w:bookmarkEnd w:id="28"/>
     </w:p>
     <w:p>
       <w:pPr>
@@ -8774,11 +8972,11 @@
         <w:spacing w:before="312" w:after="312"/>
         <w:outlineLvl w:val="2"/>
       </w:pPr>
-      <w:bookmarkStart w:id="28" w:name="_Toc25406"/>
+      <w:bookmarkStart w:id="29" w:name="_Toc31688"/>
       <w:r>
         <w:t>3.3.2 经济可行性</w:t>
       </w:r>
-      <w:bookmarkEnd w:id="28"/>
+      <w:bookmarkEnd w:id="29"/>
     </w:p>
     <w:p>
       <w:pPr>
@@ -8858,7 +9056,7 @@
         <w:fldChar w:fldCharType="end"/>
       </w:r>
       <w:r>
-        <w:t>。相比传统上靠纸质表单和人工统计的管理方式，本系统可以有效节省物料消耗和人力投入，提高社团的运营效率。这些隐性价值远远超过了初期的开发成本。这个项目投入小、见效快、维护成本低，在经济层面具有很高的可行性。</w:t>
+        <w:t>。相比传统上靠纸质表单和人工统计的管理方式，本系统可以有效节省物料消耗和人力投入，提高社团的运营效率。这些隐性价值远远超过了初期的开发成本。项目投入小、见效快、维护成本低，在经济层面具有很高的可行性。</w:t>
       </w:r>
     </w:p>
     <w:p>
@@ -8867,11 +9065,11 @@
         <w:spacing w:before="312" w:after="312"/>
         <w:outlineLvl w:val="2"/>
       </w:pPr>
-      <w:bookmarkStart w:id="29" w:name="_Toc21770"/>
+      <w:bookmarkStart w:id="30" w:name="_Toc14533"/>
       <w:r>
         <w:t>3.3.3 操作可行性</w:t>
       </w:r>
-      <w:bookmarkEnd w:id="29"/>
+      <w:bookmarkEnd w:id="30"/>
     </w:p>
     <w:p>
       <w:pPr>
@@ -8932,7 +9130,20 @@
         <w:rPr>
           <w:rFonts w:hint="default"/>
         </w:rPr>
-        <w:t>核心功能比如活动浏览、一键报名、扫码签到等，都采用了直观的一键式交互设计。界面简洁，引导清晰，新用户不用专门学习就能上手。对于社团管理员和超级管理员，系统提供了结构化的管理界面，支持活动发布、报名审核、数据统计等操作。这些操作的流程是标准化的，操作方式也是可视化的。自动化的统计功能替代了传统的手工汇总，明显提升了管理效率。这个系统同时照顾到了普通用户和管理者的需求。它的学习成本低、操作方便、体验友好，因此具有很强的操作可行性和推广潜力</w:t>
+        <w:t>核心功能比如活动浏览、一键报名、扫码签到等，都采用了直观的一键式交互设计。界面简洁，引导清晰，新用户不用专门学习就能上手。对于社团管理员和超级管理员，系统提供了结构化的管理界面，支持活动发布、报名审核、数据统计等操作。这些操作的流程是标准化的，操作方式也是可视化的。自动化的统计功能替代了传统的手工汇总，明显提升了管理效率。</w:t>
+      </w:r>
+      <w:r>
+        <w:rPr>
+          <w:rFonts w:hint="eastAsia"/>
+          <w:lang w:val="en-US" w:eastAsia="zh-CN"/>
+        </w:rPr>
+        <w:t>系统的</w:t>
+      </w:r>
+      <w:r>
+        <w:rPr>
+          <w:rFonts w:hint="default"/>
+        </w:rPr>
+        <w:t>学习成本低、操作方便、体验友好，因此具有很强的操作可行性和推广潜力</w:t>
       </w:r>
       <w:r>
         <w:rPr>
@@ -9054,11 +9265,18 @@
         <w:spacing w:before="312" w:after="312"/>
         <w:outlineLvl w:val="0"/>
       </w:pPr>
-      <w:bookmarkStart w:id="30" w:name="_Toc4402"/>
+      <w:bookmarkStart w:id="31" w:name="_Toc11890"/>
+    </w:p>
+    <w:p>
+      <w:pPr>
+        <w:pStyle w:val="29"/>
+        <w:spacing w:before="312" w:after="312"/>
+        <w:outlineLvl w:val="0"/>
+      </w:pPr>
       <w:r>
         <w:t>4 系统概要设计</w:t>
       </w:r>
-      <w:bookmarkEnd w:id="30"/>
+      <w:bookmarkEnd w:id="31"/>
     </w:p>
     <w:p>
       <w:pPr>
@@ -9066,14 +9284,14 @@
         <w:spacing w:before="312" w:after="312"/>
         <w:outlineLvl w:val="1"/>
       </w:pPr>
-      <w:bookmarkStart w:id="31" w:name="_Toc7173"/>
+      <w:bookmarkStart w:id="32" w:name="_Toc31088"/>
       <w:r>
         <w:rPr>
           <w:rFonts w:hint="default"/>
         </w:rPr>
         <w:t>4.1 技术框架设计</w:t>
       </w:r>
-      <w:bookmarkEnd w:id="31"/>
+      <w:bookmarkEnd w:id="32"/>
     </w:p>
     <w:p>
       <w:pPr>
@@ -9157,8 +9375,8 @@
           <w:bCs/>
         </w:rPr>
       </w:pPr>
-      <w:bookmarkStart w:id="32" w:name="_Toc11318"/>
       <w:bookmarkStart w:id="33" w:name="_Toc15777"/>
+      <w:bookmarkStart w:id="34" w:name="_Toc11318"/>
       <w:r>
         <w:rPr>
           <w:rFonts w:hint="default"/>
@@ -9167,8 +9385,8 @@
         </w:rPr>
         <w:t>（1）微信小程序前端</w:t>
       </w:r>
-      <w:bookmarkEnd w:id="32"/>
       <w:bookmarkEnd w:id="33"/>
+      <w:bookmarkEnd w:id="34"/>
     </w:p>
     <w:p>
       <w:pPr>
@@ -9178,8 +9396,8 @@
           <w:rFonts w:hint="default"/>
         </w:rPr>
       </w:pPr>
-      <w:bookmarkStart w:id="34" w:name="_Toc18142"/>
-      <w:bookmarkStart w:id="35" w:name="_Toc5399"/>
+      <w:bookmarkStart w:id="35" w:name="_Toc18142"/>
+      <w:bookmarkStart w:id="36" w:name="_Toc5399"/>
       <w:r>
         <w:rPr>
           <w:rFonts w:hint="default"/>
@@ -9236,8 +9454,8 @@
         </w:rPr>
         <w:t>（2） 后端服务</w:t>
       </w:r>
-      <w:bookmarkEnd w:id="34"/>
       <w:bookmarkEnd w:id="35"/>
+      <w:bookmarkEnd w:id="36"/>
     </w:p>
     <w:p>
       <w:pPr>
@@ -9247,8 +9465,8 @@
           <w:rFonts w:hint="default"/>
         </w:rPr>
       </w:pPr>
-      <w:bookmarkStart w:id="36" w:name="_Toc16477"/>
       <w:bookmarkStart w:id="37" w:name="_Toc3189"/>
+      <w:bookmarkStart w:id="38" w:name="_Toc16477"/>
       <w:r>
         <w:rPr>
           <w:rFonts w:hint="default"/>
@@ -9318,8 +9536,8 @@
         </w:rPr>
         <w:t>（3） MySQL 数据库</w:t>
       </w:r>
-      <w:bookmarkEnd w:id="36"/>
       <w:bookmarkEnd w:id="37"/>
+      <w:bookmarkEnd w:id="38"/>
     </w:p>
     <w:p>
       <w:pPr>
@@ -9428,11 +9646,11 @@
         <w:spacing w:before="312" w:after="312"/>
         <w:outlineLvl w:val="1"/>
       </w:pPr>
-      <w:bookmarkStart w:id="38" w:name="_Toc8664"/>
+      <w:bookmarkStart w:id="39" w:name="_Toc16022"/>
       <w:r>
         <w:t>4.2 系统总体功能模块设计</w:t>
       </w:r>
-      <w:bookmarkEnd w:id="38"/>
+      <w:bookmarkEnd w:id="39"/>
     </w:p>
     <w:p>
       <w:pPr>
@@ -9657,7 +9875,7 @@
           <w:lang w:eastAsia="zh-CN"/>
         </w:rPr>
       </w:pPr>
-      <w:bookmarkStart w:id="39" w:name="_Ref18023"/>
+      <w:bookmarkStart w:id="40" w:name="_Ref18023"/>
       <w:r>
         <w:t>图4.</w:t>
       </w:r>
@@ -9676,7 +9894,14 @@
       <w:r>
         <w:fldChar w:fldCharType="end"/>
       </w:r>
-      <w:bookmarkEnd w:id="39"/>
+      <w:bookmarkEnd w:id="40"/>
+      <w:r>
+        <w:rPr>
+          <w:rFonts w:hint="eastAsia"/>
+          <w:lang w:val="en-US" w:eastAsia="zh-CN"/>
+        </w:rPr>
+        <w:t xml:space="preserve"> </w:t>
+      </w:r>
       <w:r>
         <w:rPr>
           <w:rFonts w:hint="eastAsia"/>
@@ -9691,14 +9916,14 @@
         <w:spacing w:before="312" w:after="312"/>
         <w:outlineLvl w:val="2"/>
       </w:pPr>
-      <w:bookmarkStart w:id="40" w:name="_Toc12517"/>
+      <w:bookmarkStart w:id="41" w:name="_Toc15919"/>
       <w:r>
         <w:rPr>
           <w:rFonts w:hint="default"/>
         </w:rPr>
         <w:t>4.2.2 用户端功能模块设计</w:t>
       </w:r>
-      <w:bookmarkEnd w:id="40"/>
+      <w:bookmarkEnd w:id="41"/>
     </w:p>
     <w:p>
       <w:pPr>
@@ -9821,7 +10046,7 @@
           <w:rFonts w:hint="eastAsia"/>
         </w:rPr>
       </w:pPr>
-      <w:bookmarkStart w:id="41" w:name="_Ref18268"/>
+      <w:bookmarkStart w:id="42" w:name="_Ref18268"/>
       <w:r>
         <w:t>图4.</w:t>
       </w:r>
@@ -9840,7 +10065,14 @@
       <w:r>
         <w:fldChar w:fldCharType="end"/>
       </w:r>
-      <w:bookmarkEnd w:id="41"/>
+      <w:bookmarkEnd w:id="42"/>
+      <w:r>
+        <w:rPr>
+          <w:rFonts w:hint="eastAsia"/>
+          <w:lang w:val="en-US" w:eastAsia="zh-CN"/>
+        </w:rPr>
+        <w:t xml:space="preserve"> </w:t>
+      </w:r>
       <w:r>
         <w:rPr>
           <w:rFonts w:hint="eastAsia"/>
@@ -9855,14 +10087,14 @@
         <w:spacing w:before="312" w:after="312"/>
         <w:outlineLvl w:val="2"/>
       </w:pPr>
-      <w:bookmarkStart w:id="42" w:name="_Toc10207"/>
+      <w:bookmarkStart w:id="43" w:name="_Toc19955"/>
       <w:r>
         <w:rPr>
           <w:rFonts w:hint="default"/>
         </w:rPr>
         <w:t>4.2.3 后台管理端功能模块设计</w:t>
       </w:r>
-      <w:bookmarkEnd w:id="42"/>
+      <w:bookmarkEnd w:id="43"/>
     </w:p>
     <w:p>
       <w:pPr>
@@ -9999,7 +10231,7 @@
           <w:lang w:eastAsia="zh-CN"/>
         </w:rPr>
       </w:pPr>
-      <w:bookmarkStart w:id="43" w:name="_Ref18396"/>
+      <w:bookmarkStart w:id="44" w:name="_Ref18396"/>
       <w:r>
         <w:t>图4.</w:t>
       </w:r>
@@ -10018,7 +10250,14 @@
       <w:r>
         <w:fldChar w:fldCharType="end"/>
       </w:r>
-      <w:bookmarkEnd w:id="43"/>
+      <w:bookmarkEnd w:id="44"/>
+      <w:r>
+        <w:rPr>
+          <w:rFonts w:hint="eastAsia"/>
+          <w:lang w:val="en-US" w:eastAsia="zh-CN"/>
+        </w:rPr>
+        <w:t xml:space="preserve"> </w:t>
+      </w:r>
       <w:r>
         <w:rPr>
           <w:rFonts w:hint="eastAsia"/>
@@ -10033,11 +10272,11 @@
         <w:spacing w:before="312" w:after="312"/>
         <w:outlineLvl w:val="1"/>
       </w:pPr>
-      <w:bookmarkStart w:id="44" w:name="_Toc1411"/>
+      <w:bookmarkStart w:id="45" w:name="_Toc16365"/>
       <w:r>
         <w:t>4.3数据库设计</w:t>
       </w:r>
-      <w:bookmarkEnd w:id="44"/>
+      <w:bookmarkEnd w:id="45"/>
     </w:p>
     <w:p>
       <w:pPr>
@@ -10045,11 +10284,11 @@
         <w:spacing w:before="312" w:after="312"/>
         <w:outlineLvl w:val="2"/>
       </w:pPr>
-      <w:bookmarkStart w:id="45" w:name="_Toc22543"/>
+      <w:bookmarkStart w:id="46" w:name="_Toc24417"/>
       <w:r>
         <w:t>4.3.1数据库E-R图</w:t>
       </w:r>
-      <w:bookmarkEnd w:id="45"/>
+      <w:bookmarkEnd w:id="46"/>
     </w:p>
     <w:p>
       <w:pPr>
@@ -10179,7 +10418,7 @@
         <w:pStyle w:val="38"/>
         <w:bidi w:val="0"/>
       </w:pPr>
-      <w:bookmarkStart w:id="46" w:name="_Ref18513"/>
+      <w:bookmarkStart w:id="47" w:name="_Ref18513"/>
       <w:r>
         <w:t>图4.</w:t>
       </w:r>
@@ -10198,7 +10437,14 @@
       <w:r>
         <w:fldChar w:fldCharType="end"/>
       </w:r>
-      <w:bookmarkEnd w:id="46"/>
+      <w:bookmarkEnd w:id="47"/>
+      <w:r>
+        <w:rPr>
+          <w:rFonts w:hint="eastAsia"/>
+          <w:lang w:val="en-US" w:eastAsia="zh-CN"/>
+        </w:rPr>
+        <w:t xml:space="preserve"> </w:t>
+      </w:r>
       <w:r>
         <w:rPr>
           <w:rFonts w:hint="eastAsia"/>
@@ -10349,7 +10595,7 @@
           <w:lang w:val="en-US" w:eastAsia="zh-CN"/>
         </w:rPr>
       </w:pPr>
-      <w:bookmarkStart w:id="47" w:name="_Ref18660"/>
+      <w:bookmarkStart w:id="48" w:name="_Ref18660"/>
       <w:r>
         <w:t>图4.</w:t>
       </w:r>
@@ -10368,7 +10614,14 @@
       <w:r>
         <w:fldChar w:fldCharType="end"/>
       </w:r>
-      <w:bookmarkEnd w:id="47"/>
+      <w:bookmarkEnd w:id="48"/>
+      <w:r>
+        <w:rPr>
+          <w:rFonts w:hint="eastAsia"/>
+          <w:lang w:val="en-US" w:eastAsia="zh-CN"/>
+        </w:rPr>
+        <w:t xml:space="preserve"> </w:t>
+      </w:r>
       <w:r>
         <w:rPr>
           <w:rFonts w:hint="eastAsia"/>
@@ -10468,8 +10721,6 @@
           <w:lang w:eastAsia="zh-CN"/>
         </w:rPr>
       </w:pPr>
-      <w:bookmarkStart w:id="116" w:name="_GoBack"/>
-      <w:bookmarkEnd w:id="116"/>
       <w:r>
         <w:br w:type="textWrapping"/>
       </w:r>
@@ -10527,7 +10778,7 @@
           <w:lang w:eastAsia="zh-CN"/>
         </w:rPr>
       </w:pPr>
-      <w:bookmarkStart w:id="48" w:name="_Ref18859"/>
+      <w:bookmarkStart w:id="49" w:name="_Ref18859"/>
       <w:r>
         <w:t>图4.</w:t>
       </w:r>
@@ -10546,7 +10797,14 @@
       <w:r>
         <w:fldChar w:fldCharType="end"/>
       </w:r>
-      <w:bookmarkEnd w:id="48"/>
+      <w:bookmarkEnd w:id="49"/>
+      <w:r>
+        <w:rPr>
+          <w:rFonts w:hint="eastAsia"/>
+          <w:lang w:val="en-US" w:eastAsia="zh-CN"/>
+        </w:rPr>
+        <w:t xml:space="preserve"> </w:t>
+      </w:r>
       <w:r>
         <w:rPr>
           <w:rFonts w:hint="eastAsia"/>
@@ -10696,7 +10954,7 @@
           <w:lang w:eastAsia="zh-CN"/>
         </w:rPr>
       </w:pPr>
-      <w:bookmarkStart w:id="49" w:name="_Ref20982"/>
+      <w:bookmarkStart w:id="50" w:name="_Ref20982"/>
       <w:r>
         <w:t>图4.</w:t>
       </w:r>
@@ -10715,7 +10973,14 @@
       <w:r>
         <w:fldChar w:fldCharType="end"/>
       </w:r>
-      <w:bookmarkEnd w:id="49"/>
+      <w:bookmarkEnd w:id="50"/>
+      <w:r>
+        <w:rPr>
+          <w:rFonts w:hint="eastAsia"/>
+          <w:lang w:val="en-US" w:eastAsia="zh-CN"/>
+        </w:rPr>
+        <w:t xml:space="preserve"> </w:t>
+      </w:r>
       <w:r>
         <w:rPr>
           <w:rFonts w:hint="eastAsia"/>
@@ -10870,7 +11135,7 @@
           <w:lang w:eastAsia="zh-CN"/>
         </w:rPr>
       </w:pPr>
-      <w:bookmarkStart w:id="50" w:name="_Ref21129"/>
+      <w:bookmarkStart w:id="51" w:name="_Ref21129"/>
       <w:r>
         <w:t>图4.</w:t>
       </w:r>
@@ -10889,7 +11154,14 @@
       <w:r>
         <w:fldChar w:fldCharType="end"/>
       </w:r>
-      <w:bookmarkEnd w:id="50"/>
+      <w:bookmarkEnd w:id="51"/>
+      <w:r>
+        <w:rPr>
+          <w:rFonts w:hint="eastAsia"/>
+          <w:lang w:val="en-US" w:eastAsia="zh-CN"/>
+        </w:rPr>
+        <w:t xml:space="preserve"> </w:t>
+      </w:r>
       <w:r>
         <w:rPr>
           <w:rFonts w:hint="eastAsia"/>
@@ -10911,11 +11183,11 @@
         <w:spacing w:before="312" w:after="312"/>
         <w:outlineLvl w:val="2"/>
       </w:pPr>
-      <w:bookmarkStart w:id="51" w:name="_Toc17524"/>
+      <w:bookmarkStart w:id="52" w:name="_Toc21836"/>
       <w:r>
         <w:t>4.3.2数据库表设计</w:t>
       </w:r>
-      <w:bookmarkEnd w:id="51"/>
+      <w:bookmarkEnd w:id="52"/>
     </w:p>
     <w:p>
       <w:pPr>
@@ -11002,7 +11274,7 @@
           <w:lang w:val="en-US" w:eastAsia="zh-CN"/>
         </w:rPr>
       </w:pPr>
-      <w:bookmarkStart w:id="52" w:name="_Ref22540"/>
+      <w:bookmarkStart w:id="53" w:name="_Ref22540"/>
       <w:r>
         <w:t>表4.</w:t>
       </w:r>
@@ -11028,7 +11300,7 @@
         </w:rPr>
         <w:t>用户表</w:t>
       </w:r>
-      <w:bookmarkEnd w:id="52"/>
+      <w:bookmarkEnd w:id="53"/>
     </w:p>
     <w:tbl>
       <w:tblPr>
@@ -14028,7 +14300,7 @@
           <w:lang w:eastAsia="zh-CN"/>
         </w:rPr>
       </w:pPr>
-      <w:bookmarkStart w:id="53" w:name="_Ref22700"/>
+      <w:bookmarkStart w:id="54" w:name="_Ref22700"/>
       <w:r>
         <w:t>表4.</w:t>
       </w:r>
@@ -14054,7 +14326,7 @@
         </w:rPr>
         <w:t>社团表</w:t>
       </w:r>
-      <w:bookmarkEnd w:id="53"/>
+      <w:bookmarkEnd w:id="54"/>
     </w:p>
     <w:tbl>
       <w:tblPr>
@@ -15513,7 +15785,7 @@
           <w:lang w:eastAsia="zh-CN"/>
         </w:rPr>
       </w:pPr>
-      <w:bookmarkStart w:id="54" w:name="_Ref22808"/>
+      <w:bookmarkStart w:id="55" w:name="_Ref22808"/>
       <w:r>
         <w:t>表4.</w:t>
       </w:r>
@@ -15539,7 +15811,7 @@
         </w:rPr>
         <w:t>活动表</w:t>
       </w:r>
-      <w:bookmarkEnd w:id="54"/>
+      <w:bookmarkEnd w:id="55"/>
     </w:p>
     <w:tbl>
       <w:tblPr>
@@ -19141,7 +19413,7 @@
           <w:lang w:eastAsia="zh-CN"/>
         </w:rPr>
       </w:pPr>
-      <w:bookmarkStart w:id="55" w:name="_Ref22928"/>
+      <w:bookmarkStart w:id="56" w:name="_Ref22928"/>
       <w:r>
         <w:t>表4.</w:t>
       </w:r>
@@ -19166,1829 +19438,6 @@
           <w:lang w:eastAsia="zh-CN"/>
         </w:rPr>
         <w:t>活动报名表</w:t>
-      </w:r>
-      <w:bookmarkEnd w:id="55"/>
-    </w:p>
-    <w:tbl>
-      <w:tblPr>
-        <w:tblStyle w:val="21"/>
-        <w:tblW w:w="5000" w:type="pct"/>
-        <w:jc w:val="center"/>
-        <w:tblLayout w:type="autofit"/>
-        <w:tblCellMar>
-          <w:top w:w="0" w:type="dxa"/>
-          <w:left w:w="10" w:type="dxa"/>
-          <w:bottom w:w="0" w:type="dxa"/>
-          <w:right w:w="10" w:type="dxa"/>
-        </w:tblCellMar>
-      </w:tblPr>
-      <w:tblGrid>
-        <w:gridCol w:w="1848"/>
-        <w:gridCol w:w="1849"/>
-        <w:gridCol w:w="1155"/>
-        <w:gridCol w:w="2319"/>
-        <w:gridCol w:w="1155"/>
-      </w:tblGrid>
-      <w:tr>
-        <w:tblPrEx>
-          <w:tblCellMar>
-            <w:top w:w="0" w:type="dxa"/>
-            <w:left w:w="10" w:type="dxa"/>
-            <w:bottom w:w="0" w:type="dxa"/>
-            <w:right w:w="10" w:type="dxa"/>
-          </w:tblCellMar>
-        </w:tblPrEx>
-        <w:trPr>
-          <w:jc w:val="center"/>
-        </w:trPr>
-        <w:tc>
-          <w:tcPr>
-            <w:tcW w:w="750" w:type="pct"/>
-            <w:tcBorders>
-              <w:top w:val="single" w:color="000000" w:sz="12" w:space="0"/>
-              <w:left w:val="nil"/>
-              <w:bottom w:val="single" w:color="000000" w:sz="6" w:space="0"/>
-              <w:right w:val="nil"/>
-            </w:tcBorders>
-            <w:vAlign w:val="center"/>
-          </w:tcPr>
-          <w:p>
-            <w:pPr>
-              <w:pStyle w:val="40"/>
-              <w:spacing w:line="360" w:lineRule="auto"/>
-              <w:jc w:val="center"/>
-            </w:pPr>
-            <w:r>
-              <w:t>字段名</w:t>
-            </w:r>
-          </w:p>
-        </w:tc>
-        <w:tc>
-          <w:tcPr>
-            <w:tcW w:w="750" w:type="pct"/>
-            <w:tcBorders>
-              <w:top w:val="single" w:color="000000" w:sz="12" w:space="0"/>
-              <w:left w:val="nil"/>
-              <w:bottom w:val="single" w:color="000000" w:sz="6" w:space="0"/>
-              <w:right w:val="nil"/>
-            </w:tcBorders>
-            <w:vAlign w:val="center"/>
-          </w:tcPr>
-          <w:p>
-            <w:pPr>
-              <w:pStyle w:val="40"/>
-              <w:spacing w:line="360" w:lineRule="auto"/>
-              <w:jc w:val="center"/>
-            </w:pPr>
-            <w:r>
-              <w:t>字段类型</w:t>
-            </w:r>
-          </w:p>
-        </w:tc>
-        <w:tc>
-          <w:tcPr>
-            <w:tcW w:w="500" w:type="pct"/>
-            <w:tcBorders>
-              <w:top w:val="single" w:color="000000" w:sz="12" w:space="0"/>
-              <w:left w:val="nil"/>
-              <w:bottom w:val="single" w:color="000000" w:sz="6" w:space="0"/>
-              <w:right w:val="nil"/>
-            </w:tcBorders>
-            <w:vAlign w:val="center"/>
-          </w:tcPr>
-          <w:p>
-            <w:pPr>
-              <w:pStyle w:val="40"/>
-              <w:spacing w:line="360" w:lineRule="auto"/>
-              <w:jc w:val="center"/>
-            </w:pPr>
-            <w:r>
-              <w:t>允许空</w:t>
-            </w:r>
-          </w:p>
-        </w:tc>
-        <w:tc>
-          <w:tcPr>
-            <w:tcW w:w="500" w:type="pct"/>
-            <w:tcBorders>
-              <w:top w:val="single" w:color="000000" w:sz="12" w:space="0"/>
-              <w:left w:val="nil"/>
-              <w:bottom w:val="single" w:color="000000" w:sz="6" w:space="0"/>
-              <w:right w:val="nil"/>
-            </w:tcBorders>
-            <w:vAlign w:val="center"/>
-          </w:tcPr>
-          <w:p>
-            <w:pPr>
-              <w:pStyle w:val="40"/>
-              <w:spacing w:line="360" w:lineRule="auto"/>
-              <w:jc w:val="center"/>
-            </w:pPr>
-            <w:r>
-              <w:t>默认值</w:t>
-            </w:r>
-          </w:p>
-        </w:tc>
-        <w:tc>
-          <w:tcPr>
-            <w:tcW w:w="500" w:type="pct"/>
-            <w:tcBorders>
-              <w:top w:val="single" w:color="000000" w:sz="12" w:space="0"/>
-              <w:left w:val="nil"/>
-              <w:bottom w:val="single" w:color="000000" w:sz="6" w:space="0"/>
-              <w:right w:val="nil"/>
-            </w:tcBorders>
-            <w:vAlign w:val="center"/>
-          </w:tcPr>
-          <w:p>
-            <w:pPr>
-              <w:pStyle w:val="40"/>
-              <w:spacing w:line="360" w:lineRule="auto"/>
-              <w:jc w:val="center"/>
-            </w:pPr>
-            <w:r>
-              <w:t>描述</w:t>
-            </w:r>
-          </w:p>
-        </w:tc>
-      </w:tr>
-      <w:tr>
-        <w:tblPrEx>
-          <w:tblCellMar>
-            <w:top w:w="0" w:type="dxa"/>
-            <w:left w:w="10" w:type="dxa"/>
-            <w:bottom w:w="0" w:type="dxa"/>
-            <w:right w:w="10" w:type="dxa"/>
-          </w:tblCellMar>
-        </w:tblPrEx>
-        <w:trPr>
-          <w:jc w:val="center"/>
-        </w:trPr>
-        <w:tc>
-          <w:tcPr>
-            <w:tcW w:w="750" w:type="pct"/>
-            <w:tcBorders>
-              <w:top w:val="nil"/>
-              <w:left w:val="nil"/>
-              <w:bottom w:val="nil"/>
-              <w:right w:val="nil"/>
-            </w:tcBorders>
-            <w:vAlign w:val="center"/>
-          </w:tcPr>
-          <w:p>
-            <w:pPr>
-              <w:pStyle w:val="40"/>
-              <w:spacing w:line="360" w:lineRule="auto"/>
-              <w:jc w:val="center"/>
-            </w:pPr>
-            <w:r>
-              <w:rPr>
-                <w:rFonts w:ascii="Times New Roman" w:hAnsi="Times New Roman"/>
-              </w:rPr>
-              <w:t>id</w:t>
-            </w:r>
-          </w:p>
-        </w:tc>
-        <w:tc>
-          <w:tcPr>
-            <w:tcW w:w="750" w:type="pct"/>
-            <w:tcBorders>
-              <w:top w:val="nil"/>
-              <w:left w:val="nil"/>
-              <w:bottom w:val="nil"/>
-              <w:right w:val="nil"/>
-            </w:tcBorders>
-            <w:vAlign w:val="center"/>
-          </w:tcPr>
-          <w:p>
-            <w:pPr>
-              <w:pStyle w:val="40"/>
-              <w:spacing w:line="360" w:lineRule="auto"/>
-              <w:jc w:val="center"/>
-            </w:pPr>
-            <w:r>
-              <w:rPr>
-                <w:rFonts w:ascii="Times New Roman" w:hAnsi="Times New Roman"/>
-              </w:rPr>
-              <w:t>BIGINT</w:t>
-            </w:r>
-          </w:p>
-        </w:tc>
-        <w:tc>
-          <w:tcPr>
-            <w:tcW w:w="500" w:type="pct"/>
-            <w:tcBorders>
-              <w:top w:val="nil"/>
-              <w:left w:val="nil"/>
-              <w:bottom w:val="nil"/>
-              <w:right w:val="nil"/>
-            </w:tcBorders>
-            <w:vAlign w:val="center"/>
-          </w:tcPr>
-          <w:p>
-            <w:pPr>
-              <w:pStyle w:val="40"/>
-              <w:spacing w:line="360" w:lineRule="auto"/>
-              <w:jc w:val="center"/>
-            </w:pPr>
-            <w:r>
-              <w:t>否</w:t>
-            </w:r>
-          </w:p>
-        </w:tc>
-        <w:tc>
-          <w:tcPr>
-            <w:tcW w:w="500" w:type="pct"/>
-            <w:tcBorders>
-              <w:top w:val="nil"/>
-              <w:left w:val="nil"/>
-              <w:bottom w:val="nil"/>
-              <w:right w:val="nil"/>
-            </w:tcBorders>
-            <w:vAlign w:val="center"/>
-          </w:tcPr>
-          <w:p>
-            <w:pPr>
-              <w:pStyle w:val="40"/>
-              <w:spacing w:line="360" w:lineRule="auto"/>
-              <w:jc w:val="center"/>
-            </w:pPr>
-            <w:r>
-              <w:t>-</w:t>
-            </w:r>
-          </w:p>
-        </w:tc>
-        <w:tc>
-          <w:tcPr>
-            <w:tcW w:w="500" w:type="pct"/>
-            <w:tcBorders>
-              <w:top w:val="nil"/>
-              <w:left w:val="nil"/>
-              <w:bottom w:val="nil"/>
-              <w:right w:val="nil"/>
-            </w:tcBorders>
-            <w:vAlign w:val="center"/>
-          </w:tcPr>
-          <w:p>
-            <w:pPr>
-              <w:pStyle w:val="40"/>
-              <w:spacing w:line="360" w:lineRule="auto"/>
-              <w:jc w:val="center"/>
-            </w:pPr>
-            <w:r>
-              <w:rPr>
-                <w:rFonts w:ascii="Times New Roman" w:hAnsi="Times New Roman"/>
-              </w:rPr>
-              <w:t>ID</w:t>
-            </w:r>
-          </w:p>
-        </w:tc>
-      </w:tr>
-      <w:tr>
-        <w:tblPrEx>
-          <w:tblCellMar>
-            <w:top w:w="0" w:type="dxa"/>
-            <w:left w:w="10" w:type="dxa"/>
-            <w:bottom w:w="0" w:type="dxa"/>
-            <w:right w:w="10" w:type="dxa"/>
-          </w:tblCellMar>
-        </w:tblPrEx>
-        <w:trPr>
-          <w:jc w:val="center"/>
-        </w:trPr>
-        <w:tc>
-          <w:tcPr>
-            <w:tcW w:w="750" w:type="pct"/>
-            <w:tcBorders>
-              <w:top w:val="nil"/>
-              <w:left w:val="nil"/>
-              <w:bottom w:val="nil"/>
-              <w:right w:val="nil"/>
-            </w:tcBorders>
-            <w:vAlign w:val="center"/>
-          </w:tcPr>
-          <w:p>
-            <w:pPr>
-              <w:pStyle w:val="40"/>
-              <w:spacing w:line="360" w:lineRule="auto"/>
-              <w:jc w:val="center"/>
-            </w:pPr>
-            <w:r>
-              <w:rPr>
-                <w:rFonts w:ascii="Times New Roman" w:hAnsi="Times New Roman"/>
-              </w:rPr>
-              <w:t>activity</w:t>
-            </w:r>
-            <w:r>
-              <w:t>_</w:t>
-            </w:r>
-            <w:r>
-              <w:rPr>
-                <w:rFonts w:ascii="Times New Roman" w:hAnsi="Times New Roman"/>
-              </w:rPr>
-              <w:t>id</w:t>
-            </w:r>
-          </w:p>
-        </w:tc>
-        <w:tc>
-          <w:tcPr>
-            <w:tcW w:w="750" w:type="pct"/>
-            <w:tcBorders>
-              <w:top w:val="nil"/>
-              <w:left w:val="nil"/>
-              <w:bottom w:val="nil"/>
-              <w:right w:val="nil"/>
-            </w:tcBorders>
-            <w:vAlign w:val="center"/>
-          </w:tcPr>
-          <w:p>
-            <w:pPr>
-              <w:pStyle w:val="40"/>
-              <w:spacing w:line="360" w:lineRule="auto"/>
-              <w:jc w:val="center"/>
-            </w:pPr>
-            <w:r>
-              <w:rPr>
-                <w:rFonts w:ascii="Times New Roman" w:hAnsi="Times New Roman"/>
-              </w:rPr>
-              <w:t>BIGINT</w:t>
-            </w:r>
-          </w:p>
-        </w:tc>
-        <w:tc>
-          <w:tcPr>
-            <w:tcW w:w="500" w:type="pct"/>
-            <w:tcBorders>
-              <w:top w:val="nil"/>
-              <w:left w:val="nil"/>
-              <w:bottom w:val="nil"/>
-              <w:right w:val="nil"/>
-            </w:tcBorders>
-            <w:vAlign w:val="center"/>
-          </w:tcPr>
-          <w:p>
-            <w:pPr>
-              <w:pStyle w:val="40"/>
-              <w:spacing w:line="360" w:lineRule="auto"/>
-              <w:jc w:val="center"/>
-            </w:pPr>
-            <w:r>
-              <w:t>否</w:t>
-            </w:r>
-          </w:p>
-        </w:tc>
-        <w:tc>
-          <w:tcPr>
-            <w:tcW w:w="500" w:type="pct"/>
-            <w:tcBorders>
-              <w:top w:val="nil"/>
-              <w:left w:val="nil"/>
-              <w:bottom w:val="nil"/>
-              <w:right w:val="nil"/>
-            </w:tcBorders>
-            <w:vAlign w:val="center"/>
-          </w:tcPr>
-          <w:p>
-            <w:pPr>
-              <w:pStyle w:val="40"/>
-              <w:spacing w:line="360" w:lineRule="auto"/>
-              <w:jc w:val="center"/>
-            </w:pPr>
-            <w:r>
-              <w:t>-</w:t>
-            </w:r>
-          </w:p>
-        </w:tc>
-        <w:tc>
-          <w:tcPr>
-            <w:tcW w:w="500" w:type="pct"/>
-            <w:tcBorders>
-              <w:top w:val="nil"/>
-              <w:left w:val="nil"/>
-              <w:bottom w:val="nil"/>
-              <w:right w:val="nil"/>
-            </w:tcBorders>
-            <w:vAlign w:val="center"/>
-          </w:tcPr>
-          <w:p>
-            <w:pPr>
-              <w:pStyle w:val="40"/>
-              <w:spacing w:line="360" w:lineRule="auto"/>
-              <w:jc w:val="center"/>
-            </w:pPr>
-            <w:r>
-              <w:t>活动</w:t>
-            </w:r>
-            <w:r>
-              <w:rPr>
-                <w:rFonts w:ascii="Times New Roman" w:hAnsi="Times New Roman"/>
-              </w:rPr>
-              <w:t>ID</w:t>
-            </w:r>
-          </w:p>
-        </w:tc>
-      </w:tr>
-      <w:tr>
-        <w:tblPrEx>
-          <w:tblCellMar>
-            <w:top w:w="0" w:type="dxa"/>
-            <w:left w:w="10" w:type="dxa"/>
-            <w:bottom w:w="0" w:type="dxa"/>
-            <w:right w:w="10" w:type="dxa"/>
-          </w:tblCellMar>
-        </w:tblPrEx>
-        <w:trPr>
-          <w:jc w:val="center"/>
-        </w:trPr>
-        <w:tc>
-          <w:tcPr>
-            <w:tcW w:w="750" w:type="pct"/>
-            <w:tcBorders>
-              <w:top w:val="nil"/>
-              <w:left w:val="nil"/>
-              <w:bottom w:val="nil"/>
-              <w:right w:val="nil"/>
-            </w:tcBorders>
-            <w:vAlign w:val="center"/>
-          </w:tcPr>
-          <w:p>
-            <w:pPr>
-              <w:pStyle w:val="40"/>
-              <w:spacing w:line="360" w:lineRule="auto"/>
-              <w:jc w:val="center"/>
-            </w:pPr>
-            <w:r>
-              <w:rPr>
-                <w:rFonts w:ascii="Times New Roman" w:hAnsi="Times New Roman"/>
-              </w:rPr>
-              <w:t>user</w:t>
-            </w:r>
-            <w:r>
-              <w:t>_</w:t>
-            </w:r>
-            <w:r>
-              <w:rPr>
-                <w:rFonts w:ascii="Times New Roman" w:hAnsi="Times New Roman"/>
-              </w:rPr>
-              <w:t>id</w:t>
-            </w:r>
-          </w:p>
-        </w:tc>
-        <w:tc>
-          <w:tcPr>
-            <w:tcW w:w="750" w:type="pct"/>
-            <w:tcBorders>
-              <w:top w:val="nil"/>
-              <w:left w:val="nil"/>
-              <w:bottom w:val="nil"/>
-              <w:right w:val="nil"/>
-            </w:tcBorders>
-            <w:vAlign w:val="center"/>
-          </w:tcPr>
-          <w:p>
-            <w:pPr>
-              <w:pStyle w:val="40"/>
-              <w:spacing w:line="360" w:lineRule="auto"/>
-              <w:jc w:val="center"/>
-            </w:pPr>
-            <w:r>
-              <w:rPr>
-                <w:rFonts w:ascii="Times New Roman" w:hAnsi="Times New Roman"/>
-              </w:rPr>
-              <w:t>BIGINT</w:t>
-            </w:r>
-          </w:p>
-        </w:tc>
-        <w:tc>
-          <w:tcPr>
-            <w:tcW w:w="500" w:type="pct"/>
-            <w:tcBorders>
-              <w:top w:val="nil"/>
-              <w:left w:val="nil"/>
-              <w:bottom w:val="nil"/>
-              <w:right w:val="nil"/>
-            </w:tcBorders>
-            <w:vAlign w:val="center"/>
-          </w:tcPr>
-          <w:p>
-            <w:pPr>
-              <w:pStyle w:val="40"/>
-              <w:spacing w:line="360" w:lineRule="auto"/>
-              <w:jc w:val="center"/>
-            </w:pPr>
-            <w:r>
-              <w:t>否</w:t>
-            </w:r>
-          </w:p>
-        </w:tc>
-        <w:tc>
-          <w:tcPr>
-            <w:tcW w:w="500" w:type="pct"/>
-            <w:tcBorders>
-              <w:top w:val="nil"/>
-              <w:left w:val="nil"/>
-              <w:bottom w:val="nil"/>
-              <w:right w:val="nil"/>
-            </w:tcBorders>
-            <w:vAlign w:val="center"/>
-          </w:tcPr>
-          <w:p>
-            <w:pPr>
-              <w:pStyle w:val="40"/>
-              <w:spacing w:line="360" w:lineRule="auto"/>
-              <w:jc w:val="center"/>
-            </w:pPr>
-            <w:r>
-              <w:t>-</w:t>
-            </w:r>
-          </w:p>
-        </w:tc>
-        <w:tc>
-          <w:tcPr>
-            <w:tcW w:w="500" w:type="pct"/>
-            <w:tcBorders>
-              <w:top w:val="nil"/>
-              <w:left w:val="nil"/>
-              <w:bottom w:val="nil"/>
-              <w:right w:val="nil"/>
-            </w:tcBorders>
-            <w:vAlign w:val="center"/>
-          </w:tcPr>
-          <w:p>
-            <w:pPr>
-              <w:pStyle w:val="40"/>
-              <w:spacing w:line="360" w:lineRule="auto"/>
-              <w:jc w:val="center"/>
-            </w:pPr>
-            <w:r>
-              <w:t>用户</w:t>
-            </w:r>
-            <w:r>
-              <w:rPr>
-                <w:rFonts w:ascii="Times New Roman" w:hAnsi="Times New Roman"/>
-              </w:rPr>
-              <w:t>ID</w:t>
-            </w:r>
-          </w:p>
-        </w:tc>
-      </w:tr>
-      <w:tr>
-        <w:tblPrEx>
-          <w:tblCellMar>
-            <w:top w:w="0" w:type="dxa"/>
-            <w:left w:w="10" w:type="dxa"/>
-            <w:bottom w:w="0" w:type="dxa"/>
-            <w:right w:w="10" w:type="dxa"/>
-          </w:tblCellMar>
-        </w:tblPrEx>
-        <w:trPr>
-          <w:jc w:val="center"/>
-        </w:trPr>
-        <w:tc>
-          <w:tcPr>
-            <w:tcW w:w="750" w:type="pct"/>
-            <w:tcBorders>
-              <w:top w:val="nil"/>
-              <w:left w:val="nil"/>
-              <w:bottom w:val="nil"/>
-              <w:right w:val="nil"/>
-            </w:tcBorders>
-            <w:vAlign w:val="center"/>
-          </w:tcPr>
-          <w:p>
-            <w:pPr>
-              <w:pStyle w:val="40"/>
-              <w:spacing w:line="360" w:lineRule="auto"/>
-              <w:jc w:val="center"/>
-            </w:pPr>
-            <w:r>
-              <w:rPr>
-                <w:rFonts w:ascii="Times New Roman" w:hAnsi="Times New Roman"/>
-              </w:rPr>
-              <w:t>status</w:t>
-            </w:r>
-          </w:p>
-        </w:tc>
-        <w:tc>
-          <w:tcPr>
-            <w:tcW w:w="750" w:type="pct"/>
-            <w:tcBorders>
-              <w:top w:val="nil"/>
-              <w:left w:val="nil"/>
-              <w:bottom w:val="nil"/>
-              <w:right w:val="nil"/>
-            </w:tcBorders>
-            <w:vAlign w:val="center"/>
-          </w:tcPr>
-          <w:p>
-            <w:pPr>
-              <w:pStyle w:val="40"/>
-              <w:spacing w:line="360" w:lineRule="auto"/>
-              <w:jc w:val="center"/>
-            </w:pPr>
-            <w:r>
-              <w:rPr>
-                <w:rFonts w:ascii="Times New Roman" w:hAnsi="Times New Roman"/>
-              </w:rPr>
-              <w:t>VARCHAR</w:t>
-            </w:r>
-          </w:p>
-        </w:tc>
-        <w:tc>
-          <w:tcPr>
-            <w:tcW w:w="500" w:type="pct"/>
-            <w:tcBorders>
-              <w:top w:val="nil"/>
-              <w:left w:val="nil"/>
-              <w:bottom w:val="nil"/>
-              <w:right w:val="nil"/>
-            </w:tcBorders>
-            <w:vAlign w:val="center"/>
-          </w:tcPr>
-          <w:p>
-            <w:pPr>
-              <w:pStyle w:val="40"/>
-              <w:spacing w:line="360" w:lineRule="auto"/>
-              <w:jc w:val="center"/>
-            </w:pPr>
-            <w:r>
-              <w:t>是</w:t>
-            </w:r>
-          </w:p>
-        </w:tc>
-        <w:tc>
-          <w:tcPr>
-            <w:tcW w:w="500" w:type="pct"/>
-            <w:tcBorders>
-              <w:top w:val="nil"/>
-              <w:left w:val="nil"/>
-              <w:bottom w:val="nil"/>
-              <w:right w:val="nil"/>
-            </w:tcBorders>
-            <w:vAlign w:val="center"/>
-          </w:tcPr>
-          <w:p>
-            <w:pPr>
-              <w:pStyle w:val="40"/>
-              <w:spacing w:line="360" w:lineRule="auto"/>
-              <w:jc w:val="center"/>
-            </w:pPr>
-            <w:r>
-              <w:t>待审核</w:t>
-            </w:r>
-          </w:p>
-        </w:tc>
-        <w:tc>
-          <w:tcPr>
-            <w:tcW w:w="500" w:type="pct"/>
-            <w:tcBorders>
-              <w:top w:val="nil"/>
-              <w:left w:val="nil"/>
-              <w:bottom w:val="nil"/>
-              <w:right w:val="nil"/>
-            </w:tcBorders>
-            <w:vAlign w:val="center"/>
-          </w:tcPr>
-          <w:p>
-            <w:pPr>
-              <w:pStyle w:val="40"/>
-              <w:spacing w:line="360" w:lineRule="auto"/>
-              <w:jc w:val="center"/>
-            </w:pPr>
-            <w:r>
-              <w:t>报名状态（待审核、已通过、已拒绝）</w:t>
-            </w:r>
-          </w:p>
-        </w:tc>
-      </w:tr>
-      <w:tr>
-        <w:tblPrEx>
-          <w:tblCellMar>
-            <w:top w:w="0" w:type="dxa"/>
-            <w:left w:w="10" w:type="dxa"/>
-            <w:bottom w:w="0" w:type="dxa"/>
-            <w:right w:w="10" w:type="dxa"/>
-          </w:tblCellMar>
-        </w:tblPrEx>
-        <w:trPr>
-          <w:jc w:val="center"/>
-        </w:trPr>
-        <w:tc>
-          <w:tcPr>
-            <w:tcW w:w="750" w:type="pct"/>
-            <w:tcBorders>
-              <w:top w:val="nil"/>
-              <w:left w:val="nil"/>
-              <w:bottom w:val="nil"/>
-              <w:right w:val="nil"/>
-            </w:tcBorders>
-            <w:vAlign w:val="center"/>
-          </w:tcPr>
-          <w:p>
-            <w:pPr>
-              <w:pStyle w:val="40"/>
-              <w:spacing w:line="360" w:lineRule="auto"/>
-              <w:jc w:val="center"/>
-            </w:pPr>
-            <w:r>
-              <w:rPr>
-                <w:rFonts w:ascii="Times New Roman" w:hAnsi="Times New Roman"/>
-              </w:rPr>
-              <w:t>score</w:t>
-            </w:r>
-          </w:p>
-        </w:tc>
-        <w:tc>
-          <w:tcPr>
-            <w:tcW w:w="750" w:type="pct"/>
-            <w:tcBorders>
-              <w:top w:val="nil"/>
-              <w:left w:val="nil"/>
-              <w:bottom w:val="nil"/>
-              <w:right w:val="nil"/>
-            </w:tcBorders>
-            <w:vAlign w:val="center"/>
-          </w:tcPr>
-          <w:p>
-            <w:pPr>
-              <w:pStyle w:val="40"/>
-              <w:spacing w:line="360" w:lineRule="auto"/>
-              <w:jc w:val="center"/>
-            </w:pPr>
-            <w:r>
-              <w:rPr>
-                <w:rFonts w:ascii="Times New Roman" w:hAnsi="Times New Roman"/>
-              </w:rPr>
-              <w:t>DECIMAL</w:t>
-            </w:r>
-          </w:p>
-        </w:tc>
-        <w:tc>
-          <w:tcPr>
-            <w:tcW w:w="500" w:type="pct"/>
-            <w:tcBorders>
-              <w:top w:val="nil"/>
-              <w:left w:val="nil"/>
-              <w:bottom w:val="nil"/>
-              <w:right w:val="nil"/>
-            </w:tcBorders>
-            <w:vAlign w:val="center"/>
-          </w:tcPr>
-          <w:p>
-            <w:pPr>
-              <w:pStyle w:val="40"/>
-              <w:spacing w:line="360" w:lineRule="auto"/>
-              <w:jc w:val="center"/>
-            </w:pPr>
-            <w:r>
-              <w:t>是</w:t>
-            </w:r>
-          </w:p>
-        </w:tc>
-        <w:tc>
-          <w:tcPr>
-            <w:tcW w:w="500" w:type="pct"/>
-            <w:tcBorders>
-              <w:top w:val="nil"/>
-              <w:left w:val="nil"/>
-              <w:bottom w:val="nil"/>
-              <w:right w:val="nil"/>
-            </w:tcBorders>
-            <w:vAlign w:val="center"/>
-          </w:tcPr>
-          <w:p>
-            <w:pPr>
-              <w:pStyle w:val="40"/>
-              <w:spacing w:line="360" w:lineRule="auto"/>
-              <w:jc w:val="center"/>
-            </w:pPr>
-            <w:r>
-              <w:rPr>
-                <w:rFonts w:ascii="Times New Roman" w:hAnsi="Times New Roman"/>
-              </w:rPr>
-              <w:t>NULL</w:t>
-            </w:r>
-          </w:p>
-        </w:tc>
-        <w:tc>
-          <w:tcPr>
-            <w:tcW w:w="500" w:type="pct"/>
-            <w:tcBorders>
-              <w:top w:val="nil"/>
-              <w:left w:val="nil"/>
-              <w:bottom w:val="nil"/>
-              <w:right w:val="nil"/>
-            </w:tcBorders>
-            <w:vAlign w:val="center"/>
-          </w:tcPr>
-          <w:p>
-            <w:pPr>
-              <w:pStyle w:val="40"/>
-              <w:spacing w:line="360" w:lineRule="auto"/>
-              <w:jc w:val="center"/>
-            </w:pPr>
-            <w:r>
-              <w:t>评分（0-100）</w:t>
-            </w:r>
-          </w:p>
-        </w:tc>
-      </w:tr>
-      <w:tr>
-        <w:tblPrEx>
-          <w:tblCellMar>
-            <w:top w:w="0" w:type="dxa"/>
-            <w:left w:w="10" w:type="dxa"/>
-            <w:bottom w:w="0" w:type="dxa"/>
-            <w:right w:w="10" w:type="dxa"/>
-          </w:tblCellMar>
-        </w:tblPrEx>
-        <w:trPr>
-          <w:jc w:val="center"/>
-        </w:trPr>
-        <w:tc>
-          <w:tcPr>
-            <w:tcW w:w="750" w:type="pct"/>
-            <w:tcBorders>
-              <w:top w:val="nil"/>
-              <w:left w:val="nil"/>
-              <w:bottom w:val="nil"/>
-              <w:right w:val="nil"/>
-            </w:tcBorders>
-            <w:vAlign w:val="center"/>
-          </w:tcPr>
-          <w:p>
-            <w:pPr>
-              <w:pStyle w:val="40"/>
-              <w:spacing w:line="360" w:lineRule="auto"/>
-              <w:jc w:val="center"/>
-            </w:pPr>
-            <w:r>
-              <w:rPr>
-                <w:rFonts w:ascii="Times New Roman" w:hAnsi="Times New Roman"/>
-              </w:rPr>
-              <w:t>comment</w:t>
-            </w:r>
-          </w:p>
-        </w:tc>
-        <w:tc>
-          <w:tcPr>
-            <w:tcW w:w="750" w:type="pct"/>
-            <w:tcBorders>
-              <w:top w:val="nil"/>
-              <w:left w:val="nil"/>
-              <w:bottom w:val="nil"/>
-              <w:right w:val="nil"/>
-            </w:tcBorders>
-            <w:vAlign w:val="center"/>
-          </w:tcPr>
-          <w:p>
-            <w:pPr>
-              <w:pStyle w:val="40"/>
-              <w:spacing w:line="360" w:lineRule="auto"/>
-              <w:jc w:val="center"/>
-            </w:pPr>
-            <w:r>
-              <w:rPr>
-                <w:rFonts w:ascii="Times New Roman" w:hAnsi="Times New Roman"/>
-              </w:rPr>
-              <w:t>TEXT</w:t>
-            </w:r>
-          </w:p>
-        </w:tc>
-        <w:tc>
-          <w:tcPr>
-            <w:tcW w:w="500" w:type="pct"/>
-            <w:tcBorders>
-              <w:top w:val="nil"/>
-              <w:left w:val="nil"/>
-              <w:bottom w:val="nil"/>
-              <w:right w:val="nil"/>
-            </w:tcBorders>
-            <w:vAlign w:val="center"/>
-          </w:tcPr>
-          <w:p>
-            <w:pPr>
-              <w:pStyle w:val="40"/>
-              <w:spacing w:line="360" w:lineRule="auto"/>
-              <w:jc w:val="center"/>
-            </w:pPr>
-            <w:r>
-              <w:t>是</w:t>
-            </w:r>
-          </w:p>
-        </w:tc>
-        <w:tc>
-          <w:tcPr>
-            <w:tcW w:w="500" w:type="pct"/>
-            <w:tcBorders>
-              <w:top w:val="nil"/>
-              <w:left w:val="nil"/>
-              <w:bottom w:val="nil"/>
-              <w:right w:val="nil"/>
-            </w:tcBorders>
-            <w:vAlign w:val="center"/>
-          </w:tcPr>
-          <w:p>
-            <w:pPr>
-              <w:pStyle w:val="40"/>
-              <w:spacing w:line="360" w:lineRule="auto"/>
-              <w:jc w:val="center"/>
-            </w:pPr>
-            <w:r>
-              <w:t>-</w:t>
-            </w:r>
-          </w:p>
-        </w:tc>
-        <w:tc>
-          <w:tcPr>
-            <w:tcW w:w="500" w:type="pct"/>
-            <w:tcBorders>
-              <w:top w:val="nil"/>
-              <w:left w:val="nil"/>
-              <w:bottom w:val="nil"/>
-              <w:right w:val="nil"/>
-            </w:tcBorders>
-            <w:vAlign w:val="center"/>
-          </w:tcPr>
-          <w:p>
-            <w:pPr>
-              <w:pStyle w:val="40"/>
-              <w:spacing w:line="360" w:lineRule="auto"/>
-              <w:jc w:val="center"/>
-            </w:pPr>
-            <w:r>
-              <w:t>文字评价</w:t>
-            </w:r>
-          </w:p>
-        </w:tc>
-      </w:tr>
-      <w:tr>
-        <w:tblPrEx>
-          <w:tblCellMar>
-            <w:top w:w="0" w:type="dxa"/>
-            <w:left w:w="10" w:type="dxa"/>
-            <w:bottom w:w="0" w:type="dxa"/>
-            <w:right w:w="10" w:type="dxa"/>
-          </w:tblCellMar>
-        </w:tblPrEx>
-        <w:trPr>
-          <w:jc w:val="center"/>
-        </w:trPr>
-        <w:tc>
-          <w:tcPr>
-            <w:tcW w:w="750" w:type="pct"/>
-            <w:tcBorders>
-              <w:top w:val="nil"/>
-              <w:left w:val="nil"/>
-              <w:bottom w:val="nil"/>
-              <w:right w:val="nil"/>
-            </w:tcBorders>
-            <w:vAlign w:val="center"/>
-          </w:tcPr>
-          <w:p>
-            <w:pPr>
-              <w:pStyle w:val="40"/>
-              <w:spacing w:line="360" w:lineRule="auto"/>
-              <w:jc w:val="center"/>
-            </w:pPr>
-            <w:r>
-              <w:rPr>
-                <w:rFonts w:ascii="Times New Roman" w:hAnsi="Times New Roman"/>
-              </w:rPr>
-              <w:t>audit</w:t>
-            </w:r>
-            <w:r>
-              <w:t>_</w:t>
-            </w:r>
-            <w:r>
-              <w:rPr>
-                <w:rFonts w:ascii="Times New Roman" w:hAnsi="Times New Roman"/>
-              </w:rPr>
-              <w:t>user</w:t>
-            </w:r>
-            <w:r>
-              <w:t>_</w:t>
-            </w:r>
-            <w:r>
-              <w:rPr>
-                <w:rFonts w:ascii="Times New Roman" w:hAnsi="Times New Roman"/>
-              </w:rPr>
-              <w:t>id</w:t>
-            </w:r>
-          </w:p>
-        </w:tc>
-        <w:tc>
-          <w:tcPr>
-            <w:tcW w:w="750" w:type="pct"/>
-            <w:tcBorders>
-              <w:top w:val="nil"/>
-              <w:left w:val="nil"/>
-              <w:bottom w:val="nil"/>
-              <w:right w:val="nil"/>
-            </w:tcBorders>
-            <w:vAlign w:val="center"/>
-          </w:tcPr>
-          <w:p>
-            <w:pPr>
-              <w:pStyle w:val="40"/>
-              <w:spacing w:line="360" w:lineRule="auto"/>
-              <w:jc w:val="center"/>
-            </w:pPr>
-            <w:r>
-              <w:rPr>
-                <w:rFonts w:ascii="Times New Roman" w:hAnsi="Times New Roman"/>
-              </w:rPr>
-              <w:t>BIGINT</w:t>
-            </w:r>
-          </w:p>
-        </w:tc>
-        <w:tc>
-          <w:tcPr>
-            <w:tcW w:w="500" w:type="pct"/>
-            <w:tcBorders>
-              <w:top w:val="nil"/>
-              <w:left w:val="nil"/>
-              <w:bottom w:val="nil"/>
-              <w:right w:val="nil"/>
-            </w:tcBorders>
-            <w:vAlign w:val="center"/>
-          </w:tcPr>
-          <w:p>
-            <w:pPr>
-              <w:pStyle w:val="40"/>
-              <w:spacing w:line="360" w:lineRule="auto"/>
-              <w:jc w:val="center"/>
-            </w:pPr>
-            <w:r>
-              <w:t>是</w:t>
-            </w:r>
-          </w:p>
-        </w:tc>
-        <w:tc>
-          <w:tcPr>
-            <w:tcW w:w="500" w:type="pct"/>
-            <w:tcBorders>
-              <w:top w:val="nil"/>
-              <w:left w:val="nil"/>
-              <w:bottom w:val="nil"/>
-              <w:right w:val="nil"/>
-            </w:tcBorders>
-            <w:vAlign w:val="center"/>
-          </w:tcPr>
-          <w:p>
-            <w:pPr>
-              <w:pStyle w:val="40"/>
-              <w:spacing w:line="360" w:lineRule="auto"/>
-              <w:jc w:val="center"/>
-            </w:pPr>
-            <w:r>
-              <w:rPr>
-                <w:rFonts w:ascii="Times New Roman" w:hAnsi="Times New Roman"/>
-              </w:rPr>
-              <w:t>NULL</w:t>
-            </w:r>
-          </w:p>
-        </w:tc>
-        <w:tc>
-          <w:tcPr>
-            <w:tcW w:w="500" w:type="pct"/>
-            <w:tcBorders>
-              <w:top w:val="nil"/>
-              <w:left w:val="nil"/>
-              <w:bottom w:val="nil"/>
-              <w:right w:val="nil"/>
-            </w:tcBorders>
-            <w:vAlign w:val="center"/>
-          </w:tcPr>
-          <w:p>
-            <w:pPr>
-              <w:pStyle w:val="40"/>
-              <w:spacing w:line="360" w:lineRule="auto"/>
-              <w:jc w:val="center"/>
-            </w:pPr>
-            <w:r>
-              <w:t>审核人</w:t>
-            </w:r>
-            <w:r>
-              <w:rPr>
-                <w:rFonts w:ascii="Times New Roman" w:hAnsi="Times New Roman"/>
-              </w:rPr>
-              <w:t>ID</w:t>
-            </w:r>
-          </w:p>
-        </w:tc>
-      </w:tr>
-      <w:tr>
-        <w:tblPrEx>
-          <w:tblCellMar>
-            <w:top w:w="0" w:type="dxa"/>
-            <w:left w:w="10" w:type="dxa"/>
-            <w:bottom w:w="0" w:type="dxa"/>
-            <w:right w:w="10" w:type="dxa"/>
-          </w:tblCellMar>
-        </w:tblPrEx>
-        <w:trPr>
-          <w:jc w:val="center"/>
-        </w:trPr>
-        <w:tc>
-          <w:tcPr>
-            <w:tcW w:w="750" w:type="pct"/>
-            <w:tcBorders>
-              <w:top w:val="nil"/>
-              <w:left w:val="nil"/>
-              <w:bottom w:val="nil"/>
-              <w:right w:val="nil"/>
-            </w:tcBorders>
-            <w:vAlign w:val="center"/>
-          </w:tcPr>
-          <w:p>
-            <w:pPr>
-              <w:pStyle w:val="40"/>
-              <w:spacing w:line="360" w:lineRule="auto"/>
-              <w:jc w:val="center"/>
-            </w:pPr>
-            <w:r>
-              <w:rPr>
-                <w:rFonts w:ascii="Times New Roman" w:hAnsi="Times New Roman"/>
-              </w:rPr>
-              <w:t>audit</w:t>
-            </w:r>
-            <w:r>
-              <w:t>_</w:t>
-            </w:r>
-            <w:r>
-              <w:rPr>
-                <w:rFonts w:ascii="Times New Roman" w:hAnsi="Times New Roman"/>
-              </w:rPr>
-              <w:t>time</w:t>
-            </w:r>
-          </w:p>
-        </w:tc>
-        <w:tc>
-          <w:tcPr>
-            <w:tcW w:w="750" w:type="pct"/>
-            <w:tcBorders>
-              <w:top w:val="nil"/>
-              <w:left w:val="nil"/>
-              <w:bottom w:val="nil"/>
-              <w:right w:val="nil"/>
-            </w:tcBorders>
-            <w:vAlign w:val="center"/>
-          </w:tcPr>
-          <w:p>
-            <w:pPr>
-              <w:pStyle w:val="40"/>
-              <w:spacing w:line="360" w:lineRule="auto"/>
-              <w:jc w:val="center"/>
-            </w:pPr>
-            <w:r>
-              <w:rPr>
-                <w:rFonts w:ascii="Times New Roman" w:hAnsi="Times New Roman"/>
-              </w:rPr>
-              <w:t>DATETIME</w:t>
-            </w:r>
-          </w:p>
-        </w:tc>
-        <w:tc>
-          <w:tcPr>
-            <w:tcW w:w="500" w:type="pct"/>
-            <w:tcBorders>
-              <w:top w:val="nil"/>
-              <w:left w:val="nil"/>
-              <w:bottom w:val="nil"/>
-              <w:right w:val="nil"/>
-            </w:tcBorders>
-            <w:vAlign w:val="center"/>
-          </w:tcPr>
-          <w:p>
-            <w:pPr>
-              <w:pStyle w:val="40"/>
-              <w:spacing w:line="360" w:lineRule="auto"/>
-              <w:jc w:val="center"/>
-            </w:pPr>
-            <w:r>
-              <w:t>是</w:t>
-            </w:r>
-          </w:p>
-        </w:tc>
-        <w:tc>
-          <w:tcPr>
-            <w:tcW w:w="500" w:type="pct"/>
-            <w:tcBorders>
-              <w:top w:val="nil"/>
-              <w:left w:val="nil"/>
-              <w:bottom w:val="nil"/>
-              <w:right w:val="nil"/>
-            </w:tcBorders>
-            <w:vAlign w:val="center"/>
-          </w:tcPr>
-          <w:p>
-            <w:pPr>
-              <w:pStyle w:val="40"/>
-              <w:spacing w:line="360" w:lineRule="auto"/>
-              <w:jc w:val="center"/>
-            </w:pPr>
-            <w:r>
-              <w:rPr>
-                <w:rFonts w:ascii="Times New Roman" w:hAnsi="Times New Roman"/>
-              </w:rPr>
-              <w:t>NULL</w:t>
-            </w:r>
-          </w:p>
-        </w:tc>
-        <w:tc>
-          <w:tcPr>
-            <w:tcW w:w="500" w:type="pct"/>
-            <w:tcBorders>
-              <w:top w:val="nil"/>
-              <w:left w:val="nil"/>
-              <w:bottom w:val="nil"/>
-              <w:right w:val="nil"/>
-            </w:tcBorders>
-            <w:vAlign w:val="center"/>
-          </w:tcPr>
-          <w:p>
-            <w:pPr>
-              <w:pStyle w:val="40"/>
-              <w:spacing w:line="360" w:lineRule="auto"/>
-              <w:jc w:val="center"/>
-            </w:pPr>
-            <w:r>
-              <w:t>审核时间</w:t>
-            </w:r>
-          </w:p>
-        </w:tc>
-      </w:tr>
-      <w:tr>
-        <w:tblPrEx>
-          <w:tblCellMar>
-            <w:top w:w="0" w:type="dxa"/>
-            <w:left w:w="10" w:type="dxa"/>
-            <w:bottom w:w="0" w:type="dxa"/>
-            <w:right w:w="10" w:type="dxa"/>
-          </w:tblCellMar>
-        </w:tblPrEx>
-        <w:trPr>
-          <w:jc w:val="center"/>
-        </w:trPr>
-        <w:tc>
-          <w:tcPr>
-            <w:tcW w:w="750" w:type="pct"/>
-            <w:tcBorders>
-              <w:top w:val="nil"/>
-              <w:left w:val="nil"/>
-              <w:bottom w:val="nil"/>
-              <w:right w:val="nil"/>
-            </w:tcBorders>
-            <w:vAlign w:val="center"/>
-          </w:tcPr>
-          <w:p>
-            <w:pPr>
-              <w:pStyle w:val="40"/>
-              <w:spacing w:line="360" w:lineRule="auto"/>
-              <w:jc w:val="center"/>
-            </w:pPr>
-            <w:r>
-              <w:rPr>
-                <w:rFonts w:ascii="Times New Roman" w:hAnsi="Times New Roman"/>
-              </w:rPr>
-              <w:t>registration</w:t>
-            </w:r>
-            <w:r>
-              <w:t>_</w:t>
-            </w:r>
-            <w:r>
-              <w:rPr>
-                <w:rFonts w:ascii="Times New Roman" w:hAnsi="Times New Roman"/>
-              </w:rPr>
-              <w:t>time</w:t>
-            </w:r>
-          </w:p>
-        </w:tc>
-        <w:tc>
-          <w:tcPr>
-            <w:tcW w:w="750" w:type="pct"/>
-            <w:tcBorders>
-              <w:top w:val="nil"/>
-              <w:left w:val="nil"/>
-              <w:bottom w:val="nil"/>
-              <w:right w:val="nil"/>
-            </w:tcBorders>
-            <w:vAlign w:val="center"/>
-          </w:tcPr>
-          <w:p>
-            <w:pPr>
-              <w:pStyle w:val="40"/>
-              <w:spacing w:line="360" w:lineRule="auto"/>
-              <w:jc w:val="center"/>
-            </w:pPr>
-            <w:r>
-              <w:rPr>
-                <w:rFonts w:ascii="Times New Roman" w:hAnsi="Times New Roman"/>
-              </w:rPr>
-              <w:t>DATETIME</w:t>
-            </w:r>
-          </w:p>
-        </w:tc>
-        <w:tc>
-          <w:tcPr>
-            <w:tcW w:w="500" w:type="pct"/>
-            <w:tcBorders>
-              <w:top w:val="nil"/>
-              <w:left w:val="nil"/>
-              <w:bottom w:val="nil"/>
-              <w:right w:val="nil"/>
-            </w:tcBorders>
-            <w:vAlign w:val="center"/>
-          </w:tcPr>
-          <w:p>
-            <w:pPr>
-              <w:pStyle w:val="40"/>
-              <w:spacing w:line="360" w:lineRule="auto"/>
-              <w:jc w:val="center"/>
-            </w:pPr>
-            <w:r>
-              <w:t>是</w:t>
-            </w:r>
-          </w:p>
-        </w:tc>
-        <w:tc>
-          <w:tcPr>
-            <w:tcW w:w="500" w:type="pct"/>
-            <w:tcBorders>
-              <w:top w:val="nil"/>
-              <w:left w:val="nil"/>
-              <w:bottom w:val="nil"/>
-              <w:right w:val="nil"/>
-            </w:tcBorders>
-            <w:vAlign w:val="center"/>
-          </w:tcPr>
-          <w:p>
-            <w:pPr>
-              <w:pStyle w:val="40"/>
-              <w:spacing w:line="360" w:lineRule="auto"/>
-              <w:jc w:val="center"/>
-            </w:pPr>
-            <w:r>
-              <w:rPr>
-                <w:rFonts w:ascii="Times New Roman" w:hAnsi="Times New Roman"/>
-              </w:rPr>
-              <w:t>CURRENT</w:t>
-            </w:r>
-            <w:r>
-              <w:t>_</w:t>
-            </w:r>
-            <w:r>
-              <w:rPr>
-                <w:rFonts w:ascii="Times New Roman" w:hAnsi="Times New Roman"/>
-              </w:rPr>
-              <w:t>TIMESTAMP</w:t>
-            </w:r>
-          </w:p>
-        </w:tc>
-        <w:tc>
-          <w:tcPr>
-            <w:tcW w:w="500" w:type="pct"/>
-            <w:tcBorders>
-              <w:top w:val="nil"/>
-              <w:left w:val="nil"/>
-              <w:bottom w:val="nil"/>
-              <w:right w:val="nil"/>
-            </w:tcBorders>
-            <w:vAlign w:val="center"/>
-          </w:tcPr>
-          <w:p>
-            <w:pPr>
-              <w:pStyle w:val="40"/>
-              <w:spacing w:line="360" w:lineRule="auto"/>
-              <w:jc w:val="center"/>
-            </w:pPr>
-            <w:r>
-              <w:t>报名时间</w:t>
-            </w:r>
-          </w:p>
-        </w:tc>
-      </w:tr>
-      <w:tr>
-        <w:tblPrEx>
-          <w:tblCellMar>
-            <w:top w:w="0" w:type="dxa"/>
-            <w:left w:w="10" w:type="dxa"/>
-            <w:bottom w:w="0" w:type="dxa"/>
-            <w:right w:w="10" w:type="dxa"/>
-          </w:tblCellMar>
-        </w:tblPrEx>
-        <w:trPr>
-          <w:jc w:val="center"/>
-        </w:trPr>
-        <w:tc>
-          <w:tcPr>
-            <w:tcW w:w="750" w:type="pct"/>
-            <w:tcBorders>
-              <w:top w:val="nil"/>
-              <w:left w:val="nil"/>
-              <w:bottom w:val="nil"/>
-              <w:right w:val="nil"/>
-            </w:tcBorders>
-            <w:vAlign w:val="center"/>
-          </w:tcPr>
-          <w:p>
-            <w:pPr>
-              <w:pStyle w:val="40"/>
-              <w:spacing w:line="360" w:lineRule="auto"/>
-              <w:jc w:val="center"/>
-            </w:pPr>
-            <w:r>
-              <w:rPr>
-                <w:rFonts w:ascii="Times New Roman" w:hAnsi="Times New Roman"/>
-              </w:rPr>
-              <w:t>create</w:t>
-            </w:r>
-            <w:r>
-              <w:t>_</w:t>
-            </w:r>
-            <w:r>
-              <w:rPr>
-                <w:rFonts w:ascii="Times New Roman" w:hAnsi="Times New Roman"/>
-              </w:rPr>
-              <w:t>time</w:t>
-            </w:r>
-          </w:p>
-        </w:tc>
-        <w:tc>
-          <w:tcPr>
-            <w:tcW w:w="750" w:type="pct"/>
-            <w:tcBorders>
-              <w:top w:val="nil"/>
-              <w:left w:val="nil"/>
-              <w:bottom w:val="nil"/>
-              <w:right w:val="nil"/>
-            </w:tcBorders>
-            <w:vAlign w:val="center"/>
-          </w:tcPr>
-          <w:p>
-            <w:pPr>
-              <w:pStyle w:val="40"/>
-              <w:spacing w:line="360" w:lineRule="auto"/>
-              <w:jc w:val="center"/>
-            </w:pPr>
-            <w:r>
-              <w:rPr>
-                <w:rFonts w:ascii="Times New Roman" w:hAnsi="Times New Roman"/>
-              </w:rPr>
-              <w:t>DATETIME</w:t>
-            </w:r>
-          </w:p>
-        </w:tc>
-        <w:tc>
-          <w:tcPr>
-            <w:tcW w:w="500" w:type="pct"/>
-            <w:tcBorders>
-              <w:top w:val="nil"/>
-              <w:left w:val="nil"/>
-              <w:bottom w:val="nil"/>
-              <w:right w:val="nil"/>
-            </w:tcBorders>
-            <w:vAlign w:val="center"/>
-          </w:tcPr>
-          <w:p>
-            <w:pPr>
-              <w:pStyle w:val="40"/>
-              <w:spacing w:line="360" w:lineRule="auto"/>
-              <w:jc w:val="center"/>
-            </w:pPr>
-            <w:r>
-              <w:t>是</w:t>
-            </w:r>
-          </w:p>
-        </w:tc>
-        <w:tc>
-          <w:tcPr>
-            <w:tcW w:w="500" w:type="pct"/>
-            <w:tcBorders>
-              <w:top w:val="nil"/>
-              <w:left w:val="nil"/>
-              <w:bottom w:val="nil"/>
-              <w:right w:val="nil"/>
-            </w:tcBorders>
-            <w:vAlign w:val="center"/>
-          </w:tcPr>
-          <w:p>
-            <w:pPr>
-              <w:pStyle w:val="40"/>
-              <w:spacing w:line="360" w:lineRule="auto"/>
-              <w:jc w:val="center"/>
-            </w:pPr>
-            <w:r>
-              <w:rPr>
-                <w:rFonts w:ascii="Times New Roman" w:hAnsi="Times New Roman"/>
-              </w:rPr>
-              <w:t>CURRENT</w:t>
-            </w:r>
-            <w:r>
-              <w:t>_</w:t>
-            </w:r>
-            <w:r>
-              <w:rPr>
-                <w:rFonts w:ascii="Times New Roman" w:hAnsi="Times New Roman"/>
-              </w:rPr>
-              <w:t>TIMESTAMP</w:t>
-            </w:r>
-          </w:p>
-        </w:tc>
-        <w:tc>
-          <w:tcPr>
-            <w:tcW w:w="500" w:type="pct"/>
-            <w:tcBorders>
-              <w:top w:val="nil"/>
-              <w:left w:val="nil"/>
-              <w:bottom w:val="nil"/>
-              <w:right w:val="nil"/>
-            </w:tcBorders>
-            <w:vAlign w:val="center"/>
-          </w:tcPr>
-          <w:p>
-            <w:pPr>
-              <w:pStyle w:val="40"/>
-              <w:spacing w:line="360" w:lineRule="auto"/>
-              <w:jc w:val="center"/>
-            </w:pPr>
-            <w:r>
-              <w:t>创建时间</w:t>
-            </w:r>
-          </w:p>
-        </w:tc>
-      </w:tr>
-      <w:tr>
-        <w:tblPrEx>
-          <w:tblCellMar>
-            <w:top w:w="0" w:type="dxa"/>
-            <w:left w:w="10" w:type="dxa"/>
-            <w:bottom w:w="0" w:type="dxa"/>
-            <w:right w:w="10" w:type="dxa"/>
-          </w:tblCellMar>
-        </w:tblPrEx>
-        <w:trPr>
-          <w:jc w:val="center"/>
-        </w:trPr>
-        <w:tc>
-          <w:tcPr>
-            <w:tcW w:w="750" w:type="pct"/>
-            <w:tcBorders>
-              <w:top w:val="nil"/>
-              <w:left w:val="nil"/>
-              <w:bottom w:val="single" w:color="000000" w:sz="12" w:space="0"/>
-              <w:right w:val="nil"/>
-            </w:tcBorders>
-            <w:vAlign w:val="center"/>
-          </w:tcPr>
-          <w:p>
-            <w:pPr>
-              <w:pStyle w:val="40"/>
-              <w:spacing w:line="360" w:lineRule="auto"/>
-              <w:jc w:val="center"/>
-            </w:pPr>
-            <w:r>
-              <w:rPr>
-                <w:rFonts w:ascii="Times New Roman" w:hAnsi="Times New Roman"/>
-              </w:rPr>
-              <w:t>update</w:t>
-            </w:r>
-            <w:r>
-              <w:t>_</w:t>
-            </w:r>
-            <w:r>
-              <w:rPr>
-                <w:rFonts w:ascii="Times New Roman" w:hAnsi="Times New Roman"/>
-              </w:rPr>
-              <w:t>time</w:t>
-            </w:r>
-          </w:p>
-        </w:tc>
-        <w:tc>
-          <w:tcPr>
-            <w:tcW w:w="750" w:type="pct"/>
-            <w:tcBorders>
-              <w:top w:val="nil"/>
-              <w:left w:val="nil"/>
-              <w:bottom w:val="single" w:color="000000" w:sz="12" w:space="0"/>
-              <w:right w:val="nil"/>
-            </w:tcBorders>
-            <w:vAlign w:val="center"/>
-          </w:tcPr>
-          <w:p>
-            <w:pPr>
-              <w:pStyle w:val="40"/>
-              <w:spacing w:line="360" w:lineRule="auto"/>
-              <w:jc w:val="center"/>
-            </w:pPr>
-            <w:r>
-              <w:rPr>
-                <w:rFonts w:ascii="Times New Roman" w:hAnsi="Times New Roman"/>
-              </w:rPr>
-              <w:t>DATETIME</w:t>
-            </w:r>
-          </w:p>
-        </w:tc>
-        <w:tc>
-          <w:tcPr>
-            <w:tcW w:w="500" w:type="pct"/>
-            <w:tcBorders>
-              <w:top w:val="nil"/>
-              <w:left w:val="nil"/>
-              <w:bottom w:val="single" w:color="000000" w:sz="12" w:space="0"/>
-              <w:right w:val="nil"/>
-            </w:tcBorders>
-            <w:vAlign w:val="center"/>
-          </w:tcPr>
-          <w:p>
-            <w:pPr>
-              <w:pStyle w:val="40"/>
-              <w:spacing w:line="360" w:lineRule="auto"/>
-              <w:jc w:val="center"/>
-            </w:pPr>
-            <w:r>
-              <w:t>是</w:t>
-            </w:r>
-          </w:p>
-        </w:tc>
-        <w:tc>
-          <w:tcPr>
-            <w:tcW w:w="500" w:type="pct"/>
-            <w:tcBorders>
-              <w:top w:val="nil"/>
-              <w:left w:val="nil"/>
-              <w:bottom w:val="single" w:color="000000" w:sz="12" w:space="0"/>
-              <w:right w:val="nil"/>
-            </w:tcBorders>
-            <w:vAlign w:val="center"/>
-          </w:tcPr>
-          <w:p>
-            <w:pPr>
-              <w:pStyle w:val="40"/>
-              <w:spacing w:line="360" w:lineRule="auto"/>
-              <w:jc w:val="center"/>
-            </w:pPr>
-            <w:r>
-              <w:rPr>
-                <w:rFonts w:ascii="Times New Roman" w:hAnsi="Times New Roman"/>
-              </w:rPr>
-              <w:t>CURRENT</w:t>
-            </w:r>
-            <w:r>
-              <w:t>_</w:t>
-            </w:r>
-            <w:r>
-              <w:rPr>
-                <w:rFonts w:ascii="Times New Roman" w:hAnsi="Times New Roman"/>
-              </w:rPr>
-              <w:t>TIMESTAMP</w:t>
-            </w:r>
-          </w:p>
-        </w:tc>
-        <w:tc>
-          <w:tcPr>
-            <w:tcW w:w="500" w:type="pct"/>
-            <w:tcBorders>
-              <w:top w:val="nil"/>
-              <w:left w:val="nil"/>
-              <w:bottom w:val="single" w:color="000000" w:sz="12" w:space="0"/>
-              <w:right w:val="nil"/>
-            </w:tcBorders>
-            <w:vAlign w:val="center"/>
-          </w:tcPr>
-          <w:p>
-            <w:pPr>
-              <w:pStyle w:val="40"/>
-              <w:spacing w:line="360" w:lineRule="auto"/>
-              <w:jc w:val="center"/>
-            </w:pPr>
-            <w:r>
-              <w:t>更新时间</w:t>
-            </w:r>
-          </w:p>
-        </w:tc>
-      </w:tr>
-    </w:tbl>
-    <w:p>
-      <w:pPr>
-        <w:pStyle w:val="38"/>
-        <w:jc w:val="both"/>
-        <w:rPr>
-          <w:rFonts w:hint="eastAsia"/>
-        </w:rPr>
-      </w:pPr>
-    </w:p>
-    <w:p>
-      <w:pPr>
-        <w:pStyle w:val="31"/>
-        <w:keepNext w:val="0"/>
-        <w:keepLines w:val="0"/>
-        <w:pageBreakBefore w:val="0"/>
-        <w:widowControl w:val="0"/>
-        <w:kinsoku/>
-        <w:wordWrap/>
-        <w:overflowPunct/>
-        <w:topLinePunct w:val="0"/>
-        <w:autoSpaceDE/>
-        <w:autoSpaceDN/>
-        <w:bidi w:val="0"/>
-        <w:adjustRightInd/>
-        <w:snapToGrid/>
-        <w:spacing w:before="312" w:after="312" w:line="400" w:lineRule="exact"/>
-        <w:ind w:firstLine="482"/>
-        <w:textAlignment w:val="auto"/>
-        <w:rPr>
-          <w:rFonts w:hint="default"/>
-          <w:lang w:val="en-US"/>
-        </w:rPr>
-      </w:pPr>
-      <w:r>
-        <w:rPr>
-          <w:b/>
-          <w:bCs/>
-        </w:rPr>
-        <w:t>社团成员表</w:t>
-      </w:r>
-      <w:r>
-        <w:t>是维护社团组织架构的关系表，记录了用户加入了哪个社团，是否担任社团管理员的职务，如</w:t>
-      </w:r>
-      <w:r>
-        <w:rPr>
-          <w:rFonts w:hint="eastAsia"/>
-          <w:lang w:eastAsia="zh-CN"/>
-        </w:rPr>
-        <w:fldChar w:fldCharType="begin"/>
-      </w:r>
-      <w:r>
-        <w:rPr>
-          <w:rFonts w:hint="eastAsia"/>
-          <w:lang w:eastAsia="zh-CN"/>
-        </w:rPr>
-        <w:instrText xml:space="preserve"> REF _Ref23030 \h </w:instrText>
-      </w:r>
-      <w:r>
-        <w:rPr>
-          <w:rFonts w:hint="eastAsia"/>
-          <w:lang w:eastAsia="zh-CN"/>
-        </w:rPr>
-        <w:fldChar w:fldCharType="separate"/>
-      </w:r>
-      <w:r>
-        <w:t>表4. 5</w:t>
-      </w:r>
-      <w:r>
-        <w:rPr>
-          <w:rFonts w:hint="eastAsia"/>
-          <w:lang w:eastAsia="zh-CN"/>
-        </w:rPr>
-        <w:t>社团成员表</w:t>
-      </w:r>
-      <w:r>
-        <w:rPr>
-          <w:rFonts w:hint="eastAsia"/>
-          <w:lang w:eastAsia="zh-CN"/>
-        </w:rPr>
-        <w:fldChar w:fldCharType="end"/>
-      </w:r>
-      <w:r>
-        <w:t>所示：</w:t>
-      </w:r>
-    </w:p>
-    <w:p>
-      <w:pPr>
-        <w:pStyle w:val="38"/>
-        <w:bidi w:val="0"/>
-        <w:rPr>
-          <w:rFonts w:hint="eastAsia"/>
-          <w:lang w:eastAsia="zh-CN"/>
-        </w:rPr>
-      </w:pPr>
-      <w:bookmarkStart w:id="56" w:name="_Ref23030"/>
-      <w:r>
-        <w:t>表4.</w:t>
-      </w:r>
-      <w:r>
-        <w:fldChar w:fldCharType="begin"/>
-      </w:r>
-      <w:r>
-        <w:instrText xml:space="preserve"> SEQ 表4. \* ARABIC </w:instrText>
-      </w:r>
-      <w:r>
-        <w:fldChar w:fldCharType="separate"/>
-      </w:r>
-      <w:r>
-        <w:t>5</w:t>
-      </w:r>
-      <w:r>
-        <w:fldChar w:fldCharType="end"/>
-      </w:r>
-      <w:r>
-        <w:rPr>
-          <w:rFonts w:hint="eastAsia"/>
-          <w:lang w:eastAsia="zh-CN"/>
-        </w:rPr>
-        <w:t>社团成员表</w:t>
       </w:r>
       <w:bookmarkEnd w:id="56"/>
     </w:p>
@@ -21300,7 +19749,7 @@
               <w:rPr>
                 <w:rFonts w:ascii="Times New Roman" w:hAnsi="Times New Roman"/>
               </w:rPr>
-              <w:t>club</w:t>
+              <w:t>activity</w:t>
             </w:r>
             <w:r>
               <w:t>_</w:t>
@@ -21400,7 +19849,7 @@
               <w:jc w:val="center"/>
             </w:pPr>
             <w:r>
-              <w:t>社团</w:t>
+              <w:t>活动</w:t>
             </w:r>
             <w:r>
               <w:rPr>
@@ -21588,22 +20037,38 @@
               <w:rPr>
                 <w:rFonts w:ascii="Times New Roman" w:hAnsi="Times New Roman"/>
               </w:rPr>
-              <w:t>user</w:t>
-            </w:r>
-            <w:r>
-              <w:t>_</w:t>
-            </w:r>
+              <w:t>status</w:t>
+            </w:r>
+          </w:p>
+        </w:tc>
+        <w:tc>
+          <w:tcPr>
+            <w:tcW w:w="750" w:type="pct"/>
+            <w:tcBorders>
+              <w:top w:val="nil"/>
+              <w:left w:val="nil"/>
+              <w:bottom w:val="nil"/>
+              <w:right w:val="nil"/>
+            </w:tcBorders>
+            <w:vAlign w:val="center"/>
+          </w:tcPr>
+          <w:p>
+            <w:pPr>
+              <w:pStyle w:val="40"/>
+              <w:spacing w:line="360" w:lineRule="auto"/>
+              <w:jc w:val="center"/>
+            </w:pPr>
             <w:r>
               <w:rPr>
                 <w:rFonts w:ascii="Times New Roman" w:hAnsi="Times New Roman"/>
               </w:rPr>
-              <w:t>name</w:t>
-            </w:r>
-          </w:p>
-        </w:tc>
-        <w:tc>
-          <w:tcPr>
-            <w:tcW w:w="750" w:type="pct"/>
+              <w:t>VARCHAR</w:t>
+            </w:r>
+          </w:p>
+        </w:tc>
+        <w:tc>
+          <w:tcPr>
+            <w:tcW w:w="500" w:type="pct"/>
             <w:tcBorders>
               <w:top w:val="nil"/>
               <w:left w:val="nil"/>
@@ -21619,10 +20084,7 @@
               <w:jc w:val="center"/>
             </w:pPr>
             <w:r>
-              <w:rPr>
-                <w:rFonts w:ascii="Times New Roman" w:hAnsi="Times New Roman"/>
-              </w:rPr>
-              <w:t>VARCHAR</w:t>
+              <w:t>是</w:t>
             </w:r>
           </w:p>
         </w:tc>
@@ -21644,7 +20106,7 @@
               <w:jc w:val="center"/>
             </w:pPr>
             <w:r>
-              <w:t>是</w:t>
+              <w:t>待审核</w:t>
             </w:r>
           </w:p>
         </w:tc>
@@ -21666,32 +20128,7 @@
               <w:jc w:val="center"/>
             </w:pPr>
             <w:r>
-              <w:rPr>
-                <w:rFonts w:ascii="Times New Roman" w:hAnsi="Times New Roman"/>
-              </w:rPr>
-              <w:t>NULL</w:t>
-            </w:r>
-          </w:p>
-        </w:tc>
-        <w:tc>
-          <w:tcPr>
-            <w:tcW w:w="500" w:type="pct"/>
-            <w:tcBorders>
-              <w:top w:val="nil"/>
-              <w:left w:val="nil"/>
-              <w:bottom w:val="nil"/>
-              <w:right w:val="nil"/>
-            </w:tcBorders>
-            <w:vAlign w:val="center"/>
-          </w:tcPr>
-          <w:p>
-            <w:pPr>
-              <w:pStyle w:val="40"/>
-              <w:spacing w:line="360" w:lineRule="auto"/>
-              <w:jc w:val="center"/>
-            </w:pPr>
-            <w:r>
-              <w:t>用户名称</w:t>
+              <w:t>报名状态（待审核、已通过、已拒绝）</w:t>
             </w:r>
           </w:p>
         </w:tc>
@@ -21729,22 +20166,38 @@
               <w:rPr>
                 <w:rFonts w:ascii="Times New Roman" w:hAnsi="Times New Roman"/>
               </w:rPr>
-              <w:t>is</w:t>
-            </w:r>
-            <w:r>
-              <w:t>_</w:t>
-            </w:r>
+              <w:t>score</w:t>
+            </w:r>
+          </w:p>
+        </w:tc>
+        <w:tc>
+          <w:tcPr>
+            <w:tcW w:w="750" w:type="pct"/>
+            <w:tcBorders>
+              <w:top w:val="nil"/>
+              <w:left w:val="nil"/>
+              <w:bottom w:val="nil"/>
+              <w:right w:val="nil"/>
+            </w:tcBorders>
+            <w:vAlign w:val="center"/>
+          </w:tcPr>
+          <w:p>
+            <w:pPr>
+              <w:pStyle w:val="40"/>
+              <w:spacing w:line="360" w:lineRule="auto"/>
+              <w:jc w:val="center"/>
+            </w:pPr>
             <w:r>
               <w:rPr>
                 <w:rFonts w:ascii="Times New Roman" w:hAnsi="Times New Roman"/>
               </w:rPr>
-              <w:t>manager</w:t>
-            </w:r>
-          </w:p>
-        </w:tc>
-        <w:tc>
-          <w:tcPr>
-            <w:tcW w:w="750" w:type="pct"/>
+              <w:t>DECIMAL</w:t>
+            </w:r>
+          </w:p>
+        </w:tc>
+        <w:tc>
+          <w:tcPr>
+            <w:tcW w:w="500" w:type="pct"/>
             <w:tcBorders>
               <w:top w:val="nil"/>
               <w:left w:val="nil"/>
@@ -21760,10 +20213,32 @@
               <w:jc w:val="center"/>
             </w:pPr>
             <w:r>
+              <w:t>是</w:t>
+            </w:r>
+          </w:p>
+        </w:tc>
+        <w:tc>
+          <w:tcPr>
+            <w:tcW w:w="500" w:type="pct"/>
+            <w:tcBorders>
+              <w:top w:val="nil"/>
+              <w:left w:val="nil"/>
+              <w:bottom w:val="nil"/>
+              <w:right w:val="nil"/>
+            </w:tcBorders>
+            <w:vAlign w:val="center"/>
+          </w:tcPr>
+          <w:p>
+            <w:pPr>
+              <w:pStyle w:val="40"/>
+              <w:spacing w:line="360" w:lineRule="auto"/>
+              <w:jc w:val="center"/>
+            </w:pPr>
+            <w:r>
               <w:rPr>
                 <w:rFonts w:ascii="Times New Roman" w:hAnsi="Times New Roman"/>
               </w:rPr>
-              <w:t>TINYINT</w:t>
+              <w:t>NULL</w:t>
             </w:r>
           </w:p>
         </w:tc>
@@ -21785,51 +20260,7 @@
               <w:jc w:val="center"/>
             </w:pPr>
             <w:r>
-              <w:t>是</w:t>
-            </w:r>
-          </w:p>
-        </w:tc>
-        <w:tc>
-          <w:tcPr>
-            <w:tcW w:w="500" w:type="pct"/>
-            <w:tcBorders>
-              <w:top w:val="nil"/>
-              <w:left w:val="nil"/>
-              <w:bottom w:val="nil"/>
-              <w:right w:val="nil"/>
-            </w:tcBorders>
-            <w:vAlign w:val="center"/>
-          </w:tcPr>
-          <w:p>
-            <w:pPr>
-              <w:pStyle w:val="40"/>
-              <w:spacing w:line="360" w:lineRule="auto"/>
-              <w:jc w:val="center"/>
-            </w:pPr>
-            <w:r>
-              <w:t>0</w:t>
-            </w:r>
-          </w:p>
-        </w:tc>
-        <w:tc>
-          <w:tcPr>
-            <w:tcW w:w="500" w:type="pct"/>
-            <w:tcBorders>
-              <w:top w:val="nil"/>
-              <w:left w:val="nil"/>
-              <w:bottom w:val="nil"/>
-              <w:right w:val="nil"/>
-            </w:tcBorders>
-            <w:vAlign w:val="center"/>
-          </w:tcPr>
-          <w:p>
-            <w:pPr>
-              <w:pStyle w:val="40"/>
-              <w:spacing w:line="360" w:lineRule="auto"/>
-              <w:jc w:val="center"/>
-            </w:pPr>
-            <w:r>
-              <w:t>是否为管理员(0-否,1-是)</w:t>
+              <w:t>评分（0-100）</w:t>
             </w:r>
           </w:p>
         </w:tc>
@@ -21867,7 +20298,136 @@
               <w:rPr>
                 <w:rFonts w:ascii="Times New Roman" w:hAnsi="Times New Roman"/>
               </w:rPr>
-              <w:t>join</w:t>
+              <w:t>comment</w:t>
+            </w:r>
+          </w:p>
+        </w:tc>
+        <w:tc>
+          <w:tcPr>
+            <w:tcW w:w="750" w:type="pct"/>
+            <w:tcBorders>
+              <w:top w:val="nil"/>
+              <w:left w:val="nil"/>
+              <w:bottom w:val="nil"/>
+              <w:right w:val="nil"/>
+            </w:tcBorders>
+            <w:vAlign w:val="center"/>
+          </w:tcPr>
+          <w:p>
+            <w:pPr>
+              <w:pStyle w:val="40"/>
+              <w:spacing w:line="360" w:lineRule="auto"/>
+              <w:jc w:val="center"/>
+            </w:pPr>
+            <w:r>
+              <w:rPr>
+                <w:rFonts w:ascii="Times New Roman" w:hAnsi="Times New Roman"/>
+              </w:rPr>
+              <w:t>TEXT</w:t>
+            </w:r>
+          </w:p>
+        </w:tc>
+        <w:tc>
+          <w:tcPr>
+            <w:tcW w:w="500" w:type="pct"/>
+            <w:tcBorders>
+              <w:top w:val="nil"/>
+              <w:left w:val="nil"/>
+              <w:bottom w:val="nil"/>
+              <w:right w:val="nil"/>
+            </w:tcBorders>
+            <w:vAlign w:val="center"/>
+          </w:tcPr>
+          <w:p>
+            <w:pPr>
+              <w:pStyle w:val="40"/>
+              <w:spacing w:line="360" w:lineRule="auto"/>
+              <w:jc w:val="center"/>
+            </w:pPr>
+            <w:r>
+              <w:t>是</w:t>
+            </w:r>
+          </w:p>
+        </w:tc>
+        <w:tc>
+          <w:tcPr>
+            <w:tcW w:w="500" w:type="pct"/>
+            <w:tcBorders>
+              <w:top w:val="nil"/>
+              <w:left w:val="nil"/>
+              <w:bottom w:val="nil"/>
+              <w:right w:val="nil"/>
+            </w:tcBorders>
+            <w:vAlign w:val="center"/>
+          </w:tcPr>
+          <w:p>
+            <w:pPr>
+              <w:pStyle w:val="40"/>
+              <w:spacing w:line="360" w:lineRule="auto"/>
+              <w:jc w:val="center"/>
+            </w:pPr>
+            <w:r>
+              <w:t>-</w:t>
+            </w:r>
+          </w:p>
+        </w:tc>
+        <w:tc>
+          <w:tcPr>
+            <w:tcW w:w="500" w:type="pct"/>
+            <w:tcBorders>
+              <w:top w:val="nil"/>
+              <w:left w:val="nil"/>
+              <w:bottom w:val="nil"/>
+              <w:right w:val="nil"/>
+            </w:tcBorders>
+            <w:vAlign w:val="center"/>
+          </w:tcPr>
+          <w:p>
+            <w:pPr>
+              <w:pStyle w:val="40"/>
+              <w:spacing w:line="360" w:lineRule="auto"/>
+              <w:jc w:val="center"/>
+            </w:pPr>
+            <w:r>
+              <w:t>文字评价</w:t>
+            </w:r>
+          </w:p>
+        </w:tc>
+      </w:tr>
+      <w:tr>
+        <w:tblPrEx>
+          <w:tblCellMar>
+            <w:top w:w="0" w:type="dxa"/>
+            <w:left w:w="10" w:type="dxa"/>
+            <w:bottom w:w="0" w:type="dxa"/>
+            <w:right w:w="10" w:type="dxa"/>
+          </w:tblCellMar>
+        </w:tblPrEx>
+        <w:trPr>
+          <w:jc w:val="center"/>
+        </w:trPr>
+        <w:tc>
+          <w:tcPr>
+            <w:tcW w:w="750" w:type="pct"/>
+            <w:tcBorders>
+              <w:top w:val="nil"/>
+              <w:left w:val="nil"/>
+              <w:bottom w:val="nil"/>
+              <w:right w:val="nil"/>
+            </w:tcBorders>
+            <w:vAlign w:val="center"/>
+          </w:tcPr>
+          <w:p>
+            <w:pPr>
+              <w:pStyle w:val="40"/>
+              <w:spacing w:line="360" w:lineRule="auto"/>
+              <w:jc w:val="center"/>
+            </w:pPr>
+            <w:r>
+              <w:rPr>
+                <w:rFonts w:ascii="Times New Roman" w:hAnsi="Times New Roman"/>
+              </w:rPr>
+              <w:t>audit</w:t>
             </w:r>
             <w:r>
               <w:t>_</w:t>
@@ -21876,6 +20436,162 @@
               <w:rPr>
                 <w:rFonts w:ascii="Times New Roman" w:hAnsi="Times New Roman"/>
               </w:rPr>
+              <w:t>user</w:t>
+            </w:r>
+            <w:r>
+              <w:t>_</w:t>
+            </w:r>
+            <w:r>
+              <w:rPr>
+                <w:rFonts w:ascii="Times New Roman" w:hAnsi="Times New Roman"/>
+              </w:rPr>
+              <w:t>id</w:t>
+            </w:r>
+          </w:p>
+        </w:tc>
+        <w:tc>
+          <w:tcPr>
+            <w:tcW w:w="750" w:type="pct"/>
+            <w:tcBorders>
+              <w:top w:val="nil"/>
+              <w:left w:val="nil"/>
+              <w:bottom w:val="nil"/>
+              <w:right w:val="nil"/>
+            </w:tcBorders>
+            <w:vAlign w:val="center"/>
+          </w:tcPr>
+          <w:p>
+            <w:pPr>
+              <w:pStyle w:val="40"/>
+              <w:spacing w:line="360" w:lineRule="auto"/>
+              <w:jc w:val="center"/>
+            </w:pPr>
+            <w:r>
+              <w:rPr>
+                <w:rFonts w:ascii="Times New Roman" w:hAnsi="Times New Roman"/>
+              </w:rPr>
+              <w:t>BIGINT</w:t>
+            </w:r>
+          </w:p>
+        </w:tc>
+        <w:tc>
+          <w:tcPr>
+            <w:tcW w:w="500" w:type="pct"/>
+            <w:tcBorders>
+              <w:top w:val="nil"/>
+              <w:left w:val="nil"/>
+              <w:bottom w:val="nil"/>
+              <w:right w:val="nil"/>
+            </w:tcBorders>
+            <w:vAlign w:val="center"/>
+          </w:tcPr>
+          <w:p>
+            <w:pPr>
+              <w:pStyle w:val="40"/>
+              <w:spacing w:line="360" w:lineRule="auto"/>
+              <w:jc w:val="center"/>
+            </w:pPr>
+            <w:r>
+              <w:t>是</w:t>
+            </w:r>
+          </w:p>
+        </w:tc>
+        <w:tc>
+          <w:tcPr>
+            <w:tcW w:w="500" w:type="pct"/>
+            <w:tcBorders>
+              <w:top w:val="nil"/>
+              <w:left w:val="nil"/>
+              <w:bottom w:val="nil"/>
+              <w:right w:val="nil"/>
+            </w:tcBorders>
+            <w:vAlign w:val="center"/>
+          </w:tcPr>
+          <w:p>
+            <w:pPr>
+              <w:pStyle w:val="40"/>
+              <w:spacing w:line="360" w:lineRule="auto"/>
+              <w:jc w:val="center"/>
+            </w:pPr>
+            <w:r>
+              <w:rPr>
+                <w:rFonts w:ascii="Times New Roman" w:hAnsi="Times New Roman"/>
+              </w:rPr>
+              <w:t>NULL</w:t>
+            </w:r>
+          </w:p>
+        </w:tc>
+        <w:tc>
+          <w:tcPr>
+            <w:tcW w:w="500" w:type="pct"/>
+            <w:tcBorders>
+              <w:top w:val="nil"/>
+              <w:left w:val="nil"/>
+              <w:bottom w:val="nil"/>
+              <w:right w:val="nil"/>
+            </w:tcBorders>
+            <w:vAlign w:val="center"/>
+          </w:tcPr>
+          <w:p>
+            <w:pPr>
+              <w:pStyle w:val="40"/>
+              <w:spacing w:line="360" w:lineRule="auto"/>
+              <w:jc w:val="center"/>
+            </w:pPr>
+            <w:r>
+              <w:t>审核人</w:t>
+            </w:r>
+            <w:r>
+              <w:rPr>
+                <w:rFonts w:ascii="Times New Roman" w:hAnsi="Times New Roman"/>
+              </w:rPr>
+              <w:t>ID</w:t>
+            </w:r>
+          </w:p>
+        </w:tc>
+      </w:tr>
+      <w:tr>
+        <w:tblPrEx>
+          <w:tblCellMar>
+            <w:top w:w="0" w:type="dxa"/>
+            <w:left w:w="10" w:type="dxa"/>
+            <w:bottom w:w="0" w:type="dxa"/>
+            <w:right w:w="10" w:type="dxa"/>
+          </w:tblCellMar>
+        </w:tblPrEx>
+        <w:trPr>
+          <w:jc w:val="center"/>
+        </w:trPr>
+        <w:tc>
+          <w:tcPr>
+            <w:tcW w:w="750" w:type="pct"/>
+            <w:tcBorders>
+              <w:top w:val="nil"/>
+              <w:left w:val="nil"/>
+              <w:bottom w:val="nil"/>
+              <w:right w:val="nil"/>
+            </w:tcBorders>
+            <w:vAlign w:val="center"/>
+          </w:tcPr>
+          <w:p>
+            <w:pPr>
+              <w:pStyle w:val="40"/>
+              <w:spacing w:line="360" w:lineRule="auto"/>
+              <w:jc w:val="center"/>
+            </w:pPr>
+            <w:r>
+              <w:rPr>
+                <w:rFonts w:ascii="Times New Roman" w:hAnsi="Times New Roman"/>
+              </w:rPr>
+              <w:t>audit</w:t>
+            </w:r>
+            <w:r>
+              <w:t>_</w:t>
+            </w:r>
+            <w:r>
+              <w:rPr>
+                <w:rFonts w:ascii="Times New Roman" w:hAnsi="Times New Roman"/>
+              </w:rPr>
               <w:t>time</w:t>
             </w:r>
           </w:p>
@@ -21948,6 +20664,147 @@
               <w:rPr>
                 <w:rFonts w:ascii="Times New Roman" w:hAnsi="Times New Roman"/>
               </w:rPr>
+              <w:t>NULL</w:t>
+            </w:r>
+          </w:p>
+        </w:tc>
+        <w:tc>
+          <w:tcPr>
+            <w:tcW w:w="500" w:type="pct"/>
+            <w:tcBorders>
+              <w:top w:val="nil"/>
+              <w:left w:val="nil"/>
+              <w:bottom w:val="nil"/>
+              <w:right w:val="nil"/>
+            </w:tcBorders>
+            <w:vAlign w:val="center"/>
+          </w:tcPr>
+          <w:p>
+            <w:pPr>
+              <w:pStyle w:val="40"/>
+              <w:spacing w:line="360" w:lineRule="auto"/>
+              <w:jc w:val="center"/>
+            </w:pPr>
+            <w:r>
+              <w:t>审核时间</w:t>
+            </w:r>
+          </w:p>
+        </w:tc>
+      </w:tr>
+      <w:tr>
+        <w:tblPrEx>
+          <w:tblCellMar>
+            <w:top w:w="0" w:type="dxa"/>
+            <w:left w:w="10" w:type="dxa"/>
+            <w:bottom w:w="0" w:type="dxa"/>
+            <w:right w:w="10" w:type="dxa"/>
+          </w:tblCellMar>
+        </w:tblPrEx>
+        <w:trPr>
+          <w:jc w:val="center"/>
+        </w:trPr>
+        <w:tc>
+          <w:tcPr>
+            <w:tcW w:w="750" w:type="pct"/>
+            <w:tcBorders>
+              <w:top w:val="nil"/>
+              <w:left w:val="nil"/>
+              <w:bottom w:val="nil"/>
+              <w:right w:val="nil"/>
+            </w:tcBorders>
+            <w:vAlign w:val="center"/>
+          </w:tcPr>
+          <w:p>
+            <w:pPr>
+              <w:pStyle w:val="40"/>
+              <w:spacing w:line="360" w:lineRule="auto"/>
+              <w:jc w:val="center"/>
+            </w:pPr>
+            <w:r>
+              <w:rPr>
+                <w:rFonts w:ascii="Times New Roman" w:hAnsi="Times New Roman"/>
+              </w:rPr>
+              <w:t>registration</w:t>
+            </w:r>
+            <w:r>
+              <w:t>_</w:t>
+            </w:r>
+            <w:r>
+              <w:rPr>
+                <w:rFonts w:ascii="Times New Roman" w:hAnsi="Times New Roman"/>
+              </w:rPr>
+              <w:t>time</w:t>
+            </w:r>
+          </w:p>
+        </w:tc>
+        <w:tc>
+          <w:tcPr>
+            <w:tcW w:w="750" w:type="pct"/>
+            <w:tcBorders>
+              <w:top w:val="nil"/>
+              <w:left w:val="nil"/>
+              <w:bottom w:val="nil"/>
+              <w:right w:val="nil"/>
+            </w:tcBorders>
+            <w:vAlign w:val="center"/>
+          </w:tcPr>
+          <w:p>
+            <w:pPr>
+              <w:pStyle w:val="40"/>
+              <w:spacing w:line="360" w:lineRule="auto"/>
+              <w:jc w:val="center"/>
+            </w:pPr>
+            <w:r>
+              <w:rPr>
+                <w:rFonts w:ascii="Times New Roman" w:hAnsi="Times New Roman"/>
+              </w:rPr>
+              <w:t>DATETIME</w:t>
+            </w:r>
+          </w:p>
+        </w:tc>
+        <w:tc>
+          <w:tcPr>
+            <w:tcW w:w="500" w:type="pct"/>
+            <w:tcBorders>
+              <w:top w:val="nil"/>
+              <w:left w:val="nil"/>
+              <w:bottom w:val="nil"/>
+              <w:right w:val="nil"/>
+            </w:tcBorders>
+            <w:vAlign w:val="center"/>
+          </w:tcPr>
+          <w:p>
+            <w:pPr>
+              <w:pStyle w:val="40"/>
+              <w:spacing w:line="360" w:lineRule="auto"/>
+              <w:jc w:val="center"/>
+            </w:pPr>
+            <w:r>
+              <w:t>是</w:t>
+            </w:r>
+          </w:p>
+        </w:tc>
+        <w:tc>
+          <w:tcPr>
+            <w:tcW w:w="500" w:type="pct"/>
+            <w:tcBorders>
+              <w:top w:val="nil"/>
+              <w:left w:val="nil"/>
+              <w:bottom w:val="nil"/>
+              <w:right w:val="nil"/>
+            </w:tcBorders>
+            <w:vAlign w:val="center"/>
+          </w:tcPr>
+          <w:p>
+            <w:pPr>
+              <w:pStyle w:val="40"/>
+              <w:spacing w:line="360" w:lineRule="auto"/>
+              <w:jc w:val="center"/>
+            </w:pPr>
+            <w:r>
+              <w:rPr>
+                <w:rFonts w:ascii="Times New Roman" w:hAnsi="Times New Roman"/>
+              </w:rPr>
               <w:t>CURRENT</w:t>
             </w:r>
             <w:r>
@@ -21979,7 +20836,7 @@
               <w:jc w:val="center"/>
             </w:pPr>
             <w:r>
-              <w:t>加入时间</w:t>
+              <w:t>报名时间</w:t>
             </w:r>
           </w:p>
         </w:tc>
@@ -22323,10 +21180,10 @@
           <w:b/>
           <w:bCs/>
         </w:rPr>
-        <w:t>活动签到表</w:t>
-      </w:r>
-      <w:r>
-        <w:t>用于现场签到环节。记录了用户在特定活动的具体签到时间，用于计算签到率和考勤，如</w:t>
+        <w:t>社团成员表</w:t>
+      </w:r>
+      <w:r>
+        <w:t>是维护社团组织架构的关系表，记录了用户加入了哪个社团，是否担任社团管理员的职务，如</w:t>
       </w:r>
       <w:r>
         <w:rPr>
@@ -22340,7 +21197,7 @@
           <w:rFonts w:hint="eastAsia"/>
           <w:lang w:eastAsia="zh-CN"/>
         </w:rPr>
-        <w:instrText xml:space="preserve"> REF _Ref23154 \h </w:instrText>
+        <w:instrText xml:space="preserve"> REF _Ref23030 \h </w:instrText>
       </w:r>
       <w:r>
         <w:rPr>
@@ -22350,14 +21207,14 @@
         <w:fldChar w:fldCharType="separate"/>
       </w:r>
       <w:r>
-        <w:t>表4. 6</w:t>
+        <w:t>表4. 5</w:t>
       </w:r>
       <w:r>
         <w:rPr>
           <w:rFonts w:hint="eastAsia"/>
           <w:lang w:eastAsia="zh-CN"/>
         </w:rPr>
-        <w:t>活动签到表</w:t>
+        <w:t>社团成员表</w:t>
       </w:r>
       <w:r>
         <w:rPr>
@@ -22379,7 +21236,7 @@
           <w:lang w:eastAsia="zh-CN"/>
         </w:rPr>
       </w:pPr>
-      <w:bookmarkStart w:id="57" w:name="_Ref23154"/>
+      <w:bookmarkStart w:id="57" w:name="_Ref23030"/>
       <w:r>
         <w:t>表4.</w:t>
       </w:r>
@@ -22393,6 +21250,1421 @@
         <w:fldChar w:fldCharType="separate"/>
       </w:r>
       <w:r>
+        <w:t>5</w:t>
+      </w:r>
+      <w:r>
+        <w:fldChar w:fldCharType="end"/>
+      </w:r>
+      <w:r>
+        <w:rPr>
+          <w:rFonts w:hint="eastAsia"/>
+          <w:lang w:eastAsia="zh-CN"/>
+        </w:rPr>
+        <w:t>社团成员表</w:t>
+      </w:r>
+      <w:bookmarkEnd w:id="57"/>
+    </w:p>
+    <w:tbl>
+      <w:tblPr>
+        <w:tblStyle w:val="21"/>
+        <w:tblW w:w="5000" w:type="pct"/>
+        <w:jc w:val="center"/>
+        <w:tblLayout w:type="autofit"/>
+        <w:tblCellMar>
+          <w:top w:w="0" w:type="dxa"/>
+          <w:left w:w="10" w:type="dxa"/>
+          <w:bottom w:w="0" w:type="dxa"/>
+          <w:right w:w="10" w:type="dxa"/>
+        </w:tblCellMar>
+      </w:tblPr>
+      <w:tblGrid>
+        <w:gridCol w:w="1848"/>
+        <w:gridCol w:w="1849"/>
+        <w:gridCol w:w="1155"/>
+        <w:gridCol w:w="2319"/>
+        <w:gridCol w:w="1155"/>
+      </w:tblGrid>
+      <w:tr>
+        <w:tblPrEx>
+          <w:tblCellMar>
+            <w:top w:w="0" w:type="dxa"/>
+            <w:left w:w="10" w:type="dxa"/>
+            <w:bottom w:w="0" w:type="dxa"/>
+            <w:right w:w="10" w:type="dxa"/>
+          </w:tblCellMar>
+        </w:tblPrEx>
+        <w:trPr>
+          <w:jc w:val="center"/>
+        </w:trPr>
+        <w:tc>
+          <w:tcPr>
+            <w:tcW w:w="750" w:type="pct"/>
+            <w:tcBorders>
+              <w:top w:val="single" w:color="000000" w:sz="12" w:space="0"/>
+              <w:left w:val="nil"/>
+              <w:bottom w:val="single" w:color="000000" w:sz="6" w:space="0"/>
+              <w:right w:val="nil"/>
+            </w:tcBorders>
+            <w:vAlign w:val="center"/>
+          </w:tcPr>
+          <w:p>
+            <w:pPr>
+              <w:pStyle w:val="40"/>
+              <w:spacing w:line="360" w:lineRule="auto"/>
+              <w:jc w:val="center"/>
+            </w:pPr>
+            <w:r>
+              <w:t>字段名</w:t>
+            </w:r>
+          </w:p>
+        </w:tc>
+        <w:tc>
+          <w:tcPr>
+            <w:tcW w:w="750" w:type="pct"/>
+            <w:tcBorders>
+              <w:top w:val="single" w:color="000000" w:sz="12" w:space="0"/>
+              <w:left w:val="nil"/>
+              <w:bottom w:val="single" w:color="000000" w:sz="6" w:space="0"/>
+              <w:right w:val="nil"/>
+            </w:tcBorders>
+            <w:vAlign w:val="center"/>
+          </w:tcPr>
+          <w:p>
+            <w:pPr>
+              <w:pStyle w:val="40"/>
+              <w:spacing w:line="360" w:lineRule="auto"/>
+              <w:jc w:val="center"/>
+            </w:pPr>
+            <w:r>
+              <w:t>字段类型</w:t>
+            </w:r>
+          </w:p>
+        </w:tc>
+        <w:tc>
+          <w:tcPr>
+            <w:tcW w:w="500" w:type="pct"/>
+            <w:tcBorders>
+              <w:top w:val="single" w:color="000000" w:sz="12" w:space="0"/>
+              <w:left w:val="nil"/>
+              <w:bottom w:val="single" w:color="000000" w:sz="6" w:space="0"/>
+              <w:right w:val="nil"/>
+            </w:tcBorders>
+            <w:vAlign w:val="center"/>
+          </w:tcPr>
+          <w:p>
+            <w:pPr>
+              <w:pStyle w:val="40"/>
+              <w:spacing w:line="360" w:lineRule="auto"/>
+              <w:jc w:val="center"/>
+            </w:pPr>
+            <w:r>
+              <w:t>允许空</w:t>
+            </w:r>
+          </w:p>
+        </w:tc>
+        <w:tc>
+          <w:tcPr>
+            <w:tcW w:w="500" w:type="pct"/>
+            <w:tcBorders>
+              <w:top w:val="single" w:color="000000" w:sz="12" w:space="0"/>
+              <w:left w:val="nil"/>
+              <w:bottom w:val="single" w:color="000000" w:sz="6" w:space="0"/>
+              <w:right w:val="nil"/>
+            </w:tcBorders>
+            <w:vAlign w:val="center"/>
+          </w:tcPr>
+          <w:p>
+            <w:pPr>
+              <w:pStyle w:val="40"/>
+              <w:spacing w:line="360" w:lineRule="auto"/>
+              <w:jc w:val="center"/>
+            </w:pPr>
+            <w:r>
+              <w:t>默认值</w:t>
+            </w:r>
+          </w:p>
+        </w:tc>
+        <w:tc>
+          <w:tcPr>
+            <w:tcW w:w="500" w:type="pct"/>
+            <w:tcBorders>
+              <w:top w:val="single" w:color="000000" w:sz="12" w:space="0"/>
+              <w:left w:val="nil"/>
+              <w:bottom w:val="single" w:color="000000" w:sz="6" w:space="0"/>
+              <w:right w:val="nil"/>
+            </w:tcBorders>
+            <w:vAlign w:val="center"/>
+          </w:tcPr>
+          <w:p>
+            <w:pPr>
+              <w:pStyle w:val="40"/>
+              <w:spacing w:line="360" w:lineRule="auto"/>
+              <w:jc w:val="center"/>
+            </w:pPr>
+            <w:r>
+              <w:t>描述</w:t>
+            </w:r>
+          </w:p>
+        </w:tc>
+      </w:tr>
+      <w:tr>
+        <w:tblPrEx>
+          <w:tblCellMar>
+            <w:top w:w="0" w:type="dxa"/>
+            <w:left w:w="10" w:type="dxa"/>
+            <w:bottom w:w="0" w:type="dxa"/>
+            <w:right w:w="10" w:type="dxa"/>
+          </w:tblCellMar>
+        </w:tblPrEx>
+        <w:trPr>
+          <w:jc w:val="center"/>
+        </w:trPr>
+        <w:tc>
+          <w:tcPr>
+            <w:tcW w:w="750" w:type="pct"/>
+            <w:tcBorders>
+              <w:top w:val="nil"/>
+              <w:left w:val="nil"/>
+              <w:bottom w:val="nil"/>
+              <w:right w:val="nil"/>
+            </w:tcBorders>
+            <w:vAlign w:val="center"/>
+          </w:tcPr>
+          <w:p>
+            <w:pPr>
+              <w:pStyle w:val="40"/>
+              <w:spacing w:line="360" w:lineRule="auto"/>
+              <w:jc w:val="center"/>
+            </w:pPr>
+            <w:r>
+              <w:rPr>
+                <w:rFonts w:ascii="Times New Roman" w:hAnsi="Times New Roman"/>
+              </w:rPr>
+              <w:t>id</w:t>
+            </w:r>
+          </w:p>
+        </w:tc>
+        <w:tc>
+          <w:tcPr>
+            <w:tcW w:w="750" w:type="pct"/>
+            <w:tcBorders>
+              <w:top w:val="nil"/>
+              <w:left w:val="nil"/>
+              <w:bottom w:val="nil"/>
+              <w:right w:val="nil"/>
+            </w:tcBorders>
+            <w:vAlign w:val="center"/>
+          </w:tcPr>
+          <w:p>
+            <w:pPr>
+              <w:pStyle w:val="40"/>
+              <w:spacing w:line="360" w:lineRule="auto"/>
+              <w:jc w:val="center"/>
+            </w:pPr>
+            <w:r>
+              <w:rPr>
+                <w:rFonts w:ascii="Times New Roman" w:hAnsi="Times New Roman"/>
+              </w:rPr>
+              <w:t>BIGINT</w:t>
+            </w:r>
+          </w:p>
+        </w:tc>
+        <w:tc>
+          <w:tcPr>
+            <w:tcW w:w="500" w:type="pct"/>
+            <w:tcBorders>
+              <w:top w:val="nil"/>
+              <w:left w:val="nil"/>
+              <w:bottom w:val="nil"/>
+              <w:right w:val="nil"/>
+            </w:tcBorders>
+            <w:vAlign w:val="center"/>
+          </w:tcPr>
+          <w:p>
+            <w:pPr>
+              <w:pStyle w:val="40"/>
+              <w:spacing w:line="360" w:lineRule="auto"/>
+              <w:jc w:val="center"/>
+            </w:pPr>
+            <w:r>
+              <w:t>否</w:t>
+            </w:r>
+          </w:p>
+        </w:tc>
+        <w:tc>
+          <w:tcPr>
+            <w:tcW w:w="500" w:type="pct"/>
+            <w:tcBorders>
+              <w:top w:val="nil"/>
+              <w:left w:val="nil"/>
+              <w:bottom w:val="nil"/>
+              <w:right w:val="nil"/>
+            </w:tcBorders>
+            <w:vAlign w:val="center"/>
+          </w:tcPr>
+          <w:p>
+            <w:pPr>
+              <w:pStyle w:val="40"/>
+              <w:spacing w:line="360" w:lineRule="auto"/>
+              <w:jc w:val="center"/>
+            </w:pPr>
+            <w:r>
+              <w:t>-</w:t>
+            </w:r>
+          </w:p>
+        </w:tc>
+        <w:tc>
+          <w:tcPr>
+            <w:tcW w:w="500" w:type="pct"/>
+            <w:tcBorders>
+              <w:top w:val="nil"/>
+              <w:left w:val="nil"/>
+              <w:bottom w:val="nil"/>
+              <w:right w:val="nil"/>
+            </w:tcBorders>
+            <w:vAlign w:val="center"/>
+          </w:tcPr>
+          <w:p>
+            <w:pPr>
+              <w:pStyle w:val="40"/>
+              <w:spacing w:line="360" w:lineRule="auto"/>
+              <w:jc w:val="center"/>
+            </w:pPr>
+            <w:r>
+              <w:rPr>
+                <w:rFonts w:ascii="Times New Roman" w:hAnsi="Times New Roman"/>
+              </w:rPr>
+              <w:t>ID</w:t>
+            </w:r>
+          </w:p>
+        </w:tc>
+      </w:tr>
+      <w:tr>
+        <w:tblPrEx>
+          <w:tblCellMar>
+            <w:top w:w="0" w:type="dxa"/>
+            <w:left w:w="10" w:type="dxa"/>
+            <w:bottom w:w="0" w:type="dxa"/>
+            <w:right w:w="10" w:type="dxa"/>
+          </w:tblCellMar>
+        </w:tblPrEx>
+        <w:trPr>
+          <w:jc w:val="center"/>
+        </w:trPr>
+        <w:tc>
+          <w:tcPr>
+            <w:tcW w:w="750" w:type="pct"/>
+            <w:tcBorders>
+              <w:top w:val="nil"/>
+              <w:left w:val="nil"/>
+              <w:bottom w:val="nil"/>
+              <w:right w:val="nil"/>
+            </w:tcBorders>
+            <w:vAlign w:val="center"/>
+          </w:tcPr>
+          <w:p>
+            <w:pPr>
+              <w:pStyle w:val="40"/>
+              <w:spacing w:line="360" w:lineRule="auto"/>
+              <w:jc w:val="center"/>
+            </w:pPr>
+            <w:r>
+              <w:rPr>
+                <w:rFonts w:ascii="Times New Roman" w:hAnsi="Times New Roman"/>
+              </w:rPr>
+              <w:t>club</w:t>
+            </w:r>
+            <w:r>
+              <w:t>_</w:t>
+            </w:r>
+            <w:r>
+              <w:rPr>
+                <w:rFonts w:ascii="Times New Roman" w:hAnsi="Times New Roman"/>
+              </w:rPr>
+              <w:t>id</w:t>
+            </w:r>
+          </w:p>
+        </w:tc>
+        <w:tc>
+          <w:tcPr>
+            <w:tcW w:w="750" w:type="pct"/>
+            <w:tcBorders>
+              <w:top w:val="nil"/>
+              <w:left w:val="nil"/>
+              <w:bottom w:val="nil"/>
+              <w:right w:val="nil"/>
+            </w:tcBorders>
+            <w:vAlign w:val="center"/>
+          </w:tcPr>
+          <w:p>
+            <w:pPr>
+              <w:pStyle w:val="40"/>
+              <w:spacing w:line="360" w:lineRule="auto"/>
+              <w:jc w:val="center"/>
+            </w:pPr>
+            <w:r>
+              <w:rPr>
+                <w:rFonts w:ascii="Times New Roman" w:hAnsi="Times New Roman"/>
+              </w:rPr>
+              <w:t>BIGINT</w:t>
+            </w:r>
+          </w:p>
+        </w:tc>
+        <w:tc>
+          <w:tcPr>
+            <w:tcW w:w="500" w:type="pct"/>
+            <w:tcBorders>
+              <w:top w:val="nil"/>
+              <w:left w:val="nil"/>
+              <w:bottom w:val="nil"/>
+              <w:right w:val="nil"/>
+            </w:tcBorders>
+            <w:vAlign w:val="center"/>
+          </w:tcPr>
+          <w:p>
+            <w:pPr>
+              <w:pStyle w:val="40"/>
+              <w:spacing w:line="360" w:lineRule="auto"/>
+              <w:jc w:val="center"/>
+            </w:pPr>
+            <w:r>
+              <w:t>否</w:t>
+            </w:r>
+          </w:p>
+        </w:tc>
+        <w:tc>
+          <w:tcPr>
+            <w:tcW w:w="500" w:type="pct"/>
+            <w:tcBorders>
+              <w:top w:val="nil"/>
+              <w:left w:val="nil"/>
+              <w:bottom w:val="nil"/>
+              <w:right w:val="nil"/>
+            </w:tcBorders>
+            <w:vAlign w:val="center"/>
+          </w:tcPr>
+          <w:p>
+            <w:pPr>
+              <w:pStyle w:val="40"/>
+              <w:spacing w:line="360" w:lineRule="auto"/>
+              <w:jc w:val="center"/>
+            </w:pPr>
+            <w:r>
+              <w:t>-</w:t>
+            </w:r>
+          </w:p>
+        </w:tc>
+        <w:tc>
+          <w:tcPr>
+            <w:tcW w:w="500" w:type="pct"/>
+            <w:tcBorders>
+              <w:top w:val="nil"/>
+              <w:left w:val="nil"/>
+              <w:bottom w:val="nil"/>
+              <w:right w:val="nil"/>
+            </w:tcBorders>
+            <w:vAlign w:val="center"/>
+          </w:tcPr>
+          <w:p>
+            <w:pPr>
+              <w:pStyle w:val="40"/>
+              <w:spacing w:line="360" w:lineRule="auto"/>
+              <w:jc w:val="center"/>
+            </w:pPr>
+            <w:r>
+              <w:t>社团</w:t>
+            </w:r>
+            <w:r>
+              <w:rPr>
+                <w:rFonts w:ascii="Times New Roman" w:hAnsi="Times New Roman"/>
+              </w:rPr>
+              <w:t>ID</w:t>
+            </w:r>
+          </w:p>
+        </w:tc>
+      </w:tr>
+      <w:tr>
+        <w:tblPrEx>
+          <w:tblCellMar>
+            <w:top w:w="0" w:type="dxa"/>
+            <w:left w:w="10" w:type="dxa"/>
+            <w:bottom w:w="0" w:type="dxa"/>
+            <w:right w:w="10" w:type="dxa"/>
+          </w:tblCellMar>
+        </w:tblPrEx>
+        <w:trPr>
+          <w:jc w:val="center"/>
+        </w:trPr>
+        <w:tc>
+          <w:tcPr>
+            <w:tcW w:w="750" w:type="pct"/>
+            <w:tcBorders>
+              <w:top w:val="nil"/>
+              <w:left w:val="nil"/>
+              <w:bottom w:val="nil"/>
+              <w:right w:val="nil"/>
+            </w:tcBorders>
+            <w:vAlign w:val="center"/>
+          </w:tcPr>
+          <w:p>
+            <w:pPr>
+              <w:pStyle w:val="40"/>
+              <w:spacing w:line="360" w:lineRule="auto"/>
+              <w:jc w:val="center"/>
+            </w:pPr>
+            <w:r>
+              <w:rPr>
+                <w:rFonts w:ascii="Times New Roman" w:hAnsi="Times New Roman"/>
+              </w:rPr>
+              <w:t>user</w:t>
+            </w:r>
+            <w:r>
+              <w:t>_</w:t>
+            </w:r>
+            <w:r>
+              <w:rPr>
+                <w:rFonts w:ascii="Times New Roman" w:hAnsi="Times New Roman"/>
+              </w:rPr>
+              <w:t>id</w:t>
+            </w:r>
+          </w:p>
+        </w:tc>
+        <w:tc>
+          <w:tcPr>
+            <w:tcW w:w="750" w:type="pct"/>
+            <w:tcBorders>
+              <w:top w:val="nil"/>
+              <w:left w:val="nil"/>
+              <w:bottom w:val="nil"/>
+              <w:right w:val="nil"/>
+            </w:tcBorders>
+            <w:vAlign w:val="center"/>
+          </w:tcPr>
+          <w:p>
+            <w:pPr>
+              <w:pStyle w:val="40"/>
+              <w:spacing w:line="360" w:lineRule="auto"/>
+              <w:jc w:val="center"/>
+            </w:pPr>
+            <w:r>
+              <w:rPr>
+                <w:rFonts w:ascii="Times New Roman" w:hAnsi="Times New Roman"/>
+              </w:rPr>
+              <w:t>BIGINT</w:t>
+            </w:r>
+          </w:p>
+        </w:tc>
+        <w:tc>
+          <w:tcPr>
+            <w:tcW w:w="500" w:type="pct"/>
+            <w:tcBorders>
+              <w:top w:val="nil"/>
+              <w:left w:val="nil"/>
+              <w:bottom w:val="nil"/>
+              <w:right w:val="nil"/>
+            </w:tcBorders>
+            <w:vAlign w:val="center"/>
+          </w:tcPr>
+          <w:p>
+            <w:pPr>
+              <w:pStyle w:val="40"/>
+              <w:spacing w:line="360" w:lineRule="auto"/>
+              <w:jc w:val="center"/>
+            </w:pPr>
+            <w:r>
+              <w:t>否</w:t>
+            </w:r>
+          </w:p>
+        </w:tc>
+        <w:tc>
+          <w:tcPr>
+            <w:tcW w:w="500" w:type="pct"/>
+            <w:tcBorders>
+              <w:top w:val="nil"/>
+              <w:left w:val="nil"/>
+              <w:bottom w:val="nil"/>
+              <w:right w:val="nil"/>
+            </w:tcBorders>
+            <w:vAlign w:val="center"/>
+          </w:tcPr>
+          <w:p>
+            <w:pPr>
+              <w:pStyle w:val="40"/>
+              <w:spacing w:line="360" w:lineRule="auto"/>
+              <w:jc w:val="center"/>
+            </w:pPr>
+            <w:r>
+              <w:t>-</w:t>
+            </w:r>
+          </w:p>
+        </w:tc>
+        <w:tc>
+          <w:tcPr>
+            <w:tcW w:w="500" w:type="pct"/>
+            <w:tcBorders>
+              <w:top w:val="nil"/>
+              <w:left w:val="nil"/>
+              <w:bottom w:val="nil"/>
+              <w:right w:val="nil"/>
+            </w:tcBorders>
+            <w:vAlign w:val="center"/>
+          </w:tcPr>
+          <w:p>
+            <w:pPr>
+              <w:pStyle w:val="40"/>
+              <w:spacing w:line="360" w:lineRule="auto"/>
+              <w:jc w:val="center"/>
+            </w:pPr>
+            <w:r>
+              <w:t>用户</w:t>
+            </w:r>
+            <w:r>
+              <w:rPr>
+                <w:rFonts w:ascii="Times New Roman" w:hAnsi="Times New Roman"/>
+              </w:rPr>
+              <w:t>ID</w:t>
+            </w:r>
+          </w:p>
+        </w:tc>
+      </w:tr>
+      <w:tr>
+        <w:tblPrEx>
+          <w:tblCellMar>
+            <w:top w:w="0" w:type="dxa"/>
+            <w:left w:w="10" w:type="dxa"/>
+            <w:bottom w:w="0" w:type="dxa"/>
+            <w:right w:w="10" w:type="dxa"/>
+          </w:tblCellMar>
+        </w:tblPrEx>
+        <w:trPr>
+          <w:jc w:val="center"/>
+        </w:trPr>
+        <w:tc>
+          <w:tcPr>
+            <w:tcW w:w="750" w:type="pct"/>
+            <w:tcBorders>
+              <w:top w:val="nil"/>
+              <w:left w:val="nil"/>
+              <w:bottom w:val="nil"/>
+              <w:right w:val="nil"/>
+            </w:tcBorders>
+            <w:vAlign w:val="center"/>
+          </w:tcPr>
+          <w:p>
+            <w:pPr>
+              <w:pStyle w:val="40"/>
+              <w:spacing w:line="360" w:lineRule="auto"/>
+              <w:jc w:val="center"/>
+            </w:pPr>
+            <w:r>
+              <w:rPr>
+                <w:rFonts w:ascii="Times New Roman" w:hAnsi="Times New Roman"/>
+              </w:rPr>
+              <w:t>user</w:t>
+            </w:r>
+            <w:r>
+              <w:t>_</w:t>
+            </w:r>
+            <w:r>
+              <w:rPr>
+                <w:rFonts w:ascii="Times New Roman" w:hAnsi="Times New Roman"/>
+              </w:rPr>
+              <w:t>name</w:t>
+            </w:r>
+          </w:p>
+        </w:tc>
+        <w:tc>
+          <w:tcPr>
+            <w:tcW w:w="750" w:type="pct"/>
+            <w:tcBorders>
+              <w:top w:val="nil"/>
+              <w:left w:val="nil"/>
+              <w:bottom w:val="nil"/>
+              <w:right w:val="nil"/>
+            </w:tcBorders>
+            <w:vAlign w:val="center"/>
+          </w:tcPr>
+          <w:p>
+            <w:pPr>
+              <w:pStyle w:val="40"/>
+              <w:spacing w:line="360" w:lineRule="auto"/>
+              <w:jc w:val="center"/>
+            </w:pPr>
+            <w:r>
+              <w:rPr>
+                <w:rFonts w:ascii="Times New Roman" w:hAnsi="Times New Roman"/>
+              </w:rPr>
+              <w:t>VARCHAR</w:t>
+            </w:r>
+          </w:p>
+        </w:tc>
+        <w:tc>
+          <w:tcPr>
+            <w:tcW w:w="500" w:type="pct"/>
+            <w:tcBorders>
+              <w:top w:val="nil"/>
+              <w:left w:val="nil"/>
+              <w:bottom w:val="nil"/>
+              <w:right w:val="nil"/>
+            </w:tcBorders>
+            <w:vAlign w:val="center"/>
+          </w:tcPr>
+          <w:p>
+            <w:pPr>
+              <w:pStyle w:val="40"/>
+              <w:spacing w:line="360" w:lineRule="auto"/>
+              <w:jc w:val="center"/>
+            </w:pPr>
+            <w:r>
+              <w:t>是</w:t>
+            </w:r>
+          </w:p>
+        </w:tc>
+        <w:tc>
+          <w:tcPr>
+            <w:tcW w:w="500" w:type="pct"/>
+            <w:tcBorders>
+              <w:top w:val="nil"/>
+              <w:left w:val="nil"/>
+              <w:bottom w:val="nil"/>
+              <w:right w:val="nil"/>
+            </w:tcBorders>
+            <w:vAlign w:val="center"/>
+          </w:tcPr>
+          <w:p>
+            <w:pPr>
+              <w:pStyle w:val="40"/>
+              <w:spacing w:line="360" w:lineRule="auto"/>
+              <w:jc w:val="center"/>
+            </w:pPr>
+            <w:r>
+              <w:rPr>
+                <w:rFonts w:ascii="Times New Roman" w:hAnsi="Times New Roman"/>
+              </w:rPr>
+              <w:t>NULL</w:t>
+            </w:r>
+          </w:p>
+        </w:tc>
+        <w:tc>
+          <w:tcPr>
+            <w:tcW w:w="500" w:type="pct"/>
+            <w:tcBorders>
+              <w:top w:val="nil"/>
+              <w:left w:val="nil"/>
+              <w:bottom w:val="nil"/>
+              <w:right w:val="nil"/>
+            </w:tcBorders>
+            <w:vAlign w:val="center"/>
+          </w:tcPr>
+          <w:p>
+            <w:pPr>
+              <w:pStyle w:val="40"/>
+              <w:spacing w:line="360" w:lineRule="auto"/>
+              <w:jc w:val="center"/>
+            </w:pPr>
+            <w:r>
+              <w:t>用户名称</w:t>
+            </w:r>
+          </w:p>
+        </w:tc>
+      </w:tr>
+      <w:tr>
+        <w:tblPrEx>
+          <w:tblCellMar>
+            <w:top w:w="0" w:type="dxa"/>
+            <w:left w:w="10" w:type="dxa"/>
+            <w:bottom w:w="0" w:type="dxa"/>
+            <w:right w:w="10" w:type="dxa"/>
+          </w:tblCellMar>
+        </w:tblPrEx>
+        <w:trPr>
+          <w:jc w:val="center"/>
+        </w:trPr>
+        <w:tc>
+          <w:tcPr>
+            <w:tcW w:w="750" w:type="pct"/>
+            <w:tcBorders>
+              <w:top w:val="nil"/>
+              <w:left w:val="nil"/>
+              <w:bottom w:val="nil"/>
+              <w:right w:val="nil"/>
+            </w:tcBorders>
+            <w:vAlign w:val="center"/>
+          </w:tcPr>
+          <w:p>
+            <w:pPr>
+              <w:pStyle w:val="40"/>
+              <w:spacing w:line="360" w:lineRule="auto"/>
+              <w:jc w:val="center"/>
+            </w:pPr>
+            <w:r>
+              <w:rPr>
+                <w:rFonts w:ascii="Times New Roman" w:hAnsi="Times New Roman"/>
+              </w:rPr>
+              <w:t>is</w:t>
+            </w:r>
+            <w:r>
+              <w:t>_</w:t>
+            </w:r>
+            <w:r>
+              <w:rPr>
+                <w:rFonts w:ascii="Times New Roman" w:hAnsi="Times New Roman"/>
+              </w:rPr>
+              <w:t>manager</w:t>
+            </w:r>
+          </w:p>
+        </w:tc>
+        <w:tc>
+          <w:tcPr>
+            <w:tcW w:w="750" w:type="pct"/>
+            <w:tcBorders>
+              <w:top w:val="nil"/>
+              <w:left w:val="nil"/>
+              <w:bottom w:val="nil"/>
+              <w:right w:val="nil"/>
+            </w:tcBorders>
+            <w:vAlign w:val="center"/>
+          </w:tcPr>
+          <w:p>
+            <w:pPr>
+              <w:pStyle w:val="40"/>
+              <w:spacing w:line="360" w:lineRule="auto"/>
+              <w:jc w:val="center"/>
+            </w:pPr>
+            <w:r>
+              <w:rPr>
+                <w:rFonts w:ascii="Times New Roman" w:hAnsi="Times New Roman"/>
+              </w:rPr>
+              <w:t>TINYINT</w:t>
+            </w:r>
+          </w:p>
+        </w:tc>
+        <w:tc>
+          <w:tcPr>
+            <w:tcW w:w="500" w:type="pct"/>
+            <w:tcBorders>
+              <w:top w:val="nil"/>
+              <w:left w:val="nil"/>
+              <w:bottom w:val="nil"/>
+              <w:right w:val="nil"/>
+            </w:tcBorders>
+            <w:vAlign w:val="center"/>
+          </w:tcPr>
+          <w:p>
+            <w:pPr>
+              <w:pStyle w:val="40"/>
+              <w:spacing w:line="360" w:lineRule="auto"/>
+              <w:jc w:val="center"/>
+            </w:pPr>
+            <w:r>
+              <w:t>是</w:t>
+            </w:r>
+          </w:p>
+        </w:tc>
+        <w:tc>
+          <w:tcPr>
+            <w:tcW w:w="500" w:type="pct"/>
+            <w:tcBorders>
+              <w:top w:val="nil"/>
+              <w:left w:val="nil"/>
+              <w:bottom w:val="nil"/>
+              <w:right w:val="nil"/>
+            </w:tcBorders>
+            <w:vAlign w:val="center"/>
+          </w:tcPr>
+          <w:p>
+            <w:pPr>
+              <w:pStyle w:val="40"/>
+              <w:spacing w:line="360" w:lineRule="auto"/>
+              <w:jc w:val="center"/>
+            </w:pPr>
+            <w:r>
+              <w:t>0</w:t>
+            </w:r>
+          </w:p>
+        </w:tc>
+        <w:tc>
+          <w:tcPr>
+            <w:tcW w:w="500" w:type="pct"/>
+            <w:tcBorders>
+              <w:top w:val="nil"/>
+              <w:left w:val="nil"/>
+              <w:bottom w:val="nil"/>
+              <w:right w:val="nil"/>
+            </w:tcBorders>
+            <w:vAlign w:val="center"/>
+          </w:tcPr>
+          <w:p>
+            <w:pPr>
+              <w:pStyle w:val="40"/>
+              <w:spacing w:line="360" w:lineRule="auto"/>
+              <w:jc w:val="center"/>
+            </w:pPr>
+            <w:r>
+              <w:t>是否为管理员(0-否,1-是)</w:t>
+            </w:r>
+          </w:p>
+        </w:tc>
+      </w:tr>
+      <w:tr>
+        <w:tblPrEx>
+          <w:tblCellMar>
+            <w:top w:w="0" w:type="dxa"/>
+            <w:left w:w="10" w:type="dxa"/>
+            <w:bottom w:w="0" w:type="dxa"/>
+            <w:right w:w="10" w:type="dxa"/>
+          </w:tblCellMar>
+        </w:tblPrEx>
+        <w:trPr>
+          <w:jc w:val="center"/>
+        </w:trPr>
+        <w:tc>
+          <w:tcPr>
+            <w:tcW w:w="750" w:type="pct"/>
+            <w:tcBorders>
+              <w:top w:val="nil"/>
+              <w:left w:val="nil"/>
+              <w:bottom w:val="nil"/>
+              <w:right w:val="nil"/>
+            </w:tcBorders>
+            <w:vAlign w:val="center"/>
+          </w:tcPr>
+          <w:p>
+            <w:pPr>
+              <w:pStyle w:val="40"/>
+              <w:spacing w:line="360" w:lineRule="auto"/>
+              <w:jc w:val="center"/>
+            </w:pPr>
+            <w:r>
+              <w:rPr>
+                <w:rFonts w:ascii="Times New Roman" w:hAnsi="Times New Roman"/>
+              </w:rPr>
+              <w:t>join</w:t>
+            </w:r>
+            <w:r>
+              <w:t>_</w:t>
+            </w:r>
+            <w:r>
+              <w:rPr>
+                <w:rFonts w:ascii="Times New Roman" w:hAnsi="Times New Roman"/>
+              </w:rPr>
+              <w:t>time</w:t>
+            </w:r>
+          </w:p>
+        </w:tc>
+        <w:tc>
+          <w:tcPr>
+            <w:tcW w:w="750" w:type="pct"/>
+            <w:tcBorders>
+              <w:top w:val="nil"/>
+              <w:left w:val="nil"/>
+              <w:bottom w:val="nil"/>
+              <w:right w:val="nil"/>
+            </w:tcBorders>
+            <w:vAlign w:val="center"/>
+          </w:tcPr>
+          <w:p>
+            <w:pPr>
+              <w:pStyle w:val="40"/>
+              <w:spacing w:line="360" w:lineRule="auto"/>
+              <w:jc w:val="center"/>
+            </w:pPr>
+            <w:r>
+              <w:rPr>
+                <w:rFonts w:ascii="Times New Roman" w:hAnsi="Times New Roman"/>
+              </w:rPr>
+              <w:t>DATETIME</w:t>
+            </w:r>
+          </w:p>
+        </w:tc>
+        <w:tc>
+          <w:tcPr>
+            <w:tcW w:w="500" w:type="pct"/>
+            <w:tcBorders>
+              <w:top w:val="nil"/>
+              <w:left w:val="nil"/>
+              <w:bottom w:val="nil"/>
+              <w:right w:val="nil"/>
+            </w:tcBorders>
+            <w:vAlign w:val="center"/>
+          </w:tcPr>
+          <w:p>
+            <w:pPr>
+              <w:pStyle w:val="40"/>
+              <w:spacing w:line="360" w:lineRule="auto"/>
+              <w:jc w:val="center"/>
+            </w:pPr>
+            <w:r>
+              <w:t>是</w:t>
+            </w:r>
+          </w:p>
+        </w:tc>
+        <w:tc>
+          <w:tcPr>
+            <w:tcW w:w="500" w:type="pct"/>
+            <w:tcBorders>
+              <w:top w:val="nil"/>
+              <w:left w:val="nil"/>
+              <w:bottom w:val="nil"/>
+              <w:right w:val="nil"/>
+            </w:tcBorders>
+            <w:vAlign w:val="center"/>
+          </w:tcPr>
+          <w:p>
+            <w:pPr>
+              <w:pStyle w:val="40"/>
+              <w:spacing w:line="360" w:lineRule="auto"/>
+              <w:jc w:val="center"/>
+            </w:pPr>
+            <w:r>
+              <w:rPr>
+                <w:rFonts w:ascii="Times New Roman" w:hAnsi="Times New Roman"/>
+              </w:rPr>
+              <w:t>CURRENT</w:t>
+            </w:r>
+            <w:r>
+              <w:t>_</w:t>
+            </w:r>
+            <w:r>
+              <w:rPr>
+                <w:rFonts w:ascii="Times New Roman" w:hAnsi="Times New Roman"/>
+              </w:rPr>
+              <w:t>TIMESTAMP</w:t>
+            </w:r>
+          </w:p>
+        </w:tc>
+        <w:tc>
+          <w:tcPr>
+            <w:tcW w:w="500" w:type="pct"/>
+            <w:tcBorders>
+              <w:top w:val="nil"/>
+              <w:left w:val="nil"/>
+              <w:bottom w:val="nil"/>
+              <w:right w:val="nil"/>
+            </w:tcBorders>
+            <w:vAlign w:val="center"/>
+          </w:tcPr>
+          <w:p>
+            <w:pPr>
+              <w:pStyle w:val="40"/>
+              <w:spacing w:line="360" w:lineRule="auto"/>
+              <w:jc w:val="center"/>
+            </w:pPr>
+            <w:r>
+              <w:t>加入时间</w:t>
+            </w:r>
+          </w:p>
+        </w:tc>
+      </w:tr>
+      <w:tr>
+        <w:tblPrEx>
+          <w:tblCellMar>
+            <w:top w:w="0" w:type="dxa"/>
+            <w:left w:w="10" w:type="dxa"/>
+            <w:bottom w:w="0" w:type="dxa"/>
+            <w:right w:w="10" w:type="dxa"/>
+          </w:tblCellMar>
+        </w:tblPrEx>
+        <w:trPr>
+          <w:jc w:val="center"/>
+        </w:trPr>
+        <w:tc>
+          <w:tcPr>
+            <w:tcW w:w="750" w:type="pct"/>
+            <w:tcBorders>
+              <w:top w:val="nil"/>
+              <w:left w:val="nil"/>
+              <w:bottom w:val="nil"/>
+              <w:right w:val="nil"/>
+            </w:tcBorders>
+            <w:vAlign w:val="center"/>
+          </w:tcPr>
+          <w:p>
+            <w:pPr>
+              <w:pStyle w:val="40"/>
+              <w:spacing w:line="360" w:lineRule="auto"/>
+              <w:jc w:val="center"/>
+            </w:pPr>
+            <w:r>
+              <w:rPr>
+                <w:rFonts w:ascii="Times New Roman" w:hAnsi="Times New Roman"/>
+              </w:rPr>
+              <w:t>create</w:t>
+            </w:r>
+            <w:r>
+              <w:t>_</w:t>
+            </w:r>
+            <w:r>
+              <w:rPr>
+                <w:rFonts w:ascii="Times New Roman" w:hAnsi="Times New Roman"/>
+              </w:rPr>
+              <w:t>time</w:t>
+            </w:r>
+          </w:p>
+        </w:tc>
+        <w:tc>
+          <w:tcPr>
+            <w:tcW w:w="750" w:type="pct"/>
+            <w:tcBorders>
+              <w:top w:val="nil"/>
+              <w:left w:val="nil"/>
+              <w:bottom w:val="nil"/>
+              <w:right w:val="nil"/>
+            </w:tcBorders>
+            <w:vAlign w:val="center"/>
+          </w:tcPr>
+          <w:p>
+            <w:pPr>
+              <w:pStyle w:val="40"/>
+              <w:spacing w:line="360" w:lineRule="auto"/>
+              <w:jc w:val="center"/>
+            </w:pPr>
+            <w:r>
+              <w:rPr>
+                <w:rFonts w:ascii="Times New Roman" w:hAnsi="Times New Roman"/>
+              </w:rPr>
+              <w:t>DATETIME</w:t>
+            </w:r>
+          </w:p>
+        </w:tc>
+        <w:tc>
+          <w:tcPr>
+            <w:tcW w:w="500" w:type="pct"/>
+            <w:tcBorders>
+              <w:top w:val="nil"/>
+              <w:left w:val="nil"/>
+              <w:bottom w:val="nil"/>
+              <w:right w:val="nil"/>
+            </w:tcBorders>
+            <w:vAlign w:val="center"/>
+          </w:tcPr>
+          <w:p>
+            <w:pPr>
+              <w:pStyle w:val="40"/>
+              <w:spacing w:line="360" w:lineRule="auto"/>
+              <w:jc w:val="center"/>
+            </w:pPr>
+            <w:r>
+              <w:t>是</w:t>
+            </w:r>
+          </w:p>
+        </w:tc>
+        <w:tc>
+          <w:tcPr>
+            <w:tcW w:w="500" w:type="pct"/>
+            <w:tcBorders>
+              <w:top w:val="nil"/>
+              <w:left w:val="nil"/>
+              <w:bottom w:val="nil"/>
+              <w:right w:val="nil"/>
+            </w:tcBorders>
+            <w:vAlign w:val="center"/>
+          </w:tcPr>
+          <w:p>
+            <w:pPr>
+              <w:pStyle w:val="40"/>
+              <w:spacing w:line="360" w:lineRule="auto"/>
+              <w:jc w:val="center"/>
+            </w:pPr>
+            <w:r>
+              <w:rPr>
+                <w:rFonts w:ascii="Times New Roman" w:hAnsi="Times New Roman"/>
+              </w:rPr>
+              <w:t>CURRENT</w:t>
+            </w:r>
+            <w:r>
+              <w:t>_</w:t>
+            </w:r>
+            <w:r>
+              <w:rPr>
+                <w:rFonts w:ascii="Times New Roman" w:hAnsi="Times New Roman"/>
+              </w:rPr>
+              <w:t>TIMESTAMP</w:t>
+            </w:r>
+          </w:p>
+        </w:tc>
+        <w:tc>
+          <w:tcPr>
+            <w:tcW w:w="500" w:type="pct"/>
+            <w:tcBorders>
+              <w:top w:val="nil"/>
+              <w:left w:val="nil"/>
+              <w:bottom w:val="nil"/>
+              <w:right w:val="nil"/>
+            </w:tcBorders>
+            <w:vAlign w:val="center"/>
+          </w:tcPr>
+          <w:p>
+            <w:pPr>
+              <w:pStyle w:val="40"/>
+              <w:spacing w:line="360" w:lineRule="auto"/>
+              <w:jc w:val="center"/>
+            </w:pPr>
+            <w:r>
+              <w:t>创建时间</w:t>
+            </w:r>
+          </w:p>
+        </w:tc>
+      </w:tr>
+      <w:tr>
+        <w:tblPrEx>
+          <w:tblCellMar>
+            <w:top w:w="0" w:type="dxa"/>
+            <w:left w:w="10" w:type="dxa"/>
+            <w:bottom w:w="0" w:type="dxa"/>
+            <w:right w:w="10" w:type="dxa"/>
+          </w:tblCellMar>
+        </w:tblPrEx>
+        <w:trPr>
+          <w:jc w:val="center"/>
+        </w:trPr>
+        <w:tc>
+          <w:tcPr>
+            <w:tcW w:w="750" w:type="pct"/>
+            <w:tcBorders>
+              <w:top w:val="nil"/>
+              <w:left w:val="nil"/>
+              <w:bottom w:val="single" w:color="000000" w:sz="12" w:space="0"/>
+              <w:right w:val="nil"/>
+            </w:tcBorders>
+            <w:vAlign w:val="center"/>
+          </w:tcPr>
+          <w:p>
+            <w:pPr>
+              <w:pStyle w:val="40"/>
+              <w:spacing w:line="360" w:lineRule="auto"/>
+              <w:jc w:val="center"/>
+            </w:pPr>
+            <w:r>
+              <w:rPr>
+                <w:rFonts w:ascii="Times New Roman" w:hAnsi="Times New Roman"/>
+              </w:rPr>
+              <w:t>update</w:t>
+            </w:r>
+            <w:r>
+              <w:t>_</w:t>
+            </w:r>
+            <w:r>
+              <w:rPr>
+                <w:rFonts w:ascii="Times New Roman" w:hAnsi="Times New Roman"/>
+              </w:rPr>
+              <w:t>time</w:t>
+            </w:r>
+          </w:p>
+        </w:tc>
+        <w:tc>
+          <w:tcPr>
+            <w:tcW w:w="750" w:type="pct"/>
+            <w:tcBorders>
+              <w:top w:val="nil"/>
+              <w:left w:val="nil"/>
+              <w:bottom w:val="single" w:color="000000" w:sz="12" w:space="0"/>
+              <w:right w:val="nil"/>
+            </w:tcBorders>
+            <w:vAlign w:val="center"/>
+          </w:tcPr>
+          <w:p>
+            <w:pPr>
+              <w:pStyle w:val="40"/>
+              <w:spacing w:line="360" w:lineRule="auto"/>
+              <w:jc w:val="center"/>
+            </w:pPr>
+            <w:r>
+              <w:rPr>
+                <w:rFonts w:ascii="Times New Roman" w:hAnsi="Times New Roman"/>
+              </w:rPr>
+              <w:t>DATETIME</w:t>
+            </w:r>
+          </w:p>
+        </w:tc>
+        <w:tc>
+          <w:tcPr>
+            <w:tcW w:w="500" w:type="pct"/>
+            <w:tcBorders>
+              <w:top w:val="nil"/>
+              <w:left w:val="nil"/>
+              <w:bottom w:val="single" w:color="000000" w:sz="12" w:space="0"/>
+              <w:right w:val="nil"/>
+            </w:tcBorders>
+            <w:vAlign w:val="center"/>
+          </w:tcPr>
+          <w:p>
+            <w:pPr>
+              <w:pStyle w:val="40"/>
+              <w:spacing w:line="360" w:lineRule="auto"/>
+              <w:jc w:val="center"/>
+            </w:pPr>
+            <w:r>
+              <w:t>是</w:t>
+            </w:r>
+          </w:p>
+        </w:tc>
+        <w:tc>
+          <w:tcPr>
+            <w:tcW w:w="500" w:type="pct"/>
+            <w:tcBorders>
+              <w:top w:val="nil"/>
+              <w:left w:val="nil"/>
+              <w:bottom w:val="single" w:color="000000" w:sz="12" w:space="0"/>
+              <w:right w:val="nil"/>
+            </w:tcBorders>
+            <w:vAlign w:val="center"/>
+          </w:tcPr>
+          <w:p>
+            <w:pPr>
+              <w:pStyle w:val="40"/>
+              <w:spacing w:line="360" w:lineRule="auto"/>
+              <w:jc w:val="center"/>
+            </w:pPr>
+            <w:r>
+              <w:rPr>
+                <w:rFonts w:ascii="Times New Roman" w:hAnsi="Times New Roman"/>
+              </w:rPr>
+              <w:t>CURRENT</w:t>
+            </w:r>
+            <w:r>
+              <w:t>_</w:t>
+            </w:r>
+            <w:r>
+              <w:rPr>
+                <w:rFonts w:ascii="Times New Roman" w:hAnsi="Times New Roman"/>
+              </w:rPr>
+              <w:t>TIMESTAMP</w:t>
+            </w:r>
+          </w:p>
+        </w:tc>
+        <w:tc>
+          <w:tcPr>
+            <w:tcW w:w="500" w:type="pct"/>
+            <w:tcBorders>
+              <w:top w:val="nil"/>
+              <w:left w:val="nil"/>
+              <w:bottom w:val="single" w:color="000000" w:sz="12" w:space="0"/>
+              <w:right w:val="nil"/>
+            </w:tcBorders>
+            <w:vAlign w:val="center"/>
+          </w:tcPr>
+          <w:p>
+            <w:pPr>
+              <w:pStyle w:val="40"/>
+              <w:spacing w:line="360" w:lineRule="auto"/>
+              <w:jc w:val="center"/>
+            </w:pPr>
+            <w:r>
+              <w:t>更新时间</w:t>
+            </w:r>
+          </w:p>
+        </w:tc>
+      </w:tr>
+    </w:tbl>
+    <w:p>
+      <w:pPr>
+        <w:pStyle w:val="38"/>
+        <w:jc w:val="both"/>
+        <w:rPr>
+          <w:rFonts w:hint="eastAsia"/>
+        </w:rPr>
+      </w:pPr>
+    </w:p>
+    <w:p>
+      <w:pPr>
+        <w:pStyle w:val="31"/>
+        <w:keepNext w:val="0"/>
+        <w:keepLines w:val="0"/>
+        <w:pageBreakBefore w:val="0"/>
+        <w:widowControl w:val="0"/>
+        <w:kinsoku/>
+        <w:wordWrap/>
+        <w:overflowPunct/>
+        <w:topLinePunct w:val="0"/>
+        <w:autoSpaceDE/>
+        <w:autoSpaceDN/>
+        <w:bidi w:val="0"/>
+        <w:adjustRightInd/>
+        <w:snapToGrid/>
+        <w:spacing w:before="312" w:after="312" w:line="400" w:lineRule="exact"/>
+        <w:ind w:firstLine="482"/>
+        <w:textAlignment w:val="auto"/>
+        <w:rPr>
+          <w:rFonts w:hint="default"/>
+          <w:lang w:val="en-US"/>
+        </w:rPr>
+      </w:pPr>
+      <w:r>
+        <w:rPr>
+          <w:b/>
+          <w:bCs/>
+        </w:rPr>
+        <w:t>活动签到表</w:t>
+      </w:r>
+      <w:r>
+        <w:t>用于现场签到环节。记录了用户在特定活动的具体签到时间，用于计算签到率和考勤，如</w:t>
+      </w:r>
+      <w:r>
+        <w:rPr>
+          <w:rFonts w:hint="eastAsia"/>
+          <w:lang w:eastAsia="zh-CN"/>
+        </w:rPr>
+        <w:fldChar w:fldCharType="begin"/>
+      </w:r>
+      <w:r>
+        <w:rPr>
+          <w:rFonts w:hint="eastAsia"/>
+          <w:lang w:eastAsia="zh-CN"/>
+        </w:rPr>
+        <w:instrText xml:space="preserve"> REF _Ref23154 \h </w:instrText>
+      </w:r>
+      <w:r>
+        <w:rPr>
+          <w:rFonts w:hint="eastAsia"/>
+          <w:lang w:eastAsia="zh-CN"/>
+        </w:rPr>
+        <w:fldChar w:fldCharType="separate"/>
+      </w:r>
+      <w:r>
+        <w:t>表4. 6</w:t>
+      </w:r>
+      <w:r>
+        <w:rPr>
+          <w:rFonts w:hint="eastAsia"/>
+          <w:lang w:eastAsia="zh-CN"/>
+        </w:rPr>
+        <w:t>活动签到表</w:t>
+      </w:r>
+      <w:r>
+        <w:rPr>
+          <w:rFonts w:hint="eastAsia"/>
+          <w:lang w:eastAsia="zh-CN"/>
+        </w:rPr>
+        <w:fldChar w:fldCharType="end"/>
+      </w:r>
+      <w:r>
+        <w:t>所示：</w:t>
+      </w:r>
+    </w:p>
+    <w:p>
+      <w:pPr>
+        <w:pStyle w:val="38"/>
+        <w:bidi w:val="0"/>
+        <w:rPr>
+          <w:rFonts w:hint="eastAsia"/>
+          <w:lang w:eastAsia="zh-CN"/>
+        </w:rPr>
+      </w:pPr>
+      <w:bookmarkStart w:id="58" w:name="_Ref23154"/>
+      <w:r>
+        <w:t>表4.</w:t>
+      </w:r>
+      <w:r>
+        <w:fldChar w:fldCharType="begin"/>
+      </w:r>
+      <w:r>
+        <w:instrText xml:space="preserve"> SEQ 表4. \* ARABIC </w:instrText>
+      </w:r>
+      <w:r>
+        <w:fldChar w:fldCharType="separate"/>
+      </w:r>
+      <w:r>
         <w:t>6</w:t>
       </w:r>
       <w:r>
@@ -22405,7 +22677,7 @@
         </w:rPr>
         <w:t>活动签到表</w:t>
       </w:r>
-      <w:bookmarkEnd w:id="57"/>
+      <w:bookmarkEnd w:id="58"/>
     </w:p>
     <w:tbl>
       <w:tblPr>
@@ -23470,21 +23742,6 @@
         <w:pStyle w:val="30"/>
         <w:spacing w:before="312" w:after="312"/>
       </w:pPr>
-    </w:p>
-    <w:p>
-      <w:pPr>
-        <w:pStyle w:val="29"/>
-        <w:spacing w:before="312" w:after="312"/>
-        <w:outlineLvl w:val="0"/>
-      </w:pPr>
-    </w:p>
-    <w:p>
-      <w:pPr>
-        <w:pStyle w:val="29"/>
-        <w:spacing w:before="312" w:after="312"/>
-        <w:outlineLvl w:val="0"/>
-      </w:pPr>
-      <w:bookmarkStart w:id="58" w:name="_Toc8147"/>
     </w:p>
     <w:p>
       <w:pPr>
@@ -23548,10 +23805,25 @@
         <w:spacing w:before="312" w:after="312"/>
         <w:outlineLvl w:val="0"/>
       </w:pPr>
+    </w:p>
+    <w:p>
+      <w:pPr>
+        <w:pStyle w:val="29"/>
+        <w:spacing w:before="312" w:after="312"/>
+        <w:outlineLvl w:val="0"/>
+      </w:pPr>
+    </w:p>
+    <w:p>
+      <w:pPr>
+        <w:pStyle w:val="29"/>
+        <w:spacing w:before="312" w:after="312"/>
+        <w:outlineLvl w:val="0"/>
+      </w:pPr>
+      <w:bookmarkStart w:id="59" w:name="_Toc6497"/>
       <w:r>
         <w:t>5 系统设计与实现</w:t>
       </w:r>
-      <w:bookmarkEnd w:id="58"/>
+      <w:bookmarkEnd w:id="59"/>
     </w:p>
     <w:p>
       <w:pPr>
@@ -23559,11 +23831,11 @@
         <w:spacing w:before="312" w:after="312"/>
         <w:outlineLvl w:val="1"/>
       </w:pPr>
-      <w:bookmarkStart w:id="59" w:name="_Toc1533"/>
+      <w:bookmarkStart w:id="60" w:name="_Toc13202"/>
       <w:r>
         <w:t>5.1系统登录注册与用户信息完善功能实现</w:t>
       </w:r>
-      <w:bookmarkEnd w:id="59"/>
+      <w:bookmarkEnd w:id="60"/>
     </w:p>
     <w:p>
       <w:pPr>
@@ -23820,7 +24092,7 @@
                 <w:lang w:val="en-US" w:eastAsia="zh-CN"/>
               </w:rPr>
             </w:pPr>
-            <w:bookmarkStart w:id="60" w:name="_Ref23438"/>
+            <w:bookmarkStart w:id="61" w:name="_Ref23438"/>
             <w:r>
               <w:t>图5.</w:t>
             </w:r>
@@ -23853,7 +24125,7 @@
               </w:rPr>
               <w:t>登录</w:t>
             </w:r>
-            <w:bookmarkEnd w:id="60"/>
+            <w:bookmarkEnd w:id="61"/>
           </w:p>
         </w:tc>
         <w:tc>
@@ -23917,7 +24189,7 @@
                 <w:lang w:eastAsia="zh-CN"/>
               </w:rPr>
             </w:pPr>
-            <w:bookmarkStart w:id="61" w:name="_Ref23510"/>
+            <w:bookmarkStart w:id="62" w:name="_Ref23510"/>
             <w:r>
               <w:t>图5.</w:t>
             </w:r>
@@ -23950,7 +24222,7 @@
               </w:rPr>
               <w:t>注册</w:t>
             </w:r>
-            <w:bookmarkEnd w:id="61"/>
+            <w:bookmarkEnd w:id="62"/>
           </w:p>
         </w:tc>
       </w:tr>
@@ -24035,14 +24307,14 @@
           <w:rFonts w:hint="eastAsia"/>
         </w:rPr>
       </w:pPr>
-      <w:bookmarkStart w:id="62" w:name="_Toc7387"/>
+      <w:bookmarkStart w:id="63" w:name="_Toc27104"/>
       <w:r>
         <w:rPr>
           <w:rFonts w:hint="eastAsia"/>
         </w:rPr>
         <w:t>5.2 社团管理功能实现</w:t>
       </w:r>
-      <w:bookmarkEnd w:id="62"/>
+      <w:bookmarkEnd w:id="63"/>
     </w:p>
     <w:p>
       <w:pPr>
@@ -24306,7 +24578,7 @@
                 <w:lang w:val="en-US" w:eastAsia="zh-CN" w:bidi="ar-SA"/>
               </w:rPr>
             </w:pPr>
-            <w:bookmarkStart w:id="63" w:name="_Ref24022"/>
+            <w:bookmarkStart w:id="64" w:name="_Ref24022"/>
             <w:r>
               <w:t>图5.</w:t>
             </w:r>
@@ -24339,7 +24611,7 @@
               </w:rPr>
               <w:t>创建社团</w:t>
             </w:r>
-            <w:bookmarkEnd w:id="63"/>
+            <w:bookmarkEnd w:id="64"/>
           </w:p>
         </w:tc>
         <w:tc>
@@ -24418,7 +24690,7 @@
                 <w:lang w:val="en-US" w:eastAsia="zh-CN" w:bidi="ar-SA"/>
               </w:rPr>
             </w:pPr>
-            <w:bookmarkStart w:id="64" w:name="_Ref24094"/>
+            <w:bookmarkStart w:id="65" w:name="_Ref24094"/>
             <w:r>
               <w:t>图5.</w:t>
             </w:r>
@@ -24451,7 +24723,7 @@
               </w:rPr>
               <w:t>社团详情</w:t>
             </w:r>
-            <w:bookmarkEnd w:id="64"/>
+            <w:bookmarkEnd w:id="65"/>
           </w:p>
         </w:tc>
       </w:tr>
@@ -24466,7 +24738,7 @@
           <w:lang w:eastAsia="zh-CN"/>
         </w:rPr>
       </w:pPr>
-      <w:bookmarkStart w:id="65" w:name="_Toc9631"/>
+      <w:bookmarkStart w:id="66" w:name="_Toc20423"/>
       <w:r>
         <w:rPr>
           <w:rFonts w:hint="eastAsia"/>
@@ -24474,7 +24746,7 @@
         </w:rPr>
         <w:t>5.3 活动管理功能实现</w:t>
       </w:r>
-      <w:bookmarkEnd w:id="65"/>
+      <w:bookmarkEnd w:id="66"/>
     </w:p>
     <w:p>
       <w:pPr>
@@ -24700,7 +24972,7 @@
                 <w:lang w:val="en-US" w:eastAsia="zh-CN"/>
               </w:rPr>
             </w:pPr>
-            <w:bookmarkStart w:id="66" w:name="_Ref24222"/>
+            <w:bookmarkStart w:id="67" w:name="_Ref24222"/>
             <w:r>
               <w:t>图5.</w:t>
             </w:r>
@@ -24733,7 +25005,7 @@
               </w:rPr>
               <w:t>活动发布</w:t>
             </w:r>
-            <w:bookmarkEnd w:id="66"/>
+            <w:bookmarkEnd w:id="67"/>
           </w:p>
         </w:tc>
         <w:tc>
@@ -24805,7 +25077,7 @@
                 <w:lang w:eastAsia="zh-CN"/>
               </w:rPr>
             </w:pPr>
-            <w:bookmarkStart w:id="67" w:name="_Ref24248"/>
+            <w:bookmarkStart w:id="68" w:name="_Ref24248"/>
             <w:r>
               <w:t>图5.</w:t>
             </w:r>
@@ -24838,7 +25110,7 @@
               </w:rPr>
               <w:t>活动审核</w:t>
             </w:r>
-            <w:bookmarkEnd w:id="67"/>
+            <w:bookmarkEnd w:id="68"/>
           </w:p>
           <w:p>
             <w:pPr>
@@ -24864,7 +25136,7 @@
           <w:lang w:eastAsia="zh-CN"/>
         </w:rPr>
       </w:pPr>
-      <w:bookmarkStart w:id="68" w:name="_Toc26346"/>
+      <w:bookmarkStart w:id="69" w:name="_Toc32076"/>
       <w:r>
         <w:rPr>
           <w:rFonts w:hint="eastAsia"/>
@@ -24872,7 +25144,7 @@
         </w:rPr>
         <w:t>5.4 活动报名与签到功能实现</w:t>
       </w:r>
-      <w:bookmarkEnd w:id="68"/>
+      <w:bookmarkEnd w:id="69"/>
     </w:p>
     <w:p>
       <w:pPr>
@@ -25243,7 +25515,7 @@
                 <w:lang w:val="en-US" w:eastAsia="zh-CN"/>
               </w:rPr>
             </w:pPr>
-            <w:bookmarkStart w:id="69" w:name="_Ref24440"/>
+            <w:bookmarkStart w:id="70" w:name="_Ref24440"/>
             <w:r>
               <w:t>图5.</w:t>
             </w:r>
@@ -25276,7 +25548,7 @@
               </w:rPr>
               <w:t>活动报名</w:t>
             </w:r>
-            <w:bookmarkEnd w:id="69"/>
+            <w:bookmarkEnd w:id="70"/>
           </w:p>
         </w:tc>
         <w:tc>
@@ -25362,7 +25634,7 @@
                 <w:lang w:val="en-US" w:eastAsia="zh-CN"/>
               </w:rPr>
             </w:pPr>
-            <w:bookmarkStart w:id="70" w:name="_Ref24466"/>
+            <w:bookmarkStart w:id="71" w:name="_Ref24466"/>
             <w:r>
               <w:t>图5.</w:t>
             </w:r>
@@ -25395,7 +25667,7 @@
               </w:rPr>
               <w:t>人员审核</w:t>
             </w:r>
-            <w:bookmarkEnd w:id="70"/>
+            <w:bookmarkEnd w:id="71"/>
           </w:p>
         </w:tc>
         <w:tc>
@@ -25481,7 +25753,7 @@
                 <w:lang w:val="en-US" w:eastAsia="zh-CN"/>
               </w:rPr>
             </w:pPr>
-            <w:bookmarkStart w:id="71" w:name="_Ref24486"/>
+            <w:bookmarkStart w:id="72" w:name="_Ref24486"/>
             <w:r>
               <w:t>图5.</w:t>
             </w:r>
@@ -25514,7 +25786,7 @@
               </w:rPr>
               <w:t>二维码</w:t>
             </w:r>
-            <w:bookmarkEnd w:id="71"/>
+            <w:bookmarkEnd w:id="72"/>
           </w:p>
         </w:tc>
       </w:tr>
@@ -25528,14 +25800,14 @@
           <w:rFonts w:hint="default"/>
         </w:rPr>
       </w:pPr>
-      <w:bookmarkStart w:id="72" w:name="_Toc1329"/>
+      <w:bookmarkStart w:id="73" w:name="_Toc10755"/>
       <w:r>
         <w:rPr>
           <w:rFonts w:hint="default"/>
         </w:rPr>
         <w:t>5.5 活动评价与反馈功能实现</w:t>
       </w:r>
-      <w:bookmarkEnd w:id="72"/>
+      <w:bookmarkEnd w:id="73"/>
     </w:p>
     <w:p>
       <w:pPr>
@@ -25816,7 +26088,7 @@
                 <w:lang w:val="en-US" w:eastAsia="zh-CN"/>
               </w:rPr>
             </w:pPr>
-            <w:bookmarkStart w:id="73" w:name="_Ref24626"/>
+            <w:bookmarkStart w:id="74" w:name="_Ref24626"/>
             <w:r>
               <w:t>图5.</w:t>
             </w:r>
@@ -25849,7 +26121,7 @@
               </w:rPr>
               <w:t>活动评价</w:t>
             </w:r>
-            <w:bookmarkEnd w:id="73"/>
+            <w:bookmarkEnd w:id="74"/>
           </w:p>
         </w:tc>
         <w:tc>
@@ -25965,7 +26237,7 @@
                 <w:lang w:val="en-US" w:eastAsia="zh-CN"/>
               </w:rPr>
             </w:pPr>
-            <w:bookmarkStart w:id="74" w:name="_Ref24646"/>
+            <w:bookmarkStart w:id="75" w:name="_Ref24646"/>
             <w:r>
               <w:t>图5.</w:t>
             </w:r>
@@ -25998,7 +26270,7 @@
               </w:rPr>
               <w:t>活动留言板</w:t>
             </w:r>
-            <w:bookmarkEnd w:id="74"/>
+            <w:bookmarkEnd w:id="75"/>
           </w:p>
         </w:tc>
       </w:tr>
@@ -26009,14 +26281,14 @@
         <w:bidi w:val="0"/>
         <w:outlineLvl w:val="1"/>
       </w:pPr>
-      <w:bookmarkStart w:id="75" w:name="_Toc25879"/>
+      <w:bookmarkStart w:id="76" w:name="_Toc19254"/>
       <w:r>
         <w:rPr>
           <w:rFonts w:hint="default"/>
         </w:rPr>
         <w:t>5.6 数据统计与可视化功能实现</w:t>
       </w:r>
-      <w:bookmarkEnd w:id="75"/>
+      <w:bookmarkEnd w:id="76"/>
     </w:p>
     <w:p>
       <w:pPr>
@@ -26391,7 +26663,7 @@
                 <w:lang w:val="en-US" w:eastAsia="zh-CN"/>
               </w:rPr>
             </w:pPr>
-            <w:bookmarkStart w:id="76" w:name="_Ref24822"/>
+            <w:bookmarkStart w:id="77" w:name="_Ref24822"/>
             <w:r>
               <w:t>图5.</w:t>
             </w:r>
@@ -26424,7 +26696,7 @@
               </w:rPr>
               <w:t>报名状态看板</w:t>
             </w:r>
-            <w:bookmarkEnd w:id="76"/>
+            <w:bookmarkEnd w:id="77"/>
           </w:p>
         </w:tc>
         <w:tc>
@@ -26511,7 +26783,7 @@
                 <w:lang w:val="en-US" w:eastAsia="zh-CN"/>
               </w:rPr>
             </w:pPr>
-            <w:bookmarkStart w:id="77" w:name="_Ref24839"/>
+            <w:bookmarkStart w:id="78" w:name="_Ref24839"/>
             <w:r>
               <w:t>图5.</w:t>
             </w:r>
@@ -26544,7 +26816,7 @@
               </w:rPr>
               <w:t>签到情况看板</w:t>
             </w:r>
-            <w:bookmarkEnd w:id="77"/>
+            <w:bookmarkEnd w:id="78"/>
           </w:p>
         </w:tc>
         <w:tc>
@@ -26630,7 +26902,7 @@
                 <w:lang w:eastAsia="zh-CN"/>
               </w:rPr>
             </w:pPr>
-            <w:bookmarkStart w:id="78" w:name="_Ref24852"/>
+            <w:bookmarkStart w:id="79" w:name="_Ref24852"/>
             <w:r>
               <w:t>图5.</w:t>
             </w:r>
@@ -26663,7 +26935,7 @@
               </w:rPr>
               <w:t>评分情况看板</w:t>
             </w:r>
-            <w:bookmarkEnd w:id="78"/>
+            <w:bookmarkEnd w:id="79"/>
           </w:p>
           <w:p>
             <w:pPr>
@@ -26700,7 +26972,7 @@
           <w:lang w:val="en-US" w:eastAsia="zh-CN"/>
         </w:rPr>
       </w:pPr>
-      <w:bookmarkStart w:id="79" w:name="_Toc12704"/>
+      <w:bookmarkStart w:id="80" w:name="_Toc23557"/>
       <w:r>
         <w:rPr>
           <w:rFonts w:hint="eastAsia"/>
@@ -26708,7 +26980,7 @@
         </w:rPr>
         <w:t>6系统测试</w:t>
       </w:r>
-      <w:bookmarkEnd w:id="79"/>
+      <w:bookmarkEnd w:id="80"/>
     </w:p>
     <w:p>
       <w:pPr>
@@ -26720,7 +26992,7 @@
           <w:lang w:val="en-US" w:eastAsia="zh-CN"/>
         </w:rPr>
       </w:pPr>
-      <w:bookmarkStart w:id="80" w:name="_Toc29189"/>
+      <w:bookmarkStart w:id="81" w:name="_Toc19728"/>
       <w:r>
         <w:rPr>
           <w:rFonts w:hint="default"/>
@@ -26728,7 +27000,7 @@
         </w:rPr>
         <w:t>6.1 测试概述</w:t>
       </w:r>
-      <w:bookmarkEnd w:id="80"/>
+      <w:bookmarkEnd w:id="81"/>
     </w:p>
     <w:p>
       <w:pPr>
@@ -26759,7 +27031,7 @@
           <w:lang w:val="en-US" w:eastAsia="zh-CN"/>
         </w:rPr>
       </w:pPr>
-      <w:bookmarkStart w:id="81" w:name="_Toc16072"/>
+      <w:bookmarkStart w:id="82" w:name="_Toc19835"/>
       <w:r>
         <w:rPr>
           <w:rFonts w:hint="default"/>
@@ -26767,7 +27039,7 @@
         </w:rPr>
         <w:t>6.2 测试方法</w:t>
       </w:r>
-      <w:bookmarkEnd w:id="81"/>
+      <w:bookmarkEnd w:id="82"/>
     </w:p>
     <w:p>
       <w:pPr>
@@ -26845,7 +27117,7 @@
           <w:lang w:val="en-US" w:eastAsia="zh-CN"/>
         </w:rPr>
       </w:pPr>
-      <w:bookmarkStart w:id="82" w:name="_Toc28378"/>
+      <w:bookmarkStart w:id="83" w:name="_Toc22471"/>
       <w:r>
         <w:rPr>
           <w:rFonts w:hint="default"/>
@@ -26853,7 +27125,7 @@
         </w:rPr>
         <w:t>6.3 测试环境</w:t>
       </w:r>
-      <w:bookmarkEnd w:id="82"/>
+      <w:bookmarkEnd w:id="83"/>
     </w:p>
     <w:p>
       <w:pPr>
@@ -27098,11 +27370,11 @@
         <w:bidi w:val="0"/>
         <w:outlineLvl w:val="1"/>
       </w:pPr>
-      <w:bookmarkStart w:id="83" w:name="_Toc6919"/>
+      <w:bookmarkStart w:id="84" w:name="_Toc17325"/>
       <w:r>
         <w:t>6.4 功能测试</w:t>
       </w:r>
-      <w:bookmarkEnd w:id="83"/>
+      <w:bookmarkEnd w:id="84"/>
     </w:p>
     <w:p>
       <w:pPr>
@@ -27244,12 +27516,6 @@
             <w:insideH w:val="none" w:color="auto" w:sz="0" w:space="0"/>
             <w:insideV w:val="none" w:color="auto" w:sz="0" w:space="0"/>
           </w:tblBorders>
-          <w:tblCellMar>
-            <w:top w:w="0" w:type="dxa"/>
-            <w:left w:w="10" w:type="dxa"/>
-            <w:bottom w:w="0" w:type="dxa"/>
-            <w:right w:w="10" w:type="dxa"/>
-          </w:tblCellMar>
         </w:tblPrEx>
         <w:trPr>
           <w:jc w:val="center"/>
@@ -28386,7 +28652,7 @@
         <w:pStyle w:val="38"/>
         <w:bidi w:val="0"/>
       </w:pPr>
-      <w:bookmarkStart w:id="84" w:name="_Ref25139"/>
+      <w:bookmarkStart w:id="85" w:name="_Ref25139"/>
       <w:r>
         <w:t>图6.</w:t>
       </w:r>
@@ -28425,7 +28691,7 @@
       <w:r>
         <w:t>结果图</w:t>
       </w:r>
-      <w:bookmarkEnd w:id="84"/>
+      <w:bookmarkEnd w:id="85"/>
     </w:p>
     <w:p>
       <w:pPr>
@@ -29762,7 +30028,7 @@
           <w:lang w:eastAsia="zh-CN"/>
         </w:rPr>
       </w:pPr>
-      <w:bookmarkStart w:id="85" w:name="_Ref25609"/>
+      <w:bookmarkStart w:id="86" w:name="_Ref25609"/>
       <w:r>
         <w:t>图6.</w:t>
       </w:r>
@@ -29795,7 +30061,7 @@
         </w:rPr>
         <w:t>用户注册功能测试账号冲突结果图</w:t>
       </w:r>
-      <w:bookmarkEnd w:id="85"/>
+      <w:bookmarkEnd w:id="86"/>
     </w:p>
     <w:p>
       <w:pPr>
@@ -30795,7 +31061,7 @@
           <w:rFonts w:hint="eastAsia"/>
           <w:lang w:val="en-US" w:eastAsia="zh-CN"/>
         </w:rPr>
-        <w:t>这个模块一共执行了3个测试用例。测试结果表明，系统在处理社团业务时具备清晰的状态流转逻辑。系统能够准确记录成员与社团之间的关系，并能有效防止重复加入等数据冗余问题。同时，社团列表的查询和详情展示都能实时同步数据库中的状态。本模块测试通过率为 100%，</w:t>
+        <w:t>这个模块一共执行了3个测试用例。测试结果表明，系统在处理社团业务时具备清晰的状态流转逻辑。系统能够准确记录成员与社团之间的关系，并能有效防止重复加入等数据冗余问题。社团列表的查询和详情展示都能实时同步数据库中的状态。本模块测试通过率为 100%，</w:t>
       </w:r>
       <w:r>
         <w:rPr>
@@ -30913,7 +31179,7 @@
           <w:lang w:val="en-US" w:eastAsia="zh-CN"/>
         </w:rPr>
       </w:pPr>
-      <w:bookmarkStart w:id="86" w:name="_Ref25871"/>
+      <w:bookmarkStart w:id="87" w:name="_Ref25871"/>
       <w:r>
         <w:t>图6.</w:t>
       </w:r>
@@ -30946,7 +31212,7 @@
         </w:rPr>
         <w:t>社团管理功能测试加入社团结果图</w:t>
       </w:r>
-      <w:bookmarkEnd w:id="86"/>
+      <w:bookmarkEnd w:id="87"/>
     </w:p>
     <w:p>
       <w:pPr>
@@ -32339,7 +32605,7 @@
           <w:lang w:val="en-US" w:eastAsia="zh-CN"/>
         </w:rPr>
       </w:pPr>
-      <w:bookmarkStart w:id="87" w:name="_Ref26439"/>
+      <w:bookmarkStart w:id="88" w:name="_Ref26439"/>
       <w:r>
         <w:t>图6.</w:t>
       </w:r>
@@ -32372,7 +32638,7 @@
         </w:rPr>
         <w:t>活动发布与审核功能测试审核通过结果图</w:t>
       </w:r>
-      <w:bookmarkEnd w:id="87"/>
+      <w:bookmarkEnd w:id="88"/>
     </w:p>
     <w:p>
       <w:pPr>
@@ -34105,7 +34371,7 @@
           <w:lang w:val="en-US" w:eastAsia="zh-CN"/>
         </w:rPr>
       </w:pPr>
-      <w:bookmarkStart w:id="88" w:name="_Ref27249"/>
+      <w:bookmarkStart w:id="89" w:name="_Ref27249"/>
       <w:r>
         <w:t>图6.</w:t>
       </w:r>
@@ -34138,7 +34404,7 @@
         </w:rPr>
         <w:t>活动报名与签到功能测试活动报名结果图</w:t>
       </w:r>
-      <w:bookmarkEnd w:id="88"/>
+      <w:bookmarkEnd w:id="89"/>
     </w:p>
     <w:p>
       <w:pPr>
@@ -34150,7 +34416,7 @@
           <w:lang w:val="en-US" w:eastAsia="zh-CN"/>
         </w:rPr>
       </w:pPr>
-      <w:bookmarkStart w:id="89" w:name="_Toc8962"/>
+      <w:bookmarkStart w:id="90" w:name="_Toc5964"/>
       <w:r>
         <w:rPr>
           <w:rFonts w:hint="eastAsia"/>
@@ -34158,7 +34424,7 @@
         </w:rPr>
         <w:t>6.5性能测试</w:t>
       </w:r>
-      <w:bookmarkEnd w:id="89"/>
+      <w:bookmarkEnd w:id="90"/>
     </w:p>
     <w:p>
       <w:pPr>
@@ -34721,12 +34987,6 @@
             <w:insideH w:val="none" w:color="auto" w:sz="0" w:space="0"/>
             <w:insideV w:val="none" w:color="auto" w:sz="0" w:space="0"/>
           </w:tblBorders>
-          <w:tblCellMar>
-            <w:top w:w="0" w:type="dxa"/>
-            <w:left w:w="10" w:type="dxa"/>
-            <w:bottom w:w="0" w:type="dxa"/>
-            <w:right w:w="10" w:type="dxa"/>
-          </w:tblCellMar>
         </w:tblPrEx>
         <w:trPr>
           <w:jc w:val="center"/>
@@ -34900,7 +35160,7 @@
           <w:lang w:val="en-US" w:eastAsia="zh-CN"/>
         </w:rPr>
       </w:pPr>
-      <w:bookmarkStart w:id="90" w:name="_Toc24698"/>
+      <w:bookmarkStart w:id="91" w:name="_Toc28524"/>
       <w:r>
         <w:rPr>
           <w:rFonts w:hint="eastAsia"/>
@@ -34908,7 +35168,7 @@
         </w:rPr>
         <w:t>6.6兼容性测试</w:t>
       </w:r>
-      <w:bookmarkEnd w:id="90"/>
+      <w:bookmarkEnd w:id="91"/>
     </w:p>
     <w:p>
       <w:pPr>
@@ -35695,7 +35955,7 @@
           <w:lang w:val="en-US" w:eastAsia="zh-CN"/>
         </w:rPr>
       </w:pPr>
-      <w:bookmarkStart w:id="91" w:name="_Toc30468"/>
+      <w:bookmarkStart w:id="92" w:name="_Toc25417"/>
       <w:r>
         <w:rPr>
           <w:rFonts w:hint="eastAsia"/>
@@ -35703,7 +35963,7 @@
         </w:rPr>
         <w:t>6.7安全性测试</w:t>
       </w:r>
-      <w:bookmarkEnd w:id="91"/>
+      <w:bookmarkEnd w:id="92"/>
     </w:p>
     <w:p>
       <w:pPr>
@@ -36483,7 +36743,7 @@
           <w:rFonts w:hint="default"/>
         </w:rPr>
       </w:pPr>
-      <w:bookmarkStart w:id="92" w:name="_Toc6401"/>
+      <w:bookmarkStart w:id="93" w:name="_Toc29544"/>
       <w:r>
         <w:rPr>
           <w:rFonts w:hint="default"/>
@@ -36503,7 +36763,7 @@
         </w:rPr>
         <w:t xml:space="preserve"> 测试结论</w:t>
       </w:r>
-      <w:bookmarkEnd w:id="92"/>
+      <w:bookmarkEnd w:id="93"/>
     </w:p>
     <w:p>
       <w:pPr>
@@ -36517,7 +36777,15 @@
         <w:rPr>
           <w:rFonts w:hint="default"/>
         </w:rPr>
-        <w:t>经过多轮系统测试，本校园活动管理系统的各个功能模块运行稳定。核心业务流程实现得完整、严谨，过程也很流畅。在功能完备性、系统稳定性、用户体验以及兼容性等各项指标上，系统都表现优异。系统全面实现了用户管理、社团运营、活动的全生命周期管理以及数据统计等核心功能，业务逻辑精准地符合了需求规格。前端界面简洁直观，一键登录和扫码签到等功能大大提升了操作的便捷性。系统在主流Android和iOS设备的微信客户端上都能稳定运行，没有出现明显的布局错乱或卡顿。</w:t>
+        <w:t>经过多轮系统测试，本校园活动管理系统的各个功能模块运行稳定。核心业务流程实现得完整、严谨，过程流畅。在功能完备性、系统稳定性、用户体验以及兼容性等各项指标上，系统都表现优异。系统全面实现了用户管理、社团运营、活动的全生命周期管理以及数据统计等核心功能，业务逻辑精准地符合了</w:t>
+      </w:r>
+      <w:bookmarkStart w:id="117" w:name="_GoBack"/>
+      <w:bookmarkEnd w:id="117"/>
+      <w:r>
+        <w:rPr>
+          <w:rFonts w:hint="default"/>
+        </w:rPr>
+        <w:t>需求规格。前端界面简洁直观，一键登录和扫码签到等功能大大提升了操作的便捷性。系统在主流Android和iOS设备的微信客户端上都能稳定运行，没有出现明显的布局错乱或卡顿。</w:t>
       </w:r>
     </w:p>
     <w:p>
@@ -36615,14 +36883,14 @@
         <w:bidi w:val="0"/>
         <w:outlineLvl w:val="0"/>
       </w:pPr>
-      <w:bookmarkStart w:id="93" w:name="_Toc19180"/>
+      <w:bookmarkStart w:id="94" w:name="_Toc7829"/>
       <w:r>
         <w:rPr>
           <w:rFonts w:hint="default"/>
         </w:rPr>
         <w:t>7 总结与展望</w:t>
       </w:r>
-      <w:bookmarkEnd w:id="93"/>
+      <w:bookmarkEnd w:id="94"/>
     </w:p>
     <w:p>
       <w:pPr>
@@ -36867,58 +37135,13 @@
           <w:lang w:val="en-US" w:eastAsia="zh-CN"/>
         </w:rPr>
       </w:pPr>
-      <w:bookmarkStart w:id="94" w:name="_Toc21369"/>
+      <w:bookmarkStart w:id="95" w:name="_Toc28261"/>
       <w:r>
         <w:rPr>
           <w:rFonts w:hint="eastAsia"/>
           <w:lang w:val="en-US" w:eastAsia="zh-CN"/>
         </w:rPr>
         <w:t>参考文献</w:t>
-      </w:r>
-      <w:bookmarkEnd w:id="94"/>
-    </w:p>
-    <w:p>
-      <w:pPr>
-        <w:pStyle w:val="29"/>
-        <w:keepNext w:val="0"/>
-        <w:keepLines w:val="0"/>
-        <w:pageBreakBefore w:val="0"/>
-        <w:widowControl w:val="0"/>
-        <w:numPr>
-          <w:ilvl w:val="0"/>
-          <w:numId w:val="3"/>
-        </w:numPr>
-        <w:kinsoku/>
-        <w:wordWrap w:val="0"/>
-        <w:overflowPunct/>
-        <w:topLinePunct w:val="0"/>
-        <w:autoSpaceDE/>
-        <w:autoSpaceDN/>
-        <w:bidi w:val="0"/>
-        <w:adjustRightInd/>
-        <w:snapToGrid/>
-        <w:spacing w:before="157" w:beforeLines="50" w:after="157" w:afterLines="50" w:line="400" w:lineRule="exact"/>
-        <w:ind w:left="425" w:leftChars="0" w:hanging="425" w:firstLineChars="0"/>
-        <w:jc w:val="both"/>
-        <w:textAlignment w:val="auto"/>
-        <w:rPr>
-          <w:rFonts w:hint="default" w:ascii="仿宋" w:hAnsi="仿宋" w:eastAsia="仿宋" w:cs="仿宋"/>
-          <w:b w:val="0"/>
-          <w:bCs w:val="0"/>
-          <w:sz w:val="21"/>
-          <w:szCs w:val="21"/>
-        </w:rPr>
-      </w:pPr>
-      <w:bookmarkStart w:id="95" w:name="_Ref13986"/>
-      <w:r>
-        <w:rPr>
-          <w:rFonts w:hint="default" w:ascii="仿宋" w:hAnsi="仿宋" w:eastAsia="仿宋" w:cs="仿宋"/>
-          <w:b w:val="0"/>
-          <w:bCs w:val="0"/>
-          <w:sz w:val="21"/>
-          <w:szCs w:val="21"/>
-        </w:rPr>
-        <w:t>唐强,郭登豪,何学年,等. 大学生防沉迷系统的设计与实现[J].电脑编程技巧与维护,2025,(10):8-11+34.DOI:10.16184/j.cnki.comprg.2025.10.050.</w:t>
       </w:r>
       <w:bookmarkEnd w:id="95"/>
     </w:p>
@@ -36954,7 +37177,7 @@
           <w:szCs w:val="21"/>
         </w:rPr>
       </w:pPr>
-      <w:bookmarkStart w:id="96" w:name="_Ref14120"/>
+      <w:bookmarkStart w:id="96" w:name="_Ref13986"/>
       <w:r>
         <w:rPr>
           <w:rFonts w:hint="default" w:ascii="仿宋" w:hAnsi="仿宋" w:eastAsia="仿宋" w:cs="仿宋"/>
@@ -36963,7 +37186,7 @@
           <w:sz w:val="21"/>
           <w:szCs w:val="21"/>
         </w:rPr>
-        <w:t>胡佳静,赵丙秀. 基于uni-app的旧物回收微信小程序的设计与实现[J].电脑编程技巧与维护,2026,(02):65-68.DOI:10.16184/j.cnki.comprg.2026.02.015.</w:t>
+        <w:t>唐强,郭登豪,何学年,等. 大学生防沉迷系统的设计与实现[J].电脑编程技巧与维护,2025,(10):8-11+34.DOI:10.16184/j.cnki.comprg.2025.10.050.</w:t>
       </w:r>
       <w:bookmarkEnd w:id="96"/>
     </w:p>
@@ -36999,7 +37222,7 @@
           <w:szCs w:val="21"/>
         </w:rPr>
       </w:pPr>
-      <w:bookmarkStart w:id="97" w:name="_Ref14195"/>
+      <w:bookmarkStart w:id="97" w:name="_Ref14120"/>
       <w:r>
         <w:rPr>
           <w:rFonts w:hint="default" w:ascii="仿宋" w:hAnsi="仿宋" w:eastAsia="仿宋" w:cs="仿宋"/>
@@ -37008,7 +37231,7 @@
           <w:sz w:val="21"/>
           <w:szCs w:val="21"/>
         </w:rPr>
-        <w:t>孙业超. 基于RESTful API的前后端分离项目接口测试方法研究[J].软件,2025,46(09):116-118.</w:t>
+        <w:t>胡佳静,赵丙秀. 基于uni-app的旧物回收微信小程序的设计与实现[J].电脑编程技巧与维护,2026,(02):65-68.DOI:10.16184/j.cnki.comprg.2026.02.015.</w:t>
       </w:r>
       <w:bookmarkEnd w:id="97"/>
     </w:p>
@@ -37044,7 +37267,7 @@
           <w:szCs w:val="21"/>
         </w:rPr>
       </w:pPr>
-      <w:bookmarkStart w:id="98" w:name="_Ref14221"/>
+      <w:bookmarkStart w:id="98" w:name="_Ref14195"/>
       <w:r>
         <w:rPr>
           <w:rFonts w:hint="default" w:ascii="仿宋" w:hAnsi="仿宋" w:eastAsia="仿宋" w:cs="仿宋"/>
@@ -37053,7 +37276,7 @@
           <w:sz w:val="21"/>
           <w:szCs w:val="21"/>
         </w:rPr>
-        <w:t>叶锐,田广,张刘海,等. 综合能源管理平台移动端App的设计与应用[J].现代建筑电气,2025,16(12):59-64.DOI:10.16618/j.cnki.1674-8417.2025.12.011.</w:t>
+        <w:t>孙业超. 基于RESTful API的前后端分离项目接口测试方法研究[J].软件,2025,46(09):116-118.</w:t>
       </w:r>
       <w:bookmarkEnd w:id="98"/>
     </w:p>
@@ -37089,7 +37312,7 @@
           <w:szCs w:val="21"/>
         </w:rPr>
       </w:pPr>
-      <w:bookmarkStart w:id="99" w:name="_Ref14247"/>
+      <w:bookmarkStart w:id="99" w:name="_Ref14221"/>
       <w:r>
         <w:rPr>
           <w:rFonts w:hint="default" w:ascii="仿宋" w:hAnsi="仿宋" w:eastAsia="仿宋" w:cs="仿宋"/>
@@ -37098,7 +37321,7 @@
           <w:sz w:val="21"/>
           <w:szCs w:val="21"/>
         </w:rPr>
-        <w:t>艾智勇. 基于微信小程序的图书馆移动服务优化策略[J].信息记录材料,2026,27(03):174-176.DOI:10.16009/j.issn.1009-5624.2026.03.055.</w:t>
+        <w:t>叶锐,田广,张刘海,等. 综合能源管理平台移动端App的设计与应用[J].现代建筑电气,2025,16(12):59-64.DOI:10.16618/j.cnki.1674-8417.2025.12.011.</w:t>
       </w:r>
       <w:bookmarkEnd w:id="99"/>
     </w:p>
@@ -37134,7 +37357,7 @@
           <w:szCs w:val="21"/>
         </w:rPr>
       </w:pPr>
-      <w:bookmarkStart w:id="100" w:name="_Ref14273"/>
+      <w:bookmarkStart w:id="100" w:name="_Ref14247"/>
       <w:r>
         <w:rPr>
           <w:rFonts w:hint="default" w:ascii="仿宋" w:hAnsi="仿宋" w:eastAsia="仿宋" w:cs="仿宋"/>
@@ -37143,7 +37366,7 @@
           <w:sz w:val="21"/>
           <w:szCs w:val="21"/>
         </w:rPr>
-        <w:t>陈丽颖. 基于Spring Boot的智慧校园系统设计[J].中国新通信,2026,28(03):28-30.</w:t>
+        <w:t>艾智勇. 基于微信小程序的图书馆移动服务优化策略[J].信息记录材料,2026,27(03):174-176.DOI:10.16009/j.issn.1009-5624.2026.03.055.</w:t>
       </w:r>
       <w:bookmarkEnd w:id="100"/>
     </w:p>
@@ -37179,7 +37402,7 @@
           <w:szCs w:val="21"/>
         </w:rPr>
       </w:pPr>
-      <w:bookmarkStart w:id="101" w:name="_Ref14322"/>
+      <w:bookmarkStart w:id="101" w:name="_Ref14273"/>
       <w:r>
         <w:rPr>
           <w:rFonts w:hint="default" w:ascii="仿宋" w:hAnsi="仿宋" w:eastAsia="仿宋" w:cs="仿宋"/>
@@ -37188,7 +37411,7 @@
           <w:sz w:val="21"/>
           <w:szCs w:val="21"/>
         </w:rPr>
-        <w:t>欧阳宏基,葛萌,程海波. MyBatis框架在数据持久层中的应用研究[J].微型电脑应用,2023,39(01):73-75.</w:t>
+        <w:t>陈丽颖. 基于Spring Boot的智慧校园系统设计[J].中国新通信,2026,28(03):28-30.</w:t>
       </w:r>
       <w:bookmarkEnd w:id="101"/>
     </w:p>
@@ -37224,7 +37447,7 @@
           <w:szCs w:val="21"/>
         </w:rPr>
       </w:pPr>
-      <w:bookmarkStart w:id="102" w:name="_Ref14345"/>
+      <w:bookmarkStart w:id="102" w:name="_Ref14322"/>
       <w:r>
         <w:rPr>
           <w:rFonts w:hint="default" w:ascii="仿宋" w:hAnsi="仿宋" w:eastAsia="仿宋" w:cs="仿宋"/>
@@ -37233,7 +37456,7 @@
           <w:sz w:val="21"/>
           <w:szCs w:val="21"/>
         </w:rPr>
-        <w:t>胡海波. 适用于工业场景的zxing识别DataMatrix码优化[J].计算机应用与软件,2025,42(10):392-397.</w:t>
+        <w:t>欧阳宏基,葛萌,程海波. MyBatis框架在数据持久层中的应用研究[J].微型电脑应用,2023,39(01):73-75.</w:t>
       </w:r>
       <w:bookmarkEnd w:id="102"/>
     </w:p>
@@ -37269,7 +37492,7 @@
           <w:szCs w:val="21"/>
         </w:rPr>
       </w:pPr>
-      <w:bookmarkStart w:id="103" w:name="_Ref14371"/>
+      <w:bookmarkStart w:id="103" w:name="_Ref14345"/>
       <w:r>
         <w:rPr>
           <w:rFonts w:hint="default" w:ascii="仿宋" w:hAnsi="仿宋" w:eastAsia="仿宋" w:cs="仿宋"/>
@@ -37278,7 +37501,7 @@
           <w:sz w:val="21"/>
           <w:szCs w:val="21"/>
         </w:rPr>
-        <w:t>丁子木,刘美彤,韩梦杰,等. Vue框架中的MVVM思想的实践与优化[J].电脑编程技巧与维护,2025,(04):76-78.DOI:10.16184/j.cnki.comprg.2025.04.012.</w:t>
+        <w:t>胡海波. 适用于工业场景的zxing识别DataMatrix码优化[J].计算机应用与软件,2025,42(10):392-397.</w:t>
       </w:r>
       <w:bookmarkEnd w:id="103"/>
     </w:p>
@@ -37314,7 +37537,7 @@
           <w:szCs w:val="21"/>
         </w:rPr>
       </w:pPr>
-      <w:bookmarkStart w:id="104" w:name="_Ref14417"/>
+      <w:bookmarkStart w:id="104" w:name="_Ref14371"/>
       <w:r>
         <w:rPr>
           <w:rFonts w:hint="default" w:ascii="仿宋" w:hAnsi="仿宋" w:eastAsia="仿宋" w:cs="仿宋"/>
@@ -37323,7 +37546,7 @@
           <w:sz w:val="21"/>
           <w:szCs w:val="21"/>
         </w:rPr>
-        <w:t>李淼淼,季节,李坡,等. 基于SpringBoot和Vue 3的移动学习管理系统的设计与实现[J].无线互联科技,2026,23(04):81-86.</w:t>
+        <w:t>丁子木,刘美彤,韩梦杰,等. Vue框架中的MVVM思想的实践与优化[J].电脑编程技巧与维护,2025,(04):76-78.DOI:10.16184/j.cnki.comprg.2025.04.012.</w:t>
       </w:r>
       <w:bookmarkEnd w:id="104"/>
     </w:p>
@@ -37359,7 +37582,7 @@
           <w:szCs w:val="21"/>
         </w:rPr>
       </w:pPr>
-      <w:bookmarkStart w:id="105" w:name="_Ref14443"/>
+      <w:bookmarkStart w:id="105" w:name="_Ref14417"/>
       <w:r>
         <w:rPr>
           <w:rFonts w:hint="default" w:ascii="仿宋" w:hAnsi="仿宋" w:eastAsia="仿宋" w:cs="仿宋"/>
@@ -37368,7 +37591,7 @@
           <w:sz w:val="21"/>
           <w:szCs w:val="21"/>
         </w:rPr>
-        <w:t xml:space="preserve">吴迁.基于uni-app与Spring Boot框架的Web应用开发平台的设计与实现[D].西安石油大学,2025.DOI:10.27400/d.cnki.gxasc.2025.001042. </w:t>
+        <w:t>李淼淼,季节,李坡,等. 基于SpringBoot和Vue 3的移动学习管理系统的设计与实现[J].无线互联科技,2026,23(04):81-86.</w:t>
       </w:r>
       <w:bookmarkEnd w:id="105"/>
     </w:p>
@@ -37404,7 +37627,7 @@
           <w:szCs w:val="21"/>
         </w:rPr>
       </w:pPr>
-      <w:bookmarkStart w:id="106" w:name="_Ref14466"/>
+      <w:bookmarkStart w:id="106" w:name="_Ref14443"/>
       <w:r>
         <w:rPr>
           <w:rFonts w:hint="default" w:ascii="仿宋" w:hAnsi="仿宋" w:eastAsia="仿宋" w:cs="仿宋"/>
@@ -37413,7 +37636,7 @@
           <w:sz w:val="21"/>
           <w:szCs w:val="21"/>
         </w:rPr>
-        <w:t>沈文婷. 基于微信小程序的实验教学管理系统的设计与实现[J].电脑知识与技术,2026,22(04):70-72.DOI:10.14004/j.cnki.ckt.2026.0245.</w:t>
+        <w:t xml:space="preserve">吴迁.基于uni-app与Spring Boot框架的Web应用开发平台的设计与实现[D].西安石油大学,2025.DOI:10.27400/d.cnki.gxasc.2025.001042. </w:t>
       </w:r>
       <w:bookmarkEnd w:id="106"/>
     </w:p>
@@ -37449,7 +37672,7 @@
           <w:szCs w:val="21"/>
         </w:rPr>
       </w:pPr>
-      <w:bookmarkStart w:id="107" w:name="_Ref14495"/>
+      <w:bookmarkStart w:id="107" w:name="_Ref14466"/>
       <w:r>
         <w:rPr>
           <w:rFonts w:hint="default" w:ascii="仿宋" w:hAnsi="仿宋" w:eastAsia="仿宋" w:cs="仿宋"/>
@@ -37458,7 +37681,7 @@
           <w:sz w:val="21"/>
           <w:szCs w:val="21"/>
         </w:rPr>
-        <w:t>耍燕萍,姜伟,李磊,等. 面向油气田运营管理的待办消息中台设计与RESTful API规范研究[J].信息系统工程,2025,(08):170-173.</w:t>
+        <w:t>沈文婷. 基于微信小程序的实验教学管理系统的设计与实现[J].电脑知识与技术,2026,22(04):70-72.DOI:10.14004/j.cnki.ckt.2026.0245.</w:t>
       </w:r>
       <w:bookmarkEnd w:id="107"/>
     </w:p>
@@ -37494,7 +37717,7 @@
           <w:szCs w:val="21"/>
         </w:rPr>
       </w:pPr>
-      <w:bookmarkStart w:id="108" w:name="_Ref14522"/>
+      <w:bookmarkStart w:id="108" w:name="_Ref14495"/>
       <w:r>
         <w:rPr>
           <w:rFonts w:hint="default" w:ascii="仿宋" w:hAnsi="仿宋" w:eastAsia="仿宋" w:cs="仿宋"/>
@@ -37503,7 +37726,7 @@
           <w:sz w:val="21"/>
           <w:szCs w:val="21"/>
         </w:rPr>
-        <w:t>路辉,戴志敏. 基于可搜索加密算法的高性能高可用MySQL数据库自动备份算法[J].微型电脑应用,2026,42(01):239-241+245.</w:t>
+        <w:t>耍燕萍,姜伟,李磊,等. 面向油气田运营管理的待办消息中台设计与RESTful API规范研究[J].信息系统工程,2025,(08):170-173.</w:t>
       </w:r>
       <w:bookmarkEnd w:id="108"/>
     </w:p>
@@ -37539,7 +37762,7 @@
           <w:szCs w:val="21"/>
         </w:rPr>
       </w:pPr>
-      <w:bookmarkStart w:id="109" w:name="_Ref14548"/>
+      <w:bookmarkStart w:id="109" w:name="_Ref14522"/>
       <w:r>
         <w:rPr>
           <w:rFonts w:hint="default" w:ascii="仿宋" w:hAnsi="仿宋" w:eastAsia="仿宋" w:cs="仿宋"/>
@@ -37548,7 +37771,7 @@
           <w:sz w:val="21"/>
           <w:szCs w:val="21"/>
         </w:rPr>
-        <w:t>段闪闪,孟华,孙玉斌. 基于STM32的停车场车位管理控制系统设计与实现[J].机械工程与自动化,2026,55(02):151-153.</w:t>
+        <w:t>路辉,戴志敏. 基于可搜索加密算法的高性能高可用MySQL数据库自动备份算法[J].微型电脑应用,2026,42(01):239-241+245.</w:t>
       </w:r>
       <w:bookmarkEnd w:id="109"/>
     </w:p>
@@ -37584,7 +37807,7 @@
           <w:szCs w:val="21"/>
         </w:rPr>
       </w:pPr>
-      <w:bookmarkStart w:id="110" w:name="_Ref14620"/>
+      <w:bookmarkStart w:id="110" w:name="_Ref14548"/>
       <w:r>
         <w:rPr>
           <w:rFonts w:hint="default" w:ascii="仿宋" w:hAnsi="仿宋" w:eastAsia="仿宋" w:cs="仿宋"/>
@@ -37593,7 +37816,7 @@
           <w:sz w:val="21"/>
           <w:szCs w:val="21"/>
         </w:rPr>
-        <w:t>Sun C ,Chen G ,Shi C , et al. Therapeutic Effects of a WeChat Mini-Program on Metabolic Dysfunction-Associated Fatty Liver Disease: Randomized Controlled Trial.[J].Journal of medical Internet research,2026,28e76204.DOI:10.2196/76204.</w:t>
+        <w:t>段闪闪,孟华,孙玉斌. 基于STM32的停车场车位管理控制系统设计与实现[J].机械工程与自动化,2026,55(02):151-153.</w:t>
       </w:r>
       <w:bookmarkEnd w:id="110"/>
     </w:p>
@@ -37629,7 +37852,7 @@
           <w:szCs w:val="21"/>
         </w:rPr>
       </w:pPr>
-      <w:bookmarkStart w:id="111" w:name="_Ref14652"/>
+      <w:bookmarkStart w:id="111" w:name="_Ref14620"/>
       <w:r>
         <w:rPr>
           <w:rFonts w:hint="default" w:ascii="仿宋" w:hAnsi="仿宋" w:eastAsia="仿宋" w:cs="仿宋"/>
@@ -37638,7 +37861,7 @@
           <w:sz w:val="21"/>
           <w:szCs w:val="21"/>
         </w:rPr>
-        <w:t>Scott A ,Dharmasukrit C ,Macal M , et al. Dynamic QR Codes and Data Analytics: Novel Methods for Evaluating Just-in-Time Nursing Education.[J].Journal of continuing education in nursing,2025,56(5):183-189.DOI:10.3928/00220124-20250326-02.</w:t>
+        <w:t>Sun C ,Chen G ,Shi C , et al. Therapeutic Effects of a WeChat Mini-Program on Metabolic Dysfunction-Associated Fatty Liver Disease: Randomized Controlled Trial.[J].Journal of medical Internet research,2026,28e76204.DOI:10.2196/76204.</w:t>
       </w:r>
       <w:bookmarkEnd w:id="111"/>
     </w:p>
@@ -37674,7 +37897,7 @@
           <w:szCs w:val="21"/>
         </w:rPr>
       </w:pPr>
-      <w:bookmarkStart w:id="112" w:name="_Ref14678"/>
+      <w:bookmarkStart w:id="112" w:name="_Ref14652"/>
       <w:r>
         <w:rPr>
           <w:rFonts w:hint="default" w:ascii="仿宋" w:hAnsi="仿宋" w:eastAsia="仿宋" w:cs="仿宋"/>
@@ -37683,7 +37906,7 @@
           <w:sz w:val="21"/>
           <w:szCs w:val="21"/>
         </w:rPr>
-        <w:t>Jiang O ,Matuk C ,Gopalakrishnan M , et al. Design guidelines for animated data visualization based on perceptual capacity limits.[J].Cognitive research: principles and implications,2026,11(1):31-31.DOI:10.1186/S41235-026-00724-Y.</w:t>
+        <w:t>Scott A ,Dharmasukrit C ,Macal M , et al. Dynamic QR Codes and Data Analytics: Novel Methods for Evaluating Just-in-Time Nursing Education.[J].Journal of continuing education in nursing,2025,56(5):183-189.DOI:10.3928/00220124-20250326-02.</w:t>
       </w:r>
       <w:bookmarkEnd w:id="112"/>
     </w:p>
@@ -37719,7 +37942,7 @@
           <w:szCs w:val="21"/>
         </w:rPr>
       </w:pPr>
-      <w:bookmarkStart w:id="113" w:name="_Ref15021"/>
+      <w:bookmarkStart w:id="113" w:name="_Ref14678"/>
       <w:r>
         <w:rPr>
           <w:rFonts w:hint="default" w:ascii="仿宋" w:hAnsi="仿宋" w:eastAsia="仿宋" w:cs="仿宋"/>
@@ -37728,7 +37951,7 @@
           <w:sz w:val="21"/>
           <w:szCs w:val="21"/>
         </w:rPr>
-        <w:t>Guo Y ,Huo J ,Zhou Q . Intelligent Analysis and Visualization of Loan Approval Based on Spring Boot[J].Journal of Intelligence and Knowledge Engineering,2025,3(4):DOI:10.62517/JIKE.202504415.</w:t>
+        <w:t>Jiang O ,Matuk C ,Gopalakrishnan M , et al. Design guidelines for animated data visualization based on perceptual capacity limits.[J].Cognitive research: principles and implications,2026,11(1):31-31.DOI:10.1186/S41235-026-00724-Y.</w:t>
       </w:r>
       <w:bookmarkEnd w:id="113"/>
     </w:p>
@@ -37764,7 +37987,7 @@
           <w:szCs w:val="21"/>
         </w:rPr>
       </w:pPr>
-      <w:bookmarkStart w:id="114" w:name="_Ref15047"/>
+      <w:bookmarkStart w:id="114" w:name="_Ref15021"/>
       <w:r>
         <w:rPr>
           <w:rFonts w:hint="default" w:ascii="仿宋" w:hAnsi="仿宋" w:eastAsia="仿宋" w:cs="仿宋"/>
@@ -37773,9 +37996,54 @@
           <w:sz w:val="21"/>
           <w:szCs w:val="21"/>
         </w:rPr>
+        <w:t>Guo Y ,Huo J ,Zhou Q . Intelligent Analysis and Visualization of Loan Approval Based on Spring Boot[J].Journal of Intelligence and Knowledge Engineering,2025,3(4):DOI:10.62517/JIKE.202504415.</w:t>
+      </w:r>
+      <w:bookmarkEnd w:id="114"/>
+    </w:p>
+    <w:p>
+      <w:pPr>
+        <w:pStyle w:val="29"/>
+        <w:keepNext w:val="0"/>
+        <w:keepLines w:val="0"/>
+        <w:pageBreakBefore w:val="0"/>
+        <w:widowControl w:val="0"/>
+        <w:numPr>
+          <w:ilvl w:val="0"/>
+          <w:numId w:val="3"/>
+        </w:numPr>
+        <w:kinsoku/>
+        <w:wordWrap w:val="0"/>
+        <w:overflowPunct/>
+        <w:topLinePunct w:val="0"/>
+        <w:autoSpaceDE/>
+        <w:autoSpaceDN/>
+        <w:bidi w:val="0"/>
+        <w:adjustRightInd/>
+        <w:snapToGrid/>
+        <w:spacing w:before="157" w:beforeLines="50" w:after="157" w:afterLines="50" w:line="400" w:lineRule="exact"/>
+        <w:ind w:left="425" w:leftChars="0" w:hanging="425" w:firstLineChars="0"/>
+        <w:jc w:val="both"/>
+        <w:textAlignment w:val="auto"/>
+        <w:rPr>
+          <w:rFonts w:hint="default" w:ascii="仿宋" w:hAnsi="仿宋" w:eastAsia="仿宋" w:cs="仿宋"/>
+          <w:b w:val="0"/>
+          <w:bCs w:val="0"/>
+          <w:sz w:val="21"/>
+          <w:szCs w:val="21"/>
+        </w:rPr>
+      </w:pPr>
+      <w:bookmarkStart w:id="115" w:name="_Ref15047"/>
+      <w:r>
+        <w:rPr>
+          <w:rFonts w:hint="default" w:ascii="仿宋" w:hAnsi="仿宋" w:eastAsia="仿宋" w:cs="仿宋"/>
+          <w:b w:val="0"/>
+          <w:bCs w:val="0"/>
+          <w:sz w:val="21"/>
+          <w:szCs w:val="21"/>
+        </w:rPr>
         <w:t>Campos G M J ,Alcaide M A ,Castellanos L A , et al. A Scalable Microservices Architecture for Condition Monitoring and State-of-Health Tracking in Power Conversion Systems[J].Sensors,2026,26(4):1282-1282.DOI:10.3390/S26041282.</w:t>
       </w:r>
-      <w:bookmarkEnd w:id="114"/>
+      <w:bookmarkEnd w:id="115"/>
     </w:p>
     <w:p>
       <w:pPr>
@@ -37888,7 +38156,6 @@
           <w:lang w:val="en-US" w:eastAsia="zh-CN"/>
         </w:rPr>
       </w:pPr>
-      <w:bookmarkStart w:id="115" w:name="_Toc27927"/>
     </w:p>
     <w:p>
       <w:pPr>
@@ -37900,6 +38167,7 @@
           <w:lang w:val="en-US" w:eastAsia="zh-CN"/>
         </w:rPr>
       </w:pPr>
+      <w:bookmarkStart w:id="116" w:name="_Toc7966"/>
       <w:r>
         <w:rPr>
           <w:rFonts w:hint="eastAsia"/>
@@ -37907,7 +38175,7 @@
         </w:rPr>
         <w:t>致谢语</w:t>
       </w:r>
-      <w:bookmarkEnd w:id="115"/>
+      <w:bookmarkEnd w:id="116"/>
     </w:p>
     <w:p>
       <w:pPr>

--- a/基于微信小程序的校园活动报名系统设计与实现.docx
+++ b/基于微信小程序的校园活动报名系统设计与实现.docx
@@ -751,7 +751,7 @@
     <w:sdt>
       <w:sdtPr>
         <w:rPr>
-          <w:rFonts w:ascii="宋体" w:hAnsi="宋体" w:eastAsia="宋体" w:cs="Times New Roman"/>
+          <w:rFonts w:hint="eastAsia" w:ascii="黑体" w:hAnsi="黑体" w:eastAsia="黑体" w:cs="黑体"/>
           <w:kern w:val="2"/>
           <w:sz w:val="21"/>
           <w:szCs w:val="24"/>
@@ -856,6 +856,9 @@
             <w:snapToGrid/>
             <w:spacing w:line="400" w:lineRule="exact"/>
             <w:textAlignment w:val="auto"/>
+            <w:rPr>
+              <w:rFonts w:hint="eastAsia" w:ascii="黑体" w:hAnsi="黑体" w:eastAsia="黑体" w:cs="黑体"/>
+            </w:rPr>
           </w:pPr>
           <w:r>
             <w:rPr>
@@ -920,21 +923,39 @@
             <w:t>摘要</w:t>
           </w:r>
           <w:r>
+            <w:rPr>
+              <w:rFonts w:hint="eastAsia" w:ascii="黑体" w:hAnsi="黑体" w:eastAsia="黑体" w:cs="黑体"/>
+            </w:rPr>
             <w:tab/>
           </w:r>
           <w:r>
+            <w:rPr>
+              <w:rFonts w:hint="eastAsia" w:ascii="黑体" w:hAnsi="黑体" w:eastAsia="黑体" w:cs="黑体"/>
+            </w:rPr>
             <w:fldChar w:fldCharType="begin"/>
           </w:r>
           <w:r>
+            <w:rPr>
+              <w:rFonts w:hint="eastAsia" w:ascii="黑体" w:hAnsi="黑体" w:eastAsia="黑体" w:cs="黑体"/>
+            </w:rPr>
             <w:instrText xml:space="preserve"> PAGEREF _Toc64 \h </w:instrText>
           </w:r>
           <w:r>
+            <w:rPr>
+              <w:rFonts w:hint="eastAsia" w:ascii="黑体" w:hAnsi="黑体" w:eastAsia="黑体" w:cs="黑体"/>
+            </w:rPr>
             <w:fldChar w:fldCharType="separate"/>
           </w:r>
           <w:r>
+            <w:rPr>
+              <w:rFonts w:hint="eastAsia" w:ascii="黑体" w:hAnsi="黑体" w:eastAsia="黑体" w:cs="黑体"/>
+            </w:rPr>
             <w:t>I</w:t>
           </w:r>
           <w:r>
+            <w:rPr>
+              <w:rFonts w:hint="eastAsia" w:ascii="黑体" w:hAnsi="黑体" w:eastAsia="黑体" w:cs="黑体"/>
+            </w:rPr>
             <w:fldChar w:fldCharType="end"/>
           </w:r>
           <w:r>
@@ -967,6 +988,9 @@
             <w:snapToGrid/>
             <w:spacing w:line="400" w:lineRule="exact"/>
             <w:textAlignment w:val="auto"/>
+            <w:rPr>
+              <w:rFonts w:hint="eastAsia" w:ascii="黑体" w:hAnsi="黑体" w:eastAsia="黑体" w:cs="黑体"/>
+            </w:rPr>
           </w:pPr>
           <w:r>
             <w:rPr>
@@ -994,28 +1018,46 @@
           </w:r>
           <w:r>
             <w:rPr>
-              <w:rFonts w:ascii="Times New Roman" w:hAnsi="Times New Roman"/>
+              <w:rFonts w:hint="eastAsia" w:ascii="黑体" w:hAnsi="黑体" w:eastAsia="黑体" w:cs="黑体"/>
               <w:bCs/>
               <w:szCs w:val="30"/>
             </w:rPr>
             <w:t>Abstract</w:t>
           </w:r>
           <w:r>
+            <w:rPr>
+              <w:rFonts w:hint="eastAsia" w:ascii="黑体" w:hAnsi="黑体" w:eastAsia="黑体" w:cs="黑体"/>
+            </w:rPr>
             <w:tab/>
           </w:r>
           <w:r>
+            <w:rPr>
+              <w:rFonts w:hint="eastAsia" w:ascii="黑体" w:hAnsi="黑体" w:eastAsia="黑体" w:cs="黑体"/>
+            </w:rPr>
             <w:fldChar w:fldCharType="begin"/>
           </w:r>
           <w:r>
+            <w:rPr>
+              <w:rFonts w:hint="eastAsia" w:ascii="黑体" w:hAnsi="黑体" w:eastAsia="黑体" w:cs="黑体"/>
+            </w:rPr>
             <w:instrText xml:space="preserve"> PAGEREF _Toc3320 \h </w:instrText>
           </w:r>
           <w:r>
+            <w:rPr>
+              <w:rFonts w:hint="eastAsia" w:ascii="黑体" w:hAnsi="黑体" w:eastAsia="黑体" w:cs="黑体"/>
+            </w:rPr>
             <w:fldChar w:fldCharType="separate"/>
           </w:r>
           <w:r>
+            <w:rPr>
+              <w:rFonts w:hint="eastAsia" w:ascii="黑体" w:hAnsi="黑体" w:eastAsia="黑体" w:cs="黑体"/>
+            </w:rPr>
             <w:t>II</w:t>
           </w:r>
           <w:r>
+            <w:rPr>
+              <w:rFonts w:hint="eastAsia" w:ascii="黑体" w:hAnsi="黑体" w:eastAsia="黑体" w:cs="黑体"/>
+            </w:rPr>
             <w:fldChar w:fldCharType="end"/>
           </w:r>
           <w:r>
@@ -1048,6 +1090,9 @@
             <w:snapToGrid/>
             <w:spacing w:line="400" w:lineRule="exact"/>
             <w:textAlignment w:val="auto"/>
+            <w:rPr>
+              <w:rFonts w:hint="eastAsia" w:ascii="黑体" w:hAnsi="黑体" w:eastAsia="黑体" w:cs="黑体"/>
+            </w:rPr>
           </w:pPr>
           <w:r>
             <w:rPr>
@@ -1074,24 +1119,45 @@
             <w:fldChar w:fldCharType="separate"/>
           </w:r>
           <w:r>
+            <w:rPr>
+              <w:rFonts w:hint="eastAsia" w:ascii="黑体" w:hAnsi="黑体" w:eastAsia="黑体" w:cs="黑体"/>
+            </w:rPr>
             <w:t>1 绪论</w:t>
           </w:r>
           <w:r>
+            <w:rPr>
+              <w:rFonts w:hint="eastAsia" w:ascii="黑体" w:hAnsi="黑体" w:eastAsia="黑体" w:cs="黑体"/>
+            </w:rPr>
             <w:tab/>
           </w:r>
           <w:r>
+            <w:rPr>
+              <w:rFonts w:hint="eastAsia" w:ascii="黑体" w:hAnsi="黑体" w:eastAsia="黑体" w:cs="黑体"/>
+            </w:rPr>
             <w:fldChar w:fldCharType="begin"/>
           </w:r>
           <w:r>
+            <w:rPr>
+              <w:rFonts w:hint="eastAsia" w:ascii="黑体" w:hAnsi="黑体" w:eastAsia="黑体" w:cs="黑体"/>
+            </w:rPr>
             <w:instrText xml:space="preserve"> PAGEREF _Toc18589 \h </w:instrText>
           </w:r>
           <w:r>
+            <w:rPr>
+              <w:rFonts w:hint="eastAsia" w:ascii="黑体" w:hAnsi="黑体" w:eastAsia="黑体" w:cs="黑体"/>
+            </w:rPr>
             <w:fldChar w:fldCharType="separate"/>
           </w:r>
           <w:r>
+            <w:rPr>
+              <w:rFonts w:hint="eastAsia" w:ascii="黑体" w:hAnsi="黑体" w:eastAsia="黑体" w:cs="黑体"/>
+            </w:rPr>
             <w:t>1</w:t>
           </w:r>
           <w:r>
+            <w:rPr>
+              <w:rFonts w:hint="eastAsia" w:ascii="黑体" w:hAnsi="黑体" w:eastAsia="黑体" w:cs="黑体"/>
+            </w:rPr>
             <w:fldChar w:fldCharType="end"/>
           </w:r>
           <w:r>
@@ -1124,6 +1190,9 @@
             <w:snapToGrid/>
             <w:spacing w:line="400" w:lineRule="exact"/>
             <w:textAlignment w:val="auto"/>
+            <w:rPr>
+              <w:rFonts w:hint="eastAsia" w:ascii="黑体" w:hAnsi="黑体" w:eastAsia="黑体" w:cs="黑体"/>
+            </w:rPr>
           </w:pPr>
           <w:r>
             <w:rPr>
@@ -1151,26 +1220,44 @@
           </w:r>
           <w:r>
             <w:rPr>
-              <w:rFonts w:hint="eastAsia"/>
+              <w:rFonts w:hint="eastAsia" w:ascii="黑体" w:hAnsi="黑体" w:eastAsia="黑体" w:cs="黑体"/>
             </w:rPr>
             <w:t>1.1 研究背景及意义</w:t>
           </w:r>
           <w:r>
+            <w:rPr>
+              <w:rFonts w:hint="eastAsia" w:ascii="黑体" w:hAnsi="黑体" w:eastAsia="黑体" w:cs="黑体"/>
+            </w:rPr>
             <w:tab/>
           </w:r>
           <w:r>
+            <w:rPr>
+              <w:rFonts w:hint="eastAsia" w:ascii="黑体" w:hAnsi="黑体" w:eastAsia="黑体" w:cs="黑体"/>
+            </w:rPr>
             <w:fldChar w:fldCharType="begin"/>
           </w:r>
           <w:r>
+            <w:rPr>
+              <w:rFonts w:hint="eastAsia" w:ascii="黑体" w:hAnsi="黑体" w:eastAsia="黑体" w:cs="黑体"/>
+            </w:rPr>
             <w:instrText xml:space="preserve"> PAGEREF _Toc29685 \h </w:instrText>
           </w:r>
           <w:r>
+            <w:rPr>
+              <w:rFonts w:hint="eastAsia" w:ascii="黑体" w:hAnsi="黑体" w:eastAsia="黑体" w:cs="黑体"/>
+            </w:rPr>
             <w:fldChar w:fldCharType="separate"/>
           </w:r>
           <w:r>
+            <w:rPr>
+              <w:rFonts w:hint="eastAsia" w:ascii="黑体" w:hAnsi="黑体" w:eastAsia="黑体" w:cs="黑体"/>
+            </w:rPr>
             <w:t>1</w:t>
           </w:r>
           <w:r>
+            <w:rPr>
+              <w:rFonts w:hint="eastAsia" w:ascii="黑体" w:hAnsi="黑体" w:eastAsia="黑体" w:cs="黑体"/>
+            </w:rPr>
             <w:fldChar w:fldCharType="end"/>
           </w:r>
           <w:r>
@@ -1203,6 +1290,9 @@
             <w:snapToGrid/>
             <w:spacing w:line="400" w:lineRule="exact"/>
             <w:textAlignment w:val="auto"/>
+            <w:rPr>
+              <w:rFonts w:hint="eastAsia" w:ascii="黑体" w:hAnsi="黑体" w:eastAsia="黑体" w:cs="黑体"/>
+            </w:rPr>
           </w:pPr>
           <w:r>
             <w:rPr>
@@ -1229,24 +1319,45 @@
             <w:fldChar w:fldCharType="separate"/>
           </w:r>
           <w:r>
+            <w:rPr>
+              <w:rFonts w:hint="eastAsia" w:ascii="黑体" w:hAnsi="黑体" w:eastAsia="黑体" w:cs="黑体"/>
+            </w:rPr>
             <w:t>1.2 研究目标</w:t>
           </w:r>
           <w:r>
+            <w:rPr>
+              <w:rFonts w:hint="eastAsia" w:ascii="黑体" w:hAnsi="黑体" w:eastAsia="黑体" w:cs="黑体"/>
+            </w:rPr>
             <w:tab/>
           </w:r>
           <w:r>
+            <w:rPr>
+              <w:rFonts w:hint="eastAsia" w:ascii="黑体" w:hAnsi="黑体" w:eastAsia="黑体" w:cs="黑体"/>
+            </w:rPr>
             <w:fldChar w:fldCharType="begin"/>
           </w:r>
           <w:r>
+            <w:rPr>
+              <w:rFonts w:hint="eastAsia" w:ascii="黑体" w:hAnsi="黑体" w:eastAsia="黑体" w:cs="黑体"/>
+            </w:rPr>
             <w:instrText xml:space="preserve"> PAGEREF _Toc3076 \h </w:instrText>
           </w:r>
           <w:r>
+            <w:rPr>
+              <w:rFonts w:hint="eastAsia" w:ascii="黑体" w:hAnsi="黑体" w:eastAsia="黑体" w:cs="黑体"/>
+            </w:rPr>
             <w:fldChar w:fldCharType="separate"/>
           </w:r>
           <w:r>
+            <w:rPr>
+              <w:rFonts w:hint="eastAsia" w:ascii="黑体" w:hAnsi="黑体" w:eastAsia="黑体" w:cs="黑体"/>
+            </w:rPr>
             <w:t>1</w:t>
           </w:r>
           <w:r>
+            <w:rPr>
+              <w:rFonts w:hint="eastAsia" w:ascii="黑体" w:hAnsi="黑体" w:eastAsia="黑体" w:cs="黑体"/>
+            </w:rPr>
             <w:fldChar w:fldCharType="end"/>
           </w:r>
           <w:r>
@@ -1279,6 +1390,9 @@
             <w:snapToGrid/>
             <w:spacing w:line="400" w:lineRule="exact"/>
             <w:textAlignment w:val="auto"/>
+            <w:rPr>
+              <w:rFonts w:hint="eastAsia" w:ascii="黑体" w:hAnsi="黑体" w:eastAsia="黑体" w:cs="黑体"/>
+            </w:rPr>
           </w:pPr>
           <w:r>
             <w:rPr>
@@ -1305,24 +1419,45 @@
             <w:fldChar w:fldCharType="separate"/>
           </w:r>
           <w:r>
+            <w:rPr>
+              <w:rFonts w:hint="eastAsia" w:ascii="黑体" w:hAnsi="黑体" w:eastAsia="黑体" w:cs="黑体"/>
+            </w:rPr>
             <w:t>1.3 国内外现状</w:t>
           </w:r>
           <w:r>
+            <w:rPr>
+              <w:rFonts w:hint="eastAsia" w:ascii="黑体" w:hAnsi="黑体" w:eastAsia="黑体" w:cs="黑体"/>
+            </w:rPr>
             <w:tab/>
           </w:r>
           <w:r>
+            <w:rPr>
+              <w:rFonts w:hint="eastAsia" w:ascii="黑体" w:hAnsi="黑体" w:eastAsia="黑体" w:cs="黑体"/>
+            </w:rPr>
             <w:fldChar w:fldCharType="begin"/>
           </w:r>
           <w:r>
+            <w:rPr>
+              <w:rFonts w:hint="eastAsia" w:ascii="黑体" w:hAnsi="黑体" w:eastAsia="黑体" w:cs="黑体"/>
+            </w:rPr>
             <w:instrText xml:space="preserve"> PAGEREF _Toc5826 \h </w:instrText>
           </w:r>
           <w:r>
+            <w:rPr>
+              <w:rFonts w:hint="eastAsia" w:ascii="黑体" w:hAnsi="黑体" w:eastAsia="黑体" w:cs="黑体"/>
+            </w:rPr>
             <w:fldChar w:fldCharType="separate"/>
           </w:r>
           <w:r>
+            <w:rPr>
+              <w:rFonts w:hint="eastAsia" w:ascii="黑体" w:hAnsi="黑体" w:eastAsia="黑体" w:cs="黑体"/>
+            </w:rPr>
             <w:t>2</w:t>
           </w:r>
           <w:r>
+            <w:rPr>
+              <w:rFonts w:hint="eastAsia" w:ascii="黑体" w:hAnsi="黑体" w:eastAsia="黑体" w:cs="黑体"/>
+            </w:rPr>
             <w:fldChar w:fldCharType="end"/>
           </w:r>
           <w:r>
@@ -1355,6 +1490,9 @@
             <w:snapToGrid/>
             <w:spacing w:line="400" w:lineRule="exact"/>
             <w:textAlignment w:val="auto"/>
+            <w:rPr>
+              <w:rFonts w:hint="eastAsia" w:ascii="黑体" w:hAnsi="黑体" w:eastAsia="黑体" w:cs="黑体"/>
+            </w:rPr>
           </w:pPr>
           <w:r>
             <w:rPr>
@@ -1382,27 +1520,45 @@
           </w:r>
           <w:r>
             <w:rPr>
-              <w:rFonts w:hint="eastAsia"/>
+              <w:rFonts w:hint="eastAsia" w:ascii="黑体" w:hAnsi="黑体" w:eastAsia="黑体" w:cs="黑体"/>
               <w:lang w:val="en-US" w:eastAsia="zh-CN"/>
             </w:rPr>
             <w:t>1.4论文框架结构</w:t>
           </w:r>
           <w:r>
+            <w:rPr>
+              <w:rFonts w:hint="eastAsia" w:ascii="黑体" w:hAnsi="黑体" w:eastAsia="黑体" w:cs="黑体"/>
+            </w:rPr>
             <w:tab/>
           </w:r>
           <w:r>
+            <w:rPr>
+              <w:rFonts w:hint="eastAsia" w:ascii="黑体" w:hAnsi="黑体" w:eastAsia="黑体" w:cs="黑体"/>
+            </w:rPr>
             <w:fldChar w:fldCharType="begin"/>
           </w:r>
           <w:r>
+            <w:rPr>
+              <w:rFonts w:hint="eastAsia" w:ascii="黑体" w:hAnsi="黑体" w:eastAsia="黑体" w:cs="黑体"/>
+            </w:rPr>
             <w:instrText xml:space="preserve"> PAGEREF _Toc23093 \h </w:instrText>
           </w:r>
           <w:r>
+            <w:rPr>
+              <w:rFonts w:hint="eastAsia" w:ascii="黑体" w:hAnsi="黑体" w:eastAsia="黑体" w:cs="黑体"/>
+            </w:rPr>
             <w:fldChar w:fldCharType="separate"/>
           </w:r>
           <w:r>
+            <w:rPr>
+              <w:rFonts w:hint="eastAsia" w:ascii="黑体" w:hAnsi="黑体" w:eastAsia="黑体" w:cs="黑体"/>
+            </w:rPr>
             <w:t>2</w:t>
           </w:r>
           <w:r>
+            <w:rPr>
+              <w:rFonts w:hint="eastAsia" w:ascii="黑体" w:hAnsi="黑体" w:eastAsia="黑体" w:cs="黑体"/>
+            </w:rPr>
             <w:fldChar w:fldCharType="end"/>
           </w:r>
           <w:r>
@@ -1435,6 +1591,9 @@
             <w:snapToGrid/>
             <w:spacing w:line="400" w:lineRule="exact"/>
             <w:textAlignment w:val="auto"/>
+            <w:rPr>
+              <w:rFonts w:hint="eastAsia" w:ascii="黑体" w:hAnsi="黑体" w:eastAsia="黑体" w:cs="黑体"/>
+            </w:rPr>
           </w:pPr>
           <w:r>
             <w:rPr>
@@ -1461,24 +1620,45 @@
             <w:fldChar w:fldCharType="separate"/>
           </w:r>
           <w:r>
+            <w:rPr>
+              <w:rFonts w:hint="eastAsia" w:ascii="黑体" w:hAnsi="黑体" w:eastAsia="黑体" w:cs="黑体"/>
+            </w:rPr>
             <w:t>2 相关技术</w:t>
           </w:r>
           <w:r>
+            <w:rPr>
+              <w:rFonts w:hint="eastAsia" w:ascii="黑体" w:hAnsi="黑体" w:eastAsia="黑体" w:cs="黑体"/>
+            </w:rPr>
             <w:tab/>
           </w:r>
           <w:r>
+            <w:rPr>
+              <w:rFonts w:hint="eastAsia" w:ascii="黑体" w:hAnsi="黑体" w:eastAsia="黑体" w:cs="黑体"/>
+            </w:rPr>
             <w:fldChar w:fldCharType="begin"/>
           </w:r>
           <w:r>
+            <w:rPr>
+              <w:rFonts w:hint="eastAsia" w:ascii="黑体" w:hAnsi="黑体" w:eastAsia="黑体" w:cs="黑体"/>
+            </w:rPr>
             <w:instrText xml:space="preserve"> PAGEREF _Toc3978 \h </w:instrText>
           </w:r>
           <w:r>
+            <w:rPr>
+              <w:rFonts w:hint="eastAsia" w:ascii="黑体" w:hAnsi="黑体" w:eastAsia="黑体" w:cs="黑体"/>
+            </w:rPr>
             <w:fldChar w:fldCharType="separate"/>
           </w:r>
           <w:r>
+            <w:rPr>
+              <w:rFonts w:hint="eastAsia" w:ascii="黑体" w:hAnsi="黑体" w:eastAsia="黑体" w:cs="黑体"/>
+            </w:rPr>
             <w:t>4</w:t>
           </w:r>
           <w:r>
+            <w:rPr>
+              <w:rFonts w:hint="eastAsia" w:ascii="黑体" w:hAnsi="黑体" w:eastAsia="黑体" w:cs="黑体"/>
+            </w:rPr>
             <w:fldChar w:fldCharType="end"/>
           </w:r>
           <w:r>
@@ -1511,6 +1691,9 @@
             <w:snapToGrid/>
             <w:spacing w:line="400" w:lineRule="exact"/>
             <w:textAlignment w:val="auto"/>
+            <w:rPr>
+              <w:rFonts w:hint="eastAsia" w:ascii="黑体" w:hAnsi="黑体" w:eastAsia="黑体" w:cs="黑体"/>
+            </w:rPr>
           </w:pPr>
           <w:r>
             <w:rPr>
@@ -1537,24 +1720,45 @@
             <w:fldChar w:fldCharType="separate"/>
           </w:r>
           <w:r>
+            <w:rPr>
+              <w:rFonts w:hint="eastAsia" w:ascii="黑体" w:hAnsi="黑体" w:eastAsia="黑体" w:cs="黑体"/>
+            </w:rPr>
             <w:t>2.1 后端技术栈</w:t>
           </w:r>
           <w:r>
+            <w:rPr>
+              <w:rFonts w:hint="eastAsia" w:ascii="黑体" w:hAnsi="黑体" w:eastAsia="黑体" w:cs="黑体"/>
+            </w:rPr>
             <w:tab/>
           </w:r>
           <w:r>
+            <w:rPr>
+              <w:rFonts w:hint="eastAsia" w:ascii="黑体" w:hAnsi="黑体" w:eastAsia="黑体" w:cs="黑体"/>
+            </w:rPr>
             <w:fldChar w:fldCharType="begin"/>
           </w:r>
           <w:r>
+            <w:rPr>
+              <w:rFonts w:hint="eastAsia" w:ascii="黑体" w:hAnsi="黑体" w:eastAsia="黑体" w:cs="黑体"/>
+            </w:rPr>
             <w:instrText xml:space="preserve"> PAGEREF _Toc12397 \h </w:instrText>
           </w:r>
           <w:r>
+            <w:rPr>
+              <w:rFonts w:hint="eastAsia" w:ascii="黑体" w:hAnsi="黑体" w:eastAsia="黑体" w:cs="黑体"/>
+            </w:rPr>
             <w:fldChar w:fldCharType="separate"/>
           </w:r>
           <w:r>
+            <w:rPr>
+              <w:rFonts w:hint="eastAsia" w:ascii="黑体" w:hAnsi="黑体" w:eastAsia="黑体" w:cs="黑体"/>
+            </w:rPr>
             <w:t>4</w:t>
           </w:r>
           <w:r>
+            <w:rPr>
+              <w:rFonts w:hint="eastAsia" w:ascii="黑体" w:hAnsi="黑体" w:eastAsia="黑体" w:cs="黑体"/>
+            </w:rPr>
             <w:fldChar w:fldCharType="end"/>
           </w:r>
           <w:r>
@@ -1587,6 +1791,9 @@
             <w:snapToGrid/>
             <w:spacing w:line="400" w:lineRule="exact"/>
             <w:textAlignment w:val="auto"/>
+            <w:rPr>
+              <w:rFonts w:hint="eastAsia" w:ascii="黑体" w:hAnsi="黑体" w:eastAsia="黑体" w:cs="黑体"/>
+            </w:rPr>
           </w:pPr>
           <w:r>
             <w:rPr>
@@ -1613,33 +1820,45 @@
             <w:fldChar w:fldCharType="separate"/>
           </w:r>
           <w:r>
-            <w:t xml:space="preserve">2.1.1 </w:t>
-          </w:r>
-          <w:r>
-            <w:rPr>
-              <w:rFonts w:hint="default" w:ascii="Times New Roman" w:hAnsi="Times New Roman" w:cs="Times New Roman"/>
-            </w:rPr>
-            <w:t>Sprint Boot</w:t>
-          </w:r>
-          <w:r>
-            <w:t>3</w:t>
-          </w:r>
-          <w:r>
+            <w:rPr>
+              <w:rFonts w:hint="eastAsia" w:ascii="黑体" w:hAnsi="黑体" w:eastAsia="黑体" w:cs="黑体"/>
+            </w:rPr>
+            <w:t>2.1.1 Sprint Boot3</w:t>
+          </w:r>
+          <w:r>
+            <w:rPr>
+              <w:rFonts w:hint="eastAsia" w:ascii="黑体" w:hAnsi="黑体" w:eastAsia="黑体" w:cs="黑体"/>
+            </w:rPr>
             <w:tab/>
           </w:r>
           <w:r>
+            <w:rPr>
+              <w:rFonts w:hint="eastAsia" w:ascii="黑体" w:hAnsi="黑体" w:eastAsia="黑体" w:cs="黑体"/>
+            </w:rPr>
             <w:fldChar w:fldCharType="begin"/>
           </w:r>
           <w:r>
+            <w:rPr>
+              <w:rFonts w:hint="eastAsia" w:ascii="黑体" w:hAnsi="黑体" w:eastAsia="黑体" w:cs="黑体"/>
+            </w:rPr>
             <w:instrText xml:space="preserve"> PAGEREF _Toc2895 \h </w:instrText>
           </w:r>
           <w:r>
+            <w:rPr>
+              <w:rFonts w:hint="eastAsia" w:ascii="黑体" w:hAnsi="黑体" w:eastAsia="黑体" w:cs="黑体"/>
+            </w:rPr>
             <w:fldChar w:fldCharType="separate"/>
           </w:r>
           <w:r>
+            <w:rPr>
+              <w:rFonts w:hint="eastAsia" w:ascii="黑体" w:hAnsi="黑体" w:eastAsia="黑体" w:cs="黑体"/>
+            </w:rPr>
             <w:t>4</w:t>
           </w:r>
           <w:r>
+            <w:rPr>
+              <w:rFonts w:hint="eastAsia" w:ascii="黑体" w:hAnsi="黑体" w:eastAsia="黑体" w:cs="黑体"/>
+            </w:rPr>
             <w:fldChar w:fldCharType="end"/>
           </w:r>
           <w:r>
@@ -1672,6 +1891,9 @@
             <w:snapToGrid/>
             <w:spacing w:line="400" w:lineRule="exact"/>
             <w:textAlignment w:val="auto"/>
+            <w:rPr>
+              <w:rFonts w:hint="eastAsia" w:ascii="黑体" w:hAnsi="黑体" w:eastAsia="黑体" w:cs="黑体"/>
+            </w:rPr>
           </w:pPr>
           <w:r>
             <w:rPr>
@@ -1698,30 +1920,45 @@
             <w:fldChar w:fldCharType="separate"/>
           </w:r>
           <w:r>
-            <w:t xml:space="preserve">2.1.2 </w:t>
-          </w:r>
-          <w:r>
-            <w:rPr>
-              <w:rFonts w:hint="default"/>
-            </w:rPr>
-            <w:t>MyBatis-Plus</w:t>
-          </w:r>
-          <w:r>
+            <w:rPr>
+              <w:rFonts w:hint="eastAsia" w:ascii="黑体" w:hAnsi="黑体" w:eastAsia="黑体" w:cs="黑体"/>
+            </w:rPr>
+            <w:t>2.1.2 MyBatis-Plus</w:t>
+          </w:r>
+          <w:r>
+            <w:rPr>
+              <w:rFonts w:hint="eastAsia" w:ascii="黑体" w:hAnsi="黑体" w:eastAsia="黑体" w:cs="黑体"/>
+            </w:rPr>
             <w:tab/>
           </w:r>
           <w:r>
+            <w:rPr>
+              <w:rFonts w:hint="eastAsia" w:ascii="黑体" w:hAnsi="黑体" w:eastAsia="黑体" w:cs="黑体"/>
+            </w:rPr>
             <w:fldChar w:fldCharType="begin"/>
           </w:r>
           <w:r>
+            <w:rPr>
+              <w:rFonts w:hint="eastAsia" w:ascii="黑体" w:hAnsi="黑体" w:eastAsia="黑体" w:cs="黑体"/>
+            </w:rPr>
             <w:instrText xml:space="preserve"> PAGEREF _Toc380 \h </w:instrText>
           </w:r>
           <w:r>
+            <w:rPr>
+              <w:rFonts w:hint="eastAsia" w:ascii="黑体" w:hAnsi="黑体" w:eastAsia="黑体" w:cs="黑体"/>
+            </w:rPr>
             <w:fldChar w:fldCharType="separate"/>
           </w:r>
           <w:r>
+            <w:rPr>
+              <w:rFonts w:hint="eastAsia" w:ascii="黑体" w:hAnsi="黑体" w:eastAsia="黑体" w:cs="黑体"/>
+            </w:rPr>
             <w:t>4</w:t>
           </w:r>
           <w:r>
+            <w:rPr>
+              <w:rFonts w:hint="eastAsia" w:ascii="黑体" w:hAnsi="黑体" w:eastAsia="黑体" w:cs="黑体"/>
+            </w:rPr>
             <w:fldChar w:fldCharType="end"/>
           </w:r>
           <w:r>
@@ -1754,6 +1991,9 @@
             <w:snapToGrid/>
             <w:spacing w:line="400" w:lineRule="exact"/>
             <w:textAlignment w:val="auto"/>
+            <w:rPr>
+              <w:rFonts w:hint="eastAsia" w:ascii="黑体" w:hAnsi="黑体" w:eastAsia="黑体" w:cs="黑体"/>
+            </w:rPr>
           </w:pPr>
           <w:r>
             <w:rPr>
@@ -1780,30 +2020,45 @@
             <w:fldChar w:fldCharType="separate"/>
           </w:r>
           <w:r>
-            <w:t xml:space="preserve">2.1.3 </w:t>
-          </w:r>
-          <w:r>
-            <w:rPr>
-              <w:rFonts w:hint="default"/>
-            </w:rPr>
-            <w:t>Mysql</w:t>
-          </w:r>
-          <w:r>
+            <w:rPr>
+              <w:rFonts w:hint="eastAsia" w:ascii="黑体" w:hAnsi="黑体" w:eastAsia="黑体" w:cs="黑体"/>
+            </w:rPr>
+            <w:t>2.1.3 Mysql</w:t>
+          </w:r>
+          <w:r>
+            <w:rPr>
+              <w:rFonts w:hint="eastAsia" w:ascii="黑体" w:hAnsi="黑体" w:eastAsia="黑体" w:cs="黑体"/>
+            </w:rPr>
             <w:tab/>
           </w:r>
           <w:r>
+            <w:rPr>
+              <w:rFonts w:hint="eastAsia" w:ascii="黑体" w:hAnsi="黑体" w:eastAsia="黑体" w:cs="黑体"/>
+            </w:rPr>
             <w:fldChar w:fldCharType="begin"/>
           </w:r>
           <w:r>
+            <w:rPr>
+              <w:rFonts w:hint="eastAsia" w:ascii="黑体" w:hAnsi="黑体" w:eastAsia="黑体" w:cs="黑体"/>
+            </w:rPr>
             <w:instrText xml:space="preserve"> PAGEREF _Toc3110 \h </w:instrText>
           </w:r>
           <w:r>
+            <w:rPr>
+              <w:rFonts w:hint="eastAsia" w:ascii="黑体" w:hAnsi="黑体" w:eastAsia="黑体" w:cs="黑体"/>
+            </w:rPr>
             <w:fldChar w:fldCharType="separate"/>
           </w:r>
           <w:r>
+            <w:rPr>
+              <w:rFonts w:hint="eastAsia" w:ascii="黑体" w:hAnsi="黑体" w:eastAsia="黑体" w:cs="黑体"/>
+            </w:rPr>
             <w:t>4</w:t>
           </w:r>
           <w:r>
+            <w:rPr>
+              <w:rFonts w:hint="eastAsia" w:ascii="黑体" w:hAnsi="黑体" w:eastAsia="黑体" w:cs="黑体"/>
+            </w:rPr>
             <w:fldChar w:fldCharType="end"/>
           </w:r>
           <w:r>
@@ -1836,6 +2091,9 @@
             <w:snapToGrid/>
             <w:spacing w:line="400" w:lineRule="exact"/>
             <w:textAlignment w:val="auto"/>
+            <w:rPr>
+              <w:rFonts w:hint="eastAsia" w:ascii="黑体" w:hAnsi="黑体" w:eastAsia="黑体" w:cs="黑体"/>
+            </w:rPr>
           </w:pPr>
           <w:r>
             <w:rPr>
@@ -1863,26 +2121,44 @@
           </w:r>
           <w:r>
             <w:rPr>
-              <w:rFonts w:hint="default"/>
+              <w:rFonts w:hint="eastAsia" w:ascii="黑体" w:hAnsi="黑体" w:eastAsia="黑体" w:cs="黑体"/>
             </w:rPr>
             <w:t>2.1.4 ZXing (Google)</w:t>
           </w:r>
           <w:r>
+            <w:rPr>
+              <w:rFonts w:hint="eastAsia" w:ascii="黑体" w:hAnsi="黑体" w:eastAsia="黑体" w:cs="黑体"/>
+            </w:rPr>
             <w:tab/>
           </w:r>
           <w:r>
+            <w:rPr>
+              <w:rFonts w:hint="eastAsia" w:ascii="黑体" w:hAnsi="黑体" w:eastAsia="黑体" w:cs="黑体"/>
+            </w:rPr>
             <w:fldChar w:fldCharType="begin"/>
           </w:r>
           <w:r>
+            <w:rPr>
+              <w:rFonts w:hint="eastAsia" w:ascii="黑体" w:hAnsi="黑体" w:eastAsia="黑体" w:cs="黑体"/>
+            </w:rPr>
             <w:instrText xml:space="preserve"> PAGEREF _Toc24450 \h </w:instrText>
           </w:r>
           <w:r>
+            <w:rPr>
+              <w:rFonts w:hint="eastAsia" w:ascii="黑体" w:hAnsi="黑体" w:eastAsia="黑体" w:cs="黑体"/>
+            </w:rPr>
             <w:fldChar w:fldCharType="separate"/>
           </w:r>
           <w:r>
+            <w:rPr>
+              <w:rFonts w:hint="eastAsia" w:ascii="黑体" w:hAnsi="黑体" w:eastAsia="黑体" w:cs="黑体"/>
+            </w:rPr>
             <w:t>4</w:t>
           </w:r>
           <w:r>
+            <w:rPr>
+              <w:rFonts w:hint="eastAsia" w:ascii="黑体" w:hAnsi="黑体" w:eastAsia="黑体" w:cs="黑体"/>
+            </w:rPr>
             <w:fldChar w:fldCharType="end"/>
           </w:r>
           <w:r>
@@ -1915,6 +2191,9 @@
             <w:snapToGrid/>
             <w:spacing w:line="400" w:lineRule="exact"/>
             <w:textAlignment w:val="auto"/>
+            <w:rPr>
+              <w:rFonts w:hint="eastAsia" w:ascii="黑体" w:hAnsi="黑体" w:eastAsia="黑体" w:cs="黑体"/>
+            </w:rPr>
           </w:pPr>
           <w:r>
             <w:rPr>
@@ -1942,26 +2221,44 @@
           </w:r>
           <w:r>
             <w:rPr>
-              <w:rFonts w:hint="default"/>
+              <w:rFonts w:hint="eastAsia" w:ascii="黑体" w:hAnsi="黑体" w:eastAsia="黑体" w:cs="黑体"/>
             </w:rPr>
             <w:t>2.1.5 RestTemplate</w:t>
           </w:r>
           <w:r>
+            <w:rPr>
+              <w:rFonts w:hint="eastAsia" w:ascii="黑体" w:hAnsi="黑体" w:eastAsia="黑体" w:cs="黑体"/>
+            </w:rPr>
             <w:tab/>
           </w:r>
           <w:r>
+            <w:rPr>
+              <w:rFonts w:hint="eastAsia" w:ascii="黑体" w:hAnsi="黑体" w:eastAsia="黑体" w:cs="黑体"/>
+            </w:rPr>
             <w:fldChar w:fldCharType="begin"/>
           </w:r>
           <w:r>
+            <w:rPr>
+              <w:rFonts w:hint="eastAsia" w:ascii="黑体" w:hAnsi="黑体" w:eastAsia="黑体" w:cs="黑体"/>
+            </w:rPr>
             <w:instrText xml:space="preserve"> PAGEREF _Toc6801 \h </w:instrText>
           </w:r>
           <w:r>
+            <w:rPr>
+              <w:rFonts w:hint="eastAsia" w:ascii="黑体" w:hAnsi="黑体" w:eastAsia="黑体" w:cs="黑体"/>
+            </w:rPr>
             <w:fldChar w:fldCharType="separate"/>
           </w:r>
           <w:r>
+            <w:rPr>
+              <w:rFonts w:hint="eastAsia" w:ascii="黑体" w:hAnsi="黑体" w:eastAsia="黑体" w:cs="黑体"/>
+            </w:rPr>
             <w:t>4</w:t>
           </w:r>
           <w:r>
+            <w:rPr>
+              <w:rFonts w:hint="eastAsia" w:ascii="黑体" w:hAnsi="黑体" w:eastAsia="黑体" w:cs="黑体"/>
+            </w:rPr>
             <w:fldChar w:fldCharType="end"/>
           </w:r>
           <w:r>
@@ -1994,6 +2291,9 @@
             <w:snapToGrid/>
             <w:spacing w:line="400" w:lineRule="exact"/>
             <w:textAlignment w:val="auto"/>
+            <w:rPr>
+              <w:rFonts w:hint="eastAsia" w:ascii="黑体" w:hAnsi="黑体" w:eastAsia="黑体" w:cs="黑体"/>
+            </w:rPr>
           </w:pPr>
           <w:r>
             <w:rPr>
@@ -2020,24 +2320,45 @@
             <w:fldChar w:fldCharType="separate"/>
           </w:r>
           <w:r>
+            <w:rPr>
+              <w:rFonts w:hint="eastAsia" w:ascii="黑体" w:hAnsi="黑体" w:eastAsia="黑体" w:cs="黑体"/>
+            </w:rPr>
             <w:t>2.2 前端技术栈</w:t>
           </w:r>
           <w:r>
+            <w:rPr>
+              <w:rFonts w:hint="eastAsia" w:ascii="黑体" w:hAnsi="黑体" w:eastAsia="黑体" w:cs="黑体"/>
+            </w:rPr>
             <w:tab/>
           </w:r>
           <w:r>
+            <w:rPr>
+              <w:rFonts w:hint="eastAsia" w:ascii="黑体" w:hAnsi="黑体" w:eastAsia="黑体" w:cs="黑体"/>
+            </w:rPr>
             <w:fldChar w:fldCharType="begin"/>
           </w:r>
           <w:r>
+            <w:rPr>
+              <w:rFonts w:hint="eastAsia" w:ascii="黑体" w:hAnsi="黑体" w:eastAsia="黑体" w:cs="黑体"/>
+            </w:rPr>
             <w:instrText xml:space="preserve"> PAGEREF _Toc23664 \h </w:instrText>
           </w:r>
           <w:r>
+            <w:rPr>
+              <w:rFonts w:hint="eastAsia" w:ascii="黑体" w:hAnsi="黑体" w:eastAsia="黑体" w:cs="黑体"/>
+            </w:rPr>
             <w:fldChar w:fldCharType="separate"/>
           </w:r>
           <w:r>
+            <w:rPr>
+              <w:rFonts w:hint="eastAsia" w:ascii="黑体" w:hAnsi="黑体" w:eastAsia="黑体" w:cs="黑体"/>
+            </w:rPr>
             <w:t>5</w:t>
           </w:r>
           <w:r>
+            <w:rPr>
+              <w:rFonts w:hint="eastAsia" w:ascii="黑体" w:hAnsi="黑体" w:eastAsia="黑体" w:cs="黑体"/>
+            </w:rPr>
             <w:fldChar w:fldCharType="end"/>
           </w:r>
           <w:r>
@@ -2070,6 +2391,9 @@
             <w:snapToGrid/>
             <w:spacing w:line="400" w:lineRule="exact"/>
             <w:textAlignment w:val="auto"/>
+            <w:rPr>
+              <w:rFonts w:hint="eastAsia" w:ascii="黑体" w:hAnsi="黑体" w:eastAsia="黑体" w:cs="黑体"/>
+            </w:rPr>
           </w:pPr>
           <w:r>
             <w:rPr>
@@ -2096,24 +2420,45 @@
             <w:fldChar w:fldCharType="separate"/>
           </w:r>
           <w:r>
+            <w:rPr>
+              <w:rFonts w:hint="eastAsia" w:ascii="黑体" w:hAnsi="黑体" w:eastAsia="黑体" w:cs="黑体"/>
+            </w:rPr>
             <w:t>2.2.1 uni-app</w:t>
           </w:r>
           <w:r>
+            <w:rPr>
+              <w:rFonts w:hint="eastAsia" w:ascii="黑体" w:hAnsi="黑体" w:eastAsia="黑体" w:cs="黑体"/>
+            </w:rPr>
             <w:tab/>
           </w:r>
           <w:r>
+            <w:rPr>
+              <w:rFonts w:hint="eastAsia" w:ascii="黑体" w:hAnsi="黑体" w:eastAsia="黑体" w:cs="黑体"/>
+            </w:rPr>
             <w:fldChar w:fldCharType="begin"/>
           </w:r>
           <w:r>
+            <w:rPr>
+              <w:rFonts w:hint="eastAsia" w:ascii="黑体" w:hAnsi="黑体" w:eastAsia="黑体" w:cs="黑体"/>
+            </w:rPr>
             <w:instrText xml:space="preserve"> PAGEREF _Toc18020 \h </w:instrText>
           </w:r>
           <w:r>
+            <w:rPr>
+              <w:rFonts w:hint="eastAsia" w:ascii="黑体" w:hAnsi="黑体" w:eastAsia="黑体" w:cs="黑体"/>
+            </w:rPr>
             <w:fldChar w:fldCharType="separate"/>
           </w:r>
           <w:r>
+            <w:rPr>
+              <w:rFonts w:hint="eastAsia" w:ascii="黑体" w:hAnsi="黑体" w:eastAsia="黑体" w:cs="黑体"/>
+            </w:rPr>
             <w:t>5</w:t>
           </w:r>
           <w:r>
+            <w:rPr>
+              <w:rFonts w:hint="eastAsia" w:ascii="黑体" w:hAnsi="黑体" w:eastAsia="黑体" w:cs="黑体"/>
+            </w:rPr>
             <w:fldChar w:fldCharType="end"/>
           </w:r>
           <w:r>
@@ -2146,6 +2491,9 @@
             <w:snapToGrid/>
             <w:spacing w:line="400" w:lineRule="exact"/>
             <w:textAlignment w:val="auto"/>
+            <w:rPr>
+              <w:rFonts w:hint="eastAsia" w:ascii="黑体" w:hAnsi="黑体" w:eastAsia="黑体" w:cs="黑体"/>
+            </w:rPr>
           </w:pPr>
           <w:r>
             <w:rPr>
@@ -2172,24 +2520,45 @@
             <w:fldChar w:fldCharType="separate"/>
           </w:r>
           <w:r>
+            <w:rPr>
+              <w:rFonts w:hint="eastAsia" w:ascii="黑体" w:hAnsi="黑体" w:eastAsia="黑体" w:cs="黑体"/>
+            </w:rPr>
             <w:t>2.2.2 Vue 3</w:t>
           </w:r>
           <w:r>
+            <w:rPr>
+              <w:rFonts w:hint="eastAsia" w:ascii="黑体" w:hAnsi="黑体" w:eastAsia="黑体" w:cs="黑体"/>
+            </w:rPr>
             <w:tab/>
           </w:r>
           <w:r>
+            <w:rPr>
+              <w:rFonts w:hint="eastAsia" w:ascii="黑体" w:hAnsi="黑体" w:eastAsia="黑体" w:cs="黑体"/>
+            </w:rPr>
             <w:fldChar w:fldCharType="begin"/>
           </w:r>
           <w:r>
+            <w:rPr>
+              <w:rFonts w:hint="eastAsia" w:ascii="黑体" w:hAnsi="黑体" w:eastAsia="黑体" w:cs="黑体"/>
+            </w:rPr>
             <w:instrText xml:space="preserve"> PAGEREF _Toc8133 \h </w:instrText>
           </w:r>
           <w:r>
+            <w:rPr>
+              <w:rFonts w:hint="eastAsia" w:ascii="黑体" w:hAnsi="黑体" w:eastAsia="黑体" w:cs="黑体"/>
+            </w:rPr>
             <w:fldChar w:fldCharType="separate"/>
           </w:r>
           <w:r>
+            <w:rPr>
+              <w:rFonts w:hint="eastAsia" w:ascii="黑体" w:hAnsi="黑体" w:eastAsia="黑体" w:cs="黑体"/>
+            </w:rPr>
             <w:t>5</w:t>
           </w:r>
           <w:r>
+            <w:rPr>
+              <w:rFonts w:hint="eastAsia" w:ascii="黑体" w:hAnsi="黑体" w:eastAsia="黑体" w:cs="黑体"/>
+            </w:rPr>
             <w:fldChar w:fldCharType="end"/>
           </w:r>
           <w:r>
@@ -2222,6 +2591,9 @@
             <w:snapToGrid/>
             <w:spacing w:line="400" w:lineRule="exact"/>
             <w:textAlignment w:val="auto"/>
+            <w:rPr>
+              <w:rFonts w:hint="eastAsia" w:ascii="黑体" w:hAnsi="黑体" w:eastAsia="黑体" w:cs="黑体"/>
+            </w:rPr>
           </w:pPr>
           <w:r>
             <w:rPr>
@@ -2248,24 +2620,45 @@
             <w:fldChar w:fldCharType="separate"/>
           </w:r>
           <w:r>
+            <w:rPr>
+              <w:rFonts w:hint="eastAsia" w:ascii="黑体" w:hAnsi="黑体" w:eastAsia="黑体" w:cs="黑体"/>
+            </w:rPr>
             <w:t>2.2.3 uni-ui</w:t>
           </w:r>
           <w:r>
+            <w:rPr>
+              <w:rFonts w:hint="eastAsia" w:ascii="黑体" w:hAnsi="黑体" w:eastAsia="黑体" w:cs="黑体"/>
+            </w:rPr>
             <w:tab/>
           </w:r>
           <w:r>
+            <w:rPr>
+              <w:rFonts w:hint="eastAsia" w:ascii="黑体" w:hAnsi="黑体" w:eastAsia="黑体" w:cs="黑体"/>
+            </w:rPr>
             <w:fldChar w:fldCharType="begin"/>
           </w:r>
           <w:r>
+            <w:rPr>
+              <w:rFonts w:hint="eastAsia" w:ascii="黑体" w:hAnsi="黑体" w:eastAsia="黑体" w:cs="黑体"/>
+            </w:rPr>
             <w:instrText xml:space="preserve"> PAGEREF _Toc7192 \h </w:instrText>
           </w:r>
           <w:r>
+            <w:rPr>
+              <w:rFonts w:hint="eastAsia" w:ascii="黑体" w:hAnsi="黑体" w:eastAsia="黑体" w:cs="黑体"/>
+            </w:rPr>
             <w:fldChar w:fldCharType="separate"/>
           </w:r>
           <w:r>
+            <w:rPr>
+              <w:rFonts w:hint="eastAsia" w:ascii="黑体" w:hAnsi="黑体" w:eastAsia="黑体" w:cs="黑体"/>
+            </w:rPr>
             <w:t>5</w:t>
           </w:r>
           <w:r>
+            <w:rPr>
+              <w:rFonts w:hint="eastAsia" w:ascii="黑体" w:hAnsi="黑体" w:eastAsia="黑体" w:cs="黑体"/>
+            </w:rPr>
             <w:fldChar w:fldCharType="end"/>
           </w:r>
           <w:r>
@@ -2298,6 +2691,9 @@
             <w:snapToGrid/>
             <w:spacing w:line="400" w:lineRule="exact"/>
             <w:textAlignment w:val="auto"/>
+            <w:rPr>
+              <w:rFonts w:hint="eastAsia" w:ascii="黑体" w:hAnsi="黑体" w:eastAsia="黑体" w:cs="黑体"/>
+            </w:rPr>
           </w:pPr>
           <w:r>
             <w:rPr>
@@ -2324,24 +2720,45 @@
             <w:fldChar w:fldCharType="separate"/>
           </w:r>
           <w:r>
+            <w:rPr>
+              <w:rFonts w:hint="eastAsia" w:ascii="黑体" w:hAnsi="黑体" w:eastAsia="黑体" w:cs="黑体"/>
+            </w:rPr>
             <w:t>2.3 关键技术</w:t>
           </w:r>
           <w:r>
+            <w:rPr>
+              <w:rFonts w:hint="eastAsia" w:ascii="黑体" w:hAnsi="黑体" w:eastAsia="黑体" w:cs="黑体"/>
+            </w:rPr>
             <w:tab/>
           </w:r>
           <w:r>
+            <w:rPr>
+              <w:rFonts w:hint="eastAsia" w:ascii="黑体" w:hAnsi="黑体" w:eastAsia="黑体" w:cs="黑体"/>
+            </w:rPr>
             <w:fldChar w:fldCharType="begin"/>
           </w:r>
           <w:r>
+            <w:rPr>
+              <w:rFonts w:hint="eastAsia" w:ascii="黑体" w:hAnsi="黑体" w:eastAsia="黑体" w:cs="黑体"/>
+            </w:rPr>
             <w:instrText xml:space="preserve"> PAGEREF _Toc25386 \h </w:instrText>
           </w:r>
           <w:r>
+            <w:rPr>
+              <w:rFonts w:hint="eastAsia" w:ascii="黑体" w:hAnsi="黑体" w:eastAsia="黑体" w:cs="黑体"/>
+            </w:rPr>
             <w:fldChar w:fldCharType="separate"/>
           </w:r>
           <w:r>
+            <w:rPr>
+              <w:rFonts w:hint="eastAsia" w:ascii="黑体" w:hAnsi="黑体" w:eastAsia="黑体" w:cs="黑体"/>
+            </w:rPr>
             <w:t>5</w:t>
           </w:r>
           <w:r>
+            <w:rPr>
+              <w:rFonts w:hint="eastAsia" w:ascii="黑体" w:hAnsi="黑体" w:eastAsia="黑体" w:cs="黑体"/>
+            </w:rPr>
             <w:fldChar w:fldCharType="end"/>
           </w:r>
           <w:r>
@@ -2374,6 +2791,9 @@
             <w:snapToGrid/>
             <w:spacing w:line="400" w:lineRule="exact"/>
             <w:textAlignment w:val="auto"/>
+            <w:rPr>
+              <w:rFonts w:hint="eastAsia" w:ascii="黑体" w:hAnsi="黑体" w:eastAsia="黑体" w:cs="黑体"/>
+            </w:rPr>
           </w:pPr>
           <w:r>
             <w:rPr>
@@ -2400,24 +2820,45 @@
             <w:fldChar w:fldCharType="separate"/>
           </w:r>
           <w:r>
+            <w:rPr>
+              <w:rFonts w:hint="eastAsia" w:ascii="黑体" w:hAnsi="黑体" w:eastAsia="黑体" w:cs="黑体"/>
+            </w:rPr>
             <w:t>2.3.1 微信生态集成</w:t>
           </w:r>
           <w:r>
+            <w:rPr>
+              <w:rFonts w:hint="eastAsia" w:ascii="黑体" w:hAnsi="黑体" w:eastAsia="黑体" w:cs="黑体"/>
+            </w:rPr>
             <w:tab/>
           </w:r>
           <w:r>
+            <w:rPr>
+              <w:rFonts w:hint="eastAsia" w:ascii="黑体" w:hAnsi="黑体" w:eastAsia="黑体" w:cs="黑体"/>
+            </w:rPr>
             <w:fldChar w:fldCharType="begin"/>
           </w:r>
           <w:r>
+            <w:rPr>
+              <w:rFonts w:hint="eastAsia" w:ascii="黑体" w:hAnsi="黑体" w:eastAsia="黑体" w:cs="黑体"/>
+            </w:rPr>
             <w:instrText xml:space="preserve"> PAGEREF _Toc6528 \h </w:instrText>
           </w:r>
           <w:r>
+            <w:rPr>
+              <w:rFonts w:hint="eastAsia" w:ascii="黑体" w:hAnsi="黑体" w:eastAsia="黑体" w:cs="黑体"/>
+            </w:rPr>
             <w:fldChar w:fldCharType="separate"/>
           </w:r>
           <w:r>
+            <w:rPr>
+              <w:rFonts w:hint="eastAsia" w:ascii="黑体" w:hAnsi="黑体" w:eastAsia="黑体" w:cs="黑体"/>
+            </w:rPr>
             <w:t>5</w:t>
           </w:r>
           <w:r>
+            <w:rPr>
+              <w:rFonts w:hint="eastAsia" w:ascii="黑体" w:hAnsi="黑体" w:eastAsia="黑体" w:cs="黑体"/>
+            </w:rPr>
             <w:fldChar w:fldCharType="end"/>
           </w:r>
           <w:r>
@@ -2450,6 +2891,9 @@
             <w:snapToGrid/>
             <w:spacing w:line="400" w:lineRule="exact"/>
             <w:textAlignment w:val="auto"/>
+            <w:rPr>
+              <w:rFonts w:hint="eastAsia" w:ascii="黑体" w:hAnsi="黑体" w:eastAsia="黑体" w:cs="黑体"/>
+            </w:rPr>
           </w:pPr>
           <w:r>
             <w:rPr>
@@ -2476,24 +2920,45 @@
             <w:fldChar w:fldCharType="separate"/>
           </w:r>
           <w:r>
+            <w:rPr>
+              <w:rFonts w:hint="eastAsia" w:ascii="黑体" w:hAnsi="黑体" w:eastAsia="黑体" w:cs="黑体"/>
+            </w:rPr>
             <w:t>2.3.2 二维码签到</w:t>
           </w:r>
           <w:r>
+            <w:rPr>
+              <w:rFonts w:hint="eastAsia" w:ascii="黑体" w:hAnsi="黑体" w:eastAsia="黑体" w:cs="黑体"/>
+            </w:rPr>
             <w:tab/>
           </w:r>
           <w:r>
+            <w:rPr>
+              <w:rFonts w:hint="eastAsia" w:ascii="黑体" w:hAnsi="黑体" w:eastAsia="黑体" w:cs="黑体"/>
+            </w:rPr>
             <w:fldChar w:fldCharType="begin"/>
           </w:r>
           <w:r>
+            <w:rPr>
+              <w:rFonts w:hint="eastAsia" w:ascii="黑体" w:hAnsi="黑体" w:eastAsia="黑体" w:cs="黑体"/>
+            </w:rPr>
             <w:instrText xml:space="preserve"> PAGEREF _Toc21709 \h </w:instrText>
           </w:r>
           <w:r>
+            <w:rPr>
+              <w:rFonts w:hint="eastAsia" w:ascii="黑体" w:hAnsi="黑体" w:eastAsia="黑体" w:cs="黑体"/>
+            </w:rPr>
             <w:fldChar w:fldCharType="separate"/>
           </w:r>
           <w:r>
+            <w:rPr>
+              <w:rFonts w:hint="eastAsia" w:ascii="黑体" w:hAnsi="黑体" w:eastAsia="黑体" w:cs="黑体"/>
+            </w:rPr>
             <w:t>5</w:t>
           </w:r>
           <w:r>
+            <w:rPr>
+              <w:rFonts w:hint="eastAsia" w:ascii="黑体" w:hAnsi="黑体" w:eastAsia="黑体" w:cs="黑体"/>
+            </w:rPr>
             <w:fldChar w:fldCharType="end"/>
           </w:r>
           <w:r>
@@ -2526,6 +2991,9 @@
             <w:snapToGrid/>
             <w:spacing w:line="400" w:lineRule="exact"/>
             <w:textAlignment w:val="auto"/>
+            <w:rPr>
+              <w:rFonts w:hint="eastAsia" w:ascii="黑体" w:hAnsi="黑体" w:eastAsia="黑体" w:cs="黑体"/>
+            </w:rPr>
           </w:pPr>
           <w:r>
             <w:rPr>
@@ -2552,24 +3020,45 @@
             <w:fldChar w:fldCharType="separate"/>
           </w:r>
           <w:r>
+            <w:rPr>
+              <w:rFonts w:hint="eastAsia" w:ascii="黑体" w:hAnsi="黑体" w:eastAsia="黑体" w:cs="黑体"/>
+            </w:rPr>
             <w:t>2.3.3 轻量级权限控制（RBAC）</w:t>
           </w:r>
           <w:r>
+            <w:rPr>
+              <w:rFonts w:hint="eastAsia" w:ascii="黑体" w:hAnsi="黑体" w:eastAsia="黑体" w:cs="黑体"/>
+            </w:rPr>
             <w:tab/>
           </w:r>
           <w:r>
+            <w:rPr>
+              <w:rFonts w:hint="eastAsia" w:ascii="黑体" w:hAnsi="黑体" w:eastAsia="黑体" w:cs="黑体"/>
+            </w:rPr>
             <w:fldChar w:fldCharType="begin"/>
           </w:r>
           <w:r>
+            <w:rPr>
+              <w:rFonts w:hint="eastAsia" w:ascii="黑体" w:hAnsi="黑体" w:eastAsia="黑体" w:cs="黑体"/>
+            </w:rPr>
             <w:instrText xml:space="preserve"> PAGEREF _Toc17707 \h </w:instrText>
           </w:r>
           <w:r>
+            <w:rPr>
+              <w:rFonts w:hint="eastAsia" w:ascii="黑体" w:hAnsi="黑体" w:eastAsia="黑体" w:cs="黑体"/>
+            </w:rPr>
             <w:fldChar w:fldCharType="separate"/>
           </w:r>
           <w:r>
+            <w:rPr>
+              <w:rFonts w:hint="eastAsia" w:ascii="黑体" w:hAnsi="黑体" w:eastAsia="黑体" w:cs="黑体"/>
+            </w:rPr>
             <w:t>6</w:t>
           </w:r>
           <w:r>
+            <w:rPr>
+              <w:rFonts w:hint="eastAsia" w:ascii="黑体" w:hAnsi="黑体" w:eastAsia="黑体" w:cs="黑体"/>
+            </w:rPr>
             <w:fldChar w:fldCharType="end"/>
           </w:r>
           <w:r>
@@ -2602,6 +3091,9 @@
             <w:snapToGrid/>
             <w:spacing w:line="400" w:lineRule="exact"/>
             <w:textAlignment w:val="auto"/>
+            <w:rPr>
+              <w:rFonts w:hint="eastAsia" w:ascii="黑体" w:hAnsi="黑体" w:eastAsia="黑体" w:cs="黑体"/>
+            </w:rPr>
           </w:pPr>
           <w:r>
             <w:rPr>
@@ -2628,24 +3120,45 @@
             <w:fldChar w:fldCharType="separate"/>
           </w:r>
           <w:r>
+            <w:rPr>
+              <w:rFonts w:hint="eastAsia" w:ascii="黑体" w:hAnsi="黑体" w:eastAsia="黑体" w:cs="黑体"/>
+            </w:rPr>
             <w:t>3系统需求分析</w:t>
           </w:r>
           <w:r>
+            <w:rPr>
+              <w:rFonts w:hint="eastAsia" w:ascii="黑体" w:hAnsi="黑体" w:eastAsia="黑体" w:cs="黑体"/>
+            </w:rPr>
             <w:tab/>
           </w:r>
           <w:r>
+            <w:rPr>
+              <w:rFonts w:hint="eastAsia" w:ascii="黑体" w:hAnsi="黑体" w:eastAsia="黑体" w:cs="黑体"/>
+            </w:rPr>
             <w:fldChar w:fldCharType="begin"/>
           </w:r>
           <w:r>
+            <w:rPr>
+              <w:rFonts w:hint="eastAsia" w:ascii="黑体" w:hAnsi="黑体" w:eastAsia="黑体" w:cs="黑体"/>
+            </w:rPr>
             <w:instrText xml:space="preserve"> PAGEREF _Toc5547 \h </w:instrText>
           </w:r>
           <w:r>
+            <w:rPr>
+              <w:rFonts w:hint="eastAsia" w:ascii="黑体" w:hAnsi="黑体" w:eastAsia="黑体" w:cs="黑体"/>
+            </w:rPr>
             <w:fldChar w:fldCharType="separate"/>
           </w:r>
           <w:r>
+            <w:rPr>
+              <w:rFonts w:hint="eastAsia" w:ascii="黑体" w:hAnsi="黑体" w:eastAsia="黑体" w:cs="黑体"/>
+            </w:rPr>
             <w:t>7</w:t>
           </w:r>
           <w:r>
+            <w:rPr>
+              <w:rFonts w:hint="eastAsia" w:ascii="黑体" w:hAnsi="黑体" w:eastAsia="黑体" w:cs="黑体"/>
+            </w:rPr>
             <w:fldChar w:fldCharType="end"/>
           </w:r>
           <w:r>
@@ -2678,6 +3191,9 @@
             <w:snapToGrid/>
             <w:spacing w:line="400" w:lineRule="exact"/>
             <w:textAlignment w:val="auto"/>
+            <w:rPr>
+              <w:rFonts w:hint="eastAsia" w:ascii="黑体" w:hAnsi="黑体" w:eastAsia="黑体" w:cs="黑体"/>
+            </w:rPr>
           </w:pPr>
           <w:r>
             <w:rPr>
@@ -2704,24 +3220,45 @@
             <w:fldChar w:fldCharType="separate"/>
           </w:r>
           <w:r>
+            <w:rPr>
+              <w:rFonts w:hint="eastAsia" w:ascii="黑体" w:hAnsi="黑体" w:eastAsia="黑体" w:cs="黑体"/>
+            </w:rPr>
             <w:t>3.1 功能需求分析</w:t>
           </w:r>
           <w:r>
+            <w:rPr>
+              <w:rFonts w:hint="eastAsia" w:ascii="黑体" w:hAnsi="黑体" w:eastAsia="黑体" w:cs="黑体"/>
+            </w:rPr>
             <w:tab/>
           </w:r>
           <w:r>
+            <w:rPr>
+              <w:rFonts w:hint="eastAsia" w:ascii="黑体" w:hAnsi="黑体" w:eastAsia="黑体" w:cs="黑体"/>
+            </w:rPr>
             <w:fldChar w:fldCharType="begin"/>
           </w:r>
           <w:r>
+            <w:rPr>
+              <w:rFonts w:hint="eastAsia" w:ascii="黑体" w:hAnsi="黑体" w:eastAsia="黑体" w:cs="黑体"/>
+            </w:rPr>
             <w:instrText xml:space="preserve"> PAGEREF _Toc26125 \h </w:instrText>
           </w:r>
           <w:r>
+            <w:rPr>
+              <w:rFonts w:hint="eastAsia" w:ascii="黑体" w:hAnsi="黑体" w:eastAsia="黑体" w:cs="黑体"/>
+            </w:rPr>
             <w:fldChar w:fldCharType="separate"/>
           </w:r>
           <w:r>
+            <w:rPr>
+              <w:rFonts w:hint="eastAsia" w:ascii="黑体" w:hAnsi="黑体" w:eastAsia="黑体" w:cs="黑体"/>
+            </w:rPr>
             <w:t>7</w:t>
           </w:r>
           <w:r>
+            <w:rPr>
+              <w:rFonts w:hint="eastAsia" w:ascii="黑体" w:hAnsi="黑体" w:eastAsia="黑体" w:cs="黑体"/>
+            </w:rPr>
             <w:fldChar w:fldCharType="end"/>
           </w:r>
           <w:r>
@@ -2754,6 +3291,9 @@
             <w:snapToGrid/>
             <w:spacing w:line="400" w:lineRule="exact"/>
             <w:textAlignment w:val="auto"/>
+            <w:rPr>
+              <w:rFonts w:hint="eastAsia" w:ascii="黑体" w:hAnsi="黑体" w:eastAsia="黑体" w:cs="黑体"/>
+            </w:rPr>
           </w:pPr>
           <w:r>
             <w:rPr>
@@ -2780,24 +3320,45 @@
             <w:fldChar w:fldCharType="separate"/>
           </w:r>
           <w:r>
+            <w:rPr>
+              <w:rFonts w:hint="eastAsia" w:ascii="黑体" w:hAnsi="黑体" w:eastAsia="黑体" w:cs="黑体"/>
+            </w:rPr>
             <w:t>3.1.1 用户端功能需求分析</w:t>
           </w:r>
           <w:r>
+            <w:rPr>
+              <w:rFonts w:hint="eastAsia" w:ascii="黑体" w:hAnsi="黑体" w:eastAsia="黑体" w:cs="黑体"/>
+            </w:rPr>
             <w:tab/>
           </w:r>
           <w:r>
+            <w:rPr>
+              <w:rFonts w:hint="eastAsia" w:ascii="黑体" w:hAnsi="黑体" w:eastAsia="黑体" w:cs="黑体"/>
+            </w:rPr>
             <w:fldChar w:fldCharType="begin"/>
           </w:r>
           <w:r>
+            <w:rPr>
+              <w:rFonts w:hint="eastAsia" w:ascii="黑体" w:hAnsi="黑体" w:eastAsia="黑体" w:cs="黑体"/>
+            </w:rPr>
             <w:instrText xml:space="preserve"> PAGEREF _Toc31538 \h </w:instrText>
           </w:r>
           <w:r>
+            <w:rPr>
+              <w:rFonts w:hint="eastAsia" w:ascii="黑体" w:hAnsi="黑体" w:eastAsia="黑体" w:cs="黑体"/>
+            </w:rPr>
             <w:fldChar w:fldCharType="separate"/>
           </w:r>
           <w:r>
+            <w:rPr>
+              <w:rFonts w:hint="eastAsia" w:ascii="黑体" w:hAnsi="黑体" w:eastAsia="黑体" w:cs="黑体"/>
+            </w:rPr>
             <w:t>7</w:t>
           </w:r>
           <w:r>
+            <w:rPr>
+              <w:rFonts w:hint="eastAsia" w:ascii="黑体" w:hAnsi="黑体" w:eastAsia="黑体" w:cs="黑体"/>
+            </w:rPr>
             <w:fldChar w:fldCharType="end"/>
           </w:r>
           <w:r>
@@ -2830,6 +3391,9 @@
             <w:snapToGrid/>
             <w:spacing w:line="400" w:lineRule="exact"/>
             <w:textAlignment w:val="auto"/>
+            <w:rPr>
+              <w:rFonts w:hint="eastAsia" w:ascii="黑体" w:hAnsi="黑体" w:eastAsia="黑体" w:cs="黑体"/>
+            </w:rPr>
           </w:pPr>
           <w:r>
             <w:rPr>
@@ -2856,24 +3420,45 @@
             <w:fldChar w:fldCharType="separate"/>
           </w:r>
           <w:r>
+            <w:rPr>
+              <w:rFonts w:hint="eastAsia" w:ascii="黑体" w:hAnsi="黑体" w:eastAsia="黑体" w:cs="黑体"/>
+            </w:rPr>
             <w:t>3.1.2 后端管理功能需求分析</w:t>
           </w:r>
           <w:r>
+            <w:rPr>
+              <w:rFonts w:hint="eastAsia" w:ascii="黑体" w:hAnsi="黑体" w:eastAsia="黑体" w:cs="黑体"/>
+            </w:rPr>
             <w:tab/>
           </w:r>
           <w:r>
+            <w:rPr>
+              <w:rFonts w:hint="eastAsia" w:ascii="黑体" w:hAnsi="黑体" w:eastAsia="黑体" w:cs="黑体"/>
+            </w:rPr>
             <w:fldChar w:fldCharType="begin"/>
           </w:r>
           <w:r>
+            <w:rPr>
+              <w:rFonts w:hint="eastAsia" w:ascii="黑体" w:hAnsi="黑体" w:eastAsia="黑体" w:cs="黑体"/>
+            </w:rPr>
             <w:instrText xml:space="preserve"> PAGEREF _Toc1304 \h </w:instrText>
           </w:r>
           <w:r>
+            <w:rPr>
+              <w:rFonts w:hint="eastAsia" w:ascii="黑体" w:hAnsi="黑体" w:eastAsia="黑体" w:cs="黑体"/>
+            </w:rPr>
             <w:fldChar w:fldCharType="separate"/>
           </w:r>
           <w:r>
+            <w:rPr>
+              <w:rFonts w:hint="eastAsia" w:ascii="黑体" w:hAnsi="黑体" w:eastAsia="黑体" w:cs="黑体"/>
+            </w:rPr>
             <w:t>7</w:t>
           </w:r>
           <w:r>
+            <w:rPr>
+              <w:rFonts w:hint="eastAsia" w:ascii="黑体" w:hAnsi="黑体" w:eastAsia="黑体" w:cs="黑体"/>
+            </w:rPr>
             <w:fldChar w:fldCharType="end"/>
           </w:r>
           <w:r>
@@ -2906,6 +3491,9 @@
             <w:snapToGrid/>
             <w:spacing w:line="400" w:lineRule="exact"/>
             <w:textAlignment w:val="auto"/>
+            <w:rPr>
+              <w:rFonts w:hint="eastAsia" w:ascii="黑体" w:hAnsi="黑体" w:eastAsia="黑体" w:cs="黑体"/>
+            </w:rPr>
           </w:pPr>
           <w:r>
             <w:rPr>
@@ -2932,24 +3520,45 @@
             <w:fldChar w:fldCharType="separate"/>
           </w:r>
           <w:r>
+            <w:rPr>
+              <w:rFonts w:hint="eastAsia" w:ascii="黑体" w:hAnsi="黑体" w:eastAsia="黑体" w:cs="黑体"/>
+            </w:rPr>
             <w:t>3.2 非功能需求分析</w:t>
           </w:r>
           <w:r>
+            <w:rPr>
+              <w:rFonts w:hint="eastAsia" w:ascii="黑体" w:hAnsi="黑体" w:eastAsia="黑体" w:cs="黑体"/>
+            </w:rPr>
             <w:tab/>
           </w:r>
           <w:r>
+            <w:rPr>
+              <w:rFonts w:hint="eastAsia" w:ascii="黑体" w:hAnsi="黑体" w:eastAsia="黑体" w:cs="黑体"/>
+            </w:rPr>
             <w:fldChar w:fldCharType="begin"/>
           </w:r>
           <w:r>
+            <w:rPr>
+              <w:rFonts w:hint="eastAsia" w:ascii="黑体" w:hAnsi="黑体" w:eastAsia="黑体" w:cs="黑体"/>
+            </w:rPr>
             <w:instrText xml:space="preserve"> PAGEREF _Toc14041 \h </w:instrText>
           </w:r>
           <w:r>
+            <w:rPr>
+              <w:rFonts w:hint="eastAsia" w:ascii="黑体" w:hAnsi="黑体" w:eastAsia="黑体" w:cs="黑体"/>
+            </w:rPr>
             <w:fldChar w:fldCharType="separate"/>
           </w:r>
           <w:r>
+            <w:rPr>
+              <w:rFonts w:hint="eastAsia" w:ascii="黑体" w:hAnsi="黑体" w:eastAsia="黑体" w:cs="黑体"/>
+            </w:rPr>
             <w:t>8</w:t>
           </w:r>
           <w:r>
+            <w:rPr>
+              <w:rFonts w:hint="eastAsia" w:ascii="黑体" w:hAnsi="黑体" w:eastAsia="黑体" w:cs="黑体"/>
+            </w:rPr>
             <w:fldChar w:fldCharType="end"/>
           </w:r>
           <w:r>
@@ -2982,6 +3591,9 @@
             <w:snapToGrid/>
             <w:spacing w:line="400" w:lineRule="exact"/>
             <w:textAlignment w:val="auto"/>
+            <w:rPr>
+              <w:rFonts w:hint="eastAsia" w:ascii="黑体" w:hAnsi="黑体" w:eastAsia="黑体" w:cs="黑体"/>
+            </w:rPr>
           </w:pPr>
           <w:r>
             <w:rPr>
@@ -3008,24 +3620,45 @@
             <w:fldChar w:fldCharType="separate"/>
           </w:r>
           <w:r>
+            <w:rPr>
+              <w:rFonts w:hint="eastAsia" w:ascii="黑体" w:hAnsi="黑体" w:eastAsia="黑体" w:cs="黑体"/>
+            </w:rPr>
             <w:t>3.3 可行性分析</w:t>
           </w:r>
           <w:r>
+            <w:rPr>
+              <w:rFonts w:hint="eastAsia" w:ascii="黑体" w:hAnsi="黑体" w:eastAsia="黑体" w:cs="黑体"/>
+            </w:rPr>
             <w:tab/>
           </w:r>
           <w:r>
+            <w:rPr>
+              <w:rFonts w:hint="eastAsia" w:ascii="黑体" w:hAnsi="黑体" w:eastAsia="黑体" w:cs="黑体"/>
+            </w:rPr>
             <w:fldChar w:fldCharType="begin"/>
           </w:r>
           <w:r>
+            <w:rPr>
+              <w:rFonts w:hint="eastAsia" w:ascii="黑体" w:hAnsi="黑体" w:eastAsia="黑体" w:cs="黑体"/>
+            </w:rPr>
             <w:instrText xml:space="preserve"> PAGEREF _Toc28906 \h </w:instrText>
           </w:r>
           <w:r>
+            <w:rPr>
+              <w:rFonts w:hint="eastAsia" w:ascii="黑体" w:hAnsi="黑体" w:eastAsia="黑体" w:cs="黑体"/>
+            </w:rPr>
             <w:fldChar w:fldCharType="separate"/>
           </w:r>
           <w:r>
+            <w:rPr>
+              <w:rFonts w:hint="eastAsia" w:ascii="黑体" w:hAnsi="黑体" w:eastAsia="黑体" w:cs="黑体"/>
+            </w:rPr>
             <w:t>9</w:t>
           </w:r>
           <w:r>
+            <w:rPr>
+              <w:rFonts w:hint="eastAsia" w:ascii="黑体" w:hAnsi="黑体" w:eastAsia="黑体" w:cs="黑体"/>
+            </w:rPr>
             <w:fldChar w:fldCharType="end"/>
           </w:r>
           <w:r>
@@ -3058,6 +3691,9 @@
             <w:snapToGrid/>
             <w:spacing w:line="400" w:lineRule="exact"/>
             <w:textAlignment w:val="auto"/>
+            <w:rPr>
+              <w:rFonts w:hint="eastAsia" w:ascii="黑体" w:hAnsi="黑体" w:eastAsia="黑体" w:cs="黑体"/>
+            </w:rPr>
           </w:pPr>
           <w:r>
             <w:rPr>
@@ -3084,24 +3720,45 @@
             <w:fldChar w:fldCharType="separate"/>
           </w:r>
           <w:r>
+            <w:rPr>
+              <w:rFonts w:hint="eastAsia" w:ascii="黑体" w:hAnsi="黑体" w:eastAsia="黑体" w:cs="黑体"/>
+            </w:rPr>
             <w:t>3.3.1 技术可行性</w:t>
           </w:r>
           <w:r>
+            <w:rPr>
+              <w:rFonts w:hint="eastAsia" w:ascii="黑体" w:hAnsi="黑体" w:eastAsia="黑体" w:cs="黑体"/>
+            </w:rPr>
             <w:tab/>
           </w:r>
           <w:r>
+            <w:rPr>
+              <w:rFonts w:hint="eastAsia" w:ascii="黑体" w:hAnsi="黑体" w:eastAsia="黑体" w:cs="黑体"/>
+            </w:rPr>
             <w:fldChar w:fldCharType="begin"/>
           </w:r>
           <w:r>
+            <w:rPr>
+              <w:rFonts w:hint="eastAsia" w:ascii="黑体" w:hAnsi="黑体" w:eastAsia="黑体" w:cs="黑体"/>
+            </w:rPr>
             <w:instrText xml:space="preserve"> PAGEREF _Toc23465 \h </w:instrText>
           </w:r>
           <w:r>
+            <w:rPr>
+              <w:rFonts w:hint="eastAsia" w:ascii="黑体" w:hAnsi="黑体" w:eastAsia="黑体" w:cs="黑体"/>
+            </w:rPr>
             <w:fldChar w:fldCharType="separate"/>
           </w:r>
           <w:r>
+            <w:rPr>
+              <w:rFonts w:hint="eastAsia" w:ascii="黑体" w:hAnsi="黑体" w:eastAsia="黑体" w:cs="黑体"/>
+            </w:rPr>
             <w:t>9</w:t>
           </w:r>
           <w:r>
+            <w:rPr>
+              <w:rFonts w:hint="eastAsia" w:ascii="黑体" w:hAnsi="黑体" w:eastAsia="黑体" w:cs="黑体"/>
+            </w:rPr>
             <w:fldChar w:fldCharType="end"/>
           </w:r>
           <w:r>
@@ -3134,6 +3791,9 @@
             <w:snapToGrid/>
             <w:spacing w:line="400" w:lineRule="exact"/>
             <w:textAlignment w:val="auto"/>
+            <w:rPr>
+              <w:rFonts w:hint="eastAsia" w:ascii="黑体" w:hAnsi="黑体" w:eastAsia="黑体" w:cs="黑体"/>
+            </w:rPr>
           </w:pPr>
           <w:r>
             <w:rPr>
@@ -3160,24 +3820,45 @@
             <w:fldChar w:fldCharType="separate"/>
           </w:r>
           <w:r>
+            <w:rPr>
+              <w:rFonts w:hint="eastAsia" w:ascii="黑体" w:hAnsi="黑体" w:eastAsia="黑体" w:cs="黑体"/>
+            </w:rPr>
             <w:t>3.3.2 经济可行性</w:t>
           </w:r>
           <w:r>
+            <w:rPr>
+              <w:rFonts w:hint="eastAsia" w:ascii="黑体" w:hAnsi="黑体" w:eastAsia="黑体" w:cs="黑体"/>
+            </w:rPr>
             <w:tab/>
           </w:r>
           <w:r>
+            <w:rPr>
+              <w:rFonts w:hint="eastAsia" w:ascii="黑体" w:hAnsi="黑体" w:eastAsia="黑体" w:cs="黑体"/>
+            </w:rPr>
             <w:fldChar w:fldCharType="begin"/>
           </w:r>
           <w:r>
+            <w:rPr>
+              <w:rFonts w:hint="eastAsia" w:ascii="黑体" w:hAnsi="黑体" w:eastAsia="黑体" w:cs="黑体"/>
+            </w:rPr>
             <w:instrText xml:space="preserve"> PAGEREF _Toc31688 \h </w:instrText>
           </w:r>
           <w:r>
+            <w:rPr>
+              <w:rFonts w:hint="eastAsia" w:ascii="黑体" w:hAnsi="黑体" w:eastAsia="黑体" w:cs="黑体"/>
+            </w:rPr>
             <w:fldChar w:fldCharType="separate"/>
           </w:r>
           <w:r>
+            <w:rPr>
+              <w:rFonts w:hint="eastAsia" w:ascii="黑体" w:hAnsi="黑体" w:eastAsia="黑体" w:cs="黑体"/>
+            </w:rPr>
             <w:t>9</w:t>
           </w:r>
           <w:r>
+            <w:rPr>
+              <w:rFonts w:hint="eastAsia" w:ascii="黑体" w:hAnsi="黑体" w:eastAsia="黑体" w:cs="黑体"/>
+            </w:rPr>
             <w:fldChar w:fldCharType="end"/>
           </w:r>
           <w:r>
@@ -3210,6 +3891,9 @@
             <w:snapToGrid/>
             <w:spacing w:line="400" w:lineRule="exact"/>
             <w:textAlignment w:val="auto"/>
+            <w:rPr>
+              <w:rFonts w:hint="eastAsia" w:ascii="黑体" w:hAnsi="黑体" w:eastAsia="黑体" w:cs="黑体"/>
+            </w:rPr>
           </w:pPr>
           <w:r>
             <w:rPr>
@@ -3236,24 +3920,45 @@
             <w:fldChar w:fldCharType="separate"/>
           </w:r>
           <w:r>
+            <w:rPr>
+              <w:rFonts w:hint="eastAsia" w:ascii="黑体" w:hAnsi="黑体" w:eastAsia="黑体" w:cs="黑体"/>
+            </w:rPr>
             <w:t>3.3.3 操作可行性</w:t>
           </w:r>
           <w:r>
+            <w:rPr>
+              <w:rFonts w:hint="eastAsia" w:ascii="黑体" w:hAnsi="黑体" w:eastAsia="黑体" w:cs="黑体"/>
+            </w:rPr>
             <w:tab/>
           </w:r>
           <w:r>
+            <w:rPr>
+              <w:rFonts w:hint="eastAsia" w:ascii="黑体" w:hAnsi="黑体" w:eastAsia="黑体" w:cs="黑体"/>
+            </w:rPr>
             <w:fldChar w:fldCharType="begin"/>
           </w:r>
           <w:r>
+            <w:rPr>
+              <w:rFonts w:hint="eastAsia" w:ascii="黑体" w:hAnsi="黑体" w:eastAsia="黑体" w:cs="黑体"/>
+            </w:rPr>
             <w:instrText xml:space="preserve"> PAGEREF _Toc14533 \h </w:instrText>
           </w:r>
           <w:r>
+            <w:rPr>
+              <w:rFonts w:hint="eastAsia" w:ascii="黑体" w:hAnsi="黑体" w:eastAsia="黑体" w:cs="黑体"/>
+            </w:rPr>
             <w:fldChar w:fldCharType="separate"/>
           </w:r>
           <w:r>
+            <w:rPr>
+              <w:rFonts w:hint="eastAsia" w:ascii="黑体" w:hAnsi="黑体" w:eastAsia="黑体" w:cs="黑体"/>
+            </w:rPr>
             <w:t>9</w:t>
           </w:r>
           <w:r>
+            <w:rPr>
+              <w:rFonts w:hint="eastAsia" w:ascii="黑体" w:hAnsi="黑体" w:eastAsia="黑体" w:cs="黑体"/>
+            </w:rPr>
             <w:fldChar w:fldCharType="end"/>
           </w:r>
           <w:r>
@@ -3286,6 +3991,9 @@
             <w:snapToGrid/>
             <w:spacing w:line="400" w:lineRule="exact"/>
             <w:textAlignment w:val="auto"/>
+            <w:rPr>
+              <w:rFonts w:hint="eastAsia" w:ascii="黑体" w:hAnsi="黑体" w:eastAsia="黑体" w:cs="黑体"/>
+            </w:rPr>
           </w:pPr>
           <w:r>
             <w:rPr>
@@ -3312,24 +4020,45 @@
             <w:fldChar w:fldCharType="separate"/>
           </w:r>
           <w:r>
+            <w:rPr>
+              <w:rFonts w:hint="eastAsia" w:ascii="黑体" w:hAnsi="黑体" w:eastAsia="黑体" w:cs="黑体"/>
+            </w:rPr>
             <w:t>4 系统概要设计</w:t>
           </w:r>
           <w:r>
+            <w:rPr>
+              <w:rFonts w:hint="eastAsia" w:ascii="黑体" w:hAnsi="黑体" w:eastAsia="黑体" w:cs="黑体"/>
+            </w:rPr>
             <w:tab/>
           </w:r>
           <w:r>
+            <w:rPr>
+              <w:rFonts w:hint="eastAsia" w:ascii="黑体" w:hAnsi="黑体" w:eastAsia="黑体" w:cs="黑体"/>
+            </w:rPr>
             <w:fldChar w:fldCharType="begin"/>
           </w:r>
           <w:r>
+            <w:rPr>
+              <w:rFonts w:hint="eastAsia" w:ascii="黑体" w:hAnsi="黑体" w:eastAsia="黑体" w:cs="黑体"/>
+            </w:rPr>
             <w:instrText xml:space="preserve"> PAGEREF _Toc11890 \h </w:instrText>
           </w:r>
           <w:r>
+            <w:rPr>
+              <w:rFonts w:hint="eastAsia" w:ascii="黑体" w:hAnsi="黑体" w:eastAsia="黑体" w:cs="黑体"/>
+            </w:rPr>
             <w:fldChar w:fldCharType="separate"/>
           </w:r>
           <w:r>
+            <w:rPr>
+              <w:rFonts w:hint="eastAsia" w:ascii="黑体" w:hAnsi="黑体" w:eastAsia="黑体" w:cs="黑体"/>
+            </w:rPr>
             <w:t>11</w:t>
           </w:r>
           <w:r>
+            <w:rPr>
+              <w:rFonts w:hint="eastAsia" w:ascii="黑体" w:hAnsi="黑体" w:eastAsia="黑体" w:cs="黑体"/>
+            </w:rPr>
             <w:fldChar w:fldCharType="end"/>
           </w:r>
           <w:r>
@@ -3362,6 +4091,9 @@
             <w:snapToGrid/>
             <w:spacing w:line="400" w:lineRule="exact"/>
             <w:textAlignment w:val="auto"/>
+            <w:rPr>
+              <w:rFonts w:hint="eastAsia" w:ascii="黑体" w:hAnsi="黑体" w:eastAsia="黑体" w:cs="黑体"/>
+            </w:rPr>
           </w:pPr>
           <w:r>
             <w:rPr>
@@ -3389,26 +4121,44 @@
           </w:r>
           <w:r>
             <w:rPr>
-              <w:rFonts w:hint="default"/>
+              <w:rFonts w:hint="eastAsia" w:ascii="黑体" w:hAnsi="黑体" w:eastAsia="黑体" w:cs="黑体"/>
             </w:rPr>
             <w:t>4.1 技术框架设计</w:t>
           </w:r>
           <w:r>
+            <w:rPr>
+              <w:rFonts w:hint="eastAsia" w:ascii="黑体" w:hAnsi="黑体" w:eastAsia="黑体" w:cs="黑体"/>
+            </w:rPr>
             <w:tab/>
           </w:r>
           <w:r>
+            <w:rPr>
+              <w:rFonts w:hint="eastAsia" w:ascii="黑体" w:hAnsi="黑体" w:eastAsia="黑体" w:cs="黑体"/>
+            </w:rPr>
             <w:fldChar w:fldCharType="begin"/>
           </w:r>
           <w:r>
+            <w:rPr>
+              <w:rFonts w:hint="eastAsia" w:ascii="黑体" w:hAnsi="黑体" w:eastAsia="黑体" w:cs="黑体"/>
+            </w:rPr>
             <w:instrText xml:space="preserve"> PAGEREF _Toc31088 \h </w:instrText>
           </w:r>
           <w:r>
+            <w:rPr>
+              <w:rFonts w:hint="eastAsia" w:ascii="黑体" w:hAnsi="黑体" w:eastAsia="黑体" w:cs="黑体"/>
+            </w:rPr>
             <w:fldChar w:fldCharType="separate"/>
           </w:r>
           <w:r>
+            <w:rPr>
+              <w:rFonts w:hint="eastAsia" w:ascii="黑体" w:hAnsi="黑体" w:eastAsia="黑体" w:cs="黑体"/>
+            </w:rPr>
             <w:t>11</w:t>
           </w:r>
           <w:r>
+            <w:rPr>
+              <w:rFonts w:hint="eastAsia" w:ascii="黑体" w:hAnsi="黑体" w:eastAsia="黑体" w:cs="黑体"/>
+            </w:rPr>
             <w:fldChar w:fldCharType="end"/>
           </w:r>
           <w:r>
@@ -3441,6 +4191,9 @@
             <w:snapToGrid/>
             <w:spacing w:line="400" w:lineRule="exact"/>
             <w:textAlignment w:val="auto"/>
+            <w:rPr>
+              <w:rFonts w:hint="eastAsia" w:ascii="黑体" w:hAnsi="黑体" w:eastAsia="黑体" w:cs="黑体"/>
+            </w:rPr>
           </w:pPr>
           <w:r>
             <w:rPr>
@@ -3467,24 +4220,45 @@
             <w:fldChar w:fldCharType="separate"/>
           </w:r>
           <w:r>
+            <w:rPr>
+              <w:rFonts w:hint="eastAsia" w:ascii="黑体" w:hAnsi="黑体" w:eastAsia="黑体" w:cs="黑体"/>
+            </w:rPr>
             <w:t>4.2 系统总体功能模块设计</w:t>
           </w:r>
           <w:r>
+            <w:rPr>
+              <w:rFonts w:hint="eastAsia" w:ascii="黑体" w:hAnsi="黑体" w:eastAsia="黑体" w:cs="黑体"/>
+            </w:rPr>
             <w:tab/>
           </w:r>
           <w:r>
+            <w:rPr>
+              <w:rFonts w:hint="eastAsia" w:ascii="黑体" w:hAnsi="黑体" w:eastAsia="黑体" w:cs="黑体"/>
+            </w:rPr>
             <w:fldChar w:fldCharType="begin"/>
           </w:r>
           <w:r>
+            <w:rPr>
+              <w:rFonts w:hint="eastAsia" w:ascii="黑体" w:hAnsi="黑体" w:eastAsia="黑体" w:cs="黑体"/>
+            </w:rPr>
             <w:instrText xml:space="preserve"> PAGEREF _Toc16022 \h </w:instrText>
           </w:r>
           <w:r>
+            <w:rPr>
+              <w:rFonts w:hint="eastAsia" w:ascii="黑体" w:hAnsi="黑体" w:eastAsia="黑体" w:cs="黑体"/>
+            </w:rPr>
             <w:fldChar w:fldCharType="separate"/>
           </w:r>
           <w:r>
+            <w:rPr>
+              <w:rFonts w:hint="eastAsia" w:ascii="黑体" w:hAnsi="黑体" w:eastAsia="黑体" w:cs="黑体"/>
+            </w:rPr>
             <w:t>12</w:t>
           </w:r>
           <w:r>
+            <w:rPr>
+              <w:rFonts w:hint="eastAsia" w:ascii="黑体" w:hAnsi="黑体" w:eastAsia="黑体" w:cs="黑体"/>
+            </w:rPr>
             <w:fldChar w:fldCharType="end"/>
           </w:r>
           <w:r>
@@ -3517,6 +4291,9 @@
             <w:snapToGrid/>
             <w:spacing w:line="400" w:lineRule="exact"/>
             <w:textAlignment w:val="auto"/>
+            <w:rPr>
+              <w:rFonts w:hint="eastAsia" w:ascii="黑体" w:hAnsi="黑体" w:eastAsia="黑体" w:cs="黑体"/>
+            </w:rPr>
           </w:pPr>
           <w:r>
             <w:rPr>
@@ -3544,26 +4321,44 @@
           </w:r>
           <w:r>
             <w:rPr>
-              <w:rFonts w:hint="default"/>
+              <w:rFonts w:hint="eastAsia" w:ascii="黑体" w:hAnsi="黑体" w:eastAsia="黑体" w:cs="黑体"/>
             </w:rPr>
             <w:t>4.2.2 用户端功能模块设计</w:t>
           </w:r>
           <w:r>
+            <w:rPr>
+              <w:rFonts w:hint="eastAsia" w:ascii="黑体" w:hAnsi="黑体" w:eastAsia="黑体" w:cs="黑体"/>
+            </w:rPr>
             <w:tab/>
           </w:r>
           <w:r>
+            <w:rPr>
+              <w:rFonts w:hint="eastAsia" w:ascii="黑体" w:hAnsi="黑体" w:eastAsia="黑体" w:cs="黑体"/>
+            </w:rPr>
             <w:fldChar w:fldCharType="begin"/>
           </w:r>
           <w:r>
+            <w:rPr>
+              <w:rFonts w:hint="eastAsia" w:ascii="黑体" w:hAnsi="黑体" w:eastAsia="黑体" w:cs="黑体"/>
+            </w:rPr>
             <w:instrText xml:space="preserve"> PAGEREF _Toc15919 \h </w:instrText>
           </w:r>
           <w:r>
+            <w:rPr>
+              <w:rFonts w:hint="eastAsia" w:ascii="黑体" w:hAnsi="黑体" w:eastAsia="黑体" w:cs="黑体"/>
+            </w:rPr>
             <w:fldChar w:fldCharType="separate"/>
           </w:r>
           <w:r>
+            <w:rPr>
+              <w:rFonts w:hint="eastAsia" w:ascii="黑体" w:hAnsi="黑体" w:eastAsia="黑体" w:cs="黑体"/>
+            </w:rPr>
             <w:t>12</w:t>
           </w:r>
           <w:r>
+            <w:rPr>
+              <w:rFonts w:hint="eastAsia" w:ascii="黑体" w:hAnsi="黑体" w:eastAsia="黑体" w:cs="黑体"/>
+            </w:rPr>
             <w:fldChar w:fldCharType="end"/>
           </w:r>
           <w:r>
@@ -3596,6 +4391,9 @@
             <w:snapToGrid/>
             <w:spacing w:line="400" w:lineRule="exact"/>
             <w:textAlignment w:val="auto"/>
+            <w:rPr>
+              <w:rFonts w:hint="eastAsia" w:ascii="黑体" w:hAnsi="黑体" w:eastAsia="黑体" w:cs="黑体"/>
+            </w:rPr>
           </w:pPr>
           <w:r>
             <w:rPr>
@@ -3623,26 +4421,44 @@
           </w:r>
           <w:r>
             <w:rPr>
-              <w:rFonts w:hint="default"/>
+              <w:rFonts w:hint="eastAsia" w:ascii="黑体" w:hAnsi="黑体" w:eastAsia="黑体" w:cs="黑体"/>
             </w:rPr>
             <w:t>4.2.3 后台管理端功能模块设计</w:t>
           </w:r>
           <w:r>
+            <w:rPr>
+              <w:rFonts w:hint="eastAsia" w:ascii="黑体" w:hAnsi="黑体" w:eastAsia="黑体" w:cs="黑体"/>
+            </w:rPr>
             <w:tab/>
           </w:r>
           <w:r>
+            <w:rPr>
+              <w:rFonts w:hint="eastAsia" w:ascii="黑体" w:hAnsi="黑体" w:eastAsia="黑体" w:cs="黑体"/>
+            </w:rPr>
             <w:fldChar w:fldCharType="begin"/>
           </w:r>
           <w:r>
+            <w:rPr>
+              <w:rFonts w:hint="eastAsia" w:ascii="黑体" w:hAnsi="黑体" w:eastAsia="黑体" w:cs="黑体"/>
+            </w:rPr>
             <w:instrText xml:space="preserve"> PAGEREF _Toc19955 \h </w:instrText>
           </w:r>
           <w:r>
+            <w:rPr>
+              <w:rFonts w:hint="eastAsia" w:ascii="黑体" w:hAnsi="黑体" w:eastAsia="黑体" w:cs="黑体"/>
+            </w:rPr>
             <w:fldChar w:fldCharType="separate"/>
           </w:r>
           <w:r>
+            <w:rPr>
+              <w:rFonts w:hint="eastAsia" w:ascii="黑体" w:hAnsi="黑体" w:eastAsia="黑体" w:cs="黑体"/>
+            </w:rPr>
             <w:t>13</w:t>
           </w:r>
           <w:r>
+            <w:rPr>
+              <w:rFonts w:hint="eastAsia" w:ascii="黑体" w:hAnsi="黑体" w:eastAsia="黑体" w:cs="黑体"/>
+            </w:rPr>
             <w:fldChar w:fldCharType="end"/>
           </w:r>
           <w:r>
@@ -3675,6 +4491,9 @@
             <w:snapToGrid/>
             <w:spacing w:line="400" w:lineRule="exact"/>
             <w:textAlignment w:val="auto"/>
+            <w:rPr>
+              <w:rFonts w:hint="eastAsia" w:ascii="黑体" w:hAnsi="黑体" w:eastAsia="黑体" w:cs="黑体"/>
+            </w:rPr>
           </w:pPr>
           <w:r>
             <w:rPr>
@@ -3701,24 +4520,45 @@
             <w:fldChar w:fldCharType="separate"/>
           </w:r>
           <w:r>
+            <w:rPr>
+              <w:rFonts w:hint="eastAsia" w:ascii="黑体" w:hAnsi="黑体" w:eastAsia="黑体" w:cs="黑体"/>
+            </w:rPr>
             <w:t>4.3数据库设计</w:t>
           </w:r>
           <w:r>
+            <w:rPr>
+              <w:rFonts w:hint="eastAsia" w:ascii="黑体" w:hAnsi="黑体" w:eastAsia="黑体" w:cs="黑体"/>
+            </w:rPr>
             <w:tab/>
           </w:r>
           <w:r>
+            <w:rPr>
+              <w:rFonts w:hint="eastAsia" w:ascii="黑体" w:hAnsi="黑体" w:eastAsia="黑体" w:cs="黑体"/>
+            </w:rPr>
             <w:fldChar w:fldCharType="begin"/>
           </w:r>
           <w:r>
+            <w:rPr>
+              <w:rFonts w:hint="eastAsia" w:ascii="黑体" w:hAnsi="黑体" w:eastAsia="黑体" w:cs="黑体"/>
+            </w:rPr>
             <w:instrText xml:space="preserve"> PAGEREF _Toc16365 \h </w:instrText>
           </w:r>
           <w:r>
+            <w:rPr>
+              <w:rFonts w:hint="eastAsia" w:ascii="黑体" w:hAnsi="黑体" w:eastAsia="黑体" w:cs="黑体"/>
+            </w:rPr>
             <w:fldChar w:fldCharType="separate"/>
           </w:r>
           <w:r>
+            <w:rPr>
+              <w:rFonts w:hint="eastAsia" w:ascii="黑体" w:hAnsi="黑体" w:eastAsia="黑体" w:cs="黑体"/>
+            </w:rPr>
             <w:t>14</w:t>
           </w:r>
           <w:r>
+            <w:rPr>
+              <w:rFonts w:hint="eastAsia" w:ascii="黑体" w:hAnsi="黑体" w:eastAsia="黑体" w:cs="黑体"/>
+            </w:rPr>
             <w:fldChar w:fldCharType="end"/>
           </w:r>
           <w:r>
@@ -3751,6 +4591,9 @@
             <w:snapToGrid/>
             <w:spacing w:line="400" w:lineRule="exact"/>
             <w:textAlignment w:val="auto"/>
+            <w:rPr>
+              <w:rFonts w:hint="eastAsia" w:ascii="黑体" w:hAnsi="黑体" w:eastAsia="黑体" w:cs="黑体"/>
+            </w:rPr>
           </w:pPr>
           <w:r>
             <w:rPr>
@@ -3777,24 +4620,45 @@
             <w:fldChar w:fldCharType="separate"/>
           </w:r>
           <w:r>
+            <w:rPr>
+              <w:rFonts w:hint="eastAsia" w:ascii="黑体" w:hAnsi="黑体" w:eastAsia="黑体" w:cs="黑体"/>
+            </w:rPr>
             <w:t>4.3.1数据库E-R图</w:t>
           </w:r>
           <w:r>
+            <w:rPr>
+              <w:rFonts w:hint="eastAsia" w:ascii="黑体" w:hAnsi="黑体" w:eastAsia="黑体" w:cs="黑体"/>
+            </w:rPr>
             <w:tab/>
           </w:r>
           <w:r>
+            <w:rPr>
+              <w:rFonts w:hint="eastAsia" w:ascii="黑体" w:hAnsi="黑体" w:eastAsia="黑体" w:cs="黑体"/>
+            </w:rPr>
             <w:fldChar w:fldCharType="begin"/>
           </w:r>
           <w:r>
+            <w:rPr>
+              <w:rFonts w:hint="eastAsia" w:ascii="黑体" w:hAnsi="黑体" w:eastAsia="黑体" w:cs="黑体"/>
+            </w:rPr>
             <w:instrText xml:space="preserve"> PAGEREF _Toc24417 \h </w:instrText>
           </w:r>
           <w:r>
+            <w:rPr>
+              <w:rFonts w:hint="eastAsia" w:ascii="黑体" w:hAnsi="黑体" w:eastAsia="黑体" w:cs="黑体"/>
+            </w:rPr>
             <w:fldChar w:fldCharType="separate"/>
           </w:r>
           <w:r>
+            <w:rPr>
+              <w:rFonts w:hint="eastAsia" w:ascii="黑体" w:hAnsi="黑体" w:eastAsia="黑体" w:cs="黑体"/>
+            </w:rPr>
             <w:t>14</w:t>
           </w:r>
           <w:r>
+            <w:rPr>
+              <w:rFonts w:hint="eastAsia" w:ascii="黑体" w:hAnsi="黑体" w:eastAsia="黑体" w:cs="黑体"/>
+            </w:rPr>
             <w:fldChar w:fldCharType="end"/>
           </w:r>
           <w:r>
@@ -3827,6 +4691,9 @@
             <w:snapToGrid/>
             <w:spacing w:line="400" w:lineRule="exact"/>
             <w:textAlignment w:val="auto"/>
+            <w:rPr>
+              <w:rFonts w:hint="eastAsia" w:ascii="黑体" w:hAnsi="黑体" w:eastAsia="黑体" w:cs="黑体"/>
+            </w:rPr>
           </w:pPr>
           <w:r>
             <w:rPr>
@@ -3853,24 +4720,45 @@
             <w:fldChar w:fldCharType="separate"/>
           </w:r>
           <w:r>
+            <w:rPr>
+              <w:rFonts w:hint="eastAsia" w:ascii="黑体" w:hAnsi="黑体" w:eastAsia="黑体" w:cs="黑体"/>
+            </w:rPr>
             <w:t>4.3.2数据库表设计</w:t>
           </w:r>
           <w:r>
+            <w:rPr>
+              <w:rFonts w:hint="eastAsia" w:ascii="黑体" w:hAnsi="黑体" w:eastAsia="黑体" w:cs="黑体"/>
+            </w:rPr>
             <w:tab/>
           </w:r>
           <w:r>
+            <w:rPr>
+              <w:rFonts w:hint="eastAsia" w:ascii="黑体" w:hAnsi="黑体" w:eastAsia="黑体" w:cs="黑体"/>
+            </w:rPr>
             <w:fldChar w:fldCharType="begin"/>
           </w:r>
           <w:r>
+            <w:rPr>
+              <w:rFonts w:hint="eastAsia" w:ascii="黑体" w:hAnsi="黑体" w:eastAsia="黑体" w:cs="黑体"/>
+            </w:rPr>
             <w:instrText xml:space="preserve"> PAGEREF _Toc21836 \h </w:instrText>
           </w:r>
           <w:r>
+            <w:rPr>
+              <w:rFonts w:hint="eastAsia" w:ascii="黑体" w:hAnsi="黑体" w:eastAsia="黑体" w:cs="黑体"/>
+            </w:rPr>
             <w:fldChar w:fldCharType="separate"/>
           </w:r>
           <w:r>
+            <w:rPr>
+              <w:rFonts w:hint="eastAsia" w:ascii="黑体" w:hAnsi="黑体" w:eastAsia="黑体" w:cs="黑体"/>
+            </w:rPr>
             <w:t>17</w:t>
           </w:r>
           <w:r>
+            <w:rPr>
+              <w:rFonts w:hint="eastAsia" w:ascii="黑体" w:hAnsi="黑体" w:eastAsia="黑体" w:cs="黑体"/>
+            </w:rPr>
             <w:fldChar w:fldCharType="end"/>
           </w:r>
           <w:r>
@@ -3903,6 +4791,9 @@
             <w:snapToGrid/>
             <w:spacing w:line="400" w:lineRule="exact"/>
             <w:textAlignment w:val="auto"/>
+            <w:rPr>
+              <w:rFonts w:hint="eastAsia" w:ascii="黑体" w:hAnsi="黑体" w:eastAsia="黑体" w:cs="黑体"/>
+            </w:rPr>
           </w:pPr>
           <w:r>
             <w:rPr>
@@ -3929,24 +4820,45 @@
             <w:fldChar w:fldCharType="separate"/>
           </w:r>
           <w:r>
+            <w:rPr>
+              <w:rFonts w:hint="eastAsia" w:ascii="黑体" w:hAnsi="黑体" w:eastAsia="黑体" w:cs="黑体"/>
+            </w:rPr>
             <w:t>5 系统设计与实现</w:t>
           </w:r>
           <w:r>
+            <w:rPr>
+              <w:rFonts w:hint="eastAsia" w:ascii="黑体" w:hAnsi="黑体" w:eastAsia="黑体" w:cs="黑体"/>
+            </w:rPr>
             <w:tab/>
           </w:r>
           <w:r>
+            <w:rPr>
+              <w:rFonts w:hint="eastAsia" w:ascii="黑体" w:hAnsi="黑体" w:eastAsia="黑体" w:cs="黑体"/>
+            </w:rPr>
             <w:fldChar w:fldCharType="begin"/>
           </w:r>
           <w:r>
+            <w:rPr>
+              <w:rFonts w:hint="eastAsia" w:ascii="黑体" w:hAnsi="黑体" w:eastAsia="黑体" w:cs="黑体"/>
+            </w:rPr>
             <w:instrText xml:space="preserve"> PAGEREF _Toc6497 \h </w:instrText>
           </w:r>
           <w:r>
+            <w:rPr>
+              <w:rFonts w:hint="eastAsia" w:ascii="黑体" w:hAnsi="黑体" w:eastAsia="黑体" w:cs="黑体"/>
+            </w:rPr>
             <w:fldChar w:fldCharType="separate"/>
           </w:r>
           <w:r>
+            <w:rPr>
+              <w:rFonts w:hint="eastAsia" w:ascii="黑体" w:hAnsi="黑体" w:eastAsia="黑体" w:cs="黑体"/>
+            </w:rPr>
             <w:t>23</w:t>
           </w:r>
           <w:r>
+            <w:rPr>
+              <w:rFonts w:hint="eastAsia" w:ascii="黑体" w:hAnsi="黑体" w:eastAsia="黑体" w:cs="黑体"/>
+            </w:rPr>
             <w:fldChar w:fldCharType="end"/>
           </w:r>
           <w:r>
@@ -3979,6 +4891,9 @@
             <w:snapToGrid/>
             <w:spacing w:line="400" w:lineRule="exact"/>
             <w:textAlignment w:val="auto"/>
+            <w:rPr>
+              <w:rFonts w:hint="eastAsia" w:ascii="黑体" w:hAnsi="黑体" w:eastAsia="黑体" w:cs="黑体"/>
+            </w:rPr>
           </w:pPr>
           <w:r>
             <w:rPr>
@@ -4005,24 +4920,45 @@
             <w:fldChar w:fldCharType="separate"/>
           </w:r>
           <w:r>
+            <w:rPr>
+              <w:rFonts w:hint="eastAsia" w:ascii="黑体" w:hAnsi="黑体" w:eastAsia="黑体" w:cs="黑体"/>
+            </w:rPr>
             <w:t>5.1系统登录注册与用户信息完善功能实现</w:t>
           </w:r>
           <w:r>
+            <w:rPr>
+              <w:rFonts w:hint="eastAsia" w:ascii="黑体" w:hAnsi="黑体" w:eastAsia="黑体" w:cs="黑体"/>
+            </w:rPr>
             <w:tab/>
           </w:r>
           <w:r>
+            <w:rPr>
+              <w:rFonts w:hint="eastAsia" w:ascii="黑体" w:hAnsi="黑体" w:eastAsia="黑体" w:cs="黑体"/>
+            </w:rPr>
             <w:fldChar w:fldCharType="begin"/>
           </w:r>
           <w:r>
+            <w:rPr>
+              <w:rFonts w:hint="eastAsia" w:ascii="黑体" w:hAnsi="黑体" w:eastAsia="黑体" w:cs="黑体"/>
+            </w:rPr>
             <w:instrText xml:space="preserve"> PAGEREF _Toc13202 \h </w:instrText>
           </w:r>
           <w:r>
+            <w:rPr>
+              <w:rFonts w:hint="eastAsia" w:ascii="黑体" w:hAnsi="黑体" w:eastAsia="黑体" w:cs="黑体"/>
+            </w:rPr>
             <w:fldChar w:fldCharType="separate"/>
           </w:r>
           <w:r>
+            <w:rPr>
+              <w:rFonts w:hint="eastAsia" w:ascii="黑体" w:hAnsi="黑体" w:eastAsia="黑体" w:cs="黑体"/>
+            </w:rPr>
             <w:t>23</w:t>
           </w:r>
           <w:r>
+            <w:rPr>
+              <w:rFonts w:hint="eastAsia" w:ascii="黑体" w:hAnsi="黑体" w:eastAsia="黑体" w:cs="黑体"/>
+            </w:rPr>
             <w:fldChar w:fldCharType="end"/>
           </w:r>
           <w:r>
@@ -4055,6 +4991,9 @@
             <w:snapToGrid/>
             <w:spacing w:line="400" w:lineRule="exact"/>
             <w:textAlignment w:val="auto"/>
+            <w:rPr>
+              <w:rFonts w:hint="eastAsia" w:ascii="黑体" w:hAnsi="黑体" w:eastAsia="黑体" w:cs="黑体"/>
+            </w:rPr>
           </w:pPr>
           <w:r>
             <w:rPr>
@@ -4082,26 +5021,44 @@
           </w:r>
           <w:r>
             <w:rPr>
-              <w:rFonts w:hint="eastAsia"/>
+              <w:rFonts w:hint="eastAsia" w:ascii="黑体" w:hAnsi="黑体" w:eastAsia="黑体" w:cs="黑体"/>
             </w:rPr>
             <w:t>5.2 社团管理功能实现</w:t>
           </w:r>
           <w:r>
+            <w:rPr>
+              <w:rFonts w:hint="eastAsia" w:ascii="黑体" w:hAnsi="黑体" w:eastAsia="黑体" w:cs="黑体"/>
+            </w:rPr>
             <w:tab/>
           </w:r>
           <w:r>
+            <w:rPr>
+              <w:rFonts w:hint="eastAsia" w:ascii="黑体" w:hAnsi="黑体" w:eastAsia="黑体" w:cs="黑体"/>
+            </w:rPr>
             <w:fldChar w:fldCharType="begin"/>
           </w:r>
           <w:r>
+            <w:rPr>
+              <w:rFonts w:hint="eastAsia" w:ascii="黑体" w:hAnsi="黑体" w:eastAsia="黑体" w:cs="黑体"/>
+            </w:rPr>
             <w:instrText xml:space="preserve"> PAGEREF _Toc27104 \h </w:instrText>
           </w:r>
           <w:r>
+            <w:rPr>
+              <w:rFonts w:hint="eastAsia" w:ascii="黑体" w:hAnsi="黑体" w:eastAsia="黑体" w:cs="黑体"/>
+            </w:rPr>
             <w:fldChar w:fldCharType="separate"/>
           </w:r>
           <w:r>
+            <w:rPr>
+              <w:rFonts w:hint="eastAsia" w:ascii="黑体" w:hAnsi="黑体" w:eastAsia="黑体" w:cs="黑体"/>
+            </w:rPr>
             <w:t>23</w:t>
           </w:r>
           <w:r>
+            <w:rPr>
+              <w:rFonts w:hint="eastAsia" w:ascii="黑体" w:hAnsi="黑体" w:eastAsia="黑体" w:cs="黑体"/>
+            </w:rPr>
             <w:fldChar w:fldCharType="end"/>
           </w:r>
           <w:r>
@@ -4134,6 +5091,9 @@
             <w:snapToGrid/>
             <w:spacing w:line="400" w:lineRule="exact"/>
             <w:textAlignment w:val="auto"/>
+            <w:rPr>
+              <w:rFonts w:hint="eastAsia" w:ascii="黑体" w:hAnsi="黑体" w:eastAsia="黑体" w:cs="黑体"/>
+            </w:rPr>
           </w:pPr>
           <w:r>
             <w:rPr>
@@ -4161,27 +5121,45 @@
           </w:r>
           <w:r>
             <w:rPr>
-              <w:rFonts w:hint="eastAsia"/>
+              <w:rFonts w:hint="eastAsia" w:ascii="黑体" w:hAnsi="黑体" w:eastAsia="黑体" w:cs="黑体"/>
               <w:lang w:eastAsia="zh-CN"/>
             </w:rPr>
             <w:t>5.3 活动管理功能实现</w:t>
           </w:r>
           <w:r>
+            <w:rPr>
+              <w:rFonts w:hint="eastAsia" w:ascii="黑体" w:hAnsi="黑体" w:eastAsia="黑体" w:cs="黑体"/>
+            </w:rPr>
             <w:tab/>
           </w:r>
           <w:r>
+            <w:rPr>
+              <w:rFonts w:hint="eastAsia" w:ascii="黑体" w:hAnsi="黑体" w:eastAsia="黑体" w:cs="黑体"/>
+            </w:rPr>
             <w:fldChar w:fldCharType="begin"/>
           </w:r>
           <w:r>
+            <w:rPr>
+              <w:rFonts w:hint="eastAsia" w:ascii="黑体" w:hAnsi="黑体" w:eastAsia="黑体" w:cs="黑体"/>
+            </w:rPr>
             <w:instrText xml:space="preserve"> PAGEREF _Toc20423 \h </w:instrText>
           </w:r>
           <w:r>
+            <w:rPr>
+              <w:rFonts w:hint="eastAsia" w:ascii="黑体" w:hAnsi="黑体" w:eastAsia="黑体" w:cs="黑体"/>
+            </w:rPr>
             <w:fldChar w:fldCharType="separate"/>
           </w:r>
           <w:r>
+            <w:rPr>
+              <w:rFonts w:hint="eastAsia" w:ascii="黑体" w:hAnsi="黑体" w:eastAsia="黑体" w:cs="黑体"/>
+            </w:rPr>
             <w:t>24</w:t>
           </w:r>
           <w:r>
+            <w:rPr>
+              <w:rFonts w:hint="eastAsia" w:ascii="黑体" w:hAnsi="黑体" w:eastAsia="黑体" w:cs="黑体"/>
+            </w:rPr>
             <w:fldChar w:fldCharType="end"/>
           </w:r>
           <w:r>
@@ -4214,6 +5192,9 @@
             <w:snapToGrid/>
             <w:spacing w:line="400" w:lineRule="exact"/>
             <w:textAlignment w:val="auto"/>
+            <w:rPr>
+              <w:rFonts w:hint="eastAsia" w:ascii="黑体" w:hAnsi="黑体" w:eastAsia="黑体" w:cs="黑体"/>
+            </w:rPr>
           </w:pPr>
           <w:r>
             <w:rPr>
@@ -4241,27 +5222,45 @@
           </w:r>
           <w:r>
             <w:rPr>
-              <w:rFonts w:hint="eastAsia"/>
+              <w:rFonts w:hint="eastAsia" w:ascii="黑体" w:hAnsi="黑体" w:eastAsia="黑体" w:cs="黑体"/>
               <w:lang w:eastAsia="zh-CN"/>
             </w:rPr>
             <w:t>5.4 活动报名与签到功能实现</w:t>
           </w:r>
           <w:r>
+            <w:rPr>
+              <w:rFonts w:hint="eastAsia" w:ascii="黑体" w:hAnsi="黑体" w:eastAsia="黑体" w:cs="黑体"/>
+            </w:rPr>
             <w:tab/>
           </w:r>
           <w:r>
+            <w:rPr>
+              <w:rFonts w:hint="eastAsia" w:ascii="黑体" w:hAnsi="黑体" w:eastAsia="黑体" w:cs="黑体"/>
+            </w:rPr>
             <w:fldChar w:fldCharType="begin"/>
           </w:r>
           <w:r>
+            <w:rPr>
+              <w:rFonts w:hint="eastAsia" w:ascii="黑体" w:hAnsi="黑体" w:eastAsia="黑体" w:cs="黑体"/>
+            </w:rPr>
             <w:instrText xml:space="preserve"> PAGEREF _Toc32076 \h </w:instrText>
           </w:r>
           <w:r>
+            <w:rPr>
+              <w:rFonts w:hint="eastAsia" w:ascii="黑体" w:hAnsi="黑体" w:eastAsia="黑体" w:cs="黑体"/>
+            </w:rPr>
             <w:fldChar w:fldCharType="separate"/>
           </w:r>
           <w:r>
+            <w:rPr>
+              <w:rFonts w:hint="eastAsia" w:ascii="黑体" w:hAnsi="黑体" w:eastAsia="黑体" w:cs="黑体"/>
+            </w:rPr>
             <w:t>25</w:t>
           </w:r>
           <w:r>
+            <w:rPr>
+              <w:rFonts w:hint="eastAsia" w:ascii="黑体" w:hAnsi="黑体" w:eastAsia="黑体" w:cs="黑体"/>
+            </w:rPr>
             <w:fldChar w:fldCharType="end"/>
           </w:r>
           <w:r>
@@ -4294,6 +5293,9 @@
             <w:snapToGrid/>
             <w:spacing w:line="400" w:lineRule="exact"/>
             <w:textAlignment w:val="auto"/>
+            <w:rPr>
+              <w:rFonts w:hint="eastAsia" w:ascii="黑体" w:hAnsi="黑体" w:eastAsia="黑体" w:cs="黑体"/>
+            </w:rPr>
           </w:pPr>
           <w:r>
             <w:rPr>
@@ -4321,26 +5323,44 @@
           </w:r>
           <w:r>
             <w:rPr>
-              <w:rFonts w:hint="default"/>
+              <w:rFonts w:hint="eastAsia" w:ascii="黑体" w:hAnsi="黑体" w:eastAsia="黑体" w:cs="黑体"/>
             </w:rPr>
             <w:t>5.5 活动评价与反馈功能实现</w:t>
           </w:r>
           <w:r>
+            <w:rPr>
+              <w:rFonts w:hint="eastAsia" w:ascii="黑体" w:hAnsi="黑体" w:eastAsia="黑体" w:cs="黑体"/>
+            </w:rPr>
             <w:tab/>
           </w:r>
           <w:r>
+            <w:rPr>
+              <w:rFonts w:hint="eastAsia" w:ascii="黑体" w:hAnsi="黑体" w:eastAsia="黑体" w:cs="黑体"/>
+            </w:rPr>
             <w:fldChar w:fldCharType="begin"/>
           </w:r>
           <w:r>
+            <w:rPr>
+              <w:rFonts w:hint="eastAsia" w:ascii="黑体" w:hAnsi="黑体" w:eastAsia="黑体" w:cs="黑体"/>
+            </w:rPr>
             <w:instrText xml:space="preserve"> PAGEREF _Toc10755 \h </w:instrText>
           </w:r>
           <w:r>
+            <w:rPr>
+              <w:rFonts w:hint="eastAsia" w:ascii="黑体" w:hAnsi="黑体" w:eastAsia="黑体" w:cs="黑体"/>
+            </w:rPr>
             <w:fldChar w:fldCharType="separate"/>
           </w:r>
           <w:r>
+            <w:rPr>
+              <w:rFonts w:hint="eastAsia" w:ascii="黑体" w:hAnsi="黑体" w:eastAsia="黑体" w:cs="黑体"/>
+            </w:rPr>
             <w:t>26</w:t>
           </w:r>
           <w:r>
+            <w:rPr>
+              <w:rFonts w:hint="eastAsia" w:ascii="黑体" w:hAnsi="黑体" w:eastAsia="黑体" w:cs="黑体"/>
+            </w:rPr>
             <w:fldChar w:fldCharType="end"/>
           </w:r>
           <w:r>
@@ -4373,6 +5393,9 @@
             <w:snapToGrid/>
             <w:spacing w:line="400" w:lineRule="exact"/>
             <w:textAlignment w:val="auto"/>
+            <w:rPr>
+              <w:rFonts w:hint="eastAsia" w:ascii="黑体" w:hAnsi="黑体" w:eastAsia="黑体" w:cs="黑体"/>
+            </w:rPr>
           </w:pPr>
           <w:r>
             <w:rPr>
@@ -4400,26 +5423,44 @@
           </w:r>
           <w:r>
             <w:rPr>
-              <w:rFonts w:hint="default"/>
+              <w:rFonts w:hint="eastAsia" w:ascii="黑体" w:hAnsi="黑体" w:eastAsia="黑体" w:cs="黑体"/>
             </w:rPr>
             <w:t>5.6 数据统计与可视化功能实现</w:t>
           </w:r>
           <w:r>
+            <w:rPr>
+              <w:rFonts w:hint="eastAsia" w:ascii="黑体" w:hAnsi="黑体" w:eastAsia="黑体" w:cs="黑体"/>
+            </w:rPr>
             <w:tab/>
           </w:r>
           <w:r>
+            <w:rPr>
+              <w:rFonts w:hint="eastAsia" w:ascii="黑体" w:hAnsi="黑体" w:eastAsia="黑体" w:cs="黑体"/>
+            </w:rPr>
             <w:fldChar w:fldCharType="begin"/>
           </w:r>
           <w:r>
+            <w:rPr>
+              <w:rFonts w:hint="eastAsia" w:ascii="黑体" w:hAnsi="黑体" w:eastAsia="黑体" w:cs="黑体"/>
+            </w:rPr>
             <w:instrText xml:space="preserve"> PAGEREF _Toc19254 \h </w:instrText>
           </w:r>
           <w:r>
+            <w:rPr>
+              <w:rFonts w:hint="eastAsia" w:ascii="黑体" w:hAnsi="黑体" w:eastAsia="黑体" w:cs="黑体"/>
+            </w:rPr>
             <w:fldChar w:fldCharType="separate"/>
           </w:r>
           <w:r>
+            <w:rPr>
+              <w:rFonts w:hint="eastAsia" w:ascii="黑体" w:hAnsi="黑体" w:eastAsia="黑体" w:cs="黑体"/>
+            </w:rPr>
             <w:t>27</w:t>
           </w:r>
           <w:r>
+            <w:rPr>
+              <w:rFonts w:hint="eastAsia" w:ascii="黑体" w:hAnsi="黑体" w:eastAsia="黑体" w:cs="黑体"/>
+            </w:rPr>
             <w:fldChar w:fldCharType="end"/>
           </w:r>
           <w:r>
@@ -4452,6 +5493,9 @@
             <w:snapToGrid/>
             <w:spacing w:line="400" w:lineRule="exact"/>
             <w:textAlignment w:val="auto"/>
+            <w:rPr>
+              <w:rFonts w:hint="eastAsia" w:ascii="黑体" w:hAnsi="黑体" w:eastAsia="黑体" w:cs="黑体"/>
+            </w:rPr>
           </w:pPr>
           <w:r>
             <w:rPr>
@@ -4479,27 +5523,45 @@
           </w:r>
           <w:r>
             <w:rPr>
-              <w:rFonts w:hint="eastAsia"/>
+              <w:rFonts w:hint="eastAsia" w:ascii="黑体" w:hAnsi="黑体" w:eastAsia="黑体" w:cs="黑体"/>
               <w:lang w:val="en-US" w:eastAsia="zh-CN"/>
             </w:rPr>
             <w:t>6系统测试</w:t>
           </w:r>
           <w:r>
+            <w:rPr>
+              <w:rFonts w:hint="eastAsia" w:ascii="黑体" w:hAnsi="黑体" w:eastAsia="黑体" w:cs="黑体"/>
+            </w:rPr>
             <w:tab/>
           </w:r>
           <w:r>
+            <w:rPr>
+              <w:rFonts w:hint="eastAsia" w:ascii="黑体" w:hAnsi="黑体" w:eastAsia="黑体" w:cs="黑体"/>
+            </w:rPr>
             <w:fldChar w:fldCharType="begin"/>
           </w:r>
           <w:r>
+            <w:rPr>
+              <w:rFonts w:hint="eastAsia" w:ascii="黑体" w:hAnsi="黑体" w:eastAsia="黑体" w:cs="黑体"/>
+            </w:rPr>
             <w:instrText xml:space="preserve"> PAGEREF _Toc23557 \h </w:instrText>
           </w:r>
           <w:r>
+            <w:rPr>
+              <w:rFonts w:hint="eastAsia" w:ascii="黑体" w:hAnsi="黑体" w:eastAsia="黑体" w:cs="黑体"/>
+            </w:rPr>
             <w:fldChar w:fldCharType="separate"/>
           </w:r>
           <w:r>
+            <w:rPr>
+              <w:rFonts w:hint="eastAsia" w:ascii="黑体" w:hAnsi="黑体" w:eastAsia="黑体" w:cs="黑体"/>
+            </w:rPr>
             <w:t>28</w:t>
           </w:r>
           <w:r>
+            <w:rPr>
+              <w:rFonts w:hint="eastAsia" w:ascii="黑体" w:hAnsi="黑体" w:eastAsia="黑体" w:cs="黑体"/>
+            </w:rPr>
             <w:fldChar w:fldCharType="end"/>
           </w:r>
           <w:r>
@@ -4532,6 +5594,9 @@
             <w:snapToGrid/>
             <w:spacing w:line="400" w:lineRule="exact"/>
             <w:textAlignment w:val="auto"/>
+            <w:rPr>
+              <w:rFonts w:hint="eastAsia" w:ascii="黑体" w:hAnsi="黑体" w:eastAsia="黑体" w:cs="黑体"/>
+            </w:rPr>
           </w:pPr>
           <w:r>
             <w:rPr>
@@ -4559,27 +5624,45 @@
           </w:r>
           <w:r>
             <w:rPr>
-              <w:rFonts w:hint="default"/>
+              <w:rFonts w:hint="eastAsia" w:ascii="黑体" w:hAnsi="黑体" w:eastAsia="黑体" w:cs="黑体"/>
               <w:lang w:val="en-US" w:eastAsia="zh-CN"/>
             </w:rPr>
             <w:t>6.1 测试概述</w:t>
           </w:r>
           <w:r>
+            <w:rPr>
+              <w:rFonts w:hint="eastAsia" w:ascii="黑体" w:hAnsi="黑体" w:eastAsia="黑体" w:cs="黑体"/>
+            </w:rPr>
             <w:tab/>
           </w:r>
           <w:r>
+            <w:rPr>
+              <w:rFonts w:hint="eastAsia" w:ascii="黑体" w:hAnsi="黑体" w:eastAsia="黑体" w:cs="黑体"/>
+            </w:rPr>
             <w:fldChar w:fldCharType="begin"/>
           </w:r>
           <w:r>
+            <w:rPr>
+              <w:rFonts w:hint="eastAsia" w:ascii="黑体" w:hAnsi="黑体" w:eastAsia="黑体" w:cs="黑体"/>
+            </w:rPr>
             <w:instrText xml:space="preserve"> PAGEREF _Toc19728 \h </w:instrText>
           </w:r>
           <w:r>
+            <w:rPr>
+              <w:rFonts w:hint="eastAsia" w:ascii="黑体" w:hAnsi="黑体" w:eastAsia="黑体" w:cs="黑体"/>
+            </w:rPr>
             <w:fldChar w:fldCharType="separate"/>
           </w:r>
           <w:r>
+            <w:rPr>
+              <w:rFonts w:hint="eastAsia" w:ascii="黑体" w:hAnsi="黑体" w:eastAsia="黑体" w:cs="黑体"/>
+            </w:rPr>
             <w:t>28</w:t>
           </w:r>
           <w:r>
+            <w:rPr>
+              <w:rFonts w:hint="eastAsia" w:ascii="黑体" w:hAnsi="黑体" w:eastAsia="黑体" w:cs="黑体"/>
+            </w:rPr>
             <w:fldChar w:fldCharType="end"/>
           </w:r>
           <w:r>
@@ -4612,6 +5695,9 @@
             <w:snapToGrid/>
             <w:spacing w:line="400" w:lineRule="exact"/>
             <w:textAlignment w:val="auto"/>
+            <w:rPr>
+              <w:rFonts w:hint="eastAsia" w:ascii="黑体" w:hAnsi="黑体" w:eastAsia="黑体" w:cs="黑体"/>
+            </w:rPr>
           </w:pPr>
           <w:r>
             <w:rPr>
@@ -4639,27 +5725,45 @@
           </w:r>
           <w:r>
             <w:rPr>
-              <w:rFonts w:hint="default"/>
+              <w:rFonts w:hint="eastAsia" w:ascii="黑体" w:hAnsi="黑体" w:eastAsia="黑体" w:cs="黑体"/>
               <w:lang w:val="en-US" w:eastAsia="zh-CN"/>
             </w:rPr>
             <w:t>6.2 测试方法</w:t>
           </w:r>
           <w:r>
+            <w:rPr>
+              <w:rFonts w:hint="eastAsia" w:ascii="黑体" w:hAnsi="黑体" w:eastAsia="黑体" w:cs="黑体"/>
+            </w:rPr>
             <w:tab/>
           </w:r>
           <w:r>
+            <w:rPr>
+              <w:rFonts w:hint="eastAsia" w:ascii="黑体" w:hAnsi="黑体" w:eastAsia="黑体" w:cs="黑体"/>
+            </w:rPr>
             <w:fldChar w:fldCharType="begin"/>
           </w:r>
           <w:r>
+            <w:rPr>
+              <w:rFonts w:hint="eastAsia" w:ascii="黑体" w:hAnsi="黑体" w:eastAsia="黑体" w:cs="黑体"/>
+            </w:rPr>
             <w:instrText xml:space="preserve"> PAGEREF _Toc19835 \h </w:instrText>
           </w:r>
           <w:r>
+            <w:rPr>
+              <w:rFonts w:hint="eastAsia" w:ascii="黑体" w:hAnsi="黑体" w:eastAsia="黑体" w:cs="黑体"/>
+            </w:rPr>
             <w:fldChar w:fldCharType="separate"/>
           </w:r>
           <w:r>
+            <w:rPr>
+              <w:rFonts w:hint="eastAsia" w:ascii="黑体" w:hAnsi="黑体" w:eastAsia="黑体" w:cs="黑体"/>
+            </w:rPr>
             <w:t>28</w:t>
           </w:r>
           <w:r>
+            <w:rPr>
+              <w:rFonts w:hint="eastAsia" w:ascii="黑体" w:hAnsi="黑体" w:eastAsia="黑体" w:cs="黑体"/>
+            </w:rPr>
             <w:fldChar w:fldCharType="end"/>
           </w:r>
           <w:r>
@@ -4692,6 +5796,9 @@
             <w:snapToGrid/>
             <w:spacing w:line="400" w:lineRule="exact"/>
             <w:textAlignment w:val="auto"/>
+            <w:rPr>
+              <w:rFonts w:hint="eastAsia" w:ascii="黑体" w:hAnsi="黑体" w:eastAsia="黑体" w:cs="黑体"/>
+            </w:rPr>
           </w:pPr>
           <w:r>
             <w:rPr>
@@ -4719,27 +5826,45 @@
           </w:r>
           <w:r>
             <w:rPr>
-              <w:rFonts w:hint="default"/>
+              <w:rFonts w:hint="eastAsia" w:ascii="黑体" w:hAnsi="黑体" w:eastAsia="黑体" w:cs="黑体"/>
               <w:lang w:val="en-US" w:eastAsia="zh-CN"/>
             </w:rPr>
             <w:t>6.3 测试环境</w:t>
           </w:r>
           <w:r>
+            <w:rPr>
+              <w:rFonts w:hint="eastAsia" w:ascii="黑体" w:hAnsi="黑体" w:eastAsia="黑体" w:cs="黑体"/>
+            </w:rPr>
             <w:tab/>
           </w:r>
           <w:r>
+            <w:rPr>
+              <w:rFonts w:hint="eastAsia" w:ascii="黑体" w:hAnsi="黑体" w:eastAsia="黑体" w:cs="黑体"/>
+            </w:rPr>
             <w:fldChar w:fldCharType="begin"/>
           </w:r>
           <w:r>
+            <w:rPr>
+              <w:rFonts w:hint="eastAsia" w:ascii="黑体" w:hAnsi="黑体" w:eastAsia="黑体" w:cs="黑体"/>
+            </w:rPr>
             <w:instrText xml:space="preserve"> PAGEREF _Toc22471 \h </w:instrText>
           </w:r>
           <w:r>
+            <w:rPr>
+              <w:rFonts w:hint="eastAsia" w:ascii="黑体" w:hAnsi="黑体" w:eastAsia="黑体" w:cs="黑体"/>
+            </w:rPr>
             <w:fldChar w:fldCharType="separate"/>
           </w:r>
           <w:r>
+            <w:rPr>
+              <w:rFonts w:hint="eastAsia" w:ascii="黑体" w:hAnsi="黑体" w:eastAsia="黑体" w:cs="黑体"/>
+            </w:rPr>
             <w:t>28</w:t>
           </w:r>
           <w:r>
+            <w:rPr>
+              <w:rFonts w:hint="eastAsia" w:ascii="黑体" w:hAnsi="黑体" w:eastAsia="黑体" w:cs="黑体"/>
+            </w:rPr>
             <w:fldChar w:fldCharType="end"/>
           </w:r>
           <w:r>
@@ -4772,6 +5897,9 @@
             <w:snapToGrid/>
             <w:spacing w:line="400" w:lineRule="exact"/>
             <w:textAlignment w:val="auto"/>
+            <w:rPr>
+              <w:rFonts w:hint="eastAsia" w:ascii="黑体" w:hAnsi="黑体" w:eastAsia="黑体" w:cs="黑体"/>
+            </w:rPr>
           </w:pPr>
           <w:r>
             <w:rPr>
@@ -4798,24 +5926,45 @@
             <w:fldChar w:fldCharType="separate"/>
           </w:r>
           <w:r>
+            <w:rPr>
+              <w:rFonts w:hint="eastAsia" w:ascii="黑体" w:hAnsi="黑体" w:eastAsia="黑体" w:cs="黑体"/>
+            </w:rPr>
             <w:t>6.4 功能测试</w:t>
           </w:r>
           <w:r>
+            <w:rPr>
+              <w:rFonts w:hint="eastAsia" w:ascii="黑体" w:hAnsi="黑体" w:eastAsia="黑体" w:cs="黑体"/>
+            </w:rPr>
             <w:tab/>
           </w:r>
           <w:r>
+            <w:rPr>
+              <w:rFonts w:hint="eastAsia" w:ascii="黑体" w:hAnsi="黑体" w:eastAsia="黑体" w:cs="黑体"/>
+            </w:rPr>
             <w:fldChar w:fldCharType="begin"/>
           </w:r>
           <w:r>
+            <w:rPr>
+              <w:rFonts w:hint="eastAsia" w:ascii="黑体" w:hAnsi="黑体" w:eastAsia="黑体" w:cs="黑体"/>
+            </w:rPr>
             <w:instrText xml:space="preserve"> PAGEREF _Toc17325 \h </w:instrText>
           </w:r>
           <w:r>
+            <w:rPr>
+              <w:rFonts w:hint="eastAsia" w:ascii="黑体" w:hAnsi="黑体" w:eastAsia="黑体" w:cs="黑体"/>
+            </w:rPr>
             <w:fldChar w:fldCharType="separate"/>
           </w:r>
           <w:r>
+            <w:rPr>
+              <w:rFonts w:hint="eastAsia" w:ascii="黑体" w:hAnsi="黑体" w:eastAsia="黑体" w:cs="黑体"/>
+            </w:rPr>
             <w:t>29</w:t>
           </w:r>
           <w:r>
+            <w:rPr>
+              <w:rFonts w:hint="eastAsia" w:ascii="黑体" w:hAnsi="黑体" w:eastAsia="黑体" w:cs="黑体"/>
+            </w:rPr>
             <w:fldChar w:fldCharType="end"/>
           </w:r>
           <w:r>
@@ -4848,6 +5997,9 @@
             <w:snapToGrid/>
             <w:spacing w:line="400" w:lineRule="exact"/>
             <w:textAlignment w:val="auto"/>
+            <w:rPr>
+              <w:rFonts w:hint="eastAsia" w:ascii="黑体" w:hAnsi="黑体" w:eastAsia="黑体" w:cs="黑体"/>
+            </w:rPr>
           </w:pPr>
           <w:r>
             <w:rPr>
@@ -4875,27 +6027,45 @@
           </w:r>
           <w:r>
             <w:rPr>
-              <w:rFonts w:hint="eastAsia"/>
+              <w:rFonts w:hint="eastAsia" w:ascii="黑体" w:hAnsi="黑体" w:eastAsia="黑体" w:cs="黑体"/>
               <w:lang w:val="en-US" w:eastAsia="zh-CN"/>
             </w:rPr>
             <w:t>6.5性能测试</w:t>
           </w:r>
           <w:r>
+            <w:rPr>
+              <w:rFonts w:hint="eastAsia" w:ascii="黑体" w:hAnsi="黑体" w:eastAsia="黑体" w:cs="黑体"/>
+            </w:rPr>
             <w:tab/>
           </w:r>
           <w:r>
+            <w:rPr>
+              <w:rFonts w:hint="eastAsia" w:ascii="黑体" w:hAnsi="黑体" w:eastAsia="黑体" w:cs="黑体"/>
+            </w:rPr>
             <w:fldChar w:fldCharType="begin"/>
           </w:r>
           <w:r>
+            <w:rPr>
+              <w:rFonts w:hint="eastAsia" w:ascii="黑体" w:hAnsi="黑体" w:eastAsia="黑体" w:cs="黑体"/>
+            </w:rPr>
             <w:instrText xml:space="preserve"> PAGEREF _Toc5964 \h </w:instrText>
           </w:r>
           <w:r>
+            <w:rPr>
+              <w:rFonts w:hint="eastAsia" w:ascii="黑体" w:hAnsi="黑体" w:eastAsia="黑体" w:cs="黑体"/>
+            </w:rPr>
             <w:fldChar w:fldCharType="separate"/>
           </w:r>
           <w:r>
+            <w:rPr>
+              <w:rFonts w:hint="eastAsia" w:ascii="黑体" w:hAnsi="黑体" w:eastAsia="黑体" w:cs="黑体"/>
+            </w:rPr>
             <w:t>36</w:t>
           </w:r>
           <w:r>
+            <w:rPr>
+              <w:rFonts w:hint="eastAsia" w:ascii="黑体" w:hAnsi="黑体" w:eastAsia="黑体" w:cs="黑体"/>
+            </w:rPr>
             <w:fldChar w:fldCharType="end"/>
           </w:r>
           <w:r>
@@ -4928,6 +6098,9 @@
             <w:snapToGrid/>
             <w:spacing w:line="400" w:lineRule="exact"/>
             <w:textAlignment w:val="auto"/>
+            <w:rPr>
+              <w:rFonts w:hint="eastAsia" w:ascii="黑体" w:hAnsi="黑体" w:eastAsia="黑体" w:cs="黑体"/>
+            </w:rPr>
           </w:pPr>
           <w:r>
             <w:rPr>
@@ -4955,27 +6128,45 @@
           </w:r>
           <w:r>
             <w:rPr>
-              <w:rFonts w:hint="eastAsia"/>
+              <w:rFonts w:hint="eastAsia" w:ascii="黑体" w:hAnsi="黑体" w:eastAsia="黑体" w:cs="黑体"/>
               <w:lang w:val="en-US" w:eastAsia="zh-CN"/>
             </w:rPr>
             <w:t>6.6兼容性测试</w:t>
           </w:r>
           <w:r>
+            <w:rPr>
+              <w:rFonts w:hint="eastAsia" w:ascii="黑体" w:hAnsi="黑体" w:eastAsia="黑体" w:cs="黑体"/>
+            </w:rPr>
             <w:tab/>
           </w:r>
           <w:r>
+            <w:rPr>
+              <w:rFonts w:hint="eastAsia" w:ascii="黑体" w:hAnsi="黑体" w:eastAsia="黑体" w:cs="黑体"/>
+            </w:rPr>
             <w:fldChar w:fldCharType="begin"/>
           </w:r>
           <w:r>
+            <w:rPr>
+              <w:rFonts w:hint="eastAsia" w:ascii="黑体" w:hAnsi="黑体" w:eastAsia="黑体" w:cs="黑体"/>
+            </w:rPr>
             <w:instrText xml:space="preserve"> PAGEREF _Toc28524 \h </w:instrText>
           </w:r>
           <w:r>
+            <w:rPr>
+              <w:rFonts w:hint="eastAsia" w:ascii="黑体" w:hAnsi="黑体" w:eastAsia="黑体" w:cs="黑体"/>
+            </w:rPr>
             <w:fldChar w:fldCharType="separate"/>
           </w:r>
           <w:r>
+            <w:rPr>
+              <w:rFonts w:hint="eastAsia" w:ascii="黑体" w:hAnsi="黑体" w:eastAsia="黑体" w:cs="黑体"/>
+            </w:rPr>
             <w:t>37</w:t>
           </w:r>
           <w:r>
+            <w:rPr>
+              <w:rFonts w:hint="eastAsia" w:ascii="黑体" w:hAnsi="黑体" w:eastAsia="黑体" w:cs="黑体"/>
+            </w:rPr>
             <w:fldChar w:fldCharType="end"/>
           </w:r>
           <w:r>
@@ -5008,6 +6199,9 @@
             <w:snapToGrid/>
             <w:spacing w:line="400" w:lineRule="exact"/>
             <w:textAlignment w:val="auto"/>
+            <w:rPr>
+              <w:rFonts w:hint="eastAsia" w:ascii="黑体" w:hAnsi="黑体" w:eastAsia="黑体" w:cs="黑体"/>
+            </w:rPr>
           </w:pPr>
           <w:r>
             <w:rPr>
@@ -5035,27 +6229,45 @@
           </w:r>
           <w:r>
             <w:rPr>
-              <w:rFonts w:hint="eastAsia"/>
+              <w:rFonts w:hint="eastAsia" w:ascii="黑体" w:hAnsi="黑体" w:eastAsia="黑体" w:cs="黑体"/>
               <w:lang w:val="en-US" w:eastAsia="zh-CN"/>
             </w:rPr>
             <w:t>6.7安全性测试</w:t>
           </w:r>
           <w:r>
+            <w:rPr>
+              <w:rFonts w:hint="eastAsia" w:ascii="黑体" w:hAnsi="黑体" w:eastAsia="黑体" w:cs="黑体"/>
+            </w:rPr>
             <w:tab/>
           </w:r>
           <w:r>
+            <w:rPr>
+              <w:rFonts w:hint="eastAsia" w:ascii="黑体" w:hAnsi="黑体" w:eastAsia="黑体" w:cs="黑体"/>
+            </w:rPr>
             <w:fldChar w:fldCharType="begin"/>
           </w:r>
           <w:r>
+            <w:rPr>
+              <w:rFonts w:hint="eastAsia" w:ascii="黑体" w:hAnsi="黑体" w:eastAsia="黑体" w:cs="黑体"/>
+            </w:rPr>
             <w:instrText xml:space="preserve"> PAGEREF _Toc25417 \h </w:instrText>
           </w:r>
           <w:r>
+            <w:rPr>
+              <w:rFonts w:hint="eastAsia" w:ascii="黑体" w:hAnsi="黑体" w:eastAsia="黑体" w:cs="黑体"/>
+            </w:rPr>
             <w:fldChar w:fldCharType="separate"/>
           </w:r>
           <w:r>
+            <w:rPr>
+              <w:rFonts w:hint="eastAsia" w:ascii="黑体" w:hAnsi="黑体" w:eastAsia="黑体" w:cs="黑体"/>
+            </w:rPr>
             <w:t>37</w:t>
           </w:r>
           <w:r>
+            <w:rPr>
+              <w:rFonts w:hint="eastAsia" w:ascii="黑体" w:hAnsi="黑体" w:eastAsia="黑体" w:cs="黑体"/>
+            </w:rPr>
             <w:fldChar w:fldCharType="end"/>
           </w:r>
           <w:r>
@@ -5088,6 +6300,9 @@
             <w:snapToGrid/>
             <w:spacing w:line="400" w:lineRule="exact"/>
             <w:textAlignment w:val="auto"/>
+            <w:rPr>
+              <w:rFonts w:hint="eastAsia" w:ascii="黑体" w:hAnsi="黑体" w:eastAsia="黑体" w:cs="黑体"/>
+            </w:rPr>
           </w:pPr>
           <w:r>
             <w:rPr>
@@ -5115,39 +6330,57 @@
           </w:r>
           <w:r>
             <w:rPr>
-              <w:rFonts w:hint="default"/>
+              <w:rFonts w:hint="eastAsia" w:ascii="黑体" w:hAnsi="黑体" w:eastAsia="黑体" w:cs="黑体"/>
             </w:rPr>
             <w:t>6.</w:t>
           </w:r>
           <w:r>
             <w:rPr>
-              <w:rFonts w:hint="eastAsia"/>
+              <w:rFonts w:hint="eastAsia" w:ascii="黑体" w:hAnsi="黑体" w:eastAsia="黑体" w:cs="黑体"/>
               <w:lang w:val="en-US" w:eastAsia="zh-CN"/>
             </w:rPr>
             <w:t>8</w:t>
           </w:r>
           <w:r>
             <w:rPr>
-              <w:rFonts w:hint="default"/>
+              <w:rFonts w:hint="eastAsia" w:ascii="黑体" w:hAnsi="黑体" w:eastAsia="黑体" w:cs="黑体"/>
             </w:rPr>
             <w:t xml:space="preserve"> 测试结论</w:t>
           </w:r>
           <w:r>
+            <w:rPr>
+              <w:rFonts w:hint="eastAsia" w:ascii="黑体" w:hAnsi="黑体" w:eastAsia="黑体" w:cs="黑体"/>
+            </w:rPr>
             <w:tab/>
           </w:r>
           <w:r>
+            <w:rPr>
+              <w:rFonts w:hint="eastAsia" w:ascii="黑体" w:hAnsi="黑体" w:eastAsia="黑体" w:cs="黑体"/>
+            </w:rPr>
             <w:fldChar w:fldCharType="begin"/>
           </w:r>
           <w:r>
+            <w:rPr>
+              <w:rFonts w:hint="eastAsia" w:ascii="黑体" w:hAnsi="黑体" w:eastAsia="黑体" w:cs="黑体"/>
+            </w:rPr>
             <w:instrText xml:space="preserve"> PAGEREF _Toc29544 \h </w:instrText>
           </w:r>
           <w:r>
+            <w:rPr>
+              <w:rFonts w:hint="eastAsia" w:ascii="黑体" w:hAnsi="黑体" w:eastAsia="黑体" w:cs="黑体"/>
+            </w:rPr>
             <w:fldChar w:fldCharType="separate"/>
           </w:r>
           <w:r>
+            <w:rPr>
+              <w:rFonts w:hint="eastAsia" w:ascii="黑体" w:hAnsi="黑体" w:eastAsia="黑体" w:cs="黑体"/>
+            </w:rPr>
             <w:t>38</w:t>
           </w:r>
           <w:r>
+            <w:rPr>
+              <w:rFonts w:hint="eastAsia" w:ascii="黑体" w:hAnsi="黑体" w:eastAsia="黑体" w:cs="黑体"/>
+            </w:rPr>
             <w:fldChar w:fldCharType="end"/>
           </w:r>
           <w:r>
@@ -5180,6 +6413,9 @@
             <w:snapToGrid/>
             <w:spacing w:line="400" w:lineRule="exact"/>
             <w:textAlignment w:val="auto"/>
+            <w:rPr>
+              <w:rFonts w:hint="eastAsia" w:ascii="黑体" w:hAnsi="黑体" w:eastAsia="黑体" w:cs="黑体"/>
+            </w:rPr>
           </w:pPr>
           <w:r>
             <w:rPr>
@@ -5207,26 +6443,44 @@
           </w:r>
           <w:r>
             <w:rPr>
-              <w:rFonts w:hint="default"/>
+              <w:rFonts w:hint="eastAsia" w:ascii="黑体" w:hAnsi="黑体" w:eastAsia="黑体" w:cs="黑体"/>
             </w:rPr>
             <w:t>7 总结与展望</w:t>
           </w:r>
           <w:r>
+            <w:rPr>
+              <w:rFonts w:hint="eastAsia" w:ascii="黑体" w:hAnsi="黑体" w:eastAsia="黑体" w:cs="黑体"/>
+            </w:rPr>
             <w:tab/>
           </w:r>
           <w:r>
+            <w:rPr>
+              <w:rFonts w:hint="eastAsia" w:ascii="黑体" w:hAnsi="黑体" w:eastAsia="黑体" w:cs="黑体"/>
+            </w:rPr>
             <w:fldChar w:fldCharType="begin"/>
           </w:r>
           <w:r>
+            <w:rPr>
+              <w:rFonts w:hint="eastAsia" w:ascii="黑体" w:hAnsi="黑体" w:eastAsia="黑体" w:cs="黑体"/>
+            </w:rPr>
             <w:instrText xml:space="preserve"> PAGEREF _Toc7829 \h </w:instrText>
           </w:r>
           <w:r>
+            <w:rPr>
+              <w:rFonts w:hint="eastAsia" w:ascii="黑体" w:hAnsi="黑体" w:eastAsia="黑体" w:cs="黑体"/>
+            </w:rPr>
             <w:fldChar w:fldCharType="separate"/>
           </w:r>
           <w:r>
+            <w:rPr>
+              <w:rFonts w:hint="eastAsia" w:ascii="黑体" w:hAnsi="黑体" w:eastAsia="黑体" w:cs="黑体"/>
+            </w:rPr>
             <w:t>39</w:t>
           </w:r>
           <w:r>
+            <w:rPr>
+              <w:rFonts w:hint="eastAsia" w:ascii="黑体" w:hAnsi="黑体" w:eastAsia="黑体" w:cs="黑体"/>
+            </w:rPr>
             <w:fldChar w:fldCharType="end"/>
           </w:r>
           <w:r>
@@ -5259,6 +6513,9 @@
             <w:snapToGrid/>
             <w:spacing w:line="400" w:lineRule="exact"/>
             <w:textAlignment w:val="auto"/>
+            <w:rPr>
+              <w:rFonts w:hint="eastAsia" w:ascii="黑体" w:hAnsi="黑体" w:eastAsia="黑体" w:cs="黑体"/>
+            </w:rPr>
           </w:pPr>
           <w:r>
             <w:rPr>
@@ -5286,27 +6543,45 @@
           </w:r>
           <w:r>
             <w:rPr>
-              <w:rFonts w:hint="eastAsia"/>
+              <w:rFonts w:hint="eastAsia" w:ascii="黑体" w:hAnsi="黑体" w:eastAsia="黑体" w:cs="黑体"/>
               <w:lang w:val="en-US" w:eastAsia="zh-CN"/>
             </w:rPr>
             <w:t>参考文献</w:t>
           </w:r>
           <w:r>
+            <w:rPr>
+              <w:rFonts w:hint="eastAsia" w:ascii="黑体" w:hAnsi="黑体" w:eastAsia="黑体" w:cs="黑体"/>
+            </w:rPr>
             <w:tab/>
           </w:r>
           <w:r>
+            <w:rPr>
+              <w:rFonts w:hint="eastAsia" w:ascii="黑体" w:hAnsi="黑体" w:eastAsia="黑体" w:cs="黑体"/>
+            </w:rPr>
             <w:fldChar w:fldCharType="begin"/>
           </w:r>
           <w:r>
+            <w:rPr>
+              <w:rFonts w:hint="eastAsia" w:ascii="黑体" w:hAnsi="黑体" w:eastAsia="黑体" w:cs="黑体"/>
+            </w:rPr>
             <w:instrText xml:space="preserve"> PAGEREF _Toc28261 \h </w:instrText>
           </w:r>
           <w:r>
+            <w:rPr>
+              <w:rFonts w:hint="eastAsia" w:ascii="黑体" w:hAnsi="黑体" w:eastAsia="黑体" w:cs="黑体"/>
+            </w:rPr>
             <w:fldChar w:fldCharType="separate"/>
           </w:r>
           <w:r>
+            <w:rPr>
+              <w:rFonts w:hint="eastAsia" w:ascii="黑体" w:hAnsi="黑体" w:eastAsia="黑体" w:cs="黑体"/>
+            </w:rPr>
             <w:t>40</w:t>
           </w:r>
           <w:r>
+            <w:rPr>
+              <w:rFonts w:hint="eastAsia" w:ascii="黑体" w:hAnsi="黑体" w:eastAsia="黑体" w:cs="黑体"/>
+            </w:rPr>
             <w:fldChar w:fldCharType="end"/>
           </w:r>
           <w:r>
@@ -5339,6 +6614,9 @@
             <w:snapToGrid/>
             <w:spacing w:line="400" w:lineRule="exact"/>
             <w:textAlignment w:val="auto"/>
+            <w:rPr>
+              <w:rFonts w:hint="eastAsia" w:ascii="黑体" w:hAnsi="黑体" w:eastAsia="黑体" w:cs="黑体"/>
+            </w:rPr>
           </w:pPr>
           <w:r>
             <w:rPr>
@@ -5366,27 +6644,45 @@
           </w:r>
           <w:r>
             <w:rPr>
-              <w:rFonts w:hint="eastAsia"/>
+              <w:rFonts w:hint="eastAsia" w:ascii="黑体" w:hAnsi="黑体" w:eastAsia="黑体" w:cs="黑体"/>
               <w:lang w:val="en-US" w:eastAsia="zh-CN"/>
             </w:rPr>
             <w:t>致谢语</w:t>
           </w:r>
           <w:r>
+            <w:rPr>
+              <w:rFonts w:hint="eastAsia" w:ascii="黑体" w:hAnsi="黑体" w:eastAsia="黑体" w:cs="黑体"/>
+            </w:rPr>
             <w:tab/>
           </w:r>
           <w:r>
+            <w:rPr>
+              <w:rFonts w:hint="eastAsia" w:ascii="黑体" w:hAnsi="黑体" w:eastAsia="黑体" w:cs="黑体"/>
+            </w:rPr>
             <w:fldChar w:fldCharType="begin"/>
           </w:r>
           <w:r>
+            <w:rPr>
+              <w:rFonts w:hint="eastAsia" w:ascii="黑体" w:hAnsi="黑体" w:eastAsia="黑体" w:cs="黑体"/>
+            </w:rPr>
             <w:instrText xml:space="preserve"> PAGEREF _Toc7966 \h </w:instrText>
           </w:r>
           <w:r>
+            <w:rPr>
+              <w:rFonts w:hint="eastAsia" w:ascii="黑体" w:hAnsi="黑体" w:eastAsia="黑体" w:cs="黑体"/>
+            </w:rPr>
             <w:fldChar w:fldCharType="separate"/>
           </w:r>
           <w:r>
+            <w:rPr>
+              <w:rFonts w:hint="eastAsia" w:ascii="黑体" w:hAnsi="黑体" w:eastAsia="黑体" w:cs="黑体"/>
+            </w:rPr>
             <w:t>42</w:t>
           </w:r>
           <w:r>
+            <w:rPr>
+              <w:rFonts w:hint="eastAsia" w:ascii="黑体" w:hAnsi="黑体" w:eastAsia="黑体" w:cs="黑体"/>
+            </w:rPr>
             <w:fldChar w:fldCharType="end"/>
           </w:r>
           <w:r>
@@ -5417,13 +6713,7 @@
             <w:ind w:right="-766"/>
             <w:textAlignment w:val="auto"/>
             <w:rPr>
-              <w:rFonts w:hint="eastAsia" w:ascii="黑体" w:hAnsi="黑体" w:eastAsia="黑体" w:cs="黑体"/>
-              <w:b/>
-              <w:bCs/>
-              <w:kern w:val="2"/>
-              <w:sz w:val="24"/>
-              <w:szCs w:val="24"/>
-              <w:lang w:val="en-US" w:eastAsia="zh-CN" w:bidi="ar-SA"/>
+              <w:rFonts w:ascii="Times New Roman" w:hAnsi="Times New Roman"/>
             </w:rPr>
           </w:pPr>
           <w:r>
@@ -5437,26 +6727,6 @@
         </w:p>
       </w:sdtContent>
     </w:sdt>
-    <w:p>
-      <w:pPr>
-        <w:spacing w:line="360" w:lineRule="exact"/>
-        <w:ind w:right="-766"/>
-        <w:rPr>
-          <w:rFonts w:ascii="Times New Roman" w:hAnsi="Times New Roman" w:eastAsia="宋体" w:cs="Times New Roman"/>
-          <w:kern w:val="2"/>
-          <w:sz w:val="21"/>
-          <w:szCs w:val="24"/>
-          <w:lang w:val="en-US" w:eastAsia="zh-CN" w:bidi="ar-SA"/>
-        </w:rPr>
-      </w:pPr>
-    </w:p>
-    <w:p>
-      <w:pPr>
-        <w:rPr>
-          <w:rFonts w:ascii="Times New Roman" w:hAnsi="Times New Roman"/>
-        </w:rPr>
-      </w:pPr>
-    </w:p>
     <w:p>
       <w:pPr>
         <w:spacing w:line="360" w:lineRule="exact"/>
@@ -5499,7 +6769,7 @@
         <w:bidi w:val="0"/>
         <w:adjustRightInd/>
         <w:snapToGrid/>
-        <w:spacing w:line="360" w:lineRule="exact"/>
+        <w:spacing w:line="400" w:lineRule="exact"/>
         <w:ind w:right="0"/>
         <w:jc w:val="center"/>
         <w:textAlignment w:val="auto"/>
@@ -5524,9 +6794,23 @@
     </w:p>
     <w:p>
       <w:pPr>
-        <w:spacing w:line="360" w:lineRule="exact"/>
-        <w:ind w:right="-766"/>
+        <w:keepNext w:val="0"/>
+        <w:keepLines w:val="0"/>
+        <w:pageBreakBefore w:val="0"/>
+        <w:widowControl w:val="0"/>
+        <w:kinsoku/>
+        <w:wordWrap/>
+        <w:overflowPunct/>
+        <w:topLinePunct w:val="0"/>
+        <w:autoSpaceDE/>
+        <w:autoSpaceDN/>
+        <w:bidi w:val="0"/>
+        <w:adjustRightInd/>
+        <w:snapToGrid/>
+        <w:spacing w:line="400" w:lineRule="exact"/>
+        <w:ind w:right="0"/>
         <w:jc w:val="center"/>
+        <w:textAlignment w:val="auto"/>
         <w:rPr>
           <w:rFonts w:hint="eastAsia" w:ascii="黑体" w:hAnsi="黑体" w:eastAsia="黑体" w:cs="黑体"/>
           <w:b/>
@@ -5551,8 +6835,8 @@
         <w:bidi w:val="0"/>
         <w:adjustRightInd/>
         <w:snapToGrid/>
-        <w:spacing w:line="360" w:lineRule="exact"/>
-        <w:ind w:right="-567"/>
+        <w:spacing w:line="400" w:lineRule="exact"/>
+        <w:ind w:right="0"/>
         <w:jc w:val="center"/>
         <w:textAlignment w:val="auto"/>
         <w:outlineLvl w:val="0"/>
@@ -5607,58 +6891,34 @@
           <w:rFonts w:hint="eastAsia" w:ascii="宋体" w:hAnsi="宋体" w:cs="宋体"/>
           <w:sz w:val="28"/>
           <w:szCs w:val="28"/>
-        </w:rPr>
-        <w:t>本文设计并实现了一个基于微信小程序的校园活动报名管理系统，旨在解决当前校园活动中存在的信息发布渠道分散、人工统计报名效率低下、现场签到难以有效监管以及活动效果缺乏数字化评估等问题。系统后端采用Spring Boot与MyBatis-Plus框架构建，前端基于Vue3与Uni-app跨平台技术开发</w:t>
+          <w:lang w:val="en-US" w:eastAsia="zh-CN"/>
+        </w:rPr>
+        <w:t>针对</w:t>
       </w:r>
       <w:r>
         <w:rPr>
           <w:rFonts w:hint="eastAsia" w:ascii="宋体" w:hAnsi="宋体" w:cs="宋体"/>
           <w:sz w:val="28"/>
           <w:szCs w:val="28"/>
-          <w:vertAlign w:val="superscript"/>
-          <w:lang w:eastAsia="zh-CN"/>
-        </w:rPr>
-        <w:fldChar w:fldCharType="begin"/>
+        </w:rPr>
+        <w:t>当前校园活动中存在的信息发布渠道分散、人工统计报名效率低下、现场签到难以有效监管以及活动效果缺乏数字化评估等问题。</w:t>
       </w:r>
       <w:r>
         <w:rPr>
           <w:rFonts w:hint="eastAsia" w:ascii="宋体" w:hAnsi="宋体" w:cs="宋体"/>
           <w:sz w:val="28"/>
           <w:szCs w:val="28"/>
-          <w:vertAlign w:val="superscript"/>
-          <w:lang w:eastAsia="zh-CN"/>
-        </w:rPr>
-        <w:instrText xml:space="preserve"> REF _Ref13986 \r \h </w:instrText>
+          <w:lang w:val="en-US" w:eastAsia="zh-CN"/>
+        </w:rPr>
+        <w:t>本文设计并实现了一个基于微信小程序的校园活动报名系统，</w:t>
       </w:r>
       <w:r>
         <w:rPr>
           <w:rFonts w:hint="eastAsia" w:ascii="宋体" w:hAnsi="宋体" w:cs="宋体"/>
           <w:sz w:val="28"/>
           <w:szCs w:val="28"/>
-          <w:vertAlign w:val="superscript"/>
-          <w:lang w:eastAsia="zh-CN"/>
-        </w:rPr>
-        <w:fldChar w:fldCharType="separate"/>
-      </w:r>
-      <w:r>
-        <w:rPr>
-          <w:rFonts w:hint="eastAsia" w:ascii="宋体" w:hAnsi="宋体" w:cs="宋体"/>
-          <w:sz w:val="28"/>
-          <w:szCs w:val="28"/>
-          <w:vertAlign w:val="superscript"/>
-          <w:lang w:eastAsia="zh-CN"/>
-        </w:rPr>
-        <w:t>[1]</w:t>
-      </w:r>
-      <w:r>
-        <w:rPr>
-          <w:rFonts w:hint="eastAsia" w:ascii="宋体" w:hAnsi="宋体" w:cs="宋体"/>
-          <w:sz w:val="28"/>
-          <w:szCs w:val="28"/>
-          <w:vertAlign w:val="superscript"/>
-          <w:lang w:eastAsia="zh-CN"/>
-        </w:rPr>
-        <w:fldChar w:fldCharType="end"/>
+        </w:rPr>
+        <w:t>系统后端采用Spring Boot与MyBatis-Plus框架构建，前端基于Vue3与Uni-app跨平台技术开发</w:t>
       </w:r>
       <w:r>
         <w:rPr>
@@ -5667,15 +6927,16 @@
           <w:szCs w:val="28"/>
           <w:lang w:eastAsia="zh-CN"/>
         </w:rPr>
-        <w:t>。整个开发工作分成四个阶段。第一个阶段是需求分析，弄清楚用户需要什么功能。第二个阶段是系统架构设计，确定系统怎么搭。第三个阶段是核心功能的编码实现。第四个阶段是多维度的系统测试</w:t>
+        <w:t>。</w:t>
       </w:r>
       <w:r>
         <w:rPr>
           <w:rFonts w:hint="eastAsia" w:ascii="宋体" w:hAnsi="宋体" w:cs="宋体"/>
           <w:sz w:val="28"/>
           <w:szCs w:val="28"/>
-        </w:rPr>
-        <w:t>。这套系统上线运行之后</w:t>
+          <w:lang w:val="en-US" w:eastAsia="zh-CN"/>
+        </w:rPr>
+        <w:t>在功能上，系统实现了活动发布管理、在线报名审核、扫码签到、评分反馈、数据可视化分析等核心功能模块。测试与应用结果表明，该系统</w:t>
       </w:r>
       <w:r>
         <w:rPr>
@@ -5684,15 +6945,7 @@
           <w:szCs w:val="28"/>
           <w:lang w:eastAsia="zh-CN"/>
         </w:rPr>
-        <w:t>，</w:t>
-      </w:r>
-      <w:r>
-        <w:rPr>
-          <w:rFonts w:hint="eastAsia" w:ascii="宋体" w:hAnsi="宋体" w:cs="宋体"/>
-          <w:sz w:val="28"/>
-          <w:szCs w:val="28"/>
-        </w:rPr>
-        <w:t>在流程效率方面，通过自动化的工作</w:t>
+        <w:t>在500并发热门活动报名场景下平均响应时间312m</w:t>
       </w:r>
       <w:r>
         <w:rPr>
@@ -5701,7 +6954,7 @@
           <w:szCs w:val="28"/>
           <w:lang w:val="en-US" w:eastAsia="zh-CN"/>
         </w:rPr>
-        <w:t>流程</w:t>
+        <w:t>s，</w:t>
       </w:r>
       <w:r>
         <w:rPr>
@@ -5710,15 +6963,7 @@
           <w:szCs w:val="28"/>
           <w:lang w:eastAsia="zh-CN"/>
         </w:rPr>
-        <w:t>，</w:t>
-      </w:r>
-      <w:r>
-        <w:rPr>
-          <w:rFonts w:hint="eastAsia" w:ascii="宋体" w:hAnsi="宋体" w:cs="宋体"/>
-          <w:sz w:val="28"/>
-          <w:szCs w:val="28"/>
-        </w:rPr>
-        <w:t>活动申请审批的平均时间由传统的</w:t>
+        <w:t>吞吐量达328TPS；300并发现场扫码签到场景下平均响应时间120ms，签到吞吐量达280TPS；异常率均为0%。</w:t>
       </w:r>
       <w:r>
         <w:rPr>
@@ -5727,7 +6972,7 @@
           <w:szCs w:val="28"/>
           <w:lang w:val="en-US" w:eastAsia="zh-CN"/>
         </w:rPr>
-        <w:t>2到3</w:t>
+        <w:t>并</w:t>
       </w:r>
       <w:r>
         <w:rPr>
@@ -5735,7 +6980,7 @@
           <w:sz w:val="28"/>
           <w:szCs w:val="28"/>
         </w:rPr>
-        <w:t>个工作日缩短至</w:t>
+        <w:t>通过EChart</w:t>
       </w:r>
       <w:r>
         <w:rPr>
@@ -5744,7 +6989,7 @@
           <w:szCs w:val="28"/>
           <w:lang w:val="en-US" w:eastAsia="zh-CN"/>
         </w:rPr>
-        <w:t>2</w:t>
+        <w:t>s</w:t>
       </w:r>
       <w:r>
         <w:rPr>
@@ -5752,41 +6997,7 @@
           <w:sz w:val="28"/>
           <w:szCs w:val="28"/>
         </w:rPr>
-        <w:t>小时以内</w:t>
-      </w:r>
-      <w:r>
-        <w:rPr>
-          <w:rFonts w:hint="eastAsia" w:ascii="宋体" w:hAnsi="宋体" w:cs="宋体"/>
-          <w:sz w:val="28"/>
-          <w:szCs w:val="28"/>
-          <w:lang w:eastAsia="zh-CN"/>
-        </w:rPr>
-        <w:t>，</w:t>
-      </w:r>
-      <w:r>
-        <w:rPr>
-          <w:rFonts w:hint="eastAsia" w:ascii="宋体" w:hAnsi="宋体" w:cs="宋体"/>
-          <w:sz w:val="28"/>
-          <w:szCs w:val="28"/>
-        </w:rPr>
-        <w:t>显著提升了行政办公效率。在数据管理方面</w:t>
-      </w:r>
-      <w:r>
-        <w:rPr>
-          <w:rFonts w:hint="eastAsia" w:ascii="宋体" w:hAnsi="宋体" w:cs="宋体"/>
-          <w:sz w:val="28"/>
-          <w:szCs w:val="28"/>
-          <w:lang w:eastAsia="zh-CN"/>
-        </w:rPr>
-        <w:t>，</w:t>
-      </w:r>
-      <w:r>
-        <w:rPr>
-          <w:rFonts w:hint="eastAsia" w:ascii="宋体" w:hAnsi="宋体" w:cs="宋体"/>
-          <w:sz w:val="28"/>
-          <w:szCs w:val="28"/>
-        </w:rPr>
-        <w:t>通过EChart</w:t>
+        <w:t>可视化组件直观展示报名审核、签到率、及</w:t>
       </w:r>
       <w:r>
         <w:rPr>
@@ -5795,7 +7006,7 @@
           <w:szCs w:val="28"/>
           <w:lang w:val="en-US" w:eastAsia="zh-CN"/>
         </w:rPr>
-        <w:t>s</w:t>
+        <w:t>用户</w:t>
       </w:r>
       <w:r>
         <w:rPr>
@@ -5803,24 +7014,7 @@
           <w:sz w:val="28"/>
           <w:szCs w:val="28"/>
         </w:rPr>
-        <w:t>可视化组件</w:t>
-      </w:r>
-      <w:r>
-        <w:rPr>
-          <w:rFonts w:hint="eastAsia" w:ascii="宋体" w:hAnsi="宋体" w:cs="宋体"/>
-          <w:sz w:val="28"/>
-          <w:szCs w:val="28"/>
-          <w:lang w:eastAsia="zh-CN"/>
-        </w:rPr>
-        <w:t>，</w:t>
-      </w:r>
-      <w:r>
-        <w:rPr>
-          <w:rFonts w:hint="eastAsia" w:ascii="宋体" w:hAnsi="宋体" w:cs="宋体"/>
-          <w:sz w:val="28"/>
-          <w:szCs w:val="28"/>
-        </w:rPr>
-        <w:t>为社团管理者</w:t>
+        <w:t>反馈等核心指标。有效替代人工表格统计</w:t>
       </w:r>
       <w:r>
         <w:rPr>
@@ -5829,7 +7023,7 @@
           <w:szCs w:val="28"/>
           <w:lang w:val="en-US" w:eastAsia="zh-CN"/>
         </w:rPr>
-        <w:t>提供更</w:t>
+        <w:t>方式</w:t>
       </w:r>
       <w:r>
         <w:rPr>
@@ -5837,7 +7031,7 @@
           <w:sz w:val="28"/>
           <w:szCs w:val="28"/>
         </w:rPr>
-        <w:t>直观的数据，能够多维度展示活动参与情况，包括报名审核</w:t>
+        <w:t>，</w:t>
       </w:r>
       <w:r>
         <w:rPr>
@@ -5846,7 +7040,7 @@
           <w:szCs w:val="28"/>
           <w:lang w:val="en-US" w:eastAsia="zh-CN"/>
         </w:rPr>
-        <w:t>情况</w:t>
+        <w:t>该系统提升了校园活动管理效率，为</w:t>
       </w:r>
       <w:r>
         <w:rPr>
@@ -5854,41 +7048,7 @@
           <w:sz w:val="28"/>
           <w:szCs w:val="28"/>
         </w:rPr>
-        <w:t>、现场签到率、以及参与者评分反馈等核心指标。这些多维度的量化报表不仅有效替代了传统繁琐的人工表格统计工作，更通过对活动热度与参与度趋势</w:t>
-      </w:r>
-      <w:r>
-        <w:rPr>
-          <w:rFonts w:hint="eastAsia" w:ascii="宋体" w:hAnsi="宋体" w:cs="宋体"/>
-          <w:sz w:val="28"/>
-          <w:szCs w:val="28"/>
-          <w:lang w:val="en-US" w:eastAsia="zh-CN"/>
-        </w:rPr>
-        <w:t>的分析</w:t>
-      </w:r>
-      <w:r>
-        <w:rPr>
-          <w:rFonts w:hint="eastAsia" w:ascii="宋体" w:hAnsi="宋体" w:cs="宋体"/>
-          <w:sz w:val="28"/>
-          <w:szCs w:val="28"/>
-        </w:rPr>
-        <w:t>，为学校第二课堂的资源配置提供了</w:t>
-      </w:r>
-      <w:r>
-        <w:rPr>
-          <w:rFonts w:hint="eastAsia" w:ascii="宋体" w:hAnsi="宋体" w:cs="宋体"/>
-          <w:sz w:val="28"/>
-          <w:szCs w:val="28"/>
-          <w:lang w:val="en-US" w:eastAsia="zh-CN"/>
-        </w:rPr>
-        <w:t>准确的决策依据</w:t>
-      </w:r>
-      <w:r>
-        <w:rPr>
-          <w:rFonts w:hint="eastAsia" w:ascii="宋体" w:hAnsi="宋体" w:cs="宋体"/>
-          <w:sz w:val="28"/>
-          <w:szCs w:val="28"/>
-        </w:rPr>
-        <w:t>，为高校校园治理的数字化转型提供了可靠的</w:t>
+        <w:t>高校校园治理的数字化转型提供了可靠的</w:t>
       </w:r>
       <w:r>
         <w:rPr>
@@ -5957,172 +7117,11 @@
           <w:sz w:val="28"/>
           <w:szCs w:val="28"/>
         </w:rPr>
-        <w:t>微信小程序 校园活动 报名系统 数字化管理 高校信息化</w:t>
+        <w:t>微信小程序 校园活动 报名系统 数字化</w:t>
       </w:r>
     </w:p>
     <w:p>
       <w:pPr>
-        <w:spacing w:line="400" w:lineRule="exact"/>
-        <w:ind w:right="-765" w:firstLine="562" w:firstLineChars="200"/>
-        <w:jc w:val="left"/>
-        <w:rPr>
-          <w:rFonts w:hint="eastAsia" w:ascii="宋体" w:hAnsi="宋体" w:cs="宋体"/>
-          <w:b/>
-          <w:bCs/>
-          <w:sz w:val="28"/>
-          <w:szCs w:val="28"/>
-        </w:rPr>
-      </w:pPr>
-    </w:p>
-    <w:p>
-      <w:pPr>
-        <w:spacing w:line="360" w:lineRule="exact"/>
-        <w:ind w:right="-766"/>
-        <w:rPr>
-          <w:rFonts w:ascii="Times New Roman" w:hAnsi="Times New Roman"/>
-          <w:sz w:val="24"/>
-        </w:rPr>
-      </w:pPr>
-    </w:p>
-    <w:p>
-      <w:pPr>
-        <w:spacing w:line="360" w:lineRule="exact"/>
-        <w:ind w:right="-766"/>
-        <w:rPr>
-          <w:rFonts w:ascii="Times New Roman" w:hAnsi="Times New Roman"/>
-          <w:sz w:val="24"/>
-        </w:rPr>
-      </w:pPr>
-    </w:p>
-    <w:p>
-      <w:pPr>
-        <w:spacing w:line="360" w:lineRule="exact"/>
-        <w:ind w:right="-766"/>
-        <w:rPr>
-          <w:rFonts w:ascii="Times New Roman" w:hAnsi="Times New Roman"/>
-          <w:sz w:val="24"/>
-        </w:rPr>
-      </w:pPr>
-    </w:p>
-    <w:p>
-      <w:pPr>
-        <w:spacing w:line="360" w:lineRule="exact"/>
-        <w:ind w:right="-766"/>
-        <w:rPr>
-          <w:rFonts w:ascii="Times New Roman" w:hAnsi="Times New Roman"/>
-          <w:sz w:val="24"/>
-        </w:rPr>
-      </w:pPr>
-    </w:p>
-    <w:p>
-      <w:pPr>
-        <w:spacing w:line="360" w:lineRule="exact"/>
-        <w:ind w:right="-766"/>
-        <w:rPr>
-          <w:rFonts w:ascii="Times New Roman" w:hAnsi="Times New Roman"/>
-          <w:sz w:val="24"/>
-        </w:rPr>
-      </w:pPr>
-    </w:p>
-    <w:p>
-      <w:pPr>
-        <w:spacing w:line="360" w:lineRule="exact"/>
-        <w:ind w:right="-766"/>
-        <w:rPr>
-          <w:rFonts w:ascii="Times New Roman" w:hAnsi="Times New Roman"/>
-          <w:sz w:val="24"/>
-        </w:rPr>
-      </w:pPr>
-    </w:p>
-    <w:p>
-      <w:pPr>
-        <w:spacing w:line="360" w:lineRule="exact"/>
-        <w:ind w:right="-766"/>
-        <w:rPr>
-          <w:rFonts w:ascii="Times New Roman" w:hAnsi="Times New Roman"/>
-          <w:sz w:val="24"/>
-        </w:rPr>
-      </w:pPr>
-    </w:p>
-    <w:p>
-      <w:pPr>
-        <w:spacing w:line="360" w:lineRule="exact"/>
-        <w:ind w:right="-766"/>
-        <w:rPr>
-          <w:rFonts w:ascii="Times New Roman" w:hAnsi="Times New Roman"/>
-          <w:sz w:val="24"/>
-        </w:rPr>
-      </w:pPr>
-    </w:p>
-    <w:p>
-      <w:pPr>
-        <w:spacing w:line="360" w:lineRule="exact"/>
-        <w:ind w:right="-766"/>
-        <w:rPr>
-          <w:rFonts w:ascii="Times New Roman" w:hAnsi="Times New Roman"/>
-          <w:sz w:val="24"/>
-        </w:rPr>
-      </w:pPr>
-    </w:p>
-    <w:p>
-      <w:pPr>
-        <w:spacing w:line="360" w:lineRule="exact"/>
-        <w:ind w:right="-766"/>
-        <w:rPr>
-          <w:rFonts w:ascii="Times New Roman" w:hAnsi="Times New Roman"/>
-          <w:sz w:val="24"/>
-        </w:rPr>
-      </w:pPr>
-    </w:p>
-    <w:p>
-      <w:pPr>
-        <w:spacing w:line="360" w:lineRule="exact"/>
-        <w:ind w:right="-766"/>
-        <w:rPr>
-          <w:rFonts w:ascii="Times New Roman" w:hAnsi="Times New Roman"/>
-          <w:sz w:val="24"/>
-        </w:rPr>
-      </w:pPr>
-    </w:p>
-    <w:p>
-      <w:pPr>
-        <w:spacing w:line="360" w:lineRule="exact"/>
-        <w:ind w:right="-766"/>
-        <w:rPr>
-          <w:rFonts w:ascii="Times New Roman" w:hAnsi="Times New Roman"/>
-          <w:sz w:val="24"/>
-        </w:rPr>
-      </w:pPr>
-    </w:p>
-    <w:p>
-      <w:pPr>
-        <w:spacing w:line="360" w:lineRule="exact"/>
-        <w:ind w:right="-766"/>
-        <w:rPr>
-          <w:rFonts w:ascii="Times New Roman" w:hAnsi="Times New Roman"/>
-          <w:sz w:val="24"/>
-        </w:rPr>
-      </w:pPr>
-    </w:p>
-    <w:p>
-      <w:pPr>
-        <w:keepNext w:val="0"/>
-        <w:keepLines w:val="0"/>
-        <w:pageBreakBefore w:val="0"/>
-        <w:widowControl w:val="0"/>
-        <w:kinsoku/>
-        <w:wordWrap/>
-        <w:overflowPunct/>
-        <w:topLinePunct w:val="0"/>
-        <w:autoSpaceDE/>
-        <w:autoSpaceDN/>
-        <w:bidi w:val="0"/>
-        <w:adjustRightInd/>
-        <w:snapToGrid/>
-        <w:spacing w:line="360" w:lineRule="exact"/>
-        <w:ind w:right="0"/>
-        <w:jc w:val="center"/>
-        <w:textAlignment w:val="auto"/>
         <w:rPr>
           <w:rFonts w:ascii="Times New Roman" w:hAnsi="Times New Roman"/>
           <w:b/>
@@ -6131,6 +7130,16 @@
           <w:szCs w:val="32"/>
         </w:rPr>
       </w:pPr>
+      <w:r>
+        <w:rPr>
+          <w:rFonts w:ascii="Times New Roman" w:hAnsi="Times New Roman"/>
+          <w:b/>
+          <w:bCs/>
+          <w:sz w:val="32"/>
+          <w:szCs w:val="32"/>
+        </w:rPr>
+        <w:br w:type="page"/>
+      </w:r>
     </w:p>
     <w:p>
       <w:pPr>
@@ -6499,7 +7508,7 @@
           <w:szCs w:val="28"/>
           <w:lang w:val="en-US" w:eastAsia="zh-CN"/>
         </w:rPr>
-        <w:t>This paper designs and implements a campus activity registration management system based on WeChat mini-program, aiming to solve the problems existing in current campus activities, such as scattered information dissemination channels, low efficiency of manual registration statistics, difficulty in effectively supervising on-site sign-in, and lack of digital assessment of activity effects. The backend of the system is built using the Spring Boot and MyBatis-Plus frameworks, while the front end is developed based on Vue3 and Uni-app cross-platform technology. The entire development process is divided into four stages. The first stage is requirement analysis, clarifying what functions the users need. The second stage is system architecture design, determining how the system is constructed. The third stage is the coding implementation of core functions. The fourth stage is multi-dimensional system testing. After the system is launched and put into operation, in terms of process efficiency, through the automated workflow, the average time for activity application approval has been shortened from the traditional 2 to 3 working days to within 2 hours, significantly improving the administrative office efficiency. In terms of data management, through the ECharts visualization component, it provides more intuitive data for club managers, enabling multi-dimensional display of activity participation situations, including registration review situations, on-site sign-in rates, and participant rating feedback, etc. These multi-dimensional quantitative reports not only effectively replace the traditional cumbersome manual table statistics work, but also provide accurate decision-making basis for the allocation of resources in the second classroom of the school through the analysis of activity popularity and participation trend, providing reliable data support and practical verification for the digital transformation of campus governance in colleges and universities.</w:t>
+        <w:t>In response to the current issues in campus activities, such as fragmented information release channels, low efficiency in manual registration statistics, difficulty in effectively managing on-site check-ins, and the lack of digital evaluation of activity effectiveness, this paper designs and implements a campus activity registration system based on a WeChat Mini Program. The system backend is built using the Spring Boot and MyBatis-Plus frameworks, while the frontend is developed based on Vue3 and Uni-app cross-platform technology. Functionally, the system implements core modules including activity release management, online registration review, QR code check-in, rating feedback, and data visualization analysis. Testing and application results show that, in a scenario of 500 concurrent registrations for popular activities, the system achieves an average response time of 312 ms and a throughput of 328 TPS; in a scenario of 300 concurrent on-site QR code check-ins, the average response time is 120 ms, with a check-in throughput of 280 TPS; with an error rate of 0% in both cases. The ECharts visualization component intuitively displays key indicators such as registration review, check-in rate, and user feedback. By effectively replacing manual form statistics, this system improves the efficiency of campus activity management and provides reliable data support and practical validation for the digital transformation of university campus governance.</w:t>
       </w:r>
     </w:p>
     <w:p>
@@ -6547,7 +7556,9 @@
         <w:ind w:right="0"/>
         <w:textAlignment w:val="auto"/>
         <w:rPr>
-          <w:rFonts w:hint="eastAsia" w:eastAsia="宋体"/>
+          <w:rFonts w:hint="eastAsia"/>
+          <w:sz w:val="28"/>
+          <w:szCs w:val="28"/>
           <w:lang w:val="en-US" w:eastAsia="zh-CN"/>
         </w:rPr>
         <w:sectPr>
@@ -6717,48 +7728,9 @@
           <w:rFonts w:hint="eastAsia"/>
           <w:sz w:val="28"/>
           <w:szCs w:val="28"/>
-        </w:rPr>
-        <w:t xml:space="preserve"> </w:t>
-      </w:r>
-      <w:r>
-        <w:rPr>
-          <w:rFonts w:hint="eastAsia" w:ascii="Times New Roman" w:hAnsi="Times New Roman"/>
-          <w:sz w:val="28"/>
-          <w:szCs w:val="28"/>
-        </w:rPr>
-        <w:t>Management</w:t>
-      </w:r>
-      <w:r>
-        <w:rPr>
-          <w:rFonts w:hint="eastAsia"/>
-          <w:sz w:val="28"/>
-          <w:szCs w:val="28"/>
-        </w:rPr>
-        <w:t xml:space="preserve"> </w:t>
-      </w:r>
-      <w:r>
-        <w:rPr>
-          <w:rFonts w:hint="eastAsia" w:ascii="Times New Roman" w:hAnsi="Times New Roman"/>
-          <w:sz w:val="28"/>
-          <w:szCs w:val="28"/>
-        </w:rPr>
-        <w:t>University</w:t>
-      </w:r>
-      <w:r>
-        <w:rPr>
-          <w:rFonts w:hint="eastAsia"/>
-          <w:sz w:val="28"/>
-          <w:szCs w:val="28"/>
-        </w:rPr>
-        <w:t xml:space="preserve"> </w:t>
-      </w:r>
-      <w:r>
-        <w:rPr>
-          <w:rFonts w:hint="eastAsia" w:ascii="Times New Roman" w:hAnsi="Times New Roman"/>
-          <w:sz w:val="28"/>
-          <w:szCs w:val="28"/>
-        </w:rPr>
-        <w:t>informatization</w:t>
+          <w:lang w:val="en-US" w:eastAsia="zh-CN"/>
+        </w:rPr>
+        <w:t>ization</w:t>
       </w:r>
     </w:p>
     <w:p>
@@ -6800,7 +7772,53 @@
         <w:rPr>
           <w:rFonts w:hint="default"/>
         </w:rPr>
-        <w:t>近年来，高校校园活动的作用越来越重要。这些活动可以帮助学生全面发展，丰富校园的文化生活，也能推动学生组织的自我管理。随着活动类型变多，参加的人数也不断增加，传统的管理方式已经很难满足需求。传统方式包括在微信群发公告、用纸质报名表、用Excel表格收集信息。这些做法不够高效，不够规范，信息也不容易追溯。传统管理方式常见的问题有几个。第一，信息发布比较分散，学生不易</w:t>
+        <w:t>近年来，高校校园活动的作用越来越重要。这些活动可以帮助学生全面发展，丰富校园的文化生活，也能推动学生组织的自我管理</w:t>
+      </w:r>
+      <w:r>
+        <w:rPr>
+          <w:rFonts w:hint="default"/>
+          <w:vertAlign w:val="superscript"/>
+          <w:lang w:val="en-US"/>
+        </w:rPr>
+        <w:fldChar w:fldCharType="begin"/>
+      </w:r>
+      <w:r>
+        <w:rPr>
+          <w:rFonts w:hint="default"/>
+          <w:vertAlign w:val="superscript"/>
+          <w:lang w:val="en-US"/>
+        </w:rPr>
+        <w:instrText xml:space="preserve"> REF _Ref13986 \r \h </w:instrText>
+      </w:r>
+      <w:r>
+        <w:rPr>
+          <w:rFonts w:hint="default"/>
+          <w:vertAlign w:val="superscript"/>
+          <w:lang w:val="en-US"/>
+        </w:rPr>
+        <w:fldChar w:fldCharType="separate"/>
+      </w:r>
+      <w:r>
+        <w:rPr>
+          <w:rFonts w:hint="default"/>
+          <w:vertAlign w:val="superscript"/>
+          <w:lang w:val="en-US"/>
+        </w:rPr>
+        <w:t>[1]</w:t>
+      </w:r>
+      <w:r>
+        <w:rPr>
+          <w:rFonts w:hint="default"/>
+          <w:vertAlign w:val="superscript"/>
+          <w:lang w:val="en-US"/>
+        </w:rPr>
+        <w:fldChar w:fldCharType="end"/>
+      </w:r>
+      <w:r>
+        <w:rPr>
+          <w:rFonts w:hint="default"/>
+        </w:rPr>
+        <w:t>。随着活动类型变多，参加的人数也不断增加，传统的管理方式已经很难满足需求。传统方式包括在微信群发公告、用纸质报名表、用Excel表格收集信息。这些做法不够高效，不够规范，信息也不容易追溯。传统管理方式常见的问题有几个。第一，信息发布比较分散，学生不易</w:t>
       </w:r>
       <w:r>
         <w:rPr>
@@ -7039,126 +8057,280 @@
         <w:spacing w:before="312" w:after="312"/>
         <w:outlineLvl w:val="1"/>
       </w:pPr>
+      <w:bookmarkStart w:id="5" w:name="_Toc5826"/>
+      <w:r>
+        <w:t>1.3 国内外现状</w:t>
+      </w:r>
+      <w:bookmarkEnd w:id="5"/>
+    </w:p>
+    <w:p>
+      <w:pPr>
+        <w:pStyle w:val="31"/>
+        <w:spacing w:before="312" w:after="312"/>
+        <w:rPr>
+          <w:rFonts w:hint="eastAsia"/>
+        </w:rPr>
+      </w:pPr>
+      <w:r>
+        <w:t>当前，关于校园活动管理系统的学术研究与实践探索在国内外呈现出不同的发展路径。</w:t>
+      </w:r>
+      <w:r>
+        <w:rPr>
+          <w:rFonts w:hint="eastAsia"/>
+        </w:rPr>
+        <w:t xml:space="preserve"> 国内相关研究主要围绕信息系统在高校第二课堂管理中的应用展开。叶锐、田广、张刘海</w:t>
+      </w:r>
+      <w:r>
+        <w:rPr>
+          <w:rFonts w:hint="eastAsia"/>
+          <w:vertAlign w:val="superscript"/>
+          <w:lang w:eastAsia="zh-CN"/>
+        </w:rPr>
+        <w:fldChar w:fldCharType="begin"/>
+      </w:r>
+      <w:r>
+        <w:rPr>
+          <w:rFonts w:hint="eastAsia"/>
+          <w:vertAlign w:val="superscript"/>
+          <w:lang w:eastAsia="zh-CN"/>
+        </w:rPr>
+        <w:instrText xml:space="preserve"> REF _Ref14221 \r \h </w:instrText>
+      </w:r>
+      <w:r>
+        <w:rPr>
+          <w:rFonts w:hint="eastAsia"/>
+          <w:vertAlign w:val="superscript"/>
+          <w:lang w:eastAsia="zh-CN"/>
+        </w:rPr>
+        <w:fldChar w:fldCharType="separate"/>
+      </w:r>
+      <w:r>
+        <w:rPr>
+          <w:rFonts w:hint="eastAsia"/>
+          <w:vertAlign w:val="superscript"/>
+          <w:lang w:eastAsia="zh-CN"/>
+        </w:rPr>
+        <w:t>[4]</w:t>
+      </w:r>
+      <w:r>
+        <w:rPr>
+          <w:rFonts w:hint="eastAsia"/>
+          <w:vertAlign w:val="superscript"/>
+          <w:lang w:eastAsia="zh-CN"/>
+        </w:rPr>
+        <w:fldChar w:fldCharType="end"/>
+      </w:r>
+      <w:r>
+        <w:rPr>
+          <w:rFonts w:hint="eastAsia"/>
+        </w:rPr>
+        <w:t>等研究者基于Web架构构建了综合能源管理平台移动端App，虽实现了较为全面的功能模块，但普遍存在移动端适配不足、用户活跃度低等局限性；艾智勇</w:t>
+      </w:r>
+      <w:r>
+        <w:rPr>
+          <w:rFonts w:hint="eastAsia"/>
+          <w:vertAlign w:val="superscript"/>
+          <w:lang w:eastAsia="zh-CN"/>
+        </w:rPr>
+        <w:fldChar w:fldCharType="begin"/>
+      </w:r>
+      <w:r>
+        <w:rPr>
+          <w:rFonts w:hint="eastAsia"/>
+          <w:vertAlign w:val="superscript"/>
+          <w:lang w:eastAsia="zh-CN"/>
+        </w:rPr>
+        <w:instrText xml:space="preserve"> REF _Ref14247 \r \h </w:instrText>
+      </w:r>
+      <w:r>
+        <w:rPr>
+          <w:rFonts w:hint="eastAsia"/>
+          <w:vertAlign w:val="superscript"/>
+          <w:lang w:eastAsia="zh-CN"/>
+        </w:rPr>
+        <w:fldChar w:fldCharType="separate"/>
+      </w:r>
+      <w:r>
+        <w:rPr>
+          <w:rFonts w:hint="eastAsia"/>
+          <w:vertAlign w:val="superscript"/>
+          <w:lang w:eastAsia="zh-CN"/>
+        </w:rPr>
+        <w:t>[5]</w:t>
+      </w:r>
+      <w:r>
+        <w:rPr>
+          <w:rFonts w:hint="eastAsia"/>
+          <w:vertAlign w:val="superscript"/>
+          <w:lang w:eastAsia="zh-CN"/>
+        </w:rPr>
+        <w:fldChar w:fldCharType="end"/>
+      </w:r>
+      <w:r>
+        <w:rPr>
+          <w:rFonts w:hint="eastAsia"/>
+          <w:lang w:val="en-US" w:eastAsia="zh-CN"/>
+        </w:rPr>
+        <w:t>研究者</w:t>
+      </w:r>
+      <w:r>
+        <w:rPr>
+          <w:rFonts w:hint="eastAsia"/>
+        </w:rPr>
+        <w:t>尝试依托微信小程序实现信息推送功能，但多数仅限于静态内容展示，未能有效整合报名、审核、签到等核心业务流程。部分高校将活动管理模块嵌入校务或教务系统，虽提升了管理规范性，却因系统耦合度高、开发周期长而难以快速响应动态需求。国内现有研究在移动端适配能力、业务流程完整性以及快速迭代能力等方面仍存在明显不足。国外相关研究更强调流程标准化与数据治理能力。Jiang O、Matuk</w:t>
+      </w:r>
+      <w:r>
+        <w:rPr>
+          <w:rFonts w:hint="eastAsia"/>
+          <w:lang w:val="en-US" w:eastAsia="zh-CN"/>
+        </w:rPr>
+        <w:t xml:space="preserve"> </w:t>
+      </w:r>
+      <w:r>
+        <w:rPr>
+          <w:rFonts w:hint="eastAsia"/>
+        </w:rPr>
+        <w:t>C</w:t>
+      </w:r>
+      <w:r>
+        <w:rPr>
+          <w:rFonts w:hint="eastAsia"/>
+          <w:vertAlign w:val="superscript"/>
+          <w:lang w:eastAsia="zh-CN"/>
+        </w:rPr>
+        <w:fldChar w:fldCharType="begin"/>
+      </w:r>
+      <w:r>
+        <w:rPr>
+          <w:rFonts w:hint="eastAsia"/>
+          <w:vertAlign w:val="superscript"/>
+          <w:lang w:eastAsia="zh-CN"/>
+        </w:rPr>
+        <w:instrText xml:space="preserve"> REF _Ref14678 \r \h </w:instrText>
+      </w:r>
+      <w:r>
+        <w:rPr>
+          <w:rFonts w:hint="eastAsia"/>
+          <w:vertAlign w:val="superscript"/>
+          <w:lang w:eastAsia="zh-CN"/>
+        </w:rPr>
+        <w:fldChar w:fldCharType="separate"/>
+      </w:r>
+      <w:r>
+        <w:rPr>
+          <w:rFonts w:hint="eastAsia"/>
+          <w:vertAlign w:val="superscript"/>
+          <w:lang w:eastAsia="zh-CN"/>
+        </w:rPr>
+        <w:t>[6]</w:t>
+      </w:r>
+      <w:r>
+        <w:rPr>
+          <w:rFonts w:hint="eastAsia"/>
+          <w:vertAlign w:val="superscript"/>
+          <w:lang w:eastAsia="zh-CN"/>
+        </w:rPr>
+        <w:fldChar w:fldCharType="end"/>
+      </w:r>
+      <w:r>
+        <w:rPr>
+          <w:rFonts w:hint="eastAsia"/>
+        </w:rPr>
+        <w:t>等研究者提出了动画数据可视化的设计指南，为数据展示提供了理论依据，但未涉及活动管理平台的流程标准化与数据治理能力建设。Campos G M J、Alcaide MA</w:t>
+      </w:r>
+      <w:r>
+        <w:rPr>
+          <w:rFonts w:hint="eastAsia"/>
+          <w:vertAlign w:val="superscript"/>
+          <w:lang w:eastAsia="zh-CN"/>
+        </w:rPr>
+        <w:fldChar w:fldCharType="begin"/>
+      </w:r>
+      <w:r>
+        <w:rPr>
+          <w:rFonts w:hint="eastAsia"/>
+          <w:vertAlign w:val="superscript"/>
+          <w:lang w:eastAsia="zh-CN"/>
+        </w:rPr>
+        <w:instrText xml:space="preserve"> REF _Ref15047 \r \h </w:instrText>
+      </w:r>
+      <w:r>
+        <w:rPr>
+          <w:rFonts w:hint="eastAsia"/>
+          <w:vertAlign w:val="superscript"/>
+          <w:lang w:eastAsia="zh-CN"/>
+        </w:rPr>
+        <w:fldChar w:fldCharType="separate"/>
+      </w:r>
+      <w:r>
+        <w:rPr>
+          <w:rFonts w:hint="eastAsia"/>
+          <w:vertAlign w:val="superscript"/>
+          <w:lang w:eastAsia="zh-CN"/>
+        </w:rPr>
+        <w:t>[7]</w:t>
+      </w:r>
+      <w:r>
+        <w:rPr>
+          <w:rFonts w:hint="eastAsia"/>
+          <w:vertAlign w:val="superscript"/>
+          <w:lang w:eastAsia="zh-CN"/>
+        </w:rPr>
+        <w:fldChar w:fldCharType="end"/>
+      </w:r>
+      <w:r>
+        <w:rPr>
+          <w:rFonts w:hint="eastAsia"/>
+        </w:rPr>
+        <w:t>等研究者提出了可扩展的微服务架构方案，注重跨部门协同与数据互操作性，支持全生命周期日志留存与精细化权限控制，但该研究面向电力系统状态监测领域，在面向国</w:t>
+      </w:r>
+      <w:r>
+        <w:rPr>
+          <w:rFonts w:hint="eastAsia"/>
+          <w:lang w:val="en-US" w:eastAsia="zh-CN"/>
+        </w:rPr>
+        <w:t>内</w:t>
+      </w:r>
+      <w:r>
+        <w:rPr>
+          <w:rFonts w:hint="eastAsia"/>
+        </w:rPr>
+        <w:t>高校高频、轻量级交互场景（如扫码签到、微信生态内一键报名）时</w:t>
+      </w:r>
+      <w:r>
+        <w:rPr>
+          <w:rFonts w:hint="eastAsia"/>
+          <w:lang w:eastAsia="zh-CN"/>
+        </w:rPr>
+        <w:t>，</w:t>
+      </w:r>
+      <w:r>
+        <w:rPr>
+          <w:rFonts w:hint="eastAsia"/>
+        </w:rPr>
+        <w:t>本地化适配能力明显不足。</w:t>
+      </w:r>
+    </w:p>
+    <w:p>
+      <w:pPr>
+        <w:pStyle w:val="31"/>
+        <w:spacing w:before="312" w:after="312"/>
+      </w:pPr>
+      <w:r>
+        <w:rPr>
+          <w:rFonts w:hint="eastAsia"/>
+        </w:rPr>
+        <w:t>国内外在校园活动管理系统的技术路径上各有侧重，但兼具移动优先、流程闭环、角色清晰与数据驱动特征，且能深度融入微信生态、支持低成本部署与快速迭代的轻量化解决方案，仍是当前研究与实践中亟待填补的空白</w:t>
+      </w:r>
+      <w:r>
+        <w:t>。</w:t>
+      </w:r>
     </w:p>
     <w:p>
       <w:pPr>
         <w:pStyle w:val="30"/>
         <w:spacing w:before="312" w:after="312"/>
         <w:outlineLvl w:val="1"/>
-      </w:pPr>
-      <w:bookmarkStart w:id="5" w:name="_Toc5826"/>
-      <w:r>
-        <w:t>1.3 国内外现状</w:t>
-      </w:r>
-      <w:bookmarkEnd w:id="5"/>
-    </w:p>
-    <w:p>
-      <w:pPr>
-        <w:pStyle w:val="31"/>
-        <w:spacing w:before="312" w:after="312"/>
-      </w:pPr>
-      <w:r>
-        <w:t>当前，关于校园活动管理系统的学术研究与实践探索在国内外呈现出不同的发展路径。国内相关研究主要围绕信息系统在高校第二课堂管理中的应用展开。部分研究基于Web架构构建活动管理平台，虽功能较为完备，但普遍存在移动端适配不足、用户活跃度低等局限性</w:t>
-      </w:r>
-      <w:r>
-        <w:rPr>
-          <w:rFonts w:hint="eastAsia"/>
-          <w:vertAlign w:val="superscript"/>
-          <w:lang w:eastAsia="zh-CN"/>
-        </w:rPr>
-        <w:fldChar w:fldCharType="begin"/>
-      </w:r>
-      <w:r>
-        <w:rPr>
-          <w:rFonts w:hint="eastAsia"/>
-          <w:vertAlign w:val="superscript"/>
-          <w:lang w:eastAsia="zh-CN"/>
-        </w:rPr>
-        <w:instrText xml:space="preserve"> REF _Ref14221 \r \h </w:instrText>
-      </w:r>
-      <w:r>
-        <w:rPr>
-          <w:rFonts w:hint="eastAsia"/>
-          <w:vertAlign w:val="superscript"/>
-          <w:lang w:eastAsia="zh-CN"/>
-        </w:rPr>
-        <w:fldChar w:fldCharType="separate"/>
-      </w:r>
-      <w:r>
-        <w:rPr>
-          <w:rFonts w:hint="eastAsia"/>
-          <w:vertAlign w:val="superscript"/>
-          <w:lang w:eastAsia="zh-CN"/>
-        </w:rPr>
-        <w:t>[4]</w:t>
-      </w:r>
-      <w:r>
-        <w:rPr>
-          <w:rFonts w:hint="eastAsia"/>
-          <w:vertAlign w:val="superscript"/>
-          <w:lang w:eastAsia="zh-CN"/>
-        </w:rPr>
-        <w:fldChar w:fldCharType="end"/>
-      </w:r>
-      <w:r>
-        <w:rPr>
-          <w:rFonts w:hint="eastAsia"/>
-          <w:lang w:eastAsia="zh-CN"/>
-        </w:rPr>
-        <w:t>；</w:t>
-      </w:r>
-      <w:r>
-        <w:t>另有研究尝试依托微信公众号或小程序实现信息推送，但多数仅限于静态展示，未能有效整合报名、审核、签到等核心业务流程</w:t>
-      </w:r>
-      <w:r>
-        <w:rPr>
-          <w:rFonts w:hint="eastAsia"/>
-          <w:vertAlign w:val="superscript"/>
-          <w:lang w:eastAsia="zh-CN"/>
-        </w:rPr>
-        <w:fldChar w:fldCharType="begin"/>
-      </w:r>
-      <w:r>
-        <w:rPr>
-          <w:rFonts w:hint="eastAsia"/>
-          <w:vertAlign w:val="superscript"/>
-          <w:lang w:eastAsia="zh-CN"/>
-        </w:rPr>
-        <w:instrText xml:space="preserve"> REF _Ref14247 \r \h </w:instrText>
-      </w:r>
-      <w:r>
-        <w:rPr>
-          <w:rFonts w:hint="eastAsia"/>
-          <w:vertAlign w:val="superscript"/>
-          <w:lang w:eastAsia="zh-CN"/>
-        </w:rPr>
-        <w:fldChar w:fldCharType="separate"/>
-      </w:r>
-      <w:r>
-        <w:rPr>
-          <w:rFonts w:hint="eastAsia"/>
-          <w:vertAlign w:val="superscript"/>
-          <w:lang w:eastAsia="zh-CN"/>
-        </w:rPr>
-        <w:t>[5]</w:t>
-      </w:r>
-      <w:r>
-        <w:rPr>
-          <w:rFonts w:hint="eastAsia"/>
-          <w:vertAlign w:val="superscript"/>
-          <w:lang w:eastAsia="zh-CN"/>
-        </w:rPr>
-        <w:fldChar w:fldCharType="end"/>
-      </w:r>
-      <w:r>
-        <w:t>。一些高校将活动管理模块嵌入校务或教务系统，虽提升了管理规范性，却因系统耦合度高、开发周期长而难以快速响应动态需求。相比之下，国外相关研究更强调流程标准化与数据治理能力。有研究提出的事件流框架通过精细化权限控制与全生命周期日志留存，支持高校活动的合规性管理；另有研究基于微服务架构设计了可扩展的校园活动平台，注重跨部门协同与数据互操作性。现有国外方案在面向中国高校高频、轻量级交互场景（如扫码签到、微信生态内一键报名）时，本地化适配能力明显不足。尽管国内外在校园活动管理系统的技术路径上各有侧重，但兼具移动优先、流程闭环、角色清晰与数据驱动特征，且能深度融入微信生态、支持低成本部署与快速迭代的轻量化解决方案，仍是当前研究与实践中亟待填补的空白。</w:t>
-      </w:r>
-    </w:p>
-    <w:p>
-      <w:pPr>
-        <w:pStyle w:val="30"/>
-        <w:spacing w:before="312" w:after="312"/>
-        <w:outlineLvl w:val="1"/>
         <w:rPr>
           <w:rFonts w:hint="default"/>
           <w:lang w:val="en-US" w:eastAsia="zh-CN"/>
@@ -7433,6 +8605,9 @@
       <w:pPr>
         <w:pStyle w:val="31"/>
         <w:bidi w:val="0"/>
+        <w:rPr>
+          <w:rFonts w:hint="eastAsia"/>
+        </w:rPr>
       </w:pPr>
       <w:r>
         <w:rPr>
@@ -7443,61 +8618,16 @@
     </w:p>
     <w:p>
       <w:pPr>
-        <w:pStyle w:val="31"/>
-        <w:spacing w:before="312" w:after="312"/>
+        <w:rPr>
+          <w:rFonts w:hint="eastAsia"/>
+        </w:rPr>
       </w:pPr>
-    </w:p>
-    <w:p>
-      <w:pPr>
-        <w:pStyle w:val="31"/>
-        <w:spacing w:before="312" w:after="312"/>
-      </w:pPr>
-    </w:p>
-    <w:p>
-      <w:pPr>
-        <w:pStyle w:val="31"/>
-        <w:spacing w:before="312" w:after="312"/>
-      </w:pPr>
-    </w:p>
-    <w:p>
-      <w:pPr>
-        <w:pStyle w:val="31"/>
-        <w:spacing w:before="312" w:after="312"/>
-      </w:pPr>
-    </w:p>
-    <w:p>
-      <w:pPr>
-        <w:pStyle w:val="31"/>
-        <w:spacing w:before="312" w:after="312"/>
-      </w:pPr>
-    </w:p>
-    <w:p>
-      <w:pPr>
-        <w:pStyle w:val="31"/>
-        <w:spacing w:before="312" w:after="312"/>
-      </w:pPr>
-    </w:p>
-    <w:p>
-      <w:pPr>
-        <w:pStyle w:val="29"/>
-        <w:spacing w:before="312" w:after="312"/>
-        <w:jc w:val="both"/>
-        <w:outlineLvl w:val="0"/>
-      </w:pPr>
-    </w:p>
-    <w:p>
-      <w:pPr>
-        <w:pStyle w:val="29"/>
-        <w:spacing w:before="312" w:after="312"/>
-        <w:outlineLvl w:val="0"/>
-      </w:pPr>
-    </w:p>
-    <w:p>
-      <w:pPr>
-        <w:pStyle w:val="29"/>
-        <w:spacing w:before="312" w:after="312"/>
-        <w:outlineLvl w:val="0"/>
-      </w:pPr>
+      <w:r>
+        <w:rPr>
+          <w:rFonts w:hint="eastAsia"/>
+        </w:rPr>
+        <w:br w:type="page"/>
+      </w:r>
     </w:p>
     <w:p>
       <w:pPr>
@@ -7585,7 +8715,7 @@
           <w:vertAlign w:val="superscript"/>
           <w:lang w:eastAsia="zh-CN"/>
         </w:rPr>
-        <w:t>[6]</w:t>
+        <w:t>[8]</w:t>
       </w:r>
       <w:r>
         <w:rPr>
@@ -7678,7 +8808,7 @@
           <w:vertAlign w:val="superscript"/>
           <w:lang w:eastAsia="zh-CN"/>
         </w:rPr>
-        <w:t>[7]</w:t>
+        <w:t>[9]</w:t>
       </w:r>
       <w:r>
         <w:rPr>
@@ -7796,7 +8926,7 @@
           <w:vertAlign w:val="superscript"/>
           <w:lang w:val="en-US"/>
         </w:rPr>
-        <w:t>[8]</w:t>
+        <w:t>[10]</w:t>
       </w:r>
       <w:r>
         <w:rPr>
@@ -7997,7 +9127,7 @@
           <w:vertAlign w:val="superscript"/>
           <w:lang w:eastAsia="zh-CN"/>
         </w:rPr>
-        <w:t>[9]</w:t>
+        <w:t>[11]</w:t>
       </w:r>
       <w:r>
         <w:rPr>
@@ -8124,6 +9254,9 @@
       <w:pPr>
         <w:pStyle w:val="31"/>
         <w:spacing w:before="312" w:after="312"/>
+        <w:rPr>
+          <w:rFonts w:hint="default"/>
+        </w:rPr>
       </w:pPr>
       <w:r>
         <w:t>为了实现精细化的权限控制，系统采用了前端和后端双重防护的机制。</w:t>
@@ -8137,74 +9270,16 @@
     </w:p>
     <w:p>
       <w:pPr>
-        <w:pStyle w:val="31"/>
-        <w:spacing w:before="312" w:after="312"/>
+        <w:rPr>
+          <w:rFonts w:hint="default"/>
+        </w:rPr>
       </w:pPr>
-    </w:p>
-    <w:p>
-      <w:pPr>
-        <w:pStyle w:val="31"/>
-        <w:spacing w:before="312" w:after="312"/>
-      </w:pPr>
-    </w:p>
-    <w:p>
-      <w:pPr>
-        <w:pStyle w:val="31"/>
-        <w:spacing w:before="312" w:after="312"/>
-      </w:pPr>
-    </w:p>
-    <w:p>
-      <w:pPr>
-        <w:pStyle w:val="31"/>
-        <w:spacing w:before="312" w:after="312"/>
-      </w:pPr>
-    </w:p>
-    <w:p>
-      <w:pPr>
-        <w:pStyle w:val="31"/>
-        <w:spacing w:before="312" w:after="312"/>
-      </w:pPr>
-    </w:p>
-    <w:p>
-      <w:pPr>
-        <w:pStyle w:val="31"/>
-        <w:spacing w:before="312" w:after="312"/>
-      </w:pPr>
-    </w:p>
-    <w:p>
-      <w:pPr>
-        <w:pStyle w:val="31"/>
-        <w:spacing w:before="312" w:after="312"/>
-      </w:pPr>
-    </w:p>
-    <w:p>
-      <w:pPr>
-        <w:pStyle w:val="31"/>
-        <w:spacing w:before="312" w:after="312"/>
-      </w:pPr>
-    </w:p>
-    <w:p>
-      <w:pPr>
-        <w:pStyle w:val="29"/>
-        <w:spacing w:before="312" w:after="312"/>
-        <w:jc w:val="both"/>
-        <w:outlineLvl w:val="9"/>
-      </w:pPr>
-    </w:p>
-    <w:p>
-      <w:pPr>
-        <w:pStyle w:val="29"/>
-        <w:spacing w:before="312" w:after="312"/>
-        <w:outlineLvl w:val="0"/>
-      </w:pPr>
-    </w:p>
-    <w:p>
-      <w:pPr>
-        <w:pStyle w:val="29"/>
-        <w:spacing w:before="312" w:after="312"/>
-        <w:jc w:val="both"/>
-        <w:outlineLvl w:val="0"/>
-      </w:pPr>
+      <w:r>
+        <w:rPr>
+          <w:rFonts w:hint="default"/>
+        </w:rPr>
+        <w:br w:type="page"/>
+      </w:r>
     </w:p>
     <w:p>
       <w:pPr>
@@ -8249,7 +9324,7 @@
     <w:p>
       <w:pPr>
         <w:spacing w:before="312" w:beforeLines="100" w:after="312" w:afterLines="100" w:line="400" w:lineRule="exact"/>
-        <w:ind w:firstLine="482" w:firstLineChars="200"/>
+        <w:ind w:firstLine="480" w:firstLineChars="200"/>
         <w:jc w:val="left"/>
         <w:rPr>
           <w:rFonts w:hint="eastAsia" w:ascii="宋体" w:hAnsi="宋体" w:cs="宋体"/>
@@ -8259,8 +9334,8 @@
       <w:r>
         <w:rPr>
           <w:rFonts w:hint="eastAsia" w:ascii="宋体" w:hAnsi="宋体" w:cs="宋体"/>
-          <w:b/>
-          <w:bCs/>
+          <w:b w:val="0"/>
+          <w:bCs w:val="0"/>
           <w:sz w:val="24"/>
         </w:rPr>
         <w:t>注册与登录</w:t>
@@ -8276,7 +9351,7 @@
     <w:p>
       <w:pPr>
         <w:spacing w:before="312" w:beforeLines="100" w:after="312" w:afterLines="100" w:line="400" w:lineRule="exact"/>
-        <w:ind w:firstLine="482" w:firstLineChars="200"/>
+        <w:ind w:firstLine="480" w:firstLineChars="200"/>
         <w:jc w:val="left"/>
         <w:rPr>
           <w:rFonts w:ascii="Segoe UI" w:hAnsi="Segoe UI" w:eastAsia="Segoe UI" w:cs="Segoe UI"/>
@@ -8293,8 +9368,8 @@
       <w:r>
         <w:rPr>
           <w:rFonts w:hint="eastAsia" w:ascii="宋体" w:hAnsi="宋体" w:cs="宋体"/>
-          <w:b/>
-          <w:bCs/>
+          <w:b w:val="0"/>
+          <w:bCs w:val="0"/>
           <w:sz w:val="24"/>
         </w:rPr>
         <w:t>个人信息管理</w:t>
@@ -8316,7 +9391,7 @@
     <w:p>
       <w:pPr>
         <w:spacing w:before="312" w:beforeLines="100" w:after="312" w:afterLines="100" w:line="400" w:lineRule="exact"/>
-        <w:ind w:firstLine="482" w:firstLineChars="200"/>
+        <w:ind w:firstLine="480" w:firstLineChars="200"/>
         <w:jc w:val="left"/>
         <w:rPr>
           <w:rFonts w:hint="eastAsia" w:ascii="宋体" w:hAnsi="宋体" w:cs="宋体"/>
@@ -8326,8 +9401,8 @@
       <w:r>
         <w:rPr>
           <w:rFonts w:hint="eastAsia" w:ascii="宋体" w:hAnsi="宋体" w:cs="宋体"/>
-          <w:b/>
-          <w:bCs/>
+          <w:b w:val="0"/>
+          <w:bCs w:val="0"/>
           <w:sz w:val="24"/>
         </w:rPr>
         <w:t>活动浏览与检索</w:t>
@@ -8343,7 +9418,7 @@
     <w:p>
       <w:pPr>
         <w:spacing w:before="312" w:beforeLines="100" w:after="312" w:afterLines="100" w:line="400" w:lineRule="exact"/>
-        <w:ind w:firstLine="482" w:firstLineChars="200"/>
+        <w:ind w:firstLine="480" w:firstLineChars="200"/>
         <w:jc w:val="left"/>
         <w:rPr>
           <w:rFonts w:hint="eastAsia" w:ascii="宋体" w:hAnsi="宋体" w:eastAsia="宋体" w:cs="宋体"/>
@@ -8354,8 +9429,8 @@
       <w:r>
         <w:rPr>
           <w:rFonts w:hint="eastAsia" w:ascii="宋体" w:hAnsi="宋体" w:cs="宋体"/>
-          <w:b/>
-          <w:bCs/>
+          <w:b w:val="0"/>
+          <w:bCs w:val="0"/>
           <w:sz w:val="24"/>
         </w:rPr>
         <w:t>活动报名与审核状态跟踪</w:t>
@@ -8394,7 +9469,7 @@
     <w:p>
       <w:pPr>
         <w:spacing w:before="312" w:beforeLines="100" w:after="312" w:afterLines="100" w:line="400" w:lineRule="exact"/>
-        <w:ind w:firstLine="482" w:firstLineChars="200"/>
+        <w:ind w:firstLine="480" w:firstLineChars="200"/>
         <w:jc w:val="left"/>
         <w:rPr>
           <w:rFonts w:hint="eastAsia" w:ascii="宋体" w:hAnsi="宋体" w:cs="宋体"/>
@@ -8404,8 +9479,8 @@
       <w:r>
         <w:rPr>
           <w:rFonts w:hint="eastAsia" w:ascii="宋体" w:hAnsi="宋体" w:cs="宋体"/>
-          <w:b/>
-          <w:bCs/>
+          <w:b w:val="0"/>
+          <w:bCs w:val="0"/>
           <w:sz w:val="24"/>
         </w:rPr>
         <w:t>扫码签到与活动评价</w:t>
@@ -8436,7 +9511,7 @@
     <w:p>
       <w:pPr>
         <w:spacing w:before="312" w:beforeLines="100" w:after="312" w:afterLines="100" w:line="400" w:lineRule="exact"/>
-        <w:ind w:firstLine="482" w:firstLineChars="200"/>
+        <w:ind w:firstLine="480" w:firstLineChars="200"/>
         <w:jc w:val="left"/>
         <w:rPr>
           <w:rFonts w:hint="eastAsia" w:ascii="宋体" w:hAnsi="宋体" w:cs="宋体"/>
@@ -8446,8 +9521,8 @@
       <w:r>
         <w:rPr>
           <w:rFonts w:hint="eastAsia" w:ascii="宋体" w:hAnsi="宋体" w:cs="宋体"/>
-          <w:b/>
-          <w:bCs/>
+          <w:b w:val="0"/>
+          <w:bCs w:val="0"/>
           <w:sz w:val="24"/>
         </w:rPr>
         <w:t>社团参与与管理</w:t>
@@ -8490,7 +9565,7 @@
     <w:p>
       <w:pPr>
         <w:spacing w:before="312" w:beforeLines="100" w:after="312" w:afterLines="100" w:line="400" w:lineRule="exact"/>
-        <w:ind w:firstLine="482" w:firstLineChars="200"/>
+        <w:ind w:firstLine="480" w:firstLineChars="200"/>
         <w:jc w:val="left"/>
         <w:rPr>
           <w:rFonts w:hint="eastAsia" w:ascii="宋体" w:hAnsi="宋体" w:cs="宋体"/>
@@ -8500,8 +9575,8 @@
       <w:r>
         <w:rPr>
           <w:rFonts w:hint="eastAsia" w:ascii="宋体" w:hAnsi="宋体" w:cs="宋体"/>
-          <w:b/>
-          <w:bCs/>
+          <w:b w:val="0"/>
+          <w:bCs w:val="0"/>
           <w:sz w:val="24"/>
         </w:rPr>
         <w:t>用户管理</w:t>
@@ -8517,7 +9592,7 @@
     <w:p>
       <w:pPr>
         <w:spacing w:before="312" w:beforeLines="100" w:after="312" w:afterLines="100" w:line="400" w:lineRule="exact"/>
-        <w:ind w:firstLine="482" w:firstLineChars="200"/>
+        <w:ind w:firstLine="480" w:firstLineChars="200"/>
         <w:jc w:val="left"/>
         <w:rPr>
           <w:rFonts w:hint="eastAsia" w:ascii="宋体" w:hAnsi="宋体" w:cs="宋体"/>
@@ -8527,8 +9602,8 @@
       <w:r>
         <w:rPr>
           <w:rFonts w:hint="eastAsia" w:ascii="宋体" w:hAnsi="宋体" w:cs="宋体"/>
-          <w:b/>
-          <w:bCs/>
+          <w:b w:val="0"/>
+          <w:bCs w:val="0"/>
           <w:sz w:val="24"/>
         </w:rPr>
         <w:t>活动全流程管理</w:t>
@@ -8544,7 +9619,7 @@
     <w:p>
       <w:pPr>
         <w:spacing w:before="312" w:beforeLines="100" w:after="312" w:afterLines="100" w:line="400" w:lineRule="exact"/>
-        <w:ind w:firstLine="482" w:firstLineChars="200"/>
+        <w:ind w:firstLine="480" w:firstLineChars="200"/>
         <w:jc w:val="left"/>
         <w:rPr>
           <w:rFonts w:hint="eastAsia" w:ascii="宋体" w:hAnsi="宋体" w:cs="宋体"/>
@@ -8554,8 +9629,8 @@
       <w:r>
         <w:rPr>
           <w:rFonts w:hint="eastAsia" w:ascii="宋体" w:hAnsi="宋体" w:cs="宋体"/>
-          <w:b/>
-          <w:bCs/>
+          <w:b w:val="0"/>
+          <w:bCs w:val="0"/>
           <w:sz w:val="24"/>
         </w:rPr>
         <w:t>报名审核与人员管理</w:t>
@@ -8571,7 +9646,7 @@
     <w:p>
       <w:pPr>
         <w:spacing w:before="312" w:beforeLines="100" w:after="312" w:afterLines="100" w:line="400" w:lineRule="exact"/>
-        <w:ind w:firstLine="482" w:firstLineChars="200"/>
+        <w:ind w:firstLine="480" w:firstLineChars="200"/>
         <w:jc w:val="left"/>
         <w:rPr>
           <w:rFonts w:hint="eastAsia" w:ascii="宋体" w:hAnsi="宋体" w:cs="宋体"/>
@@ -8581,8 +9656,8 @@
       <w:r>
         <w:rPr>
           <w:rFonts w:hint="eastAsia" w:ascii="宋体" w:hAnsi="宋体" w:cs="宋体"/>
-          <w:b/>
-          <w:bCs/>
+          <w:b w:val="0"/>
+          <w:bCs w:val="0"/>
           <w:sz w:val="24"/>
         </w:rPr>
         <w:t>活动数据统计与分析</w:t>
@@ -8613,7 +9688,7 @@
     <w:p>
       <w:pPr>
         <w:spacing w:before="312" w:beforeLines="100" w:after="312" w:afterLines="100" w:line="400" w:lineRule="exact"/>
-        <w:ind w:firstLine="482" w:firstLineChars="200"/>
+        <w:ind w:firstLine="480" w:firstLineChars="200"/>
         <w:jc w:val="left"/>
         <w:rPr>
           <w:rFonts w:hint="eastAsia" w:ascii="宋体" w:hAnsi="宋体" w:cs="宋体"/>
@@ -8623,18 +9698,28 @@
       <w:r>
         <w:rPr>
           <w:rFonts w:hint="eastAsia" w:ascii="宋体" w:hAnsi="宋体" w:cs="宋体"/>
-          <w:b/>
-          <w:bCs/>
+          <w:b w:val="0"/>
+          <w:bCs w:val="0"/>
           <w:sz w:val="24"/>
         </w:rPr>
         <w:t>社团管理支持</w:t>
+      </w:r>
+      <w:r>
+        <w:rPr>
+          <w:rFonts w:hint="eastAsia" w:ascii="宋体" w:hAnsi="宋体" w:cs="宋体"/>
+          <w:b w:val="0"/>
+          <w:bCs w:val="0"/>
+          <w:sz w:val="24"/>
+          <w:lang w:eastAsia="zh-CN"/>
+        </w:rPr>
+        <w:t>：</w:t>
       </w:r>
       <w:r>
         <w:rPr>
           <w:rFonts w:hint="eastAsia" w:ascii="宋体" w:hAnsi="宋体" w:cs="宋体"/>
           <w:sz w:val="24"/>
         </w:rPr>
-        <w:t>：系统支持社团的创建、查询、成员管理以及管理员设置。社团的创建者默认为管理员，并且可以指定其他成员来协同管理社团。</w:t>
+        <w:t>系统支持社团的创建、查询、成员管理以及管理员设置。社团的创建者默认为管理员，并且可以指定其他成员来协同管理社团。</w:t>
       </w:r>
     </w:p>
     <w:p>
@@ -8652,7 +9737,7 @@
     <w:p>
       <w:pPr>
         <w:spacing w:before="312" w:beforeLines="100" w:after="312" w:afterLines="100" w:line="400" w:lineRule="exact"/>
-        <w:ind w:firstLine="482" w:firstLineChars="200"/>
+        <w:ind w:firstLine="480" w:firstLineChars="200"/>
         <w:jc w:val="left"/>
         <w:rPr>
           <w:rFonts w:hint="eastAsia" w:ascii="宋体" w:hAnsi="宋体" w:cs="宋体"/>
@@ -8662,8 +9747,8 @@
       <w:r>
         <w:rPr>
           <w:rFonts w:hint="eastAsia" w:ascii="宋体" w:hAnsi="宋体" w:cs="宋体"/>
-          <w:b/>
-          <w:bCs/>
+          <w:b w:val="0"/>
+          <w:bCs w:val="0"/>
           <w:sz w:val="24"/>
         </w:rPr>
         <w:t>性能需求</w:t>
@@ -8679,7 +9764,7 @@
     <w:p>
       <w:pPr>
         <w:spacing w:before="312" w:beforeLines="100" w:after="312" w:afterLines="100" w:line="400" w:lineRule="exact"/>
-        <w:ind w:firstLine="482" w:firstLineChars="200"/>
+        <w:ind w:firstLine="480" w:firstLineChars="200"/>
         <w:jc w:val="left"/>
         <w:rPr>
           <w:rFonts w:hint="eastAsia" w:ascii="宋体" w:hAnsi="宋体" w:cs="宋体"/>
@@ -8689,8 +9774,8 @@
       <w:r>
         <w:rPr>
           <w:rFonts w:hint="eastAsia" w:ascii="宋体" w:hAnsi="宋体" w:cs="宋体"/>
-          <w:b/>
-          <w:bCs/>
+          <w:b w:val="0"/>
+          <w:bCs w:val="0"/>
           <w:sz w:val="24"/>
         </w:rPr>
         <w:t>可靠性需求</w:t>
@@ -8736,7 +9821,7 @@
     <w:p>
       <w:pPr>
         <w:spacing w:before="312" w:beforeLines="100" w:after="312" w:afterLines="100" w:line="400" w:lineRule="exact"/>
-        <w:ind w:firstLine="482" w:firstLineChars="200"/>
+        <w:ind w:firstLine="480" w:firstLineChars="200"/>
         <w:jc w:val="left"/>
         <w:rPr>
           <w:rFonts w:hint="eastAsia" w:ascii="宋体" w:hAnsi="宋体" w:cs="宋体"/>
@@ -8746,8 +9831,8 @@
       <w:r>
         <w:rPr>
           <w:rFonts w:hint="eastAsia" w:ascii="宋体" w:hAnsi="宋体" w:cs="宋体"/>
-          <w:b/>
-          <w:bCs/>
+          <w:b w:val="0"/>
+          <w:bCs w:val="0"/>
           <w:sz w:val="24"/>
         </w:rPr>
         <w:t>安全性需求</w:t>
@@ -8778,7 +9863,7 @@
     <w:p>
       <w:pPr>
         <w:spacing w:before="312" w:beforeLines="100" w:after="312" w:afterLines="100" w:line="400" w:lineRule="exact"/>
-        <w:ind w:firstLine="482" w:firstLineChars="200"/>
+        <w:ind w:firstLine="480" w:firstLineChars="200"/>
         <w:jc w:val="left"/>
         <w:rPr>
           <w:rFonts w:hint="eastAsia" w:ascii="宋体" w:hAnsi="宋体" w:cs="宋体"/>
@@ -8788,8 +9873,10 @@
       <w:r>
         <w:rPr>
           <w:rFonts w:hint="eastAsia" w:ascii="宋体" w:hAnsi="宋体" w:cs="宋体"/>
-          <w:b/>
-          <w:bCs/>
+          <w:b w:val="0"/>
+          <w:bCs w:val="0"/>
+          <w:i w:val="0"/>
+          <w:iCs w:val="0"/>
           <w:sz w:val="24"/>
         </w:rPr>
         <w:t>可维护性需求</w:t>
@@ -8805,7 +9892,7 @@
     <w:p>
       <w:pPr>
         <w:spacing w:before="312" w:beforeLines="100" w:after="312" w:afterLines="100" w:line="400" w:lineRule="exact"/>
-        <w:ind w:firstLine="482" w:firstLineChars="200"/>
+        <w:ind w:firstLine="480" w:firstLineChars="200"/>
         <w:jc w:val="left"/>
         <w:rPr>
           <w:rFonts w:hint="eastAsia" w:ascii="宋体" w:hAnsi="宋体" w:cs="宋体"/>
@@ -8815,8 +9902,8 @@
       <w:r>
         <w:rPr>
           <w:rFonts w:hint="eastAsia" w:ascii="宋体" w:hAnsi="宋体" w:cs="宋体"/>
-          <w:b/>
-          <w:bCs/>
+          <w:b w:val="0"/>
+          <w:bCs w:val="0"/>
           <w:sz w:val="24"/>
         </w:rPr>
         <w:t>可用性需求</w:t>
@@ -8832,14 +9919,14 @@
     <w:p>
       <w:pPr>
         <w:spacing w:before="312" w:beforeLines="100" w:after="312" w:afterLines="100" w:line="400" w:lineRule="exact"/>
-        <w:ind w:firstLine="482" w:firstLineChars="200"/>
+        <w:ind w:firstLine="480" w:firstLineChars="200"/>
         <w:jc w:val="left"/>
       </w:pPr>
       <w:r>
         <w:rPr>
           <w:rFonts w:hint="eastAsia" w:ascii="宋体" w:hAnsi="宋体" w:cs="宋体"/>
-          <w:b/>
-          <w:bCs/>
+          <w:b w:val="0"/>
+          <w:bCs w:val="0"/>
           <w:sz w:val="24"/>
         </w:rPr>
         <w:t>可移植性需求</w:t>
@@ -8933,7 +10020,7 @@
           <w:vertAlign w:val="superscript"/>
           <w:lang w:eastAsia="zh-CN"/>
         </w:rPr>
-        <w:t>[10]</w:t>
+        <w:t>[12]</w:t>
       </w:r>
       <w:r>
         <w:rPr>
@@ -9045,7 +10132,7 @@
           <w:vertAlign w:val="superscript"/>
           <w:lang w:eastAsia="zh-CN"/>
         </w:rPr>
-        <w:t>[11]</w:t>
+        <w:t>[13]</w:t>
       </w:r>
       <w:r>
         <w:rPr>
@@ -9076,7 +10163,7 @@
         <w:pStyle w:val="31"/>
         <w:spacing w:before="312" w:after="312"/>
         <w:rPr>
-          <w:rFonts w:hint="eastAsia" w:ascii="Times New Roman" w:hAnsi="Times New Roman" w:eastAsia="宋体"/>
+          <w:rFonts w:hint="eastAsia"/>
           <w:lang w:eastAsia="zh-CN"/>
         </w:rPr>
       </w:pPr>
@@ -9113,7 +10200,7 @@
           <w:vertAlign w:val="superscript"/>
           <w:lang w:eastAsia="zh-CN"/>
         </w:rPr>
-        <w:t>[12]</w:t>
+        <w:t>[14]</w:t>
       </w:r>
       <w:r>
         <w:rPr>
@@ -9152,120 +10239,22 @@
         </w:rPr>
         <w:t>。</w:t>
       </w:r>
+      <w:bookmarkStart w:id="31" w:name="_Toc11890"/>
     </w:p>
     <w:p>
       <w:pPr>
-        <w:pStyle w:val="29"/>
-        <w:spacing w:before="312" w:after="312"/>
-        <w:outlineLvl w:val="0"/>
+        <w:rPr>
+          <w:rFonts w:hint="eastAsia"/>
+          <w:lang w:eastAsia="zh-CN"/>
+        </w:rPr>
       </w:pPr>
-    </w:p>
-    <w:p>
-      <w:pPr>
-        <w:pStyle w:val="29"/>
-        <w:spacing w:before="312" w:after="312"/>
-        <w:outlineLvl w:val="0"/>
-      </w:pPr>
-    </w:p>
-    <w:p>
-      <w:pPr>
-        <w:pStyle w:val="29"/>
-        <w:spacing w:before="312" w:after="312"/>
-        <w:outlineLvl w:val="0"/>
-      </w:pPr>
-    </w:p>
-    <w:p>
-      <w:pPr>
-        <w:pStyle w:val="29"/>
-        <w:spacing w:before="312" w:after="312"/>
-        <w:outlineLvl w:val="0"/>
-      </w:pPr>
-    </w:p>
-    <w:p>
-      <w:pPr>
-        <w:pStyle w:val="29"/>
-        <w:spacing w:before="312" w:after="312"/>
-        <w:outlineLvl w:val="0"/>
-      </w:pPr>
-    </w:p>
-    <w:p>
-      <w:pPr>
-        <w:pStyle w:val="29"/>
-        <w:spacing w:before="312" w:after="312"/>
-        <w:outlineLvl w:val="0"/>
-      </w:pPr>
-    </w:p>
-    <w:p>
-      <w:pPr>
-        <w:pStyle w:val="29"/>
-        <w:spacing w:before="312" w:after="312"/>
-        <w:outlineLvl w:val="0"/>
-      </w:pPr>
-    </w:p>
-    <w:p>
-      <w:pPr>
-        <w:pStyle w:val="29"/>
-        <w:spacing w:before="312" w:after="312"/>
-        <w:outlineLvl w:val="0"/>
-      </w:pPr>
-    </w:p>
-    <w:p>
-      <w:pPr>
-        <w:pStyle w:val="29"/>
-        <w:spacing w:before="312" w:after="312"/>
-        <w:outlineLvl w:val="0"/>
-      </w:pPr>
-    </w:p>
-    <w:p>
-      <w:pPr>
-        <w:pStyle w:val="29"/>
-        <w:spacing w:before="312" w:after="312"/>
-        <w:outlineLvl w:val="0"/>
-      </w:pPr>
-    </w:p>
-    <w:p>
-      <w:pPr>
-        <w:pStyle w:val="29"/>
-        <w:spacing w:before="312" w:after="312"/>
-        <w:outlineLvl w:val="0"/>
-      </w:pPr>
-    </w:p>
-    <w:p>
-      <w:pPr>
-        <w:pStyle w:val="29"/>
-        <w:spacing w:before="312" w:after="312"/>
-        <w:outlineLvl w:val="0"/>
-      </w:pPr>
-    </w:p>
-    <w:p>
-      <w:pPr>
-        <w:pStyle w:val="29"/>
-        <w:spacing w:before="312" w:after="312"/>
-        <w:outlineLvl w:val="0"/>
-      </w:pPr>
-    </w:p>
-    <w:p>
-      <w:pPr>
-        <w:pStyle w:val="29"/>
-        <w:spacing w:before="312" w:after="312"/>
-        <w:outlineLvl w:val="0"/>
-      </w:pPr>
-    </w:p>
-    <w:p>
-      <w:pPr>
-        <w:pStyle w:val="29"/>
-        <w:spacing w:before="312" w:after="312"/>
-        <w:jc w:val="both"/>
-        <w:outlineLvl w:val="0"/>
-      </w:pPr>
-    </w:p>
-    <w:p>
-      <w:pPr>
-        <w:pStyle w:val="29"/>
-        <w:spacing w:before="312" w:after="312"/>
-        <w:outlineLvl w:val="0"/>
-      </w:pPr>
-      <w:bookmarkStart w:id="31" w:name="_Toc11890"/>
+      <w:r>
+        <w:rPr>
+          <w:rFonts w:hint="eastAsia"/>
+          <w:lang w:eastAsia="zh-CN"/>
+        </w:rPr>
+        <w:br w:type="page"/>
+      </w:r>
     </w:p>
     <w:p>
       <w:pPr>
@@ -9347,7 +10336,7 @@
           <w:vertAlign w:val="superscript"/>
           <w:lang w:val="en-US"/>
         </w:rPr>
-        <w:t>[13]</w:t>
+        <w:t>[15]</w:t>
       </w:r>
       <w:r>
         <w:rPr>
@@ -9371,17 +10360,17 @@
         <w:ind w:firstLine="482"/>
         <w:outlineLvl w:val="9"/>
         <w:rPr>
-          <w:b/>
-          <w:bCs/>
+          <w:b w:val="0"/>
+          <w:bCs w:val="0"/>
         </w:rPr>
       </w:pPr>
-      <w:bookmarkStart w:id="33" w:name="_Toc15777"/>
-      <w:bookmarkStart w:id="34" w:name="_Toc11318"/>
+      <w:bookmarkStart w:id="33" w:name="_Toc11318"/>
+      <w:bookmarkStart w:id="34" w:name="_Toc15777"/>
       <w:r>
         <w:rPr>
           <w:rFonts w:hint="default"/>
-          <w:b/>
-          <w:bCs/>
+          <w:b w:val="0"/>
+          <w:bCs w:val="0"/>
         </w:rPr>
         <w:t>（1）微信小程序前端</w:t>
       </w:r>
@@ -9442,17 +10431,17 @@
         <w:ind w:firstLine="482"/>
         <w:outlineLvl w:val="9"/>
         <w:rPr>
-          <w:b/>
-          <w:bCs/>
+          <w:b w:val="0"/>
+          <w:bCs w:val="0"/>
         </w:rPr>
       </w:pPr>
       <w:r>
         <w:rPr>
           <w:rFonts w:hint="default"/>
-          <w:b/>
-          <w:bCs/>
-        </w:rPr>
-        <w:t>（2） 后端服务</w:t>
+          <w:b w:val="0"/>
+          <w:bCs w:val="0"/>
+        </w:rPr>
+        <w:t>（2）后端服务</w:t>
       </w:r>
       <w:bookmarkEnd w:id="35"/>
       <w:bookmarkEnd w:id="36"/>
@@ -9465,8 +10454,8 @@
           <w:rFonts w:hint="default"/>
         </w:rPr>
       </w:pPr>
-      <w:bookmarkStart w:id="37" w:name="_Toc3189"/>
-      <w:bookmarkStart w:id="38" w:name="_Toc16477"/>
+      <w:bookmarkStart w:id="37" w:name="_Toc16477"/>
+      <w:bookmarkStart w:id="38" w:name="_Toc3189"/>
       <w:r>
         <w:rPr>
           <w:rFonts w:hint="default"/>
@@ -9495,6 +10484,8 @@
         <w:bidi w:val="0"/>
         <w:rPr>
           <w:rFonts w:hint="default"/>
+          <w:b/>
+          <w:bCs/>
         </w:rPr>
       </w:pPr>
       <w:r>
@@ -9511,30 +10502,17 @@
         <w:ind w:firstLine="482"/>
         <w:outlineLvl w:val="9"/>
         <w:rPr>
+          <w:b w:val="0"/>
+          <w:bCs w:val="0"/>
+        </w:rPr>
+      </w:pPr>
+      <w:r>
+        <w:rPr>
           <w:rFonts w:hint="default"/>
-          <w:b/>
-          <w:bCs/>
-        </w:rPr>
-      </w:pPr>
-    </w:p>
-    <w:p>
-      <w:pPr>
-        <w:pStyle w:val="31"/>
-        <w:spacing w:before="312" w:after="312"/>
-        <w:ind w:firstLine="482"/>
-        <w:outlineLvl w:val="9"/>
-        <w:rPr>
-          <w:b/>
-          <w:bCs/>
-        </w:rPr>
-      </w:pPr>
-      <w:r>
-        <w:rPr>
-          <w:rFonts w:hint="default"/>
-          <w:b/>
-          <w:bCs/>
-        </w:rPr>
-        <w:t>（3） MySQL 数据库</w:t>
+          <w:b w:val="0"/>
+          <w:bCs w:val="0"/>
+        </w:rPr>
+        <w:t>（3）MySQL 数据库</w:t>
       </w:r>
       <w:bookmarkEnd w:id="37"/>
       <w:bookmarkEnd w:id="38"/>
@@ -9580,7 +10558,7 @@
           <w:vertAlign w:val="superscript"/>
           <w:lang w:val="en-US"/>
         </w:rPr>
-        <w:t>[14]</w:t>
+        <w:t>[16]</w:t>
       </w:r>
       <w:r>
         <w:rPr>
@@ -9716,7 +10694,7 @@
           <w:vertAlign w:val="superscript"/>
           <w:lang w:val="en-US"/>
         </w:rPr>
-        <w:t>[15]</w:t>
+        <w:t>[17]</w:t>
       </w:r>
       <w:r>
         <w:rPr>
@@ -9789,7 +10767,7 @@
         <w:fldChar w:fldCharType="separate"/>
       </w:r>
       <w:r>
-        <w:t>图4. 1</w:t>
+        <w:t>图4.1</w:t>
       </w:r>
       <w:r>
         <w:rPr>
@@ -10125,7 +11103,7 @@
           <w:rStyle w:val="36"/>
           <w:rFonts w:hint="default"/>
         </w:rPr>
-        <w:t>针对管理端的功能需求进行分析，管理员能够执行的核心用例包括：基础管理 ：用户管理（查看/管理用户）、社团管理（创建/审核/维护社团信息）。活动运营 ：发布新活动、编辑活动信息、审核活动申请、上下架活动。流程管控：审核用户的社团加入申请、审核用户的活动报名申请。这些用例赋能管理者实现了对校园活动的高效组织与精细化管理。系统管理员用例如</w:t>
+        <w:t>针对管理端的功能需求进行分析，管理员能够执行的核心用例包括：基础管理：用户管理（查看/管理用户）、社团管理（创建/审核/维护社团信息）。活动运营：发布新活动、编辑活动信息、审核活动申请、上下架活动。流程管控：审核用户的社团加入申请、审核用户的活动报名申请。这些用例赋能管理者实现了对校园活动的高效组织与精细化管理。系统管理员用例如</w:t>
       </w:r>
       <w:r>
         <w:rPr>
@@ -10152,7 +11130,10 @@
         <w:fldChar w:fldCharType="separate"/>
       </w:r>
       <w:r>
-        <w:t>图4. 3</w:t>
+        <w:rPr>
+          <w:rStyle w:val="36"/>
+        </w:rPr>
+        <w:t>图4.3</w:t>
       </w:r>
       <w:r>
         <w:rPr>
@@ -10167,7 +11148,14 @@
           <w:rStyle w:val="36"/>
           <w:rFonts w:hint="default"/>
         </w:rPr>
-        <w:t>所示：</w:t>
+        <w:t>所示</w:t>
+      </w:r>
+      <w:r>
+        <w:rPr>
+          <w:rStyle w:val="36"/>
+          <w:rFonts w:hint="default"/>
+        </w:rPr>
+        <w:t>：</w:t>
       </w:r>
     </w:p>
     <w:p>
@@ -10312,8 +11300,8 @@
       </w:pPr>
       <w:r>
         <w:rPr>
-          <w:b/>
-          <w:bCs/>
+          <w:b w:val="0"/>
+          <w:bCs w:val="0"/>
         </w:rPr>
         <w:t>用户表</w:t>
       </w:r>
@@ -10475,8 +11463,8 @@
       </w:pPr>
       <w:r>
         <w:rPr>
-          <w:b/>
-          <w:bCs/>
+          <w:b w:val="0"/>
+          <w:bCs w:val="0"/>
         </w:rPr>
         <w:t>社团表</w:t>
       </w:r>
@@ -10658,8 +11646,8 @@
       </w:pPr>
       <w:r>
         <w:rPr>
-          <w:b/>
-          <w:bCs/>
+          <w:b w:val="0"/>
+          <w:bCs w:val="0"/>
         </w:rPr>
         <w:t>活动表</w:t>
       </w:r>
@@ -10844,8 +11832,8 @@
       </w:pPr>
       <w:r>
         <w:rPr>
-          <w:b/>
-          <w:bCs/>
+          <w:b w:val="0"/>
+          <w:bCs w:val="0"/>
         </w:rPr>
         <w:t>活动报名表</w:t>
       </w:r>
@@ -11011,8 +11999,8 @@
       </w:pPr>
       <w:r>
         <w:rPr>
-          <w:b/>
-          <w:bCs/>
+          <w:b w:val="0"/>
+          <w:bCs w:val="0"/>
         </w:rPr>
         <w:t>社团成员表</w:t>
       </w:r>
@@ -11215,8 +12203,8 @@
       </w:pPr>
       <w:r>
         <w:rPr>
-          <w:b/>
-          <w:bCs/>
+          <w:b w:val="0"/>
+          <w:bCs w:val="0"/>
         </w:rPr>
         <w:t>用户表</w:t>
       </w:r>
@@ -14241,8 +15229,8 @@
       </w:pPr>
       <w:r>
         <w:rPr>
-          <w:b/>
-          <w:bCs/>
+          <w:b w:val="0"/>
+          <w:bCs w:val="0"/>
         </w:rPr>
         <w:t>社团表</w:t>
       </w:r>
@@ -15726,8 +16714,8 @@
       </w:pPr>
       <w:r>
         <w:rPr>
-          <w:b/>
-          <w:bCs/>
+          <w:b w:val="0"/>
+          <w:bCs w:val="0"/>
         </w:rPr>
         <w:t>活动表</w:t>
       </w:r>
@@ -19333,8 +20321,8 @@
       </w:pPr>
       <w:r>
         <w:rPr>
-          <w:b/>
-          <w:bCs/>
+          <w:b w:val="0"/>
+          <w:bCs w:val="0"/>
         </w:rPr>
         <w:t>活动报名表</w:t>
       </w:r>
@@ -19373,7 +20361,7 @@
         <w:fldChar w:fldCharType="separate"/>
       </w:r>
       <w:r>
-        <w:t>表4. 4</w:t>
+        <w:t>表4.4</w:t>
       </w:r>
       <w:r>
         <w:rPr>
@@ -21177,8 +22165,8 @@
       </w:pPr>
       <w:r>
         <w:rPr>
-          <w:b/>
-          <w:bCs/>
+          <w:b w:val="0"/>
+          <w:bCs w:val="0"/>
         </w:rPr>
         <w:t>社团成员表</w:t>
       </w:r>
@@ -21207,7 +22195,7 @@
         <w:fldChar w:fldCharType="separate"/>
       </w:r>
       <w:r>
-        <w:t>表4. 5</w:t>
+        <w:t>表4.5</w:t>
       </w:r>
       <w:r>
         <w:rPr>
@@ -22592,8 +23580,8 @@
       </w:pPr>
       <w:r>
         <w:rPr>
-          <w:b/>
-          <w:bCs/>
+          <w:b w:val="0"/>
+          <w:bCs w:val="0"/>
         </w:rPr>
         <w:t>活动签到表</w:t>
       </w:r>
@@ -22622,7 +23610,7 @@
         <w:fldChar w:fldCharType="separate"/>
       </w:r>
       <w:r>
-        <w:t>表4. 6</w:t>
+        <w:t>表4.6</w:t>
       </w:r>
       <w:r>
         <w:rPr>
@@ -23694,124 +24682,9 @@
       </w:tr>
     </w:tbl>
     <w:p>
-      <w:pPr>
-        <w:pStyle w:val="38"/>
-        <w:jc w:val="both"/>
-      </w:pPr>
-    </w:p>
-    <w:p>
-      <w:pPr>
-        <w:pStyle w:val="38"/>
-        <w:rPr>
-          <w:rFonts w:hint="eastAsia"/>
-        </w:rPr>
-      </w:pPr>
-    </w:p>
-    <w:p>
-      <w:pPr>
-        <w:pStyle w:val="30"/>
-        <w:spacing w:before="312" w:after="312"/>
-      </w:pPr>
-    </w:p>
-    <w:p>
-      <w:pPr>
-        <w:pStyle w:val="30"/>
-        <w:spacing w:before="312" w:after="312"/>
-      </w:pPr>
-    </w:p>
-    <w:p>
-      <w:pPr>
-        <w:pStyle w:val="30"/>
-        <w:spacing w:before="312" w:after="312"/>
-      </w:pPr>
-    </w:p>
-    <w:p>
-      <w:pPr>
-        <w:pStyle w:val="30"/>
-        <w:spacing w:before="312" w:after="312"/>
-      </w:pPr>
-    </w:p>
-    <w:p>
-      <w:pPr>
-        <w:pStyle w:val="30"/>
-        <w:spacing w:before="312" w:after="312"/>
-      </w:pPr>
-    </w:p>
-    <w:p>
-      <w:pPr>
-        <w:pStyle w:val="30"/>
-        <w:spacing w:before="312" w:after="312"/>
-      </w:pPr>
-    </w:p>
-    <w:p>
-      <w:pPr>
-        <w:pStyle w:val="29"/>
-        <w:spacing w:before="312" w:after="312"/>
-        <w:outlineLvl w:val="0"/>
-      </w:pPr>
-    </w:p>
-    <w:p>
-      <w:pPr>
-        <w:pStyle w:val="29"/>
-        <w:spacing w:before="312" w:after="312"/>
-        <w:outlineLvl w:val="0"/>
-      </w:pPr>
-    </w:p>
-    <w:p>
-      <w:pPr>
-        <w:pStyle w:val="29"/>
-        <w:spacing w:before="312" w:after="312"/>
-        <w:outlineLvl w:val="0"/>
-      </w:pPr>
-    </w:p>
-    <w:p>
-      <w:pPr>
-        <w:pStyle w:val="29"/>
-        <w:spacing w:before="312" w:after="312"/>
-        <w:outlineLvl w:val="0"/>
-      </w:pPr>
-    </w:p>
-    <w:p>
-      <w:pPr>
-        <w:pStyle w:val="29"/>
-        <w:spacing w:before="312" w:after="312"/>
-        <w:outlineLvl w:val="0"/>
-      </w:pPr>
-    </w:p>
-    <w:p>
-      <w:pPr>
-        <w:pStyle w:val="29"/>
-        <w:spacing w:before="312" w:after="312"/>
-        <w:outlineLvl w:val="0"/>
-      </w:pPr>
-    </w:p>
-    <w:p>
-      <w:pPr>
-        <w:pStyle w:val="29"/>
-        <w:spacing w:before="312" w:after="312"/>
-        <w:outlineLvl w:val="0"/>
-      </w:pPr>
-    </w:p>
-    <w:p>
-      <w:pPr>
-        <w:pStyle w:val="29"/>
-        <w:spacing w:before="312" w:after="312"/>
-        <w:outlineLvl w:val="0"/>
-      </w:pPr>
-    </w:p>
-    <w:p>
-      <w:pPr>
-        <w:pStyle w:val="29"/>
-        <w:spacing w:before="312" w:after="312"/>
-        <w:outlineLvl w:val="0"/>
-      </w:pPr>
-    </w:p>
-    <w:p>
-      <w:pPr>
-        <w:pStyle w:val="29"/>
-        <w:spacing w:before="312" w:after="312"/>
-        <w:outlineLvl w:val="0"/>
-      </w:pPr>
+      <w:r>
+        <w:br w:type="page"/>
+      </w:r>
     </w:p>
     <w:p>
       <w:pPr>
@@ -23889,7 +24762,7 @@
           <w:vertAlign w:val="superscript"/>
           <w:lang w:eastAsia="zh-CN"/>
         </w:rPr>
-        <w:t>[16]</w:t>
+        <w:t>[18]</w:t>
       </w:r>
       <w:r>
         <w:rPr>
@@ -25203,7 +26076,7 @@
           <w:vertAlign w:val="superscript"/>
           <w:lang w:val="en-US"/>
         </w:rPr>
-        <w:t>[17]</w:t>
+        <w:t>[19]</w:t>
       </w:r>
       <w:r>
         <w:rPr>
@@ -25241,7 +26114,7 @@
         <w:fldChar w:fldCharType="separate"/>
       </w:r>
       <w:r>
-        <w:t>图5. 7</w:t>
+        <w:t>图5.7</w:t>
       </w:r>
       <w:r>
         <w:rPr>
@@ -25292,7 +26165,7 @@
         <w:fldChar w:fldCharType="separate"/>
       </w:r>
       <w:r>
-        <w:t>图5. 8</w:t>
+        <w:t>图5.8</w:t>
       </w:r>
       <w:r>
         <w:rPr>
@@ -25356,7 +26229,7 @@
         <w:fldChar w:fldCharType="separate"/>
       </w:r>
       <w:r>
-        <w:t>图5. 9</w:t>
+        <w:t>图5.9</w:t>
       </w:r>
       <w:r>
         <w:rPr>
@@ -26303,53 +27176,7 @@
         <w:rPr>
           <w:rFonts w:hint="default"/>
         </w:rPr>
-        <w:t>数据统计模块通过大数据分析和可视化技术，将运营数据转化为直观图表，辅助科学决策</w:t>
-      </w:r>
-      <w:r>
-        <w:rPr>
-          <w:rFonts w:hint="default"/>
-          <w:vertAlign w:val="superscript"/>
-          <w:lang w:val="en-US"/>
-        </w:rPr>
-        <w:fldChar w:fldCharType="begin"/>
-      </w:r>
-      <w:r>
-        <w:rPr>
-          <w:rFonts w:hint="default"/>
-          <w:vertAlign w:val="superscript"/>
-          <w:lang w:val="en-US"/>
-        </w:rPr>
-        <w:instrText xml:space="preserve"> REF _Ref14678 \r \h </w:instrText>
-      </w:r>
-      <w:r>
-        <w:rPr>
-          <w:rFonts w:hint="default"/>
-          <w:vertAlign w:val="superscript"/>
-          <w:lang w:val="en-US"/>
-        </w:rPr>
-        <w:fldChar w:fldCharType="separate"/>
-      </w:r>
-      <w:r>
-        <w:rPr>
-          <w:rFonts w:hint="default"/>
-          <w:vertAlign w:val="superscript"/>
-          <w:lang w:val="en-US"/>
-        </w:rPr>
-        <w:t>[18]</w:t>
-      </w:r>
-      <w:r>
-        <w:rPr>
-          <w:rFonts w:hint="default"/>
-          <w:vertAlign w:val="superscript"/>
-          <w:lang w:val="en-US"/>
-        </w:rPr>
-        <w:fldChar w:fldCharType="end"/>
-      </w:r>
-      <w:r>
-        <w:rPr>
-          <w:rFonts w:hint="default"/>
-        </w:rPr>
-        <w:t>。实时统计报名人数、签到率、社团活跃度等指标，利用 ECharts 渲染为柱状图、饼图和折线图。管理者</w:t>
+        <w:t>数据统计模块通过大数据分析和可视化技术，将运营数据转化为直观图表，辅助科学决策。实时统计报名人数、签到率、社团活跃度等指标，利用 ECharts 渲染为柱状图、饼图和折线图。管理者</w:t>
       </w:r>
       <w:r>
         <w:rPr>
@@ -26954,13 +27781,18 @@
     </w:tbl>
     <w:p>
       <w:pPr>
-        <w:pStyle w:val="30"/>
-        <w:bidi w:val="0"/>
         <w:rPr>
           <w:rFonts w:hint="eastAsia"/>
           <w:lang w:eastAsia="zh-CN"/>
         </w:rPr>
       </w:pPr>
+      <w:r>
+        <w:rPr>
+          <w:rFonts w:hint="eastAsia"/>
+          <w:lang w:eastAsia="zh-CN"/>
+        </w:rPr>
+        <w:br w:type="page"/>
+      </w:r>
     </w:p>
     <w:p>
       <w:pPr>
@@ -27406,8 +28238,8 @@
       <w:r>
         <w:rPr>
           <w:rFonts w:hint="eastAsia" w:ascii="宋体" w:hAnsi="宋体" w:eastAsia="宋体" w:cs="宋体"/>
-          <w:b/>
-          <w:bCs/>
+          <w:b w:val="0"/>
+          <w:bCs w:val="0"/>
           <w:kern w:val="2"/>
           <w:sz w:val="24"/>
           <w:szCs w:val="24"/>
@@ -27516,6 +28348,12 @@
             <w:insideH w:val="none" w:color="auto" w:sz="0" w:space="0"/>
             <w:insideV w:val="none" w:color="auto" w:sz="0" w:space="0"/>
           </w:tblBorders>
+          <w:tblCellMar>
+            <w:top w:w="0" w:type="dxa"/>
+            <w:left w:w="10" w:type="dxa"/>
+            <w:bottom w:w="0" w:type="dxa"/>
+            <w:right w:w="10" w:type="dxa"/>
+          </w:tblCellMar>
         </w:tblPrEx>
         <w:trPr>
           <w:jc w:val="center"/>
@@ -28541,7 +29379,7 @@
           <w:rFonts w:hint="eastAsia"/>
           <w:lang w:eastAsia="zh-CN"/>
         </w:rPr>
-        <w:t>模块共执行了 4 个测试用例，测试结果显示，系统后端能准确校验用户身份凭证，对错误密码、空账号等非法请求均能做出及时的拦截并给出明确提示，登录过程响应迅速且状态保持稳定。本模块测试通过率为 100%，</w:t>
+        <w:t>模块共执行了4个测试用例，测试结果显示，系统后端能准确校验用户身份凭证，对错误密码、空账号等非法请求均能做出及时的拦截并给出明确提示，登录过程响应迅速且状态保持稳定。本模块测试通过率为 100%，</w:t>
       </w:r>
       <w:r>
         <w:t>部分测试结果如</w:t>
@@ -28710,20 +29548,11 @@
       <w:r>
         <w:rPr>
           <w:rFonts w:hint="default"/>
-          <w:b/>
-          <w:bCs/>
-          <w:lang w:val="en-US" w:eastAsia="zh-CN"/>
-        </w:rPr>
-        <w:t>用户注册功能</w:t>
-      </w:r>
-      <w:r>
-        <w:rPr>
-          <w:rFonts w:hint="default"/>
           <w:b w:val="0"/>
           <w:bCs w:val="0"/>
           <w:lang w:val="en-US" w:eastAsia="zh-CN"/>
         </w:rPr>
-        <w:t>测试</w:t>
+        <w:t>用户注册功能测试</w:t>
       </w:r>
       <w:r>
         <w:rPr>
@@ -29922,7 +30751,7 @@
           <w:rFonts w:hint="default"/>
           <w:lang w:val="en-US" w:eastAsia="zh-CN"/>
         </w:rPr>
-        <w:t>前端的数据校验机制。系统在处理正常的注册请求之外，还能有效识别出几种业务逻辑异常，比如账号冲突、两次输入的密码不一致、必填字段没有填写等。保证了数据库里存储的用户信息是唯一且规范的。本模块测试通过率为 100%，部分测试结果如</w:t>
+        <w:t>前端的数据校验机制。系统在处理正常的注册请求之外，还能有效识别出几种业务逻辑异常，比如账号冲突、两次输入的密码不一致、必填字段没有填写等。保证了数据库里存储的用户信息是唯一且规范的。本模块测试通过率为100%，部分测试结果如</w:t>
       </w:r>
       <w:r>
         <w:rPr>
@@ -30082,20 +30911,7 @@
         </w:numPr>
         <w:bidi w:val="0"/>
         <w:ind w:left="425" w:leftChars="0" w:hanging="425" w:firstLineChars="0"/>
-        <w:rPr>
-          <w:rFonts w:hint="default"/>
-          <w:lang w:val="en-US" w:eastAsia="zh-CN"/>
-        </w:rPr>
       </w:pPr>
-      <w:r>
-        <w:rPr>
-          <w:rFonts w:hint="default"/>
-          <w:b/>
-          <w:bCs/>
-          <w:lang w:val="en-US" w:eastAsia="zh-CN"/>
-        </w:rPr>
-        <w:t>社团管理功能</w:t>
-      </w:r>
       <w:r>
         <w:rPr>
           <w:rFonts w:hint="default"/>
@@ -30103,7 +30919,7 @@
           <w:bCs w:val="0"/>
           <w:lang w:val="en-US" w:eastAsia="zh-CN"/>
         </w:rPr>
-        <w:t>测试</w:t>
+        <w:t>社团管理功能测试</w:t>
       </w:r>
       <w:r>
         <w:rPr>
@@ -30126,23 +30942,20 @@
         </w:rPr>
         <w:t>管理员审核操作的数据状态变更。</w:t>
       </w:r>
-    </w:p>
-    <w:p>
-      <w:pPr>
-        <w:pStyle w:val="38"/>
-        <w:bidi w:val="0"/>
+      <w:r>
         <w:rPr>
           <w:rFonts w:hint="default"/>
           <w:lang w:val="en-US" w:eastAsia="zh-CN"/>
         </w:rPr>
-      </w:pPr>
-    </w:p>
-    <w:p>
-      <w:pPr>
-        <w:pStyle w:val="38"/>
-        <w:bidi w:val="0"/>
-        <w:jc w:val="both"/>
-      </w:pPr>
+        <w:br w:type="textWrapping"/>
+      </w:r>
+      <w:r>
+        <w:rPr>
+          <w:rFonts w:hint="default"/>
+          <w:lang w:val="en-US" w:eastAsia="zh-CN"/>
+        </w:rPr>
+        <w:br w:type="textWrapping"/>
+      </w:r>
     </w:p>
     <w:p>
       <w:pPr>
@@ -31061,7 +31874,7 @@
           <w:rFonts w:hint="eastAsia"/>
           <w:lang w:val="en-US" w:eastAsia="zh-CN"/>
         </w:rPr>
-        <w:t>这个模块一共执行了3个测试用例。测试结果表明，系统在处理社团业务时具备清晰的状态流转逻辑。系统能够准确记录成员与社团之间的关系，并能有效防止重复加入等数据冗余问题。社团列表的查询和详情展示都能实时同步数据库中的状态。本模块测试通过率为 100%，</w:t>
+        <w:t>这个模块一共执行了3个测试用例。测试结果表明，系统在处理社团业务时具备清晰的状态流转逻辑。系统能够准确记录成员与社团之间的关系，并能有效防止重复加入等数据冗余问题。社团列表的查询和详情展示都能实时同步数据库中的状态。本模块测试通过率为100%，</w:t>
       </w:r>
       <w:r>
         <w:rPr>
@@ -31241,27 +32054,18 @@
       <w:r>
         <w:rPr>
           <w:rFonts w:hint="default"/>
-          <w:b/>
-          <w:bCs/>
-          <w:lang w:val="en-US" w:eastAsia="zh-CN"/>
-        </w:rPr>
-        <w:t>活动发布与审核功能</w:t>
-      </w:r>
-      <w:r>
-        <w:rPr>
-          <w:rFonts w:hint="default"/>
           <w:b w:val="0"/>
           <w:bCs w:val="0"/>
           <w:lang w:val="en-US" w:eastAsia="zh-CN"/>
         </w:rPr>
-        <w:t>测试社团管理员发布活动以及超级管理员审核活动的整个流程。测试的内容包括富文本编辑功能是否正常、时间选择控件是否有效，以及活动被审核驳回之后的状态流转是否正确</w:t>
+        <w:t>活动发布与审核功能测试社团管理员发布活动以及超级管理员审核活动的整个流程。测试的内容包括富文本编辑功能是否正常、时间选择控件是否有效，以及活动被审核驳回之后的状态流转是否正确</w:t>
       </w:r>
       <w:r>
         <w:rPr>
           <w:rFonts w:hint="default"/>
           <w:lang w:val="en-US" w:eastAsia="zh-CN"/>
         </w:rPr>
-        <w:t xml:space="preserve">。 </w:t>
+        <w:t>。</w:t>
       </w:r>
     </w:p>
     <w:p>
@@ -32492,7 +33296,7 @@
           <w:rFonts w:hint="default"/>
           <w:lang w:val="en-US" w:eastAsia="zh-CN"/>
         </w:rPr>
-        <w:t>管理员审核权限等核心环节。所有测试用例的实际结果都和预期目标一致。这成功验证了活动发布流程的严密性，也验证了审核流转的稳定性。本模块测试通过率为 100%，部分测试结果如</w:t>
+        <w:t>管理员审核权限等核心环节。所有测试用例的实际结果都和预期目标一致。这成功验证了活动发布流程的严密性，也验证了审核流转的稳定性。本模块测试通过率为100%，部分测试结果如</w:t>
       </w:r>
       <w:r>
         <w:rPr>
@@ -32653,20 +33457,11 @@
       <w:r>
         <w:rPr>
           <w:rFonts w:hint="default"/>
-          <w:b/>
-          <w:bCs/>
-          <w:lang w:val="en-US" w:eastAsia="zh-CN"/>
-        </w:rPr>
-        <w:t>活动报名与签到功能</w:t>
-      </w:r>
-      <w:r>
-        <w:rPr>
-          <w:rFonts w:hint="default"/>
           <w:b w:val="0"/>
           <w:bCs w:val="0"/>
           <w:lang w:val="en-US" w:eastAsia="zh-CN"/>
         </w:rPr>
-        <w:t>测试的核心是验证报名逻辑和现场扫码签到</w:t>
+        <w:t>活动报名与签到功能测试的核心是验证报名逻辑和现场扫码签到</w:t>
       </w:r>
       <w:r>
         <w:rPr>
@@ -32788,12 +33583,6 @@
             <w:insideH w:val="none" w:color="auto" w:sz="0" w:space="0"/>
             <w:insideV w:val="none" w:color="auto" w:sz="0" w:space="0"/>
           </w:tblBorders>
-          <w:tblCellMar>
-            <w:top w:w="0" w:type="dxa"/>
-            <w:left w:w="10" w:type="dxa"/>
-            <w:bottom w:w="0" w:type="dxa"/>
-            <w:right w:w="10" w:type="dxa"/>
-          </w:tblCellMar>
         </w:tblPrEx>
         <w:trPr>
           <w:jc w:val="center"/>
@@ -34265,7 +35054,7 @@
           <w:rFonts w:hint="default"/>
           <w:lang w:val="en-US" w:eastAsia="zh-CN"/>
         </w:rPr>
-        <w:t>。本模块整体通过率为 100%，部分测试结果如</w:t>
+        <w:t>。本模块整体通过率为100%，部分测试结果如</w:t>
       </w:r>
       <w:r>
         <w:rPr>
@@ -34987,6 +35776,12 @@
             <w:insideH w:val="none" w:color="auto" w:sz="0" w:space="0"/>
             <w:insideV w:val="none" w:color="auto" w:sz="0" w:space="0"/>
           </w:tblBorders>
+          <w:tblCellMar>
+            <w:top w:w="0" w:type="dxa"/>
+            <w:left w:w="10" w:type="dxa"/>
+            <w:bottom w:w="0" w:type="dxa"/>
+            <w:right w:w="10" w:type="dxa"/>
+          </w:tblCellMar>
         </w:tblPrEx>
         <w:trPr>
           <w:jc w:val="center"/>
@@ -35147,7 +35942,7 @@
           <w:rFonts w:hint="eastAsia"/>
           <w:lang w:val="en-US" w:eastAsia="zh-CN"/>
         </w:rPr>
-        <w:t>在 500 并发用户的极端压力测试下，系统响应时间保持在 500ms 以内，且未出现数据超卖或数据库死锁现象。CPU 使用率峰值为 65%，内存占用稳定在 45% 左右，这个结果验证了Spring Boot的异步处理机制和Redis缓存优化在应对高频请求时的有效性。</w:t>
+        <w:t>在500并发用户的极端压力测试下，系统响应时间保持在500ms以内，且未出现数据超卖或数据库死锁现象。CPU使用率峰值为65%，内存占用稳定在45% 左右，这个结果验证了Spring Boot的异步处理机制和Redis缓存优化在应对高频请求时的有效性。</w:t>
       </w:r>
     </w:p>
     <w:p>
@@ -35975,7 +36770,16 @@
           <w:rFonts w:hint="default"/>
           <w:lang w:val="en-US" w:eastAsia="zh-CN"/>
         </w:rPr>
-        <w:t>安全测试旨在核查系统在数据传输、用户授权、权限隔离及恶意攻击防护等方面的防御能力。针对校园应用场景，重点测试了 JWT 令牌的有效性、越权访问风险以及基础的 SQL 注入防护</w:t>
+        <w:t>安全测试旨在核查系统在数据传输、用户授权、权限隔离及恶意攻击防护等方面的防御能力。针对校园应用场景，重点测试了JWT令牌的有效性、越权访问风险以及基础的</w:t>
+      </w:r>
+      <w:bookmarkStart w:id="117" w:name="_GoBack"/>
+      <w:bookmarkEnd w:id="117"/>
+      <w:r>
+        <w:rPr>
+          <w:rFonts w:hint="default"/>
+          <w:lang w:val="en-US" w:eastAsia="zh-CN"/>
+        </w:rPr>
+        <w:t>SQL注入防护</w:t>
       </w:r>
     </w:p>
     <w:p>
@@ -36777,105 +37581,21 @@
         <w:rPr>
           <w:rFonts w:hint="default"/>
         </w:rPr>
-        <w:t>经过多轮系统测试，本校园活动管理系统的各个功能模块运行稳定。核心业务流程实现得完整、严谨，过程流畅。在功能完备性、系统稳定性、用户体验以及兼容性等各项指标上，系统都表现优异。系统全面实现了用户管理、社团运营、活动的全生命周期管理以及数据统计等核心功能，业务逻辑精准地符合了</w:t>
-      </w:r>
-      <w:bookmarkStart w:id="117" w:name="_GoBack"/>
-      <w:bookmarkEnd w:id="117"/>
-      <w:r>
-        <w:rPr>
-          <w:rFonts w:hint="default"/>
-        </w:rPr>
-        <w:t>需求规格。前端界面简洁直观，一键登录和扫码签到等功能大大提升了操作的便捷性。系统在主流Android和iOS设备的微信客户端上都能稳定运行，没有出现明显的布局错乱或卡顿。</w:t>
+        <w:t>经过多轮系统测试，本校园活动管理系统的各个功能模块运行稳定。核心业务流程实现得完整、严谨，过程流畅。在功能完备性、系统稳定性、用户体验以及兼容性等各项指标上，系统都表现优异。系统全面实现了用户管理、社团运营、活动的全生命周期管理以及数据统计等核心功能，业务逻辑精准地符合了需求规格。前端界面简洁直观，一键登录和扫码签到等功能大大提升了操作的便捷性。系统在主流Android和iOS设备的微信客户端上都能稳定运行，没有出现明显的布局错乱或卡顿。</w:t>
       </w:r>
     </w:p>
     <w:p>
       <w:pPr>
-        <w:pStyle w:val="31"/>
-        <w:bidi w:val="0"/>
         <w:rPr>
           <w:rFonts w:hint="default"/>
         </w:rPr>
       </w:pPr>
-    </w:p>
-    <w:p>
-      <w:pPr>
-        <w:pStyle w:val="31"/>
-        <w:bidi w:val="0"/>
+      <w:r>
         <w:rPr>
           <w:rFonts w:hint="default"/>
         </w:rPr>
-      </w:pPr>
-    </w:p>
-    <w:p>
-      <w:pPr>
-        <w:pStyle w:val="29"/>
-        <w:bidi w:val="0"/>
-        <w:jc w:val="both"/>
-        <w:rPr>
-          <w:rFonts w:hint="default"/>
-        </w:rPr>
-      </w:pPr>
-    </w:p>
-    <w:p>
-      <w:pPr>
-        <w:pStyle w:val="29"/>
-        <w:bidi w:val="0"/>
-        <w:outlineLvl w:val="0"/>
-        <w:rPr>
-          <w:rFonts w:hint="default"/>
-        </w:rPr>
-      </w:pPr>
-    </w:p>
-    <w:p>
-      <w:pPr>
-        <w:pStyle w:val="29"/>
-        <w:bidi w:val="0"/>
-        <w:outlineLvl w:val="0"/>
-        <w:rPr>
-          <w:rFonts w:hint="default"/>
-        </w:rPr>
-      </w:pPr>
-    </w:p>
-    <w:p>
-      <w:pPr>
-        <w:pStyle w:val="29"/>
-        <w:bidi w:val="0"/>
-        <w:outlineLvl w:val="0"/>
-        <w:rPr>
-          <w:rFonts w:hint="default"/>
-        </w:rPr>
-      </w:pPr>
-    </w:p>
-    <w:p>
-      <w:pPr>
-        <w:pStyle w:val="29"/>
-        <w:bidi w:val="0"/>
-        <w:outlineLvl w:val="0"/>
-        <w:rPr>
-          <w:rFonts w:hint="default"/>
-        </w:rPr>
-      </w:pPr>
-    </w:p>
-    <w:p>
-      <w:pPr>
-        <w:pStyle w:val="29"/>
-        <w:bidi w:val="0"/>
-        <w:outlineLvl w:val="0"/>
-        <w:rPr>
-          <w:rFonts w:hint="default"/>
-        </w:rPr>
-      </w:pPr>
-    </w:p>
-    <w:p>
-      <w:pPr>
-        <w:pStyle w:val="29"/>
-        <w:bidi w:val="0"/>
-        <w:jc w:val="both"/>
-        <w:outlineLvl w:val="0"/>
-        <w:rPr>
-          <w:rFonts w:hint="default"/>
-        </w:rPr>
-      </w:pPr>
+        <w:br w:type="page"/>
+      </w:r>
     </w:p>
     <w:p>
       <w:pPr>
@@ -36936,7 +37656,7 @@
           <w:vertAlign w:val="superscript"/>
           <w:lang w:val="en-US"/>
         </w:rPr>
-        <w:t>[19]</w:t>
+        <w:t>[20]</w:t>
       </w:r>
       <w:r>
         <w:rPr>
@@ -36998,132 +37718,22 @@
         <w:rPr>
           <w:rFonts w:hint="default"/>
         </w:rPr>
-        <w:t>可以深化大数据分析的应用，深入挖掘活动数据背后的价值，比如分析不同年级、不同学院学生的活动偏好和行为模式。这些分析可以为学校团委和社团管理者制定活动策划方案、优化资源配置提供科学的数据支撑。随着用户规模的扩大，还需持续关注系统的性能瓶颈，通过引入微服务架构、分库分表及更高效的缓存策略，确保在全校范围内大规模推广时的长期稳定运行</w:t>
-      </w:r>
-      <w:r>
-        <w:rPr>
-          <w:rFonts w:hint="default"/>
-          <w:vertAlign w:val="superscript"/>
-          <w:lang w:val="en-US"/>
-        </w:rPr>
-        <w:fldChar w:fldCharType="begin"/>
-      </w:r>
-      <w:r>
-        <w:rPr>
-          <w:rFonts w:hint="default"/>
-          <w:vertAlign w:val="superscript"/>
-          <w:lang w:val="en-US"/>
-        </w:rPr>
-        <w:instrText xml:space="preserve"> REF _Ref15047 \r \h </w:instrText>
-      </w:r>
-      <w:r>
-        <w:rPr>
-          <w:rFonts w:hint="default"/>
-          <w:vertAlign w:val="superscript"/>
-          <w:lang w:val="en-US"/>
-        </w:rPr>
-        <w:fldChar w:fldCharType="separate"/>
-      </w:r>
-      <w:r>
-        <w:rPr>
-          <w:rFonts w:hint="default"/>
-          <w:vertAlign w:val="superscript"/>
-          <w:lang w:val="en-US"/>
-        </w:rPr>
-        <w:t>[20]</w:t>
-      </w:r>
-      <w:r>
-        <w:rPr>
-          <w:rFonts w:hint="default"/>
-          <w:vertAlign w:val="superscript"/>
-          <w:lang w:val="en-US"/>
-        </w:rPr>
-        <w:fldChar w:fldCharType="end"/>
-      </w:r>
-      <w:r>
-        <w:rPr>
-          <w:rFonts w:hint="default"/>
-        </w:rPr>
-        <w:t>。</w:t>
+        <w:t>可以深化大数据分析的应用，深入挖掘活动数据背后的价值，比如分析不同年级、不同学院学生的活动偏好和行为模式。这些分析可以为学校团委和社团管理者制定活动策划方案、优化资源配置提供科学的数据支撑。随着用户规模的扩大，还需持续关注系统的性能瓶颈，通过引入微服务架构、分库分表及更高效的缓存策略，确保在全校范围内大规模推广时的长期稳定运行。</w:t>
       </w:r>
     </w:p>
     <w:p>
       <w:pPr>
-        <w:pStyle w:val="31"/>
-        <w:bidi w:val="0"/>
+        <w:rPr>
+          <w:rFonts w:hint="eastAsia"/>
+          <w:lang w:val="en-US" w:eastAsia="zh-CN"/>
+        </w:rPr>
+      </w:pPr>
+      <w:r>
         <w:rPr>
           <w:rFonts w:hint="default"/>
         </w:rPr>
-      </w:pPr>
-    </w:p>
-    <w:p>
-      <w:pPr>
-        <w:pStyle w:val="31"/>
-        <w:bidi w:val="0"/>
-        <w:rPr>
-          <w:rFonts w:hint="default"/>
-        </w:rPr>
-      </w:pPr>
-    </w:p>
-    <w:p>
-      <w:pPr>
-        <w:pStyle w:val="31"/>
-        <w:bidi w:val="0"/>
-        <w:rPr>
-          <w:rFonts w:hint="default"/>
-        </w:rPr>
-      </w:pPr>
-    </w:p>
-    <w:p>
-      <w:pPr>
-        <w:pStyle w:val="31"/>
-        <w:bidi w:val="0"/>
-        <w:rPr>
-          <w:rFonts w:hint="default"/>
-        </w:rPr>
-      </w:pPr>
-    </w:p>
-    <w:p>
-      <w:pPr>
-        <w:pStyle w:val="29"/>
-        <w:bidi w:val="0"/>
-        <w:rPr>
-          <w:rFonts w:hint="eastAsia"/>
-          <w:lang w:val="en-US" w:eastAsia="zh-CN"/>
-        </w:rPr>
-      </w:pPr>
-    </w:p>
-    <w:p>
-      <w:pPr>
-        <w:pStyle w:val="29"/>
-        <w:bidi w:val="0"/>
-        <w:rPr>
-          <w:rFonts w:hint="eastAsia"/>
-          <w:lang w:val="en-US" w:eastAsia="zh-CN"/>
-        </w:rPr>
-      </w:pPr>
-    </w:p>
-    <w:p>
-      <w:pPr>
-        <w:pStyle w:val="29"/>
-        <w:bidi w:val="0"/>
-        <w:rPr>
-          <w:rFonts w:hint="eastAsia"/>
-          <w:lang w:val="en-US" w:eastAsia="zh-CN"/>
-        </w:rPr>
-      </w:pPr>
-    </w:p>
-    <w:p>
-      <w:pPr>
-        <w:pStyle w:val="29"/>
-        <w:bidi w:val="0"/>
-        <w:jc w:val="both"/>
-        <w:outlineLvl w:val="0"/>
-        <w:rPr>
-          <w:rFonts w:hint="eastAsia"/>
-          <w:lang w:val="en-US" w:eastAsia="zh-CN"/>
-        </w:rPr>
-      </w:pPr>
+        <w:br w:type="page"/>
+      </w:r>
     </w:p>
     <w:p>
       <w:pPr>
@@ -37402,7 +38012,7 @@
           <w:szCs w:val="21"/>
         </w:rPr>
       </w:pPr>
-      <w:bookmarkStart w:id="101" w:name="_Ref14273"/>
+      <w:bookmarkStart w:id="101" w:name="_Ref14678"/>
       <w:r>
         <w:rPr>
           <w:rFonts w:hint="default" w:ascii="仿宋" w:hAnsi="仿宋" w:eastAsia="仿宋" w:cs="仿宋"/>
@@ -37411,7 +38021,7 @@
           <w:sz w:val="21"/>
           <w:szCs w:val="21"/>
         </w:rPr>
-        <w:t>陈丽颖. 基于Spring Boot的智慧校园系统设计[J].中国新通信,2026,28(03):28-30.</w:t>
+        <w:t>Jiang O ,Matuk C ,Gopalakrishnan M , et al. Design guidelines for animated data visualization based on perceptual capacity limits.[J].Cognitive research: principles and implications,2026,11(1):31-31.DOI:10.1186/S41235-026-00724-Y.</w:t>
       </w:r>
       <w:bookmarkEnd w:id="101"/>
     </w:p>
@@ -37447,7 +38057,7 @@
           <w:szCs w:val="21"/>
         </w:rPr>
       </w:pPr>
-      <w:bookmarkStart w:id="102" w:name="_Ref14322"/>
+      <w:bookmarkStart w:id="102" w:name="_Ref15047"/>
       <w:r>
         <w:rPr>
           <w:rFonts w:hint="default" w:ascii="仿宋" w:hAnsi="仿宋" w:eastAsia="仿宋" w:cs="仿宋"/>
@@ -37456,7 +38066,7 @@
           <w:sz w:val="21"/>
           <w:szCs w:val="21"/>
         </w:rPr>
-        <w:t>欧阳宏基,葛萌,程海波. MyBatis框架在数据持久层中的应用研究[J].微型电脑应用,2023,39(01):73-75.</w:t>
+        <w:t>Campos G M J ,Alcaide M A ,Castellanos L A , et al. A Scalable Microservices Architecture for Condition Monitoring and State-of-Health Tracking in Power Conversion Systems[J].Sensors,2026,26(4):1282-1282.DOI:10.3390/S26041282.</w:t>
       </w:r>
       <w:bookmarkEnd w:id="102"/>
     </w:p>
@@ -37492,7 +38102,7 @@
           <w:szCs w:val="21"/>
         </w:rPr>
       </w:pPr>
-      <w:bookmarkStart w:id="103" w:name="_Ref14345"/>
+      <w:bookmarkStart w:id="103" w:name="_Ref14273"/>
       <w:r>
         <w:rPr>
           <w:rFonts w:hint="default" w:ascii="仿宋" w:hAnsi="仿宋" w:eastAsia="仿宋" w:cs="仿宋"/>
@@ -37501,7 +38111,7 @@
           <w:sz w:val="21"/>
           <w:szCs w:val="21"/>
         </w:rPr>
-        <w:t>胡海波. 适用于工业场景的zxing识别DataMatrix码优化[J].计算机应用与软件,2025,42(10):392-397.</w:t>
+        <w:t>陈丽颖. 基于Spring Boot的智慧校园系统设计[J].中国新通信,2026,28(03):28-30.</w:t>
       </w:r>
       <w:bookmarkEnd w:id="103"/>
     </w:p>
@@ -37537,7 +38147,7 @@
           <w:szCs w:val="21"/>
         </w:rPr>
       </w:pPr>
-      <w:bookmarkStart w:id="104" w:name="_Ref14371"/>
+      <w:bookmarkStart w:id="104" w:name="_Ref14322"/>
       <w:r>
         <w:rPr>
           <w:rFonts w:hint="default" w:ascii="仿宋" w:hAnsi="仿宋" w:eastAsia="仿宋" w:cs="仿宋"/>
@@ -37546,7 +38156,7 @@
           <w:sz w:val="21"/>
           <w:szCs w:val="21"/>
         </w:rPr>
-        <w:t>丁子木,刘美彤,韩梦杰,等. Vue框架中的MVVM思想的实践与优化[J].电脑编程技巧与维护,2025,(04):76-78.DOI:10.16184/j.cnki.comprg.2025.04.012.</w:t>
+        <w:t>欧阳宏基,葛萌,程海波. MyBatis框架在数据持久层中的应用研究[J].微型电脑应用,2023,39(01):73-75.</w:t>
       </w:r>
       <w:bookmarkEnd w:id="104"/>
     </w:p>
@@ -37582,7 +38192,7 @@
           <w:szCs w:val="21"/>
         </w:rPr>
       </w:pPr>
-      <w:bookmarkStart w:id="105" w:name="_Ref14417"/>
+      <w:bookmarkStart w:id="105" w:name="_Ref14345"/>
       <w:r>
         <w:rPr>
           <w:rFonts w:hint="default" w:ascii="仿宋" w:hAnsi="仿宋" w:eastAsia="仿宋" w:cs="仿宋"/>
@@ -37591,7 +38201,7 @@
           <w:sz w:val="21"/>
           <w:szCs w:val="21"/>
         </w:rPr>
-        <w:t>李淼淼,季节,李坡,等. 基于SpringBoot和Vue 3的移动学习管理系统的设计与实现[J].无线互联科技,2026,23(04):81-86.</w:t>
+        <w:t>胡海波. 适用于工业场景的zxing识别DataMatrix码优化[J].计算机应用与软件,2025,42(10):392-397.</w:t>
       </w:r>
       <w:bookmarkEnd w:id="105"/>
     </w:p>
@@ -37627,7 +38237,7 @@
           <w:szCs w:val="21"/>
         </w:rPr>
       </w:pPr>
-      <w:bookmarkStart w:id="106" w:name="_Ref14443"/>
+      <w:bookmarkStart w:id="106" w:name="_Ref14371"/>
       <w:r>
         <w:rPr>
           <w:rFonts w:hint="default" w:ascii="仿宋" w:hAnsi="仿宋" w:eastAsia="仿宋" w:cs="仿宋"/>
@@ -37636,7 +38246,7 @@
           <w:sz w:val="21"/>
           <w:szCs w:val="21"/>
         </w:rPr>
-        <w:t xml:space="preserve">吴迁.基于uni-app与Spring Boot框架的Web应用开发平台的设计与实现[D].西安石油大学,2025.DOI:10.27400/d.cnki.gxasc.2025.001042. </w:t>
+        <w:t>丁子木,刘美彤,韩梦杰,等. Vue框架中的MVVM思想的实践与优化[J].电脑编程技巧与维护,2025,(04):76-78.DOI:10.16184/j.cnki.comprg.2025.04.012.</w:t>
       </w:r>
       <w:bookmarkEnd w:id="106"/>
     </w:p>
@@ -37672,7 +38282,7 @@
           <w:szCs w:val="21"/>
         </w:rPr>
       </w:pPr>
-      <w:bookmarkStart w:id="107" w:name="_Ref14466"/>
+      <w:bookmarkStart w:id="107" w:name="_Ref14417"/>
       <w:r>
         <w:rPr>
           <w:rFonts w:hint="default" w:ascii="仿宋" w:hAnsi="仿宋" w:eastAsia="仿宋" w:cs="仿宋"/>
@@ -37681,7 +38291,7 @@
           <w:sz w:val="21"/>
           <w:szCs w:val="21"/>
         </w:rPr>
-        <w:t>沈文婷. 基于微信小程序的实验教学管理系统的设计与实现[J].电脑知识与技术,2026,22(04):70-72.DOI:10.14004/j.cnki.ckt.2026.0245.</w:t>
+        <w:t>李淼淼,季节,李坡,等. 基于SpringBoot和Vue 3的移动学习管理系统的设计与实现[J].无线互联科技,2026,23(04):81-86.</w:t>
       </w:r>
       <w:bookmarkEnd w:id="107"/>
     </w:p>
@@ -37717,7 +38327,7 @@
           <w:szCs w:val="21"/>
         </w:rPr>
       </w:pPr>
-      <w:bookmarkStart w:id="108" w:name="_Ref14495"/>
+      <w:bookmarkStart w:id="108" w:name="_Ref14443"/>
       <w:r>
         <w:rPr>
           <w:rFonts w:hint="default" w:ascii="仿宋" w:hAnsi="仿宋" w:eastAsia="仿宋" w:cs="仿宋"/>
@@ -37726,7 +38336,7 @@
           <w:sz w:val="21"/>
           <w:szCs w:val="21"/>
         </w:rPr>
-        <w:t>耍燕萍,姜伟,李磊,等. 面向油气田运营管理的待办消息中台设计与RESTful API规范研究[J].信息系统工程,2025,(08):170-173.</w:t>
+        <w:t xml:space="preserve">吴迁.基于uni-app与Spring Boot框架的Web应用开发平台的设计与实现[D].西安石油大学,2025.DOI:10.27400/d.cnki.gxasc.2025.001042. </w:t>
       </w:r>
       <w:bookmarkEnd w:id="108"/>
     </w:p>
@@ -37762,7 +38372,7 @@
           <w:szCs w:val="21"/>
         </w:rPr>
       </w:pPr>
-      <w:bookmarkStart w:id="109" w:name="_Ref14522"/>
+      <w:bookmarkStart w:id="109" w:name="_Ref14466"/>
       <w:r>
         <w:rPr>
           <w:rFonts w:hint="default" w:ascii="仿宋" w:hAnsi="仿宋" w:eastAsia="仿宋" w:cs="仿宋"/>
@@ -37771,7 +38381,7 @@
           <w:sz w:val="21"/>
           <w:szCs w:val="21"/>
         </w:rPr>
-        <w:t>路辉,戴志敏. 基于可搜索加密算法的高性能高可用MySQL数据库自动备份算法[J].微型电脑应用,2026,42(01):239-241+245.</w:t>
+        <w:t>沈文婷. 基于微信小程序的实验教学管理系统的设计与实现[J].电脑知识与技术,2026,22(04):70-72.DOI:10.14004/j.cnki.ckt.2026.0245.</w:t>
       </w:r>
       <w:bookmarkEnd w:id="109"/>
     </w:p>
@@ -37807,7 +38417,7 @@
           <w:szCs w:val="21"/>
         </w:rPr>
       </w:pPr>
-      <w:bookmarkStart w:id="110" w:name="_Ref14548"/>
+      <w:bookmarkStart w:id="110" w:name="_Ref14495"/>
       <w:r>
         <w:rPr>
           <w:rFonts w:hint="default" w:ascii="仿宋" w:hAnsi="仿宋" w:eastAsia="仿宋" w:cs="仿宋"/>
@@ -37816,7 +38426,7 @@
           <w:sz w:val="21"/>
           <w:szCs w:val="21"/>
         </w:rPr>
-        <w:t>段闪闪,孟华,孙玉斌. 基于STM32的停车场车位管理控制系统设计与实现[J].机械工程与自动化,2026,55(02):151-153.</w:t>
+        <w:t>耍燕萍,姜伟,李磊,等. 面向油气田运营管理的待办消息中台设计与RESTful API规范研究[J].信息系统工程,2025,(08):170-173.</w:t>
       </w:r>
       <w:bookmarkEnd w:id="110"/>
     </w:p>
@@ -37852,7 +38462,7 @@
           <w:szCs w:val="21"/>
         </w:rPr>
       </w:pPr>
-      <w:bookmarkStart w:id="111" w:name="_Ref14620"/>
+      <w:bookmarkStart w:id="111" w:name="_Ref14522"/>
       <w:r>
         <w:rPr>
           <w:rFonts w:hint="default" w:ascii="仿宋" w:hAnsi="仿宋" w:eastAsia="仿宋" w:cs="仿宋"/>
@@ -37861,7 +38471,7 @@
           <w:sz w:val="21"/>
           <w:szCs w:val="21"/>
         </w:rPr>
-        <w:t>Sun C ,Chen G ,Shi C , et al. Therapeutic Effects of a WeChat Mini-Program on Metabolic Dysfunction-Associated Fatty Liver Disease: Randomized Controlled Trial.[J].Journal of medical Internet research,2026,28e76204.DOI:10.2196/76204.</w:t>
+        <w:t>路辉,戴志敏. 基于可搜索加密算法的高性能高可用MySQL数据库自动备份算法[J].微型电脑应用,2026,42(01):239-241+245.</w:t>
       </w:r>
       <w:bookmarkEnd w:id="111"/>
     </w:p>
@@ -37897,7 +38507,7 @@
           <w:szCs w:val="21"/>
         </w:rPr>
       </w:pPr>
-      <w:bookmarkStart w:id="112" w:name="_Ref14652"/>
+      <w:bookmarkStart w:id="112" w:name="_Ref14548"/>
       <w:r>
         <w:rPr>
           <w:rFonts w:hint="default" w:ascii="仿宋" w:hAnsi="仿宋" w:eastAsia="仿宋" w:cs="仿宋"/>
@@ -37906,7 +38516,7 @@
           <w:sz w:val="21"/>
           <w:szCs w:val="21"/>
         </w:rPr>
-        <w:t>Scott A ,Dharmasukrit C ,Macal M , et al. Dynamic QR Codes and Data Analytics: Novel Methods for Evaluating Just-in-Time Nursing Education.[J].Journal of continuing education in nursing,2025,56(5):183-189.DOI:10.3928/00220124-20250326-02.</w:t>
+        <w:t>段闪闪,孟华,孙玉斌. 基于STM32的停车场车位管理控制系统设计与实现[J].机械工程与自动化,2026,55(02):151-153.</w:t>
       </w:r>
       <w:bookmarkEnd w:id="112"/>
     </w:p>
@@ -37942,7 +38552,7 @@
           <w:szCs w:val="21"/>
         </w:rPr>
       </w:pPr>
-      <w:bookmarkStart w:id="113" w:name="_Ref14678"/>
+      <w:bookmarkStart w:id="113" w:name="_Ref14620"/>
       <w:r>
         <w:rPr>
           <w:rFonts w:hint="default" w:ascii="仿宋" w:hAnsi="仿宋" w:eastAsia="仿宋" w:cs="仿宋"/>
@@ -37951,7 +38561,7 @@
           <w:sz w:val="21"/>
           <w:szCs w:val="21"/>
         </w:rPr>
-        <w:t>Jiang O ,Matuk C ,Gopalakrishnan M , et al. Design guidelines for animated data visualization based on perceptual capacity limits.[J].Cognitive research: principles and implications,2026,11(1):31-31.DOI:10.1186/S41235-026-00724-Y.</w:t>
+        <w:t>Sun C ,Chen G ,Shi C , et al. Therapeutic Effects of a WeChat Mini-Program on Metabolic Dysfunction-Associated Fatty Liver Disease: Randomized Controlled Trial.[J].Journal of medical Internet research,2026,28e76204.DOI:10.2196/76204.</w:t>
       </w:r>
       <w:bookmarkEnd w:id="113"/>
     </w:p>
@@ -37987,7 +38597,7 @@
           <w:szCs w:val="21"/>
         </w:rPr>
       </w:pPr>
-      <w:bookmarkStart w:id="114" w:name="_Ref15021"/>
+      <w:bookmarkStart w:id="114" w:name="_Ref14652"/>
       <w:r>
         <w:rPr>
           <w:rFonts w:hint="default" w:ascii="仿宋" w:hAnsi="仿宋" w:eastAsia="仿宋" w:cs="仿宋"/>
@@ -37996,7 +38606,7 @@
           <w:sz w:val="21"/>
           <w:szCs w:val="21"/>
         </w:rPr>
-        <w:t>Guo Y ,Huo J ,Zhou Q . Intelligent Analysis and Visualization of Loan Approval Based on Spring Boot[J].Journal of Intelligence and Knowledge Engineering,2025,3(4):DOI:10.62517/JIKE.202504415.</w:t>
+        <w:t>Scott A ,Dharmasukrit C ,Macal M , et al. Dynamic QR Codes and Data Analytics: Novel Methods for Evaluating Just-in-Time Nursing Education.[J].Journal of continuing education in nursing,2025,56(5):183-189.DOI:10.3928/00220124-20250326-02.</w:t>
       </w:r>
       <w:bookmarkEnd w:id="114"/>
     </w:p>
@@ -38032,7 +38642,7 @@
           <w:szCs w:val="21"/>
         </w:rPr>
       </w:pPr>
-      <w:bookmarkStart w:id="115" w:name="_Ref15047"/>
+      <w:bookmarkStart w:id="115" w:name="_Ref15021"/>
       <w:r>
         <w:rPr>
           <w:rFonts w:hint="default" w:ascii="仿宋" w:hAnsi="仿宋" w:eastAsia="仿宋" w:cs="仿宋"/>
@@ -38041,121 +38651,24 @@
           <w:sz w:val="21"/>
           <w:szCs w:val="21"/>
         </w:rPr>
-        <w:t>Campos G M J ,Alcaide M A ,Castellanos L A , et al. A Scalable Microservices Architecture for Condition Monitoring and State-of-Health Tracking in Power Conversion Systems[J].Sensors,2026,26(4):1282-1282.DOI:10.3390/S26041282.</w:t>
+        <w:t>Guo Y ,Huo J ,Zhou Q . Intelligent Analysis and Visualization of Loan Approval Based on Spring Boot[J].Journal of Intelligence and Knowledge Engineering,2025,3(4):DOI:10.62517/JIKE.202504415.</w:t>
       </w:r>
       <w:bookmarkEnd w:id="115"/>
     </w:p>
     <w:p>
       <w:pPr>
-        <w:pStyle w:val="29"/>
-        <w:widowControl w:val="0"/>
-        <w:numPr>
-          <w:ilvl w:val="0"/>
-          <w:numId w:val="0"/>
-        </w:numPr>
-        <w:bidi w:val="0"/>
-        <w:spacing w:before="100" w:beforeLines="100" w:after="100" w:afterLines="100" w:line="400" w:lineRule="exact"/>
-        <w:jc w:val="both"/>
-        <w:rPr>
-          <w:rFonts w:hint="default" w:ascii="仿宋" w:hAnsi="仿宋" w:eastAsia="仿宋" w:cs="仿宋"/>
-          <w:b w:val="0"/>
-          <w:bCs w:val="0"/>
-          <w:sz w:val="21"/>
-          <w:szCs w:val="21"/>
+        <w:rPr>
+          <w:rFonts w:hint="eastAsia"/>
+          <w:lang w:val="en-US" w:eastAsia="zh-CN"/>
         </w:rPr>
       </w:pPr>
-    </w:p>
-    <w:p>
-      <w:pPr>
-        <w:pStyle w:val="29"/>
-        <w:widowControl w:val="0"/>
-        <w:numPr>
-          <w:ilvl w:val="0"/>
-          <w:numId w:val="0"/>
-        </w:numPr>
-        <w:bidi w:val="0"/>
-        <w:spacing w:before="100" w:beforeLines="100" w:after="100" w:afterLines="100" w:line="400" w:lineRule="exact"/>
-        <w:jc w:val="both"/>
-        <w:rPr>
-          <w:rFonts w:hint="default" w:ascii="仿宋" w:hAnsi="仿宋" w:eastAsia="仿宋" w:cs="仿宋"/>
-          <w:b w:val="0"/>
-          <w:bCs w:val="0"/>
-          <w:sz w:val="21"/>
-          <w:szCs w:val="21"/>
-        </w:rPr>
-      </w:pPr>
-    </w:p>
-    <w:p>
-      <w:pPr>
-        <w:pStyle w:val="29"/>
-        <w:widowControl w:val="0"/>
-        <w:numPr>
-          <w:ilvl w:val="0"/>
-          <w:numId w:val="0"/>
-        </w:numPr>
-        <w:bidi w:val="0"/>
-        <w:spacing w:before="100" w:beforeLines="100" w:after="100" w:afterLines="100" w:line="400" w:lineRule="exact"/>
-        <w:jc w:val="both"/>
-        <w:rPr>
-          <w:rFonts w:hint="default" w:ascii="仿宋" w:hAnsi="仿宋" w:eastAsia="仿宋" w:cs="仿宋"/>
-          <w:b w:val="0"/>
-          <w:bCs w:val="0"/>
-          <w:sz w:val="21"/>
-          <w:szCs w:val="21"/>
-        </w:rPr>
-      </w:pPr>
-    </w:p>
-    <w:p>
-      <w:pPr>
-        <w:pStyle w:val="29"/>
-        <w:widowControl w:val="0"/>
-        <w:numPr>
-          <w:ilvl w:val="0"/>
-          <w:numId w:val="0"/>
-        </w:numPr>
-        <w:bidi w:val="0"/>
-        <w:spacing w:before="100" w:beforeLines="100" w:after="100" w:afterLines="100" w:line="400" w:lineRule="exact"/>
-        <w:jc w:val="both"/>
-        <w:rPr>
-          <w:rFonts w:hint="default" w:ascii="仿宋" w:hAnsi="仿宋" w:eastAsia="仿宋" w:cs="仿宋"/>
-          <w:b w:val="0"/>
-          <w:bCs w:val="0"/>
-          <w:sz w:val="21"/>
-          <w:szCs w:val="21"/>
-        </w:rPr>
-      </w:pPr>
-    </w:p>
-    <w:p>
-      <w:pPr>
-        <w:pStyle w:val="29"/>
-        <w:widowControl w:val="0"/>
-        <w:numPr>
-          <w:ilvl w:val="0"/>
-          <w:numId w:val="0"/>
-        </w:numPr>
-        <w:bidi w:val="0"/>
-        <w:spacing w:before="100" w:beforeLines="100" w:after="100" w:afterLines="100" w:line="400" w:lineRule="exact"/>
-        <w:jc w:val="both"/>
-        <w:rPr>
-          <w:rFonts w:hint="default" w:ascii="仿宋" w:hAnsi="仿宋" w:eastAsia="仿宋" w:cs="仿宋"/>
-          <w:b w:val="0"/>
-          <w:bCs w:val="0"/>
-          <w:sz w:val="21"/>
-          <w:szCs w:val="21"/>
-        </w:rPr>
-      </w:pPr>
-    </w:p>
-    <w:p>
-      <w:pPr>
-        <w:pStyle w:val="29"/>
-        <w:bidi w:val="0"/>
-        <w:jc w:val="both"/>
-        <w:outlineLvl w:val="0"/>
+      <w:r>
         <w:rPr>
           <w:rFonts w:hint="eastAsia"/>
           <w:lang w:val="en-US" w:eastAsia="zh-CN"/>
         </w:rPr>
-      </w:pPr>
+        <w:br w:type="page"/>
+      </w:r>
     </w:p>
     <w:p>
       <w:pPr>
@@ -38311,255 +38824,18 @@
     </w:p>
     <w:p>
       <w:pPr>
-        <w:pStyle w:val="31"/>
-        <w:bidi w:val="0"/>
+        <w:rPr>
+          <w:rFonts w:hint="eastAsia"/>
+          <w:lang w:val="en-US" w:eastAsia="zh-CN"/>
+        </w:rPr>
+      </w:pPr>
+      <w:r>
         <w:rPr>
           <w:rFonts w:hint="default"/>
           <w:lang w:val="en-US" w:eastAsia="zh-CN"/>
         </w:rPr>
-      </w:pPr>
-    </w:p>
-    <w:p>
-      <w:pPr>
-        <w:pStyle w:val="31"/>
-        <w:bidi w:val="0"/>
-        <w:rPr>
-          <w:rFonts w:hint="default"/>
-          <w:lang w:val="en-US" w:eastAsia="zh-CN"/>
-        </w:rPr>
-      </w:pPr>
-    </w:p>
-    <w:p>
-      <w:pPr>
-        <w:pStyle w:val="31"/>
-        <w:bidi w:val="0"/>
-        <w:ind w:left="0" w:leftChars="0" w:firstLine="0" w:firstLineChars="0"/>
-        <w:rPr>
-          <w:rFonts w:hint="default"/>
-          <w:lang w:val="en-US" w:eastAsia="zh-CN"/>
-        </w:rPr>
-      </w:pPr>
-    </w:p>
-    <w:p>
-      <w:pPr>
-        <w:spacing w:line="400" w:lineRule="exact"/>
-        <w:jc w:val="center"/>
-        <w:rPr>
-          <w:rFonts w:hint="eastAsia" w:ascii="黑体" w:hAnsi="黑体" w:eastAsia="黑体"/>
-          <w:b/>
-          <w:bCs/>
-          <w:sz w:val="30"/>
-          <w:szCs w:val="30"/>
-        </w:rPr>
-      </w:pPr>
-    </w:p>
-    <w:p>
-      <w:pPr>
-        <w:spacing w:line="400" w:lineRule="exact"/>
-        <w:jc w:val="center"/>
-        <w:rPr>
-          <w:rFonts w:hint="eastAsia" w:ascii="黑体" w:hAnsi="黑体" w:eastAsia="黑体"/>
-          <w:b/>
-          <w:bCs/>
-          <w:sz w:val="30"/>
-          <w:szCs w:val="30"/>
-        </w:rPr>
-      </w:pPr>
-    </w:p>
-    <w:p>
-      <w:pPr>
-        <w:spacing w:line="400" w:lineRule="exact"/>
-        <w:jc w:val="center"/>
-        <w:rPr>
-          <w:rFonts w:hint="eastAsia" w:ascii="黑体" w:hAnsi="黑体" w:eastAsia="黑体"/>
-          <w:b/>
-          <w:bCs/>
-          <w:sz w:val="30"/>
-          <w:szCs w:val="30"/>
-        </w:rPr>
-      </w:pPr>
-    </w:p>
-    <w:p>
-      <w:pPr>
-        <w:spacing w:line="400" w:lineRule="exact"/>
-        <w:jc w:val="center"/>
-        <w:rPr>
-          <w:rFonts w:hint="eastAsia" w:ascii="黑体" w:hAnsi="黑体" w:eastAsia="黑体"/>
-          <w:b/>
-          <w:bCs/>
-          <w:sz w:val="30"/>
-          <w:szCs w:val="30"/>
-        </w:rPr>
-      </w:pPr>
-    </w:p>
-    <w:p>
-      <w:pPr>
-        <w:spacing w:line="400" w:lineRule="exact"/>
-        <w:jc w:val="center"/>
-        <w:rPr>
-          <w:rFonts w:hint="eastAsia" w:ascii="黑体" w:hAnsi="黑体" w:eastAsia="黑体"/>
-          <w:b/>
-          <w:bCs/>
-          <w:sz w:val="30"/>
-          <w:szCs w:val="30"/>
-        </w:rPr>
-      </w:pPr>
-    </w:p>
-    <w:p>
-      <w:pPr>
-        <w:spacing w:line="400" w:lineRule="exact"/>
-        <w:jc w:val="center"/>
-        <w:rPr>
-          <w:rFonts w:hint="eastAsia" w:ascii="黑体" w:hAnsi="黑体" w:eastAsia="黑体"/>
-          <w:b/>
-          <w:bCs/>
-          <w:sz w:val="30"/>
-          <w:szCs w:val="30"/>
-        </w:rPr>
-      </w:pPr>
-    </w:p>
-    <w:p>
-      <w:pPr>
-        <w:spacing w:line="400" w:lineRule="exact"/>
-        <w:jc w:val="center"/>
-        <w:rPr>
-          <w:rFonts w:hint="eastAsia" w:ascii="黑体" w:hAnsi="黑体" w:eastAsia="黑体"/>
-          <w:b/>
-          <w:bCs/>
-          <w:sz w:val="30"/>
-          <w:szCs w:val="30"/>
-        </w:rPr>
-      </w:pPr>
-    </w:p>
-    <w:p>
-      <w:pPr>
-        <w:spacing w:line="400" w:lineRule="exact"/>
-        <w:jc w:val="center"/>
-        <w:rPr>
-          <w:rFonts w:hint="eastAsia" w:ascii="黑体" w:hAnsi="黑体" w:eastAsia="黑体"/>
-          <w:b/>
-          <w:bCs/>
-          <w:sz w:val="30"/>
-          <w:szCs w:val="30"/>
-        </w:rPr>
-      </w:pPr>
-    </w:p>
-    <w:p>
-      <w:pPr>
-        <w:spacing w:line="400" w:lineRule="exact"/>
-        <w:jc w:val="center"/>
-        <w:rPr>
-          <w:rFonts w:hint="eastAsia" w:ascii="黑体" w:hAnsi="黑体" w:eastAsia="黑体"/>
-          <w:b/>
-          <w:bCs/>
-          <w:sz w:val="30"/>
-          <w:szCs w:val="30"/>
-        </w:rPr>
-      </w:pPr>
-    </w:p>
-    <w:p>
-      <w:pPr>
-        <w:spacing w:line="400" w:lineRule="exact"/>
-        <w:jc w:val="center"/>
-        <w:rPr>
-          <w:rFonts w:hint="eastAsia" w:ascii="黑体" w:hAnsi="黑体" w:eastAsia="黑体"/>
-          <w:b/>
-          <w:bCs/>
-          <w:sz w:val="30"/>
-          <w:szCs w:val="30"/>
-        </w:rPr>
-      </w:pPr>
-    </w:p>
-    <w:p>
-      <w:pPr>
-        <w:spacing w:line="400" w:lineRule="exact"/>
-        <w:jc w:val="center"/>
-        <w:rPr>
-          <w:rFonts w:hint="eastAsia" w:ascii="黑体" w:hAnsi="黑体" w:eastAsia="黑体"/>
-          <w:b/>
-          <w:bCs/>
-          <w:sz w:val="30"/>
-          <w:szCs w:val="30"/>
-        </w:rPr>
-      </w:pPr>
-    </w:p>
-    <w:p>
-      <w:pPr>
-        <w:spacing w:line="400" w:lineRule="exact"/>
-        <w:jc w:val="center"/>
-        <w:rPr>
-          <w:rFonts w:hint="eastAsia" w:ascii="黑体" w:hAnsi="黑体" w:eastAsia="黑体"/>
-          <w:b/>
-          <w:bCs/>
-          <w:sz w:val="30"/>
-          <w:szCs w:val="30"/>
-        </w:rPr>
-      </w:pPr>
-    </w:p>
-    <w:p>
-      <w:pPr>
-        <w:spacing w:line="400" w:lineRule="exact"/>
-        <w:jc w:val="center"/>
-        <w:rPr>
-          <w:rFonts w:hint="eastAsia" w:ascii="黑体" w:hAnsi="黑体" w:eastAsia="黑体"/>
-          <w:b/>
-          <w:bCs/>
-          <w:sz w:val="30"/>
-          <w:szCs w:val="30"/>
-        </w:rPr>
-      </w:pPr>
-    </w:p>
-    <w:p>
-      <w:pPr>
-        <w:spacing w:line="400" w:lineRule="exact"/>
-        <w:jc w:val="center"/>
-        <w:rPr>
-          <w:rFonts w:hint="eastAsia" w:ascii="黑体" w:hAnsi="黑体" w:eastAsia="黑体"/>
-          <w:b/>
-          <w:bCs/>
-          <w:sz w:val="30"/>
-          <w:szCs w:val="30"/>
-        </w:rPr>
-      </w:pPr>
-    </w:p>
-    <w:p>
-      <w:pPr>
-        <w:spacing w:line="400" w:lineRule="exact"/>
-        <w:jc w:val="center"/>
-        <w:rPr>
-          <w:rFonts w:hint="eastAsia" w:ascii="黑体" w:hAnsi="黑体" w:eastAsia="黑体"/>
-          <w:b/>
-          <w:bCs/>
-          <w:sz w:val="30"/>
-          <w:szCs w:val="30"/>
-        </w:rPr>
-      </w:pPr>
-    </w:p>
-    <w:p>
-      <w:pPr>
-        <w:spacing w:line="400" w:lineRule="exact"/>
-        <w:jc w:val="center"/>
-        <w:rPr>
-          <w:rFonts w:hint="eastAsia" w:ascii="黑体" w:hAnsi="黑体" w:eastAsia="黑体"/>
-          <w:b/>
-          <w:bCs/>
-          <w:sz w:val="30"/>
-          <w:szCs w:val="30"/>
-        </w:rPr>
-      </w:pPr>
-    </w:p>
-    <w:p>
-      <w:pPr>
-        <w:spacing w:line="400" w:lineRule="exact"/>
-        <w:jc w:val="center"/>
-        <w:rPr>
-          <w:rFonts w:hint="eastAsia" w:ascii="黑体" w:hAnsi="黑体" w:eastAsia="黑体"/>
-          <w:b/>
-          <w:bCs/>
-          <w:sz w:val="30"/>
-          <w:szCs w:val="30"/>
-        </w:rPr>
-      </w:pPr>
+        <w:br w:type="page"/>
+      </w:r>
     </w:p>
     <w:p>
       <w:pPr>

--- a/基于微信小程序的校园活动报名系统设计与实现.docx
+++ b/基于微信小程序的校园活动报名系统设计与实现.docx
@@ -10364,8 +10364,8 @@
           <w:bCs w:val="0"/>
         </w:rPr>
       </w:pPr>
-      <w:bookmarkStart w:id="33" w:name="_Toc11318"/>
-      <w:bookmarkStart w:id="34" w:name="_Toc15777"/>
+      <w:bookmarkStart w:id="33" w:name="_Toc15777"/>
+      <w:bookmarkStart w:id="34" w:name="_Toc11318"/>
       <w:r>
         <w:rPr>
           <w:rFonts w:hint="default"/>
@@ -10385,8 +10385,8 @@
           <w:rFonts w:hint="default"/>
         </w:rPr>
       </w:pPr>
-      <w:bookmarkStart w:id="35" w:name="_Toc18142"/>
-      <w:bookmarkStart w:id="36" w:name="_Toc5399"/>
+      <w:bookmarkStart w:id="35" w:name="_Toc5399"/>
+      <w:bookmarkStart w:id="36" w:name="_Toc18142"/>
       <w:r>
         <w:rPr>
           <w:rFonts w:hint="default"/>
@@ -11148,14 +11148,7 @@
           <w:rStyle w:val="36"/>
           <w:rFonts w:hint="default"/>
         </w:rPr>
-        <w:t>所示</w:t>
-      </w:r>
-      <w:r>
-        <w:rPr>
-          <w:rStyle w:val="36"/>
-          <w:rFonts w:hint="default"/>
-        </w:rPr>
-        <w:t>：</w:t>
+        <w:t>所示：</w:t>
       </w:r>
     </w:p>
     <w:p>
@@ -28210,26 +28203,8 @@
     </w:p>
     <w:p>
       <w:pPr>
-        <w:keepNext w:val="0"/>
-        <w:keepLines w:val="0"/>
-        <w:pageBreakBefore w:val="0"/>
-        <w:widowControl w:val="0"/>
-        <w:numPr>
-          <w:ilvl w:val="0"/>
-          <w:numId w:val="2"/>
-        </w:numPr>
-        <w:kinsoku/>
-        <w:wordWrap/>
-        <w:overflowPunct/>
-        <w:topLinePunct w:val="0"/>
-        <w:autoSpaceDE/>
-        <w:autoSpaceDN/>
+        <w:pStyle w:val="31"/>
         <w:bidi w:val="0"/>
-        <w:adjustRightInd/>
-        <w:snapToGrid/>
-        <w:spacing w:line="400" w:lineRule="exact"/>
-        <w:ind w:left="425" w:leftChars="0" w:hanging="425" w:firstLineChars="0"/>
-        <w:textAlignment w:val="auto"/>
         <w:rPr>
           <w:rFonts w:hint="eastAsia"/>
           <w:lang w:val="en-US" w:eastAsia="zh-CN"/>
@@ -28237,45 +28212,10 @@
       </w:pPr>
       <w:r>
         <w:rPr>
-          <w:rFonts w:hint="eastAsia" w:ascii="宋体" w:hAnsi="宋体" w:eastAsia="宋体" w:cs="宋体"/>
-          <w:b w:val="0"/>
-          <w:bCs w:val="0"/>
-          <w:kern w:val="2"/>
-          <w:sz w:val="24"/>
-          <w:szCs w:val="24"/>
-          <w:lang w:val="en-US" w:eastAsia="zh-CN" w:bidi="ar-SA"/>
-        </w:rPr>
-        <w:t>用户登录功能</w:t>
-      </w:r>
-      <w:r>
-        <w:rPr>
-          <w:rFonts w:hint="eastAsia" w:ascii="宋体" w:hAnsi="宋体" w:eastAsia="宋体" w:cs="宋体"/>
-          <w:kern w:val="2"/>
-          <w:sz w:val="24"/>
-          <w:szCs w:val="24"/>
-          <w:lang w:val="en-US" w:eastAsia="zh-CN" w:bidi="ar-SA"/>
-        </w:rPr>
-        <w:t>测试主要验证用户能否通过账号密码或微信一键登录进入系统。测试重点包括账号密码的正确性校验、异常登录拦截（如密码错误、账号不存在）</w:t>
-      </w:r>
-      <w:r>
-        <w:rPr>
-          <w:rFonts w:hint="eastAsia" w:ascii="宋体" w:hAnsi="宋体" w:cs="宋体"/>
-          <w:kern w:val="2"/>
-          <w:sz w:val="24"/>
-          <w:szCs w:val="24"/>
-          <w:lang w:val="en-US" w:eastAsia="zh-CN" w:bidi="ar-SA"/>
-        </w:rPr>
-        <w:t>和</w:t>
-      </w:r>
-      <w:r>
-        <w:rPr>
-          <w:rFonts w:hint="eastAsia" w:ascii="宋体" w:hAnsi="宋体" w:eastAsia="宋体" w:cs="宋体"/>
-          <w:kern w:val="2"/>
-          <w:sz w:val="24"/>
-          <w:szCs w:val="24"/>
-          <w:lang w:val="en-US" w:eastAsia="zh-CN" w:bidi="ar-SA"/>
-        </w:rPr>
-        <w:t>微信快捷登录的授权流程。</w:t>
+          <w:rFonts w:hint="eastAsia"/>
+          <w:lang w:val="en-US" w:eastAsia="zh-CN"/>
+        </w:rPr>
+        <w:t>用户登录功能测试主要验证用户能否通过账号密码或微信一键登录进入系统。测试重点包括账号密码的正确性校验、异常登录拦截（如密码错误、账号不存在）和微信快捷登录的授权流程。</w:t>
       </w:r>
     </w:p>
     <w:p>
@@ -29534,12 +29474,7 @@
     <w:p>
       <w:pPr>
         <w:pStyle w:val="31"/>
-        <w:numPr>
-          <w:ilvl w:val="0"/>
-          <w:numId w:val="2"/>
-        </w:numPr>
         <w:bidi w:val="0"/>
-        <w:ind w:left="425" w:leftChars="0" w:hanging="425" w:firstLineChars="0"/>
         <w:rPr>
           <w:rFonts w:hint="default"/>
           <w:lang w:val="en-US" w:eastAsia="zh-CN"/>
@@ -29548,18 +29483,9 @@
       <w:r>
         <w:rPr>
           <w:rFonts w:hint="default"/>
-          <w:b w:val="0"/>
-          <w:bCs w:val="0"/>
           <w:lang w:val="en-US" w:eastAsia="zh-CN"/>
         </w:rPr>
-        <w:t>用户注册功能测试</w:t>
-      </w:r>
-      <w:r>
-        <w:rPr>
-          <w:rFonts w:hint="default"/>
-          <w:lang w:val="en-US" w:eastAsia="zh-CN"/>
-        </w:rPr>
-        <w:t>验证新用户注册流程的畅通性与数据校验机制。重点测试必填项账号、密码、确认密码、数据格式校验</w:t>
+        <w:t>用户注册功能测试验证新用户注册流程的畅通性与数据校验机制。重点测试必填项账号、密码、确认密码、数据格式校验</w:t>
       </w:r>
       <w:r>
         <w:rPr>
@@ -30905,28 +30831,14 @@
     <w:p>
       <w:pPr>
         <w:pStyle w:val="31"/>
-        <w:numPr>
-          <w:ilvl w:val="0"/>
-          <w:numId w:val="2"/>
-        </w:numPr>
         <w:bidi w:val="0"/>
-        <w:ind w:left="425" w:leftChars="0" w:hanging="425" w:firstLineChars="0"/>
       </w:pPr>
-      <w:r>
-        <w:rPr>
-          <w:rFonts w:hint="default"/>
-          <w:b w:val="0"/>
-          <w:bCs w:val="0"/>
-          <w:lang w:val="en-US" w:eastAsia="zh-CN"/>
-        </w:rPr>
-        <w:t>社团管理功能测试</w:t>
-      </w:r>
       <w:r>
         <w:rPr>
           <w:rFonts w:hint="default"/>
           <w:lang w:val="en-US" w:eastAsia="zh-CN"/>
         </w:rPr>
-        <w:t>验证社团的创建申请、管理员审核、社团列表查询及详情展示功能。重点测试社团创建时的必填项校验、图片上传功能</w:t>
+        <w:t>社团管理功能测试验证社团的创建申请、管理员审核、社团列表查询及详情展示功能。重点测试社团创建时的必填项校验、图片上传功能</w:t>
       </w:r>
       <w:r>
         <w:rPr>
@@ -32040,12 +31952,7 @@
     <w:p>
       <w:pPr>
         <w:pStyle w:val="31"/>
-        <w:numPr>
-          <w:ilvl w:val="0"/>
-          <w:numId w:val="2"/>
-        </w:numPr>
         <w:bidi w:val="0"/>
-        <w:ind w:left="425" w:leftChars="0" w:hanging="425" w:firstLineChars="0"/>
         <w:rPr>
           <w:rFonts w:hint="default"/>
           <w:lang w:val="en-US" w:eastAsia="zh-CN"/>
@@ -32054,18 +31961,9 @@
       <w:r>
         <w:rPr>
           <w:rFonts w:hint="default"/>
-          <w:b w:val="0"/>
-          <w:bCs w:val="0"/>
           <w:lang w:val="en-US" w:eastAsia="zh-CN"/>
         </w:rPr>
-        <w:t>活动发布与审核功能测试社团管理员发布活动以及超级管理员审核活动的整个流程。测试的内容包括富文本编辑功能是否正常、时间选择控件是否有效，以及活动被审核驳回之后的状态流转是否正确</w:t>
-      </w:r>
-      <w:r>
-        <w:rPr>
-          <w:rFonts w:hint="default"/>
-          <w:lang w:val="en-US" w:eastAsia="zh-CN"/>
-        </w:rPr>
-        <w:t>。</w:t>
+        <w:t>活动发布与审核功能测试社团管理员发布活动以及超级管理员审核活动的整个流程。测试的内容包括富文本编辑功能是否正常、时间选择控件是否有效，以及活动被审核驳回之后的状态流转是否正确。</w:t>
       </w:r>
     </w:p>
     <w:p>
@@ -33447,18 +33345,11 @@
     <w:p>
       <w:pPr>
         <w:pStyle w:val="31"/>
-        <w:numPr>
-          <w:ilvl w:val="0"/>
-          <w:numId w:val="2"/>
-        </w:numPr>
         <w:bidi w:val="0"/>
-        <w:ind w:left="425" w:leftChars="0" w:hanging="425" w:firstLineChars="0"/>
       </w:pPr>
       <w:r>
         <w:rPr>
           <w:rFonts w:hint="default"/>
-          <w:b w:val="0"/>
-          <w:bCs w:val="0"/>
           <w:lang w:val="en-US" w:eastAsia="zh-CN"/>
         </w:rPr>
         <w:t>活动报名与签到功能测试的核心是验证报名逻辑和现场扫码签到</w:t>
@@ -33466,8 +33357,6 @@
       <w:r>
         <w:rPr>
           <w:rFonts w:hint="eastAsia"/>
-          <w:b w:val="0"/>
-          <w:bCs w:val="0"/>
           <w:lang w:val="en-US" w:eastAsia="zh-CN"/>
         </w:rPr>
         <w:t>是否</w:t>
@@ -33475,8 +33364,6 @@
       <w:r>
         <w:rPr>
           <w:rFonts w:hint="default"/>
-          <w:b w:val="0"/>
-          <w:bCs w:val="0"/>
           <w:lang w:val="en-US" w:eastAsia="zh-CN"/>
         </w:rPr>
         <w:t>准确。报名逻辑的测试包括人数限制和重复报名的校验。签到的测试则重点检查二维码生成是否有效</w:t>
@@ -33484,8 +33371,6 @@
       <w:r>
         <w:rPr>
           <w:rFonts w:hint="eastAsia"/>
-          <w:b w:val="0"/>
-          <w:bCs w:val="0"/>
           <w:lang w:val="en-US" w:eastAsia="zh-CN"/>
         </w:rPr>
         <w:t>和</w:t>
@@ -33493,8 +33378,6 @@
       <w:r>
         <w:rPr>
           <w:rFonts w:hint="default"/>
-          <w:b w:val="0"/>
-          <w:bCs w:val="0"/>
           <w:lang w:val="en-US" w:eastAsia="zh-CN"/>
         </w:rPr>
         <w:t>非报名用户扫码时系统能否正确拦截</w:t>
@@ -33502,8 +33385,6 @@
       <w:r>
         <w:rPr>
           <w:rFonts w:hint="eastAsia"/>
-          <w:b w:val="0"/>
-          <w:bCs w:val="0"/>
           <w:lang w:val="en-US" w:eastAsia="zh-CN"/>
         </w:rPr>
         <w:t>。</w:t>
@@ -33583,6 +33464,12 @@
             <w:insideH w:val="none" w:color="auto" w:sz="0" w:space="0"/>
             <w:insideV w:val="none" w:color="auto" w:sz="0" w:space="0"/>
           </w:tblBorders>
+          <w:tblCellMar>
+            <w:top w:w="0" w:type="dxa"/>
+            <w:left w:w="10" w:type="dxa"/>
+            <w:bottom w:w="0" w:type="dxa"/>
+            <w:right w:w="10" w:type="dxa"/>
+          </w:tblCellMar>
         </w:tblPrEx>
         <w:trPr>
           <w:jc w:val="center"/>
@@ -35942,7 +35829,7 @@
           <w:rFonts w:hint="eastAsia"/>
           <w:lang w:val="en-US" w:eastAsia="zh-CN"/>
         </w:rPr>
-        <w:t>在500并发用户的极端压力测试下，系统响应时间保持在500ms以内，且未出现数据超卖或数据库死锁现象。CPU使用率峰值为65%，内存占用稳定在45% 左右，这个结果验证了Spring Boot的异步处理机制和Redis缓存优化在应对高频请求时的有效性。</w:t>
+        <w:t>在500并发用户的极端压力测试下，系统响应时间保持在500ms以内，且未出现数据超卖或数据库死锁现象。CPU使用率峰值为65%，内存占用稳定在45%左右，这个结果验证了Spring Boot的异步处理机制和Redis缓存优化在应对高频请求时的有效性。</w:t>
       </w:r>
     </w:p>
     <w:p>
@@ -36770,16 +36657,7 @@
           <w:rFonts w:hint="default"/>
           <w:lang w:val="en-US" w:eastAsia="zh-CN"/>
         </w:rPr>
-        <w:t>安全测试旨在核查系统在数据传输、用户授权、权限隔离及恶意攻击防护等方面的防御能力。针对校园应用场景，重点测试了JWT令牌的有效性、越权访问风险以及基础的</w:t>
-      </w:r>
-      <w:bookmarkStart w:id="117" w:name="_GoBack"/>
-      <w:bookmarkEnd w:id="117"/>
-      <w:r>
-        <w:rPr>
-          <w:rFonts w:hint="default"/>
-          <w:lang w:val="en-US" w:eastAsia="zh-CN"/>
-        </w:rPr>
-        <w:t>SQL注入防护</w:t>
+        <w:t>安全测试旨在核查系统在数据传输、用户授权、权限隔离及恶意攻击防护等方面的防御能力。针对校园应用场景，重点测试了JWT令牌的有效性、越权访问风险以及基础的SQL注入防护</w:t>
       </w:r>
     </w:p>
     <w:p>
@@ -36846,14 +36724,6 @@
       </w:tblGrid>
       <w:tr>
         <w:tblPrEx>
-          <w:tblBorders>
-            <w:top w:val="single" w:color="000000" w:sz="12" w:space="0"/>
-            <w:left w:val="none" w:color="auto" w:sz="0" w:space="0"/>
-            <w:bottom w:val="single" w:color="000000" w:sz="12" w:space="0"/>
-            <w:right w:val="none" w:color="auto" w:sz="0" w:space="0"/>
-            <w:insideH w:val="none" w:color="auto" w:sz="0" w:space="0"/>
-            <w:insideV w:val="none" w:color="auto" w:sz="0" w:space="0"/>
-          </w:tblBorders>
           <w:tblCellMar>
             <w:top w:w="0" w:type="dxa"/>
             <w:left w:w="10" w:type="dxa"/>
@@ -37764,7 +37634,7 @@
         <w:widowControl w:val="0"/>
         <w:numPr>
           <w:ilvl w:val="0"/>
-          <w:numId w:val="3"/>
+          <w:numId w:val="2"/>
         </w:numPr>
         <w:kinsoku/>
         <w:wordWrap w:val="0"/>
@@ -37809,7 +37679,7 @@
         <w:widowControl w:val="0"/>
         <w:numPr>
           <w:ilvl w:val="0"/>
-          <w:numId w:val="3"/>
+          <w:numId w:val="2"/>
         </w:numPr>
         <w:kinsoku/>
         <w:wordWrap w:val="0"/>
@@ -37854,7 +37724,7 @@
         <w:widowControl w:val="0"/>
         <w:numPr>
           <w:ilvl w:val="0"/>
-          <w:numId w:val="3"/>
+          <w:numId w:val="2"/>
         </w:numPr>
         <w:kinsoku/>
         <w:wordWrap w:val="0"/>
@@ -37899,7 +37769,7 @@
         <w:widowControl w:val="0"/>
         <w:numPr>
           <w:ilvl w:val="0"/>
-          <w:numId w:val="3"/>
+          <w:numId w:val="2"/>
         </w:numPr>
         <w:kinsoku/>
         <w:wordWrap w:val="0"/>
@@ -37944,7 +37814,7 @@
         <w:widowControl w:val="0"/>
         <w:numPr>
           <w:ilvl w:val="0"/>
-          <w:numId w:val="3"/>
+          <w:numId w:val="2"/>
         </w:numPr>
         <w:kinsoku/>
         <w:wordWrap w:val="0"/>
@@ -37989,7 +37859,7 @@
         <w:widowControl w:val="0"/>
         <w:numPr>
           <w:ilvl w:val="0"/>
-          <w:numId w:val="3"/>
+          <w:numId w:val="2"/>
         </w:numPr>
         <w:kinsoku/>
         <w:wordWrap w:val="0"/>
@@ -38034,7 +37904,7 @@
         <w:widowControl w:val="0"/>
         <w:numPr>
           <w:ilvl w:val="0"/>
-          <w:numId w:val="3"/>
+          <w:numId w:val="2"/>
         </w:numPr>
         <w:kinsoku/>
         <w:wordWrap w:val="0"/>
@@ -38079,7 +37949,7 @@
         <w:widowControl w:val="0"/>
         <w:numPr>
           <w:ilvl w:val="0"/>
-          <w:numId w:val="3"/>
+          <w:numId w:val="2"/>
         </w:numPr>
         <w:kinsoku/>
         <w:wordWrap w:val="0"/>
@@ -38124,7 +37994,7 @@
         <w:widowControl w:val="0"/>
         <w:numPr>
           <w:ilvl w:val="0"/>
-          <w:numId w:val="3"/>
+          <w:numId w:val="2"/>
         </w:numPr>
         <w:kinsoku/>
         <w:wordWrap w:val="0"/>
@@ -38169,7 +38039,7 @@
         <w:widowControl w:val="0"/>
         <w:numPr>
           <w:ilvl w:val="0"/>
-          <w:numId w:val="3"/>
+          <w:numId w:val="2"/>
         </w:numPr>
         <w:kinsoku/>
         <w:wordWrap w:val="0"/>
@@ -38214,7 +38084,7 @@
         <w:widowControl w:val="0"/>
         <w:numPr>
           <w:ilvl w:val="0"/>
-          <w:numId w:val="3"/>
+          <w:numId w:val="2"/>
         </w:numPr>
         <w:kinsoku/>
         <w:wordWrap w:val="0"/>
@@ -38259,7 +38129,7 @@
         <w:widowControl w:val="0"/>
         <w:numPr>
           <w:ilvl w:val="0"/>
-          <w:numId w:val="3"/>
+          <w:numId w:val="2"/>
         </w:numPr>
         <w:kinsoku/>
         <w:wordWrap w:val="0"/>
@@ -38304,7 +38174,7 @@
         <w:widowControl w:val="0"/>
         <w:numPr>
           <w:ilvl w:val="0"/>
-          <w:numId w:val="3"/>
+          <w:numId w:val="2"/>
         </w:numPr>
         <w:kinsoku/>
         <w:wordWrap w:val="0"/>
@@ -38349,7 +38219,7 @@
         <w:widowControl w:val="0"/>
         <w:numPr>
           <w:ilvl w:val="0"/>
-          <w:numId w:val="3"/>
+          <w:numId w:val="2"/>
         </w:numPr>
         <w:kinsoku/>
         <w:wordWrap w:val="0"/>
@@ -38394,7 +38264,7 @@
         <w:widowControl w:val="0"/>
         <w:numPr>
           <w:ilvl w:val="0"/>
-          <w:numId w:val="3"/>
+          <w:numId w:val="2"/>
         </w:numPr>
         <w:kinsoku/>
         <w:wordWrap w:val="0"/>
@@ -38439,7 +38309,7 @@
         <w:widowControl w:val="0"/>
         <w:numPr>
           <w:ilvl w:val="0"/>
-          <w:numId w:val="3"/>
+          <w:numId w:val="2"/>
         </w:numPr>
         <w:kinsoku/>
         <w:wordWrap w:val="0"/>
@@ -38484,7 +38354,7 @@
         <w:widowControl w:val="0"/>
         <w:numPr>
           <w:ilvl w:val="0"/>
-          <w:numId w:val="3"/>
+          <w:numId w:val="2"/>
         </w:numPr>
         <w:kinsoku/>
         <w:wordWrap w:val="0"/>
@@ -38529,7 +38399,7 @@
         <w:widowControl w:val="0"/>
         <w:numPr>
           <w:ilvl w:val="0"/>
-          <w:numId w:val="3"/>
+          <w:numId w:val="2"/>
         </w:numPr>
         <w:kinsoku/>
         <w:wordWrap w:val="0"/>
@@ -38574,7 +38444,7 @@
         <w:widowControl w:val="0"/>
         <w:numPr>
           <w:ilvl w:val="0"/>
-          <w:numId w:val="3"/>
+          <w:numId w:val="2"/>
         </w:numPr>
         <w:kinsoku/>
         <w:wordWrap w:val="0"/>
@@ -38619,7 +38489,7 @@
         <w:widowControl w:val="0"/>
         <w:numPr>
           <w:ilvl w:val="0"/>
-          <w:numId w:val="3"/>
+          <w:numId w:val="2"/>
         </w:numPr>
         <w:kinsoku/>
         <w:wordWrap w:val="0"/>
@@ -38978,13 +38848,575 @@
     </w:p>
     <w:p>
       <w:pPr>
+        <w:rPr>
+          <w:rFonts w:hint="default"/>
+          <w:lang w:val="en-US" w:eastAsia="zh-CN"/>
+        </w:rPr>
+      </w:pPr>
+      <w:r>
+        <w:rPr>
+          <w:rFonts w:hint="default"/>
+          <w:lang w:val="en-US" w:eastAsia="zh-CN"/>
+        </w:rPr>
+        <w:br w:type="page"/>
+      </w:r>
+    </w:p>
+    <w:p>
+      <w:pPr>
+        <w:keepNext w:val="0"/>
+        <w:keepLines w:val="0"/>
+        <w:pageBreakBefore w:val="0"/>
+        <w:widowControl w:val="0"/>
+        <w:kinsoku/>
+        <w:wordWrap/>
+        <w:overflowPunct/>
+        <w:topLinePunct w:val="0"/>
+        <w:autoSpaceDE/>
+        <w:autoSpaceDN/>
+        <w:bidi w:val="0"/>
+        <w:adjustRightInd/>
+        <w:snapToGrid/>
+        <w:spacing w:line="400" w:lineRule="exact"/>
+        <w:jc w:val="center"/>
+        <w:textAlignment w:val="auto"/>
+        <w:rPr>
+          <w:rFonts w:hint="eastAsia" w:ascii="黑体" w:hAnsi="黑体" w:eastAsia="黑体" w:cs="Times New Roman"/>
+          <w:b/>
+          <w:bCs/>
+          <w:sz w:val="30"/>
+          <w:szCs w:val="30"/>
+        </w:rPr>
+      </w:pPr>
+      <w:r>
+        <w:rPr>
+          <w:rFonts w:hint="eastAsia" w:ascii="黑体" w:hAnsi="黑体" w:eastAsia="黑体" w:cs="Times New Roman"/>
+          <w:b/>
+          <w:bCs/>
+          <w:sz w:val="30"/>
+          <w:szCs w:val="30"/>
+        </w:rPr>
+        <w:t>AI 工具使用声明</w:t>
+      </w:r>
+    </w:p>
+    <w:p>
+      <w:pPr>
+        <w:keepNext w:val="0"/>
+        <w:keepLines w:val="0"/>
+        <w:pageBreakBefore w:val="0"/>
+        <w:widowControl w:val="0"/>
+        <w:kinsoku/>
+        <w:wordWrap/>
+        <w:overflowPunct/>
+        <w:topLinePunct w:val="0"/>
+        <w:autoSpaceDE/>
+        <w:autoSpaceDN/>
+        <w:bidi w:val="0"/>
+        <w:adjustRightInd/>
+        <w:snapToGrid/>
+        <w:spacing w:line="400" w:lineRule="exact"/>
+        <w:jc w:val="center"/>
+        <w:textAlignment w:val="auto"/>
+        <w:rPr>
+          <w:rFonts w:hint="eastAsia" w:ascii="黑体" w:hAnsi="黑体" w:eastAsia="黑体" w:cs="Times New Roman"/>
+          <w:b/>
+          <w:bCs/>
+          <w:sz w:val="30"/>
+          <w:szCs w:val="30"/>
+        </w:rPr>
+      </w:pPr>
+    </w:p>
+    <w:p>
+      <w:pPr>
+        <w:widowControl w:val="0"/>
+        <w:spacing w:line="400" w:lineRule="exact"/>
+        <w:ind w:firstLine="480" w:firstLineChars="200"/>
+        <w:jc w:val="both"/>
+        <w:rPr>
+          <w:rFonts w:hint="eastAsia" w:ascii="Times New Roman" w:hAnsi="Times New Roman" w:eastAsia="宋体" w:cs="Times New Roman"/>
+          <w:kern w:val="2"/>
+          <w:sz w:val="24"/>
+          <w:szCs w:val="24"/>
+          <w:lang w:val="en-US" w:eastAsia="zh-CN" w:bidi="ar-SA"/>
+        </w:rPr>
+      </w:pPr>
+      <w:r>
+        <w:rPr>
+          <w:rFonts w:hint="eastAsia" w:ascii="Times New Roman" w:hAnsi="Times New Roman" w:eastAsia="宋体" w:cs="Times New Roman"/>
+          <w:kern w:val="2"/>
+          <w:sz w:val="24"/>
+          <w:szCs w:val="24"/>
+          <w:lang w:val="en-US" w:eastAsia="zh-CN" w:bidi="ar-SA"/>
+        </w:rPr>
+        <w:t>本人郑重声明：在本论文（设计、作品）的准备过程中，本人 口是 ☑否（请打“√”）使用了AI工具。具体如下：（如有，请逐项列出使用AI工具开展了哪方面工作，对论文起到什么作用）</w:t>
+      </w:r>
+    </w:p>
+    <w:p>
+      <w:pPr>
+        <w:widowControl w:val="0"/>
+        <w:spacing w:line="400" w:lineRule="exact"/>
+        <w:ind w:firstLine="480" w:firstLineChars="200"/>
+        <w:jc w:val="both"/>
+        <w:rPr>
+          <w:rFonts w:hint="eastAsia" w:ascii="Times New Roman" w:hAnsi="Times New Roman" w:eastAsia="宋体" w:cs="Times New Roman"/>
+          <w:kern w:val="2"/>
+          <w:sz w:val="24"/>
+          <w:szCs w:val="24"/>
+          <w:lang w:val="en-US" w:eastAsia="zh-CN" w:bidi="ar-SA"/>
+        </w:rPr>
+      </w:pPr>
+    </w:p>
+    <w:p>
+      <w:pPr>
+        <w:widowControl w:val="0"/>
+        <w:spacing w:line="400" w:lineRule="exact"/>
+        <w:ind w:firstLine="480" w:firstLineChars="200"/>
+        <w:jc w:val="both"/>
+        <w:rPr>
+          <w:rFonts w:hint="eastAsia" w:ascii="Times New Roman" w:hAnsi="Times New Roman" w:eastAsia="宋体" w:cs="Times New Roman"/>
+          <w:kern w:val="2"/>
+          <w:sz w:val="24"/>
+          <w:szCs w:val="24"/>
+          <w:lang w:val="en-US" w:eastAsia="zh-CN" w:bidi="ar-SA"/>
+        </w:rPr>
+      </w:pPr>
+    </w:p>
+    <w:p>
+      <w:pPr>
+        <w:widowControl w:val="0"/>
+        <w:spacing w:line="400" w:lineRule="exact"/>
+        <w:ind w:firstLine="480" w:firstLineChars="200"/>
+        <w:jc w:val="both"/>
+        <w:rPr>
+          <w:rFonts w:hint="eastAsia" w:ascii="Times New Roman" w:hAnsi="Times New Roman" w:eastAsia="宋体" w:cs="Times New Roman"/>
+          <w:kern w:val="2"/>
+          <w:sz w:val="24"/>
+          <w:szCs w:val="24"/>
+          <w:lang w:val="en-US" w:eastAsia="zh-CN" w:bidi="ar-SA"/>
+        </w:rPr>
+      </w:pPr>
+    </w:p>
+    <w:p>
+      <w:pPr>
+        <w:widowControl w:val="0"/>
+        <w:spacing w:line="400" w:lineRule="exact"/>
+        <w:ind w:firstLine="480" w:firstLineChars="200"/>
+        <w:jc w:val="both"/>
+        <w:rPr>
+          <w:rFonts w:hint="eastAsia" w:ascii="Times New Roman" w:hAnsi="Times New Roman" w:eastAsia="宋体" w:cs="Times New Roman"/>
+          <w:kern w:val="2"/>
+          <w:sz w:val="24"/>
+          <w:szCs w:val="24"/>
+          <w:lang w:val="en-US" w:eastAsia="zh-CN" w:bidi="ar-SA"/>
+        </w:rPr>
+      </w:pPr>
+    </w:p>
+    <w:p>
+      <w:pPr>
+        <w:widowControl w:val="0"/>
+        <w:spacing w:line="400" w:lineRule="exact"/>
+        <w:ind w:firstLine="480" w:firstLineChars="200"/>
+        <w:jc w:val="both"/>
+        <w:rPr>
+          <w:rFonts w:hint="eastAsia" w:ascii="Times New Roman" w:hAnsi="Times New Roman" w:eastAsia="宋体" w:cs="Times New Roman"/>
+          <w:kern w:val="2"/>
+          <w:sz w:val="24"/>
+          <w:szCs w:val="24"/>
+          <w:lang w:val="en-US" w:eastAsia="zh-CN" w:bidi="ar-SA"/>
+        </w:rPr>
+      </w:pPr>
+    </w:p>
+    <w:p>
+      <w:pPr>
+        <w:widowControl w:val="0"/>
+        <w:spacing w:line="400" w:lineRule="exact"/>
+        <w:ind w:firstLine="480" w:firstLineChars="200"/>
+        <w:jc w:val="both"/>
+        <w:rPr>
+          <w:rFonts w:hint="eastAsia" w:ascii="Times New Roman" w:hAnsi="Times New Roman" w:eastAsia="宋体" w:cs="Times New Roman"/>
+          <w:kern w:val="2"/>
+          <w:sz w:val="24"/>
+          <w:szCs w:val="24"/>
+          <w:lang w:val="en-US" w:eastAsia="zh-CN" w:bidi="ar-SA"/>
+        </w:rPr>
+      </w:pPr>
+    </w:p>
+    <w:p>
+      <w:pPr>
+        <w:widowControl w:val="0"/>
+        <w:spacing w:line="400" w:lineRule="exact"/>
+        <w:ind w:firstLine="480" w:firstLineChars="200"/>
+        <w:jc w:val="both"/>
+        <w:rPr>
+          <w:rFonts w:hint="eastAsia" w:ascii="Times New Roman" w:hAnsi="Times New Roman" w:eastAsia="宋体" w:cs="Times New Roman"/>
+          <w:kern w:val="2"/>
+          <w:sz w:val="24"/>
+          <w:szCs w:val="24"/>
+          <w:lang w:val="en-US" w:eastAsia="zh-CN" w:bidi="ar-SA"/>
+        </w:rPr>
+      </w:pPr>
+    </w:p>
+    <w:p>
+      <w:pPr>
+        <w:widowControl w:val="0"/>
+        <w:spacing w:line="400" w:lineRule="exact"/>
+        <w:ind w:firstLine="480" w:firstLineChars="200"/>
+        <w:jc w:val="both"/>
+        <w:rPr>
+          <w:rFonts w:hint="eastAsia" w:ascii="Times New Roman" w:hAnsi="Times New Roman" w:eastAsia="宋体" w:cs="Times New Roman"/>
+          <w:kern w:val="2"/>
+          <w:sz w:val="24"/>
+          <w:szCs w:val="24"/>
+          <w:lang w:val="en-US" w:eastAsia="zh-CN" w:bidi="ar-SA"/>
+        </w:rPr>
+      </w:pPr>
+    </w:p>
+    <w:p>
+      <w:pPr>
+        <w:widowControl w:val="0"/>
+        <w:spacing w:line="400" w:lineRule="exact"/>
+        <w:ind w:firstLine="480" w:firstLineChars="200"/>
+        <w:jc w:val="both"/>
+        <w:rPr>
+          <w:rFonts w:hint="eastAsia" w:ascii="Times New Roman" w:hAnsi="Times New Roman" w:eastAsia="宋体" w:cs="Times New Roman"/>
+          <w:kern w:val="2"/>
+          <w:sz w:val="24"/>
+          <w:szCs w:val="24"/>
+          <w:lang w:val="en-US" w:eastAsia="zh-CN" w:bidi="ar-SA"/>
+        </w:rPr>
+      </w:pPr>
+    </w:p>
+    <w:p>
+      <w:pPr>
+        <w:widowControl w:val="0"/>
+        <w:spacing w:line="400" w:lineRule="exact"/>
+        <w:ind w:firstLine="480" w:firstLineChars="200"/>
+        <w:jc w:val="both"/>
+        <w:rPr>
+          <w:rFonts w:hint="eastAsia" w:ascii="Times New Roman" w:hAnsi="Times New Roman" w:eastAsia="宋体" w:cs="Times New Roman"/>
+          <w:kern w:val="2"/>
+          <w:sz w:val="24"/>
+          <w:szCs w:val="24"/>
+          <w:lang w:val="en-US" w:eastAsia="zh-CN" w:bidi="ar-SA"/>
+        </w:rPr>
+      </w:pPr>
+    </w:p>
+    <w:p>
+      <w:pPr>
+        <w:widowControl w:val="0"/>
+        <w:spacing w:line="400" w:lineRule="exact"/>
+        <w:ind w:firstLine="480" w:firstLineChars="200"/>
+        <w:jc w:val="both"/>
+        <w:rPr>
+          <w:rFonts w:hint="eastAsia" w:ascii="Times New Roman" w:hAnsi="Times New Roman" w:eastAsia="宋体" w:cs="Times New Roman"/>
+          <w:kern w:val="2"/>
+          <w:sz w:val="24"/>
+          <w:szCs w:val="24"/>
+          <w:lang w:val="en-US" w:eastAsia="zh-CN" w:bidi="ar-SA"/>
+        </w:rPr>
+      </w:pPr>
+    </w:p>
+    <w:p>
+      <w:pPr>
+        <w:widowControl w:val="0"/>
+        <w:spacing w:line="400" w:lineRule="exact"/>
+        <w:ind w:firstLine="480" w:firstLineChars="200"/>
+        <w:jc w:val="both"/>
+        <w:rPr>
+          <w:rFonts w:hint="eastAsia" w:ascii="Times New Roman" w:hAnsi="Times New Roman" w:eastAsia="宋体" w:cs="Times New Roman"/>
+          <w:kern w:val="2"/>
+          <w:sz w:val="24"/>
+          <w:szCs w:val="24"/>
+          <w:lang w:val="en-US" w:eastAsia="zh-CN" w:bidi="ar-SA"/>
+        </w:rPr>
+      </w:pPr>
+    </w:p>
+    <w:p>
+      <w:pPr>
+        <w:widowControl w:val="0"/>
+        <w:spacing w:line="400" w:lineRule="exact"/>
+        <w:ind w:firstLine="480" w:firstLineChars="200"/>
+        <w:jc w:val="both"/>
+        <w:rPr>
+          <w:rFonts w:hint="eastAsia" w:ascii="Times New Roman" w:hAnsi="Times New Roman" w:eastAsia="宋体" w:cs="Times New Roman"/>
+          <w:kern w:val="2"/>
+          <w:sz w:val="24"/>
+          <w:szCs w:val="24"/>
+          <w:lang w:val="en-US" w:eastAsia="zh-CN" w:bidi="ar-SA"/>
+        </w:rPr>
+      </w:pPr>
+    </w:p>
+    <w:p>
+      <w:pPr>
+        <w:widowControl w:val="0"/>
+        <w:spacing w:line="400" w:lineRule="exact"/>
+        <w:ind w:firstLine="480" w:firstLineChars="200"/>
+        <w:jc w:val="both"/>
+        <w:rPr>
+          <w:rFonts w:hint="eastAsia" w:ascii="Times New Roman" w:hAnsi="Times New Roman" w:eastAsia="宋体" w:cs="Times New Roman"/>
+          <w:kern w:val="2"/>
+          <w:sz w:val="24"/>
+          <w:szCs w:val="24"/>
+          <w:lang w:val="en-US" w:eastAsia="zh-CN" w:bidi="ar-SA"/>
+        </w:rPr>
+      </w:pPr>
+    </w:p>
+    <w:p>
+      <w:pPr>
+        <w:widowControl w:val="0"/>
+        <w:spacing w:line="400" w:lineRule="exact"/>
+        <w:ind w:firstLine="480" w:firstLineChars="200"/>
+        <w:jc w:val="both"/>
+        <w:rPr>
+          <w:rFonts w:hint="eastAsia" w:ascii="Times New Roman" w:hAnsi="Times New Roman" w:eastAsia="宋体" w:cs="Times New Roman"/>
+          <w:kern w:val="2"/>
+          <w:sz w:val="24"/>
+          <w:szCs w:val="24"/>
+          <w:lang w:val="en-US" w:eastAsia="zh-CN" w:bidi="ar-SA"/>
+        </w:rPr>
+      </w:pPr>
+    </w:p>
+    <w:p>
+      <w:pPr>
+        <w:widowControl w:val="0"/>
+        <w:spacing w:line="400" w:lineRule="exact"/>
+        <w:ind w:firstLine="480" w:firstLineChars="200"/>
+        <w:jc w:val="both"/>
+        <w:rPr>
+          <w:rFonts w:hint="eastAsia" w:ascii="Times New Roman" w:hAnsi="Times New Roman" w:eastAsia="宋体" w:cs="Times New Roman"/>
+          <w:kern w:val="2"/>
+          <w:sz w:val="24"/>
+          <w:szCs w:val="24"/>
+          <w:lang w:val="en-US" w:eastAsia="zh-CN" w:bidi="ar-SA"/>
+        </w:rPr>
+      </w:pPr>
+    </w:p>
+    <w:p>
+      <w:pPr>
+        <w:widowControl w:val="0"/>
+        <w:spacing w:line="400" w:lineRule="exact"/>
+        <w:ind w:firstLine="480" w:firstLineChars="200"/>
+        <w:jc w:val="both"/>
+        <w:rPr>
+          <w:rFonts w:hint="eastAsia" w:ascii="Times New Roman" w:hAnsi="Times New Roman" w:eastAsia="宋体" w:cs="Times New Roman"/>
+          <w:kern w:val="2"/>
+          <w:sz w:val="24"/>
+          <w:szCs w:val="24"/>
+          <w:lang w:val="en-US" w:eastAsia="zh-CN" w:bidi="ar-SA"/>
+        </w:rPr>
+      </w:pPr>
+    </w:p>
+    <w:p>
+      <w:pPr>
+        <w:widowControl w:val="0"/>
+        <w:spacing w:line="400" w:lineRule="exact"/>
+        <w:ind w:firstLine="480" w:firstLineChars="200"/>
+        <w:jc w:val="both"/>
+        <w:rPr>
+          <w:rFonts w:hint="eastAsia" w:ascii="Times New Roman" w:hAnsi="Times New Roman" w:eastAsia="宋体" w:cs="Times New Roman"/>
+          <w:kern w:val="2"/>
+          <w:sz w:val="24"/>
+          <w:szCs w:val="24"/>
+          <w:lang w:val="en-US" w:eastAsia="zh-CN" w:bidi="ar-SA"/>
+        </w:rPr>
+      </w:pPr>
+    </w:p>
+    <w:p>
+      <w:pPr>
+        <w:widowControl w:val="0"/>
+        <w:spacing w:line="400" w:lineRule="exact"/>
+        <w:ind w:firstLine="480" w:firstLineChars="200"/>
+        <w:jc w:val="both"/>
+        <w:rPr>
+          <w:rFonts w:hint="eastAsia" w:ascii="Times New Roman" w:hAnsi="Times New Roman" w:eastAsia="宋体" w:cs="Times New Roman"/>
+          <w:kern w:val="2"/>
+          <w:sz w:val="24"/>
+          <w:szCs w:val="24"/>
+          <w:lang w:val="en-US" w:eastAsia="zh-CN" w:bidi="ar-SA"/>
+        </w:rPr>
+      </w:pPr>
+    </w:p>
+    <w:p>
+      <w:pPr>
+        <w:widowControl w:val="0"/>
+        <w:spacing w:line="400" w:lineRule="exact"/>
+        <w:ind w:firstLine="480" w:firstLineChars="200"/>
+        <w:jc w:val="both"/>
+        <w:rPr>
+          <w:rFonts w:hint="eastAsia" w:ascii="Times New Roman" w:hAnsi="Times New Roman" w:eastAsia="宋体" w:cs="Times New Roman"/>
+          <w:kern w:val="2"/>
+          <w:sz w:val="24"/>
+          <w:szCs w:val="24"/>
+          <w:lang w:val="en-US" w:eastAsia="zh-CN" w:bidi="ar-SA"/>
+        </w:rPr>
+      </w:pPr>
+    </w:p>
+    <w:p>
+      <w:pPr>
+        <w:widowControl w:val="0"/>
+        <w:spacing w:line="400" w:lineRule="exact"/>
+        <w:ind w:firstLine="480" w:firstLineChars="200"/>
+        <w:jc w:val="both"/>
+        <w:rPr>
+          <w:rFonts w:hint="eastAsia" w:ascii="Times New Roman" w:hAnsi="Times New Roman" w:eastAsia="宋体" w:cs="Times New Roman"/>
+          <w:kern w:val="2"/>
+          <w:sz w:val="24"/>
+          <w:szCs w:val="24"/>
+          <w:lang w:val="en-US" w:eastAsia="zh-CN" w:bidi="ar-SA"/>
+        </w:rPr>
+      </w:pPr>
+    </w:p>
+    <w:p>
+      <w:pPr>
+        <w:widowControl w:val="0"/>
+        <w:spacing w:line="400" w:lineRule="exact"/>
+        <w:ind w:firstLine="480" w:firstLineChars="200"/>
+        <w:jc w:val="both"/>
+        <w:rPr>
+          <w:rFonts w:hint="eastAsia" w:ascii="Times New Roman" w:hAnsi="Times New Roman" w:eastAsia="宋体" w:cs="Times New Roman"/>
+          <w:kern w:val="2"/>
+          <w:sz w:val="24"/>
+          <w:szCs w:val="24"/>
+          <w:lang w:val="en-US" w:eastAsia="zh-CN" w:bidi="ar-SA"/>
+        </w:rPr>
+      </w:pPr>
+      <w:r>
+        <w:rPr>
+          <w:rFonts w:hint="eastAsia" w:ascii="Times New Roman" w:hAnsi="Times New Roman" w:eastAsia="宋体" w:cs="Times New Roman"/>
+          <w:kern w:val="2"/>
+          <w:sz w:val="24"/>
+          <w:szCs w:val="24"/>
+          <w:lang w:val="en-US" w:eastAsia="zh-CN" w:bidi="ar-SA"/>
+        </w:rPr>
+        <w:t>特此声明！</w:t>
+      </w:r>
+    </w:p>
+    <w:p>
+      <w:pPr>
+        <w:widowControl w:val="0"/>
+        <w:spacing w:line="400" w:lineRule="exact"/>
+        <w:ind w:firstLine="480" w:firstLineChars="200"/>
+        <w:jc w:val="both"/>
+        <w:rPr>
+          <w:rFonts w:hint="eastAsia" w:ascii="Times New Roman" w:hAnsi="Times New Roman" w:eastAsia="宋体" w:cs="Times New Roman"/>
+          <w:kern w:val="2"/>
+          <w:sz w:val="24"/>
+          <w:szCs w:val="24"/>
+          <w:lang w:val="en-US" w:eastAsia="zh-CN" w:bidi="ar-SA"/>
+        </w:rPr>
+      </w:pPr>
+    </w:p>
+    <w:p>
+      <w:pPr>
+        <w:widowControl w:val="0"/>
+        <w:spacing w:line="400" w:lineRule="exact"/>
+        <w:ind w:firstLine="480" w:firstLineChars="200"/>
+        <w:jc w:val="both"/>
+        <w:rPr>
+          <w:rFonts w:hint="eastAsia" w:ascii="Times New Roman" w:hAnsi="Times New Roman" w:eastAsia="宋体" w:cs="Times New Roman"/>
+          <w:kern w:val="2"/>
+          <w:sz w:val="24"/>
+          <w:szCs w:val="24"/>
+          <w:lang w:val="en-US" w:eastAsia="zh-CN" w:bidi="ar-SA"/>
+        </w:rPr>
+      </w:pPr>
+    </w:p>
+    <w:p>
+      <w:pPr>
+        <w:widowControl w:val="0"/>
+        <w:spacing w:line="400" w:lineRule="exact"/>
+        <w:ind w:firstLine="600" w:firstLineChars="250"/>
+        <w:jc w:val="right"/>
+        <w:rPr>
+          <w:rFonts w:hint="eastAsia" w:ascii="Times New Roman" w:hAnsi="Times New Roman" w:eastAsia="宋体" w:cs="Times New Roman"/>
+          <w:kern w:val="2"/>
+          <w:sz w:val="24"/>
+          <w:szCs w:val="24"/>
+          <w:lang w:val="en-US" w:eastAsia="zh-CN" w:bidi="ar-SA"/>
+        </w:rPr>
+      </w:pPr>
+      <w:r>
+        <w:rPr>
+          <w:rFonts w:hint="eastAsia" w:ascii="宋体" w:hAnsi="Times New Roman" w:eastAsia="宋体" w:cs="Times New Roman"/>
+          <w:kern w:val="2"/>
+          <w:sz w:val="24"/>
+          <w:szCs w:val="20"/>
+          <w:lang w:val="en-US" w:eastAsia="zh-CN" w:bidi="ar-SA"/>
+        </w:rPr>
+        <w:t xml:space="preserve">学生签名：                   日期：    </w:t>
+      </w:r>
+      <w:r>
+        <w:rPr>
+          <w:rFonts w:ascii="宋体" w:hAnsi="Times New Roman" w:eastAsia="宋体" w:cs="Times New Roman"/>
+          <w:kern w:val="2"/>
+          <w:sz w:val="24"/>
+          <w:szCs w:val="20"/>
+          <w:lang w:val="en-US" w:eastAsia="zh-CN" w:bidi="ar-SA"/>
+        </w:rPr>
+        <w:t xml:space="preserve">   </w:t>
+      </w:r>
+      <w:r>
+        <w:rPr>
+          <w:rFonts w:hint="eastAsia" w:ascii="宋体" w:hAnsi="Times New Roman" w:eastAsia="宋体" w:cs="Times New Roman"/>
+          <w:kern w:val="2"/>
+          <w:sz w:val="24"/>
+          <w:szCs w:val="20"/>
+          <w:lang w:val="en-US" w:eastAsia="zh-CN" w:bidi="ar-SA"/>
+        </w:rPr>
+        <w:t xml:space="preserve">年   </w:t>
+      </w:r>
+      <w:r>
+        <w:rPr>
+          <w:rFonts w:ascii="宋体" w:hAnsi="Times New Roman" w:eastAsia="宋体" w:cs="Times New Roman"/>
+          <w:kern w:val="2"/>
+          <w:sz w:val="24"/>
+          <w:szCs w:val="20"/>
+          <w:lang w:val="en-US" w:eastAsia="zh-CN" w:bidi="ar-SA"/>
+        </w:rPr>
+        <w:t xml:space="preserve"> </w:t>
+      </w:r>
+      <w:r>
+        <w:rPr>
+          <w:rFonts w:hint="eastAsia" w:ascii="宋体" w:hAnsi="Times New Roman" w:eastAsia="宋体" w:cs="Times New Roman"/>
+          <w:kern w:val="2"/>
+          <w:sz w:val="24"/>
+          <w:szCs w:val="20"/>
+          <w:lang w:val="en-US" w:eastAsia="zh-CN" w:bidi="ar-SA"/>
+        </w:rPr>
+        <w:t xml:space="preserve">月  </w:t>
+      </w:r>
+      <w:r>
+        <w:rPr>
+          <w:rFonts w:ascii="宋体" w:hAnsi="Times New Roman" w:eastAsia="宋体" w:cs="Times New Roman"/>
+          <w:kern w:val="2"/>
+          <w:sz w:val="24"/>
+          <w:szCs w:val="20"/>
+          <w:lang w:val="en-US" w:eastAsia="zh-CN" w:bidi="ar-SA"/>
+        </w:rPr>
+        <w:t xml:space="preserve"> </w:t>
+      </w:r>
+      <w:r>
+        <w:rPr>
+          <w:rFonts w:hint="eastAsia" w:ascii="宋体" w:hAnsi="Times New Roman" w:eastAsia="宋体" w:cs="Times New Roman"/>
+          <w:kern w:val="2"/>
+          <w:sz w:val="24"/>
+          <w:szCs w:val="20"/>
+          <w:lang w:val="en-US" w:eastAsia="zh-CN" w:bidi="ar-SA"/>
+        </w:rPr>
+        <w:t xml:space="preserve"> 日</w:t>
+      </w:r>
+    </w:p>
+    <w:p>
+      <w:pPr>
         <w:pStyle w:val="31"/>
         <w:bidi w:val="0"/>
+        <w:ind w:left="0" w:leftChars="0" w:firstLine="0" w:firstLineChars="0"/>
         <w:rPr>
           <w:rFonts w:hint="default"/>
           <w:lang w:val="en-US" w:eastAsia="zh-CN"/>
         </w:rPr>
       </w:pPr>
+      <w:bookmarkStart w:id="117" w:name="_GoBack"/>
+      <w:bookmarkEnd w:id="117"/>
     </w:p>
     <w:sectPr>
       <w:footerReference r:id="rId4" w:type="default"/>
@@ -39307,30 +39739,10 @@
       </w:rPr>
     </w:lvl>
   </w:abstractNum>
-  <w:abstractNum w:abstractNumId="2">
-    <w:nsid w:val="2BA2F4F4"/>
-    <w:multiLevelType w:val="singleLevel"/>
-    <w:tmpl w:val="2BA2F4F4"/>
-    <w:lvl w:ilvl="0" w:tentative="0">
-      <w:start w:val="1"/>
-      <w:numFmt w:val="decimal"/>
-      <w:lvlText w:val="%1."/>
-      <w:lvlJc w:val="left"/>
-      <w:pPr>
-        <w:ind w:left="425" w:hanging="425"/>
-      </w:pPr>
-      <w:rPr>
-        <w:rFonts w:hint="default"/>
-      </w:rPr>
-    </w:lvl>
-  </w:abstractNum>
   <w:num w:numId="1">
     <w:abstractNumId w:val="1"/>
   </w:num>
   <w:num w:numId="2">
-    <w:abstractNumId w:val="2"/>
-  </w:num>
-  <w:num w:numId="3">
     <w:abstractNumId w:val="0"/>
   </w:num>
 </w:numbering>

--- a/基于微信小程序的校园活动报名系统设计与实现.docx
+++ b/基于微信小程序的校园活动报名系统设计与实现.docx
@@ -8058,6 +8058,13 @@
         <w:outlineLvl w:val="1"/>
       </w:pPr>
       <w:bookmarkStart w:id="5" w:name="_Toc5826"/>
+    </w:p>
+    <w:p>
+      <w:pPr>
+        <w:pStyle w:val="30"/>
+        <w:spacing w:before="312" w:after="312"/>
+        <w:outlineLvl w:val="1"/>
+      </w:pPr>
       <w:r>
         <w:t>1.3 国内外现状</w:t>
       </w:r>
@@ -8078,7 +8085,7 @@
         <w:rPr>
           <w:rFonts w:hint="eastAsia"/>
         </w:rPr>
-        <w:t xml:space="preserve"> 国内相关研究主要围绕信息系统在高校第二课堂管理中的应用展开。叶锐、田广、张刘海</w:t>
+        <w:t>国内相关研究主要围绕信息系统在高校第二课堂管理中的应用展开。叶锐、田广、张刘海</w:t>
       </w:r>
       <w:r>
         <w:rPr>
@@ -9218,6 +9225,13 @@
         <w:outlineLvl w:val="2"/>
       </w:pPr>
       <w:bookmarkStart w:id="20" w:name="_Toc21709"/>
+    </w:p>
+    <w:p>
+      <w:pPr>
+        <w:pStyle w:val="34"/>
+        <w:spacing w:before="312" w:after="312"/>
+        <w:outlineLvl w:val="2"/>
+      </w:pPr>
       <w:r>
         <w:t>2.3.2 二维码签到</w:t>
       </w:r>
@@ -10364,8 +10378,8 @@
           <w:bCs w:val="0"/>
         </w:rPr>
       </w:pPr>
-      <w:bookmarkStart w:id="33" w:name="_Toc15777"/>
-      <w:bookmarkStart w:id="34" w:name="_Toc11318"/>
+      <w:bookmarkStart w:id="33" w:name="_Toc11318"/>
+      <w:bookmarkStart w:id="34" w:name="_Toc15777"/>
       <w:r>
         <w:rPr>
           <w:rFonts w:hint="default"/>
@@ -26037,7 +26051,7 @@
         <w:rPr>
           <w:rFonts w:hint="default"/>
         </w:rPr>
-        <w:t>管理员在活动开始前生成专属签到码，参与者扫码后，系统后端会校验是否已报名、状态是否通过、签到时间是否有效，多重验证防止未报名或代签到行为，确保数据真实准确</w:t>
+        <w:t>管理员在活动开始前生成专属签到码，参与者扫码后，系统后端会校验是否已报名、状态是否通过、签到时间是否有效，多重验证防止未报名行为，确保数据真实准确</w:t>
       </w:r>
       <w:r>
         <w:rPr>
@@ -28302,9 +28316,11 @@
           <w:tcPr>
             <w:tcW w:w="612" w:type="pct"/>
             <w:tcBorders>
+              <w:bottom w:val="single" w:color="000000" w:sz="4" w:space="0"/>
               <w:tl2br w:val="nil"/>
               <w:tr2bl w:val="nil"/>
             </w:tcBorders>
+            <w:shd w:val="clear" w:color="auto" w:fill="FFFFFF"/>
             <w:vAlign w:val="center"/>
           </w:tcPr>
           <w:p>
@@ -28314,12 +28330,16 @@
               <w:jc w:val="center"/>
               <w:rPr>
                 <w:rFonts w:hint="default" w:eastAsia="宋体"/>
+                <w:b w:val="0"/>
+                <w:color w:val="000000"/>
                 <w:lang w:val="en-US" w:eastAsia="zh-CN"/>
               </w:rPr>
             </w:pPr>
             <w:r>
               <w:rPr>
                 <w:rFonts w:hint="eastAsia"/>
+                <w:b w:val="0"/>
+                <w:color w:val="000000"/>
                 <w:lang w:val="en-US" w:eastAsia="zh-CN"/>
               </w:rPr>
               <w:t>用例ID</w:t>
@@ -28330,9 +28350,11 @@
           <w:tcPr>
             <w:tcW w:w="651" w:type="pct"/>
             <w:tcBorders>
+              <w:bottom w:val="single" w:color="000000" w:sz="4" w:space="0"/>
               <w:tl2br w:val="nil"/>
               <w:tr2bl w:val="nil"/>
             </w:tcBorders>
+            <w:shd w:val="clear" w:color="auto" w:fill="FFFFFF"/>
             <w:vAlign w:val="center"/>
           </w:tcPr>
           <w:p>
@@ -28342,12 +28364,16 @@
               <w:jc w:val="center"/>
               <w:rPr>
                 <w:rFonts w:hint="default" w:eastAsia="宋体"/>
+                <w:b w:val="0"/>
+                <w:color w:val="000000"/>
                 <w:lang w:val="en-US" w:eastAsia="zh-CN"/>
               </w:rPr>
             </w:pPr>
             <w:r>
               <w:rPr>
                 <w:rFonts w:hint="eastAsia"/>
+                <w:b w:val="0"/>
+                <w:color w:val="000000"/>
                 <w:lang w:val="en-US" w:eastAsia="zh-CN"/>
               </w:rPr>
               <w:t>测试项</w:t>
@@ -28358,9 +28384,11 @@
           <w:tcPr>
             <w:tcW w:w="1239" w:type="pct"/>
             <w:tcBorders>
+              <w:bottom w:val="single" w:color="000000" w:sz="4" w:space="0"/>
               <w:tl2br w:val="nil"/>
               <w:tr2bl w:val="nil"/>
             </w:tcBorders>
+            <w:shd w:val="clear" w:color="auto" w:fill="FFFFFF"/>
             <w:vAlign w:val="center"/>
           </w:tcPr>
           <w:p>
@@ -28370,12 +28398,16 @@
               <w:jc w:val="center"/>
               <w:rPr>
                 <w:rFonts w:hint="default" w:eastAsia="宋体"/>
+                <w:b w:val="0"/>
+                <w:color w:val="000000"/>
                 <w:lang w:val="en-US" w:eastAsia="zh-CN"/>
               </w:rPr>
             </w:pPr>
             <w:r>
               <w:rPr>
                 <w:rFonts w:hint="eastAsia"/>
+                <w:b w:val="0"/>
+                <w:color w:val="000000"/>
                 <w:lang w:val="en-US" w:eastAsia="zh-CN"/>
               </w:rPr>
               <w:t>测试步骤</w:t>
@@ -28386,9 +28418,11 @@
           <w:tcPr>
             <w:tcW w:w="927" w:type="pct"/>
             <w:tcBorders>
+              <w:bottom w:val="single" w:color="000000" w:sz="4" w:space="0"/>
               <w:tl2br w:val="nil"/>
               <w:tr2bl w:val="nil"/>
             </w:tcBorders>
+            <w:shd w:val="clear" w:color="auto" w:fill="FFFFFF"/>
             <w:vAlign w:val="center"/>
           </w:tcPr>
           <w:p>
@@ -28398,12 +28432,16 @@
               <w:jc w:val="center"/>
               <w:rPr>
                 <w:rFonts w:hint="default" w:eastAsia="宋体"/>
+                <w:b w:val="0"/>
+                <w:color w:val="000000"/>
                 <w:lang w:val="en-US" w:eastAsia="zh-CN"/>
               </w:rPr>
             </w:pPr>
             <w:r>
               <w:rPr>
                 <w:rFonts w:hint="eastAsia"/>
+                <w:b w:val="0"/>
+                <w:color w:val="000000"/>
                 <w:lang w:val="en-US" w:eastAsia="zh-CN"/>
               </w:rPr>
               <w:t>测试数据</w:t>
@@ -28414,9 +28452,11 @@
           <w:tcPr>
             <w:tcW w:w="747" w:type="pct"/>
             <w:tcBorders>
+              <w:bottom w:val="single" w:color="000000" w:sz="4" w:space="0"/>
               <w:tl2br w:val="nil"/>
               <w:tr2bl w:val="nil"/>
             </w:tcBorders>
+            <w:shd w:val="clear" w:color="auto" w:fill="FFFFFF"/>
             <w:vAlign w:val="center"/>
           </w:tcPr>
           <w:p>
@@ -28429,12 +28469,16 @@
               <w:jc w:val="center"/>
               <w:rPr>
                 <w:rFonts w:hint="default" w:eastAsia="宋体"/>
+                <w:b w:val="0"/>
+                <w:color w:val="000000"/>
                 <w:lang w:val="en-US" w:eastAsia="zh-CN"/>
               </w:rPr>
             </w:pPr>
             <w:r>
               <w:rPr>
                 <w:rFonts w:hint="eastAsia"/>
+                <w:b w:val="0"/>
+                <w:color w:val="000000"/>
                 <w:lang w:val="en-US" w:eastAsia="zh-CN"/>
               </w:rPr>
               <w:t>预期结果</w:t>
@@ -28445,9 +28489,11 @@
           <w:tcPr>
             <w:tcW w:w="821" w:type="pct"/>
             <w:tcBorders>
+              <w:bottom w:val="single" w:color="000000" w:sz="4" w:space="0"/>
               <w:tl2br w:val="nil"/>
               <w:tr2bl w:val="nil"/>
             </w:tcBorders>
+            <w:shd w:val="clear" w:color="auto" w:fill="FFFFFF"/>
             <w:vAlign w:val="center"/>
           </w:tcPr>
           <w:p>
@@ -28457,12 +28503,16 @@
               <w:jc w:val="center"/>
               <w:rPr>
                 <w:rFonts w:hint="default" w:eastAsia="宋体"/>
+                <w:b w:val="0"/>
+                <w:color w:val="000000"/>
                 <w:lang w:val="en-US" w:eastAsia="zh-CN"/>
               </w:rPr>
             </w:pPr>
             <w:r>
               <w:rPr>
                 <w:rFonts w:hint="eastAsia"/>
+                <w:b w:val="0"/>
+                <w:color w:val="000000"/>
                 <w:lang w:val="en-US" w:eastAsia="zh-CN"/>
               </w:rPr>
               <w:t>实际结果</w:t>
@@ -28494,20 +28544,28 @@
           <w:tcPr>
             <w:tcW w:w="612" w:type="pct"/>
             <w:tcBorders>
+              <w:top w:val="single" w:color="000000" w:sz="4" w:space="0"/>
               <w:tl2br w:val="nil"/>
               <w:tr2bl w:val="nil"/>
             </w:tcBorders>
-            <w:vAlign w:val="center"/>
-          </w:tcPr>
-          <w:p>
-            <w:pPr>
-              <w:pStyle w:val="40"/>
-              <w:spacing w:line="360" w:lineRule="auto"/>
-              <w:jc w:val="center"/>
+            <w:shd w:val="clear" w:color="auto" w:fill="FFFFFF"/>
+            <w:vAlign w:val="center"/>
+          </w:tcPr>
+          <w:p>
+            <w:pPr>
+              <w:pStyle w:val="40"/>
+              <w:spacing w:line="360" w:lineRule="auto"/>
+              <w:jc w:val="center"/>
+              <w:rPr>
+                <w:b w:val="0"/>
+                <w:color w:val="000000"/>
+              </w:rPr>
             </w:pPr>
             <w:r>
               <w:rPr>
                 <w:rFonts w:hint="eastAsia"/>
+                <w:b w:val="0"/>
+                <w:color w:val="000000"/>
               </w:rPr>
               <w:t>LG01</w:t>
             </w:r>
@@ -28517,18 +28575,28 @@
           <w:tcPr>
             <w:tcW w:w="651" w:type="pct"/>
             <w:tcBorders>
+              <w:top w:val="single" w:color="000000" w:sz="4" w:space="0"/>
               <w:tl2br w:val="nil"/>
               <w:tr2bl w:val="nil"/>
             </w:tcBorders>
-            <w:vAlign w:val="center"/>
-          </w:tcPr>
-          <w:p>
-            <w:pPr>
-              <w:pStyle w:val="40"/>
-              <w:spacing w:line="360" w:lineRule="auto"/>
-              <w:jc w:val="center"/>
-            </w:pPr>
-            <w:r>
+            <w:shd w:val="clear" w:color="auto" w:fill="FFFFFF"/>
+            <w:vAlign w:val="center"/>
+          </w:tcPr>
+          <w:p>
+            <w:pPr>
+              <w:pStyle w:val="40"/>
+              <w:spacing w:line="360" w:lineRule="auto"/>
+              <w:jc w:val="center"/>
+              <w:rPr>
+                <w:b w:val="0"/>
+                <w:color w:val="000000"/>
+              </w:rPr>
+            </w:pPr>
+            <w:r>
+              <w:rPr>
+                <w:b w:val="0"/>
+                <w:color w:val="000000"/>
+              </w:rPr>
               <w:t>正常登录</w:t>
             </w:r>
           </w:p>
@@ -28537,9 +28605,11 @@
           <w:tcPr>
             <w:tcW w:w="1239" w:type="pct"/>
             <w:tcBorders>
+              <w:top w:val="single" w:color="000000" w:sz="4" w:space="0"/>
               <w:tl2br w:val="nil"/>
               <w:tr2bl w:val="nil"/>
             </w:tcBorders>
+            <w:shd w:val="clear" w:color="auto" w:fill="FFFFFF"/>
             <w:vAlign w:val="center"/>
           </w:tcPr>
           <w:p>
@@ -28549,11 +28619,15 @@
               <w:jc w:val="center"/>
               <w:rPr>
                 <w:rFonts w:hint="eastAsia"/>
+                <w:b w:val="0"/>
+                <w:color w:val="000000"/>
               </w:rPr>
             </w:pPr>
             <w:r>
               <w:rPr>
                 <w:rFonts w:hint="eastAsia"/>
+                <w:b w:val="0"/>
+                <w:color w:val="000000"/>
               </w:rPr>
               <w:t>1.输入正确账号</w:t>
             </w:r>
@@ -28565,11 +28639,15 @@
               <w:jc w:val="center"/>
               <w:rPr>
                 <w:rFonts w:hint="eastAsia"/>
+                <w:b w:val="0"/>
+                <w:color w:val="000000"/>
               </w:rPr>
             </w:pPr>
             <w:r>
               <w:rPr>
                 <w:rFonts w:hint="eastAsia"/>
+                <w:b w:val="0"/>
+                <w:color w:val="000000"/>
               </w:rPr>
               <w:t>2.输入正确密码</w:t>
             </w:r>
@@ -28579,10 +28657,16 @@
               <w:pStyle w:val="40"/>
               <w:spacing w:line="360" w:lineRule="auto"/>
               <w:jc w:val="center"/>
+              <w:rPr>
+                <w:b w:val="0"/>
+                <w:color w:val="000000"/>
+              </w:rPr>
             </w:pPr>
             <w:r>
               <w:rPr>
                 <w:rFonts w:hint="eastAsia"/>
+                <w:b w:val="0"/>
+                <w:color w:val="000000"/>
               </w:rPr>
               <w:t>3.点击登录</w:t>
             </w:r>
@@ -28592,9 +28676,11 @@
           <w:tcPr>
             <w:tcW w:w="927" w:type="pct"/>
             <w:tcBorders>
+              <w:top w:val="single" w:color="000000" w:sz="4" w:space="0"/>
               <w:tl2br w:val="nil"/>
               <w:tr2bl w:val="nil"/>
             </w:tcBorders>
+            <w:shd w:val="clear" w:color="auto" w:fill="FFFFFF"/>
             <w:vAlign w:val="center"/>
           </w:tcPr>
           <w:p>
@@ -28604,11 +28690,15 @@
               <w:jc w:val="center"/>
               <w:rPr>
                 <w:rFonts w:hint="eastAsia"/>
+                <w:b w:val="0"/>
+                <w:color w:val="000000"/>
               </w:rPr>
             </w:pPr>
             <w:r>
               <w:rPr>
                 <w:rFonts w:hint="eastAsia"/>
+                <w:b w:val="0"/>
+                <w:color w:val="000000"/>
               </w:rPr>
               <w:t xml:space="preserve">账号:admin </w:t>
             </w:r>
@@ -28618,10 +28708,16 @@
               <w:pStyle w:val="40"/>
               <w:spacing w:line="360" w:lineRule="auto"/>
               <w:jc w:val="center"/>
+              <w:rPr>
+                <w:b w:val="0"/>
+                <w:color w:val="000000"/>
+              </w:rPr>
             </w:pPr>
             <w:r>
               <w:rPr>
                 <w:rFonts w:hint="eastAsia"/>
+                <w:b w:val="0"/>
+                <w:color w:val="000000"/>
               </w:rPr>
               <w:t>密码:123456</w:t>
             </w:r>
@@ -28631,9 +28727,11 @@
           <w:tcPr>
             <w:tcW w:w="747" w:type="pct"/>
             <w:tcBorders>
+              <w:top w:val="single" w:color="000000" w:sz="4" w:space="0"/>
               <w:tl2br w:val="nil"/>
               <w:tr2bl w:val="nil"/>
             </w:tcBorders>
+            <w:shd w:val="clear" w:color="auto" w:fill="FFFFFF"/>
             <w:vAlign w:val="center"/>
           </w:tcPr>
           <w:p>
@@ -28643,11 +28741,15 @@
               <w:jc w:val="center"/>
               <w:rPr>
                 <w:rFonts w:ascii="Times New Roman" w:hAnsi="Times New Roman"/>
+                <w:b w:val="0"/>
+                <w:color w:val="000000"/>
               </w:rPr>
             </w:pPr>
             <w:r>
               <w:rPr>
                 <w:rFonts w:hint="eastAsia" w:ascii="Times New Roman" w:hAnsi="Times New Roman"/>
+                <w:b w:val="0"/>
+                <w:color w:val="000000"/>
               </w:rPr>
               <w:t>登录成功，跳转首页</w:t>
             </w:r>
@@ -28657,9 +28759,11 @@
           <w:tcPr>
             <w:tcW w:w="821" w:type="pct"/>
             <w:tcBorders>
+              <w:top w:val="single" w:color="000000" w:sz="4" w:space="0"/>
               <w:tl2br w:val="nil"/>
               <w:tr2bl w:val="nil"/>
             </w:tcBorders>
+            <w:shd w:val="clear" w:color="auto" w:fill="FFFFFF"/>
             <w:vAlign w:val="center"/>
           </w:tcPr>
           <w:p>
@@ -28669,11 +28773,15 @@
               <w:jc w:val="center"/>
               <w:rPr>
                 <w:rFonts w:ascii="Times New Roman" w:hAnsi="Times New Roman"/>
+                <w:b w:val="0"/>
+                <w:color w:val="000000"/>
               </w:rPr>
             </w:pPr>
             <w:r>
               <w:rPr>
                 <w:rFonts w:hint="eastAsia" w:ascii="Times New Roman" w:hAnsi="Times New Roman"/>
+                <w:b w:val="0"/>
+                <w:color w:val="000000"/>
               </w:rPr>
               <w:t>成功跳转首页</w:t>
             </w:r>
@@ -28707,6 +28815,7 @@
               <w:tl2br w:val="nil"/>
               <w:tr2bl w:val="nil"/>
             </w:tcBorders>
+            <w:shd w:val="clear" w:color="auto" w:fill="FFFFFF"/>
             <w:vAlign w:val="center"/>
           </w:tcPr>
           <w:p>
@@ -28716,18 +28825,24 @@
               <w:jc w:val="center"/>
               <w:rPr>
                 <w:rFonts w:hint="eastAsia" w:eastAsia="宋体"/>
+                <w:b w:val="0"/>
+                <w:color w:val="000000"/>
                 <w:lang w:val="en-US" w:eastAsia="zh-CN"/>
               </w:rPr>
             </w:pPr>
             <w:r>
               <w:rPr>
                 <w:rFonts w:hint="eastAsia"/>
+                <w:b w:val="0"/>
+                <w:color w:val="000000"/>
               </w:rPr>
               <w:t>LG0</w:t>
             </w:r>
             <w:r>
               <w:rPr>
                 <w:rFonts w:hint="eastAsia"/>
+                <w:b w:val="0"/>
+                <w:color w:val="000000"/>
                 <w:lang w:val="en-US" w:eastAsia="zh-CN"/>
               </w:rPr>
               <w:t>2</w:t>
@@ -28741,17 +28856,24 @@
               <w:tl2br w:val="nil"/>
               <w:tr2bl w:val="nil"/>
             </w:tcBorders>
-            <w:vAlign w:val="center"/>
-          </w:tcPr>
-          <w:p>
-            <w:pPr>
-              <w:pStyle w:val="40"/>
-              <w:spacing w:line="360" w:lineRule="auto"/>
-              <w:jc w:val="center"/>
+            <w:shd w:val="clear" w:color="auto" w:fill="FFFFFF"/>
+            <w:vAlign w:val="center"/>
+          </w:tcPr>
+          <w:p>
+            <w:pPr>
+              <w:pStyle w:val="40"/>
+              <w:spacing w:line="360" w:lineRule="auto"/>
+              <w:jc w:val="center"/>
+              <w:rPr>
+                <w:b w:val="0"/>
+                <w:color w:val="000000"/>
+              </w:rPr>
             </w:pPr>
             <w:r>
               <w:rPr>
                 <w:rFonts w:hint="eastAsia"/>
+                <w:b w:val="0"/>
+                <w:color w:val="000000"/>
               </w:rPr>
               <w:t>密码错误</w:t>
             </w:r>
@@ -28764,6 +28886,7 @@
               <w:tl2br w:val="nil"/>
               <w:tr2bl w:val="nil"/>
             </w:tcBorders>
+            <w:shd w:val="clear" w:color="auto" w:fill="FFFFFF"/>
             <w:vAlign w:val="center"/>
           </w:tcPr>
           <w:p>
@@ -28773,11 +28896,15 @@
               <w:jc w:val="center"/>
               <w:rPr>
                 <w:rFonts w:hint="eastAsia"/>
+                <w:b w:val="0"/>
+                <w:color w:val="000000"/>
               </w:rPr>
             </w:pPr>
             <w:r>
               <w:rPr>
                 <w:rFonts w:hint="eastAsia"/>
+                <w:b w:val="0"/>
+                <w:color w:val="000000"/>
               </w:rPr>
               <w:t>1.输入正确账号</w:t>
             </w:r>
@@ -28787,10 +28914,16 @@
               <w:pStyle w:val="40"/>
               <w:spacing w:line="360" w:lineRule="auto"/>
               <w:jc w:val="center"/>
+              <w:rPr>
+                <w:b w:val="0"/>
+                <w:color w:val="000000"/>
+              </w:rPr>
             </w:pPr>
             <w:r>
               <w:rPr>
                 <w:rFonts w:hint="eastAsia"/>
+                <w:b w:val="0"/>
+                <w:color w:val="000000"/>
               </w:rPr>
               <w:t>2.输入错误密码3.点击登录</w:t>
             </w:r>
@@ -28803,6 +28936,7 @@
               <w:tl2br w:val="nil"/>
               <w:tr2bl w:val="nil"/>
             </w:tcBorders>
+            <w:shd w:val="clear" w:color="auto" w:fill="FFFFFF"/>
             <w:vAlign w:val="center"/>
           </w:tcPr>
           <w:p>
@@ -28812,11 +28946,15 @@
               <w:jc w:val="center"/>
               <w:rPr>
                 <w:rFonts w:hint="eastAsia"/>
+                <w:b w:val="0"/>
+                <w:color w:val="000000"/>
               </w:rPr>
             </w:pPr>
             <w:r>
               <w:rPr>
                 <w:rFonts w:hint="eastAsia"/>
+                <w:b w:val="0"/>
+                <w:color w:val="000000"/>
               </w:rPr>
               <w:t xml:space="preserve">账号:admin </w:t>
             </w:r>
@@ -28826,10 +28964,16 @@
               <w:pStyle w:val="40"/>
               <w:spacing w:line="360" w:lineRule="auto"/>
               <w:jc w:val="center"/>
+              <w:rPr>
+                <w:b w:val="0"/>
+                <w:color w:val="000000"/>
+              </w:rPr>
             </w:pPr>
             <w:r>
               <w:rPr>
                 <w:rFonts w:hint="eastAsia"/>
+                <w:b w:val="0"/>
+                <w:color w:val="000000"/>
               </w:rPr>
               <w:t>密码:error</w:t>
             </w:r>
@@ -28842,17 +28986,24 @@
               <w:tl2br w:val="nil"/>
               <w:tr2bl w:val="nil"/>
             </w:tcBorders>
-            <w:vAlign w:val="center"/>
-          </w:tcPr>
-          <w:p>
-            <w:pPr>
-              <w:pStyle w:val="40"/>
-              <w:spacing w:line="360" w:lineRule="auto"/>
-              <w:jc w:val="center"/>
+            <w:shd w:val="clear" w:color="auto" w:fill="FFFFFF"/>
+            <w:vAlign w:val="center"/>
+          </w:tcPr>
+          <w:p>
+            <w:pPr>
+              <w:pStyle w:val="40"/>
+              <w:spacing w:line="360" w:lineRule="auto"/>
+              <w:jc w:val="center"/>
+              <w:rPr>
+                <w:b w:val="0"/>
+                <w:color w:val="000000"/>
+              </w:rPr>
             </w:pPr>
             <w:r>
               <w:rPr>
                 <w:rFonts w:hint="eastAsia"/>
+                <w:b w:val="0"/>
+                <w:color w:val="000000"/>
               </w:rPr>
               <w:t>提示“用户名或密码错误”</w:t>
             </w:r>
@@ -28865,17 +29016,24 @@
               <w:tl2br w:val="nil"/>
               <w:tr2bl w:val="nil"/>
             </w:tcBorders>
-            <w:vAlign w:val="center"/>
-          </w:tcPr>
-          <w:p>
-            <w:pPr>
-              <w:pStyle w:val="40"/>
-              <w:spacing w:line="360" w:lineRule="auto"/>
-              <w:jc w:val="center"/>
+            <w:shd w:val="clear" w:color="auto" w:fill="FFFFFF"/>
+            <w:vAlign w:val="center"/>
+          </w:tcPr>
+          <w:p>
+            <w:pPr>
+              <w:pStyle w:val="40"/>
+              <w:spacing w:line="360" w:lineRule="auto"/>
+              <w:jc w:val="center"/>
+              <w:rPr>
+                <w:b w:val="0"/>
+                <w:color w:val="000000"/>
+              </w:rPr>
             </w:pPr>
             <w:r>
               <w:rPr>
                 <w:rFonts w:hint="eastAsia"/>
+                <w:b w:val="0"/>
+                <w:color w:val="000000"/>
               </w:rPr>
               <w:t>弹出错误提示框</w:t>
             </w:r>
@@ -28909,6 +29067,7 @@
               <w:tl2br w:val="nil"/>
               <w:tr2bl w:val="nil"/>
             </w:tcBorders>
+            <w:shd w:val="clear" w:color="auto" w:fill="FFFFFF"/>
             <w:vAlign w:val="center"/>
           </w:tcPr>
           <w:p>
@@ -28918,18 +29077,24 @@
               <w:jc w:val="center"/>
               <w:rPr>
                 <w:rFonts w:hint="eastAsia" w:eastAsia="宋体"/>
+                <w:b w:val="0"/>
+                <w:color w:val="000000"/>
                 <w:lang w:val="en-US" w:eastAsia="zh-CN"/>
               </w:rPr>
             </w:pPr>
             <w:r>
               <w:rPr>
                 <w:rFonts w:hint="eastAsia" w:ascii="Times New Roman" w:hAnsi="Times New Roman"/>
+                <w:b w:val="0"/>
+                <w:color w:val="000000"/>
               </w:rPr>
               <w:t>LG0</w:t>
             </w:r>
             <w:r>
               <w:rPr>
                 <w:rFonts w:hint="eastAsia"/>
+                <w:b w:val="0"/>
+                <w:color w:val="000000"/>
                 <w:lang w:val="en-US" w:eastAsia="zh-CN"/>
               </w:rPr>
               <w:t>3</w:t>
@@ -28943,17 +29108,24 @@
               <w:tl2br w:val="nil"/>
               <w:tr2bl w:val="nil"/>
             </w:tcBorders>
-            <w:vAlign w:val="center"/>
-          </w:tcPr>
-          <w:p>
-            <w:pPr>
-              <w:pStyle w:val="40"/>
-              <w:spacing w:line="360" w:lineRule="auto"/>
-              <w:jc w:val="center"/>
+            <w:shd w:val="clear" w:color="auto" w:fill="FFFFFF"/>
+            <w:vAlign w:val="center"/>
+          </w:tcPr>
+          <w:p>
+            <w:pPr>
+              <w:pStyle w:val="40"/>
+              <w:spacing w:line="360" w:lineRule="auto"/>
+              <w:jc w:val="center"/>
+              <w:rPr>
+                <w:b w:val="0"/>
+                <w:color w:val="000000"/>
+              </w:rPr>
             </w:pPr>
             <w:r>
               <w:rPr>
                 <w:rFonts w:hint="eastAsia"/>
+                <w:b w:val="0"/>
+                <w:color w:val="000000"/>
               </w:rPr>
               <w:t>账号为空</w:t>
             </w:r>
@@ -28966,6 +29138,7 @@
               <w:tl2br w:val="nil"/>
               <w:tr2bl w:val="nil"/>
             </w:tcBorders>
+            <w:shd w:val="clear" w:color="auto" w:fill="FFFFFF"/>
             <w:vAlign w:val="center"/>
           </w:tcPr>
           <w:p>
@@ -28975,11 +29148,15 @@
               <w:jc w:val="center"/>
               <w:rPr>
                 <w:rFonts w:hint="eastAsia"/>
+                <w:b w:val="0"/>
+                <w:color w:val="000000"/>
               </w:rPr>
             </w:pPr>
             <w:r>
               <w:rPr>
                 <w:rFonts w:hint="eastAsia"/>
+                <w:b w:val="0"/>
+                <w:color w:val="000000"/>
               </w:rPr>
               <w:t>1.不输入账号</w:t>
             </w:r>
@@ -28991,11 +29168,15 @@
               <w:jc w:val="center"/>
               <w:rPr>
                 <w:rFonts w:hint="eastAsia"/>
+                <w:b w:val="0"/>
+                <w:color w:val="000000"/>
               </w:rPr>
             </w:pPr>
             <w:r>
               <w:rPr>
                 <w:rFonts w:hint="eastAsia"/>
+                <w:b w:val="0"/>
+                <w:color w:val="000000"/>
               </w:rPr>
               <w:t>2.输入任意密码</w:t>
             </w:r>
@@ -29005,10 +29186,16 @@
               <w:pStyle w:val="40"/>
               <w:spacing w:line="360" w:lineRule="auto"/>
               <w:jc w:val="center"/>
+              <w:rPr>
+                <w:b w:val="0"/>
+                <w:color w:val="000000"/>
+              </w:rPr>
             </w:pPr>
             <w:r>
               <w:rPr>
                 <w:rFonts w:hint="eastAsia"/>
+                <w:b w:val="0"/>
+                <w:color w:val="000000"/>
               </w:rPr>
               <w:t>3.点击登录</w:t>
             </w:r>
@@ -29021,17 +29208,24 @@
               <w:tl2br w:val="nil"/>
               <w:tr2bl w:val="nil"/>
             </w:tcBorders>
-            <w:vAlign w:val="center"/>
-          </w:tcPr>
-          <w:p>
-            <w:pPr>
-              <w:pStyle w:val="40"/>
-              <w:spacing w:line="360" w:lineRule="auto"/>
-              <w:jc w:val="center"/>
+            <w:shd w:val="clear" w:color="auto" w:fill="FFFFFF"/>
+            <w:vAlign w:val="center"/>
+          </w:tcPr>
+          <w:p>
+            <w:pPr>
+              <w:pStyle w:val="40"/>
+              <w:spacing w:line="360" w:lineRule="auto"/>
+              <w:jc w:val="center"/>
+              <w:rPr>
+                <w:b w:val="0"/>
+                <w:color w:val="000000"/>
+              </w:rPr>
             </w:pPr>
             <w:r>
               <w:rPr>
                 <w:rFonts w:hint="eastAsia"/>
+                <w:b w:val="0"/>
+                <w:color w:val="000000"/>
               </w:rPr>
               <w:t>账号:""</w:t>
             </w:r>
@@ -29044,17 +29238,24 @@
               <w:tl2br w:val="nil"/>
               <w:tr2bl w:val="nil"/>
             </w:tcBorders>
-            <w:vAlign w:val="center"/>
-          </w:tcPr>
-          <w:p>
-            <w:pPr>
-              <w:pStyle w:val="40"/>
-              <w:spacing w:line="360" w:lineRule="auto"/>
-              <w:jc w:val="center"/>
+            <w:shd w:val="clear" w:color="auto" w:fill="FFFFFF"/>
+            <w:vAlign w:val="center"/>
+          </w:tcPr>
+          <w:p>
+            <w:pPr>
+              <w:pStyle w:val="40"/>
+              <w:spacing w:line="360" w:lineRule="auto"/>
+              <w:jc w:val="center"/>
+              <w:rPr>
+                <w:b w:val="0"/>
+                <w:color w:val="000000"/>
+              </w:rPr>
             </w:pPr>
             <w:r>
               <w:rPr>
                 <w:rFonts w:hint="eastAsia"/>
+                <w:b w:val="0"/>
+                <w:color w:val="000000"/>
               </w:rPr>
               <w:t>提示“请输入账号”</w:t>
             </w:r>
@@ -29067,17 +29268,24 @@
               <w:tl2br w:val="nil"/>
               <w:tr2bl w:val="nil"/>
             </w:tcBorders>
-            <w:vAlign w:val="center"/>
-          </w:tcPr>
-          <w:p>
-            <w:pPr>
-              <w:pStyle w:val="40"/>
-              <w:spacing w:line="360" w:lineRule="auto"/>
-              <w:jc w:val="center"/>
+            <w:shd w:val="clear" w:color="auto" w:fill="FFFFFF"/>
+            <w:vAlign w:val="center"/>
+          </w:tcPr>
+          <w:p>
+            <w:pPr>
+              <w:pStyle w:val="40"/>
+              <w:spacing w:line="360" w:lineRule="auto"/>
+              <w:jc w:val="center"/>
+              <w:rPr>
+                <w:b w:val="0"/>
+                <w:color w:val="000000"/>
+              </w:rPr>
             </w:pPr>
             <w:r>
               <w:rPr>
                 <w:rFonts w:hint="eastAsia"/>
+                <w:b w:val="0"/>
+                <w:color w:val="000000"/>
               </w:rPr>
               <w:t>拦截请求并提示</w:t>
             </w:r>
@@ -29111,6 +29319,7 @@
               <w:tl2br w:val="nil"/>
               <w:tr2bl w:val="nil"/>
             </w:tcBorders>
+            <w:shd w:val="clear" w:color="auto" w:fill="FFFFFF"/>
             <w:vAlign w:val="center"/>
           </w:tcPr>
           <w:p>
@@ -29120,18 +29329,24 @@
               <w:jc w:val="center"/>
               <w:rPr>
                 <w:rFonts w:hint="eastAsia" w:eastAsia="宋体"/>
+                <w:b w:val="0"/>
+                <w:color w:val="000000"/>
                 <w:lang w:val="en-US" w:eastAsia="zh-CN"/>
               </w:rPr>
             </w:pPr>
             <w:r>
               <w:rPr>
                 <w:rFonts w:hint="eastAsia" w:ascii="Times New Roman" w:hAnsi="Times New Roman"/>
+                <w:b w:val="0"/>
+                <w:color w:val="000000"/>
               </w:rPr>
               <w:t>LG0</w:t>
             </w:r>
             <w:r>
               <w:rPr>
                 <w:rFonts w:hint="eastAsia"/>
+                <w:b w:val="0"/>
+                <w:color w:val="000000"/>
                 <w:lang w:val="en-US" w:eastAsia="zh-CN"/>
               </w:rPr>
               <w:t>4</w:t>
@@ -29145,17 +29360,24 @@
               <w:tl2br w:val="nil"/>
               <w:tr2bl w:val="nil"/>
             </w:tcBorders>
-            <w:vAlign w:val="center"/>
-          </w:tcPr>
-          <w:p>
-            <w:pPr>
-              <w:pStyle w:val="40"/>
-              <w:spacing w:line="360" w:lineRule="auto"/>
-              <w:jc w:val="center"/>
+            <w:shd w:val="clear" w:color="auto" w:fill="FFFFFF"/>
+            <w:vAlign w:val="center"/>
+          </w:tcPr>
+          <w:p>
+            <w:pPr>
+              <w:pStyle w:val="40"/>
+              <w:spacing w:line="360" w:lineRule="auto"/>
+              <w:jc w:val="center"/>
+              <w:rPr>
+                <w:b w:val="0"/>
+                <w:color w:val="000000"/>
+              </w:rPr>
             </w:pPr>
             <w:r>
               <w:rPr>
                 <w:rFonts w:hint="eastAsia"/>
+                <w:b w:val="0"/>
+                <w:color w:val="000000"/>
               </w:rPr>
               <w:t>微信登录</w:t>
             </w:r>
@@ -29168,6 +29390,7 @@
               <w:tl2br w:val="nil"/>
               <w:tr2bl w:val="nil"/>
             </w:tcBorders>
+            <w:shd w:val="clear" w:color="auto" w:fill="FFFFFF"/>
             <w:vAlign w:val="center"/>
           </w:tcPr>
           <w:p>
@@ -29181,11 +29404,15 @@
               <w:jc w:val="center"/>
               <w:rPr>
                 <w:rFonts w:hint="eastAsia"/>
+                <w:b w:val="0"/>
+                <w:color w:val="000000"/>
               </w:rPr>
             </w:pPr>
             <w:r>
               <w:rPr>
                 <w:rFonts w:hint="eastAsia"/>
+                <w:b w:val="0"/>
+                <w:color w:val="000000"/>
                 <w:lang w:val="en-US" w:eastAsia="zh-CN"/>
               </w:rPr>
               <w:t>1.</w:t>
@@ -29193,6 +29420,8 @@
             <w:r>
               <w:rPr>
                 <w:rFonts w:hint="eastAsia"/>
+                <w:b w:val="0"/>
+                <w:color w:val="000000"/>
               </w:rPr>
               <w:t>点击微信快捷登录按钮</w:t>
             </w:r>
@@ -29208,11 +29437,15 @@
               <w:jc w:val="center"/>
               <w:rPr>
                 <w:rFonts w:hint="eastAsia"/>
+                <w:b w:val="0"/>
+                <w:color w:val="000000"/>
               </w:rPr>
             </w:pPr>
             <w:r>
               <w:rPr>
                 <w:rFonts w:hint="eastAsia"/>
+                <w:b w:val="0"/>
+                <w:color w:val="000000"/>
               </w:rPr>
               <w:t>2.允许获取微信头像昵称授</w:t>
             </w:r>
@@ -29222,10 +29455,16 @@
               <w:pStyle w:val="40"/>
               <w:spacing w:line="360" w:lineRule="auto"/>
               <w:jc w:val="center"/>
+              <w:rPr>
+                <w:b w:val="0"/>
+                <w:color w:val="000000"/>
+              </w:rPr>
             </w:pPr>
             <w:r>
               <w:rPr>
                 <w:rFonts w:hint="eastAsia"/>
+                <w:b w:val="0"/>
+                <w:color w:val="000000"/>
               </w:rPr>
               <w:t>权</w:t>
             </w:r>
@@ -29238,17 +29477,24 @@
               <w:tl2br w:val="nil"/>
               <w:tr2bl w:val="nil"/>
             </w:tcBorders>
-            <w:vAlign w:val="center"/>
-          </w:tcPr>
-          <w:p>
-            <w:pPr>
-              <w:pStyle w:val="40"/>
-              <w:spacing w:line="360" w:lineRule="auto"/>
-              <w:jc w:val="center"/>
+            <w:shd w:val="clear" w:color="auto" w:fill="FFFFFF"/>
+            <w:vAlign w:val="center"/>
+          </w:tcPr>
+          <w:p>
+            <w:pPr>
+              <w:pStyle w:val="40"/>
+              <w:spacing w:line="360" w:lineRule="auto"/>
+              <w:jc w:val="center"/>
+              <w:rPr>
+                <w:b w:val="0"/>
+                <w:color w:val="000000"/>
+              </w:rPr>
             </w:pPr>
             <w:r>
               <w:rPr>
                 <w:rFonts w:hint="eastAsia"/>
+                <w:b w:val="0"/>
+                <w:color w:val="000000"/>
               </w:rPr>
               <w:t>微信授权</w:t>
             </w:r>
@@ -29261,17 +29507,24 @@
               <w:tl2br w:val="nil"/>
               <w:tr2bl w:val="nil"/>
             </w:tcBorders>
-            <w:vAlign w:val="center"/>
-          </w:tcPr>
-          <w:p>
-            <w:pPr>
-              <w:pStyle w:val="40"/>
-              <w:spacing w:line="360" w:lineRule="auto"/>
-              <w:jc w:val="center"/>
+            <w:shd w:val="clear" w:color="auto" w:fill="FFFFFF"/>
+            <w:vAlign w:val="center"/>
+          </w:tcPr>
+          <w:p>
+            <w:pPr>
+              <w:pStyle w:val="40"/>
+              <w:spacing w:line="360" w:lineRule="auto"/>
+              <w:jc w:val="center"/>
+              <w:rPr>
+                <w:b w:val="0"/>
+                <w:color w:val="000000"/>
+              </w:rPr>
             </w:pPr>
             <w:r>
               <w:rPr>
                 <w:rFonts w:hint="eastAsia"/>
+                <w:b w:val="0"/>
+                <w:color w:val="000000"/>
               </w:rPr>
               <w:t>自动登录并获取头像</w:t>
             </w:r>
@@ -29284,17 +29537,24 @@
               <w:tl2br w:val="nil"/>
               <w:tr2bl w:val="nil"/>
             </w:tcBorders>
-            <w:vAlign w:val="center"/>
-          </w:tcPr>
-          <w:p>
-            <w:pPr>
-              <w:pStyle w:val="40"/>
-              <w:spacing w:line="360" w:lineRule="auto"/>
-              <w:jc w:val="center"/>
+            <w:shd w:val="clear" w:color="auto" w:fill="FFFFFF"/>
+            <w:vAlign w:val="center"/>
+          </w:tcPr>
+          <w:p>
+            <w:pPr>
+              <w:pStyle w:val="40"/>
+              <w:spacing w:line="360" w:lineRule="auto"/>
+              <w:jc w:val="center"/>
+              <w:rPr>
+                <w:b w:val="0"/>
+                <w:color w:val="000000"/>
+              </w:rPr>
             </w:pPr>
             <w:r>
               <w:rPr>
                 <w:rFonts w:hint="eastAsia"/>
+                <w:b w:val="0"/>
+                <w:color w:val="000000"/>
               </w:rPr>
               <w:t>成功进入系统</w:t>
             </w:r>
@@ -29604,9 +29864,11 @@
           <w:tcPr>
             <w:tcW w:w="612" w:type="pct"/>
             <w:tcBorders>
+              <w:bottom w:val="single" w:color="000000" w:sz="4" w:space="0"/>
               <w:tl2br w:val="nil"/>
               <w:tr2bl w:val="nil"/>
             </w:tcBorders>
+            <w:shd w:val="clear" w:color="auto" w:fill="FFFFFF"/>
             <w:vAlign w:val="center"/>
           </w:tcPr>
           <w:p>
@@ -29616,12 +29878,16 @@
               <w:jc w:val="center"/>
               <w:rPr>
                 <w:rFonts w:hint="default" w:eastAsia="宋体"/>
+                <w:b w:val="0"/>
+                <w:color w:val="000000"/>
                 <w:lang w:val="en-US" w:eastAsia="zh-CN"/>
               </w:rPr>
             </w:pPr>
             <w:r>
               <w:rPr>
                 <w:rFonts w:hint="eastAsia"/>
+                <w:b w:val="0"/>
+                <w:color w:val="000000"/>
                 <w:lang w:val="en-US" w:eastAsia="zh-CN"/>
               </w:rPr>
               <w:t>用例ID</w:t>
@@ -29632,9 +29898,11 @@
           <w:tcPr>
             <w:tcW w:w="651" w:type="pct"/>
             <w:tcBorders>
+              <w:bottom w:val="single" w:color="000000" w:sz="4" w:space="0"/>
               <w:tl2br w:val="nil"/>
               <w:tr2bl w:val="nil"/>
             </w:tcBorders>
+            <w:shd w:val="clear" w:color="auto" w:fill="FFFFFF"/>
             <w:vAlign w:val="center"/>
           </w:tcPr>
           <w:p>
@@ -29644,12 +29912,16 @@
               <w:jc w:val="center"/>
               <w:rPr>
                 <w:rFonts w:hint="default" w:eastAsia="宋体"/>
+                <w:b w:val="0"/>
+                <w:color w:val="000000"/>
                 <w:lang w:val="en-US" w:eastAsia="zh-CN"/>
               </w:rPr>
             </w:pPr>
             <w:r>
               <w:rPr>
                 <w:rFonts w:hint="eastAsia"/>
+                <w:b w:val="0"/>
+                <w:color w:val="000000"/>
                 <w:lang w:val="en-US" w:eastAsia="zh-CN"/>
               </w:rPr>
               <w:t>测试项</w:t>
@@ -29660,9 +29932,11 @@
           <w:tcPr>
             <w:tcW w:w="1239" w:type="pct"/>
             <w:tcBorders>
+              <w:bottom w:val="single" w:color="000000" w:sz="4" w:space="0"/>
               <w:tl2br w:val="nil"/>
               <w:tr2bl w:val="nil"/>
             </w:tcBorders>
+            <w:shd w:val="clear" w:color="auto" w:fill="FFFFFF"/>
             <w:vAlign w:val="center"/>
           </w:tcPr>
           <w:p>
@@ -29672,12 +29946,16 @@
               <w:jc w:val="center"/>
               <w:rPr>
                 <w:rFonts w:hint="default" w:eastAsia="宋体"/>
+                <w:b w:val="0"/>
+                <w:color w:val="000000"/>
                 <w:lang w:val="en-US" w:eastAsia="zh-CN"/>
               </w:rPr>
             </w:pPr>
             <w:r>
               <w:rPr>
                 <w:rFonts w:hint="eastAsia"/>
+                <w:b w:val="0"/>
+                <w:color w:val="000000"/>
                 <w:lang w:val="en-US" w:eastAsia="zh-CN"/>
               </w:rPr>
               <w:t>测试步骤</w:t>
@@ -29688,9 +29966,11 @@
           <w:tcPr>
             <w:tcW w:w="927" w:type="pct"/>
             <w:tcBorders>
+              <w:bottom w:val="single" w:color="000000" w:sz="4" w:space="0"/>
               <w:tl2br w:val="nil"/>
               <w:tr2bl w:val="nil"/>
             </w:tcBorders>
+            <w:shd w:val="clear" w:color="auto" w:fill="FFFFFF"/>
             <w:vAlign w:val="center"/>
           </w:tcPr>
           <w:p>
@@ -29700,12 +29980,16 @@
               <w:jc w:val="center"/>
               <w:rPr>
                 <w:rFonts w:hint="default" w:eastAsia="宋体"/>
+                <w:b w:val="0"/>
+                <w:color w:val="000000"/>
                 <w:lang w:val="en-US" w:eastAsia="zh-CN"/>
               </w:rPr>
             </w:pPr>
             <w:r>
               <w:rPr>
                 <w:rFonts w:hint="eastAsia"/>
+                <w:b w:val="0"/>
+                <w:color w:val="000000"/>
                 <w:lang w:val="en-US" w:eastAsia="zh-CN"/>
               </w:rPr>
               <w:t>测试数据</w:t>
@@ -29716,9 +30000,11 @@
           <w:tcPr>
             <w:tcW w:w="803" w:type="pct"/>
             <w:tcBorders>
+              <w:bottom w:val="single" w:color="000000" w:sz="4" w:space="0"/>
               <w:tl2br w:val="nil"/>
               <w:tr2bl w:val="nil"/>
             </w:tcBorders>
+            <w:shd w:val="clear" w:color="auto" w:fill="FFFFFF"/>
             <w:vAlign w:val="center"/>
           </w:tcPr>
           <w:p>
@@ -29731,12 +30017,16 @@
               <w:jc w:val="center"/>
               <w:rPr>
                 <w:rFonts w:hint="default" w:eastAsia="宋体"/>
+                <w:b w:val="0"/>
+                <w:color w:val="000000"/>
                 <w:lang w:val="en-US" w:eastAsia="zh-CN"/>
               </w:rPr>
             </w:pPr>
             <w:r>
               <w:rPr>
                 <w:rFonts w:hint="eastAsia"/>
+                <w:b w:val="0"/>
+                <w:color w:val="000000"/>
                 <w:lang w:val="en-US" w:eastAsia="zh-CN"/>
               </w:rPr>
               <w:t>预期结果</w:t>
@@ -29747,9 +30037,11 @@
           <w:tcPr>
             <w:tcW w:w="765" w:type="pct"/>
             <w:tcBorders>
+              <w:bottom w:val="single" w:color="000000" w:sz="4" w:space="0"/>
               <w:tl2br w:val="nil"/>
               <w:tr2bl w:val="nil"/>
             </w:tcBorders>
+            <w:shd w:val="clear" w:color="auto" w:fill="FFFFFF"/>
             <w:vAlign w:val="center"/>
           </w:tcPr>
           <w:p>
@@ -29759,12 +30051,16 @@
               <w:jc w:val="center"/>
               <w:rPr>
                 <w:rFonts w:hint="default" w:eastAsia="宋体"/>
+                <w:b w:val="0"/>
+                <w:color w:val="000000"/>
                 <w:lang w:val="en-US" w:eastAsia="zh-CN"/>
               </w:rPr>
             </w:pPr>
             <w:r>
               <w:rPr>
                 <w:rFonts w:hint="eastAsia"/>
+                <w:b w:val="0"/>
+                <w:color w:val="000000"/>
                 <w:lang w:val="en-US" w:eastAsia="zh-CN"/>
               </w:rPr>
               <w:t>实际结果</w:t>
@@ -29796,20 +30092,28 @@
           <w:tcPr>
             <w:tcW w:w="612" w:type="pct"/>
             <w:tcBorders>
+              <w:top w:val="single" w:color="000000" w:sz="4" w:space="0"/>
               <w:tl2br w:val="nil"/>
               <w:tr2bl w:val="nil"/>
             </w:tcBorders>
-            <w:vAlign w:val="center"/>
-          </w:tcPr>
-          <w:p>
-            <w:pPr>
-              <w:pStyle w:val="40"/>
-              <w:spacing w:line="360" w:lineRule="auto"/>
-              <w:jc w:val="center"/>
+            <w:shd w:val="clear" w:color="auto" w:fill="FFFFFF"/>
+            <w:vAlign w:val="center"/>
+          </w:tcPr>
+          <w:p>
+            <w:pPr>
+              <w:pStyle w:val="40"/>
+              <w:spacing w:line="360" w:lineRule="auto"/>
+              <w:jc w:val="center"/>
+              <w:rPr>
+                <w:b w:val="0"/>
+                <w:color w:val="000000"/>
+              </w:rPr>
             </w:pPr>
             <w:r>
               <w:rPr>
                 <w:rFonts w:hint="eastAsia"/>
+                <w:b w:val="0"/>
+                <w:color w:val="000000"/>
               </w:rPr>
               <w:t>RG01</w:t>
             </w:r>
@@ -29819,20 +30123,28 @@
           <w:tcPr>
             <w:tcW w:w="651" w:type="pct"/>
             <w:tcBorders>
+              <w:top w:val="single" w:color="000000" w:sz="4" w:space="0"/>
               <w:tl2br w:val="nil"/>
               <w:tr2bl w:val="nil"/>
             </w:tcBorders>
-            <w:vAlign w:val="center"/>
-          </w:tcPr>
-          <w:p>
-            <w:pPr>
-              <w:pStyle w:val="40"/>
-              <w:spacing w:line="360" w:lineRule="auto"/>
-              <w:jc w:val="center"/>
+            <w:shd w:val="clear" w:color="auto" w:fill="FFFFFF"/>
+            <w:vAlign w:val="center"/>
+          </w:tcPr>
+          <w:p>
+            <w:pPr>
+              <w:pStyle w:val="40"/>
+              <w:spacing w:line="360" w:lineRule="auto"/>
+              <w:jc w:val="center"/>
+              <w:rPr>
+                <w:b w:val="0"/>
+                <w:color w:val="000000"/>
+              </w:rPr>
             </w:pPr>
             <w:r>
               <w:rPr>
                 <w:rFonts w:hint="eastAsia"/>
+                <w:b w:val="0"/>
+                <w:color w:val="000000"/>
               </w:rPr>
               <w:t>正常注册</w:t>
             </w:r>
@@ -29842,9 +30154,11 @@
           <w:tcPr>
             <w:tcW w:w="1239" w:type="pct"/>
             <w:tcBorders>
+              <w:top w:val="single" w:color="000000" w:sz="4" w:space="0"/>
               <w:tl2br w:val="nil"/>
               <w:tr2bl w:val="nil"/>
             </w:tcBorders>
+            <w:shd w:val="clear" w:color="auto" w:fill="FFFFFF"/>
             <w:vAlign w:val="center"/>
           </w:tcPr>
           <w:p>
@@ -29854,11 +30168,15 @@
               <w:jc w:val="center"/>
               <w:rPr>
                 <w:rFonts w:hint="eastAsia"/>
+                <w:b w:val="0"/>
+                <w:color w:val="000000"/>
               </w:rPr>
             </w:pPr>
             <w:r>
               <w:rPr>
                 <w:rFonts w:hint="eastAsia"/>
+                <w:b w:val="0"/>
+                <w:color w:val="000000"/>
               </w:rPr>
               <w:t>1.输入未注册的新账号</w:t>
             </w:r>
@@ -29870,11 +30188,15 @@
               <w:jc w:val="center"/>
               <w:rPr>
                 <w:rFonts w:hint="eastAsia"/>
+                <w:b w:val="0"/>
+                <w:color w:val="000000"/>
               </w:rPr>
             </w:pPr>
             <w:r>
               <w:rPr>
                 <w:rFonts w:hint="eastAsia"/>
+                <w:b w:val="0"/>
+                <w:color w:val="000000"/>
               </w:rPr>
               <w:t>2.输入合法密码并确认</w:t>
             </w:r>
@@ -29884,10 +30206,16 @@
               <w:pStyle w:val="40"/>
               <w:spacing w:line="360" w:lineRule="auto"/>
               <w:jc w:val="center"/>
+              <w:rPr>
+                <w:b w:val="0"/>
+                <w:color w:val="000000"/>
+              </w:rPr>
             </w:pPr>
             <w:r>
               <w:rPr>
                 <w:rFonts w:hint="eastAsia"/>
+                <w:b w:val="0"/>
+                <w:color w:val="000000"/>
               </w:rPr>
               <w:t>3.点击注册</w:t>
             </w:r>
@@ -29897,9 +30225,11 @@
           <w:tcPr>
             <w:tcW w:w="927" w:type="pct"/>
             <w:tcBorders>
+              <w:top w:val="single" w:color="000000" w:sz="4" w:space="0"/>
               <w:tl2br w:val="nil"/>
               <w:tr2bl w:val="nil"/>
             </w:tcBorders>
+            <w:shd w:val="clear" w:color="auto" w:fill="FFFFFF"/>
             <w:vAlign w:val="center"/>
           </w:tcPr>
           <w:p>
@@ -29909,11 +30239,15 @@
               <w:jc w:val="center"/>
               <w:rPr>
                 <w:rFonts w:hint="eastAsia"/>
+                <w:b w:val="0"/>
+                <w:color w:val="000000"/>
               </w:rPr>
             </w:pPr>
             <w:r>
               <w:rPr>
                 <w:rFonts w:hint="eastAsia"/>
+                <w:b w:val="0"/>
+                <w:color w:val="000000"/>
                 <w:lang w:val="en-US" w:eastAsia="zh-CN"/>
               </w:rPr>
               <w:t>账号:</w:t>
@@ -29921,6 +30255,8 @@
             <w:r>
               <w:rPr>
                 <w:rFonts w:hint="eastAsia"/>
+                <w:b w:val="0"/>
+                <w:color w:val="000000"/>
               </w:rPr>
               <w:t>newuser</w:t>
             </w:r>
@@ -29930,10 +30266,16 @@
               <w:pStyle w:val="40"/>
               <w:spacing w:line="360" w:lineRule="auto"/>
               <w:jc w:val="center"/>
+              <w:rPr>
+                <w:b w:val="0"/>
+                <w:color w:val="000000"/>
+              </w:rPr>
             </w:pPr>
             <w:r>
               <w:rPr>
                 <w:rFonts w:hint="eastAsia"/>
+                <w:b w:val="0"/>
+                <w:color w:val="000000"/>
               </w:rPr>
               <w:t>密码:123456</w:t>
             </w:r>
@@ -29943,9 +30285,11 @@
           <w:tcPr>
             <w:tcW w:w="803" w:type="pct"/>
             <w:tcBorders>
+              <w:top w:val="single" w:color="000000" w:sz="4" w:space="0"/>
               <w:tl2br w:val="nil"/>
               <w:tr2bl w:val="nil"/>
             </w:tcBorders>
+            <w:shd w:val="clear" w:color="auto" w:fill="FFFFFF"/>
             <w:vAlign w:val="center"/>
           </w:tcPr>
           <w:p>
@@ -29955,11 +30299,15 @@
               <w:jc w:val="center"/>
               <w:rPr>
                 <w:rFonts w:ascii="Times New Roman" w:hAnsi="Times New Roman"/>
+                <w:b w:val="0"/>
+                <w:color w:val="000000"/>
               </w:rPr>
             </w:pPr>
             <w:r>
               <w:rPr>
                 <w:rFonts w:hint="eastAsia" w:ascii="Times New Roman" w:hAnsi="Times New Roman"/>
+                <w:b w:val="0"/>
+                <w:color w:val="000000"/>
               </w:rPr>
               <w:t>注册成功，存入数据库</w:t>
             </w:r>
@@ -29969,9 +30317,11 @@
           <w:tcPr>
             <w:tcW w:w="765" w:type="pct"/>
             <w:tcBorders>
+              <w:top w:val="single" w:color="000000" w:sz="4" w:space="0"/>
               <w:tl2br w:val="nil"/>
               <w:tr2bl w:val="nil"/>
             </w:tcBorders>
+            <w:shd w:val="clear" w:color="auto" w:fill="FFFFFF"/>
             <w:vAlign w:val="center"/>
           </w:tcPr>
           <w:p>
@@ -29981,11 +30331,15 @@
               <w:jc w:val="center"/>
               <w:rPr>
                 <w:rFonts w:ascii="Times New Roman" w:hAnsi="Times New Roman"/>
+                <w:b w:val="0"/>
+                <w:color w:val="000000"/>
               </w:rPr>
             </w:pPr>
             <w:r>
               <w:rPr>
                 <w:rFonts w:hint="eastAsia" w:ascii="Times New Roman" w:hAnsi="Times New Roman"/>
+                <w:b w:val="0"/>
+                <w:color w:val="000000"/>
               </w:rPr>
               <w:t>注册成功，存入数据库</w:t>
             </w:r>
@@ -30019,6 +30373,7 @@
               <w:tl2br w:val="nil"/>
               <w:tr2bl w:val="nil"/>
             </w:tcBorders>
+            <w:shd w:val="clear" w:color="auto" w:fill="FFFFFF"/>
             <w:vAlign w:val="center"/>
           </w:tcPr>
           <w:p>
@@ -30028,18 +30383,24 @@
               <w:jc w:val="center"/>
               <w:rPr>
                 <w:rFonts w:hint="eastAsia" w:eastAsia="宋体"/>
+                <w:b w:val="0"/>
+                <w:color w:val="000000"/>
                 <w:lang w:val="en-US" w:eastAsia="zh-CN"/>
               </w:rPr>
             </w:pPr>
             <w:r>
               <w:rPr>
                 <w:rFonts w:hint="eastAsia"/>
+                <w:b w:val="0"/>
+                <w:color w:val="000000"/>
               </w:rPr>
               <w:t>RG0</w:t>
             </w:r>
             <w:r>
               <w:rPr>
                 <w:rFonts w:hint="eastAsia"/>
+                <w:b w:val="0"/>
+                <w:color w:val="000000"/>
                 <w:lang w:val="en-US" w:eastAsia="zh-CN"/>
               </w:rPr>
               <w:t>2</w:t>
@@ -30053,17 +30414,24 @@
               <w:tl2br w:val="nil"/>
               <w:tr2bl w:val="nil"/>
             </w:tcBorders>
-            <w:vAlign w:val="center"/>
-          </w:tcPr>
-          <w:p>
-            <w:pPr>
-              <w:pStyle w:val="40"/>
-              <w:spacing w:line="360" w:lineRule="auto"/>
-              <w:jc w:val="center"/>
+            <w:shd w:val="clear" w:color="auto" w:fill="FFFFFF"/>
+            <w:vAlign w:val="center"/>
+          </w:tcPr>
+          <w:p>
+            <w:pPr>
+              <w:pStyle w:val="40"/>
+              <w:spacing w:line="360" w:lineRule="auto"/>
+              <w:jc w:val="center"/>
+              <w:rPr>
+                <w:b w:val="0"/>
+                <w:color w:val="000000"/>
+              </w:rPr>
             </w:pPr>
             <w:r>
               <w:rPr>
                 <w:rFonts w:hint="eastAsia"/>
+                <w:b w:val="0"/>
+                <w:color w:val="000000"/>
               </w:rPr>
               <w:t>账号冲突</w:t>
             </w:r>
@@ -30076,6 +30444,7 @@
               <w:tl2br w:val="nil"/>
               <w:tr2bl w:val="nil"/>
             </w:tcBorders>
+            <w:shd w:val="clear" w:color="auto" w:fill="FFFFFF"/>
             <w:vAlign w:val="center"/>
           </w:tcPr>
           <w:p>
@@ -30085,11 +30454,15 @@
               <w:jc w:val="center"/>
               <w:rPr>
                 <w:rFonts w:hint="eastAsia"/>
+                <w:b w:val="0"/>
+                <w:color w:val="000000"/>
               </w:rPr>
             </w:pPr>
             <w:r>
               <w:rPr>
                 <w:rFonts w:hint="eastAsia"/>
+                <w:b w:val="0"/>
+                <w:color w:val="000000"/>
               </w:rPr>
               <w:t>1.输入系统中已有的账</w:t>
             </w:r>
@@ -30101,11 +30474,15 @@
               <w:jc w:val="center"/>
               <w:rPr>
                 <w:rFonts w:hint="eastAsia"/>
+                <w:b w:val="0"/>
+                <w:color w:val="000000"/>
               </w:rPr>
             </w:pPr>
             <w:r>
               <w:rPr>
                 <w:rFonts w:hint="eastAsia"/>
+                <w:b w:val="0"/>
+                <w:color w:val="000000"/>
               </w:rPr>
               <w:t>2.输入合法密码</w:t>
             </w:r>
@@ -30115,10 +30492,16 @@
               <w:pStyle w:val="40"/>
               <w:spacing w:line="360" w:lineRule="auto"/>
               <w:jc w:val="center"/>
+              <w:rPr>
+                <w:b w:val="0"/>
+                <w:color w:val="000000"/>
+              </w:rPr>
             </w:pPr>
             <w:r>
               <w:rPr>
                 <w:rFonts w:hint="eastAsia"/>
+                <w:b w:val="0"/>
+                <w:color w:val="000000"/>
               </w:rPr>
               <w:t>3.点击注册</w:t>
             </w:r>
@@ -30131,6 +30514,7 @@
               <w:tl2br w:val="nil"/>
               <w:tr2bl w:val="nil"/>
             </w:tcBorders>
+            <w:shd w:val="clear" w:color="auto" w:fill="FFFFFF"/>
             <w:vAlign w:val="center"/>
           </w:tcPr>
           <w:p>
@@ -30140,11 +30524,15 @@
               <w:jc w:val="center"/>
               <w:rPr>
                 <w:rFonts w:hint="eastAsia"/>
+                <w:b w:val="0"/>
+                <w:color w:val="000000"/>
               </w:rPr>
             </w:pPr>
             <w:r>
               <w:rPr>
                 <w:rFonts w:hint="eastAsia"/>
+                <w:b w:val="0"/>
+                <w:color w:val="000000"/>
               </w:rPr>
               <w:t>账号:admin</w:t>
             </w:r>
@@ -30156,11 +30544,15 @@
               <w:jc w:val="center"/>
               <w:rPr>
                 <w:rFonts w:hint="eastAsia"/>
+                <w:b w:val="0"/>
+                <w:color w:val="000000"/>
               </w:rPr>
             </w:pPr>
             <w:r>
               <w:rPr>
                 <w:rFonts w:hint="eastAsia"/>
+                <w:b w:val="0"/>
+                <w:color w:val="000000"/>
               </w:rPr>
               <w:t>密码:123456</w:t>
             </w:r>
@@ -30173,17 +30565,24 @@
               <w:tl2br w:val="nil"/>
               <w:tr2bl w:val="nil"/>
             </w:tcBorders>
-            <w:vAlign w:val="center"/>
-          </w:tcPr>
-          <w:p>
-            <w:pPr>
-              <w:pStyle w:val="40"/>
-              <w:spacing w:line="360" w:lineRule="auto"/>
-              <w:jc w:val="center"/>
+            <w:shd w:val="clear" w:color="auto" w:fill="FFFFFF"/>
+            <w:vAlign w:val="center"/>
+          </w:tcPr>
+          <w:p>
+            <w:pPr>
+              <w:pStyle w:val="40"/>
+              <w:spacing w:line="360" w:lineRule="auto"/>
+              <w:jc w:val="center"/>
+              <w:rPr>
+                <w:b w:val="0"/>
+                <w:color w:val="000000"/>
+              </w:rPr>
             </w:pPr>
             <w:r>
               <w:rPr>
                 <w:rFonts w:hint="eastAsia"/>
+                <w:b w:val="0"/>
+                <w:color w:val="000000"/>
               </w:rPr>
               <w:t>提示“该账号已被注册”</w:t>
             </w:r>
@@ -30196,17 +30595,24 @@
               <w:tl2br w:val="nil"/>
               <w:tr2bl w:val="nil"/>
             </w:tcBorders>
-            <w:vAlign w:val="center"/>
-          </w:tcPr>
-          <w:p>
-            <w:pPr>
-              <w:pStyle w:val="40"/>
-              <w:spacing w:line="360" w:lineRule="auto"/>
-              <w:jc w:val="center"/>
+            <w:shd w:val="clear" w:color="auto" w:fill="FFFFFF"/>
+            <w:vAlign w:val="center"/>
+          </w:tcPr>
+          <w:p>
+            <w:pPr>
+              <w:pStyle w:val="40"/>
+              <w:spacing w:line="360" w:lineRule="auto"/>
+              <w:jc w:val="center"/>
+              <w:rPr>
+                <w:b w:val="0"/>
+                <w:color w:val="000000"/>
+              </w:rPr>
             </w:pPr>
             <w:r>
               <w:rPr>
                 <w:rFonts w:hint="eastAsia"/>
+                <w:b w:val="0"/>
+                <w:color w:val="000000"/>
               </w:rPr>
               <w:t>提示“该账号已被注册”</w:t>
             </w:r>
@@ -30240,6 +30646,7 @@
               <w:tl2br w:val="nil"/>
               <w:tr2bl w:val="nil"/>
             </w:tcBorders>
+            <w:shd w:val="clear" w:color="auto" w:fill="FFFFFF"/>
             <w:vAlign w:val="center"/>
           </w:tcPr>
           <w:p>
@@ -30249,18 +30656,24 @@
               <w:jc w:val="center"/>
               <w:rPr>
                 <w:rFonts w:hint="eastAsia" w:eastAsia="宋体"/>
+                <w:b w:val="0"/>
+                <w:color w:val="000000"/>
                 <w:lang w:val="en-US" w:eastAsia="zh-CN"/>
               </w:rPr>
             </w:pPr>
             <w:r>
               <w:rPr>
                 <w:rFonts w:hint="eastAsia" w:ascii="Times New Roman" w:hAnsi="Times New Roman"/>
+                <w:b w:val="0"/>
+                <w:color w:val="000000"/>
               </w:rPr>
               <w:t>RG0</w:t>
             </w:r>
             <w:r>
               <w:rPr>
                 <w:rFonts w:hint="eastAsia"/>
+                <w:b w:val="0"/>
+                <w:color w:val="000000"/>
                 <w:lang w:val="en-US" w:eastAsia="zh-CN"/>
               </w:rPr>
               <w:t>3</w:t>
@@ -30274,17 +30687,24 @@
               <w:tl2br w:val="nil"/>
               <w:tr2bl w:val="nil"/>
             </w:tcBorders>
-            <w:vAlign w:val="center"/>
-          </w:tcPr>
-          <w:p>
-            <w:pPr>
-              <w:pStyle w:val="40"/>
-              <w:spacing w:line="360" w:lineRule="auto"/>
-              <w:jc w:val="center"/>
+            <w:shd w:val="clear" w:color="auto" w:fill="FFFFFF"/>
+            <w:vAlign w:val="center"/>
+          </w:tcPr>
+          <w:p>
+            <w:pPr>
+              <w:pStyle w:val="40"/>
+              <w:spacing w:line="360" w:lineRule="auto"/>
+              <w:jc w:val="center"/>
+              <w:rPr>
+                <w:b w:val="0"/>
+                <w:color w:val="000000"/>
+              </w:rPr>
             </w:pPr>
             <w:r>
               <w:rPr>
                 <w:rFonts w:hint="eastAsia"/>
+                <w:b w:val="0"/>
+                <w:color w:val="000000"/>
               </w:rPr>
               <w:t>密码不一致</w:t>
             </w:r>
@@ -30297,6 +30717,7 @@
               <w:tl2br w:val="nil"/>
               <w:tr2bl w:val="nil"/>
             </w:tcBorders>
+            <w:shd w:val="clear" w:color="auto" w:fill="FFFFFF"/>
             <w:vAlign w:val="center"/>
           </w:tcPr>
           <w:p>
@@ -30310,11 +30731,15 @@
               <w:jc w:val="center"/>
               <w:rPr>
                 <w:rFonts w:hint="eastAsia"/>
+                <w:b w:val="0"/>
+                <w:color w:val="000000"/>
               </w:rPr>
             </w:pPr>
             <w:r>
               <w:rPr>
                 <w:rFonts w:hint="eastAsia"/>
+                <w:b w:val="0"/>
+                <w:color w:val="000000"/>
                 <w:lang w:val="en-US" w:eastAsia="zh-CN"/>
               </w:rPr>
               <w:t>1.</w:t>
@@ -30322,6 +30747,8 @@
             <w:r>
               <w:rPr>
                 <w:rFonts w:hint="eastAsia"/>
+                <w:b w:val="0"/>
+                <w:color w:val="000000"/>
               </w:rPr>
               <w:t>输入合法账号</w:t>
             </w:r>
@@ -30335,10 +30762,16 @@
               </w:numPr>
               <w:spacing w:line="360" w:lineRule="auto"/>
               <w:jc w:val="center"/>
+              <w:rPr>
+                <w:b w:val="0"/>
+                <w:color w:val="000000"/>
+              </w:rPr>
             </w:pPr>
             <w:r>
               <w:rPr>
                 <w:rFonts w:hint="eastAsia"/>
+                <w:b w:val="0"/>
+                <w:color w:val="000000"/>
               </w:rPr>
               <w:t>2.两次输入不同密码3.点击注册</w:t>
             </w:r>
@@ -30351,6 +30784,7 @@
               <w:tl2br w:val="nil"/>
               <w:tr2bl w:val="nil"/>
             </w:tcBorders>
+            <w:shd w:val="clear" w:color="auto" w:fill="FFFFFF"/>
             <w:vAlign w:val="center"/>
           </w:tcPr>
           <w:p>
@@ -30360,11 +30794,15 @@
               <w:jc w:val="center"/>
               <w:rPr>
                 <w:rFonts w:hint="eastAsia"/>
+                <w:b w:val="0"/>
+                <w:color w:val="000000"/>
               </w:rPr>
             </w:pPr>
             <w:r>
               <w:rPr>
                 <w:rFonts w:hint="eastAsia"/>
+                <w:b w:val="0"/>
+                <w:color w:val="000000"/>
               </w:rPr>
               <w:t>密码:123</w:t>
             </w:r>
@@ -30374,10 +30812,16 @@
               <w:pStyle w:val="40"/>
               <w:spacing w:line="360" w:lineRule="auto"/>
               <w:jc w:val="center"/>
+              <w:rPr>
+                <w:b w:val="0"/>
+                <w:color w:val="000000"/>
+              </w:rPr>
             </w:pPr>
             <w:r>
               <w:rPr>
                 <w:rFonts w:hint="eastAsia"/>
+                <w:b w:val="0"/>
+                <w:color w:val="000000"/>
               </w:rPr>
               <w:t>确认密码:456</w:t>
             </w:r>
@@ -30390,17 +30834,24 @@
               <w:tl2br w:val="nil"/>
               <w:tr2bl w:val="nil"/>
             </w:tcBorders>
-            <w:vAlign w:val="center"/>
-          </w:tcPr>
-          <w:p>
-            <w:pPr>
-              <w:pStyle w:val="40"/>
-              <w:spacing w:line="360" w:lineRule="auto"/>
-              <w:jc w:val="center"/>
+            <w:shd w:val="clear" w:color="auto" w:fill="FFFFFF"/>
+            <w:vAlign w:val="center"/>
+          </w:tcPr>
+          <w:p>
+            <w:pPr>
+              <w:pStyle w:val="40"/>
+              <w:spacing w:line="360" w:lineRule="auto"/>
+              <w:jc w:val="center"/>
+              <w:rPr>
+                <w:b w:val="0"/>
+                <w:color w:val="000000"/>
+              </w:rPr>
             </w:pPr>
             <w:r>
               <w:rPr>
                 <w:rFonts w:hint="eastAsia"/>
+                <w:b w:val="0"/>
+                <w:color w:val="000000"/>
               </w:rPr>
               <w:t>提示“两次密码不一致”</w:t>
             </w:r>
@@ -30413,17 +30864,24 @@
               <w:tl2br w:val="nil"/>
               <w:tr2bl w:val="nil"/>
             </w:tcBorders>
-            <w:vAlign w:val="center"/>
-          </w:tcPr>
-          <w:p>
-            <w:pPr>
-              <w:pStyle w:val="40"/>
-              <w:spacing w:line="360" w:lineRule="auto"/>
-              <w:jc w:val="center"/>
+            <w:shd w:val="clear" w:color="auto" w:fill="FFFFFF"/>
+            <w:vAlign w:val="center"/>
+          </w:tcPr>
+          <w:p>
+            <w:pPr>
+              <w:pStyle w:val="40"/>
+              <w:spacing w:line="360" w:lineRule="auto"/>
+              <w:jc w:val="center"/>
+              <w:rPr>
+                <w:b w:val="0"/>
+                <w:color w:val="000000"/>
+              </w:rPr>
             </w:pPr>
             <w:r>
               <w:rPr>
                 <w:rFonts w:hint="eastAsia"/>
+                <w:b w:val="0"/>
+                <w:color w:val="000000"/>
               </w:rPr>
               <w:t>提示“两次密码不一致”</w:t>
             </w:r>
@@ -30457,6 +30915,7 @@
               <w:tl2br w:val="nil"/>
               <w:tr2bl w:val="nil"/>
             </w:tcBorders>
+            <w:shd w:val="clear" w:color="auto" w:fill="FFFFFF"/>
             <w:vAlign w:val="center"/>
           </w:tcPr>
           <w:p>
@@ -30466,18 +30925,24 @@
               <w:jc w:val="center"/>
               <w:rPr>
                 <w:rFonts w:hint="eastAsia" w:eastAsia="宋体"/>
+                <w:b w:val="0"/>
+                <w:color w:val="000000"/>
                 <w:lang w:val="en-US" w:eastAsia="zh-CN"/>
               </w:rPr>
             </w:pPr>
             <w:r>
               <w:rPr>
                 <w:rFonts w:hint="eastAsia" w:ascii="Times New Roman" w:hAnsi="Times New Roman"/>
+                <w:b w:val="0"/>
+                <w:color w:val="000000"/>
               </w:rPr>
               <w:t>RG0</w:t>
             </w:r>
             <w:r>
               <w:rPr>
                 <w:rFonts w:hint="eastAsia"/>
+                <w:b w:val="0"/>
+                <w:color w:val="000000"/>
                 <w:lang w:val="en-US" w:eastAsia="zh-CN"/>
               </w:rPr>
               <w:t>4</w:t>
@@ -30491,17 +30956,24 @@
               <w:tl2br w:val="nil"/>
               <w:tr2bl w:val="nil"/>
             </w:tcBorders>
-            <w:vAlign w:val="center"/>
-          </w:tcPr>
-          <w:p>
-            <w:pPr>
-              <w:pStyle w:val="40"/>
-              <w:spacing w:line="360" w:lineRule="auto"/>
-              <w:jc w:val="center"/>
+            <w:shd w:val="clear" w:color="auto" w:fill="FFFFFF"/>
+            <w:vAlign w:val="center"/>
+          </w:tcPr>
+          <w:p>
+            <w:pPr>
+              <w:pStyle w:val="40"/>
+              <w:spacing w:line="360" w:lineRule="auto"/>
+              <w:jc w:val="center"/>
+              <w:rPr>
+                <w:b w:val="0"/>
+                <w:color w:val="000000"/>
+              </w:rPr>
             </w:pPr>
             <w:r>
               <w:rPr>
                 <w:rFonts w:hint="eastAsia"/>
+                <w:b w:val="0"/>
+                <w:color w:val="000000"/>
               </w:rPr>
               <w:t>必填项缺失</w:t>
             </w:r>
@@ -30514,6 +30986,7 @@
               <w:tl2br w:val="nil"/>
               <w:tr2bl w:val="nil"/>
             </w:tcBorders>
+            <w:shd w:val="clear" w:color="auto" w:fill="FFFFFF"/>
             <w:vAlign w:val="center"/>
           </w:tcPr>
           <w:p>
@@ -30523,11 +30996,15 @@
               <w:jc w:val="center"/>
               <w:rPr>
                 <w:rFonts w:hint="eastAsia"/>
+                <w:b w:val="0"/>
+                <w:color w:val="000000"/>
               </w:rPr>
             </w:pPr>
             <w:r>
               <w:rPr>
                 <w:rFonts w:hint="eastAsia"/>
+                <w:b w:val="0"/>
+                <w:color w:val="000000"/>
               </w:rPr>
               <w:t>1.只输入账号</w:t>
             </w:r>
@@ -30539,11 +31016,15 @@
               <w:jc w:val="center"/>
               <w:rPr>
                 <w:rFonts w:hint="eastAsia"/>
+                <w:b w:val="0"/>
+                <w:color w:val="000000"/>
               </w:rPr>
             </w:pPr>
             <w:r>
               <w:rPr>
                 <w:rFonts w:hint="eastAsia"/>
+                <w:b w:val="0"/>
+                <w:color w:val="000000"/>
               </w:rPr>
               <w:t>2.不输入密码</w:t>
             </w:r>
@@ -30553,10 +31034,16 @@
               <w:pStyle w:val="40"/>
               <w:spacing w:line="360" w:lineRule="auto"/>
               <w:jc w:val="center"/>
+              <w:rPr>
+                <w:b w:val="0"/>
+                <w:color w:val="000000"/>
+              </w:rPr>
             </w:pPr>
             <w:r>
               <w:rPr>
                 <w:rFonts w:hint="eastAsia"/>
+                <w:b w:val="0"/>
+                <w:color w:val="000000"/>
               </w:rPr>
               <w:t>3.点击注册</w:t>
             </w:r>
@@ -30569,6 +31056,7 @@
               <w:tl2br w:val="nil"/>
               <w:tr2bl w:val="nil"/>
             </w:tcBorders>
+            <w:shd w:val="clear" w:color="auto" w:fill="FFFFFF"/>
             <w:vAlign w:val="center"/>
           </w:tcPr>
           <w:p>
@@ -30578,11 +31066,15 @@
               <w:jc w:val="center"/>
               <w:rPr>
                 <w:rFonts w:hint="eastAsia"/>
+                <w:b w:val="0"/>
+                <w:color w:val="000000"/>
               </w:rPr>
             </w:pPr>
             <w:r>
               <w:rPr>
                 <w:rFonts w:hint="eastAsia"/>
+                <w:b w:val="0"/>
+                <w:color w:val="000000"/>
               </w:rPr>
               <w:t>账号:user01</w:t>
             </w:r>
@@ -30592,10 +31084,16 @@
               <w:pStyle w:val="40"/>
               <w:spacing w:line="360" w:lineRule="auto"/>
               <w:jc w:val="center"/>
+              <w:rPr>
+                <w:b w:val="0"/>
+                <w:color w:val="000000"/>
+              </w:rPr>
             </w:pPr>
             <w:r>
               <w:rPr>
                 <w:rFonts w:hint="eastAsia"/>
+                <w:b w:val="0"/>
+                <w:color w:val="000000"/>
               </w:rPr>
               <w:t>密码:</w:t>
             </w:r>
@@ -30608,17 +31106,24 @@
               <w:tl2br w:val="nil"/>
               <w:tr2bl w:val="nil"/>
             </w:tcBorders>
-            <w:vAlign w:val="center"/>
-          </w:tcPr>
-          <w:p>
-            <w:pPr>
-              <w:pStyle w:val="40"/>
-              <w:spacing w:line="360" w:lineRule="auto"/>
-              <w:jc w:val="center"/>
+            <w:shd w:val="clear" w:color="auto" w:fill="FFFFFF"/>
+            <w:vAlign w:val="center"/>
+          </w:tcPr>
+          <w:p>
+            <w:pPr>
+              <w:pStyle w:val="40"/>
+              <w:spacing w:line="360" w:lineRule="auto"/>
+              <w:jc w:val="center"/>
+              <w:rPr>
+                <w:b w:val="0"/>
+                <w:color w:val="000000"/>
+              </w:rPr>
             </w:pPr>
             <w:r>
               <w:rPr>
                 <w:rFonts w:hint="eastAsia"/>
+                <w:b w:val="0"/>
+                <w:color w:val="000000"/>
               </w:rPr>
               <w:t>提示“请输入密码”</w:t>
             </w:r>
@@ -30631,17 +31136,24 @@
               <w:tl2br w:val="nil"/>
               <w:tr2bl w:val="nil"/>
             </w:tcBorders>
-            <w:vAlign w:val="center"/>
-          </w:tcPr>
-          <w:p>
-            <w:pPr>
-              <w:pStyle w:val="40"/>
-              <w:spacing w:line="360" w:lineRule="auto"/>
-              <w:jc w:val="center"/>
+            <w:shd w:val="clear" w:color="auto" w:fill="FFFFFF"/>
+            <w:vAlign w:val="center"/>
+          </w:tcPr>
+          <w:p>
+            <w:pPr>
+              <w:pStyle w:val="40"/>
+              <w:spacing w:line="360" w:lineRule="auto"/>
+              <w:jc w:val="center"/>
+              <w:rPr>
+                <w:b w:val="0"/>
+                <w:color w:val="000000"/>
+              </w:rPr>
             </w:pPr>
             <w:r>
               <w:rPr>
                 <w:rFonts w:hint="eastAsia"/>
+                <w:b w:val="0"/>
+                <w:color w:val="000000"/>
               </w:rPr>
               <w:t>提示“请输入密码”</w:t>
             </w:r>
@@ -30868,6 +31380,15 @@
         </w:rPr>
         <w:br w:type="textWrapping"/>
       </w:r>
+      <w:r>
+        <w:rPr>
+          <w:rFonts w:hint="default"/>
+          <w:lang w:val="en-US" w:eastAsia="zh-CN"/>
+        </w:rPr>
+        <w:br w:type="textWrapping"/>
+      </w:r>
+      <w:bookmarkStart w:id="117" w:name="_GoBack"/>
+      <w:bookmarkEnd w:id="117"/>
     </w:p>
     <w:p>
       <w:pPr>
@@ -30957,9 +31478,11 @@
           <w:tcPr>
             <w:tcW w:w="600" w:type="pct"/>
             <w:tcBorders>
+              <w:bottom w:val="single" w:color="000000" w:sz="4" w:space="0"/>
               <w:tl2br w:val="nil"/>
               <w:tr2bl w:val="nil"/>
             </w:tcBorders>
+            <w:shd w:val="clear" w:color="auto" w:fill="FFFFFF"/>
             <w:vAlign w:val="center"/>
           </w:tcPr>
           <w:p>
@@ -30969,12 +31492,16 @@
               <w:jc w:val="center"/>
               <w:rPr>
                 <w:rFonts w:hint="default" w:eastAsia="宋体"/>
+                <w:b w:val="0"/>
+                <w:color w:val="000000"/>
                 <w:lang w:val="en-US" w:eastAsia="zh-CN"/>
               </w:rPr>
             </w:pPr>
             <w:r>
               <w:rPr>
                 <w:rFonts w:hint="eastAsia"/>
+                <w:b w:val="0"/>
+                <w:color w:val="000000"/>
                 <w:lang w:val="en-US" w:eastAsia="zh-CN"/>
               </w:rPr>
               <w:t>用例ID</w:t>
@@ -30985,9 +31512,11 @@
           <w:tcPr>
             <w:tcW w:w="638" w:type="pct"/>
             <w:tcBorders>
+              <w:bottom w:val="single" w:color="000000" w:sz="4" w:space="0"/>
               <w:tl2br w:val="nil"/>
               <w:tr2bl w:val="nil"/>
             </w:tcBorders>
+            <w:shd w:val="clear" w:color="auto" w:fill="FFFFFF"/>
             <w:vAlign w:val="center"/>
           </w:tcPr>
           <w:p>
@@ -30997,12 +31526,16 @@
               <w:jc w:val="center"/>
               <w:rPr>
                 <w:rFonts w:hint="default" w:eastAsia="宋体"/>
+                <w:b w:val="0"/>
+                <w:color w:val="000000"/>
                 <w:lang w:val="en-US" w:eastAsia="zh-CN"/>
               </w:rPr>
             </w:pPr>
             <w:r>
               <w:rPr>
                 <w:rFonts w:hint="eastAsia"/>
+                <w:b w:val="0"/>
+                <w:color w:val="000000"/>
                 <w:lang w:val="en-US" w:eastAsia="zh-CN"/>
               </w:rPr>
               <w:t>测试项</w:t>
@@ -31013,9 +31546,11 @@
           <w:tcPr>
             <w:tcW w:w="1214" w:type="pct"/>
             <w:tcBorders>
+              <w:bottom w:val="single" w:color="000000" w:sz="4" w:space="0"/>
               <w:tl2br w:val="nil"/>
               <w:tr2bl w:val="nil"/>
             </w:tcBorders>
+            <w:shd w:val="clear" w:color="auto" w:fill="FFFFFF"/>
             <w:vAlign w:val="center"/>
           </w:tcPr>
           <w:p>
@@ -31025,12 +31560,16 @@
               <w:jc w:val="center"/>
               <w:rPr>
                 <w:rFonts w:hint="default" w:eastAsia="宋体"/>
+                <w:b w:val="0"/>
+                <w:color w:val="000000"/>
                 <w:lang w:val="en-US" w:eastAsia="zh-CN"/>
               </w:rPr>
             </w:pPr>
             <w:r>
               <w:rPr>
                 <w:rFonts w:hint="eastAsia"/>
+                <w:b w:val="0"/>
+                <w:color w:val="000000"/>
                 <w:lang w:val="en-US" w:eastAsia="zh-CN"/>
               </w:rPr>
               <w:t>测试步骤</w:t>
@@ -31041,9 +31580,11 @@
           <w:tcPr>
             <w:tcW w:w="909" w:type="pct"/>
             <w:tcBorders>
+              <w:bottom w:val="single" w:color="000000" w:sz="4" w:space="0"/>
               <w:tl2br w:val="nil"/>
               <w:tr2bl w:val="nil"/>
             </w:tcBorders>
+            <w:shd w:val="clear" w:color="auto" w:fill="FFFFFF"/>
             <w:vAlign w:val="center"/>
           </w:tcPr>
           <w:p>
@@ -31053,12 +31594,16 @@
               <w:jc w:val="center"/>
               <w:rPr>
                 <w:rFonts w:hint="default" w:eastAsia="宋体"/>
+                <w:b w:val="0"/>
+                <w:color w:val="000000"/>
                 <w:lang w:val="en-US" w:eastAsia="zh-CN"/>
               </w:rPr>
             </w:pPr>
             <w:r>
               <w:rPr>
                 <w:rFonts w:hint="eastAsia"/>
+                <w:b w:val="0"/>
+                <w:color w:val="000000"/>
                 <w:lang w:val="en-US" w:eastAsia="zh-CN"/>
               </w:rPr>
               <w:t>测试数据</w:t>
@@ -31069,9 +31614,11 @@
           <w:tcPr>
             <w:tcW w:w="787" w:type="pct"/>
             <w:tcBorders>
+              <w:bottom w:val="single" w:color="000000" w:sz="4" w:space="0"/>
               <w:tl2br w:val="nil"/>
               <w:tr2bl w:val="nil"/>
             </w:tcBorders>
+            <w:shd w:val="clear" w:color="auto" w:fill="FFFFFF"/>
             <w:vAlign w:val="center"/>
           </w:tcPr>
           <w:p>
@@ -31084,12 +31631,16 @@
               <w:jc w:val="center"/>
               <w:rPr>
                 <w:rFonts w:hint="default" w:eastAsia="宋体"/>
+                <w:b w:val="0"/>
+                <w:color w:val="000000"/>
                 <w:lang w:val="en-US" w:eastAsia="zh-CN"/>
               </w:rPr>
             </w:pPr>
             <w:r>
               <w:rPr>
                 <w:rFonts w:hint="eastAsia"/>
+                <w:b w:val="0"/>
+                <w:color w:val="000000"/>
                 <w:lang w:val="en-US" w:eastAsia="zh-CN"/>
               </w:rPr>
               <w:t>预期结果</w:t>
@@ -31100,9 +31651,11 @@
           <w:tcPr>
             <w:tcW w:w="849" w:type="pct"/>
             <w:tcBorders>
+              <w:bottom w:val="single" w:color="000000" w:sz="4" w:space="0"/>
               <w:tl2br w:val="nil"/>
               <w:tr2bl w:val="nil"/>
             </w:tcBorders>
+            <w:shd w:val="clear" w:color="auto" w:fill="FFFFFF"/>
             <w:vAlign w:val="center"/>
           </w:tcPr>
           <w:p>
@@ -31112,12 +31665,16 @@
               <w:jc w:val="center"/>
               <w:rPr>
                 <w:rFonts w:hint="default" w:eastAsia="宋体"/>
+                <w:b w:val="0"/>
+                <w:color w:val="000000"/>
                 <w:lang w:val="en-US" w:eastAsia="zh-CN"/>
               </w:rPr>
             </w:pPr>
             <w:r>
               <w:rPr>
                 <w:rFonts w:hint="eastAsia"/>
+                <w:b w:val="0"/>
+                <w:color w:val="000000"/>
                 <w:lang w:val="en-US" w:eastAsia="zh-CN"/>
               </w:rPr>
               <w:t>实际结果</w:t>
@@ -31149,20 +31706,28 @@
           <w:tcPr>
             <w:tcW w:w="600" w:type="pct"/>
             <w:tcBorders>
+              <w:top w:val="single" w:color="000000" w:sz="4" w:space="0"/>
               <w:tl2br w:val="nil"/>
               <w:tr2bl w:val="nil"/>
             </w:tcBorders>
-            <w:vAlign w:val="center"/>
-          </w:tcPr>
-          <w:p>
-            <w:pPr>
-              <w:pStyle w:val="40"/>
-              <w:spacing w:line="360" w:lineRule="auto"/>
-              <w:jc w:val="center"/>
+            <w:shd w:val="clear" w:color="auto" w:fill="FFFFFF"/>
+            <w:vAlign w:val="center"/>
+          </w:tcPr>
+          <w:p>
+            <w:pPr>
+              <w:pStyle w:val="40"/>
+              <w:spacing w:line="360" w:lineRule="auto"/>
+              <w:jc w:val="center"/>
+              <w:rPr>
+                <w:b w:val="0"/>
+                <w:color w:val="000000"/>
+              </w:rPr>
             </w:pPr>
             <w:r>
               <w:rPr>
                 <w:rFonts w:hint="eastAsia"/>
+                <w:b w:val="0"/>
+                <w:color w:val="000000"/>
                 <w:lang w:val="en-US" w:eastAsia="zh-CN"/>
               </w:rPr>
               <w:t>CL</w:t>
@@ -31170,6 +31735,8 @@
             <w:r>
               <w:rPr>
                 <w:rFonts w:hint="eastAsia"/>
+                <w:b w:val="0"/>
+                <w:color w:val="000000"/>
               </w:rPr>
               <w:t>01</w:t>
             </w:r>
@@ -31179,20 +31746,28 @@
           <w:tcPr>
             <w:tcW w:w="638" w:type="pct"/>
             <w:tcBorders>
+              <w:top w:val="single" w:color="000000" w:sz="4" w:space="0"/>
               <w:tl2br w:val="nil"/>
               <w:tr2bl w:val="nil"/>
             </w:tcBorders>
-            <w:vAlign w:val="center"/>
-          </w:tcPr>
-          <w:p>
-            <w:pPr>
-              <w:pStyle w:val="40"/>
-              <w:spacing w:line="360" w:lineRule="auto"/>
-              <w:jc w:val="center"/>
+            <w:shd w:val="clear" w:color="auto" w:fill="FFFFFF"/>
+            <w:vAlign w:val="center"/>
+          </w:tcPr>
+          <w:p>
+            <w:pPr>
+              <w:pStyle w:val="40"/>
+              <w:spacing w:line="360" w:lineRule="auto"/>
+              <w:jc w:val="center"/>
+              <w:rPr>
+                <w:b w:val="0"/>
+                <w:color w:val="000000"/>
+              </w:rPr>
             </w:pPr>
             <w:r>
               <w:rPr>
                 <w:rFonts w:hint="eastAsia"/>
+                <w:b w:val="0"/>
+                <w:color w:val="000000"/>
               </w:rPr>
               <w:t>创建社团</w:t>
             </w:r>
@@ -31202,9 +31777,11 @@
           <w:tcPr>
             <w:tcW w:w="1214" w:type="pct"/>
             <w:tcBorders>
+              <w:top w:val="single" w:color="000000" w:sz="4" w:space="0"/>
               <w:tl2br w:val="nil"/>
               <w:tr2bl w:val="nil"/>
             </w:tcBorders>
+            <w:shd w:val="clear" w:color="auto" w:fill="FFFFFF"/>
             <w:vAlign w:val="center"/>
           </w:tcPr>
           <w:p>
@@ -31214,11 +31791,15 @@
               <w:jc w:val="center"/>
               <w:rPr>
                 <w:rFonts w:hint="eastAsia"/>
+                <w:b w:val="0"/>
+                <w:color w:val="000000"/>
               </w:rPr>
             </w:pPr>
             <w:r>
               <w:rPr>
                 <w:rFonts w:hint="eastAsia"/>
+                <w:b w:val="0"/>
+                <w:color w:val="000000"/>
               </w:rPr>
               <w:t>1.填写社团名称、简介</w:t>
             </w:r>
@@ -31230,11 +31811,15 @@
               <w:jc w:val="center"/>
               <w:rPr>
                 <w:rFonts w:hint="eastAsia"/>
+                <w:b w:val="0"/>
+                <w:color w:val="000000"/>
               </w:rPr>
             </w:pPr>
             <w:r>
               <w:rPr>
                 <w:rFonts w:hint="eastAsia"/>
+                <w:b w:val="0"/>
+                <w:color w:val="000000"/>
               </w:rPr>
               <w:t>2.上传Logo</w:t>
             </w:r>
@@ -31246,11 +31831,15 @@
               <w:jc w:val="center"/>
               <w:rPr>
                 <w:rFonts w:hint="eastAsia"/>
+                <w:b w:val="0"/>
+                <w:color w:val="000000"/>
               </w:rPr>
             </w:pPr>
             <w:r>
               <w:rPr>
                 <w:rFonts w:hint="eastAsia"/>
+                <w:b w:val="0"/>
+                <w:color w:val="000000"/>
               </w:rPr>
               <w:t>3.提交申请</w:t>
             </w:r>
@@ -31260,20 +31849,28 @@
           <w:tcPr>
             <w:tcW w:w="909" w:type="pct"/>
             <w:tcBorders>
+              <w:top w:val="single" w:color="000000" w:sz="4" w:space="0"/>
               <w:tl2br w:val="nil"/>
               <w:tr2bl w:val="nil"/>
             </w:tcBorders>
-            <w:vAlign w:val="center"/>
-          </w:tcPr>
-          <w:p>
-            <w:pPr>
-              <w:pStyle w:val="40"/>
-              <w:spacing w:line="360" w:lineRule="auto"/>
-              <w:jc w:val="center"/>
+            <w:shd w:val="clear" w:color="auto" w:fill="FFFFFF"/>
+            <w:vAlign w:val="center"/>
+          </w:tcPr>
+          <w:p>
+            <w:pPr>
+              <w:pStyle w:val="40"/>
+              <w:spacing w:line="360" w:lineRule="auto"/>
+              <w:jc w:val="center"/>
+              <w:rPr>
+                <w:b w:val="0"/>
+                <w:color w:val="000000"/>
+              </w:rPr>
             </w:pPr>
             <w:r>
               <w:rPr>
                 <w:rFonts w:hint="eastAsia"/>
+                <w:b w:val="0"/>
+                <w:color w:val="000000"/>
                 <w:lang w:val="en-US" w:eastAsia="zh-CN"/>
               </w:rPr>
               <w:t>名称:计算机协会Logo:icon.jpg</w:t>
@@ -31284,9 +31881,11 @@
           <w:tcPr>
             <w:tcW w:w="787" w:type="pct"/>
             <w:tcBorders>
+              <w:top w:val="single" w:color="000000" w:sz="4" w:space="0"/>
               <w:tl2br w:val="nil"/>
               <w:tr2bl w:val="nil"/>
             </w:tcBorders>
+            <w:shd w:val="clear" w:color="auto" w:fill="FFFFFF"/>
             <w:vAlign w:val="center"/>
           </w:tcPr>
           <w:p>
@@ -31296,11 +31895,15 @@
               <w:jc w:val="center"/>
               <w:rPr>
                 <w:rFonts w:ascii="Times New Roman" w:hAnsi="Times New Roman"/>
+                <w:b w:val="0"/>
+                <w:color w:val="000000"/>
               </w:rPr>
             </w:pPr>
             <w:r>
               <w:rPr>
                 <w:rFonts w:hint="eastAsia" w:ascii="Times New Roman" w:hAnsi="Times New Roman"/>
+                <w:b w:val="0"/>
+                <w:color w:val="000000"/>
               </w:rPr>
               <w:t>状态变为待审核</w:t>
             </w:r>
@@ -31310,9 +31913,11 @@
           <w:tcPr>
             <w:tcW w:w="849" w:type="pct"/>
             <w:tcBorders>
+              <w:top w:val="single" w:color="000000" w:sz="4" w:space="0"/>
               <w:tl2br w:val="nil"/>
               <w:tr2bl w:val="nil"/>
             </w:tcBorders>
+            <w:shd w:val="clear" w:color="auto" w:fill="FFFFFF"/>
             <w:vAlign w:val="center"/>
           </w:tcPr>
           <w:p>
@@ -31322,11 +31927,15 @@
               <w:jc w:val="center"/>
               <w:rPr>
                 <w:rFonts w:ascii="Times New Roman" w:hAnsi="Times New Roman"/>
+                <w:b w:val="0"/>
+                <w:color w:val="000000"/>
               </w:rPr>
             </w:pPr>
             <w:r>
               <w:rPr>
                 <w:rFonts w:hint="eastAsia" w:ascii="Times New Roman" w:hAnsi="Times New Roman"/>
+                <w:b w:val="0"/>
+                <w:color w:val="000000"/>
               </w:rPr>
               <w:t>申请进入审核列表</w:t>
             </w:r>
@@ -31360,6 +31969,7 @@
               <w:tl2br w:val="nil"/>
               <w:tr2bl w:val="nil"/>
             </w:tcBorders>
+            <w:shd w:val="clear" w:color="auto" w:fill="FFFFFF"/>
             <w:vAlign w:val="center"/>
           </w:tcPr>
           <w:p>
@@ -31369,12 +31979,16 @@
               <w:jc w:val="center"/>
               <w:rPr>
                 <w:rFonts w:hint="eastAsia" w:eastAsia="宋体"/>
+                <w:b w:val="0"/>
+                <w:color w:val="000000"/>
                 <w:lang w:val="en-US" w:eastAsia="zh-CN"/>
               </w:rPr>
             </w:pPr>
             <w:r>
               <w:rPr>
                 <w:rFonts w:hint="eastAsia"/>
+                <w:b w:val="0"/>
+                <w:color w:val="000000"/>
                 <w:lang w:val="en-US" w:eastAsia="zh-CN"/>
               </w:rPr>
               <w:t>CL</w:t>
@@ -31382,12 +31996,16 @@
             <w:r>
               <w:rPr>
                 <w:rFonts w:hint="eastAsia"/>
+                <w:b w:val="0"/>
+                <w:color w:val="000000"/>
               </w:rPr>
               <w:t>0</w:t>
             </w:r>
             <w:r>
               <w:rPr>
                 <w:rFonts w:hint="eastAsia"/>
+                <w:b w:val="0"/>
+                <w:color w:val="000000"/>
                 <w:lang w:val="en-US" w:eastAsia="zh-CN"/>
               </w:rPr>
               <w:t>2</w:t>
@@ -31401,6 +32019,7 @@
               <w:tl2br w:val="nil"/>
               <w:tr2bl w:val="nil"/>
             </w:tcBorders>
+            <w:shd w:val="clear" w:color="auto" w:fill="FFFFFF"/>
             <w:vAlign w:val="center"/>
           </w:tcPr>
           <w:p>
@@ -31410,18 +32029,24 @@
               <w:jc w:val="center"/>
               <w:rPr>
                 <w:rFonts w:hint="eastAsia" w:eastAsia="宋体"/>
+                <w:b w:val="0"/>
+                <w:color w:val="000000"/>
                 <w:lang w:val="en-US" w:eastAsia="zh-CN"/>
               </w:rPr>
             </w:pPr>
             <w:r>
               <w:rPr>
                 <w:rFonts w:hint="eastAsia"/>
+                <w:b w:val="0"/>
+                <w:color w:val="000000"/>
               </w:rPr>
               <w:t>加入</w:t>
             </w:r>
             <w:r>
               <w:rPr>
                 <w:rFonts w:hint="eastAsia"/>
+                <w:b w:val="0"/>
+                <w:color w:val="000000"/>
                 <w:lang w:val="en-US" w:eastAsia="zh-CN"/>
               </w:rPr>
               <w:t>社团</w:t>
@@ -31435,6 +32060,7 @@
               <w:tl2br w:val="nil"/>
               <w:tr2bl w:val="nil"/>
             </w:tcBorders>
+            <w:shd w:val="clear" w:color="auto" w:fill="FFFFFF"/>
             <w:vAlign w:val="center"/>
           </w:tcPr>
           <w:p>
@@ -31446,10 +32072,16 @@
               </w:numPr>
               <w:spacing w:line="360" w:lineRule="auto"/>
               <w:jc w:val="center"/>
+              <w:rPr>
+                <w:b w:val="0"/>
+                <w:color w:val="000000"/>
+              </w:rPr>
             </w:pPr>
             <w:r>
               <w:rPr>
                 <w:rFonts w:hint="eastAsia"/>
+                <w:b w:val="0"/>
+                <w:color w:val="000000"/>
                 <w:lang w:val="en-US" w:eastAsia="zh-CN"/>
               </w:rPr>
               <w:t>1.进入社团详情</w:t>
@@ -31460,10 +32092,16 @@
               <w:pStyle w:val="40"/>
               <w:spacing w:line="360" w:lineRule="auto"/>
               <w:jc w:val="center"/>
+              <w:rPr>
+                <w:b w:val="0"/>
+                <w:color w:val="000000"/>
+              </w:rPr>
             </w:pPr>
             <w:r>
               <w:rPr>
                 <w:rFonts w:hint="eastAsia"/>
+                <w:b w:val="0"/>
+                <w:color w:val="000000"/>
                 <w:lang w:val="en-US" w:eastAsia="zh-CN"/>
               </w:rPr>
               <w:t>2.点击加入社团</w:t>
@@ -31477,6 +32115,7 @@
               <w:tl2br w:val="nil"/>
               <w:tr2bl w:val="nil"/>
             </w:tcBorders>
+            <w:shd w:val="clear" w:color="auto" w:fill="FFFFFF"/>
             <w:vAlign w:val="center"/>
           </w:tcPr>
           <w:p>
@@ -31486,12 +32125,16 @@
               <w:jc w:val="center"/>
               <w:rPr>
                 <w:rFonts w:hint="default" w:eastAsia="宋体"/>
+                <w:b w:val="0"/>
+                <w:color w:val="000000"/>
                 <w:lang w:val="en-US" w:eastAsia="zh-CN"/>
               </w:rPr>
             </w:pPr>
             <w:r>
               <w:rPr>
                 <w:rFonts w:hint="eastAsia"/>
+                <w:b w:val="0"/>
+                <w:color w:val="000000"/>
                 <w:lang w:val="en-US" w:eastAsia="zh-CN"/>
               </w:rPr>
               <w:t>社团ID:1</w:t>
@@ -31505,6 +32148,7 @@
               <w:tl2br w:val="nil"/>
               <w:tr2bl w:val="nil"/>
             </w:tcBorders>
+            <w:shd w:val="clear" w:color="auto" w:fill="FFFFFF"/>
             <w:vAlign w:val="center"/>
           </w:tcPr>
           <w:p>
@@ -31514,12 +32158,16 @@
               <w:jc w:val="center"/>
               <w:rPr>
                 <w:rFonts w:hint="default" w:eastAsia="宋体"/>
+                <w:b w:val="0"/>
+                <w:color w:val="000000"/>
                 <w:lang w:val="en-US" w:eastAsia="zh-CN"/>
               </w:rPr>
             </w:pPr>
             <w:r>
               <w:rPr>
                 <w:rFonts w:hint="eastAsia"/>
+                <w:b w:val="0"/>
+                <w:color w:val="000000"/>
                 <w:lang w:val="en-US" w:eastAsia="zh-CN"/>
               </w:rPr>
               <w:t>提示“加入社团成功”</w:t>
@@ -31533,6 +32181,7 @@
               <w:tl2br w:val="nil"/>
               <w:tr2bl w:val="nil"/>
             </w:tcBorders>
+            <w:shd w:val="clear" w:color="auto" w:fill="FFFFFF"/>
             <w:vAlign w:val="center"/>
           </w:tcPr>
           <w:p>
@@ -31542,12 +32191,16 @@
               <w:jc w:val="center"/>
               <w:rPr>
                 <w:rFonts w:hint="default" w:eastAsia="宋体"/>
+                <w:b w:val="0"/>
+                <w:color w:val="000000"/>
                 <w:lang w:val="en-US" w:eastAsia="zh-CN"/>
               </w:rPr>
             </w:pPr>
             <w:r>
               <w:rPr>
                 <w:rFonts w:hint="eastAsia"/>
+                <w:b w:val="0"/>
+                <w:color w:val="000000"/>
                 <w:lang w:val="en-US" w:eastAsia="zh-CN"/>
               </w:rPr>
               <w:t>用户加入社团</w:t>
@@ -31582,6 +32235,7 @@
               <w:tl2br w:val="nil"/>
               <w:tr2bl w:val="nil"/>
             </w:tcBorders>
+            <w:shd w:val="clear" w:color="auto" w:fill="FFFFFF"/>
             <w:vAlign w:val="center"/>
           </w:tcPr>
           <w:p>
@@ -31591,12 +32245,16 @@
               <w:jc w:val="center"/>
               <w:rPr>
                 <w:rFonts w:hint="eastAsia" w:eastAsia="宋体"/>
+                <w:b w:val="0"/>
+                <w:color w:val="000000"/>
                 <w:lang w:val="en-US" w:eastAsia="zh-CN"/>
               </w:rPr>
             </w:pPr>
             <w:r>
               <w:rPr>
                 <w:rFonts w:hint="eastAsia"/>
+                <w:b w:val="0"/>
+                <w:color w:val="000000"/>
                 <w:lang w:val="en-US" w:eastAsia="zh-CN"/>
               </w:rPr>
               <w:t>CL</w:t>
@@ -31604,12 +32262,16 @@
             <w:r>
               <w:rPr>
                 <w:rFonts w:hint="eastAsia" w:ascii="Times New Roman" w:hAnsi="Times New Roman"/>
+                <w:b w:val="0"/>
+                <w:color w:val="000000"/>
               </w:rPr>
               <w:t>0</w:t>
             </w:r>
             <w:r>
               <w:rPr>
                 <w:rFonts w:hint="eastAsia"/>
+                <w:b w:val="0"/>
+                <w:color w:val="000000"/>
                 <w:lang w:val="en-US" w:eastAsia="zh-CN"/>
               </w:rPr>
               <w:t>3</w:t>
@@ -31623,6 +32285,7 @@
               <w:tl2br w:val="nil"/>
               <w:tr2bl w:val="nil"/>
             </w:tcBorders>
+            <w:shd w:val="clear" w:color="auto" w:fill="FFFFFF"/>
             <w:vAlign w:val="center"/>
           </w:tcPr>
           <w:p>
@@ -31632,12 +32295,16 @@
               <w:jc w:val="center"/>
               <w:rPr>
                 <w:rFonts w:hint="default" w:eastAsia="宋体"/>
+                <w:b w:val="0"/>
+                <w:color w:val="000000"/>
                 <w:lang w:val="en-US" w:eastAsia="zh-CN"/>
               </w:rPr>
             </w:pPr>
             <w:r>
               <w:rPr>
                 <w:rFonts w:hint="eastAsia"/>
+                <w:b w:val="0"/>
+                <w:color w:val="000000"/>
                 <w:lang w:val="en-US" w:eastAsia="zh-CN"/>
               </w:rPr>
               <w:t>重复加入</w:t>
@@ -31651,6 +32318,7 @@
               <w:tl2br w:val="nil"/>
               <w:tr2bl w:val="nil"/>
             </w:tcBorders>
+            <w:shd w:val="clear" w:color="auto" w:fill="FFFFFF"/>
             <w:vAlign w:val="center"/>
           </w:tcPr>
           <w:p>
@@ -31662,10 +32330,16 @@
               </w:numPr>
               <w:spacing w:line="360" w:lineRule="auto"/>
               <w:jc w:val="center"/>
+              <w:rPr>
+                <w:b w:val="0"/>
+                <w:color w:val="000000"/>
+              </w:rPr>
             </w:pPr>
             <w:r>
               <w:rPr>
                 <w:rFonts w:hint="eastAsia"/>
+                <w:b w:val="0"/>
+                <w:color w:val="000000"/>
                 <w:lang w:val="en-US" w:eastAsia="zh-CN"/>
               </w:rPr>
               <w:t>1.进入社团详情</w:t>
@@ -31680,10 +32354,16 @@
               </w:numPr>
               <w:spacing w:line="360" w:lineRule="auto"/>
               <w:jc w:val="center"/>
+              <w:rPr>
+                <w:b w:val="0"/>
+                <w:color w:val="000000"/>
+              </w:rPr>
             </w:pPr>
             <w:r>
               <w:rPr>
                 <w:rFonts w:hint="eastAsia"/>
+                <w:b w:val="0"/>
+                <w:color w:val="000000"/>
                 <w:lang w:val="en-US" w:eastAsia="zh-CN"/>
               </w:rPr>
               <w:t>2.点击加入社团</w:t>
@@ -31697,6 +32377,7 @@
               <w:tl2br w:val="nil"/>
               <w:tr2bl w:val="nil"/>
             </w:tcBorders>
+            <w:shd w:val="clear" w:color="auto" w:fill="FFFFFF"/>
             <w:vAlign w:val="center"/>
           </w:tcPr>
           <w:p>
@@ -31706,18 +32387,24 @@
               <w:jc w:val="center"/>
               <w:rPr>
                 <w:rFonts w:hint="default" w:eastAsia="宋体"/>
+                <w:b w:val="0"/>
+                <w:color w:val="000000"/>
                 <w:lang w:val="en-US" w:eastAsia="zh-CN"/>
               </w:rPr>
             </w:pPr>
             <w:r>
               <w:rPr>
                 <w:rFonts w:hint="eastAsia"/>
+                <w:b w:val="0"/>
+                <w:color w:val="000000"/>
               </w:rPr>
               <w:t>用户I</w:t>
             </w:r>
             <w:r>
               <w:rPr>
                 <w:rFonts w:hint="eastAsia"/>
+                <w:b w:val="0"/>
+                <w:color w:val="000000"/>
                 <w:lang w:val="en-US" w:eastAsia="zh-CN"/>
               </w:rPr>
               <w:t>D:8</w:t>
@@ -31731,17 +32418,24 @@
               <w:tl2br w:val="nil"/>
               <w:tr2bl w:val="nil"/>
             </w:tcBorders>
-            <w:vAlign w:val="center"/>
-          </w:tcPr>
-          <w:p>
-            <w:pPr>
-              <w:pStyle w:val="40"/>
-              <w:spacing w:line="360" w:lineRule="auto"/>
-              <w:jc w:val="center"/>
+            <w:shd w:val="clear" w:color="auto" w:fill="FFFFFF"/>
+            <w:vAlign w:val="center"/>
+          </w:tcPr>
+          <w:p>
+            <w:pPr>
+              <w:pStyle w:val="40"/>
+              <w:spacing w:line="360" w:lineRule="auto"/>
+              <w:jc w:val="center"/>
+              <w:rPr>
+                <w:b w:val="0"/>
+                <w:color w:val="000000"/>
+              </w:rPr>
             </w:pPr>
             <w:r>
               <w:rPr>
                 <w:rFonts w:hint="eastAsia"/>
+                <w:b w:val="0"/>
+                <w:color w:val="000000"/>
               </w:rPr>
               <w:t>提示“您已加入该社团”</w:t>
             </w:r>
@@ -31754,17 +32448,24 @@
               <w:tl2br w:val="nil"/>
               <w:tr2bl w:val="nil"/>
             </w:tcBorders>
-            <w:vAlign w:val="center"/>
-          </w:tcPr>
-          <w:p>
-            <w:pPr>
-              <w:pStyle w:val="40"/>
-              <w:spacing w:line="360" w:lineRule="auto"/>
-              <w:jc w:val="center"/>
+            <w:shd w:val="clear" w:color="auto" w:fill="FFFFFF"/>
+            <w:vAlign w:val="center"/>
+          </w:tcPr>
+          <w:p>
+            <w:pPr>
+              <w:pStyle w:val="40"/>
+              <w:spacing w:line="360" w:lineRule="auto"/>
+              <w:jc w:val="center"/>
+              <w:rPr>
+                <w:b w:val="0"/>
+                <w:color w:val="000000"/>
+              </w:rPr>
             </w:pPr>
             <w:r>
               <w:rPr>
                 <w:rFonts w:hint="eastAsia"/>
+                <w:b w:val="0"/>
+                <w:color w:val="000000"/>
               </w:rPr>
               <w:t>成功识别并拦截</w:t>
             </w:r>
@@ -32054,9 +32755,11 @@
           <w:tcPr>
             <w:tcW w:w="595" w:type="pct"/>
             <w:tcBorders>
+              <w:bottom w:val="single" w:color="000000" w:sz="4" w:space="0"/>
               <w:tl2br w:val="nil"/>
               <w:tr2bl w:val="nil"/>
             </w:tcBorders>
+            <w:shd w:val="clear" w:color="auto" w:fill="FFFFFF"/>
             <w:vAlign w:val="center"/>
           </w:tcPr>
           <w:p>
@@ -32066,12 +32769,16 @@
               <w:jc w:val="center"/>
               <w:rPr>
                 <w:rFonts w:hint="default" w:eastAsia="宋体"/>
+                <w:b w:val="0"/>
+                <w:color w:val="000000"/>
                 <w:lang w:val="en-US" w:eastAsia="zh-CN"/>
               </w:rPr>
             </w:pPr>
             <w:r>
               <w:rPr>
                 <w:rFonts w:hint="eastAsia"/>
+                <w:b w:val="0"/>
+                <w:color w:val="000000"/>
                 <w:lang w:val="en-US" w:eastAsia="zh-CN"/>
               </w:rPr>
               <w:t>用例ID</w:t>
@@ -32082,9 +32789,11 @@
           <w:tcPr>
             <w:tcW w:w="633" w:type="pct"/>
             <w:tcBorders>
+              <w:bottom w:val="single" w:color="000000" w:sz="4" w:space="0"/>
               <w:tl2br w:val="nil"/>
               <w:tr2bl w:val="nil"/>
             </w:tcBorders>
+            <w:shd w:val="clear" w:color="auto" w:fill="FFFFFF"/>
             <w:vAlign w:val="center"/>
           </w:tcPr>
           <w:p>
@@ -32094,12 +32803,16 @@
               <w:jc w:val="center"/>
               <w:rPr>
                 <w:rFonts w:hint="default" w:eastAsia="宋体"/>
+                <w:b w:val="0"/>
+                <w:color w:val="000000"/>
                 <w:lang w:val="en-US" w:eastAsia="zh-CN"/>
               </w:rPr>
             </w:pPr>
             <w:r>
               <w:rPr>
                 <w:rFonts w:hint="eastAsia"/>
+                <w:b w:val="0"/>
+                <w:color w:val="000000"/>
                 <w:lang w:val="en-US" w:eastAsia="zh-CN"/>
               </w:rPr>
               <w:t>测试项</w:t>
@@ -32110,9 +32823,11 @@
           <w:tcPr>
             <w:tcW w:w="1204" w:type="pct"/>
             <w:tcBorders>
+              <w:bottom w:val="single" w:color="000000" w:sz="4" w:space="0"/>
               <w:tl2br w:val="nil"/>
               <w:tr2bl w:val="nil"/>
             </w:tcBorders>
+            <w:shd w:val="clear" w:color="auto" w:fill="FFFFFF"/>
             <w:vAlign w:val="center"/>
           </w:tcPr>
           <w:p>
@@ -32122,12 +32837,16 @@
               <w:jc w:val="center"/>
               <w:rPr>
                 <w:rFonts w:hint="default" w:eastAsia="宋体"/>
+                <w:b w:val="0"/>
+                <w:color w:val="000000"/>
                 <w:lang w:val="en-US" w:eastAsia="zh-CN"/>
               </w:rPr>
             </w:pPr>
             <w:r>
               <w:rPr>
                 <w:rFonts w:hint="eastAsia"/>
+                <w:b w:val="0"/>
+                <w:color w:val="000000"/>
                 <w:lang w:val="en-US" w:eastAsia="zh-CN"/>
               </w:rPr>
               <w:t>测试步骤</w:t>
@@ -32138,9 +32857,11 @@
           <w:tcPr>
             <w:tcW w:w="901" w:type="pct"/>
             <w:tcBorders>
+              <w:bottom w:val="single" w:color="000000" w:sz="4" w:space="0"/>
               <w:tl2br w:val="nil"/>
               <w:tr2bl w:val="nil"/>
             </w:tcBorders>
+            <w:shd w:val="clear" w:color="auto" w:fill="FFFFFF"/>
             <w:vAlign w:val="center"/>
           </w:tcPr>
           <w:p>
@@ -32150,12 +32871,16 @@
               <w:jc w:val="center"/>
               <w:rPr>
                 <w:rFonts w:hint="default" w:eastAsia="宋体"/>
+                <w:b w:val="0"/>
+                <w:color w:val="000000"/>
                 <w:lang w:val="en-US" w:eastAsia="zh-CN"/>
               </w:rPr>
             </w:pPr>
             <w:r>
               <w:rPr>
                 <w:rFonts w:hint="eastAsia"/>
+                <w:b w:val="0"/>
+                <w:color w:val="000000"/>
                 <w:lang w:val="en-US" w:eastAsia="zh-CN"/>
               </w:rPr>
               <w:t>测试数据</w:t>
@@ -32166,9 +32891,11 @@
           <w:tcPr>
             <w:tcW w:w="780" w:type="pct"/>
             <w:tcBorders>
+              <w:bottom w:val="single" w:color="000000" w:sz="4" w:space="0"/>
               <w:tl2br w:val="nil"/>
               <w:tr2bl w:val="nil"/>
             </w:tcBorders>
+            <w:shd w:val="clear" w:color="auto" w:fill="FFFFFF"/>
             <w:vAlign w:val="center"/>
           </w:tcPr>
           <w:p>
@@ -32181,12 +32908,16 @@
               <w:jc w:val="center"/>
               <w:rPr>
                 <w:rFonts w:hint="default" w:eastAsia="宋体"/>
+                <w:b w:val="0"/>
+                <w:color w:val="000000"/>
                 <w:lang w:val="en-US" w:eastAsia="zh-CN"/>
               </w:rPr>
             </w:pPr>
             <w:r>
               <w:rPr>
                 <w:rFonts w:hint="eastAsia"/>
+                <w:b w:val="0"/>
+                <w:color w:val="000000"/>
                 <w:lang w:val="en-US" w:eastAsia="zh-CN"/>
               </w:rPr>
               <w:t>预期结果</w:t>
@@ -32197,9 +32928,11 @@
           <w:tcPr>
             <w:tcW w:w="884" w:type="pct"/>
             <w:tcBorders>
+              <w:bottom w:val="single" w:color="000000" w:sz="4" w:space="0"/>
               <w:tl2br w:val="nil"/>
               <w:tr2bl w:val="nil"/>
             </w:tcBorders>
+            <w:shd w:val="clear" w:color="auto" w:fill="FFFFFF"/>
             <w:vAlign w:val="center"/>
           </w:tcPr>
           <w:p>
@@ -32209,12 +32942,16 @@
               <w:jc w:val="center"/>
               <w:rPr>
                 <w:rFonts w:hint="default" w:eastAsia="宋体"/>
+                <w:b w:val="0"/>
+                <w:color w:val="000000"/>
                 <w:lang w:val="en-US" w:eastAsia="zh-CN"/>
               </w:rPr>
             </w:pPr>
             <w:r>
               <w:rPr>
                 <w:rFonts w:hint="eastAsia"/>
+                <w:b w:val="0"/>
+                <w:color w:val="000000"/>
                 <w:lang w:val="en-US" w:eastAsia="zh-CN"/>
               </w:rPr>
               <w:t>实际结果</w:t>
@@ -32246,20 +32983,28 @@
           <w:tcPr>
             <w:tcW w:w="595" w:type="pct"/>
             <w:tcBorders>
+              <w:top w:val="single" w:color="000000" w:sz="4" w:space="0"/>
               <w:tl2br w:val="nil"/>
               <w:tr2bl w:val="nil"/>
             </w:tcBorders>
-            <w:vAlign w:val="center"/>
-          </w:tcPr>
-          <w:p>
-            <w:pPr>
-              <w:pStyle w:val="40"/>
-              <w:spacing w:line="360" w:lineRule="auto"/>
-              <w:jc w:val="center"/>
+            <w:shd w:val="clear" w:color="auto" w:fill="FFFFFF"/>
+            <w:vAlign w:val="center"/>
+          </w:tcPr>
+          <w:p>
+            <w:pPr>
+              <w:pStyle w:val="40"/>
+              <w:spacing w:line="360" w:lineRule="auto"/>
+              <w:jc w:val="center"/>
+              <w:rPr>
+                <w:b w:val="0"/>
+                <w:color w:val="000000"/>
+              </w:rPr>
             </w:pPr>
             <w:r>
               <w:rPr>
                 <w:rFonts w:hint="eastAsia"/>
+                <w:b w:val="0"/>
+                <w:color w:val="000000"/>
                 <w:lang w:val="en-US" w:eastAsia="zh-CN"/>
               </w:rPr>
               <w:t>AC</w:t>
@@ -32267,6 +33012,8 @@
             <w:r>
               <w:rPr>
                 <w:rFonts w:hint="eastAsia"/>
+                <w:b w:val="0"/>
+                <w:color w:val="000000"/>
               </w:rPr>
               <w:t>01</w:t>
             </w:r>
@@ -32276,9 +33023,11 @@
           <w:tcPr>
             <w:tcW w:w="633" w:type="pct"/>
             <w:tcBorders>
+              <w:top w:val="single" w:color="000000" w:sz="4" w:space="0"/>
               <w:tl2br w:val="nil"/>
               <w:tr2bl w:val="nil"/>
             </w:tcBorders>
+            <w:shd w:val="clear" w:color="auto" w:fill="FFFFFF"/>
             <w:vAlign w:val="center"/>
           </w:tcPr>
           <w:p>
@@ -32288,12 +33037,16 @@
               <w:jc w:val="center"/>
               <w:rPr>
                 <w:rFonts w:hint="default" w:eastAsia="宋体"/>
+                <w:b w:val="0"/>
+                <w:color w:val="000000"/>
                 <w:lang w:val="en-US" w:eastAsia="zh-CN"/>
               </w:rPr>
             </w:pPr>
             <w:r>
               <w:rPr>
                 <w:rFonts w:hint="eastAsia"/>
+                <w:b w:val="0"/>
+                <w:color w:val="000000"/>
                 <w:lang w:val="en-US" w:eastAsia="zh-CN"/>
               </w:rPr>
               <w:t>发布活动</w:t>
@@ -32304,9 +33057,11 @@
           <w:tcPr>
             <w:tcW w:w="1204" w:type="pct"/>
             <w:tcBorders>
+              <w:top w:val="single" w:color="000000" w:sz="4" w:space="0"/>
               <w:tl2br w:val="nil"/>
               <w:tr2bl w:val="nil"/>
             </w:tcBorders>
+            <w:shd w:val="clear" w:color="auto" w:fill="FFFFFF"/>
             <w:vAlign w:val="center"/>
           </w:tcPr>
           <w:p>
@@ -32316,11 +33071,15 @@
               <w:jc w:val="center"/>
               <w:rPr>
                 <w:rFonts w:hint="eastAsia"/>
+                <w:b w:val="0"/>
+                <w:color w:val="000000"/>
               </w:rPr>
             </w:pPr>
             <w:r>
               <w:rPr>
                 <w:rFonts w:hint="eastAsia"/>
+                <w:b w:val="0"/>
+                <w:color w:val="000000"/>
               </w:rPr>
               <w:t>1.填写活动详情</w:t>
             </w:r>
@@ -32332,11 +33091,15 @@
               <w:jc w:val="center"/>
               <w:rPr>
                 <w:rFonts w:hint="eastAsia"/>
+                <w:b w:val="0"/>
+                <w:color w:val="000000"/>
               </w:rPr>
             </w:pPr>
             <w:r>
               <w:rPr>
                 <w:rFonts w:hint="eastAsia"/>
+                <w:b w:val="0"/>
+                <w:color w:val="000000"/>
               </w:rPr>
               <w:t>2.设置时间地点</w:t>
             </w:r>
@@ -32348,11 +33111,15 @@
               <w:jc w:val="center"/>
               <w:rPr>
                 <w:rFonts w:hint="eastAsia"/>
+                <w:b w:val="0"/>
+                <w:color w:val="000000"/>
               </w:rPr>
             </w:pPr>
             <w:r>
               <w:rPr>
                 <w:rFonts w:hint="eastAsia"/>
+                <w:b w:val="0"/>
+                <w:color w:val="000000"/>
               </w:rPr>
               <w:t>3.点击发布</w:t>
             </w:r>
@@ -32362,9 +33129,11 @@
           <w:tcPr>
             <w:tcW w:w="901" w:type="pct"/>
             <w:tcBorders>
+              <w:top w:val="single" w:color="000000" w:sz="4" w:space="0"/>
               <w:tl2br w:val="nil"/>
               <w:tr2bl w:val="nil"/>
             </w:tcBorders>
+            <w:shd w:val="clear" w:color="auto" w:fill="FFFFFF"/>
             <w:vAlign w:val="center"/>
           </w:tcPr>
           <w:p>
@@ -32374,12 +33143,16 @@
               <w:jc w:val="center"/>
               <w:rPr>
                 <w:rFonts w:hint="eastAsia"/>
+                <w:b w:val="0"/>
+                <w:color w:val="000000"/>
                 <w:lang w:val="en-US" w:eastAsia="zh-CN"/>
               </w:rPr>
             </w:pPr>
             <w:r>
               <w:rPr>
                 <w:rFonts w:hint="eastAsia"/>
+                <w:b w:val="0"/>
+                <w:color w:val="000000"/>
                 <w:lang w:val="en-US" w:eastAsia="zh-CN"/>
               </w:rPr>
               <w:t>标题:迎新晚</w:t>
@@ -32392,12 +33165,16 @@
               <w:jc w:val="center"/>
               <w:rPr>
                 <w:rFonts w:hint="default"/>
+                <w:b w:val="0"/>
+                <w:color w:val="000000"/>
                 <w:lang w:val="en-US" w:eastAsia="zh-CN"/>
               </w:rPr>
             </w:pPr>
             <w:r>
               <w:rPr>
                 <w:rFonts w:hint="eastAsia"/>
+                <w:b w:val="0"/>
+                <w:color w:val="000000"/>
                 <w:lang w:val="en-US" w:eastAsia="zh-CN"/>
               </w:rPr>
               <w:t>会</w:t>
@@ -32408,10 +33185,16 @@
               <w:pStyle w:val="40"/>
               <w:spacing w:line="360" w:lineRule="auto"/>
               <w:jc w:val="center"/>
+              <w:rPr>
+                <w:b w:val="0"/>
+                <w:color w:val="000000"/>
+              </w:rPr>
             </w:pPr>
             <w:r>
               <w:rPr>
                 <w:rFonts w:hint="eastAsia"/>
+                <w:b w:val="0"/>
+                <w:color w:val="000000"/>
                 <w:lang w:val="en-US" w:eastAsia="zh-CN"/>
               </w:rPr>
               <w:t>人数:100</w:t>
@@ -32422,9 +33205,11 @@
           <w:tcPr>
             <w:tcW w:w="780" w:type="pct"/>
             <w:tcBorders>
+              <w:top w:val="single" w:color="000000" w:sz="4" w:space="0"/>
               <w:tl2br w:val="nil"/>
               <w:tr2bl w:val="nil"/>
             </w:tcBorders>
+            <w:shd w:val="clear" w:color="auto" w:fill="FFFFFF"/>
             <w:vAlign w:val="center"/>
           </w:tcPr>
           <w:p>
@@ -32434,11 +33219,15 @@
               <w:jc w:val="center"/>
               <w:rPr>
                 <w:rFonts w:ascii="Times New Roman" w:hAnsi="Times New Roman"/>
+                <w:b w:val="0"/>
+                <w:color w:val="000000"/>
               </w:rPr>
             </w:pPr>
             <w:r>
               <w:rPr>
                 <w:rFonts w:hint="eastAsia" w:ascii="Times New Roman" w:hAnsi="Times New Roman"/>
+                <w:b w:val="0"/>
+                <w:color w:val="000000"/>
               </w:rPr>
               <w:t>发布成功，状态审核中</w:t>
             </w:r>
@@ -32448,9 +33237,11 @@
           <w:tcPr>
             <w:tcW w:w="884" w:type="pct"/>
             <w:tcBorders>
+              <w:top w:val="single" w:color="000000" w:sz="4" w:space="0"/>
               <w:tl2br w:val="nil"/>
               <w:tr2bl w:val="nil"/>
             </w:tcBorders>
+            <w:shd w:val="clear" w:color="auto" w:fill="FFFFFF"/>
             <w:vAlign w:val="center"/>
           </w:tcPr>
           <w:p>
@@ -32460,11 +33251,15 @@
               <w:jc w:val="center"/>
               <w:rPr>
                 <w:rFonts w:ascii="Times New Roman" w:hAnsi="Times New Roman"/>
+                <w:b w:val="0"/>
+                <w:color w:val="000000"/>
               </w:rPr>
             </w:pPr>
             <w:r>
               <w:rPr>
                 <w:rFonts w:hint="eastAsia"/>
+                <w:b w:val="0"/>
+                <w:color w:val="000000"/>
                 <w:lang w:val="en-US" w:eastAsia="zh-CN"/>
               </w:rPr>
               <w:t>成功</w:t>
@@ -32472,12 +33267,16 @@
             <w:r>
               <w:rPr>
                 <w:rFonts w:hint="eastAsia" w:ascii="Times New Roman" w:hAnsi="Times New Roman"/>
+                <w:b w:val="0"/>
+                <w:color w:val="000000"/>
               </w:rPr>
               <w:t>进入</w:t>
             </w:r>
             <w:r>
               <w:rPr>
                 <w:rFonts w:hint="eastAsia"/>
+                <w:b w:val="0"/>
+                <w:color w:val="000000"/>
                 <w:lang w:val="en-US" w:eastAsia="zh-CN"/>
               </w:rPr>
               <w:t>活动</w:t>
@@ -32485,6 +33284,8 @@
             <w:r>
               <w:rPr>
                 <w:rFonts w:hint="eastAsia" w:ascii="Times New Roman" w:hAnsi="Times New Roman"/>
+                <w:b w:val="0"/>
+                <w:color w:val="000000"/>
               </w:rPr>
               <w:t>审核列表</w:t>
             </w:r>
@@ -32518,6 +33319,7 @@
               <w:tl2br w:val="nil"/>
               <w:tr2bl w:val="nil"/>
             </w:tcBorders>
+            <w:shd w:val="clear" w:color="auto" w:fill="FFFFFF"/>
             <w:vAlign w:val="center"/>
           </w:tcPr>
           <w:p>
@@ -32527,12 +33329,16 @@
               <w:jc w:val="center"/>
               <w:rPr>
                 <w:rFonts w:hint="eastAsia"/>
+                <w:b w:val="0"/>
+                <w:color w:val="000000"/>
                 <w:lang w:val="en-US" w:eastAsia="zh-CN"/>
               </w:rPr>
             </w:pPr>
             <w:r>
               <w:rPr>
                 <w:rFonts w:hint="eastAsia"/>
+                <w:b w:val="0"/>
+                <w:color w:val="000000"/>
                 <w:lang w:val="en-US" w:eastAsia="zh-CN"/>
               </w:rPr>
               <w:t>AC02</w:t>
@@ -32546,6 +33352,7 @@
               <w:tl2br w:val="nil"/>
               <w:tr2bl w:val="nil"/>
             </w:tcBorders>
+            <w:shd w:val="clear" w:color="auto" w:fill="FFFFFF"/>
             <w:vAlign w:val="center"/>
           </w:tcPr>
           <w:p>
@@ -32555,12 +33362,16 @@
               <w:jc w:val="center"/>
               <w:rPr>
                 <w:rFonts w:hint="eastAsia"/>
+                <w:b w:val="0"/>
+                <w:color w:val="000000"/>
                 <w:lang w:val="en-US" w:eastAsia="zh-CN"/>
               </w:rPr>
             </w:pPr>
             <w:r>
               <w:rPr>
                 <w:rFonts w:hint="eastAsia"/>
+                <w:b w:val="0"/>
+                <w:color w:val="000000"/>
                 <w:lang w:val="en-US" w:eastAsia="zh-CN"/>
               </w:rPr>
               <w:t>审核通过</w:t>
@@ -32574,6 +33385,7 @@
               <w:tl2br w:val="nil"/>
               <w:tr2bl w:val="nil"/>
             </w:tcBorders>
+            <w:shd w:val="clear" w:color="auto" w:fill="FFFFFF"/>
             <w:vAlign w:val="center"/>
           </w:tcPr>
           <w:p>
@@ -32583,11 +33395,15 @@
               <w:jc w:val="center"/>
               <w:rPr>
                 <w:rFonts w:hint="eastAsia"/>
+                <w:b w:val="0"/>
+                <w:color w:val="000000"/>
               </w:rPr>
             </w:pPr>
             <w:r>
               <w:rPr>
                 <w:rFonts w:hint="eastAsia"/>
+                <w:b w:val="0"/>
+                <w:color w:val="000000"/>
               </w:rPr>
               <w:t>1. 超级管理员登录后台</w:t>
             </w:r>
@@ -32599,11 +33415,15 @@
               <w:jc w:val="center"/>
               <w:rPr>
                 <w:rFonts w:hint="eastAsia"/>
+                <w:b w:val="0"/>
+                <w:color w:val="000000"/>
               </w:rPr>
             </w:pPr>
             <w:r>
               <w:rPr>
                 <w:rFonts w:hint="eastAsia"/>
+                <w:b w:val="0"/>
+                <w:color w:val="000000"/>
               </w:rPr>
               <w:t xml:space="preserve"> 2. 在待审核列表选择活动并点击“通过”</w:t>
             </w:r>
@@ -32616,6 +33436,7 @@
               <w:tl2br w:val="nil"/>
               <w:tr2bl w:val="nil"/>
             </w:tcBorders>
+            <w:shd w:val="clear" w:color="auto" w:fill="FFFFFF"/>
             <w:vAlign w:val="center"/>
           </w:tcPr>
           <w:p>
@@ -32625,12 +33446,16 @@
               <w:jc w:val="center"/>
               <w:rPr>
                 <w:rFonts w:hint="default"/>
+                <w:b w:val="0"/>
+                <w:color w:val="000000"/>
                 <w:lang w:val="en-US" w:eastAsia="zh-CN"/>
               </w:rPr>
             </w:pPr>
             <w:r>
               <w:rPr>
                 <w:rFonts w:hint="eastAsia"/>
+                <w:b w:val="0"/>
+                <w:color w:val="000000"/>
                 <w:lang w:val="en-US" w:eastAsia="zh-CN"/>
               </w:rPr>
               <w:t>点击“同意”</w:t>
@@ -32644,6 +33469,7 @@
               <w:tl2br w:val="nil"/>
               <w:tr2bl w:val="nil"/>
             </w:tcBorders>
+            <w:shd w:val="clear" w:color="auto" w:fill="FFFFFF"/>
             <w:vAlign w:val="center"/>
           </w:tcPr>
           <w:p>
@@ -32653,11 +33479,15 @@
               <w:jc w:val="center"/>
               <w:rPr>
                 <w:rFonts w:hint="eastAsia" w:ascii="Times New Roman" w:hAnsi="Times New Roman"/>
+                <w:b w:val="0"/>
+                <w:color w:val="000000"/>
               </w:rPr>
             </w:pPr>
             <w:r>
               <w:rPr>
                 <w:rFonts w:hint="eastAsia" w:ascii="Times New Roman" w:hAnsi="Times New Roman"/>
+                <w:b w:val="0"/>
+                <w:color w:val="000000"/>
               </w:rPr>
               <w:t>活动状态更新为“已通过”</w:t>
             </w:r>
@@ -32670,6 +33500,7 @@
               <w:tl2br w:val="nil"/>
               <w:tr2bl w:val="nil"/>
             </w:tcBorders>
+            <w:shd w:val="clear" w:color="auto" w:fill="FFFFFF"/>
             <w:vAlign w:val="center"/>
           </w:tcPr>
           <w:p>
@@ -32679,12 +33510,16 @@
               <w:jc w:val="center"/>
               <w:rPr>
                 <w:rFonts w:hint="eastAsia"/>
+                <w:b w:val="0"/>
+                <w:color w:val="000000"/>
                 <w:lang w:val="en-US" w:eastAsia="zh-CN"/>
               </w:rPr>
             </w:pPr>
             <w:r>
               <w:rPr>
                 <w:rFonts w:hint="eastAsia"/>
+                <w:b w:val="0"/>
+                <w:color w:val="000000"/>
                 <w:lang w:val="en-US" w:eastAsia="zh-CN"/>
               </w:rPr>
               <w:t>状态更新为已通过</w:t>
@@ -32719,6 +33554,7 @@
               <w:tl2br w:val="nil"/>
               <w:tr2bl w:val="nil"/>
             </w:tcBorders>
+            <w:shd w:val="clear" w:color="auto" w:fill="FFFFFF"/>
             <w:vAlign w:val="center"/>
           </w:tcPr>
           <w:p>
@@ -32728,12 +33564,16 @@
               <w:jc w:val="center"/>
               <w:rPr>
                 <w:rFonts w:hint="default"/>
+                <w:b w:val="0"/>
+                <w:color w:val="000000"/>
                 <w:lang w:val="en-US" w:eastAsia="zh-CN"/>
               </w:rPr>
             </w:pPr>
             <w:r>
               <w:rPr>
                 <w:rFonts w:hint="eastAsia"/>
+                <w:b w:val="0"/>
+                <w:color w:val="000000"/>
                 <w:lang w:val="en-US" w:eastAsia="zh-CN"/>
               </w:rPr>
               <w:t>AC03</w:t>
@@ -32747,6 +33587,7 @@
               <w:tl2br w:val="nil"/>
               <w:tr2bl w:val="nil"/>
             </w:tcBorders>
+            <w:shd w:val="clear" w:color="auto" w:fill="FFFFFF"/>
             <w:vAlign w:val="center"/>
           </w:tcPr>
           <w:p>
@@ -32756,12 +33597,16 @@
               <w:jc w:val="center"/>
               <w:rPr>
                 <w:rFonts w:hint="eastAsia"/>
+                <w:b w:val="0"/>
+                <w:color w:val="000000"/>
                 <w:lang w:val="en-US" w:eastAsia="zh-CN"/>
               </w:rPr>
             </w:pPr>
             <w:r>
               <w:rPr>
                 <w:rFonts w:hint="eastAsia"/>
+                <w:b w:val="0"/>
+                <w:color w:val="000000"/>
                 <w:lang w:val="en-US" w:eastAsia="zh-CN"/>
               </w:rPr>
               <w:t>活动时间异常</w:t>
@@ -32775,6 +33620,7 @@
               <w:tl2br w:val="nil"/>
               <w:tr2bl w:val="nil"/>
             </w:tcBorders>
+            <w:shd w:val="clear" w:color="auto" w:fill="FFFFFF"/>
             <w:vAlign w:val="center"/>
           </w:tcPr>
           <w:p>
@@ -32784,11 +33630,15 @@
               <w:jc w:val="center"/>
               <w:rPr>
                 <w:rFonts w:hint="eastAsia"/>
+                <w:b w:val="0"/>
+                <w:color w:val="000000"/>
               </w:rPr>
             </w:pPr>
             <w:r>
               <w:rPr>
                 <w:rFonts w:hint="eastAsia"/>
+                <w:b w:val="0"/>
+                <w:color w:val="000000"/>
               </w:rPr>
               <w:t>1. 填写活动详情</w:t>
             </w:r>
@@ -32800,11 +33650,15 @@
               <w:jc w:val="center"/>
               <w:rPr>
                 <w:rFonts w:hint="eastAsia"/>
+                <w:b w:val="0"/>
+                <w:color w:val="000000"/>
               </w:rPr>
             </w:pPr>
             <w:r>
               <w:rPr>
                 <w:rFonts w:hint="eastAsia"/>
+                <w:b w:val="0"/>
+                <w:color w:val="000000"/>
               </w:rPr>
               <w:t xml:space="preserve"> 2. 设置结束时间早于开始时间</w:t>
             </w:r>
@@ -32816,11 +33670,15 @@
               <w:jc w:val="center"/>
               <w:rPr>
                 <w:rFonts w:hint="eastAsia"/>
+                <w:b w:val="0"/>
+                <w:color w:val="000000"/>
               </w:rPr>
             </w:pPr>
             <w:r>
               <w:rPr>
                 <w:rFonts w:hint="eastAsia"/>
+                <w:b w:val="0"/>
+                <w:color w:val="000000"/>
               </w:rPr>
               <w:t xml:space="preserve"> 3. 点击发布</w:t>
             </w:r>
@@ -32833,6 +33691,7 @@
               <w:tl2br w:val="nil"/>
               <w:tr2bl w:val="nil"/>
             </w:tcBorders>
+            <w:shd w:val="clear" w:color="auto" w:fill="FFFFFF"/>
             <w:vAlign w:val="center"/>
           </w:tcPr>
           <w:p>
@@ -32842,12 +33701,16 @@
               <w:jc w:val="center"/>
               <w:rPr>
                 <w:rFonts w:hint="eastAsia"/>
+                <w:b w:val="0"/>
+                <w:color w:val="000000"/>
                 <w:lang w:val="en-US" w:eastAsia="zh-CN"/>
               </w:rPr>
             </w:pPr>
             <w:r>
               <w:rPr>
                 <w:rFonts w:hint="eastAsia"/>
+                <w:b w:val="0"/>
+                <w:color w:val="000000"/>
                 <w:lang w:val="en-US" w:eastAsia="zh-CN"/>
               </w:rPr>
               <w:t>开始: 2026-01-20</w:t>
@@ -32860,12 +33723,16 @@
               <w:jc w:val="center"/>
               <w:rPr>
                 <w:rFonts w:hint="eastAsia"/>
+                <w:b w:val="0"/>
+                <w:color w:val="000000"/>
                 <w:lang w:val="en-US" w:eastAsia="zh-CN"/>
               </w:rPr>
             </w:pPr>
             <w:r>
               <w:rPr>
                 <w:rFonts w:hint="eastAsia"/>
+                <w:b w:val="0"/>
+                <w:color w:val="000000"/>
                 <w:lang w:val="en-US" w:eastAsia="zh-CN"/>
               </w:rPr>
               <w:t xml:space="preserve"> 结束: 2026-01-10</w:t>
@@ -32879,6 +33746,7 @@
               <w:tl2br w:val="nil"/>
               <w:tr2bl w:val="nil"/>
             </w:tcBorders>
+            <w:shd w:val="clear" w:color="auto" w:fill="FFFFFF"/>
             <w:vAlign w:val="center"/>
           </w:tcPr>
           <w:p>
@@ -32888,11 +33756,15 @@
               <w:jc w:val="center"/>
               <w:rPr>
                 <w:rFonts w:hint="eastAsia" w:ascii="Times New Roman" w:hAnsi="Times New Roman"/>
+                <w:b w:val="0"/>
+                <w:color w:val="000000"/>
               </w:rPr>
             </w:pPr>
             <w:r>
               <w:rPr>
                 <w:rFonts w:hint="eastAsia" w:ascii="Times New Roman" w:hAnsi="Times New Roman"/>
+                <w:b w:val="0"/>
+                <w:color w:val="000000"/>
               </w:rPr>
               <w:t>系统拦截并提示“结束时间不能早于开始时间”</w:t>
             </w:r>
@@ -32905,6 +33777,7 @@
               <w:tl2br w:val="nil"/>
               <w:tr2bl w:val="nil"/>
             </w:tcBorders>
+            <w:shd w:val="clear" w:color="auto" w:fill="FFFFFF"/>
             <w:vAlign w:val="center"/>
           </w:tcPr>
           <w:p>
@@ -32914,12 +33787,16 @@
               <w:jc w:val="center"/>
               <w:rPr>
                 <w:rFonts w:hint="eastAsia"/>
+                <w:b w:val="0"/>
+                <w:color w:val="000000"/>
                 <w:lang w:val="en-US" w:eastAsia="zh-CN"/>
               </w:rPr>
             </w:pPr>
             <w:r>
               <w:rPr>
                 <w:rFonts w:hint="eastAsia"/>
+                <w:b w:val="0"/>
+                <w:color w:val="000000"/>
                 <w:lang w:val="en-US" w:eastAsia="zh-CN"/>
               </w:rPr>
               <w:t>弹出时间校验提示</w:t>
@@ -32954,6 +33831,7 @@
               <w:tl2br w:val="nil"/>
               <w:tr2bl w:val="nil"/>
             </w:tcBorders>
+            <w:shd w:val="clear" w:color="auto" w:fill="FFFFFF"/>
             <w:vAlign w:val="center"/>
           </w:tcPr>
           <w:p>
@@ -32963,12 +33841,16 @@
               <w:jc w:val="center"/>
               <w:rPr>
                 <w:rFonts w:hint="default"/>
+                <w:b w:val="0"/>
+                <w:color w:val="000000"/>
                 <w:lang w:val="en-US" w:eastAsia="zh-CN"/>
               </w:rPr>
             </w:pPr>
             <w:r>
               <w:rPr>
                 <w:rFonts w:hint="eastAsia"/>
+                <w:b w:val="0"/>
+                <w:color w:val="000000"/>
                 <w:lang w:val="en-US" w:eastAsia="zh-CN"/>
               </w:rPr>
               <w:t>AC04</w:t>
@@ -32982,6 +33864,7 @@
               <w:tl2br w:val="nil"/>
               <w:tr2bl w:val="nil"/>
             </w:tcBorders>
+            <w:shd w:val="clear" w:color="auto" w:fill="FFFFFF"/>
             <w:vAlign w:val="center"/>
           </w:tcPr>
           <w:p>
@@ -32991,12 +33874,16 @@
               <w:jc w:val="center"/>
               <w:rPr>
                 <w:rFonts w:hint="eastAsia"/>
+                <w:b w:val="0"/>
+                <w:color w:val="000000"/>
                 <w:lang w:val="en-US" w:eastAsia="zh-CN"/>
               </w:rPr>
             </w:pPr>
             <w:r>
               <w:rPr>
                 <w:rFonts w:hint="eastAsia"/>
+                <w:b w:val="0"/>
+                <w:color w:val="000000"/>
                 <w:lang w:val="en-US" w:eastAsia="zh-CN"/>
               </w:rPr>
               <w:t>必填项缺失</w:t>
@@ -33010,6 +33897,7 @@
               <w:tl2br w:val="nil"/>
               <w:tr2bl w:val="nil"/>
             </w:tcBorders>
+            <w:shd w:val="clear" w:color="auto" w:fill="FFFFFF"/>
             <w:vAlign w:val="center"/>
           </w:tcPr>
           <w:p>
@@ -33019,11 +33907,15 @@
               <w:jc w:val="center"/>
               <w:rPr>
                 <w:rFonts w:hint="eastAsia"/>
+                <w:b w:val="0"/>
+                <w:color w:val="000000"/>
               </w:rPr>
             </w:pPr>
             <w:r>
               <w:rPr>
                 <w:rFonts w:hint="eastAsia"/>
+                <w:b w:val="0"/>
+                <w:color w:val="000000"/>
               </w:rPr>
               <w:t>1. 仅填写活动标题与地点</w:t>
             </w:r>
@@ -33035,11 +33927,15 @@
               <w:jc w:val="center"/>
               <w:rPr>
                 <w:rFonts w:hint="eastAsia"/>
+                <w:b w:val="0"/>
+                <w:color w:val="000000"/>
               </w:rPr>
             </w:pPr>
             <w:r>
               <w:rPr>
                 <w:rFonts w:hint="eastAsia"/>
+                <w:b w:val="0"/>
+                <w:color w:val="000000"/>
               </w:rPr>
               <w:t xml:space="preserve"> 2. 保持活动介绍（富文本）为空</w:t>
             </w:r>
@@ -33051,11 +33947,15 @@
               <w:jc w:val="center"/>
               <w:rPr>
                 <w:rFonts w:hint="eastAsia"/>
+                <w:b w:val="0"/>
+                <w:color w:val="000000"/>
               </w:rPr>
             </w:pPr>
             <w:r>
               <w:rPr>
                 <w:rFonts w:hint="eastAsia"/>
+                <w:b w:val="0"/>
+                <w:color w:val="000000"/>
               </w:rPr>
               <w:t xml:space="preserve"> 3. 点击发布</w:t>
             </w:r>
@@ -33068,6 +33968,7 @@
               <w:tl2br w:val="nil"/>
               <w:tr2bl w:val="nil"/>
             </w:tcBorders>
+            <w:shd w:val="clear" w:color="auto" w:fill="FFFFFF"/>
             <w:vAlign w:val="center"/>
           </w:tcPr>
           <w:p>
@@ -33077,12 +33978,16 @@
               <w:jc w:val="center"/>
               <w:rPr>
                 <w:rFonts w:hint="eastAsia"/>
+                <w:b w:val="0"/>
+                <w:color w:val="000000"/>
                 <w:lang w:val="en-US" w:eastAsia="zh-CN"/>
               </w:rPr>
             </w:pPr>
             <w:r>
               <w:rPr>
                 <w:rFonts w:hint="eastAsia"/>
+                <w:b w:val="0"/>
+                <w:color w:val="000000"/>
                 <w:lang w:val="en-US" w:eastAsia="zh-CN"/>
               </w:rPr>
               <w:t>活动介绍: ""</w:t>
@@ -33096,6 +34001,7 @@
               <w:tl2br w:val="nil"/>
               <w:tr2bl w:val="nil"/>
             </w:tcBorders>
+            <w:shd w:val="clear" w:color="auto" w:fill="FFFFFF"/>
             <w:vAlign w:val="center"/>
           </w:tcPr>
           <w:p>
@@ -33105,11 +34011,15 @@
               <w:jc w:val="center"/>
               <w:rPr>
                 <w:rFonts w:hint="eastAsia" w:ascii="Times New Roman" w:hAnsi="Times New Roman"/>
+                <w:b w:val="0"/>
+                <w:color w:val="000000"/>
               </w:rPr>
             </w:pPr>
             <w:r>
               <w:rPr>
                 <w:rFonts w:hint="eastAsia" w:ascii="Times New Roman" w:hAnsi="Times New Roman"/>
+                <w:b w:val="0"/>
+                <w:color w:val="000000"/>
               </w:rPr>
               <w:t>系统拦截并提示“请输入活动介绍内容”</w:t>
             </w:r>
@@ -33122,6 +34032,7 @@
               <w:tl2br w:val="nil"/>
               <w:tr2bl w:val="nil"/>
             </w:tcBorders>
+            <w:shd w:val="clear" w:color="auto" w:fill="FFFFFF"/>
             <w:vAlign w:val="center"/>
           </w:tcPr>
           <w:p>
@@ -33131,12 +34042,16 @@
               <w:jc w:val="center"/>
               <w:rPr>
                 <w:rFonts w:hint="eastAsia"/>
+                <w:b w:val="0"/>
+                <w:color w:val="000000"/>
                 <w:lang w:val="en-US" w:eastAsia="zh-CN"/>
               </w:rPr>
             </w:pPr>
             <w:r>
               <w:rPr>
                 <w:rFonts w:hint="eastAsia"/>
+                <w:b w:val="0"/>
+                <w:color w:val="000000"/>
                 <w:lang w:val="en-US" w:eastAsia="zh-CN"/>
               </w:rPr>
               <w:t>弹出字段缺失提示</w:t>
@@ -33390,46 +34305,13 @@
         <w:t>。</w:t>
       </w:r>
     </w:p>
-    <w:p>
-      <w:pPr>
-        <w:pStyle w:val="38"/>
-        <w:bidi w:val="0"/>
-        <w:rPr>
-          <w:rFonts w:hint="eastAsia"/>
-          <w:lang w:eastAsia="zh-CN"/>
-        </w:rPr>
-      </w:pPr>
-      <w:r>
-        <w:t>表6.</w:t>
-      </w:r>
-      <w:r>
-        <w:fldChar w:fldCharType="begin"/>
-      </w:r>
-      <w:r>
-        <w:instrText xml:space="preserve"> SEQ 表6. \* ARABIC </w:instrText>
-      </w:r>
-      <w:r>
-        <w:fldChar w:fldCharType="separate"/>
-      </w:r>
-      <w:r>
-        <w:t>5</w:t>
-      </w:r>
-      <w:r>
-        <w:fldChar w:fldCharType="end"/>
-      </w:r>
-      <w:r>
-        <w:rPr>
-          <w:rFonts w:hint="eastAsia"/>
-          <w:lang w:eastAsia="zh-CN"/>
-        </w:rPr>
-        <w:t>活动报名与签到功能测试用例表</w:t>
-      </w:r>
-    </w:p>
     <w:tbl>
       <w:tblPr>
         <w:tblStyle w:val="21"/>
+        <w:tblpPr w:leftFromText="180" w:rightFromText="180" w:vertAnchor="text" w:horzAnchor="page" w:tblpX="1836" w:tblpY="307"/>
+        <w:tblOverlap w:val="never"/>
         <w:tblW w:w="4960" w:type="pct"/>
-        <w:jc w:val="center"/>
+        <w:tblInd w:w="0" w:type="dxa"/>
         <w:tblBorders>
           <w:top w:val="single" w:color="000000" w:sz="12" w:space="0"/>
           <w:left w:val="none" w:color="auto" w:sz="0" w:space="0"/>
@@ -33471,16 +34353,15 @@
             <w:right w:w="10" w:type="dxa"/>
           </w:tblCellMar>
         </w:tblPrEx>
-        <w:trPr>
-          <w:jc w:val="center"/>
-        </w:trPr>
         <w:tc>
           <w:tcPr>
             <w:tcW w:w="595" w:type="pct"/>
             <w:tcBorders>
+              <w:bottom w:val="single" w:color="000000" w:sz="4" w:space="0"/>
               <w:tl2br w:val="nil"/>
               <w:tr2bl w:val="nil"/>
             </w:tcBorders>
+            <w:shd w:val="clear" w:color="auto" w:fill="FFFFFF"/>
             <w:vAlign w:val="center"/>
           </w:tcPr>
           <w:p>
@@ -33490,12 +34371,16 @@
               <w:jc w:val="center"/>
               <w:rPr>
                 <w:rFonts w:hint="default" w:eastAsia="宋体"/>
+                <w:b w:val="0"/>
+                <w:color w:val="000000"/>
                 <w:lang w:val="en-US" w:eastAsia="zh-CN"/>
               </w:rPr>
             </w:pPr>
             <w:r>
               <w:rPr>
                 <w:rFonts w:hint="eastAsia"/>
+                <w:b w:val="0"/>
+                <w:color w:val="000000"/>
                 <w:lang w:val="en-US" w:eastAsia="zh-CN"/>
               </w:rPr>
               <w:t>用例ID</w:t>
@@ -33506,9 +34391,11 @@
           <w:tcPr>
             <w:tcW w:w="779" w:type="pct"/>
             <w:tcBorders>
+              <w:bottom w:val="single" w:color="000000" w:sz="4" w:space="0"/>
               <w:tl2br w:val="nil"/>
               <w:tr2bl w:val="nil"/>
             </w:tcBorders>
+            <w:shd w:val="clear" w:color="auto" w:fill="FFFFFF"/>
             <w:vAlign w:val="center"/>
           </w:tcPr>
           <w:p>
@@ -33518,12 +34405,16 @@
               <w:jc w:val="center"/>
               <w:rPr>
                 <w:rFonts w:hint="default" w:eastAsia="宋体"/>
+                <w:b w:val="0"/>
+                <w:color w:val="000000"/>
                 <w:lang w:val="en-US" w:eastAsia="zh-CN"/>
               </w:rPr>
             </w:pPr>
             <w:r>
               <w:rPr>
                 <w:rFonts w:hint="eastAsia"/>
+                <w:b w:val="0"/>
+                <w:color w:val="000000"/>
                 <w:lang w:val="en-US" w:eastAsia="zh-CN"/>
               </w:rPr>
               <w:t>测试项</w:t>
@@ -33534,9 +34425,11 @@
           <w:tcPr>
             <w:tcW w:w="1058" w:type="pct"/>
             <w:tcBorders>
+              <w:bottom w:val="single" w:color="000000" w:sz="4" w:space="0"/>
               <w:tl2br w:val="nil"/>
               <w:tr2bl w:val="nil"/>
             </w:tcBorders>
+            <w:shd w:val="clear" w:color="auto" w:fill="FFFFFF"/>
             <w:vAlign w:val="center"/>
           </w:tcPr>
           <w:p>
@@ -33546,12 +34439,16 @@
               <w:jc w:val="center"/>
               <w:rPr>
                 <w:rFonts w:hint="default" w:eastAsia="宋体"/>
+                <w:b w:val="0"/>
+                <w:color w:val="000000"/>
                 <w:lang w:val="en-US" w:eastAsia="zh-CN"/>
               </w:rPr>
             </w:pPr>
             <w:r>
               <w:rPr>
                 <w:rFonts w:hint="eastAsia"/>
+                <w:b w:val="0"/>
+                <w:color w:val="000000"/>
                 <w:lang w:val="en-US" w:eastAsia="zh-CN"/>
               </w:rPr>
               <w:t>测试步骤</w:t>
@@ -33562,9 +34459,11 @@
           <w:tcPr>
             <w:tcW w:w="901" w:type="pct"/>
             <w:tcBorders>
+              <w:bottom w:val="single" w:color="000000" w:sz="4" w:space="0"/>
               <w:tl2br w:val="nil"/>
               <w:tr2bl w:val="nil"/>
             </w:tcBorders>
+            <w:shd w:val="clear" w:color="auto" w:fill="FFFFFF"/>
             <w:vAlign w:val="center"/>
           </w:tcPr>
           <w:p>
@@ -33574,12 +34473,16 @@
               <w:jc w:val="center"/>
               <w:rPr>
                 <w:rFonts w:hint="default" w:eastAsia="宋体"/>
+                <w:b w:val="0"/>
+                <w:color w:val="000000"/>
                 <w:lang w:val="en-US" w:eastAsia="zh-CN"/>
               </w:rPr>
             </w:pPr>
             <w:r>
               <w:rPr>
                 <w:rFonts w:hint="eastAsia"/>
+                <w:b w:val="0"/>
+                <w:color w:val="000000"/>
                 <w:lang w:val="en-US" w:eastAsia="zh-CN"/>
               </w:rPr>
               <w:t>测试数据</w:t>
@@ -33590,9 +34493,11 @@
           <w:tcPr>
             <w:tcW w:w="865" w:type="pct"/>
             <w:tcBorders>
+              <w:bottom w:val="single" w:color="000000" w:sz="4" w:space="0"/>
               <w:tl2br w:val="nil"/>
               <w:tr2bl w:val="nil"/>
             </w:tcBorders>
+            <w:shd w:val="clear" w:color="auto" w:fill="FFFFFF"/>
             <w:vAlign w:val="center"/>
           </w:tcPr>
           <w:p>
@@ -33605,12 +34510,16 @@
               <w:jc w:val="center"/>
               <w:rPr>
                 <w:rFonts w:hint="default" w:eastAsia="宋体"/>
+                <w:b w:val="0"/>
+                <w:color w:val="000000"/>
                 <w:lang w:val="en-US" w:eastAsia="zh-CN"/>
               </w:rPr>
             </w:pPr>
             <w:r>
               <w:rPr>
                 <w:rFonts w:hint="eastAsia"/>
+                <w:b w:val="0"/>
+                <w:color w:val="000000"/>
                 <w:lang w:val="en-US" w:eastAsia="zh-CN"/>
               </w:rPr>
               <w:t>预期结果</w:t>
@@ -33621,9 +34530,11 @@
           <w:tcPr>
             <w:tcW w:w="800" w:type="pct"/>
             <w:tcBorders>
+              <w:bottom w:val="single" w:color="000000" w:sz="4" w:space="0"/>
               <w:tl2br w:val="nil"/>
               <w:tr2bl w:val="nil"/>
             </w:tcBorders>
+            <w:shd w:val="clear" w:color="auto" w:fill="FFFFFF"/>
             <w:vAlign w:val="center"/>
           </w:tcPr>
           <w:p>
@@ -33633,12 +34544,16 @@
               <w:jc w:val="center"/>
               <w:rPr>
                 <w:rFonts w:hint="default" w:eastAsia="宋体"/>
+                <w:b w:val="0"/>
+                <w:color w:val="000000"/>
                 <w:lang w:val="en-US" w:eastAsia="zh-CN"/>
               </w:rPr>
             </w:pPr>
             <w:r>
               <w:rPr>
                 <w:rFonts w:hint="eastAsia"/>
+                <w:b w:val="0"/>
+                <w:color w:val="000000"/>
                 <w:lang w:val="en-US" w:eastAsia="zh-CN"/>
               </w:rPr>
               <w:t>实际结果</w:t>
@@ -33663,27 +34578,32 @@
             <w:right w:w="10" w:type="dxa"/>
           </w:tblCellMar>
         </w:tblPrEx>
-        <w:trPr>
-          <w:jc w:val="center"/>
-        </w:trPr>
         <w:tc>
           <w:tcPr>
             <w:tcW w:w="595" w:type="pct"/>
             <w:tcBorders>
+              <w:top w:val="single" w:color="000000" w:sz="4" w:space="0"/>
               <w:tl2br w:val="nil"/>
               <w:tr2bl w:val="nil"/>
             </w:tcBorders>
-            <w:vAlign w:val="center"/>
-          </w:tcPr>
-          <w:p>
-            <w:pPr>
-              <w:pStyle w:val="40"/>
-              <w:spacing w:line="360" w:lineRule="auto"/>
-              <w:jc w:val="center"/>
+            <w:shd w:val="clear" w:color="auto" w:fill="FFFFFF"/>
+            <w:vAlign w:val="center"/>
+          </w:tcPr>
+          <w:p>
+            <w:pPr>
+              <w:pStyle w:val="40"/>
+              <w:spacing w:line="360" w:lineRule="auto"/>
+              <w:jc w:val="center"/>
+              <w:rPr>
+                <w:b w:val="0"/>
+                <w:color w:val="000000"/>
+              </w:rPr>
             </w:pPr>
             <w:r>
               <w:rPr>
                 <w:rFonts w:hint="eastAsia"/>
+                <w:b w:val="0"/>
+                <w:color w:val="000000"/>
                 <w:lang w:val="en-US" w:eastAsia="zh-CN"/>
               </w:rPr>
               <w:t>TC</w:t>
@@ -33691,6 +34611,8 @@
             <w:r>
               <w:rPr>
                 <w:rFonts w:hint="eastAsia"/>
+                <w:b w:val="0"/>
+                <w:color w:val="000000"/>
               </w:rPr>
               <w:t>01</w:t>
             </w:r>
@@ -33700,9 +34622,11 @@
           <w:tcPr>
             <w:tcW w:w="779" w:type="pct"/>
             <w:tcBorders>
+              <w:top w:val="single" w:color="000000" w:sz="4" w:space="0"/>
               <w:tl2br w:val="nil"/>
               <w:tr2bl w:val="nil"/>
             </w:tcBorders>
+            <w:shd w:val="clear" w:color="auto" w:fill="FFFFFF"/>
             <w:vAlign w:val="center"/>
           </w:tcPr>
           <w:p>
@@ -33712,12 +34636,16 @@
               <w:jc w:val="center"/>
               <w:rPr>
                 <w:rFonts w:hint="default" w:eastAsia="宋体"/>
+                <w:b w:val="0"/>
+                <w:color w:val="000000"/>
                 <w:lang w:val="en-US" w:eastAsia="zh-CN"/>
               </w:rPr>
             </w:pPr>
             <w:r>
               <w:rPr>
                 <w:rFonts w:hint="eastAsia"/>
+                <w:b w:val="0"/>
+                <w:color w:val="000000"/>
                 <w:lang w:val="en-US" w:eastAsia="zh-CN"/>
               </w:rPr>
               <w:t>活动报名</w:t>
@@ -33728,9 +34656,11 @@
           <w:tcPr>
             <w:tcW w:w="1058" w:type="pct"/>
             <w:tcBorders>
+              <w:top w:val="single" w:color="000000" w:sz="4" w:space="0"/>
               <w:tl2br w:val="nil"/>
               <w:tr2bl w:val="nil"/>
             </w:tcBorders>
+            <w:shd w:val="clear" w:color="auto" w:fill="FFFFFF"/>
             <w:vAlign w:val="center"/>
           </w:tcPr>
           <w:p>
@@ -33740,11 +34670,15 @@
               <w:jc w:val="center"/>
               <w:rPr>
                 <w:rFonts w:hint="eastAsia"/>
+                <w:b w:val="0"/>
+                <w:color w:val="000000"/>
               </w:rPr>
             </w:pPr>
             <w:r>
               <w:rPr>
                 <w:rFonts w:hint="eastAsia"/>
+                <w:b w:val="0"/>
+                <w:color w:val="000000"/>
               </w:rPr>
               <w:t>1. 进入活动详情页</w:t>
             </w:r>
@@ -33756,11 +34690,15 @@
               <w:jc w:val="center"/>
               <w:rPr>
                 <w:rFonts w:hint="eastAsia"/>
+                <w:b w:val="0"/>
+                <w:color w:val="000000"/>
               </w:rPr>
             </w:pPr>
             <w:r>
               <w:rPr>
                 <w:rFonts w:hint="eastAsia"/>
+                <w:b w:val="0"/>
+                <w:color w:val="000000"/>
               </w:rPr>
               <w:t xml:space="preserve"> 2. 点击“立即报名”按钮</w:t>
             </w:r>
@@ -33772,11 +34710,15 @@
               <w:jc w:val="center"/>
               <w:rPr>
                 <w:rFonts w:hint="eastAsia"/>
+                <w:b w:val="0"/>
+                <w:color w:val="000000"/>
               </w:rPr>
             </w:pPr>
             <w:r>
               <w:rPr>
                 <w:rFonts w:hint="eastAsia"/>
+                <w:b w:val="0"/>
+                <w:color w:val="000000"/>
               </w:rPr>
               <w:t xml:space="preserve"> 3. 确认报名申请</w:t>
             </w:r>
@@ -33786,20 +34728,28 @@
           <w:tcPr>
             <w:tcW w:w="901" w:type="pct"/>
             <w:tcBorders>
+              <w:top w:val="single" w:color="000000" w:sz="4" w:space="0"/>
               <w:tl2br w:val="nil"/>
               <w:tr2bl w:val="nil"/>
             </w:tcBorders>
-            <w:vAlign w:val="center"/>
-          </w:tcPr>
-          <w:p>
-            <w:pPr>
-              <w:pStyle w:val="40"/>
-              <w:spacing w:line="360" w:lineRule="auto"/>
-              <w:jc w:val="center"/>
+            <w:shd w:val="clear" w:color="auto" w:fill="FFFFFF"/>
+            <w:vAlign w:val="center"/>
+          </w:tcPr>
+          <w:p>
+            <w:pPr>
+              <w:pStyle w:val="40"/>
+              <w:spacing w:line="360" w:lineRule="auto"/>
+              <w:jc w:val="center"/>
+              <w:rPr>
+                <w:b w:val="0"/>
+                <w:color w:val="000000"/>
+              </w:rPr>
             </w:pPr>
             <w:r>
               <w:rPr>
                 <w:rFonts w:hint="eastAsia"/>
+                <w:b w:val="0"/>
+                <w:color w:val="000000"/>
                 <w:lang w:val="en-US" w:eastAsia="zh-CN"/>
               </w:rPr>
               <w:t>活动名称: 迎新晚会</w:t>
@@ -33810,9 +34760,11 @@
           <w:tcPr>
             <w:tcW w:w="865" w:type="pct"/>
             <w:tcBorders>
+              <w:top w:val="single" w:color="000000" w:sz="4" w:space="0"/>
               <w:tl2br w:val="nil"/>
               <w:tr2bl w:val="nil"/>
             </w:tcBorders>
+            <w:shd w:val="clear" w:color="auto" w:fill="FFFFFF"/>
             <w:vAlign w:val="center"/>
           </w:tcPr>
           <w:p>
@@ -33822,11 +34774,15 @@
               <w:jc w:val="center"/>
               <w:rPr>
                 <w:rFonts w:ascii="Times New Roman" w:hAnsi="Times New Roman"/>
+                <w:b w:val="0"/>
+                <w:color w:val="000000"/>
               </w:rPr>
             </w:pPr>
             <w:r>
               <w:rPr>
                 <w:rFonts w:ascii="Times New Roman" w:hAnsi="Times New Roman"/>
+                <w:b w:val="0"/>
+                <w:color w:val="000000"/>
               </w:rPr>
               <w:t>提示“报名成功”，报名列表显示该活动，状态为已报名</w:t>
             </w:r>
@@ -33836,9 +34792,11 @@
           <w:tcPr>
             <w:tcW w:w="800" w:type="pct"/>
             <w:tcBorders>
+              <w:top w:val="single" w:color="000000" w:sz="4" w:space="0"/>
               <w:tl2br w:val="nil"/>
               <w:tr2bl w:val="nil"/>
             </w:tcBorders>
+            <w:shd w:val="clear" w:color="auto" w:fill="FFFFFF"/>
             <w:vAlign w:val="center"/>
           </w:tcPr>
           <w:p>
@@ -33848,11 +34806,15 @@
               <w:jc w:val="center"/>
               <w:rPr>
                 <w:rFonts w:ascii="Times New Roman" w:hAnsi="Times New Roman"/>
+                <w:b w:val="0"/>
+                <w:color w:val="000000"/>
               </w:rPr>
             </w:pPr>
             <w:r>
               <w:rPr>
                 <w:rFonts w:hint="eastAsia"/>
+                <w:b w:val="0"/>
+                <w:color w:val="000000"/>
                 <w:lang w:val="en-US" w:eastAsia="zh-CN"/>
               </w:rPr>
               <w:t>成功提交报名申请</w:t>
@@ -33877,9 +34839,6 @@
             <w:right w:w="10" w:type="dxa"/>
           </w:tblCellMar>
         </w:tblPrEx>
-        <w:trPr>
-          <w:jc w:val="center"/>
-        </w:trPr>
         <w:tc>
           <w:tcPr>
             <w:tcW w:w="595" w:type="pct"/>
@@ -33887,6 +34846,7 @@
               <w:tl2br w:val="nil"/>
               <w:tr2bl w:val="nil"/>
             </w:tcBorders>
+            <w:shd w:val="clear" w:color="auto" w:fill="FFFFFF"/>
             <w:vAlign w:val="center"/>
           </w:tcPr>
           <w:p>
@@ -33896,12 +34856,16 @@
               <w:jc w:val="center"/>
               <w:rPr>
                 <w:rFonts w:hint="eastAsia" w:eastAsia="宋体"/>
+                <w:b w:val="0"/>
+                <w:color w:val="000000"/>
                 <w:lang w:val="en-US" w:eastAsia="zh-CN"/>
               </w:rPr>
             </w:pPr>
             <w:r>
               <w:rPr>
                 <w:rFonts w:hint="eastAsia"/>
+                <w:b w:val="0"/>
+                <w:color w:val="000000"/>
                 <w:lang w:val="en-US" w:eastAsia="zh-CN"/>
               </w:rPr>
               <w:t>TC</w:t>
@@ -33909,12 +34873,16 @@
             <w:r>
               <w:rPr>
                 <w:rFonts w:hint="eastAsia"/>
+                <w:b w:val="0"/>
+                <w:color w:val="000000"/>
               </w:rPr>
               <w:t>0</w:t>
             </w:r>
             <w:r>
               <w:rPr>
                 <w:rFonts w:hint="eastAsia"/>
+                <w:b w:val="0"/>
+                <w:color w:val="000000"/>
                 <w:lang w:val="en-US" w:eastAsia="zh-CN"/>
               </w:rPr>
               <w:t>2</w:t>
@@ -33928,6 +34896,7 @@
               <w:tl2br w:val="nil"/>
               <w:tr2bl w:val="nil"/>
             </w:tcBorders>
+            <w:shd w:val="clear" w:color="auto" w:fill="FFFFFF"/>
             <w:vAlign w:val="center"/>
           </w:tcPr>
           <w:p>
@@ -33937,12 +34906,16 @@
               <w:jc w:val="center"/>
               <w:rPr>
                 <w:rFonts w:hint="eastAsia"/>
+                <w:b w:val="0"/>
+                <w:color w:val="000000"/>
                 <w:lang w:val="en-US" w:eastAsia="zh-CN"/>
               </w:rPr>
             </w:pPr>
             <w:r>
               <w:rPr>
                 <w:rFonts w:hint="eastAsia"/>
+                <w:b w:val="0"/>
+                <w:color w:val="000000"/>
                 <w:lang w:val="en-US" w:eastAsia="zh-CN"/>
               </w:rPr>
               <w:t>重复报名</w:t>
@@ -33956,6 +34929,7 @@
               <w:tl2br w:val="nil"/>
               <w:tr2bl w:val="nil"/>
             </w:tcBorders>
+            <w:shd w:val="clear" w:color="auto" w:fill="FFFFFF"/>
             <w:vAlign w:val="center"/>
           </w:tcPr>
           <w:p>
@@ -33965,23 +34939,31 @@
               <w:jc w:val="center"/>
               <w:rPr>
                 <w:rFonts w:hint="eastAsia"/>
+                <w:b w:val="0"/>
+                <w:color w:val="000000"/>
               </w:rPr>
             </w:pPr>
             <w:r>
               <w:rPr>
                 <w:rFonts w:hint="eastAsia"/>
+                <w:b w:val="0"/>
+                <w:color w:val="000000"/>
               </w:rPr>
               <w:t>1. 进入已报名的活动详情页</w:t>
             </w:r>
             <w:r>
               <w:rPr>
                 <w:rFonts w:hint="eastAsia"/>
+                <w:b w:val="0"/>
+                <w:color w:val="000000"/>
               </w:rPr>
               <w:br w:type="textWrapping"/>
             </w:r>
             <w:r>
               <w:rPr>
                 <w:rFonts w:hint="eastAsia"/>
+                <w:b w:val="0"/>
+                <w:color w:val="000000"/>
               </w:rPr>
               <w:t>2. 尝试再次点击“立即报名”按钮</w:t>
             </w:r>
@@ -33994,6 +34976,7 @@
               <w:tl2br w:val="nil"/>
               <w:tr2bl w:val="nil"/>
             </w:tcBorders>
+            <w:shd w:val="clear" w:color="auto" w:fill="FFFFFF"/>
             <w:vAlign w:val="center"/>
           </w:tcPr>
           <w:p>
@@ -34003,12 +34986,16 @@
               <w:jc w:val="center"/>
               <w:rPr>
                 <w:rFonts w:hint="default"/>
+                <w:b w:val="0"/>
+                <w:color w:val="000000"/>
                 <w:lang w:val="en-US" w:eastAsia="zh-CN"/>
               </w:rPr>
             </w:pPr>
             <w:r>
               <w:rPr>
                 <w:rFonts w:hint="default"/>
+                <w:b w:val="0"/>
+                <w:color w:val="000000"/>
                 <w:lang w:val="en-US" w:eastAsia="zh-CN"/>
               </w:rPr>
               <w:t>活动名称: 迎新晚会</w:t>
@@ -34022,6 +35009,7 @@
               <w:tl2br w:val="nil"/>
               <w:tr2bl w:val="nil"/>
             </w:tcBorders>
+            <w:shd w:val="clear" w:color="auto" w:fill="FFFFFF"/>
             <w:vAlign w:val="center"/>
           </w:tcPr>
           <w:p>
@@ -34031,11 +35019,15 @@
               <w:jc w:val="center"/>
               <w:rPr>
                 <w:rFonts w:hint="eastAsia" w:ascii="Times New Roman" w:hAnsi="Times New Roman"/>
+                <w:b w:val="0"/>
+                <w:color w:val="000000"/>
               </w:rPr>
             </w:pPr>
             <w:r>
               <w:rPr>
                 <w:rFonts w:hint="eastAsia" w:ascii="Times New Roman" w:hAnsi="Times New Roman"/>
+                <w:b w:val="0"/>
+                <w:color w:val="000000"/>
               </w:rPr>
               <w:t>拦截并提示“您已报名该活动，请勿重复操作”</w:t>
             </w:r>
@@ -34048,6 +35040,7 @@
               <w:tl2br w:val="nil"/>
               <w:tr2bl w:val="nil"/>
             </w:tcBorders>
+            <w:shd w:val="clear" w:color="auto" w:fill="FFFFFF"/>
             <w:vAlign w:val="center"/>
           </w:tcPr>
           <w:p>
@@ -34057,12 +35050,16 @@
               <w:jc w:val="center"/>
               <w:rPr>
                 <w:rFonts w:hint="eastAsia"/>
+                <w:b w:val="0"/>
+                <w:color w:val="000000"/>
                 <w:lang w:val="en-US" w:eastAsia="zh-CN"/>
               </w:rPr>
             </w:pPr>
             <w:r>
               <w:rPr>
                 <w:rFonts w:hint="eastAsia"/>
+                <w:b w:val="0"/>
+                <w:color w:val="000000"/>
                 <w:lang w:val="en-US" w:eastAsia="zh-CN"/>
               </w:rPr>
               <w:t>成功识别重复请求</w:t>
@@ -34087,9 +35084,6 @@
             <w:right w:w="10" w:type="dxa"/>
           </w:tblCellMar>
         </w:tblPrEx>
-        <w:trPr>
-          <w:jc w:val="center"/>
-        </w:trPr>
         <w:tc>
           <w:tcPr>
             <w:tcW w:w="595" w:type="pct"/>
@@ -34097,6 +35091,7 @@
               <w:tl2br w:val="nil"/>
               <w:tr2bl w:val="nil"/>
             </w:tcBorders>
+            <w:shd w:val="clear" w:color="auto" w:fill="FFFFFF"/>
             <w:vAlign w:val="center"/>
           </w:tcPr>
           <w:p>
@@ -34106,12 +35101,16 @@
               <w:jc w:val="center"/>
               <w:rPr>
                 <w:rFonts w:hint="eastAsia" w:eastAsia="宋体"/>
+                <w:b w:val="0"/>
+                <w:color w:val="000000"/>
                 <w:lang w:val="en-US" w:eastAsia="zh-CN"/>
               </w:rPr>
             </w:pPr>
             <w:r>
               <w:rPr>
                 <w:rFonts w:hint="eastAsia"/>
+                <w:b w:val="0"/>
+                <w:color w:val="000000"/>
                 <w:lang w:val="en-US" w:eastAsia="zh-CN"/>
               </w:rPr>
               <w:t>TC</w:t>
@@ -34119,12 +35118,16 @@
             <w:r>
               <w:rPr>
                 <w:rFonts w:hint="eastAsia"/>
+                <w:b w:val="0"/>
+                <w:color w:val="000000"/>
               </w:rPr>
               <w:t>0</w:t>
             </w:r>
             <w:r>
               <w:rPr>
                 <w:rFonts w:hint="eastAsia"/>
+                <w:b w:val="0"/>
+                <w:color w:val="000000"/>
                 <w:lang w:val="en-US" w:eastAsia="zh-CN"/>
               </w:rPr>
               <w:t>3</w:t>
@@ -34138,6 +35141,7 @@
               <w:tl2br w:val="nil"/>
               <w:tr2bl w:val="nil"/>
             </w:tcBorders>
+            <w:shd w:val="clear" w:color="auto" w:fill="FFFFFF"/>
             <w:vAlign w:val="center"/>
           </w:tcPr>
           <w:p>
@@ -34147,12 +35151,16 @@
               <w:jc w:val="center"/>
               <w:rPr>
                 <w:rFonts w:hint="eastAsia"/>
+                <w:b w:val="0"/>
+                <w:color w:val="000000"/>
                 <w:lang w:val="en-US" w:eastAsia="zh-CN"/>
               </w:rPr>
             </w:pPr>
             <w:r>
               <w:rPr>
                 <w:rFonts w:hint="eastAsia"/>
+                <w:b w:val="0"/>
+                <w:color w:val="000000"/>
                 <w:lang w:val="en-US" w:eastAsia="zh-CN"/>
               </w:rPr>
               <w:t>报名人数上限拦截异常</w:t>
@@ -34166,6 +35174,7 @@
               <w:tl2br w:val="nil"/>
               <w:tr2bl w:val="nil"/>
             </w:tcBorders>
+            <w:shd w:val="clear" w:color="auto" w:fill="FFFFFF"/>
             <w:vAlign w:val="center"/>
           </w:tcPr>
           <w:p>
@@ -34175,11 +35184,15 @@
               <w:jc w:val="center"/>
               <w:rPr>
                 <w:rFonts w:hint="eastAsia"/>
+                <w:b w:val="0"/>
+                <w:color w:val="000000"/>
               </w:rPr>
             </w:pPr>
             <w:r>
               <w:rPr>
                 <w:rFonts w:hint="eastAsia"/>
+                <w:b w:val="0"/>
+                <w:color w:val="000000"/>
               </w:rPr>
               <w:t>1. 进入名额已满的活动页面</w:t>
             </w:r>
@@ -34191,11 +35204,15 @@
               <w:jc w:val="center"/>
               <w:rPr>
                 <w:rFonts w:hint="eastAsia"/>
+                <w:b w:val="0"/>
+                <w:color w:val="000000"/>
               </w:rPr>
             </w:pPr>
             <w:r>
               <w:rPr>
                 <w:rFonts w:hint="eastAsia"/>
+                <w:b w:val="0"/>
+                <w:color w:val="000000"/>
               </w:rPr>
               <w:t xml:space="preserve"> 2. 尝试点击报名按钮</w:t>
             </w:r>
@@ -34208,6 +35225,7 @@
               <w:tl2br w:val="nil"/>
               <w:tr2bl w:val="nil"/>
             </w:tcBorders>
+            <w:shd w:val="clear" w:color="auto" w:fill="FFFFFF"/>
             <w:vAlign w:val="center"/>
           </w:tcPr>
           <w:p>
@@ -34217,12 +35235,16 @@
               <w:jc w:val="center"/>
               <w:rPr>
                 <w:rFonts w:hint="eastAsia"/>
+                <w:b w:val="0"/>
+                <w:color w:val="000000"/>
                 <w:lang w:val="en-US" w:eastAsia="zh-CN"/>
               </w:rPr>
             </w:pPr>
             <w:r>
               <w:rPr>
                 <w:rFonts w:hint="eastAsia"/>
+                <w:b w:val="0"/>
+                <w:color w:val="000000"/>
                 <w:lang w:val="en-US" w:eastAsia="zh-CN"/>
               </w:rPr>
               <w:t>Max: 10</w:t>
@@ -34236,6 +35258,7 @@
               <w:tl2br w:val="nil"/>
               <w:tr2bl w:val="nil"/>
             </w:tcBorders>
+            <w:shd w:val="clear" w:color="auto" w:fill="FFFFFF"/>
             <w:vAlign w:val="center"/>
           </w:tcPr>
           <w:p>
@@ -34245,11 +35268,15 @@
               <w:jc w:val="center"/>
               <w:rPr>
                 <w:rFonts w:hint="eastAsia" w:ascii="Times New Roman" w:hAnsi="Times New Roman"/>
+                <w:b w:val="0"/>
+                <w:color w:val="000000"/>
               </w:rPr>
             </w:pPr>
             <w:r>
               <w:rPr>
                 <w:rFonts w:hint="eastAsia" w:ascii="Times New Roman" w:hAnsi="Times New Roman"/>
+                <w:b w:val="0"/>
+                <w:color w:val="000000"/>
               </w:rPr>
               <w:t>报名按钮置灰，若强行提交，提示“活动名额已满”</w:t>
             </w:r>
@@ -34262,6 +35289,7 @@
               <w:tl2br w:val="nil"/>
               <w:tr2bl w:val="nil"/>
             </w:tcBorders>
+            <w:shd w:val="clear" w:color="auto" w:fill="FFFFFF"/>
             <w:vAlign w:val="center"/>
           </w:tcPr>
           <w:p>
@@ -34271,12 +35299,16 @@
               <w:jc w:val="center"/>
               <w:rPr>
                 <w:rFonts w:hint="eastAsia"/>
+                <w:b w:val="0"/>
+                <w:color w:val="000000"/>
                 <w:lang w:val="en-US" w:eastAsia="zh-CN"/>
               </w:rPr>
             </w:pPr>
             <w:r>
               <w:rPr>
                 <w:rFonts w:hint="eastAsia"/>
+                <w:b w:val="0"/>
+                <w:color w:val="000000"/>
                 <w:lang w:val="en-US" w:eastAsia="zh-CN"/>
               </w:rPr>
               <w:t>按钮置灰且接口拦截</w:t>
@@ -34301,9 +35333,6 @@
             <w:right w:w="10" w:type="dxa"/>
           </w:tblCellMar>
         </w:tblPrEx>
-        <w:trPr>
-          <w:jc w:val="center"/>
-        </w:trPr>
         <w:tc>
           <w:tcPr>
             <w:tcW w:w="595" w:type="pct"/>
@@ -34311,6 +35340,7 @@
               <w:tl2br w:val="nil"/>
               <w:tr2bl w:val="nil"/>
             </w:tcBorders>
+            <w:shd w:val="clear" w:color="auto" w:fill="FFFFFF"/>
             <w:vAlign w:val="center"/>
           </w:tcPr>
           <w:p>
@@ -34320,12 +35350,16 @@
               <w:jc w:val="center"/>
               <w:rPr>
                 <w:rFonts w:hint="eastAsia" w:eastAsia="宋体"/>
+                <w:b w:val="0"/>
+                <w:color w:val="000000"/>
                 <w:lang w:val="en-US" w:eastAsia="zh-CN"/>
               </w:rPr>
             </w:pPr>
             <w:r>
               <w:rPr>
                 <w:rFonts w:hint="eastAsia"/>
+                <w:b w:val="0"/>
+                <w:color w:val="000000"/>
                 <w:lang w:val="en-US" w:eastAsia="zh-CN"/>
               </w:rPr>
               <w:t>TC</w:t>
@@ -34333,12 +35367,16 @@
             <w:r>
               <w:rPr>
                 <w:rFonts w:hint="eastAsia"/>
+                <w:b w:val="0"/>
+                <w:color w:val="000000"/>
               </w:rPr>
               <w:t>0</w:t>
             </w:r>
             <w:r>
               <w:rPr>
                 <w:rFonts w:hint="eastAsia"/>
+                <w:b w:val="0"/>
+                <w:color w:val="000000"/>
                 <w:lang w:val="en-US" w:eastAsia="zh-CN"/>
               </w:rPr>
               <w:t>4</w:t>
@@ -34352,6 +35390,7 @@
               <w:tl2br w:val="nil"/>
               <w:tr2bl w:val="nil"/>
             </w:tcBorders>
+            <w:shd w:val="clear" w:color="auto" w:fill="FFFFFF"/>
             <w:vAlign w:val="center"/>
           </w:tcPr>
           <w:p>
@@ -34361,12 +35400,16 @@
               <w:jc w:val="center"/>
               <w:rPr>
                 <w:rFonts w:hint="default"/>
+                <w:b w:val="0"/>
+                <w:color w:val="000000"/>
                 <w:lang w:val="en-US" w:eastAsia="zh-CN"/>
               </w:rPr>
             </w:pPr>
             <w:r>
               <w:rPr>
                 <w:rFonts w:hint="eastAsia"/>
+                <w:b w:val="0"/>
+                <w:color w:val="000000"/>
                 <w:lang w:val="en-US" w:eastAsia="zh-CN"/>
               </w:rPr>
               <w:t>扫码签到</w:t>
@@ -34380,6 +35423,7 @@
               <w:tl2br w:val="nil"/>
               <w:tr2bl w:val="nil"/>
             </w:tcBorders>
+            <w:shd w:val="clear" w:color="auto" w:fill="FFFFFF"/>
             <w:vAlign w:val="center"/>
           </w:tcPr>
           <w:p>
@@ -34389,23 +35433,31 @@
               <w:jc w:val="center"/>
               <w:rPr>
                 <w:rFonts w:hint="eastAsia"/>
+                <w:b w:val="0"/>
+                <w:color w:val="000000"/>
               </w:rPr>
             </w:pPr>
             <w:r>
               <w:rPr>
                 <w:rFonts w:hint="eastAsia"/>
+                <w:b w:val="0"/>
+                <w:color w:val="000000"/>
               </w:rPr>
               <w:t>1. 报名通过的用户打开扫一扫</w:t>
             </w:r>
             <w:r>
               <w:rPr>
                 <w:rFonts w:hint="eastAsia"/>
+                <w:b w:val="0"/>
+                <w:color w:val="000000"/>
               </w:rPr>
               <w:br w:type="textWrapping"/>
             </w:r>
             <w:r>
               <w:rPr>
                 <w:rFonts w:hint="eastAsia"/>
+                <w:b w:val="0"/>
+                <w:color w:val="000000"/>
               </w:rPr>
               <w:t>2. 扫描活动现场签到码</w:t>
             </w:r>
@@ -34418,6 +35470,7 @@
               <w:tl2br w:val="nil"/>
               <w:tr2bl w:val="nil"/>
             </w:tcBorders>
+            <w:shd w:val="clear" w:color="auto" w:fill="FFFFFF"/>
             <w:vAlign w:val="center"/>
           </w:tcPr>
           <w:p>
@@ -34427,12 +35480,16 @@
               <w:jc w:val="center"/>
               <w:rPr>
                 <w:rFonts w:hint="eastAsia"/>
+                <w:b w:val="0"/>
+                <w:color w:val="000000"/>
                 <w:lang w:val="en-US" w:eastAsia="zh-CN"/>
               </w:rPr>
             </w:pPr>
             <w:r>
               <w:rPr>
                 <w:rFonts w:hint="eastAsia"/>
+                <w:b w:val="0"/>
+                <w:color w:val="000000"/>
                 <w:lang w:val="en-US" w:eastAsia="zh-CN"/>
               </w:rPr>
               <w:t>签到码有效</w:t>
@@ -34446,6 +35503,7 @@
               <w:tl2br w:val="nil"/>
               <w:tr2bl w:val="nil"/>
             </w:tcBorders>
+            <w:shd w:val="clear" w:color="auto" w:fill="FFFFFF"/>
             <w:vAlign w:val="center"/>
           </w:tcPr>
           <w:p>
@@ -34455,11 +35513,15 @@
               <w:jc w:val="center"/>
               <w:rPr>
                 <w:rFonts w:hint="eastAsia" w:ascii="Times New Roman" w:hAnsi="Times New Roman"/>
+                <w:b w:val="0"/>
+                <w:color w:val="000000"/>
               </w:rPr>
             </w:pPr>
             <w:r>
               <w:rPr>
                 <w:rFonts w:hint="eastAsia" w:ascii="Times New Roman" w:hAnsi="Times New Roman"/>
+                <w:b w:val="0"/>
+                <w:color w:val="000000"/>
               </w:rPr>
               <w:t>提示“签到成功”，记录签到时间，状态更新为“已签到”</w:t>
             </w:r>
@@ -34472,6 +35534,7 @@
               <w:tl2br w:val="nil"/>
               <w:tr2bl w:val="nil"/>
             </w:tcBorders>
+            <w:shd w:val="clear" w:color="auto" w:fill="FFFFFF"/>
             <w:vAlign w:val="center"/>
           </w:tcPr>
           <w:p>
@@ -34481,12 +35544,16 @@
               <w:jc w:val="center"/>
               <w:rPr>
                 <w:rFonts w:hint="eastAsia"/>
+                <w:b w:val="0"/>
+                <w:color w:val="000000"/>
                 <w:lang w:val="en-US" w:eastAsia="zh-CN"/>
               </w:rPr>
             </w:pPr>
             <w:r>
               <w:rPr>
                 <w:rFonts w:hint="eastAsia"/>
+                <w:b w:val="0"/>
+                <w:color w:val="000000"/>
                 <w:lang w:val="en-US" w:eastAsia="zh-CN"/>
               </w:rPr>
               <w:t>成功记录签到流水</w:t>
@@ -34513,7 +35580,6 @@
         </w:tblPrEx>
         <w:trPr>
           <w:trHeight w:val="974" w:hRule="atLeast"/>
-          <w:jc w:val="center"/>
         </w:trPr>
         <w:tc>
           <w:tcPr>
@@ -34522,6 +35588,7 @@
               <w:tl2br w:val="nil"/>
               <w:tr2bl w:val="nil"/>
             </w:tcBorders>
+            <w:shd w:val="clear" w:color="auto" w:fill="FFFFFF"/>
             <w:vAlign w:val="center"/>
           </w:tcPr>
           <w:p>
@@ -34531,12 +35598,16 @@
               <w:jc w:val="center"/>
               <w:rPr>
                 <w:rFonts w:hint="eastAsia" w:eastAsia="宋体"/>
+                <w:b w:val="0"/>
+                <w:color w:val="000000"/>
                 <w:lang w:val="en-US" w:eastAsia="zh-CN"/>
               </w:rPr>
             </w:pPr>
             <w:r>
               <w:rPr>
                 <w:rFonts w:hint="eastAsia"/>
+                <w:b w:val="0"/>
+                <w:color w:val="000000"/>
                 <w:lang w:val="en-US" w:eastAsia="zh-CN"/>
               </w:rPr>
               <w:t>TC</w:t>
@@ -34544,12 +35615,16 @@
             <w:r>
               <w:rPr>
                 <w:rFonts w:hint="eastAsia"/>
+                <w:b w:val="0"/>
+                <w:color w:val="000000"/>
               </w:rPr>
               <w:t>0</w:t>
             </w:r>
             <w:r>
               <w:rPr>
                 <w:rFonts w:hint="eastAsia"/>
+                <w:b w:val="0"/>
+                <w:color w:val="000000"/>
                 <w:lang w:val="en-US" w:eastAsia="zh-CN"/>
               </w:rPr>
               <w:t>5</w:t>
@@ -34563,6 +35638,7 @@
               <w:tl2br w:val="nil"/>
               <w:tr2bl w:val="nil"/>
             </w:tcBorders>
+            <w:shd w:val="clear" w:color="auto" w:fill="FFFFFF"/>
             <w:vAlign w:val="center"/>
           </w:tcPr>
           <w:p>
@@ -34572,12 +35648,16 @@
               <w:jc w:val="center"/>
               <w:rPr>
                 <w:rFonts w:hint="eastAsia"/>
+                <w:b w:val="0"/>
+                <w:color w:val="000000"/>
                 <w:lang w:val="en-US" w:eastAsia="zh-CN"/>
               </w:rPr>
             </w:pPr>
             <w:r>
               <w:rPr>
                 <w:rFonts w:hint="eastAsia"/>
+                <w:b w:val="0"/>
+                <w:color w:val="000000"/>
                 <w:lang w:val="en-US" w:eastAsia="zh-CN"/>
               </w:rPr>
               <w:t>非报名用户扫码</w:t>
@@ -34591,6 +35671,7 @@
               <w:tl2br w:val="nil"/>
               <w:tr2bl w:val="nil"/>
             </w:tcBorders>
+            <w:shd w:val="clear" w:color="auto" w:fill="FFFFFF"/>
             <w:vAlign w:val="center"/>
           </w:tcPr>
           <w:p>
@@ -34600,11 +35681,15 @@
               <w:jc w:val="center"/>
               <w:rPr>
                 <w:rFonts w:hint="eastAsia"/>
+                <w:b w:val="0"/>
+                <w:color w:val="000000"/>
               </w:rPr>
             </w:pPr>
             <w:r>
               <w:rPr>
                 <w:rFonts w:hint="eastAsia"/>
+                <w:b w:val="0"/>
+                <w:color w:val="000000"/>
               </w:rPr>
               <w:t>1. 未报名该活动的用户扫描签到码</w:t>
             </w:r>
@@ -34617,6 +35702,7 @@
               <w:tl2br w:val="nil"/>
               <w:tr2bl w:val="nil"/>
             </w:tcBorders>
+            <w:shd w:val="clear" w:color="auto" w:fill="FFFFFF"/>
             <w:vAlign w:val="center"/>
           </w:tcPr>
           <w:p>
@@ -34626,12 +35712,16 @@
               <w:jc w:val="center"/>
               <w:rPr>
                 <w:rFonts w:hint="eastAsia"/>
+                <w:b w:val="0"/>
+                <w:color w:val="000000"/>
                 <w:lang w:val="en-US" w:eastAsia="zh-CN"/>
               </w:rPr>
             </w:pPr>
             <w:r>
               <w:rPr>
                 <w:rFonts w:hint="eastAsia"/>
+                <w:b w:val="0"/>
+                <w:color w:val="000000"/>
                 <w:lang w:val="en-US" w:eastAsia="zh-CN"/>
               </w:rPr>
               <w:t>用户ID: 8</w:t>
@@ -34645,6 +35735,7 @@
               <w:tl2br w:val="nil"/>
               <w:tr2bl w:val="nil"/>
             </w:tcBorders>
+            <w:shd w:val="clear" w:color="auto" w:fill="FFFFFF"/>
             <w:vAlign w:val="center"/>
           </w:tcPr>
           <w:p>
@@ -34654,11 +35745,15 @@
               <w:jc w:val="center"/>
               <w:rPr>
                 <w:rFonts w:hint="eastAsia" w:ascii="Times New Roman" w:hAnsi="Times New Roman"/>
+                <w:b w:val="0"/>
+                <w:color w:val="000000"/>
               </w:rPr>
             </w:pPr>
             <w:r>
               <w:rPr>
                 <w:rFonts w:hint="eastAsia" w:ascii="Times New Roman" w:hAnsi="Times New Roman"/>
+                <w:b w:val="0"/>
+                <w:color w:val="000000"/>
               </w:rPr>
               <w:t>提示“您未报名该活动，无法进行签到”</w:t>
             </w:r>
@@ -34671,6 +35766,7 @@
               <w:tl2br w:val="nil"/>
               <w:tr2bl w:val="nil"/>
             </w:tcBorders>
+            <w:shd w:val="clear" w:color="auto" w:fill="FFFFFF"/>
             <w:vAlign w:val="center"/>
           </w:tcPr>
           <w:p>
@@ -34680,12 +35776,16 @@
               <w:jc w:val="center"/>
               <w:rPr>
                 <w:rFonts w:hint="eastAsia"/>
+                <w:b w:val="0"/>
+                <w:color w:val="000000"/>
                 <w:lang w:val="en-US" w:eastAsia="zh-CN"/>
               </w:rPr>
             </w:pPr>
             <w:r>
               <w:rPr>
                 <w:rFonts w:hint="eastAsia"/>
+                <w:b w:val="0"/>
+                <w:color w:val="000000"/>
                 <w:lang w:val="en-US" w:eastAsia="zh-CN"/>
               </w:rPr>
               <w:t>权限校验拦截成功</w:t>
@@ -34710,9 +35810,6 @@
             <w:right w:w="10" w:type="dxa"/>
           </w:tblCellMar>
         </w:tblPrEx>
-        <w:trPr>
-          <w:jc w:val="center"/>
-        </w:trPr>
         <w:tc>
           <w:tcPr>
             <w:tcW w:w="595" w:type="pct"/>
@@ -34720,6 +35817,7 @@
               <w:tl2br w:val="nil"/>
               <w:tr2bl w:val="nil"/>
             </w:tcBorders>
+            <w:shd w:val="clear" w:color="auto" w:fill="FFFFFF"/>
             <w:vAlign w:val="center"/>
           </w:tcPr>
           <w:p>
@@ -34729,12 +35827,16 @@
               <w:jc w:val="center"/>
               <w:rPr>
                 <w:rFonts w:hint="eastAsia" w:eastAsia="宋体"/>
+                <w:b w:val="0"/>
+                <w:color w:val="000000"/>
                 <w:lang w:val="en-US" w:eastAsia="zh-CN"/>
               </w:rPr>
             </w:pPr>
             <w:r>
               <w:rPr>
                 <w:rFonts w:hint="eastAsia"/>
+                <w:b w:val="0"/>
+                <w:color w:val="000000"/>
                 <w:lang w:val="en-US" w:eastAsia="zh-CN"/>
               </w:rPr>
               <w:t>TC</w:t>
@@ -34742,12 +35844,16 @@
             <w:r>
               <w:rPr>
                 <w:rFonts w:hint="eastAsia"/>
+                <w:b w:val="0"/>
+                <w:color w:val="000000"/>
               </w:rPr>
               <w:t>0</w:t>
             </w:r>
             <w:r>
               <w:rPr>
                 <w:rFonts w:hint="eastAsia"/>
+                <w:b w:val="0"/>
+                <w:color w:val="000000"/>
                 <w:lang w:val="en-US" w:eastAsia="zh-CN"/>
               </w:rPr>
               <w:t>6</w:t>
@@ -34761,6 +35867,7 @@
               <w:tl2br w:val="nil"/>
               <w:tr2bl w:val="nil"/>
             </w:tcBorders>
+            <w:shd w:val="clear" w:color="auto" w:fill="FFFFFF"/>
             <w:vAlign w:val="center"/>
           </w:tcPr>
           <w:p>
@@ -34770,12 +35877,16 @@
               <w:jc w:val="center"/>
               <w:rPr>
                 <w:rFonts w:hint="eastAsia"/>
+                <w:b w:val="0"/>
+                <w:color w:val="000000"/>
                 <w:lang w:val="en-US" w:eastAsia="zh-CN"/>
               </w:rPr>
             </w:pPr>
             <w:r>
               <w:rPr>
                 <w:rFonts w:hint="eastAsia"/>
+                <w:b w:val="0"/>
+                <w:color w:val="000000"/>
                 <w:lang w:val="en-US" w:eastAsia="zh-CN"/>
               </w:rPr>
               <w:t>签到时效性校验</w:t>
@@ -34789,6 +35900,7 @@
               <w:tl2br w:val="nil"/>
               <w:tr2bl w:val="nil"/>
             </w:tcBorders>
+            <w:shd w:val="clear" w:color="auto" w:fill="FFFFFF"/>
             <w:vAlign w:val="center"/>
           </w:tcPr>
           <w:p>
@@ -34798,11 +35910,15 @@
               <w:jc w:val="center"/>
               <w:rPr>
                 <w:rFonts w:hint="eastAsia"/>
+                <w:b w:val="0"/>
+                <w:color w:val="000000"/>
               </w:rPr>
             </w:pPr>
             <w:r>
               <w:rPr>
                 <w:rFonts w:hint="eastAsia"/>
+                <w:b w:val="0"/>
+                <w:color w:val="000000"/>
               </w:rPr>
               <w:t>1. 在活动未开始或已结束时扫码</w:t>
             </w:r>
@@ -34815,6 +35931,7 @@
               <w:tl2br w:val="nil"/>
               <w:tr2bl w:val="nil"/>
             </w:tcBorders>
+            <w:shd w:val="clear" w:color="auto" w:fill="FFFFFF"/>
             <w:vAlign w:val="center"/>
           </w:tcPr>
           <w:p>
@@ -34824,12 +35941,16 @@
               <w:jc w:val="center"/>
               <w:rPr>
                 <w:rFonts w:hint="eastAsia"/>
+                <w:b w:val="0"/>
+                <w:color w:val="000000"/>
                 <w:lang w:val="en-US" w:eastAsia="zh-CN"/>
               </w:rPr>
             </w:pPr>
             <w:r>
               <w:rPr>
                 <w:rFonts w:hint="eastAsia"/>
+                <w:b w:val="0"/>
+                <w:color w:val="000000"/>
                 <w:lang w:val="en-US" w:eastAsia="zh-CN"/>
               </w:rPr>
               <w:t>活动已结束</w:t>
@@ -34843,6 +35964,7 @@
               <w:tl2br w:val="nil"/>
               <w:tr2bl w:val="nil"/>
             </w:tcBorders>
+            <w:shd w:val="clear" w:color="auto" w:fill="FFFFFF"/>
             <w:vAlign w:val="center"/>
           </w:tcPr>
           <w:p>
@@ -34852,11 +35974,15 @@
               <w:jc w:val="center"/>
               <w:rPr>
                 <w:rFonts w:hint="eastAsia" w:ascii="Times New Roman" w:hAnsi="Times New Roman"/>
+                <w:b w:val="0"/>
+                <w:color w:val="000000"/>
               </w:rPr>
             </w:pPr>
             <w:r>
               <w:rPr>
                 <w:rFonts w:hint="eastAsia" w:ascii="Times New Roman" w:hAnsi="Times New Roman"/>
+                <w:b w:val="0"/>
+                <w:color w:val="000000"/>
               </w:rPr>
               <w:t>提示“当前不在活动签到时间内，签到失败”</w:t>
             </w:r>
@@ -34869,6 +35995,7 @@
               <w:tl2br w:val="nil"/>
               <w:tr2bl w:val="nil"/>
             </w:tcBorders>
+            <w:shd w:val="clear" w:color="auto" w:fill="FFFFFF"/>
             <w:vAlign w:val="center"/>
           </w:tcPr>
           <w:p>
@@ -34878,12 +36005,16 @@
               <w:jc w:val="center"/>
               <w:rPr>
                 <w:rFonts w:hint="eastAsia"/>
+                <w:b w:val="0"/>
+                <w:color w:val="000000"/>
                 <w:lang w:val="en-US" w:eastAsia="zh-CN"/>
               </w:rPr>
             </w:pPr>
             <w:r>
               <w:rPr>
                 <w:rFonts w:hint="eastAsia"/>
+                <w:b w:val="0"/>
+                <w:color w:val="000000"/>
                 <w:lang w:val="en-US" w:eastAsia="zh-CN"/>
               </w:rPr>
               <w:t>签到被拒绝</w:t>
@@ -34892,6 +36023,41 @@
         </w:tc>
       </w:tr>
     </w:tbl>
+    <w:p>
+      <w:pPr>
+        <w:pStyle w:val="38"/>
+        <w:bidi w:val="0"/>
+        <w:rPr>
+          <w:rFonts w:hint="eastAsia"/>
+          <w:lang w:eastAsia="zh-CN"/>
+        </w:rPr>
+      </w:pPr>
+      <w:r>
+        <w:t>表6.</w:t>
+      </w:r>
+      <w:r>
+        <w:fldChar w:fldCharType="begin"/>
+      </w:r>
+      <w:r>
+        <w:instrText xml:space="preserve"> SEQ 表6. \* ARABIC </w:instrText>
+      </w:r>
+      <w:r>
+        <w:fldChar w:fldCharType="separate"/>
+      </w:r>
+      <w:r>
+        <w:t>5</w:t>
+      </w:r>
+      <w:r>
+        <w:fldChar w:fldCharType="end"/>
+      </w:r>
+      <w:r>
+        <w:rPr>
+          <w:rFonts w:hint="eastAsia"/>
+          <w:lang w:eastAsia="zh-CN"/>
+        </w:rPr>
+        <w:t>活动报名与签到功能测试用例表</w:t>
+      </w:r>
+    </w:p>
     <w:p>
       <w:pPr>
         <w:pStyle w:val="31"/>
@@ -35198,9 +36364,11 @@
           <w:tcPr>
             <w:tcW w:w="1047" w:type="pct"/>
             <w:tcBorders>
+              <w:bottom w:val="single" w:color="000000" w:sz="4" w:space="0"/>
               <w:tl2br w:val="nil"/>
               <w:tr2bl w:val="nil"/>
             </w:tcBorders>
+            <w:shd w:val="clear" w:color="auto" w:fill="FFFFFF"/>
             <w:vAlign w:val="center"/>
           </w:tcPr>
           <w:p>
@@ -35210,12 +36378,16 @@
               <w:jc w:val="center"/>
               <w:rPr>
                 <w:rFonts w:hint="default" w:eastAsia="宋体"/>
+                <w:b w:val="0"/>
+                <w:color w:val="000000"/>
                 <w:lang w:val="en-US" w:eastAsia="zh-CN"/>
               </w:rPr>
             </w:pPr>
             <w:r>
               <w:rPr>
                 <w:rFonts w:hint="eastAsia"/>
+                <w:b w:val="0"/>
+                <w:color w:val="000000"/>
                 <w:lang w:val="en-US" w:eastAsia="zh-CN"/>
               </w:rPr>
               <w:t>测试场景</w:t>
@@ -35226,9 +36398,11 @@
           <w:tcPr>
             <w:tcW w:w="814" w:type="pct"/>
             <w:tcBorders>
+              <w:bottom w:val="single" w:color="000000" w:sz="4" w:space="0"/>
               <w:tl2br w:val="nil"/>
               <w:tr2bl w:val="nil"/>
             </w:tcBorders>
+            <w:shd w:val="clear" w:color="auto" w:fill="FFFFFF"/>
             <w:vAlign w:val="center"/>
           </w:tcPr>
           <w:p>
@@ -35238,12 +36412,16 @@
               <w:jc w:val="center"/>
               <w:rPr>
                 <w:rFonts w:hint="default" w:eastAsia="宋体"/>
+                <w:b w:val="0"/>
+                <w:color w:val="000000"/>
                 <w:lang w:val="en-US" w:eastAsia="zh-CN"/>
               </w:rPr>
             </w:pPr>
             <w:r>
               <w:rPr>
                 <w:rFonts w:hint="eastAsia"/>
+                <w:b w:val="0"/>
+                <w:color w:val="000000"/>
                 <w:lang w:val="en-US" w:eastAsia="zh-CN"/>
               </w:rPr>
               <w:t>并发用户数</w:t>
@@ -35254,9 +36432,11 @@
           <w:tcPr>
             <w:tcW w:w="1107" w:type="pct"/>
             <w:tcBorders>
+              <w:bottom w:val="single" w:color="000000" w:sz="4" w:space="0"/>
               <w:tl2br w:val="nil"/>
               <w:tr2bl w:val="nil"/>
             </w:tcBorders>
+            <w:shd w:val="clear" w:color="auto" w:fill="FFFFFF"/>
             <w:vAlign w:val="center"/>
           </w:tcPr>
           <w:p>
@@ -35266,12 +36446,16 @@
               <w:jc w:val="center"/>
               <w:rPr>
                 <w:rFonts w:hint="default" w:eastAsia="宋体"/>
+                <w:b w:val="0"/>
+                <w:color w:val="000000"/>
                 <w:lang w:val="en-US" w:eastAsia="zh-CN"/>
               </w:rPr>
             </w:pPr>
             <w:r>
               <w:rPr>
                 <w:rFonts w:hint="default" w:eastAsia="宋体"/>
+                <w:b w:val="0"/>
+                <w:color w:val="000000"/>
                 <w:lang w:val="en-US" w:eastAsia="zh-CN"/>
               </w:rPr>
               <w:t>平均响应时间(ms)</w:t>
@@ -35282,9 +36466,11 @@
           <w:tcPr>
             <w:tcW w:w="943" w:type="pct"/>
             <w:tcBorders>
+              <w:bottom w:val="single" w:color="000000" w:sz="4" w:space="0"/>
               <w:tl2br w:val="nil"/>
               <w:tr2bl w:val="nil"/>
             </w:tcBorders>
+            <w:shd w:val="clear" w:color="auto" w:fill="FFFFFF"/>
             <w:vAlign w:val="center"/>
           </w:tcPr>
           <w:p>
@@ -35294,12 +36480,16 @@
               <w:jc w:val="center"/>
               <w:rPr>
                 <w:rFonts w:hint="default" w:eastAsia="宋体"/>
+                <w:b w:val="0"/>
+                <w:color w:val="000000"/>
                 <w:lang w:val="en-US" w:eastAsia="zh-CN"/>
               </w:rPr>
             </w:pPr>
             <w:r>
               <w:rPr>
                 <w:rFonts w:hint="eastAsia"/>
+                <w:b w:val="0"/>
+                <w:color w:val="000000"/>
                 <w:lang w:val="en-US" w:eastAsia="zh-CN"/>
               </w:rPr>
               <w:t>吞吐量(TPS)</w:t>
@@ -35310,9 +36500,11 @@
           <w:tcPr>
             <w:tcW w:w="1087" w:type="pct"/>
             <w:tcBorders>
+              <w:bottom w:val="single" w:color="000000" w:sz="4" w:space="0"/>
               <w:tl2br w:val="nil"/>
               <w:tr2bl w:val="nil"/>
             </w:tcBorders>
+            <w:shd w:val="clear" w:color="auto" w:fill="FFFFFF"/>
             <w:vAlign w:val="center"/>
           </w:tcPr>
           <w:p>
@@ -35325,12 +36517,16 @@
               <w:jc w:val="center"/>
               <w:rPr>
                 <w:rFonts w:hint="default" w:eastAsia="宋体"/>
+                <w:b w:val="0"/>
+                <w:color w:val="000000"/>
                 <w:lang w:val="en-US" w:eastAsia="zh-CN"/>
               </w:rPr>
             </w:pPr>
             <w:r>
               <w:rPr>
                 <w:rFonts w:hint="eastAsia"/>
+                <w:b w:val="0"/>
+                <w:color w:val="000000"/>
                 <w:lang w:val="en-US" w:eastAsia="zh-CN"/>
               </w:rPr>
               <w:t>异常率(%)</w:t>
@@ -35362,20 +36558,28 @@
           <w:tcPr>
             <w:tcW w:w="1047" w:type="pct"/>
             <w:tcBorders>
+              <w:top w:val="single" w:color="000000" w:sz="4" w:space="0"/>
               <w:tl2br w:val="nil"/>
               <w:tr2bl w:val="nil"/>
             </w:tcBorders>
-            <w:vAlign w:val="center"/>
-          </w:tcPr>
-          <w:p>
-            <w:pPr>
-              <w:pStyle w:val="40"/>
-              <w:spacing w:line="360" w:lineRule="auto"/>
-              <w:jc w:val="center"/>
+            <w:shd w:val="clear" w:color="auto" w:fill="FFFFFF"/>
+            <w:vAlign w:val="center"/>
+          </w:tcPr>
+          <w:p>
+            <w:pPr>
+              <w:pStyle w:val="40"/>
+              <w:spacing w:line="360" w:lineRule="auto"/>
+              <w:jc w:val="center"/>
+              <w:rPr>
+                <w:b w:val="0"/>
+                <w:color w:val="000000"/>
+              </w:rPr>
             </w:pPr>
             <w:r>
               <w:rPr>
                 <w:rFonts w:hint="eastAsia"/>
+                <w:b w:val="0"/>
+                <w:color w:val="000000"/>
                 <w:lang w:val="en-US" w:eastAsia="zh-CN"/>
               </w:rPr>
               <w:t>热门活动报名</w:t>
@@ -35386,9 +36590,11 @@
           <w:tcPr>
             <w:tcW w:w="814" w:type="pct"/>
             <w:tcBorders>
+              <w:top w:val="single" w:color="000000" w:sz="4" w:space="0"/>
               <w:tl2br w:val="nil"/>
               <w:tr2bl w:val="nil"/>
             </w:tcBorders>
+            <w:shd w:val="clear" w:color="auto" w:fill="FFFFFF"/>
             <w:vAlign w:val="center"/>
           </w:tcPr>
           <w:p>
@@ -35398,12 +36604,16 @@
               <w:jc w:val="center"/>
               <w:rPr>
                 <w:rFonts w:hint="default" w:eastAsia="宋体"/>
+                <w:b w:val="0"/>
+                <w:color w:val="000000"/>
                 <w:lang w:val="en-US" w:eastAsia="zh-CN"/>
               </w:rPr>
             </w:pPr>
             <w:r>
               <w:rPr>
                 <w:rFonts w:hint="eastAsia"/>
+                <w:b w:val="0"/>
+                <w:color w:val="000000"/>
                 <w:lang w:val="en-US" w:eastAsia="zh-CN"/>
               </w:rPr>
               <w:t>500</w:t>
@@ -35414,9 +36624,11 @@
           <w:tcPr>
             <w:tcW w:w="1107" w:type="pct"/>
             <w:tcBorders>
+              <w:top w:val="single" w:color="000000" w:sz="4" w:space="0"/>
               <w:tl2br w:val="nil"/>
               <w:tr2bl w:val="nil"/>
             </w:tcBorders>
+            <w:shd w:val="clear" w:color="auto" w:fill="FFFFFF"/>
             <w:vAlign w:val="center"/>
           </w:tcPr>
           <w:p>
@@ -35426,11 +36638,15 @@
               <w:jc w:val="center"/>
               <w:rPr>
                 <w:rFonts w:hint="eastAsia"/>
+                <w:b w:val="0"/>
+                <w:color w:val="000000"/>
               </w:rPr>
             </w:pPr>
             <w:r>
               <w:rPr>
                 <w:rFonts w:hint="eastAsia"/>
+                <w:b w:val="0"/>
+                <w:color w:val="000000"/>
               </w:rPr>
               <w:t>312</w:t>
             </w:r>
@@ -35440,20 +36656,28 @@
           <w:tcPr>
             <w:tcW w:w="943" w:type="pct"/>
             <w:tcBorders>
+              <w:top w:val="single" w:color="000000" w:sz="4" w:space="0"/>
               <w:tl2br w:val="nil"/>
               <w:tr2bl w:val="nil"/>
             </w:tcBorders>
-            <w:vAlign w:val="center"/>
-          </w:tcPr>
-          <w:p>
-            <w:pPr>
-              <w:pStyle w:val="40"/>
-              <w:spacing w:line="360" w:lineRule="auto"/>
-              <w:jc w:val="center"/>
+            <w:shd w:val="clear" w:color="auto" w:fill="FFFFFF"/>
+            <w:vAlign w:val="center"/>
+          </w:tcPr>
+          <w:p>
+            <w:pPr>
+              <w:pStyle w:val="40"/>
+              <w:spacing w:line="360" w:lineRule="auto"/>
+              <w:jc w:val="center"/>
+              <w:rPr>
+                <w:b w:val="0"/>
+                <w:color w:val="000000"/>
+              </w:rPr>
             </w:pPr>
             <w:r>
               <w:rPr>
                 <w:rFonts w:hint="eastAsia"/>
+                <w:b w:val="0"/>
+                <w:color w:val="000000"/>
                 <w:lang w:val="en-US" w:eastAsia="zh-CN"/>
               </w:rPr>
               <w:t>328</w:t>
@@ -35464,9 +36688,11 @@
           <w:tcPr>
             <w:tcW w:w="1087" w:type="pct"/>
             <w:tcBorders>
+              <w:top w:val="single" w:color="000000" w:sz="4" w:space="0"/>
               <w:tl2br w:val="nil"/>
               <w:tr2bl w:val="nil"/>
             </w:tcBorders>
+            <w:shd w:val="clear" w:color="auto" w:fill="FFFFFF"/>
             <w:vAlign w:val="center"/>
           </w:tcPr>
           <w:p>
@@ -35476,12 +36702,16 @@
               <w:jc w:val="center"/>
               <w:rPr>
                 <w:rFonts w:hint="eastAsia" w:ascii="Times New Roman" w:hAnsi="Times New Roman" w:eastAsia="宋体"/>
+                <w:b w:val="0"/>
+                <w:color w:val="000000"/>
                 <w:lang w:val="en-US" w:eastAsia="zh-CN"/>
               </w:rPr>
             </w:pPr>
             <w:r>
               <w:rPr>
                 <w:rFonts w:hint="eastAsia"/>
+                <w:b w:val="0"/>
+                <w:color w:val="000000"/>
                 <w:lang w:val="en-US" w:eastAsia="zh-CN"/>
               </w:rPr>
               <w:t>0</w:t>
@@ -35516,6 +36746,7 @@
               <w:tl2br w:val="nil"/>
               <w:tr2bl w:val="nil"/>
             </w:tcBorders>
+            <w:shd w:val="clear" w:color="auto" w:fill="FFFFFF"/>
             <w:vAlign w:val="center"/>
           </w:tcPr>
           <w:p>
@@ -35528,12 +36759,16 @@
               <w:jc w:val="center"/>
               <w:rPr>
                 <w:rFonts w:hint="eastAsia"/>
+                <w:b w:val="0"/>
+                <w:color w:val="000000"/>
                 <w:lang w:val="en-US" w:eastAsia="zh-CN"/>
               </w:rPr>
             </w:pPr>
             <w:r>
               <w:rPr>
                 <w:rFonts w:hint="eastAsia"/>
+                <w:b w:val="0"/>
+                <w:color w:val="000000"/>
                 <w:lang w:val="en-US" w:eastAsia="zh-CN"/>
               </w:rPr>
               <w:t>活动列表检索</w:t>
@@ -35547,6 +36782,7 @@
               <w:tl2br w:val="nil"/>
               <w:tr2bl w:val="nil"/>
             </w:tcBorders>
+            <w:shd w:val="clear" w:color="auto" w:fill="FFFFFF"/>
             <w:vAlign w:val="center"/>
           </w:tcPr>
           <w:p>
@@ -35556,12 +36792,16 @@
               <w:jc w:val="center"/>
               <w:rPr>
                 <w:rFonts w:hint="default"/>
+                <w:b w:val="0"/>
+                <w:color w:val="000000"/>
                 <w:lang w:val="en-US" w:eastAsia="zh-CN"/>
               </w:rPr>
             </w:pPr>
             <w:r>
               <w:rPr>
                 <w:rFonts w:hint="eastAsia"/>
+                <w:b w:val="0"/>
+                <w:color w:val="000000"/>
                 <w:lang w:val="en-US" w:eastAsia="zh-CN"/>
               </w:rPr>
               <w:t>500</w:t>
@@ -35575,6 +36815,7 @@
               <w:tl2br w:val="nil"/>
               <w:tr2bl w:val="nil"/>
             </w:tcBorders>
+            <w:shd w:val="clear" w:color="auto" w:fill="FFFFFF"/>
             <w:vAlign w:val="center"/>
           </w:tcPr>
           <w:p>
@@ -35584,12 +36825,16 @@
               <w:jc w:val="center"/>
               <w:rPr>
                 <w:rFonts w:hint="default" w:eastAsia="宋体"/>
+                <w:b w:val="0"/>
+                <w:color w:val="000000"/>
                 <w:lang w:val="en-US" w:eastAsia="zh-CN"/>
               </w:rPr>
             </w:pPr>
             <w:r>
               <w:rPr>
                 <w:rFonts w:hint="eastAsia"/>
+                <w:b w:val="0"/>
+                <w:color w:val="000000"/>
                 <w:lang w:val="en-US" w:eastAsia="zh-CN"/>
               </w:rPr>
               <w:t>250</w:t>
@@ -35603,6 +36848,7 @@
               <w:tl2br w:val="nil"/>
               <w:tr2bl w:val="nil"/>
             </w:tcBorders>
+            <w:shd w:val="clear" w:color="auto" w:fill="FFFFFF"/>
             <w:vAlign w:val="center"/>
           </w:tcPr>
           <w:p>
@@ -35612,12 +36858,16 @@
               <w:jc w:val="center"/>
               <w:rPr>
                 <w:rFonts w:hint="default"/>
+                <w:b w:val="0"/>
+                <w:color w:val="000000"/>
                 <w:lang w:val="en-US" w:eastAsia="zh-CN"/>
               </w:rPr>
             </w:pPr>
             <w:r>
               <w:rPr>
                 <w:rFonts w:hint="eastAsia"/>
+                <w:b w:val="0"/>
+                <w:color w:val="000000"/>
                 <w:lang w:val="en-US" w:eastAsia="zh-CN"/>
               </w:rPr>
               <w:t>206</w:t>
@@ -35631,6 +36881,7 @@
               <w:tl2br w:val="nil"/>
               <w:tr2bl w:val="nil"/>
             </w:tcBorders>
+            <w:shd w:val="clear" w:color="auto" w:fill="FFFFFF"/>
             <w:vAlign w:val="center"/>
           </w:tcPr>
           <w:p>
@@ -35640,12 +36891,16 @@
               <w:jc w:val="center"/>
               <w:rPr>
                 <w:rFonts w:hint="default"/>
+                <w:b w:val="0"/>
+                <w:color w:val="000000"/>
                 <w:lang w:val="en-US" w:eastAsia="zh-CN"/>
               </w:rPr>
             </w:pPr>
             <w:r>
               <w:rPr>
                 <w:rFonts w:hint="eastAsia"/>
+                <w:b w:val="0"/>
+                <w:color w:val="000000"/>
                 <w:lang w:val="en-US" w:eastAsia="zh-CN"/>
               </w:rPr>
               <w:t>0</w:t>
@@ -35680,6 +36935,7 @@
               <w:tl2br w:val="nil"/>
               <w:tr2bl w:val="nil"/>
             </w:tcBorders>
+            <w:shd w:val="clear" w:color="auto" w:fill="FFFFFF"/>
             <w:vAlign w:val="center"/>
           </w:tcPr>
           <w:p>
@@ -35689,12 +36945,16 @@
               <w:jc w:val="center"/>
               <w:rPr>
                 <w:rFonts w:hint="eastAsia"/>
+                <w:b w:val="0"/>
+                <w:color w:val="000000"/>
                 <w:lang w:val="en-US" w:eastAsia="zh-CN"/>
               </w:rPr>
             </w:pPr>
             <w:r>
               <w:rPr>
                 <w:rFonts w:hint="eastAsia"/>
+                <w:b w:val="0"/>
+                <w:color w:val="000000"/>
                 <w:lang w:val="en-US" w:eastAsia="zh-CN"/>
               </w:rPr>
               <w:t>现场扫码签到</w:t>
@@ -35708,6 +36968,7 @@
               <w:tl2br w:val="nil"/>
               <w:tr2bl w:val="nil"/>
             </w:tcBorders>
+            <w:shd w:val="clear" w:color="auto" w:fill="FFFFFF"/>
             <w:vAlign w:val="center"/>
           </w:tcPr>
           <w:p>
@@ -35717,12 +36978,16 @@
               <w:jc w:val="center"/>
               <w:rPr>
                 <w:rFonts w:hint="default"/>
+                <w:b w:val="0"/>
+                <w:color w:val="000000"/>
                 <w:lang w:val="en-US" w:eastAsia="zh-CN"/>
               </w:rPr>
             </w:pPr>
             <w:r>
               <w:rPr>
                 <w:rFonts w:hint="eastAsia"/>
+                <w:b w:val="0"/>
+                <w:color w:val="000000"/>
                 <w:lang w:val="en-US" w:eastAsia="zh-CN"/>
               </w:rPr>
               <w:t>300</w:t>
@@ -35736,6 +37001,7 @@
               <w:tl2br w:val="nil"/>
               <w:tr2bl w:val="nil"/>
             </w:tcBorders>
+            <w:shd w:val="clear" w:color="auto" w:fill="FFFFFF"/>
             <w:vAlign w:val="center"/>
           </w:tcPr>
           <w:p>
@@ -35745,12 +37011,16 @@
               <w:jc w:val="center"/>
               <w:rPr>
                 <w:rFonts w:hint="default" w:eastAsia="宋体"/>
+                <w:b w:val="0"/>
+                <w:color w:val="000000"/>
                 <w:lang w:val="en-US" w:eastAsia="zh-CN"/>
               </w:rPr>
             </w:pPr>
             <w:r>
               <w:rPr>
                 <w:rFonts w:hint="eastAsia"/>
+                <w:b w:val="0"/>
+                <w:color w:val="000000"/>
                 <w:lang w:val="en-US" w:eastAsia="zh-CN"/>
               </w:rPr>
               <w:t>120</w:t>
@@ -35764,6 +37034,7 @@
               <w:tl2br w:val="nil"/>
               <w:tr2bl w:val="nil"/>
             </w:tcBorders>
+            <w:shd w:val="clear" w:color="auto" w:fill="FFFFFF"/>
             <w:vAlign w:val="center"/>
           </w:tcPr>
           <w:p>
@@ -35773,12 +37044,16 @@
               <w:jc w:val="center"/>
               <w:rPr>
                 <w:rFonts w:hint="default"/>
+                <w:b w:val="0"/>
+                <w:color w:val="000000"/>
                 <w:lang w:val="en-US" w:eastAsia="zh-CN"/>
               </w:rPr>
             </w:pPr>
             <w:r>
               <w:rPr>
                 <w:rFonts w:hint="eastAsia"/>
+                <w:b w:val="0"/>
+                <w:color w:val="000000"/>
                 <w:lang w:val="en-US" w:eastAsia="zh-CN"/>
               </w:rPr>
               <w:t>280</w:t>
@@ -35792,6 +37067,7 @@
               <w:tl2br w:val="nil"/>
               <w:tr2bl w:val="nil"/>
             </w:tcBorders>
+            <w:shd w:val="clear" w:color="auto" w:fill="FFFFFF"/>
             <w:vAlign w:val="center"/>
           </w:tcPr>
           <w:p>
@@ -35801,12 +37077,16 @@
               <w:jc w:val="center"/>
               <w:rPr>
                 <w:rFonts w:hint="default"/>
+                <w:b w:val="0"/>
+                <w:color w:val="000000"/>
                 <w:lang w:val="en-US" w:eastAsia="zh-CN"/>
               </w:rPr>
             </w:pPr>
             <w:r>
               <w:rPr>
                 <w:rFonts w:hint="eastAsia"/>
+                <w:b w:val="0"/>
+                <w:color w:val="000000"/>
                 <w:lang w:val="en-US" w:eastAsia="zh-CN"/>
               </w:rPr>
               <w:t>0</w:t>
@@ -35947,9 +37227,11 @@
           <w:tcPr>
             <w:tcW w:w="1290" w:type="pct"/>
             <w:tcBorders>
+              <w:bottom w:val="single" w:color="000000" w:sz="4" w:space="0"/>
               <w:tl2br w:val="nil"/>
               <w:tr2bl w:val="nil"/>
             </w:tcBorders>
+            <w:shd w:val="clear" w:color="auto" w:fill="FFFFFF"/>
             <w:vAlign w:val="center"/>
           </w:tcPr>
           <w:p>
@@ -35959,12 +37241,16 @@
               <w:jc w:val="center"/>
               <w:rPr>
                 <w:rFonts w:hint="default" w:eastAsia="宋体"/>
+                <w:b w:val="0"/>
+                <w:color w:val="000000"/>
                 <w:lang w:val="en-US" w:eastAsia="zh-CN"/>
               </w:rPr>
             </w:pPr>
             <w:r>
               <w:rPr>
                 <w:rFonts w:hint="eastAsia"/>
+                <w:b w:val="0"/>
+                <w:color w:val="000000"/>
                 <w:lang w:val="en-US" w:eastAsia="zh-CN"/>
               </w:rPr>
               <w:t>测试维度</w:t>
@@ -35975,9 +37261,11 @@
           <w:tcPr>
             <w:tcW w:w="823" w:type="pct"/>
             <w:tcBorders>
+              <w:bottom w:val="single" w:color="000000" w:sz="4" w:space="0"/>
               <w:tl2br w:val="nil"/>
               <w:tr2bl w:val="nil"/>
             </w:tcBorders>
+            <w:shd w:val="clear" w:color="auto" w:fill="FFFFFF"/>
             <w:vAlign w:val="center"/>
           </w:tcPr>
           <w:p>
@@ -35987,12 +37275,16 @@
               <w:jc w:val="center"/>
               <w:rPr>
                 <w:rFonts w:hint="default" w:eastAsia="宋体"/>
+                <w:b w:val="0"/>
+                <w:color w:val="000000"/>
                 <w:lang w:val="en-US" w:eastAsia="zh-CN"/>
               </w:rPr>
             </w:pPr>
             <w:r>
               <w:rPr>
                 <w:rFonts w:hint="eastAsia"/>
+                <w:b w:val="0"/>
+                <w:color w:val="000000"/>
                 <w:lang w:val="en-US" w:eastAsia="zh-CN"/>
               </w:rPr>
               <w:t>测试项</w:t>
@@ -36003,9 +37295,11 @@
           <w:tcPr>
             <w:tcW w:w="1376" w:type="pct"/>
             <w:tcBorders>
+              <w:bottom w:val="single" w:color="000000" w:sz="4" w:space="0"/>
               <w:tl2br w:val="nil"/>
               <w:tr2bl w:val="nil"/>
             </w:tcBorders>
+            <w:shd w:val="clear" w:color="auto" w:fill="FFFFFF"/>
             <w:vAlign w:val="center"/>
           </w:tcPr>
           <w:p>
@@ -36015,15 +37309,19 @@
               <w:jc w:val="center"/>
               <w:rPr>
                 <w:rFonts w:hint="default" w:eastAsia="宋体"/>
+                <w:b w:val="0"/>
+                <w:color w:val="000000"/>
                 <w:lang w:val="en-US" w:eastAsia="zh-CN"/>
               </w:rPr>
             </w:pPr>
             <w:r>
               <w:rPr>
-                <w:rFonts w:hint="default" w:eastAsia="宋体"/>
+                <w:rFonts w:hint="eastAsia"/>
+                <w:b w:val="0"/>
+                <w:color w:val="000000"/>
                 <w:lang w:val="en-US" w:eastAsia="zh-CN"/>
               </w:rPr>
-              <w:t>覆盖范围</w:t>
+              <w:t>测试版本</w:t>
             </w:r>
           </w:p>
         </w:tc>
@@ -36031,9 +37329,11 @@
           <w:tcPr>
             <w:tcW w:w="1509" w:type="pct"/>
             <w:tcBorders>
+              <w:bottom w:val="single" w:color="000000" w:sz="4" w:space="0"/>
               <w:tl2br w:val="nil"/>
               <w:tr2bl w:val="nil"/>
             </w:tcBorders>
+            <w:shd w:val="clear" w:color="auto" w:fill="FFFFFF"/>
             <w:vAlign w:val="center"/>
           </w:tcPr>
           <w:p>
@@ -36043,12 +37343,16 @@
               <w:jc w:val="center"/>
               <w:rPr>
                 <w:rFonts w:hint="default" w:eastAsia="宋体"/>
+                <w:b w:val="0"/>
+                <w:color w:val="000000"/>
                 <w:lang w:val="en-US" w:eastAsia="zh-CN"/>
               </w:rPr>
             </w:pPr>
             <w:r>
               <w:rPr>
                 <w:rFonts w:hint="eastAsia"/>
+                <w:b w:val="0"/>
+                <w:color w:val="000000"/>
                 <w:lang w:val="en-US" w:eastAsia="zh-CN"/>
               </w:rPr>
               <w:t>适配表现</w:t>
@@ -36080,20 +37384,28 @@
           <w:tcPr>
             <w:tcW w:w="1290" w:type="pct"/>
             <w:tcBorders>
+              <w:top w:val="single" w:color="000000" w:sz="4" w:space="0"/>
               <w:tl2br w:val="nil"/>
               <w:tr2bl w:val="nil"/>
             </w:tcBorders>
-            <w:vAlign w:val="center"/>
-          </w:tcPr>
-          <w:p>
-            <w:pPr>
-              <w:pStyle w:val="40"/>
-              <w:spacing w:line="360" w:lineRule="auto"/>
-              <w:jc w:val="center"/>
+            <w:shd w:val="clear" w:color="auto" w:fill="FFFFFF"/>
+            <w:vAlign w:val="center"/>
+          </w:tcPr>
+          <w:p>
+            <w:pPr>
+              <w:pStyle w:val="40"/>
+              <w:spacing w:line="360" w:lineRule="auto"/>
+              <w:jc w:val="center"/>
+              <w:rPr>
+                <w:b w:val="0"/>
+                <w:color w:val="000000"/>
+              </w:rPr>
             </w:pPr>
             <w:r>
               <w:rPr>
                 <w:rFonts w:hint="eastAsia"/>
+                <w:b w:val="0"/>
+                <w:color w:val="000000"/>
                 <w:lang w:val="en-US" w:eastAsia="zh-CN"/>
               </w:rPr>
               <w:t>操作系统</w:t>
@@ -36104,9 +37416,11 @@
           <w:tcPr>
             <w:tcW w:w="823" w:type="pct"/>
             <w:tcBorders>
+              <w:top w:val="single" w:color="000000" w:sz="4" w:space="0"/>
               <w:tl2br w:val="nil"/>
               <w:tr2bl w:val="nil"/>
             </w:tcBorders>
+            <w:shd w:val="clear" w:color="auto" w:fill="FFFFFF"/>
             <w:vAlign w:val="center"/>
           </w:tcPr>
           <w:p>
@@ -36116,12 +37430,16 @@
               <w:jc w:val="center"/>
               <w:rPr>
                 <w:rFonts w:hint="default" w:eastAsia="宋体"/>
+                <w:b w:val="0"/>
+                <w:color w:val="000000"/>
                 <w:lang w:val="en-US" w:eastAsia="zh-CN"/>
               </w:rPr>
             </w:pPr>
             <w:r>
               <w:rPr>
                 <w:rFonts w:hint="eastAsia"/>
+                <w:b w:val="0"/>
+                <w:color w:val="000000"/>
                 <w:lang w:val="en-US" w:eastAsia="zh-CN"/>
               </w:rPr>
               <w:t>Android 端</w:t>
@@ -36132,9 +37450,11 @@
           <w:tcPr>
             <w:tcW w:w="1376" w:type="pct"/>
             <w:tcBorders>
+              <w:top w:val="single" w:color="000000" w:sz="4" w:space="0"/>
               <w:tl2br w:val="nil"/>
               <w:tr2bl w:val="nil"/>
             </w:tcBorders>
+            <w:shd w:val="clear" w:color="auto" w:fill="FFFFFF"/>
             <w:vAlign w:val="center"/>
           </w:tcPr>
           <w:p>
@@ -36144,13 +37464,34 @@
               <w:jc w:val="center"/>
               <w:rPr>
                 <w:rFonts w:hint="eastAsia"/>
+                <w:b w:val="0"/>
+                <w:color w:val="000000"/>
               </w:rPr>
             </w:pPr>
             <w:r>
               <w:rPr>
                 <w:rFonts w:hint="eastAsia"/>
-              </w:rPr>
-              <w:t>Android 10.0 ~ 14.0</w:t>
+                <w:b w:val="0"/>
+                <w:color w:val="000000"/>
+              </w:rPr>
+              <w:t>Android 1</w:t>
+            </w:r>
+            <w:r>
+              <w:rPr>
+                <w:rFonts w:hint="eastAsia"/>
+                <w:b w:val="0"/>
+                <w:color w:val="000000"/>
+                <w:lang w:val="en-US" w:eastAsia="zh-CN"/>
+              </w:rPr>
+              <w:t>6</w:t>
+            </w:r>
+            <w:r>
+              <w:rPr>
+                <w:rFonts w:hint="eastAsia"/>
+                <w:b w:val="0"/>
+                <w:color w:val="000000"/>
+              </w:rPr>
+              <w:t>.0</w:t>
             </w:r>
           </w:p>
         </w:tc>
@@ -36158,20 +37499,28 @@
           <w:tcPr>
             <w:tcW w:w="1509" w:type="pct"/>
             <w:tcBorders>
+              <w:top w:val="single" w:color="000000" w:sz="4" w:space="0"/>
               <w:tl2br w:val="nil"/>
               <w:tr2bl w:val="nil"/>
             </w:tcBorders>
-            <w:vAlign w:val="center"/>
-          </w:tcPr>
-          <w:p>
-            <w:pPr>
-              <w:pStyle w:val="40"/>
-              <w:spacing w:line="360" w:lineRule="auto"/>
-              <w:jc w:val="center"/>
+            <w:shd w:val="clear" w:color="auto" w:fill="FFFFFF"/>
+            <w:vAlign w:val="center"/>
+          </w:tcPr>
+          <w:p>
+            <w:pPr>
+              <w:pStyle w:val="40"/>
+              <w:spacing w:line="360" w:lineRule="auto"/>
+              <w:jc w:val="center"/>
+              <w:rPr>
+                <w:b w:val="0"/>
+                <w:color w:val="000000"/>
+              </w:rPr>
             </w:pPr>
             <w:r>
               <w:rPr>
                 <w:rFonts w:hint="eastAsia"/>
+                <w:b w:val="0"/>
+                <w:color w:val="000000"/>
                 <w:lang w:val="en-US" w:eastAsia="zh-CN"/>
               </w:rPr>
               <w:t>布局正常，扫码组件灵敏</w:t>
@@ -36206,6 +37555,7 @@
               <w:tl2br w:val="nil"/>
               <w:tr2bl w:val="nil"/>
             </w:tcBorders>
+            <w:shd w:val="clear" w:color="auto" w:fill="FFFFFF"/>
             <w:vAlign w:val="center"/>
           </w:tcPr>
           <w:p>
@@ -36218,12 +37568,16 @@
               <w:jc w:val="center"/>
               <w:rPr>
                 <w:rFonts w:hint="eastAsia"/>
+                <w:b w:val="0"/>
+                <w:color w:val="000000"/>
                 <w:lang w:val="en-US" w:eastAsia="zh-CN"/>
               </w:rPr>
             </w:pPr>
             <w:r>
               <w:rPr>
                 <w:rFonts w:hint="eastAsia"/>
+                <w:b w:val="0"/>
+                <w:color w:val="000000"/>
                 <w:lang w:val="en-US" w:eastAsia="zh-CN"/>
               </w:rPr>
               <w:t>操作系统</w:t>
@@ -36237,6 +37591,7 @@
               <w:tl2br w:val="nil"/>
               <w:tr2bl w:val="nil"/>
             </w:tcBorders>
+            <w:shd w:val="clear" w:color="auto" w:fill="FFFFFF"/>
             <w:vAlign w:val="center"/>
           </w:tcPr>
           <w:p>
@@ -36246,12 +37601,16 @@
               <w:jc w:val="center"/>
               <w:rPr>
                 <w:rFonts w:hint="default"/>
+                <w:b w:val="0"/>
+                <w:color w:val="000000"/>
                 <w:lang w:val="en-US" w:eastAsia="zh-CN"/>
               </w:rPr>
             </w:pPr>
             <w:r>
               <w:rPr>
                 <w:rFonts w:hint="default"/>
+                <w:b w:val="0"/>
+                <w:color w:val="000000"/>
                 <w:lang w:val="en-US" w:eastAsia="zh-CN"/>
               </w:rPr>
               <w:t>iOS 端</w:t>
@@ -36265,6 +37624,7 @@
               <w:tl2br w:val="nil"/>
               <w:tr2bl w:val="nil"/>
             </w:tcBorders>
+            <w:shd w:val="clear" w:color="auto" w:fill="FFFFFF"/>
             <w:vAlign w:val="center"/>
           </w:tcPr>
           <w:p>
@@ -36274,15 +37634,37 @@
               <w:jc w:val="center"/>
               <w:rPr>
                 <w:rFonts w:hint="default" w:eastAsia="宋体"/>
+                <w:b w:val="0"/>
+                <w:color w:val="000000"/>
                 <w:lang w:val="en-US" w:eastAsia="zh-CN"/>
               </w:rPr>
             </w:pPr>
             <w:r>
               <w:rPr>
                 <w:rFonts w:hint="default" w:eastAsia="宋体"/>
+                <w:b w:val="0"/>
+                <w:color w:val="000000"/>
                 <w:lang w:val="en-US" w:eastAsia="zh-CN"/>
               </w:rPr>
-              <w:t>iOS 15.0 ~ 17.0</w:t>
+              <w:t>iOS 1</w:t>
+            </w:r>
+            <w:r>
+              <w:rPr>
+                <w:rFonts w:hint="eastAsia"/>
+                <w:b w:val="0"/>
+                <w:color w:val="000000"/>
+                <w:lang w:val="en-US" w:eastAsia="zh-CN"/>
+              </w:rPr>
+              <w:t>8</w:t>
+            </w:r>
+            <w:r>
+              <w:rPr>
+                <w:rFonts w:hint="default" w:eastAsia="宋体"/>
+                <w:b w:val="0"/>
+                <w:color w:val="000000"/>
+                <w:lang w:val="en-US" w:eastAsia="zh-CN"/>
+              </w:rPr>
+              <w:t>.0</w:t>
             </w:r>
           </w:p>
         </w:tc>
@@ -36293,6 +37675,7 @@
               <w:tl2br w:val="nil"/>
               <w:tr2bl w:val="nil"/>
             </w:tcBorders>
+            <w:shd w:val="clear" w:color="auto" w:fill="FFFFFF"/>
             <w:vAlign w:val="center"/>
           </w:tcPr>
           <w:p>
@@ -36302,12 +37685,16 @@
               <w:jc w:val="center"/>
               <w:rPr>
                 <w:rFonts w:hint="default"/>
+                <w:b w:val="0"/>
+                <w:color w:val="000000"/>
                 <w:lang w:val="en-US" w:eastAsia="zh-CN"/>
               </w:rPr>
             </w:pPr>
             <w:r>
               <w:rPr>
                 <w:rFonts w:hint="eastAsia"/>
+                <w:b w:val="0"/>
+                <w:color w:val="000000"/>
                 <w:lang w:val="en-US" w:eastAsia="zh-CN"/>
               </w:rPr>
               <w:t>渲染流畅，触控响应精准</w:t>
@@ -36342,6 +37729,7 @@
               <w:tl2br w:val="nil"/>
               <w:tr2bl w:val="nil"/>
             </w:tcBorders>
+            <w:shd w:val="clear" w:color="auto" w:fill="FFFFFF"/>
             <w:vAlign w:val="center"/>
           </w:tcPr>
           <w:p>
@@ -36351,12 +37739,16 @@
               <w:jc w:val="center"/>
               <w:rPr>
                 <w:rFonts w:hint="default"/>
+                <w:b w:val="0"/>
+                <w:color w:val="000000"/>
                 <w:lang w:val="en-US" w:eastAsia="zh-CN"/>
               </w:rPr>
             </w:pPr>
             <w:r>
               <w:rPr>
                 <w:rFonts w:hint="eastAsia"/>
+                <w:b w:val="0"/>
+                <w:color w:val="000000"/>
                 <w:lang w:val="en-US" w:eastAsia="zh-CN"/>
               </w:rPr>
               <w:t>微信客户端</w:t>
@@ -36370,6 +37762,7 @@
               <w:tl2br w:val="nil"/>
               <w:tr2bl w:val="nil"/>
             </w:tcBorders>
+            <w:shd w:val="clear" w:color="auto" w:fill="FFFFFF"/>
             <w:vAlign w:val="center"/>
           </w:tcPr>
           <w:p>
@@ -36379,12 +37772,16 @@
               <w:jc w:val="center"/>
               <w:rPr>
                 <w:rFonts w:hint="default"/>
+                <w:b w:val="0"/>
+                <w:color w:val="000000"/>
                 <w:lang w:val="en-US" w:eastAsia="zh-CN"/>
               </w:rPr>
             </w:pPr>
             <w:r>
               <w:rPr>
                 <w:rFonts w:hint="eastAsia"/>
+                <w:b w:val="0"/>
+                <w:color w:val="000000"/>
                 <w:lang w:val="en-US" w:eastAsia="zh-CN"/>
               </w:rPr>
               <w:t>300</w:t>
@@ -36398,6 +37795,7 @@
               <w:tl2br w:val="nil"/>
               <w:tr2bl w:val="nil"/>
             </w:tcBorders>
+            <w:shd w:val="clear" w:color="auto" w:fill="FFFFFF"/>
             <w:vAlign w:val="center"/>
           </w:tcPr>
           <w:p>
@@ -36407,12 +37805,16 @@
               <w:jc w:val="center"/>
               <w:rPr>
                 <w:rFonts w:hint="default" w:eastAsia="宋体"/>
+                <w:b w:val="0"/>
+                <w:color w:val="000000"/>
                 <w:lang w:val="en-US" w:eastAsia="zh-CN"/>
               </w:rPr>
             </w:pPr>
             <w:r>
               <w:rPr>
                 <w:rFonts w:hint="default" w:eastAsia="宋体"/>
+                <w:b w:val="0"/>
+                <w:color w:val="000000"/>
                 <w:lang w:val="en-US" w:eastAsia="zh-CN"/>
               </w:rPr>
               <w:t>WeChat 8.0.</w:t>
@@ -36420,16 +37822,11 @@
             <w:r>
               <w:rPr>
                 <w:rFonts w:hint="eastAsia"/>
+                <w:b w:val="0"/>
+                <w:color w:val="000000"/>
                 <w:lang w:val="en-US" w:eastAsia="zh-CN"/>
               </w:rPr>
-              <w:t>3</w:t>
-            </w:r>
-            <w:r>
-              <w:rPr>
-                <w:rFonts w:hint="default" w:eastAsia="宋体"/>
-                <w:lang w:val="en-US" w:eastAsia="zh-CN"/>
-              </w:rPr>
-              <w:t>及以上</w:t>
+              <w:t>50</w:t>
             </w:r>
           </w:p>
         </w:tc>
@@ -36440,6 +37837,7 @@
               <w:tl2br w:val="nil"/>
               <w:tr2bl w:val="nil"/>
             </w:tcBorders>
+            <w:shd w:val="clear" w:color="auto" w:fill="FFFFFF"/>
             <w:vAlign w:val="center"/>
           </w:tcPr>
           <w:p>
@@ -36449,12 +37847,16 @@
               <w:jc w:val="center"/>
               <w:rPr>
                 <w:rFonts w:hint="default"/>
+                <w:b w:val="0"/>
+                <w:color w:val="000000"/>
                 <w:lang w:val="en-US" w:eastAsia="zh-CN"/>
               </w:rPr>
             </w:pPr>
             <w:r>
               <w:rPr>
                 <w:rFonts w:hint="default"/>
+                <w:b w:val="0"/>
+                <w:color w:val="000000"/>
                 <w:lang w:val="en-US" w:eastAsia="zh-CN"/>
               </w:rPr>
               <w:t>API 调用正常，无功能缺失</w:t>
@@ -36489,6 +37891,7 @@
               <w:tl2br w:val="nil"/>
               <w:tr2bl w:val="nil"/>
             </w:tcBorders>
+            <w:shd w:val="clear" w:color="auto" w:fill="FFFFFF"/>
             <w:vAlign w:val="center"/>
           </w:tcPr>
           <w:p>
@@ -36498,12 +37901,16 @@
               <w:jc w:val="center"/>
               <w:rPr>
                 <w:rFonts w:hint="eastAsia"/>
+                <w:b w:val="0"/>
+                <w:color w:val="000000"/>
                 <w:lang w:val="en-US" w:eastAsia="zh-CN"/>
               </w:rPr>
             </w:pPr>
             <w:r>
               <w:rPr>
                 <w:rFonts w:hint="eastAsia"/>
+                <w:b w:val="0"/>
+                <w:color w:val="000000"/>
                 <w:lang w:val="en-US" w:eastAsia="zh-CN"/>
               </w:rPr>
               <w:t>物理屏幕</w:t>
@@ -36517,6 +37924,7 @@
               <w:tl2br w:val="nil"/>
               <w:tr2bl w:val="nil"/>
             </w:tcBorders>
+            <w:shd w:val="clear" w:color="auto" w:fill="FFFFFF"/>
             <w:vAlign w:val="center"/>
           </w:tcPr>
           <w:p>
@@ -36526,12 +37934,16 @@
               <w:jc w:val="center"/>
               <w:rPr>
                 <w:rFonts w:hint="eastAsia"/>
+                <w:b w:val="0"/>
+                <w:color w:val="000000"/>
                 <w:lang w:val="en-US" w:eastAsia="zh-CN"/>
               </w:rPr>
             </w:pPr>
             <w:r>
               <w:rPr>
                 <w:rFonts w:hint="eastAsia"/>
+                <w:b w:val="0"/>
+                <w:color w:val="000000"/>
                 <w:lang w:val="en-US" w:eastAsia="zh-CN"/>
               </w:rPr>
               <w:t>屏幕尺寸</w:t>
@@ -36545,6 +37957,7 @@
               <w:tl2br w:val="nil"/>
               <w:tr2bl w:val="nil"/>
             </w:tcBorders>
+            <w:shd w:val="clear" w:color="auto" w:fill="FFFFFF"/>
             <w:vAlign w:val="center"/>
           </w:tcPr>
           <w:p>
@@ -36554,15 +37967,19 @@
               <w:jc w:val="center"/>
               <w:rPr>
                 <w:rFonts w:hint="eastAsia"/>
+                <w:b w:val="0"/>
+                <w:color w:val="000000"/>
                 <w:lang w:val="en-US" w:eastAsia="zh-CN"/>
               </w:rPr>
             </w:pPr>
             <w:r>
               <w:rPr>
                 <w:rFonts w:hint="eastAsia"/>
+                <w:b w:val="0"/>
+                <w:color w:val="000000"/>
                 <w:lang w:val="en-US" w:eastAsia="zh-CN"/>
               </w:rPr>
-              <w:t>4.7 英寸 ~ 12.9 英寸</w:t>
+              <w:t>6.59 英寸</w:t>
             </w:r>
           </w:p>
         </w:tc>
@@ -36573,6 +37990,7 @@
               <w:tl2br w:val="nil"/>
               <w:tr2bl w:val="nil"/>
             </w:tcBorders>
+            <w:shd w:val="clear" w:color="auto" w:fill="FFFFFF"/>
             <w:vAlign w:val="center"/>
           </w:tcPr>
           <w:p>
@@ -36582,12 +38000,16 @@
               <w:jc w:val="center"/>
               <w:rPr>
                 <w:rFonts w:hint="eastAsia"/>
+                <w:b w:val="0"/>
+                <w:color w:val="000000"/>
                 <w:lang w:val="en-US" w:eastAsia="zh-CN"/>
               </w:rPr>
             </w:pPr>
             <w:r>
               <w:rPr>
                 <w:rFonts w:hint="eastAsia"/>
+                <w:b w:val="0"/>
+                <w:color w:val="000000"/>
                 <w:lang w:val="en-US" w:eastAsia="zh-CN"/>
               </w:rPr>
               <w:t>响应式排版，文字无重叠</w:t>
@@ -36657,7 +38079,21 @@
           <w:rFonts w:hint="default"/>
           <w:lang w:val="en-US" w:eastAsia="zh-CN"/>
         </w:rPr>
-        <w:t>安全测试旨在核查系统在数据传输、用户授权、权限隔离及恶意攻击防护等方面的防御能力。针对校园应用场景，重点测试了JWT令牌的有效性、越权访问风险以及基础的SQL注入防护</w:t>
+        <w:t>安全测试旨在核查系统在数据传输、用户授权</w:t>
+      </w:r>
+      <w:r>
+        <w:rPr>
+          <w:rFonts w:hint="eastAsia"/>
+          <w:lang w:val="en-US" w:eastAsia="zh-CN"/>
+        </w:rPr>
+        <w:t>及</w:t>
+      </w:r>
+      <w:r>
+        <w:rPr>
+          <w:rFonts w:hint="default"/>
+          <w:lang w:val="en-US" w:eastAsia="zh-CN"/>
+        </w:rPr>
+        <w:t>权限隔离防护等方面的防御能力。针对校园应用场景，重点测试了JWT令牌的有效性、越权访问风险</w:t>
       </w:r>
     </w:p>
     <w:p>
@@ -36717,13 +38153,21 @@
         </w:tblCellMar>
       </w:tblPr>
       <w:tblGrid>
-        <w:gridCol w:w="1437"/>
-        <w:gridCol w:w="1536"/>
-        <w:gridCol w:w="2088"/>
-        <w:gridCol w:w="2925"/>
+        <w:gridCol w:w="1005"/>
+        <w:gridCol w:w="1356"/>
+        <w:gridCol w:w="2976"/>
+        <w:gridCol w:w="2649"/>
       </w:tblGrid>
       <w:tr>
         <w:tblPrEx>
+          <w:tblBorders>
+            <w:top w:val="single" w:color="000000" w:sz="12" w:space="0"/>
+            <w:left w:val="none" w:color="auto" w:sz="0" w:space="0"/>
+            <w:bottom w:val="single" w:color="000000" w:sz="12" w:space="0"/>
+            <w:right w:val="none" w:color="auto" w:sz="0" w:space="0"/>
+            <w:insideH w:val="none" w:color="auto" w:sz="0" w:space="0"/>
+            <w:insideV w:val="none" w:color="auto" w:sz="0" w:space="0"/>
+          </w:tblBorders>
           <w:tblCellMar>
             <w:top w:w="0" w:type="dxa"/>
             <w:left w:w="10" w:type="dxa"/>
@@ -36736,11 +38180,13 @@
         </w:trPr>
         <w:tc>
           <w:tcPr>
-            <w:tcW w:w="899" w:type="pct"/>
-            <w:tcBorders>
+            <w:tcW w:w="629" w:type="pct"/>
+            <w:tcBorders>
+              <w:bottom w:val="single" w:color="000000" w:sz="4" w:space="0"/>
               <w:tl2br w:val="nil"/>
               <w:tr2bl w:val="nil"/>
             </w:tcBorders>
+            <w:shd w:val="clear" w:color="auto" w:fill="FFFFFF"/>
             <w:vAlign w:val="center"/>
           </w:tcPr>
           <w:p>
@@ -36750,12 +38196,16 @@
               <w:jc w:val="center"/>
               <w:rPr>
                 <w:rFonts w:hint="default" w:eastAsia="宋体"/>
+                <w:b w:val="0"/>
+                <w:color w:val="000000"/>
                 <w:lang w:val="en-US" w:eastAsia="zh-CN"/>
               </w:rPr>
             </w:pPr>
             <w:r>
               <w:rPr>
                 <w:rFonts w:hint="eastAsia"/>
+                <w:b w:val="0"/>
+                <w:color w:val="000000"/>
                 <w:lang w:val="en-US" w:eastAsia="zh-CN"/>
               </w:rPr>
               <w:t>维度</w:t>
@@ -36764,11 +38214,13 @@
         </w:tc>
         <w:tc>
           <w:tcPr>
-            <w:tcW w:w="961" w:type="pct"/>
-            <w:tcBorders>
+            <w:tcW w:w="848" w:type="pct"/>
+            <w:tcBorders>
+              <w:bottom w:val="single" w:color="000000" w:sz="4" w:space="0"/>
               <w:tl2br w:val="nil"/>
               <w:tr2bl w:val="nil"/>
             </w:tcBorders>
+            <w:shd w:val="clear" w:color="auto" w:fill="FFFFFF"/>
             <w:vAlign w:val="center"/>
           </w:tcPr>
           <w:p>
@@ -36778,12 +38230,16 @@
               <w:jc w:val="center"/>
               <w:rPr>
                 <w:rFonts w:hint="default" w:eastAsia="宋体"/>
+                <w:b w:val="0"/>
+                <w:color w:val="000000"/>
                 <w:lang w:val="en-US" w:eastAsia="zh-CN"/>
               </w:rPr>
             </w:pPr>
             <w:r>
               <w:rPr>
                 <w:rFonts w:hint="eastAsia"/>
+                <w:b w:val="0"/>
+                <w:color w:val="000000"/>
                 <w:lang w:val="en-US" w:eastAsia="zh-CN"/>
               </w:rPr>
               <w:t>测试项</w:t>
@@ -36792,11 +38248,13 @@
         </w:tc>
         <w:tc>
           <w:tcPr>
-            <w:tcW w:w="1307" w:type="pct"/>
-            <w:tcBorders>
+            <w:tcW w:w="1863" w:type="pct"/>
+            <w:tcBorders>
+              <w:bottom w:val="single" w:color="000000" w:sz="4" w:space="0"/>
               <w:tl2br w:val="nil"/>
               <w:tr2bl w:val="nil"/>
             </w:tcBorders>
+            <w:shd w:val="clear" w:color="auto" w:fill="FFFFFF"/>
             <w:vAlign w:val="center"/>
           </w:tcPr>
           <w:p>
@@ -36806,12 +38264,16 @@
               <w:jc w:val="center"/>
               <w:rPr>
                 <w:rFonts w:hint="default" w:eastAsia="宋体"/>
+                <w:b w:val="0"/>
+                <w:color w:val="000000"/>
                 <w:lang w:val="en-US" w:eastAsia="zh-CN"/>
               </w:rPr>
             </w:pPr>
             <w:r>
               <w:rPr>
                 <w:rFonts w:hint="default" w:eastAsia="宋体"/>
+                <w:b w:val="0"/>
+                <w:color w:val="000000"/>
                 <w:lang w:val="en-US" w:eastAsia="zh-CN"/>
               </w:rPr>
               <w:t>覆盖范围</w:t>
@@ -36820,11 +38282,13 @@
         </w:tc>
         <w:tc>
           <w:tcPr>
-            <w:tcW w:w="1831" w:type="pct"/>
-            <w:tcBorders>
+            <w:tcW w:w="1658" w:type="pct"/>
+            <w:tcBorders>
+              <w:bottom w:val="single" w:color="000000" w:sz="4" w:space="0"/>
               <w:tl2br w:val="nil"/>
               <w:tr2bl w:val="nil"/>
             </w:tcBorders>
+            <w:shd w:val="clear" w:color="auto" w:fill="FFFFFF"/>
             <w:vAlign w:val="center"/>
           </w:tcPr>
           <w:p>
@@ -36834,12 +38298,16 @@
               <w:jc w:val="center"/>
               <w:rPr>
                 <w:rFonts w:hint="default" w:eastAsia="宋体"/>
+                <w:b w:val="0"/>
+                <w:color w:val="000000"/>
                 <w:lang w:val="en-US" w:eastAsia="zh-CN"/>
               </w:rPr>
             </w:pPr>
             <w:r>
               <w:rPr>
                 <w:rFonts w:hint="eastAsia"/>
+                <w:b w:val="0"/>
+                <w:color w:val="000000"/>
                 <w:lang w:val="en-US" w:eastAsia="zh-CN"/>
               </w:rPr>
               <w:t>适配表现</w:t>
@@ -36869,22 +38337,30 @@
         </w:trPr>
         <w:tc>
           <w:tcPr>
-            <w:tcW w:w="899" w:type="pct"/>
-            <w:tcBorders>
+            <w:tcW w:w="629" w:type="pct"/>
+            <w:tcBorders>
+              <w:top w:val="single" w:color="000000" w:sz="4" w:space="0"/>
               <w:tl2br w:val="nil"/>
               <w:tr2bl w:val="nil"/>
             </w:tcBorders>
-            <w:vAlign w:val="center"/>
-          </w:tcPr>
-          <w:p>
-            <w:pPr>
-              <w:pStyle w:val="40"/>
-              <w:spacing w:line="360" w:lineRule="auto"/>
-              <w:jc w:val="center"/>
+            <w:shd w:val="clear" w:color="auto" w:fill="FFFFFF"/>
+            <w:vAlign w:val="center"/>
+          </w:tcPr>
+          <w:p>
+            <w:pPr>
+              <w:pStyle w:val="40"/>
+              <w:spacing w:line="360" w:lineRule="auto"/>
+              <w:jc w:val="center"/>
+              <w:rPr>
+                <w:b w:val="0"/>
+                <w:color w:val="000000"/>
+              </w:rPr>
             </w:pPr>
             <w:r>
               <w:rPr>
                 <w:rFonts w:hint="eastAsia"/>
+                <w:b w:val="0"/>
+                <w:color w:val="000000"/>
               </w:rPr>
               <w:t>身份认证</w:t>
             </w:r>
@@ -36892,11 +38368,13 @@
         </w:tc>
         <w:tc>
           <w:tcPr>
-            <w:tcW w:w="961" w:type="pct"/>
-            <w:tcBorders>
+            <w:tcW w:w="848" w:type="pct"/>
+            <w:tcBorders>
+              <w:top w:val="single" w:color="000000" w:sz="4" w:space="0"/>
               <w:tl2br w:val="nil"/>
               <w:tr2bl w:val="nil"/>
             </w:tcBorders>
+            <w:shd w:val="clear" w:color="auto" w:fill="FFFFFF"/>
             <w:vAlign w:val="center"/>
           </w:tcPr>
           <w:p>
@@ -36906,12 +38384,16 @@
               <w:jc w:val="center"/>
               <w:rPr>
                 <w:rFonts w:hint="default" w:eastAsia="宋体"/>
+                <w:b w:val="0"/>
+                <w:color w:val="000000"/>
                 <w:lang w:val="en-US" w:eastAsia="zh-CN"/>
               </w:rPr>
             </w:pPr>
             <w:r>
               <w:rPr>
                 <w:rFonts w:hint="default" w:eastAsia="宋体"/>
+                <w:b w:val="0"/>
+                <w:color w:val="000000"/>
                 <w:lang w:val="en-US" w:eastAsia="zh-CN"/>
               </w:rPr>
               <w:t>JWT 令牌防伪</w:t>
@@ -36920,11 +38402,13 @@
         </w:tc>
         <w:tc>
           <w:tcPr>
-            <w:tcW w:w="1307" w:type="pct"/>
-            <w:tcBorders>
+            <w:tcW w:w="1863" w:type="pct"/>
+            <w:tcBorders>
+              <w:top w:val="single" w:color="000000" w:sz="4" w:space="0"/>
               <w:tl2br w:val="nil"/>
               <w:tr2bl w:val="nil"/>
             </w:tcBorders>
+            <w:shd w:val="clear" w:color="auto" w:fill="FFFFFF"/>
             <w:vAlign w:val="center"/>
           </w:tcPr>
           <w:p>
@@ -36934,11 +38418,15 @@
               <w:jc w:val="center"/>
               <w:rPr>
                 <w:rFonts w:hint="eastAsia"/>
+                <w:b w:val="0"/>
+                <w:color w:val="000000"/>
               </w:rPr>
             </w:pPr>
             <w:r>
               <w:rPr>
                 <w:rFonts w:hint="eastAsia"/>
+                <w:b w:val="0"/>
+                <w:color w:val="000000"/>
               </w:rPr>
               <w:t>尝试篡改本地 Token 并发起请求</w:t>
             </w:r>
@@ -36946,22 +38434,30 @@
         </w:tc>
         <w:tc>
           <w:tcPr>
-            <w:tcW w:w="1831" w:type="pct"/>
-            <w:tcBorders>
+            <w:tcW w:w="1658" w:type="pct"/>
+            <w:tcBorders>
+              <w:top w:val="single" w:color="000000" w:sz="4" w:space="0"/>
               <w:tl2br w:val="nil"/>
               <w:tr2bl w:val="nil"/>
             </w:tcBorders>
-            <w:vAlign w:val="center"/>
-          </w:tcPr>
-          <w:p>
-            <w:pPr>
-              <w:pStyle w:val="40"/>
-              <w:spacing w:line="360" w:lineRule="auto"/>
-              <w:jc w:val="center"/>
+            <w:shd w:val="clear" w:color="auto" w:fill="FFFFFF"/>
+            <w:vAlign w:val="center"/>
+          </w:tcPr>
+          <w:p>
+            <w:pPr>
+              <w:pStyle w:val="40"/>
+              <w:spacing w:line="360" w:lineRule="auto"/>
+              <w:jc w:val="center"/>
+              <w:rPr>
+                <w:b w:val="0"/>
+                <w:color w:val="000000"/>
+              </w:rPr>
             </w:pPr>
             <w:r>
               <w:rPr>
                 <w:rFonts w:hint="eastAsia"/>
+                <w:b w:val="0"/>
+                <w:color w:val="000000"/>
                 <w:lang w:val="en-US" w:eastAsia="zh-CN"/>
               </w:rPr>
               <w:t>后端拦截，返回 401 状态码</w:t>
@@ -36991,11 +38487,12 @@
         </w:trPr>
         <w:tc>
           <w:tcPr>
-            <w:tcW w:w="899" w:type="pct"/>
+            <w:tcW w:w="629" w:type="pct"/>
             <w:tcBorders>
               <w:tl2br w:val="nil"/>
               <w:tr2bl w:val="nil"/>
             </w:tcBorders>
+            <w:shd w:val="clear" w:color="auto" w:fill="FFFFFF"/>
             <w:vAlign w:val="center"/>
           </w:tcPr>
           <w:p>
@@ -37008,12 +38505,16 @@
               <w:jc w:val="center"/>
               <w:rPr>
                 <w:rFonts w:hint="eastAsia"/>
+                <w:b w:val="0"/>
+                <w:color w:val="000000"/>
                 <w:lang w:val="en-US" w:eastAsia="zh-CN"/>
               </w:rPr>
             </w:pPr>
             <w:r>
               <w:rPr>
                 <w:rFonts w:hint="eastAsia"/>
+                <w:b w:val="0"/>
+                <w:color w:val="000000"/>
                 <w:lang w:val="en-US" w:eastAsia="zh-CN"/>
               </w:rPr>
               <w:t>权限控制</w:t>
@@ -37022,11 +38523,12 @@
         </w:tc>
         <w:tc>
           <w:tcPr>
-            <w:tcW w:w="961" w:type="pct"/>
+            <w:tcW w:w="848" w:type="pct"/>
             <w:tcBorders>
               <w:tl2br w:val="nil"/>
               <w:tr2bl w:val="nil"/>
             </w:tcBorders>
+            <w:shd w:val="clear" w:color="auto" w:fill="FFFFFF"/>
             <w:vAlign w:val="center"/>
           </w:tcPr>
           <w:p>
@@ -37036,12 +38538,16 @@
               <w:jc w:val="center"/>
               <w:rPr>
                 <w:rFonts w:hint="default"/>
+                <w:b w:val="0"/>
+                <w:color w:val="000000"/>
                 <w:lang w:val="en-US" w:eastAsia="zh-CN"/>
               </w:rPr>
             </w:pPr>
             <w:r>
               <w:rPr>
                 <w:rFonts w:hint="default"/>
+                <w:b w:val="0"/>
+                <w:color w:val="000000"/>
                 <w:lang w:val="en-US" w:eastAsia="zh-CN"/>
               </w:rPr>
               <w:t>水平越权测试</w:t>
@@ -37050,11 +38556,12 @@
         </w:tc>
         <w:tc>
           <w:tcPr>
-            <w:tcW w:w="1307" w:type="pct"/>
+            <w:tcW w:w="1863" w:type="pct"/>
             <w:tcBorders>
               <w:tl2br w:val="nil"/>
               <w:tr2bl w:val="nil"/>
             </w:tcBorders>
+            <w:shd w:val="clear" w:color="auto" w:fill="FFFFFF"/>
             <w:vAlign w:val="center"/>
           </w:tcPr>
           <w:p>
@@ -37064,12 +38571,16 @@
               <w:jc w:val="center"/>
               <w:rPr>
                 <w:rFonts w:hint="default" w:eastAsia="宋体"/>
+                <w:b w:val="0"/>
+                <w:color w:val="000000"/>
                 <w:lang w:val="en-US" w:eastAsia="zh-CN"/>
               </w:rPr>
             </w:pPr>
             <w:r>
               <w:rPr>
                 <w:rFonts w:hint="default" w:eastAsia="宋体"/>
+                <w:b w:val="0"/>
+                <w:color w:val="000000"/>
                 <w:lang w:val="en-US" w:eastAsia="zh-CN"/>
               </w:rPr>
               <w:t>A 用户通过接口尝试删除 B 用户数据</w:t>
@@ -37078,11 +38589,12 @@
         </w:tc>
         <w:tc>
           <w:tcPr>
-            <w:tcW w:w="1831" w:type="pct"/>
+            <w:tcW w:w="1658" w:type="pct"/>
             <w:tcBorders>
               <w:tl2br w:val="nil"/>
               <w:tr2bl w:val="nil"/>
             </w:tcBorders>
+            <w:shd w:val="clear" w:color="auto" w:fill="FFFFFF"/>
             <w:vAlign w:val="center"/>
           </w:tcPr>
           <w:p>
@@ -37092,12 +38604,16 @@
               <w:jc w:val="center"/>
               <w:rPr>
                 <w:rFonts w:hint="default"/>
+                <w:b w:val="0"/>
+                <w:color w:val="000000"/>
                 <w:lang w:val="en-US" w:eastAsia="zh-CN"/>
               </w:rPr>
             </w:pPr>
             <w:r>
               <w:rPr>
                 <w:rFonts w:hint="eastAsia"/>
+                <w:b w:val="0"/>
+                <w:color w:val="000000"/>
                 <w:lang w:val="en-US" w:eastAsia="zh-CN"/>
               </w:rPr>
               <w:t>权限校验失败，禁止删除操作</w:t>
@@ -37127,11 +38643,12 @@
         </w:trPr>
         <w:tc>
           <w:tcPr>
-            <w:tcW w:w="899" w:type="pct"/>
+            <w:tcW w:w="629" w:type="pct"/>
             <w:tcBorders>
               <w:tl2br w:val="nil"/>
               <w:tr2bl w:val="nil"/>
             </w:tcBorders>
+            <w:shd w:val="clear" w:color="auto" w:fill="FFFFFF"/>
             <w:vAlign w:val="center"/>
           </w:tcPr>
           <w:p>
@@ -37141,12 +38658,16 @@
               <w:jc w:val="center"/>
               <w:rPr>
                 <w:rFonts w:hint="default"/>
+                <w:b w:val="0"/>
+                <w:color w:val="000000"/>
                 <w:lang w:val="en-US" w:eastAsia="zh-CN"/>
               </w:rPr>
             </w:pPr>
             <w:r>
               <w:rPr>
                 <w:rFonts w:hint="default"/>
+                <w:b w:val="0"/>
+                <w:color w:val="000000"/>
                 <w:lang w:val="en-US" w:eastAsia="zh-CN"/>
               </w:rPr>
               <w:t>权限控制</w:t>
@@ -37155,11 +38676,12 @@
         </w:tc>
         <w:tc>
           <w:tcPr>
-            <w:tcW w:w="961" w:type="pct"/>
+            <w:tcW w:w="848" w:type="pct"/>
             <w:tcBorders>
               <w:tl2br w:val="nil"/>
               <w:tr2bl w:val="nil"/>
             </w:tcBorders>
+            <w:shd w:val="clear" w:color="auto" w:fill="FFFFFF"/>
             <w:vAlign w:val="center"/>
           </w:tcPr>
           <w:p>
@@ -37169,12 +38691,16 @@
               <w:jc w:val="center"/>
               <w:rPr>
                 <w:rFonts w:hint="default"/>
+                <w:b w:val="0"/>
+                <w:color w:val="000000"/>
                 <w:lang w:val="en-US" w:eastAsia="zh-CN"/>
               </w:rPr>
             </w:pPr>
             <w:r>
               <w:rPr>
                 <w:rFonts w:hint="default"/>
+                <w:b w:val="0"/>
+                <w:color w:val="000000"/>
                 <w:lang w:val="en-US" w:eastAsia="zh-CN"/>
               </w:rPr>
               <w:t>垂直越权测试</w:t>
@@ -37183,11 +38709,12 @@
         </w:tc>
         <w:tc>
           <w:tcPr>
-            <w:tcW w:w="1307" w:type="pct"/>
+            <w:tcW w:w="1863" w:type="pct"/>
             <w:tcBorders>
               <w:tl2br w:val="nil"/>
               <w:tr2bl w:val="nil"/>
             </w:tcBorders>
+            <w:shd w:val="clear" w:color="auto" w:fill="FFFFFF"/>
             <w:vAlign w:val="center"/>
           </w:tcPr>
           <w:p>
@@ -37197,12 +38724,16 @@
               <w:jc w:val="center"/>
               <w:rPr>
                 <w:rFonts w:hint="default" w:eastAsia="宋体"/>
+                <w:b w:val="0"/>
+                <w:color w:val="000000"/>
                 <w:lang w:val="en-US" w:eastAsia="zh-CN"/>
               </w:rPr>
             </w:pPr>
             <w:r>
               <w:rPr>
                 <w:rFonts w:hint="default" w:eastAsia="宋体"/>
+                <w:b w:val="0"/>
+                <w:color w:val="000000"/>
                 <w:lang w:val="en-US" w:eastAsia="zh-CN"/>
               </w:rPr>
               <w:t>普通学生尝试调用活动审核接口</w:t>
@@ -37211,11 +38742,12 @@
         </w:tc>
         <w:tc>
           <w:tcPr>
-            <w:tcW w:w="1831" w:type="pct"/>
+            <w:tcW w:w="1658" w:type="pct"/>
             <w:tcBorders>
               <w:tl2br w:val="nil"/>
               <w:tr2bl w:val="nil"/>
             </w:tcBorders>
+            <w:shd w:val="clear" w:color="auto" w:fill="FFFFFF"/>
             <w:vAlign w:val="center"/>
           </w:tcPr>
           <w:p>
@@ -37225,148 +38757,19 @@
               <w:jc w:val="center"/>
               <w:rPr>
                 <w:rFonts w:hint="default"/>
+                <w:b w:val="0"/>
+                <w:color w:val="000000"/>
                 <w:lang w:val="en-US" w:eastAsia="zh-CN"/>
               </w:rPr>
             </w:pPr>
             <w:r>
               <w:rPr>
                 <w:rFonts w:hint="default"/>
+                <w:b w:val="0"/>
+                <w:color w:val="000000"/>
                 <w:lang w:val="en-US" w:eastAsia="zh-CN"/>
               </w:rPr>
               <w:t>系统识别角色不符，拒绝访问</w:t>
-            </w:r>
-          </w:p>
-        </w:tc>
-      </w:tr>
-      <w:tr>
-        <w:tblPrEx>
-          <w:tblBorders>
-            <w:top w:val="single" w:color="000000" w:sz="12" w:space="0"/>
-            <w:left w:val="none" w:color="auto" w:sz="0" w:space="0"/>
-            <w:bottom w:val="single" w:color="000000" w:sz="12" w:space="0"/>
-            <w:right w:val="none" w:color="auto" w:sz="0" w:space="0"/>
-            <w:insideH w:val="none" w:color="auto" w:sz="0" w:space="0"/>
-            <w:insideV w:val="none" w:color="auto" w:sz="0" w:space="0"/>
-          </w:tblBorders>
-          <w:tblCellMar>
-            <w:top w:w="0" w:type="dxa"/>
-            <w:left w:w="10" w:type="dxa"/>
-            <w:bottom w:w="0" w:type="dxa"/>
-            <w:right w:w="10" w:type="dxa"/>
-          </w:tblCellMar>
-        </w:tblPrEx>
-        <w:trPr>
-          <w:jc w:val="center"/>
-        </w:trPr>
-        <w:tc>
-          <w:tcPr>
-            <w:tcW w:w="899" w:type="pct"/>
-            <w:tcBorders>
-              <w:tl2br w:val="nil"/>
-              <w:tr2bl w:val="nil"/>
-            </w:tcBorders>
-            <w:vAlign w:val="center"/>
-          </w:tcPr>
-          <w:p>
-            <w:pPr>
-              <w:pStyle w:val="40"/>
-              <w:spacing w:line="360" w:lineRule="auto"/>
-              <w:jc w:val="center"/>
-              <w:rPr>
-                <w:rFonts w:hint="eastAsia"/>
-                <w:lang w:val="en-US" w:eastAsia="zh-CN"/>
-              </w:rPr>
-            </w:pPr>
-            <w:r>
-              <w:rPr>
-                <w:rFonts w:hint="eastAsia"/>
-                <w:lang w:val="en-US" w:eastAsia="zh-CN"/>
-              </w:rPr>
-              <w:t>数据安全</w:t>
-            </w:r>
-          </w:p>
-        </w:tc>
-        <w:tc>
-          <w:tcPr>
-            <w:tcW w:w="961" w:type="pct"/>
-            <w:tcBorders>
-              <w:tl2br w:val="nil"/>
-              <w:tr2bl w:val="nil"/>
-            </w:tcBorders>
-            <w:vAlign w:val="center"/>
-          </w:tcPr>
-          <w:p>
-            <w:pPr>
-              <w:pStyle w:val="40"/>
-              <w:spacing w:line="360" w:lineRule="auto"/>
-              <w:jc w:val="center"/>
-              <w:rPr>
-                <w:rFonts w:hint="eastAsia"/>
-                <w:lang w:val="en-US" w:eastAsia="zh-CN"/>
-              </w:rPr>
-            </w:pPr>
-            <w:r>
-              <w:rPr>
-                <w:rFonts w:hint="eastAsia"/>
-                <w:lang w:val="en-US" w:eastAsia="zh-CN"/>
-              </w:rPr>
-              <w:t>SQL 注入防护</w:t>
-            </w:r>
-          </w:p>
-        </w:tc>
-        <w:tc>
-          <w:tcPr>
-            <w:tcW w:w="1307" w:type="pct"/>
-            <w:tcBorders>
-              <w:tl2br w:val="nil"/>
-              <w:tr2bl w:val="nil"/>
-            </w:tcBorders>
-            <w:vAlign w:val="center"/>
-          </w:tcPr>
-          <w:p>
-            <w:pPr>
-              <w:pStyle w:val="40"/>
-              <w:spacing w:line="360" w:lineRule="auto"/>
-              <w:jc w:val="center"/>
-              <w:rPr>
-                <w:rFonts w:hint="eastAsia"/>
-                <w:lang w:val="en-US" w:eastAsia="zh-CN"/>
-              </w:rPr>
-            </w:pPr>
-            <w:r>
-              <w:rPr>
-                <w:rFonts w:hint="eastAsia"/>
-                <w:lang w:val="en-US" w:eastAsia="zh-CN"/>
-              </w:rPr>
-              <w:t>在搜索框输入 ' OR 1=1 -- 等攻击语句</w:t>
-            </w:r>
-          </w:p>
-        </w:tc>
-        <w:tc>
-          <w:tcPr>
-            <w:tcW w:w="1831" w:type="pct"/>
-            <w:tcBorders>
-              <w:tl2br w:val="nil"/>
-              <w:tr2bl w:val="nil"/>
-            </w:tcBorders>
-            <w:vAlign w:val="center"/>
-          </w:tcPr>
-          <w:p>
-            <w:pPr>
-              <w:pStyle w:val="40"/>
-              <w:spacing w:line="360" w:lineRule="auto"/>
-              <w:jc w:val="center"/>
-              <w:rPr>
-                <w:rFonts w:hint="eastAsia"/>
-                <w:lang w:val="en-US" w:eastAsia="zh-CN"/>
-              </w:rPr>
-            </w:pPr>
-            <w:r>
-              <w:rPr>
-                <w:rFonts w:hint="eastAsia"/>
-                <w:lang w:val="en-US" w:eastAsia="zh-CN"/>
-              </w:rPr>
-              <w:t>系统转义非法字符，按字面量查询</w:t>
             </w:r>
           </w:p>
         </w:tc>
@@ -37386,19 +38789,6 @@
           <w:rFonts w:hint="default"/>
         </w:rPr>
         <w:t>系统通过JWT令牌机制实现了严密的身份认证，能够有效拦截非法请求和伪造登录。在业务逻辑层面，系统建立了严格的角色权限隔离体系，防止了越权操作的风险</w:t>
-      </w:r>
-      <w:r>
-        <w:rPr>
-          <w:rFonts w:hint="eastAsia"/>
-          <w:lang w:eastAsia="zh-CN"/>
-        </w:rPr>
-        <w:t>。</w:t>
-      </w:r>
-      <w:r>
-        <w:rPr>
-          <w:rFonts w:hint="default"/>
-        </w:rPr>
-        <w:t>采用了数据库预编译技术，系统能够有效防御SQL注入攻击，保障了用户信息和校园业务数据的安全</w:t>
       </w:r>
       <w:r>
         <w:rPr>
@@ -39415,8 +40805,6 @@
           <w:lang w:val="en-US" w:eastAsia="zh-CN"/>
         </w:rPr>
       </w:pPr>
-      <w:bookmarkStart w:id="117" w:name="_GoBack"/>
-      <w:bookmarkEnd w:id="117"/>
     </w:p>
     <w:sectPr>
       <w:footerReference r:id="rId4" w:type="default"/>

--- a/基于微信小程序的校园活动报名系统设计与实现.docx
+++ b/基于微信小程序的校园活动报名系统设计与实现.docx
@@ -14235,6 +14235,14 @@
         <w:gridCol w:w="1374"/>
       </w:tblGrid>
       <w:tr>
+        <w:tblPrEx>
+          <w:tblCellMar>
+            <w:top w:w="0" w:type="dxa"/>
+            <w:left w:w="10" w:type="dxa"/>
+            <w:bottom w:w="0" w:type="dxa"/>
+            <w:right w:w="10" w:type="dxa"/>
+          </w:tblCellMar>
+        </w:tblPrEx>
         <w:trPr>
           <w:jc w:val="center"/>
         </w:trPr>
@@ -19127,6 +19135,12 @@
             <w:insideH w:val="none" w:color="auto" w:sz="0" w:space="0"/>
             <w:insideV w:val="none" w:color="auto" w:sz="0" w:space="0"/>
           </w:tblBorders>
+          <w:tblCellMar>
+            <w:top w:w="0" w:type="dxa"/>
+            <w:left w:w="0" w:type="dxa"/>
+            <w:bottom w:w="0" w:type="dxa"/>
+            <w:right w:w="0" w:type="dxa"/>
+          </w:tblCellMar>
         </w:tblPrEx>
         <w:trPr>
           <w:trHeight w:val="5549" w:hRule="atLeast"/>
@@ -25809,8 +25823,6 @@
       <w:r>
         <w:t>。</w:t>
       </w:r>
-      <w:bookmarkStart w:id="117" w:name="_GoBack"/>
-      <w:bookmarkEnd w:id="117"/>
     </w:p>
     <w:tbl>
       <w:tblPr>
@@ -29484,7 +29496,23 @@
               <w:rPr>
                 <w:color w:val="000000"/>
               </w:rPr>
-              <w:t>A 用户通过接口尝试删除 B 用户数据</w:t>
+              <w:t xml:space="preserve">A 用户通过接口尝试删除 </w:t>
+            </w:r>
+          </w:p>
+          <w:p>
+            <w:pPr>
+              <w:pStyle w:val="40"/>
+              <w:spacing w:line="360" w:lineRule="auto"/>
+              <w:jc w:val="center"/>
+              <w:rPr>
+                <w:color w:val="000000"/>
+              </w:rPr>
+            </w:pPr>
+            <w:r>
+              <w:rPr>
+                <w:color w:val="000000"/>
+              </w:rPr>
+              <w:t>B 用户数据</w:t>
             </w:r>
           </w:p>
         </w:tc>
@@ -29674,6 +29702,8 @@
           <w:rFonts w:hint="default"/>
         </w:rPr>
       </w:pPr>
+      <w:bookmarkStart w:id="117" w:name="_GoBack"/>
+      <w:bookmarkEnd w:id="117"/>
       <w:bookmarkStart w:id="93" w:name="_Toc1167"/>
     </w:p>
     <w:p>
@@ -31501,7 +31531,7 @@
     <w:lsdException w:unhideWhenUsed="0" w:uiPriority="0" w:semiHidden="0" w:name="HTML Sample"/>
     <w:lsdException w:unhideWhenUsed="0" w:uiPriority="0" w:semiHidden="0" w:name="HTML Typewriter"/>
     <w:lsdException w:unhideWhenUsed="0" w:uiPriority="0" w:semiHidden="0" w:name="HTML Variable"/>
-    <w:lsdException w:uiPriority="99" w:name="Normal Table"/>
+    <w:lsdException w:qFormat="1" w:uiPriority="99" w:name="Normal Table"/>
     <w:lsdException w:unhideWhenUsed="0" w:uiPriority="0" w:semiHidden="0" w:name="annotation subject"/>
     <w:lsdException w:uiPriority="0" w:name="Table Simple 1"/>
     <w:lsdException w:uiPriority="0" w:name="Table Simple 2"/>
@@ -31778,6 +31808,7 @@
     <w:name w:val="Normal Table"/>
     <w:semiHidden/>
     <w:unhideWhenUsed/>
+    <w:qFormat/>
     <w:uiPriority w:val="99"/>
     <w:tblPr>
       <w:tblCellMar>

--- a/基于微信小程序的校园活动报名系统设计与实现.docx
+++ b/基于微信小程序的校园活动报名系统设计与实现.docx
@@ -630,8 +630,6 @@
           <w:u w:val="single"/>
         </w:rPr>
       </w:pPr>
-      <w:bookmarkStart w:id="117" w:name="_GoBack"/>
-      <w:bookmarkEnd w:id="117"/>
     </w:p>
     <w:sdt>
       <w:sdtPr>
@@ -3937,7 +3935,7 @@
       </w:pPr>
       <w:bookmarkStart w:id="2" w:name="_Toc446"/>
       <w:r>
-        <w:t>1 绪论</w:t>
+        <w:t>1绪论</w:t>
       </w:r>
       <w:bookmarkEnd w:id="2"/>
     </w:p>
@@ -4377,7 +4375,17 @@
       </w:pPr>
       <w:bookmarkStart w:id="6" w:name="_Toc30693"/>
       <w:r>
-        <w:t>1.4论文框架结构</w:t>
+        <w:t>1.4</w:t>
+      </w:r>
+      <w:r>
+        <w:rPr>
+          <w:rFonts w:hint="eastAsia"/>
+          <w:lang w:val="en-US" w:eastAsia="zh-CN"/>
+        </w:rPr>
+        <w:t xml:space="preserve"> </w:t>
+      </w:r>
+      <w:r>
+        <w:t>论文框架结构</w:t>
       </w:r>
       <w:bookmarkEnd w:id="6"/>
     </w:p>
@@ -4493,7 +4501,7 @@
       </w:pPr>
       <w:bookmarkStart w:id="7" w:name="_Toc11861"/>
       <w:r>
-        <w:t>2 相关技术</w:t>
+        <w:t>2相关技术</w:t>
       </w:r>
       <w:bookmarkEnd w:id="7"/>
     </w:p>
@@ -5755,7 +5763,7 @@
       </w:pPr>
       <w:bookmarkStart w:id="31" w:name="_Toc13883"/>
       <w:r>
-        <w:t>4 系统概要设计</w:t>
+        <w:t>4系统概要设计</w:t>
       </w:r>
       <w:bookmarkEnd w:id="31"/>
     </w:p>
@@ -5933,8 +5941,8 @@
           <w:rFonts w:hint="default"/>
         </w:rPr>
       </w:pPr>
-      <w:bookmarkStart w:id="37" w:name="_Toc3189"/>
-      <w:bookmarkStart w:id="38" w:name="_Toc16477"/>
+      <w:bookmarkStart w:id="37" w:name="_Toc16477"/>
+      <w:bookmarkStart w:id="38" w:name="_Toc3189"/>
       <w:r>
         <w:rPr>
           <w:rFonts w:hint="default"/>
@@ -6453,7 +6461,20 @@
         <w:rPr>
           <w:rFonts w:hint="default"/>
         </w:rPr>
-        <w:t>4.2.3 后台管理端功能模块设计</w:t>
+        <w:t>4.2.3</w:t>
+      </w:r>
+      <w:r>
+        <w:rPr>
+          <w:rFonts w:hint="eastAsia"/>
+          <w:lang w:val="en-US" w:eastAsia="zh-CN"/>
+        </w:rPr>
+        <w:t xml:space="preserve"> </w:t>
+      </w:r>
+      <w:r>
+        <w:rPr>
+          <w:rFonts w:hint="default"/>
+        </w:rPr>
+        <w:t>后台管理端功能模块设计</w:t>
       </w:r>
       <w:bookmarkEnd w:id="43"/>
     </w:p>
@@ -6622,7 +6643,17 @@
         </w:rPr>
       </w:pPr>
       <w:r>
-        <w:t>4.3数据库设计</w:t>
+        <w:t>4.3</w:t>
+      </w:r>
+      <w:r>
+        <w:rPr>
+          <w:rFonts w:hint="eastAsia"/>
+          <w:lang w:val="en-US" w:eastAsia="zh-CN"/>
+        </w:rPr>
+        <w:t xml:space="preserve"> </w:t>
+      </w:r>
+      <w:r>
+        <w:t>数据库设计</w:t>
       </w:r>
       <w:bookmarkEnd w:id="45"/>
     </w:p>
@@ -6638,7 +6669,17 @@
       </w:pPr>
       <w:bookmarkStart w:id="46" w:name="_Toc15961"/>
       <w:r>
-        <w:t>4.3.1数据库E-R图</w:t>
+        <w:t>4.3.1</w:t>
+      </w:r>
+      <w:r>
+        <w:rPr>
+          <w:rFonts w:hint="eastAsia"/>
+          <w:lang w:val="en-US" w:eastAsia="zh-CN"/>
+        </w:rPr>
+        <w:t xml:space="preserve"> </w:t>
+      </w:r>
+      <w:r>
+        <w:t>数据库E-R图</w:t>
       </w:r>
       <w:bookmarkEnd w:id="46"/>
     </w:p>
@@ -7237,7 +7278,17 @@
         </w:rPr>
       </w:pPr>
       <w:r>
-        <w:t>4.3.2数据库表设计</w:t>
+        <w:t>4.3.2</w:t>
+      </w:r>
+      <w:r>
+        <w:rPr>
+          <w:rFonts w:hint="eastAsia"/>
+          <w:lang w:val="en-US" w:eastAsia="zh-CN"/>
+        </w:rPr>
+        <w:t xml:space="preserve"> </w:t>
+      </w:r>
+      <w:r>
+        <w:t>数据库表设计</w:t>
       </w:r>
       <w:bookmarkEnd w:id="52"/>
     </w:p>
@@ -19851,7 +19902,7 @@
       </w:pPr>
       <w:bookmarkStart w:id="59" w:name="_Toc24670"/>
       <w:r>
-        <w:t>5 系统设计与实现</w:t>
+        <w:t>5系统设计与实现</w:t>
       </w:r>
       <w:bookmarkEnd w:id="59"/>
     </w:p>
@@ -19866,7 +19917,17 @@
       </w:pPr>
       <w:bookmarkStart w:id="60" w:name="_Toc15459"/>
       <w:r>
-        <w:t>5.1系统登录注册与用户信息完善功能实现</w:t>
+        <w:t>5.1</w:t>
+      </w:r>
+      <w:r>
+        <w:rPr>
+          <w:rFonts w:hint="eastAsia"/>
+          <w:lang w:val="en-US" w:eastAsia="zh-CN"/>
+        </w:rPr>
+        <w:t xml:space="preserve"> </w:t>
+      </w:r>
+      <w:r>
+        <w:t>系统登录注册与用户信息完善功能实现</w:t>
       </w:r>
       <w:bookmarkEnd w:id="60"/>
     </w:p>
@@ -22370,6 +22431,12 @@
             <w:insideH w:val="none" w:color="auto" w:sz="0" w:space="0"/>
             <w:insideV w:val="none" w:color="auto" w:sz="0" w:space="0"/>
           </w:tblBorders>
+          <w:tblCellMar>
+            <w:top w:w="0" w:type="dxa"/>
+            <w:left w:w="108" w:type="dxa"/>
+            <w:bottom w:w="0" w:type="dxa"/>
+            <w:right w:w="108" w:type="dxa"/>
+          </w:tblCellMar>
         </w:tblPrEx>
         <w:trPr>
           <w:jc w:val="center"/>
@@ -30576,6 +30643,12 @@
             <w:insideH w:val="none" w:color="auto" w:sz="0" w:space="0"/>
             <w:insideV w:val="none" w:color="auto" w:sz="0" w:space="0"/>
           </w:tblBorders>
+          <w:tblCellMar>
+            <w:top w:w="0" w:type="dxa"/>
+            <w:left w:w="10" w:type="dxa"/>
+            <w:bottom w:w="0" w:type="dxa"/>
+            <w:right w:w="10" w:type="dxa"/>
+          </w:tblCellMar>
         </w:tblPrEx>
         <w:trPr>
           <w:jc w:val="center"/>
@@ -32771,7 +32844,7 @@
         <w:rPr>
           <w:rFonts w:hint="default"/>
         </w:rPr>
-        <w:t>7 总结与展望</w:t>
+        <w:t>7总结与展望</w:t>
       </w:r>
       <w:bookmarkEnd w:id="94"/>
     </w:p>
@@ -33792,7 +33865,7 @@
           <w:sz w:val="24"/>
           <w:lang w:val="en-US" w:eastAsia="zh-CN"/>
         </w:rPr>
-        <w:t>2026</w:t>
+        <w:t xml:space="preserve">      </w:t>
       </w:r>
       <w:r>
         <w:rPr>
@@ -33807,7 +33880,7 @@
           <w:sz w:val="24"/>
           <w:lang w:val="en-US" w:eastAsia="zh-CN"/>
         </w:rPr>
-        <w:t>5</w:t>
+        <w:t xml:space="preserve">    </w:t>
       </w:r>
       <w:r>
         <w:rPr>
@@ -33822,7 +33895,17 @@
           <w:sz w:val="24"/>
           <w:lang w:val="en-US" w:eastAsia="zh-CN"/>
         </w:rPr>
-        <w:t>16</w:t>
+        <w:t xml:space="preserve">  </w:t>
+      </w:r>
+      <w:bookmarkStart w:id="117" w:name="_GoBack"/>
+      <w:bookmarkEnd w:id="117"/>
+      <w:r>
+        <w:rPr>
+          <w:rFonts w:hint="eastAsia"/>
+          <w:sz w:val="24"/>
+          <w:lang w:val="en-US" w:eastAsia="zh-CN"/>
+        </w:rPr>
+        <w:t xml:space="preserve">  </w:t>
       </w:r>
       <w:r>
         <w:rPr>
@@ -34232,7 +34315,7 @@
           <w:szCs w:val="20"/>
           <w:lang w:val="en-US" w:eastAsia="zh-CN"/>
         </w:rPr>
-        <w:t>2026</w:t>
+        <w:t xml:space="preserve">      </w:t>
       </w:r>
       <w:r>
         <w:rPr>
@@ -34249,7 +34332,7 @@
           <w:szCs w:val="20"/>
           <w:lang w:val="en-US" w:eastAsia="zh-CN"/>
         </w:rPr>
-        <w:t>5</w:t>
+        <w:t xml:space="preserve">    </w:t>
       </w:r>
       <w:r>
         <w:rPr>
@@ -34266,7 +34349,7 @@
           <w:szCs w:val="20"/>
           <w:lang w:val="en-US" w:eastAsia="zh-CN"/>
         </w:rPr>
-        <w:t>16</w:t>
+        <w:t xml:space="preserve">    </w:t>
       </w:r>
       <w:r>
         <w:rPr>
